--- a/data/outputs/v2/Physics/SS3.4_Electrostatics/Physics_Electrostatics_CBE_LessonSequence.docx
+++ b/data/outputs/v2/Physics/SS3.4_Electrostatics/Physics_Electrostatics_CBE_LessonSequence.docx
@@ -3571,7 +3571,7 @@
             <w:pPr>
               <w:spacing w:after="20" w:before="0"/>
             </w:pPr>
-            <w:hyperlink w:history="1" r:id="rId8ycvbvf7yq8dtc1p52hya">
+            <w:hyperlink w:history="1" r:id="rId60pmhdxo2u_yi4sfia44p">
               <w:r>
                 <w:rPr>
                   <w:rFonts w:ascii="Arial" w:cs="Arial" w:eastAsia="Arial" w:hAnsi="Arial"/>
@@ -3580,7 +3580,7 @@
                   <w:szCs w:val="16"/>
                   <w:u w:val="single" w:color="2E75B6"/>
                 </w:rPr>
-                <w:t xml:space="preserve">Proof: Field from infinite plate (part 1)</w:t>
+                <w:t xml:space="preserve">Electrostatic telegraphs (case study)</w:t>
               </w:r>
             </w:hyperlink>
           </w:p>
@@ -3604,7 +3604,7 @@
               <w:spacing w:after="10" w:before="0"/>
               <w:ind w:left="120"/>
             </w:pPr>
-            <w:hyperlink w:history="1" r:id="rIdgvxmn3lyyeii2f8-keqtg">
+            <w:hyperlink w:history="1" r:id="rIdjwofbj9h3h7z7skuaerwl">
               <w:r>
                 <w:rPr>
                   <w:rFonts w:ascii="Arial" w:cs="Arial" w:eastAsia="Arial" w:hAnsi="Arial"/>
@@ -3642,14 +3642,14 @@
                 <w:sz w:val="16"/>
                 <w:szCs w:val="16"/>
               </w:rPr>
-              <w:t xml:space="preserve">📖 PDF:</w:t>
+              <w:t xml:space="preserve">📖 HTML:</w:t>
             </w:r>
           </w:p>
           <w:p>
             <w:pPr>
               <w:spacing w:after="20" w:before="0"/>
             </w:pPr>
-            <w:hyperlink w:history="1" r:id="rIdejq5cdoht1x-hmbjmlhux">
+            <w:hyperlink w:history="1" r:id="rIdycwhgis9ehse1d-6lsmnn">
               <w:r>
                 <w:rPr>
                   <w:rFonts w:ascii="Arial" w:cs="Arial" w:eastAsia="Arial" w:hAnsi="Arial"/>
@@ -3658,7 +3658,7 @@
                   <w:szCs w:val="16"/>
                   <w:u w:val="single" w:color="2E75B6"/>
                 </w:rPr>
-                <w:t xml:space="preserve">topical-test-form-3-physics-electrostatics-2-answers</w:t>
+                <w:t xml:space="preserve">Charges and Fields</w:t>
               </w:r>
             </w:hyperlink>
           </w:p>
@@ -3674,7 +3674,7 @@
                 <w:sz w:val="14"/>
                 <w:szCs w:val="14"/>
               </w:rPr>
-              <w:t xml:space="preserve">Source: Kenya Curriculum Tools 2025</w:t>
+              <w:t xml:space="preserve">Source: PhET Interactive Simulations (English)</w:t>
             </w:r>
           </w:p>
           <w:p>
@@ -3682,7 +3682,7 @@
               <w:spacing w:after="10" w:before="0"/>
               <w:ind w:left="120"/>
             </w:pPr>
-            <w:hyperlink w:history="1" r:id="rIdc36odj3jl1sfxhlctjvny">
+            <w:hyperlink w:history="1" r:id="rIdk11skpm-avtmadecumsk9">
               <w:r>
                 <w:rPr>
                   <w:rFonts w:ascii="Arial" w:cs="Arial" w:eastAsia="Arial" w:hAnsi="Arial"/>
@@ -3877,7 +3877,7 @@
             <w:pPr>
               <w:spacing w:after="20" w:before="0"/>
             </w:pPr>
-            <w:hyperlink w:history="1" r:id="rIdx84dvkhsmnbpuqyzs5g_l">
+            <w:hyperlink w:history="1" r:id="rIdhoyq-i1qqjdqsqw27tbmz">
               <w:r>
                 <w:rPr>
                   <w:rFonts w:ascii="Arial" w:cs="Arial" w:eastAsia="Arial" w:hAnsi="Arial"/>
@@ -3886,7 +3886,7 @@
                   <w:szCs w:val="16"/>
                   <w:u w:val="single" w:color="2E75B6"/>
                 </w:rPr>
-                <w:t xml:space="preserve">Proof: Field from infinite plate (part 1)</w:t>
+                <w:t xml:space="preserve">Electric field direction</w:t>
               </w:r>
             </w:hyperlink>
           </w:p>
@@ -3910,7 +3910,7 @@
               <w:spacing w:after="10" w:before="0"/>
               <w:ind w:left="120"/>
             </w:pPr>
-            <w:hyperlink w:history="1" r:id="rIdfz41wiziqaaa-_7udboqg">
+            <w:hyperlink w:history="1" r:id="rIdypfxzwsqievfylf6uy4sp">
               <w:r>
                 <w:rPr>
                   <w:rFonts w:ascii="Arial" w:cs="Arial" w:eastAsia="Arial" w:hAnsi="Arial"/>
@@ -3948,14 +3948,14 @@
                 <w:sz w:val="16"/>
                 <w:szCs w:val="16"/>
               </w:rPr>
-              <w:t xml:space="preserve">📖 PDF:</w:t>
+              <w:t xml:space="preserve">📖 HTML:</w:t>
             </w:r>
           </w:p>
           <w:p>
             <w:pPr>
               <w:spacing w:after="20" w:before="0"/>
             </w:pPr>
-            <w:hyperlink w:history="1" r:id="rIdnri1mqanxv7qs_eooj9g_">
+            <w:hyperlink w:history="1" r:id="rIdruhgosrcwvim355vt7scg">
               <w:r>
                 <w:rPr>
                   <w:rFonts w:ascii="Arial" w:cs="Arial" w:eastAsia="Arial" w:hAnsi="Arial"/>
@@ -3964,7 +3964,7 @@
                   <w:szCs w:val="16"/>
                   <w:u w:val="single" w:color="2E75B6"/>
                 </w:rPr>
-                <w:t xml:space="preserve">topical-test-form-3-physics-electrostatics-2-answers</w:t>
+                <w:t xml:space="preserve">Electric Charge and Electric Force (Flexbook)</w:t>
               </w:r>
             </w:hyperlink>
           </w:p>
@@ -3980,7 +3980,7 @@
                 <w:sz w:val="14"/>
                 <w:szCs w:val="14"/>
               </w:rPr>
-              <w:t xml:space="preserve">Source: Kenya Curriculum Tools 2025</w:t>
+              <w:t xml:space="preserve">Source: CK-12</w:t>
             </w:r>
           </w:p>
           <w:p>
@@ -3988,7 +3988,7 @@
               <w:spacing w:after="10" w:before="0"/>
               <w:ind w:left="120"/>
             </w:pPr>
-            <w:hyperlink w:history="1" r:id="rId8kutnnpj-jp7syq7l0xwh">
+            <w:hyperlink w:history="1" r:id="rIdkmwjgaldvqa18o-p-u4f7">
               <w:r>
                 <w:rPr>
                   <w:rFonts w:ascii="Arial" w:cs="Arial" w:eastAsia="Arial" w:hAnsi="Arial"/>
@@ -4357,7 +4357,7 @@
             <w:pPr>
               <w:spacing w:after="20" w:before="0"/>
             </w:pPr>
-            <w:hyperlink w:history="1" r:id="rIdfyhnoiw8haqjicmatlqol">
+            <w:hyperlink w:history="1" r:id="rIdmhkpgaoqhuqscju_8wi9i">
               <w:r>
                 <w:rPr>
                   <w:rFonts w:ascii="Arial" w:cs="Arial" w:eastAsia="Arial" w:hAnsi="Arial"/>
@@ -4366,7 +4366,7 @@
                   <w:szCs w:val="16"/>
                   <w:u w:val="single" w:color="2E75B6"/>
                 </w:rPr>
-                <w:t xml:space="preserve">Proof: Field from infinite plate (part 1)</w:t>
+                <w:t xml:space="preserve">Electrostatic telegraphs (case study)</w:t>
               </w:r>
             </w:hyperlink>
           </w:p>
@@ -4390,7 +4390,7 @@
               <w:spacing w:after="10" w:before="0"/>
               <w:ind w:left="120"/>
             </w:pPr>
-            <w:hyperlink w:history="1" r:id="rId6mdkhp3kf1ryrtzg9rj-9">
+            <w:hyperlink w:history="1" r:id="rIdk-ls_ksjvar0jh0h7e8mx">
               <w:r>
                 <w:rPr>
                   <w:rFonts w:ascii="Arial" w:cs="Arial" w:eastAsia="Arial" w:hAnsi="Arial"/>
@@ -4428,14 +4428,14 @@
                 <w:sz w:val="16"/>
                 <w:szCs w:val="16"/>
               </w:rPr>
-              <w:t xml:space="preserve">📖 PDF:</w:t>
+              <w:t xml:space="preserve">📖 EXERCISE:</w:t>
             </w:r>
           </w:p>
           <w:p>
             <w:pPr>
               <w:spacing w:after="20" w:before="0"/>
             </w:pPr>
-            <w:hyperlink w:history="1" r:id="rIdralfef47fgcdqvtmmch6n">
+            <w:hyperlink w:history="1" r:id="rIdcrw_oh5gzes1abzylhvaf">
               <w:r>
                 <w:rPr>
                   <w:rFonts w:ascii="Arial" w:cs="Arial" w:eastAsia="Arial" w:hAnsi="Arial"/>
@@ -4444,7 +4444,7 @@
                   <w:szCs w:val="16"/>
                   <w:u w:val="single" w:color="2E75B6"/>
                 </w:rPr>
-                <w:t xml:space="preserve">topical-test-form-3-physics-electrostatics-2-answers</w:t>
+                <w:t xml:space="preserve">Electric Charge and Electric Force Practice</w:t>
               </w:r>
             </w:hyperlink>
           </w:p>
@@ -4460,7 +4460,7 @@
                 <w:sz w:val="14"/>
                 <w:szCs w:val="14"/>
               </w:rPr>
-              <w:t xml:space="preserve">Source: Kenya Curriculum Tools 2025</w:t>
+              <w:t xml:space="preserve">Source: CK-12</w:t>
             </w:r>
           </w:p>
           <w:p>
@@ -4468,7 +4468,7 @@
               <w:spacing w:after="10" w:before="0"/>
               <w:ind w:left="120"/>
             </w:pPr>
-            <w:hyperlink w:history="1" r:id="rIdmyctrtbpmqhgltbg312zc">
+            <w:hyperlink w:history="1" r:id="rIdzi08xotyjocq-lxiihjba">
               <w:r>
                 <w:rPr>
                   <w:rFonts w:ascii="Arial" w:cs="Arial" w:eastAsia="Arial" w:hAnsi="Arial"/>
@@ -4739,7 +4739,7 @@
             <w:pPr>
               <w:spacing w:after="20" w:before="0"/>
             </w:pPr>
-            <w:hyperlink w:history="1" r:id="rIdkffezx2rqqlmzgzfahamd">
+            <w:hyperlink w:history="1" r:id="rId4gwwmt0afdg35_jtdifxz">
               <w:r>
                 <w:rPr>
                   <w:rFonts w:ascii="Arial" w:cs="Arial" w:eastAsia="Arial" w:hAnsi="Arial"/>
@@ -4748,7 +4748,7 @@
                   <w:szCs w:val="16"/>
                   <w:u w:val="single" w:color="2E75B6"/>
                 </w:rPr>
-                <w:t xml:space="preserve">Proof: Field from infinite plate (part 1)</w:t>
+                <w:t xml:space="preserve">Electrostatic telegraphs (case study)</w:t>
               </w:r>
             </w:hyperlink>
           </w:p>
@@ -4772,7 +4772,7 @@
               <w:spacing w:after="10" w:before="0"/>
               <w:ind w:left="120"/>
             </w:pPr>
-            <w:hyperlink w:history="1" r:id="rId6vou-e_n9mv09ebhv2ol9">
+            <w:hyperlink w:history="1" r:id="rIds1axnfj66vc1vpanjs4ua">
               <w:r>
                 <w:rPr>
                   <w:rFonts w:ascii="Arial" w:cs="Arial" w:eastAsia="Arial" w:hAnsi="Arial"/>
@@ -4810,14 +4810,14 @@
                 <w:sz w:val="16"/>
                 <w:szCs w:val="16"/>
               </w:rPr>
-              <w:t xml:space="preserve">📖 PDF:</w:t>
+              <w:t xml:space="preserve">📖 HTML:</w:t>
             </w:r>
           </w:p>
           <w:p>
             <w:pPr>
               <w:spacing w:after="20" w:before="0"/>
             </w:pPr>
-            <w:hyperlink w:history="1" r:id="rIdorhhthd1buk_58ecsg2bj">
+            <w:hyperlink w:history="1" r:id="rIdptaduf114to1bw3vzc7zx">
               <w:r>
                 <w:rPr>
                   <w:rFonts w:ascii="Arial" w:cs="Arial" w:eastAsia="Arial" w:hAnsi="Arial"/>
@@ -4826,7 +4826,7 @@
                   <w:szCs w:val="16"/>
                   <w:u w:val="single" w:color="2E75B6"/>
                 </w:rPr>
-                <w:t xml:space="preserve">topical-test-form-3-physics-electrostatics-2-answers</w:t>
+                <w:t xml:space="preserve">Transfer of Electric Charge (Flexbook)</w:t>
               </w:r>
             </w:hyperlink>
           </w:p>
@@ -4842,7 +4842,7 @@
                 <w:sz w:val="14"/>
                 <w:szCs w:val="14"/>
               </w:rPr>
-              <w:t xml:space="preserve">Source: Kenya Curriculum Tools 2025</w:t>
+              <w:t xml:space="preserve">Source: CK-12</w:t>
             </w:r>
           </w:p>
           <w:p>
@@ -4850,7 +4850,7 @@
               <w:spacing w:after="10" w:before="0"/>
               <w:ind w:left="120"/>
             </w:pPr>
-            <w:hyperlink w:history="1" r:id="rIdy97tmquyapaufrv2ysy6g">
+            <w:hyperlink w:history="1" r:id="rId0fwk7y1_vmlyd1nw8seww">
               <w:r>
                 <w:rPr>
                   <w:rFonts w:ascii="Arial" w:cs="Arial" w:eastAsia="Arial" w:hAnsi="Arial"/>
@@ -5045,7 +5045,7 @@
             <w:pPr>
               <w:spacing w:after="20" w:before="0"/>
             </w:pPr>
-            <w:hyperlink w:history="1" r:id="rIdnczbrchfsi6eennq54oyd">
+            <w:hyperlink w:history="1" r:id="rIdh_pti_tbz5pjbgiaa85hy">
               <w:r>
                 <w:rPr>
                   <w:rFonts w:ascii="Arial" w:cs="Arial" w:eastAsia="Arial" w:hAnsi="Arial"/>
@@ -5054,7 +5054,7 @@
                   <w:szCs w:val="16"/>
                   <w:u w:val="single" w:color="2E75B6"/>
                 </w:rPr>
-                <w:t xml:space="preserve">Proof: Field from infinite plate (part 1)</w:t>
+                <w:t xml:space="preserve">Electrostatic telegraphs (case study)</w:t>
               </w:r>
             </w:hyperlink>
           </w:p>
@@ -5078,7 +5078,7 @@
               <w:spacing w:after="10" w:before="0"/>
               <w:ind w:left="120"/>
             </w:pPr>
-            <w:hyperlink w:history="1" r:id="rIdvoepzmherebdwxzfy72ml">
+            <w:hyperlink w:history="1" r:id="rIdpkuzalsue0m2ccaxp4guw">
               <w:r>
                 <w:rPr>
                   <w:rFonts w:ascii="Arial" w:cs="Arial" w:eastAsia="Arial" w:hAnsi="Arial"/>
@@ -5116,14 +5116,14 @@
                 <w:sz w:val="16"/>
                 <w:szCs w:val="16"/>
               </w:rPr>
-              <w:t xml:space="preserve">📖 PDF:</w:t>
+              <w:t xml:space="preserve">📖 EXERCISE:</w:t>
             </w:r>
           </w:p>
           <w:p>
             <w:pPr>
               <w:spacing w:after="20" w:before="0"/>
             </w:pPr>
-            <w:hyperlink w:history="1" r:id="rIdrfqhchlaydkg_xeusexh9">
+            <w:hyperlink w:history="1" r:id="rIdefxkdxfheksimkpckgwby">
               <w:r>
                 <w:rPr>
                   <w:rFonts w:ascii="Arial" w:cs="Arial" w:eastAsia="Arial" w:hAnsi="Arial"/>
@@ -5132,7 +5132,7 @@
                   <w:szCs w:val="16"/>
                   <w:u w:val="single" w:color="2E75B6"/>
                 </w:rPr>
-                <w:t xml:space="preserve">topical-test-form-3-physics-electrostatics-2-answers</w:t>
+                <w:t xml:space="preserve">Transfer of Electric Charge Practice</w:t>
               </w:r>
             </w:hyperlink>
           </w:p>
@@ -5148,7 +5148,7 @@
                 <w:sz w:val="14"/>
                 <w:szCs w:val="14"/>
               </w:rPr>
-              <w:t xml:space="preserve">Source: Kenya Curriculum Tools 2025</w:t>
+              <w:t xml:space="preserve">Source: CK-12</w:t>
             </w:r>
           </w:p>
           <w:p>
@@ -5156,7 +5156,7 @@
               <w:spacing w:after="10" w:before="0"/>
               <w:ind w:left="120"/>
             </w:pPr>
-            <w:hyperlink w:history="1" r:id="rIdph3zi6izvbymen1llxr7k">
+            <w:hyperlink w:history="1" r:id="rIdqvpolkqw2gb2ioevvxvzd">
               <w:r>
                 <w:rPr>
                   <w:rFonts w:ascii="Arial" w:cs="Arial" w:eastAsia="Arial" w:hAnsi="Arial"/>
@@ -6871,7 +6871,7 @@
             <w:pPr>
               <w:spacing w:after="20" w:before="0"/>
             </w:pPr>
-            <w:hyperlink w:history="1" r:id="rId0pde5g__rmvdi4zligfxb">
+            <w:hyperlink w:history="1" r:id="rId71owmv2e8fjnimv514trc">
               <w:r>
                 <w:rPr>
                   <w:rFonts w:ascii="Arial" w:cs="Arial" w:eastAsia="Arial" w:hAnsi="Arial"/>
@@ -6880,7 +6880,7 @@
                   <w:szCs w:val="16"/>
                   <w:u w:val="single" w:color="2E75B6"/>
                 </w:rPr>
-                <w:t xml:space="preserve">Proof: Field from infinite plate (part 1)</w:t>
+                <w:t xml:space="preserve">Conservation of charge</w:t>
               </w:r>
             </w:hyperlink>
           </w:p>
@@ -6904,7 +6904,7 @@
               <w:spacing w:after="10" w:before="0"/>
               <w:ind w:left="120"/>
             </w:pPr>
-            <w:hyperlink w:history="1" r:id="rIdks2fleo-fi2txtuk7itxb">
+            <w:hyperlink w:history="1" r:id="rId4o0m-asmgerzbqkr_me9x">
               <w:r>
                 <w:rPr>
                   <w:rFonts w:ascii="Arial" w:cs="Arial" w:eastAsia="Arial" w:hAnsi="Arial"/>
@@ -6942,14 +6942,14 @@
                 <w:sz w:val="16"/>
                 <w:szCs w:val="16"/>
               </w:rPr>
-              <w:t xml:space="preserve">📖 PDF:</w:t>
+              <w:t xml:space="preserve">📖 HTML:</w:t>
             </w:r>
           </w:p>
           <w:p>
             <w:pPr>
               <w:spacing w:after="20" w:before="0"/>
             </w:pPr>
-            <w:hyperlink w:history="1" r:id="rIdgzoh2avrp0qddntyhdnhj">
+            <w:hyperlink w:history="1" r:id="rId_ul0v8d1ziq6onjik6atv">
               <w:r>
                 <w:rPr>
                   <w:rFonts w:ascii="Arial" w:cs="Arial" w:eastAsia="Arial" w:hAnsi="Arial"/>
@@ -6958,7 +6958,7 @@
                   <w:szCs w:val="16"/>
                   <w:u w:val="single" w:color="2E75B6"/>
                 </w:rPr>
-                <w:t xml:space="preserve">topical-test-form-3-physics-electrostatics-2-answers</w:t>
+                <w:t xml:space="preserve">Balloons and Static Electricity</w:t>
               </w:r>
             </w:hyperlink>
           </w:p>
@@ -6974,7 +6974,7 @@
                 <w:sz w:val="14"/>
                 <w:szCs w:val="14"/>
               </w:rPr>
-              <w:t xml:space="preserve">Source: Kenya Curriculum Tools 2025</w:t>
+              <w:t xml:space="preserve">Source: PhET Interactive Simulations (English)</w:t>
             </w:r>
           </w:p>
           <w:p>
@@ -6982,7 +6982,7 @@
               <w:spacing w:after="10" w:before="0"/>
               <w:ind w:left="120"/>
             </w:pPr>
-            <w:hyperlink w:history="1" r:id="rIdvx0nuxoxsa7dquo-yv9rx">
+            <w:hyperlink w:history="1" r:id="rIdpbyo_vi_dymfxwwg-a00k">
               <w:r>
                 <w:rPr>
                   <w:rFonts w:ascii="Arial" w:cs="Arial" w:eastAsia="Arial" w:hAnsi="Arial"/>
@@ -7177,7 +7177,7 @@
             <w:pPr>
               <w:spacing w:after="20" w:before="0"/>
             </w:pPr>
-            <w:hyperlink w:history="1" r:id="rIdk_mvpuz8rgjn146vkbtt6">
+            <w:hyperlink w:history="1" r:id="rIdsfhclz_dd2mztjxyfxup9">
               <w:r>
                 <w:rPr>
                   <w:rFonts w:ascii="Arial" w:cs="Arial" w:eastAsia="Arial" w:hAnsi="Arial"/>
@@ -7186,7 +7186,7 @@
                   <w:szCs w:val="16"/>
                   <w:u w:val="single" w:color="2E75B6"/>
                 </w:rPr>
-                <w:t xml:space="preserve">Proof: Field from infinite plate (part 1)</w:t>
+                <w:t xml:space="preserve">Conductors and insulators</w:t>
               </w:r>
             </w:hyperlink>
           </w:p>
@@ -7210,7 +7210,7 @@
               <w:spacing w:after="10" w:before="0"/>
               <w:ind w:left="120"/>
             </w:pPr>
-            <w:hyperlink w:history="1" r:id="rIdc-mh3iicrug1bo1hsfkmp">
+            <w:hyperlink w:history="1" r:id="rIdpntmr-cmyoj1sathphfpn">
               <w:r>
                 <w:rPr>
                   <w:rFonts w:ascii="Arial" w:cs="Arial" w:eastAsia="Arial" w:hAnsi="Arial"/>
@@ -7248,14 +7248,14 @@
                 <w:sz w:val="16"/>
                 <w:szCs w:val="16"/>
               </w:rPr>
-              <w:t xml:space="preserve">📖 PDF:</w:t>
+              <w:t xml:space="preserve">📖 HTML:</w:t>
             </w:r>
           </w:p>
           <w:p>
             <w:pPr>
               <w:spacing w:after="20" w:before="0"/>
             </w:pPr>
-            <w:hyperlink w:history="1" r:id="rId79qjvdvrn7qjdgdjmbktb">
+            <w:hyperlink w:history="1" r:id="rIdl2dtixmxm9glzzafnaibj">
               <w:r>
                 <w:rPr>
                   <w:rFonts w:ascii="Arial" w:cs="Arial" w:eastAsia="Arial" w:hAnsi="Arial"/>
@@ -7264,7 +7264,7 @@
                   <w:szCs w:val="16"/>
                   <w:u w:val="single" w:color="2E75B6"/>
                 </w:rPr>
-                <w:t xml:space="preserve">topical-test-form-3-physics-electrostatics-2-answers</w:t>
+                <w:t xml:space="preserve">Transfer of Electric Charge (Flexbook)</w:t>
               </w:r>
             </w:hyperlink>
           </w:p>
@@ -7280,7 +7280,7 @@
                 <w:sz w:val="14"/>
                 <w:szCs w:val="14"/>
               </w:rPr>
-              <w:t xml:space="preserve">Source: Kenya Curriculum Tools 2025</w:t>
+              <w:t xml:space="preserve">Source: CK-12</w:t>
             </w:r>
           </w:p>
           <w:p>
@@ -7288,7 +7288,7 @@
               <w:spacing w:after="10" w:before="0"/>
               <w:ind w:left="120"/>
             </w:pPr>
-            <w:hyperlink w:history="1" r:id="rIdahja_owjcaiv59co_1obq">
+            <w:hyperlink w:history="1" r:id="rIdmrjro6-emkhiely2etqrg">
               <w:r>
                 <w:rPr>
                   <w:rFonts w:ascii="Arial" w:cs="Arial" w:eastAsia="Arial" w:hAnsi="Arial"/>
@@ -7483,7 +7483,7 @@
             <w:pPr>
               <w:spacing w:after="20" w:before="0"/>
             </w:pPr>
-            <w:hyperlink w:history="1" r:id="rIdv-cgauxbzqbu4k2qh2pc8">
+            <w:hyperlink w:history="1" r:id="rId5lmcxsjntnrhqbhmn_h1d">
               <w:r>
                 <w:rPr>
                   <w:rFonts w:ascii="Arial" w:cs="Arial" w:eastAsia="Arial" w:hAnsi="Arial"/>
@@ -7492,7 +7492,7 @@
                   <w:szCs w:val="16"/>
                   <w:u w:val="single" w:color="2E75B6"/>
                 </w:rPr>
-                <w:t xml:space="preserve">Proof: Field from infinite plate (part 1)</w:t>
+                <w:t xml:space="preserve">Electrostatic telegraphs (case study)</w:t>
               </w:r>
             </w:hyperlink>
           </w:p>
@@ -7516,7 +7516,7 @@
               <w:spacing w:after="10" w:before="0"/>
               <w:ind w:left="120"/>
             </w:pPr>
-            <w:hyperlink w:history="1" r:id="rIdzy7gsrn7r-x5pzcxlz8x_">
+            <w:hyperlink w:history="1" r:id="rIdja4ijix4mohntzaetjbub">
               <w:r>
                 <w:rPr>
                   <w:rFonts w:ascii="Arial" w:cs="Arial" w:eastAsia="Arial" w:hAnsi="Arial"/>
@@ -7554,14 +7554,14 @@
                 <w:sz w:val="16"/>
                 <w:szCs w:val="16"/>
               </w:rPr>
-              <w:t xml:space="preserve">📖 PDF:</w:t>
+              <w:t xml:space="preserve">📖 EXERCISE:</w:t>
             </w:r>
           </w:p>
           <w:p>
             <w:pPr>
               <w:spacing w:after="20" w:before="0"/>
             </w:pPr>
-            <w:hyperlink w:history="1" r:id="rId7folfdphjbkgqqzqvommm">
+            <w:hyperlink w:history="1" r:id="rIdkueqxf3obbaghgllewfmb">
               <w:r>
                 <w:rPr>
                   <w:rFonts w:ascii="Arial" w:cs="Arial" w:eastAsia="Arial" w:hAnsi="Arial"/>
@@ -7570,7 +7570,7 @@
                   <w:szCs w:val="16"/>
                   <w:u w:val="single" w:color="2E75B6"/>
                 </w:rPr>
-                <w:t xml:space="preserve">topical-test-form-3-physics-electrostatics-2-answers</w:t>
+                <w:t xml:space="preserve">Transfer of Electric Charge Practice</w:t>
               </w:r>
             </w:hyperlink>
           </w:p>
@@ -7586,7 +7586,7 @@
                 <w:sz w:val="14"/>
                 <w:szCs w:val="14"/>
               </w:rPr>
-              <w:t xml:space="preserve">Source: Kenya Curriculum Tools 2025</w:t>
+              <w:t xml:space="preserve">Source: CK-12</w:t>
             </w:r>
           </w:p>
           <w:p>
@@ -7594,7 +7594,7 @@
               <w:spacing w:after="10" w:before="0"/>
               <w:ind w:left="120"/>
             </w:pPr>
-            <w:hyperlink w:history="1" r:id="rIdr9vwnswdg22isdtcjgkpa">
+            <w:hyperlink w:history="1" r:id="rId0bpe_l61q8lpme3gz6bz3">
               <w:r>
                 <w:rPr>
                   <w:rFonts w:ascii="Arial" w:cs="Arial" w:eastAsia="Arial" w:hAnsi="Arial"/>
@@ -7789,7 +7789,7 @@
             <w:pPr>
               <w:spacing w:after="20" w:before="0"/>
             </w:pPr>
-            <w:hyperlink w:history="1" r:id="rIdikffb6po9ozyjr8tnfmob">
+            <w:hyperlink w:history="1" r:id="rIdtgjhusx9-bzvbq4ujpcqt">
               <w:r>
                 <w:rPr>
                   <w:rFonts w:ascii="Arial" w:cs="Arial" w:eastAsia="Arial" w:hAnsi="Arial"/>
@@ -7798,7 +7798,7 @@
                   <w:szCs w:val="16"/>
                   <w:u w:val="single" w:color="2E75B6"/>
                 </w:rPr>
-                <w:t xml:space="preserve">Proof: Field from infinite plate (part 1)</w:t>
+                <w:t xml:space="preserve">07 Lightning Arrestors, Lightning Conductor</w:t>
               </w:r>
             </w:hyperlink>
           </w:p>
@@ -7814,7 +7814,7 @@
                 <w:sz w:val="14"/>
                 <w:szCs w:val="14"/>
               </w:rPr>
-              <w:t xml:space="preserve">Source: Khan Academy (English - US curriculum)</w:t>
+              <w:t xml:space="preserve">Source: Seavuria</w:t>
             </w:r>
           </w:p>
           <w:p>
@@ -7822,7 +7822,7 @@
               <w:spacing w:after="10" w:before="0"/>
               <w:ind w:left="120"/>
             </w:pPr>
-            <w:hyperlink w:history="1" r:id="rId-y35srrqailvousje4fgk">
+            <w:hyperlink w:history="1" r:id="rIdbu3natlr72gym9-kzyx4n">
               <w:r>
                 <w:rPr>
                   <w:rFonts w:ascii="Arial" w:cs="Arial" w:eastAsia="Arial" w:hAnsi="Arial"/>
@@ -7860,14 +7860,14 @@
                 <w:sz w:val="16"/>
                 <w:szCs w:val="16"/>
               </w:rPr>
-              <w:t xml:space="preserve">📖 PDF:</w:t>
+              <w:t xml:space="preserve">📖 HTML:</w:t>
             </w:r>
           </w:p>
           <w:p>
             <w:pPr>
               <w:spacing w:after="20" w:before="0"/>
             </w:pPr>
-            <w:hyperlink w:history="1" r:id="rIdykbbauxjrjee7g2lb4ve5">
+            <w:hyperlink w:history="1" r:id="rIdpzwbjop-pzgscu1-b1pyl">
               <w:r>
                 <w:rPr>
                   <w:rFonts w:ascii="Arial" w:cs="Arial" w:eastAsia="Arial" w:hAnsi="Arial"/>
@@ -7876,7 +7876,7 @@
                   <w:szCs w:val="16"/>
                   <w:u w:val="single" w:color="2E75B6"/>
                 </w:rPr>
-                <w:t xml:space="preserve">topical-test-form-3-physics-electrostatics-2-answers</w:t>
+                <w:t xml:space="preserve">Charges and Fields</w:t>
               </w:r>
             </w:hyperlink>
           </w:p>
@@ -7892,7 +7892,7 @@
                 <w:sz w:val="14"/>
                 <w:szCs w:val="14"/>
               </w:rPr>
-              <w:t xml:space="preserve">Source: Kenya Curriculum Tools 2025</w:t>
+              <w:t xml:space="preserve">Source: PhET Interactive Simulations (English)</w:t>
             </w:r>
           </w:p>
           <w:p>
@@ -7900,7 +7900,7 @@
               <w:spacing w:after="10" w:before="0"/>
               <w:ind w:left="120"/>
             </w:pPr>
-            <w:hyperlink w:history="1" r:id="rIdvp-avvsmwduum_b7yguio">
+            <w:hyperlink w:history="1" r:id="rIdnxecks3qqxg-h5tynscgx">
               <w:r>
                 <w:rPr>
                   <w:rFonts w:ascii="Arial" w:cs="Arial" w:eastAsia="Arial" w:hAnsi="Arial"/>
@@ -8095,7 +8095,7 @@
             <w:pPr>
               <w:spacing w:after="20" w:before="0"/>
             </w:pPr>
-            <w:hyperlink w:history="1" r:id="rIdp0pwylckphl48bddsrvzz">
+            <w:hyperlink w:history="1" r:id="rId93m-nn7vlm7vl7lrs9wfx">
               <w:r>
                 <w:rPr>
                   <w:rFonts w:ascii="Arial" w:cs="Arial" w:eastAsia="Arial" w:hAnsi="Arial"/>
@@ -8104,7 +8104,7 @@
                   <w:szCs w:val="16"/>
                   <w:u w:val="single" w:color="2E75B6"/>
                 </w:rPr>
-                <w:t xml:space="preserve">Proof: Field from infinite plate (part 1)</w:t>
+                <w:t xml:space="preserve">Magnitude of electric field created by a charge</w:t>
               </w:r>
             </w:hyperlink>
           </w:p>
@@ -8128,7 +8128,7 @@
               <w:spacing w:after="10" w:before="0"/>
               <w:ind w:left="120"/>
             </w:pPr>
-            <w:hyperlink w:history="1" r:id="rIdkvqagyqlzm_q9l0bdl45h">
+            <w:hyperlink w:history="1" r:id="rId-angpqq2bhrhhrua6j8z_">
               <w:r>
                 <w:rPr>
                   <w:rFonts w:ascii="Arial" w:cs="Arial" w:eastAsia="Arial" w:hAnsi="Arial"/>
@@ -8166,14 +8166,14 @@
                 <w:sz w:val="16"/>
                 <w:szCs w:val="16"/>
               </w:rPr>
-              <w:t xml:space="preserve">📖 PDF:</w:t>
+              <w:t xml:space="preserve">📖 HTML:</w:t>
             </w:r>
           </w:p>
           <w:p>
             <w:pPr>
               <w:spacing w:after="20" w:before="0"/>
             </w:pPr>
-            <w:hyperlink w:history="1" r:id="rIdelhqh8gl5ljcemnattrsz">
+            <w:hyperlink w:history="1" r:id="rIdmx4ggygglmhmqsbpa-b-g">
               <w:r>
                 <w:rPr>
                   <w:rFonts w:ascii="Arial" w:cs="Arial" w:eastAsia="Arial" w:hAnsi="Arial"/>
@@ -8182,7 +8182,7 @@
                   <w:szCs w:val="16"/>
                   <w:u w:val="single" w:color="2E75B6"/>
                 </w:rPr>
-                <w:t xml:space="preserve">topical-test-form-3-physics-electrostatics-2-answers</w:t>
+                <w:t xml:space="preserve">Balloons and Static Electricity</w:t>
               </w:r>
             </w:hyperlink>
           </w:p>
@@ -8198,7 +8198,7 @@
                 <w:sz w:val="14"/>
                 <w:szCs w:val="14"/>
               </w:rPr>
-              <w:t xml:space="preserve">Source: Kenya Curriculum Tools 2025</w:t>
+              <w:t xml:space="preserve">Source: PhET Interactive Simulations (English)</w:t>
             </w:r>
           </w:p>
           <w:p>
@@ -8206,7 +8206,7 @@
               <w:spacing w:after="10" w:before="0"/>
               <w:ind w:left="120"/>
             </w:pPr>
-            <w:hyperlink w:history="1" r:id="rIdxd9h7htx_gbkyif0lgkac">
+            <w:hyperlink w:history="1" r:id="rIdr8apeztgw2up7jdr-h0sp">
               <w:r>
                 <w:rPr>
                   <w:rFonts w:ascii="Arial" w:cs="Arial" w:eastAsia="Arial" w:hAnsi="Arial"/>
@@ -9693,7 +9693,7 @@
             <w:pPr>
               <w:spacing w:after="20" w:before="0"/>
             </w:pPr>
-            <w:hyperlink w:history="1" r:id="rIdff4cz0mkzsdrknrdsw-v5">
+            <w:hyperlink w:history="1" r:id="rIdj6bqgawyxq9dkjrwaxcql">
               <w:r>
                 <w:rPr>
                   <w:rFonts w:ascii="Arial" w:cs="Arial" w:eastAsia="Arial" w:hAnsi="Arial"/>
@@ -9726,7 +9726,7 @@
               <w:spacing w:after="10" w:before="0"/>
               <w:ind w:left="120"/>
             </w:pPr>
-            <w:hyperlink w:history="1" r:id="rIdjezsfmfawdjesn8fpbpbz">
+            <w:hyperlink w:history="1" r:id="rId9qsvn8ch_d-kxpmpqkaon">
               <w:r>
                 <w:rPr>
                   <w:rFonts w:ascii="Arial" w:cs="Arial" w:eastAsia="Arial" w:hAnsi="Arial"/>
@@ -9771,7 +9771,7 @@
             <w:pPr>
               <w:spacing w:after="20" w:before="0"/>
             </w:pPr>
-            <w:hyperlink w:history="1" r:id="rIdwhpknriv6aswguwnqrcbd">
+            <w:hyperlink w:history="1" r:id="rIdh0cowyg45jbc4pnvpfqjt">
               <w:r>
                 <w:rPr>
                   <w:rFonts w:ascii="Arial" w:cs="Arial" w:eastAsia="Arial" w:hAnsi="Arial"/>
@@ -9780,7 +9780,7 @@
                   <w:szCs w:val="16"/>
                   <w:u w:val="single" w:color="2E75B6"/>
                 </w:rPr>
-                <w:t xml:space="preserve">Newton's Law of Gravity (Flexbook)</w:t>
+                <w:t xml:space="preserve">Coulomb's Law</w:t>
               </w:r>
             </w:hyperlink>
           </w:p>
@@ -9796,7 +9796,7 @@
                 <w:sz w:val="14"/>
                 <w:szCs w:val="14"/>
               </w:rPr>
-              <w:t xml:space="preserve">Source: CK-12</w:t>
+              <w:t xml:space="preserve">Source: PhET Interactive Simulations (English)</w:t>
             </w:r>
           </w:p>
           <w:p>
@@ -9804,7 +9804,7 @@
               <w:spacing w:after="10" w:before="0"/>
               <w:ind w:left="120"/>
             </w:pPr>
-            <w:hyperlink w:history="1" r:id="rIdirqioqageaplgglflgk-d">
+            <w:hyperlink w:history="1" r:id="rIdn7-wng_p-mxpfnkbbypse">
               <w:r>
                 <w:rPr>
                   <w:rFonts w:ascii="Arial" w:cs="Arial" w:eastAsia="Arial" w:hAnsi="Arial"/>
@@ -9999,7 +9999,619 @@
             <w:pPr>
               <w:spacing w:after="20" w:before="0"/>
             </w:pPr>
-            <w:hyperlink w:history="1" r:id="rIdu4y46tgzmett9kktschrm">
+            <w:hyperlink w:history="1" r:id="rIdhze3_tlbnhw825zlaaum7">
+              <w:r>
+                <w:rPr>
+                  <w:rFonts w:ascii="Arial" w:cs="Arial" w:eastAsia="Arial" w:hAnsi="Arial"/>
+                  <w:color w:val="2E75B6"/>
+                  <w:sz w:val="16"/>
+                  <w:szCs w:val="16"/>
+                  <w:u w:val="single" w:color="2E75B6"/>
+                </w:rPr>
+                <w:t xml:space="preserve">Ion–dipole forces</w:t>
+              </w:r>
+            </w:hyperlink>
+          </w:p>
+          <w:p>
+            <w:pPr>
+              <w:spacing w:after="10" w:before="0"/>
+              <w:ind w:left="120"/>
+            </w:pPr>
+            <w:r>
+              <w:rPr>
+                <w:rFonts w:ascii="Arial" w:cs="Arial" w:eastAsia="Arial" w:hAnsi="Arial"/>
+                <w:color w:val="595959"/>
+                <w:sz w:val="14"/>
+                <w:szCs w:val="14"/>
+              </w:rPr>
+              <w:t xml:space="preserve">Source: Khan Academy (English - US curriculum)</w:t>
+            </w:r>
+          </w:p>
+          <w:p>
+            <w:pPr>
+              <w:spacing w:after="10" w:before="0"/>
+              <w:ind w:left="120"/>
+            </w:pPr>
+            <w:hyperlink w:history="1" r:id="rIdq6m_2zakmqhdybpgpnw8_">
+              <w:r>
+                <w:rPr>
+                  <w:rFonts w:ascii="Arial" w:cs="Arial" w:eastAsia="Arial" w:hAnsi="Arial"/>
+                  <w:color w:val="595959"/>
+                  <w:sz w:val="14"/>
+                  <w:szCs w:val="14"/>
+                  <w:u w:val="single" w:color="595959"/>
+                </w:rPr>
+                <w:t xml:space="preserve">🔍 Search ARES for similar videos</w:t>
+              </w:r>
+            </w:hyperlink>
+          </w:p>
+          <w:p>
+            <w:pPr>
+              <w:spacing w:after="40" w:before="0"/>
+            </w:pPr>
+            <w:r>
+              <w:rPr>
+                <w:sz w:val="14"/>
+                <w:szCs w:val="14"/>
+              </w:rPr>
+              <w:t xml:space="preserve"/>
+            </w:r>
+          </w:p>
+          <w:p>
+            <w:pPr>
+              <w:spacing w:after="20" w:before="0"/>
+            </w:pPr>
+            <w:r>
+              <w:rPr>
+                <w:rFonts w:ascii="Arial" w:cs="Arial" w:eastAsia="Arial" w:hAnsi="Arial"/>
+                <w:b/>
+                <w:bCs/>
+                <w:color w:val="1F3864"/>
+                <w:sz w:val="16"/>
+                <w:szCs w:val="16"/>
+              </w:rPr>
+              <w:t xml:space="preserve">📖 HTML:</w:t>
+            </w:r>
+          </w:p>
+          <w:p>
+            <w:pPr>
+              <w:spacing w:after="20" w:before="0"/>
+            </w:pPr>
+            <w:hyperlink w:history="1" r:id="rId7-v6kvyryciwhlilmwka7">
+              <w:r>
+                <w:rPr>
+                  <w:rFonts w:ascii="Arial" w:cs="Arial" w:eastAsia="Arial" w:hAnsi="Arial"/>
+                  <w:color w:val="2E75B6"/>
+                  <w:sz w:val="16"/>
+                  <w:szCs w:val="16"/>
+                  <w:u w:val="single" w:color="2E75B6"/>
+                </w:rPr>
+                <w:t xml:space="preserve">Coulomb's Law</w:t>
+              </w:r>
+            </w:hyperlink>
+          </w:p>
+          <w:p>
+            <w:pPr>
+              <w:spacing w:after="10" w:before="0"/>
+              <w:ind w:left="120"/>
+            </w:pPr>
+            <w:r>
+              <w:rPr>
+                <w:rFonts w:ascii="Arial" w:cs="Arial" w:eastAsia="Arial" w:hAnsi="Arial"/>
+                <w:color w:val="595959"/>
+                <w:sz w:val="14"/>
+                <w:szCs w:val="14"/>
+              </w:rPr>
+              <w:t xml:space="preserve">Source: PhET Interactive Simulations (English)</w:t>
+            </w:r>
+          </w:p>
+          <w:p>
+            <w:pPr>
+              <w:spacing w:after="10" w:before="0"/>
+              <w:ind w:left="120"/>
+            </w:pPr>
+            <w:hyperlink w:history="1" r:id="rIdiguxvn01kexber2asmr5r">
+              <w:r>
+                <w:rPr>
+                  <w:rFonts w:ascii="Arial" w:cs="Arial" w:eastAsia="Arial" w:hAnsi="Arial"/>
+                  <w:color w:val="595959"/>
+                  <w:sz w:val="14"/>
+                  <w:szCs w:val="14"/>
+                  <w:u w:val="single" w:color="595959"/>
+                </w:rPr>
+                <w:t xml:space="preserve">🔍 Search ARES for similar readings</w:t>
+              </w:r>
+            </w:hyperlink>
+          </w:p>
+        </w:tc>
+        <w:tc>
+          <w:tcPr>
+            <w:tcW w:type="dxa" w:w="3040"/>
+            <w:shd w:fill="FFFFFF" w:color="auto" w:val="clear"/>
+            <w:tcMar>
+              <w:top w:type="dxa" w:w="60"/>
+              <w:left w:type="dxa" w:w="120"/>
+              <w:bottom w:type="dxa" w:w="60"/>
+              <w:right w:type="dxa" w:w="120"/>
+            </w:tcMar>
+            <w:vAlign w:val="top"/>
+          </w:tcPr>
+          <w:p>
+            <w:pPr>
+              <w:spacing w:after="40" w:before="0"/>
+              <w:jc w:val="left"/>
+            </w:pPr>
+            <w:r>
+              <w:rPr>
+                <w:rFonts w:ascii="Arial" w:cs="Arial" w:eastAsia="Arial" w:hAnsi="Arial"/>
+                <w:b w:val="false"/>
+                <w:bCs w:val="false"/>
+                <w:i w:val="false"/>
+                <w:iCs w:val="false"/>
+                <w:color w:val="000000"/>
+                <w:sz w:val="18"/>
+                <w:szCs w:val="18"/>
+              </w:rPr>
+              <w:t xml:space="preserve">The teacher projects a 3-minute video clip of a torsion-balance demonstration modelled on Coulomb's 1785 experiment, clearly showing how the twist angle (proportional to force) changes as the charged spheres are moved apart. Immediately after the video, each pair receives a printed data table with six rows of experimentally measured values: r (m) values of 0.10, 0.15, 0.20, 0.25, 0.30, and 0.40, with corresponding F (N) values of 8.10e-4, 3.60e-4, 2.03e-4, 1.30e-4, 0.90e-4, and 0.51e-4 (charges Q1 = Q2 = 3.0e-8 C kept constant). Learners add two columns to the table: 1/r^2 (m^-2) and their calculated values. They then plot F (y-axis) versus 1/r^2 (x-axis) on a provided 10x10 cm grid, draw the best-fit straight line, and record the gradient. The teacher circulates, asking probing questions without giving answers.</w:t>
+            </w:r>
+          </w:p>
+        </w:tc>
+        <w:tc>
+          <w:tcPr>
+            <w:tcW w:type="dxa" w:w="3040"/>
+            <w:shd w:fill="F2F2F2" w:color="auto" w:val="clear"/>
+            <w:tcMar>
+              <w:top w:type="dxa" w:w="60"/>
+              <w:left w:type="dxa" w:w="120"/>
+              <w:bottom w:type="dxa" w:w="60"/>
+              <w:right w:type="dxa" w:w="120"/>
+            </w:tcMar>
+            <w:vAlign w:val="top"/>
+          </w:tcPr>
+          <w:p>
+            <w:pPr>
+              <w:spacing w:after="40" w:before="0"/>
+              <w:jc w:val="left"/>
+            </w:pPr>
+            <w:r>
+              <w:rPr>
+                <w:rFonts w:ascii="Arial" w:cs="Arial" w:eastAsia="Arial" w:hAnsi="Arial"/>
+                <w:b w:val="false"/>
+                <w:bCs w:val="false"/>
+                <w:i w:val="false"/>
+                <w:iCs w:val="false"/>
+                <w:color w:val="000000"/>
+                <w:sz w:val="18"/>
+                <w:szCs w:val="18"/>
+              </w:rPr>
+              <w:t xml:space="preserve">Before distributing the data sheet, say: You are about to do exactly what Coulomb did in Paris in 1785 — except he had to twist a wire by hand and you have a calculator. Your job is to find the mathematical pattern hiding in this data. [Pause 10 seconds.] When learners have filled in the 1/r^2 column, ask a chosen pair: Why did I ask you to calculate 1/r^2 and not just r? [WAIT 20 seconds for the pair to respond before opening to the class.] Circulate and use the prompt: What does the shape of your graph tell you about how force and distance are related? [WAIT 15 seconds per group.] If a group plots a curved F vs r graph instead, say: That graph is also correct — but is it a straight line? What does that tell you about whether force is directly proportional to r? How could you transform it into a straight line?</w:t>
+            </w:r>
+          </w:p>
+        </w:tc>
+        <w:tc>
+          <w:tcPr>
+            <w:tcW w:type="dxa" w:w="3040"/>
+            <w:shd w:fill="FFFFFF" w:color="auto" w:val="clear"/>
+            <w:tcMar>
+              <w:top w:type="dxa" w:w="60"/>
+              <w:left w:type="dxa" w:w="120"/>
+              <w:bottom w:type="dxa" w:w="60"/>
+              <w:right w:type="dxa" w:w="120"/>
+            </w:tcMar>
+            <w:vAlign w:val="top"/>
+          </w:tcPr>
+          <w:p>
+            <w:pPr>
+              <w:spacing w:after="40" w:before="0"/>
+              <w:jc w:val="left"/>
+            </w:pPr>
+            <w:r>
+              <w:rPr>
+                <w:rFonts w:ascii="Arial" w:cs="Arial" w:eastAsia="Arial" w:hAnsi="Arial"/>
+                <w:b w:val="false"/>
+                <w:bCs w:val="false"/>
+                <w:i w:val="false"/>
+                <w:iCs w:val="false"/>
+                <w:color w:val="000000"/>
+                <w:sz w:val="18"/>
+                <w:szCs w:val="18"/>
+              </w:rPr>
+              <w:t xml:space="preserve">Data linearisation as a sense-making tool: by plotting F vs 1/r^2 rather than F vs r, learners generate a straight line through the origin, which is the visual signature of direct proportionality. This bridges the concrete observation (balloons repelling) to the abstract mathematical structure of Coulomb's Law without the teacher simply stating the formula.</w:t>
+            </w:r>
+          </w:p>
+        </w:tc>
+        <w:tc>
+          <w:tcPr>
+            <w:tcW w:type="dxa" w:w="3040"/>
+            <w:shd w:fill="F2F2F2" w:color="auto" w:val="clear"/>
+            <w:tcMar>
+              <w:top w:type="dxa" w:w="60"/>
+              <w:left w:type="dxa" w:w="120"/>
+              <w:bottom w:type="dxa" w:w="60"/>
+              <w:right w:type="dxa" w:w="120"/>
+            </w:tcMar>
+            <w:vAlign w:val="top"/>
+          </w:tcPr>
+          <w:p>
+            <w:pPr>
+              <w:spacing w:after="40" w:before="0"/>
+              <w:jc w:val="left"/>
+            </w:pPr>
+            <w:r>
+              <w:rPr>
+                <w:rFonts w:ascii="Arial" w:cs="Arial" w:eastAsia="Arial" w:hAnsi="Arial"/>
+                <w:b w:val="false"/>
+                <w:bCs w:val="false"/>
+                <w:i w:val="false"/>
+                <w:iCs w:val="false"/>
+                <w:color w:val="000000"/>
+                <w:sz w:val="18"/>
+                <w:szCs w:val="18"/>
+              </w:rPr>
+              <w:t xml:space="preserve">Teacher checks three things during circulation: (1) correct calculation of 1/r^2 — a common arithmetic error is computing 1/r and squaring only r in the denominator; (2) correct axis labelling on the graph; (3) the line passes through or very near the origin. Any pair whose line has a large y-intercept is asked: If the charges were zero, what would the force be? Does your line agree with that?</w:t>
+            </w:r>
+          </w:p>
+        </w:tc>
+      </w:tr>
+      <w:tr>
+        <w:tc>
+          <w:tcPr>
+            <w:tcW w:type="dxa" w:w="1520"/>
+            <w:shd w:fill="E2EFDA" w:color="auto" w:val="clear"/>
+            <w:tcMar>
+              <w:top w:type="dxa" w:w="60"/>
+              <w:left w:type="dxa" w:w="120"/>
+              <w:bottom w:type="dxa" w:w="60"/>
+              <w:right w:type="dxa" w:w="120"/>
+            </w:tcMar>
+            <w:vAlign w:val="top"/>
+          </w:tcPr>
+          <w:p>
+            <w:pPr>
+              <w:spacing w:after="40" w:before="0"/>
+              <w:jc w:val="left"/>
+            </w:pPr>
+            <w:r>
+              <w:rPr>
+                <w:rFonts w:ascii="Arial" w:cs="Arial" w:eastAsia="Arial" w:hAnsi="Arial"/>
+                <w:b/>
+                <w:bCs/>
+                <w:i w:val="false"/>
+                <w:iCs w:val="false"/>
+                <w:color w:val="000000"/>
+                <w:sz w:val="18"/>
+                <w:szCs w:val="18"/>
+              </w:rPr>
+              <w:t xml:space="preserve">Explain Phase</w:t>
+            </w:r>
+          </w:p>
+          <w:p>
+            <w:pPr>
+              <w:spacing w:after="20" w:before="0"/>
+            </w:pPr>
+            <w:r>
+              <w:rPr>
+                <w:rFonts w:ascii="Arial" w:cs="Arial" w:eastAsia="Arial" w:hAnsi="Arial"/>
+                <w:b/>
+                <w:bCs/>
+                <w:color w:val="1F3864"/>
+                <w:sz w:val="16"/>
+                <w:szCs w:val="16"/>
+              </w:rPr>
+              <w:t xml:space="preserve">📹 VIDEO:</w:t>
+            </w:r>
+          </w:p>
+          <w:p>
+            <w:pPr>
+              <w:spacing w:after="20" w:before="0"/>
+            </w:pPr>
+            <w:hyperlink w:history="1" r:id="rIdsm3txpo5ufxaguq_ysk8x">
+              <w:r>
+                <w:rPr>
+                  <w:rFonts w:ascii="Arial" w:cs="Arial" w:eastAsia="Arial" w:hAnsi="Arial"/>
+                  <w:color w:val="2E75B6"/>
+                  <w:sz w:val="16"/>
+                  <w:szCs w:val="16"/>
+                  <w:u w:val="single" w:color="2E75B6"/>
+                </w:rPr>
+                <w:t xml:space="preserve">Magnitude of electric field created by a charge</w:t>
+              </w:r>
+            </w:hyperlink>
+          </w:p>
+          <w:p>
+            <w:pPr>
+              <w:spacing w:after="10" w:before="0"/>
+              <w:ind w:left="120"/>
+            </w:pPr>
+            <w:r>
+              <w:rPr>
+                <w:rFonts w:ascii="Arial" w:cs="Arial" w:eastAsia="Arial" w:hAnsi="Arial"/>
+                <w:color w:val="595959"/>
+                <w:sz w:val="14"/>
+                <w:szCs w:val="14"/>
+              </w:rPr>
+              <w:t xml:space="preserve">Source: Khan Academy (English - US curriculum)</w:t>
+            </w:r>
+          </w:p>
+          <w:p>
+            <w:pPr>
+              <w:spacing w:after="10" w:before="0"/>
+              <w:ind w:left="120"/>
+            </w:pPr>
+            <w:hyperlink w:history="1" r:id="rIdgyr-07ivvr2vo1f-wn7lw">
+              <w:r>
+                <w:rPr>
+                  <w:rFonts w:ascii="Arial" w:cs="Arial" w:eastAsia="Arial" w:hAnsi="Arial"/>
+                  <w:color w:val="595959"/>
+                  <w:sz w:val="14"/>
+                  <w:szCs w:val="14"/>
+                  <w:u w:val="single" w:color="595959"/>
+                </w:rPr>
+                <w:t xml:space="preserve">🔍 Search ARES for similar videos</w:t>
+              </w:r>
+            </w:hyperlink>
+          </w:p>
+          <w:p>
+            <w:pPr>
+              <w:spacing w:after="40" w:before="0"/>
+            </w:pPr>
+            <w:r>
+              <w:rPr>
+                <w:sz w:val="14"/>
+                <w:szCs w:val="14"/>
+              </w:rPr>
+              <w:t xml:space="preserve"/>
+            </w:r>
+          </w:p>
+          <w:p>
+            <w:pPr>
+              <w:spacing w:after="20" w:before="0"/>
+            </w:pPr>
+            <w:r>
+              <w:rPr>
+                <w:rFonts w:ascii="Arial" w:cs="Arial" w:eastAsia="Arial" w:hAnsi="Arial"/>
+                <w:b/>
+                <w:bCs/>
+                <w:color w:val="1F3864"/>
+                <w:sz w:val="16"/>
+                <w:szCs w:val="16"/>
+              </w:rPr>
+              <w:t xml:space="preserve">📖 HTML:</w:t>
+            </w:r>
+          </w:p>
+          <w:p>
+            <w:pPr>
+              <w:spacing w:after="20" w:before="0"/>
+            </w:pPr>
+            <w:hyperlink w:history="1" r:id="rIdhf83acxzmcfxldi52nxnf">
+              <w:r>
+                <w:rPr>
+                  <w:rFonts w:ascii="Arial" w:cs="Arial" w:eastAsia="Arial" w:hAnsi="Arial"/>
+                  <w:color w:val="2E75B6"/>
+                  <w:sz w:val="16"/>
+                  <w:szCs w:val="16"/>
+                  <w:u w:val="single" w:color="2E75B6"/>
+                </w:rPr>
+                <w:t xml:space="preserve">Coulomb's Law</w:t>
+              </w:r>
+            </w:hyperlink>
+          </w:p>
+          <w:p>
+            <w:pPr>
+              <w:spacing w:after="10" w:before="0"/>
+              <w:ind w:left="120"/>
+            </w:pPr>
+            <w:r>
+              <w:rPr>
+                <w:rFonts w:ascii="Arial" w:cs="Arial" w:eastAsia="Arial" w:hAnsi="Arial"/>
+                <w:color w:val="595959"/>
+                <w:sz w:val="14"/>
+                <w:szCs w:val="14"/>
+              </w:rPr>
+              <w:t xml:space="preserve">Source: PhET Interactive Simulations (English)</w:t>
+            </w:r>
+          </w:p>
+          <w:p>
+            <w:pPr>
+              <w:spacing w:after="10" w:before="0"/>
+              <w:ind w:left="120"/>
+            </w:pPr>
+            <w:hyperlink w:history="1" r:id="rId5s2c-ondirvpig2ufs91t">
+              <w:r>
+                <w:rPr>
+                  <w:rFonts w:ascii="Arial" w:cs="Arial" w:eastAsia="Arial" w:hAnsi="Arial"/>
+                  <w:color w:val="595959"/>
+                  <w:sz w:val="14"/>
+                  <w:szCs w:val="14"/>
+                  <w:u w:val="single" w:color="595959"/>
+                </w:rPr>
+                <w:t xml:space="preserve">🔍 Search ARES for similar readings</w:t>
+              </w:r>
+            </w:hyperlink>
+          </w:p>
+        </w:tc>
+        <w:tc>
+          <w:tcPr>
+            <w:tcW w:type="dxa" w:w="3040"/>
+            <w:shd w:fill="FFFFFF" w:color="auto" w:val="clear"/>
+            <w:tcMar>
+              <w:top w:type="dxa" w:w="60"/>
+              <w:left w:type="dxa" w:w="120"/>
+              <w:bottom w:type="dxa" w:w="60"/>
+              <w:right w:type="dxa" w:w="120"/>
+            </w:tcMar>
+            <w:vAlign w:val="top"/>
+          </w:tcPr>
+          <w:p>
+            <w:pPr>
+              <w:spacing w:after="40" w:before="0"/>
+              <w:jc w:val="left"/>
+            </w:pPr>
+            <w:r>
+              <w:rPr>
+                <w:rFonts w:ascii="Arial" w:cs="Arial" w:eastAsia="Arial" w:hAnsi="Arial"/>
+                <w:b w:val="false"/>
+                <w:bCs w:val="false"/>
+                <w:i w:val="false"/>
+                <w:iCs w:val="false"/>
+                <w:color w:val="000000"/>
+                <w:sz w:val="18"/>
+                <w:szCs w:val="18"/>
+              </w:rPr>
+              <w:t xml:space="preserve">A whole-class discussion synthesises the graph results. The teacher writes the gradient equation on the board: gradient = F / (1/r^2) = F x r^2. Since Q1 and Q2 were held constant in the data, the gradient equals kQ1Q2. Learners calculate k from their own gradient and the given charge values, arriving at approximately 9.0e9 N m^2 C^-2. The teacher then writes the full Coulomb equation: F = kQ1Q2 / r^2, and learners annotate each symbol in their notebooks. Three worked examples follow in increasing complexity: Example 1 — two charges of 1 C separated by 1 m (to confirm k numerically); Example 2 — two charges of 2.0e-6 C and 3.0e-6 C separated by 0.05 m (a bench-scale problem); Example 3 — a Kenyan storm context: a cumulonimbus cloud above the Rift Valley Escarpment carries a positive charge of 20 C at an altitude of 800 m above an iron-roofed market. An equal negative charge has accumulated on the roof below. What is the electrostatic force between them? Learners solve Example 3 independently, then compare with a partner before a class check.</w:t>
+            </w:r>
+          </w:p>
+        </w:tc>
+        <w:tc>
+          <w:tcPr>
+            <w:tcW w:type="dxa" w:w="3040"/>
+            <w:shd w:fill="F2F2F2" w:color="auto" w:val="clear"/>
+            <w:tcMar>
+              <w:top w:type="dxa" w:w="60"/>
+              <w:left w:type="dxa" w:w="120"/>
+              <w:bottom w:type="dxa" w:w="60"/>
+              <w:right w:type="dxa" w:w="120"/>
+            </w:tcMar>
+            <w:vAlign w:val="top"/>
+          </w:tcPr>
+          <w:p>
+            <w:pPr>
+              <w:spacing w:after="40" w:before="0"/>
+              <w:jc w:val="left"/>
+            </w:pPr>
+            <w:r>
+              <w:rPr>
+                <w:rFonts w:ascii="Arial" w:cs="Arial" w:eastAsia="Arial" w:hAnsi="Arial"/>
+                <w:b w:val="false"/>
+                <w:bCs w:val="false"/>
+                <w:i w:val="false"/>
+                <w:iCs w:val="false"/>
+                <w:color w:val="000000"/>
+                <w:sz w:val="18"/>
+                <w:szCs w:val="18"/>
+              </w:rPr>
+              <w:t xml:space="preserve">To introduce the formula, say: Your gradient has units of N m^2. We said the gradient equals kQ1Q2. We know Q1 and Q2 from the data sheet. What must k equal? Work it out with your partner. [WAIT 30 seconds.] After pairs report values, say: Every pair in the world doing this experiment gets approximately 9 times 10 to the 9 N m squared per C squared. That number has a name — the Coulomb constant, k. Write it in your notebook; you will use it for the rest of this unit. Before presenting Example 3, ask: Cast your minds back to Ol Kalou. The cloud is high above the market. As the cloud drifts lower during the storm, what happens to r — and therefore to F? [WAIT 20 seconds.] Invite a volunteer to narrate the physics of the approaching storm using only Coulomb's Law language. For Example 3, after independent work say: Compare your answer with your partner. If you disagree, do not just show each other the answer — talk through each step until you agree on where the difference arose. [WAIT 45 seconds for paired reconciliation.]</w:t>
+            </w:r>
+          </w:p>
+        </w:tc>
+        <w:tc>
+          <w:tcPr>
+            <w:tcW w:type="dxa" w:w="3040"/>
+            <w:shd w:fill="FFFFFF" w:color="auto" w:val="clear"/>
+            <w:tcMar>
+              <w:top w:type="dxa" w:w="60"/>
+              <w:left w:type="dxa" w:w="120"/>
+              <w:bottom w:type="dxa" w:w="60"/>
+              <w:right w:type="dxa" w:w="120"/>
+            </w:tcMar>
+            <w:vAlign w:val="top"/>
+          </w:tcPr>
+          <w:p>
+            <w:pPr>
+              <w:spacing w:after="40" w:before="0"/>
+              <w:jc w:val="left"/>
+            </w:pPr>
+            <w:r>
+              <w:rPr>
+                <w:rFonts w:ascii="Arial" w:cs="Arial" w:eastAsia="Arial" w:hAnsi="Arial"/>
+                <w:b w:val="false"/>
+                <w:bCs w:val="false"/>
+                <w:i w:val="false"/>
+                <w:iCs w:val="false"/>
+                <w:color w:val="000000"/>
+                <w:sz w:val="18"/>
+                <w:szCs w:val="18"/>
+              </w:rPr>
+              <w:t xml:space="preserve">The teacher uses a phenomenon-return narrative: the mathematics of Coulomb's Law is explicitly mapped onto the timeline of the Ol Kalou storm — cloud descends, r decreases, F increases as 1/r^2, until the insulating air can no longer hold back the discharge. This transforms the formula from an abstract statement into a causal story about the phenomenon learners have been carrying since Lesson 1.</w:t>
+            </w:r>
+          </w:p>
+        </w:tc>
+        <w:tc>
+          <w:tcPr>
+            <w:tcW w:type="dxa" w:w="3040"/>
+            <w:shd w:fill="F2F2F2" w:color="auto" w:val="clear"/>
+            <w:tcMar>
+              <w:top w:type="dxa" w:w="60"/>
+              <w:left w:type="dxa" w:w="120"/>
+              <w:bottom w:type="dxa" w:w="60"/>
+              <w:right w:type="dxa" w:w="120"/>
+            </w:tcMar>
+            <w:vAlign w:val="top"/>
+          </w:tcPr>
+          <w:p>
+            <w:pPr>
+              <w:spacing w:after="40" w:before="0"/>
+              <w:jc w:val="left"/>
+            </w:pPr>
+            <w:r>
+              <w:rPr>
+                <w:rFonts w:ascii="Arial" w:cs="Arial" w:eastAsia="Arial" w:hAnsi="Arial"/>
+                <w:b w:val="false"/>
+                <w:bCs w:val="false"/>
+                <w:i w:val="false"/>
+                <w:iCs w:val="false"/>
+                <w:color w:val="000000"/>
+                <w:sz w:val="18"/>
+                <w:szCs w:val="18"/>
+              </w:rPr>
+              <w:t xml:space="preserve">Exit-style probe embedded in Example 3: teacher collects written answers and scans for three error types — (1) not squaring r (using r instead of r^2), (2) unit inconsistency (mixing km and m), (3) sign confusion (reporting a negative force magnitude rather than magnitude with a stated direction). These are addressed verbally before the DQB update.</w:t>
+            </w:r>
+          </w:p>
+        </w:tc>
+      </w:tr>
+      <w:tr>
+        <w:tc>
+          <w:tcPr>
+            <w:tcW w:type="dxa" w:w="1520"/>
+            <w:shd w:fill="FCE4D6" w:color="auto" w:val="clear"/>
+            <w:tcMar>
+              <w:top w:type="dxa" w:w="60"/>
+              <w:left w:type="dxa" w:w="120"/>
+              <w:bottom w:type="dxa" w:w="60"/>
+              <w:right w:type="dxa" w:w="120"/>
+            </w:tcMar>
+            <w:vAlign w:val="top"/>
+          </w:tcPr>
+          <w:p>
+            <w:pPr>
+              <w:spacing w:after="40" w:before="0"/>
+              <w:jc w:val="left"/>
+            </w:pPr>
+            <w:r>
+              <w:rPr>
+                <w:rFonts w:ascii="Arial" w:cs="Arial" w:eastAsia="Arial" w:hAnsi="Arial"/>
+                <w:b/>
+                <w:bCs/>
+                <w:i w:val="false"/>
+                <w:iCs w:val="false"/>
+                <w:color w:val="000000"/>
+                <w:sz w:val="18"/>
+                <w:szCs w:val="18"/>
+              </w:rPr>
+              <w:t xml:space="preserve">Driving Question Board (DQB) Creation</w:t>
+            </w:r>
+          </w:p>
+          <w:p>
+            <w:pPr>
+              <w:spacing w:after="20" w:before="0"/>
+            </w:pPr>
+            <w:r>
+              <w:rPr>
+                <w:rFonts w:ascii="Arial" w:cs="Arial" w:eastAsia="Arial" w:hAnsi="Arial"/>
+                <w:b/>
+                <w:bCs/>
+                <w:color w:val="1F3864"/>
+                <w:sz w:val="16"/>
+                <w:szCs w:val="16"/>
+              </w:rPr>
+              <w:t xml:space="preserve">📹 VIDEO:</w:t>
+            </w:r>
+          </w:p>
+          <w:p>
+            <w:pPr>
+              <w:spacing w:after="20" w:before="0"/>
+            </w:pPr>
+            <w:hyperlink w:history="1" r:id="rIdzp_dg_5ppvs7s15y75gay">
               <w:r>
                 <w:rPr>
                   <w:rFonts w:ascii="Arial" w:cs="Arial" w:eastAsia="Arial" w:hAnsi="Arial"/>
@@ -10032,7 +10644,7 @@
               <w:spacing w:after="10" w:before="0"/>
               <w:ind w:left="120"/>
             </w:pPr>
-            <w:hyperlink w:history="1" r:id="rIdl_8wcilptytjndxlubf8k">
+            <w:hyperlink w:history="1" r:id="rIdpjdaqq7rezz3p3rllt4a6">
               <w:r>
                 <w:rPr>
                   <w:rFonts w:ascii="Arial" w:cs="Arial" w:eastAsia="Arial" w:hAnsi="Arial"/>
@@ -10077,7 +10689,7 @@
             <w:pPr>
               <w:spacing w:after="20" w:before="0"/>
             </w:pPr>
-            <w:hyperlink w:history="1" r:id="rId6qa9tu84nzuh-np8kf42g">
+            <w:hyperlink w:history="1" r:id="rIde6ey_oabsmht_lrpv5ehu">
               <w:r>
                 <w:rPr>
                   <w:rFonts w:ascii="Arial" w:cs="Arial" w:eastAsia="Arial" w:hAnsi="Arial"/>
@@ -10086,7 +10698,7 @@
                   <w:szCs w:val="16"/>
                   <w:u w:val="single" w:color="2E75B6"/>
                 </w:rPr>
-                <w:t xml:space="preserve">Newton's Law of Gravity (Flexbook)</w:t>
+                <w:t xml:space="preserve">Coulomb's Law</w:t>
               </w:r>
             </w:hyperlink>
           </w:p>
@@ -10102,7 +10714,7 @@
                 <w:sz w:val="14"/>
                 <w:szCs w:val="14"/>
               </w:rPr>
-              <w:t xml:space="preserve">Source: CK-12</w:t>
+              <w:t xml:space="preserve">Source: PhET Interactive Simulations (English)</w:t>
             </w:r>
           </w:p>
           <w:p>
@@ -10110,7 +10722,7 @@
               <w:spacing w:after="10" w:before="0"/>
               <w:ind w:left="120"/>
             </w:pPr>
-            <w:hyperlink w:history="1" r:id="rIdxu1g4spcbihbfunhfrlg9">
+            <w:hyperlink w:history="1" r:id="rIdcrlgonpju2pjx-nibtd2t">
               <w:r>
                 <w:rPr>
                   <w:rFonts w:ascii="Arial" w:cs="Arial" w:eastAsia="Arial" w:hAnsi="Arial"/>
@@ -10152,7 +10764,7 @@
                 <w:sz w:val="18"/>
                 <w:szCs w:val="18"/>
               </w:rPr>
-              <w:t xml:space="preserve">The teacher projects a 3-minute video clip of a torsion-balance demonstration modelled on Coulomb's 1785 experiment, clearly showing how the twist angle (proportional to force) changes as the charged spheres are moved apart. Immediately after the video, each pair receives a printed data table with six rows of experimentally measured values: r (m) values of 0.10, 0.15, 0.20, 0.25, 0.30, and 0.40, with corresponding F (N) values of 8.10e-4, 3.60e-4, 2.03e-4, 1.30e-4, 0.90e-4, and 0.51e-4 (charges Q1 = Q2 = 3.0e-8 C kept constant). Learners add two columns to the table: 1/r^2 (m^-2) and their calculated values. They then plot F (y-axis) versus 1/r^2 (x-axis) on a provided 10x10 cm grid, draw the best-fit straight line, and record the gradient. The teacher circulates, asking probing questions without giving answers.</w:t>
+              <w:t xml:space="preserve">Each learner writes one sticky note (green = new understanding) to add to the class DQB. The prompt is: Using Coulomb's Law, write one sentence that explains something about the Ol Kalou lightning strike that you could NOT explain at the end of Lesson 2. Examples might include: As the storm cloud moved closer to the iron roof, r decreased and F = kQ1Q2/r^2 increased rapidly, eventually overcoming the resistance of air and triggering the strike. Learners also place one orange sticky note (remaining question) — for example: Does the force depend on what material the charged object is made of? Why does the pointed tip of a lightning conductor matter — is that about force too? These orange notes foreshadow Lessons 4 and 5.</w:t>
             </w:r>
           </w:p>
         </w:tc>
@@ -10184,7 +10796,7 @@
                 <w:sz w:val="18"/>
                 <w:szCs w:val="18"/>
               </w:rPr>
-              <w:t xml:space="preserve">Before distributing the data sheet, say: You are about to do exactly what Coulomb did in Paris in 1785 — except he had to twist a wire by hand and you have a calculator. Your job is to find the mathematical pattern hiding in this data. [Pause 10 seconds.] When learners have filled in the 1/r^2 column, ask a chosen pair: Why did I ask you to calculate 1/r^2 and not just r? [WAIT 20 seconds for the pair to respond before opening to the class.] Circulate and use the prompt: What does the shape of your graph tell you about how force and distance are related? [WAIT 15 seconds per group.] If a group plots a curved F vs r graph instead, say: That graph is also correct — but is it a straight line? What does that tell you about whether force is directly proportional to r? How could you transform it into a straight line?</w:t>
+              <w:t xml:space="preserve">Say: Look at the DQB. In Lesson 1 we said something invisible was building up in the cloud. In Lesson 2 we said the roof gained charge by induction. Today you can say how strong the pull was — put a number on it. Write your green note and add it. [WAIT 60 seconds for writing.] After notes are placed, read two or three aloud and comment: This group has written a number — 4.5 times 10 to the 9 newtons. That is an enormous force. No wonder the air broke down and we got a lightning bolt. Now read one orange note aloud: This group is asking about the pointed tip. That is exactly where we are heading in Lesson 4. [WAIT 10 seconds.] Keep that question alive.</w:t>
             </w:r>
           </w:p>
         </w:tc>
@@ -10216,7 +10828,7 @@
                 <w:sz w:val="18"/>
                 <w:szCs w:val="18"/>
               </w:rPr>
-              <w:t xml:space="preserve">Data linearisation as a sense-making tool: by plotting F vs 1/r^2 rather than F vs r, learners generate a straight line through the origin, which is the visual signature of direct proportionality. This bridges the concrete observation (balloons repelling) to the abstract mathematical structure of Coulomb's Law without the teacher simply stating the formula.</w:t>
+              <w:t xml:space="preserve">The DQB functions as a visible knowledge-accumulation structure. Green notes mark what Coulomb's Law has explained; orange notes mark what it cannot yet explain. This gap-marking is intentional — it creates productive tension that motivates Lesson 4 (field concentration at sharp points).</w:t>
             </w:r>
           </w:p>
         </w:tc>
@@ -10248,7 +10860,7 @@
                 <w:sz w:val="18"/>
                 <w:szCs w:val="18"/>
               </w:rPr>
-              <w:t xml:space="preserve">Teacher checks three things during circulation: (1) correct calculation of 1/r^2 — a common arithmetic error is computing 1/r and squaring only r in the denominator; (2) correct axis labelling on the graph; (3) the line passes through or very near the origin. Any pair whose line has a large y-intercept is asked: If the charges were zero, what would the force be? Does your line agree with that?</w:t>
+              <w:t xml:space="preserve">Teacher reads all green notes before the next lesson. Any note that restates the formula without connecting it to the phenomenon (e.g., just writes F = kQ1Q2/r^2) is flagged for a one-to-one follow-up at the start of Lesson 4: Can you tell me in words what that formula says about the Ol Kalou storm?</w:t>
             </w:r>
           </w:p>
         </w:tc>
@@ -10257,32 +10869,32 @@
         <w:tc>
           <w:tcPr>
             <w:tcW w:type="dxa" w:w="1520"/>
-            <w:shd w:fill="E2EFDA" w:color="auto" w:val="clear"/>
-            <w:tcMar>
-              <w:top w:type="dxa" w:w="60"/>
-              <w:left w:type="dxa" w:w="120"/>
-              <w:bottom w:type="dxa" w:w="60"/>
-              <w:right w:type="dxa" w:w="120"/>
-            </w:tcMar>
-            <w:vAlign w:val="top"/>
-          </w:tcPr>
-          <w:p>
-            <w:pPr>
-              <w:spacing w:after="40" w:before="0"/>
-              <w:jc w:val="left"/>
-            </w:pPr>
-            <w:r>
-              <w:rPr>
-                <w:rFonts w:ascii="Arial" w:cs="Arial" w:eastAsia="Arial" w:hAnsi="Arial"/>
-                <w:b/>
-                <w:bCs/>
-                <w:i w:val="false"/>
-                <w:iCs w:val="false"/>
-                <w:color w:val="000000"/>
-                <w:sz w:val="18"/>
-                <w:szCs w:val="18"/>
-              </w:rPr>
-              <w:t xml:space="preserve">Explain Phase</w:t>
+            <w:shd w:fill="D5E8F0" w:color="auto" w:val="clear"/>
+            <w:tcMar>
+              <w:top w:type="dxa" w:w="60"/>
+              <w:left w:type="dxa" w:w="120"/>
+              <w:bottom w:type="dxa" w:w="60"/>
+              <w:right w:type="dxa" w:w="120"/>
+            </w:tcMar>
+            <w:vAlign w:val="top"/>
+          </w:tcPr>
+          <w:p>
+            <w:pPr>
+              <w:spacing w:after="40" w:before="0"/>
+              <w:jc w:val="left"/>
+            </w:pPr>
+            <w:r>
+              <w:rPr>
+                <w:rFonts w:ascii="Arial" w:cs="Arial" w:eastAsia="Arial" w:hAnsi="Arial"/>
+                <w:b/>
+                <w:bCs/>
+                <w:i w:val="false"/>
+                <w:iCs w:val="false"/>
+                <w:color w:val="000000"/>
+                <w:sz w:val="18"/>
+                <w:szCs w:val="18"/>
+              </w:rPr>
+              <w:t xml:space="preserve">Model Building Phase</w:t>
             </w:r>
           </w:p>
           <w:p>
@@ -10305,7 +10917,7 @@
             <w:pPr>
               <w:spacing w:after="20" w:before="0"/>
             </w:pPr>
-            <w:hyperlink w:history="1" r:id="rId55n-lnzt3mjzzr2wi1oqy">
+            <w:hyperlink w:history="1" r:id="rIdkhc9k7nfo878tmgquribu">
               <w:r>
                 <w:rPr>
                   <w:rFonts w:ascii="Arial" w:cs="Arial" w:eastAsia="Arial" w:hAnsi="Arial"/>
@@ -10338,7 +10950,7 @@
               <w:spacing w:after="10" w:before="0"/>
               <w:ind w:left="120"/>
             </w:pPr>
-            <w:hyperlink w:history="1" r:id="rId01huth7ktw8jpm1xs3uhc">
+            <w:hyperlink w:history="1" r:id="rIdip5k897r3fwfvbhw-iyvn">
               <w:r>
                 <w:rPr>
                   <w:rFonts w:ascii="Arial" w:cs="Arial" w:eastAsia="Arial" w:hAnsi="Arial"/>
@@ -10383,7 +10995,7 @@
             <w:pPr>
               <w:spacing w:after="20" w:before="0"/>
             </w:pPr>
-            <w:hyperlink w:history="1" r:id="rIdejqjpppwwtfw7-4ewirf2">
+            <w:hyperlink w:history="1" r:id="rId_s8cc7uldra19paxe535b">
               <w:r>
                 <w:rPr>
                   <w:rFonts w:ascii="Arial" w:cs="Arial" w:eastAsia="Arial" w:hAnsi="Arial"/>
@@ -10392,7 +11004,7 @@
                   <w:szCs w:val="16"/>
                   <w:u w:val="single" w:color="2E75B6"/>
                 </w:rPr>
-                <w:t xml:space="preserve">Newton's Law of Gravity (Flexbook)</w:t>
+                <w:t xml:space="preserve">Coulomb's Law</w:t>
               </w:r>
             </w:hyperlink>
           </w:p>
@@ -10408,7 +11020,7 @@
                 <w:sz w:val="14"/>
                 <w:szCs w:val="14"/>
               </w:rPr>
-              <w:t xml:space="preserve">Source: CK-12</w:t>
+              <w:t xml:space="preserve">Source: PhET Interactive Simulations (English)</w:t>
             </w:r>
           </w:p>
           <w:p>
@@ -10416,619 +11028,7 @@
               <w:spacing w:after="10" w:before="0"/>
               <w:ind w:left="120"/>
             </w:pPr>
-            <w:hyperlink w:history="1" r:id="rId6xcmghjxgixtrqxd0zsk6">
-              <w:r>
-                <w:rPr>
-                  <w:rFonts w:ascii="Arial" w:cs="Arial" w:eastAsia="Arial" w:hAnsi="Arial"/>
-                  <w:color w:val="595959"/>
-                  <w:sz w:val="14"/>
-                  <w:szCs w:val="14"/>
-                  <w:u w:val="single" w:color="595959"/>
-                </w:rPr>
-                <w:t xml:space="preserve">🔍 Search ARES for similar readings</w:t>
-              </w:r>
-            </w:hyperlink>
-          </w:p>
-        </w:tc>
-        <w:tc>
-          <w:tcPr>
-            <w:tcW w:type="dxa" w:w="3040"/>
-            <w:shd w:fill="FFFFFF" w:color="auto" w:val="clear"/>
-            <w:tcMar>
-              <w:top w:type="dxa" w:w="60"/>
-              <w:left w:type="dxa" w:w="120"/>
-              <w:bottom w:type="dxa" w:w="60"/>
-              <w:right w:type="dxa" w:w="120"/>
-            </w:tcMar>
-            <w:vAlign w:val="top"/>
-          </w:tcPr>
-          <w:p>
-            <w:pPr>
-              <w:spacing w:after="40" w:before="0"/>
-              <w:jc w:val="left"/>
-            </w:pPr>
-            <w:r>
-              <w:rPr>
-                <w:rFonts w:ascii="Arial" w:cs="Arial" w:eastAsia="Arial" w:hAnsi="Arial"/>
-                <w:b w:val="false"/>
-                <w:bCs w:val="false"/>
-                <w:i w:val="false"/>
-                <w:iCs w:val="false"/>
-                <w:color w:val="000000"/>
-                <w:sz w:val="18"/>
-                <w:szCs w:val="18"/>
-              </w:rPr>
-              <w:t xml:space="preserve">A whole-class discussion synthesises the graph results. The teacher writes the gradient equation on the board: gradient = F / (1/r^2) = F x r^2. Since Q1 and Q2 were held constant in the data, the gradient equals kQ1Q2. Learners calculate k from their own gradient and the given charge values, arriving at approximately 9.0e9 N m^2 C^-2. The teacher then writes the full Coulomb equation: F = kQ1Q2 / r^2, and learners annotate each symbol in their notebooks. Three worked examples follow in increasing complexity: Example 1 — two charges of 1 C separated by 1 m (to confirm k numerically); Example 2 — two charges of 2.0e-6 C and 3.0e-6 C separated by 0.05 m (a bench-scale problem); Example 3 — a Kenyan storm context: a cumulonimbus cloud above the Rift Valley Escarpment carries a positive charge of 20 C at an altitude of 800 m above an iron-roofed market. An equal negative charge has accumulated on the roof below. What is the electrostatic force between them? Learners solve Example 3 independently, then compare with a partner before a class check.</w:t>
-            </w:r>
-          </w:p>
-        </w:tc>
-        <w:tc>
-          <w:tcPr>
-            <w:tcW w:type="dxa" w:w="3040"/>
-            <w:shd w:fill="F2F2F2" w:color="auto" w:val="clear"/>
-            <w:tcMar>
-              <w:top w:type="dxa" w:w="60"/>
-              <w:left w:type="dxa" w:w="120"/>
-              <w:bottom w:type="dxa" w:w="60"/>
-              <w:right w:type="dxa" w:w="120"/>
-            </w:tcMar>
-            <w:vAlign w:val="top"/>
-          </w:tcPr>
-          <w:p>
-            <w:pPr>
-              <w:spacing w:after="40" w:before="0"/>
-              <w:jc w:val="left"/>
-            </w:pPr>
-            <w:r>
-              <w:rPr>
-                <w:rFonts w:ascii="Arial" w:cs="Arial" w:eastAsia="Arial" w:hAnsi="Arial"/>
-                <w:b w:val="false"/>
-                <w:bCs w:val="false"/>
-                <w:i w:val="false"/>
-                <w:iCs w:val="false"/>
-                <w:color w:val="000000"/>
-                <w:sz w:val="18"/>
-                <w:szCs w:val="18"/>
-              </w:rPr>
-              <w:t xml:space="preserve">To introduce the formula, say: Your gradient has units of N m^2. We said the gradient equals kQ1Q2. We know Q1 and Q2 from the data sheet. What must k equal? Work it out with your partner. [WAIT 30 seconds.] After pairs report values, say: Every pair in the world doing this experiment gets approximately 9 times 10 to the 9 N m squared per C squared. That number has a name — the Coulomb constant, k. Write it in your notebook; you will use it for the rest of this unit. Before presenting Example 3, ask: Cast your minds back to Ol Kalou. The cloud is high above the market. As the cloud drifts lower during the storm, what happens to r — and therefore to F? [WAIT 20 seconds.] Invite a volunteer to narrate the physics of the approaching storm using only Coulomb's Law language. For Example 3, after independent work say: Compare your answer with your partner. If you disagree, do not just show each other the answer — talk through each step until you agree on where the difference arose. [WAIT 45 seconds for paired reconciliation.]</w:t>
-            </w:r>
-          </w:p>
-        </w:tc>
-        <w:tc>
-          <w:tcPr>
-            <w:tcW w:type="dxa" w:w="3040"/>
-            <w:shd w:fill="FFFFFF" w:color="auto" w:val="clear"/>
-            <w:tcMar>
-              <w:top w:type="dxa" w:w="60"/>
-              <w:left w:type="dxa" w:w="120"/>
-              <w:bottom w:type="dxa" w:w="60"/>
-              <w:right w:type="dxa" w:w="120"/>
-            </w:tcMar>
-            <w:vAlign w:val="top"/>
-          </w:tcPr>
-          <w:p>
-            <w:pPr>
-              <w:spacing w:after="40" w:before="0"/>
-              <w:jc w:val="left"/>
-            </w:pPr>
-            <w:r>
-              <w:rPr>
-                <w:rFonts w:ascii="Arial" w:cs="Arial" w:eastAsia="Arial" w:hAnsi="Arial"/>
-                <w:b w:val="false"/>
-                <w:bCs w:val="false"/>
-                <w:i w:val="false"/>
-                <w:iCs w:val="false"/>
-                <w:color w:val="000000"/>
-                <w:sz w:val="18"/>
-                <w:szCs w:val="18"/>
-              </w:rPr>
-              <w:t xml:space="preserve">The teacher uses a phenomenon-return narrative: the mathematics of Coulomb's Law is explicitly mapped onto the timeline of the Ol Kalou storm — cloud descends, r decreases, F increases as 1/r^2, until the insulating air can no longer hold back the discharge. This transforms the formula from an abstract statement into a causal story about the phenomenon learners have been carrying since Lesson 1.</w:t>
-            </w:r>
-          </w:p>
-        </w:tc>
-        <w:tc>
-          <w:tcPr>
-            <w:tcW w:type="dxa" w:w="3040"/>
-            <w:shd w:fill="F2F2F2" w:color="auto" w:val="clear"/>
-            <w:tcMar>
-              <w:top w:type="dxa" w:w="60"/>
-              <w:left w:type="dxa" w:w="120"/>
-              <w:bottom w:type="dxa" w:w="60"/>
-              <w:right w:type="dxa" w:w="120"/>
-            </w:tcMar>
-            <w:vAlign w:val="top"/>
-          </w:tcPr>
-          <w:p>
-            <w:pPr>
-              <w:spacing w:after="40" w:before="0"/>
-              <w:jc w:val="left"/>
-            </w:pPr>
-            <w:r>
-              <w:rPr>
-                <w:rFonts w:ascii="Arial" w:cs="Arial" w:eastAsia="Arial" w:hAnsi="Arial"/>
-                <w:b w:val="false"/>
-                <w:bCs w:val="false"/>
-                <w:i w:val="false"/>
-                <w:iCs w:val="false"/>
-                <w:color w:val="000000"/>
-                <w:sz w:val="18"/>
-                <w:szCs w:val="18"/>
-              </w:rPr>
-              <w:t xml:space="preserve">Exit-style probe embedded in Example 3: teacher collects written answers and scans for three error types — (1) not squaring r (using r instead of r^2), (2) unit inconsistency (mixing km and m), (3) sign confusion (reporting a negative force magnitude rather than magnitude with a stated direction). These are addressed verbally before the DQB update.</w:t>
-            </w:r>
-          </w:p>
-        </w:tc>
-      </w:tr>
-      <w:tr>
-        <w:tc>
-          <w:tcPr>
-            <w:tcW w:type="dxa" w:w="1520"/>
-            <w:shd w:fill="FCE4D6" w:color="auto" w:val="clear"/>
-            <w:tcMar>
-              <w:top w:type="dxa" w:w="60"/>
-              <w:left w:type="dxa" w:w="120"/>
-              <w:bottom w:type="dxa" w:w="60"/>
-              <w:right w:type="dxa" w:w="120"/>
-            </w:tcMar>
-            <w:vAlign w:val="top"/>
-          </w:tcPr>
-          <w:p>
-            <w:pPr>
-              <w:spacing w:after="40" w:before="0"/>
-              <w:jc w:val="left"/>
-            </w:pPr>
-            <w:r>
-              <w:rPr>
-                <w:rFonts w:ascii="Arial" w:cs="Arial" w:eastAsia="Arial" w:hAnsi="Arial"/>
-                <w:b/>
-                <w:bCs/>
-                <w:i w:val="false"/>
-                <w:iCs w:val="false"/>
-                <w:color w:val="000000"/>
-                <w:sz w:val="18"/>
-                <w:szCs w:val="18"/>
-              </w:rPr>
-              <w:t xml:space="preserve">Driving Question Board (DQB) Creation</w:t>
-            </w:r>
-          </w:p>
-          <w:p>
-            <w:pPr>
-              <w:spacing w:after="20" w:before="0"/>
-            </w:pPr>
-            <w:r>
-              <w:rPr>
-                <w:rFonts w:ascii="Arial" w:cs="Arial" w:eastAsia="Arial" w:hAnsi="Arial"/>
-                <w:b/>
-                <w:bCs/>
-                <w:color w:val="1F3864"/>
-                <w:sz w:val="16"/>
-                <w:szCs w:val="16"/>
-              </w:rPr>
-              <w:t xml:space="preserve">📹 VIDEO:</w:t>
-            </w:r>
-          </w:p>
-          <w:p>
-            <w:pPr>
-              <w:spacing w:after="20" w:before="0"/>
-            </w:pPr>
-            <w:hyperlink w:history="1" r:id="rIdfakq7ebaeupkkyqrrhw5v">
-              <w:r>
-                <w:rPr>
-                  <w:rFonts w:ascii="Arial" w:cs="Arial" w:eastAsia="Arial" w:hAnsi="Arial"/>
-                  <w:color w:val="2E75B6"/>
-                  <w:sz w:val="16"/>
-                  <w:szCs w:val="16"/>
-                  <w:u w:val="single" w:color="2E75B6"/>
-                </w:rPr>
-                <w:t xml:space="preserve">Coulomb's law</w:t>
-              </w:r>
-            </w:hyperlink>
-          </w:p>
-          <w:p>
-            <w:pPr>
-              <w:spacing w:after="10" w:before="0"/>
-              <w:ind w:left="120"/>
-            </w:pPr>
-            <w:r>
-              <w:rPr>
-                <w:rFonts w:ascii="Arial" w:cs="Arial" w:eastAsia="Arial" w:hAnsi="Arial"/>
-                <w:color w:val="595959"/>
-                <w:sz w:val="14"/>
-                <w:szCs w:val="14"/>
-              </w:rPr>
-              <w:t xml:space="preserve">Source: Khan Academy (English - US curriculum)</w:t>
-            </w:r>
-          </w:p>
-          <w:p>
-            <w:pPr>
-              <w:spacing w:after="10" w:before="0"/>
-              <w:ind w:left="120"/>
-            </w:pPr>
-            <w:hyperlink w:history="1" r:id="rId0ws4wnkbmmrwebaqxoc3n">
-              <w:r>
-                <w:rPr>
-                  <w:rFonts w:ascii="Arial" w:cs="Arial" w:eastAsia="Arial" w:hAnsi="Arial"/>
-                  <w:color w:val="595959"/>
-                  <w:sz w:val="14"/>
-                  <w:szCs w:val="14"/>
-                  <w:u w:val="single" w:color="595959"/>
-                </w:rPr>
-                <w:t xml:space="preserve">🔍 Search ARES for similar videos</w:t>
-              </w:r>
-            </w:hyperlink>
-          </w:p>
-          <w:p>
-            <w:pPr>
-              <w:spacing w:after="40" w:before="0"/>
-            </w:pPr>
-            <w:r>
-              <w:rPr>
-                <w:sz w:val="14"/>
-                <w:szCs w:val="14"/>
-              </w:rPr>
-              <w:t xml:space="preserve"/>
-            </w:r>
-          </w:p>
-          <w:p>
-            <w:pPr>
-              <w:spacing w:after="20" w:before="0"/>
-            </w:pPr>
-            <w:r>
-              <w:rPr>
-                <w:rFonts w:ascii="Arial" w:cs="Arial" w:eastAsia="Arial" w:hAnsi="Arial"/>
-                <w:b/>
-                <w:bCs/>
-                <w:color w:val="1F3864"/>
-                <w:sz w:val="16"/>
-                <w:szCs w:val="16"/>
-              </w:rPr>
-              <w:t xml:space="preserve">📖 HTML:</w:t>
-            </w:r>
-          </w:p>
-          <w:p>
-            <w:pPr>
-              <w:spacing w:after="20" w:before="0"/>
-            </w:pPr>
-            <w:hyperlink w:history="1" r:id="rIdkre8vaiocfdmgvdjiwdax">
-              <w:r>
-                <w:rPr>
-                  <w:rFonts w:ascii="Arial" w:cs="Arial" w:eastAsia="Arial" w:hAnsi="Arial"/>
-                  <w:color w:val="2E75B6"/>
-                  <w:sz w:val="16"/>
-                  <w:szCs w:val="16"/>
-                  <w:u w:val="single" w:color="2E75B6"/>
-                </w:rPr>
-                <w:t xml:space="preserve">Newton's Law of Gravity (Flexbook)</w:t>
-              </w:r>
-            </w:hyperlink>
-          </w:p>
-          <w:p>
-            <w:pPr>
-              <w:spacing w:after="10" w:before="0"/>
-              <w:ind w:left="120"/>
-            </w:pPr>
-            <w:r>
-              <w:rPr>
-                <w:rFonts w:ascii="Arial" w:cs="Arial" w:eastAsia="Arial" w:hAnsi="Arial"/>
-                <w:color w:val="595959"/>
-                <w:sz w:val="14"/>
-                <w:szCs w:val="14"/>
-              </w:rPr>
-              <w:t xml:space="preserve">Source: CK-12</w:t>
-            </w:r>
-          </w:p>
-          <w:p>
-            <w:pPr>
-              <w:spacing w:after="10" w:before="0"/>
-              <w:ind w:left="120"/>
-            </w:pPr>
-            <w:hyperlink w:history="1" r:id="rIdmfafabcjaa9ft75rf6bso">
-              <w:r>
-                <w:rPr>
-                  <w:rFonts w:ascii="Arial" w:cs="Arial" w:eastAsia="Arial" w:hAnsi="Arial"/>
-                  <w:color w:val="595959"/>
-                  <w:sz w:val="14"/>
-                  <w:szCs w:val="14"/>
-                  <w:u w:val="single" w:color="595959"/>
-                </w:rPr>
-                <w:t xml:space="preserve">🔍 Search ARES for similar readings</w:t>
-              </w:r>
-            </w:hyperlink>
-          </w:p>
-        </w:tc>
-        <w:tc>
-          <w:tcPr>
-            <w:tcW w:type="dxa" w:w="3040"/>
-            <w:shd w:fill="FFFFFF" w:color="auto" w:val="clear"/>
-            <w:tcMar>
-              <w:top w:type="dxa" w:w="60"/>
-              <w:left w:type="dxa" w:w="120"/>
-              <w:bottom w:type="dxa" w:w="60"/>
-              <w:right w:type="dxa" w:w="120"/>
-            </w:tcMar>
-            <w:vAlign w:val="top"/>
-          </w:tcPr>
-          <w:p>
-            <w:pPr>
-              <w:spacing w:after="40" w:before="0"/>
-              <w:jc w:val="left"/>
-            </w:pPr>
-            <w:r>
-              <w:rPr>
-                <w:rFonts w:ascii="Arial" w:cs="Arial" w:eastAsia="Arial" w:hAnsi="Arial"/>
-                <w:b w:val="false"/>
-                <w:bCs w:val="false"/>
-                <w:i w:val="false"/>
-                <w:iCs w:val="false"/>
-                <w:color w:val="000000"/>
-                <w:sz w:val="18"/>
-                <w:szCs w:val="18"/>
-              </w:rPr>
-              <w:t xml:space="preserve">Each learner writes one sticky note (green = new understanding) to add to the class DQB. The prompt is: Using Coulomb's Law, write one sentence that explains something about the Ol Kalou lightning strike that you could NOT explain at the end of Lesson 2. Examples might include: As the storm cloud moved closer to the iron roof, r decreased and F = kQ1Q2/r^2 increased rapidly, eventually overcoming the resistance of air and triggering the strike. Learners also place one orange sticky note (remaining question) — for example: Does the force depend on what material the charged object is made of? Why does the pointed tip of a lightning conductor matter — is that about force too? These orange notes foreshadow Lessons 4 and 5.</w:t>
-            </w:r>
-          </w:p>
-        </w:tc>
-        <w:tc>
-          <w:tcPr>
-            <w:tcW w:type="dxa" w:w="3040"/>
-            <w:shd w:fill="F2F2F2" w:color="auto" w:val="clear"/>
-            <w:tcMar>
-              <w:top w:type="dxa" w:w="60"/>
-              <w:left w:type="dxa" w:w="120"/>
-              <w:bottom w:type="dxa" w:w="60"/>
-              <w:right w:type="dxa" w:w="120"/>
-            </w:tcMar>
-            <w:vAlign w:val="top"/>
-          </w:tcPr>
-          <w:p>
-            <w:pPr>
-              <w:spacing w:after="40" w:before="0"/>
-              <w:jc w:val="left"/>
-            </w:pPr>
-            <w:r>
-              <w:rPr>
-                <w:rFonts w:ascii="Arial" w:cs="Arial" w:eastAsia="Arial" w:hAnsi="Arial"/>
-                <w:b w:val="false"/>
-                <w:bCs w:val="false"/>
-                <w:i w:val="false"/>
-                <w:iCs w:val="false"/>
-                <w:color w:val="000000"/>
-                <w:sz w:val="18"/>
-                <w:szCs w:val="18"/>
-              </w:rPr>
-              <w:t xml:space="preserve">Say: Look at the DQB. In Lesson 1 we said something invisible was building up in the cloud. In Lesson 2 we said the roof gained charge by induction. Today you can say how strong the pull was — put a number on it. Write your green note and add it. [WAIT 60 seconds for writing.] After notes are placed, read two or three aloud and comment: This group has written a number — 4.5 times 10 to the 9 newtons. That is an enormous force. No wonder the air broke down and we got a lightning bolt. Now read one orange note aloud: This group is asking about the pointed tip. That is exactly where we are heading in Lesson 4. [WAIT 10 seconds.] Keep that question alive.</w:t>
-            </w:r>
-          </w:p>
-        </w:tc>
-        <w:tc>
-          <w:tcPr>
-            <w:tcW w:type="dxa" w:w="3040"/>
-            <w:shd w:fill="FFFFFF" w:color="auto" w:val="clear"/>
-            <w:tcMar>
-              <w:top w:type="dxa" w:w="60"/>
-              <w:left w:type="dxa" w:w="120"/>
-              <w:bottom w:type="dxa" w:w="60"/>
-              <w:right w:type="dxa" w:w="120"/>
-            </w:tcMar>
-            <w:vAlign w:val="top"/>
-          </w:tcPr>
-          <w:p>
-            <w:pPr>
-              <w:spacing w:after="40" w:before="0"/>
-              <w:jc w:val="left"/>
-            </w:pPr>
-            <w:r>
-              <w:rPr>
-                <w:rFonts w:ascii="Arial" w:cs="Arial" w:eastAsia="Arial" w:hAnsi="Arial"/>
-                <w:b w:val="false"/>
-                <w:bCs w:val="false"/>
-                <w:i w:val="false"/>
-                <w:iCs w:val="false"/>
-                <w:color w:val="000000"/>
-                <w:sz w:val="18"/>
-                <w:szCs w:val="18"/>
-              </w:rPr>
-              <w:t xml:space="preserve">The DQB functions as a visible knowledge-accumulation structure. Green notes mark what Coulomb's Law has explained; orange notes mark what it cannot yet explain. This gap-marking is intentional — it creates productive tension that motivates Lesson 4 (field concentration at sharp points).</w:t>
-            </w:r>
-          </w:p>
-        </w:tc>
-        <w:tc>
-          <w:tcPr>
-            <w:tcW w:type="dxa" w:w="3040"/>
-            <w:shd w:fill="F2F2F2" w:color="auto" w:val="clear"/>
-            <w:tcMar>
-              <w:top w:type="dxa" w:w="60"/>
-              <w:left w:type="dxa" w:w="120"/>
-              <w:bottom w:type="dxa" w:w="60"/>
-              <w:right w:type="dxa" w:w="120"/>
-            </w:tcMar>
-            <w:vAlign w:val="top"/>
-          </w:tcPr>
-          <w:p>
-            <w:pPr>
-              <w:spacing w:after="40" w:before="0"/>
-              <w:jc w:val="left"/>
-            </w:pPr>
-            <w:r>
-              <w:rPr>
-                <w:rFonts w:ascii="Arial" w:cs="Arial" w:eastAsia="Arial" w:hAnsi="Arial"/>
-                <w:b w:val="false"/>
-                <w:bCs w:val="false"/>
-                <w:i w:val="false"/>
-                <w:iCs w:val="false"/>
-                <w:color w:val="000000"/>
-                <w:sz w:val="18"/>
-                <w:szCs w:val="18"/>
-              </w:rPr>
-              <w:t xml:space="preserve">Teacher reads all green notes before the next lesson. Any note that restates the formula without connecting it to the phenomenon (e.g., just writes F = kQ1Q2/r^2) is flagged for a one-to-one follow-up at the start of Lesson 4: Can you tell me in words what that formula says about the Ol Kalou storm?</w:t>
-            </w:r>
-          </w:p>
-        </w:tc>
-      </w:tr>
-      <w:tr>
-        <w:tc>
-          <w:tcPr>
-            <w:tcW w:type="dxa" w:w="1520"/>
-            <w:shd w:fill="D5E8F0" w:color="auto" w:val="clear"/>
-            <w:tcMar>
-              <w:top w:type="dxa" w:w="60"/>
-              <w:left w:type="dxa" w:w="120"/>
-              <w:bottom w:type="dxa" w:w="60"/>
-              <w:right w:type="dxa" w:w="120"/>
-            </w:tcMar>
-            <w:vAlign w:val="top"/>
-          </w:tcPr>
-          <w:p>
-            <w:pPr>
-              <w:spacing w:after="40" w:before="0"/>
-              <w:jc w:val="left"/>
-            </w:pPr>
-            <w:r>
-              <w:rPr>
-                <w:rFonts w:ascii="Arial" w:cs="Arial" w:eastAsia="Arial" w:hAnsi="Arial"/>
-                <w:b/>
-                <w:bCs/>
-                <w:i w:val="false"/>
-                <w:iCs w:val="false"/>
-                <w:color w:val="000000"/>
-                <w:sz w:val="18"/>
-                <w:szCs w:val="18"/>
-              </w:rPr>
-              <w:t xml:space="preserve">Model Building Phase</w:t>
-            </w:r>
-          </w:p>
-          <w:p>
-            <w:pPr>
-              <w:spacing w:after="20" w:before="0"/>
-            </w:pPr>
-            <w:r>
-              <w:rPr>
-                <w:rFonts w:ascii="Arial" w:cs="Arial" w:eastAsia="Arial" w:hAnsi="Arial"/>
-                <w:b/>
-                <w:bCs/>
-                <w:color w:val="1F3864"/>
-                <w:sz w:val="16"/>
-                <w:szCs w:val="16"/>
-              </w:rPr>
-              <w:t xml:space="preserve">📹 VIDEO:</w:t>
-            </w:r>
-          </w:p>
-          <w:p>
-            <w:pPr>
-              <w:spacing w:after="20" w:before="0"/>
-            </w:pPr>
-            <w:hyperlink w:history="1" r:id="rIdb6jg4r9jg4yzuimowdwre">
-              <w:r>
-                <w:rPr>
-                  <w:rFonts w:ascii="Arial" w:cs="Arial" w:eastAsia="Arial" w:hAnsi="Arial"/>
-                  <w:color w:val="2E75B6"/>
-                  <w:sz w:val="16"/>
-                  <w:szCs w:val="16"/>
-                  <w:u w:val="single" w:color="2E75B6"/>
-                </w:rPr>
-                <w:t xml:space="preserve">Coulomb's law</w:t>
-              </w:r>
-            </w:hyperlink>
-          </w:p>
-          <w:p>
-            <w:pPr>
-              <w:spacing w:after="10" w:before="0"/>
-              <w:ind w:left="120"/>
-            </w:pPr>
-            <w:r>
-              <w:rPr>
-                <w:rFonts w:ascii="Arial" w:cs="Arial" w:eastAsia="Arial" w:hAnsi="Arial"/>
-                <w:color w:val="595959"/>
-                <w:sz w:val="14"/>
-                <w:szCs w:val="14"/>
-              </w:rPr>
-              <w:t xml:space="preserve">Source: Khan Academy (English - US curriculum)</w:t>
-            </w:r>
-          </w:p>
-          <w:p>
-            <w:pPr>
-              <w:spacing w:after="10" w:before="0"/>
-              <w:ind w:left="120"/>
-            </w:pPr>
-            <w:hyperlink w:history="1" r:id="rIdrn45lfnqzeq_5z6r03rxa">
-              <w:r>
-                <w:rPr>
-                  <w:rFonts w:ascii="Arial" w:cs="Arial" w:eastAsia="Arial" w:hAnsi="Arial"/>
-                  <w:color w:val="595959"/>
-                  <w:sz w:val="14"/>
-                  <w:szCs w:val="14"/>
-                  <w:u w:val="single" w:color="595959"/>
-                </w:rPr>
-                <w:t xml:space="preserve">🔍 Search ARES for similar videos</w:t>
-              </w:r>
-            </w:hyperlink>
-          </w:p>
-          <w:p>
-            <w:pPr>
-              <w:spacing w:after="40" w:before="0"/>
-            </w:pPr>
-            <w:r>
-              <w:rPr>
-                <w:sz w:val="14"/>
-                <w:szCs w:val="14"/>
-              </w:rPr>
-              <w:t xml:space="preserve"/>
-            </w:r>
-          </w:p>
-          <w:p>
-            <w:pPr>
-              <w:spacing w:after="20" w:before="0"/>
-            </w:pPr>
-            <w:r>
-              <w:rPr>
-                <w:rFonts w:ascii="Arial" w:cs="Arial" w:eastAsia="Arial" w:hAnsi="Arial"/>
-                <w:b/>
-                <w:bCs/>
-                <w:color w:val="1F3864"/>
-                <w:sz w:val="16"/>
-                <w:szCs w:val="16"/>
-              </w:rPr>
-              <w:t xml:space="preserve">📖 HTML:</w:t>
-            </w:r>
-          </w:p>
-          <w:p>
-            <w:pPr>
-              <w:spacing w:after="20" w:before="0"/>
-            </w:pPr>
-            <w:hyperlink w:history="1" r:id="rIdzlql10kux-ov2yz00np-h">
-              <w:r>
-                <w:rPr>
-                  <w:rFonts w:ascii="Arial" w:cs="Arial" w:eastAsia="Arial" w:hAnsi="Arial"/>
-                  <w:color w:val="2E75B6"/>
-                  <w:sz w:val="16"/>
-                  <w:szCs w:val="16"/>
-                  <w:u w:val="single" w:color="2E75B6"/>
-                </w:rPr>
-                <w:t xml:space="preserve">Newton's Law of Gravity (Flexbook)</w:t>
-              </w:r>
-            </w:hyperlink>
-          </w:p>
-          <w:p>
-            <w:pPr>
-              <w:spacing w:after="10" w:before="0"/>
-              <w:ind w:left="120"/>
-            </w:pPr>
-            <w:r>
-              <w:rPr>
-                <w:rFonts w:ascii="Arial" w:cs="Arial" w:eastAsia="Arial" w:hAnsi="Arial"/>
-                <w:color w:val="595959"/>
-                <w:sz w:val="14"/>
-                <w:szCs w:val="14"/>
-              </w:rPr>
-              <w:t xml:space="preserve">Source: CK-12</w:t>
-            </w:r>
-          </w:p>
-          <w:p>
-            <w:pPr>
-              <w:spacing w:after="10" w:before="0"/>
-              <w:ind w:left="120"/>
-            </w:pPr>
-            <w:hyperlink w:history="1" r:id="rIdmvxthjbudvl2rxxwplnfb">
+            <w:hyperlink w:history="1" r:id="rId8vyztbjfcckdwx7gdbwk_">
               <w:r>
                 <w:rPr>
                   <w:rFonts w:ascii="Arial" w:cs="Arial" w:eastAsia="Arial" w:hAnsi="Arial"/>
@@ -12515,7 +12515,7 @@
             <w:pPr>
               <w:spacing w:after="20" w:before="0"/>
             </w:pPr>
-            <w:hyperlink w:history="1" r:id="rIdwgasvvq7uj5j0dc7_vlbg">
+            <w:hyperlink w:history="1" r:id="rIdgbyiur6gexps_txlytbg_">
               <w:r>
                 <w:rPr>
                   <w:rFonts w:ascii="Arial" w:cs="Arial" w:eastAsia="Arial" w:hAnsi="Arial"/>
@@ -12524,7 +12524,7 @@
                   <w:szCs w:val="16"/>
                   <w:u w:val="single" w:color="2E75B6"/>
                 </w:rPr>
-                <w:t xml:space="preserve">Proof: Field from infinite plate (part 1)</w:t>
+                <w:t xml:space="preserve">Pith ball electroscope</w:t>
               </w:r>
             </w:hyperlink>
           </w:p>
@@ -12548,7 +12548,7 @@
               <w:spacing w:after="10" w:before="0"/>
               <w:ind w:left="120"/>
             </w:pPr>
-            <w:hyperlink w:history="1" r:id="rIdzzeyxhjjcozhop71dszlq">
+            <w:hyperlink w:history="1" r:id="rIdcf7a-s7rcog5rdacystj1">
               <w:r>
                 <w:rPr>
                   <w:rFonts w:ascii="Arial" w:cs="Arial" w:eastAsia="Arial" w:hAnsi="Arial"/>
@@ -12586,14 +12586,14 @@
                 <w:sz w:val="16"/>
                 <w:szCs w:val="16"/>
               </w:rPr>
-              <w:t xml:space="preserve">📖 PDF:</w:t>
+              <w:t xml:space="preserve">📖 HTML:</w:t>
             </w:r>
           </w:p>
           <w:p>
             <w:pPr>
               <w:spacing w:after="20" w:before="0"/>
             </w:pPr>
-            <w:hyperlink w:history="1" r:id="rIdihqd3hehvis_cuvsft8r-">
+            <w:hyperlink w:history="1" r:id="rIdv2vu7-dicg7hx3avlbpvq">
               <w:r>
                 <w:rPr>
                   <w:rFonts w:ascii="Arial" w:cs="Arial" w:eastAsia="Arial" w:hAnsi="Arial"/>
@@ -12602,7 +12602,7 @@
                   <w:szCs w:val="16"/>
                   <w:u w:val="single" w:color="2E75B6"/>
                 </w:rPr>
-                <w:t xml:space="preserve">topical-test-form-3-physics-electrostatics-2-answers</w:t>
+                <w:t xml:space="preserve">Charges and Fields</w:t>
               </w:r>
             </w:hyperlink>
           </w:p>
@@ -12618,7 +12618,7 @@
                 <w:sz w:val="14"/>
                 <w:szCs w:val="14"/>
               </w:rPr>
-              <w:t xml:space="preserve">Source: Kenya Curriculum Tools 2025</w:t>
+              <w:t xml:space="preserve">Source: PhET Interactive Simulations (English)</w:t>
             </w:r>
           </w:p>
           <w:p>
@@ -12626,7 +12626,7 @@
               <w:spacing w:after="10" w:before="0"/>
               <w:ind w:left="120"/>
             </w:pPr>
-            <w:hyperlink w:history="1" r:id="rId6dowsl0jpryyszrq-fh9d">
+            <w:hyperlink w:history="1" r:id="rIdo2eko5bjxsjuo_xqf-pss">
               <w:r>
                 <w:rPr>
                   <w:rFonts w:ascii="Arial" w:cs="Arial" w:eastAsia="Arial" w:hAnsi="Arial"/>
@@ -12821,7 +12821,7 @@
             <w:pPr>
               <w:spacing w:after="20" w:before="0"/>
             </w:pPr>
-            <w:hyperlink w:history="1" r:id="rIdo8iheuqqsood1ptl3qmj1">
+            <w:hyperlink w:history="1" r:id="rIdoc8pvvj-xxmunansohens">
               <w:r>
                 <w:rPr>
                   <w:rFonts w:ascii="Arial" w:cs="Arial" w:eastAsia="Arial" w:hAnsi="Arial"/>
@@ -12830,7 +12830,7 @@
                   <w:szCs w:val="16"/>
                   <w:u w:val="single" w:color="2E75B6"/>
                 </w:rPr>
-                <w:t xml:space="preserve">Proof: Field from infinite plate (part 1)</w:t>
+                <w:t xml:space="preserve">Pith ball electroscope</w:t>
               </w:r>
             </w:hyperlink>
           </w:p>
@@ -12854,7 +12854,7 @@
               <w:spacing w:after="10" w:before="0"/>
               <w:ind w:left="120"/>
             </w:pPr>
-            <w:hyperlink w:history="1" r:id="rId-3euwthl3pmh-zrgr2k0k">
+            <w:hyperlink w:history="1" r:id="rIdbw_ray8f4chdoxc-mhjdd">
               <w:r>
                 <w:rPr>
                   <w:rFonts w:ascii="Arial" w:cs="Arial" w:eastAsia="Arial" w:hAnsi="Arial"/>
@@ -12892,14 +12892,14 @@
                 <w:sz w:val="16"/>
                 <w:szCs w:val="16"/>
               </w:rPr>
-              <w:t xml:space="preserve">📖 PDF:</w:t>
+              <w:t xml:space="preserve">📖 HTML:</w:t>
             </w:r>
           </w:p>
           <w:p>
             <w:pPr>
               <w:spacing w:after="20" w:before="0"/>
             </w:pPr>
-            <w:hyperlink w:history="1" r:id="rIdjnhdxyaxl9nboprm9j5m_">
+            <w:hyperlink w:history="1" r:id="rIdp9xdhkf3vpscudj20pbvv">
               <w:r>
                 <w:rPr>
                   <w:rFonts w:ascii="Arial" w:cs="Arial" w:eastAsia="Arial" w:hAnsi="Arial"/>
@@ -12908,7 +12908,7 @@
                   <w:szCs w:val="16"/>
                   <w:u w:val="single" w:color="2E75B6"/>
                 </w:rPr>
-                <w:t xml:space="preserve">topical-test-form-3-physics-electrostatics-2-answers</w:t>
+                <w:t xml:space="preserve">Coulomb's Law</w:t>
               </w:r>
             </w:hyperlink>
           </w:p>
@@ -12924,7 +12924,7 @@
                 <w:sz w:val="14"/>
                 <w:szCs w:val="14"/>
               </w:rPr>
-              <w:t xml:space="preserve">Source: Kenya Curriculum Tools 2025</w:t>
+              <w:t xml:space="preserve">Source: PhET Interactive Simulations (English)</w:t>
             </w:r>
           </w:p>
           <w:p>
@@ -12932,7 +12932,7 @@
               <w:spacing w:after="10" w:before="0"/>
               <w:ind w:left="120"/>
             </w:pPr>
-            <w:hyperlink w:history="1" r:id="rIdslwhozniacraj0mczmc-w">
+            <w:hyperlink w:history="1" r:id="rId5kshdxvh8yokrholrdomn">
               <w:r>
                 <w:rPr>
                   <w:rFonts w:ascii="Arial" w:cs="Arial" w:eastAsia="Arial" w:hAnsi="Arial"/>
@@ -13127,7 +13127,7 @@
             <w:pPr>
               <w:spacing w:after="20" w:before="0"/>
             </w:pPr>
-            <w:hyperlink w:history="1" r:id="rIdosj7pft-qcwqmklvnidr8">
+            <w:hyperlink w:history="1" r:id="rIdhxafwmxz2pcnuz3vxnzbd">
               <w:r>
                 <w:rPr>
                   <w:rFonts w:ascii="Arial" w:cs="Arial" w:eastAsia="Arial" w:hAnsi="Arial"/>
@@ -13136,7 +13136,7 @@
                   <w:szCs w:val="16"/>
                   <w:u w:val="single" w:color="2E75B6"/>
                 </w:rPr>
-                <w:t xml:space="preserve">Proof: Field from infinite plate (part 1)</w:t>
+                <w:t xml:space="preserve">Pith ball electroscope</w:t>
               </w:r>
             </w:hyperlink>
           </w:p>
@@ -13160,7 +13160,7 @@
               <w:spacing w:after="10" w:before="0"/>
               <w:ind w:left="120"/>
             </w:pPr>
-            <w:hyperlink w:history="1" r:id="rIdaq5iju2t5ee2cmwsjkq51">
+            <w:hyperlink w:history="1" r:id="rId3b10dphnpaix8e59fznb5">
               <w:r>
                 <w:rPr>
                   <w:rFonts w:ascii="Arial" w:cs="Arial" w:eastAsia="Arial" w:hAnsi="Arial"/>
@@ -13198,14 +13198,14 @@
                 <w:sz w:val="16"/>
                 <w:szCs w:val="16"/>
               </w:rPr>
-              <w:t xml:space="preserve">📖 PDF:</w:t>
+              <w:t xml:space="preserve">📖 HTML:</w:t>
             </w:r>
           </w:p>
           <w:p>
             <w:pPr>
               <w:spacing w:after="20" w:before="0"/>
             </w:pPr>
-            <w:hyperlink w:history="1" r:id="rIdrdjcc_rzrzzbxzk1bgdos">
+            <w:hyperlink w:history="1" r:id="rIdppgdojnwuhycfrqhskqni">
               <w:r>
                 <w:rPr>
                   <w:rFonts w:ascii="Arial" w:cs="Arial" w:eastAsia="Arial" w:hAnsi="Arial"/>
@@ -13214,7 +13214,7 @@
                   <w:szCs w:val="16"/>
                   <w:u w:val="single" w:color="2E75B6"/>
                 </w:rPr>
-                <w:t xml:space="preserve">topical-test-form-3-physics-electrostatics-2-answers</w:t>
+                <w:t xml:space="preserve">Charges and Fields</w:t>
               </w:r>
             </w:hyperlink>
           </w:p>
@@ -13230,7 +13230,7 @@
                 <w:sz w:val="14"/>
                 <w:szCs w:val="14"/>
               </w:rPr>
-              <w:t xml:space="preserve">Source: Kenya Curriculum Tools 2025</w:t>
+              <w:t xml:space="preserve">Source: PhET Interactive Simulations (English)</w:t>
             </w:r>
           </w:p>
           <w:p>
@@ -13238,7 +13238,7 @@
               <w:spacing w:after="10" w:before="0"/>
               <w:ind w:left="120"/>
             </w:pPr>
-            <w:hyperlink w:history="1" r:id="rIdeqwdacjpfjan5takvishc">
+            <w:hyperlink w:history="1" r:id="rIdxextqd2ibmxowwpcp5wph">
               <w:r>
                 <w:rPr>
                   <w:rFonts w:ascii="Arial" w:cs="Arial" w:eastAsia="Arial" w:hAnsi="Arial"/>
@@ -13433,7 +13433,7 @@
             <w:pPr>
               <w:spacing w:after="20" w:before="0"/>
             </w:pPr>
-            <w:hyperlink w:history="1" r:id="rIdyredqdkegyi02qhun3vnm">
+            <w:hyperlink w:history="1" r:id="rId6hzj8vltlvrb2oozyqjxs">
               <w:r>
                 <w:rPr>
                   <w:rFonts w:ascii="Arial" w:cs="Arial" w:eastAsia="Arial" w:hAnsi="Arial"/>
@@ -13442,7 +13442,7 @@
                   <w:szCs w:val="16"/>
                   <w:u w:val="single" w:color="2E75B6"/>
                 </w:rPr>
-                <w:t xml:space="preserve">Proof: Field from infinite plate (part 1)</w:t>
+                <w:t xml:space="preserve">Pith ball electroscope</w:t>
               </w:r>
             </w:hyperlink>
           </w:p>
@@ -13466,7 +13466,7 @@
               <w:spacing w:after="10" w:before="0"/>
               <w:ind w:left="120"/>
             </w:pPr>
-            <w:hyperlink w:history="1" r:id="rIdogogr8b9gvyagw2_gmfdl">
+            <w:hyperlink w:history="1" r:id="rIdho4skfp7hmf2_oriqmvkl">
               <w:r>
                 <w:rPr>
                   <w:rFonts w:ascii="Arial" w:cs="Arial" w:eastAsia="Arial" w:hAnsi="Arial"/>
@@ -13504,14 +13504,14 @@
                 <w:sz w:val="16"/>
                 <w:szCs w:val="16"/>
               </w:rPr>
-              <w:t xml:space="preserve">📖 PDF:</w:t>
+              <w:t xml:space="preserve">📖 HTML:</w:t>
             </w:r>
           </w:p>
           <w:p>
             <w:pPr>
               <w:spacing w:after="20" w:before="0"/>
             </w:pPr>
-            <w:hyperlink w:history="1" r:id="rId9hy0mh5w4ylqrwev4-bti">
+            <w:hyperlink w:history="1" r:id="rIdgl-wdso-oyzbtu2jpap1f">
               <w:r>
                 <w:rPr>
                   <w:rFonts w:ascii="Arial" w:cs="Arial" w:eastAsia="Arial" w:hAnsi="Arial"/>
@@ -13520,7 +13520,7 @@
                   <w:szCs w:val="16"/>
                   <w:u w:val="single" w:color="2E75B6"/>
                 </w:rPr>
-                <w:t xml:space="preserve">topical-test-form-3-physics-electrostatics-2-answers</w:t>
+                <w:t xml:space="preserve">Charges and Fields</w:t>
               </w:r>
             </w:hyperlink>
           </w:p>
@@ -13536,7 +13536,7 @@
                 <w:sz w:val="14"/>
                 <w:szCs w:val="14"/>
               </w:rPr>
-              <w:t xml:space="preserve">Source: Kenya Curriculum Tools 2025</w:t>
+              <w:t xml:space="preserve">Source: PhET Interactive Simulations (English)</w:t>
             </w:r>
           </w:p>
           <w:p>
@@ -13544,7 +13544,7 @@
               <w:spacing w:after="10" w:before="0"/>
               <w:ind w:left="120"/>
             </w:pPr>
-            <w:hyperlink w:history="1" r:id="rIdjaajftokmsoys-1kxkcld">
+            <w:hyperlink w:history="1" r:id="rIdxclkehspmhwxjc1otdr_c">
               <w:r>
                 <w:rPr>
                   <w:rFonts w:ascii="Arial" w:cs="Arial" w:eastAsia="Arial" w:hAnsi="Arial"/>
@@ -13739,7 +13739,7 @@
             <w:pPr>
               <w:spacing w:after="20" w:before="0"/>
             </w:pPr>
-            <w:hyperlink w:history="1" r:id="rIdz43v1sus4hymfle9zsvwr">
+            <w:hyperlink w:history="1" r:id="rIdhjvhqkbw7_lzrwoa716jz">
               <w:r>
                 <w:rPr>
                   <w:rFonts w:ascii="Arial" w:cs="Arial" w:eastAsia="Arial" w:hAnsi="Arial"/>
@@ -13748,7 +13748,7 @@
                   <w:szCs w:val="16"/>
                   <w:u w:val="single" w:color="2E75B6"/>
                 </w:rPr>
-                <w:t xml:space="preserve">Proof: Field from infinite plate (part 1)</w:t>
+                <w:t xml:space="preserve">Pith ball electroscope</w:t>
               </w:r>
             </w:hyperlink>
           </w:p>
@@ -13772,7 +13772,7 @@
               <w:spacing w:after="10" w:before="0"/>
               <w:ind w:left="120"/>
             </w:pPr>
-            <w:hyperlink w:history="1" r:id="rIdmzhcpaxlcc9nmoziocz-p">
+            <w:hyperlink w:history="1" r:id="rIdk4hifi4deovgqnfhi6ln2">
               <w:r>
                 <w:rPr>
                   <w:rFonts w:ascii="Arial" w:cs="Arial" w:eastAsia="Arial" w:hAnsi="Arial"/>
@@ -13810,14 +13810,14 @@
                 <w:sz w:val="16"/>
                 <w:szCs w:val="16"/>
               </w:rPr>
-              <w:t xml:space="preserve">📖 PDF:</w:t>
+              <w:t xml:space="preserve">📖 HTML:</w:t>
             </w:r>
           </w:p>
           <w:p>
             <w:pPr>
               <w:spacing w:after="20" w:before="0"/>
             </w:pPr>
-            <w:hyperlink w:history="1" r:id="rIdnrbzg_v2darprucl4urtb">
+            <w:hyperlink w:history="1" r:id="rIdifuoye4u8e7t-6onzqatj">
               <w:r>
                 <w:rPr>
                   <w:rFonts w:ascii="Arial" w:cs="Arial" w:eastAsia="Arial" w:hAnsi="Arial"/>
@@ -13826,7 +13826,7 @@
                   <w:szCs w:val="16"/>
                   <w:u w:val="single" w:color="2E75B6"/>
                 </w:rPr>
-                <w:t xml:space="preserve">topical-test-form-3-physics-electrostatics-2-answers</w:t>
+                <w:t xml:space="preserve">Charges and Fields</w:t>
               </w:r>
             </w:hyperlink>
           </w:p>
@@ -13842,7 +13842,7 @@
                 <w:sz w:val="14"/>
                 <w:szCs w:val="14"/>
               </w:rPr>
-              <w:t xml:space="preserve">Source: Kenya Curriculum Tools 2025</w:t>
+              <w:t xml:space="preserve">Source: PhET Interactive Simulations (English)</w:t>
             </w:r>
           </w:p>
           <w:p>
@@ -13850,7 +13850,7 @@
               <w:spacing w:after="10" w:before="0"/>
               <w:ind w:left="120"/>
             </w:pPr>
-            <w:hyperlink w:history="1" r:id="rIdirmpyrl8cdyfduxai1akm">
+            <w:hyperlink w:history="1" r:id="rIdfkmvsirucewesywxndddf">
               <w:r>
                 <w:rPr>
                   <w:rFonts w:ascii="Arial" w:cs="Arial" w:eastAsia="Arial" w:hAnsi="Arial"/>
@@ -15337,7 +15337,7 @@
             <w:pPr>
               <w:spacing w:after="20" w:before="0"/>
             </w:pPr>
-            <w:hyperlink w:history="1" r:id="rIdh9wjm8gocwedpxjfj5mnh">
+            <w:hyperlink w:history="1" r:id="rIde0vd5dvqzg7ovrvgv4zon">
               <w:r>
                 <w:rPr>
                   <w:rFonts w:ascii="Arial" w:cs="Arial" w:eastAsia="Arial" w:hAnsi="Arial"/>
@@ -15370,7 +15370,7 @@
               <w:spacing w:after="10" w:before="0"/>
               <w:ind w:left="120"/>
             </w:pPr>
-            <w:hyperlink w:history="1" r:id="rId6tzht8hb8mziwnen3efzy">
+            <w:hyperlink w:history="1" r:id="rIdyznrco9jtzfaghy4-pibr">
               <w:r>
                 <w:rPr>
                   <w:rFonts w:ascii="Arial" w:cs="Arial" w:eastAsia="Arial" w:hAnsi="Arial"/>
@@ -15415,7 +15415,7 @@
             <w:pPr>
               <w:spacing w:after="20" w:before="0"/>
             </w:pPr>
-            <w:hyperlink w:history="1" r:id="rIdbsxkxmdpgjv1skc6wjlgy">
+            <w:hyperlink w:history="1" r:id="rIdmc703qq_vm699nkmoofhx">
               <w:r>
                 <w:rPr>
                   <w:rFonts w:ascii="Arial" w:cs="Arial" w:eastAsia="Arial" w:hAnsi="Arial"/>
@@ -15424,7 +15424,7 @@
                   <w:szCs w:val="16"/>
                   <w:u w:val="single" w:color="2E75B6"/>
                 </w:rPr>
-                <w:t xml:space="preserve">Newton's Law of Gravity (Flexbook)</w:t>
+                <w:t xml:space="preserve">Coulomb's Law</w:t>
               </w:r>
             </w:hyperlink>
           </w:p>
@@ -15440,7 +15440,7 @@
                 <w:sz w:val="14"/>
                 <w:szCs w:val="14"/>
               </w:rPr>
-              <w:t xml:space="preserve">Source: CK-12</w:t>
+              <w:t xml:space="preserve">Source: PhET Interactive Simulations (English)</w:t>
             </w:r>
           </w:p>
           <w:p>
@@ -15448,7 +15448,7 @@
               <w:spacing w:after="10" w:before="0"/>
               <w:ind w:left="120"/>
             </w:pPr>
-            <w:hyperlink w:history="1" r:id="rIdqaqiu-skk62zwdbpl3um2">
+            <w:hyperlink w:history="1" r:id="rIdq0d8fgife6ln8t-d40aya">
               <w:r>
                 <w:rPr>
                   <w:rFonts w:ascii="Arial" w:cs="Arial" w:eastAsia="Arial" w:hAnsi="Arial"/>
@@ -15643,7 +15643,619 @@
             <w:pPr>
               <w:spacing w:after="20" w:before="0"/>
             </w:pPr>
-            <w:hyperlink w:history="1" r:id="rIdjixxsvcezptdutdboagbm">
+            <w:hyperlink w:history="1" r:id="rIdk4xthiegflauuvksf9qjg">
+              <w:r>
+                <w:rPr>
+                  <w:rFonts w:ascii="Arial" w:cs="Arial" w:eastAsia="Arial" w:hAnsi="Arial"/>
+                  <w:color w:val="2E75B6"/>
+                  <w:sz w:val="16"/>
+                  <w:szCs w:val="16"/>
+                  <w:u w:val="single" w:color="2E75B6"/>
+                </w:rPr>
+                <w:t xml:space="preserve">Electric forces</w:t>
+              </w:r>
+            </w:hyperlink>
+          </w:p>
+          <w:p>
+            <w:pPr>
+              <w:spacing w:after="10" w:before="0"/>
+              <w:ind w:left="120"/>
+            </w:pPr>
+            <w:r>
+              <w:rPr>
+                <w:rFonts w:ascii="Arial" w:cs="Arial" w:eastAsia="Arial" w:hAnsi="Arial"/>
+                <w:color w:val="595959"/>
+                <w:sz w:val="14"/>
+                <w:szCs w:val="14"/>
+              </w:rPr>
+              <w:t xml:space="preserve">Source: Khan Academy (English - US curriculum)</w:t>
+            </w:r>
+          </w:p>
+          <w:p>
+            <w:pPr>
+              <w:spacing w:after="10" w:before="0"/>
+              <w:ind w:left="120"/>
+            </w:pPr>
+            <w:hyperlink w:history="1" r:id="rIdzejham4jfneyobz079e7n">
+              <w:r>
+                <w:rPr>
+                  <w:rFonts w:ascii="Arial" w:cs="Arial" w:eastAsia="Arial" w:hAnsi="Arial"/>
+                  <w:color w:val="595959"/>
+                  <w:sz w:val="14"/>
+                  <w:szCs w:val="14"/>
+                  <w:u w:val="single" w:color="595959"/>
+                </w:rPr>
+                <w:t xml:space="preserve">🔍 Search ARES for similar videos</w:t>
+              </w:r>
+            </w:hyperlink>
+          </w:p>
+          <w:p>
+            <w:pPr>
+              <w:spacing w:after="40" w:before="0"/>
+            </w:pPr>
+            <w:r>
+              <w:rPr>
+                <w:sz w:val="14"/>
+                <w:szCs w:val="14"/>
+              </w:rPr>
+              <w:t xml:space="preserve"/>
+            </w:r>
+          </w:p>
+          <w:p>
+            <w:pPr>
+              <w:spacing w:after="20" w:before="0"/>
+            </w:pPr>
+            <w:r>
+              <w:rPr>
+                <w:rFonts w:ascii="Arial" w:cs="Arial" w:eastAsia="Arial" w:hAnsi="Arial"/>
+                <w:b/>
+                <w:bCs/>
+                <w:color w:val="1F3864"/>
+                <w:sz w:val="16"/>
+                <w:szCs w:val="16"/>
+              </w:rPr>
+              <w:t xml:space="preserve">📖 HTML:</w:t>
+            </w:r>
+          </w:p>
+          <w:p>
+            <w:pPr>
+              <w:spacing w:after="20" w:before="0"/>
+            </w:pPr>
+            <w:hyperlink w:history="1" r:id="rIdb9vgxjpvzalxoettgp9m7">
+              <w:r>
+                <w:rPr>
+                  <w:rFonts w:ascii="Arial" w:cs="Arial" w:eastAsia="Arial" w:hAnsi="Arial"/>
+                  <w:color w:val="2E75B6"/>
+                  <w:sz w:val="16"/>
+                  <w:szCs w:val="16"/>
+                  <w:u w:val="single" w:color="2E75B6"/>
+                </w:rPr>
+                <w:t xml:space="preserve">Coulomb's Law</w:t>
+              </w:r>
+            </w:hyperlink>
+          </w:p>
+          <w:p>
+            <w:pPr>
+              <w:spacing w:after="10" w:before="0"/>
+              <w:ind w:left="120"/>
+            </w:pPr>
+            <w:r>
+              <w:rPr>
+                <w:rFonts w:ascii="Arial" w:cs="Arial" w:eastAsia="Arial" w:hAnsi="Arial"/>
+                <w:color w:val="595959"/>
+                <w:sz w:val="14"/>
+                <w:szCs w:val="14"/>
+              </w:rPr>
+              <w:t xml:space="preserve">Source: PhET Interactive Simulations (English)</w:t>
+            </w:r>
+          </w:p>
+          <w:p>
+            <w:pPr>
+              <w:spacing w:after="10" w:before="0"/>
+              <w:ind w:left="120"/>
+            </w:pPr>
+            <w:hyperlink w:history="1" r:id="rId1qqau2r7itqbcw_we_fcw">
+              <w:r>
+                <w:rPr>
+                  <w:rFonts w:ascii="Arial" w:cs="Arial" w:eastAsia="Arial" w:hAnsi="Arial"/>
+                  <w:color w:val="595959"/>
+                  <w:sz w:val="14"/>
+                  <w:szCs w:val="14"/>
+                  <w:u w:val="single" w:color="595959"/>
+                </w:rPr>
+                <w:t xml:space="preserve">🔍 Search ARES for similar readings</w:t>
+              </w:r>
+            </w:hyperlink>
+          </w:p>
+        </w:tc>
+        <w:tc>
+          <w:tcPr>
+            <w:tcW w:type="dxa" w:w="3040"/>
+            <w:shd w:fill="FFFFFF" w:color="auto" w:val="clear"/>
+            <w:tcMar>
+              <w:top w:type="dxa" w:w="60"/>
+              <w:left w:type="dxa" w:w="120"/>
+              <w:bottom w:type="dxa" w:w="60"/>
+              <w:right w:type="dxa" w:w="120"/>
+            </w:tcMar>
+            <w:vAlign w:val="top"/>
+          </w:tcPr>
+          <w:p>
+            <w:pPr>
+              <w:spacing w:after="40" w:before="0"/>
+              <w:jc w:val="left"/>
+            </w:pPr>
+            <w:r>
+              <w:rPr>
+                <w:rFonts w:ascii="Arial" w:cs="Arial" w:eastAsia="Arial" w:hAnsi="Arial"/>
+                <w:b w:val="false"/>
+                <w:bCs w:val="false"/>
+                <w:i w:val="false"/>
+                <w:iCs w:val="false"/>
+                <w:color w:val="000000"/>
+                <w:sz w:val="18"/>
+                <w:szCs w:val="18"/>
+              </w:rPr>
+              <w:t xml:space="preserve">Students open the PhET 'Coulomb's Law' simulation (offline-cached on ARES tablets) or follow a teacher-led torsion-balance demonstration. They complete a structured data table in two parts: PART A — Fix q₁ = q₂ = 1 μC; vary separation r from 1 cm to 10 cm in steps; record force F. PART B — Fix r = 5 cm; vary q₁ from 1 μC to 6 μC while keeping q₂ = 1 μC; record force F. Students plot two graphs by hand on grid paper: Graph 1 — F vs r; Graph 2 — F vs q₁. They annotate each graph with the trend they observe. A Kenya-context data card on the desk reads: 'A cumulonimbus cloud over Ol Kalou can accumulate a charge of up to −40 C at its base. The iron roof of the market stall may carry an induced charge of +0.001 C. The cloud base is approximately 2 000 m above ground.' Students are asked to record this data for use in Phase 3.</w:t>
+            </w:r>
+          </w:p>
+        </w:tc>
+        <w:tc>
+          <w:tcPr>
+            <w:tcW w:type="dxa" w:w="3040"/>
+            <w:shd w:fill="F2F2F2" w:color="auto" w:val="clear"/>
+            <w:tcMar>
+              <w:top w:type="dxa" w:w="60"/>
+              <w:left w:type="dxa" w:w="120"/>
+              <w:bottom w:type="dxa" w:w="60"/>
+              <w:right w:type="dxa" w:w="120"/>
+            </w:tcMar>
+            <w:vAlign w:val="top"/>
+          </w:tcPr>
+          <w:p>
+            <w:pPr>
+              <w:spacing w:after="40" w:before="0"/>
+              <w:jc w:val="left"/>
+            </w:pPr>
+            <w:r>
+              <w:rPr>
+                <w:rFonts w:ascii="Arial" w:cs="Arial" w:eastAsia="Arial" w:hAnsi="Arial"/>
+                <w:b w:val="false"/>
+                <w:bCs w:val="false"/>
+                <w:i w:val="false"/>
+                <w:iCs w:val="false"/>
+                <w:color w:val="000000"/>
+                <w:sz w:val="18"/>
+                <w:szCs w:val="18"/>
+              </w:rPr>
+              <w:t xml:space="preserve">1. Before releasing students to the simulation, say: 'You are about to collect real force data. Your job is not just to fill a table — your job is to find the mathematical pattern hiding in those numbers. Write that goal at the top of your data table.' 2. Circulate during data collection. Pause at each group and ask: 'What are you noticing about how fast the force drops as you increase r?' WAIT 10 SECONDS for responses. 3. After Graph 1 is plotted, stop the class: 'Hands up — who got a straight line for F vs r?' (expect some hands). 'Who got a curve?' Say: 'Interesting. Let's look at what kind of curve.' Direct students: 'Now plot log F vs log r. What do you notice about the slope?' WAIT 15 SECONDS. Guide students to identify slope ≈ −2, hinting at an inverse-square relationship. 4. Cold-call 2 students on Graph 2: 'Kipchoge, describe in one sentence the relationship between force and charge.' WAIT 12 SECONDS. 5. Say: 'Before we explain the pattern — look at the Kenya-context data card. That cloud, that iron roof, that distance of 2 000 m. Hold those numbers. You will need them very soon.'</w:t>
+            </w:r>
+          </w:p>
+        </w:tc>
+        <w:tc>
+          <w:tcPr>
+            <w:tcW w:type="dxa" w:w="3040"/>
+            <w:shd w:fill="FFFFFF" w:color="auto" w:val="clear"/>
+            <w:tcMar>
+              <w:top w:type="dxa" w:w="60"/>
+              <w:left w:type="dxa" w:w="120"/>
+              <w:bottom w:type="dxa" w:w="60"/>
+              <w:right w:type="dxa" w:w="120"/>
+            </w:tcMar>
+            <w:vAlign w:val="top"/>
+          </w:tcPr>
+          <w:p>
+            <w:pPr>
+              <w:spacing w:after="40" w:before="0"/>
+              <w:jc w:val="left"/>
+            </w:pPr>
+            <w:r>
+              <w:rPr>
+                <w:rFonts w:ascii="Arial" w:cs="Arial" w:eastAsia="Arial" w:hAnsi="Arial"/>
+                <w:b w:val="false"/>
+                <w:bCs w:val="false"/>
+                <w:i w:val="false"/>
+                <w:iCs w:val="false"/>
+                <w:color w:val="000000"/>
+                <w:sz w:val="18"/>
+                <w:szCs w:val="18"/>
+              </w:rPr>
+              <w:t xml:space="preserve">Data-Driven Pattern Recognition with Log-Linearisation: Plotting raw F-vs-r and then log F-vs-log r guides students from 'it curves' to 'the slope is −2', building the mathematical habit of identifying power-law relationships from data — an NGSS Science and Engineering Practice (Analysing and Interpreting Data). This directly mirrors how Charles-Augustin de Coulomb derived his law experimentally in 1785.</w:t>
+            </w:r>
+          </w:p>
+        </w:tc>
+        <w:tc>
+          <w:tcPr>
+            <w:tcW w:type="dxa" w:w="3040"/>
+            <w:shd w:fill="F2F2F2" w:color="auto" w:val="clear"/>
+            <w:tcMar>
+              <w:top w:type="dxa" w:w="60"/>
+              <w:left w:type="dxa" w:w="120"/>
+              <w:bottom w:type="dxa" w:w="60"/>
+              <w:right w:type="dxa" w:w="120"/>
+            </w:tcMar>
+            <w:vAlign w:val="top"/>
+          </w:tcPr>
+          <w:p>
+            <w:pPr>
+              <w:spacing w:after="40" w:before="0"/>
+              <w:jc w:val="left"/>
+            </w:pPr>
+            <w:r>
+              <w:rPr>
+                <w:rFonts w:ascii="Arial" w:cs="Arial" w:eastAsia="Arial" w:hAnsi="Arial"/>
+                <w:b w:val="false"/>
+                <w:bCs w:val="false"/>
+                <w:i w:val="false"/>
+                <w:iCs w:val="false"/>
+                <w:color w:val="000000"/>
+                <w:sz w:val="18"/>
+                <w:szCs w:val="18"/>
+              </w:rPr>
+              <w:t xml:space="preserve">Observable indicators: (1) All data tables are complete with units before graphing begins. (2) Students can state in words the trend in each graph ('as r doubles, F decreases by a factor of four'). (3) Log-log graph has a clearly drawn best-fit line with slope calculated. Teacher looks for students who plot F vs r as a straight line — this signals the target misconception for Phase 3 intervention.</w:t>
+            </w:r>
+          </w:p>
+        </w:tc>
+      </w:tr>
+      <w:tr>
+        <w:tc>
+          <w:tcPr>
+            <w:tcW w:type="dxa" w:w="1520"/>
+            <w:shd w:fill="E2EFDA" w:color="auto" w:val="clear"/>
+            <w:tcMar>
+              <w:top w:type="dxa" w:w="60"/>
+              <w:left w:type="dxa" w:w="120"/>
+              <w:bottom w:type="dxa" w:w="60"/>
+              <w:right w:type="dxa" w:w="120"/>
+            </w:tcMar>
+            <w:vAlign w:val="top"/>
+          </w:tcPr>
+          <w:p>
+            <w:pPr>
+              <w:spacing w:after="40" w:before="0"/>
+              <w:jc w:val="left"/>
+            </w:pPr>
+            <w:r>
+              <w:rPr>
+                <w:rFonts w:ascii="Arial" w:cs="Arial" w:eastAsia="Arial" w:hAnsi="Arial"/>
+                <w:b/>
+                <w:bCs/>
+                <w:i w:val="false"/>
+                <w:iCs w:val="false"/>
+                <w:color w:val="000000"/>
+                <w:sz w:val="18"/>
+                <w:szCs w:val="18"/>
+              </w:rPr>
+              <w:t xml:space="preserve">Explain Phase</w:t>
+            </w:r>
+          </w:p>
+          <w:p>
+            <w:pPr>
+              <w:spacing w:after="20" w:before="0"/>
+            </w:pPr>
+            <w:r>
+              <w:rPr>
+                <w:rFonts w:ascii="Arial" w:cs="Arial" w:eastAsia="Arial" w:hAnsi="Arial"/>
+                <w:b/>
+                <w:bCs/>
+                <w:color w:val="1F3864"/>
+                <w:sz w:val="16"/>
+                <w:szCs w:val="16"/>
+              </w:rPr>
+              <w:t xml:space="preserve">📹 VIDEO:</w:t>
+            </w:r>
+          </w:p>
+          <w:p>
+            <w:pPr>
+              <w:spacing w:after="20" w:before="0"/>
+            </w:pPr>
+            <w:hyperlink w:history="1" r:id="rIdi5gocwc7x0j8trw26yp9y">
+              <w:r>
+                <w:rPr>
+                  <w:rFonts w:ascii="Arial" w:cs="Arial" w:eastAsia="Arial" w:hAnsi="Arial"/>
+                  <w:color w:val="2E75B6"/>
+                  <w:sz w:val="16"/>
+                  <w:szCs w:val="16"/>
+                  <w:u w:val="single" w:color="2E75B6"/>
+                </w:rPr>
+                <w:t xml:space="preserve">Ion–dipole forces</w:t>
+              </w:r>
+            </w:hyperlink>
+          </w:p>
+          <w:p>
+            <w:pPr>
+              <w:spacing w:after="10" w:before="0"/>
+              <w:ind w:left="120"/>
+            </w:pPr>
+            <w:r>
+              <w:rPr>
+                <w:rFonts w:ascii="Arial" w:cs="Arial" w:eastAsia="Arial" w:hAnsi="Arial"/>
+                <w:color w:val="595959"/>
+                <w:sz w:val="14"/>
+                <w:szCs w:val="14"/>
+              </w:rPr>
+              <w:t xml:space="preserve">Source: Khan Academy (English - US curriculum)</w:t>
+            </w:r>
+          </w:p>
+          <w:p>
+            <w:pPr>
+              <w:spacing w:after="10" w:before="0"/>
+              <w:ind w:left="120"/>
+            </w:pPr>
+            <w:hyperlink w:history="1" r:id="rIdxdt9-gxwrtczjmvaa6wqu">
+              <w:r>
+                <w:rPr>
+                  <w:rFonts w:ascii="Arial" w:cs="Arial" w:eastAsia="Arial" w:hAnsi="Arial"/>
+                  <w:color w:val="595959"/>
+                  <w:sz w:val="14"/>
+                  <w:szCs w:val="14"/>
+                  <w:u w:val="single" w:color="595959"/>
+                </w:rPr>
+                <w:t xml:space="preserve">🔍 Search ARES for similar videos</w:t>
+              </w:r>
+            </w:hyperlink>
+          </w:p>
+          <w:p>
+            <w:pPr>
+              <w:spacing w:after="40" w:before="0"/>
+            </w:pPr>
+            <w:r>
+              <w:rPr>
+                <w:sz w:val="14"/>
+                <w:szCs w:val="14"/>
+              </w:rPr>
+              <w:t xml:space="preserve"/>
+            </w:r>
+          </w:p>
+          <w:p>
+            <w:pPr>
+              <w:spacing w:after="20" w:before="0"/>
+            </w:pPr>
+            <w:r>
+              <w:rPr>
+                <w:rFonts w:ascii="Arial" w:cs="Arial" w:eastAsia="Arial" w:hAnsi="Arial"/>
+                <w:b/>
+                <w:bCs/>
+                <w:color w:val="1F3864"/>
+                <w:sz w:val="16"/>
+                <w:szCs w:val="16"/>
+              </w:rPr>
+              <w:t xml:space="preserve">📖 HTML:</w:t>
+            </w:r>
+          </w:p>
+          <w:p>
+            <w:pPr>
+              <w:spacing w:after="20" w:before="0"/>
+            </w:pPr>
+            <w:hyperlink w:history="1" r:id="rId30feefl1z_q0gznkbqm-7">
+              <w:r>
+                <w:rPr>
+                  <w:rFonts w:ascii="Arial" w:cs="Arial" w:eastAsia="Arial" w:hAnsi="Arial"/>
+                  <w:color w:val="2E75B6"/>
+                  <w:sz w:val="16"/>
+                  <w:szCs w:val="16"/>
+                  <w:u w:val="single" w:color="2E75B6"/>
+                </w:rPr>
+                <w:t xml:space="preserve">Coulomb's Law</w:t>
+              </w:r>
+            </w:hyperlink>
+          </w:p>
+          <w:p>
+            <w:pPr>
+              <w:spacing w:after="10" w:before="0"/>
+              <w:ind w:left="120"/>
+            </w:pPr>
+            <w:r>
+              <w:rPr>
+                <w:rFonts w:ascii="Arial" w:cs="Arial" w:eastAsia="Arial" w:hAnsi="Arial"/>
+                <w:color w:val="595959"/>
+                <w:sz w:val="14"/>
+                <w:szCs w:val="14"/>
+              </w:rPr>
+              <w:t xml:space="preserve">Source: PhET Interactive Simulations (English)</w:t>
+            </w:r>
+          </w:p>
+          <w:p>
+            <w:pPr>
+              <w:spacing w:after="10" w:before="0"/>
+              <w:ind w:left="120"/>
+            </w:pPr>
+            <w:hyperlink w:history="1" r:id="rIdmvxjkgxbvgialnb9duia3">
+              <w:r>
+                <w:rPr>
+                  <w:rFonts w:ascii="Arial" w:cs="Arial" w:eastAsia="Arial" w:hAnsi="Arial"/>
+                  <w:color w:val="595959"/>
+                  <w:sz w:val="14"/>
+                  <w:szCs w:val="14"/>
+                  <w:u w:val="single" w:color="595959"/>
+                </w:rPr>
+                <w:t xml:space="preserve">🔍 Search ARES for similar readings</w:t>
+              </w:r>
+            </w:hyperlink>
+          </w:p>
+        </w:tc>
+        <w:tc>
+          <w:tcPr>
+            <w:tcW w:type="dxa" w:w="3040"/>
+            <w:shd w:fill="FFFFFF" w:color="auto" w:val="clear"/>
+            <w:tcMar>
+              <w:top w:type="dxa" w:w="60"/>
+              <w:left w:type="dxa" w:w="120"/>
+              <w:bottom w:type="dxa" w:w="60"/>
+              <w:right w:type="dxa" w:w="120"/>
+            </w:tcMar>
+            <w:vAlign w:val="top"/>
+          </w:tcPr>
+          <w:p>
+            <w:pPr>
+              <w:spacing w:after="40" w:before="0"/>
+              <w:jc w:val="left"/>
+            </w:pPr>
+            <w:r>
+              <w:rPr>
+                <w:rFonts w:ascii="Arial" w:cs="Arial" w:eastAsia="Arial" w:hAnsi="Arial"/>
+                <w:b w:val="false"/>
+                <w:bCs w:val="false"/>
+                <w:i w:val="false"/>
+                <w:iCs w:val="false"/>
+                <w:color w:val="000000"/>
+                <w:sz w:val="18"/>
+                <w:szCs w:val="18"/>
+              </w:rPr>
+              <w:t xml:space="preserve">The teacher formally introduces Coulomb's Law: F = kq₁q₂/r², where k = 9 × 10⁹ N m² C⁻². Students annotate the formula in their notebooks, labelling each symbol, its unit, and its meaning. They then work through three scaffolded problems in pairs: PROBLEM 1 (Guided) — Two small charged spheres, q₁ = 3 μC and q₂ = 5 μC, are placed 0.20 m apart in Nairobi. Calculate the force between them. PROBLEM 2 (Structured) — A trader at Ol Kalou market notices that when she rubs her polyester apron on a warm afternoon, a nearby piece of paper is attracted to it. Model the apron as q₁ = −8 μC and the paper as q₂ = +2 μC, separated by 0.05 m. Find F. PROBLEM 3 (Anchoring Phenomenon Application) — Using the Kenya-context data card from Phase 2 (cloud charge = −40 C, roof induced charge = +0.001 C, separation = 2 000 m), calculate the attractive force between the cloud and the iron roof. Then calculate the force if the separation were 4 000 m (the cloud is higher). What does this tell us about why lightning chooses the closest tall conductor? Students share answers and discuss: 'Why did the lightning conductor on the district offices — not the wooden stall 2 m away from the strike — divert the charge? Use Coulomb's Law in your answer.'</w:t>
+            </w:r>
+          </w:p>
+        </w:tc>
+        <w:tc>
+          <w:tcPr>
+            <w:tcW w:type="dxa" w:w="3040"/>
+            <w:shd w:fill="F2F2F2" w:color="auto" w:val="clear"/>
+            <w:tcMar>
+              <w:top w:type="dxa" w:w="60"/>
+              <w:left w:type="dxa" w:w="120"/>
+              <w:bottom w:type="dxa" w:w="60"/>
+              <w:right w:type="dxa" w:w="120"/>
+            </w:tcMar>
+            <w:vAlign w:val="top"/>
+          </w:tcPr>
+          <w:p>
+            <w:pPr>
+              <w:spacing w:after="40" w:before="0"/>
+              <w:jc w:val="left"/>
+            </w:pPr>
+            <w:r>
+              <w:rPr>
+                <w:rFonts w:ascii="Arial" w:cs="Arial" w:eastAsia="Arial" w:hAnsi="Arial"/>
+                <w:b w:val="false"/>
+                <w:bCs w:val="false"/>
+                <w:i w:val="false"/>
+                <w:iCs w:val="false"/>
+                <w:color w:val="000000"/>
+                <w:sz w:val="18"/>
+                <w:szCs w:val="18"/>
+              </w:rPr>
+              <w:t xml:space="preserve">1. Write F = kq₁q₂/r² on the board. Say: 'This equation is Coulomb's Law. It was derived by a French physicist, but it describes exactly what happened at Ol Kalou on that stormy afternoon. Let us unpack it together.' Ask: 'What does the r² in the denominator tell us about what happens to force when distance doubles?' WAIT 12 SECONDS. Cold-call 3 students. 2. Work Problem 1 together, narrating each step aloud: 'I am writing the formula first, then substituting values with units, then evaluating — I never skip units.' 3. Release pairs to Problem 2. Circulate, asking: 'Is the force attractive or repulsive here — how do you know from the signs of the charges?' WAIT 10 SECONDS per group. 4. Before Problem 3, say: 'This is the Ol Kalou problem. The numbers are real-order-of-magnitude estimates. I want you to calculate, then explain in a sentence: does your answer help explain why the iron roof was struck and not the wooden stall?' 5. Cold-call one student to present Problem 3 solution. Ask the class: 'Do you agree with this answer? Thumbs up, thumbs sideways, or thumbs down — and tell me why.' WAIT 15 SECONDS. 6. Say: 'Notice — when distance doubles, force drops to one quarter. The lightning conductor was taller and more conductive, meaning it had a larger induced charge AND was closer to the cloud's charge centre. Coulomb's Law made the conductor the preferred path.'</w:t>
+            </w:r>
+          </w:p>
+        </w:tc>
+        <w:tc>
+          <w:tcPr>
+            <w:tcW w:type="dxa" w:w="3040"/>
+            <w:shd w:fill="FFFFFF" w:color="auto" w:val="clear"/>
+            <w:tcMar>
+              <w:top w:type="dxa" w:w="60"/>
+              <w:left w:type="dxa" w:w="120"/>
+              <w:bottom w:type="dxa" w:w="60"/>
+              <w:right w:type="dxa" w:w="120"/>
+            </w:tcMar>
+            <w:vAlign w:val="top"/>
+          </w:tcPr>
+          <w:p>
+            <w:pPr>
+              <w:spacing w:after="40" w:before="0"/>
+              <w:jc w:val="left"/>
+            </w:pPr>
+            <w:r>
+              <w:rPr>
+                <w:rFonts w:ascii="Arial" w:cs="Arial" w:eastAsia="Arial" w:hAnsi="Arial"/>
+                <w:b w:val="false"/>
+                <w:bCs w:val="false"/>
+                <w:i w:val="false"/>
+                <w:iCs w:val="false"/>
+                <w:color w:val="000000"/>
+                <w:sz w:val="18"/>
+                <w:szCs w:val="18"/>
+              </w:rPr>
+              <w:t xml:space="preserve">Worked Example → Scaffolded Application → Phenomenon Explanation (I Do–We Do–You Do): This gradual release sequence ensures procedural fluency before conceptual application. Returning to the Ol Kalou numbers transforms the formula from abstract algebra into a physical explanation of a real event, fulfilling the NGSS practice of Using Mathematics and Computational Thinking. Asking students to explain the direction of the force (attractive/repulsive) also integrates earlier lessons on charge types.</w:t>
+            </w:r>
+          </w:p>
+        </w:tc>
+        <w:tc>
+          <w:tcPr>
+            <w:tcW w:type="dxa" w:w="3040"/>
+            <w:shd w:fill="F2F2F2" w:color="auto" w:val="clear"/>
+            <w:tcMar>
+              <w:top w:type="dxa" w:w="60"/>
+              <w:left w:type="dxa" w:w="120"/>
+              <w:bottom w:type="dxa" w:w="60"/>
+              <w:right w:type="dxa" w:w="120"/>
+            </w:tcMar>
+            <w:vAlign w:val="top"/>
+          </w:tcPr>
+          <w:p>
+            <w:pPr>
+              <w:spacing w:after="40" w:before="0"/>
+              <w:jc w:val="left"/>
+            </w:pPr>
+            <w:r>
+              <w:rPr>
+                <w:rFonts w:ascii="Arial" w:cs="Arial" w:eastAsia="Arial" w:hAnsi="Arial"/>
+                <w:b w:val="false"/>
+                <w:bCs w:val="false"/>
+                <w:i w:val="false"/>
+                <w:iCs w:val="false"/>
+                <w:color w:val="000000"/>
+                <w:sz w:val="18"/>
+                <w:szCs w:val="18"/>
+              </w:rPr>
+              <w:t xml:space="preserve">Observable indicators: (1) Problem 1 answer: F ≈ 3.375 N — students who get this correct have correct unit conversion (μC → C). (2) Problem 3 reveals whether students understand the inverse-square effect — the force at 4 000 m should be one quarter of that at 2 000 m. (3) Listen for students invoking both charge magnitude AND distance in their explanation of the phenomenon — this demonstrates integrated understanding. Students who explain only distance or only charge are flagged for targeted questioning.</w:t>
+            </w:r>
+          </w:p>
+        </w:tc>
+      </w:tr>
+      <w:tr>
+        <w:tc>
+          <w:tcPr>
+            <w:tcW w:type="dxa" w:w="1520"/>
+            <w:shd w:fill="FCE4D6" w:color="auto" w:val="clear"/>
+            <w:tcMar>
+              <w:top w:type="dxa" w:w="60"/>
+              <w:left w:type="dxa" w:w="120"/>
+              <w:bottom w:type="dxa" w:w="60"/>
+              <w:right w:type="dxa" w:w="120"/>
+            </w:tcMar>
+            <w:vAlign w:val="top"/>
+          </w:tcPr>
+          <w:p>
+            <w:pPr>
+              <w:spacing w:after="40" w:before="0"/>
+              <w:jc w:val="left"/>
+            </w:pPr>
+            <w:r>
+              <w:rPr>
+                <w:rFonts w:ascii="Arial" w:cs="Arial" w:eastAsia="Arial" w:hAnsi="Arial"/>
+                <w:b/>
+                <w:bCs/>
+                <w:i w:val="false"/>
+                <w:iCs w:val="false"/>
+                <w:color w:val="000000"/>
+                <w:sz w:val="18"/>
+                <w:szCs w:val="18"/>
+              </w:rPr>
+              <w:t xml:space="preserve">Driving Question Board (DQB) Creation</w:t>
+            </w:r>
+          </w:p>
+          <w:p>
+            <w:pPr>
+              <w:spacing w:after="20" w:before="0"/>
+            </w:pPr>
+            <w:r>
+              <w:rPr>
+                <w:rFonts w:ascii="Arial" w:cs="Arial" w:eastAsia="Arial" w:hAnsi="Arial"/>
+                <w:b/>
+                <w:bCs/>
+                <w:color w:val="1F3864"/>
+                <w:sz w:val="16"/>
+                <w:szCs w:val="16"/>
+              </w:rPr>
+              <w:t xml:space="preserve">📹 VIDEO:</w:t>
+            </w:r>
+          </w:p>
+          <w:p>
+            <w:pPr>
+              <w:spacing w:after="20" w:before="0"/>
+            </w:pPr>
+            <w:hyperlink w:history="1" r:id="rId5quv7oxunxslcubnii2hy">
               <w:r>
                 <w:rPr>
                   <w:rFonts w:ascii="Arial" w:cs="Arial" w:eastAsia="Arial" w:hAnsi="Arial"/>
@@ -15676,7 +16288,7 @@
               <w:spacing w:after="10" w:before="0"/>
               <w:ind w:left="120"/>
             </w:pPr>
-            <w:hyperlink w:history="1" r:id="rId_sij25atoctffkzly6inx">
+            <w:hyperlink w:history="1" r:id="rIdjs3j3dbwpmbpdz_ickpga">
               <w:r>
                 <w:rPr>
                   <w:rFonts w:ascii="Arial" w:cs="Arial" w:eastAsia="Arial" w:hAnsi="Arial"/>
@@ -15721,7 +16333,7 @@
             <w:pPr>
               <w:spacing w:after="20" w:before="0"/>
             </w:pPr>
-            <w:hyperlink w:history="1" r:id="rIdzm8rdffenhi75hlmjki1o">
+            <w:hyperlink w:history="1" r:id="rIdro0eqhodbohzp109qebs6">
               <w:r>
                 <w:rPr>
                   <w:rFonts w:ascii="Arial" w:cs="Arial" w:eastAsia="Arial" w:hAnsi="Arial"/>
@@ -15730,7 +16342,7 @@
                   <w:szCs w:val="16"/>
                   <w:u w:val="single" w:color="2E75B6"/>
                 </w:rPr>
-                <w:t xml:space="preserve">Newton's Law of Gravity (Flexbook)</w:t>
+                <w:t xml:space="preserve">Coulomb's Law</w:t>
               </w:r>
             </w:hyperlink>
           </w:p>
@@ -15746,7 +16358,7 @@
                 <w:sz w:val="14"/>
                 <w:szCs w:val="14"/>
               </w:rPr>
-              <w:t xml:space="preserve">Source: CK-12</w:t>
+              <w:t xml:space="preserve">Source: PhET Interactive Simulations (English)</w:t>
             </w:r>
           </w:p>
           <w:p>
@@ -15754,7 +16366,7 @@
               <w:spacing w:after="10" w:before="0"/>
               <w:ind w:left="120"/>
             </w:pPr>
-            <w:hyperlink w:history="1" r:id="rIdxvw8hyswhycfjorbbcfot">
+            <w:hyperlink w:history="1" r:id="rIdzv4tshapt8fnmhzq3jjlu">
               <w:r>
                 <w:rPr>
                   <w:rFonts w:ascii="Arial" w:cs="Arial" w:eastAsia="Arial" w:hAnsi="Arial"/>
@@ -15796,7 +16408,7 @@
                 <w:sz w:val="18"/>
                 <w:szCs w:val="18"/>
               </w:rPr>
-              <w:t xml:space="preserve">Students open the PhET 'Coulomb's Law' simulation (offline-cached on ARES tablets) or follow a teacher-led torsion-balance demonstration. They complete a structured data table in two parts: PART A — Fix q₁ = q₂ = 1 μC; vary separation r from 1 cm to 10 cm in steps; record force F. PART B — Fix r = 5 cm; vary q₁ from 1 μC to 6 μC while keeping q₂ = 1 μC; record force F. Students plot two graphs by hand on grid paper: Graph 1 — F vs r; Graph 2 — F vs q₁. They annotate each graph with the trend they observe. A Kenya-context data card on the desk reads: 'A cumulonimbus cloud over Ol Kalou can accumulate a charge of up to −40 C at its base. The iron roof of the market stall may carry an induced charge of +0.001 C. The cloud base is approximately 2 000 m above ground.' Students are asked to record this data for use in Phase 3.</w:t>
+              <w:t xml:space="preserve">Each student receives two sticky notes. On the ORANGE note, they write one thing they can now explain about the Ol Kalou phenomenon that they could not explain at the start of this lesson (e.g., 'I can now calculate how strong the pull between the cloud and the iron roof was'). On the BLUE note, they write one new question the lesson has raised (e.g., 'If the force drops so fast with distance, how does the cloud ever build up enough force to strike at all?'). Students post their notes on the class Driving Question Board under the columns 'NOW I CAN EXPLAIN…' and 'NEW QUESTIONS'. The teacher reads three blue notes aloud and marks any that connect to upcoming lessons (e.g., electric field, energy stored in charges) with a star, saying: 'That question is already waiting for us in Lesson 6.'</w:t>
             </w:r>
           </w:p>
         </w:tc>
@@ -15828,7 +16440,7 @@
                 <w:sz w:val="18"/>
                 <w:szCs w:val="18"/>
               </w:rPr>
-              <w:t xml:space="preserve">1. Before releasing students to the simulation, say: 'You are about to collect real force data. Your job is not just to fill a table — your job is to find the mathematical pattern hiding in those numbers. Write that goal at the top of your data table.' 2. Circulate during data collection. Pause at each group and ask: 'What are you noticing about how fast the force drops as you increase r?' WAIT 10 SECONDS for responses. 3. After Graph 1 is plotted, stop the class: 'Hands up — who got a straight line for F vs r?' (expect some hands). 'Who got a curve?' Say: 'Interesting. Let's look at what kind of curve.' Direct students: 'Now plot log F vs log r. What do you notice about the slope?' WAIT 15 SECONDS. Guide students to identify slope ≈ −2, hinting at an inverse-square relationship. 4. Cold-call 2 students on Graph 2: 'Kipchoge, describe in one sentence the relationship between force and charge.' WAIT 12 SECONDS. 5. Say: 'Before we explain the pattern — look at the Kenya-context data card. That cloud, that iron roof, that distance of 2 000 m. Hold those numbers. You will need them very soon.'</w:t>
+              <w:t xml:space="preserve">1. Distribute sticky notes. Say: 'Two minutes — orange note: one thing Coulomb's Law lets you explain about Ol Kalou. Blue note: one new question this lesson has opened up for you. Be specific — write an actual calculation or observation, not just a general statement.' SET TIMER for 2 minutes. 2. Invite students to post notes on the DQB. Briefly read 3 orange notes aloud: 'Listen to what your classmates can now explain.' 3. Read 3 blue notes. For each, ask: 'Does anyone have a partial answer to this question already?' WAIT 10 SECONDS. 4. Point to the overarching driving question on the board: 'How do invisible electric charges build up, exert forces across empty space, and store energy?' Say: 'We have now answered the exert forces part — quantitatively. The store energy part is coming. Keep your blue notes — they are your personal inquiry engine.'</w:t>
             </w:r>
           </w:p>
         </w:tc>
@@ -15860,7 +16472,7 @@
                 <w:sz w:val="18"/>
                 <w:szCs w:val="18"/>
               </w:rPr>
-              <w:t xml:space="preserve">Data-Driven Pattern Recognition with Log-Linearisation: Plotting raw F-vs-r and then log F-vs-log r guides students from 'it curves' to 'the slope is −2', building the mathematical habit of identifying power-law relationships from data — an NGSS Science and Engineering Practice (Analysing and Interpreting Data). This directly mirrors how Charles-Augustin de Coulomb derived his law experimentally in 1785.</w:t>
+              <w:t xml:space="preserve">Claim–Evidence–Reasoning on the DQB: The two-colour sticky-note protocol structures metacognitive reflection. Orange notes function as evidence-backed claims; blue notes sustain inquiry momentum. Publicly reading both types models that science advances through both answers and new questions — a core NOS (Nature of Science) principle.</w:t>
             </w:r>
           </w:p>
         </w:tc>
@@ -15892,7 +16504,7 @@
                 <w:sz w:val="18"/>
                 <w:szCs w:val="18"/>
               </w:rPr>
-              <w:t xml:space="preserve">Observable indicators: (1) All data tables are complete with units before graphing begins. (2) Students can state in words the trend in each graph ('as r doubles, F decreases by a factor of four'). (3) Log-log graph has a clearly drawn best-fit line with slope calculated. Teacher looks for students who plot F vs r as a straight line — this signals the target misconception for Phase 3 intervention.</w:t>
+              <w:t xml:space="preserve">Observable indicators: (1) Orange notes reference specific quantities or relationships (e.g., 'force is four times weaker at twice the distance'). Vague notes ('I understand charges better') signal shallow processing — teacher follows up individually. (2) Blue notes should show conceptual curiosity beyond the lesson scope. Notes that simply restate lesson content indicate students have not yet moved to generative thinking.</w:t>
             </w:r>
           </w:p>
         </w:tc>
@@ -15901,32 +16513,32 @@
         <w:tc>
           <w:tcPr>
             <w:tcW w:type="dxa" w:w="1520"/>
-            <w:shd w:fill="E2EFDA" w:color="auto" w:val="clear"/>
-            <w:tcMar>
-              <w:top w:type="dxa" w:w="60"/>
-              <w:left w:type="dxa" w:w="120"/>
-              <w:bottom w:type="dxa" w:w="60"/>
-              <w:right w:type="dxa" w:w="120"/>
-            </w:tcMar>
-            <w:vAlign w:val="top"/>
-          </w:tcPr>
-          <w:p>
-            <w:pPr>
-              <w:spacing w:after="40" w:before="0"/>
-              <w:jc w:val="left"/>
-            </w:pPr>
-            <w:r>
-              <w:rPr>
-                <w:rFonts w:ascii="Arial" w:cs="Arial" w:eastAsia="Arial" w:hAnsi="Arial"/>
-                <w:b/>
-                <w:bCs/>
-                <w:i w:val="false"/>
-                <w:iCs w:val="false"/>
-                <w:color w:val="000000"/>
-                <w:sz w:val="18"/>
-                <w:szCs w:val="18"/>
-              </w:rPr>
-              <w:t xml:space="preserve">Explain Phase</w:t>
+            <w:shd w:fill="D5E8F0" w:color="auto" w:val="clear"/>
+            <w:tcMar>
+              <w:top w:type="dxa" w:w="60"/>
+              <w:left w:type="dxa" w:w="120"/>
+              <w:bottom w:type="dxa" w:w="60"/>
+              <w:right w:type="dxa" w:w="120"/>
+            </w:tcMar>
+            <w:vAlign w:val="top"/>
+          </w:tcPr>
+          <w:p>
+            <w:pPr>
+              <w:spacing w:after="40" w:before="0"/>
+              <w:jc w:val="left"/>
+            </w:pPr>
+            <w:r>
+              <w:rPr>
+                <w:rFonts w:ascii="Arial" w:cs="Arial" w:eastAsia="Arial" w:hAnsi="Arial"/>
+                <w:b/>
+                <w:bCs/>
+                <w:i w:val="false"/>
+                <w:iCs w:val="false"/>
+                <w:color w:val="000000"/>
+                <w:sz w:val="18"/>
+                <w:szCs w:val="18"/>
+              </w:rPr>
+              <w:t xml:space="preserve">Model Building Phase</w:t>
             </w:r>
           </w:p>
           <w:p>
@@ -15949,7 +16561,7 @@
             <w:pPr>
               <w:spacing w:after="20" w:before="0"/>
             </w:pPr>
-            <w:hyperlink w:history="1" r:id="rIdsv_pk2jzh1439lmrzo9oz">
+            <w:hyperlink w:history="1" r:id="rIdzzjhgztfmott4wsoicx7q">
               <w:r>
                 <w:rPr>
                   <w:rFonts w:ascii="Arial" w:cs="Arial" w:eastAsia="Arial" w:hAnsi="Arial"/>
@@ -15982,7 +16594,7 @@
               <w:spacing w:after="10" w:before="0"/>
               <w:ind w:left="120"/>
             </w:pPr>
-            <w:hyperlink w:history="1" r:id="rId7gk1dy5naj5f_z1fpec6f">
+            <w:hyperlink w:history="1" r:id="rIdznvdxata94lgcbvljbqeh">
               <w:r>
                 <w:rPr>
                   <w:rFonts w:ascii="Arial" w:cs="Arial" w:eastAsia="Arial" w:hAnsi="Arial"/>
@@ -16027,7 +16639,7 @@
             <w:pPr>
               <w:spacing w:after="20" w:before="0"/>
             </w:pPr>
-            <w:hyperlink w:history="1" r:id="rIdudkjq90i2njwakqfxjwfq">
+            <w:hyperlink w:history="1" r:id="rIdiiretg8i1eujop328ty6j">
               <w:r>
                 <w:rPr>
                   <w:rFonts w:ascii="Arial" w:cs="Arial" w:eastAsia="Arial" w:hAnsi="Arial"/>
@@ -16036,7 +16648,7 @@
                   <w:szCs w:val="16"/>
                   <w:u w:val="single" w:color="2E75B6"/>
                 </w:rPr>
-                <w:t xml:space="preserve">Newton's Law of Gravity (Flexbook)</w:t>
+                <w:t xml:space="preserve">Coulomb's Law</w:t>
               </w:r>
             </w:hyperlink>
           </w:p>
@@ -16052,7 +16664,7 @@
                 <w:sz w:val="14"/>
                 <w:szCs w:val="14"/>
               </w:rPr>
-              <w:t xml:space="preserve">Source: CK-12</w:t>
+              <w:t xml:space="preserve">Source: PhET Interactive Simulations (English)</w:t>
             </w:r>
           </w:p>
           <w:p>
@@ -16060,619 +16672,7 @@
               <w:spacing w:after="10" w:before="0"/>
               <w:ind w:left="120"/>
             </w:pPr>
-            <w:hyperlink w:history="1" r:id="rIdebgr6_rr4fcoinigpq3x1">
-              <w:r>
-                <w:rPr>
-                  <w:rFonts w:ascii="Arial" w:cs="Arial" w:eastAsia="Arial" w:hAnsi="Arial"/>
-                  <w:color w:val="595959"/>
-                  <w:sz w:val="14"/>
-                  <w:szCs w:val="14"/>
-                  <w:u w:val="single" w:color="595959"/>
-                </w:rPr>
-                <w:t xml:space="preserve">🔍 Search ARES for similar readings</w:t>
-              </w:r>
-            </w:hyperlink>
-          </w:p>
-        </w:tc>
-        <w:tc>
-          <w:tcPr>
-            <w:tcW w:type="dxa" w:w="3040"/>
-            <w:shd w:fill="FFFFFF" w:color="auto" w:val="clear"/>
-            <w:tcMar>
-              <w:top w:type="dxa" w:w="60"/>
-              <w:left w:type="dxa" w:w="120"/>
-              <w:bottom w:type="dxa" w:w="60"/>
-              <w:right w:type="dxa" w:w="120"/>
-            </w:tcMar>
-            <w:vAlign w:val="top"/>
-          </w:tcPr>
-          <w:p>
-            <w:pPr>
-              <w:spacing w:after="40" w:before="0"/>
-              <w:jc w:val="left"/>
-            </w:pPr>
-            <w:r>
-              <w:rPr>
-                <w:rFonts w:ascii="Arial" w:cs="Arial" w:eastAsia="Arial" w:hAnsi="Arial"/>
-                <w:b w:val="false"/>
-                <w:bCs w:val="false"/>
-                <w:i w:val="false"/>
-                <w:iCs w:val="false"/>
-                <w:color w:val="000000"/>
-                <w:sz w:val="18"/>
-                <w:szCs w:val="18"/>
-              </w:rPr>
-              <w:t xml:space="preserve">The teacher formally introduces Coulomb's Law: F = kq₁q₂/r², where k = 9 × 10⁹ N m² C⁻². Students annotate the formula in their notebooks, labelling each symbol, its unit, and its meaning. They then work through three scaffolded problems in pairs: PROBLEM 1 (Guided) — Two small charged spheres, q₁ = 3 μC and q₂ = 5 μC, are placed 0.20 m apart in Nairobi. Calculate the force between them. PROBLEM 2 (Structured) — A trader at Ol Kalou market notices that when she rubs her polyester apron on a warm afternoon, a nearby piece of paper is attracted to it. Model the apron as q₁ = −8 μC and the paper as q₂ = +2 μC, separated by 0.05 m. Find F. PROBLEM 3 (Anchoring Phenomenon Application) — Using the Kenya-context data card from Phase 2 (cloud charge = −40 C, roof induced charge = +0.001 C, separation = 2 000 m), calculate the attractive force between the cloud and the iron roof. Then calculate the force if the separation were 4 000 m (the cloud is higher). What does this tell us about why lightning chooses the closest tall conductor? Students share answers and discuss: 'Why did the lightning conductor on the district offices — not the wooden stall 2 m away from the strike — divert the charge? Use Coulomb's Law in your answer.'</w:t>
-            </w:r>
-          </w:p>
-        </w:tc>
-        <w:tc>
-          <w:tcPr>
-            <w:tcW w:type="dxa" w:w="3040"/>
-            <w:shd w:fill="F2F2F2" w:color="auto" w:val="clear"/>
-            <w:tcMar>
-              <w:top w:type="dxa" w:w="60"/>
-              <w:left w:type="dxa" w:w="120"/>
-              <w:bottom w:type="dxa" w:w="60"/>
-              <w:right w:type="dxa" w:w="120"/>
-            </w:tcMar>
-            <w:vAlign w:val="top"/>
-          </w:tcPr>
-          <w:p>
-            <w:pPr>
-              <w:spacing w:after="40" w:before="0"/>
-              <w:jc w:val="left"/>
-            </w:pPr>
-            <w:r>
-              <w:rPr>
-                <w:rFonts w:ascii="Arial" w:cs="Arial" w:eastAsia="Arial" w:hAnsi="Arial"/>
-                <w:b w:val="false"/>
-                <w:bCs w:val="false"/>
-                <w:i w:val="false"/>
-                <w:iCs w:val="false"/>
-                <w:color w:val="000000"/>
-                <w:sz w:val="18"/>
-                <w:szCs w:val="18"/>
-              </w:rPr>
-              <w:t xml:space="preserve">1. Write F = kq₁q₂/r² on the board. Say: 'This equation is Coulomb's Law. It was derived by a French physicist, but it describes exactly what happened at Ol Kalou on that stormy afternoon. Let us unpack it together.' Ask: 'What does the r² in the denominator tell us about what happens to force when distance doubles?' WAIT 12 SECONDS. Cold-call 3 students. 2. Work Problem 1 together, narrating each step aloud: 'I am writing the formula first, then substituting values with units, then evaluating — I never skip units.' 3. Release pairs to Problem 2. Circulate, asking: 'Is the force attractive or repulsive here — how do you know from the signs of the charges?' WAIT 10 SECONDS per group. 4. Before Problem 3, say: 'This is the Ol Kalou problem. The numbers are real-order-of-magnitude estimates. I want you to calculate, then explain in a sentence: does your answer help explain why the iron roof was struck and not the wooden stall?' 5. Cold-call one student to present Problem 3 solution. Ask the class: 'Do you agree with this answer? Thumbs up, thumbs sideways, or thumbs down — and tell me why.' WAIT 15 SECONDS. 6. Say: 'Notice — when distance doubles, force drops to one quarter. The lightning conductor was taller and more conductive, meaning it had a larger induced charge AND was closer to the cloud's charge centre. Coulomb's Law made the conductor the preferred path.'</w:t>
-            </w:r>
-          </w:p>
-        </w:tc>
-        <w:tc>
-          <w:tcPr>
-            <w:tcW w:type="dxa" w:w="3040"/>
-            <w:shd w:fill="FFFFFF" w:color="auto" w:val="clear"/>
-            <w:tcMar>
-              <w:top w:type="dxa" w:w="60"/>
-              <w:left w:type="dxa" w:w="120"/>
-              <w:bottom w:type="dxa" w:w="60"/>
-              <w:right w:type="dxa" w:w="120"/>
-            </w:tcMar>
-            <w:vAlign w:val="top"/>
-          </w:tcPr>
-          <w:p>
-            <w:pPr>
-              <w:spacing w:after="40" w:before="0"/>
-              <w:jc w:val="left"/>
-            </w:pPr>
-            <w:r>
-              <w:rPr>
-                <w:rFonts w:ascii="Arial" w:cs="Arial" w:eastAsia="Arial" w:hAnsi="Arial"/>
-                <w:b w:val="false"/>
-                <w:bCs w:val="false"/>
-                <w:i w:val="false"/>
-                <w:iCs w:val="false"/>
-                <w:color w:val="000000"/>
-                <w:sz w:val="18"/>
-                <w:szCs w:val="18"/>
-              </w:rPr>
-              <w:t xml:space="preserve">Worked Example → Scaffolded Application → Phenomenon Explanation (I Do–We Do–You Do): This gradual release sequence ensures procedural fluency before conceptual application. Returning to the Ol Kalou numbers transforms the formula from abstract algebra into a physical explanation of a real event, fulfilling the NGSS practice of Using Mathematics and Computational Thinking. Asking students to explain the direction of the force (attractive/repulsive) also integrates earlier lessons on charge types.</w:t>
-            </w:r>
-          </w:p>
-        </w:tc>
-        <w:tc>
-          <w:tcPr>
-            <w:tcW w:type="dxa" w:w="3040"/>
-            <w:shd w:fill="F2F2F2" w:color="auto" w:val="clear"/>
-            <w:tcMar>
-              <w:top w:type="dxa" w:w="60"/>
-              <w:left w:type="dxa" w:w="120"/>
-              <w:bottom w:type="dxa" w:w="60"/>
-              <w:right w:type="dxa" w:w="120"/>
-            </w:tcMar>
-            <w:vAlign w:val="top"/>
-          </w:tcPr>
-          <w:p>
-            <w:pPr>
-              <w:spacing w:after="40" w:before="0"/>
-              <w:jc w:val="left"/>
-            </w:pPr>
-            <w:r>
-              <w:rPr>
-                <w:rFonts w:ascii="Arial" w:cs="Arial" w:eastAsia="Arial" w:hAnsi="Arial"/>
-                <w:b w:val="false"/>
-                <w:bCs w:val="false"/>
-                <w:i w:val="false"/>
-                <w:iCs w:val="false"/>
-                <w:color w:val="000000"/>
-                <w:sz w:val="18"/>
-                <w:szCs w:val="18"/>
-              </w:rPr>
-              <w:t xml:space="preserve">Observable indicators: (1) Problem 1 answer: F ≈ 3.375 N — students who get this correct have correct unit conversion (μC → C). (2) Problem 3 reveals whether students understand the inverse-square effect — the force at 4 000 m should be one quarter of that at 2 000 m. (3) Listen for students invoking both charge magnitude AND distance in their explanation of the phenomenon — this demonstrates integrated understanding. Students who explain only distance or only charge are flagged for targeted questioning.</w:t>
-            </w:r>
-          </w:p>
-        </w:tc>
-      </w:tr>
-      <w:tr>
-        <w:tc>
-          <w:tcPr>
-            <w:tcW w:type="dxa" w:w="1520"/>
-            <w:shd w:fill="FCE4D6" w:color="auto" w:val="clear"/>
-            <w:tcMar>
-              <w:top w:type="dxa" w:w="60"/>
-              <w:left w:type="dxa" w:w="120"/>
-              <w:bottom w:type="dxa" w:w="60"/>
-              <w:right w:type="dxa" w:w="120"/>
-            </w:tcMar>
-            <w:vAlign w:val="top"/>
-          </w:tcPr>
-          <w:p>
-            <w:pPr>
-              <w:spacing w:after="40" w:before="0"/>
-              <w:jc w:val="left"/>
-            </w:pPr>
-            <w:r>
-              <w:rPr>
-                <w:rFonts w:ascii="Arial" w:cs="Arial" w:eastAsia="Arial" w:hAnsi="Arial"/>
-                <w:b/>
-                <w:bCs/>
-                <w:i w:val="false"/>
-                <w:iCs w:val="false"/>
-                <w:color w:val="000000"/>
-                <w:sz w:val="18"/>
-                <w:szCs w:val="18"/>
-              </w:rPr>
-              <w:t xml:space="preserve">Driving Question Board (DQB) Creation</w:t>
-            </w:r>
-          </w:p>
-          <w:p>
-            <w:pPr>
-              <w:spacing w:after="20" w:before="0"/>
-            </w:pPr>
-            <w:r>
-              <w:rPr>
-                <w:rFonts w:ascii="Arial" w:cs="Arial" w:eastAsia="Arial" w:hAnsi="Arial"/>
-                <w:b/>
-                <w:bCs/>
-                <w:color w:val="1F3864"/>
-                <w:sz w:val="16"/>
-                <w:szCs w:val="16"/>
-              </w:rPr>
-              <w:t xml:space="preserve">📹 VIDEO:</w:t>
-            </w:r>
-          </w:p>
-          <w:p>
-            <w:pPr>
-              <w:spacing w:after="20" w:before="0"/>
-            </w:pPr>
-            <w:hyperlink w:history="1" r:id="rIddxrcwi96p3b758vejkz6a">
-              <w:r>
-                <w:rPr>
-                  <w:rFonts w:ascii="Arial" w:cs="Arial" w:eastAsia="Arial" w:hAnsi="Arial"/>
-                  <w:color w:val="2E75B6"/>
-                  <w:sz w:val="16"/>
-                  <w:szCs w:val="16"/>
-                  <w:u w:val="single" w:color="2E75B6"/>
-                </w:rPr>
-                <w:t xml:space="preserve">Coulomb's law</w:t>
-              </w:r>
-            </w:hyperlink>
-          </w:p>
-          <w:p>
-            <w:pPr>
-              <w:spacing w:after="10" w:before="0"/>
-              <w:ind w:left="120"/>
-            </w:pPr>
-            <w:r>
-              <w:rPr>
-                <w:rFonts w:ascii="Arial" w:cs="Arial" w:eastAsia="Arial" w:hAnsi="Arial"/>
-                <w:color w:val="595959"/>
-                <w:sz w:val="14"/>
-                <w:szCs w:val="14"/>
-              </w:rPr>
-              <w:t xml:space="preserve">Source: Khan Academy (English - US curriculum)</w:t>
-            </w:r>
-          </w:p>
-          <w:p>
-            <w:pPr>
-              <w:spacing w:after="10" w:before="0"/>
-              <w:ind w:left="120"/>
-            </w:pPr>
-            <w:hyperlink w:history="1" r:id="rIdgus-vgfkabmnluiynreoj">
-              <w:r>
-                <w:rPr>
-                  <w:rFonts w:ascii="Arial" w:cs="Arial" w:eastAsia="Arial" w:hAnsi="Arial"/>
-                  <w:color w:val="595959"/>
-                  <w:sz w:val="14"/>
-                  <w:szCs w:val="14"/>
-                  <w:u w:val="single" w:color="595959"/>
-                </w:rPr>
-                <w:t xml:space="preserve">🔍 Search ARES for similar videos</w:t>
-              </w:r>
-            </w:hyperlink>
-          </w:p>
-          <w:p>
-            <w:pPr>
-              <w:spacing w:after="40" w:before="0"/>
-            </w:pPr>
-            <w:r>
-              <w:rPr>
-                <w:sz w:val="14"/>
-                <w:szCs w:val="14"/>
-              </w:rPr>
-              <w:t xml:space="preserve"/>
-            </w:r>
-          </w:p>
-          <w:p>
-            <w:pPr>
-              <w:spacing w:after="20" w:before="0"/>
-            </w:pPr>
-            <w:r>
-              <w:rPr>
-                <w:rFonts w:ascii="Arial" w:cs="Arial" w:eastAsia="Arial" w:hAnsi="Arial"/>
-                <w:b/>
-                <w:bCs/>
-                <w:color w:val="1F3864"/>
-                <w:sz w:val="16"/>
-                <w:szCs w:val="16"/>
-              </w:rPr>
-              <w:t xml:space="preserve">📖 HTML:</w:t>
-            </w:r>
-          </w:p>
-          <w:p>
-            <w:pPr>
-              <w:spacing w:after="20" w:before="0"/>
-            </w:pPr>
-            <w:hyperlink w:history="1" r:id="rIdg_vaimri1ex5ywwp20grh">
-              <w:r>
-                <w:rPr>
-                  <w:rFonts w:ascii="Arial" w:cs="Arial" w:eastAsia="Arial" w:hAnsi="Arial"/>
-                  <w:color w:val="2E75B6"/>
-                  <w:sz w:val="16"/>
-                  <w:szCs w:val="16"/>
-                  <w:u w:val="single" w:color="2E75B6"/>
-                </w:rPr>
-                <w:t xml:space="preserve">Newton's Law of Gravity (Flexbook)</w:t>
-              </w:r>
-            </w:hyperlink>
-          </w:p>
-          <w:p>
-            <w:pPr>
-              <w:spacing w:after="10" w:before="0"/>
-              <w:ind w:left="120"/>
-            </w:pPr>
-            <w:r>
-              <w:rPr>
-                <w:rFonts w:ascii="Arial" w:cs="Arial" w:eastAsia="Arial" w:hAnsi="Arial"/>
-                <w:color w:val="595959"/>
-                <w:sz w:val="14"/>
-                <w:szCs w:val="14"/>
-              </w:rPr>
-              <w:t xml:space="preserve">Source: CK-12</w:t>
-            </w:r>
-          </w:p>
-          <w:p>
-            <w:pPr>
-              <w:spacing w:after="10" w:before="0"/>
-              <w:ind w:left="120"/>
-            </w:pPr>
-            <w:hyperlink w:history="1" r:id="rIdfnjmqxgfbbgqvv5tau7rw">
-              <w:r>
-                <w:rPr>
-                  <w:rFonts w:ascii="Arial" w:cs="Arial" w:eastAsia="Arial" w:hAnsi="Arial"/>
-                  <w:color w:val="595959"/>
-                  <w:sz w:val="14"/>
-                  <w:szCs w:val="14"/>
-                  <w:u w:val="single" w:color="595959"/>
-                </w:rPr>
-                <w:t xml:space="preserve">🔍 Search ARES for similar readings</w:t>
-              </w:r>
-            </w:hyperlink>
-          </w:p>
-        </w:tc>
-        <w:tc>
-          <w:tcPr>
-            <w:tcW w:type="dxa" w:w="3040"/>
-            <w:shd w:fill="FFFFFF" w:color="auto" w:val="clear"/>
-            <w:tcMar>
-              <w:top w:type="dxa" w:w="60"/>
-              <w:left w:type="dxa" w:w="120"/>
-              <w:bottom w:type="dxa" w:w="60"/>
-              <w:right w:type="dxa" w:w="120"/>
-            </w:tcMar>
-            <w:vAlign w:val="top"/>
-          </w:tcPr>
-          <w:p>
-            <w:pPr>
-              <w:spacing w:after="40" w:before="0"/>
-              <w:jc w:val="left"/>
-            </w:pPr>
-            <w:r>
-              <w:rPr>
-                <w:rFonts w:ascii="Arial" w:cs="Arial" w:eastAsia="Arial" w:hAnsi="Arial"/>
-                <w:b w:val="false"/>
-                <w:bCs w:val="false"/>
-                <w:i w:val="false"/>
-                <w:iCs w:val="false"/>
-                <w:color w:val="000000"/>
-                <w:sz w:val="18"/>
-                <w:szCs w:val="18"/>
-              </w:rPr>
-              <w:t xml:space="preserve">Each student receives two sticky notes. On the ORANGE note, they write one thing they can now explain about the Ol Kalou phenomenon that they could not explain at the start of this lesson (e.g., 'I can now calculate how strong the pull between the cloud and the iron roof was'). On the BLUE note, they write one new question the lesson has raised (e.g., 'If the force drops so fast with distance, how does the cloud ever build up enough force to strike at all?'). Students post their notes on the class Driving Question Board under the columns 'NOW I CAN EXPLAIN…' and 'NEW QUESTIONS'. The teacher reads three blue notes aloud and marks any that connect to upcoming lessons (e.g., electric field, energy stored in charges) with a star, saying: 'That question is already waiting for us in Lesson 6.'</w:t>
-            </w:r>
-          </w:p>
-        </w:tc>
-        <w:tc>
-          <w:tcPr>
-            <w:tcW w:type="dxa" w:w="3040"/>
-            <w:shd w:fill="F2F2F2" w:color="auto" w:val="clear"/>
-            <w:tcMar>
-              <w:top w:type="dxa" w:w="60"/>
-              <w:left w:type="dxa" w:w="120"/>
-              <w:bottom w:type="dxa" w:w="60"/>
-              <w:right w:type="dxa" w:w="120"/>
-            </w:tcMar>
-            <w:vAlign w:val="top"/>
-          </w:tcPr>
-          <w:p>
-            <w:pPr>
-              <w:spacing w:after="40" w:before="0"/>
-              <w:jc w:val="left"/>
-            </w:pPr>
-            <w:r>
-              <w:rPr>
-                <w:rFonts w:ascii="Arial" w:cs="Arial" w:eastAsia="Arial" w:hAnsi="Arial"/>
-                <w:b w:val="false"/>
-                <w:bCs w:val="false"/>
-                <w:i w:val="false"/>
-                <w:iCs w:val="false"/>
-                <w:color w:val="000000"/>
-                <w:sz w:val="18"/>
-                <w:szCs w:val="18"/>
-              </w:rPr>
-              <w:t xml:space="preserve">1. Distribute sticky notes. Say: 'Two minutes — orange note: one thing Coulomb's Law lets you explain about Ol Kalou. Blue note: one new question this lesson has opened up for you. Be specific — write an actual calculation or observation, not just a general statement.' SET TIMER for 2 minutes. 2. Invite students to post notes on the DQB. Briefly read 3 orange notes aloud: 'Listen to what your classmates can now explain.' 3. Read 3 blue notes. For each, ask: 'Does anyone have a partial answer to this question already?' WAIT 10 SECONDS. 4. Point to the overarching driving question on the board: 'How do invisible electric charges build up, exert forces across empty space, and store energy?' Say: 'We have now answered the exert forces part — quantitatively. The store energy part is coming. Keep your blue notes — they are your personal inquiry engine.'</w:t>
-            </w:r>
-          </w:p>
-        </w:tc>
-        <w:tc>
-          <w:tcPr>
-            <w:tcW w:type="dxa" w:w="3040"/>
-            <w:shd w:fill="FFFFFF" w:color="auto" w:val="clear"/>
-            <w:tcMar>
-              <w:top w:type="dxa" w:w="60"/>
-              <w:left w:type="dxa" w:w="120"/>
-              <w:bottom w:type="dxa" w:w="60"/>
-              <w:right w:type="dxa" w:w="120"/>
-            </w:tcMar>
-            <w:vAlign w:val="top"/>
-          </w:tcPr>
-          <w:p>
-            <w:pPr>
-              <w:spacing w:after="40" w:before="0"/>
-              <w:jc w:val="left"/>
-            </w:pPr>
-            <w:r>
-              <w:rPr>
-                <w:rFonts w:ascii="Arial" w:cs="Arial" w:eastAsia="Arial" w:hAnsi="Arial"/>
-                <w:b w:val="false"/>
-                <w:bCs w:val="false"/>
-                <w:i w:val="false"/>
-                <w:iCs w:val="false"/>
-                <w:color w:val="000000"/>
-                <w:sz w:val="18"/>
-                <w:szCs w:val="18"/>
-              </w:rPr>
-              <w:t xml:space="preserve">Claim–Evidence–Reasoning on the DQB: The two-colour sticky-note protocol structures metacognitive reflection. Orange notes function as evidence-backed claims; blue notes sustain inquiry momentum. Publicly reading both types models that science advances through both answers and new questions — a core NOS (Nature of Science) principle.</w:t>
-            </w:r>
-          </w:p>
-        </w:tc>
-        <w:tc>
-          <w:tcPr>
-            <w:tcW w:type="dxa" w:w="3040"/>
-            <w:shd w:fill="F2F2F2" w:color="auto" w:val="clear"/>
-            <w:tcMar>
-              <w:top w:type="dxa" w:w="60"/>
-              <w:left w:type="dxa" w:w="120"/>
-              <w:bottom w:type="dxa" w:w="60"/>
-              <w:right w:type="dxa" w:w="120"/>
-            </w:tcMar>
-            <w:vAlign w:val="top"/>
-          </w:tcPr>
-          <w:p>
-            <w:pPr>
-              <w:spacing w:after="40" w:before="0"/>
-              <w:jc w:val="left"/>
-            </w:pPr>
-            <w:r>
-              <w:rPr>
-                <w:rFonts w:ascii="Arial" w:cs="Arial" w:eastAsia="Arial" w:hAnsi="Arial"/>
-                <w:b w:val="false"/>
-                <w:bCs w:val="false"/>
-                <w:i w:val="false"/>
-                <w:iCs w:val="false"/>
-                <w:color w:val="000000"/>
-                <w:sz w:val="18"/>
-                <w:szCs w:val="18"/>
-              </w:rPr>
-              <w:t xml:space="preserve">Observable indicators: (1) Orange notes reference specific quantities or relationships (e.g., 'force is four times weaker at twice the distance'). Vague notes ('I understand charges better') signal shallow processing — teacher follows up individually. (2) Blue notes should show conceptual curiosity beyond the lesson scope. Notes that simply restate lesson content indicate students have not yet moved to generative thinking.</w:t>
-            </w:r>
-          </w:p>
-        </w:tc>
-      </w:tr>
-      <w:tr>
-        <w:tc>
-          <w:tcPr>
-            <w:tcW w:type="dxa" w:w="1520"/>
-            <w:shd w:fill="D5E8F0" w:color="auto" w:val="clear"/>
-            <w:tcMar>
-              <w:top w:type="dxa" w:w="60"/>
-              <w:left w:type="dxa" w:w="120"/>
-              <w:bottom w:type="dxa" w:w="60"/>
-              <w:right w:type="dxa" w:w="120"/>
-            </w:tcMar>
-            <w:vAlign w:val="top"/>
-          </w:tcPr>
-          <w:p>
-            <w:pPr>
-              <w:spacing w:after="40" w:before="0"/>
-              <w:jc w:val="left"/>
-            </w:pPr>
-            <w:r>
-              <w:rPr>
-                <w:rFonts w:ascii="Arial" w:cs="Arial" w:eastAsia="Arial" w:hAnsi="Arial"/>
-                <w:b/>
-                <w:bCs/>
-                <w:i w:val="false"/>
-                <w:iCs w:val="false"/>
-                <w:color w:val="000000"/>
-                <w:sz w:val="18"/>
-                <w:szCs w:val="18"/>
-              </w:rPr>
-              <w:t xml:space="preserve">Model Building Phase</w:t>
-            </w:r>
-          </w:p>
-          <w:p>
-            <w:pPr>
-              <w:spacing w:after="20" w:before="0"/>
-            </w:pPr>
-            <w:r>
-              <w:rPr>
-                <w:rFonts w:ascii="Arial" w:cs="Arial" w:eastAsia="Arial" w:hAnsi="Arial"/>
-                <w:b/>
-                <w:bCs/>
-                <w:color w:val="1F3864"/>
-                <w:sz w:val="16"/>
-                <w:szCs w:val="16"/>
-              </w:rPr>
-              <w:t xml:space="preserve">📹 VIDEO:</w:t>
-            </w:r>
-          </w:p>
-          <w:p>
-            <w:pPr>
-              <w:spacing w:after="20" w:before="0"/>
-            </w:pPr>
-            <w:hyperlink w:history="1" r:id="rIdet5va-nlzdo6hfqwawxjq">
-              <w:r>
-                <w:rPr>
-                  <w:rFonts w:ascii="Arial" w:cs="Arial" w:eastAsia="Arial" w:hAnsi="Arial"/>
-                  <w:color w:val="2E75B6"/>
-                  <w:sz w:val="16"/>
-                  <w:szCs w:val="16"/>
-                  <w:u w:val="single" w:color="2E75B6"/>
-                </w:rPr>
-                <w:t xml:space="preserve">Coulomb's law</w:t>
-              </w:r>
-            </w:hyperlink>
-          </w:p>
-          <w:p>
-            <w:pPr>
-              <w:spacing w:after="10" w:before="0"/>
-              <w:ind w:left="120"/>
-            </w:pPr>
-            <w:r>
-              <w:rPr>
-                <w:rFonts w:ascii="Arial" w:cs="Arial" w:eastAsia="Arial" w:hAnsi="Arial"/>
-                <w:color w:val="595959"/>
-                <w:sz w:val="14"/>
-                <w:szCs w:val="14"/>
-              </w:rPr>
-              <w:t xml:space="preserve">Source: Khan Academy (English - US curriculum)</w:t>
-            </w:r>
-          </w:p>
-          <w:p>
-            <w:pPr>
-              <w:spacing w:after="10" w:before="0"/>
-              <w:ind w:left="120"/>
-            </w:pPr>
-            <w:hyperlink w:history="1" r:id="rIdcbtui_tt8rquril5hrhwg">
-              <w:r>
-                <w:rPr>
-                  <w:rFonts w:ascii="Arial" w:cs="Arial" w:eastAsia="Arial" w:hAnsi="Arial"/>
-                  <w:color w:val="595959"/>
-                  <w:sz w:val="14"/>
-                  <w:szCs w:val="14"/>
-                  <w:u w:val="single" w:color="595959"/>
-                </w:rPr>
-                <w:t xml:space="preserve">🔍 Search ARES for similar videos</w:t>
-              </w:r>
-            </w:hyperlink>
-          </w:p>
-          <w:p>
-            <w:pPr>
-              <w:spacing w:after="40" w:before="0"/>
-            </w:pPr>
-            <w:r>
-              <w:rPr>
-                <w:sz w:val="14"/>
-                <w:szCs w:val="14"/>
-              </w:rPr>
-              <w:t xml:space="preserve"/>
-            </w:r>
-          </w:p>
-          <w:p>
-            <w:pPr>
-              <w:spacing w:after="20" w:before="0"/>
-            </w:pPr>
-            <w:r>
-              <w:rPr>
-                <w:rFonts w:ascii="Arial" w:cs="Arial" w:eastAsia="Arial" w:hAnsi="Arial"/>
-                <w:b/>
-                <w:bCs/>
-                <w:color w:val="1F3864"/>
-                <w:sz w:val="16"/>
-                <w:szCs w:val="16"/>
-              </w:rPr>
-              <w:t xml:space="preserve">📖 HTML:</w:t>
-            </w:r>
-          </w:p>
-          <w:p>
-            <w:pPr>
-              <w:spacing w:after="20" w:before="0"/>
-            </w:pPr>
-            <w:hyperlink w:history="1" r:id="rIdt20dckphbxej-zuweexbv">
-              <w:r>
-                <w:rPr>
-                  <w:rFonts w:ascii="Arial" w:cs="Arial" w:eastAsia="Arial" w:hAnsi="Arial"/>
-                  <w:color w:val="2E75B6"/>
-                  <w:sz w:val="16"/>
-                  <w:szCs w:val="16"/>
-                  <w:u w:val="single" w:color="2E75B6"/>
-                </w:rPr>
-                <w:t xml:space="preserve">Newton's Law of Gravity (Flexbook)</w:t>
-              </w:r>
-            </w:hyperlink>
-          </w:p>
-          <w:p>
-            <w:pPr>
-              <w:spacing w:after="10" w:before="0"/>
-              <w:ind w:left="120"/>
-            </w:pPr>
-            <w:r>
-              <w:rPr>
-                <w:rFonts w:ascii="Arial" w:cs="Arial" w:eastAsia="Arial" w:hAnsi="Arial"/>
-                <w:color w:val="595959"/>
-                <w:sz w:val="14"/>
-                <w:szCs w:val="14"/>
-              </w:rPr>
-              <w:t xml:space="preserve">Source: CK-12</w:t>
-            </w:r>
-          </w:p>
-          <w:p>
-            <w:pPr>
-              <w:spacing w:after="10" w:before="0"/>
-              <w:ind w:left="120"/>
-            </w:pPr>
-            <w:hyperlink w:history="1" r:id="rIdfzg9i-04hcea70xe2jh0v">
+            <w:hyperlink w:history="1" r:id="rIdikcz-k0wxkfrzocbthrnr">
               <w:r>
                 <w:rPr>
                   <w:rFonts w:ascii="Arial" w:cs="Arial" w:eastAsia="Arial" w:hAnsi="Arial"/>
@@ -18159,7 +18159,7 @@
             <w:pPr>
               <w:spacing w:after="20" w:before="0"/>
             </w:pPr>
-            <w:hyperlink w:history="1" r:id="rIdkpdayrlsyo_uiiztphhge">
+            <w:hyperlink w:history="1" r:id="rIdryeclrzk8djvclrpffeyi">
               <w:r>
                 <w:rPr>
                   <w:rFonts w:ascii="Arial" w:cs="Arial" w:eastAsia="Arial" w:hAnsi="Arial"/>
@@ -18168,7 +18168,7 @@
                   <w:szCs w:val="16"/>
                   <w:u w:val="single" w:color="2E75B6"/>
                 </w:rPr>
-                <w:t xml:space="preserve">Capacitors and capacitance</w:t>
+                <w:t xml:space="preserve">Capacitors in parallel</w:t>
               </w:r>
             </w:hyperlink>
           </w:p>
@@ -18192,7 +18192,7 @@
               <w:spacing w:after="10" w:before="0"/>
               <w:ind w:left="120"/>
             </w:pPr>
-            <w:hyperlink w:history="1" r:id="rId0pvpgufw1dji8pujkzs9b">
+            <w:hyperlink w:history="1" r:id="rIdfzdabzmj8jn_czpqfsav6">
               <w:r>
                 <w:rPr>
                   <w:rFonts w:ascii="Arial" w:cs="Arial" w:eastAsia="Arial" w:hAnsi="Arial"/>
@@ -18237,7 +18237,7 @@
             <w:pPr>
               <w:spacing w:after="20" w:before="0"/>
             </w:pPr>
-            <w:hyperlink w:history="1" r:id="rIdlypowmubcjbtngg0e-aik">
+            <w:hyperlink w:history="1" r:id="rIdmbkjucqxmgmyrig6tagdb">
               <w:r>
                 <w:rPr>
                   <w:rFonts w:ascii="Arial" w:cs="Arial" w:eastAsia="Arial" w:hAnsi="Arial"/>
@@ -18246,7 +18246,7 @@
                   <w:szCs w:val="16"/>
                   <w:u w:val="single" w:color="2E75B6"/>
                 </w:rPr>
-                <w:t xml:space="preserve">Capacitor Energy (Flexbook)</w:t>
+                <w:t xml:space="preserve">Capacitor Lab: Basics</w:t>
               </w:r>
             </w:hyperlink>
           </w:p>
@@ -18262,7 +18262,7 @@
                 <w:sz w:val="14"/>
                 <w:szCs w:val="14"/>
               </w:rPr>
-              <w:t xml:space="preserve">Source: CK-12</w:t>
+              <w:t xml:space="preserve">Source: PhET Interactive Simulations (English)</w:t>
             </w:r>
           </w:p>
           <w:p>
@@ -18270,7 +18270,7 @@
               <w:spacing w:after="10" w:before="0"/>
               <w:ind w:left="120"/>
             </w:pPr>
-            <w:hyperlink w:history="1" r:id="rId1tpsven5nwtj1ws9s5nfl">
+            <w:hyperlink w:history="1" r:id="rIdbxrfmxkyy9kfyc1z7tk7x">
               <w:r>
                 <w:rPr>
                   <w:rFonts w:ascii="Arial" w:cs="Arial" w:eastAsia="Arial" w:hAnsi="Arial"/>
@@ -18465,7 +18465,7 @@
             <w:pPr>
               <w:spacing w:after="20" w:before="0"/>
             </w:pPr>
-            <w:hyperlink w:history="1" r:id="rIdp0cbj82e5aj9birtcwokg">
+            <w:hyperlink w:history="1" r:id="rIderpjr3alp1nbzab7spjpg">
               <w:r>
                 <w:rPr>
                   <w:rFonts w:ascii="Arial" w:cs="Arial" w:eastAsia="Arial" w:hAnsi="Arial"/>
@@ -18474,7 +18474,7 @@
                   <w:szCs w:val="16"/>
                   <w:u w:val="single" w:color="2E75B6"/>
                 </w:rPr>
-                <w:t xml:space="preserve">Capacitors and capacitance</w:t>
+                <w:t xml:space="preserve">Electric potential energy (part 2-- involves calculus)</w:t>
               </w:r>
             </w:hyperlink>
           </w:p>
@@ -18498,7 +18498,7 @@
               <w:spacing w:after="10" w:before="0"/>
               <w:ind w:left="120"/>
             </w:pPr>
-            <w:hyperlink w:history="1" r:id="rIdhqsyiyi_syy-tx7pwz3hv">
+            <w:hyperlink w:history="1" r:id="rIdcu8h79klmv2zp_vm63wob">
               <w:r>
                 <w:rPr>
                   <w:rFonts w:ascii="Arial" w:cs="Arial" w:eastAsia="Arial" w:hAnsi="Arial"/>
@@ -18543,7 +18543,7 @@
             <w:pPr>
               <w:spacing w:after="20" w:before="0"/>
             </w:pPr>
-            <w:hyperlink w:history="1" r:id="rIdf9m-h9jcv9zdra5obwadb">
+            <w:hyperlink w:history="1" r:id="rIdgevilkep23mpvlqh1cow1">
               <w:r>
                 <w:rPr>
                   <w:rFonts w:ascii="Arial" w:cs="Arial" w:eastAsia="Arial" w:hAnsi="Arial"/>
@@ -18552,7 +18552,7 @@
                   <w:szCs w:val="16"/>
                   <w:u w:val="single" w:color="2E75B6"/>
                 </w:rPr>
-                <w:t xml:space="preserve">Capacitor Energy (Flexbook)</w:t>
+                <w:t xml:space="preserve">Charges and Fields</w:t>
               </w:r>
             </w:hyperlink>
           </w:p>
@@ -18568,7 +18568,7 @@
                 <w:sz w:val="14"/>
                 <w:szCs w:val="14"/>
               </w:rPr>
-              <w:t xml:space="preserve">Source: CK-12</w:t>
+              <w:t xml:space="preserve">Source: PhET Interactive Simulations (English)</w:t>
             </w:r>
           </w:p>
           <w:p>
@@ -18576,7 +18576,7 @@
               <w:spacing w:after="10" w:before="0"/>
               <w:ind w:left="120"/>
             </w:pPr>
-            <w:hyperlink w:history="1" r:id="rIdfwpbofelsz2a1ev3p3cfc">
+            <w:hyperlink w:history="1" r:id="rIdkehn4a0mr62bmli1ri5in">
               <w:r>
                 <w:rPr>
                   <w:rFonts w:ascii="Arial" w:cs="Arial" w:eastAsia="Arial" w:hAnsi="Arial"/>
@@ -18771,7 +18771,7 @@
             <w:pPr>
               <w:spacing w:after="20" w:before="0"/>
             </w:pPr>
-            <w:hyperlink w:history="1" r:id="rIdmlz36qwec-5h-oclwonng">
+            <w:hyperlink w:history="1" r:id="rIdnqyv9qvvnvkv_ccrwv5ug">
               <w:r>
                 <w:rPr>
                   <w:rFonts w:ascii="Arial" w:cs="Arial" w:eastAsia="Arial" w:hAnsi="Arial"/>
@@ -18780,7 +18780,7 @@
                   <w:szCs w:val="16"/>
                   <w:u w:val="single" w:color="2E75B6"/>
                 </w:rPr>
-                <w:t xml:space="preserve">Capacitors and capacitance</w:t>
+                <w:t xml:space="preserve">Capacitance</w:t>
               </w:r>
             </w:hyperlink>
           </w:p>
@@ -18804,7 +18804,7 @@
               <w:spacing w:after="10" w:before="0"/>
               <w:ind w:left="120"/>
             </w:pPr>
-            <w:hyperlink w:history="1" r:id="rIdqalxffp_oblb-ykembj7e">
+            <w:hyperlink w:history="1" r:id="rId7mkodmxqiocffpmkjlv-b">
               <w:r>
                 <w:rPr>
                   <w:rFonts w:ascii="Arial" w:cs="Arial" w:eastAsia="Arial" w:hAnsi="Arial"/>
@@ -18849,7 +18849,7 @@
             <w:pPr>
               <w:spacing w:after="20" w:before="0"/>
             </w:pPr>
-            <w:hyperlink w:history="1" r:id="rIdfpjsmiepooyzi1kqyp6-k">
+            <w:hyperlink w:history="1" r:id="rIdgyc29d6mewekr6wbv-ihx">
               <w:r>
                 <w:rPr>
                   <w:rFonts w:ascii="Arial" w:cs="Arial" w:eastAsia="Arial" w:hAnsi="Arial"/>
@@ -18858,7 +18858,7 @@
                   <w:szCs w:val="16"/>
                   <w:u w:val="single" w:color="2E75B6"/>
                 </w:rPr>
-                <w:t xml:space="preserve">Capacitor Energy (Flexbook)</w:t>
+                <w:t xml:space="preserve">Capacitor Lab: Basics</w:t>
               </w:r>
             </w:hyperlink>
           </w:p>
@@ -18874,7 +18874,7 @@
                 <w:sz w:val="14"/>
                 <w:szCs w:val="14"/>
               </w:rPr>
-              <w:t xml:space="preserve">Source: CK-12</w:t>
+              <w:t xml:space="preserve">Source: PhET Interactive Simulations (English)</w:t>
             </w:r>
           </w:p>
           <w:p>
@@ -18882,7 +18882,7 @@
               <w:spacing w:after="10" w:before="0"/>
               <w:ind w:left="120"/>
             </w:pPr>
-            <w:hyperlink w:history="1" r:id="rId68wt_fjdtcrcrfw03fy2o">
+            <w:hyperlink w:history="1" r:id="rId5xgajrdt8fo6wkvuuhvm4">
               <w:r>
                 <w:rPr>
                   <w:rFonts w:ascii="Arial" w:cs="Arial" w:eastAsia="Arial" w:hAnsi="Arial"/>
@@ -19077,7 +19077,7 @@
             <w:pPr>
               <w:spacing w:after="20" w:before="0"/>
             </w:pPr>
-            <w:hyperlink w:history="1" r:id="rIdhq0o3rlbhlueohedh0ard">
+            <w:hyperlink w:history="1" r:id="rId4aiz74dl3fzbpdvh-yhhs">
               <w:r>
                 <w:rPr>
                   <w:rFonts w:ascii="Arial" w:cs="Arial" w:eastAsia="Arial" w:hAnsi="Arial"/>
@@ -19086,7 +19086,7 @@
                   <w:szCs w:val="16"/>
                   <w:u w:val="single" w:color="2E75B6"/>
                 </w:rPr>
-                <w:t xml:space="preserve">Capacitors and capacitance</w:t>
+                <w:t xml:space="preserve">Capacitors in series</w:t>
               </w:r>
             </w:hyperlink>
           </w:p>
@@ -19110,7 +19110,7 @@
               <w:spacing w:after="10" w:before="0"/>
               <w:ind w:left="120"/>
             </w:pPr>
-            <w:hyperlink w:history="1" r:id="rId65komr81ufda7qr6vymbk">
+            <w:hyperlink w:history="1" r:id="rIdzi5ythpd3gob4lshrak7e">
               <w:r>
                 <w:rPr>
                   <w:rFonts w:ascii="Arial" w:cs="Arial" w:eastAsia="Arial" w:hAnsi="Arial"/>
@@ -19155,7 +19155,7 @@
             <w:pPr>
               <w:spacing w:after="20" w:before="0"/>
             </w:pPr>
-            <w:hyperlink w:history="1" r:id="rIdartic2tahapuclttsv7vx">
+            <w:hyperlink w:history="1" r:id="rId5vutvw1ol5-t3aohav2vq">
               <w:r>
                 <w:rPr>
                   <w:rFonts w:ascii="Arial" w:cs="Arial" w:eastAsia="Arial" w:hAnsi="Arial"/>
@@ -19164,7 +19164,7 @@
                   <w:szCs w:val="16"/>
                   <w:u w:val="single" w:color="2E75B6"/>
                 </w:rPr>
-                <w:t xml:space="preserve">Capacitor Energy (Flexbook)</w:t>
+                <w:t xml:space="preserve">Capacitor Lab: Basics</w:t>
               </w:r>
             </w:hyperlink>
           </w:p>
@@ -19180,7 +19180,7 @@
                 <w:sz w:val="14"/>
                 <w:szCs w:val="14"/>
               </w:rPr>
-              <w:t xml:space="preserve">Source: CK-12</w:t>
+              <w:t xml:space="preserve">Source: PhET Interactive Simulations (English)</w:t>
             </w:r>
           </w:p>
           <w:p>
@@ -19188,7 +19188,7 @@
               <w:spacing w:after="10" w:before="0"/>
               <w:ind w:left="120"/>
             </w:pPr>
-            <w:hyperlink w:history="1" r:id="rIdyt2jwin6p3lnxqesmxzmw">
+            <w:hyperlink w:history="1" r:id="rIdunle68ehgahgeg7xjk9uk">
               <w:r>
                 <w:rPr>
                   <w:rFonts w:ascii="Arial" w:cs="Arial" w:eastAsia="Arial" w:hAnsi="Arial"/>
@@ -19383,7 +19383,7 @@
             <w:pPr>
               <w:spacing w:after="20" w:before="0"/>
             </w:pPr>
-            <w:hyperlink w:history="1" r:id="rIdlt_5pzkn1oa15tvuml1sm">
+            <w:hyperlink w:history="1" r:id="rIdazerjvn-b92-obou0ggzy">
               <w:r>
                 <w:rPr>
                   <w:rFonts w:ascii="Arial" w:cs="Arial" w:eastAsia="Arial" w:hAnsi="Arial"/>
@@ -19392,7 +19392,7 @@
                   <w:szCs w:val="16"/>
                   <w:u w:val="single" w:color="2E75B6"/>
                 </w:rPr>
-                <w:t xml:space="preserve">Capacitors and capacitance</w:t>
+                <w:t xml:space="preserve">Capacitance -dubbed(KY)</w:t>
               </w:r>
             </w:hyperlink>
           </w:p>
@@ -19408,7 +19408,7 @@
                 <w:sz w:val="14"/>
                 <w:szCs w:val="14"/>
               </w:rPr>
-              <w:t xml:space="preserve">Source: Khan Academy (English - US curriculum)</w:t>
+              <w:t xml:space="preserve">Source: Khan Academy (Kiswahili)</w:t>
             </w:r>
           </w:p>
           <w:p>
@@ -19416,7 +19416,7 @@
               <w:spacing w:after="10" w:before="0"/>
               <w:ind w:left="120"/>
             </w:pPr>
-            <w:hyperlink w:history="1" r:id="rId9yupjack3z2lwg1bs-xde">
+            <w:hyperlink w:history="1" r:id="rIdtprmgmimh3iczius1nl4t">
               <w:r>
                 <w:rPr>
                   <w:rFonts w:ascii="Arial" w:cs="Arial" w:eastAsia="Arial" w:hAnsi="Arial"/>
@@ -19461,7 +19461,7 @@
             <w:pPr>
               <w:spacing w:after="20" w:before="0"/>
             </w:pPr>
-            <w:hyperlink w:history="1" r:id="rIdd5xun2q_u5m8_2b9nfim2">
+            <w:hyperlink w:history="1" r:id="rId9g6bgh-a1gy9lvc-fixhi">
               <w:r>
                 <w:rPr>
                   <w:rFonts w:ascii="Arial" w:cs="Arial" w:eastAsia="Arial" w:hAnsi="Arial"/>
@@ -19470,7 +19470,7 @@
                   <w:szCs w:val="16"/>
                   <w:u w:val="single" w:color="2E75B6"/>
                 </w:rPr>
-                <w:t xml:space="preserve">Capacitor Energy (Flexbook)</w:t>
+                <w:t xml:space="preserve">Capacitor Lab: Basics</w:t>
               </w:r>
             </w:hyperlink>
           </w:p>
@@ -19486,7 +19486,7 @@
                 <w:sz w:val="14"/>
                 <w:szCs w:val="14"/>
               </w:rPr>
-              <w:t xml:space="preserve">Source: CK-12</w:t>
+              <w:t xml:space="preserve">Source: PhET Interactive Simulations (English)</w:t>
             </w:r>
           </w:p>
           <w:p>
@@ -19494,7 +19494,7 @@
               <w:spacing w:after="10" w:before="0"/>
               <w:ind w:left="120"/>
             </w:pPr>
-            <w:hyperlink w:history="1" r:id="rIde5igg1rti8wglc_6uwjqs">
+            <w:hyperlink w:history="1" r:id="rId-d_fvr3bgddveiaxzngun">
               <w:r>
                 <w:rPr>
                   <w:rFonts w:ascii="Arial" w:cs="Arial" w:eastAsia="Arial" w:hAnsi="Arial"/>
@@ -20981,7 +20981,7 @@
             <w:pPr>
               <w:spacing w:after="20" w:before="0"/>
             </w:pPr>
-            <w:hyperlink w:history="1" r:id="rId5vzv7aogkrxx2kfidynmx">
+            <w:hyperlink w:history="1" r:id="rIdfsi85mffov7aap1vin9gz">
               <w:r>
                 <w:rPr>
                   <w:rFonts w:ascii="Arial" w:cs="Arial" w:eastAsia="Arial" w:hAnsi="Arial"/>
@@ -20990,7 +20990,7 @@
                   <w:szCs w:val="16"/>
                   <w:u w:val="single" w:color="2E75B6"/>
                 </w:rPr>
-                <w:t xml:space="preserve">Capacitors and capacitance</w:t>
+                <w:t xml:space="preserve">Electric potential energy (part 2-- involves calculus)</w:t>
               </w:r>
             </w:hyperlink>
           </w:p>
@@ -21014,7 +21014,7 @@
               <w:spacing w:after="10" w:before="0"/>
               <w:ind w:left="120"/>
             </w:pPr>
-            <w:hyperlink w:history="1" r:id="rId7mlld9793kp0ts0eje_9v">
+            <w:hyperlink w:history="1" r:id="rIdxwblhav-rrjiyyhrxt7-r">
               <w:r>
                 <w:rPr>
                   <w:rFonts w:ascii="Arial" w:cs="Arial" w:eastAsia="Arial" w:hAnsi="Arial"/>
@@ -21059,7 +21059,7 @@
             <w:pPr>
               <w:spacing w:after="20" w:before="0"/>
             </w:pPr>
-            <w:hyperlink w:history="1" r:id="rId2akv6wnntx7eip4_01y-a">
+            <w:hyperlink w:history="1" r:id="rIdbvf0frlbegomyya8-dzal">
               <w:r>
                 <w:rPr>
                   <w:rFonts w:ascii="Arial" w:cs="Arial" w:eastAsia="Arial" w:hAnsi="Arial"/>
@@ -21068,7 +21068,7 @@
                   <w:szCs w:val="16"/>
                   <w:u w:val="single" w:color="2E75B6"/>
                 </w:rPr>
-                <w:t xml:space="preserve">Electric Charge and Electric Force (Flexbook)</w:t>
+                <w:t xml:space="preserve">Capacitor Lab: Basics</w:t>
               </w:r>
             </w:hyperlink>
           </w:p>
@@ -21084,7 +21084,7 @@
                 <w:sz w:val="14"/>
                 <w:szCs w:val="14"/>
               </w:rPr>
-              <w:t xml:space="preserve">Source: CK-12</w:t>
+              <w:t xml:space="preserve">Source: PhET Interactive Simulations (English)</w:t>
             </w:r>
           </w:p>
           <w:p>
@@ -21092,7 +21092,7 @@
               <w:spacing w:after="10" w:before="0"/>
               <w:ind w:left="120"/>
             </w:pPr>
-            <w:hyperlink w:history="1" r:id="rIdra4wmk3yjcsz7khnszfqs">
+            <w:hyperlink w:history="1" r:id="rIdf5c9tqjq0qo74lhu3o5pi">
               <w:r>
                 <w:rPr>
                   <w:rFonts w:ascii="Arial" w:cs="Arial" w:eastAsia="Arial" w:hAnsi="Arial"/>
@@ -21287,7 +21287,7 @@
             <w:pPr>
               <w:spacing w:after="20" w:before="0"/>
             </w:pPr>
-            <w:hyperlink w:history="1" r:id="rIdai2e98i1x5efujru-idap">
+            <w:hyperlink w:history="1" r:id="rIdany-gv4ue1j0izeyr5ze2">
               <w:r>
                 <w:rPr>
                   <w:rFonts w:ascii="Arial" w:cs="Arial" w:eastAsia="Arial" w:hAnsi="Arial"/>
@@ -21296,7 +21296,7 @@
                   <w:szCs w:val="16"/>
                   <w:u w:val="single" w:color="2E75B6"/>
                 </w:rPr>
-                <w:t xml:space="preserve">Capacitors and capacitance</w:t>
+                <w:t xml:space="preserve">Electric potential energy of charges</w:t>
               </w:r>
             </w:hyperlink>
           </w:p>
@@ -21320,7 +21320,7 @@
               <w:spacing w:after="10" w:before="0"/>
               <w:ind w:left="120"/>
             </w:pPr>
-            <w:hyperlink w:history="1" r:id="rIdeqzau3k5of26ubtlk4pvs">
+            <w:hyperlink w:history="1" r:id="rId82r1nd-nd5t7qz7zoezze">
               <w:r>
                 <w:rPr>
                   <w:rFonts w:ascii="Arial" w:cs="Arial" w:eastAsia="Arial" w:hAnsi="Arial"/>
@@ -21365,7 +21365,7 @@
             <w:pPr>
               <w:spacing w:after="20" w:before="0"/>
             </w:pPr>
-            <w:hyperlink w:history="1" r:id="rIdmsrjznmwtafu-y0zokswy">
+            <w:hyperlink w:history="1" r:id="rIdvrdx-thurv69c9pc1krf0">
               <w:r>
                 <w:rPr>
                   <w:rFonts w:ascii="Arial" w:cs="Arial" w:eastAsia="Arial" w:hAnsi="Arial"/>
@@ -21374,7 +21374,7 @@
                   <w:szCs w:val="16"/>
                   <w:u w:val="single" w:color="2E75B6"/>
                 </w:rPr>
-                <w:t xml:space="preserve">Electric Charge and Electric Force (Flexbook)</w:t>
+                <w:t xml:space="preserve">Charges and Fields</w:t>
               </w:r>
             </w:hyperlink>
           </w:p>
@@ -21390,7 +21390,7 @@
                 <w:sz w:val="14"/>
                 <w:szCs w:val="14"/>
               </w:rPr>
-              <w:t xml:space="preserve">Source: CK-12</w:t>
+              <w:t xml:space="preserve">Source: PhET Interactive Simulations (English)</w:t>
             </w:r>
           </w:p>
           <w:p>
@@ -21398,7 +21398,7 @@
               <w:spacing w:after="10" w:before="0"/>
               <w:ind w:left="120"/>
             </w:pPr>
-            <w:hyperlink w:history="1" r:id="rId8jbfjrx7aqwsyk-mryxcz">
+            <w:hyperlink w:history="1" r:id="rIdp4tooqsnpd4mngf2ysf2v">
               <w:r>
                 <w:rPr>
                   <w:rFonts w:ascii="Arial" w:cs="Arial" w:eastAsia="Arial" w:hAnsi="Arial"/>
@@ -21593,7 +21593,7 @@
             <w:pPr>
               <w:spacing w:after="20" w:before="0"/>
             </w:pPr>
-            <w:hyperlink w:history="1" r:id="rIdegpeell9qvpaha2nwzbry">
+            <w:hyperlink w:history="1" r:id="rIdn3csau9aeovpyyefgag6v">
               <w:r>
                 <w:rPr>
                   <w:rFonts w:ascii="Arial" w:cs="Arial" w:eastAsia="Arial" w:hAnsi="Arial"/>
@@ -21602,7 +21602,7 @@
                   <w:szCs w:val="16"/>
                   <w:u w:val="single" w:color="2E75B6"/>
                 </w:rPr>
-                <w:t xml:space="preserve">Capacitors and capacitance</w:t>
+                <w:t xml:space="preserve">Electric potential energy -dubbed(KY)</w:t>
               </w:r>
             </w:hyperlink>
           </w:p>
@@ -21618,7 +21618,7 @@
                 <w:sz w:val="14"/>
                 <w:szCs w:val="14"/>
               </w:rPr>
-              <w:t xml:space="preserve">Source: Khan Academy (English - US curriculum)</w:t>
+              <w:t xml:space="preserve">Source: Khan Academy (Kiswahili)</w:t>
             </w:r>
           </w:p>
           <w:p>
@@ -21626,7 +21626,7 @@
               <w:spacing w:after="10" w:before="0"/>
               <w:ind w:left="120"/>
             </w:pPr>
-            <w:hyperlink w:history="1" r:id="rIdn0ljzzuxfraclxxlwg0nx">
+            <w:hyperlink w:history="1" r:id="rId3vnhgmpc4qzmufywy3ywk">
               <w:r>
                 <w:rPr>
                   <w:rFonts w:ascii="Arial" w:cs="Arial" w:eastAsia="Arial" w:hAnsi="Arial"/>
@@ -21671,7 +21671,7 @@
             <w:pPr>
               <w:spacing w:after="20" w:before="0"/>
             </w:pPr>
-            <w:hyperlink w:history="1" r:id="rId3ekl2bh_nd0816qzsmsg-">
+            <w:hyperlink w:history="1" r:id="rId_vlqwr8ng-su_dfjgyuuz">
               <w:r>
                 <w:rPr>
                   <w:rFonts w:ascii="Arial" w:cs="Arial" w:eastAsia="Arial" w:hAnsi="Arial"/>
@@ -21680,7 +21680,7 @@
                   <w:szCs w:val="16"/>
                   <w:u w:val="single" w:color="2E75B6"/>
                 </w:rPr>
-                <w:t xml:space="preserve">Electric Charge and Electric Force (Flexbook)</w:t>
+                <w:t xml:space="preserve">Capacitor Lab: Basics</w:t>
               </w:r>
             </w:hyperlink>
           </w:p>
@@ -21696,7 +21696,7 @@
                 <w:sz w:val="14"/>
                 <w:szCs w:val="14"/>
               </w:rPr>
-              <w:t xml:space="preserve">Source: CK-12</w:t>
+              <w:t xml:space="preserve">Source: PhET Interactive Simulations (English)</w:t>
             </w:r>
           </w:p>
           <w:p>
@@ -21704,7 +21704,7 @@
               <w:spacing w:after="10" w:before="0"/>
               <w:ind w:left="120"/>
             </w:pPr>
-            <w:hyperlink w:history="1" r:id="rIdhz0m0elrevbnlioa8cji2">
+            <w:hyperlink w:history="1" r:id="rId2bzs8utrqpwdjdiyp39og">
               <w:r>
                 <w:rPr>
                   <w:rFonts w:ascii="Arial" w:cs="Arial" w:eastAsia="Arial" w:hAnsi="Arial"/>
@@ -21899,7 +21899,7 @@
             <w:pPr>
               <w:spacing w:after="20" w:before="0"/>
             </w:pPr>
-            <w:hyperlink w:history="1" r:id="rIdpk4plexejqklnisqlnrtt">
+            <w:hyperlink w:history="1" r:id="rId2n1zct-o2chu30vjp9fli">
               <w:r>
                 <w:rPr>
                   <w:rFonts w:ascii="Arial" w:cs="Arial" w:eastAsia="Arial" w:hAnsi="Arial"/>
@@ -21908,7 +21908,7 @@
                   <w:szCs w:val="16"/>
                   <w:u w:val="single" w:color="2E75B6"/>
                 </w:rPr>
-                <w:t xml:space="preserve">Capacitors and capacitance</w:t>
+                <w:t xml:space="preserve">Electric potential energy</w:t>
               </w:r>
             </w:hyperlink>
           </w:p>
@@ -21932,7 +21932,7 @@
               <w:spacing w:after="10" w:before="0"/>
               <w:ind w:left="120"/>
             </w:pPr>
-            <w:hyperlink w:history="1" r:id="rIdy9jfnilpin6ooy_panoyu">
+            <w:hyperlink w:history="1" r:id="rIdf0hafioc5bredaf_5w_kw">
               <w:r>
                 <w:rPr>
                   <w:rFonts w:ascii="Arial" w:cs="Arial" w:eastAsia="Arial" w:hAnsi="Arial"/>
@@ -21977,7 +21977,7 @@
             <w:pPr>
               <w:spacing w:after="20" w:before="0"/>
             </w:pPr>
-            <w:hyperlink w:history="1" r:id="rIdemrzojxgokzbwyri8jl38">
+            <w:hyperlink w:history="1" r:id="rIdzadcd83kk-dhttvuyw1fx">
               <w:r>
                 <w:rPr>
                   <w:rFonts w:ascii="Arial" w:cs="Arial" w:eastAsia="Arial" w:hAnsi="Arial"/>
@@ -21986,7 +21986,7 @@
                   <w:szCs w:val="16"/>
                   <w:u w:val="single" w:color="2E75B6"/>
                 </w:rPr>
-                <w:t xml:space="preserve">Electric Charge and Electric Force (Flexbook)</w:t>
+                <w:t xml:space="preserve">Capacitor Lab: Basics</w:t>
               </w:r>
             </w:hyperlink>
           </w:p>
@@ -22002,7 +22002,7 @@
                 <w:sz w:val="14"/>
                 <w:szCs w:val="14"/>
               </w:rPr>
-              <w:t xml:space="preserve">Source: CK-12</w:t>
+              <w:t xml:space="preserve">Source: PhET Interactive Simulations (English)</w:t>
             </w:r>
           </w:p>
           <w:p>
@@ -22010,7 +22010,7 @@
               <w:spacing w:after="10" w:before="0"/>
               <w:ind w:left="120"/>
             </w:pPr>
-            <w:hyperlink w:history="1" r:id="rIdckhbnypefc9dp8mokqqr3">
+            <w:hyperlink w:history="1" r:id="rIdxet71rcsiofx-vbtxrmu1">
               <w:r>
                 <w:rPr>
                   <w:rFonts w:ascii="Arial" w:cs="Arial" w:eastAsia="Arial" w:hAnsi="Arial"/>
@@ -22205,7 +22205,7 @@
             <w:pPr>
               <w:spacing w:after="20" w:before="0"/>
             </w:pPr>
-            <w:hyperlink w:history="1" r:id="rIdc4o6upqinrlahhexr2tlq">
+            <w:hyperlink w:history="1" r:id="rId0ljhlwnxn7jrvm_dmnwp-">
               <w:r>
                 <w:rPr>
                   <w:rFonts w:ascii="Arial" w:cs="Arial" w:eastAsia="Arial" w:hAnsi="Arial"/>
@@ -22214,7 +22214,7 @@
                   <w:szCs w:val="16"/>
                   <w:u w:val="single" w:color="2E75B6"/>
                 </w:rPr>
-                <w:t xml:space="preserve">Capacitors and capacitance</w:t>
+                <w:t xml:space="preserve">Capacitors in parallel</w:t>
               </w:r>
             </w:hyperlink>
           </w:p>
@@ -22238,7 +22238,7 @@
               <w:spacing w:after="10" w:before="0"/>
               <w:ind w:left="120"/>
             </w:pPr>
-            <w:hyperlink w:history="1" r:id="rId3stqrs1bhdhhcw1poyot5">
+            <w:hyperlink w:history="1" r:id="rIdo4apbyvljltk6ncuag5mu">
               <w:r>
                 <w:rPr>
                   <w:rFonts w:ascii="Arial" w:cs="Arial" w:eastAsia="Arial" w:hAnsi="Arial"/>
@@ -22283,7 +22283,7 @@
             <w:pPr>
               <w:spacing w:after="20" w:before="0"/>
             </w:pPr>
-            <w:hyperlink w:history="1" r:id="rIdvrmxu7xzgbwgthpf4a2qv">
+            <w:hyperlink w:history="1" r:id="rId3ilh5oc9ldohtgti-4ab0">
               <w:r>
                 <w:rPr>
                   <w:rFonts w:ascii="Arial" w:cs="Arial" w:eastAsia="Arial" w:hAnsi="Arial"/>
@@ -22292,7 +22292,7 @@
                   <w:szCs w:val="16"/>
                   <w:u w:val="single" w:color="2E75B6"/>
                 </w:rPr>
-                <w:t xml:space="preserve">Electric Charge and Electric Force (Flexbook)</w:t>
+                <w:t xml:space="preserve">Capacitor Lab: Basics</w:t>
               </w:r>
             </w:hyperlink>
           </w:p>
@@ -22308,7 +22308,7 @@
                 <w:sz w:val="14"/>
                 <w:szCs w:val="14"/>
               </w:rPr>
-              <w:t xml:space="preserve">Source: CK-12</w:t>
+              <w:t xml:space="preserve">Source: PhET Interactive Simulations (English)</w:t>
             </w:r>
           </w:p>
           <w:p>
@@ -22316,7 +22316,7 @@
               <w:spacing w:after="10" w:before="0"/>
               <w:ind w:left="120"/>
             </w:pPr>
-            <w:hyperlink w:history="1" r:id="rIdy9v-qcubr3f_hh8po2nlh">
+            <w:hyperlink w:history="1" r:id="rIdqby29htd62bfdvssuverr">
               <w:r>
                 <w:rPr>
                   <w:rFonts w:ascii="Arial" w:cs="Arial" w:eastAsia="Arial" w:hAnsi="Arial"/>
@@ -23898,7 +23898,7 @@
             <w:pPr>
               <w:spacing w:after="20" w:before="0"/>
             </w:pPr>
-            <w:hyperlink w:history="1" r:id="rIdmmaqxfu28quomc2byd61a">
+            <w:hyperlink w:history="1" r:id="rIdrdg3r5nfc79hnfom7bsdu">
               <w:r>
                 <w:rPr>
                   <w:rFonts w:ascii="Arial" w:cs="Arial" w:eastAsia="Arial" w:hAnsi="Arial"/>
@@ -23907,7 +23907,7 @@
                   <w:szCs w:val="16"/>
                   <w:u w:val="single" w:color="2E75B6"/>
                 </w:rPr>
-                <w:t xml:space="preserve">Volume flow rate and equation of continuity</w:t>
+                <w:t xml:space="preserve">Capacitors in series</w:t>
               </w:r>
             </w:hyperlink>
           </w:p>
@@ -23931,7 +23931,7 @@
               <w:spacing w:after="10" w:before="0"/>
               <w:ind w:left="120"/>
             </w:pPr>
-            <w:hyperlink w:history="1" r:id="rIdgbzw5xgjr6bwly2_rjo_t">
+            <w:hyperlink w:history="1" r:id="rIdfsr6njs8qeybin-ughhn1">
               <w:r>
                 <w:rPr>
                   <w:rFonts w:ascii="Arial" w:cs="Arial" w:eastAsia="Arial" w:hAnsi="Arial"/>
@@ -23969,14 +23969,241 @@
                 <w:sz w:val="16"/>
                 <w:szCs w:val="16"/>
               </w:rPr>
-              <w:t xml:space="preserve">📖 HTML:</w:t>
+              <w:t xml:space="preserve">📖 READING:</w:t>
             </w:r>
           </w:p>
           <w:p>
             <w:pPr>
               <w:spacing w:after="20" w:before="0"/>
             </w:pPr>
-            <w:hyperlink w:history="1" r:id="rIdfibrmusu-gomj7jig7wpr">
+            <w:r>
+              <w:rPr>
+                <w:rFonts w:ascii="Arial" w:cs="Arial" w:eastAsia="Arial" w:hAnsi="Arial"/>
+                <w:i/>
+                <w:iCs/>
+                <w:color w:val="595959"/>
+                <w:sz w:val="16"/>
+                <w:szCs w:val="16"/>
+              </w:rPr>
+              <w:t xml:space="preserve">No closely matching reading in the ARES library for this activity.</w:t>
+            </w:r>
+          </w:p>
+          <w:p>
+            <w:pPr>
+              <w:spacing w:after="10" w:before="0"/>
+              <w:ind w:left="120"/>
+            </w:pPr>
+            <w:hyperlink w:history="1" r:id="rIdedsp1hlc3h53kqi9qx853">
+              <w:r>
+                <w:rPr>
+                  <w:rFonts w:ascii="Arial" w:cs="Arial" w:eastAsia="Arial" w:hAnsi="Arial"/>
+                  <w:color w:val="595959"/>
+                  <w:sz w:val="14"/>
+                  <w:szCs w:val="14"/>
+                  <w:u w:val="single" w:color="595959"/>
+                </w:rPr>
+                <w:t xml:space="preserve">🔍 Search ARES for readings</w:t>
+              </w:r>
+            </w:hyperlink>
+          </w:p>
+          <w:p>
+            <w:pPr>
+              <w:spacing w:after="10" w:before="0"/>
+              <w:ind w:left="120"/>
+            </w:pPr>
+            <w:r>
+              <w:rPr>
+                <w:rFonts w:ascii="Arial" w:cs="Arial" w:eastAsia="Arial" w:hAnsi="Arial"/>
+                <w:color w:val="595959"/>
+                <w:sz w:val="14"/>
+                <w:szCs w:val="14"/>
+              </w:rPr>
+              <w:t xml:space="preserve">Search terms: electrostatics energy stored capacitor</w:t>
+            </w:r>
+          </w:p>
+        </w:tc>
+        <w:tc>
+          <w:tcPr>
+            <w:tcW w:type="dxa" w:w="3040"/>
+            <w:shd w:fill="FFFFFF" w:color="auto" w:val="clear"/>
+            <w:tcMar>
+              <w:top w:type="dxa" w:w="60"/>
+              <w:left w:type="dxa" w:w="120"/>
+              <w:bottom w:type="dxa" w:w="60"/>
+              <w:right w:type="dxa" w:w="120"/>
+            </w:tcMar>
+            <w:vAlign w:val="top"/>
+          </w:tcPr>
+          <w:p>
+            <w:pPr>
+              <w:spacing w:after="40" w:before="0"/>
+              <w:jc w:val="left"/>
+            </w:pPr>
+            <w:r>
+              <w:rPr>
+                <w:rFonts w:ascii="Arial" w:cs="Arial" w:eastAsia="Arial" w:hAnsi="Arial"/>
+                <w:b w:val="false"/>
+                <w:bCs w:val="false"/>
+                <w:i w:val="false"/>
+                <w:iCs w:val="false"/>
+                <w:color w:val="000000"/>
+                <w:sz w:val="18"/>
+                <w:szCs w:val="18"/>
+              </w:rPr>
+              <w:t xml:space="preserve">(8 minutes) The teacher replays the 30-second Ol Kalou video clip. Each learner writes one number prediction on a sticky note: how many joules do you think the lightning bolt released? Estimates are posted on the DQB without judgment. Groups then receive a pre-drawn Q-V graph (Q on y-axis in microcoulombs, V on x-axis in volts, straight line from origin to point Q-max, V-max) representing a charging capacitor. The teacher asks: if work done equals Q times V for a tiny bit of charge, what does the area under this whole line represent? Groups discuss for 3 minutes and write their area-formula prediction (most will write a rectangle; some will correctly identify the triangle). A selected group shares, prompting the class to decide: rectangle or triangle, and why?</w:t>
+            </w:r>
+          </w:p>
+        </w:tc>
+        <w:tc>
+          <w:tcPr>
+            <w:tcW w:type="dxa" w:w="3040"/>
+            <w:shd w:fill="F2F2F2" w:color="auto" w:val="clear"/>
+            <w:tcMar>
+              <w:top w:type="dxa" w:w="60"/>
+              <w:left w:type="dxa" w:w="120"/>
+              <w:bottom w:type="dxa" w:w="60"/>
+              <w:right w:type="dxa" w:w="120"/>
+            </w:tcMar>
+            <w:vAlign w:val="top"/>
+          </w:tcPr>
+          <w:p>
+            <w:pPr>
+              <w:spacing w:after="40" w:before="0"/>
+              <w:jc w:val="left"/>
+            </w:pPr>
+            <w:r>
+              <w:rPr>
+                <w:rFonts w:ascii="Arial" w:cs="Arial" w:eastAsia="Arial" w:hAnsi="Arial"/>
+                <w:b w:val="false"/>
+                <w:bCs w:val="false"/>
+                <w:i w:val="false"/>
+                <w:iCs w:val="false"/>
+                <w:color w:val="000000"/>
+                <w:sz w:val="18"/>
+                <w:szCs w:val="18"/>
+              </w:rPr>
+              <w:t xml:space="preserve">Replay the video clip on a laptop or projector with volume on. After the clip, say: Before we do any mathematics today, I want every person to write a number — your gut estimate of the energy in that bolt. Do not consult your neighbour yet. Write it down. [WAIT 60 seconds in silence.] Post your sticky note on the DQB energy column. Now look at this Q-V graph on your sheet. Talk with your group: what is the area of the region under the line, and what unit would that area have? [WAIT 3 minutes for genuine group reasoning before calling on groups.] When a group says rectangle, ask: Is the capacitor fully charged the whole time it is charging, or does charge build up gradually from zero? [WAIT 30 seconds.] Guide them to see the triangular region. Do not confirm or deny the formula yet — say: Keep that triangle idea. The observation phase will test it.</w:t>
+            </w:r>
+          </w:p>
+        </w:tc>
+        <w:tc>
+          <w:tcPr>
+            <w:tcW w:type="dxa" w:w="3040"/>
+            <w:shd w:fill="FFFFFF" w:color="auto" w:val="clear"/>
+            <w:tcMar>
+              <w:top w:type="dxa" w:w="60"/>
+              <w:left w:type="dxa" w:w="120"/>
+              <w:bottom w:type="dxa" w:w="60"/>
+              <w:right w:type="dxa" w:w="120"/>
+            </w:tcMar>
+            <w:vAlign w:val="top"/>
+          </w:tcPr>
+          <w:p>
+            <w:pPr>
+              <w:spacing w:after="40" w:before="0"/>
+              <w:jc w:val="left"/>
+            </w:pPr>
+            <w:r>
+              <w:rPr>
+                <w:rFonts w:ascii="Arial" w:cs="Arial" w:eastAsia="Arial" w:hAnsi="Arial"/>
+                <w:b w:val="false"/>
+                <w:bCs w:val="false"/>
+                <w:i w:val="false"/>
+                <w:iCs w:val="false"/>
+                <w:color w:val="000000"/>
+                <w:sz w:val="18"/>
+                <w:szCs w:val="18"/>
+              </w:rPr>
+              <w:t xml:space="preserve">Sticky-note energy estimation activates prior intuition and creates a public record for later revision. The Q-V area task bridges Lesson 5 graphical work to today's formula, using geometric reasoning before algebra. The deliberate silence after the video allows every learner to form an independent prior belief, which increases cognitive engagement during observation.</w:t>
+            </w:r>
+          </w:p>
+        </w:tc>
+        <w:tc>
+          <w:tcPr>
+            <w:tcW w:type="dxa" w:w="3040"/>
+            <w:shd w:fill="F2F2F2" w:color="auto" w:val="clear"/>
+            <w:tcMar>
+              <w:top w:type="dxa" w:w="60"/>
+              <w:left w:type="dxa" w:w="120"/>
+              <w:bottom w:type="dxa" w:w="60"/>
+              <w:right w:type="dxa" w:w="120"/>
+            </w:tcMar>
+            <w:vAlign w:val="top"/>
+          </w:tcPr>
+          <w:p>
+            <w:pPr>
+              <w:spacing w:after="40" w:before="0"/>
+              <w:jc w:val="left"/>
+            </w:pPr>
+            <w:r>
+              <w:rPr>
+                <w:rFonts w:ascii="Arial" w:cs="Arial" w:eastAsia="Arial" w:hAnsi="Arial"/>
+                <w:b w:val="false"/>
+                <w:bCs w:val="false"/>
+                <w:i w:val="false"/>
+                <w:iCs w:val="false"/>
+                <w:color w:val="000000"/>
+                <w:sz w:val="18"/>
+                <w:szCs w:val="18"/>
+              </w:rPr>
+              <w:t xml:space="preserve">Teacher scans sticky-note energy estimates to gauge the range of prior knowledge (expected range: 1 J to 1 000 000 J, showing wide uncertainty). Teacher listens to group discussions of Q-V area and notes whether learners distinguish rectangle from triangle, which reveals whether the concept of incremental work (W = QV only when Q is constant) has been consolidated from Lesson 5.</w:t>
+            </w:r>
+          </w:p>
+        </w:tc>
+      </w:tr>
+      <w:tr>
+        <w:tc>
+          <w:tcPr>
+            <w:tcW w:type="dxa" w:w="1520"/>
+            <w:shd w:fill="D9EEF1" w:color="auto" w:val="clear"/>
+            <w:tcMar>
+              <w:top w:type="dxa" w:w="60"/>
+              <w:left w:type="dxa" w:w="120"/>
+              <w:bottom w:type="dxa" w:w="60"/>
+              <w:right w:type="dxa" w:w="120"/>
+            </w:tcMar>
+            <w:vAlign w:val="top"/>
+          </w:tcPr>
+          <w:p>
+            <w:pPr>
+              <w:spacing w:after="40" w:before="0"/>
+              <w:jc w:val="left"/>
+            </w:pPr>
+            <w:r>
+              <w:rPr>
+                <w:rFonts w:ascii="Arial" w:cs="Arial" w:eastAsia="Arial" w:hAnsi="Arial"/>
+                <w:b/>
+                <w:bCs/>
+                <w:i w:val="false"/>
+                <w:iCs w:val="false"/>
+                <w:color w:val="000000"/>
+                <w:sz w:val="18"/>
+                <w:szCs w:val="18"/>
+              </w:rPr>
+              <w:t xml:space="preserve">Observe Phase</w:t>
+            </w:r>
+          </w:p>
+          <w:p>
+            <w:pPr>
+              <w:spacing w:after="20" w:before="0"/>
+            </w:pPr>
+            <w:r>
+              <w:rPr>
+                <w:rFonts w:ascii="Arial" w:cs="Arial" w:eastAsia="Arial" w:hAnsi="Arial"/>
+                <w:b/>
+                <w:bCs/>
+                <w:color w:val="1F3864"/>
+                <w:sz w:val="16"/>
+                <w:szCs w:val="16"/>
+              </w:rPr>
+              <w:t xml:space="preserve">📹 VIDEO:</w:t>
+            </w:r>
+          </w:p>
+          <w:p>
+            <w:pPr>
+              <w:spacing w:after="20" w:before="0"/>
+            </w:pPr>
+            <w:hyperlink w:history="1" r:id="rIdxajoy7k8bah0g8clpkz8b">
               <w:r>
                 <w:rPr>
                   <w:rFonts w:ascii="Arial" w:cs="Arial" w:eastAsia="Arial" w:hAnsi="Arial"/>
@@ -23985,7 +24212,7 @@
                   <w:szCs w:val="16"/>
                   <w:u w:val="single" w:color="2E75B6"/>
                 </w:rPr>
-                <w:t xml:space="preserve">Introduction to Energy Resources (Flexbook)</w:t>
+                <w:t xml:space="preserve">Capacitors in parallel</w:t>
               </w:r>
             </w:hyperlink>
           </w:p>
@@ -24001,7 +24228,7 @@
                 <w:sz w:val="14"/>
                 <w:szCs w:val="14"/>
               </w:rPr>
-              <w:t xml:space="preserve">Source: CK-12</w:t>
+              <w:t xml:space="preserve">Source: Khan Academy (English - US curriculum)</w:t>
             </w:r>
           </w:p>
           <w:p>
@@ -24009,235 +24236,7 @@
               <w:spacing w:after="10" w:before="0"/>
               <w:ind w:left="120"/>
             </w:pPr>
-            <w:hyperlink w:history="1" r:id="rIdogzoz4ajhbavp0zs4tjib">
-              <w:r>
-                <w:rPr>
-                  <w:rFonts w:ascii="Arial" w:cs="Arial" w:eastAsia="Arial" w:hAnsi="Arial"/>
-                  <w:color w:val="595959"/>
-                  <w:sz w:val="14"/>
-                  <w:szCs w:val="14"/>
-                  <w:u w:val="single" w:color="595959"/>
-                </w:rPr>
-                <w:t xml:space="preserve">🔍 Search ARES for similar readings</w:t>
-              </w:r>
-            </w:hyperlink>
-          </w:p>
-        </w:tc>
-        <w:tc>
-          <w:tcPr>
-            <w:tcW w:type="dxa" w:w="3040"/>
-            <w:shd w:fill="FFFFFF" w:color="auto" w:val="clear"/>
-            <w:tcMar>
-              <w:top w:type="dxa" w:w="60"/>
-              <w:left w:type="dxa" w:w="120"/>
-              <w:bottom w:type="dxa" w:w="60"/>
-              <w:right w:type="dxa" w:w="120"/>
-            </w:tcMar>
-            <w:vAlign w:val="top"/>
-          </w:tcPr>
-          <w:p>
-            <w:pPr>
-              <w:spacing w:after="40" w:before="0"/>
-              <w:jc w:val="left"/>
-            </w:pPr>
-            <w:r>
-              <w:rPr>
-                <w:rFonts w:ascii="Arial" w:cs="Arial" w:eastAsia="Arial" w:hAnsi="Arial"/>
-                <w:b w:val="false"/>
-                <w:bCs w:val="false"/>
-                <w:i w:val="false"/>
-                <w:iCs w:val="false"/>
-                <w:color w:val="000000"/>
-                <w:sz w:val="18"/>
-                <w:szCs w:val="18"/>
-              </w:rPr>
-              <w:t xml:space="preserve">(8 minutes) The teacher replays the 30-second Ol Kalou video clip. Each learner writes one number prediction on a sticky note: how many joules do you think the lightning bolt released? Estimates are posted on the DQB without judgment. Groups then receive a pre-drawn Q-V graph (Q on y-axis in microcoulombs, V on x-axis in volts, straight line from origin to point Q-max, V-max) representing a charging capacitor. The teacher asks: if work done equals Q times V for a tiny bit of charge, what does the area under this whole line represent? Groups discuss for 3 minutes and write their area-formula prediction (most will write a rectangle; some will correctly identify the triangle). A selected group shares, prompting the class to decide: rectangle or triangle, and why?</w:t>
-            </w:r>
-          </w:p>
-        </w:tc>
-        <w:tc>
-          <w:tcPr>
-            <w:tcW w:type="dxa" w:w="3040"/>
-            <w:shd w:fill="F2F2F2" w:color="auto" w:val="clear"/>
-            <w:tcMar>
-              <w:top w:type="dxa" w:w="60"/>
-              <w:left w:type="dxa" w:w="120"/>
-              <w:bottom w:type="dxa" w:w="60"/>
-              <w:right w:type="dxa" w:w="120"/>
-            </w:tcMar>
-            <w:vAlign w:val="top"/>
-          </w:tcPr>
-          <w:p>
-            <w:pPr>
-              <w:spacing w:after="40" w:before="0"/>
-              <w:jc w:val="left"/>
-            </w:pPr>
-            <w:r>
-              <w:rPr>
-                <w:rFonts w:ascii="Arial" w:cs="Arial" w:eastAsia="Arial" w:hAnsi="Arial"/>
-                <w:b w:val="false"/>
-                <w:bCs w:val="false"/>
-                <w:i w:val="false"/>
-                <w:iCs w:val="false"/>
-                <w:color w:val="000000"/>
-                <w:sz w:val="18"/>
-                <w:szCs w:val="18"/>
-              </w:rPr>
-              <w:t xml:space="preserve">Replay the video clip on a laptop or projector with volume on. After the clip, say: Before we do any mathematics today, I want every person to write a number — your gut estimate of the energy in that bolt. Do not consult your neighbour yet. Write it down. [WAIT 60 seconds in silence.] Post your sticky note on the DQB energy column. Now look at this Q-V graph on your sheet. Talk with your group: what is the area of the region under the line, and what unit would that area have? [WAIT 3 minutes for genuine group reasoning before calling on groups.] When a group says rectangle, ask: Is the capacitor fully charged the whole time it is charging, or does charge build up gradually from zero? [WAIT 30 seconds.] Guide them to see the triangular region. Do not confirm or deny the formula yet — say: Keep that triangle idea. The observation phase will test it.</w:t>
-            </w:r>
-          </w:p>
-        </w:tc>
-        <w:tc>
-          <w:tcPr>
-            <w:tcW w:type="dxa" w:w="3040"/>
-            <w:shd w:fill="FFFFFF" w:color="auto" w:val="clear"/>
-            <w:tcMar>
-              <w:top w:type="dxa" w:w="60"/>
-              <w:left w:type="dxa" w:w="120"/>
-              <w:bottom w:type="dxa" w:w="60"/>
-              <w:right w:type="dxa" w:w="120"/>
-            </w:tcMar>
-            <w:vAlign w:val="top"/>
-          </w:tcPr>
-          <w:p>
-            <w:pPr>
-              <w:spacing w:after="40" w:before="0"/>
-              <w:jc w:val="left"/>
-            </w:pPr>
-            <w:r>
-              <w:rPr>
-                <w:rFonts w:ascii="Arial" w:cs="Arial" w:eastAsia="Arial" w:hAnsi="Arial"/>
-                <w:b w:val="false"/>
-                <w:bCs w:val="false"/>
-                <w:i w:val="false"/>
-                <w:iCs w:val="false"/>
-                <w:color w:val="000000"/>
-                <w:sz w:val="18"/>
-                <w:szCs w:val="18"/>
-              </w:rPr>
-              <w:t xml:space="preserve">Sticky-note energy estimation activates prior intuition and creates a public record for later revision. The Q-V area task bridges Lesson 5 graphical work to today's formula, using geometric reasoning before algebra. The deliberate silence after the video allows every learner to form an independent prior belief, which increases cognitive engagement during observation.</w:t>
-            </w:r>
-          </w:p>
-        </w:tc>
-        <w:tc>
-          <w:tcPr>
-            <w:tcW w:type="dxa" w:w="3040"/>
-            <w:shd w:fill="F2F2F2" w:color="auto" w:val="clear"/>
-            <w:tcMar>
-              <w:top w:type="dxa" w:w="60"/>
-              <w:left w:type="dxa" w:w="120"/>
-              <w:bottom w:type="dxa" w:w="60"/>
-              <w:right w:type="dxa" w:w="120"/>
-            </w:tcMar>
-            <w:vAlign w:val="top"/>
-          </w:tcPr>
-          <w:p>
-            <w:pPr>
-              <w:spacing w:after="40" w:before="0"/>
-              <w:jc w:val="left"/>
-            </w:pPr>
-            <w:r>
-              <w:rPr>
-                <w:rFonts w:ascii="Arial" w:cs="Arial" w:eastAsia="Arial" w:hAnsi="Arial"/>
-                <w:b w:val="false"/>
-                <w:bCs w:val="false"/>
-                <w:i w:val="false"/>
-                <w:iCs w:val="false"/>
-                <w:color w:val="000000"/>
-                <w:sz w:val="18"/>
-                <w:szCs w:val="18"/>
-              </w:rPr>
-              <w:t xml:space="preserve">Teacher scans sticky-note energy estimates to gauge the range of prior knowledge (expected range: 1 J to 1 000 000 J, showing wide uncertainty). Teacher listens to group discussions of Q-V area and notes whether learners distinguish rectangle from triangle, which reveals whether the concept of incremental work (W = QV only when Q is constant) has been consolidated from Lesson 5.</w:t>
-            </w:r>
-          </w:p>
-        </w:tc>
-      </w:tr>
-      <w:tr>
-        <w:tc>
-          <w:tcPr>
-            <w:tcW w:type="dxa" w:w="1520"/>
-            <w:shd w:fill="D9EEF1" w:color="auto" w:val="clear"/>
-            <w:tcMar>
-              <w:top w:type="dxa" w:w="60"/>
-              <w:left w:type="dxa" w:w="120"/>
-              <w:bottom w:type="dxa" w:w="60"/>
-              <w:right w:type="dxa" w:w="120"/>
-            </w:tcMar>
-            <w:vAlign w:val="top"/>
-          </w:tcPr>
-          <w:p>
-            <w:pPr>
-              <w:spacing w:after="40" w:before="0"/>
-              <w:jc w:val="left"/>
-            </w:pPr>
-            <w:r>
-              <w:rPr>
-                <w:rFonts w:ascii="Arial" w:cs="Arial" w:eastAsia="Arial" w:hAnsi="Arial"/>
-                <w:b/>
-                <w:bCs/>
-                <w:i w:val="false"/>
-                <w:iCs w:val="false"/>
-                <w:color w:val="000000"/>
-                <w:sz w:val="18"/>
-                <w:szCs w:val="18"/>
-              </w:rPr>
-              <w:t xml:space="preserve">Observe Phase</w:t>
-            </w:r>
-          </w:p>
-          <w:p>
-            <w:pPr>
-              <w:spacing w:after="20" w:before="0"/>
-            </w:pPr>
-            <w:r>
-              <w:rPr>
-                <w:rFonts w:ascii="Arial" w:cs="Arial" w:eastAsia="Arial" w:hAnsi="Arial"/>
-                <w:b/>
-                <w:bCs/>
-                <w:color w:val="1F3864"/>
-                <w:sz w:val="16"/>
-                <w:szCs w:val="16"/>
-              </w:rPr>
-              <w:t xml:space="preserve">📹 VIDEO:</w:t>
-            </w:r>
-          </w:p>
-          <w:p>
-            <w:pPr>
-              <w:spacing w:after="20" w:before="0"/>
-            </w:pPr>
-            <w:hyperlink w:history="1" r:id="rIdgn5e5ct07dcveougav6p7">
-              <w:r>
-                <w:rPr>
-                  <w:rFonts w:ascii="Arial" w:cs="Arial" w:eastAsia="Arial" w:hAnsi="Arial"/>
-                  <w:color w:val="2E75B6"/>
-                  <w:sz w:val="16"/>
-                  <w:szCs w:val="16"/>
-                  <w:u w:val="single" w:color="2E75B6"/>
-                </w:rPr>
-                <w:t xml:space="preserve">Volume flow rate and equation of continuity</w:t>
-              </w:r>
-            </w:hyperlink>
-          </w:p>
-          <w:p>
-            <w:pPr>
-              <w:spacing w:after="10" w:before="0"/>
-              <w:ind w:left="120"/>
-            </w:pPr>
-            <w:r>
-              <w:rPr>
-                <w:rFonts w:ascii="Arial" w:cs="Arial" w:eastAsia="Arial" w:hAnsi="Arial"/>
-                <w:color w:val="595959"/>
-                <w:sz w:val="14"/>
-                <w:szCs w:val="14"/>
-              </w:rPr>
-              <w:t xml:space="preserve">Source: Khan Academy (English - US curriculum)</w:t>
-            </w:r>
-          </w:p>
-          <w:p>
-            <w:pPr>
-              <w:spacing w:after="10" w:before="0"/>
-              <w:ind w:left="120"/>
-            </w:pPr>
-            <w:hyperlink w:history="1" r:id="rIdsdyd4omatr1ugosla8amu">
+            <w:hyperlink w:history="1" r:id="rIdlgou2vnndxxas-seso5_j">
               <w:r>
                 <w:rPr>
                   <w:rFonts w:ascii="Arial" w:cs="Arial" w:eastAsia="Arial" w:hAnsi="Arial"/>
@@ -24275,14 +24274,241 @@
                 <w:sz w:val="16"/>
                 <w:szCs w:val="16"/>
               </w:rPr>
-              <w:t xml:space="preserve">📖 HTML:</w:t>
+              <w:t xml:space="preserve">📖 READING:</w:t>
             </w:r>
           </w:p>
           <w:p>
             <w:pPr>
               <w:spacing w:after="20" w:before="0"/>
             </w:pPr>
-            <w:hyperlink w:history="1" r:id="rId6bvinyrbf5qplig5ahnsx">
+            <w:r>
+              <w:rPr>
+                <w:rFonts w:ascii="Arial" w:cs="Arial" w:eastAsia="Arial" w:hAnsi="Arial"/>
+                <w:i/>
+                <w:iCs/>
+                <w:color w:val="595959"/>
+                <w:sz w:val="16"/>
+                <w:szCs w:val="16"/>
+              </w:rPr>
+              <w:t xml:space="preserve">No closely matching reading in the ARES library for this activity.</w:t>
+            </w:r>
+          </w:p>
+          <w:p>
+            <w:pPr>
+              <w:spacing w:after="10" w:before="0"/>
+              <w:ind w:left="120"/>
+            </w:pPr>
+            <w:hyperlink w:history="1" r:id="rIdvsjycklbnh4o9b6mg4mon">
+              <w:r>
+                <w:rPr>
+                  <w:rFonts w:ascii="Arial" w:cs="Arial" w:eastAsia="Arial" w:hAnsi="Arial"/>
+                  <w:color w:val="595959"/>
+                  <w:sz w:val="14"/>
+                  <w:szCs w:val="14"/>
+                  <w:u w:val="single" w:color="595959"/>
+                </w:rPr>
+                <w:t xml:space="preserve">🔍 Search ARES for readings</w:t>
+              </w:r>
+            </w:hyperlink>
+          </w:p>
+          <w:p>
+            <w:pPr>
+              <w:spacing w:after="10" w:before="0"/>
+              <w:ind w:left="120"/>
+            </w:pPr>
+            <w:r>
+              <w:rPr>
+                <w:rFonts w:ascii="Arial" w:cs="Arial" w:eastAsia="Arial" w:hAnsi="Arial"/>
+                <w:color w:val="595959"/>
+                <w:sz w:val="14"/>
+                <w:szCs w:val="14"/>
+              </w:rPr>
+              <w:t xml:space="preserve">Search terms: electrostatics energy stored capacitor</w:t>
+            </w:r>
+          </w:p>
+        </w:tc>
+        <w:tc>
+          <w:tcPr>
+            <w:tcW w:type="dxa" w:w="3040"/>
+            <w:shd w:fill="FFFFFF" w:color="auto" w:val="clear"/>
+            <w:tcMar>
+              <w:top w:type="dxa" w:w="60"/>
+              <w:left w:type="dxa" w:w="120"/>
+              <w:bottom w:type="dxa" w:w="60"/>
+              <w:right w:type="dxa" w:w="120"/>
+            </w:tcMar>
+            <w:vAlign w:val="top"/>
+          </w:tcPr>
+          <w:p>
+            <w:pPr>
+              <w:spacing w:after="40" w:before="0"/>
+              <w:jc w:val="left"/>
+            </w:pPr>
+            <w:r>
+              <w:rPr>
+                <w:rFonts w:ascii="Arial" w:cs="Arial" w:eastAsia="Arial" w:hAnsi="Arial"/>
+                <w:b w:val="false"/>
+                <w:bCs w:val="false"/>
+                <w:i w:val="false"/>
+                <w:iCs w:val="false"/>
+                <w:color w:val="000000"/>
+                <w:sz w:val="18"/>
+                <w:szCs w:val="18"/>
+              </w:rPr>
+              <w:t xml:space="preserve">(10 minutes) Each group receives: (1) a data table of eight (Q, V) pairs recorded during the discharge of the foil capacitor from Lesson 6 (charged to 9 V, C = 470 microfarads), (2) a pre-printed graph grid, and (3) a ruler. Task 1 — learners plot the Q-V points, draw the best-fit straight line through the origin, and shade the triangular area. Task 2 — they calculate the area of the triangle using Area = half times base times height, recording their answer in microjoules. Task 3 — they independently calculate E using E = half times C times V squared with the given values (expected: E = half times 470 times 10 to the power negative 6 times 9 squared = approximately 19 mJ) and compare the two answers. Task 4 — they record whether the two methods agree and write one sentence explaining what the triangle represents physically (stored work done by the battery in separating charges onto the plates).</w:t>
+            </w:r>
+          </w:p>
+        </w:tc>
+        <w:tc>
+          <w:tcPr>
+            <w:tcW w:type="dxa" w:w="3040"/>
+            <w:shd w:fill="F2F2F2" w:color="auto" w:val="clear"/>
+            <w:tcMar>
+              <w:top w:type="dxa" w:w="60"/>
+              <w:left w:type="dxa" w:w="120"/>
+              <w:bottom w:type="dxa" w:w="60"/>
+              <w:right w:type="dxa" w:w="120"/>
+            </w:tcMar>
+            <w:vAlign w:val="top"/>
+          </w:tcPr>
+          <w:p>
+            <w:pPr>
+              <w:spacing w:after="40" w:before="0"/>
+              <w:jc w:val="left"/>
+            </w:pPr>
+            <w:r>
+              <w:rPr>
+                <w:rFonts w:ascii="Arial" w:cs="Arial" w:eastAsia="Arial" w:hAnsi="Arial"/>
+                <w:b w:val="false"/>
+                <w:bCs w:val="false"/>
+                <w:i w:val="false"/>
+                <w:iCs w:val="false"/>
+                <w:color w:val="000000"/>
+                <w:sz w:val="18"/>
+                <w:szCs w:val="18"/>
+              </w:rPr>
+              <w:t xml:space="preserve">Distribute printed data sheets. Say: You have two tasks running in parallel — a graphical method and a formula. Work through both and compare. I am not going to tell you whether they agree until you have finished both. [WAIT 5 minutes while circulating.] If a group calculates the rectangle area instead of the triangle, ask: At the very start of charging, how much charge is on the plates? So does the full voltage V-max exist from the beginning? [WAIT 20 seconds.] If a group finishes early, prompt: Can you express the triangle area in terms of Q-max and V-max using algebra? What letter does Q divided by V equal? This scaffolds the algebraic derivation in the next phase. Bring the class together after 8 minutes and ask two groups to share their energy value from each method: the graphical method and the formula method.</w:t>
+            </w:r>
+          </w:p>
+        </w:tc>
+        <w:tc>
+          <w:tcPr>
+            <w:tcW w:type="dxa" w:w="3040"/>
+            <w:shd w:fill="FFFFFF" w:color="auto" w:val="clear"/>
+            <w:tcMar>
+              <w:top w:type="dxa" w:w="60"/>
+              <w:left w:type="dxa" w:w="120"/>
+              <w:bottom w:type="dxa" w:w="60"/>
+              <w:right w:type="dxa" w:w="120"/>
+            </w:tcMar>
+            <w:vAlign w:val="top"/>
+          </w:tcPr>
+          <w:p>
+            <w:pPr>
+              <w:spacing w:after="40" w:before="0"/>
+              <w:jc w:val="left"/>
+            </w:pPr>
+            <w:r>
+              <w:rPr>
+                <w:rFonts w:ascii="Arial" w:cs="Arial" w:eastAsia="Arial" w:hAnsi="Arial"/>
+                <w:b w:val="false"/>
+                <w:bCs w:val="false"/>
+                <w:i w:val="false"/>
+                <w:iCs w:val="false"/>
+                <w:color w:val="000000"/>
+                <w:sz w:val="18"/>
+                <w:szCs w:val="18"/>
+              </w:rPr>
+              <w:t xml:space="preserve">The dual-method convergence (geometric area equals formula result) is the central sense-making move of the observation phase. When two independent methods yield the same answer, learners experience mathematical coherence as evidence. The foil capacitor from Lesson 6 provides continuity of the physical object, reinforcing that the abstract formula belongs to a real device they built.</w:t>
+            </w:r>
+          </w:p>
+        </w:tc>
+        <w:tc>
+          <w:tcPr>
+            <w:tcW w:type="dxa" w:w="3040"/>
+            <w:shd w:fill="F2F2F2" w:color="auto" w:val="clear"/>
+            <w:tcMar>
+              <w:top w:type="dxa" w:w="60"/>
+              <w:left w:type="dxa" w:w="120"/>
+              <w:bottom w:type="dxa" w:w="60"/>
+              <w:right w:type="dxa" w:w="120"/>
+            </w:tcMar>
+            <w:vAlign w:val="top"/>
+          </w:tcPr>
+          <w:p>
+            <w:pPr>
+              <w:spacing w:after="40" w:before="0"/>
+              <w:jc w:val="left"/>
+            </w:pPr>
+            <w:r>
+              <w:rPr>
+                <w:rFonts w:ascii="Arial" w:cs="Arial" w:eastAsia="Arial" w:hAnsi="Arial"/>
+                <w:b w:val="false"/>
+                <w:bCs w:val="false"/>
+                <w:i w:val="false"/>
+                <w:iCs w:val="false"/>
+                <w:color w:val="000000"/>
+                <w:sz w:val="18"/>
+                <w:szCs w:val="18"/>
+              </w:rPr>
+              <w:t xml:space="preserve">Teacher checks whether both methods give approximately 19 mJ (tolerance of plus or minus 2 mJ is acceptable given graph-reading error). If groups get discrepant values, this diagnoses either: graph plotted incorrectly (check axis labels and scale), incorrect triangle area formula (rectangle error), or unit conversion error (microfarads not converted). Teacher notes these for targeted support during the Explain phase.</w:t>
+            </w:r>
+          </w:p>
+        </w:tc>
+      </w:tr>
+      <w:tr>
+        <w:tc>
+          <w:tcPr>
+            <w:tcW w:type="dxa" w:w="1520"/>
+            <w:shd w:fill="E2EFDA" w:color="auto" w:val="clear"/>
+            <w:tcMar>
+              <w:top w:type="dxa" w:w="60"/>
+              <w:left w:type="dxa" w:w="120"/>
+              <w:bottom w:type="dxa" w:w="60"/>
+              <w:right w:type="dxa" w:w="120"/>
+            </w:tcMar>
+            <w:vAlign w:val="top"/>
+          </w:tcPr>
+          <w:p>
+            <w:pPr>
+              <w:spacing w:after="40" w:before="0"/>
+              <w:jc w:val="left"/>
+            </w:pPr>
+            <w:r>
+              <w:rPr>
+                <w:rFonts w:ascii="Arial" w:cs="Arial" w:eastAsia="Arial" w:hAnsi="Arial"/>
+                <w:b/>
+                <w:bCs/>
+                <w:i w:val="false"/>
+                <w:iCs w:val="false"/>
+                <w:color w:val="000000"/>
+                <w:sz w:val="18"/>
+                <w:szCs w:val="18"/>
+              </w:rPr>
+              <w:t xml:space="preserve">Explain Phase</w:t>
+            </w:r>
+          </w:p>
+          <w:p>
+            <w:pPr>
+              <w:spacing w:after="20" w:before="0"/>
+            </w:pPr>
+            <w:r>
+              <w:rPr>
+                <w:rFonts w:ascii="Arial" w:cs="Arial" w:eastAsia="Arial" w:hAnsi="Arial"/>
+                <w:b/>
+                <w:bCs/>
+                <w:color w:val="1F3864"/>
+                <w:sz w:val="16"/>
+                <w:szCs w:val="16"/>
+              </w:rPr>
+              <w:t xml:space="preserve">📹 VIDEO:</w:t>
+            </w:r>
+          </w:p>
+          <w:p>
+            <w:pPr>
+              <w:spacing w:after="20" w:before="0"/>
+            </w:pPr>
+            <w:hyperlink w:history="1" r:id="rIddrlqj-56kayti0pbmcyul">
               <w:r>
                 <w:rPr>
                   <w:rFonts w:ascii="Arial" w:cs="Arial" w:eastAsia="Arial" w:hAnsi="Arial"/>
@@ -24291,7 +24517,7 @@
                   <w:szCs w:val="16"/>
                   <w:u w:val="single" w:color="2E75B6"/>
                 </w:rPr>
-                <w:t xml:space="preserve">Introduction to Energy Resources (Flexbook)</w:t>
+                <w:t xml:space="preserve">Capacitors and capacitance</w:t>
               </w:r>
             </w:hyperlink>
           </w:p>
@@ -24307,7 +24533,7 @@
                 <w:sz w:val="14"/>
                 <w:szCs w:val="14"/>
               </w:rPr>
-              <w:t xml:space="preserve">Source: CK-12</w:t>
+              <w:t xml:space="preserve">Source: Khan Academy (English - US curriculum)</w:t>
             </w:r>
           </w:p>
           <w:p>
@@ -24315,235 +24541,7 @@
               <w:spacing w:after="10" w:before="0"/>
               <w:ind w:left="120"/>
             </w:pPr>
-            <w:hyperlink w:history="1" r:id="rIdutpt94cickuasrn9b83q6">
-              <w:r>
-                <w:rPr>
-                  <w:rFonts w:ascii="Arial" w:cs="Arial" w:eastAsia="Arial" w:hAnsi="Arial"/>
-                  <w:color w:val="595959"/>
-                  <w:sz w:val="14"/>
-                  <w:szCs w:val="14"/>
-                  <w:u w:val="single" w:color="595959"/>
-                </w:rPr>
-                <w:t xml:space="preserve">🔍 Search ARES for similar readings</w:t>
-              </w:r>
-            </w:hyperlink>
-          </w:p>
-        </w:tc>
-        <w:tc>
-          <w:tcPr>
-            <w:tcW w:type="dxa" w:w="3040"/>
-            <w:shd w:fill="FFFFFF" w:color="auto" w:val="clear"/>
-            <w:tcMar>
-              <w:top w:type="dxa" w:w="60"/>
-              <w:left w:type="dxa" w:w="120"/>
-              <w:bottom w:type="dxa" w:w="60"/>
-              <w:right w:type="dxa" w:w="120"/>
-            </w:tcMar>
-            <w:vAlign w:val="top"/>
-          </w:tcPr>
-          <w:p>
-            <w:pPr>
-              <w:spacing w:after="40" w:before="0"/>
-              <w:jc w:val="left"/>
-            </w:pPr>
-            <w:r>
-              <w:rPr>
-                <w:rFonts w:ascii="Arial" w:cs="Arial" w:eastAsia="Arial" w:hAnsi="Arial"/>
-                <w:b w:val="false"/>
-                <w:bCs w:val="false"/>
-                <w:i w:val="false"/>
-                <w:iCs w:val="false"/>
-                <w:color w:val="000000"/>
-                <w:sz w:val="18"/>
-                <w:szCs w:val="18"/>
-              </w:rPr>
-              <w:t xml:space="preserve">(10 minutes) Each group receives: (1) a data table of eight (Q, V) pairs recorded during the discharge of the foil capacitor from Lesson 6 (charged to 9 V, C = 470 microfarads), (2) a pre-printed graph grid, and (3) a ruler. Task 1 — learners plot the Q-V points, draw the best-fit straight line through the origin, and shade the triangular area. Task 2 — they calculate the area of the triangle using Area = half times base times height, recording their answer in microjoules. Task 3 — they independently calculate E using E = half times C times V squared with the given values (expected: E = half times 470 times 10 to the power negative 6 times 9 squared = approximately 19 mJ) and compare the two answers. Task 4 — they record whether the two methods agree and write one sentence explaining what the triangle represents physically (stored work done by the battery in separating charges onto the plates).</w:t>
-            </w:r>
-          </w:p>
-        </w:tc>
-        <w:tc>
-          <w:tcPr>
-            <w:tcW w:type="dxa" w:w="3040"/>
-            <w:shd w:fill="F2F2F2" w:color="auto" w:val="clear"/>
-            <w:tcMar>
-              <w:top w:type="dxa" w:w="60"/>
-              <w:left w:type="dxa" w:w="120"/>
-              <w:bottom w:type="dxa" w:w="60"/>
-              <w:right w:type="dxa" w:w="120"/>
-            </w:tcMar>
-            <w:vAlign w:val="top"/>
-          </w:tcPr>
-          <w:p>
-            <w:pPr>
-              <w:spacing w:after="40" w:before="0"/>
-              <w:jc w:val="left"/>
-            </w:pPr>
-            <w:r>
-              <w:rPr>
-                <w:rFonts w:ascii="Arial" w:cs="Arial" w:eastAsia="Arial" w:hAnsi="Arial"/>
-                <w:b w:val="false"/>
-                <w:bCs w:val="false"/>
-                <w:i w:val="false"/>
-                <w:iCs w:val="false"/>
-                <w:color w:val="000000"/>
-                <w:sz w:val="18"/>
-                <w:szCs w:val="18"/>
-              </w:rPr>
-              <w:t xml:space="preserve">Distribute printed data sheets. Say: You have two tasks running in parallel — a graphical method and a formula. Work through both and compare. I am not going to tell you whether they agree until you have finished both. [WAIT 5 minutes while circulating.] If a group calculates the rectangle area instead of the triangle, ask: At the very start of charging, how much charge is on the plates? So does the full voltage V-max exist from the beginning? [WAIT 20 seconds.] If a group finishes early, prompt: Can you express the triangle area in terms of Q-max and V-max using algebra? What letter does Q divided by V equal? This scaffolds the algebraic derivation in the next phase. Bring the class together after 8 minutes and ask two groups to share their energy value from each method: the graphical method and the formula method.</w:t>
-            </w:r>
-          </w:p>
-        </w:tc>
-        <w:tc>
-          <w:tcPr>
-            <w:tcW w:type="dxa" w:w="3040"/>
-            <w:shd w:fill="FFFFFF" w:color="auto" w:val="clear"/>
-            <w:tcMar>
-              <w:top w:type="dxa" w:w="60"/>
-              <w:left w:type="dxa" w:w="120"/>
-              <w:bottom w:type="dxa" w:w="60"/>
-              <w:right w:type="dxa" w:w="120"/>
-            </w:tcMar>
-            <w:vAlign w:val="top"/>
-          </w:tcPr>
-          <w:p>
-            <w:pPr>
-              <w:spacing w:after="40" w:before="0"/>
-              <w:jc w:val="left"/>
-            </w:pPr>
-            <w:r>
-              <w:rPr>
-                <w:rFonts w:ascii="Arial" w:cs="Arial" w:eastAsia="Arial" w:hAnsi="Arial"/>
-                <w:b w:val="false"/>
-                <w:bCs w:val="false"/>
-                <w:i w:val="false"/>
-                <w:iCs w:val="false"/>
-                <w:color w:val="000000"/>
-                <w:sz w:val="18"/>
-                <w:szCs w:val="18"/>
-              </w:rPr>
-              <w:t xml:space="preserve">The dual-method convergence (geometric area equals formula result) is the central sense-making move of the observation phase. When two independent methods yield the same answer, learners experience mathematical coherence as evidence. The foil capacitor from Lesson 6 provides continuity of the physical object, reinforcing that the abstract formula belongs to a real device they built.</w:t>
-            </w:r>
-          </w:p>
-        </w:tc>
-        <w:tc>
-          <w:tcPr>
-            <w:tcW w:type="dxa" w:w="3040"/>
-            <w:shd w:fill="F2F2F2" w:color="auto" w:val="clear"/>
-            <w:tcMar>
-              <w:top w:type="dxa" w:w="60"/>
-              <w:left w:type="dxa" w:w="120"/>
-              <w:bottom w:type="dxa" w:w="60"/>
-              <w:right w:type="dxa" w:w="120"/>
-            </w:tcMar>
-            <w:vAlign w:val="top"/>
-          </w:tcPr>
-          <w:p>
-            <w:pPr>
-              <w:spacing w:after="40" w:before="0"/>
-              <w:jc w:val="left"/>
-            </w:pPr>
-            <w:r>
-              <w:rPr>
-                <w:rFonts w:ascii="Arial" w:cs="Arial" w:eastAsia="Arial" w:hAnsi="Arial"/>
-                <w:b w:val="false"/>
-                <w:bCs w:val="false"/>
-                <w:i w:val="false"/>
-                <w:iCs w:val="false"/>
-                <w:color w:val="000000"/>
-                <w:sz w:val="18"/>
-                <w:szCs w:val="18"/>
-              </w:rPr>
-              <w:t xml:space="preserve">Teacher checks whether both methods give approximately 19 mJ (tolerance of plus or minus 2 mJ is acceptable given graph-reading error). If groups get discrepant values, this diagnoses either: graph plotted incorrectly (check axis labels and scale), incorrect triangle area formula (rectangle error), or unit conversion error (microfarads not converted). Teacher notes these for targeted support during the Explain phase.</w:t>
-            </w:r>
-          </w:p>
-        </w:tc>
-      </w:tr>
-      <w:tr>
-        <w:tc>
-          <w:tcPr>
-            <w:tcW w:type="dxa" w:w="1520"/>
-            <w:shd w:fill="E2EFDA" w:color="auto" w:val="clear"/>
-            <w:tcMar>
-              <w:top w:type="dxa" w:w="60"/>
-              <w:left w:type="dxa" w:w="120"/>
-              <w:bottom w:type="dxa" w:w="60"/>
-              <w:right w:type="dxa" w:w="120"/>
-            </w:tcMar>
-            <w:vAlign w:val="top"/>
-          </w:tcPr>
-          <w:p>
-            <w:pPr>
-              <w:spacing w:after="40" w:before="0"/>
-              <w:jc w:val="left"/>
-            </w:pPr>
-            <w:r>
-              <w:rPr>
-                <w:rFonts w:ascii="Arial" w:cs="Arial" w:eastAsia="Arial" w:hAnsi="Arial"/>
-                <w:b/>
-                <w:bCs/>
-                <w:i w:val="false"/>
-                <w:iCs w:val="false"/>
-                <w:color w:val="000000"/>
-                <w:sz w:val="18"/>
-                <w:szCs w:val="18"/>
-              </w:rPr>
-              <w:t xml:space="preserve">Explain Phase</w:t>
-            </w:r>
-          </w:p>
-          <w:p>
-            <w:pPr>
-              <w:spacing w:after="20" w:before="0"/>
-            </w:pPr>
-            <w:r>
-              <w:rPr>
-                <w:rFonts w:ascii="Arial" w:cs="Arial" w:eastAsia="Arial" w:hAnsi="Arial"/>
-                <w:b/>
-                <w:bCs/>
-                <w:color w:val="1F3864"/>
-                <w:sz w:val="16"/>
-                <w:szCs w:val="16"/>
-              </w:rPr>
-              <w:t xml:space="preserve">📹 VIDEO:</w:t>
-            </w:r>
-          </w:p>
-          <w:p>
-            <w:pPr>
-              <w:spacing w:after="20" w:before="0"/>
-            </w:pPr>
-            <w:hyperlink w:history="1" r:id="rIdygvp66fwfxokz2z46ntnc">
-              <w:r>
-                <w:rPr>
-                  <w:rFonts w:ascii="Arial" w:cs="Arial" w:eastAsia="Arial" w:hAnsi="Arial"/>
-                  <w:color w:val="2E75B6"/>
-                  <w:sz w:val="16"/>
-                  <w:szCs w:val="16"/>
-                  <w:u w:val="single" w:color="2E75B6"/>
-                </w:rPr>
-                <w:t xml:space="preserve">Volume flow rate and equation of continuity</w:t>
-              </w:r>
-            </w:hyperlink>
-          </w:p>
-          <w:p>
-            <w:pPr>
-              <w:spacing w:after="10" w:before="0"/>
-              <w:ind w:left="120"/>
-            </w:pPr>
-            <w:r>
-              <w:rPr>
-                <w:rFonts w:ascii="Arial" w:cs="Arial" w:eastAsia="Arial" w:hAnsi="Arial"/>
-                <w:color w:val="595959"/>
-                <w:sz w:val="14"/>
-                <w:szCs w:val="14"/>
-              </w:rPr>
-              <w:t xml:space="preserve">Source: Khan Academy (English - US curriculum)</w:t>
-            </w:r>
-          </w:p>
-          <w:p>
-            <w:pPr>
-              <w:spacing w:after="10" w:before="0"/>
-              <w:ind w:left="120"/>
-            </w:pPr>
-            <w:hyperlink w:history="1" r:id="rIdolub-udm571jxyj9iyoio">
+            <w:hyperlink w:history="1" r:id="rIdefo-ak5knrximqofa-n8z">
               <w:r>
                 <w:rPr>
                   <w:rFonts w:ascii="Arial" w:cs="Arial" w:eastAsia="Arial" w:hAnsi="Arial"/>
@@ -24581,14 +24579,241 @@
                 <w:sz w:val="16"/>
                 <w:szCs w:val="16"/>
               </w:rPr>
-              <w:t xml:space="preserve">📖 HTML:</w:t>
+              <w:t xml:space="preserve">📖 READING:</w:t>
             </w:r>
           </w:p>
           <w:p>
             <w:pPr>
               <w:spacing w:after="20" w:before="0"/>
             </w:pPr>
-            <w:hyperlink w:history="1" r:id="rIdjcgf7jjtx8q9mqpzpibs5">
+            <w:r>
+              <w:rPr>
+                <w:rFonts w:ascii="Arial" w:cs="Arial" w:eastAsia="Arial" w:hAnsi="Arial"/>
+                <w:i/>
+                <w:iCs/>
+                <w:color w:val="595959"/>
+                <w:sz w:val="16"/>
+                <w:szCs w:val="16"/>
+              </w:rPr>
+              <w:t xml:space="preserve">No closely matching reading in the ARES library for this activity.</w:t>
+            </w:r>
+          </w:p>
+          <w:p>
+            <w:pPr>
+              <w:spacing w:after="10" w:before="0"/>
+              <w:ind w:left="120"/>
+            </w:pPr>
+            <w:hyperlink w:history="1" r:id="rId9axwdr7pkmtqft9na7dle">
+              <w:r>
+                <w:rPr>
+                  <w:rFonts w:ascii="Arial" w:cs="Arial" w:eastAsia="Arial" w:hAnsi="Arial"/>
+                  <w:color w:val="595959"/>
+                  <w:sz w:val="14"/>
+                  <w:szCs w:val="14"/>
+                  <w:u w:val="single" w:color="595959"/>
+                </w:rPr>
+                <w:t xml:space="preserve">🔍 Search ARES for readings</w:t>
+              </w:r>
+            </w:hyperlink>
+          </w:p>
+          <w:p>
+            <w:pPr>
+              <w:spacing w:after="10" w:before="0"/>
+              <w:ind w:left="120"/>
+            </w:pPr>
+            <w:r>
+              <w:rPr>
+                <w:rFonts w:ascii="Arial" w:cs="Arial" w:eastAsia="Arial" w:hAnsi="Arial"/>
+                <w:color w:val="595959"/>
+                <w:sz w:val="14"/>
+                <w:szCs w:val="14"/>
+              </w:rPr>
+              <w:t xml:space="preserve">Search terms: electrostatics energy stored capacitor</w:t>
+            </w:r>
+          </w:p>
+        </w:tc>
+        <w:tc>
+          <w:tcPr>
+            <w:tcW w:type="dxa" w:w="3040"/>
+            <w:shd w:fill="FFFFFF" w:color="auto" w:val="clear"/>
+            <w:tcMar>
+              <w:top w:type="dxa" w:w="60"/>
+              <w:left w:type="dxa" w:w="120"/>
+              <w:bottom w:type="dxa" w:w="60"/>
+              <w:right w:type="dxa" w:w="120"/>
+            </w:tcMar>
+            <w:vAlign w:val="top"/>
+          </w:tcPr>
+          <w:p>
+            <w:pPr>
+              <w:spacing w:after="40" w:before="0"/>
+              <w:jc w:val="left"/>
+            </w:pPr>
+            <w:r>
+              <w:rPr>
+                <w:rFonts w:ascii="Arial" w:cs="Arial" w:eastAsia="Arial" w:hAnsi="Arial"/>
+                <w:b w:val="false"/>
+                <w:bCs w:val="false"/>
+                <w:i w:val="false"/>
+                <w:iCs w:val="false"/>
+                <w:color w:val="000000"/>
+                <w:sz w:val="18"/>
+                <w:szCs w:val="18"/>
+              </w:rPr>
+              <w:t xml:space="preserve">(12 minutes) Part A — Algebraic Derivation (4 minutes): The teacher guides the class through a step-by-step derivation on the board. Step 1: the energy stored equals the area of the triangle under the Q-V graph, so E = half times Q times V. Step 2: since Q = CV, substitute to get E = half times CV times V = half CV squared. Step 3: alternatively, substitute V = Q divided by C to get E = Q squared divided by 2C. Learners copy the three equivalent forms and annotate each variable with units and physical meaning. Part B — Graded Problem Set (8 minutes): Groups solve three problems. Problem 1 (basic): A 100 microfarad capacitor is charged to 12 V (as in a small Kenyan solar-lantern circuit). Calculate the energy stored. Problem 2 (intermediate): A camera flash unit uses a 2 200 microfarad capacitor charged to 300 V. Calculate the energy stored and compare it to your Lesson 6 foil capacitor — which stores more energy and by what factor? Problem 3 (applied): An electrostatic precipitator at the Athi River cement factory uses a bank of capacitors with total capacitance 0.05 F charged to 50 000 V to create the electric field that attracts dust particles. Calculate the energy stored. The teacher then reveals the Ol Kalou lightning bolt data: peak current 30 000 A, duration 0.2 milliseconds, effective resistance of air channel approximately 10 ohms. Learners use P = I squared R and E = Pt to estimate bolt energy (approximately 1.8 times 10 to the power 6 J) and compare to their sticky-note predictions.</w:t>
+            </w:r>
+          </w:p>
+        </w:tc>
+        <w:tc>
+          <w:tcPr>
+            <w:tcW w:type="dxa" w:w="3040"/>
+            <w:shd w:fill="F2F2F2" w:color="auto" w:val="clear"/>
+            <w:tcMar>
+              <w:top w:type="dxa" w:w="60"/>
+              <w:left w:type="dxa" w:w="120"/>
+              <w:bottom w:type="dxa" w:w="60"/>
+              <w:right w:type="dxa" w:w="120"/>
+            </w:tcMar>
+            <w:vAlign w:val="top"/>
+          </w:tcPr>
+          <w:p>
+            <w:pPr>
+              <w:spacing w:after="40" w:before="0"/>
+              <w:jc w:val="left"/>
+            </w:pPr>
+            <w:r>
+              <w:rPr>
+                <w:rFonts w:ascii="Arial" w:cs="Arial" w:eastAsia="Arial" w:hAnsi="Arial"/>
+                <w:b w:val="false"/>
+                <w:bCs w:val="false"/>
+                <w:i w:val="false"/>
+                <w:iCs w:val="false"/>
+                <w:color w:val="000000"/>
+                <w:sz w:val="18"/>
+                <w:szCs w:val="18"/>
+              </w:rPr>
+              <w:t xml:space="preserve">For Part A, write each substitution step slowly and say: Watch what I am substituting and why. [WAIT 10 seconds after each step before writing the next.] Do not rush this derivation — the algebraic manipulation is new for many learners. After writing E = half CV squared, ask: Which variable has the strongest effect on stored energy — C or V? Why? [WAIT 30 seconds.] Expect learners to note the squared term on V. For Problem 3, after groups calculate the Athi River answer (62 500 J), ask: Compare that to the lightning bolt energy. Is the precipitator storing more or less? What does that tell you about why lightning is so dangerous? [WAIT 45 seconds.] For the bolt energy estimate, provide the numbers on the board and let groups calculate without scaffolding first. After 2 minutes, ask a group to share their method before revealing the answer.</w:t>
+            </w:r>
+          </w:p>
+        </w:tc>
+        <w:tc>
+          <w:tcPr>
+            <w:tcW w:type="dxa" w:w="3040"/>
+            <w:shd w:fill="FFFFFF" w:color="auto" w:val="clear"/>
+            <w:tcMar>
+              <w:top w:type="dxa" w:w="60"/>
+              <w:left w:type="dxa" w:w="120"/>
+              <w:bottom w:type="dxa" w:w="60"/>
+              <w:right w:type="dxa" w:w="120"/>
+            </w:tcMar>
+            <w:vAlign w:val="top"/>
+          </w:tcPr>
+          <w:p>
+            <w:pPr>
+              <w:spacing w:after="40" w:before="0"/>
+              <w:jc w:val="left"/>
+            </w:pPr>
+            <w:r>
+              <w:rPr>
+                <w:rFonts w:ascii="Arial" w:cs="Arial" w:eastAsia="Arial" w:hAnsi="Arial"/>
+                <w:b w:val="false"/>
+                <w:bCs w:val="false"/>
+                <w:i w:val="false"/>
+                <w:iCs w:val="false"/>
+                <w:color w:val="000000"/>
+                <w:sz w:val="18"/>
+                <w:szCs w:val="18"/>
+              </w:rPr>
+              <w:t xml:space="preserve">The three-form derivation (E = half QV, E = half CV squared, E = Q squared over 2C) ensures learners understand the formula as a relationship, not a single equation to memorise. The graded problems move from familiar (solar lantern) to industrial (Athi River) to natural (lightning), creating a coherent scale ladder. Comparing student sticky-note predictions to the calculated bolt energy creates a visible revision moment that celebrates scientific estimation as a skill.</w:t>
+            </w:r>
+          </w:p>
+        </w:tc>
+        <w:tc>
+          <w:tcPr>
+            <w:tcW w:type="dxa" w:w="3040"/>
+            <w:shd w:fill="F2F2F2" w:color="auto" w:val="clear"/>
+            <w:tcMar>
+              <w:top w:type="dxa" w:w="60"/>
+              <w:left w:type="dxa" w:w="120"/>
+              <w:bottom w:type="dxa" w:w="60"/>
+              <w:right w:type="dxa" w:w="120"/>
+            </w:tcMar>
+            <w:vAlign w:val="top"/>
+          </w:tcPr>
+          <w:p>
+            <w:pPr>
+              <w:spacing w:after="40" w:before="0"/>
+              <w:jc w:val="left"/>
+            </w:pPr>
+            <w:r>
+              <w:rPr>
+                <w:rFonts w:ascii="Arial" w:cs="Arial" w:eastAsia="Arial" w:hAnsi="Arial"/>
+                <w:b w:val="false"/>
+                <w:bCs w:val="false"/>
+                <w:i w:val="false"/>
+                <w:iCs w:val="false"/>
+                <w:color w:val="000000"/>
+                <w:sz w:val="18"/>
+                <w:szCs w:val="18"/>
+              </w:rPr>
+              <w:t xml:space="preserve">Teacher collects Problem 1 answers (expected: 7.2 times 10 to the power negative 3 J = 7.2 mJ) to check unit conversion fluency. For Problem 3, teacher checks whether learners correctly handle 0.05 F (not microfarads) and 50 000 V squared. Errors in Problem 3 typically reveal either unit-conversion failure or calculator-entry errors with large numbers — teacher addresses these by asking the group to estimate the answer in powers of ten first before calculating precisely.</w:t>
+            </w:r>
+          </w:p>
+        </w:tc>
+      </w:tr>
+      <w:tr>
+        <w:tc>
+          <w:tcPr>
+            <w:tcW w:type="dxa" w:w="1520"/>
+            <w:shd w:fill="FCE4D6" w:color="auto" w:val="clear"/>
+            <w:tcMar>
+              <w:top w:type="dxa" w:w="60"/>
+              <w:left w:type="dxa" w:w="120"/>
+              <w:bottom w:type="dxa" w:w="60"/>
+              <w:right w:type="dxa" w:w="120"/>
+            </w:tcMar>
+            <w:vAlign w:val="top"/>
+          </w:tcPr>
+          <w:p>
+            <w:pPr>
+              <w:spacing w:after="40" w:before="0"/>
+              <w:jc w:val="left"/>
+            </w:pPr>
+            <w:r>
+              <w:rPr>
+                <w:rFonts w:ascii="Arial" w:cs="Arial" w:eastAsia="Arial" w:hAnsi="Arial"/>
+                <w:b/>
+                <w:bCs/>
+                <w:i w:val="false"/>
+                <w:iCs w:val="false"/>
+                <w:color w:val="000000"/>
+                <w:sz w:val="18"/>
+                <w:szCs w:val="18"/>
+              </w:rPr>
+              <w:t xml:space="preserve">Driving Question Board (DQB) Creation</w:t>
+            </w:r>
+          </w:p>
+          <w:p>
+            <w:pPr>
+              <w:spacing w:after="20" w:before="0"/>
+            </w:pPr>
+            <w:r>
+              <w:rPr>
+                <w:rFonts w:ascii="Arial" w:cs="Arial" w:eastAsia="Arial" w:hAnsi="Arial"/>
+                <w:b/>
+                <w:bCs/>
+                <w:color w:val="1F3864"/>
+                <w:sz w:val="16"/>
+                <w:szCs w:val="16"/>
+              </w:rPr>
+              <w:t xml:space="preserve">📹 VIDEO:</w:t>
+            </w:r>
+          </w:p>
+          <w:p>
+            <w:pPr>
+              <w:spacing w:after="20" w:before="0"/>
+            </w:pPr>
+            <w:hyperlink w:history="1" r:id="rIdbisud_gs1_c8enohbzrbk">
               <w:r>
                 <w:rPr>
                   <w:rFonts w:ascii="Arial" w:cs="Arial" w:eastAsia="Arial" w:hAnsi="Arial"/>
@@ -24597,7 +24822,7 @@
                   <w:szCs w:val="16"/>
                   <w:u w:val="single" w:color="2E75B6"/>
                 </w:rPr>
-                <w:t xml:space="preserve">Introduction to Energy Resources (Flexbook)</w:t>
+                <w:t xml:space="preserve">Electric potential energy (part 2-- involves calculus)</w:t>
               </w:r>
             </w:hyperlink>
           </w:p>
@@ -24613,7 +24838,7 @@
                 <w:sz w:val="14"/>
                 <w:szCs w:val="14"/>
               </w:rPr>
-              <w:t xml:space="preserve">Source: CK-12</w:t>
+              <w:t xml:space="preserve">Source: Khan Academy (English - US curriculum)</w:t>
             </w:r>
           </w:p>
           <w:p>
@@ -24621,235 +24846,7 @@
               <w:spacing w:after="10" w:before="0"/>
               <w:ind w:left="120"/>
             </w:pPr>
-            <w:hyperlink w:history="1" r:id="rIdl4i4rubf1dotampwxtw5e">
-              <w:r>
-                <w:rPr>
-                  <w:rFonts w:ascii="Arial" w:cs="Arial" w:eastAsia="Arial" w:hAnsi="Arial"/>
-                  <w:color w:val="595959"/>
-                  <w:sz w:val="14"/>
-                  <w:szCs w:val="14"/>
-                  <w:u w:val="single" w:color="595959"/>
-                </w:rPr>
-                <w:t xml:space="preserve">🔍 Search ARES for similar readings</w:t>
-              </w:r>
-            </w:hyperlink>
-          </w:p>
-        </w:tc>
-        <w:tc>
-          <w:tcPr>
-            <w:tcW w:type="dxa" w:w="3040"/>
-            <w:shd w:fill="FFFFFF" w:color="auto" w:val="clear"/>
-            <w:tcMar>
-              <w:top w:type="dxa" w:w="60"/>
-              <w:left w:type="dxa" w:w="120"/>
-              <w:bottom w:type="dxa" w:w="60"/>
-              <w:right w:type="dxa" w:w="120"/>
-            </w:tcMar>
-            <w:vAlign w:val="top"/>
-          </w:tcPr>
-          <w:p>
-            <w:pPr>
-              <w:spacing w:after="40" w:before="0"/>
-              <w:jc w:val="left"/>
-            </w:pPr>
-            <w:r>
-              <w:rPr>
-                <w:rFonts w:ascii="Arial" w:cs="Arial" w:eastAsia="Arial" w:hAnsi="Arial"/>
-                <w:b w:val="false"/>
-                <w:bCs w:val="false"/>
-                <w:i w:val="false"/>
-                <w:iCs w:val="false"/>
-                <w:color w:val="000000"/>
-                <w:sz w:val="18"/>
-                <w:szCs w:val="18"/>
-              </w:rPr>
-              <w:t xml:space="preserve">(12 minutes) Part A — Algebraic Derivation (4 minutes): The teacher guides the class through a step-by-step derivation on the board. Step 1: the energy stored equals the area of the triangle under the Q-V graph, so E = half times Q times V. Step 2: since Q = CV, substitute to get E = half times CV times V = half CV squared. Step 3: alternatively, substitute V = Q divided by C to get E = Q squared divided by 2C. Learners copy the three equivalent forms and annotate each variable with units and physical meaning. Part B — Graded Problem Set (8 minutes): Groups solve three problems. Problem 1 (basic): A 100 microfarad capacitor is charged to 12 V (as in a small Kenyan solar-lantern circuit). Calculate the energy stored. Problem 2 (intermediate): A camera flash unit uses a 2 200 microfarad capacitor charged to 300 V. Calculate the energy stored and compare it to your Lesson 6 foil capacitor — which stores more energy and by what factor? Problem 3 (applied): An electrostatic precipitator at the Athi River cement factory uses a bank of capacitors with total capacitance 0.05 F charged to 50 000 V to create the electric field that attracts dust particles. Calculate the energy stored. The teacher then reveals the Ol Kalou lightning bolt data: peak current 30 000 A, duration 0.2 milliseconds, effective resistance of air channel approximately 10 ohms. Learners use P = I squared R and E = Pt to estimate bolt energy (approximately 1.8 times 10 to the power 6 J) and compare to their sticky-note predictions.</w:t>
-            </w:r>
-          </w:p>
-        </w:tc>
-        <w:tc>
-          <w:tcPr>
-            <w:tcW w:type="dxa" w:w="3040"/>
-            <w:shd w:fill="F2F2F2" w:color="auto" w:val="clear"/>
-            <w:tcMar>
-              <w:top w:type="dxa" w:w="60"/>
-              <w:left w:type="dxa" w:w="120"/>
-              <w:bottom w:type="dxa" w:w="60"/>
-              <w:right w:type="dxa" w:w="120"/>
-            </w:tcMar>
-            <w:vAlign w:val="top"/>
-          </w:tcPr>
-          <w:p>
-            <w:pPr>
-              <w:spacing w:after="40" w:before="0"/>
-              <w:jc w:val="left"/>
-            </w:pPr>
-            <w:r>
-              <w:rPr>
-                <w:rFonts w:ascii="Arial" w:cs="Arial" w:eastAsia="Arial" w:hAnsi="Arial"/>
-                <w:b w:val="false"/>
-                <w:bCs w:val="false"/>
-                <w:i w:val="false"/>
-                <w:iCs w:val="false"/>
-                <w:color w:val="000000"/>
-                <w:sz w:val="18"/>
-                <w:szCs w:val="18"/>
-              </w:rPr>
-              <w:t xml:space="preserve">For Part A, write each substitution step slowly and say: Watch what I am substituting and why. [WAIT 10 seconds after each step before writing the next.] Do not rush this derivation — the algebraic manipulation is new for many learners. After writing E = half CV squared, ask: Which variable has the strongest effect on stored energy — C or V? Why? [WAIT 30 seconds.] Expect learners to note the squared term on V. For Problem 3, after groups calculate the Athi River answer (62 500 J), ask: Compare that to the lightning bolt energy. Is the precipitator storing more or less? What does that tell you about why lightning is so dangerous? [WAIT 45 seconds.] For the bolt energy estimate, provide the numbers on the board and let groups calculate without scaffolding first. After 2 minutes, ask a group to share their method before revealing the answer.</w:t>
-            </w:r>
-          </w:p>
-        </w:tc>
-        <w:tc>
-          <w:tcPr>
-            <w:tcW w:type="dxa" w:w="3040"/>
-            <w:shd w:fill="FFFFFF" w:color="auto" w:val="clear"/>
-            <w:tcMar>
-              <w:top w:type="dxa" w:w="60"/>
-              <w:left w:type="dxa" w:w="120"/>
-              <w:bottom w:type="dxa" w:w="60"/>
-              <w:right w:type="dxa" w:w="120"/>
-            </w:tcMar>
-            <w:vAlign w:val="top"/>
-          </w:tcPr>
-          <w:p>
-            <w:pPr>
-              <w:spacing w:after="40" w:before="0"/>
-              <w:jc w:val="left"/>
-            </w:pPr>
-            <w:r>
-              <w:rPr>
-                <w:rFonts w:ascii="Arial" w:cs="Arial" w:eastAsia="Arial" w:hAnsi="Arial"/>
-                <w:b w:val="false"/>
-                <w:bCs w:val="false"/>
-                <w:i w:val="false"/>
-                <w:iCs w:val="false"/>
-                <w:color w:val="000000"/>
-                <w:sz w:val="18"/>
-                <w:szCs w:val="18"/>
-              </w:rPr>
-              <w:t xml:space="preserve">The three-form derivation (E = half QV, E = half CV squared, E = Q squared over 2C) ensures learners understand the formula as a relationship, not a single equation to memorise. The graded problems move from familiar (solar lantern) to industrial (Athi River) to natural (lightning), creating a coherent scale ladder. Comparing student sticky-note predictions to the calculated bolt energy creates a visible revision moment that celebrates scientific estimation as a skill.</w:t>
-            </w:r>
-          </w:p>
-        </w:tc>
-        <w:tc>
-          <w:tcPr>
-            <w:tcW w:type="dxa" w:w="3040"/>
-            <w:shd w:fill="F2F2F2" w:color="auto" w:val="clear"/>
-            <w:tcMar>
-              <w:top w:type="dxa" w:w="60"/>
-              <w:left w:type="dxa" w:w="120"/>
-              <w:bottom w:type="dxa" w:w="60"/>
-              <w:right w:type="dxa" w:w="120"/>
-            </w:tcMar>
-            <w:vAlign w:val="top"/>
-          </w:tcPr>
-          <w:p>
-            <w:pPr>
-              <w:spacing w:after="40" w:before="0"/>
-              <w:jc w:val="left"/>
-            </w:pPr>
-            <w:r>
-              <w:rPr>
-                <w:rFonts w:ascii="Arial" w:cs="Arial" w:eastAsia="Arial" w:hAnsi="Arial"/>
-                <w:b w:val="false"/>
-                <w:bCs w:val="false"/>
-                <w:i w:val="false"/>
-                <w:iCs w:val="false"/>
-                <w:color w:val="000000"/>
-                <w:sz w:val="18"/>
-                <w:szCs w:val="18"/>
-              </w:rPr>
-              <w:t xml:space="preserve">Teacher collects Problem 1 answers (expected: 7.2 times 10 to the power negative 3 J = 7.2 mJ) to check unit conversion fluency. For Problem 3, teacher checks whether learners correctly handle 0.05 F (not microfarads) and 50 000 V squared. Errors in Problem 3 typically reveal either unit-conversion failure or calculator-entry errors with large numbers — teacher addresses these by asking the group to estimate the answer in powers of ten first before calculating precisely.</w:t>
-            </w:r>
-          </w:p>
-        </w:tc>
-      </w:tr>
-      <w:tr>
-        <w:tc>
-          <w:tcPr>
-            <w:tcW w:type="dxa" w:w="1520"/>
-            <w:shd w:fill="FCE4D6" w:color="auto" w:val="clear"/>
-            <w:tcMar>
-              <w:top w:type="dxa" w:w="60"/>
-              <w:left w:type="dxa" w:w="120"/>
-              <w:bottom w:type="dxa" w:w="60"/>
-              <w:right w:type="dxa" w:w="120"/>
-            </w:tcMar>
-            <w:vAlign w:val="top"/>
-          </w:tcPr>
-          <w:p>
-            <w:pPr>
-              <w:spacing w:after="40" w:before="0"/>
-              <w:jc w:val="left"/>
-            </w:pPr>
-            <w:r>
-              <w:rPr>
-                <w:rFonts w:ascii="Arial" w:cs="Arial" w:eastAsia="Arial" w:hAnsi="Arial"/>
-                <w:b/>
-                <w:bCs/>
-                <w:i w:val="false"/>
-                <w:iCs w:val="false"/>
-                <w:color w:val="000000"/>
-                <w:sz w:val="18"/>
-                <w:szCs w:val="18"/>
-              </w:rPr>
-              <w:t xml:space="preserve">Driving Question Board (DQB) Creation</w:t>
-            </w:r>
-          </w:p>
-          <w:p>
-            <w:pPr>
-              <w:spacing w:after="20" w:before="0"/>
-            </w:pPr>
-            <w:r>
-              <w:rPr>
-                <w:rFonts w:ascii="Arial" w:cs="Arial" w:eastAsia="Arial" w:hAnsi="Arial"/>
-                <w:b/>
-                <w:bCs/>
-                <w:color w:val="1F3864"/>
-                <w:sz w:val="16"/>
-                <w:szCs w:val="16"/>
-              </w:rPr>
-              <w:t xml:space="preserve">📹 VIDEO:</w:t>
-            </w:r>
-          </w:p>
-          <w:p>
-            <w:pPr>
-              <w:spacing w:after="20" w:before="0"/>
-            </w:pPr>
-            <w:hyperlink w:history="1" r:id="rIdpb3b-4z-bxfvc081rnjlh">
-              <w:r>
-                <w:rPr>
-                  <w:rFonts w:ascii="Arial" w:cs="Arial" w:eastAsia="Arial" w:hAnsi="Arial"/>
-                  <w:color w:val="2E75B6"/>
-                  <w:sz w:val="16"/>
-                  <w:szCs w:val="16"/>
-                  <w:u w:val="single" w:color="2E75B6"/>
-                </w:rPr>
-                <w:t xml:space="preserve">Volume flow rate and equation of continuity</w:t>
-              </w:r>
-            </w:hyperlink>
-          </w:p>
-          <w:p>
-            <w:pPr>
-              <w:spacing w:after="10" w:before="0"/>
-              <w:ind w:left="120"/>
-            </w:pPr>
-            <w:r>
-              <w:rPr>
-                <w:rFonts w:ascii="Arial" w:cs="Arial" w:eastAsia="Arial" w:hAnsi="Arial"/>
-                <w:color w:val="595959"/>
-                <w:sz w:val="14"/>
-                <w:szCs w:val="14"/>
-              </w:rPr>
-              <w:t xml:space="preserve">Source: Khan Academy (English - US curriculum)</w:t>
-            </w:r>
-          </w:p>
-          <w:p>
-            <w:pPr>
-              <w:spacing w:after="10" w:before="0"/>
-              <w:ind w:left="120"/>
-            </w:pPr>
-            <w:hyperlink w:history="1" r:id="rIdluzpp2xufkom3l3hshj5m">
+            <w:hyperlink w:history="1" r:id="rIdd51uclgzjhg-xas-jxr4l">
               <w:r>
                 <w:rPr>
                   <w:rFonts w:ascii="Arial" w:cs="Arial" w:eastAsia="Arial" w:hAnsi="Arial"/>
@@ -24887,14 +24884,241 @@
                 <w:sz w:val="16"/>
                 <w:szCs w:val="16"/>
               </w:rPr>
-              <w:t xml:space="preserve">📖 HTML:</w:t>
+              <w:t xml:space="preserve">📖 READING:</w:t>
             </w:r>
           </w:p>
           <w:p>
             <w:pPr>
               <w:spacing w:after="20" w:before="0"/>
             </w:pPr>
-            <w:hyperlink w:history="1" r:id="rIdc16eoxhmmrhlr6qg3js0m">
+            <w:r>
+              <w:rPr>
+                <w:rFonts w:ascii="Arial" w:cs="Arial" w:eastAsia="Arial" w:hAnsi="Arial"/>
+                <w:i/>
+                <w:iCs/>
+                <w:color w:val="595959"/>
+                <w:sz w:val="16"/>
+                <w:szCs w:val="16"/>
+              </w:rPr>
+              <w:t xml:space="preserve">No closely matching reading in the ARES library for this activity.</w:t>
+            </w:r>
+          </w:p>
+          <w:p>
+            <w:pPr>
+              <w:spacing w:after="10" w:before="0"/>
+              <w:ind w:left="120"/>
+            </w:pPr>
+            <w:hyperlink w:history="1" r:id="rId0sdy7nxzsrk7k8kbryvve">
+              <w:r>
+                <w:rPr>
+                  <w:rFonts w:ascii="Arial" w:cs="Arial" w:eastAsia="Arial" w:hAnsi="Arial"/>
+                  <w:color w:val="595959"/>
+                  <w:sz w:val="14"/>
+                  <w:szCs w:val="14"/>
+                  <w:u w:val="single" w:color="595959"/>
+                </w:rPr>
+                <w:t xml:space="preserve">🔍 Search ARES for readings</w:t>
+              </w:r>
+            </w:hyperlink>
+          </w:p>
+          <w:p>
+            <w:pPr>
+              <w:spacing w:after="10" w:before="0"/>
+              <w:ind w:left="120"/>
+            </w:pPr>
+            <w:r>
+              <w:rPr>
+                <w:rFonts w:ascii="Arial" w:cs="Arial" w:eastAsia="Arial" w:hAnsi="Arial"/>
+                <w:color w:val="595959"/>
+                <w:sz w:val="14"/>
+                <w:szCs w:val="14"/>
+              </w:rPr>
+              <w:t xml:space="preserve">Search terms: electrostatics energy stored capacitor</w:t>
+            </w:r>
+          </w:p>
+        </w:tc>
+        <w:tc>
+          <w:tcPr>
+            <w:tcW w:type="dxa" w:w="3040"/>
+            <w:shd w:fill="FFFFFF" w:color="auto" w:val="clear"/>
+            <w:tcMar>
+              <w:top w:type="dxa" w:w="60"/>
+              <w:left w:type="dxa" w:w="120"/>
+              <w:bottom w:type="dxa" w:w="60"/>
+              <w:right w:type="dxa" w:w="120"/>
+            </w:tcMar>
+            <w:vAlign w:val="top"/>
+          </w:tcPr>
+          <w:p>
+            <w:pPr>
+              <w:spacing w:after="40" w:before="0"/>
+              <w:jc w:val="left"/>
+            </w:pPr>
+            <w:r>
+              <w:rPr>
+                <w:rFonts w:ascii="Arial" w:cs="Arial" w:eastAsia="Arial" w:hAnsi="Arial"/>
+                <w:b w:val="false"/>
+                <w:bCs w:val="false"/>
+                <w:i w:val="false"/>
+                <w:iCs w:val="false"/>
+                <w:color w:val="000000"/>
+                <w:sz w:val="18"/>
+                <w:szCs w:val="18"/>
+              </w:rPr>
+              <w:t xml:space="preserve">(5 minutes) Each group receives one large index card. They write a DQB evidence card with four elements: (1) the formula E = half CV squared with a labelled diagram of the triangle area on a Q-V graph; (2) the energy stored in the Ol Kalou storm-cloud capacitor (from Lesson 5: E = approximately 1.5 times 10 to the power 9 J); (3) the energy stored in the Athi River precipitator bank (approximately 6.25 times 10 to the power 4 J); (4) one sentence connecting energy storage to the Driving Question. Groups post their cards in the Energy column of the DQB. The teacher invites one group to read their connecting sentence aloud and asks the class: Has this formula helped us explain why the Ol Kalou bolt was so destructive and why the lightning conductor needed to redirect it safely? What part of the Driving Question can we now answer more completely?</w:t>
+            </w:r>
+          </w:p>
+        </w:tc>
+        <w:tc>
+          <w:tcPr>
+            <w:tcW w:type="dxa" w:w="3040"/>
+            <w:shd w:fill="F2F2F2" w:color="auto" w:val="clear"/>
+            <w:tcMar>
+              <w:top w:type="dxa" w:w="60"/>
+              <w:left w:type="dxa" w:w="120"/>
+              <w:bottom w:type="dxa" w:w="60"/>
+              <w:right w:type="dxa" w:w="120"/>
+            </w:tcMar>
+            <w:vAlign w:val="top"/>
+          </w:tcPr>
+          <w:p>
+            <w:pPr>
+              <w:spacing w:after="40" w:before="0"/>
+              <w:jc w:val="left"/>
+            </w:pPr>
+            <w:r>
+              <w:rPr>
+                <w:rFonts w:ascii="Arial" w:cs="Arial" w:eastAsia="Arial" w:hAnsi="Arial"/>
+                <w:b w:val="false"/>
+                <w:bCs w:val="false"/>
+                <w:i w:val="false"/>
+                <w:iCs w:val="false"/>
+                <w:color w:val="000000"/>
+                <w:sz w:val="18"/>
+                <w:szCs w:val="18"/>
+              </w:rPr>
+              <w:t xml:space="preserve">Circulate as groups write their cards and check that all four elements are present. Prompt groups who only write the formula: What numbers can you put into that formula to make it real? After cards are posted, read two contrasting cards aloud (one strong, one partial) and ask the class: Which card gives us more evidence toward the Driving Question, and what is missing from the other? [WAIT 30 seconds.] Do not single out learners by name when comparing cards — make it a feature-focused discussion. End this phase by pointing to the DQB: Look at how far this board has come since Lesson 1. We now have a number for the energy that struck Ol Kalou market that day.</w:t>
+            </w:r>
+          </w:p>
+        </w:tc>
+        <w:tc>
+          <w:tcPr>
+            <w:tcW w:type="dxa" w:w="3040"/>
+            <w:shd w:fill="FFFFFF" w:color="auto" w:val="clear"/>
+            <w:tcMar>
+              <w:top w:type="dxa" w:w="60"/>
+              <w:left w:type="dxa" w:w="120"/>
+              <w:bottom w:type="dxa" w:w="60"/>
+              <w:right w:type="dxa" w:w="120"/>
+            </w:tcMar>
+            <w:vAlign w:val="top"/>
+          </w:tcPr>
+          <w:p>
+            <w:pPr>
+              <w:spacing w:after="40" w:before="0"/>
+              <w:jc w:val="left"/>
+            </w:pPr>
+            <w:r>
+              <w:rPr>
+                <w:rFonts w:ascii="Arial" w:cs="Arial" w:eastAsia="Arial" w:hAnsi="Arial"/>
+                <w:b w:val="false"/>
+                <w:bCs w:val="false"/>
+                <w:i w:val="false"/>
+                <w:iCs w:val="false"/>
+                <w:color w:val="000000"/>
+                <w:sz w:val="18"/>
+                <w:szCs w:val="18"/>
+              </w:rPr>
+              <w:t xml:space="preserve">The four-element card structure ensures learners integrate formula, data, context, and explanation — not just a symbolic result. Displaying cards publicly in the Energy column makes the unit narrative visible and cumulative. Reading the connecting sentence aloud develops scientific communication and positions every lesson as building toward the Driving Question answer.</w:t>
+            </w:r>
+          </w:p>
+        </w:tc>
+        <w:tc>
+          <w:tcPr>
+            <w:tcW w:type="dxa" w:w="3040"/>
+            <w:shd w:fill="F2F2F2" w:color="auto" w:val="clear"/>
+            <w:tcMar>
+              <w:top w:type="dxa" w:w="60"/>
+              <w:left w:type="dxa" w:w="120"/>
+              <w:bottom w:type="dxa" w:w="60"/>
+              <w:right w:type="dxa" w:w="120"/>
+            </w:tcMar>
+            <w:vAlign w:val="top"/>
+          </w:tcPr>
+          <w:p>
+            <w:pPr>
+              <w:spacing w:after="40" w:before="0"/>
+              <w:jc w:val="left"/>
+            </w:pPr>
+            <w:r>
+              <w:rPr>
+                <w:rFonts w:ascii="Arial" w:cs="Arial" w:eastAsia="Arial" w:hAnsi="Arial"/>
+                <w:b w:val="false"/>
+                <w:bCs w:val="false"/>
+                <w:i w:val="false"/>
+                <w:iCs w:val="false"/>
+                <w:color w:val="000000"/>
+                <w:sz w:val="18"/>
+                <w:szCs w:val="18"/>
+              </w:rPr>
+              <w:t xml:space="preserve">Teacher checks each card before posting. Cards that only contain the formula without numbers or context reveal that the learner has not yet connected the mathematics to the phenomenon — these learners are identified for targeted questioning during Model Building. Cards with incorrect energy values for the storm cloud (not consistent with Lesson 5 value) reveal that lesson-to-lesson knowledge transfer needs reinforcement.</w:t>
+            </w:r>
+          </w:p>
+        </w:tc>
+      </w:tr>
+      <w:tr>
+        <w:tc>
+          <w:tcPr>
+            <w:tcW w:type="dxa" w:w="1520"/>
+            <w:shd w:fill="D5E8F0" w:color="auto" w:val="clear"/>
+            <w:tcMar>
+              <w:top w:type="dxa" w:w="60"/>
+              <w:left w:type="dxa" w:w="120"/>
+              <w:bottom w:type="dxa" w:w="60"/>
+              <w:right w:type="dxa" w:w="120"/>
+            </w:tcMar>
+            <w:vAlign w:val="top"/>
+          </w:tcPr>
+          <w:p>
+            <w:pPr>
+              <w:spacing w:after="40" w:before="0"/>
+              <w:jc w:val="left"/>
+            </w:pPr>
+            <w:r>
+              <w:rPr>
+                <w:rFonts w:ascii="Arial" w:cs="Arial" w:eastAsia="Arial" w:hAnsi="Arial"/>
+                <w:b/>
+                <w:bCs/>
+                <w:i w:val="false"/>
+                <w:iCs w:val="false"/>
+                <w:color w:val="000000"/>
+                <w:sz w:val="18"/>
+                <w:szCs w:val="18"/>
+              </w:rPr>
+              <w:t xml:space="preserve">Model Building Phase</w:t>
+            </w:r>
+          </w:p>
+          <w:p>
+            <w:pPr>
+              <w:spacing w:after="20" w:before="0"/>
+            </w:pPr>
+            <w:r>
+              <w:rPr>
+                <w:rFonts w:ascii="Arial" w:cs="Arial" w:eastAsia="Arial" w:hAnsi="Arial"/>
+                <w:b/>
+                <w:bCs/>
+                <w:color w:val="1F3864"/>
+                <w:sz w:val="16"/>
+                <w:szCs w:val="16"/>
+              </w:rPr>
+              <w:t xml:space="preserve">📹 VIDEO:</w:t>
+            </w:r>
+          </w:p>
+          <w:p>
+            <w:pPr>
+              <w:spacing w:after="20" w:before="0"/>
+            </w:pPr>
+            <w:hyperlink w:history="1" r:id="rIdgxapztuv5slnq5bbuljua">
               <w:r>
                 <w:rPr>
                   <w:rFonts w:ascii="Arial" w:cs="Arial" w:eastAsia="Arial" w:hAnsi="Arial"/>
@@ -24903,7 +25127,7 @@
                   <w:szCs w:val="16"/>
                   <w:u w:val="single" w:color="2E75B6"/>
                 </w:rPr>
-                <w:t xml:space="preserve">Introduction to Energy Resources (Flexbook)</w:t>
+                <w:t xml:space="preserve">Capacitance</w:t>
               </w:r>
             </w:hyperlink>
           </w:p>
@@ -24919,7 +25143,7 @@
                 <w:sz w:val="14"/>
                 <w:szCs w:val="14"/>
               </w:rPr>
-              <w:t xml:space="preserve">Source: CK-12</w:t>
+              <w:t xml:space="preserve">Source: Khan Academy (English - US curriculum)</w:t>
             </w:r>
           </w:p>
           <w:p>
@@ -24927,235 +25151,7 @@
               <w:spacing w:after="10" w:before="0"/>
               <w:ind w:left="120"/>
             </w:pPr>
-            <w:hyperlink w:history="1" r:id="rId94kx6b97feksca933sj4p">
-              <w:r>
-                <w:rPr>
-                  <w:rFonts w:ascii="Arial" w:cs="Arial" w:eastAsia="Arial" w:hAnsi="Arial"/>
-                  <w:color w:val="595959"/>
-                  <w:sz w:val="14"/>
-                  <w:szCs w:val="14"/>
-                  <w:u w:val="single" w:color="595959"/>
-                </w:rPr>
-                <w:t xml:space="preserve">🔍 Search ARES for similar readings</w:t>
-              </w:r>
-            </w:hyperlink>
-          </w:p>
-        </w:tc>
-        <w:tc>
-          <w:tcPr>
-            <w:tcW w:type="dxa" w:w="3040"/>
-            <w:shd w:fill="FFFFFF" w:color="auto" w:val="clear"/>
-            <w:tcMar>
-              <w:top w:type="dxa" w:w="60"/>
-              <w:left w:type="dxa" w:w="120"/>
-              <w:bottom w:type="dxa" w:w="60"/>
-              <w:right w:type="dxa" w:w="120"/>
-            </w:tcMar>
-            <w:vAlign w:val="top"/>
-          </w:tcPr>
-          <w:p>
-            <w:pPr>
-              <w:spacing w:after="40" w:before="0"/>
-              <w:jc w:val="left"/>
-            </w:pPr>
-            <w:r>
-              <w:rPr>
-                <w:rFonts w:ascii="Arial" w:cs="Arial" w:eastAsia="Arial" w:hAnsi="Arial"/>
-                <w:b w:val="false"/>
-                <w:bCs w:val="false"/>
-                <w:i w:val="false"/>
-                <w:iCs w:val="false"/>
-                <w:color w:val="000000"/>
-                <w:sz w:val="18"/>
-                <w:szCs w:val="18"/>
-              </w:rPr>
-              <w:t xml:space="preserve">(5 minutes) Each group receives one large index card. They write a DQB evidence card with four elements: (1) the formula E = half CV squared with a labelled diagram of the triangle area on a Q-V graph; (2) the energy stored in the Ol Kalou storm-cloud capacitor (from Lesson 5: E = approximately 1.5 times 10 to the power 9 J); (3) the energy stored in the Athi River precipitator bank (approximately 6.25 times 10 to the power 4 J); (4) one sentence connecting energy storage to the Driving Question. Groups post their cards in the Energy column of the DQB. The teacher invites one group to read their connecting sentence aloud and asks the class: Has this formula helped us explain why the Ol Kalou bolt was so destructive and why the lightning conductor needed to redirect it safely? What part of the Driving Question can we now answer more completely?</w:t>
-            </w:r>
-          </w:p>
-        </w:tc>
-        <w:tc>
-          <w:tcPr>
-            <w:tcW w:type="dxa" w:w="3040"/>
-            <w:shd w:fill="F2F2F2" w:color="auto" w:val="clear"/>
-            <w:tcMar>
-              <w:top w:type="dxa" w:w="60"/>
-              <w:left w:type="dxa" w:w="120"/>
-              <w:bottom w:type="dxa" w:w="60"/>
-              <w:right w:type="dxa" w:w="120"/>
-            </w:tcMar>
-            <w:vAlign w:val="top"/>
-          </w:tcPr>
-          <w:p>
-            <w:pPr>
-              <w:spacing w:after="40" w:before="0"/>
-              <w:jc w:val="left"/>
-            </w:pPr>
-            <w:r>
-              <w:rPr>
-                <w:rFonts w:ascii="Arial" w:cs="Arial" w:eastAsia="Arial" w:hAnsi="Arial"/>
-                <w:b w:val="false"/>
-                <w:bCs w:val="false"/>
-                <w:i w:val="false"/>
-                <w:iCs w:val="false"/>
-                <w:color w:val="000000"/>
-                <w:sz w:val="18"/>
-                <w:szCs w:val="18"/>
-              </w:rPr>
-              <w:t xml:space="preserve">Circulate as groups write their cards and check that all four elements are present. Prompt groups who only write the formula: What numbers can you put into that formula to make it real? After cards are posted, read two contrasting cards aloud (one strong, one partial) and ask the class: Which card gives us more evidence toward the Driving Question, and what is missing from the other? [WAIT 30 seconds.] Do not single out learners by name when comparing cards — make it a feature-focused discussion. End this phase by pointing to the DQB: Look at how far this board has come since Lesson 1. We now have a number for the energy that struck Ol Kalou market that day.</w:t>
-            </w:r>
-          </w:p>
-        </w:tc>
-        <w:tc>
-          <w:tcPr>
-            <w:tcW w:type="dxa" w:w="3040"/>
-            <w:shd w:fill="FFFFFF" w:color="auto" w:val="clear"/>
-            <w:tcMar>
-              <w:top w:type="dxa" w:w="60"/>
-              <w:left w:type="dxa" w:w="120"/>
-              <w:bottom w:type="dxa" w:w="60"/>
-              <w:right w:type="dxa" w:w="120"/>
-            </w:tcMar>
-            <w:vAlign w:val="top"/>
-          </w:tcPr>
-          <w:p>
-            <w:pPr>
-              <w:spacing w:after="40" w:before="0"/>
-              <w:jc w:val="left"/>
-            </w:pPr>
-            <w:r>
-              <w:rPr>
-                <w:rFonts w:ascii="Arial" w:cs="Arial" w:eastAsia="Arial" w:hAnsi="Arial"/>
-                <w:b w:val="false"/>
-                <w:bCs w:val="false"/>
-                <w:i w:val="false"/>
-                <w:iCs w:val="false"/>
-                <w:color w:val="000000"/>
-                <w:sz w:val="18"/>
-                <w:szCs w:val="18"/>
-              </w:rPr>
-              <w:t xml:space="preserve">The four-element card structure ensures learners integrate formula, data, context, and explanation — not just a symbolic result. Displaying cards publicly in the Energy column makes the unit narrative visible and cumulative. Reading the connecting sentence aloud develops scientific communication and positions every lesson as building toward the Driving Question answer.</w:t>
-            </w:r>
-          </w:p>
-        </w:tc>
-        <w:tc>
-          <w:tcPr>
-            <w:tcW w:type="dxa" w:w="3040"/>
-            <w:shd w:fill="F2F2F2" w:color="auto" w:val="clear"/>
-            <w:tcMar>
-              <w:top w:type="dxa" w:w="60"/>
-              <w:left w:type="dxa" w:w="120"/>
-              <w:bottom w:type="dxa" w:w="60"/>
-              <w:right w:type="dxa" w:w="120"/>
-            </w:tcMar>
-            <w:vAlign w:val="top"/>
-          </w:tcPr>
-          <w:p>
-            <w:pPr>
-              <w:spacing w:after="40" w:before="0"/>
-              <w:jc w:val="left"/>
-            </w:pPr>
-            <w:r>
-              <w:rPr>
-                <w:rFonts w:ascii="Arial" w:cs="Arial" w:eastAsia="Arial" w:hAnsi="Arial"/>
-                <w:b w:val="false"/>
-                <w:bCs w:val="false"/>
-                <w:i w:val="false"/>
-                <w:iCs w:val="false"/>
-                <w:color w:val="000000"/>
-                <w:sz w:val="18"/>
-                <w:szCs w:val="18"/>
-              </w:rPr>
-              <w:t xml:space="preserve">Teacher checks each card before posting. Cards that only contain the formula without numbers or context reveal that the learner has not yet connected the mathematics to the phenomenon — these learners are identified for targeted questioning during Model Building. Cards with incorrect energy values for the storm cloud (not consistent with Lesson 5 value) reveal that lesson-to-lesson knowledge transfer needs reinforcement.</w:t>
-            </w:r>
-          </w:p>
-        </w:tc>
-      </w:tr>
-      <w:tr>
-        <w:tc>
-          <w:tcPr>
-            <w:tcW w:type="dxa" w:w="1520"/>
-            <w:shd w:fill="D5E8F0" w:color="auto" w:val="clear"/>
-            <w:tcMar>
-              <w:top w:type="dxa" w:w="60"/>
-              <w:left w:type="dxa" w:w="120"/>
-              <w:bottom w:type="dxa" w:w="60"/>
-              <w:right w:type="dxa" w:w="120"/>
-            </w:tcMar>
-            <w:vAlign w:val="top"/>
-          </w:tcPr>
-          <w:p>
-            <w:pPr>
-              <w:spacing w:after="40" w:before="0"/>
-              <w:jc w:val="left"/>
-            </w:pPr>
-            <w:r>
-              <w:rPr>
-                <w:rFonts w:ascii="Arial" w:cs="Arial" w:eastAsia="Arial" w:hAnsi="Arial"/>
-                <w:b/>
-                <w:bCs/>
-                <w:i w:val="false"/>
-                <w:iCs w:val="false"/>
-                <w:color w:val="000000"/>
-                <w:sz w:val="18"/>
-                <w:szCs w:val="18"/>
-              </w:rPr>
-              <w:t xml:space="preserve">Model Building Phase</w:t>
-            </w:r>
-          </w:p>
-          <w:p>
-            <w:pPr>
-              <w:spacing w:after="20" w:before="0"/>
-            </w:pPr>
-            <w:r>
-              <w:rPr>
-                <w:rFonts w:ascii="Arial" w:cs="Arial" w:eastAsia="Arial" w:hAnsi="Arial"/>
-                <w:b/>
-                <w:bCs/>
-                <w:color w:val="1F3864"/>
-                <w:sz w:val="16"/>
-                <w:szCs w:val="16"/>
-              </w:rPr>
-              <w:t xml:space="preserve">📹 VIDEO:</w:t>
-            </w:r>
-          </w:p>
-          <w:p>
-            <w:pPr>
-              <w:spacing w:after="20" w:before="0"/>
-            </w:pPr>
-            <w:hyperlink w:history="1" r:id="rIdq9o50std05o2dq9xmq2o7">
-              <w:r>
-                <w:rPr>
-                  <w:rFonts w:ascii="Arial" w:cs="Arial" w:eastAsia="Arial" w:hAnsi="Arial"/>
-                  <w:color w:val="2E75B6"/>
-                  <w:sz w:val="16"/>
-                  <w:szCs w:val="16"/>
-                  <w:u w:val="single" w:color="2E75B6"/>
-                </w:rPr>
-                <w:t xml:space="preserve">Volume flow rate and equation of continuity</w:t>
-              </w:r>
-            </w:hyperlink>
-          </w:p>
-          <w:p>
-            <w:pPr>
-              <w:spacing w:after="10" w:before="0"/>
-              <w:ind w:left="120"/>
-            </w:pPr>
-            <w:r>
-              <w:rPr>
-                <w:rFonts w:ascii="Arial" w:cs="Arial" w:eastAsia="Arial" w:hAnsi="Arial"/>
-                <w:color w:val="595959"/>
-                <w:sz w:val="14"/>
-                <w:szCs w:val="14"/>
-              </w:rPr>
-              <w:t xml:space="preserve">Source: Khan Academy (English - US curriculum)</w:t>
-            </w:r>
-          </w:p>
-          <w:p>
-            <w:pPr>
-              <w:spacing w:after="10" w:before="0"/>
-              <w:ind w:left="120"/>
-            </w:pPr>
-            <w:hyperlink w:history="1" r:id="rIdefgdf0_4oewq9rkiccunn">
+            <w:hyperlink w:history="1" r:id="rIdt1wpbm3hteaon9t_68jxa">
               <w:r>
                 <w:rPr>
                   <w:rFonts w:ascii="Arial" w:cs="Arial" w:eastAsia="Arial" w:hAnsi="Arial"/>
@@ -25193,47 +25189,31 @@
                 <w:sz w:val="16"/>
                 <w:szCs w:val="16"/>
               </w:rPr>
-              <w:t xml:space="preserve">📖 HTML:</w:t>
+              <w:t xml:space="preserve">📖 READING:</w:t>
             </w:r>
           </w:p>
           <w:p>
             <w:pPr>
               <w:spacing w:after="20" w:before="0"/>
             </w:pPr>
-            <w:hyperlink w:history="1" r:id="rIdoktna2zfko_uy96kngqkg">
-              <w:r>
-                <w:rPr>
-                  <w:rFonts w:ascii="Arial" w:cs="Arial" w:eastAsia="Arial" w:hAnsi="Arial"/>
-                  <w:color w:val="2E75B6"/>
-                  <w:sz w:val="16"/>
-                  <w:szCs w:val="16"/>
-                  <w:u w:val="single" w:color="2E75B6"/>
-                </w:rPr>
-                <w:t xml:space="preserve">Introduction to Energy Resources (Flexbook)</w:t>
-              </w:r>
-            </w:hyperlink>
+            <w:r>
+              <w:rPr>
+                <w:rFonts w:ascii="Arial" w:cs="Arial" w:eastAsia="Arial" w:hAnsi="Arial"/>
+                <w:i/>
+                <w:iCs/>
+                <w:color w:val="595959"/>
+                <w:sz w:val="16"/>
+                <w:szCs w:val="16"/>
+              </w:rPr>
+              <w:t xml:space="preserve">No closely matching reading in the ARES library for this activity.</w:t>
+            </w:r>
           </w:p>
           <w:p>
             <w:pPr>
               <w:spacing w:after="10" w:before="0"/>
               <w:ind w:left="120"/>
             </w:pPr>
-            <w:r>
-              <w:rPr>
-                <w:rFonts w:ascii="Arial" w:cs="Arial" w:eastAsia="Arial" w:hAnsi="Arial"/>
-                <w:color w:val="595959"/>
-                <w:sz w:val="14"/>
-                <w:szCs w:val="14"/>
-              </w:rPr>
-              <w:t xml:space="preserve">Source: CK-12</w:t>
-            </w:r>
-          </w:p>
-          <w:p>
-            <w:pPr>
-              <w:spacing w:after="10" w:before="0"/>
-              <w:ind w:left="120"/>
-            </w:pPr>
-            <w:hyperlink w:history="1" r:id="rIdccnthqts2jrbrlke9duyc">
+            <w:hyperlink w:history="1" r:id="rIdpxah1q2e0smkhaigdqa8m">
               <w:r>
                 <w:rPr>
                   <w:rFonts w:ascii="Arial" w:cs="Arial" w:eastAsia="Arial" w:hAnsi="Arial"/>
@@ -25242,9 +25222,24 @@
                   <w:szCs w:val="14"/>
                   <w:u w:val="single" w:color="595959"/>
                 </w:rPr>
-                <w:t xml:space="preserve">🔍 Search ARES for similar readings</w:t>
+                <w:t xml:space="preserve">🔍 Search ARES for readings</w:t>
               </w:r>
             </w:hyperlink>
+          </w:p>
+          <w:p>
+            <w:pPr>
+              <w:spacing w:after="10" w:before="0"/>
+              <w:ind w:left="120"/>
+            </w:pPr>
+            <w:r>
+              <w:rPr>
+                <w:rFonts w:ascii="Arial" w:cs="Arial" w:eastAsia="Arial" w:hAnsi="Arial"/>
+                <w:color w:val="595959"/>
+                <w:sz w:val="14"/>
+                <w:szCs w:val="14"/>
+              </w:rPr>
+              <w:t xml:space="preserve">Search terms: electrostatics energy stored capacitor</w:t>
+            </w:r>
           </w:p>
         </w:tc>
         <w:tc>
@@ -26720,7 +26715,7 @@
             <w:pPr>
               <w:spacing w:after="20" w:before="0"/>
             </w:pPr>
-            <w:hyperlink w:history="1" r:id="rId__uisdsophcoml1zup5uv">
+            <w:hyperlink w:history="1" r:id="rIdfpzahrwnwz1z36p3rjpue">
               <w:r>
                 <w:rPr>
                   <w:rFonts w:ascii="Arial" w:cs="Arial" w:eastAsia="Arial" w:hAnsi="Arial"/>
@@ -26729,7 +26724,7 @@
                   <w:szCs w:val="16"/>
                   <w:u w:val="single" w:color="2E75B6"/>
                 </w:rPr>
-                <w:t xml:space="preserve">Video: Molecule Polarity</w:t>
+                <w:t xml:space="preserve">Net electric field from multiple charges in 2D</w:t>
               </w:r>
             </w:hyperlink>
           </w:p>
@@ -26745,7 +26740,7 @@
                 <w:sz w:val="14"/>
                 <w:szCs w:val="14"/>
               </w:rPr>
-              <w:t xml:space="preserve">Source: PhET Interactive Simulations (English)</w:t>
+              <w:t xml:space="preserve">Source: Khan Academy (English - US curriculum)</w:t>
             </w:r>
           </w:p>
           <w:p>
@@ -26753,7 +26748,7 @@
               <w:spacing w:after="10" w:before="0"/>
               <w:ind w:left="120"/>
             </w:pPr>
-            <w:hyperlink w:history="1" r:id="rIdrbkah-mtu3tseylrf9xun">
+            <w:hyperlink w:history="1" r:id="rIdihb5wvlp92kxtq3vvq-dn">
               <w:r>
                 <w:rPr>
                   <w:rFonts w:ascii="Arial" w:cs="Arial" w:eastAsia="Arial" w:hAnsi="Arial"/>
@@ -26798,7 +26793,7 @@
             <w:pPr>
               <w:spacing w:after="20" w:before="0"/>
             </w:pPr>
-            <w:hyperlink w:history="1" r:id="rIdrq1nu_gma6ey3agbjcesg">
+            <w:hyperlink w:history="1" r:id="rIdj3tgxqp5cbmajj9-erbfk">
               <w:r>
                 <w:rPr>
                   <w:rFonts w:ascii="Arial" w:cs="Arial" w:eastAsia="Arial" w:hAnsi="Arial"/>
@@ -26807,7 +26802,7 @@
                   <w:szCs w:val="16"/>
                   <w:u w:val="single" w:color="2E75B6"/>
                 </w:rPr>
-                <w:t xml:space="preserve">Applications: Fluid Forces (Flexbook)</w:t>
+                <w:t xml:space="preserve">Charges and Fields</w:t>
               </w:r>
             </w:hyperlink>
           </w:p>
@@ -26823,7 +26818,7 @@
                 <w:sz w:val="14"/>
                 <w:szCs w:val="14"/>
               </w:rPr>
-              <w:t xml:space="preserve">Source: CK-12</w:t>
+              <w:t xml:space="preserve">Source: PhET Interactive Simulations (English)</w:t>
             </w:r>
           </w:p>
           <w:p>
@@ -26831,7 +26826,7 @@
               <w:spacing w:after="10" w:before="0"/>
               <w:ind w:left="120"/>
             </w:pPr>
-            <w:hyperlink w:history="1" r:id="rIdoo_6gh25hfxigbt3xvals">
+            <w:hyperlink w:history="1" r:id="rIda7de2n8yo3y2qublzv3tz">
               <w:r>
                 <w:rPr>
                   <w:rFonts w:ascii="Arial" w:cs="Arial" w:eastAsia="Arial" w:hAnsi="Arial"/>
@@ -27026,7 +27021,7 @@
             <w:pPr>
               <w:spacing w:after="20" w:before="0"/>
             </w:pPr>
-            <w:hyperlink w:history="1" r:id="rIdtp6j6nmkpciqf0pjlafvg">
+            <w:hyperlink w:history="1" r:id="rIdoptny1glqy0x6llml9wx0">
               <w:r>
                 <w:rPr>
                   <w:rFonts w:ascii="Arial" w:cs="Arial" w:eastAsia="Arial" w:hAnsi="Arial"/>
@@ -27035,7 +27030,7 @@
                   <w:szCs w:val="16"/>
                   <w:u w:val="single" w:color="2E75B6"/>
                 </w:rPr>
-                <w:t xml:space="preserve">Video: Molecule Polarity</w:t>
+                <w:t xml:space="preserve">Net electric field from multiple charges in 1D</w:t>
               </w:r>
             </w:hyperlink>
           </w:p>
@@ -27051,7 +27046,7 @@
                 <w:sz w:val="14"/>
                 <w:szCs w:val="14"/>
               </w:rPr>
-              <w:t xml:space="preserve">Source: PhET Interactive Simulations (English)</w:t>
+              <w:t xml:space="preserve">Source: Khan Academy (English - US curriculum)</w:t>
             </w:r>
           </w:p>
           <w:p>
@@ -27059,7 +27054,7 @@
               <w:spacing w:after="10" w:before="0"/>
               <w:ind w:left="120"/>
             </w:pPr>
-            <w:hyperlink w:history="1" r:id="rIdvcqa2vj8flqp-zy5kz11y">
+            <w:hyperlink w:history="1" r:id="rIdkaqsy_k4abixxlwgde88h">
               <w:r>
                 <w:rPr>
                   <w:rFonts w:ascii="Arial" w:cs="Arial" w:eastAsia="Arial" w:hAnsi="Arial"/>
@@ -27104,7 +27099,7 @@
             <w:pPr>
               <w:spacing w:after="20" w:before="0"/>
             </w:pPr>
-            <w:hyperlink w:history="1" r:id="rIdlmoaqgryh5g-uz-vej2yc">
+            <w:hyperlink w:history="1" r:id="rIdqnkvznp24cu6snsf1ffu_">
               <w:r>
                 <w:rPr>
                   <w:rFonts w:ascii="Arial" w:cs="Arial" w:eastAsia="Arial" w:hAnsi="Arial"/>
@@ -27113,7 +27108,7 @@
                   <w:szCs w:val="16"/>
                   <w:u w:val="single" w:color="2E75B6"/>
                 </w:rPr>
-                <w:t xml:space="preserve">Applications: Fluid Forces (Flexbook)</w:t>
+                <w:t xml:space="preserve">Charges and Fields</w:t>
               </w:r>
             </w:hyperlink>
           </w:p>
@@ -27129,7 +27124,7 @@
                 <w:sz w:val="14"/>
                 <w:szCs w:val="14"/>
               </w:rPr>
-              <w:t xml:space="preserve">Source: CK-12</w:t>
+              <w:t xml:space="preserve">Source: PhET Interactive Simulations (English)</w:t>
             </w:r>
           </w:p>
           <w:p>
@@ -27137,7 +27132,7 @@
               <w:spacing w:after="10" w:before="0"/>
               <w:ind w:left="120"/>
             </w:pPr>
-            <w:hyperlink w:history="1" r:id="rId7uytyhvfmqesxyr6yr50n">
+            <w:hyperlink w:history="1" r:id="rId-niwf_kk3gtnkgfjb7_qc">
               <w:r>
                 <w:rPr>
                   <w:rFonts w:ascii="Arial" w:cs="Arial" w:eastAsia="Arial" w:hAnsi="Arial"/>
@@ -27332,7 +27327,7 @@
             <w:pPr>
               <w:spacing w:after="20" w:before="0"/>
             </w:pPr>
-            <w:hyperlink w:history="1" r:id="rIdsbk_iqpvjcfyxoglxbi3e">
+            <w:hyperlink w:history="1" r:id="rId6miysy2q_w3l6oco20cvm">
               <w:r>
                 <w:rPr>
                   <w:rFonts w:ascii="Arial" w:cs="Arial" w:eastAsia="Arial" w:hAnsi="Arial"/>
@@ -27341,7 +27336,7 @@
                   <w:szCs w:val="16"/>
                   <w:u w:val="single" w:color="2E75B6"/>
                 </w:rPr>
-                <w:t xml:space="preserve">Video: Molecule Polarity</w:t>
+                <w:t xml:space="preserve">Net electric field from multiple charges in 2D</w:t>
               </w:r>
             </w:hyperlink>
           </w:p>
@@ -27357,7 +27352,7 @@
                 <w:sz w:val="14"/>
                 <w:szCs w:val="14"/>
               </w:rPr>
-              <w:t xml:space="preserve">Source: PhET Interactive Simulations (English)</w:t>
+              <w:t xml:space="preserve">Source: Khan Academy (English - US curriculum)</w:t>
             </w:r>
           </w:p>
           <w:p>
@@ -27365,7 +27360,7 @@
               <w:spacing w:after="10" w:before="0"/>
               <w:ind w:left="120"/>
             </w:pPr>
-            <w:hyperlink w:history="1" r:id="rIdbjx98xvorfdy51tqjm39m">
+            <w:hyperlink w:history="1" r:id="rId2sexqs_lzfajjan4o-lpp">
               <w:r>
                 <w:rPr>
                   <w:rFonts w:ascii="Arial" w:cs="Arial" w:eastAsia="Arial" w:hAnsi="Arial"/>
@@ -27410,7 +27405,7 @@
             <w:pPr>
               <w:spacing w:after="20" w:before="0"/>
             </w:pPr>
-            <w:hyperlink w:history="1" r:id="rIdhx0zjuf8jhadgnatjqmfb">
+            <w:hyperlink w:history="1" r:id="rIds0ppl1trmdtxwdjor3wnd">
               <w:r>
                 <w:rPr>
                   <w:rFonts w:ascii="Arial" w:cs="Arial" w:eastAsia="Arial" w:hAnsi="Arial"/>
@@ -27419,7 +27414,7 @@
                   <w:szCs w:val="16"/>
                   <w:u w:val="single" w:color="2E75B6"/>
                 </w:rPr>
-                <w:t xml:space="preserve">Applications: Fluid Forces (Flexbook)</w:t>
+                <w:t xml:space="preserve">Charges and Fields</w:t>
               </w:r>
             </w:hyperlink>
           </w:p>
@@ -27435,7 +27430,7 @@
                 <w:sz w:val="14"/>
                 <w:szCs w:val="14"/>
               </w:rPr>
-              <w:t xml:space="preserve">Source: CK-12</w:t>
+              <w:t xml:space="preserve">Source: PhET Interactive Simulations (English)</w:t>
             </w:r>
           </w:p>
           <w:p>
@@ -27443,7 +27438,7 @@
               <w:spacing w:after="10" w:before="0"/>
               <w:ind w:left="120"/>
             </w:pPr>
-            <w:hyperlink w:history="1" r:id="rIdukqjbeafx39ojkjezdurb">
+            <w:hyperlink w:history="1" r:id="rIdkz6tfcc6scgvh_rvbdd6o">
               <w:r>
                 <w:rPr>
                   <w:rFonts w:ascii="Arial" w:cs="Arial" w:eastAsia="Arial" w:hAnsi="Arial"/>
@@ -27638,7 +27633,7 @@
             <w:pPr>
               <w:spacing w:after="20" w:before="0"/>
             </w:pPr>
-            <w:hyperlink w:history="1" r:id="rIdosj0xio7jztsi0lyuz1oc">
+            <w:hyperlink w:history="1" r:id="rIdsznnyzxcu-y_a6big0fuq">
               <w:r>
                 <w:rPr>
                   <w:rFonts w:ascii="Arial" w:cs="Arial" w:eastAsia="Arial" w:hAnsi="Arial"/>
@@ -27647,7 +27642,7 @@
                   <w:szCs w:val="16"/>
                   <w:u w:val="single" w:color="2E75B6"/>
                 </w:rPr>
-                <w:t xml:space="preserve">Video: Molecule Polarity</w:t>
+                <w:t xml:space="preserve">Net electric field from multiple charges in 2D</w:t>
               </w:r>
             </w:hyperlink>
           </w:p>
@@ -27663,7 +27658,7 @@
                 <w:sz w:val="14"/>
                 <w:szCs w:val="14"/>
               </w:rPr>
-              <w:t xml:space="preserve">Source: PhET Interactive Simulations (English)</w:t>
+              <w:t xml:space="preserve">Source: Khan Academy (English - US curriculum)</w:t>
             </w:r>
           </w:p>
           <w:p>
@@ -27671,7 +27666,7 @@
               <w:spacing w:after="10" w:before="0"/>
               <w:ind w:left="120"/>
             </w:pPr>
-            <w:hyperlink w:history="1" r:id="rIdj8veou01vieaz5wuhtmqb">
+            <w:hyperlink w:history="1" r:id="rIdbuzixp3z1ptobs1qhe2si">
               <w:r>
                 <w:rPr>
                   <w:rFonts w:ascii="Arial" w:cs="Arial" w:eastAsia="Arial" w:hAnsi="Arial"/>
@@ -27716,7 +27711,7 @@
             <w:pPr>
               <w:spacing w:after="20" w:before="0"/>
             </w:pPr>
-            <w:hyperlink w:history="1" r:id="rIde8kwo3bsdam3lz-u_qmez">
+            <w:hyperlink w:history="1" r:id="rIdogxjzmncud8nhtdawwyfu">
               <w:r>
                 <w:rPr>
                   <w:rFonts w:ascii="Arial" w:cs="Arial" w:eastAsia="Arial" w:hAnsi="Arial"/>
@@ -27725,7 +27720,7 @@
                   <w:szCs w:val="16"/>
                   <w:u w:val="single" w:color="2E75B6"/>
                 </w:rPr>
-                <w:t xml:space="preserve">Applications: Fluid Forces (Flexbook)</w:t>
+                <w:t xml:space="preserve">Charges and Fields</w:t>
               </w:r>
             </w:hyperlink>
           </w:p>
@@ -27741,7 +27736,7 @@
                 <w:sz w:val="14"/>
                 <w:szCs w:val="14"/>
               </w:rPr>
-              <w:t xml:space="preserve">Source: CK-12</w:t>
+              <w:t xml:space="preserve">Source: PhET Interactive Simulations (English)</w:t>
             </w:r>
           </w:p>
           <w:p>
@@ -27749,7 +27744,7 @@
               <w:spacing w:after="10" w:before="0"/>
               <w:ind w:left="120"/>
             </w:pPr>
-            <w:hyperlink w:history="1" r:id="rIdk2h0jeea1mabeaydb6odp">
+            <w:hyperlink w:history="1" r:id="rIdqbiyk4mmkxfeh7a8nndqq">
               <w:r>
                 <w:rPr>
                   <w:rFonts w:ascii="Arial" w:cs="Arial" w:eastAsia="Arial" w:hAnsi="Arial"/>
@@ -27944,7 +27939,7 @@
             <w:pPr>
               <w:spacing w:after="20" w:before="0"/>
             </w:pPr>
-            <w:hyperlink w:history="1" r:id="rIdqjtdco5jihxeok-olibdn">
+            <w:hyperlink w:history="1" r:id="rId-kj2gzuymtjn75zp5kdiy">
               <w:r>
                 <w:rPr>
                   <w:rFonts w:ascii="Arial" w:cs="Arial" w:eastAsia="Arial" w:hAnsi="Arial"/>
@@ -27953,7 +27948,7 @@
                   <w:szCs w:val="16"/>
                   <w:u w:val="single" w:color="2E75B6"/>
                 </w:rPr>
-                <w:t xml:space="preserve">Video: Molecule Polarity</w:t>
+                <w:t xml:space="preserve">Net electric field from multiple charges in 2D</w:t>
               </w:r>
             </w:hyperlink>
           </w:p>
@@ -27969,7 +27964,7 @@
                 <w:sz w:val="14"/>
                 <w:szCs w:val="14"/>
               </w:rPr>
-              <w:t xml:space="preserve">Source: PhET Interactive Simulations (English)</w:t>
+              <w:t xml:space="preserve">Source: Khan Academy (English - US curriculum)</w:t>
             </w:r>
           </w:p>
           <w:p>
@@ -27977,7 +27972,7 @@
               <w:spacing w:after="10" w:before="0"/>
               <w:ind w:left="120"/>
             </w:pPr>
-            <w:hyperlink w:history="1" r:id="rId8apihx_wwxy9d5ronywpm">
+            <w:hyperlink w:history="1" r:id="rId6zj9roeya7mg4qbmrgkjl">
               <w:r>
                 <w:rPr>
                   <w:rFonts w:ascii="Arial" w:cs="Arial" w:eastAsia="Arial" w:hAnsi="Arial"/>
@@ -28022,7 +28017,7 @@
             <w:pPr>
               <w:spacing w:after="20" w:before="0"/>
             </w:pPr>
-            <w:hyperlink w:history="1" r:id="rIdtwveos6t2nc6jm9xgkvpy">
+            <w:hyperlink w:history="1" r:id="rIde_re_hwwlf8-sils5alzv">
               <w:r>
                 <w:rPr>
                   <w:rFonts w:ascii="Arial" w:cs="Arial" w:eastAsia="Arial" w:hAnsi="Arial"/>
@@ -28031,7 +28026,7 @@
                   <w:szCs w:val="16"/>
                   <w:u w:val="single" w:color="2E75B6"/>
                 </w:rPr>
-                <w:t xml:space="preserve">Applications: Fluid Forces (Flexbook)</w:t>
+                <w:t xml:space="preserve">Charges and Fields</w:t>
               </w:r>
             </w:hyperlink>
           </w:p>
@@ -28047,7 +28042,7 @@
                 <w:sz w:val="14"/>
                 <w:szCs w:val="14"/>
               </w:rPr>
-              <w:t xml:space="preserve">Source: CK-12</w:t>
+              <w:t xml:space="preserve">Source: PhET Interactive Simulations (English)</w:t>
             </w:r>
           </w:p>
           <w:p>
@@ -28055,7 +28050,7 @@
               <w:spacing w:after="10" w:before="0"/>
               <w:ind w:left="120"/>
             </w:pPr>
-            <w:hyperlink w:history="1" r:id="rIdgkzbls9ctz0_r9wtk_9st">
+            <w:hyperlink w:history="1" r:id="rId-dd2jij7ah2uydsduzzee">
               <w:r>
                 <w:rPr>
                   <w:rFonts w:ascii="Arial" w:cs="Arial" w:eastAsia="Arial" w:hAnsi="Arial"/>

--- a/data/outputs/v2/Physics/SS3.4_Electrostatics/Physics_Electrostatics_CBE_LessonSequence.docx
+++ b/data/outputs/v2/Physics/SS3.4_Electrostatics/Physics_Electrostatics_CBE_LessonSequence.docx
@@ -3571,7 +3571,7 @@
             <w:pPr>
               <w:spacing w:after="20" w:before="0"/>
             </w:pPr>
-            <w:hyperlink w:history="1" r:id="rId60pmhdxo2u_yi4sfia44p">
+            <w:hyperlink w:history="1" r:id="rIdivetb6ydn8o4ce8fijlm5">
               <w:r>
                 <w:rPr>
                   <w:rFonts w:ascii="Arial" w:cs="Arial" w:eastAsia="Arial" w:hAnsi="Arial"/>
@@ -3604,7 +3604,7 @@
               <w:spacing w:after="10" w:before="0"/>
               <w:ind w:left="120"/>
             </w:pPr>
-            <w:hyperlink w:history="1" r:id="rIdjwofbj9h3h7z7skuaerwl">
+            <w:hyperlink w:history="1" r:id="rIddb1ogfyem4yl0dqnrkf8i">
               <w:r>
                 <w:rPr>
                   <w:rFonts w:ascii="Arial" w:cs="Arial" w:eastAsia="Arial" w:hAnsi="Arial"/>
@@ -3649,7 +3649,7 @@
             <w:pPr>
               <w:spacing w:after="20" w:before="0"/>
             </w:pPr>
-            <w:hyperlink w:history="1" r:id="rIdycwhgis9ehse1d-6lsmnn">
+            <w:hyperlink w:history="1" r:id="rId7-epd8lpvdxlxcytzk2bh">
               <w:r>
                 <w:rPr>
                   <w:rFonts w:ascii="Arial" w:cs="Arial" w:eastAsia="Arial" w:hAnsi="Arial"/>
@@ -3682,7 +3682,7 @@
               <w:spacing w:after="10" w:before="0"/>
               <w:ind w:left="120"/>
             </w:pPr>
-            <w:hyperlink w:history="1" r:id="rIdk11skpm-avtmadecumsk9">
+            <w:hyperlink w:history="1" r:id="rIdboqlrpzpxgp7dyzurombl">
               <w:r>
                 <w:rPr>
                   <w:rFonts w:ascii="Arial" w:cs="Arial" w:eastAsia="Arial" w:hAnsi="Arial"/>
@@ -3877,7 +3877,7 @@
             <w:pPr>
               <w:spacing w:after="20" w:before="0"/>
             </w:pPr>
-            <w:hyperlink w:history="1" r:id="rIdhoyq-i1qqjdqsqw27tbmz">
+            <w:hyperlink w:history="1" r:id="rIdlezbuazqlqrgxpcdtgiju">
               <w:r>
                 <w:rPr>
                   <w:rFonts w:ascii="Arial" w:cs="Arial" w:eastAsia="Arial" w:hAnsi="Arial"/>
@@ -3886,7 +3886,7 @@
                   <w:szCs w:val="16"/>
                   <w:u w:val="single" w:color="2E75B6"/>
                 </w:rPr>
-                <w:t xml:space="preserve">Electric field direction</w:t>
+                <w:t xml:space="preserve">Electrostatic telegraphs (case study)</w:t>
               </w:r>
             </w:hyperlink>
           </w:p>
@@ -3910,7 +3910,7 @@
               <w:spacing w:after="10" w:before="0"/>
               <w:ind w:left="120"/>
             </w:pPr>
-            <w:hyperlink w:history="1" r:id="rIdypfxzwsqievfylf6uy4sp">
+            <w:hyperlink w:history="1" r:id="rId6l9aotwpkmtcuszpnxfrc">
               <w:r>
                 <w:rPr>
                   <w:rFonts w:ascii="Arial" w:cs="Arial" w:eastAsia="Arial" w:hAnsi="Arial"/>
@@ -3955,7 +3955,7 @@
             <w:pPr>
               <w:spacing w:after="20" w:before="0"/>
             </w:pPr>
-            <w:hyperlink w:history="1" r:id="rIdruhgosrcwvim355vt7scg">
+            <w:hyperlink w:history="1" r:id="rId8ixljzgjvjaiblqm7mvdz">
               <w:r>
                 <w:rPr>
                   <w:rFonts w:ascii="Arial" w:cs="Arial" w:eastAsia="Arial" w:hAnsi="Arial"/>
@@ -3988,7 +3988,7 @@
               <w:spacing w:after="10" w:before="0"/>
               <w:ind w:left="120"/>
             </w:pPr>
-            <w:hyperlink w:history="1" r:id="rIdkmwjgaldvqa18o-p-u4f7">
+            <w:hyperlink w:history="1" r:id="rIdmw6xbejtrt6yw4q_h4h9t">
               <w:r>
                 <w:rPr>
                   <w:rFonts w:ascii="Arial" w:cs="Arial" w:eastAsia="Arial" w:hAnsi="Arial"/>
@@ -4357,7 +4357,7 @@
             <w:pPr>
               <w:spacing w:after="20" w:before="0"/>
             </w:pPr>
-            <w:hyperlink w:history="1" r:id="rIdmhkpgaoqhuqscju_8wi9i">
+            <w:hyperlink w:history="1" r:id="rIdo6pdli9evmqxy_ldyapha">
               <w:r>
                 <w:rPr>
                   <w:rFonts w:ascii="Arial" w:cs="Arial" w:eastAsia="Arial" w:hAnsi="Arial"/>
@@ -4390,7 +4390,7 @@
               <w:spacing w:after="10" w:before="0"/>
               <w:ind w:left="120"/>
             </w:pPr>
-            <w:hyperlink w:history="1" r:id="rIdk-ls_ksjvar0jh0h7e8mx">
+            <w:hyperlink w:history="1" r:id="rIdslroadheqdaencstab9qt">
               <w:r>
                 <w:rPr>
                   <w:rFonts w:ascii="Arial" w:cs="Arial" w:eastAsia="Arial" w:hAnsi="Arial"/>
@@ -4435,7 +4435,7 @@
             <w:pPr>
               <w:spacing w:after="20" w:before="0"/>
             </w:pPr>
-            <w:hyperlink w:history="1" r:id="rIdcrw_oh5gzes1abzylhvaf">
+            <w:hyperlink w:history="1" r:id="rIdtfyctw-_ic9rgja00bz8h">
               <w:r>
                 <w:rPr>
                   <w:rFonts w:ascii="Arial" w:cs="Arial" w:eastAsia="Arial" w:hAnsi="Arial"/>
@@ -4468,7 +4468,7 @@
               <w:spacing w:after="10" w:before="0"/>
               <w:ind w:left="120"/>
             </w:pPr>
-            <w:hyperlink w:history="1" r:id="rIdzi08xotyjocq-lxiihjba">
+            <w:hyperlink w:history="1" r:id="rIdwwvlcc07yh4ljpsne7z7r">
               <w:r>
                 <w:rPr>
                   <w:rFonts w:ascii="Arial" w:cs="Arial" w:eastAsia="Arial" w:hAnsi="Arial"/>
@@ -4739,7 +4739,7 @@
             <w:pPr>
               <w:spacing w:after="20" w:before="0"/>
             </w:pPr>
-            <w:hyperlink w:history="1" r:id="rId4gwwmt0afdg35_jtdifxz">
+            <w:hyperlink w:history="1" r:id="rIdtupwte8p-gxszw1kl_vm4">
               <w:r>
                 <w:rPr>
                   <w:rFonts w:ascii="Arial" w:cs="Arial" w:eastAsia="Arial" w:hAnsi="Arial"/>
@@ -4772,7 +4772,7 @@
               <w:spacing w:after="10" w:before="0"/>
               <w:ind w:left="120"/>
             </w:pPr>
-            <w:hyperlink w:history="1" r:id="rIds1axnfj66vc1vpanjs4ua">
+            <w:hyperlink w:history="1" r:id="rIdt-3gunn7ict0wuuyag4qk">
               <w:r>
                 <w:rPr>
                   <w:rFonts w:ascii="Arial" w:cs="Arial" w:eastAsia="Arial" w:hAnsi="Arial"/>
@@ -4817,7 +4817,7 @@
             <w:pPr>
               <w:spacing w:after="20" w:before="0"/>
             </w:pPr>
-            <w:hyperlink w:history="1" r:id="rIdptaduf114to1bw3vzc7zx">
+            <w:hyperlink w:history="1" r:id="rIdembtjgfw3a_rcc2jaapua">
               <w:r>
                 <w:rPr>
                   <w:rFonts w:ascii="Arial" w:cs="Arial" w:eastAsia="Arial" w:hAnsi="Arial"/>
@@ -4850,7 +4850,7 @@
               <w:spacing w:after="10" w:before="0"/>
               <w:ind w:left="120"/>
             </w:pPr>
-            <w:hyperlink w:history="1" r:id="rId0fwk7y1_vmlyd1nw8seww">
+            <w:hyperlink w:history="1" r:id="rIdg81lxslsflfmq49szbtqd">
               <w:r>
                 <w:rPr>
                   <w:rFonts w:ascii="Arial" w:cs="Arial" w:eastAsia="Arial" w:hAnsi="Arial"/>
@@ -5045,7 +5045,7 @@
             <w:pPr>
               <w:spacing w:after="20" w:before="0"/>
             </w:pPr>
-            <w:hyperlink w:history="1" r:id="rIdh_pti_tbz5pjbgiaa85hy">
+            <w:hyperlink w:history="1" r:id="rIdmquazxddo2xnekztdg36c">
               <w:r>
                 <w:rPr>
                   <w:rFonts w:ascii="Arial" w:cs="Arial" w:eastAsia="Arial" w:hAnsi="Arial"/>
@@ -5078,7 +5078,7 @@
               <w:spacing w:after="10" w:before="0"/>
               <w:ind w:left="120"/>
             </w:pPr>
-            <w:hyperlink w:history="1" r:id="rIdpkuzalsue0m2ccaxp4guw">
+            <w:hyperlink w:history="1" r:id="rIdw6hbma79blcfrfxlmsso4">
               <w:r>
                 <w:rPr>
                   <w:rFonts w:ascii="Arial" w:cs="Arial" w:eastAsia="Arial" w:hAnsi="Arial"/>
@@ -5123,7 +5123,7 @@
             <w:pPr>
               <w:spacing w:after="20" w:before="0"/>
             </w:pPr>
-            <w:hyperlink w:history="1" r:id="rIdefxkdxfheksimkpckgwby">
+            <w:hyperlink w:history="1" r:id="rIdg8rkngg82iyd8_krwwlj9">
               <w:r>
                 <w:rPr>
                   <w:rFonts w:ascii="Arial" w:cs="Arial" w:eastAsia="Arial" w:hAnsi="Arial"/>
@@ -5156,7 +5156,7 @@
               <w:spacing w:after="10" w:before="0"/>
               <w:ind w:left="120"/>
             </w:pPr>
-            <w:hyperlink w:history="1" r:id="rIdqvpolkqw2gb2ioevvxvzd">
+            <w:hyperlink w:history="1" r:id="rIdbr4l5wldd3xirhfuhxmk5">
               <w:r>
                 <w:rPr>
                   <w:rFonts w:ascii="Arial" w:cs="Arial" w:eastAsia="Arial" w:hAnsi="Arial"/>
@@ -6871,7 +6871,313 @@
             <w:pPr>
               <w:spacing w:after="20" w:before="0"/>
             </w:pPr>
-            <w:hyperlink w:history="1" r:id="rId71owmv2e8fjnimv514trc">
+            <w:hyperlink w:history="1" r:id="rIddfmnyaummym_k1gaazwtk">
+              <w:r>
+                <w:rPr>
+                  <w:rFonts w:ascii="Arial" w:cs="Arial" w:eastAsia="Arial" w:hAnsi="Arial"/>
+                  <w:color w:val="2E75B6"/>
+                  <w:sz w:val="16"/>
+                  <w:szCs w:val="16"/>
+                  <w:u w:val="single" w:color="2E75B6"/>
+                </w:rPr>
+                <w:t xml:space="preserve">Electrostatic telegraphs (case study)</w:t>
+              </w:r>
+            </w:hyperlink>
+          </w:p>
+          <w:p>
+            <w:pPr>
+              <w:spacing w:after="10" w:before="0"/>
+              <w:ind w:left="120"/>
+            </w:pPr>
+            <w:r>
+              <w:rPr>
+                <w:rFonts w:ascii="Arial" w:cs="Arial" w:eastAsia="Arial" w:hAnsi="Arial"/>
+                <w:color w:val="595959"/>
+                <w:sz w:val="14"/>
+                <w:szCs w:val="14"/>
+              </w:rPr>
+              <w:t xml:space="preserve">Source: Khan Academy (English - US curriculum)</w:t>
+            </w:r>
+          </w:p>
+          <w:p>
+            <w:pPr>
+              <w:spacing w:after="10" w:before="0"/>
+              <w:ind w:left="120"/>
+            </w:pPr>
+            <w:hyperlink w:history="1" r:id="rIdgyd93b_iopsm1ligypslj">
+              <w:r>
+                <w:rPr>
+                  <w:rFonts w:ascii="Arial" w:cs="Arial" w:eastAsia="Arial" w:hAnsi="Arial"/>
+                  <w:color w:val="595959"/>
+                  <w:sz w:val="14"/>
+                  <w:szCs w:val="14"/>
+                  <w:u w:val="single" w:color="595959"/>
+                </w:rPr>
+                <w:t xml:space="preserve">🔍 Search ARES for similar videos</w:t>
+              </w:r>
+            </w:hyperlink>
+          </w:p>
+          <w:p>
+            <w:pPr>
+              <w:spacing w:after="40" w:before="0"/>
+            </w:pPr>
+            <w:r>
+              <w:rPr>
+                <w:sz w:val="14"/>
+                <w:szCs w:val="14"/>
+              </w:rPr>
+              <w:t xml:space="preserve"/>
+            </w:r>
+          </w:p>
+          <w:p>
+            <w:pPr>
+              <w:spacing w:after="20" w:before="0"/>
+            </w:pPr>
+            <w:r>
+              <w:rPr>
+                <w:rFonts w:ascii="Arial" w:cs="Arial" w:eastAsia="Arial" w:hAnsi="Arial"/>
+                <w:b/>
+                <w:bCs/>
+                <w:color w:val="1F3864"/>
+                <w:sz w:val="16"/>
+                <w:szCs w:val="16"/>
+              </w:rPr>
+              <w:t xml:space="preserve">📖 HTML:</w:t>
+            </w:r>
+          </w:p>
+          <w:p>
+            <w:pPr>
+              <w:spacing w:after="20" w:before="0"/>
+            </w:pPr>
+            <w:hyperlink w:history="1" r:id="rIdx31ktfig8ekkgpg11qzyj">
+              <w:r>
+                <w:rPr>
+                  <w:rFonts w:ascii="Arial" w:cs="Arial" w:eastAsia="Arial" w:hAnsi="Arial"/>
+                  <w:color w:val="2E75B6"/>
+                  <w:sz w:val="16"/>
+                  <w:szCs w:val="16"/>
+                  <w:u w:val="single" w:color="2E75B6"/>
+                </w:rPr>
+                <w:t xml:space="preserve">Balloons and Static Electricity</w:t>
+              </w:r>
+            </w:hyperlink>
+          </w:p>
+          <w:p>
+            <w:pPr>
+              <w:spacing w:after="10" w:before="0"/>
+              <w:ind w:left="120"/>
+            </w:pPr>
+            <w:r>
+              <w:rPr>
+                <w:rFonts w:ascii="Arial" w:cs="Arial" w:eastAsia="Arial" w:hAnsi="Arial"/>
+                <w:color w:val="595959"/>
+                <w:sz w:val="14"/>
+                <w:szCs w:val="14"/>
+              </w:rPr>
+              <w:t xml:space="preserve">Source: PhET Interactive Simulations (English)</w:t>
+            </w:r>
+          </w:p>
+          <w:p>
+            <w:pPr>
+              <w:spacing w:after="10" w:before="0"/>
+              <w:ind w:left="120"/>
+            </w:pPr>
+            <w:hyperlink w:history="1" r:id="rIdd3w0gtsr5kfiygdot4nlk">
+              <w:r>
+                <w:rPr>
+                  <w:rFonts w:ascii="Arial" w:cs="Arial" w:eastAsia="Arial" w:hAnsi="Arial"/>
+                  <w:color w:val="595959"/>
+                  <w:sz w:val="14"/>
+                  <w:szCs w:val="14"/>
+                  <w:u w:val="single" w:color="595959"/>
+                </w:rPr>
+                <w:t xml:space="preserve">🔍 Search ARES for similar readings</w:t>
+              </w:r>
+            </w:hyperlink>
+          </w:p>
+        </w:tc>
+        <w:tc>
+          <w:tcPr>
+            <w:tcW w:type="dxa" w:w="3040"/>
+            <w:shd w:fill="FFFFFF" w:color="auto" w:val="clear"/>
+            <w:tcMar>
+              <w:top w:type="dxa" w:w="60"/>
+              <w:left w:type="dxa" w:w="120"/>
+              <w:bottom w:type="dxa" w:w="60"/>
+              <w:right w:type="dxa" w:w="120"/>
+            </w:tcMar>
+            <w:vAlign w:val="top"/>
+          </w:tcPr>
+          <w:p>
+            <w:pPr>
+              <w:spacing w:after="40" w:before="0"/>
+              <w:jc w:val="left"/>
+            </w:pPr>
+            <w:r>
+              <w:rPr>
+                <w:rFonts w:ascii="Arial" w:cs="Arial" w:eastAsia="Arial" w:hAnsi="Arial"/>
+                <w:b w:val="false"/>
+                <w:bCs w:val="false"/>
+                <w:i w:val="false"/>
+                <w:iCs w:val="false"/>
+                <w:color w:val="000000"/>
+                <w:sz w:val="18"/>
+                <w:szCs w:val="18"/>
+              </w:rPr>
+              <w:t xml:space="preserve">Learners individually examine two photographs on the ARES screen: (A) the scorch pattern on the iron roof at Ol Kalou Market and (B) the undamaged wooden stall beside it. They read the prompt: 'The iron roof was struck; the wooden stall was not. What is different about these two materials that could explain this?' Each learner writes a silent, individual prediction on a sticky note (or digital equivalent) using the sentence stem: 'I think the iron roof was struck because _____, and the wooden stall was not struck because _____.' Learners then share predictions in a Think-Pair-Share with their shoulder partner before two or three pairs share with the class. Learners keep their predictions visible on their desks throughout the lesson to revisit.</w:t>
+            </w:r>
+          </w:p>
+        </w:tc>
+        <w:tc>
+          <w:tcPr>
+            <w:tcW w:type="dxa" w:w="3040"/>
+            <w:shd w:fill="F2F2F2" w:color="auto" w:val="clear"/>
+            <w:tcMar>
+              <w:top w:type="dxa" w:w="60"/>
+              <w:left w:type="dxa" w:w="120"/>
+              <w:bottom w:type="dxa" w:w="60"/>
+              <w:right w:type="dxa" w:w="120"/>
+            </w:tcMar>
+            <w:vAlign w:val="top"/>
+          </w:tcPr>
+          <w:p>
+            <w:pPr>
+              <w:spacing w:after="40" w:before="0"/>
+              <w:jc w:val="left"/>
+            </w:pPr>
+            <w:r>
+              <w:rPr>
+                <w:rFonts w:ascii="Arial" w:cs="Arial" w:eastAsia="Arial" w:hAnsi="Arial"/>
+                <w:b w:val="false"/>
+                <w:bCs w:val="false"/>
+                <w:i w:val="false"/>
+                <w:iCs w:val="false"/>
+                <w:color w:val="000000"/>
+                <w:sz w:val="18"/>
+                <w:szCs w:val="18"/>
+              </w:rPr>
+              <w:t xml:space="preserve">Display photographs A and B on the ARES screen. Say: 'Before we do any investigation today, I want you to think silently on your own. Look carefully at both images. What is different about these two materials — iron and wood — that might explain why one was struck and the other was not? You have 90 seconds of silent thinking time. Write your prediction on your sticky note using the sentence stem on the board.' [Allow 90 seconds of genuine silence — do not circulate or prompt.] After 90 seconds say: 'Now turn to your shoulder partner. You each have 30 seconds to share your prediction. Listen carefully because I will ask some of you to share your partner's idea, not your own.' [Allow 60 seconds of partner talk.] Cold-call 3 pairs: 'Amina, tell me what YOUR PARTNER predicted — not your own idea.' Record key prediction words on the board in two columns: 'Material properties' and 'Something invisible.' Do not confirm or correct. Say: 'Hold on to your predictions. By the end of today you will know whether you were right.'</w:t>
+            </w:r>
+          </w:p>
+        </w:tc>
+        <w:tc>
+          <w:tcPr>
+            <w:tcW w:type="dxa" w:w="3040"/>
+            <w:shd w:fill="FFFFFF" w:color="auto" w:val="clear"/>
+            <w:tcMar>
+              <w:top w:type="dxa" w:w="60"/>
+              <w:left w:type="dxa" w:w="120"/>
+              <w:bottom w:type="dxa" w:w="60"/>
+              <w:right w:type="dxa" w:w="120"/>
+            </w:tcMar>
+            <w:vAlign w:val="top"/>
+          </w:tcPr>
+          <w:p>
+            <w:pPr>
+              <w:spacing w:after="40" w:before="0"/>
+              <w:jc w:val="left"/>
+            </w:pPr>
+            <w:r>
+              <w:rPr>
+                <w:rFonts w:ascii="Arial" w:cs="Arial" w:eastAsia="Arial" w:hAnsi="Arial"/>
+                <w:b w:val="false"/>
+                <w:bCs w:val="false"/>
+                <w:i w:val="false"/>
+                <w:iCs w:val="false"/>
+                <w:color w:val="000000"/>
+                <w:sz w:val="18"/>
+                <w:szCs w:val="18"/>
+              </w:rPr>
+              <w:t xml:space="preserve">Think-Pair-Share with sentence stems — this strategy externalises prior knowledge and surfaces alternative conceptions (e.g., 'lightning chooses tall things' or 'iron is heavier') without the teacher correcting them, preserving cognitive tension that drives inquiry.</w:t>
+            </w:r>
+          </w:p>
+        </w:tc>
+        <w:tc>
+          <w:tcPr>
+            <w:tcW w:type="dxa" w:w="3040"/>
+            <w:shd w:fill="F2F2F2" w:color="auto" w:val="clear"/>
+            <w:tcMar>
+              <w:top w:type="dxa" w:w="60"/>
+              <w:left w:type="dxa" w:w="120"/>
+              <w:bottom w:type="dxa" w:w="60"/>
+              <w:right w:type="dxa" w:w="120"/>
+            </w:tcMar>
+            <w:vAlign w:val="top"/>
+          </w:tcPr>
+          <w:p>
+            <w:pPr>
+              <w:spacing w:after="40" w:before="0"/>
+              <w:jc w:val="left"/>
+            </w:pPr>
+            <w:r>
+              <w:rPr>
+                <w:rFonts w:ascii="Arial" w:cs="Arial" w:eastAsia="Arial" w:hAnsi="Arial"/>
+                <w:b w:val="false"/>
+                <w:bCs w:val="false"/>
+                <w:i w:val="false"/>
+                <w:iCs w:val="false"/>
+                <w:color w:val="000000"/>
+                <w:sz w:val="18"/>
+                <w:szCs w:val="18"/>
+              </w:rPr>
+              <w:t xml:space="preserve">Observable indicator: Every learner has a written prediction on their sticky note before the pair-share begins. Teacher scans the room during the 90-second silence. Listen for alternative conceptions during the cold-calls (e.g., 'iron is taller' — note these for explicit address in the Explain phase). Success threshold: At least one learner in each group uses language related to the material itself (not just shape or size), signalling readiness to investigate material properties.</w:t>
+            </w:r>
+          </w:p>
+        </w:tc>
+      </w:tr>
+      <w:tr>
+        <w:tc>
+          <w:tcPr>
+            <w:tcW w:type="dxa" w:w="1520"/>
+            <w:shd w:fill="D9EEF1" w:color="auto" w:val="clear"/>
+            <w:tcMar>
+              <w:top w:type="dxa" w:w="60"/>
+              <w:left w:type="dxa" w:w="120"/>
+              <w:bottom w:type="dxa" w:w="60"/>
+              <w:right w:type="dxa" w:w="120"/>
+            </w:tcMar>
+            <w:vAlign w:val="top"/>
+          </w:tcPr>
+          <w:p>
+            <w:pPr>
+              <w:spacing w:after="40" w:before="0"/>
+              <w:jc w:val="left"/>
+            </w:pPr>
+            <w:r>
+              <w:rPr>
+                <w:rFonts w:ascii="Arial" w:cs="Arial" w:eastAsia="Arial" w:hAnsi="Arial"/>
+                <w:b/>
+                <w:bCs/>
+                <w:i w:val="false"/>
+                <w:iCs w:val="false"/>
+                <w:color w:val="000000"/>
+                <w:sz w:val="18"/>
+                <w:szCs w:val="18"/>
+              </w:rPr>
+              <w:t xml:space="preserve">Observe Phase</w:t>
+            </w:r>
+          </w:p>
+          <w:p>
+            <w:pPr>
+              <w:spacing w:after="20" w:before="0"/>
+            </w:pPr>
+            <w:r>
+              <w:rPr>
+                <w:rFonts w:ascii="Arial" w:cs="Arial" w:eastAsia="Arial" w:hAnsi="Arial"/>
+                <w:b/>
+                <w:bCs/>
+                <w:color w:val="1F3864"/>
+                <w:sz w:val="16"/>
+                <w:szCs w:val="16"/>
+              </w:rPr>
+              <w:t xml:space="preserve">📹 VIDEO:</w:t>
+            </w:r>
+          </w:p>
+          <w:p>
+            <w:pPr>
+              <w:spacing w:after="20" w:before="0"/>
+            </w:pPr>
+            <w:hyperlink w:history="1" r:id="rIdskzosto4tsxh_trtx2xgs">
               <w:r>
                 <w:rPr>
                   <w:rFonts w:ascii="Arial" w:cs="Arial" w:eastAsia="Arial" w:hAnsi="Arial"/>
@@ -6904,7 +7210,7 @@
               <w:spacing w:after="10" w:before="0"/>
               <w:ind w:left="120"/>
             </w:pPr>
-            <w:hyperlink w:history="1" r:id="rId4o0m-asmgerzbqkr_me9x">
+            <w:hyperlink w:history="1" r:id="rIdu_zkequr8w6j0tk19a-gs">
               <w:r>
                 <w:rPr>
                   <w:rFonts w:ascii="Arial" w:cs="Arial" w:eastAsia="Arial" w:hAnsi="Arial"/>
@@ -6949,7 +7255,925 @@
             <w:pPr>
               <w:spacing w:after="20" w:before="0"/>
             </w:pPr>
-            <w:hyperlink w:history="1" r:id="rId_ul0v8d1ziq6onjik6atv">
+            <w:hyperlink w:history="1" r:id="rIdpo8byasbt_dsxzv8gkstg">
+              <w:r>
+                <w:rPr>
+                  <w:rFonts w:ascii="Arial" w:cs="Arial" w:eastAsia="Arial" w:hAnsi="Arial"/>
+                  <w:color w:val="2E75B6"/>
+                  <w:sz w:val="16"/>
+                  <w:szCs w:val="16"/>
+                  <w:u w:val="single" w:color="2E75B6"/>
+                </w:rPr>
+                <w:t xml:space="preserve">Transfer of Electric Charge (Flexbook)</w:t>
+              </w:r>
+            </w:hyperlink>
+          </w:p>
+          <w:p>
+            <w:pPr>
+              <w:spacing w:after="10" w:before="0"/>
+              <w:ind w:left="120"/>
+            </w:pPr>
+            <w:r>
+              <w:rPr>
+                <w:rFonts w:ascii="Arial" w:cs="Arial" w:eastAsia="Arial" w:hAnsi="Arial"/>
+                <w:color w:val="595959"/>
+                <w:sz w:val="14"/>
+                <w:szCs w:val="14"/>
+              </w:rPr>
+              <w:t xml:space="preserve">Source: CK-12</w:t>
+            </w:r>
+          </w:p>
+          <w:p>
+            <w:pPr>
+              <w:spacing w:after="10" w:before="0"/>
+              <w:ind w:left="120"/>
+            </w:pPr>
+            <w:hyperlink w:history="1" r:id="rIdsxrwvcx-ukizpmdevk1r7">
+              <w:r>
+                <w:rPr>
+                  <w:rFonts w:ascii="Arial" w:cs="Arial" w:eastAsia="Arial" w:hAnsi="Arial"/>
+                  <w:color w:val="595959"/>
+                  <w:sz w:val="14"/>
+                  <w:szCs w:val="14"/>
+                  <w:u w:val="single" w:color="595959"/>
+                </w:rPr>
+                <w:t xml:space="preserve">🔍 Search ARES for similar readings</w:t>
+              </w:r>
+            </w:hyperlink>
+          </w:p>
+        </w:tc>
+        <w:tc>
+          <w:tcPr>
+            <w:tcW w:type="dxa" w:w="3040"/>
+            <w:shd w:fill="FFFFFF" w:color="auto" w:val="clear"/>
+            <w:tcMar>
+              <w:top w:type="dxa" w:w="60"/>
+              <w:left w:type="dxa" w:w="120"/>
+              <w:bottom w:type="dxa" w:w="60"/>
+              <w:right w:type="dxa" w:w="120"/>
+            </w:tcMar>
+            <w:vAlign w:val="top"/>
+          </w:tcPr>
+          <w:p>
+            <w:pPr>
+              <w:spacing w:after="40" w:before="0"/>
+              <w:jc w:val="left"/>
+            </w:pPr>
+            <w:r>
+              <w:rPr>
+                <w:rFonts w:ascii="Arial" w:cs="Arial" w:eastAsia="Arial" w:hAnsi="Arial"/>
+                <w:b w:val="false"/>
+                <w:bCs w:val="false"/>
+                <w:i w:val="false"/>
+                <w:iCs w:val="false"/>
+                <w:color w:val="000000"/>
+                <w:sz w:val="18"/>
+                <w:szCs w:val="18"/>
+              </w:rPr>
+              <w:t xml:space="preserve">Groups of 4 carry out a structured three-part friction investigation. PART A — Charging by friction and attraction/repulsion test: Each group has two inflated balloons on strings, one piece of wool cloth, and one piece of nylon fabric (cut from a common Kenyan shopping bag). Learners rub Balloon 1 with wool and Balloon 2 with wool, then slowly bring them together and record what happens. They then rub Balloon 1 with wool and Balloon 2 with nylon, bring them together, and record again. They also bring a charged balloon near a small pile of torn paper scraps ('mapande ya karatasi') and near a thin stream of water from a bottle cap hole. PART B — Comb and paper scraps test: Each learner runs a plastic comb through dry hair five times, then holds it 2 cm above a pile of paper scraps. They record observations and sketch the set-up. PART C — Conductor/insulator classification: Groups receive a set of 6 labelled materials (iron wire, sisal twine, copper wire from a jua kali workshop scrap, dried maize husk, rubber slipper sole offcut, iron-sheet offcut). Using a simple circuit tester (1.5 V cell, bulb, two crocodile-clip leads), they test whether each material allows current to flow (bulb lights = conductor; bulb stays off = insulator) and record in a 3-column table: Material | Conductor or Insulator | What this means for lightning. All observations are recorded in learner notebooks using labelled sketches and a results table.</w:t>
+            </w:r>
+          </w:p>
+        </w:tc>
+        <w:tc>
+          <w:tcPr>
+            <w:tcW w:type="dxa" w:w="3040"/>
+            <w:shd w:fill="F2F2F2" w:color="auto" w:val="clear"/>
+            <w:tcMar>
+              <w:top w:type="dxa" w:w="60"/>
+              <w:left w:type="dxa" w:w="120"/>
+              <w:bottom w:type="dxa" w:w="60"/>
+              <w:right w:type="dxa" w:w="120"/>
+            </w:tcMar>
+            <w:vAlign w:val="top"/>
+          </w:tcPr>
+          <w:p>
+            <w:pPr>
+              <w:spacing w:after="40" w:before="0"/>
+              <w:jc w:val="left"/>
+            </w:pPr>
+            <w:r>
+              <w:rPr>
+                <w:rFonts w:ascii="Arial" w:cs="Arial" w:eastAsia="Arial" w:hAnsi="Arial"/>
+                <w:b w:val="false"/>
+                <w:bCs w:val="false"/>
+                <w:i w:val="false"/>
+                <w:iCs w:val="false"/>
+                <w:color w:val="000000"/>
+                <w:sz w:val="18"/>
+                <w:szCs w:val="18"/>
+              </w:rPr>
+              <w:t xml:space="preserve">Distribute materials before class begins so no time is lost. Say: 'You are now detectives at the Ol Kalou Market scene. Your job is to gather evidence — not yet explain. Record exactly what you see, hear, or feel. Do not write WHY yet.' [Circulate continuously during Part A. After 8 minutes, pause the class with a hand signal.] Ask the whole class: 'Hands up — which groups saw the two balloons push each other away when both were rubbed with wool?' [Count hands aloud: 'I see 4… 5… 6 groups.'] Then ask: 'Which groups saw them pull toward each other when rubbed with different materials?' [Count again.] Say: 'Interesting — so the rubbing material matters. Keep that in your head.' [During Part C, crouch to group level and ask targeted questions:] 'Wanjiku, your bulb is not lighting for the maize husk — what does that tell you about how charge would move through a maize husk in a storm?' [Allow 10-second WAIT TIME before probing further.] 'Now look at your iron-sheet offcut result — how does that connect to the Ol Kalou iron roof?' At the 35-minute mark, call: 'Finish your final table entry. You have 2 minutes to write one sentence under Part C column 3: What this means for lightning.' Cold-call 2 groups to read their sentence aloud before transitioning.</w:t>
+            </w:r>
+          </w:p>
+        </w:tc>
+        <w:tc>
+          <w:tcPr>
+            <w:tcW w:type="dxa" w:w="3040"/>
+            <w:shd w:fill="FFFFFF" w:color="auto" w:val="clear"/>
+            <w:tcMar>
+              <w:top w:type="dxa" w:w="60"/>
+              <w:left w:type="dxa" w:w="120"/>
+              <w:bottom w:type="dxa" w:w="60"/>
+              <w:right w:type="dxa" w:w="120"/>
+            </w:tcMar>
+            <w:vAlign w:val="top"/>
+          </w:tcPr>
+          <w:p>
+            <w:pPr>
+              <w:spacing w:after="40" w:before="0"/>
+              <w:jc w:val="left"/>
+            </w:pPr>
+            <w:r>
+              <w:rPr>
+                <w:rFonts w:ascii="Arial" w:cs="Arial" w:eastAsia="Arial" w:hAnsi="Arial"/>
+                <w:b w:val="false"/>
+                <w:bCs w:val="false"/>
+                <w:i w:val="false"/>
+                <w:iCs w:val="false"/>
+                <w:color w:val="000000"/>
+                <w:sz w:val="18"/>
+                <w:szCs w:val="18"/>
+              </w:rPr>
+              <w:t xml:space="preserve">Structured data-recording with a three-column results table — requiring learners to make the Ol Kalou connection in real time (column 3: 'What this means for lightning') prevents the investigation from becoming a disconnected lab activity and keeps the phenomenon as the interpretive frame throughout evidence gathering.</w:t>
+            </w:r>
+          </w:p>
+        </w:tc>
+        <w:tc>
+          <w:tcPr>
+            <w:tcW w:type="dxa" w:w="3040"/>
+            <w:shd w:fill="F2F2F2" w:color="auto" w:val="clear"/>
+            <w:tcMar>
+              <w:top w:type="dxa" w:w="60"/>
+              <w:left w:type="dxa" w:w="120"/>
+              <w:bottom w:type="dxa" w:w="60"/>
+              <w:right w:type="dxa" w:w="120"/>
+            </w:tcMar>
+            <w:vAlign w:val="top"/>
+          </w:tcPr>
+          <w:p>
+            <w:pPr>
+              <w:spacing w:after="40" w:before="0"/>
+              <w:jc w:val="left"/>
+            </w:pPr>
+            <w:r>
+              <w:rPr>
+                <w:rFonts w:ascii="Arial" w:cs="Arial" w:eastAsia="Arial" w:hAnsi="Arial"/>
+                <w:b w:val="false"/>
+                <w:bCs w:val="false"/>
+                <w:i w:val="false"/>
+                <w:iCs w:val="false"/>
+                <w:color w:val="000000"/>
+                <w:sz w:val="18"/>
+                <w:szCs w:val="18"/>
+              </w:rPr>
+              <w:t xml:space="preserve">Observable indicators: (1) All groups complete a results table with at least 5 of 6 materials correctly classified as conductor or insulator — teacher checks by circulating and initialling correct tables. (2) During the balloon test, groups can verbally state which combination produced repulsion and which produced attraction before the Explain phase begins. (3) In the column-3 sentences, listen for causal language linking conductors to charge flow and lightning pathways — this reveals readiness for the particle model. Flag any group that classifies sisal or maize husk as a conductor for targeted questioning in the Explain phase.</w:t>
+            </w:r>
+          </w:p>
+        </w:tc>
+      </w:tr>
+      <w:tr>
+        <w:tc>
+          <w:tcPr>
+            <w:tcW w:type="dxa" w:w="1520"/>
+            <w:shd w:fill="E2EFDA" w:color="auto" w:val="clear"/>
+            <w:tcMar>
+              <w:top w:type="dxa" w:w="60"/>
+              <w:left w:type="dxa" w:w="120"/>
+              <w:bottom w:type="dxa" w:w="60"/>
+              <w:right w:type="dxa" w:w="120"/>
+            </w:tcMar>
+            <w:vAlign w:val="top"/>
+          </w:tcPr>
+          <w:p>
+            <w:pPr>
+              <w:spacing w:after="40" w:before="0"/>
+              <w:jc w:val="left"/>
+            </w:pPr>
+            <w:r>
+              <w:rPr>
+                <w:rFonts w:ascii="Arial" w:cs="Arial" w:eastAsia="Arial" w:hAnsi="Arial"/>
+                <w:b/>
+                <w:bCs/>
+                <w:i w:val="false"/>
+                <w:iCs w:val="false"/>
+                <w:color w:val="000000"/>
+                <w:sz w:val="18"/>
+                <w:szCs w:val="18"/>
+              </w:rPr>
+              <w:t xml:space="preserve">Explain Phase</w:t>
+            </w:r>
+          </w:p>
+          <w:p>
+            <w:pPr>
+              <w:spacing w:after="20" w:before="0"/>
+            </w:pPr>
+            <w:r>
+              <w:rPr>
+                <w:rFonts w:ascii="Arial" w:cs="Arial" w:eastAsia="Arial" w:hAnsi="Arial"/>
+                <w:b/>
+                <w:bCs/>
+                <w:color w:val="1F3864"/>
+                <w:sz w:val="16"/>
+                <w:szCs w:val="16"/>
+              </w:rPr>
+              <w:t xml:space="preserve">📹 VIDEO:</w:t>
+            </w:r>
+          </w:p>
+          <w:p>
+            <w:pPr>
+              <w:spacing w:after="20" w:before="0"/>
+            </w:pPr>
+            <w:hyperlink w:history="1" r:id="rId-pffovhlg7ko_fxx6a8rl">
+              <w:r>
+                <w:rPr>
+                  <w:rFonts w:ascii="Arial" w:cs="Arial" w:eastAsia="Arial" w:hAnsi="Arial"/>
+                  <w:color w:val="2E75B6"/>
+                  <w:sz w:val="16"/>
+                  <w:szCs w:val="16"/>
+                  <w:u w:val="single" w:color="2E75B6"/>
+                </w:rPr>
+                <w:t xml:space="preserve">Conductors and insulators</w:t>
+              </w:r>
+            </w:hyperlink>
+          </w:p>
+          <w:p>
+            <w:pPr>
+              <w:spacing w:after="10" w:before="0"/>
+              <w:ind w:left="120"/>
+            </w:pPr>
+            <w:r>
+              <w:rPr>
+                <w:rFonts w:ascii="Arial" w:cs="Arial" w:eastAsia="Arial" w:hAnsi="Arial"/>
+                <w:color w:val="595959"/>
+                <w:sz w:val="14"/>
+                <w:szCs w:val="14"/>
+              </w:rPr>
+              <w:t xml:space="preserve">Source: Khan Academy (English - US curriculum)</w:t>
+            </w:r>
+          </w:p>
+          <w:p>
+            <w:pPr>
+              <w:spacing w:after="10" w:before="0"/>
+              <w:ind w:left="120"/>
+            </w:pPr>
+            <w:hyperlink w:history="1" r:id="rIddbkx_9wi5myli72b-2l35">
+              <w:r>
+                <w:rPr>
+                  <w:rFonts w:ascii="Arial" w:cs="Arial" w:eastAsia="Arial" w:hAnsi="Arial"/>
+                  <w:color w:val="595959"/>
+                  <w:sz w:val="14"/>
+                  <w:szCs w:val="14"/>
+                  <w:u w:val="single" w:color="595959"/>
+                </w:rPr>
+                <w:t xml:space="preserve">🔍 Search ARES for similar videos</w:t>
+              </w:r>
+            </w:hyperlink>
+          </w:p>
+          <w:p>
+            <w:pPr>
+              <w:spacing w:after="40" w:before="0"/>
+            </w:pPr>
+            <w:r>
+              <w:rPr>
+                <w:sz w:val="14"/>
+                <w:szCs w:val="14"/>
+              </w:rPr>
+              <w:t xml:space="preserve"/>
+            </w:r>
+          </w:p>
+          <w:p>
+            <w:pPr>
+              <w:spacing w:after="20" w:before="0"/>
+            </w:pPr>
+            <w:r>
+              <w:rPr>
+                <w:rFonts w:ascii="Arial" w:cs="Arial" w:eastAsia="Arial" w:hAnsi="Arial"/>
+                <w:b/>
+                <w:bCs/>
+                <w:color w:val="1F3864"/>
+                <w:sz w:val="16"/>
+                <w:szCs w:val="16"/>
+              </w:rPr>
+              <w:t xml:space="preserve">📖 EXERCISE:</w:t>
+            </w:r>
+          </w:p>
+          <w:p>
+            <w:pPr>
+              <w:spacing w:after="20" w:before="0"/>
+            </w:pPr>
+            <w:hyperlink w:history="1" r:id="rIderrgg6vse2kia4qeru7fa">
+              <w:r>
+                <w:rPr>
+                  <w:rFonts w:ascii="Arial" w:cs="Arial" w:eastAsia="Arial" w:hAnsi="Arial"/>
+                  <w:color w:val="2E75B6"/>
+                  <w:sz w:val="16"/>
+                  <w:szCs w:val="16"/>
+                  <w:u w:val="single" w:color="2E75B6"/>
+                </w:rPr>
+                <w:t xml:space="preserve">Transfer of Electric Charge Practice</w:t>
+              </w:r>
+            </w:hyperlink>
+          </w:p>
+          <w:p>
+            <w:pPr>
+              <w:spacing w:after="10" w:before="0"/>
+              <w:ind w:left="120"/>
+            </w:pPr>
+            <w:r>
+              <w:rPr>
+                <w:rFonts w:ascii="Arial" w:cs="Arial" w:eastAsia="Arial" w:hAnsi="Arial"/>
+                <w:color w:val="595959"/>
+                <w:sz w:val="14"/>
+                <w:szCs w:val="14"/>
+              </w:rPr>
+              <w:t xml:space="preserve">Source: CK-12</w:t>
+            </w:r>
+          </w:p>
+          <w:p>
+            <w:pPr>
+              <w:spacing w:after="10" w:before="0"/>
+              <w:ind w:left="120"/>
+            </w:pPr>
+            <w:hyperlink w:history="1" r:id="rId2_ocx-thyfy9qkh4xowfd">
+              <w:r>
+                <w:rPr>
+                  <w:rFonts w:ascii="Arial" w:cs="Arial" w:eastAsia="Arial" w:hAnsi="Arial"/>
+                  <w:color w:val="595959"/>
+                  <w:sz w:val="14"/>
+                  <w:szCs w:val="14"/>
+                  <w:u w:val="single" w:color="595959"/>
+                </w:rPr>
+                <w:t xml:space="preserve">🔍 Search ARES for similar readings</w:t>
+              </w:r>
+            </w:hyperlink>
+          </w:p>
+        </w:tc>
+        <w:tc>
+          <w:tcPr>
+            <w:tcW w:type="dxa" w:w="3040"/>
+            <w:shd w:fill="FFFFFF" w:color="auto" w:val="clear"/>
+            <w:tcMar>
+              <w:top w:type="dxa" w:w="60"/>
+              <w:left w:type="dxa" w:w="120"/>
+              <w:bottom w:type="dxa" w:w="60"/>
+              <w:right w:type="dxa" w:w="120"/>
+            </w:tcMar>
+            <w:vAlign w:val="top"/>
+          </w:tcPr>
+          <w:p>
+            <w:pPr>
+              <w:spacing w:after="40" w:before="0"/>
+              <w:jc w:val="left"/>
+            </w:pPr>
+            <w:r>
+              <w:rPr>
+                <w:rFonts w:ascii="Arial" w:cs="Arial" w:eastAsia="Arial" w:hAnsi="Arial"/>
+                <w:b w:val="false"/>
+                <w:bCs w:val="false"/>
+                <w:i w:val="false"/>
+                <w:iCs w:val="false"/>
+                <w:color w:val="000000"/>
+                <w:sz w:val="18"/>
+                <w:szCs w:val="18"/>
+              </w:rPr>
+              <w:t xml:space="preserve">The teacher leads a whole-class sensemaking discussion anchored to the data table. Learners are introduced to the particle model of charge: atoms contain protons (positive, fixed in nucleus) and electrons (negative, free to move in conductors). Charging by friction transfers electrons from one surface to the other — the object gaining electrons becomes negative; the one losing electrons becomes positive. Learners annotate a pre-drawn 'before and after' particle diagram in their notebooks showing a wool cloth rubbing a balloon, with arrows indicating electron movement. They then apply the law of charges — like charges repel, unlike charges attract — to explain their Part A balloon observations, writing one explanation sentence per observation. The teacher then demonstrates a leaf electroscope: a charged rod brought near causes the gold leaves to diverge; touching the rod to the cap causes even greater divergence; earthing collapses the leaves. Learners sketch and annotate the electroscope in their notebooks. Learners return to their conductor/insulator classification table and add a fourth column: 'Particle-model reason — why does charge move freely / not freely through this material?' Finally, learners revisit the iron-vs-wood comparison and write a full explanation of the Ol Kalou phenomenon in 3–4 sentences, explicitly using the terms: electron transfer, conductor, insulator, law of charges.</w:t>
+            </w:r>
+          </w:p>
+        </w:tc>
+        <w:tc>
+          <w:tcPr>
+            <w:tcW w:type="dxa" w:w="3040"/>
+            <w:shd w:fill="F2F2F2" w:color="auto" w:val="clear"/>
+            <w:tcMar>
+              <w:top w:type="dxa" w:w="60"/>
+              <w:left w:type="dxa" w:w="120"/>
+              <w:bottom w:type="dxa" w:w="60"/>
+              <w:right w:type="dxa" w:w="120"/>
+            </w:tcMar>
+            <w:vAlign w:val="top"/>
+          </w:tcPr>
+          <w:p>
+            <w:pPr>
+              <w:spacing w:after="40" w:before="0"/>
+              <w:jc w:val="left"/>
+            </w:pPr>
+            <w:r>
+              <w:rPr>
+                <w:rFonts w:ascii="Arial" w:cs="Arial" w:eastAsia="Arial" w:hAnsi="Arial"/>
+                <w:b w:val="false"/>
+                <w:bCs w:val="false"/>
+                <w:i w:val="false"/>
+                <w:iCs w:val="false"/>
+                <w:color w:val="000000"/>
+                <w:sz w:val="18"/>
+                <w:szCs w:val="18"/>
+              </w:rPr>
+              <w:t xml:space="preserve">Begin with data synthesis: display a class results table (compile quickly from 2 group readings). Say: 'Every group found that iron wire and copper wire lit the bulb. Every group found that sisal and maize husk did not. What pattern do you see in the materials that conduct?' [10-second WAIT TIME. Cold-call 3 students who have not yet spoken today.] After learners identify 'metals conduct,' say: 'Let us build a model to explain WHY. Open your notebooks to a fresh page and draw this with me.' [Sketch atom model on board — nucleus with + protons, electron cloud.] 'When I rub this wool on the balloon, electrons — tiny negative particles — jump from the wool onto the balloon. The balloon now has MORE electrons than protons. Is it positive or negative?' [5-second wait — thumbs up/down response.] 'Correct — negative. The wool loses electrons so it becomes…?' [Cold-call: 'Baraka, what does the wool become?'] After electroscope demo: 'Achieng, in one sentence, tell me what the spreading leaves tell you about the charge on the gold foil.' [10-second WAIT TIME.] For the Ol Kalou explanation task, say: 'You have 5 minutes of silent writing. Use these four words — I can see them on the board: electron transfer, conductor, insulator, law of charges. Tell me in 3–4 sentences why the iron roof was struck and the wooden stall was not.' Circulate, read over shoulders, and mark with a tick or a question mark. After 5 minutes, cold-call 2 students to read aloud. Class gives a 'warm and cool' peer response: one strength, one suggestion.</w:t>
+            </w:r>
+          </w:p>
+        </w:tc>
+        <w:tc>
+          <w:tcPr>
+            <w:tcW w:type="dxa" w:w="3040"/>
+            <w:shd w:fill="FFFFFF" w:color="auto" w:val="clear"/>
+            <w:tcMar>
+              <w:top w:type="dxa" w:w="60"/>
+              <w:left w:type="dxa" w:w="120"/>
+              <w:bottom w:type="dxa" w:w="60"/>
+              <w:right w:type="dxa" w:w="120"/>
+            </w:tcMar>
+            <w:vAlign w:val="top"/>
+          </w:tcPr>
+          <w:p>
+            <w:pPr>
+              <w:spacing w:after="40" w:before="0"/>
+              <w:jc w:val="left"/>
+            </w:pPr>
+            <w:r>
+              <w:rPr>
+                <w:rFonts w:ascii="Arial" w:cs="Arial" w:eastAsia="Arial" w:hAnsi="Arial"/>
+                <w:b w:val="false"/>
+                <w:bCs w:val="false"/>
+                <w:i w:val="false"/>
+                <w:iCs w:val="false"/>
+                <w:color w:val="000000"/>
+                <w:sz w:val="18"/>
+                <w:szCs w:val="18"/>
+              </w:rPr>
+              <w:t xml:space="preserve">Concept-mapping through annotated particle diagrams — learners physically draw electron transfer arrows, making the abstract model visible and spatially encoded. Connecting every new term back to the Ol Kalou context (iron roof = conductor, wooden stall = insulator) embeds vocabulary in a meaningful narrative rather than isolated definition recall.</w:t>
+            </w:r>
+          </w:p>
+        </w:tc>
+        <w:tc>
+          <w:tcPr>
+            <w:tcW w:type="dxa" w:w="3040"/>
+            <w:shd w:fill="F2F2F2" w:color="auto" w:val="clear"/>
+            <w:tcMar>
+              <w:top w:type="dxa" w:w="60"/>
+              <w:left w:type="dxa" w:w="120"/>
+              <w:bottom w:type="dxa" w:w="60"/>
+              <w:right w:type="dxa" w:w="120"/>
+            </w:tcMar>
+            <w:vAlign w:val="top"/>
+          </w:tcPr>
+          <w:p>
+            <w:pPr>
+              <w:spacing w:after="40" w:before="0"/>
+              <w:jc w:val="left"/>
+            </w:pPr>
+            <w:r>
+              <w:rPr>
+                <w:rFonts w:ascii="Arial" w:cs="Arial" w:eastAsia="Arial" w:hAnsi="Arial"/>
+                <w:b w:val="false"/>
+                <w:bCs w:val="false"/>
+                <w:i w:val="false"/>
+                <w:iCs w:val="false"/>
+                <w:color w:val="000000"/>
+                <w:sz w:val="18"/>
+                <w:szCs w:val="18"/>
+              </w:rPr>
+              <w:t xml:space="preserve">Observable indicators: (1) Learner particle diagrams show arrows in the correct direction (electrons move from wool to balloon, not the reverse) — teacher checks 6 random notebooks during circulation. (2) In the Ol Kalou explanation paragraph, all four key terms are used correctly and causally (not just listed). (3) Thumbs up/down response to the 'positive or negative balloon' question — if more than 30% show 'down' or uncertainty, pause and re-draw the model with a different analogy (ugali sharing: if Wanjiru takes ugali pieces from Kamau's plate, who has more? who has less?) before proceeding.</w:t>
+            </w:r>
+          </w:p>
+        </w:tc>
+      </w:tr>
+      <w:tr>
+        <w:tc>
+          <w:tcPr>
+            <w:tcW w:type="dxa" w:w="1520"/>
+            <w:shd w:fill="FCE4D6" w:color="auto" w:val="clear"/>
+            <w:tcMar>
+              <w:top w:type="dxa" w:w="60"/>
+              <w:left w:type="dxa" w:w="120"/>
+              <w:bottom w:type="dxa" w:w="60"/>
+              <w:right w:type="dxa" w:w="120"/>
+            </w:tcMar>
+            <w:vAlign w:val="top"/>
+          </w:tcPr>
+          <w:p>
+            <w:pPr>
+              <w:spacing w:after="40" w:before="0"/>
+              <w:jc w:val="left"/>
+            </w:pPr>
+            <w:r>
+              <w:rPr>
+                <w:rFonts w:ascii="Arial" w:cs="Arial" w:eastAsia="Arial" w:hAnsi="Arial"/>
+                <w:b/>
+                <w:bCs/>
+                <w:i w:val="false"/>
+                <w:iCs w:val="false"/>
+                <w:color w:val="000000"/>
+                <w:sz w:val="18"/>
+                <w:szCs w:val="18"/>
+              </w:rPr>
+              <w:t xml:space="preserve">Driving Question Board (DQB) Creation</w:t>
+            </w:r>
+          </w:p>
+          <w:p>
+            <w:pPr>
+              <w:spacing w:after="20" w:before="0"/>
+            </w:pPr>
+            <w:r>
+              <w:rPr>
+                <w:rFonts w:ascii="Arial" w:cs="Arial" w:eastAsia="Arial" w:hAnsi="Arial"/>
+                <w:b/>
+                <w:bCs/>
+                <w:color w:val="1F3864"/>
+                <w:sz w:val="16"/>
+                <w:szCs w:val="16"/>
+              </w:rPr>
+              <w:t xml:space="preserve">📹 VIDEO:</w:t>
+            </w:r>
+          </w:p>
+          <w:p>
+            <w:pPr>
+              <w:spacing w:after="20" w:before="0"/>
+            </w:pPr>
+            <w:hyperlink w:history="1" r:id="rIdldkyuj9epkgqmf5i15ttx">
+              <w:r>
+                <w:rPr>
+                  <w:rFonts w:ascii="Arial" w:cs="Arial" w:eastAsia="Arial" w:hAnsi="Arial"/>
+                  <w:color w:val="2E75B6"/>
+                  <w:sz w:val="16"/>
+                  <w:szCs w:val="16"/>
+                  <w:u w:val="single" w:color="2E75B6"/>
+                </w:rPr>
+                <w:t xml:space="preserve">Electrostatic telegraphs (case study)</w:t>
+              </w:r>
+            </w:hyperlink>
+          </w:p>
+          <w:p>
+            <w:pPr>
+              <w:spacing w:after="10" w:before="0"/>
+              <w:ind w:left="120"/>
+            </w:pPr>
+            <w:r>
+              <w:rPr>
+                <w:rFonts w:ascii="Arial" w:cs="Arial" w:eastAsia="Arial" w:hAnsi="Arial"/>
+                <w:color w:val="595959"/>
+                <w:sz w:val="14"/>
+                <w:szCs w:val="14"/>
+              </w:rPr>
+              <w:t xml:space="preserve">Source: Khan Academy (English - US curriculum)</w:t>
+            </w:r>
+          </w:p>
+          <w:p>
+            <w:pPr>
+              <w:spacing w:after="10" w:before="0"/>
+              <w:ind w:left="120"/>
+            </w:pPr>
+            <w:hyperlink w:history="1" r:id="rId0ts5gsszgbu3u94bhgdv5">
+              <w:r>
+                <w:rPr>
+                  <w:rFonts w:ascii="Arial" w:cs="Arial" w:eastAsia="Arial" w:hAnsi="Arial"/>
+                  <w:color w:val="595959"/>
+                  <w:sz w:val="14"/>
+                  <w:szCs w:val="14"/>
+                  <w:u w:val="single" w:color="595959"/>
+                </w:rPr>
+                <w:t xml:space="preserve">🔍 Search ARES for similar videos</w:t>
+              </w:r>
+            </w:hyperlink>
+          </w:p>
+          <w:p>
+            <w:pPr>
+              <w:spacing w:after="40" w:before="0"/>
+            </w:pPr>
+            <w:r>
+              <w:rPr>
+                <w:sz w:val="14"/>
+                <w:szCs w:val="14"/>
+              </w:rPr>
+              <w:t xml:space="preserve"/>
+            </w:r>
+          </w:p>
+          <w:p>
+            <w:pPr>
+              <w:spacing w:after="20" w:before="0"/>
+            </w:pPr>
+            <w:r>
+              <w:rPr>
+                <w:rFonts w:ascii="Arial" w:cs="Arial" w:eastAsia="Arial" w:hAnsi="Arial"/>
+                <w:b/>
+                <w:bCs/>
+                <w:color w:val="1F3864"/>
+                <w:sz w:val="16"/>
+                <w:szCs w:val="16"/>
+              </w:rPr>
+              <w:t xml:space="preserve">📖 HTML:</w:t>
+            </w:r>
+          </w:p>
+          <w:p>
+            <w:pPr>
+              <w:spacing w:after="20" w:before="0"/>
+            </w:pPr>
+            <w:hyperlink w:history="1" r:id="rIdtt-w_x4hw2qezojzmn9ct">
+              <w:r>
+                <w:rPr>
+                  <w:rFonts w:ascii="Arial" w:cs="Arial" w:eastAsia="Arial" w:hAnsi="Arial"/>
+                  <w:color w:val="2E75B6"/>
+                  <w:sz w:val="16"/>
+                  <w:szCs w:val="16"/>
+                  <w:u w:val="single" w:color="2E75B6"/>
+                </w:rPr>
+                <w:t xml:space="preserve">Charges and Fields</w:t>
+              </w:r>
+            </w:hyperlink>
+          </w:p>
+          <w:p>
+            <w:pPr>
+              <w:spacing w:after="10" w:before="0"/>
+              <w:ind w:left="120"/>
+            </w:pPr>
+            <w:r>
+              <w:rPr>
+                <w:rFonts w:ascii="Arial" w:cs="Arial" w:eastAsia="Arial" w:hAnsi="Arial"/>
+                <w:color w:val="595959"/>
+                <w:sz w:val="14"/>
+                <w:szCs w:val="14"/>
+              </w:rPr>
+              <w:t xml:space="preserve">Source: PhET Interactive Simulations (English)</w:t>
+            </w:r>
+          </w:p>
+          <w:p>
+            <w:pPr>
+              <w:spacing w:after="10" w:before="0"/>
+              <w:ind w:left="120"/>
+            </w:pPr>
+            <w:hyperlink w:history="1" r:id="rId9lpw-nmpbze9-0z1btklw">
+              <w:r>
+                <w:rPr>
+                  <w:rFonts w:ascii="Arial" w:cs="Arial" w:eastAsia="Arial" w:hAnsi="Arial"/>
+                  <w:color w:val="595959"/>
+                  <w:sz w:val="14"/>
+                  <w:szCs w:val="14"/>
+                  <w:u w:val="single" w:color="595959"/>
+                </w:rPr>
+                <w:t xml:space="preserve">🔍 Search ARES for similar readings</w:t>
+              </w:r>
+            </w:hyperlink>
+          </w:p>
+        </w:tc>
+        <w:tc>
+          <w:tcPr>
+            <w:tcW w:type="dxa" w:w="3040"/>
+            <w:shd w:fill="FFFFFF" w:color="auto" w:val="clear"/>
+            <w:tcMar>
+              <w:top w:type="dxa" w:w="60"/>
+              <w:left w:type="dxa" w:w="120"/>
+              <w:bottom w:type="dxa" w:w="60"/>
+              <w:right w:type="dxa" w:w="120"/>
+            </w:tcMar>
+            <w:vAlign w:val="top"/>
+          </w:tcPr>
+          <w:p>
+            <w:pPr>
+              <w:spacing w:after="40" w:before="0"/>
+              <w:jc w:val="left"/>
+            </w:pPr>
+            <w:r>
+              <w:rPr>
+                <w:rFonts w:ascii="Arial" w:cs="Arial" w:eastAsia="Arial" w:hAnsi="Arial"/>
+                <w:b w:val="false"/>
+                <w:bCs w:val="false"/>
+                <w:i w:val="false"/>
+                <w:iCs w:val="false"/>
+                <w:color w:val="000000"/>
+                <w:sz w:val="18"/>
+                <w:szCs w:val="18"/>
+              </w:rPr>
+              <w:t xml:space="preserve">Learners return to the class DQB from Lesson 1. Each learner selects one sticky note from the board that today's evidence has helped answer (even partially) and moves it to the 'Evidence is building' column, writing a brief update sentence on the back. They then post at least one new 'I wonder' question generated by today's investigation onto the board. Possible new questions anticipated: 'Can charge build up without rubbing — just by being near something charged?' 'How much charge builds up in a storm cloud?' 'Why does the lightning conductor work — is it just a conductor?' 'Can insulators ever become conductors?' The class reviews the DQB as a whole, and the teacher annotates which questions will be addressed in upcoming lessons (Lessons 3–9), building a visual 'storyline roadmap.'</w:t>
+            </w:r>
+          </w:p>
+        </w:tc>
+        <w:tc>
+          <w:tcPr>
+            <w:tcW w:type="dxa" w:w="3040"/>
+            <w:shd w:fill="F2F2F2" w:color="auto" w:val="clear"/>
+            <w:tcMar>
+              <w:top w:type="dxa" w:w="60"/>
+              <w:left w:type="dxa" w:w="120"/>
+              <w:bottom w:type="dxa" w:w="60"/>
+              <w:right w:type="dxa" w:w="120"/>
+            </w:tcMar>
+            <w:vAlign w:val="top"/>
+          </w:tcPr>
+          <w:p>
+            <w:pPr>
+              <w:spacing w:after="40" w:before="0"/>
+              <w:jc w:val="left"/>
+            </w:pPr>
+            <w:r>
+              <w:rPr>
+                <w:rFonts w:ascii="Arial" w:cs="Arial" w:eastAsia="Arial" w:hAnsi="Arial"/>
+                <w:b w:val="false"/>
+                <w:bCs w:val="false"/>
+                <w:i w:val="false"/>
+                <w:iCs w:val="false"/>
+                <w:color w:val="000000"/>
+                <w:sz w:val="18"/>
+                <w:szCs w:val="18"/>
+              </w:rPr>
+              <w:t xml:space="preserve">Point to the DQB and say: 'In Lesson 1 you posted questions you could not yet answer. Look at the board silently for 30 seconds. Find one question — yours or anyone's — that today's evidence has started to answer.' [30-second silence.] 'Pick it up, write one sentence on the back explaining what evidence we gathered today that speaks to that question, and move it to the yellow column labelled Evidence is Building.' [Allow 3 minutes.] Then say: 'Now write a brand-new question — something today's investigation made you MORE curious about — and post it in the blue I Wonder column.' [Allow 2 minutes.] Read 4–5 new questions aloud (select ones that preview Lessons 3–5 content). Say: 'Excellent. This question about whether charge can build up WITHOUT rubbing — we call that induction — is exactly what Lesson 4 will investigate. This question about storm clouds connects to Lesson 7. You are building the map of this whole unit.' Draw a simple numbered arc on the board connecting today's DQB questions to lesson numbers 3 through 9.</w:t>
+            </w:r>
+          </w:p>
+        </w:tc>
+        <w:tc>
+          <w:tcPr>
+            <w:tcW w:type="dxa" w:w="3040"/>
+            <w:shd w:fill="FFFFFF" w:color="auto" w:val="clear"/>
+            <w:tcMar>
+              <w:top w:type="dxa" w:w="60"/>
+              <w:left w:type="dxa" w:w="120"/>
+              <w:bottom w:type="dxa" w:w="60"/>
+              <w:right w:type="dxa" w:w="120"/>
+            </w:tcMar>
+            <w:vAlign w:val="top"/>
+          </w:tcPr>
+          <w:p>
+            <w:pPr>
+              <w:spacing w:after="40" w:before="0"/>
+              <w:jc w:val="left"/>
+            </w:pPr>
+            <w:r>
+              <w:rPr>
+                <w:rFonts w:ascii="Arial" w:cs="Arial" w:eastAsia="Arial" w:hAnsi="Arial"/>
+                <w:b w:val="false"/>
+                <w:bCs w:val="false"/>
+                <w:i w:val="false"/>
+                <w:iCs w:val="false"/>
+                <w:color w:val="000000"/>
+                <w:sz w:val="18"/>
+                <w:szCs w:val="18"/>
+              </w:rPr>
+              <w:t xml:space="preserve">DQB curation as metacognitive anchoring — physically moving a sticky note from 'I wonder' to 'Evidence is building' gives learners a tangible, visible record of conceptual progress. Posting new questions prevents premature closure and sustains the epistemic drive that characterises authentic scientific inquiry.</w:t>
+            </w:r>
+          </w:p>
+        </w:tc>
+        <w:tc>
+          <w:tcPr>
+            <w:tcW w:type="dxa" w:w="3040"/>
+            <w:shd w:fill="F2F2F2" w:color="auto" w:val="clear"/>
+            <w:tcMar>
+              <w:top w:type="dxa" w:w="60"/>
+              <w:left w:type="dxa" w:w="120"/>
+              <w:bottom w:type="dxa" w:w="60"/>
+              <w:right w:type="dxa" w:w="120"/>
+            </w:tcMar>
+            <w:vAlign w:val="top"/>
+          </w:tcPr>
+          <w:p>
+            <w:pPr>
+              <w:spacing w:after="40" w:before="0"/>
+              <w:jc w:val="left"/>
+            </w:pPr>
+            <w:r>
+              <w:rPr>
+                <w:rFonts w:ascii="Arial" w:cs="Arial" w:eastAsia="Arial" w:hAnsi="Arial"/>
+                <w:b w:val="false"/>
+                <w:bCs w:val="false"/>
+                <w:i w:val="false"/>
+                <w:iCs w:val="false"/>
+                <w:color w:val="000000"/>
+                <w:sz w:val="18"/>
+                <w:szCs w:val="18"/>
+              </w:rPr>
+              <w:t xml:space="preserve">Observable indicators: (1) Every learner moves at least one sticky note and writes an update sentence — teacher verifies by scanning the DQB after the lesson. (2) New questions posted should show increased sophistication compared to Lesson 1 (e.g., move from 'What is lightning?' to 'Can charge move without touching?') — teacher photographs the DQB board after each lesson for comparison. (3) Listen for questions that reveal persistent misconceptions (e.g., 'Does rubbing create charge from nothing?') — flag these for explicit address in Lesson 3 (conservation of charge).</w:t>
+            </w:r>
+          </w:p>
+        </w:tc>
+      </w:tr>
+      <w:tr>
+        <w:tc>
+          <w:tcPr>
+            <w:tcW w:type="dxa" w:w="1520"/>
+            <w:shd w:fill="D5E8F0" w:color="auto" w:val="clear"/>
+            <w:tcMar>
+              <w:top w:type="dxa" w:w="60"/>
+              <w:left w:type="dxa" w:w="120"/>
+              <w:bottom w:type="dxa" w:w="60"/>
+              <w:right w:type="dxa" w:w="120"/>
+            </w:tcMar>
+            <w:vAlign w:val="top"/>
+          </w:tcPr>
+          <w:p>
+            <w:pPr>
+              <w:spacing w:after="40" w:before="0"/>
+              <w:jc w:val="left"/>
+            </w:pPr>
+            <w:r>
+              <w:rPr>
+                <w:rFonts w:ascii="Arial" w:cs="Arial" w:eastAsia="Arial" w:hAnsi="Arial"/>
+                <w:b/>
+                <w:bCs/>
+                <w:i w:val="false"/>
+                <w:iCs w:val="false"/>
+                <w:color w:val="000000"/>
+                <w:sz w:val="18"/>
+                <w:szCs w:val="18"/>
+              </w:rPr>
+              <w:t xml:space="preserve">Model Building Phase</w:t>
+            </w:r>
+          </w:p>
+          <w:p>
+            <w:pPr>
+              <w:spacing w:after="20" w:before="0"/>
+            </w:pPr>
+            <w:r>
+              <w:rPr>
+                <w:rFonts w:ascii="Arial" w:cs="Arial" w:eastAsia="Arial" w:hAnsi="Arial"/>
+                <w:b/>
+                <w:bCs/>
+                <w:color w:val="1F3864"/>
+                <w:sz w:val="16"/>
+                <w:szCs w:val="16"/>
+              </w:rPr>
+              <w:t xml:space="preserve">📹 VIDEO:</w:t>
+            </w:r>
+          </w:p>
+          <w:p>
+            <w:pPr>
+              <w:spacing w:after="20" w:before="0"/>
+            </w:pPr>
+            <w:hyperlink w:history="1" r:id="rIdzjn7s3r7rxyg_xrxpowjl">
+              <w:r>
+                <w:rPr>
+                  <w:rFonts w:ascii="Arial" w:cs="Arial" w:eastAsia="Arial" w:hAnsi="Arial"/>
+                  <w:color w:val="2E75B6"/>
+                  <w:sz w:val="16"/>
+                  <w:szCs w:val="16"/>
+                  <w:u w:val="single" w:color="2E75B6"/>
+                </w:rPr>
+                <w:t xml:space="preserve">Electrostatic telegraphs (case study)</w:t>
+              </w:r>
+            </w:hyperlink>
+          </w:p>
+          <w:p>
+            <w:pPr>
+              <w:spacing w:after="10" w:before="0"/>
+              <w:ind w:left="120"/>
+            </w:pPr>
+            <w:r>
+              <w:rPr>
+                <w:rFonts w:ascii="Arial" w:cs="Arial" w:eastAsia="Arial" w:hAnsi="Arial"/>
+                <w:color w:val="595959"/>
+                <w:sz w:val="14"/>
+                <w:szCs w:val="14"/>
+              </w:rPr>
+              <w:t xml:space="preserve">Source: Khan Academy (English - US curriculum)</w:t>
+            </w:r>
+          </w:p>
+          <w:p>
+            <w:pPr>
+              <w:spacing w:after="10" w:before="0"/>
+              <w:ind w:left="120"/>
+            </w:pPr>
+            <w:hyperlink w:history="1" r:id="rIdxnhep6mflehcypbfewutf">
+              <w:r>
+                <w:rPr>
+                  <w:rFonts w:ascii="Arial" w:cs="Arial" w:eastAsia="Arial" w:hAnsi="Arial"/>
+                  <w:color w:val="595959"/>
+                  <w:sz w:val="14"/>
+                  <w:szCs w:val="14"/>
+                  <w:u w:val="single" w:color="595959"/>
+                </w:rPr>
+                <w:t xml:space="preserve">🔍 Search ARES for similar videos</w:t>
+              </w:r>
+            </w:hyperlink>
+          </w:p>
+          <w:p>
+            <w:pPr>
+              <w:spacing w:after="40" w:before="0"/>
+            </w:pPr>
+            <w:r>
+              <w:rPr>
+                <w:sz w:val="14"/>
+                <w:szCs w:val="14"/>
+              </w:rPr>
+              <w:t xml:space="preserve"/>
+            </w:r>
+          </w:p>
+          <w:p>
+            <w:pPr>
+              <w:spacing w:after="20" w:before="0"/>
+            </w:pPr>
+            <w:r>
+              <w:rPr>
+                <w:rFonts w:ascii="Arial" w:cs="Arial" w:eastAsia="Arial" w:hAnsi="Arial"/>
+                <w:b/>
+                <w:bCs/>
+                <w:color w:val="1F3864"/>
+                <w:sz w:val="16"/>
+                <w:szCs w:val="16"/>
+              </w:rPr>
+              <w:t xml:space="preserve">📖 HTML:</w:t>
+            </w:r>
+          </w:p>
+          <w:p>
+            <w:pPr>
+              <w:spacing w:after="20" w:before="0"/>
+            </w:pPr>
+            <w:hyperlink w:history="1" r:id="rId4m66piump_e8bxcjf0hrt">
               <w:r>
                 <w:rPr>
                   <w:rFonts w:ascii="Arial" w:cs="Arial" w:eastAsia="Arial" w:hAnsi="Arial"/>
@@ -6982,1231 +8206,7 @@
               <w:spacing w:after="10" w:before="0"/>
               <w:ind w:left="120"/>
             </w:pPr>
-            <w:hyperlink w:history="1" r:id="rIdpbyo_vi_dymfxwwg-a00k">
-              <w:r>
-                <w:rPr>
-                  <w:rFonts w:ascii="Arial" w:cs="Arial" w:eastAsia="Arial" w:hAnsi="Arial"/>
-                  <w:color w:val="595959"/>
-                  <w:sz w:val="14"/>
-                  <w:szCs w:val="14"/>
-                  <w:u w:val="single" w:color="595959"/>
-                </w:rPr>
-                <w:t xml:space="preserve">🔍 Search ARES for similar readings</w:t>
-              </w:r>
-            </w:hyperlink>
-          </w:p>
-        </w:tc>
-        <w:tc>
-          <w:tcPr>
-            <w:tcW w:type="dxa" w:w="3040"/>
-            <w:shd w:fill="FFFFFF" w:color="auto" w:val="clear"/>
-            <w:tcMar>
-              <w:top w:type="dxa" w:w="60"/>
-              <w:left w:type="dxa" w:w="120"/>
-              <w:bottom w:type="dxa" w:w="60"/>
-              <w:right w:type="dxa" w:w="120"/>
-            </w:tcMar>
-            <w:vAlign w:val="top"/>
-          </w:tcPr>
-          <w:p>
-            <w:pPr>
-              <w:spacing w:after="40" w:before="0"/>
-              <w:jc w:val="left"/>
-            </w:pPr>
-            <w:r>
-              <w:rPr>
-                <w:rFonts w:ascii="Arial" w:cs="Arial" w:eastAsia="Arial" w:hAnsi="Arial"/>
-                <w:b w:val="false"/>
-                <w:bCs w:val="false"/>
-                <w:i w:val="false"/>
-                <w:iCs w:val="false"/>
-                <w:color w:val="000000"/>
-                <w:sz w:val="18"/>
-                <w:szCs w:val="18"/>
-              </w:rPr>
-              <w:t xml:space="preserve">Learners individually examine two photographs on the ARES screen: (A) the scorch pattern on the iron roof at Ol Kalou Market and (B) the undamaged wooden stall beside it. They read the prompt: 'The iron roof was struck; the wooden stall was not. What is different about these two materials that could explain this?' Each learner writes a silent, individual prediction on a sticky note (or digital equivalent) using the sentence stem: 'I think the iron roof was struck because _____, and the wooden stall was not struck because _____.' Learners then share predictions in a Think-Pair-Share with their shoulder partner before two or three pairs share with the class. Learners keep their predictions visible on their desks throughout the lesson to revisit.</w:t>
-            </w:r>
-          </w:p>
-        </w:tc>
-        <w:tc>
-          <w:tcPr>
-            <w:tcW w:type="dxa" w:w="3040"/>
-            <w:shd w:fill="F2F2F2" w:color="auto" w:val="clear"/>
-            <w:tcMar>
-              <w:top w:type="dxa" w:w="60"/>
-              <w:left w:type="dxa" w:w="120"/>
-              <w:bottom w:type="dxa" w:w="60"/>
-              <w:right w:type="dxa" w:w="120"/>
-            </w:tcMar>
-            <w:vAlign w:val="top"/>
-          </w:tcPr>
-          <w:p>
-            <w:pPr>
-              <w:spacing w:after="40" w:before="0"/>
-              <w:jc w:val="left"/>
-            </w:pPr>
-            <w:r>
-              <w:rPr>
-                <w:rFonts w:ascii="Arial" w:cs="Arial" w:eastAsia="Arial" w:hAnsi="Arial"/>
-                <w:b w:val="false"/>
-                <w:bCs w:val="false"/>
-                <w:i w:val="false"/>
-                <w:iCs w:val="false"/>
-                <w:color w:val="000000"/>
-                <w:sz w:val="18"/>
-                <w:szCs w:val="18"/>
-              </w:rPr>
-              <w:t xml:space="preserve">Display photographs A and B on the ARES screen. Say: 'Before we do any investigation today, I want you to think silently on your own. Look carefully at both images. What is different about these two materials — iron and wood — that might explain why one was struck and the other was not? You have 90 seconds of silent thinking time. Write your prediction on your sticky note using the sentence stem on the board.' [Allow 90 seconds of genuine silence — do not circulate or prompt.] After 90 seconds say: 'Now turn to your shoulder partner. You each have 30 seconds to share your prediction. Listen carefully because I will ask some of you to share your partner's idea, not your own.' [Allow 60 seconds of partner talk.] Cold-call 3 pairs: 'Amina, tell me what YOUR PARTNER predicted — not your own idea.' Record key prediction words on the board in two columns: 'Material properties' and 'Something invisible.' Do not confirm or correct. Say: 'Hold on to your predictions. By the end of today you will know whether you were right.'</w:t>
-            </w:r>
-          </w:p>
-        </w:tc>
-        <w:tc>
-          <w:tcPr>
-            <w:tcW w:type="dxa" w:w="3040"/>
-            <w:shd w:fill="FFFFFF" w:color="auto" w:val="clear"/>
-            <w:tcMar>
-              <w:top w:type="dxa" w:w="60"/>
-              <w:left w:type="dxa" w:w="120"/>
-              <w:bottom w:type="dxa" w:w="60"/>
-              <w:right w:type="dxa" w:w="120"/>
-            </w:tcMar>
-            <w:vAlign w:val="top"/>
-          </w:tcPr>
-          <w:p>
-            <w:pPr>
-              <w:spacing w:after="40" w:before="0"/>
-              <w:jc w:val="left"/>
-            </w:pPr>
-            <w:r>
-              <w:rPr>
-                <w:rFonts w:ascii="Arial" w:cs="Arial" w:eastAsia="Arial" w:hAnsi="Arial"/>
-                <w:b w:val="false"/>
-                <w:bCs w:val="false"/>
-                <w:i w:val="false"/>
-                <w:iCs w:val="false"/>
-                <w:color w:val="000000"/>
-                <w:sz w:val="18"/>
-                <w:szCs w:val="18"/>
-              </w:rPr>
-              <w:t xml:space="preserve">Think-Pair-Share with sentence stems — this strategy externalises prior knowledge and surfaces alternative conceptions (e.g., 'lightning chooses tall things' or 'iron is heavier') without the teacher correcting them, preserving cognitive tension that drives inquiry.</w:t>
-            </w:r>
-          </w:p>
-        </w:tc>
-        <w:tc>
-          <w:tcPr>
-            <w:tcW w:type="dxa" w:w="3040"/>
-            <w:shd w:fill="F2F2F2" w:color="auto" w:val="clear"/>
-            <w:tcMar>
-              <w:top w:type="dxa" w:w="60"/>
-              <w:left w:type="dxa" w:w="120"/>
-              <w:bottom w:type="dxa" w:w="60"/>
-              <w:right w:type="dxa" w:w="120"/>
-            </w:tcMar>
-            <w:vAlign w:val="top"/>
-          </w:tcPr>
-          <w:p>
-            <w:pPr>
-              <w:spacing w:after="40" w:before="0"/>
-              <w:jc w:val="left"/>
-            </w:pPr>
-            <w:r>
-              <w:rPr>
-                <w:rFonts w:ascii="Arial" w:cs="Arial" w:eastAsia="Arial" w:hAnsi="Arial"/>
-                <w:b w:val="false"/>
-                <w:bCs w:val="false"/>
-                <w:i w:val="false"/>
-                <w:iCs w:val="false"/>
-                <w:color w:val="000000"/>
-                <w:sz w:val="18"/>
-                <w:szCs w:val="18"/>
-              </w:rPr>
-              <w:t xml:space="preserve">Observable indicator: Every learner has a written prediction on their sticky note before the pair-share begins. Teacher scans the room during the 90-second silence. Listen for alternative conceptions during the cold-calls (e.g., 'iron is taller' — note these for explicit address in the Explain phase). Success threshold: At least one learner in each group uses language related to the material itself (not just shape or size), signalling readiness to investigate material properties.</w:t>
-            </w:r>
-          </w:p>
-        </w:tc>
-      </w:tr>
-      <w:tr>
-        <w:tc>
-          <w:tcPr>
-            <w:tcW w:type="dxa" w:w="1520"/>
-            <w:shd w:fill="D9EEF1" w:color="auto" w:val="clear"/>
-            <w:tcMar>
-              <w:top w:type="dxa" w:w="60"/>
-              <w:left w:type="dxa" w:w="120"/>
-              <w:bottom w:type="dxa" w:w="60"/>
-              <w:right w:type="dxa" w:w="120"/>
-            </w:tcMar>
-            <w:vAlign w:val="top"/>
-          </w:tcPr>
-          <w:p>
-            <w:pPr>
-              <w:spacing w:after="40" w:before="0"/>
-              <w:jc w:val="left"/>
-            </w:pPr>
-            <w:r>
-              <w:rPr>
-                <w:rFonts w:ascii="Arial" w:cs="Arial" w:eastAsia="Arial" w:hAnsi="Arial"/>
-                <w:b/>
-                <w:bCs/>
-                <w:i w:val="false"/>
-                <w:iCs w:val="false"/>
-                <w:color w:val="000000"/>
-                <w:sz w:val="18"/>
-                <w:szCs w:val="18"/>
-              </w:rPr>
-              <w:t xml:space="preserve">Observe Phase</w:t>
-            </w:r>
-          </w:p>
-          <w:p>
-            <w:pPr>
-              <w:spacing w:after="20" w:before="0"/>
-            </w:pPr>
-            <w:r>
-              <w:rPr>
-                <w:rFonts w:ascii="Arial" w:cs="Arial" w:eastAsia="Arial" w:hAnsi="Arial"/>
-                <w:b/>
-                <w:bCs/>
-                <w:color w:val="1F3864"/>
-                <w:sz w:val="16"/>
-                <w:szCs w:val="16"/>
-              </w:rPr>
-              <w:t xml:space="preserve">📹 VIDEO:</w:t>
-            </w:r>
-          </w:p>
-          <w:p>
-            <w:pPr>
-              <w:spacing w:after="20" w:before="0"/>
-            </w:pPr>
-            <w:hyperlink w:history="1" r:id="rIdsfhclz_dd2mztjxyfxup9">
-              <w:r>
-                <w:rPr>
-                  <w:rFonts w:ascii="Arial" w:cs="Arial" w:eastAsia="Arial" w:hAnsi="Arial"/>
-                  <w:color w:val="2E75B6"/>
-                  <w:sz w:val="16"/>
-                  <w:szCs w:val="16"/>
-                  <w:u w:val="single" w:color="2E75B6"/>
-                </w:rPr>
-                <w:t xml:space="preserve">Conductors and insulators</w:t>
-              </w:r>
-            </w:hyperlink>
-          </w:p>
-          <w:p>
-            <w:pPr>
-              <w:spacing w:after="10" w:before="0"/>
-              <w:ind w:left="120"/>
-            </w:pPr>
-            <w:r>
-              <w:rPr>
-                <w:rFonts w:ascii="Arial" w:cs="Arial" w:eastAsia="Arial" w:hAnsi="Arial"/>
-                <w:color w:val="595959"/>
-                <w:sz w:val="14"/>
-                <w:szCs w:val="14"/>
-              </w:rPr>
-              <w:t xml:space="preserve">Source: Khan Academy (English - US curriculum)</w:t>
-            </w:r>
-          </w:p>
-          <w:p>
-            <w:pPr>
-              <w:spacing w:after="10" w:before="0"/>
-              <w:ind w:left="120"/>
-            </w:pPr>
-            <w:hyperlink w:history="1" r:id="rIdpntmr-cmyoj1sathphfpn">
-              <w:r>
-                <w:rPr>
-                  <w:rFonts w:ascii="Arial" w:cs="Arial" w:eastAsia="Arial" w:hAnsi="Arial"/>
-                  <w:color w:val="595959"/>
-                  <w:sz w:val="14"/>
-                  <w:szCs w:val="14"/>
-                  <w:u w:val="single" w:color="595959"/>
-                </w:rPr>
-                <w:t xml:space="preserve">🔍 Search ARES for similar videos</w:t>
-              </w:r>
-            </w:hyperlink>
-          </w:p>
-          <w:p>
-            <w:pPr>
-              <w:spacing w:after="40" w:before="0"/>
-            </w:pPr>
-            <w:r>
-              <w:rPr>
-                <w:sz w:val="14"/>
-                <w:szCs w:val="14"/>
-              </w:rPr>
-              <w:t xml:space="preserve"/>
-            </w:r>
-          </w:p>
-          <w:p>
-            <w:pPr>
-              <w:spacing w:after="20" w:before="0"/>
-            </w:pPr>
-            <w:r>
-              <w:rPr>
-                <w:rFonts w:ascii="Arial" w:cs="Arial" w:eastAsia="Arial" w:hAnsi="Arial"/>
-                <w:b/>
-                <w:bCs/>
-                <w:color w:val="1F3864"/>
-                <w:sz w:val="16"/>
-                <w:szCs w:val="16"/>
-              </w:rPr>
-              <w:t xml:space="preserve">📖 HTML:</w:t>
-            </w:r>
-          </w:p>
-          <w:p>
-            <w:pPr>
-              <w:spacing w:after="20" w:before="0"/>
-            </w:pPr>
-            <w:hyperlink w:history="1" r:id="rIdl2dtixmxm9glzzafnaibj">
-              <w:r>
-                <w:rPr>
-                  <w:rFonts w:ascii="Arial" w:cs="Arial" w:eastAsia="Arial" w:hAnsi="Arial"/>
-                  <w:color w:val="2E75B6"/>
-                  <w:sz w:val="16"/>
-                  <w:szCs w:val="16"/>
-                  <w:u w:val="single" w:color="2E75B6"/>
-                </w:rPr>
-                <w:t xml:space="preserve">Transfer of Electric Charge (Flexbook)</w:t>
-              </w:r>
-            </w:hyperlink>
-          </w:p>
-          <w:p>
-            <w:pPr>
-              <w:spacing w:after="10" w:before="0"/>
-              <w:ind w:left="120"/>
-            </w:pPr>
-            <w:r>
-              <w:rPr>
-                <w:rFonts w:ascii="Arial" w:cs="Arial" w:eastAsia="Arial" w:hAnsi="Arial"/>
-                <w:color w:val="595959"/>
-                <w:sz w:val="14"/>
-                <w:szCs w:val="14"/>
-              </w:rPr>
-              <w:t xml:space="preserve">Source: CK-12</w:t>
-            </w:r>
-          </w:p>
-          <w:p>
-            <w:pPr>
-              <w:spacing w:after="10" w:before="0"/>
-              <w:ind w:left="120"/>
-            </w:pPr>
-            <w:hyperlink w:history="1" r:id="rIdmrjro6-emkhiely2etqrg">
-              <w:r>
-                <w:rPr>
-                  <w:rFonts w:ascii="Arial" w:cs="Arial" w:eastAsia="Arial" w:hAnsi="Arial"/>
-                  <w:color w:val="595959"/>
-                  <w:sz w:val="14"/>
-                  <w:szCs w:val="14"/>
-                  <w:u w:val="single" w:color="595959"/>
-                </w:rPr>
-                <w:t xml:space="preserve">🔍 Search ARES for similar readings</w:t>
-              </w:r>
-            </w:hyperlink>
-          </w:p>
-        </w:tc>
-        <w:tc>
-          <w:tcPr>
-            <w:tcW w:type="dxa" w:w="3040"/>
-            <w:shd w:fill="FFFFFF" w:color="auto" w:val="clear"/>
-            <w:tcMar>
-              <w:top w:type="dxa" w:w="60"/>
-              <w:left w:type="dxa" w:w="120"/>
-              <w:bottom w:type="dxa" w:w="60"/>
-              <w:right w:type="dxa" w:w="120"/>
-            </w:tcMar>
-            <w:vAlign w:val="top"/>
-          </w:tcPr>
-          <w:p>
-            <w:pPr>
-              <w:spacing w:after="40" w:before="0"/>
-              <w:jc w:val="left"/>
-            </w:pPr>
-            <w:r>
-              <w:rPr>
-                <w:rFonts w:ascii="Arial" w:cs="Arial" w:eastAsia="Arial" w:hAnsi="Arial"/>
-                <w:b w:val="false"/>
-                <w:bCs w:val="false"/>
-                <w:i w:val="false"/>
-                <w:iCs w:val="false"/>
-                <w:color w:val="000000"/>
-                <w:sz w:val="18"/>
-                <w:szCs w:val="18"/>
-              </w:rPr>
-              <w:t xml:space="preserve">Groups of 4 carry out a structured three-part friction investigation. PART A — Charging by friction and attraction/repulsion test: Each group has two inflated balloons on strings, one piece of wool cloth, and one piece of nylon fabric (cut from a common Kenyan shopping bag). Learners rub Balloon 1 with wool and Balloon 2 with wool, then slowly bring them together and record what happens. They then rub Balloon 1 with wool and Balloon 2 with nylon, bring them together, and record again. They also bring a charged balloon near a small pile of torn paper scraps ('mapande ya karatasi') and near a thin stream of water from a bottle cap hole. PART B — Comb and paper scraps test: Each learner runs a plastic comb through dry hair five times, then holds it 2 cm above a pile of paper scraps. They record observations and sketch the set-up. PART C — Conductor/insulator classification: Groups receive a set of 6 labelled materials (iron wire, sisal twine, copper wire from a jua kali workshop scrap, dried maize husk, rubber slipper sole offcut, iron-sheet offcut). Using a simple circuit tester (1.5 V cell, bulb, two crocodile-clip leads), they test whether each material allows current to flow (bulb lights = conductor; bulb stays off = insulator) and record in a 3-column table: Material | Conductor or Insulator | What this means for lightning. All observations are recorded in learner notebooks using labelled sketches and a results table.</w:t>
-            </w:r>
-          </w:p>
-        </w:tc>
-        <w:tc>
-          <w:tcPr>
-            <w:tcW w:type="dxa" w:w="3040"/>
-            <w:shd w:fill="F2F2F2" w:color="auto" w:val="clear"/>
-            <w:tcMar>
-              <w:top w:type="dxa" w:w="60"/>
-              <w:left w:type="dxa" w:w="120"/>
-              <w:bottom w:type="dxa" w:w="60"/>
-              <w:right w:type="dxa" w:w="120"/>
-            </w:tcMar>
-            <w:vAlign w:val="top"/>
-          </w:tcPr>
-          <w:p>
-            <w:pPr>
-              <w:spacing w:after="40" w:before="0"/>
-              <w:jc w:val="left"/>
-            </w:pPr>
-            <w:r>
-              <w:rPr>
-                <w:rFonts w:ascii="Arial" w:cs="Arial" w:eastAsia="Arial" w:hAnsi="Arial"/>
-                <w:b w:val="false"/>
-                <w:bCs w:val="false"/>
-                <w:i w:val="false"/>
-                <w:iCs w:val="false"/>
-                <w:color w:val="000000"/>
-                <w:sz w:val="18"/>
-                <w:szCs w:val="18"/>
-              </w:rPr>
-              <w:t xml:space="preserve">Distribute materials before class begins so no time is lost. Say: 'You are now detectives at the Ol Kalou Market scene. Your job is to gather evidence — not yet explain. Record exactly what you see, hear, or feel. Do not write WHY yet.' [Circulate continuously during Part A. After 8 minutes, pause the class with a hand signal.] Ask the whole class: 'Hands up — which groups saw the two balloons push each other away when both were rubbed with wool?' [Count hands aloud: 'I see 4… 5… 6 groups.'] Then ask: 'Which groups saw them pull toward each other when rubbed with different materials?' [Count again.] Say: 'Interesting — so the rubbing material matters. Keep that in your head.' [During Part C, crouch to group level and ask targeted questions:] 'Wanjiku, your bulb is not lighting for the maize husk — what does that tell you about how charge would move through a maize husk in a storm?' [Allow 10-second WAIT TIME before probing further.] 'Now look at your iron-sheet offcut result — how does that connect to the Ol Kalou iron roof?' At the 35-minute mark, call: 'Finish your final table entry. You have 2 minutes to write one sentence under Part C column 3: What this means for lightning.' Cold-call 2 groups to read their sentence aloud before transitioning.</w:t>
-            </w:r>
-          </w:p>
-        </w:tc>
-        <w:tc>
-          <w:tcPr>
-            <w:tcW w:type="dxa" w:w="3040"/>
-            <w:shd w:fill="FFFFFF" w:color="auto" w:val="clear"/>
-            <w:tcMar>
-              <w:top w:type="dxa" w:w="60"/>
-              <w:left w:type="dxa" w:w="120"/>
-              <w:bottom w:type="dxa" w:w="60"/>
-              <w:right w:type="dxa" w:w="120"/>
-            </w:tcMar>
-            <w:vAlign w:val="top"/>
-          </w:tcPr>
-          <w:p>
-            <w:pPr>
-              <w:spacing w:after="40" w:before="0"/>
-              <w:jc w:val="left"/>
-            </w:pPr>
-            <w:r>
-              <w:rPr>
-                <w:rFonts w:ascii="Arial" w:cs="Arial" w:eastAsia="Arial" w:hAnsi="Arial"/>
-                <w:b w:val="false"/>
-                <w:bCs w:val="false"/>
-                <w:i w:val="false"/>
-                <w:iCs w:val="false"/>
-                <w:color w:val="000000"/>
-                <w:sz w:val="18"/>
-                <w:szCs w:val="18"/>
-              </w:rPr>
-              <w:t xml:space="preserve">Structured data-recording with a three-column results table — requiring learners to make the Ol Kalou connection in real time (column 3: 'What this means for lightning') prevents the investigation from becoming a disconnected lab activity and keeps the phenomenon as the interpretive frame throughout evidence gathering.</w:t>
-            </w:r>
-          </w:p>
-        </w:tc>
-        <w:tc>
-          <w:tcPr>
-            <w:tcW w:type="dxa" w:w="3040"/>
-            <w:shd w:fill="F2F2F2" w:color="auto" w:val="clear"/>
-            <w:tcMar>
-              <w:top w:type="dxa" w:w="60"/>
-              <w:left w:type="dxa" w:w="120"/>
-              <w:bottom w:type="dxa" w:w="60"/>
-              <w:right w:type="dxa" w:w="120"/>
-            </w:tcMar>
-            <w:vAlign w:val="top"/>
-          </w:tcPr>
-          <w:p>
-            <w:pPr>
-              <w:spacing w:after="40" w:before="0"/>
-              <w:jc w:val="left"/>
-            </w:pPr>
-            <w:r>
-              <w:rPr>
-                <w:rFonts w:ascii="Arial" w:cs="Arial" w:eastAsia="Arial" w:hAnsi="Arial"/>
-                <w:b w:val="false"/>
-                <w:bCs w:val="false"/>
-                <w:i w:val="false"/>
-                <w:iCs w:val="false"/>
-                <w:color w:val="000000"/>
-                <w:sz w:val="18"/>
-                <w:szCs w:val="18"/>
-              </w:rPr>
-              <w:t xml:space="preserve">Observable indicators: (1) All groups complete a results table with at least 5 of 6 materials correctly classified as conductor or insulator — teacher checks by circulating and initialling correct tables. (2) During the balloon test, groups can verbally state which combination produced repulsion and which produced attraction before the Explain phase begins. (3) In the column-3 sentences, listen for causal language linking conductors to charge flow and lightning pathways — this reveals readiness for the particle model. Flag any group that classifies sisal or maize husk as a conductor for targeted questioning in the Explain phase.</w:t>
-            </w:r>
-          </w:p>
-        </w:tc>
-      </w:tr>
-      <w:tr>
-        <w:tc>
-          <w:tcPr>
-            <w:tcW w:type="dxa" w:w="1520"/>
-            <w:shd w:fill="E2EFDA" w:color="auto" w:val="clear"/>
-            <w:tcMar>
-              <w:top w:type="dxa" w:w="60"/>
-              <w:left w:type="dxa" w:w="120"/>
-              <w:bottom w:type="dxa" w:w="60"/>
-              <w:right w:type="dxa" w:w="120"/>
-            </w:tcMar>
-            <w:vAlign w:val="top"/>
-          </w:tcPr>
-          <w:p>
-            <w:pPr>
-              <w:spacing w:after="40" w:before="0"/>
-              <w:jc w:val="left"/>
-            </w:pPr>
-            <w:r>
-              <w:rPr>
-                <w:rFonts w:ascii="Arial" w:cs="Arial" w:eastAsia="Arial" w:hAnsi="Arial"/>
-                <w:b/>
-                <w:bCs/>
-                <w:i w:val="false"/>
-                <w:iCs w:val="false"/>
-                <w:color w:val="000000"/>
-                <w:sz w:val="18"/>
-                <w:szCs w:val="18"/>
-              </w:rPr>
-              <w:t xml:space="preserve">Explain Phase</w:t>
-            </w:r>
-          </w:p>
-          <w:p>
-            <w:pPr>
-              <w:spacing w:after="20" w:before="0"/>
-            </w:pPr>
-            <w:r>
-              <w:rPr>
-                <w:rFonts w:ascii="Arial" w:cs="Arial" w:eastAsia="Arial" w:hAnsi="Arial"/>
-                <w:b/>
-                <w:bCs/>
-                <w:color w:val="1F3864"/>
-                <w:sz w:val="16"/>
-                <w:szCs w:val="16"/>
-              </w:rPr>
-              <w:t xml:space="preserve">📹 VIDEO:</w:t>
-            </w:r>
-          </w:p>
-          <w:p>
-            <w:pPr>
-              <w:spacing w:after="20" w:before="0"/>
-            </w:pPr>
-            <w:hyperlink w:history="1" r:id="rId5lmcxsjntnrhqbhmn_h1d">
-              <w:r>
-                <w:rPr>
-                  <w:rFonts w:ascii="Arial" w:cs="Arial" w:eastAsia="Arial" w:hAnsi="Arial"/>
-                  <w:color w:val="2E75B6"/>
-                  <w:sz w:val="16"/>
-                  <w:szCs w:val="16"/>
-                  <w:u w:val="single" w:color="2E75B6"/>
-                </w:rPr>
-                <w:t xml:space="preserve">Electrostatic telegraphs (case study)</w:t>
-              </w:r>
-            </w:hyperlink>
-          </w:p>
-          <w:p>
-            <w:pPr>
-              <w:spacing w:after="10" w:before="0"/>
-              <w:ind w:left="120"/>
-            </w:pPr>
-            <w:r>
-              <w:rPr>
-                <w:rFonts w:ascii="Arial" w:cs="Arial" w:eastAsia="Arial" w:hAnsi="Arial"/>
-                <w:color w:val="595959"/>
-                <w:sz w:val="14"/>
-                <w:szCs w:val="14"/>
-              </w:rPr>
-              <w:t xml:space="preserve">Source: Khan Academy (English - US curriculum)</w:t>
-            </w:r>
-          </w:p>
-          <w:p>
-            <w:pPr>
-              <w:spacing w:after="10" w:before="0"/>
-              <w:ind w:left="120"/>
-            </w:pPr>
-            <w:hyperlink w:history="1" r:id="rIdja4ijix4mohntzaetjbub">
-              <w:r>
-                <w:rPr>
-                  <w:rFonts w:ascii="Arial" w:cs="Arial" w:eastAsia="Arial" w:hAnsi="Arial"/>
-                  <w:color w:val="595959"/>
-                  <w:sz w:val="14"/>
-                  <w:szCs w:val="14"/>
-                  <w:u w:val="single" w:color="595959"/>
-                </w:rPr>
-                <w:t xml:space="preserve">🔍 Search ARES for similar videos</w:t>
-              </w:r>
-            </w:hyperlink>
-          </w:p>
-          <w:p>
-            <w:pPr>
-              <w:spacing w:after="40" w:before="0"/>
-            </w:pPr>
-            <w:r>
-              <w:rPr>
-                <w:sz w:val="14"/>
-                <w:szCs w:val="14"/>
-              </w:rPr>
-              <w:t xml:space="preserve"/>
-            </w:r>
-          </w:p>
-          <w:p>
-            <w:pPr>
-              <w:spacing w:after="20" w:before="0"/>
-            </w:pPr>
-            <w:r>
-              <w:rPr>
-                <w:rFonts w:ascii="Arial" w:cs="Arial" w:eastAsia="Arial" w:hAnsi="Arial"/>
-                <w:b/>
-                <w:bCs/>
-                <w:color w:val="1F3864"/>
-                <w:sz w:val="16"/>
-                <w:szCs w:val="16"/>
-              </w:rPr>
-              <w:t xml:space="preserve">📖 EXERCISE:</w:t>
-            </w:r>
-          </w:p>
-          <w:p>
-            <w:pPr>
-              <w:spacing w:after="20" w:before="0"/>
-            </w:pPr>
-            <w:hyperlink w:history="1" r:id="rIdkueqxf3obbaghgllewfmb">
-              <w:r>
-                <w:rPr>
-                  <w:rFonts w:ascii="Arial" w:cs="Arial" w:eastAsia="Arial" w:hAnsi="Arial"/>
-                  <w:color w:val="2E75B6"/>
-                  <w:sz w:val="16"/>
-                  <w:szCs w:val="16"/>
-                  <w:u w:val="single" w:color="2E75B6"/>
-                </w:rPr>
-                <w:t xml:space="preserve">Transfer of Electric Charge Practice</w:t>
-              </w:r>
-            </w:hyperlink>
-          </w:p>
-          <w:p>
-            <w:pPr>
-              <w:spacing w:after="10" w:before="0"/>
-              <w:ind w:left="120"/>
-            </w:pPr>
-            <w:r>
-              <w:rPr>
-                <w:rFonts w:ascii="Arial" w:cs="Arial" w:eastAsia="Arial" w:hAnsi="Arial"/>
-                <w:color w:val="595959"/>
-                <w:sz w:val="14"/>
-                <w:szCs w:val="14"/>
-              </w:rPr>
-              <w:t xml:space="preserve">Source: CK-12</w:t>
-            </w:r>
-          </w:p>
-          <w:p>
-            <w:pPr>
-              <w:spacing w:after="10" w:before="0"/>
-              <w:ind w:left="120"/>
-            </w:pPr>
-            <w:hyperlink w:history="1" r:id="rId0bpe_l61q8lpme3gz6bz3">
-              <w:r>
-                <w:rPr>
-                  <w:rFonts w:ascii="Arial" w:cs="Arial" w:eastAsia="Arial" w:hAnsi="Arial"/>
-                  <w:color w:val="595959"/>
-                  <w:sz w:val="14"/>
-                  <w:szCs w:val="14"/>
-                  <w:u w:val="single" w:color="595959"/>
-                </w:rPr>
-                <w:t xml:space="preserve">🔍 Search ARES for similar readings</w:t>
-              </w:r>
-            </w:hyperlink>
-          </w:p>
-        </w:tc>
-        <w:tc>
-          <w:tcPr>
-            <w:tcW w:type="dxa" w:w="3040"/>
-            <w:shd w:fill="FFFFFF" w:color="auto" w:val="clear"/>
-            <w:tcMar>
-              <w:top w:type="dxa" w:w="60"/>
-              <w:left w:type="dxa" w:w="120"/>
-              <w:bottom w:type="dxa" w:w="60"/>
-              <w:right w:type="dxa" w:w="120"/>
-            </w:tcMar>
-            <w:vAlign w:val="top"/>
-          </w:tcPr>
-          <w:p>
-            <w:pPr>
-              <w:spacing w:after="40" w:before="0"/>
-              <w:jc w:val="left"/>
-            </w:pPr>
-            <w:r>
-              <w:rPr>
-                <w:rFonts w:ascii="Arial" w:cs="Arial" w:eastAsia="Arial" w:hAnsi="Arial"/>
-                <w:b w:val="false"/>
-                <w:bCs w:val="false"/>
-                <w:i w:val="false"/>
-                <w:iCs w:val="false"/>
-                <w:color w:val="000000"/>
-                <w:sz w:val="18"/>
-                <w:szCs w:val="18"/>
-              </w:rPr>
-              <w:t xml:space="preserve">The teacher leads a whole-class sensemaking discussion anchored to the data table. Learners are introduced to the particle model of charge: atoms contain protons (positive, fixed in nucleus) and electrons (negative, free to move in conductors). Charging by friction transfers electrons from one surface to the other — the object gaining electrons becomes negative; the one losing electrons becomes positive. Learners annotate a pre-drawn 'before and after' particle diagram in their notebooks showing a wool cloth rubbing a balloon, with arrows indicating electron movement. They then apply the law of charges — like charges repel, unlike charges attract — to explain their Part A balloon observations, writing one explanation sentence per observation. The teacher then demonstrates a leaf electroscope: a charged rod brought near causes the gold leaves to diverge; touching the rod to the cap causes even greater divergence; earthing collapses the leaves. Learners sketch and annotate the electroscope in their notebooks. Learners return to their conductor/insulator classification table and add a fourth column: 'Particle-model reason — why does charge move freely / not freely through this material?' Finally, learners revisit the iron-vs-wood comparison and write a full explanation of the Ol Kalou phenomenon in 3–4 sentences, explicitly using the terms: electron transfer, conductor, insulator, law of charges.</w:t>
-            </w:r>
-          </w:p>
-        </w:tc>
-        <w:tc>
-          <w:tcPr>
-            <w:tcW w:type="dxa" w:w="3040"/>
-            <w:shd w:fill="F2F2F2" w:color="auto" w:val="clear"/>
-            <w:tcMar>
-              <w:top w:type="dxa" w:w="60"/>
-              <w:left w:type="dxa" w:w="120"/>
-              <w:bottom w:type="dxa" w:w="60"/>
-              <w:right w:type="dxa" w:w="120"/>
-            </w:tcMar>
-            <w:vAlign w:val="top"/>
-          </w:tcPr>
-          <w:p>
-            <w:pPr>
-              <w:spacing w:after="40" w:before="0"/>
-              <w:jc w:val="left"/>
-            </w:pPr>
-            <w:r>
-              <w:rPr>
-                <w:rFonts w:ascii="Arial" w:cs="Arial" w:eastAsia="Arial" w:hAnsi="Arial"/>
-                <w:b w:val="false"/>
-                <w:bCs w:val="false"/>
-                <w:i w:val="false"/>
-                <w:iCs w:val="false"/>
-                <w:color w:val="000000"/>
-                <w:sz w:val="18"/>
-                <w:szCs w:val="18"/>
-              </w:rPr>
-              <w:t xml:space="preserve">Begin with data synthesis: display a class results table (compile quickly from 2 group readings). Say: 'Every group found that iron wire and copper wire lit the bulb. Every group found that sisal and maize husk did not. What pattern do you see in the materials that conduct?' [10-second WAIT TIME. Cold-call 3 students who have not yet spoken today.] After learners identify 'metals conduct,' say: 'Let us build a model to explain WHY. Open your notebooks to a fresh page and draw this with me.' [Sketch atom model on board — nucleus with + protons, electron cloud.] 'When I rub this wool on the balloon, electrons — tiny negative particles — jump from the wool onto the balloon. The balloon now has MORE electrons than protons. Is it positive or negative?' [5-second wait — thumbs up/down response.] 'Correct — negative. The wool loses electrons so it becomes…?' [Cold-call: 'Baraka, what does the wool become?'] After electroscope demo: 'Achieng, in one sentence, tell me what the spreading leaves tell you about the charge on the gold foil.' [10-second WAIT TIME.] For the Ol Kalou explanation task, say: 'You have 5 minutes of silent writing. Use these four words — I can see them on the board: electron transfer, conductor, insulator, law of charges. Tell me in 3–4 sentences why the iron roof was struck and the wooden stall was not.' Circulate, read over shoulders, and mark with a tick or a question mark. After 5 minutes, cold-call 2 students to read aloud. Class gives a 'warm and cool' peer response: one strength, one suggestion.</w:t>
-            </w:r>
-          </w:p>
-        </w:tc>
-        <w:tc>
-          <w:tcPr>
-            <w:tcW w:type="dxa" w:w="3040"/>
-            <w:shd w:fill="FFFFFF" w:color="auto" w:val="clear"/>
-            <w:tcMar>
-              <w:top w:type="dxa" w:w="60"/>
-              <w:left w:type="dxa" w:w="120"/>
-              <w:bottom w:type="dxa" w:w="60"/>
-              <w:right w:type="dxa" w:w="120"/>
-            </w:tcMar>
-            <w:vAlign w:val="top"/>
-          </w:tcPr>
-          <w:p>
-            <w:pPr>
-              <w:spacing w:after="40" w:before="0"/>
-              <w:jc w:val="left"/>
-            </w:pPr>
-            <w:r>
-              <w:rPr>
-                <w:rFonts w:ascii="Arial" w:cs="Arial" w:eastAsia="Arial" w:hAnsi="Arial"/>
-                <w:b w:val="false"/>
-                <w:bCs w:val="false"/>
-                <w:i w:val="false"/>
-                <w:iCs w:val="false"/>
-                <w:color w:val="000000"/>
-                <w:sz w:val="18"/>
-                <w:szCs w:val="18"/>
-              </w:rPr>
-              <w:t xml:space="preserve">Concept-mapping through annotated particle diagrams — learners physically draw electron transfer arrows, making the abstract model visible and spatially encoded. Connecting every new term back to the Ol Kalou context (iron roof = conductor, wooden stall = insulator) embeds vocabulary in a meaningful narrative rather than isolated definition recall.</w:t>
-            </w:r>
-          </w:p>
-        </w:tc>
-        <w:tc>
-          <w:tcPr>
-            <w:tcW w:type="dxa" w:w="3040"/>
-            <w:shd w:fill="F2F2F2" w:color="auto" w:val="clear"/>
-            <w:tcMar>
-              <w:top w:type="dxa" w:w="60"/>
-              <w:left w:type="dxa" w:w="120"/>
-              <w:bottom w:type="dxa" w:w="60"/>
-              <w:right w:type="dxa" w:w="120"/>
-            </w:tcMar>
-            <w:vAlign w:val="top"/>
-          </w:tcPr>
-          <w:p>
-            <w:pPr>
-              <w:spacing w:after="40" w:before="0"/>
-              <w:jc w:val="left"/>
-            </w:pPr>
-            <w:r>
-              <w:rPr>
-                <w:rFonts w:ascii="Arial" w:cs="Arial" w:eastAsia="Arial" w:hAnsi="Arial"/>
-                <w:b w:val="false"/>
-                <w:bCs w:val="false"/>
-                <w:i w:val="false"/>
-                <w:iCs w:val="false"/>
-                <w:color w:val="000000"/>
-                <w:sz w:val="18"/>
-                <w:szCs w:val="18"/>
-              </w:rPr>
-              <w:t xml:space="preserve">Observable indicators: (1) Learner particle diagrams show arrows in the correct direction (electrons move from wool to balloon, not the reverse) — teacher checks 6 random notebooks during circulation. (2) In the Ol Kalou explanation paragraph, all four key terms are used correctly and causally (not just listed). (3) Thumbs up/down response to the 'positive or negative balloon' question — if more than 30% show 'down' or uncertainty, pause and re-draw the model with a different analogy (ugali sharing: if Wanjiru takes ugali pieces from Kamau's plate, who has more? who has less?) before proceeding.</w:t>
-            </w:r>
-          </w:p>
-        </w:tc>
-      </w:tr>
-      <w:tr>
-        <w:tc>
-          <w:tcPr>
-            <w:tcW w:type="dxa" w:w="1520"/>
-            <w:shd w:fill="FCE4D6" w:color="auto" w:val="clear"/>
-            <w:tcMar>
-              <w:top w:type="dxa" w:w="60"/>
-              <w:left w:type="dxa" w:w="120"/>
-              <w:bottom w:type="dxa" w:w="60"/>
-              <w:right w:type="dxa" w:w="120"/>
-            </w:tcMar>
-            <w:vAlign w:val="top"/>
-          </w:tcPr>
-          <w:p>
-            <w:pPr>
-              <w:spacing w:after="40" w:before="0"/>
-              <w:jc w:val="left"/>
-            </w:pPr>
-            <w:r>
-              <w:rPr>
-                <w:rFonts w:ascii="Arial" w:cs="Arial" w:eastAsia="Arial" w:hAnsi="Arial"/>
-                <w:b/>
-                <w:bCs/>
-                <w:i w:val="false"/>
-                <w:iCs w:val="false"/>
-                <w:color w:val="000000"/>
-                <w:sz w:val="18"/>
-                <w:szCs w:val="18"/>
-              </w:rPr>
-              <w:t xml:space="preserve">Driving Question Board (DQB) Creation</w:t>
-            </w:r>
-          </w:p>
-          <w:p>
-            <w:pPr>
-              <w:spacing w:after="20" w:before="0"/>
-            </w:pPr>
-            <w:r>
-              <w:rPr>
-                <w:rFonts w:ascii="Arial" w:cs="Arial" w:eastAsia="Arial" w:hAnsi="Arial"/>
-                <w:b/>
-                <w:bCs/>
-                <w:color w:val="1F3864"/>
-                <w:sz w:val="16"/>
-                <w:szCs w:val="16"/>
-              </w:rPr>
-              <w:t xml:space="preserve">📹 VIDEO:</w:t>
-            </w:r>
-          </w:p>
-          <w:p>
-            <w:pPr>
-              <w:spacing w:after="20" w:before="0"/>
-            </w:pPr>
-            <w:hyperlink w:history="1" r:id="rIdtgjhusx9-bzvbq4ujpcqt">
-              <w:r>
-                <w:rPr>
-                  <w:rFonts w:ascii="Arial" w:cs="Arial" w:eastAsia="Arial" w:hAnsi="Arial"/>
-                  <w:color w:val="2E75B6"/>
-                  <w:sz w:val="16"/>
-                  <w:szCs w:val="16"/>
-                  <w:u w:val="single" w:color="2E75B6"/>
-                </w:rPr>
-                <w:t xml:space="preserve">07 Lightning Arrestors, Lightning Conductor</w:t>
-              </w:r>
-            </w:hyperlink>
-          </w:p>
-          <w:p>
-            <w:pPr>
-              <w:spacing w:after="10" w:before="0"/>
-              <w:ind w:left="120"/>
-            </w:pPr>
-            <w:r>
-              <w:rPr>
-                <w:rFonts w:ascii="Arial" w:cs="Arial" w:eastAsia="Arial" w:hAnsi="Arial"/>
-                <w:color w:val="595959"/>
-                <w:sz w:val="14"/>
-                <w:szCs w:val="14"/>
-              </w:rPr>
-              <w:t xml:space="preserve">Source: Seavuria</w:t>
-            </w:r>
-          </w:p>
-          <w:p>
-            <w:pPr>
-              <w:spacing w:after="10" w:before="0"/>
-              <w:ind w:left="120"/>
-            </w:pPr>
-            <w:hyperlink w:history="1" r:id="rIdbu3natlr72gym9-kzyx4n">
-              <w:r>
-                <w:rPr>
-                  <w:rFonts w:ascii="Arial" w:cs="Arial" w:eastAsia="Arial" w:hAnsi="Arial"/>
-                  <w:color w:val="595959"/>
-                  <w:sz w:val="14"/>
-                  <w:szCs w:val="14"/>
-                  <w:u w:val="single" w:color="595959"/>
-                </w:rPr>
-                <w:t xml:space="preserve">🔍 Search ARES for similar videos</w:t>
-              </w:r>
-            </w:hyperlink>
-          </w:p>
-          <w:p>
-            <w:pPr>
-              <w:spacing w:after="40" w:before="0"/>
-            </w:pPr>
-            <w:r>
-              <w:rPr>
-                <w:sz w:val="14"/>
-                <w:szCs w:val="14"/>
-              </w:rPr>
-              <w:t xml:space="preserve"/>
-            </w:r>
-          </w:p>
-          <w:p>
-            <w:pPr>
-              <w:spacing w:after="20" w:before="0"/>
-            </w:pPr>
-            <w:r>
-              <w:rPr>
-                <w:rFonts w:ascii="Arial" w:cs="Arial" w:eastAsia="Arial" w:hAnsi="Arial"/>
-                <w:b/>
-                <w:bCs/>
-                <w:color w:val="1F3864"/>
-                <w:sz w:val="16"/>
-                <w:szCs w:val="16"/>
-              </w:rPr>
-              <w:t xml:space="preserve">📖 HTML:</w:t>
-            </w:r>
-          </w:p>
-          <w:p>
-            <w:pPr>
-              <w:spacing w:after="20" w:before="0"/>
-            </w:pPr>
-            <w:hyperlink w:history="1" r:id="rIdpzwbjop-pzgscu1-b1pyl">
-              <w:r>
-                <w:rPr>
-                  <w:rFonts w:ascii="Arial" w:cs="Arial" w:eastAsia="Arial" w:hAnsi="Arial"/>
-                  <w:color w:val="2E75B6"/>
-                  <w:sz w:val="16"/>
-                  <w:szCs w:val="16"/>
-                  <w:u w:val="single" w:color="2E75B6"/>
-                </w:rPr>
-                <w:t xml:space="preserve">Charges and Fields</w:t>
-              </w:r>
-            </w:hyperlink>
-          </w:p>
-          <w:p>
-            <w:pPr>
-              <w:spacing w:after="10" w:before="0"/>
-              <w:ind w:left="120"/>
-            </w:pPr>
-            <w:r>
-              <w:rPr>
-                <w:rFonts w:ascii="Arial" w:cs="Arial" w:eastAsia="Arial" w:hAnsi="Arial"/>
-                <w:color w:val="595959"/>
-                <w:sz w:val="14"/>
-                <w:szCs w:val="14"/>
-              </w:rPr>
-              <w:t xml:space="preserve">Source: PhET Interactive Simulations (English)</w:t>
-            </w:r>
-          </w:p>
-          <w:p>
-            <w:pPr>
-              <w:spacing w:after="10" w:before="0"/>
-              <w:ind w:left="120"/>
-            </w:pPr>
-            <w:hyperlink w:history="1" r:id="rIdnxecks3qqxg-h5tynscgx">
-              <w:r>
-                <w:rPr>
-                  <w:rFonts w:ascii="Arial" w:cs="Arial" w:eastAsia="Arial" w:hAnsi="Arial"/>
-                  <w:color w:val="595959"/>
-                  <w:sz w:val="14"/>
-                  <w:szCs w:val="14"/>
-                  <w:u w:val="single" w:color="595959"/>
-                </w:rPr>
-                <w:t xml:space="preserve">🔍 Search ARES for similar readings</w:t>
-              </w:r>
-            </w:hyperlink>
-          </w:p>
-        </w:tc>
-        <w:tc>
-          <w:tcPr>
-            <w:tcW w:type="dxa" w:w="3040"/>
-            <w:shd w:fill="FFFFFF" w:color="auto" w:val="clear"/>
-            <w:tcMar>
-              <w:top w:type="dxa" w:w="60"/>
-              <w:left w:type="dxa" w:w="120"/>
-              <w:bottom w:type="dxa" w:w="60"/>
-              <w:right w:type="dxa" w:w="120"/>
-            </w:tcMar>
-            <w:vAlign w:val="top"/>
-          </w:tcPr>
-          <w:p>
-            <w:pPr>
-              <w:spacing w:after="40" w:before="0"/>
-              <w:jc w:val="left"/>
-            </w:pPr>
-            <w:r>
-              <w:rPr>
-                <w:rFonts w:ascii="Arial" w:cs="Arial" w:eastAsia="Arial" w:hAnsi="Arial"/>
-                <w:b w:val="false"/>
-                <w:bCs w:val="false"/>
-                <w:i w:val="false"/>
-                <w:iCs w:val="false"/>
-                <w:color w:val="000000"/>
-                <w:sz w:val="18"/>
-                <w:szCs w:val="18"/>
-              </w:rPr>
-              <w:t xml:space="preserve">Learners return to the class DQB from Lesson 1. Each learner selects one sticky note from the board that today's evidence has helped answer (even partially) and moves it to the 'Evidence is building' column, writing a brief update sentence on the back. They then post at least one new 'I wonder' question generated by today's investigation onto the board. Possible new questions anticipated: 'Can charge build up without rubbing — just by being near something charged?' 'How much charge builds up in a storm cloud?' 'Why does the lightning conductor work — is it just a conductor?' 'Can insulators ever become conductors?' The class reviews the DQB as a whole, and the teacher annotates which questions will be addressed in upcoming lessons (Lessons 3–9), building a visual 'storyline roadmap.'</w:t>
-            </w:r>
-          </w:p>
-        </w:tc>
-        <w:tc>
-          <w:tcPr>
-            <w:tcW w:type="dxa" w:w="3040"/>
-            <w:shd w:fill="F2F2F2" w:color="auto" w:val="clear"/>
-            <w:tcMar>
-              <w:top w:type="dxa" w:w="60"/>
-              <w:left w:type="dxa" w:w="120"/>
-              <w:bottom w:type="dxa" w:w="60"/>
-              <w:right w:type="dxa" w:w="120"/>
-            </w:tcMar>
-            <w:vAlign w:val="top"/>
-          </w:tcPr>
-          <w:p>
-            <w:pPr>
-              <w:spacing w:after="40" w:before="0"/>
-              <w:jc w:val="left"/>
-            </w:pPr>
-            <w:r>
-              <w:rPr>
-                <w:rFonts w:ascii="Arial" w:cs="Arial" w:eastAsia="Arial" w:hAnsi="Arial"/>
-                <w:b w:val="false"/>
-                <w:bCs w:val="false"/>
-                <w:i w:val="false"/>
-                <w:iCs w:val="false"/>
-                <w:color w:val="000000"/>
-                <w:sz w:val="18"/>
-                <w:szCs w:val="18"/>
-              </w:rPr>
-              <w:t xml:space="preserve">Point to the DQB and say: 'In Lesson 1 you posted questions you could not yet answer. Look at the board silently for 30 seconds. Find one question — yours or anyone's — that today's evidence has started to answer.' [30-second silence.] 'Pick it up, write one sentence on the back explaining what evidence we gathered today that speaks to that question, and move it to the yellow column labelled Evidence is Building.' [Allow 3 minutes.] Then say: 'Now write a brand-new question — something today's investigation made you MORE curious about — and post it in the blue I Wonder column.' [Allow 2 minutes.] Read 4–5 new questions aloud (select ones that preview Lessons 3–5 content). Say: 'Excellent. This question about whether charge can build up WITHOUT rubbing — we call that induction — is exactly what Lesson 4 will investigate. This question about storm clouds connects to Lesson 7. You are building the map of this whole unit.' Draw a simple numbered arc on the board connecting today's DQB questions to lesson numbers 3 through 9.</w:t>
-            </w:r>
-          </w:p>
-        </w:tc>
-        <w:tc>
-          <w:tcPr>
-            <w:tcW w:type="dxa" w:w="3040"/>
-            <w:shd w:fill="FFFFFF" w:color="auto" w:val="clear"/>
-            <w:tcMar>
-              <w:top w:type="dxa" w:w="60"/>
-              <w:left w:type="dxa" w:w="120"/>
-              <w:bottom w:type="dxa" w:w="60"/>
-              <w:right w:type="dxa" w:w="120"/>
-            </w:tcMar>
-            <w:vAlign w:val="top"/>
-          </w:tcPr>
-          <w:p>
-            <w:pPr>
-              <w:spacing w:after="40" w:before="0"/>
-              <w:jc w:val="left"/>
-            </w:pPr>
-            <w:r>
-              <w:rPr>
-                <w:rFonts w:ascii="Arial" w:cs="Arial" w:eastAsia="Arial" w:hAnsi="Arial"/>
-                <w:b w:val="false"/>
-                <w:bCs w:val="false"/>
-                <w:i w:val="false"/>
-                <w:iCs w:val="false"/>
-                <w:color w:val="000000"/>
-                <w:sz w:val="18"/>
-                <w:szCs w:val="18"/>
-              </w:rPr>
-              <w:t xml:space="preserve">DQB curation as metacognitive anchoring — physically moving a sticky note from 'I wonder' to 'Evidence is building' gives learners a tangible, visible record of conceptual progress. Posting new questions prevents premature closure and sustains the epistemic drive that characterises authentic scientific inquiry.</w:t>
-            </w:r>
-          </w:p>
-        </w:tc>
-        <w:tc>
-          <w:tcPr>
-            <w:tcW w:type="dxa" w:w="3040"/>
-            <w:shd w:fill="F2F2F2" w:color="auto" w:val="clear"/>
-            <w:tcMar>
-              <w:top w:type="dxa" w:w="60"/>
-              <w:left w:type="dxa" w:w="120"/>
-              <w:bottom w:type="dxa" w:w="60"/>
-              <w:right w:type="dxa" w:w="120"/>
-            </w:tcMar>
-            <w:vAlign w:val="top"/>
-          </w:tcPr>
-          <w:p>
-            <w:pPr>
-              <w:spacing w:after="40" w:before="0"/>
-              <w:jc w:val="left"/>
-            </w:pPr>
-            <w:r>
-              <w:rPr>
-                <w:rFonts w:ascii="Arial" w:cs="Arial" w:eastAsia="Arial" w:hAnsi="Arial"/>
-                <w:b w:val="false"/>
-                <w:bCs w:val="false"/>
-                <w:i w:val="false"/>
-                <w:iCs w:val="false"/>
-                <w:color w:val="000000"/>
-                <w:sz w:val="18"/>
-                <w:szCs w:val="18"/>
-              </w:rPr>
-              <w:t xml:space="preserve">Observable indicators: (1) Every learner moves at least one sticky note and writes an update sentence — teacher verifies by scanning the DQB after the lesson. (2) New questions posted should show increased sophistication compared to Lesson 1 (e.g., move from 'What is lightning?' to 'Can charge move without touching?') — teacher photographs the DQB board after each lesson for comparison. (3) Listen for questions that reveal persistent misconceptions (e.g., 'Does rubbing create charge from nothing?') — flag these for explicit address in Lesson 3 (conservation of charge).</w:t>
-            </w:r>
-          </w:p>
-        </w:tc>
-      </w:tr>
-      <w:tr>
-        <w:tc>
-          <w:tcPr>
-            <w:tcW w:type="dxa" w:w="1520"/>
-            <w:shd w:fill="D5E8F0" w:color="auto" w:val="clear"/>
-            <w:tcMar>
-              <w:top w:type="dxa" w:w="60"/>
-              <w:left w:type="dxa" w:w="120"/>
-              <w:bottom w:type="dxa" w:w="60"/>
-              <w:right w:type="dxa" w:w="120"/>
-            </w:tcMar>
-            <w:vAlign w:val="top"/>
-          </w:tcPr>
-          <w:p>
-            <w:pPr>
-              <w:spacing w:after="40" w:before="0"/>
-              <w:jc w:val="left"/>
-            </w:pPr>
-            <w:r>
-              <w:rPr>
-                <w:rFonts w:ascii="Arial" w:cs="Arial" w:eastAsia="Arial" w:hAnsi="Arial"/>
-                <w:b/>
-                <w:bCs/>
-                <w:i w:val="false"/>
-                <w:iCs w:val="false"/>
-                <w:color w:val="000000"/>
-                <w:sz w:val="18"/>
-                <w:szCs w:val="18"/>
-              </w:rPr>
-              <w:t xml:space="preserve">Model Building Phase</w:t>
-            </w:r>
-          </w:p>
-          <w:p>
-            <w:pPr>
-              <w:spacing w:after="20" w:before="0"/>
-            </w:pPr>
-            <w:r>
-              <w:rPr>
-                <w:rFonts w:ascii="Arial" w:cs="Arial" w:eastAsia="Arial" w:hAnsi="Arial"/>
-                <w:b/>
-                <w:bCs/>
-                <w:color w:val="1F3864"/>
-                <w:sz w:val="16"/>
-                <w:szCs w:val="16"/>
-              </w:rPr>
-              <w:t xml:space="preserve">📹 VIDEO:</w:t>
-            </w:r>
-          </w:p>
-          <w:p>
-            <w:pPr>
-              <w:spacing w:after="20" w:before="0"/>
-            </w:pPr>
-            <w:hyperlink w:history="1" r:id="rId93m-nn7vlm7vl7lrs9wfx">
-              <w:r>
-                <w:rPr>
-                  <w:rFonts w:ascii="Arial" w:cs="Arial" w:eastAsia="Arial" w:hAnsi="Arial"/>
-                  <w:color w:val="2E75B6"/>
-                  <w:sz w:val="16"/>
-                  <w:szCs w:val="16"/>
-                  <w:u w:val="single" w:color="2E75B6"/>
-                </w:rPr>
-                <w:t xml:space="preserve">Magnitude of electric field created by a charge</w:t>
-              </w:r>
-            </w:hyperlink>
-          </w:p>
-          <w:p>
-            <w:pPr>
-              <w:spacing w:after="10" w:before="0"/>
-              <w:ind w:left="120"/>
-            </w:pPr>
-            <w:r>
-              <w:rPr>
-                <w:rFonts w:ascii="Arial" w:cs="Arial" w:eastAsia="Arial" w:hAnsi="Arial"/>
-                <w:color w:val="595959"/>
-                <w:sz w:val="14"/>
-                <w:szCs w:val="14"/>
-              </w:rPr>
-              <w:t xml:space="preserve">Source: Khan Academy (English - US curriculum)</w:t>
-            </w:r>
-          </w:p>
-          <w:p>
-            <w:pPr>
-              <w:spacing w:after="10" w:before="0"/>
-              <w:ind w:left="120"/>
-            </w:pPr>
-            <w:hyperlink w:history="1" r:id="rId-angpqq2bhrhhrua6j8z_">
-              <w:r>
-                <w:rPr>
-                  <w:rFonts w:ascii="Arial" w:cs="Arial" w:eastAsia="Arial" w:hAnsi="Arial"/>
-                  <w:color w:val="595959"/>
-                  <w:sz w:val="14"/>
-                  <w:szCs w:val="14"/>
-                  <w:u w:val="single" w:color="595959"/>
-                </w:rPr>
-                <w:t xml:space="preserve">🔍 Search ARES for similar videos</w:t>
-              </w:r>
-            </w:hyperlink>
-          </w:p>
-          <w:p>
-            <w:pPr>
-              <w:spacing w:after="40" w:before="0"/>
-            </w:pPr>
-            <w:r>
-              <w:rPr>
-                <w:sz w:val="14"/>
-                <w:szCs w:val="14"/>
-              </w:rPr>
-              <w:t xml:space="preserve"/>
-            </w:r>
-          </w:p>
-          <w:p>
-            <w:pPr>
-              <w:spacing w:after="20" w:before="0"/>
-            </w:pPr>
-            <w:r>
-              <w:rPr>
-                <w:rFonts w:ascii="Arial" w:cs="Arial" w:eastAsia="Arial" w:hAnsi="Arial"/>
-                <w:b/>
-                <w:bCs/>
-                <w:color w:val="1F3864"/>
-                <w:sz w:val="16"/>
-                <w:szCs w:val="16"/>
-              </w:rPr>
-              <w:t xml:space="preserve">📖 HTML:</w:t>
-            </w:r>
-          </w:p>
-          <w:p>
-            <w:pPr>
-              <w:spacing w:after="20" w:before="0"/>
-            </w:pPr>
-            <w:hyperlink w:history="1" r:id="rIdmx4ggygglmhmqsbpa-b-g">
-              <w:r>
-                <w:rPr>
-                  <w:rFonts w:ascii="Arial" w:cs="Arial" w:eastAsia="Arial" w:hAnsi="Arial"/>
-                  <w:color w:val="2E75B6"/>
-                  <w:sz w:val="16"/>
-                  <w:szCs w:val="16"/>
-                  <w:u w:val="single" w:color="2E75B6"/>
-                </w:rPr>
-                <w:t xml:space="preserve">Balloons and Static Electricity</w:t>
-              </w:r>
-            </w:hyperlink>
-          </w:p>
-          <w:p>
-            <w:pPr>
-              <w:spacing w:after="10" w:before="0"/>
-              <w:ind w:left="120"/>
-            </w:pPr>
-            <w:r>
-              <w:rPr>
-                <w:rFonts w:ascii="Arial" w:cs="Arial" w:eastAsia="Arial" w:hAnsi="Arial"/>
-                <w:color w:val="595959"/>
-                <w:sz w:val="14"/>
-                <w:szCs w:val="14"/>
-              </w:rPr>
-              <w:t xml:space="preserve">Source: PhET Interactive Simulations (English)</w:t>
-            </w:r>
-          </w:p>
-          <w:p>
-            <w:pPr>
-              <w:spacing w:after="10" w:before="0"/>
-              <w:ind w:left="120"/>
-            </w:pPr>
-            <w:hyperlink w:history="1" r:id="rIdr8apeztgw2up7jdr-h0sp">
+            <w:hyperlink w:history="1" r:id="rIdin8cjs6njj9orzximtiru">
               <w:r>
                 <w:rPr>
                   <w:rFonts w:ascii="Arial" w:cs="Arial" w:eastAsia="Arial" w:hAnsi="Arial"/>
@@ -9693,7 +9693,313 @@
             <w:pPr>
               <w:spacing w:after="20" w:before="0"/>
             </w:pPr>
-            <w:hyperlink w:history="1" r:id="rIdj6bqgawyxq9dkjrwaxcql">
+            <w:hyperlink w:history="1" r:id="rIdqci783mn26wks3zhsp9u-">
+              <w:r>
+                <w:rPr>
+                  <w:rFonts w:ascii="Arial" w:cs="Arial" w:eastAsia="Arial" w:hAnsi="Arial"/>
+                  <w:color w:val="2E75B6"/>
+                  <w:sz w:val="16"/>
+                  <w:szCs w:val="16"/>
+                  <w:u w:val="single" w:color="2E75B6"/>
+                </w:rPr>
+                <w:t xml:space="preserve">Ion–dipole forces</w:t>
+              </w:r>
+            </w:hyperlink>
+          </w:p>
+          <w:p>
+            <w:pPr>
+              <w:spacing w:after="10" w:before="0"/>
+              <w:ind w:left="120"/>
+            </w:pPr>
+            <w:r>
+              <w:rPr>
+                <w:rFonts w:ascii="Arial" w:cs="Arial" w:eastAsia="Arial" w:hAnsi="Arial"/>
+                <w:color w:val="595959"/>
+                <w:sz w:val="14"/>
+                <w:szCs w:val="14"/>
+              </w:rPr>
+              <w:t xml:space="preserve">Source: Khan Academy (English - US curriculum)</w:t>
+            </w:r>
+          </w:p>
+          <w:p>
+            <w:pPr>
+              <w:spacing w:after="10" w:before="0"/>
+              <w:ind w:left="120"/>
+            </w:pPr>
+            <w:hyperlink w:history="1" r:id="rIdf-cmc-poimyhxgbmoko3g">
+              <w:r>
+                <w:rPr>
+                  <w:rFonts w:ascii="Arial" w:cs="Arial" w:eastAsia="Arial" w:hAnsi="Arial"/>
+                  <w:color w:val="595959"/>
+                  <w:sz w:val="14"/>
+                  <w:szCs w:val="14"/>
+                  <w:u w:val="single" w:color="595959"/>
+                </w:rPr>
+                <w:t xml:space="preserve">🔍 Search ARES for similar videos</w:t>
+              </w:r>
+            </w:hyperlink>
+          </w:p>
+          <w:p>
+            <w:pPr>
+              <w:spacing w:after="40" w:before="0"/>
+            </w:pPr>
+            <w:r>
+              <w:rPr>
+                <w:sz w:val="14"/>
+                <w:szCs w:val="14"/>
+              </w:rPr>
+              <w:t xml:space="preserve"/>
+            </w:r>
+          </w:p>
+          <w:p>
+            <w:pPr>
+              <w:spacing w:after="20" w:before="0"/>
+            </w:pPr>
+            <w:r>
+              <w:rPr>
+                <w:rFonts w:ascii="Arial" w:cs="Arial" w:eastAsia="Arial" w:hAnsi="Arial"/>
+                <w:b/>
+                <w:bCs/>
+                <w:color w:val="1F3864"/>
+                <w:sz w:val="16"/>
+                <w:szCs w:val="16"/>
+              </w:rPr>
+              <w:t xml:space="preserve">📖 HTML:</w:t>
+            </w:r>
+          </w:p>
+          <w:p>
+            <w:pPr>
+              <w:spacing w:after="20" w:before="0"/>
+            </w:pPr>
+            <w:hyperlink w:history="1" r:id="rIdosef-duxw7m-epzpa1ecn">
+              <w:r>
+                <w:rPr>
+                  <w:rFonts w:ascii="Arial" w:cs="Arial" w:eastAsia="Arial" w:hAnsi="Arial"/>
+                  <w:color w:val="2E75B6"/>
+                  <w:sz w:val="16"/>
+                  <w:szCs w:val="16"/>
+                  <w:u w:val="single" w:color="2E75B6"/>
+                </w:rPr>
+                <w:t xml:space="preserve">Coulomb's Law</w:t>
+              </w:r>
+            </w:hyperlink>
+          </w:p>
+          <w:p>
+            <w:pPr>
+              <w:spacing w:after="10" w:before="0"/>
+              <w:ind w:left="120"/>
+            </w:pPr>
+            <w:r>
+              <w:rPr>
+                <w:rFonts w:ascii="Arial" w:cs="Arial" w:eastAsia="Arial" w:hAnsi="Arial"/>
+                <w:color w:val="595959"/>
+                <w:sz w:val="14"/>
+                <w:szCs w:val="14"/>
+              </w:rPr>
+              <w:t xml:space="preserve">Source: PhET Interactive Simulations (English)</w:t>
+            </w:r>
+          </w:p>
+          <w:p>
+            <w:pPr>
+              <w:spacing w:after="10" w:before="0"/>
+              <w:ind w:left="120"/>
+            </w:pPr>
+            <w:hyperlink w:history="1" r:id="rIdfmfm3oy4kwkcy-y52tnzd">
+              <w:r>
+                <w:rPr>
+                  <w:rFonts w:ascii="Arial" w:cs="Arial" w:eastAsia="Arial" w:hAnsi="Arial"/>
+                  <w:color w:val="595959"/>
+                  <w:sz w:val="14"/>
+                  <w:szCs w:val="14"/>
+                  <w:u w:val="single" w:color="595959"/>
+                </w:rPr>
+                <w:t xml:space="preserve">🔍 Search ARES for similar readings</w:t>
+              </w:r>
+            </w:hyperlink>
+          </w:p>
+        </w:tc>
+        <w:tc>
+          <w:tcPr>
+            <w:tcW w:type="dxa" w:w="3040"/>
+            <w:shd w:fill="FFFFFF" w:color="auto" w:val="clear"/>
+            <w:tcMar>
+              <w:top w:type="dxa" w:w="60"/>
+              <w:left w:type="dxa" w:w="120"/>
+              <w:bottom w:type="dxa" w:w="60"/>
+              <w:right w:type="dxa" w:w="120"/>
+            </w:tcMar>
+            <w:vAlign w:val="top"/>
+          </w:tcPr>
+          <w:p>
+            <w:pPr>
+              <w:spacing w:after="40" w:before="0"/>
+              <w:jc w:val="left"/>
+            </w:pPr>
+            <w:r>
+              <w:rPr>
+                <w:rFonts w:ascii="Arial" w:cs="Arial" w:eastAsia="Arial" w:hAnsi="Arial"/>
+                <w:b w:val="false"/>
+                <w:bCs w:val="false"/>
+                <w:i w:val="false"/>
+                <w:iCs w:val="false"/>
+                <w:color w:val="000000"/>
+                <w:sz w:val="18"/>
+                <w:szCs w:val="18"/>
+              </w:rPr>
+              <w:t xml:space="preserve">Each learner receives two inflated latex balloons on 30 cm strings. Working with a partner, they rub both balloons on their hair or a piece of wool cloth, then hold them 5 cm apart and describe what they feel and see. They then slowly increase the separation to 20 cm and 40 cm and record qualitative observations. On a mini-whiteboard each pair writes: (1) a word description of how the force changes with distance, (2) a rough sketch of a Force-Distance graph, and (3) a prediction for what happens to the force if the distance is doubled. Learners also connect back to the phenomenon by writing one sentence: What role might this force have played between the storm cloud and the Ol Kalou iron roof?</w:t>
+            </w:r>
+          </w:p>
+        </w:tc>
+        <w:tc>
+          <w:tcPr>
+            <w:tcW w:type="dxa" w:w="3040"/>
+            <w:shd w:fill="F2F2F2" w:color="auto" w:val="clear"/>
+            <w:tcMar>
+              <w:top w:type="dxa" w:w="60"/>
+              <w:left w:type="dxa" w:w="120"/>
+              <w:bottom w:type="dxa" w:w="60"/>
+              <w:right w:type="dxa" w:w="120"/>
+            </w:tcMar>
+            <w:vAlign w:val="top"/>
+          </w:tcPr>
+          <w:p>
+            <w:pPr>
+              <w:spacing w:after="40" w:before="0"/>
+              <w:jc w:val="left"/>
+            </w:pPr>
+            <w:r>
+              <w:rPr>
+                <w:rFonts w:ascii="Arial" w:cs="Arial" w:eastAsia="Arial" w:hAnsi="Arial"/>
+                <w:b w:val="false"/>
+                <w:bCs w:val="false"/>
+                <w:i w:val="false"/>
+                <w:iCs w:val="false"/>
+                <w:color w:val="000000"/>
+                <w:sz w:val="18"/>
+                <w:szCs w:val="18"/>
+              </w:rPr>
+              <w:t xml:space="preserve">Distribute balloons before the lesson begins to save time. Say: Rub your balloon on the wool for about ten seconds — really charge it up. Now hold both balloons 5 cm apart at eye level. What do you notice? [WAIT 15 seconds for observation, then] Turn to your partner and describe what you feel in your hand. [WAIT 20 seconds for paired talk.] Now slowly move them apart to arm length. What changes? [WAIT 15 seconds.] On your whiteboard, sketch a Force-Distance graph — just your prediction, no right or wrong at this stage. [WAIT 30 seconds.] Ask two or three pairs to hold up their whiteboards. Use a neutral summarising move: I can see a range of ideas here — some of you predict the force drops quickly, others more gradually. Keep that prediction in mind; the data will tell us who is closer.</w:t>
+            </w:r>
+          </w:p>
+        </w:tc>
+        <w:tc>
+          <w:tcPr>
+            <w:tcW w:type="dxa" w:w="3040"/>
+            <w:shd w:fill="FFFFFF" w:color="auto" w:val="clear"/>
+            <w:tcMar>
+              <w:top w:type="dxa" w:w="60"/>
+              <w:left w:type="dxa" w:w="120"/>
+              <w:bottom w:type="dxa" w:w="60"/>
+              <w:right w:type="dxa" w:w="120"/>
+            </w:tcMar>
+            <w:vAlign w:val="top"/>
+          </w:tcPr>
+          <w:p>
+            <w:pPr>
+              <w:spacing w:after="40" w:before="0"/>
+              <w:jc w:val="left"/>
+            </w:pPr>
+            <w:r>
+              <w:rPr>
+                <w:rFonts w:ascii="Arial" w:cs="Arial" w:eastAsia="Arial" w:hAnsi="Arial"/>
+                <w:b w:val="false"/>
+                <w:bCs w:val="false"/>
+                <w:i w:val="false"/>
+                <w:iCs w:val="false"/>
+                <w:color w:val="000000"/>
+                <w:sz w:val="18"/>
+                <w:szCs w:val="18"/>
+              </w:rPr>
+              <w:t xml:space="preserve">Elicit-first strategy: students commit to a visible prediction (whiteboard sketch) before seeing any data. The balloon activity creates a concrete, embodied sense of the force so that the subsequent graph is grounded in physical experience rather than abstract numbers.</w:t>
+            </w:r>
+          </w:p>
+        </w:tc>
+        <w:tc>
+          <w:tcPr>
+            <w:tcW w:type="dxa" w:w="3040"/>
+            <w:shd w:fill="F2F2F2" w:color="auto" w:val="clear"/>
+            <w:tcMar>
+              <w:top w:type="dxa" w:w="60"/>
+              <w:left w:type="dxa" w:w="120"/>
+              <w:bottom w:type="dxa" w:w="60"/>
+              <w:right w:type="dxa" w:w="120"/>
+            </w:tcMar>
+            <w:vAlign w:val="top"/>
+          </w:tcPr>
+          <w:p>
+            <w:pPr>
+              <w:spacing w:after="40" w:before="0"/>
+              <w:jc w:val="left"/>
+            </w:pPr>
+            <w:r>
+              <w:rPr>
+                <w:rFonts w:ascii="Arial" w:cs="Arial" w:eastAsia="Arial" w:hAnsi="Arial"/>
+                <w:b w:val="false"/>
+                <w:bCs w:val="false"/>
+                <w:i w:val="false"/>
+                <w:iCs w:val="false"/>
+                <w:color w:val="000000"/>
+                <w:sz w:val="18"/>
+                <w:szCs w:val="18"/>
+              </w:rPr>
+              <w:t xml:space="preserve">Teacher scans mini-whiteboards for the shape of the predicted graph. Common misconceptions to note: (a) force drops to zero at a specific distance (linear cut-off thinking), (b) force increases linearly with distance (reversal error), (c) doubling distance halves the force (linear rather than inverse-square intuition). These are not corrected yet — they are flagged privately by the teacher to revisit in the Explain phase.</w:t>
+            </w:r>
+          </w:p>
+        </w:tc>
+      </w:tr>
+      <w:tr>
+        <w:tc>
+          <w:tcPr>
+            <w:tcW w:type="dxa" w:w="1520"/>
+            <w:shd w:fill="D9EEF1" w:color="auto" w:val="clear"/>
+            <w:tcMar>
+              <w:top w:type="dxa" w:w="60"/>
+              <w:left w:type="dxa" w:w="120"/>
+              <w:bottom w:type="dxa" w:w="60"/>
+              <w:right w:type="dxa" w:w="120"/>
+            </w:tcMar>
+            <w:vAlign w:val="top"/>
+          </w:tcPr>
+          <w:p>
+            <w:pPr>
+              <w:spacing w:after="40" w:before="0"/>
+              <w:jc w:val="left"/>
+            </w:pPr>
+            <w:r>
+              <w:rPr>
+                <w:rFonts w:ascii="Arial" w:cs="Arial" w:eastAsia="Arial" w:hAnsi="Arial"/>
+                <w:b/>
+                <w:bCs/>
+                <w:i w:val="false"/>
+                <w:iCs w:val="false"/>
+                <w:color w:val="000000"/>
+                <w:sz w:val="18"/>
+                <w:szCs w:val="18"/>
+              </w:rPr>
+              <w:t xml:space="preserve">Observe Phase</w:t>
+            </w:r>
+          </w:p>
+          <w:p>
+            <w:pPr>
+              <w:spacing w:after="20" w:before="0"/>
+            </w:pPr>
+            <w:r>
+              <w:rPr>
+                <w:rFonts w:ascii="Arial" w:cs="Arial" w:eastAsia="Arial" w:hAnsi="Arial"/>
+                <w:b/>
+                <w:bCs/>
+                <w:color w:val="1F3864"/>
+                <w:sz w:val="16"/>
+                <w:szCs w:val="16"/>
+              </w:rPr>
+              <w:t xml:space="preserve">📹 VIDEO:</w:t>
+            </w:r>
+          </w:p>
+          <w:p>
+            <w:pPr>
+              <w:spacing w:after="20" w:before="0"/>
+            </w:pPr>
+            <w:hyperlink w:history="1" r:id="rIdamyvzwjnorjn4vo_qxhtp">
               <w:r>
                 <w:rPr>
                   <w:rFonts w:ascii="Arial" w:cs="Arial" w:eastAsia="Arial" w:hAnsi="Arial"/>
@@ -9726,7 +10032,7 @@
               <w:spacing w:after="10" w:before="0"/>
               <w:ind w:left="120"/>
             </w:pPr>
-            <w:hyperlink w:history="1" r:id="rId9qsvn8ch_d-kxpmpqkaon">
+            <w:hyperlink w:history="1" r:id="rIdxrm3tkqa9j9kbkc6tx9w2">
               <w:r>
                 <w:rPr>
                   <w:rFonts w:ascii="Arial" w:cs="Arial" w:eastAsia="Arial" w:hAnsi="Arial"/>
@@ -9771,7 +10077,7 @@
             <w:pPr>
               <w:spacing w:after="20" w:before="0"/>
             </w:pPr>
-            <w:hyperlink w:history="1" r:id="rIdh0cowyg45jbc4pnvpfqjt">
+            <w:hyperlink w:history="1" r:id="rIdhw1qh7dkozf4crhl6zcdm">
               <w:r>
                 <w:rPr>
                   <w:rFonts w:ascii="Arial" w:cs="Arial" w:eastAsia="Arial" w:hAnsi="Arial"/>
@@ -9804,7 +10110,7 @@
               <w:spacing w:after="10" w:before="0"/>
               <w:ind w:left="120"/>
             </w:pPr>
-            <w:hyperlink w:history="1" r:id="rIdn7-wng_p-mxpfnkbbypse">
+            <w:hyperlink w:history="1" r:id="rId_bbflmtd1ht2bwzlkhgc6">
               <w:r>
                 <w:rPr>
                   <w:rFonts w:ascii="Arial" w:cs="Arial" w:eastAsia="Arial" w:hAnsi="Arial"/>
@@ -9846,7 +10152,7 @@
                 <w:sz w:val="18"/>
                 <w:szCs w:val="18"/>
               </w:rPr>
-              <w:t xml:space="preserve">Each learner receives two inflated latex balloons on 30 cm strings. Working with a partner, they rub both balloons on their hair or a piece of wool cloth, then hold them 5 cm apart and describe what they feel and see. They then slowly increase the separation to 20 cm and 40 cm and record qualitative observations. On a mini-whiteboard each pair writes: (1) a word description of how the force changes with distance, (2) a rough sketch of a Force-Distance graph, and (3) a prediction for what happens to the force if the distance is doubled. Learners also connect back to the phenomenon by writing one sentence: What role might this force have played between the storm cloud and the Ol Kalou iron roof?</w:t>
+              <w:t xml:space="preserve">The teacher projects a 3-minute video clip of a torsion-balance demonstration modelled on Coulomb's 1785 experiment, clearly showing how the twist angle (proportional to force) changes as the charged spheres are moved apart. Immediately after the video, each pair receives a printed data table with six rows of experimentally measured values: r (m) values of 0.10, 0.15, 0.20, 0.25, 0.30, and 0.40, with corresponding F (N) values of 8.10e-4, 3.60e-4, 2.03e-4, 1.30e-4, 0.90e-4, and 0.51e-4 (charges Q1 = Q2 = 3.0e-8 C kept constant). Learners add two columns to the table: 1/r^2 (m^-2) and their calculated values. They then plot F (y-axis) versus 1/r^2 (x-axis) on a provided 10x10 cm grid, draw the best-fit straight line, and record the gradient. The teacher circulates, asking probing questions without giving answers.</w:t>
             </w:r>
           </w:p>
         </w:tc>
@@ -9878,7 +10184,7 @@
                 <w:sz w:val="18"/>
                 <w:szCs w:val="18"/>
               </w:rPr>
-              <w:t xml:space="preserve">Distribute balloons before the lesson begins to save time. Say: Rub your balloon on the wool for about ten seconds — really charge it up. Now hold both balloons 5 cm apart at eye level. What do you notice? [WAIT 15 seconds for observation, then] Turn to your partner and describe what you feel in your hand. [WAIT 20 seconds for paired talk.] Now slowly move them apart to arm length. What changes? [WAIT 15 seconds.] On your whiteboard, sketch a Force-Distance graph — just your prediction, no right or wrong at this stage. [WAIT 30 seconds.] Ask two or three pairs to hold up their whiteboards. Use a neutral summarising move: I can see a range of ideas here — some of you predict the force drops quickly, others more gradually. Keep that prediction in mind; the data will tell us who is closer.</w:t>
+              <w:t xml:space="preserve">Before distributing the data sheet, say: You are about to do exactly what Coulomb did in Paris in 1785 — except he had to twist a wire by hand and you have a calculator. Your job is to find the mathematical pattern hiding in this data. [Pause 10 seconds.] When learners have filled in the 1/r^2 column, ask a chosen pair: Why did I ask you to calculate 1/r^2 and not just r? [WAIT 20 seconds for the pair to respond before opening to the class.] Circulate and use the prompt: What does the shape of your graph tell you about how force and distance are related? [WAIT 15 seconds per group.] If a group plots a curved F vs r graph instead, say: That graph is also correct — but is it a straight line? What does that tell you about whether force is directly proportional to r? How could you transform it into a straight line?</w:t>
             </w:r>
           </w:p>
         </w:tc>
@@ -9910,7 +10216,7 @@
                 <w:sz w:val="18"/>
                 <w:szCs w:val="18"/>
               </w:rPr>
-              <w:t xml:space="preserve">Elicit-first strategy: students commit to a visible prediction (whiteboard sketch) before seeing any data. The balloon activity creates a concrete, embodied sense of the force so that the subsequent graph is grounded in physical experience rather than abstract numbers.</w:t>
+              <w:t xml:space="preserve">Data linearisation as a sense-making tool: by plotting F vs 1/r^2 rather than F vs r, learners generate a straight line through the origin, which is the visual signature of direct proportionality. This bridges the concrete observation (balloons repelling) to the abstract mathematical structure of Coulomb's Law without the teacher simply stating the formula.</w:t>
             </w:r>
           </w:p>
         </w:tc>
@@ -9942,7 +10248,7 @@
                 <w:sz w:val="18"/>
                 <w:szCs w:val="18"/>
               </w:rPr>
-              <w:t xml:space="preserve">Teacher scans mini-whiteboards for the shape of the predicted graph. Common misconceptions to note: (a) force drops to zero at a specific distance (linear cut-off thinking), (b) force increases linearly with distance (reversal error), (c) doubling distance halves the force (linear rather than inverse-square intuition). These are not corrected yet — they are flagged privately by the teacher to revisit in the Explain phase.</w:t>
+              <w:t xml:space="preserve">Teacher checks three things during circulation: (1) correct calculation of 1/r^2 — a common arithmetic error is computing 1/r and squaring only r in the denominator; (2) correct axis labelling on the graph; (3) the line passes through or very near the origin. Any pair whose line has a large y-intercept is asked: If the charges were zero, what would the force be? Does your line agree with that?</w:t>
             </w:r>
           </w:p>
         </w:tc>
@@ -9951,32 +10257,32 @@
         <w:tc>
           <w:tcPr>
             <w:tcW w:type="dxa" w:w="1520"/>
-            <w:shd w:fill="D9EEF1" w:color="auto" w:val="clear"/>
-            <w:tcMar>
-              <w:top w:type="dxa" w:w="60"/>
-              <w:left w:type="dxa" w:w="120"/>
-              <w:bottom w:type="dxa" w:w="60"/>
-              <w:right w:type="dxa" w:w="120"/>
-            </w:tcMar>
-            <w:vAlign w:val="top"/>
-          </w:tcPr>
-          <w:p>
-            <w:pPr>
-              <w:spacing w:after="40" w:before="0"/>
-              <w:jc w:val="left"/>
-            </w:pPr>
-            <w:r>
-              <w:rPr>
-                <w:rFonts w:ascii="Arial" w:cs="Arial" w:eastAsia="Arial" w:hAnsi="Arial"/>
-                <w:b/>
-                <w:bCs/>
-                <w:i w:val="false"/>
-                <w:iCs w:val="false"/>
-                <w:color w:val="000000"/>
-                <w:sz w:val="18"/>
-                <w:szCs w:val="18"/>
-              </w:rPr>
-              <w:t xml:space="preserve">Observe Phase</w:t>
+            <w:shd w:fill="E2EFDA" w:color="auto" w:val="clear"/>
+            <w:tcMar>
+              <w:top w:type="dxa" w:w="60"/>
+              <w:left w:type="dxa" w:w="120"/>
+              <w:bottom w:type="dxa" w:w="60"/>
+              <w:right w:type="dxa" w:w="120"/>
+            </w:tcMar>
+            <w:vAlign w:val="top"/>
+          </w:tcPr>
+          <w:p>
+            <w:pPr>
+              <w:spacing w:after="40" w:before="0"/>
+              <w:jc w:val="left"/>
+            </w:pPr>
+            <w:r>
+              <w:rPr>
+                <w:rFonts w:ascii="Arial" w:cs="Arial" w:eastAsia="Arial" w:hAnsi="Arial"/>
+                <w:b/>
+                <w:bCs/>
+                <w:i w:val="false"/>
+                <w:iCs w:val="false"/>
+                <w:color w:val="000000"/>
+                <w:sz w:val="18"/>
+                <w:szCs w:val="18"/>
+              </w:rPr>
+              <w:t xml:space="preserve">Explain Phase</w:t>
             </w:r>
           </w:p>
           <w:p>
@@ -9999,7 +10305,7 @@
             <w:pPr>
               <w:spacing w:after="20" w:before="0"/>
             </w:pPr>
-            <w:hyperlink w:history="1" r:id="rIdhze3_tlbnhw825zlaaum7">
+            <w:hyperlink w:history="1" r:id="rIdh6ti8f_xlh66e-bqamx0t">
               <w:r>
                 <w:rPr>
                   <w:rFonts w:ascii="Arial" w:cs="Arial" w:eastAsia="Arial" w:hAnsi="Arial"/>
@@ -10032,7 +10338,7 @@
               <w:spacing w:after="10" w:before="0"/>
               <w:ind w:left="120"/>
             </w:pPr>
-            <w:hyperlink w:history="1" r:id="rIdq6m_2zakmqhdybpgpnw8_">
+            <w:hyperlink w:history="1" r:id="rIdsvs_nkdleb3vg7y6ehwhn">
               <w:r>
                 <w:rPr>
                   <w:rFonts w:ascii="Arial" w:cs="Arial" w:eastAsia="Arial" w:hAnsi="Arial"/>
@@ -10077,7 +10383,7 @@
             <w:pPr>
               <w:spacing w:after="20" w:before="0"/>
             </w:pPr>
-            <w:hyperlink w:history="1" r:id="rId7-v6kvyryciwhlilmwka7">
+            <w:hyperlink w:history="1" r:id="rIdf7r0qz6k_wrzgbko77wfd">
               <w:r>
                 <w:rPr>
                   <w:rFonts w:ascii="Arial" w:cs="Arial" w:eastAsia="Arial" w:hAnsi="Arial"/>
@@ -10110,7 +10416,7 @@
               <w:spacing w:after="10" w:before="0"/>
               <w:ind w:left="120"/>
             </w:pPr>
-            <w:hyperlink w:history="1" r:id="rIdiguxvn01kexber2asmr5r">
+            <w:hyperlink w:history="1" r:id="rIdd3i9ynbkiayrq8uqznyug">
               <w:r>
                 <w:rPr>
                   <w:rFonts w:ascii="Arial" w:cs="Arial" w:eastAsia="Arial" w:hAnsi="Arial"/>
@@ -10152,7 +10458,7 @@
                 <w:sz w:val="18"/>
                 <w:szCs w:val="18"/>
               </w:rPr>
-              <w:t xml:space="preserve">The teacher projects a 3-minute video clip of a torsion-balance demonstration modelled on Coulomb's 1785 experiment, clearly showing how the twist angle (proportional to force) changes as the charged spheres are moved apart. Immediately after the video, each pair receives a printed data table with six rows of experimentally measured values: r (m) values of 0.10, 0.15, 0.20, 0.25, 0.30, and 0.40, with corresponding F (N) values of 8.10e-4, 3.60e-4, 2.03e-4, 1.30e-4, 0.90e-4, and 0.51e-4 (charges Q1 = Q2 = 3.0e-8 C kept constant). Learners add two columns to the table: 1/r^2 (m^-2) and their calculated values. They then plot F (y-axis) versus 1/r^2 (x-axis) on a provided 10x10 cm grid, draw the best-fit straight line, and record the gradient. The teacher circulates, asking probing questions without giving answers.</w:t>
+              <w:t xml:space="preserve">A whole-class discussion synthesises the graph results. The teacher writes the gradient equation on the board: gradient = F / (1/r^2) = F x r^2. Since Q1 and Q2 were held constant in the data, the gradient equals kQ1Q2. Learners calculate k from their own gradient and the given charge values, arriving at approximately 9.0e9 N m^2 C^-2. The teacher then writes the full Coulomb equation: F = kQ1Q2 / r^2, and learners annotate each symbol in their notebooks. Three worked examples follow in increasing complexity: Example 1 — two charges of 1 C separated by 1 m (to confirm k numerically); Example 2 — two charges of 2.0e-6 C and 3.0e-6 C separated by 0.05 m (a bench-scale problem); Example 3 — a Kenyan storm context: a cumulonimbus cloud above the Rift Valley Escarpment carries a positive charge of 20 C at an altitude of 800 m above an iron-roofed market. An equal negative charge has accumulated on the roof below. What is the electrostatic force between them? Learners solve Example 3 independently, then compare with a partner before a class check.</w:t>
             </w:r>
           </w:p>
         </w:tc>
@@ -10184,7 +10490,7 @@
                 <w:sz w:val="18"/>
                 <w:szCs w:val="18"/>
               </w:rPr>
-              <w:t xml:space="preserve">Before distributing the data sheet, say: You are about to do exactly what Coulomb did in Paris in 1785 — except he had to twist a wire by hand and you have a calculator. Your job is to find the mathematical pattern hiding in this data. [Pause 10 seconds.] When learners have filled in the 1/r^2 column, ask a chosen pair: Why did I ask you to calculate 1/r^2 and not just r? [WAIT 20 seconds for the pair to respond before opening to the class.] Circulate and use the prompt: What does the shape of your graph tell you about how force and distance are related? [WAIT 15 seconds per group.] If a group plots a curved F vs r graph instead, say: That graph is also correct — but is it a straight line? What does that tell you about whether force is directly proportional to r? How could you transform it into a straight line?</w:t>
+              <w:t xml:space="preserve">To introduce the formula, say: Your gradient has units of N m^2. We said the gradient equals kQ1Q2. We know Q1 and Q2 from the data sheet. What must k equal? Work it out with your partner. [WAIT 30 seconds.] After pairs report values, say: Every pair in the world doing this experiment gets approximately 9 times 10 to the 9 N m squared per C squared. That number has a name — the Coulomb constant, k. Write it in your notebook; you will use it for the rest of this unit. Before presenting Example 3, ask: Cast your minds back to Ol Kalou. The cloud is high above the market. As the cloud drifts lower during the storm, what happens to r — and therefore to F? [WAIT 20 seconds.] Invite a volunteer to narrate the physics of the approaching storm using only Coulomb's Law language. For Example 3, after independent work say: Compare your answer with your partner. If you disagree, do not just show each other the answer — talk through each step until you agree on where the difference arose. [WAIT 45 seconds for paired reconciliation.]</w:t>
             </w:r>
           </w:p>
         </w:tc>
@@ -10216,7 +10522,7 @@
                 <w:sz w:val="18"/>
                 <w:szCs w:val="18"/>
               </w:rPr>
-              <w:t xml:space="preserve">Data linearisation as a sense-making tool: by plotting F vs 1/r^2 rather than F vs r, learners generate a straight line through the origin, which is the visual signature of direct proportionality. This bridges the concrete observation (balloons repelling) to the abstract mathematical structure of Coulomb's Law without the teacher simply stating the formula.</w:t>
+              <w:t xml:space="preserve">The teacher uses a phenomenon-return narrative: the mathematics of Coulomb's Law is explicitly mapped onto the timeline of the Ol Kalou storm — cloud descends, r decreases, F increases as 1/r^2, until the insulating air can no longer hold back the discharge. This transforms the formula from an abstract statement into a causal story about the phenomenon learners have been carrying since Lesson 1.</w:t>
             </w:r>
           </w:p>
         </w:tc>
@@ -10248,7 +10554,7 @@
                 <w:sz w:val="18"/>
                 <w:szCs w:val="18"/>
               </w:rPr>
-              <w:t xml:space="preserve">Teacher checks three things during circulation: (1) correct calculation of 1/r^2 — a common arithmetic error is computing 1/r and squaring only r in the denominator; (2) correct axis labelling on the graph; (3) the line passes through or very near the origin. Any pair whose line has a large y-intercept is asked: If the charges were zero, what would the force be? Does your line agree with that?</w:t>
+              <w:t xml:space="preserve">Exit-style probe embedded in Example 3: teacher collects written answers and scans for three error types — (1) not squaring r (using r instead of r^2), (2) unit inconsistency (mixing km and m), (3) sign confusion (reporting a negative force magnitude rather than magnitude with a stated direction). These are addressed verbally before the DQB update.</w:t>
             </w:r>
           </w:p>
         </w:tc>
@@ -10257,32 +10563,32 @@
         <w:tc>
           <w:tcPr>
             <w:tcW w:type="dxa" w:w="1520"/>
-            <w:shd w:fill="E2EFDA" w:color="auto" w:val="clear"/>
-            <w:tcMar>
-              <w:top w:type="dxa" w:w="60"/>
-              <w:left w:type="dxa" w:w="120"/>
-              <w:bottom w:type="dxa" w:w="60"/>
-              <w:right w:type="dxa" w:w="120"/>
-            </w:tcMar>
-            <w:vAlign w:val="top"/>
-          </w:tcPr>
-          <w:p>
-            <w:pPr>
-              <w:spacing w:after="40" w:before="0"/>
-              <w:jc w:val="left"/>
-            </w:pPr>
-            <w:r>
-              <w:rPr>
-                <w:rFonts w:ascii="Arial" w:cs="Arial" w:eastAsia="Arial" w:hAnsi="Arial"/>
-                <w:b/>
-                <w:bCs/>
-                <w:i w:val="false"/>
-                <w:iCs w:val="false"/>
-                <w:color w:val="000000"/>
-                <w:sz w:val="18"/>
-                <w:szCs w:val="18"/>
-              </w:rPr>
-              <w:t xml:space="preserve">Explain Phase</w:t>
+            <w:shd w:fill="FCE4D6" w:color="auto" w:val="clear"/>
+            <w:tcMar>
+              <w:top w:type="dxa" w:w="60"/>
+              <w:left w:type="dxa" w:w="120"/>
+              <w:bottom w:type="dxa" w:w="60"/>
+              <w:right w:type="dxa" w:w="120"/>
+            </w:tcMar>
+            <w:vAlign w:val="top"/>
+          </w:tcPr>
+          <w:p>
+            <w:pPr>
+              <w:spacing w:after="40" w:before="0"/>
+              <w:jc w:val="left"/>
+            </w:pPr>
+            <w:r>
+              <w:rPr>
+                <w:rFonts w:ascii="Arial" w:cs="Arial" w:eastAsia="Arial" w:hAnsi="Arial"/>
+                <w:b/>
+                <w:bCs/>
+                <w:i w:val="false"/>
+                <w:iCs w:val="false"/>
+                <w:color w:val="000000"/>
+                <w:sz w:val="18"/>
+                <w:szCs w:val="18"/>
+              </w:rPr>
+              <w:t xml:space="preserve">Driving Question Board (DQB) Creation</w:t>
             </w:r>
           </w:p>
           <w:p>
@@ -10305,7 +10611,7 @@
             <w:pPr>
               <w:spacing w:after="20" w:before="0"/>
             </w:pPr>
-            <w:hyperlink w:history="1" r:id="rIdsm3txpo5ufxaguq_ysk8x">
+            <w:hyperlink w:history="1" r:id="rIdgyi79fhpgp5z-qzisjll6">
               <w:r>
                 <w:rPr>
                   <w:rFonts w:ascii="Arial" w:cs="Arial" w:eastAsia="Arial" w:hAnsi="Arial"/>
@@ -10314,7 +10620,7 @@
                   <w:szCs w:val="16"/>
                   <w:u w:val="single" w:color="2E75B6"/>
                 </w:rPr>
-                <w:t xml:space="preserve">Magnitude of electric field created by a charge</w:t>
+                <w:t xml:space="preserve">Ion–dipole forces</w:t>
               </w:r>
             </w:hyperlink>
           </w:p>
@@ -10338,7 +10644,7 @@
               <w:spacing w:after="10" w:before="0"/>
               <w:ind w:left="120"/>
             </w:pPr>
-            <w:hyperlink w:history="1" r:id="rIdgyr-07ivvr2vo1f-wn7lw">
+            <w:hyperlink w:history="1" r:id="rId3mvk3vnjtu_lrsvepyexy">
               <w:r>
                 <w:rPr>
                   <w:rFonts w:ascii="Arial" w:cs="Arial" w:eastAsia="Arial" w:hAnsi="Arial"/>
@@ -10383,7 +10689,7 @@
             <w:pPr>
               <w:spacing w:after="20" w:before="0"/>
             </w:pPr>
-            <w:hyperlink w:history="1" r:id="rIdhf83acxzmcfxldi52nxnf">
+            <w:hyperlink w:history="1" r:id="rIdzuduoznewoyt5se1fy6bc">
               <w:r>
                 <w:rPr>
                   <w:rFonts w:ascii="Arial" w:cs="Arial" w:eastAsia="Arial" w:hAnsi="Arial"/>
@@ -10416,7 +10722,7 @@
               <w:spacing w:after="10" w:before="0"/>
               <w:ind w:left="120"/>
             </w:pPr>
-            <w:hyperlink w:history="1" r:id="rId5s2c-ondirvpig2ufs91t">
+            <w:hyperlink w:history="1" r:id="rIdn8elkg5qyjjmkr8rbbxx7">
               <w:r>
                 <w:rPr>
                   <w:rFonts w:ascii="Arial" w:cs="Arial" w:eastAsia="Arial" w:hAnsi="Arial"/>
@@ -10458,7 +10764,7 @@
                 <w:sz w:val="18"/>
                 <w:szCs w:val="18"/>
               </w:rPr>
-              <w:t xml:space="preserve">A whole-class discussion synthesises the graph results. The teacher writes the gradient equation on the board: gradient = F / (1/r^2) = F x r^2. Since Q1 and Q2 were held constant in the data, the gradient equals kQ1Q2. Learners calculate k from their own gradient and the given charge values, arriving at approximately 9.0e9 N m^2 C^-2. The teacher then writes the full Coulomb equation: F = kQ1Q2 / r^2, and learners annotate each symbol in their notebooks. Three worked examples follow in increasing complexity: Example 1 — two charges of 1 C separated by 1 m (to confirm k numerically); Example 2 — two charges of 2.0e-6 C and 3.0e-6 C separated by 0.05 m (a bench-scale problem); Example 3 — a Kenyan storm context: a cumulonimbus cloud above the Rift Valley Escarpment carries a positive charge of 20 C at an altitude of 800 m above an iron-roofed market. An equal negative charge has accumulated on the roof below. What is the electrostatic force between them? Learners solve Example 3 independently, then compare with a partner before a class check.</w:t>
+              <w:t xml:space="preserve">Each learner writes one sticky note (green = new understanding) to add to the class DQB. The prompt is: Using Coulomb's Law, write one sentence that explains something about the Ol Kalou lightning strike that you could NOT explain at the end of Lesson 2. Examples might include: As the storm cloud moved closer to the iron roof, r decreased and F = kQ1Q2/r^2 increased rapidly, eventually overcoming the resistance of air and triggering the strike. Learners also place one orange sticky note (remaining question) — for example: Does the force depend on what material the charged object is made of? Why does the pointed tip of a lightning conductor matter — is that about force too? These orange notes foreshadow Lessons 4 and 5.</w:t>
             </w:r>
           </w:p>
         </w:tc>
@@ -10490,7 +10796,7 @@
                 <w:sz w:val="18"/>
                 <w:szCs w:val="18"/>
               </w:rPr>
-              <w:t xml:space="preserve">To introduce the formula, say: Your gradient has units of N m^2. We said the gradient equals kQ1Q2. We know Q1 and Q2 from the data sheet. What must k equal? Work it out with your partner. [WAIT 30 seconds.] After pairs report values, say: Every pair in the world doing this experiment gets approximately 9 times 10 to the 9 N m squared per C squared. That number has a name — the Coulomb constant, k. Write it in your notebook; you will use it for the rest of this unit. Before presenting Example 3, ask: Cast your minds back to Ol Kalou. The cloud is high above the market. As the cloud drifts lower during the storm, what happens to r — and therefore to F? [WAIT 20 seconds.] Invite a volunteer to narrate the physics of the approaching storm using only Coulomb's Law language. For Example 3, after independent work say: Compare your answer with your partner. If you disagree, do not just show each other the answer — talk through each step until you agree on where the difference arose. [WAIT 45 seconds for paired reconciliation.]</w:t>
+              <w:t xml:space="preserve">Say: Look at the DQB. In Lesson 1 we said something invisible was building up in the cloud. In Lesson 2 we said the roof gained charge by induction. Today you can say how strong the pull was — put a number on it. Write your green note and add it. [WAIT 60 seconds for writing.] After notes are placed, read two or three aloud and comment: This group has written a number — 4.5 times 10 to the 9 newtons. That is an enormous force. No wonder the air broke down and we got a lightning bolt. Now read one orange note aloud: This group is asking about the pointed tip. That is exactly where we are heading in Lesson 4. [WAIT 10 seconds.] Keep that question alive.</w:t>
             </w:r>
           </w:p>
         </w:tc>
@@ -10522,7 +10828,7 @@
                 <w:sz w:val="18"/>
                 <w:szCs w:val="18"/>
               </w:rPr>
-              <w:t xml:space="preserve">The teacher uses a phenomenon-return narrative: the mathematics of Coulomb's Law is explicitly mapped onto the timeline of the Ol Kalou storm — cloud descends, r decreases, F increases as 1/r^2, until the insulating air can no longer hold back the discharge. This transforms the formula from an abstract statement into a causal story about the phenomenon learners have been carrying since Lesson 1.</w:t>
+              <w:t xml:space="preserve">The DQB functions as a visible knowledge-accumulation structure. Green notes mark what Coulomb's Law has explained; orange notes mark what it cannot yet explain. This gap-marking is intentional — it creates productive tension that motivates Lesson 4 (field concentration at sharp points).</w:t>
             </w:r>
           </w:p>
         </w:tc>
@@ -10554,7 +10860,7 @@
                 <w:sz w:val="18"/>
                 <w:szCs w:val="18"/>
               </w:rPr>
-              <w:t xml:space="preserve">Exit-style probe embedded in Example 3: teacher collects written answers and scans for three error types — (1) not squaring r (using r instead of r^2), (2) unit inconsistency (mixing km and m), (3) sign confusion (reporting a negative force magnitude rather than magnitude with a stated direction). These are addressed verbally before the DQB update.</w:t>
+              <w:t xml:space="preserve">Teacher reads all green notes before the next lesson. Any note that restates the formula without connecting it to the phenomenon (e.g., just writes F = kQ1Q2/r^2) is flagged for a one-to-one follow-up at the start of Lesson 4: Can you tell me in words what that formula says about the Ol Kalou storm?</w:t>
             </w:r>
           </w:p>
         </w:tc>
@@ -10563,32 +10869,32 @@
         <w:tc>
           <w:tcPr>
             <w:tcW w:type="dxa" w:w="1520"/>
-            <w:shd w:fill="FCE4D6" w:color="auto" w:val="clear"/>
-            <w:tcMar>
-              <w:top w:type="dxa" w:w="60"/>
-              <w:left w:type="dxa" w:w="120"/>
-              <w:bottom w:type="dxa" w:w="60"/>
-              <w:right w:type="dxa" w:w="120"/>
-            </w:tcMar>
-            <w:vAlign w:val="top"/>
-          </w:tcPr>
-          <w:p>
-            <w:pPr>
-              <w:spacing w:after="40" w:before="0"/>
-              <w:jc w:val="left"/>
-            </w:pPr>
-            <w:r>
-              <w:rPr>
-                <w:rFonts w:ascii="Arial" w:cs="Arial" w:eastAsia="Arial" w:hAnsi="Arial"/>
-                <w:b/>
-                <w:bCs/>
-                <w:i w:val="false"/>
-                <w:iCs w:val="false"/>
-                <w:color w:val="000000"/>
-                <w:sz w:val="18"/>
-                <w:szCs w:val="18"/>
-              </w:rPr>
-              <w:t xml:space="preserve">Driving Question Board (DQB) Creation</w:t>
+            <w:shd w:fill="D5E8F0" w:color="auto" w:val="clear"/>
+            <w:tcMar>
+              <w:top w:type="dxa" w:w="60"/>
+              <w:left w:type="dxa" w:w="120"/>
+              <w:bottom w:type="dxa" w:w="60"/>
+              <w:right w:type="dxa" w:w="120"/>
+            </w:tcMar>
+            <w:vAlign w:val="top"/>
+          </w:tcPr>
+          <w:p>
+            <w:pPr>
+              <w:spacing w:after="40" w:before="0"/>
+              <w:jc w:val="left"/>
+            </w:pPr>
+            <w:r>
+              <w:rPr>
+                <w:rFonts w:ascii="Arial" w:cs="Arial" w:eastAsia="Arial" w:hAnsi="Arial"/>
+                <w:b/>
+                <w:bCs/>
+                <w:i w:val="false"/>
+                <w:iCs w:val="false"/>
+                <w:color w:val="000000"/>
+                <w:sz w:val="18"/>
+                <w:szCs w:val="18"/>
+              </w:rPr>
+              <w:t xml:space="preserve">Model Building Phase</w:t>
             </w:r>
           </w:p>
           <w:p>
@@ -10611,7 +10917,7 @@
             <w:pPr>
               <w:spacing w:after="20" w:before="0"/>
             </w:pPr>
-            <w:hyperlink w:history="1" r:id="rIdzp_dg_5ppvs7s15y75gay">
+            <w:hyperlink w:history="1" r:id="rIdyway-lfxoinnyu1pffytf">
               <w:r>
                 <w:rPr>
                   <w:rFonts w:ascii="Arial" w:cs="Arial" w:eastAsia="Arial" w:hAnsi="Arial"/>
@@ -10620,7 +10926,7 @@
                   <w:szCs w:val="16"/>
                   <w:u w:val="single" w:color="2E75B6"/>
                 </w:rPr>
-                <w:t xml:space="preserve">Coulomb's law</w:t>
+                <w:t xml:space="preserve">Ion–dipole forces</w:t>
               </w:r>
             </w:hyperlink>
           </w:p>
@@ -10644,7 +10950,7 @@
               <w:spacing w:after="10" w:before="0"/>
               <w:ind w:left="120"/>
             </w:pPr>
-            <w:hyperlink w:history="1" r:id="rIdpjdaqq7rezz3p3rllt4a6">
+            <w:hyperlink w:history="1" r:id="rIdj2jrebobk3qkcebjpty9u">
               <w:r>
                 <w:rPr>
                   <w:rFonts w:ascii="Arial" w:cs="Arial" w:eastAsia="Arial" w:hAnsi="Arial"/>
@@ -10689,7 +10995,7 @@
             <w:pPr>
               <w:spacing w:after="20" w:before="0"/>
             </w:pPr>
-            <w:hyperlink w:history="1" r:id="rIde6ey_oabsmht_lrpv5ehu">
+            <w:hyperlink w:history="1" r:id="rIdktttqchcmusm-emggik92">
               <w:r>
                 <w:rPr>
                   <w:rFonts w:ascii="Arial" w:cs="Arial" w:eastAsia="Arial" w:hAnsi="Arial"/>
@@ -10722,313 +11028,7 @@
               <w:spacing w:after="10" w:before="0"/>
               <w:ind w:left="120"/>
             </w:pPr>
-            <w:hyperlink w:history="1" r:id="rIdcrlgonpju2pjx-nibtd2t">
-              <w:r>
-                <w:rPr>
-                  <w:rFonts w:ascii="Arial" w:cs="Arial" w:eastAsia="Arial" w:hAnsi="Arial"/>
-                  <w:color w:val="595959"/>
-                  <w:sz w:val="14"/>
-                  <w:szCs w:val="14"/>
-                  <w:u w:val="single" w:color="595959"/>
-                </w:rPr>
-                <w:t xml:space="preserve">🔍 Search ARES for similar readings</w:t>
-              </w:r>
-            </w:hyperlink>
-          </w:p>
-        </w:tc>
-        <w:tc>
-          <w:tcPr>
-            <w:tcW w:type="dxa" w:w="3040"/>
-            <w:shd w:fill="FFFFFF" w:color="auto" w:val="clear"/>
-            <w:tcMar>
-              <w:top w:type="dxa" w:w="60"/>
-              <w:left w:type="dxa" w:w="120"/>
-              <w:bottom w:type="dxa" w:w="60"/>
-              <w:right w:type="dxa" w:w="120"/>
-            </w:tcMar>
-            <w:vAlign w:val="top"/>
-          </w:tcPr>
-          <w:p>
-            <w:pPr>
-              <w:spacing w:after="40" w:before="0"/>
-              <w:jc w:val="left"/>
-            </w:pPr>
-            <w:r>
-              <w:rPr>
-                <w:rFonts w:ascii="Arial" w:cs="Arial" w:eastAsia="Arial" w:hAnsi="Arial"/>
-                <w:b w:val="false"/>
-                <w:bCs w:val="false"/>
-                <w:i w:val="false"/>
-                <w:iCs w:val="false"/>
-                <w:color w:val="000000"/>
-                <w:sz w:val="18"/>
-                <w:szCs w:val="18"/>
-              </w:rPr>
-              <w:t xml:space="preserve">Each learner writes one sticky note (green = new understanding) to add to the class DQB. The prompt is: Using Coulomb's Law, write one sentence that explains something about the Ol Kalou lightning strike that you could NOT explain at the end of Lesson 2. Examples might include: As the storm cloud moved closer to the iron roof, r decreased and F = kQ1Q2/r^2 increased rapidly, eventually overcoming the resistance of air and triggering the strike. Learners also place one orange sticky note (remaining question) — for example: Does the force depend on what material the charged object is made of? Why does the pointed tip of a lightning conductor matter — is that about force too? These orange notes foreshadow Lessons 4 and 5.</w:t>
-            </w:r>
-          </w:p>
-        </w:tc>
-        <w:tc>
-          <w:tcPr>
-            <w:tcW w:type="dxa" w:w="3040"/>
-            <w:shd w:fill="F2F2F2" w:color="auto" w:val="clear"/>
-            <w:tcMar>
-              <w:top w:type="dxa" w:w="60"/>
-              <w:left w:type="dxa" w:w="120"/>
-              <w:bottom w:type="dxa" w:w="60"/>
-              <w:right w:type="dxa" w:w="120"/>
-            </w:tcMar>
-            <w:vAlign w:val="top"/>
-          </w:tcPr>
-          <w:p>
-            <w:pPr>
-              <w:spacing w:after="40" w:before="0"/>
-              <w:jc w:val="left"/>
-            </w:pPr>
-            <w:r>
-              <w:rPr>
-                <w:rFonts w:ascii="Arial" w:cs="Arial" w:eastAsia="Arial" w:hAnsi="Arial"/>
-                <w:b w:val="false"/>
-                <w:bCs w:val="false"/>
-                <w:i w:val="false"/>
-                <w:iCs w:val="false"/>
-                <w:color w:val="000000"/>
-                <w:sz w:val="18"/>
-                <w:szCs w:val="18"/>
-              </w:rPr>
-              <w:t xml:space="preserve">Say: Look at the DQB. In Lesson 1 we said something invisible was building up in the cloud. In Lesson 2 we said the roof gained charge by induction. Today you can say how strong the pull was — put a number on it. Write your green note and add it. [WAIT 60 seconds for writing.] After notes are placed, read two or three aloud and comment: This group has written a number — 4.5 times 10 to the 9 newtons. That is an enormous force. No wonder the air broke down and we got a lightning bolt. Now read one orange note aloud: This group is asking about the pointed tip. That is exactly where we are heading in Lesson 4. [WAIT 10 seconds.] Keep that question alive.</w:t>
-            </w:r>
-          </w:p>
-        </w:tc>
-        <w:tc>
-          <w:tcPr>
-            <w:tcW w:type="dxa" w:w="3040"/>
-            <w:shd w:fill="FFFFFF" w:color="auto" w:val="clear"/>
-            <w:tcMar>
-              <w:top w:type="dxa" w:w="60"/>
-              <w:left w:type="dxa" w:w="120"/>
-              <w:bottom w:type="dxa" w:w="60"/>
-              <w:right w:type="dxa" w:w="120"/>
-            </w:tcMar>
-            <w:vAlign w:val="top"/>
-          </w:tcPr>
-          <w:p>
-            <w:pPr>
-              <w:spacing w:after="40" w:before="0"/>
-              <w:jc w:val="left"/>
-            </w:pPr>
-            <w:r>
-              <w:rPr>
-                <w:rFonts w:ascii="Arial" w:cs="Arial" w:eastAsia="Arial" w:hAnsi="Arial"/>
-                <w:b w:val="false"/>
-                <w:bCs w:val="false"/>
-                <w:i w:val="false"/>
-                <w:iCs w:val="false"/>
-                <w:color w:val="000000"/>
-                <w:sz w:val="18"/>
-                <w:szCs w:val="18"/>
-              </w:rPr>
-              <w:t xml:space="preserve">The DQB functions as a visible knowledge-accumulation structure. Green notes mark what Coulomb's Law has explained; orange notes mark what it cannot yet explain. This gap-marking is intentional — it creates productive tension that motivates Lesson 4 (field concentration at sharp points).</w:t>
-            </w:r>
-          </w:p>
-        </w:tc>
-        <w:tc>
-          <w:tcPr>
-            <w:tcW w:type="dxa" w:w="3040"/>
-            <w:shd w:fill="F2F2F2" w:color="auto" w:val="clear"/>
-            <w:tcMar>
-              <w:top w:type="dxa" w:w="60"/>
-              <w:left w:type="dxa" w:w="120"/>
-              <w:bottom w:type="dxa" w:w="60"/>
-              <w:right w:type="dxa" w:w="120"/>
-            </w:tcMar>
-            <w:vAlign w:val="top"/>
-          </w:tcPr>
-          <w:p>
-            <w:pPr>
-              <w:spacing w:after="40" w:before="0"/>
-              <w:jc w:val="left"/>
-            </w:pPr>
-            <w:r>
-              <w:rPr>
-                <w:rFonts w:ascii="Arial" w:cs="Arial" w:eastAsia="Arial" w:hAnsi="Arial"/>
-                <w:b w:val="false"/>
-                <w:bCs w:val="false"/>
-                <w:i w:val="false"/>
-                <w:iCs w:val="false"/>
-                <w:color w:val="000000"/>
-                <w:sz w:val="18"/>
-                <w:szCs w:val="18"/>
-              </w:rPr>
-              <w:t xml:space="preserve">Teacher reads all green notes before the next lesson. Any note that restates the formula without connecting it to the phenomenon (e.g., just writes F = kQ1Q2/r^2) is flagged for a one-to-one follow-up at the start of Lesson 4: Can you tell me in words what that formula says about the Ol Kalou storm?</w:t>
-            </w:r>
-          </w:p>
-        </w:tc>
-      </w:tr>
-      <w:tr>
-        <w:tc>
-          <w:tcPr>
-            <w:tcW w:type="dxa" w:w="1520"/>
-            <w:shd w:fill="D5E8F0" w:color="auto" w:val="clear"/>
-            <w:tcMar>
-              <w:top w:type="dxa" w:w="60"/>
-              <w:left w:type="dxa" w:w="120"/>
-              <w:bottom w:type="dxa" w:w="60"/>
-              <w:right w:type="dxa" w:w="120"/>
-            </w:tcMar>
-            <w:vAlign w:val="top"/>
-          </w:tcPr>
-          <w:p>
-            <w:pPr>
-              <w:spacing w:after="40" w:before="0"/>
-              <w:jc w:val="left"/>
-            </w:pPr>
-            <w:r>
-              <w:rPr>
-                <w:rFonts w:ascii="Arial" w:cs="Arial" w:eastAsia="Arial" w:hAnsi="Arial"/>
-                <w:b/>
-                <w:bCs/>
-                <w:i w:val="false"/>
-                <w:iCs w:val="false"/>
-                <w:color w:val="000000"/>
-                <w:sz w:val="18"/>
-                <w:szCs w:val="18"/>
-              </w:rPr>
-              <w:t xml:space="preserve">Model Building Phase</w:t>
-            </w:r>
-          </w:p>
-          <w:p>
-            <w:pPr>
-              <w:spacing w:after="20" w:before="0"/>
-            </w:pPr>
-            <w:r>
-              <w:rPr>
-                <w:rFonts w:ascii="Arial" w:cs="Arial" w:eastAsia="Arial" w:hAnsi="Arial"/>
-                <w:b/>
-                <w:bCs/>
-                <w:color w:val="1F3864"/>
-                <w:sz w:val="16"/>
-                <w:szCs w:val="16"/>
-              </w:rPr>
-              <w:t xml:space="preserve">📹 VIDEO:</w:t>
-            </w:r>
-          </w:p>
-          <w:p>
-            <w:pPr>
-              <w:spacing w:after="20" w:before="0"/>
-            </w:pPr>
-            <w:hyperlink w:history="1" r:id="rIdkhc9k7nfo878tmgquribu">
-              <w:r>
-                <w:rPr>
-                  <w:rFonts w:ascii="Arial" w:cs="Arial" w:eastAsia="Arial" w:hAnsi="Arial"/>
-                  <w:color w:val="2E75B6"/>
-                  <w:sz w:val="16"/>
-                  <w:szCs w:val="16"/>
-                  <w:u w:val="single" w:color="2E75B6"/>
-                </w:rPr>
-                <w:t xml:space="preserve">Coulomb's law</w:t>
-              </w:r>
-            </w:hyperlink>
-          </w:p>
-          <w:p>
-            <w:pPr>
-              <w:spacing w:after="10" w:before="0"/>
-              <w:ind w:left="120"/>
-            </w:pPr>
-            <w:r>
-              <w:rPr>
-                <w:rFonts w:ascii="Arial" w:cs="Arial" w:eastAsia="Arial" w:hAnsi="Arial"/>
-                <w:color w:val="595959"/>
-                <w:sz w:val="14"/>
-                <w:szCs w:val="14"/>
-              </w:rPr>
-              <w:t xml:space="preserve">Source: Khan Academy (English - US curriculum)</w:t>
-            </w:r>
-          </w:p>
-          <w:p>
-            <w:pPr>
-              <w:spacing w:after="10" w:before="0"/>
-              <w:ind w:left="120"/>
-            </w:pPr>
-            <w:hyperlink w:history="1" r:id="rIdip5k897r3fwfvbhw-iyvn">
-              <w:r>
-                <w:rPr>
-                  <w:rFonts w:ascii="Arial" w:cs="Arial" w:eastAsia="Arial" w:hAnsi="Arial"/>
-                  <w:color w:val="595959"/>
-                  <w:sz w:val="14"/>
-                  <w:szCs w:val="14"/>
-                  <w:u w:val="single" w:color="595959"/>
-                </w:rPr>
-                <w:t xml:space="preserve">🔍 Search ARES for similar videos</w:t>
-              </w:r>
-            </w:hyperlink>
-          </w:p>
-          <w:p>
-            <w:pPr>
-              <w:spacing w:after="40" w:before="0"/>
-            </w:pPr>
-            <w:r>
-              <w:rPr>
-                <w:sz w:val="14"/>
-                <w:szCs w:val="14"/>
-              </w:rPr>
-              <w:t xml:space="preserve"/>
-            </w:r>
-          </w:p>
-          <w:p>
-            <w:pPr>
-              <w:spacing w:after="20" w:before="0"/>
-            </w:pPr>
-            <w:r>
-              <w:rPr>
-                <w:rFonts w:ascii="Arial" w:cs="Arial" w:eastAsia="Arial" w:hAnsi="Arial"/>
-                <w:b/>
-                <w:bCs/>
-                <w:color w:val="1F3864"/>
-                <w:sz w:val="16"/>
-                <w:szCs w:val="16"/>
-              </w:rPr>
-              <w:t xml:space="preserve">📖 HTML:</w:t>
-            </w:r>
-          </w:p>
-          <w:p>
-            <w:pPr>
-              <w:spacing w:after="20" w:before="0"/>
-            </w:pPr>
-            <w:hyperlink w:history="1" r:id="rId_s8cc7uldra19paxe535b">
-              <w:r>
-                <w:rPr>
-                  <w:rFonts w:ascii="Arial" w:cs="Arial" w:eastAsia="Arial" w:hAnsi="Arial"/>
-                  <w:color w:val="2E75B6"/>
-                  <w:sz w:val="16"/>
-                  <w:szCs w:val="16"/>
-                  <w:u w:val="single" w:color="2E75B6"/>
-                </w:rPr>
-                <w:t xml:space="preserve">Coulomb's Law</w:t>
-              </w:r>
-            </w:hyperlink>
-          </w:p>
-          <w:p>
-            <w:pPr>
-              <w:spacing w:after="10" w:before="0"/>
-              <w:ind w:left="120"/>
-            </w:pPr>
-            <w:r>
-              <w:rPr>
-                <w:rFonts w:ascii="Arial" w:cs="Arial" w:eastAsia="Arial" w:hAnsi="Arial"/>
-                <w:color w:val="595959"/>
-                <w:sz w:val="14"/>
-                <w:szCs w:val="14"/>
-              </w:rPr>
-              <w:t xml:space="preserve">Source: PhET Interactive Simulations (English)</w:t>
-            </w:r>
-          </w:p>
-          <w:p>
-            <w:pPr>
-              <w:spacing w:after="10" w:before="0"/>
-              <w:ind w:left="120"/>
-            </w:pPr>
-            <w:hyperlink w:history="1" r:id="rId8vyztbjfcckdwx7gdbwk_">
+            <w:hyperlink w:history="1" r:id="rIdicb4277g-rjneilblsggf">
               <w:r>
                 <w:rPr>
                   <w:rFonts w:ascii="Arial" w:cs="Arial" w:eastAsia="Arial" w:hAnsi="Arial"/>
@@ -12515,7 +12515,313 @@
             <w:pPr>
               <w:spacing w:after="20" w:before="0"/>
             </w:pPr>
-            <w:hyperlink w:history="1" r:id="rIdgbyiur6gexps_txlytbg_">
+            <w:hyperlink w:history="1" r:id="rIddqqohehh5kbgz3jqng9r3">
+              <w:r>
+                <w:rPr>
+                  <w:rFonts w:ascii="Arial" w:cs="Arial" w:eastAsia="Arial" w:hAnsi="Arial"/>
+                  <w:color w:val="2E75B6"/>
+                  <w:sz w:val="16"/>
+                  <w:szCs w:val="16"/>
+                  <w:u w:val="single" w:color="2E75B6"/>
+                </w:rPr>
+                <w:t xml:space="preserve">Foil leaf electroscope</w:t>
+              </w:r>
+            </w:hyperlink>
+          </w:p>
+          <w:p>
+            <w:pPr>
+              <w:spacing w:after="10" w:before="0"/>
+              <w:ind w:left="120"/>
+            </w:pPr>
+            <w:r>
+              <w:rPr>
+                <w:rFonts w:ascii="Arial" w:cs="Arial" w:eastAsia="Arial" w:hAnsi="Arial"/>
+                <w:color w:val="595959"/>
+                <w:sz w:val="14"/>
+                <w:szCs w:val="14"/>
+              </w:rPr>
+              <w:t xml:space="preserve">Source: Khan Academy (English - US curriculum)</w:t>
+            </w:r>
+          </w:p>
+          <w:p>
+            <w:pPr>
+              <w:spacing w:after="10" w:before="0"/>
+              <w:ind w:left="120"/>
+            </w:pPr>
+            <w:hyperlink w:history="1" r:id="rIdxfhibfdjagmccmzxq7mi1">
+              <w:r>
+                <w:rPr>
+                  <w:rFonts w:ascii="Arial" w:cs="Arial" w:eastAsia="Arial" w:hAnsi="Arial"/>
+                  <w:color w:val="595959"/>
+                  <w:sz w:val="14"/>
+                  <w:szCs w:val="14"/>
+                  <w:u w:val="single" w:color="595959"/>
+                </w:rPr>
+                <w:t xml:space="preserve">🔍 Search ARES for similar videos</w:t>
+              </w:r>
+            </w:hyperlink>
+          </w:p>
+          <w:p>
+            <w:pPr>
+              <w:spacing w:after="40" w:before="0"/>
+            </w:pPr>
+            <w:r>
+              <w:rPr>
+                <w:sz w:val="14"/>
+                <w:szCs w:val="14"/>
+              </w:rPr>
+              <w:t xml:space="preserve"/>
+            </w:r>
+          </w:p>
+          <w:p>
+            <w:pPr>
+              <w:spacing w:after="20" w:before="0"/>
+            </w:pPr>
+            <w:r>
+              <w:rPr>
+                <w:rFonts w:ascii="Arial" w:cs="Arial" w:eastAsia="Arial" w:hAnsi="Arial"/>
+                <w:b/>
+                <w:bCs/>
+                <w:color w:val="1F3864"/>
+                <w:sz w:val="16"/>
+                <w:szCs w:val="16"/>
+              </w:rPr>
+              <w:t xml:space="preserve">📖 HTML:</w:t>
+            </w:r>
+          </w:p>
+          <w:p>
+            <w:pPr>
+              <w:spacing w:after="20" w:before="0"/>
+            </w:pPr>
+            <w:hyperlink w:history="1" r:id="rIdbcljiipantaloyroyqm88">
+              <w:r>
+                <w:rPr>
+                  <w:rFonts w:ascii="Arial" w:cs="Arial" w:eastAsia="Arial" w:hAnsi="Arial"/>
+                  <w:color w:val="2E75B6"/>
+                  <w:sz w:val="16"/>
+                  <w:szCs w:val="16"/>
+                  <w:u w:val="single" w:color="2E75B6"/>
+                </w:rPr>
+                <w:t xml:space="preserve">Balloons and Static Electricity</w:t>
+              </w:r>
+            </w:hyperlink>
+          </w:p>
+          <w:p>
+            <w:pPr>
+              <w:spacing w:after="10" w:before="0"/>
+              <w:ind w:left="120"/>
+            </w:pPr>
+            <w:r>
+              <w:rPr>
+                <w:rFonts w:ascii="Arial" w:cs="Arial" w:eastAsia="Arial" w:hAnsi="Arial"/>
+                <w:color w:val="595959"/>
+                <w:sz w:val="14"/>
+                <w:szCs w:val="14"/>
+              </w:rPr>
+              <w:t xml:space="preserve">Source: PhET Interactive Simulations (English)</w:t>
+            </w:r>
+          </w:p>
+          <w:p>
+            <w:pPr>
+              <w:spacing w:after="10" w:before="0"/>
+              <w:ind w:left="120"/>
+            </w:pPr>
+            <w:hyperlink w:history="1" r:id="rIdraxohwbc5rim9hsj17e7a">
+              <w:r>
+                <w:rPr>
+                  <w:rFonts w:ascii="Arial" w:cs="Arial" w:eastAsia="Arial" w:hAnsi="Arial"/>
+                  <w:color w:val="595959"/>
+                  <w:sz w:val="14"/>
+                  <w:szCs w:val="14"/>
+                  <w:u w:val="single" w:color="595959"/>
+                </w:rPr>
+                <w:t xml:space="preserve">🔍 Search ARES for similar readings</w:t>
+              </w:r>
+            </w:hyperlink>
+          </w:p>
+        </w:tc>
+        <w:tc>
+          <w:tcPr>
+            <w:tcW w:type="dxa" w:w="3040"/>
+            <w:shd w:fill="FFFFFF" w:color="auto" w:val="clear"/>
+            <w:tcMar>
+              <w:top w:type="dxa" w:w="60"/>
+              <w:left w:type="dxa" w:w="120"/>
+              <w:bottom w:type="dxa" w:w="60"/>
+              <w:right w:type="dxa" w:w="120"/>
+            </w:tcMar>
+            <w:vAlign w:val="top"/>
+          </w:tcPr>
+          <w:p>
+            <w:pPr>
+              <w:spacing w:after="40" w:before="0"/>
+              <w:jc w:val="left"/>
+            </w:pPr>
+            <w:r>
+              <w:rPr>
+                <w:rFonts w:ascii="Arial" w:cs="Arial" w:eastAsia="Arial" w:hAnsi="Arial"/>
+                <w:b w:val="false"/>
+                <w:bCs w:val="false"/>
+                <w:i w:val="false"/>
+                <w:iCs w:val="false"/>
+                <w:color w:val="000000"/>
+                <w:sz w:val="18"/>
+                <w:szCs w:val="18"/>
+              </w:rPr>
+              <w:t xml:space="preserve">Learners are shown a single projected image: a storm cloud over Ol Kalou Market with the iron roof beneath it and a gap of several hundred metres of air between them. The caption reads: 'The cloud is negatively charged. The iron roof has not been touched by anything. Predict: what is the charge on the top surface of the iron roof? What about the bottom surface? Draw and annotate your prediction in your notebook using + and − symbols.' Learners work individually for 3 minutes, then share with a shoulder partner for 2 minutes. Selected learners share with the class.</w:t>
+            </w:r>
+          </w:p>
+        </w:tc>
+        <w:tc>
+          <w:tcPr>
+            <w:tcW w:type="dxa" w:w="3040"/>
+            <w:shd w:fill="F2F2F2" w:color="auto" w:val="clear"/>
+            <w:tcMar>
+              <w:top w:type="dxa" w:w="60"/>
+              <w:left w:type="dxa" w:w="120"/>
+              <w:bottom w:type="dxa" w:w="60"/>
+              <w:right w:type="dxa" w:w="120"/>
+            </w:tcMar>
+            <w:vAlign w:val="top"/>
+          </w:tcPr>
+          <w:p>
+            <w:pPr>
+              <w:spacing w:after="40" w:before="0"/>
+              <w:jc w:val="left"/>
+            </w:pPr>
+            <w:r>
+              <w:rPr>
+                <w:rFonts w:ascii="Arial" w:cs="Arial" w:eastAsia="Arial" w:hAnsi="Arial"/>
+                <w:b w:val="false"/>
+                <w:bCs w:val="false"/>
+                <w:i w:val="false"/>
+                <w:iCs w:val="false"/>
+                <w:color w:val="000000"/>
+                <w:sz w:val="18"/>
+                <w:szCs w:val="18"/>
+              </w:rPr>
+              <w:t xml:space="preserve">Display the image and read the caption aloud. Say: 'Before we do any investigation today, I want your honest prediction — not the right answer, your best thinking right now. Use what you already know about charges from our last three lessons.' Allow 3 minutes of silent individual thinking (WAIT TIME enforced — teacher circulates without speaking). After 3 minutes, say: 'Now turn and share your annotated diagram with your partner. Explain your reasoning in at least two sentences.' After 2 minutes of partner talk, cold-call 4 learners: one who drew the roof uniformly negative, one who drew it uniformly positive, one who drew it polarised (negative top, positive bottom or vice versa), and one who drew it neutral. For each, ask: 'What made you choose that distribution?' Do NOT confirm or correct — record all four predictions visibly on the board under the heading 'Our Predictions — We Will Test These.' Say: 'Hold onto your prediction. Our investigation today will give you evidence to decide.'</w:t>
+            </w:r>
+          </w:p>
+        </w:tc>
+        <w:tc>
+          <w:tcPr>
+            <w:tcW w:type="dxa" w:w="3040"/>
+            <w:shd w:fill="FFFFFF" w:color="auto" w:val="clear"/>
+            <w:tcMar>
+              <w:top w:type="dxa" w:w="60"/>
+              <w:left w:type="dxa" w:w="120"/>
+              <w:bottom w:type="dxa" w:w="60"/>
+              <w:right w:type="dxa" w:w="120"/>
+            </w:tcMar>
+            <w:vAlign w:val="top"/>
+          </w:tcPr>
+          <w:p>
+            <w:pPr>
+              <w:spacing w:after="40" w:before="0"/>
+              <w:jc w:val="left"/>
+            </w:pPr>
+            <w:r>
+              <w:rPr>
+                <w:rFonts w:ascii="Arial" w:cs="Arial" w:eastAsia="Arial" w:hAnsi="Arial"/>
+                <w:b w:val="false"/>
+                <w:bCs w:val="false"/>
+                <w:i w:val="false"/>
+                <w:iCs w:val="false"/>
+                <w:color w:val="000000"/>
+                <w:sz w:val="18"/>
+                <w:szCs w:val="18"/>
+              </w:rPr>
+              <w:t xml:space="preserve">Predict-then-Investigate: Making predictions before evidence gathering activates prior knowledge about charge behaviour and creates cognitive dissonance when results differ from predictions, deepening retention and understanding of induction.</w:t>
+            </w:r>
+          </w:p>
+        </w:tc>
+        <w:tc>
+          <w:tcPr>
+            <w:tcW w:type="dxa" w:w="3040"/>
+            <w:shd w:fill="F2F2F2" w:color="auto" w:val="clear"/>
+            <w:tcMar>
+              <w:top w:type="dxa" w:w="60"/>
+              <w:left w:type="dxa" w:w="120"/>
+              <w:bottom w:type="dxa" w:w="60"/>
+              <w:right w:type="dxa" w:w="120"/>
+            </w:tcMar>
+            <w:vAlign w:val="top"/>
+          </w:tcPr>
+          <w:p>
+            <w:pPr>
+              <w:spacing w:after="40" w:before="0"/>
+              <w:jc w:val="left"/>
+            </w:pPr>
+            <w:r>
+              <w:rPr>
+                <w:rFonts w:ascii="Arial" w:cs="Arial" w:eastAsia="Arial" w:hAnsi="Arial"/>
+                <w:b w:val="false"/>
+                <w:bCs w:val="false"/>
+                <w:i w:val="false"/>
+                <w:iCs w:val="false"/>
+                <w:color w:val="000000"/>
+                <w:sz w:val="18"/>
+                <w:szCs w:val="18"/>
+              </w:rPr>
+              <w:t xml:space="preserve">Observable indicator: Learner annotations show + and − symbols placed with some spatial reasoning (even if incorrect), and learners can articulate at least one reason for their prediction. Flag any learner who cannot place any charge symbols — pair them with a stronger partner during the investigation. Note on a clipboard which of the four prediction types are represented in the class — this informs how to sequence the Explain phase discussion.</w:t>
+            </w:r>
+          </w:p>
+        </w:tc>
+      </w:tr>
+      <w:tr>
+        <w:tc>
+          <w:tcPr>
+            <w:tcW w:type="dxa" w:w="1520"/>
+            <w:shd w:fill="D9EEF1" w:color="auto" w:val="clear"/>
+            <w:tcMar>
+              <w:top w:type="dxa" w:w="60"/>
+              <w:left w:type="dxa" w:w="120"/>
+              <w:bottom w:type="dxa" w:w="60"/>
+              <w:right w:type="dxa" w:w="120"/>
+            </w:tcMar>
+            <w:vAlign w:val="top"/>
+          </w:tcPr>
+          <w:p>
+            <w:pPr>
+              <w:spacing w:after="40" w:before="0"/>
+              <w:jc w:val="left"/>
+            </w:pPr>
+            <w:r>
+              <w:rPr>
+                <w:rFonts w:ascii="Arial" w:cs="Arial" w:eastAsia="Arial" w:hAnsi="Arial"/>
+                <w:b/>
+                <w:bCs/>
+                <w:i w:val="false"/>
+                <w:iCs w:val="false"/>
+                <w:color w:val="000000"/>
+                <w:sz w:val="18"/>
+                <w:szCs w:val="18"/>
+              </w:rPr>
+              <w:t xml:space="preserve">Observe Phase</w:t>
+            </w:r>
+          </w:p>
+          <w:p>
+            <w:pPr>
+              <w:spacing w:after="20" w:before="0"/>
+            </w:pPr>
+            <w:r>
+              <w:rPr>
+                <w:rFonts w:ascii="Arial" w:cs="Arial" w:eastAsia="Arial" w:hAnsi="Arial"/>
+                <w:b/>
+                <w:bCs/>
+                <w:color w:val="1F3864"/>
+                <w:sz w:val="16"/>
+                <w:szCs w:val="16"/>
+              </w:rPr>
+              <w:t xml:space="preserve">📹 VIDEO:</w:t>
+            </w:r>
+          </w:p>
+          <w:p>
+            <w:pPr>
+              <w:spacing w:after="20" w:before="0"/>
+            </w:pPr>
+            <w:hyperlink w:history="1" r:id="rIdyp__qlt_zh7zfed51ixhl">
               <w:r>
                 <w:rPr>
                   <w:rFonts w:ascii="Arial" w:cs="Arial" w:eastAsia="Arial" w:hAnsi="Arial"/>
@@ -12548,7 +12854,7 @@
               <w:spacing w:after="10" w:before="0"/>
               <w:ind w:left="120"/>
             </w:pPr>
-            <w:hyperlink w:history="1" r:id="rIdcf7a-s7rcog5rdacystj1">
+            <w:hyperlink w:history="1" r:id="rIde9c97xzopwj8_l3qetytk">
               <w:r>
                 <w:rPr>
                   <w:rFonts w:ascii="Arial" w:cs="Arial" w:eastAsia="Arial" w:hAnsi="Arial"/>
@@ -12593,7 +12899,7 @@
             <w:pPr>
               <w:spacing w:after="20" w:before="0"/>
             </w:pPr>
-            <w:hyperlink w:history="1" r:id="rIdv2vu7-dicg7hx3avlbpvq">
+            <w:hyperlink w:history="1" r:id="rIdbyp-c5xxvwvkufjfvlnnn">
               <w:r>
                 <w:rPr>
                   <w:rFonts w:ascii="Arial" w:cs="Arial" w:eastAsia="Arial" w:hAnsi="Arial"/>
@@ -12602,7 +12908,7 @@
                   <w:szCs w:val="16"/>
                   <w:u w:val="single" w:color="2E75B6"/>
                 </w:rPr>
-                <w:t xml:space="preserve">Charges and Fields</w:t>
+                <w:t xml:space="preserve">Balloons and Static Electricity</w:t>
               </w:r>
             </w:hyperlink>
           </w:p>
@@ -12626,7 +12932,7 @@
               <w:spacing w:after="10" w:before="0"/>
               <w:ind w:left="120"/>
             </w:pPr>
-            <w:hyperlink w:history="1" r:id="rIdo2eko5bjxsjuo_xqf-pss">
+            <w:hyperlink w:history="1" r:id="rIdfknov3oi71l9tpuy6m1o-">
               <w:r>
                 <w:rPr>
                   <w:rFonts w:ascii="Arial" w:cs="Arial" w:eastAsia="Arial" w:hAnsi="Arial"/>
@@ -12668,7 +12974,7 @@
                 <w:sz w:val="18"/>
                 <w:szCs w:val="18"/>
               </w:rPr>
-              <w:t xml:space="preserve">Learners are shown a single projected image: a storm cloud over Ol Kalou Market with the iron roof beneath it and a gap of several hundred metres of air between them. The caption reads: 'The cloud is negatively charged. The iron roof has not been touched by anything. Predict: what is the charge on the top surface of the iron roof? What about the bottom surface? Draw and annotate your prediction in your notebook using + and − symbols.' Learners work individually for 3 minutes, then share with a shoulder partner for 2 minutes. Selected learners share with the class.</w:t>
+              <w:t xml:space="preserve">In groups of four, learners construct a simple electroscope (glass jar, aluminium foil strip folded in a V-shape suspended from a cork or card lid with a metal paper clip as the stem, and a small aluminium-foil ball on top). They then systematically investigate three charging methods using a structured data table: (A) Charging by friction — rub a PVC pipe/polythene bag with woollen cloth, bring near the electroscope, observe leaf divergence; then touch the charged rod to the ball and observe again. (B) Charging by contact — touch the charged rod directly to the electroscope ball; remove; observe if leaves remain diverged; bring a second charged rod near and observe. (C) Charging by induction — bring the charged rod near (not touching) the electroscope ball; while holding the rod near, touch the ball briefly with a finger; remove the finger first, then the rod; observe the leaves. Each group records: (i) whether leaves diverge, (ii) estimated angle of divergence (small &lt;15°, medium 15–45°, large &gt;45°), (iii) what happens when the charged rod is removed, (iv) whether the electroscope retains charge. A supporting observation: the teacher shows a 90-second video clip or photograph of a fuel tanker on Mombasa Road with a metal drag chain touching the tarmac, and asks: 'What do you think that chain is doing?'</w:t>
             </w:r>
           </w:p>
         </w:tc>
@@ -12700,7 +13006,7 @@
                 <w:sz w:val="18"/>
                 <w:szCs w:val="18"/>
               </w:rPr>
-              <w:t xml:space="preserve">Display the image and read the caption aloud. Say: 'Before we do any investigation today, I want your honest prediction — not the right answer, your best thinking right now. Use what you already know about charges from our last three lessons.' Allow 3 minutes of silent individual thinking (WAIT TIME enforced — teacher circulates without speaking). After 3 minutes, say: 'Now turn and share your annotated diagram with your partner. Explain your reasoning in at least two sentences.' After 2 minutes of partner talk, cold-call 4 learners: one who drew the roof uniformly negative, one who drew it uniformly positive, one who drew it polarised (negative top, positive bottom or vice versa), and one who drew it neutral. For each, ask: 'What made you choose that distribution?' Do NOT confirm or correct — record all four predictions visibly on the board under the heading 'Our Predictions — We Will Test These.' Say: 'Hold onto your prediction. Our investigation today will give you evidence to decide.'</w:t>
+              <w:t xml:space="preserve">Distribute materials kits (one per group of four). Say: 'Your first task is to assemble your electroscope. I will give you 5 minutes. The diagram is on your activity sheet. The key test: when you bring a charged rod near, the foil leaves should visibly spread apart.' Circulate and check each electroscope — gently touch each ball with a charged PVC pipe to verify it works before groups begin formal testing. When all electroscopes are working, say: 'Now work through Parts A, B, and C in order. For each part, complete every column of your data table before moving on. Do NOT skip ahead.' After 20 minutes of investigation, call the class to attention. Project the tanker image/video. Ask: 'What do you think the chain touching the road is doing? Discuss with your group for 90 seconds.' Cold-call 3 groups. Say: 'Keep your answer in your notebook — we will return to this in the Explain phase.' WAIT TIME: enforce 10-second silence before accepting answers during whole-class moments.</w:t>
             </w:r>
           </w:p>
         </w:tc>
@@ -12732,7 +13038,7 @@
                 <w:sz w:val="18"/>
                 <w:szCs w:val="18"/>
               </w:rPr>
-              <w:t xml:space="preserve">Predict-then-Investigate: Making predictions before evidence gathering activates prior knowledge about charge behaviour and creates cognitive dissonance when results differ from predictions, deepening retention and understanding of induction.</w:t>
+              <w:t xml:space="preserve">Systematic Comparative Investigation with Structured Data Table: By testing all three methods with the same detector (the electroscope) and recording identical variables for each, learners can directly compare outcomes and identify the distinguishing features of each method. The tanker chain is a purposeful anomaly — a real-world earthing example — that creates a 'need to explain' bridge into the Explain phase.</w:t>
             </w:r>
           </w:p>
         </w:tc>
@@ -12764,7 +13070,7 @@
                 <w:sz w:val="18"/>
                 <w:szCs w:val="18"/>
               </w:rPr>
-              <w:t xml:space="preserve">Observable indicator: Learner annotations show + and − symbols placed with some spatial reasoning (even if incorrect), and learners can articulate at least one reason for their prediction. Flag any learner who cannot place any charge symbols — pair them with a stronger partner during the investigation. Note on a clipboard which of the four prediction types are represented in the class — this informs how to sequence the Explain phase discussion.</w:t>
+              <w:t xml:space="preserve">Observable indicators: (1) Learner data tables have entries in every cell for all three methods — blank cells indicate incomplete investigation (prompt: 'What would you need to do to fill that cell?'). (2) Learners correctly identify that in Part C (induction) the electroscope retains charge after the rod is removed — this is the key discriminating observation. (3) Learners note whether the charge acquired by induction is opposite to the inducing rod — listen for this in group talk. Circulate and ask each group: 'In Part C, after you removed the rod, did the leaves stay open or close? What does that tell you?' Groups that find the leaves close (suggesting they did not follow the earthing step correctly) should repeat Part C with explicit coaching on the finger-touch-then-remove sequence.</w:t>
             </w:r>
           </w:p>
         </w:tc>
@@ -12773,32 +13079,32 @@
         <w:tc>
           <w:tcPr>
             <w:tcW w:type="dxa" w:w="1520"/>
-            <w:shd w:fill="D9EEF1" w:color="auto" w:val="clear"/>
-            <w:tcMar>
-              <w:top w:type="dxa" w:w="60"/>
-              <w:left w:type="dxa" w:w="120"/>
-              <w:bottom w:type="dxa" w:w="60"/>
-              <w:right w:type="dxa" w:w="120"/>
-            </w:tcMar>
-            <w:vAlign w:val="top"/>
-          </w:tcPr>
-          <w:p>
-            <w:pPr>
-              <w:spacing w:after="40" w:before="0"/>
-              <w:jc w:val="left"/>
-            </w:pPr>
-            <w:r>
-              <w:rPr>
-                <w:rFonts w:ascii="Arial" w:cs="Arial" w:eastAsia="Arial" w:hAnsi="Arial"/>
-                <w:b/>
-                <w:bCs/>
-                <w:i w:val="false"/>
-                <w:iCs w:val="false"/>
-                <w:color w:val="000000"/>
-                <w:sz w:val="18"/>
-                <w:szCs w:val="18"/>
-              </w:rPr>
-              <w:t xml:space="preserve">Observe Phase</w:t>
+            <w:shd w:fill="E2EFDA" w:color="auto" w:val="clear"/>
+            <w:tcMar>
+              <w:top w:type="dxa" w:w="60"/>
+              <w:left w:type="dxa" w:w="120"/>
+              <w:bottom w:type="dxa" w:w="60"/>
+              <w:right w:type="dxa" w:w="120"/>
+            </w:tcMar>
+            <w:vAlign w:val="top"/>
+          </w:tcPr>
+          <w:p>
+            <w:pPr>
+              <w:spacing w:after="40" w:before="0"/>
+              <w:jc w:val="left"/>
+            </w:pPr>
+            <w:r>
+              <w:rPr>
+                <w:rFonts w:ascii="Arial" w:cs="Arial" w:eastAsia="Arial" w:hAnsi="Arial"/>
+                <w:b/>
+                <w:bCs/>
+                <w:i w:val="false"/>
+                <w:iCs w:val="false"/>
+                <w:color w:val="000000"/>
+                <w:sz w:val="18"/>
+                <w:szCs w:val="18"/>
+              </w:rPr>
+              <w:t xml:space="preserve">Explain Phase</w:t>
             </w:r>
           </w:p>
           <w:p>
@@ -12821,7 +13127,7 @@
             <w:pPr>
               <w:spacing w:after="20" w:before="0"/>
             </w:pPr>
-            <w:hyperlink w:history="1" r:id="rIdoc8pvvj-xxmunansohens">
+            <w:hyperlink w:history="1" r:id="rIddbqhluvrv-entrbefla2u">
               <w:r>
                 <w:rPr>
                   <w:rFonts w:ascii="Arial" w:cs="Arial" w:eastAsia="Arial" w:hAnsi="Arial"/>
@@ -12830,7 +13136,7 @@
                   <w:szCs w:val="16"/>
                   <w:u w:val="single" w:color="2E75B6"/>
                 </w:rPr>
-                <w:t xml:space="preserve">Pith ball electroscope</w:t>
+                <w:t xml:space="preserve">Foil leaf electroscope</w:t>
               </w:r>
             </w:hyperlink>
           </w:p>
@@ -12854,7 +13160,7 @@
               <w:spacing w:after="10" w:before="0"/>
               <w:ind w:left="120"/>
             </w:pPr>
-            <w:hyperlink w:history="1" r:id="rIdbw_ray8f4chdoxc-mhjdd">
+            <w:hyperlink w:history="1" r:id="rId90tvfjahhkgbz3xhpomfv">
               <w:r>
                 <w:rPr>
                   <w:rFonts w:ascii="Arial" w:cs="Arial" w:eastAsia="Arial" w:hAnsi="Arial"/>
@@ -12899,7 +13205,7 @@
             <w:pPr>
               <w:spacing w:after="20" w:before="0"/>
             </w:pPr>
-            <w:hyperlink w:history="1" r:id="rIdp9xdhkf3vpscudj20pbvv">
+            <w:hyperlink w:history="1" r:id="rIdek-0ddbr4nmhog7xz-s52">
               <w:r>
                 <w:rPr>
                   <w:rFonts w:ascii="Arial" w:cs="Arial" w:eastAsia="Arial" w:hAnsi="Arial"/>
@@ -12908,7 +13214,7 @@
                   <w:szCs w:val="16"/>
                   <w:u w:val="single" w:color="2E75B6"/>
                 </w:rPr>
-                <w:t xml:space="preserve">Coulomb's Law</w:t>
+                <w:t xml:space="preserve">Balloons and Static Electricity</w:t>
               </w:r>
             </w:hyperlink>
           </w:p>
@@ -12932,7 +13238,7 @@
               <w:spacing w:after="10" w:before="0"/>
               <w:ind w:left="120"/>
             </w:pPr>
-            <w:hyperlink w:history="1" r:id="rId5kshdxvh8yokrholrdomn">
+            <w:hyperlink w:history="1" r:id="rIdzlopyqsgtfnanadnlfinx">
               <w:r>
                 <w:rPr>
                   <w:rFonts w:ascii="Arial" w:cs="Arial" w:eastAsia="Arial" w:hAnsi="Arial"/>
@@ -12974,7 +13280,7 @@
                 <w:sz w:val="18"/>
                 <w:szCs w:val="18"/>
               </w:rPr>
-              <w:t xml:space="preserve">In groups of four, learners construct a simple electroscope (glass jar, aluminium foil strip folded in a V-shape suspended from a cork or card lid with a metal paper clip as the stem, and a small aluminium-foil ball on top). They then systematically investigate three charging methods using a structured data table: (A) Charging by friction — rub a PVC pipe/polythene bag with woollen cloth, bring near the electroscope, observe leaf divergence; then touch the charged rod to the ball and observe again. (B) Charging by contact — touch the charged rod directly to the electroscope ball; remove; observe if leaves remain diverged; bring a second charged rod near and observe. (C) Charging by induction — bring the charged rod near (not touching) the electroscope ball; while holding the rod near, touch the ball briefly with a finger; remove the finger first, then the rod; observe the leaves. Each group records: (i) whether leaves diverge, (ii) estimated angle of divergence (small &lt;15°, medium 15–45°, large &gt;45°), (iii) what happens when the charged rod is removed, (iv) whether the electroscope retains charge. A supporting observation: the teacher shows a 90-second video clip or photograph of a fuel tanker on Mombasa Road with a metal drag chain touching the tarmac, and asks: 'What do you think that chain is doing?'</w:t>
+              <w:t xml:space="preserve">Learners return to whole-class discussion. The teacher guides a structured explanation of all three mechanisms using particle-level diagrams drawn live on the board, connecting each to the Ol Kalou phenomenon. Learners annotate their own diagrams in their notebooks simultaneously. The tanker chain is revisited and formally explained as earthing — the chain provides a conducting path to the Earth (an infinite charge reservoir), removing excess charge and neutralising the tanker, preventing spark ignition of fuel vapour. Learners then write a three-sentence mechanistic explanation of how the iron roof at Ol Kalou became charged without touching the cloud, using the vocabulary: induction, free electrons, redistribution, earthing.</w:t>
             </w:r>
           </w:p>
         </w:tc>
@@ -13006,7 +13312,7 @@
                 <w:sz w:val="18"/>
                 <w:szCs w:val="18"/>
               </w:rPr>
-              <w:t xml:space="preserve">Distribute materials kits (one per group of four). Say: 'Your first task is to assemble your electroscope. I will give you 5 minutes. The diagram is on your activity sheet. The key test: when you bring a charged rod near, the foil leaves should visibly spread apart.' Circulate and check each electroscope — gently touch each ball with a charged PVC pipe to verify it works before groups begin formal testing. When all electroscopes are working, say: 'Now work through Parts A, B, and C in order. For each part, complete every column of your data table before moving on. Do NOT skip ahead.' After 20 minutes of investigation, call the class to attention. Project the tanker image/video. Ask: 'What do you think the chain touching the road is doing? Discuss with your group for 90 seconds.' Cold-call 3 groups. Say: 'Keep your answer in your notebook — we will return to this in the Explain phase.' WAIT TIME: enforce 10-second silence before accepting answers during whole-class moments.</w:t>
+              <w:t xml:space="preserve">Begin by returning to the four class predictions recorded in Phase 1. Say: 'Let us look at what your investigation found. Which prediction was closest to your evidence?' Cold-call 3 learners who predicted polarisation and ask: 'What did your electroscope tell you that supports or challenges your prediction?' Then draw three side-by-side diagrams on the board — label them 'Friction,' 'Contact,' 'Induction.' For each, draw a conductor with + and − symbols and animate the electron movement step by step, narrating: 'In friction, electrons are physically scraped from one surface to another — remember our polythene and wool from Lesson 2. In contact, the charged object shares its excess electrons with the conductor it touches. In induction — and this is the key one for our iron roof — the nearby charge PUSHES or PULLS the free electrons in the conductor, but NO electrons cross the gap. The redistribution happens entirely inside the iron roof.' Pause. Ask: 'So if the cloud is negatively charged and it is above the iron roof, which end of the roof will have excess negative charge? Which end will be positive?' WAIT TIME: 12 seconds. Cold-call 4 learners. After establishing the correct polarisation (positive charge accumulates on the top of the roof, closest to the negative cloud), say: 'Now — about that tanker chain. What was it doing?' After learner responses, explain earthing formally: 'When you touched the electroscope ball with your finger in Part C, you connected it to the Earth through your body. Electrons flowed out through you to the ground. When you removed your finger — breaking the Earth connection — the remaining charge was trapped. That is exactly what a lightning conductor does: it keeps the building permanently connected to the Earth, so any induced charge drains away harmlessly.' Instruct learners: 'In your notebook, write three sentences explaining how the Ol Kalou iron roof became charged. Use all four of these words: induction, free electrons, redistribution, earthing.' Allow 4 minutes. Cold-call 2 learners to read their sentences aloud. Correct any misconceptions about electrons crossing the air gap.</w:t>
             </w:r>
           </w:p>
         </w:tc>
@@ -13038,7 +13344,7 @@
                 <w:sz w:val="18"/>
                 <w:szCs w:val="18"/>
               </w:rPr>
-              <w:t xml:space="preserve">Systematic Comparative Investigation with Structured Data Table: By testing all three methods with the same detector (the electroscope) and recording identical variables for each, learners can directly compare outcomes and identify the distinguishing features of each method. The tanker chain is a purposeful anomaly — a real-world earthing example — that creates a 'need to explain' bridge into the Explain phase.</w:t>
+              <w:t xml:space="preserve">Annotated Particle-Level Diagram + Anchored Explanation Writing: Drawing simultaneous with narration forces learners to translate verbal explanation into spatial representation, strengthening conceptual encoding. The three-sentence writing task with mandatory vocabulary use checks whether learners can apply — not merely recall — the mechanism to the specific context of the phenomenon.</w:t>
             </w:r>
           </w:p>
         </w:tc>
@@ -13070,7 +13376,7 @@
                 <w:sz w:val="18"/>
                 <w:szCs w:val="18"/>
               </w:rPr>
-              <w:t xml:space="preserve">Observable indicators: (1) Learner data tables have entries in every cell for all three methods — blank cells indicate incomplete investigation (prompt: 'What would you need to do to fill that cell?'). (2) Learners correctly identify that in Part C (induction) the electroscope retains charge after the rod is removed — this is the key discriminating observation. (3) Learners note whether the charge acquired by induction is opposite to the inducing rod — listen for this in group talk. Circulate and ask each group: 'In Part C, after you removed the rod, did the leaves stay open or close? What does that tell you?' Groups that find the leaves close (suggesting they did not follow the earthing step correctly) should repeat Part C with explicit coaching on the finger-touch-then-remove sequence.</w:t>
+              <w:t xml:space="preserve">Observable indicators: (1) Learner diagrams for induction correctly show NO electrons crossing the gap between the rod and the conductor — electrons only move within the conductor. Flag any learner who draws electrons jumping across the gap (misconception: contact required for charge transfer). (2) Three-sentence explanations use all four target words in a causally correct sequence. (3) When cold-called, learners correctly identify that the charge acquired by induction is OPPOSITE in sign to the inducing charge — this is the key conceptual test. Listen specifically for: 'The negative cloud repelled electrons to the far side of the roof, leaving the near side positive,' which demonstrates correct mechanistic reasoning.</w:t>
             </w:r>
           </w:p>
         </w:tc>
@@ -13079,32 +13385,32 @@
         <w:tc>
           <w:tcPr>
             <w:tcW w:type="dxa" w:w="1520"/>
-            <w:shd w:fill="E2EFDA" w:color="auto" w:val="clear"/>
-            <w:tcMar>
-              <w:top w:type="dxa" w:w="60"/>
-              <w:left w:type="dxa" w:w="120"/>
-              <w:bottom w:type="dxa" w:w="60"/>
-              <w:right w:type="dxa" w:w="120"/>
-            </w:tcMar>
-            <w:vAlign w:val="top"/>
-          </w:tcPr>
-          <w:p>
-            <w:pPr>
-              <w:spacing w:after="40" w:before="0"/>
-              <w:jc w:val="left"/>
-            </w:pPr>
-            <w:r>
-              <w:rPr>
-                <w:rFonts w:ascii="Arial" w:cs="Arial" w:eastAsia="Arial" w:hAnsi="Arial"/>
-                <w:b/>
-                <w:bCs/>
-                <w:i w:val="false"/>
-                <w:iCs w:val="false"/>
-                <w:color w:val="000000"/>
-                <w:sz w:val="18"/>
-                <w:szCs w:val="18"/>
-              </w:rPr>
-              <w:t xml:space="preserve">Explain Phase</w:t>
+            <w:shd w:fill="FCE4D6" w:color="auto" w:val="clear"/>
+            <w:tcMar>
+              <w:top w:type="dxa" w:w="60"/>
+              <w:left w:type="dxa" w:w="120"/>
+              <w:bottom w:type="dxa" w:w="60"/>
+              <w:right w:type="dxa" w:w="120"/>
+            </w:tcMar>
+            <w:vAlign w:val="top"/>
+          </w:tcPr>
+          <w:p>
+            <w:pPr>
+              <w:spacing w:after="40" w:before="0"/>
+              <w:jc w:val="left"/>
+            </w:pPr>
+            <w:r>
+              <w:rPr>
+                <w:rFonts w:ascii="Arial" w:cs="Arial" w:eastAsia="Arial" w:hAnsi="Arial"/>
+                <w:b/>
+                <w:bCs/>
+                <w:i w:val="false"/>
+                <w:iCs w:val="false"/>
+                <w:color w:val="000000"/>
+                <w:sz w:val="18"/>
+                <w:szCs w:val="18"/>
+              </w:rPr>
+              <w:t xml:space="preserve">Driving Question Board (DQB) Creation</w:t>
             </w:r>
           </w:p>
           <w:p>
@@ -13127,7 +13433,7 @@
             <w:pPr>
               <w:spacing w:after="20" w:before="0"/>
             </w:pPr>
-            <w:hyperlink w:history="1" r:id="rIdhxafwmxz2pcnuz3vxnzbd">
+            <w:hyperlink w:history="1" r:id="rIdis0pvc2zlnsz3m_bycvos">
               <w:r>
                 <w:rPr>
                   <w:rFonts w:ascii="Arial" w:cs="Arial" w:eastAsia="Arial" w:hAnsi="Arial"/>
@@ -13136,7 +13442,7 @@
                   <w:szCs w:val="16"/>
                   <w:u w:val="single" w:color="2E75B6"/>
                 </w:rPr>
-                <w:t xml:space="preserve">Pith ball electroscope</w:t>
+                <w:t xml:space="preserve">Foil leaf electroscope</w:t>
               </w:r>
             </w:hyperlink>
           </w:p>
@@ -13160,7 +13466,7 @@
               <w:spacing w:after="10" w:before="0"/>
               <w:ind w:left="120"/>
             </w:pPr>
-            <w:hyperlink w:history="1" r:id="rId3b10dphnpaix8e59fznb5">
+            <w:hyperlink w:history="1" r:id="rIdi6-vhifijbc1-dtgq50ir">
               <w:r>
                 <w:rPr>
                   <w:rFonts w:ascii="Arial" w:cs="Arial" w:eastAsia="Arial" w:hAnsi="Arial"/>
@@ -13205,7 +13511,7 @@
             <w:pPr>
               <w:spacing w:after="20" w:before="0"/>
             </w:pPr>
-            <w:hyperlink w:history="1" r:id="rIdppgdojnwuhycfrqhskqni">
+            <w:hyperlink w:history="1" r:id="rIdt_k1g-ixvd_5ra13cuhpj">
               <w:r>
                 <w:rPr>
                   <w:rFonts w:ascii="Arial" w:cs="Arial" w:eastAsia="Arial" w:hAnsi="Arial"/>
@@ -13214,7 +13520,7 @@
                   <w:szCs w:val="16"/>
                   <w:u w:val="single" w:color="2E75B6"/>
                 </w:rPr>
-                <w:t xml:space="preserve">Charges and Fields</w:t>
+                <w:t xml:space="preserve">Balloons and Static Electricity</w:t>
               </w:r>
             </w:hyperlink>
           </w:p>
@@ -13238,7 +13544,7 @@
               <w:spacing w:after="10" w:before="0"/>
               <w:ind w:left="120"/>
             </w:pPr>
-            <w:hyperlink w:history="1" r:id="rIdxextqd2ibmxowwpcp5wph">
+            <w:hyperlink w:history="1" r:id="rIda7nd4m3r7fjkzb45prig7">
               <w:r>
                 <w:rPr>
                   <w:rFonts w:ascii="Arial" w:cs="Arial" w:eastAsia="Arial" w:hAnsi="Arial"/>
@@ -13280,7 +13586,7 @@
                 <w:sz w:val="18"/>
                 <w:szCs w:val="18"/>
               </w:rPr>
-              <w:t xml:space="preserve">Learners return to whole-class discussion. The teacher guides a structured explanation of all three mechanisms using particle-level diagrams drawn live on the board, connecting each to the Ol Kalou phenomenon. Learners annotate their own diagrams in their notebooks simultaneously. The tanker chain is revisited and formally explained as earthing — the chain provides a conducting path to the Earth (an infinite charge reservoir), removing excess charge and neutralising the tanker, preventing spark ignition of fuel vapour. Learners then write a three-sentence mechanistic explanation of how the iron roof at Ol Kalou became charged without touching the cloud, using the vocabulary: induction, free electrons, redistribution, earthing.</w:t>
+              <w:t xml:space="preserve">Each learner receives two sticky notes (or writes in a designated section of their notebook if sticky notes are unavailable). On the first, they write one claim they can now make with evidence from today's lesson. On the second, they write one new question that today's lesson raised for them. Learners place or record their claims and questions. The teacher reads selected contributions aloud and physically moves or updates cards on the class DQB — a large display board divided into 'What we know,' 'What we think,' and 'What we still wonder.' The class collectively agrees on a new consensus statement to add to the 'What we know' column: 'The iron roof gained charge by induction from the negatively charged cloud — free electrons in the iron redistributed without any contact — and earthing can drain this charge harmlessly.'</w:t>
             </w:r>
           </w:p>
         </w:tc>
@@ -13312,7 +13618,7 @@
                 <w:sz w:val="18"/>
                 <w:szCs w:val="18"/>
               </w:rPr>
-              <w:t xml:space="preserve">Begin by returning to the four class predictions recorded in Phase 1. Say: 'Let us look at what your investigation found. Which prediction was closest to your evidence?' Cold-call 3 learners who predicted polarisation and ask: 'What did your electroscope tell you that supports or challenges your prediction?' Then draw three side-by-side diagrams on the board — label them 'Friction,' 'Contact,' 'Induction.' For each, draw a conductor with + and − symbols and animate the electron movement step by step, narrating: 'In friction, electrons are physically scraped from one surface to another — remember our polythene and wool from Lesson 2. In contact, the charged object shares its excess electrons with the conductor it touches. In induction — and this is the key one for our iron roof — the nearby charge PUSHES or PULLS the free electrons in the conductor, but NO electrons cross the gap. The redistribution happens entirely inside the iron roof.' Pause. Ask: 'So if the cloud is negatively charged and it is above the iron roof, which end of the roof will have excess negative charge? Which end will be positive?' WAIT TIME: 12 seconds. Cold-call 4 learners. After establishing the correct polarisation (positive charge accumulates on the top of the roof, closest to the negative cloud), say: 'Now — about that tanker chain. What was it doing?' After learner responses, explain earthing formally: 'When you touched the electroscope ball with your finger in Part C, you connected it to the Earth through your body. Electrons flowed out through you to the ground. When you removed your finger — breaking the Earth connection — the remaining charge was trapped. That is exactly what a lightning conductor does: it keeps the building permanently connected to the Earth, so any induced charge drains away harmlessly.' Instruct learners: 'In your notebook, write three sentences explaining how the Ol Kalou iron roof became charged. Use all four of these words: induction, free electrons, redistribution, earthing.' Allow 4 minutes. Cold-call 2 learners to read their sentences aloud. Correct any misconceptions about electrons crossing the air gap.</w:t>
+              <w:t xml:space="preserve">Distribute sticky notes (or direct learners to the DQB section in their notebooks). Say: 'On your CLAIM note, complete this sentence starter: I can now explain that… On your QUESTION note, write one thing today's lesson made you more curious about — something we have not yet answered.' Allow 3 minutes. Collect or have learners place notes on the board. Read 5 claims and 5 questions aloud. Ask the class: 'Do we all agree this claim is supported by our evidence today? Thumbs up if yes, sideways if unsure.' For any thumbs-sideways, ask: 'What evidence would make you more confident?' Then read the new consensus statement aloud twice and add it to the DQB 'What we know' column. Point to the driving question: 'How do invisible electric charges build up, exert forces across empty space, and store energy?' Say: 'We have now answered part one — building up. In our next lessons we will tackle the force across space — and later, the energy storage. Your questions on the board will guide us.' Highlight 2–3 learner questions that anticipate Lessons 5–6 content (e.g., 'How strong is the force?' or 'What stops the charge from just spreading everywhere?') and say: 'We will come back to these. Hold them.'</w:t>
             </w:r>
           </w:p>
         </w:tc>
@@ -13344,7 +13650,7 @@
                 <w:sz w:val="18"/>
                 <w:szCs w:val="18"/>
               </w:rPr>
-              <w:t xml:space="preserve">Annotated Particle-Level Diagram + Anchored Explanation Writing: Drawing simultaneous with narration forces learners to translate verbal explanation into spatial representation, strengthening conceptual encoding. The three-sentence writing task with mandatory vocabulary use checks whether learners can apply — not merely recall — the mechanism to the specific context of the phenomenon.</w:t>
+              <w:t xml:space="preserve">Claim-Evidence-Question DQB Protocol: Requiring learners to distinguish between a claim (something they can now assert with evidence) and a question (something still unresolved) develops scientific epistemic practices — specifically the understanding that science advances through both answers and productive new questions. Making the DQB update a whole-class negotiation builds collective knowledge ownership.</w:t>
             </w:r>
           </w:p>
         </w:tc>
@@ -13376,7 +13682,7 @@
                 <w:sz w:val="18"/>
                 <w:szCs w:val="18"/>
               </w:rPr>
-              <w:t xml:space="preserve">Observable indicators: (1) Learner diagrams for induction correctly show NO electrons crossing the gap between the rod and the conductor — electrons only move within the conductor. Flag any learner who draws electrons jumping across the gap (misconception: contact required for charge transfer). (2) Three-sentence explanations use all four target words in a causally correct sequence. (3) When cold-called, learners correctly identify that the charge acquired by induction is OPPOSITE in sign to the inducing charge — this is the key conceptual test. Listen specifically for: 'The negative cloud repelled electrons to the far side of the roof, leaving the near side positive,' which demonstrates correct mechanistic reasoning.</w:t>
+              <w:t xml:space="preserve">Observable indicators: (1) Claims reference specific evidence from today's investigation (e.g., 'the leaves stayed open after I removed the rod, so the charge was trapped by induction'), not just statements copied from the teacher's board. (2) Questions are generative — they point forward to electric force, field strength, or energy storage, suggesting learners are mentally extending the model. (3) The thumbs assessment reveals the proportion of the class that accepts the consensus claim — more than 3 thumbs-sideways signals that re-teaching of the induction mechanism is needed before Lesson 5.</w:t>
             </w:r>
           </w:p>
         </w:tc>
@@ -13385,32 +13691,32 @@
         <w:tc>
           <w:tcPr>
             <w:tcW w:type="dxa" w:w="1520"/>
-            <w:shd w:fill="FCE4D6" w:color="auto" w:val="clear"/>
-            <w:tcMar>
-              <w:top w:type="dxa" w:w="60"/>
-              <w:left w:type="dxa" w:w="120"/>
-              <w:bottom w:type="dxa" w:w="60"/>
-              <w:right w:type="dxa" w:w="120"/>
-            </w:tcMar>
-            <w:vAlign w:val="top"/>
-          </w:tcPr>
-          <w:p>
-            <w:pPr>
-              <w:spacing w:after="40" w:before="0"/>
-              <w:jc w:val="left"/>
-            </w:pPr>
-            <w:r>
-              <w:rPr>
-                <w:rFonts w:ascii="Arial" w:cs="Arial" w:eastAsia="Arial" w:hAnsi="Arial"/>
-                <w:b/>
-                <w:bCs/>
-                <w:i w:val="false"/>
-                <w:iCs w:val="false"/>
-                <w:color w:val="000000"/>
-                <w:sz w:val="18"/>
-                <w:szCs w:val="18"/>
-              </w:rPr>
-              <w:t xml:space="preserve">Driving Question Board (DQB) Creation</w:t>
+            <w:shd w:fill="D5E8F0" w:color="auto" w:val="clear"/>
+            <w:tcMar>
+              <w:top w:type="dxa" w:w="60"/>
+              <w:left w:type="dxa" w:w="120"/>
+              <w:bottom w:type="dxa" w:w="60"/>
+              <w:right w:type="dxa" w:w="120"/>
+            </w:tcMar>
+            <w:vAlign w:val="top"/>
+          </w:tcPr>
+          <w:p>
+            <w:pPr>
+              <w:spacing w:after="40" w:before="0"/>
+              <w:jc w:val="left"/>
+            </w:pPr>
+            <w:r>
+              <w:rPr>
+                <w:rFonts w:ascii="Arial" w:cs="Arial" w:eastAsia="Arial" w:hAnsi="Arial"/>
+                <w:b/>
+                <w:bCs/>
+                <w:i w:val="false"/>
+                <w:iCs w:val="false"/>
+                <w:color w:val="000000"/>
+                <w:sz w:val="18"/>
+                <w:szCs w:val="18"/>
+              </w:rPr>
+              <w:t xml:space="preserve">Model Building Phase</w:t>
             </w:r>
           </w:p>
           <w:p>
@@ -13433,7 +13739,7 @@
             <w:pPr>
               <w:spacing w:after="20" w:before="0"/>
             </w:pPr>
-            <w:hyperlink w:history="1" r:id="rId6hzj8vltlvrb2oozyqjxs">
+            <w:hyperlink w:history="1" r:id="rId6swcdvcyabl9mmya0pc2o">
               <w:r>
                 <w:rPr>
                   <w:rFonts w:ascii="Arial" w:cs="Arial" w:eastAsia="Arial" w:hAnsi="Arial"/>
@@ -13442,7 +13748,7 @@
                   <w:szCs w:val="16"/>
                   <w:u w:val="single" w:color="2E75B6"/>
                 </w:rPr>
-                <w:t xml:space="preserve">Pith ball electroscope</w:t>
+                <w:t xml:space="preserve">Foil leaf electroscope</w:t>
               </w:r>
             </w:hyperlink>
           </w:p>
@@ -13466,7 +13772,7 @@
               <w:spacing w:after="10" w:before="0"/>
               <w:ind w:left="120"/>
             </w:pPr>
-            <w:hyperlink w:history="1" r:id="rIdho4skfp7hmf2_oriqmvkl">
+            <w:hyperlink w:history="1" r:id="rIdpcpxv0tmnikdysbifgap7">
               <w:r>
                 <w:rPr>
                   <w:rFonts w:ascii="Arial" w:cs="Arial" w:eastAsia="Arial" w:hAnsi="Arial"/>
@@ -13511,7 +13817,7 @@
             <w:pPr>
               <w:spacing w:after="20" w:before="0"/>
             </w:pPr>
-            <w:hyperlink w:history="1" r:id="rIdgl-wdso-oyzbtu2jpap1f">
+            <w:hyperlink w:history="1" r:id="rIdp-iv1k21w0_ncw6zlygem">
               <w:r>
                 <w:rPr>
                   <w:rFonts w:ascii="Arial" w:cs="Arial" w:eastAsia="Arial" w:hAnsi="Arial"/>
@@ -13520,7 +13826,7 @@
                   <w:szCs w:val="16"/>
                   <w:u w:val="single" w:color="2E75B6"/>
                 </w:rPr>
-                <w:t xml:space="preserve">Charges and Fields</w:t>
+                <w:t xml:space="preserve">Balloons and Static Electricity</w:t>
               </w:r>
             </w:hyperlink>
           </w:p>
@@ -13544,313 +13850,7 @@
               <w:spacing w:after="10" w:before="0"/>
               <w:ind w:left="120"/>
             </w:pPr>
-            <w:hyperlink w:history="1" r:id="rIdxclkehspmhwxjc1otdr_c">
-              <w:r>
-                <w:rPr>
-                  <w:rFonts w:ascii="Arial" w:cs="Arial" w:eastAsia="Arial" w:hAnsi="Arial"/>
-                  <w:color w:val="595959"/>
-                  <w:sz w:val="14"/>
-                  <w:szCs w:val="14"/>
-                  <w:u w:val="single" w:color="595959"/>
-                </w:rPr>
-                <w:t xml:space="preserve">🔍 Search ARES for similar readings</w:t>
-              </w:r>
-            </w:hyperlink>
-          </w:p>
-        </w:tc>
-        <w:tc>
-          <w:tcPr>
-            <w:tcW w:type="dxa" w:w="3040"/>
-            <w:shd w:fill="FFFFFF" w:color="auto" w:val="clear"/>
-            <w:tcMar>
-              <w:top w:type="dxa" w:w="60"/>
-              <w:left w:type="dxa" w:w="120"/>
-              <w:bottom w:type="dxa" w:w="60"/>
-              <w:right w:type="dxa" w:w="120"/>
-            </w:tcMar>
-            <w:vAlign w:val="top"/>
-          </w:tcPr>
-          <w:p>
-            <w:pPr>
-              <w:spacing w:after="40" w:before="0"/>
-              <w:jc w:val="left"/>
-            </w:pPr>
-            <w:r>
-              <w:rPr>
-                <w:rFonts w:ascii="Arial" w:cs="Arial" w:eastAsia="Arial" w:hAnsi="Arial"/>
-                <w:b w:val="false"/>
-                <w:bCs w:val="false"/>
-                <w:i w:val="false"/>
-                <w:iCs w:val="false"/>
-                <w:color w:val="000000"/>
-                <w:sz w:val="18"/>
-                <w:szCs w:val="18"/>
-              </w:rPr>
-              <w:t xml:space="preserve">Each learner receives two sticky notes (or writes in a designated section of their notebook if sticky notes are unavailable). On the first, they write one claim they can now make with evidence from today's lesson. On the second, they write one new question that today's lesson raised for them. Learners place or record their claims and questions. The teacher reads selected contributions aloud and physically moves or updates cards on the class DQB — a large display board divided into 'What we know,' 'What we think,' and 'What we still wonder.' The class collectively agrees on a new consensus statement to add to the 'What we know' column: 'The iron roof gained charge by induction from the negatively charged cloud — free electrons in the iron redistributed without any contact — and earthing can drain this charge harmlessly.'</w:t>
-            </w:r>
-          </w:p>
-        </w:tc>
-        <w:tc>
-          <w:tcPr>
-            <w:tcW w:type="dxa" w:w="3040"/>
-            <w:shd w:fill="F2F2F2" w:color="auto" w:val="clear"/>
-            <w:tcMar>
-              <w:top w:type="dxa" w:w="60"/>
-              <w:left w:type="dxa" w:w="120"/>
-              <w:bottom w:type="dxa" w:w="60"/>
-              <w:right w:type="dxa" w:w="120"/>
-            </w:tcMar>
-            <w:vAlign w:val="top"/>
-          </w:tcPr>
-          <w:p>
-            <w:pPr>
-              <w:spacing w:after="40" w:before="0"/>
-              <w:jc w:val="left"/>
-            </w:pPr>
-            <w:r>
-              <w:rPr>
-                <w:rFonts w:ascii="Arial" w:cs="Arial" w:eastAsia="Arial" w:hAnsi="Arial"/>
-                <w:b w:val="false"/>
-                <w:bCs w:val="false"/>
-                <w:i w:val="false"/>
-                <w:iCs w:val="false"/>
-                <w:color w:val="000000"/>
-                <w:sz w:val="18"/>
-                <w:szCs w:val="18"/>
-              </w:rPr>
-              <w:t xml:space="preserve">Distribute sticky notes (or direct learners to the DQB section in their notebooks). Say: 'On your CLAIM note, complete this sentence starter: I can now explain that… On your QUESTION note, write one thing today's lesson made you more curious about — something we have not yet answered.' Allow 3 minutes. Collect or have learners place notes on the board. Read 5 claims and 5 questions aloud. Ask the class: 'Do we all agree this claim is supported by our evidence today? Thumbs up if yes, sideways if unsure.' For any thumbs-sideways, ask: 'What evidence would make you more confident?' Then read the new consensus statement aloud twice and add it to the DQB 'What we know' column. Point to the driving question: 'How do invisible electric charges build up, exert forces across empty space, and store energy?' Say: 'We have now answered part one — building up. In our next lessons we will tackle the force across space — and later, the energy storage. Your questions on the board will guide us.' Highlight 2–3 learner questions that anticipate Lessons 5–6 content (e.g., 'How strong is the force?' or 'What stops the charge from just spreading everywhere?') and say: 'We will come back to these. Hold them.'</w:t>
-            </w:r>
-          </w:p>
-        </w:tc>
-        <w:tc>
-          <w:tcPr>
-            <w:tcW w:type="dxa" w:w="3040"/>
-            <w:shd w:fill="FFFFFF" w:color="auto" w:val="clear"/>
-            <w:tcMar>
-              <w:top w:type="dxa" w:w="60"/>
-              <w:left w:type="dxa" w:w="120"/>
-              <w:bottom w:type="dxa" w:w="60"/>
-              <w:right w:type="dxa" w:w="120"/>
-            </w:tcMar>
-            <w:vAlign w:val="top"/>
-          </w:tcPr>
-          <w:p>
-            <w:pPr>
-              <w:spacing w:after="40" w:before="0"/>
-              <w:jc w:val="left"/>
-            </w:pPr>
-            <w:r>
-              <w:rPr>
-                <w:rFonts w:ascii="Arial" w:cs="Arial" w:eastAsia="Arial" w:hAnsi="Arial"/>
-                <w:b w:val="false"/>
-                <w:bCs w:val="false"/>
-                <w:i w:val="false"/>
-                <w:iCs w:val="false"/>
-                <w:color w:val="000000"/>
-                <w:sz w:val="18"/>
-                <w:szCs w:val="18"/>
-              </w:rPr>
-              <w:t xml:space="preserve">Claim-Evidence-Question DQB Protocol: Requiring learners to distinguish between a claim (something they can now assert with evidence) and a question (something still unresolved) develops scientific epistemic practices — specifically the understanding that science advances through both answers and productive new questions. Making the DQB update a whole-class negotiation builds collective knowledge ownership.</w:t>
-            </w:r>
-          </w:p>
-        </w:tc>
-        <w:tc>
-          <w:tcPr>
-            <w:tcW w:type="dxa" w:w="3040"/>
-            <w:shd w:fill="F2F2F2" w:color="auto" w:val="clear"/>
-            <w:tcMar>
-              <w:top w:type="dxa" w:w="60"/>
-              <w:left w:type="dxa" w:w="120"/>
-              <w:bottom w:type="dxa" w:w="60"/>
-              <w:right w:type="dxa" w:w="120"/>
-            </w:tcMar>
-            <w:vAlign w:val="top"/>
-          </w:tcPr>
-          <w:p>
-            <w:pPr>
-              <w:spacing w:after="40" w:before="0"/>
-              <w:jc w:val="left"/>
-            </w:pPr>
-            <w:r>
-              <w:rPr>
-                <w:rFonts w:ascii="Arial" w:cs="Arial" w:eastAsia="Arial" w:hAnsi="Arial"/>
-                <w:b w:val="false"/>
-                <w:bCs w:val="false"/>
-                <w:i w:val="false"/>
-                <w:iCs w:val="false"/>
-                <w:color w:val="000000"/>
-                <w:sz w:val="18"/>
-                <w:szCs w:val="18"/>
-              </w:rPr>
-              <w:t xml:space="preserve">Observable indicators: (1) Claims reference specific evidence from today's investigation (e.g., 'the leaves stayed open after I removed the rod, so the charge was trapped by induction'), not just statements copied from the teacher's board. (2) Questions are generative — they point forward to electric force, field strength, or energy storage, suggesting learners are mentally extending the model. (3) The thumbs assessment reveals the proportion of the class that accepts the consensus claim — more than 3 thumbs-sideways signals that re-teaching of the induction mechanism is needed before Lesson 5.</w:t>
-            </w:r>
-          </w:p>
-        </w:tc>
-      </w:tr>
-      <w:tr>
-        <w:tc>
-          <w:tcPr>
-            <w:tcW w:type="dxa" w:w="1520"/>
-            <w:shd w:fill="D5E8F0" w:color="auto" w:val="clear"/>
-            <w:tcMar>
-              <w:top w:type="dxa" w:w="60"/>
-              <w:left w:type="dxa" w:w="120"/>
-              <w:bottom w:type="dxa" w:w="60"/>
-              <w:right w:type="dxa" w:w="120"/>
-            </w:tcMar>
-            <w:vAlign w:val="top"/>
-          </w:tcPr>
-          <w:p>
-            <w:pPr>
-              <w:spacing w:after="40" w:before="0"/>
-              <w:jc w:val="left"/>
-            </w:pPr>
-            <w:r>
-              <w:rPr>
-                <w:rFonts w:ascii="Arial" w:cs="Arial" w:eastAsia="Arial" w:hAnsi="Arial"/>
-                <w:b/>
-                <w:bCs/>
-                <w:i w:val="false"/>
-                <w:iCs w:val="false"/>
-                <w:color w:val="000000"/>
-                <w:sz w:val="18"/>
-                <w:szCs w:val="18"/>
-              </w:rPr>
-              <w:t xml:space="preserve">Model Building Phase</w:t>
-            </w:r>
-          </w:p>
-          <w:p>
-            <w:pPr>
-              <w:spacing w:after="20" w:before="0"/>
-            </w:pPr>
-            <w:r>
-              <w:rPr>
-                <w:rFonts w:ascii="Arial" w:cs="Arial" w:eastAsia="Arial" w:hAnsi="Arial"/>
-                <w:b/>
-                <w:bCs/>
-                <w:color w:val="1F3864"/>
-                <w:sz w:val="16"/>
-                <w:szCs w:val="16"/>
-              </w:rPr>
-              <w:t xml:space="preserve">📹 VIDEO:</w:t>
-            </w:r>
-          </w:p>
-          <w:p>
-            <w:pPr>
-              <w:spacing w:after="20" w:before="0"/>
-            </w:pPr>
-            <w:hyperlink w:history="1" r:id="rIdhjvhqkbw7_lzrwoa716jz">
-              <w:r>
-                <w:rPr>
-                  <w:rFonts w:ascii="Arial" w:cs="Arial" w:eastAsia="Arial" w:hAnsi="Arial"/>
-                  <w:color w:val="2E75B6"/>
-                  <w:sz w:val="16"/>
-                  <w:szCs w:val="16"/>
-                  <w:u w:val="single" w:color="2E75B6"/>
-                </w:rPr>
-                <w:t xml:space="preserve">Pith ball electroscope</w:t>
-              </w:r>
-            </w:hyperlink>
-          </w:p>
-          <w:p>
-            <w:pPr>
-              <w:spacing w:after="10" w:before="0"/>
-              <w:ind w:left="120"/>
-            </w:pPr>
-            <w:r>
-              <w:rPr>
-                <w:rFonts w:ascii="Arial" w:cs="Arial" w:eastAsia="Arial" w:hAnsi="Arial"/>
-                <w:color w:val="595959"/>
-                <w:sz w:val="14"/>
-                <w:szCs w:val="14"/>
-              </w:rPr>
-              <w:t xml:space="preserve">Source: Khan Academy (English - US curriculum)</w:t>
-            </w:r>
-          </w:p>
-          <w:p>
-            <w:pPr>
-              <w:spacing w:after="10" w:before="0"/>
-              <w:ind w:left="120"/>
-            </w:pPr>
-            <w:hyperlink w:history="1" r:id="rIdk4hifi4deovgqnfhi6ln2">
-              <w:r>
-                <w:rPr>
-                  <w:rFonts w:ascii="Arial" w:cs="Arial" w:eastAsia="Arial" w:hAnsi="Arial"/>
-                  <w:color w:val="595959"/>
-                  <w:sz w:val="14"/>
-                  <w:szCs w:val="14"/>
-                  <w:u w:val="single" w:color="595959"/>
-                </w:rPr>
-                <w:t xml:space="preserve">🔍 Search ARES for similar videos</w:t>
-              </w:r>
-            </w:hyperlink>
-          </w:p>
-          <w:p>
-            <w:pPr>
-              <w:spacing w:after="40" w:before="0"/>
-            </w:pPr>
-            <w:r>
-              <w:rPr>
-                <w:sz w:val="14"/>
-                <w:szCs w:val="14"/>
-              </w:rPr>
-              <w:t xml:space="preserve"/>
-            </w:r>
-          </w:p>
-          <w:p>
-            <w:pPr>
-              <w:spacing w:after="20" w:before="0"/>
-            </w:pPr>
-            <w:r>
-              <w:rPr>
-                <w:rFonts w:ascii="Arial" w:cs="Arial" w:eastAsia="Arial" w:hAnsi="Arial"/>
-                <w:b/>
-                <w:bCs/>
-                <w:color w:val="1F3864"/>
-                <w:sz w:val="16"/>
-                <w:szCs w:val="16"/>
-              </w:rPr>
-              <w:t xml:space="preserve">📖 HTML:</w:t>
-            </w:r>
-          </w:p>
-          <w:p>
-            <w:pPr>
-              <w:spacing w:after="20" w:before="0"/>
-            </w:pPr>
-            <w:hyperlink w:history="1" r:id="rIdifuoye4u8e7t-6onzqatj">
-              <w:r>
-                <w:rPr>
-                  <w:rFonts w:ascii="Arial" w:cs="Arial" w:eastAsia="Arial" w:hAnsi="Arial"/>
-                  <w:color w:val="2E75B6"/>
-                  <w:sz w:val="16"/>
-                  <w:szCs w:val="16"/>
-                  <w:u w:val="single" w:color="2E75B6"/>
-                </w:rPr>
-                <w:t xml:space="preserve">Charges and Fields</w:t>
-              </w:r>
-            </w:hyperlink>
-          </w:p>
-          <w:p>
-            <w:pPr>
-              <w:spacing w:after="10" w:before="0"/>
-              <w:ind w:left="120"/>
-            </w:pPr>
-            <w:r>
-              <w:rPr>
-                <w:rFonts w:ascii="Arial" w:cs="Arial" w:eastAsia="Arial" w:hAnsi="Arial"/>
-                <w:color w:val="595959"/>
-                <w:sz w:val="14"/>
-                <w:szCs w:val="14"/>
-              </w:rPr>
-              <w:t xml:space="preserve">Source: PhET Interactive Simulations (English)</w:t>
-            </w:r>
-          </w:p>
-          <w:p>
-            <w:pPr>
-              <w:spacing w:after="10" w:before="0"/>
-              <w:ind w:left="120"/>
-            </w:pPr>
-            <w:hyperlink w:history="1" r:id="rIdfkmvsirucewesywxndddf">
+            <w:hyperlink w:history="1" r:id="rIdpkwfjk6fhnplznd47jjrh">
               <w:r>
                 <w:rPr>
                   <w:rFonts w:ascii="Arial" w:cs="Arial" w:eastAsia="Arial" w:hAnsi="Arial"/>
@@ -15337,7 +15337,7 @@
             <w:pPr>
               <w:spacing w:after="20" w:before="0"/>
             </w:pPr>
-            <w:hyperlink w:history="1" r:id="rIde0vd5dvqzg7ovrvgv4zon">
+            <w:hyperlink w:history="1" r:id="rIdyicp7wje0x6serzv8qire">
               <w:r>
                 <w:rPr>
                   <w:rFonts w:ascii="Arial" w:cs="Arial" w:eastAsia="Arial" w:hAnsi="Arial"/>
@@ -15370,7 +15370,7 @@
               <w:spacing w:after="10" w:before="0"/>
               <w:ind w:left="120"/>
             </w:pPr>
-            <w:hyperlink w:history="1" r:id="rIdyznrco9jtzfaghy4-pibr">
+            <w:hyperlink w:history="1" r:id="rId0to03yiwt_p9fzweizmxx">
               <w:r>
                 <w:rPr>
                   <w:rFonts w:ascii="Arial" w:cs="Arial" w:eastAsia="Arial" w:hAnsi="Arial"/>
@@ -15415,7 +15415,7 @@
             <w:pPr>
               <w:spacing w:after="20" w:before="0"/>
             </w:pPr>
-            <w:hyperlink w:history="1" r:id="rIdmc703qq_vm699nkmoofhx">
+            <w:hyperlink w:history="1" r:id="rId3nmopnttttkszdgbxxyue">
               <w:r>
                 <w:rPr>
                   <w:rFonts w:ascii="Arial" w:cs="Arial" w:eastAsia="Arial" w:hAnsi="Arial"/>
@@ -15448,7 +15448,7 @@
               <w:spacing w:after="10" w:before="0"/>
               <w:ind w:left="120"/>
             </w:pPr>
-            <w:hyperlink w:history="1" r:id="rIdq0d8fgife6ln8t-d40aya">
+            <w:hyperlink w:history="1" r:id="rIdcpvw8roy_jxkovm-hcqgd">
               <w:r>
                 <w:rPr>
                   <w:rFonts w:ascii="Arial" w:cs="Arial" w:eastAsia="Arial" w:hAnsi="Arial"/>
@@ -15643,7 +15643,313 @@
             <w:pPr>
               <w:spacing w:after="20" w:before="0"/>
             </w:pPr>
-            <w:hyperlink w:history="1" r:id="rIdk4xthiegflauuvksf9qjg">
+            <w:hyperlink w:history="1" r:id="rIduad-ajplgi8dlr7hm3mhl">
+              <w:r>
+                <w:rPr>
+                  <w:rFonts w:ascii="Arial" w:cs="Arial" w:eastAsia="Arial" w:hAnsi="Arial"/>
+                  <w:color w:val="2E75B6"/>
+                  <w:sz w:val="16"/>
+                  <w:szCs w:val="16"/>
+                  <w:u w:val="single" w:color="2E75B6"/>
+                </w:rPr>
+                <w:t xml:space="preserve">Ion–dipole forces</w:t>
+              </w:r>
+            </w:hyperlink>
+          </w:p>
+          <w:p>
+            <w:pPr>
+              <w:spacing w:after="10" w:before="0"/>
+              <w:ind w:left="120"/>
+            </w:pPr>
+            <w:r>
+              <w:rPr>
+                <w:rFonts w:ascii="Arial" w:cs="Arial" w:eastAsia="Arial" w:hAnsi="Arial"/>
+                <w:color w:val="595959"/>
+                <w:sz w:val="14"/>
+                <w:szCs w:val="14"/>
+              </w:rPr>
+              <w:t xml:space="preserve">Source: Khan Academy (English - US curriculum)</w:t>
+            </w:r>
+          </w:p>
+          <w:p>
+            <w:pPr>
+              <w:spacing w:after="10" w:before="0"/>
+              <w:ind w:left="120"/>
+            </w:pPr>
+            <w:hyperlink w:history="1" r:id="rIdj0ypa11s1laxq50-own4d">
+              <w:r>
+                <w:rPr>
+                  <w:rFonts w:ascii="Arial" w:cs="Arial" w:eastAsia="Arial" w:hAnsi="Arial"/>
+                  <w:color w:val="595959"/>
+                  <w:sz w:val="14"/>
+                  <w:szCs w:val="14"/>
+                  <w:u w:val="single" w:color="595959"/>
+                </w:rPr>
+                <w:t xml:space="preserve">🔍 Search ARES for similar videos</w:t>
+              </w:r>
+            </w:hyperlink>
+          </w:p>
+          <w:p>
+            <w:pPr>
+              <w:spacing w:after="40" w:before="0"/>
+            </w:pPr>
+            <w:r>
+              <w:rPr>
+                <w:sz w:val="14"/>
+                <w:szCs w:val="14"/>
+              </w:rPr>
+              <w:t xml:space="preserve"/>
+            </w:r>
+          </w:p>
+          <w:p>
+            <w:pPr>
+              <w:spacing w:after="20" w:before="0"/>
+            </w:pPr>
+            <w:r>
+              <w:rPr>
+                <w:rFonts w:ascii="Arial" w:cs="Arial" w:eastAsia="Arial" w:hAnsi="Arial"/>
+                <w:b/>
+                <w:bCs/>
+                <w:color w:val="1F3864"/>
+                <w:sz w:val="16"/>
+                <w:szCs w:val="16"/>
+              </w:rPr>
+              <w:t xml:space="preserve">📖 HTML:</w:t>
+            </w:r>
+          </w:p>
+          <w:p>
+            <w:pPr>
+              <w:spacing w:after="20" w:before="0"/>
+            </w:pPr>
+            <w:hyperlink w:history="1" r:id="rIdxcojlgcyqk1j1ncfg9akf">
+              <w:r>
+                <w:rPr>
+                  <w:rFonts w:ascii="Arial" w:cs="Arial" w:eastAsia="Arial" w:hAnsi="Arial"/>
+                  <w:color w:val="2E75B6"/>
+                  <w:sz w:val="16"/>
+                  <w:szCs w:val="16"/>
+                  <w:u w:val="single" w:color="2E75B6"/>
+                </w:rPr>
+                <w:t xml:space="preserve">Coulomb's Law</w:t>
+              </w:r>
+            </w:hyperlink>
+          </w:p>
+          <w:p>
+            <w:pPr>
+              <w:spacing w:after="10" w:before="0"/>
+              <w:ind w:left="120"/>
+            </w:pPr>
+            <w:r>
+              <w:rPr>
+                <w:rFonts w:ascii="Arial" w:cs="Arial" w:eastAsia="Arial" w:hAnsi="Arial"/>
+                <w:color w:val="595959"/>
+                <w:sz w:val="14"/>
+                <w:szCs w:val="14"/>
+              </w:rPr>
+              <w:t xml:space="preserve">Source: PhET Interactive Simulations (English)</w:t>
+            </w:r>
+          </w:p>
+          <w:p>
+            <w:pPr>
+              <w:spacing w:after="10" w:before="0"/>
+              <w:ind w:left="120"/>
+            </w:pPr>
+            <w:hyperlink w:history="1" r:id="rIdk6njdtrdc-4evahwpymsw">
+              <w:r>
+                <w:rPr>
+                  <w:rFonts w:ascii="Arial" w:cs="Arial" w:eastAsia="Arial" w:hAnsi="Arial"/>
+                  <w:color w:val="595959"/>
+                  <w:sz w:val="14"/>
+                  <w:szCs w:val="14"/>
+                  <w:u w:val="single" w:color="595959"/>
+                </w:rPr>
+                <w:t xml:space="preserve">🔍 Search ARES for similar readings</w:t>
+              </w:r>
+            </w:hyperlink>
+          </w:p>
+        </w:tc>
+        <w:tc>
+          <w:tcPr>
+            <w:tcW w:type="dxa" w:w="3040"/>
+            <w:shd w:fill="FFFFFF" w:color="auto" w:val="clear"/>
+            <w:tcMar>
+              <w:top w:type="dxa" w:w="60"/>
+              <w:left w:type="dxa" w:w="120"/>
+              <w:bottom w:type="dxa" w:w="60"/>
+              <w:right w:type="dxa" w:w="120"/>
+            </w:tcMar>
+            <w:vAlign w:val="top"/>
+          </w:tcPr>
+          <w:p>
+            <w:pPr>
+              <w:spacing w:after="40" w:before="0"/>
+              <w:jc w:val="left"/>
+            </w:pPr>
+            <w:r>
+              <w:rPr>
+                <w:rFonts w:ascii="Arial" w:cs="Arial" w:eastAsia="Arial" w:hAnsi="Arial"/>
+                <w:b w:val="false"/>
+                <w:bCs w:val="false"/>
+                <w:i w:val="false"/>
+                <w:iCs w:val="false"/>
+                <w:color w:val="000000"/>
+                <w:sz w:val="18"/>
+                <w:szCs w:val="18"/>
+              </w:rPr>
+              <w:t xml:space="preserve">Students open the PhET 'Coulomb's Law' simulation (offline-cached on ARES tablets) or follow a teacher-led torsion-balance demonstration. They complete a structured data table in two parts: PART A — Fix q₁ = q₂ = 1 μC; vary separation r from 1 cm to 10 cm in steps; record force F. PART B — Fix r = 5 cm; vary q₁ from 1 μC to 6 μC while keeping q₂ = 1 μC; record force F. Students plot two graphs by hand on grid paper: Graph 1 — F vs r; Graph 2 — F vs q₁. They annotate each graph with the trend they observe. A Kenya-context data card on the desk reads: 'A cumulonimbus cloud over Ol Kalou can accumulate a charge of up to −40 C at its base. The iron roof of the market stall may carry an induced charge of +0.001 C. The cloud base is approximately 2 000 m above ground.' Students are asked to record this data for use in Phase 3.</w:t>
+            </w:r>
+          </w:p>
+        </w:tc>
+        <w:tc>
+          <w:tcPr>
+            <w:tcW w:type="dxa" w:w="3040"/>
+            <w:shd w:fill="F2F2F2" w:color="auto" w:val="clear"/>
+            <w:tcMar>
+              <w:top w:type="dxa" w:w="60"/>
+              <w:left w:type="dxa" w:w="120"/>
+              <w:bottom w:type="dxa" w:w="60"/>
+              <w:right w:type="dxa" w:w="120"/>
+            </w:tcMar>
+            <w:vAlign w:val="top"/>
+          </w:tcPr>
+          <w:p>
+            <w:pPr>
+              <w:spacing w:after="40" w:before="0"/>
+              <w:jc w:val="left"/>
+            </w:pPr>
+            <w:r>
+              <w:rPr>
+                <w:rFonts w:ascii="Arial" w:cs="Arial" w:eastAsia="Arial" w:hAnsi="Arial"/>
+                <w:b w:val="false"/>
+                <w:bCs w:val="false"/>
+                <w:i w:val="false"/>
+                <w:iCs w:val="false"/>
+                <w:color w:val="000000"/>
+                <w:sz w:val="18"/>
+                <w:szCs w:val="18"/>
+              </w:rPr>
+              <w:t xml:space="preserve">1. Before releasing students to the simulation, say: 'You are about to collect real force data. Your job is not just to fill a table — your job is to find the mathematical pattern hiding in those numbers. Write that goal at the top of your data table.' 2. Circulate during data collection. Pause at each group and ask: 'What are you noticing about how fast the force drops as you increase r?' WAIT 10 SECONDS for responses. 3. After Graph 1 is plotted, stop the class: 'Hands up — who got a straight line for F vs r?' (expect some hands). 'Who got a curve?' Say: 'Interesting. Let's look at what kind of curve.' Direct students: 'Now plot log F vs log r. What do you notice about the slope?' WAIT 15 SECONDS. Guide students to identify slope ≈ −2, hinting at an inverse-square relationship. 4. Cold-call 2 students on Graph 2: 'Kipchoge, describe in one sentence the relationship between force and charge.' WAIT 12 SECONDS. 5. Say: 'Before we explain the pattern — look at the Kenya-context data card. That cloud, that iron roof, that distance of 2 000 m. Hold those numbers. You will need them very soon.'</w:t>
+            </w:r>
+          </w:p>
+        </w:tc>
+        <w:tc>
+          <w:tcPr>
+            <w:tcW w:type="dxa" w:w="3040"/>
+            <w:shd w:fill="FFFFFF" w:color="auto" w:val="clear"/>
+            <w:tcMar>
+              <w:top w:type="dxa" w:w="60"/>
+              <w:left w:type="dxa" w:w="120"/>
+              <w:bottom w:type="dxa" w:w="60"/>
+              <w:right w:type="dxa" w:w="120"/>
+            </w:tcMar>
+            <w:vAlign w:val="top"/>
+          </w:tcPr>
+          <w:p>
+            <w:pPr>
+              <w:spacing w:after="40" w:before="0"/>
+              <w:jc w:val="left"/>
+            </w:pPr>
+            <w:r>
+              <w:rPr>
+                <w:rFonts w:ascii="Arial" w:cs="Arial" w:eastAsia="Arial" w:hAnsi="Arial"/>
+                <w:b w:val="false"/>
+                <w:bCs w:val="false"/>
+                <w:i w:val="false"/>
+                <w:iCs w:val="false"/>
+                <w:color w:val="000000"/>
+                <w:sz w:val="18"/>
+                <w:szCs w:val="18"/>
+              </w:rPr>
+              <w:t xml:space="preserve">Data-Driven Pattern Recognition with Log-Linearisation: Plotting raw F-vs-r and then log F-vs-log r guides students from 'it curves' to 'the slope is −2', building the mathematical habit of identifying power-law relationships from data — an NGSS Science and Engineering Practice (Analysing and Interpreting Data). This directly mirrors how Charles-Augustin de Coulomb derived his law experimentally in 1785.</w:t>
+            </w:r>
+          </w:p>
+        </w:tc>
+        <w:tc>
+          <w:tcPr>
+            <w:tcW w:type="dxa" w:w="3040"/>
+            <w:shd w:fill="F2F2F2" w:color="auto" w:val="clear"/>
+            <w:tcMar>
+              <w:top w:type="dxa" w:w="60"/>
+              <w:left w:type="dxa" w:w="120"/>
+              <w:bottom w:type="dxa" w:w="60"/>
+              <w:right w:type="dxa" w:w="120"/>
+            </w:tcMar>
+            <w:vAlign w:val="top"/>
+          </w:tcPr>
+          <w:p>
+            <w:pPr>
+              <w:spacing w:after="40" w:before="0"/>
+              <w:jc w:val="left"/>
+            </w:pPr>
+            <w:r>
+              <w:rPr>
+                <w:rFonts w:ascii="Arial" w:cs="Arial" w:eastAsia="Arial" w:hAnsi="Arial"/>
+                <w:b w:val="false"/>
+                <w:bCs w:val="false"/>
+                <w:i w:val="false"/>
+                <w:iCs w:val="false"/>
+                <w:color w:val="000000"/>
+                <w:sz w:val="18"/>
+                <w:szCs w:val="18"/>
+              </w:rPr>
+              <w:t xml:space="preserve">Observable indicators: (1) All data tables are complete with units before graphing begins. (2) Students can state in words the trend in each graph ('as r doubles, F decreases by a factor of four'). (3) Log-log graph has a clearly drawn best-fit line with slope calculated. Teacher looks for students who plot F vs r as a straight line — this signals the target misconception for Phase 3 intervention.</w:t>
+            </w:r>
+          </w:p>
+        </w:tc>
+      </w:tr>
+      <w:tr>
+        <w:tc>
+          <w:tcPr>
+            <w:tcW w:type="dxa" w:w="1520"/>
+            <w:shd w:fill="E2EFDA" w:color="auto" w:val="clear"/>
+            <w:tcMar>
+              <w:top w:type="dxa" w:w="60"/>
+              <w:left w:type="dxa" w:w="120"/>
+              <w:bottom w:type="dxa" w:w="60"/>
+              <w:right w:type="dxa" w:w="120"/>
+            </w:tcMar>
+            <w:vAlign w:val="top"/>
+          </w:tcPr>
+          <w:p>
+            <w:pPr>
+              <w:spacing w:after="40" w:before="0"/>
+              <w:jc w:val="left"/>
+            </w:pPr>
+            <w:r>
+              <w:rPr>
+                <w:rFonts w:ascii="Arial" w:cs="Arial" w:eastAsia="Arial" w:hAnsi="Arial"/>
+                <w:b/>
+                <w:bCs/>
+                <w:i w:val="false"/>
+                <w:iCs w:val="false"/>
+                <w:color w:val="000000"/>
+                <w:sz w:val="18"/>
+                <w:szCs w:val="18"/>
+              </w:rPr>
+              <w:t xml:space="preserve">Explain Phase</w:t>
+            </w:r>
+          </w:p>
+          <w:p>
+            <w:pPr>
+              <w:spacing w:after="20" w:before="0"/>
+            </w:pPr>
+            <w:r>
+              <w:rPr>
+                <w:rFonts w:ascii="Arial" w:cs="Arial" w:eastAsia="Arial" w:hAnsi="Arial"/>
+                <w:b/>
+                <w:bCs/>
+                <w:color w:val="1F3864"/>
+                <w:sz w:val="16"/>
+                <w:szCs w:val="16"/>
+              </w:rPr>
+              <w:t xml:space="preserve">📹 VIDEO:</w:t>
+            </w:r>
+          </w:p>
+          <w:p>
+            <w:pPr>
+              <w:spacing w:after="20" w:before="0"/>
+            </w:pPr>
+            <w:hyperlink w:history="1" r:id="rIdvrxrl2kpekqzoqbfzbgqs">
               <w:r>
                 <w:rPr>
                   <w:rFonts w:ascii="Arial" w:cs="Arial" w:eastAsia="Arial" w:hAnsi="Arial"/>
@@ -15676,7 +15982,7 @@
               <w:spacing w:after="10" w:before="0"/>
               <w:ind w:left="120"/>
             </w:pPr>
-            <w:hyperlink w:history="1" r:id="rIdzejham4jfneyobz079e7n">
+            <w:hyperlink w:history="1" r:id="rIdgge2utdqwweuh86lod4yb">
               <w:r>
                 <w:rPr>
                   <w:rFonts w:ascii="Arial" w:cs="Arial" w:eastAsia="Arial" w:hAnsi="Arial"/>
@@ -15721,7 +16027,7 @@
             <w:pPr>
               <w:spacing w:after="20" w:before="0"/>
             </w:pPr>
-            <w:hyperlink w:history="1" r:id="rIdb9vgxjpvzalxoettgp9m7">
+            <w:hyperlink w:history="1" r:id="rIdryn5kxihgi0ek9ktd4qzj">
               <w:r>
                 <w:rPr>
                   <w:rFonts w:ascii="Arial" w:cs="Arial" w:eastAsia="Arial" w:hAnsi="Arial"/>
@@ -15754,7 +16060,7 @@
               <w:spacing w:after="10" w:before="0"/>
               <w:ind w:left="120"/>
             </w:pPr>
-            <w:hyperlink w:history="1" r:id="rId1qqau2r7itqbcw_we_fcw">
+            <w:hyperlink w:history="1" r:id="rId2ufxxwhe2oj9oat51awi7">
               <w:r>
                 <w:rPr>
                   <w:rFonts w:ascii="Arial" w:cs="Arial" w:eastAsia="Arial" w:hAnsi="Arial"/>
@@ -15796,7 +16102,7 @@
                 <w:sz w:val="18"/>
                 <w:szCs w:val="18"/>
               </w:rPr>
-              <w:t xml:space="preserve">Students open the PhET 'Coulomb's Law' simulation (offline-cached on ARES tablets) or follow a teacher-led torsion-balance demonstration. They complete a structured data table in two parts: PART A — Fix q₁ = q₂ = 1 μC; vary separation r from 1 cm to 10 cm in steps; record force F. PART B — Fix r = 5 cm; vary q₁ from 1 μC to 6 μC while keeping q₂ = 1 μC; record force F. Students plot two graphs by hand on grid paper: Graph 1 — F vs r; Graph 2 — F vs q₁. They annotate each graph with the trend they observe. A Kenya-context data card on the desk reads: 'A cumulonimbus cloud over Ol Kalou can accumulate a charge of up to −40 C at its base. The iron roof of the market stall may carry an induced charge of +0.001 C. The cloud base is approximately 2 000 m above ground.' Students are asked to record this data for use in Phase 3.</w:t>
+              <w:t xml:space="preserve">The teacher formally introduces Coulomb's Law: F = kq₁q₂/r², where k = 9 × 10⁹ N m² C⁻². Students annotate the formula in their notebooks, labelling each symbol, its unit, and its meaning. They then work through three scaffolded problems in pairs: PROBLEM 1 (Guided) — Two small charged spheres, q₁ = 3 μC and q₂ = 5 μC, are placed 0.20 m apart in Nairobi. Calculate the force between them. PROBLEM 2 (Structured) — A trader at Ol Kalou market notices that when she rubs her polyester apron on a warm afternoon, a nearby piece of paper is attracted to it. Model the apron as q₁ = −8 μC and the paper as q₂ = +2 μC, separated by 0.05 m. Find F. PROBLEM 3 (Anchoring Phenomenon Application) — Using the Kenya-context data card from Phase 2 (cloud charge = −40 C, roof induced charge = +0.001 C, separation = 2 000 m), calculate the attractive force between the cloud and the iron roof. Then calculate the force if the separation were 4 000 m (the cloud is higher). What does this tell us about why lightning chooses the closest tall conductor? Students share answers and discuss: 'Why did the lightning conductor on the district offices — not the wooden stall 2 m away from the strike — divert the charge? Use Coulomb's Law in your answer.'</w:t>
             </w:r>
           </w:p>
         </w:tc>
@@ -15828,7 +16134,7 @@
                 <w:sz w:val="18"/>
                 <w:szCs w:val="18"/>
               </w:rPr>
-              <w:t xml:space="preserve">1. Before releasing students to the simulation, say: 'You are about to collect real force data. Your job is not just to fill a table — your job is to find the mathematical pattern hiding in those numbers. Write that goal at the top of your data table.' 2. Circulate during data collection. Pause at each group and ask: 'What are you noticing about how fast the force drops as you increase r?' WAIT 10 SECONDS for responses. 3. After Graph 1 is plotted, stop the class: 'Hands up — who got a straight line for F vs r?' (expect some hands). 'Who got a curve?' Say: 'Interesting. Let's look at what kind of curve.' Direct students: 'Now plot log F vs log r. What do you notice about the slope?' WAIT 15 SECONDS. Guide students to identify slope ≈ −2, hinting at an inverse-square relationship. 4. Cold-call 2 students on Graph 2: 'Kipchoge, describe in one sentence the relationship between force and charge.' WAIT 12 SECONDS. 5. Say: 'Before we explain the pattern — look at the Kenya-context data card. That cloud, that iron roof, that distance of 2 000 m. Hold those numbers. You will need them very soon.'</w:t>
+              <w:t xml:space="preserve">1. Write F = kq₁q₂/r² on the board. Say: 'This equation is Coulomb's Law. It was derived by a French physicist, but it describes exactly what happened at Ol Kalou on that stormy afternoon. Let us unpack it together.' Ask: 'What does the r² in the denominator tell us about what happens to force when distance doubles?' WAIT 12 SECONDS. Cold-call 3 students. 2. Work Problem 1 together, narrating each step aloud: 'I am writing the formula first, then substituting values with units, then evaluating — I never skip units.' 3. Release pairs to Problem 2. Circulate, asking: 'Is the force attractive or repulsive here — how do you know from the signs of the charges?' WAIT 10 SECONDS per group. 4. Before Problem 3, say: 'This is the Ol Kalou problem. The numbers are real-order-of-magnitude estimates. I want you to calculate, then explain in a sentence: does your answer help explain why the iron roof was struck and not the wooden stall?' 5. Cold-call one student to present Problem 3 solution. Ask the class: 'Do you agree with this answer? Thumbs up, thumbs sideways, or thumbs down — and tell me why.' WAIT 15 SECONDS. 6. Say: 'Notice — when distance doubles, force drops to one quarter. The lightning conductor was taller and more conductive, meaning it had a larger induced charge AND was closer to the cloud's charge centre. Coulomb's Law made the conductor the preferred path.'</w:t>
             </w:r>
           </w:p>
         </w:tc>
@@ -15860,7 +16166,7 @@
                 <w:sz w:val="18"/>
                 <w:szCs w:val="18"/>
               </w:rPr>
-              <w:t xml:space="preserve">Data-Driven Pattern Recognition with Log-Linearisation: Plotting raw F-vs-r and then log F-vs-log r guides students from 'it curves' to 'the slope is −2', building the mathematical habit of identifying power-law relationships from data — an NGSS Science and Engineering Practice (Analysing and Interpreting Data). This directly mirrors how Charles-Augustin de Coulomb derived his law experimentally in 1785.</w:t>
+              <w:t xml:space="preserve">Worked Example → Scaffolded Application → Phenomenon Explanation (I Do–We Do–You Do): This gradual release sequence ensures procedural fluency before conceptual application. Returning to the Ol Kalou numbers transforms the formula from abstract algebra into a physical explanation of a real event, fulfilling the NGSS practice of Using Mathematics and Computational Thinking. Asking students to explain the direction of the force (attractive/repulsive) also integrates earlier lessons on charge types.</w:t>
             </w:r>
           </w:p>
         </w:tc>
@@ -15892,7 +16198,7 @@
                 <w:sz w:val="18"/>
                 <w:szCs w:val="18"/>
               </w:rPr>
-              <w:t xml:space="preserve">Observable indicators: (1) All data tables are complete with units before graphing begins. (2) Students can state in words the trend in each graph ('as r doubles, F decreases by a factor of four'). (3) Log-log graph has a clearly drawn best-fit line with slope calculated. Teacher looks for students who plot F vs r as a straight line — this signals the target misconception for Phase 3 intervention.</w:t>
+              <w:t xml:space="preserve">Observable indicators: (1) Problem 1 answer: F ≈ 3.375 N — students who get this correct have correct unit conversion (μC → C). (2) Problem 3 reveals whether students understand the inverse-square effect — the force at 4 000 m should be one quarter of that at 2 000 m. (3) Listen for students invoking both charge magnitude AND distance in their explanation of the phenomenon — this demonstrates integrated understanding. Students who explain only distance or only charge are flagged for targeted questioning.</w:t>
             </w:r>
           </w:p>
         </w:tc>
@@ -15901,32 +16207,32 @@
         <w:tc>
           <w:tcPr>
             <w:tcW w:type="dxa" w:w="1520"/>
-            <w:shd w:fill="E2EFDA" w:color="auto" w:val="clear"/>
-            <w:tcMar>
-              <w:top w:type="dxa" w:w="60"/>
-              <w:left w:type="dxa" w:w="120"/>
-              <w:bottom w:type="dxa" w:w="60"/>
-              <w:right w:type="dxa" w:w="120"/>
-            </w:tcMar>
-            <w:vAlign w:val="top"/>
-          </w:tcPr>
-          <w:p>
-            <w:pPr>
-              <w:spacing w:after="40" w:before="0"/>
-              <w:jc w:val="left"/>
-            </w:pPr>
-            <w:r>
-              <w:rPr>
-                <w:rFonts w:ascii="Arial" w:cs="Arial" w:eastAsia="Arial" w:hAnsi="Arial"/>
-                <w:b/>
-                <w:bCs/>
-                <w:i w:val="false"/>
-                <w:iCs w:val="false"/>
-                <w:color w:val="000000"/>
-                <w:sz w:val="18"/>
-                <w:szCs w:val="18"/>
-              </w:rPr>
-              <w:t xml:space="preserve">Explain Phase</w:t>
+            <w:shd w:fill="FCE4D6" w:color="auto" w:val="clear"/>
+            <w:tcMar>
+              <w:top w:type="dxa" w:w="60"/>
+              <w:left w:type="dxa" w:w="120"/>
+              <w:bottom w:type="dxa" w:w="60"/>
+              <w:right w:type="dxa" w:w="120"/>
+            </w:tcMar>
+            <w:vAlign w:val="top"/>
+          </w:tcPr>
+          <w:p>
+            <w:pPr>
+              <w:spacing w:after="40" w:before="0"/>
+              <w:jc w:val="left"/>
+            </w:pPr>
+            <w:r>
+              <w:rPr>
+                <w:rFonts w:ascii="Arial" w:cs="Arial" w:eastAsia="Arial" w:hAnsi="Arial"/>
+                <w:b/>
+                <w:bCs/>
+                <w:i w:val="false"/>
+                <w:iCs w:val="false"/>
+                <w:color w:val="000000"/>
+                <w:sz w:val="18"/>
+                <w:szCs w:val="18"/>
+              </w:rPr>
+              <w:t xml:space="preserve">Driving Question Board (DQB) Creation</w:t>
             </w:r>
           </w:p>
           <w:p>
@@ -15949,7 +16255,7 @@
             <w:pPr>
               <w:spacing w:after="20" w:before="0"/>
             </w:pPr>
-            <w:hyperlink w:history="1" r:id="rIdi5gocwc7x0j8trw26yp9y">
+            <w:hyperlink w:history="1" r:id="rIdyyadhuhlotpyos91idoju">
               <w:r>
                 <w:rPr>
                   <w:rFonts w:ascii="Arial" w:cs="Arial" w:eastAsia="Arial" w:hAnsi="Arial"/>
@@ -15958,7 +16264,7 @@
                   <w:szCs w:val="16"/>
                   <w:u w:val="single" w:color="2E75B6"/>
                 </w:rPr>
-                <w:t xml:space="preserve">Ion–dipole forces</w:t>
+                <w:t xml:space="preserve">Coulomb's law</w:t>
               </w:r>
             </w:hyperlink>
           </w:p>
@@ -15982,7 +16288,7 @@
               <w:spacing w:after="10" w:before="0"/>
               <w:ind w:left="120"/>
             </w:pPr>
-            <w:hyperlink w:history="1" r:id="rIdxdt9-gxwrtczjmvaa6wqu">
+            <w:hyperlink w:history="1" r:id="rIdgc873hd3oe6x8exljnuj7">
               <w:r>
                 <w:rPr>
                   <w:rFonts w:ascii="Arial" w:cs="Arial" w:eastAsia="Arial" w:hAnsi="Arial"/>
@@ -16027,7 +16333,7 @@
             <w:pPr>
               <w:spacing w:after="20" w:before="0"/>
             </w:pPr>
-            <w:hyperlink w:history="1" r:id="rId30feefl1z_q0gznkbqm-7">
+            <w:hyperlink w:history="1" r:id="rIdgu1vcm_t8ibmy3xb7je6s">
               <w:r>
                 <w:rPr>
                   <w:rFonts w:ascii="Arial" w:cs="Arial" w:eastAsia="Arial" w:hAnsi="Arial"/>
@@ -16060,7 +16366,7 @@
               <w:spacing w:after="10" w:before="0"/>
               <w:ind w:left="120"/>
             </w:pPr>
-            <w:hyperlink w:history="1" r:id="rIdmvxjkgxbvgialnb9duia3">
+            <w:hyperlink w:history="1" r:id="rIdbtjcutkfysmhgdf7cd381">
               <w:r>
                 <w:rPr>
                   <w:rFonts w:ascii="Arial" w:cs="Arial" w:eastAsia="Arial" w:hAnsi="Arial"/>
@@ -16102,7 +16408,7 @@
                 <w:sz w:val="18"/>
                 <w:szCs w:val="18"/>
               </w:rPr>
-              <w:t xml:space="preserve">The teacher formally introduces Coulomb's Law: F = kq₁q₂/r², where k = 9 × 10⁹ N m² C⁻². Students annotate the formula in their notebooks, labelling each symbol, its unit, and its meaning. They then work through three scaffolded problems in pairs: PROBLEM 1 (Guided) — Two small charged spheres, q₁ = 3 μC and q₂ = 5 μC, are placed 0.20 m apart in Nairobi. Calculate the force between them. PROBLEM 2 (Structured) — A trader at Ol Kalou market notices that when she rubs her polyester apron on a warm afternoon, a nearby piece of paper is attracted to it. Model the apron as q₁ = −8 μC and the paper as q₂ = +2 μC, separated by 0.05 m. Find F. PROBLEM 3 (Anchoring Phenomenon Application) — Using the Kenya-context data card from Phase 2 (cloud charge = −40 C, roof induced charge = +0.001 C, separation = 2 000 m), calculate the attractive force between the cloud and the iron roof. Then calculate the force if the separation were 4 000 m (the cloud is higher). What does this tell us about why lightning chooses the closest tall conductor? Students share answers and discuss: 'Why did the lightning conductor on the district offices — not the wooden stall 2 m away from the strike — divert the charge? Use Coulomb's Law in your answer.'</w:t>
+              <w:t xml:space="preserve">Each student receives two sticky notes. On the ORANGE note, they write one thing they can now explain about the Ol Kalou phenomenon that they could not explain at the start of this lesson (e.g., 'I can now calculate how strong the pull between the cloud and the iron roof was'). On the BLUE note, they write one new question the lesson has raised (e.g., 'If the force drops so fast with distance, how does the cloud ever build up enough force to strike at all?'). Students post their notes on the class Driving Question Board under the columns 'NOW I CAN EXPLAIN…' and 'NEW QUESTIONS'. The teacher reads three blue notes aloud and marks any that connect to upcoming lessons (e.g., electric field, energy stored in charges) with a star, saying: 'That question is already waiting for us in Lesson 6.'</w:t>
             </w:r>
           </w:p>
         </w:tc>
@@ -16134,7 +16440,7 @@
                 <w:sz w:val="18"/>
                 <w:szCs w:val="18"/>
               </w:rPr>
-              <w:t xml:space="preserve">1. Write F = kq₁q₂/r² on the board. Say: 'This equation is Coulomb's Law. It was derived by a French physicist, but it describes exactly what happened at Ol Kalou on that stormy afternoon. Let us unpack it together.' Ask: 'What does the r² in the denominator tell us about what happens to force when distance doubles?' WAIT 12 SECONDS. Cold-call 3 students. 2. Work Problem 1 together, narrating each step aloud: 'I am writing the formula first, then substituting values with units, then evaluating — I never skip units.' 3. Release pairs to Problem 2. Circulate, asking: 'Is the force attractive or repulsive here — how do you know from the signs of the charges?' WAIT 10 SECONDS per group. 4. Before Problem 3, say: 'This is the Ol Kalou problem. The numbers are real-order-of-magnitude estimates. I want you to calculate, then explain in a sentence: does your answer help explain why the iron roof was struck and not the wooden stall?' 5. Cold-call one student to present Problem 3 solution. Ask the class: 'Do you agree with this answer? Thumbs up, thumbs sideways, or thumbs down — and tell me why.' WAIT 15 SECONDS. 6. Say: 'Notice — when distance doubles, force drops to one quarter. The lightning conductor was taller and more conductive, meaning it had a larger induced charge AND was closer to the cloud's charge centre. Coulomb's Law made the conductor the preferred path.'</w:t>
+              <w:t xml:space="preserve">1. Distribute sticky notes. Say: 'Two minutes — orange note: one thing Coulomb's Law lets you explain about Ol Kalou. Blue note: one new question this lesson has opened up for you. Be specific — write an actual calculation or observation, not just a general statement.' SET TIMER for 2 minutes. 2. Invite students to post notes on the DQB. Briefly read 3 orange notes aloud: 'Listen to what your classmates can now explain.' 3. Read 3 blue notes. For each, ask: 'Does anyone have a partial answer to this question already?' WAIT 10 SECONDS. 4. Point to the overarching driving question on the board: 'How do invisible electric charges build up, exert forces across empty space, and store energy?' Say: 'We have now answered the exert forces part — quantitatively. The store energy part is coming. Keep your blue notes — they are your personal inquiry engine.'</w:t>
             </w:r>
           </w:p>
         </w:tc>
@@ -16166,7 +16472,7 @@
                 <w:sz w:val="18"/>
                 <w:szCs w:val="18"/>
               </w:rPr>
-              <w:t xml:space="preserve">Worked Example → Scaffolded Application → Phenomenon Explanation (I Do–We Do–You Do): This gradual release sequence ensures procedural fluency before conceptual application. Returning to the Ol Kalou numbers transforms the formula from abstract algebra into a physical explanation of a real event, fulfilling the NGSS practice of Using Mathematics and Computational Thinking. Asking students to explain the direction of the force (attractive/repulsive) also integrates earlier lessons on charge types.</w:t>
+              <w:t xml:space="preserve">Claim–Evidence–Reasoning on the DQB: The two-colour sticky-note protocol structures metacognitive reflection. Orange notes function as evidence-backed claims; blue notes sustain inquiry momentum. Publicly reading both types models that science advances through both answers and new questions — a core NOS (Nature of Science) principle.</w:t>
             </w:r>
           </w:p>
         </w:tc>
@@ -16198,7 +16504,7 @@
                 <w:sz w:val="18"/>
                 <w:szCs w:val="18"/>
               </w:rPr>
-              <w:t xml:space="preserve">Observable indicators: (1) Problem 1 answer: F ≈ 3.375 N — students who get this correct have correct unit conversion (μC → C). (2) Problem 3 reveals whether students understand the inverse-square effect — the force at 4 000 m should be one quarter of that at 2 000 m. (3) Listen for students invoking both charge magnitude AND distance in their explanation of the phenomenon — this demonstrates integrated understanding. Students who explain only distance or only charge are flagged for targeted questioning.</w:t>
+              <w:t xml:space="preserve">Observable indicators: (1) Orange notes reference specific quantities or relationships (e.g., 'force is four times weaker at twice the distance'). Vague notes ('I understand charges better') signal shallow processing — teacher follows up individually. (2) Blue notes should show conceptual curiosity beyond the lesson scope. Notes that simply restate lesson content indicate students have not yet moved to generative thinking.</w:t>
             </w:r>
           </w:p>
         </w:tc>
@@ -16207,32 +16513,32 @@
         <w:tc>
           <w:tcPr>
             <w:tcW w:type="dxa" w:w="1520"/>
-            <w:shd w:fill="FCE4D6" w:color="auto" w:val="clear"/>
-            <w:tcMar>
-              <w:top w:type="dxa" w:w="60"/>
-              <w:left w:type="dxa" w:w="120"/>
-              <w:bottom w:type="dxa" w:w="60"/>
-              <w:right w:type="dxa" w:w="120"/>
-            </w:tcMar>
-            <w:vAlign w:val="top"/>
-          </w:tcPr>
-          <w:p>
-            <w:pPr>
-              <w:spacing w:after="40" w:before="0"/>
-              <w:jc w:val="left"/>
-            </w:pPr>
-            <w:r>
-              <w:rPr>
-                <w:rFonts w:ascii="Arial" w:cs="Arial" w:eastAsia="Arial" w:hAnsi="Arial"/>
-                <w:b/>
-                <w:bCs/>
-                <w:i w:val="false"/>
-                <w:iCs w:val="false"/>
-                <w:color w:val="000000"/>
-                <w:sz w:val="18"/>
-                <w:szCs w:val="18"/>
-              </w:rPr>
-              <w:t xml:space="preserve">Driving Question Board (DQB) Creation</w:t>
+            <w:shd w:fill="D5E8F0" w:color="auto" w:val="clear"/>
+            <w:tcMar>
+              <w:top w:type="dxa" w:w="60"/>
+              <w:left w:type="dxa" w:w="120"/>
+              <w:bottom w:type="dxa" w:w="60"/>
+              <w:right w:type="dxa" w:w="120"/>
+            </w:tcMar>
+            <w:vAlign w:val="top"/>
+          </w:tcPr>
+          <w:p>
+            <w:pPr>
+              <w:spacing w:after="40" w:before="0"/>
+              <w:jc w:val="left"/>
+            </w:pPr>
+            <w:r>
+              <w:rPr>
+                <w:rFonts w:ascii="Arial" w:cs="Arial" w:eastAsia="Arial" w:hAnsi="Arial"/>
+                <w:b/>
+                <w:bCs/>
+                <w:i w:val="false"/>
+                <w:iCs w:val="false"/>
+                <w:color w:val="000000"/>
+                <w:sz w:val="18"/>
+                <w:szCs w:val="18"/>
+              </w:rPr>
+              <w:t xml:space="preserve">Model Building Phase</w:t>
             </w:r>
           </w:p>
           <w:p>
@@ -16255,7 +16561,7 @@
             <w:pPr>
               <w:spacing w:after="20" w:before="0"/>
             </w:pPr>
-            <w:hyperlink w:history="1" r:id="rId5quv7oxunxslcubnii2hy">
+            <w:hyperlink w:history="1" r:id="rIdligushtht6anrm9r-vnqh">
               <w:r>
                 <w:rPr>
                   <w:rFonts w:ascii="Arial" w:cs="Arial" w:eastAsia="Arial" w:hAnsi="Arial"/>
@@ -16288,7 +16594,7 @@
               <w:spacing w:after="10" w:before="0"/>
               <w:ind w:left="120"/>
             </w:pPr>
-            <w:hyperlink w:history="1" r:id="rIdjs3j3dbwpmbpdz_ickpga">
+            <w:hyperlink w:history="1" r:id="rIdnp60mw3braganmfoyy0li">
               <w:r>
                 <w:rPr>
                   <w:rFonts w:ascii="Arial" w:cs="Arial" w:eastAsia="Arial" w:hAnsi="Arial"/>
@@ -16333,7 +16639,7 @@
             <w:pPr>
               <w:spacing w:after="20" w:before="0"/>
             </w:pPr>
-            <w:hyperlink w:history="1" r:id="rIdro0eqhodbohzp109qebs6">
+            <w:hyperlink w:history="1" r:id="rIdctht9delnituhiadwhtkr">
               <w:r>
                 <w:rPr>
                   <w:rFonts w:ascii="Arial" w:cs="Arial" w:eastAsia="Arial" w:hAnsi="Arial"/>
@@ -16366,313 +16672,7 @@
               <w:spacing w:after="10" w:before="0"/>
               <w:ind w:left="120"/>
             </w:pPr>
-            <w:hyperlink w:history="1" r:id="rIdzv4tshapt8fnmhzq3jjlu">
-              <w:r>
-                <w:rPr>
-                  <w:rFonts w:ascii="Arial" w:cs="Arial" w:eastAsia="Arial" w:hAnsi="Arial"/>
-                  <w:color w:val="595959"/>
-                  <w:sz w:val="14"/>
-                  <w:szCs w:val="14"/>
-                  <w:u w:val="single" w:color="595959"/>
-                </w:rPr>
-                <w:t xml:space="preserve">🔍 Search ARES for similar readings</w:t>
-              </w:r>
-            </w:hyperlink>
-          </w:p>
-        </w:tc>
-        <w:tc>
-          <w:tcPr>
-            <w:tcW w:type="dxa" w:w="3040"/>
-            <w:shd w:fill="FFFFFF" w:color="auto" w:val="clear"/>
-            <w:tcMar>
-              <w:top w:type="dxa" w:w="60"/>
-              <w:left w:type="dxa" w:w="120"/>
-              <w:bottom w:type="dxa" w:w="60"/>
-              <w:right w:type="dxa" w:w="120"/>
-            </w:tcMar>
-            <w:vAlign w:val="top"/>
-          </w:tcPr>
-          <w:p>
-            <w:pPr>
-              <w:spacing w:after="40" w:before="0"/>
-              <w:jc w:val="left"/>
-            </w:pPr>
-            <w:r>
-              <w:rPr>
-                <w:rFonts w:ascii="Arial" w:cs="Arial" w:eastAsia="Arial" w:hAnsi="Arial"/>
-                <w:b w:val="false"/>
-                <w:bCs w:val="false"/>
-                <w:i w:val="false"/>
-                <w:iCs w:val="false"/>
-                <w:color w:val="000000"/>
-                <w:sz w:val="18"/>
-                <w:szCs w:val="18"/>
-              </w:rPr>
-              <w:t xml:space="preserve">Each student receives two sticky notes. On the ORANGE note, they write one thing they can now explain about the Ol Kalou phenomenon that they could not explain at the start of this lesson (e.g., 'I can now calculate how strong the pull between the cloud and the iron roof was'). On the BLUE note, they write one new question the lesson has raised (e.g., 'If the force drops so fast with distance, how does the cloud ever build up enough force to strike at all?'). Students post their notes on the class Driving Question Board under the columns 'NOW I CAN EXPLAIN…' and 'NEW QUESTIONS'. The teacher reads three blue notes aloud and marks any that connect to upcoming lessons (e.g., electric field, energy stored in charges) with a star, saying: 'That question is already waiting for us in Lesson 6.'</w:t>
-            </w:r>
-          </w:p>
-        </w:tc>
-        <w:tc>
-          <w:tcPr>
-            <w:tcW w:type="dxa" w:w="3040"/>
-            <w:shd w:fill="F2F2F2" w:color="auto" w:val="clear"/>
-            <w:tcMar>
-              <w:top w:type="dxa" w:w="60"/>
-              <w:left w:type="dxa" w:w="120"/>
-              <w:bottom w:type="dxa" w:w="60"/>
-              <w:right w:type="dxa" w:w="120"/>
-            </w:tcMar>
-            <w:vAlign w:val="top"/>
-          </w:tcPr>
-          <w:p>
-            <w:pPr>
-              <w:spacing w:after="40" w:before="0"/>
-              <w:jc w:val="left"/>
-            </w:pPr>
-            <w:r>
-              <w:rPr>
-                <w:rFonts w:ascii="Arial" w:cs="Arial" w:eastAsia="Arial" w:hAnsi="Arial"/>
-                <w:b w:val="false"/>
-                <w:bCs w:val="false"/>
-                <w:i w:val="false"/>
-                <w:iCs w:val="false"/>
-                <w:color w:val="000000"/>
-                <w:sz w:val="18"/>
-                <w:szCs w:val="18"/>
-              </w:rPr>
-              <w:t xml:space="preserve">1. Distribute sticky notes. Say: 'Two minutes — orange note: one thing Coulomb's Law lets you explain about Ol Kalou. Blue note: one new question this lesson has opened up for you. Be specific — write an actual calculation or observation, not just a general statement.' SET TIMER for 2 minutes. 2. Invite students to post notes on the DQB. Briefly read 3 orange notes aloud: 'Listen to what your classmates can now explain.' 3. Read 3 blue notes. For each, ask: 'Does anyone have a partial answer to this question already?' WAIT 10 SECONDS. 4. Point to the overarching driving question on the board: 'How do invisible electric charges build up, exert forces across empty space, and store energy?' Say: 'We have now answered the exert forces part — quantitatively. The store energy part is coming. Keep your blue notes — they are your personal inquiry engine.'</w:t>
-            </w:r>
-          </w:p>
-        </w:tc>
-        <w:tc>
-          <w:tcPr>
-            <w:tcW w:type="dxa" w:w="3040"/>
-            <w:shd w:fill="FFFFFF" w:color="auto" w:val="clear"/>
-            <w:tcMar>
-              <w:top w:type="dxa" w:w="60"/>
-              <w:left w:type="dxa" w:w="120"/>
-              <w:bottom w:type="dxa" w:w="60"/>
-              <w:right w:type="dxa" w:w="120"/>
-            </w:tcMar>
-            <w:vAlign w:val="top"/>
-          </w:tcPr>
-          <w:p>
-            <w:pPr>
-              <w:spacing w:after="40" w:before="0"/>
-              <w:jc w:val="left"/>
-            </w:pPr>
-            <w:r>
-              <w:rPr>
-                <w:rFonts w:ascii="Arial" w:cs="Arial" w:eastAsia="Arial" w:hAnsi="Arial"/>
-                <w:b w:val="false"/>
-                <w:bCs w:val="false"/>
-                <w:i w:val="false"/>
-                <w:iCs w:val="false"/>
-                <w:color w:val="000000"/>
-                <w:sz w:val="18"/>
-                <w:szCs w:val="18"/>
-              </w:rPr>
-              <w:t xml:space="preserve">Claim–Evidence–Reasoning on the DQB: The two-colour sticky-note protocol structures metacognitive reflection. Orange notes function as evidence-backed claims; blue notes sustain inquiry momentum. Publicly reading both types models that science advances through both answers and new questions — a core NOS (Nature of Science) principle.</w:t>
-            </w:r>
-          </w:p>
-        </w:tc>
-        <w:tc>
-          <w:tcPr>
-            <w:tcW w:type="dxa" w:w="3040"/>
-            <w:shd w:fill="F2F2F2" w:color="auto" w:val="clear"/>
-            <w:tcMar>
-              <w:top w:type="dxa" w:w="60"/>
-              <w:left w:type="dxa" w:w="120"/>
-              <w:bottom w:type="dxa" w:w="60"/>
-              <w:right w:type="dxa" w:w="120"/>
-            </w:tcMar>
-            <w:vAlign w:val="top"/>
-          </w:tcPr>
-          <w:p>
-            <w:pPr>
-              <w:spacing w:after="40" w:before="0"/>
-              <w:jc w:val="left"/>
-            </w:pPr>
-            <w:r>
-              <w:rPr>
-                <w:rFonts w:ascii="Arial" w:cs="Arial" w:eastAsia="Arial" w:hAnsi="Arial"/>
-                <w:b w:val="false"/>
-                <w:bCs w:val="false"/>
-                <w:i w:val="false"/>
-                <w:iCs w:val="false"/>
-                <w:color w:val="000000"/>
-                <w:sz w:val="18"/>
-                <w:szCs w:val="18"/>
-              </w:rPr>
-              <w:t xml:space="preserve">Observable indicators: (1) Orange notes reference specific quantities or relationships (e.g., 'force is four times weaker at twice the distance'). Vague notes ('I understand charges better') signal shallow processing — teacher follows up individually. (2) Blue notes should show conceptual curiosity beyond the lesson scope. Notes that simply restate lesson content indicate students have not yet moved to generative thinking.</w:t>
-            </w:r>
-          </w:p>
-        </w:tc>
-      </w:tr>
-      <w:tr>
-        <w:tc>
-          <w:tcPr>
-            <w:tcW w:type="dxa" w:w="1520"/>
-            <w:shd w:fill="D5E8F0" w:color="auto" w:val="clear"/>
-            <w:tcMar>
-              <w:top w:type="dxa" w:w="60"/>
-              <w:left w:type="dxa" w:w="120"/>
-              <w:bottom w:type="dxa" w:w="60"/>
-              <w:right w:type="dxa" w:w="120"/>
-            </w:tcMar>
-            <w:vAlign w:val="top"/>
-          </w:tcPr>
-          <w:p>
-            <w:pPr>
-              <w:spacing w:after="40" w:before="0"/>
-              <w:jc w:val="left"/>
-            </w:pPr>
-            <w:r>
-              <w:rPr>
-                <w:rFonts w:ascii="Arial" w:cs="Arial" w:eastAsia="Arial" w:hAnsi="Arial"/>
-                <w:b/>
-                <w:bCs/>
-                <w:i w:val="false"/>
-                <w:iCs w:val="false"/>
-                <w:color w:val="000000"/>
-                <w:sz w:val="18"/>
-                <w:szCs w:val="18"/>
-              </w:rPr>
-              <w:t xml:space="preserve">Model Building Phase</w:t>
-            </w:r>
-          </w:p>
-          <w:p>
-            <w:pPr>
-              <w:spacing w:after="20" w:before="0"/>
-            </w:pPr>
-            <w:r>
-              <w:rPr>
-                <w:rFonts w:ascii="Arial" w:cs="Arial" w:eastAsia="Arial" w:hAnsi="Arial"/>
-                <w:b/>
-                <w:bCs/>
-                <w:color w:val="1F3864"/>
-                <w:sz w:val="16"/>
-                <w:szCs w:val="16"/>
-              </w:rPr>
-              <w:t xml:space="preserve">📹 VIDEO:</w:t>
-            </w:r>
-          </w:p>
-          <w:p>
-            <w:pPr>
-              <w:spacing w:after="20" w:before="0"/>
-            </w:pPr>
-            <w:hyperlink w:history="1" r:id="rIdzzjhgztfmott4wsoicx7q">
-              <w:r>
-                <w:rPr>
-                  <w:rFonts w:ascii="Arial" w:cs="Arial" w:eastAsia="Arial" w:hAnsi="Arial"/>
-                  <w:color w:val="2E75B6"/>
-                  <w:sz w:val="16"/>
-                  <w:szCs w:val="16"/>
-                  <w:u w:val="single" w:color="2E75B6"/>
-                </w:rPr>
-                <w:t xml:space="preserve">Coulomb's law</w:t>
-              </w:r>
-            </w:hyperlink>
-          </w:p>
-          <w:p>
-            <w:pPr>
-              <w:spacing w:after="10" w:before="0"/>
-              <w:ind w:left="120"/>
-            </w:pPr>
-            <w:r>
-              <w:rPr>
-                <w:rFonts w:ascii="Arial" w:cs="Arial" w:eastAsia="Arial" w:hAnsi="Arial"/>
-                <w:color w:val="595959"/>
-                <w:sz w:val="14"/>
-                <w:szCs w:val="14"/>
-              </w:rPr>
-              <w:t xml:space="preserve">Source: Khan Academy (English - US curriculum)</w:t>
-            </w:r>
-          </w:p>
-          <w:p>
-            <w:pPr>
-              <w:spacing w:after="10" w:before="0"/>
-              <w:ind w:left="120"/>
-            </w:pPr>
-            <w:hyperlink w:history="1" r:id="rIdznvdxata94lgcbvljbqeh">
-              <w:r>
-                <w:rPr>
-                  <w:rFonts w:ascii="Arial" w:cs="Arial" w:eastAsia="Arial" w:hAnsi="Arial"/>
-                  <w:color w:val="595959"/>
-                  <w:sz w:val="14"/>
-                  <w:szCs w:val="14"/>
-                  <w:u w:val="single" w:color="595959"/>
-                </w:rPr>
-                <w:t xml:space="preserve">🔍 Search ARES for similar videos</w:t>
-              </w:r>
-            </w:hyperlink>
-          </w:p>
-          <w:p>
-            <w:pPr>
-              <w:spacing w:after="40" w:before="0"/>
-            </w:pPr>
-            <w:r>
-              <w:rPr>
-                <w:sz w:val="14"/>
-                <w:szCs w:val="14"/>
-              </w:rPr>
-              <w:t xml:space="preserve"/>
-            </w:r>
-          </w:p>
-          <w:p>
-            <w:pPr>
-              <w:spacing w:after="20" w:before="0"/>
-            </w:pPr>
-            <w:r>
-              <w:rPr>
-                <w:rFonts w:ascii="Arial" w:cs="Arial" w:eastAsia="Arial" w:hAnsi="Arial"/>
-                <w:b/>
-                <w:bCs/>
-                <w:color w:val="1F3864"/>
-                <w:sz w:val="16"/>
-                <w:szCs w:val="16"/>
-              </w:rPr>
-              <w:t xml:space="preserve">📖 HTML:</w:t>
-            </w:r>
-          </w:p>
-          <w:p>
-            <w:pPr>
-              <w:spacing w:after="20" w:before="0"/>
-            </w:pPr>
-            <w:hyperlink w:history="1" r:id="rIdiiretg8i1eujop328ty6j">
-              <w:r>
-                <w:rPr>
-                  <w:rFonts w:ascii="Arial" w:cs="Arial" w:eastAsia="Arial" w:hAnsi="Arial"/>
-                  <w:color w:val="2E75B6"/>
-                  <w:sz w:val="16"/>
-                  <w:szCs w:val="16"/>
-                  <w:u w:val="single" w:color="2E75B6"/>
-                </w:rPr>
-                <w:t xml:space="preserve">Coulomb's Law</w:t>
-              </w:r>
-            </w:hyperlink>
-          </w:p>
-          <w:p>
-            <w:pPr>
-              <w:spacing w:after="10" w:before="0"/>
-              <w:ind w:left="120"/>
-            </w:pPr>
-            <w:r>
-              <w:rPr>
-                <w:rFonts w:ascii="Arial" w:cs="Arial" w:eastAsia="Arial" w:hAnsi="Arial"/>
-                <w:color w:val="595959"/>
-                <w:sz w:val="14"/>
-                <w:szCs w:val="14"/>
-              </w:rPr>
-              <w:t xml:space="preserve">Source: PhET Interactive Simulations (English)</w:t>
-            </w:r>
-          </w:p>
-          <w:p>
-            <w:pPr>
-              <w:spacing w:after="10" w:before="0"/>
-              <w:ind w:left="120"/>
-            </w:pPr>
-            <w:hyperlink w:history="1" r:id="rIdikcz-k0wxkfrzocbthrnr">
+            <w:hyperlink w:history="1" r:id="rIdn2hznjp8nvgkn4f_kooie">
               <w:r>
                 <w:rPr>
                   <w:rFonts w:ascii="Arial" w:cs="Arial" w:eastAsia="Arial" w:hAnsi="Arial"/>
@@ -18159,7 +18159,7 @@
             <w:pPr>
               <w:spacing w:after="20" w:before="0"/>
             </w:pPr>
-            <w:hyperlink w:history="1" r:id="rIdryeclrzk8djvclrpffeyi">
+            <w:hyperlink w:history="1" r:id="rId390hdp1hotw-oov2rptpw">
               <w:r>
                 <w:rPr>
                   <w:rFonts w:ascii="Arial" w:cs="Arial" w:eastAsia="Arial" w:hAnsi="Arial"/>
@@ -18192,7 +18192,7 @@
               <w:spacing w:after="10" w:before="0"/>
               <w:ind w:left="120"/>
             </w:pPr>
-            <w:hyperlink w:history="1" r:id="rIdfzdabzmj8jn_czpqfsav6">
+            <w:hyperlink w:history="1" r:id="rIdbyzjp5virnd5ttwutiwm_">
               <w:r>
                 <w:rPr>
                   <w:rFonts w:ascii="Arial" w:cs="Arial" w:eastAsia="Arial" w:hAnsi="Arial"/>
@@ -18237,7 +18237,7 @@
             <w:pPr>
               <w:spacing w:after="20" w:before="0"/>
             </w:pPr>
-            <w:hyperlink w:history="1" r:id="rIdmbkjucqxmgmyrig6tagdb">
+            <w:hyperlink w:history="1" r:id="rIdpqzuv1lmn8xfh4efqpy-k">
               <w:r>
                 <w:rPr>
                   <w:rFonts w:ascii="Arial" w:cs="Arial" w:eastAsia="Arial" w:hAnsi="Arial"/>
@@ -18270,7 +18270,7 @@
               <w:spacing w:after="10" w:before="0"/>
               <w:ind w:left="120"/>
             </w:pPr>
-            <w:hyperlink w:history="1" r:id="rIdbxrfmxkyy9kfyc1z7tk7x">
+            <w:hyperlink w:history="1" r:id="rId2psysv6gahyphwifjteq1">
               <w:r>
                 <w:rPr>
                   <w:rFonts w:ascii="Arial" w:cs="Arial" w:eastAsia="Arial" w:hAnsi="Arial"/>
@@ -18465,7 +18465,7 @@
             <w:pPr>
               <w:spacing w:after="20" w:before="0"/>
             </w:pPr>
-            <w:hyperlink w:history="1" r:id="rIderpjr3alp1nbzab7spjpg">
+            <w:hyperlink w:history="1" r:id="rId-ziy_xdtrswuhpw83q0oc">
               <w:r>
                 <w:rPr>
                   <w:rFonts w:ascii="Arial" w:cs="Arial" w:eastAsia="Arial" w:hAnsi="Arial"/>
@@ -18474,7 +18474,7 @@
                   <w:szCs w:val="16"/>
                   <w:u w:val="single" w:color="2E75B6"/>
                 </w:rPr>
-                <w:t xml:space="preserve">Electric potential energy (part 2-- involves calculus)</w:t>
+                <w:t xml:space="preserve">Capacitance</w:t>
               </w:r>
             </w:hyperlink>
           </w:p>
@@ -18498,7 +18498,7 @@
               <w:spacing w:after="10" w:before="0"/>
               <w:ind w:left="120"/>
             </w:pPr>
-            <w:hyperlink w:history="1" r:id="rIdcu8h79klmv2zp_vm63wob">
+            <w:hyperlink w:history="1" r:id="rIdsx9rjxnmzumjb7xxza-ct">
               <w:r>
                 <w:rPr>
                   <w:rFonts w:ascii="Arial" w:cs="Arial" w:eastAsia="Arial" w:hAnsi="Arial"/>
@@ -18543,7 +18543,7 @@
             <w:pPr>
               <w:spacing w:after="20" w:before="0"/>
             </w:pPr>
-            <w:hyperlink w:history="1" r:id="rIdgevilkep23mpvlqh1cow1">
+            <w:hyperlink w:history="1" r:id="rIdb6jtytis6lvbyg0k1-4lc">
               <w:r>
                 <w:rPr>
                   <w:rFonts w:ascii="Arial" w:cs="Arial" w:eastAsia="Arial" w:hAnsi="Arial"/>
@@ -18576,7 +18576,7 @@
               <w:spacing w:after="10" w:before="0"/>
               <w:ind w:left="120"/>
             </w:pPr>
-            <w:hyperlink w:history="1" r:id="rIdkehn4a0mr62bmli1ri5in">
+            <w:hyperlink w:history="1" r:id="rIdroomb4efo3igoby19_b5t">
               <w:r>
                 <w:rPr>
                   <w:rFonts w:ascii="Arial" w:cs="Arial" w:eastAsia="Arial" w:hAnsi="Arial"/>
@@ -18771,7 +18771,7 @@
             <w:pPr>
               <w:spacing w:after="20" w:before="0"/>
             </w:pPr>
-            <w:hyperlink w:history="1" r:id="rIdnqyv9qvvnvkv_ccrwv5ug">
+            <w:hyperlink w:history="1" r:id="rIdxqman5iblrrysbh5uwji3">
               <w:r>
                 <w:rPr>
                   <w:rFonts w:ascii="Arial" w:cs="Arial" w:eastAsia="Arial" w:hAnsi="Arial"/>
@@ -18780,7 +18780,7 @@
                   <w:szCs w:val="16"/>
                   <w:u w:val="single" w:color="2E75B6"/>
                 </w:rPr>
-                <w:t xml:space="preserve">Capacitance</w:t>
+                <w:t xml:space="preserve">Capacitors in series</w:t>
               </w:r>
             </w:hyperlink>
           </w:p>
@@ -18804,7 +18804,7 @@
               <w:spacing w:after="10" w:before="0"/>
               <w:ind w:left="120"/>
             </w:pPr>
-            <w:hyperlink w:history="1" r:id="rId7mkodmxqiocffpmkjlv-b">
+            <w:hyperlink w:history="1" r:id="rIdqemf8rgial41zdtwn4bkb">
               <w:r>
                 <w:rPr>
                   <w:rFonts w:ascii="Arial" w:cs="Arial" w:eastAsia="Arial" w:hAnsi="Arial"/>
@@ -18849,7 +18849,7 @@
             <w:pPr>
               <w:spacing w:after="20" w:before="0"/>
             </w:pPr>
-            <w:hyperlink w:history="1" r:id="rIdgyc29d6mewekr6wbv-ihx">
+            <w:hyperlink w:history="1" r:id="rIdhhwaupki_a7gcwmznnmnj">
               <w:r>
                 <w:rPr>
                   <w:rFonts w:ascii="Arial" w:cs="Arial" w:eastAsia="Arial" w:hAnsi="Arial"/>
@@ -18882,7 +18882,7 @@
               <w:spacing w:after="10" w:before="0"/>
               <w:ind w:left="120"/>
             </w:pPr>
-            <w:hyperlink w:history="1" r:id="rId5xgajrdt8fo6wkvuuhvm4">
+            <w:hyperlink w:history="1" r:id="rIdhrkgsovsrzb_cqpynaq_v">
               <w:r>
                 <w:rPr>
                   <w:rFonts w:ascii="Arial" w:cs="Arial" w:eastAsia="Arial" w:hAnsi="Arial"/>
@@ -19077,7 +19077,7 @@
             <w:pPr>
               <w:spacing w:after="20" w:before="0"/>
             </w:pPr>
-            <w:hyperlink w:history="1" r:id="rId4aiz74dl3fzbpdvh-yhhs">
+            <w:hyperlink w:history="1" r:id="rIdecs7hqofz8bwxpvydvq81">
               <w:r>
                 <w:rPr>
                   <w:rFonts w:ascii="Arial" w:cs="Arial" w:eastAsia="Arial" w:hAnsi="Arial"/>
@@ -19086,7 +19086,7 @@
                   <w:szCs w:val="16"/>
                   <w:u w:val="single" w:color="2E75B6"/>
                 </w:rPr>
-                <w:t xml:space="preserve">Capacitors in series</w:t>
+                <w:t xml:space="preserve">Capacitance -dubbed(KY)</w:t>
               </w:r>
             </w:hyperlink>
           </w:p>
@@ -19102,7 +19102,7 @@
                 <w:sz w:val="14"/>
                 <w:szCs w:val="14"/>
               </w:rPr>
-              <w:t xml:space="preserve">Source: Khan Academy (English - US curriculum)</w:t>
+              <w:t xml:space="preserve">Source: Khan Academy (Kiswahili)</w:t>
             </w:r>
           </w:p>
           <w:p>
@@ -19110,7 +19110,7 @@
               <w:spacing w:after="10" w:before="0"/>
               <w:ind w:left="120"/>
             </w:pPr>
-            <w:hyperlink w:history="1" r:id="rIdzi5ythpd3gob4lshrak7e">
+            <w:hyperlink w:history="1" r:id="rId3rtb-zdjo6ha5lfi4d19m">
               <w:r>
                 <w:rPr>
                   <w:rFonts w:ascii="Arial" w:cs="Arial" w:eastAsia="Arial" w:hAnsi="Arial"/>
@@ -19155,7 +19155,7 @@
             <w:pPr>
               <w:spacing w:after="20" w:before="0"/>
             </w:pPr>
-            <w:hyperlink w:history="1" r:id="rId5vutvw1ol5-t3aohav2vq">
+            <w:hyperlink w:history="1" r:id="rId4yh-fjaw3uc3quxshqslv">
               <w:r>
                 <w:rPr>
                   <w:rFonts w:ascii="Arial" w:cs="Arial" w:eastAsia="Arial" w:hAnsi="Arial"/>
@@ -19188,7 +19188,7 @@
               <w:spacing w:after="10" w:before="0"/>
               <w:ind w:left="120"/>
             </w:pPr>
-            <w:hyperlink w:history="1" r:id="rIdunle68ehgahgeg7xjk9uk">
+            <w:hyperlink w:history="1" r:id="rIdlagmr-4oidjt7uzmy274d">
               <w:r>
                 <w:rPr>
                   <w:rFonts w:ascii="Arial" w:cs="Arial" w:eastAsia="Arial" w:hAnsi="Arial"/>
@@ -19383,7 +19383,7 @@
             <w:pPr>
               <w:spacing w:after="20" w:before="0"/>
             </w:pPr>
-            <w:hyperlink w:history="1" r:id="rIdazerjvn-b92-obou0ggzy">
+            <w:hyperlink w:history="1" r:id="rIdugoc8yfnbin0fxttwrs6r">
               <w:r>
                 <w:rPr>
                   <w:rFonts w:ascii="Arial" w:cs="Arial" w:eastAsia="Arial" w:hAnsi="Arial"/>
@@ -19392,7 +19392,7 @@
                   <w:szCs w:val="16"/>
                   <w:u w:val="single" w:color="2E75B6"/>
                 </w:rPr>
-                <w:t xml:space="preserve">Capacitance -dubbed(KY)</w:t>
+                <w:t xml:space="preserve">Capacitors in parallel</w:t>
               </w:r>
             </w:hyperlink>
           </w:p>
@@ -19408,7 +19408,7 @@
                 <w:sz w:val="14"/>
                 <w:szCs w:val="14"/>
               </w:rPr>
-              <w:t xml:space="preserve">Source: Khan Academy (Kiswahili)</w:t>
+              <w:t xml:space="preserve">Source: Khan Academy (English - US curriculum)</w:t>
             </w:r>
           </w:p>
           <w:p>
@@ -19416,7 +19416,7 @@
               <w:spacing w:after="10" w:before="0"/>
               <w:ind w:left="120"/>
             </w:pPr>
-            <w:hyperlink w:history="1" r:id="rIdtprmgmimh3iczius1nl4t">
+            <w:hyperlink w:history="1" r:id="rIdg16hwklsm_7eqayiwhzzz">
               <w:r>
                 <w:rPr>
                   <w:rFonts w:ascii="Arial" w:cs="Arial" w:eastAsia="Arial" w:hAnsi="Arial"/>
@@ -19461,7 +19461,7 @@
             <w:pPr>
               <w:spacing w:after="20" w:before="0"/>
             </w:pPr>
-            <w:hyperlink w:history="1" r:id="rId9g6bgh-a1gy9lvc-fixhi">
+            <w:hyperlink w:history="1" r:id="rIdlfqycfgpbztj1604rsq3m">
               <w:r>
                 <w:rPr>
                   <w:rFonts w:ascii="Arial" w:cs="Arial" w:eastAsia="Arial" w:hAnsi="Arial"/>
@@ -19494,7 +19494,7 @@
               <w:spacing w:after="10" w:before="0"/>
               <w:ind w:left="120"/>
             </w:pPr>
-            <w:hyperlink w:history="1" r:id="rId-d_fvr3bgddveiaxzngun">
+            <w:hyperlink w:history="1" r:id="rId4rlb-ljn-apwfzs13hcfh">
               <w:r>
                 <w:rPr>
                   <w:rFonts w:ascii="Arial" w:cs="Arial" w:eastAsia="Arial" w:hAnsi="Arial"/>
@@ -20981,7 +20981,7 @@
             <w:pPr>
               <w:spacing w:after="20" w:before="0"/>
             </w:pPr>
-            <w:hyperlink w:history="1" r:id="rIdfsi85mffov7aap1vin9gz">
+            <w:hyperlink w:history="1" r:id="rId7ii2k9vkxtoab45vkycdu">
               <w:r>
                 <w:rPr>
                   <w:rFonts w:ascii="Arial" w:cs="Arial" w:eastAsia="Arial" w:hAnsi="Arial"/>
@@ -21014,7 +21014,7 @@
               <w:spacing w:after="10" w:before="0"/>
               <w:ind w:left="120"/>
             </w:pPr>
-            <w:hyperlink w:history="1" r:id="rIdxwblhav-rrjiyyhrxt7-r">
+            <w:hyperlink w:history="1" r:id="rIdsxkcazagp3alk3naoboki">
               <w:r>
                 <w:rPr>
                   <w:rFonts w:ascii="Arial" w:cs="Arial" w:eastAsia="Arial" w:hAnsi="Arial"/>
@@ -21059,7 +21059,7 @@
             <w:pPr>
               <w:spacing w:after="20" w:before="0"/>
             </w:pPr>
-            <w:hyperlink w:history="1" r:id="rIdbvf0frlbegomyya8-dzal">
+            <w:hyperlink w:history="1" r:id="rIdv_lp4u6dmx84bloyntjx6">
               <w:r>
                 <w:rPr>
                   <w:rFonts w:ascii="Arial" w:cs="Arial" w:eastAsia="Arial" w:hAnsi="Arial"/>
@@ -21092,7 +21092,7 @@
               <w:spacing w:after="10" w:before="0"/>
               <w:ind w:left="120"/>
             </w:pPr>
-            <w:hyperlink w:history="1" r:id="rIdf5c9tqjq0qo74lhu3o5pi">
+            <w:hyperlink w:history="1" r:id="rIde2wdrhel8ysvhnnbbdwhn">
               <w:r>
                 <w:rPr>
                   <w:rFonts w:ascii="Arial" w:cs="Arial" w:eastAsia="Arial" w:hAnsi="Arial"/>
@@ -21287,7 +21287,7 @@
             <w:pPr>
               <w:spacing w:after="20" w:before="0"/>
             </w:pPr>
-            <w:hyperlink w:history="1" r:id="rIdany-gv4ue1j0izeyr5ze2">
+            <w:hyperlink w:history="1" r:id="rIdn2viqh8bgnacaiwwhto9x">
               <w:r>
                 <w:rPr>
                   <w:rFonts w:ascii="Arial" w:cs="Arial" w:eastAsia="Arial" w:hAnsi="Arial"/>
@@ -21320,7 +21320,7 @@
               <w:spacing w:after="10" w:before="0"/>
               <w:ind w:left="120"/>
             </w:pPr>
-            <w:hyperlink w:history="1" r:id="rId82r1nd-nd5t7qz7zoezze">
+            <w:hyperlink w:history="1" r:id="rIdekrvfdlhchztaopf37clk">
               <w:r>
                 <w:rPr>
                   <w:rFonts w:ascii="Arial" w:cs="Arial" w:eastAsia="Arial" w:hAnsi="Arial"/>
@@ -21365,7 +21365,7 @@
             <w:pPr>
               <w:spacing w:after="20" w:before="0"/>
             </w:pPr>
-            <w:hyperlink w:history="1" r:id="rIdvrdx-thurv69c9pc1krf0">
+            <w:hyperlink w:history="1" r:id="rIdphfyqzowbzglzplr1jf-_">
               <w:r>
                 <w:rPr>
                   <w:rFonts w:ascii="Arial" w:cs="Arial" w:eastAsia="Arial" w:hAnsi="Arial"/>
@@ -21398,7 +21398,7 @@
               <w:spacing w:after="10" w:before="0"/>
               <w:ind w:left="120"/>
             </w:pPr>
-            <w:hyperlink w:history="1" r:id="rIdp4tooqsnpd4mngf2ysf2v">
+            <w:hyperlink w:history="1" r:id="rIdnkndil0rr_uod9q7fa71r">
               <w:r>
                 <w:rPr>
                   <w:rFonts w:ascii="Arial" w:cs="Arial" w:eastAsia="Arial" w:hAnsi="Arial"/>
@@ -21593,7 +21593,7 @@
             <w:pPr>
               <w:spacing w:after="20" w:before="0"/>
             </w:pPr>
-            <w:hyperlink w:history="1" r:id="rIdn3csau9aeovpyyefgag6v">
+            <w:hyperlink w:history="1" r:id="rIdhzaapvptzqvggbrep_v4n">
               <w:r>
                 <w:rPr>
                   <w:rFonts w:ascii="Arial" w:cs="Arial" w:eastAsia="Arial" w:hAnsi="Arial"/>
@@ -21626,7 +21626,7 @@
               <w:spacing w:after="10" w:before="0"/>
               <w:ind w:left="120"/>
             </w:pPr>
-            <w:hyperlink w:history="1" r:id="rId3vnhgmpc4qzmufywy3ywk">
+            <w:hyperlink w:history="1" r:id="rIdl3dp_dqbq66v4ccjv0uwo">
               <w:r>
                 <w:rPr>
                   <w:rFonts w:ascii="Arial" w:cs="Arial" w:eastAsia="Arial" w:hAnsi="Arial"/>
@@ -21671,7 +21671,7 @@
             <w:pPr>
               <w:spacing w:after="20" w:before="0"/>
             </w:pPr>
-            <w:hyperlink w:history="1" r:id="rId_vlqwr8ng-su_dfjgyuuz">
+            <w:hyperlink w:history="1" r:id="rIdx2l9gzxmhcgj8ftrxkmga">
               <w:r>
                 <w:rPr>
                   <w:rFonts w:ascii="Arial" w:cs="Arial" w:eastAsia="Arial" w:hAnsi="Arial"/>
@@ -21704,7 +21704,7 @@
               <w:spacing w:after="10" w:before="0"/>
               <w:ind w:left="120"/>
             </w:pPr>
-            <w:hyperlink w:history="1" r:id="rId2bzs8utrqpwdjdiyp39og">
+            <w:hyperlink w:history="1" r:id="rId_zpimvr6o53yoletc23-m">
               <w:r>
                 <w:rPr>
                   <w:rFonts w:ascii="Arial" w:cs="Arial" w:eastAsia="Arial" w:hAnsi="Arial"/>
@@ -21899,7 +21899,7 @@
             <w:pPr>
               <w:spacing w:after="20" w:before="0"/>
             </w:pPr>
-            <w:hyperlink w:history="1" r:id="rId2n1zct-o2chu30vjp9fli">
+            <w:hyperlink w:history="1" r:id="rId19a9ctfjb6emtzbk77sy7">
               <w:r>
                 <w:rPr>
                   <w:rFonts w:ascii="Arial" w:cs="Arial" w:eastAsia="Arial" w:hAnsi="Arial"/>
@@ -21932,7 +21932,7 @@
               <w:spacing w:after="10" w:before="0"/>
               <w:ind w:left="120"/>
             </w:pPr>
-            <w:hyperlink w:history="1" r:id="rIdf0hafioc5bredaf_5w_kw">
+            <w:hyperlink w:history="1" r:id="rIdmohxyjt57fgsh72sat0hp">
               <w:r>
                 <w:rPr>
                   <w:rFonts w:ascii="Arial" w:cs="Arial" w:eastAsia="Arial" w:hAnsi="Arial"/>
@@ -21977,7 +21977,7 @@
             <w:pPr>
               <w:spacing w:after="20" w:before="0"/>
             </w:pPr>
-            <w:hyperlink w:history="1" r:id="rIdzadcd83kk-dhttvuyw1fx">
+            <w:hyperlink w:history="1" r:id="rId7bp1juuquca4vcpuuf33r">
               <w:r>
                 <w:rPr>
                   <w:rFonts w:ascii="Arial" w:cs="Arial" w:eastAsia="Arial" w:hAnsi="Arial"/>
@@ -22010,7 +22010,7 @@
               <w:spacing w:after="10" w:before="0"/>
               <w:ind w:left="120"/>
             </w:pPr>
-            <w:hyperlink w:history="1" r:id="rIdxet71rcsiofx-vbtxrmu1">
+            <w:hyperlink w:history="1" r:id="rIdchymtzc37bhk1ir4yqow3">
               <w:r>
                 <w:rPr>
                   <w:rFonts w:ascii="Arial" w:cs="Arial" w:eastAsia="Arial" w:hAnsi="Arial"/>
@@ -22205,7 +22205,7 @@
             <w:pPr>
               <w:spacing w:after="20" w:before="0"/>
             </w:pPr>
-            <w:hyperlink w:history="1" r:id="rId0ljhlwnxn7jrvm_dmnwp-">
+            <w:hyperlink w:history="1" r:id="rIdtbk_ret8ite7zv7pfdyzh">
               <w:r>
                 <w:rPr>
                   <w:rFonts w:ascii="Arial" w:cs="Arial" w:eastAsia="Arial" w:hAnsi="Arial"/>
@@ -22238,7 +22238,7 @@
               <w:spacing w:after="10" w:before="0"/>
               <w:ind w:left="120"/>
             </w:pPr>
-            <w:hyperlink w:history="1" r:id="rIdo4apbyvljltk6ncuag5mu">
+            <w:hyperlink w:history="1" r:id="rId1-4_bjurh5dom5qpzszak">
               <w:r>
                 <w:rPr>
                   <w:rFonts w:ascii="Arial" w:cs="Arial" w:eastAsia="Arial" w:hAnsi="Arial"/>
@@ -22283,7 +22283,7 @@
             <w:pPr>
               <w:spacing w:after="20" w:before="0"/>
             </w:pPr>
-            <w:hyperlink w:history="1" r:id="rId3ilh5oc9ldohtgti-4ab0">
+            <w:hyperlink w:history="1" r:id="rIdnvadayue4mdmu-k1qri05">
               <w:r>
                 <w:rPr>
                   <w:rFonts w:ascii="Arial" w:cs="Arial" w:eastAsia="Arial" w:hAnsi="Arial"/>
@@ -22316,7 +22316,7 @@
               <w:spacing w:after="10" w:before="0"/>
               <w:ind w:left="120"/>
             </w:pPr>
-            <w:hyperlink w:history="1" r:id="rIdqby29htd62bfdvssuverr">
+            <w:hyperlink w:history="1" r:id="rId3tteqqhzmsbcp9hjwjist">
               <w:r>
                 <w:rPr>
                   <w:rFonts w:ascii="Arial" w:cs="Arial" w:eastAsia="Arial" w:hAnsi="Arial"/>
@@ -23898,7 +23898,7 @@
             <w:pPr>
               <w:spacing w:after="20" w:before="0"/>
             </w:pPr>
-            <w:hyperlink w:history="1" r:id="rIdrdg3r5nfc79hnfom7bsdu">
+            <w:hyperlink w:history="1" r:id="rIdjfxya4q_pkluqvg_capwa">
               <w:r>
                 <w:rPr>
                   <w:rFonts w:ascii="Arial" w:cs="Arial" w:eastAsia="Arial" w:hAnsi="Arial"/>
@@ -23931,7 +23931,7 @@
               <w:spacing w:after="10" w:before="0"/>
               <w:ind w:left="120"/>
             </w:pPr>
-            <w:hyperlink w:history="1" r:id="rIdfsr6njs8qeybin-ughhn1">
+            <w:hyperlink w:history="1" r:id="rIdwfifcxfjeoegaq7yweqhw">
               <w:r>
                 <w:rPr>
                   <w:rFonts w:ascii="Arial" w:cs="Arial" w:eastAsia="Arial" w:hAnsi="Arial"/>
@@ -23993,7 +23993,7 @@
               <w:spacing w:after="10" w:before="0"/>
               <w:ind w:left="120"/>
             </w:pPr>
-            <w:hyperlink w:history="1" r:id="rIdedsp1hlc3h53kqi9qx853">
+            <w:hyperlink w:history="1" r:id="rIdo4bi6hm0gwdxb--dx4ned">
               <w:r>
                 <w:rPr>
                   <w:rFonts w:ascii="Arial" w:cs="Arial" w:eastAsia="Arial" w:hAnsi="Arial"/>
@@ -24203,7 +24203,7 @@
             <w:pPr>
               <w:spacing w:after="20" w:before="0"/>
             </w:pPr>
-            <w:hyperlink w:history="1" r:id="rIdxajoy7k8bah0g8clpkz8b">
+            <w:hyperlink w:history="1" r:id="rIdu0ekn0fhlbq5t0ikqmpev">
               <w:r>
                 <w:rPr>
                   <w:rFonts w:ascii="Arial" w:cs="Arial" w:eastAsia="Arial" w:hAnsi="Arial"/>
@@ -24236,7 +24236,7 @@
               <w:spacing w:after="10" w:before="0"/>
               <w:ind w:left="120"/>
             </w:pPr>
-            <w:hyperlink w:history="1" r:id="rIdlgou2vnndxxas-seso5_j">
+            <w:hyperlink w:history="1" r:id="rIdxyjdjcbyoxprlvdxlmfyz">
               <w:r>
                 <w:rPr>
                   <w:rFonts w:ascii="Arial" w:cs="Arial" w:eastAsia="Arial" w:hAnsi="Arial"/>
@@ -24298,7 +24298,7 @@
               <w:spacing w:after="10" w:before="0"/>
               <w:ind w:left="120"/>
             </w:pPr>
-            <w:hyperlink w:history="1" r:id="rIdvsjycklbnh4o9b6mg4mon">
+            <w:hyperlink w:history="1" r:id="rIdsrf6nkrt9rvwtff1dt1jg">
               <w:r>
                 <w:rPr>
                   <w:rFonts w:ascii="Arial" w:cs="Arial" w:eastAsia="Arial" w:hAnsi="Arial"/>
@@ -24508,7 +24508,7 @@
             <w:pPr>
               <w:spacing w:after="20" w:before="0"/>
             </w:pPr>
-            <w:hyperlink w:history="1" r:id="rIddrlqj-56kayti0pbmcyul">
+            <w:hyperlink w:history="1" r:id="rIdfrcx1uvjhufdjdh7inann">
               <w:r>
                 <w:rPr>
                   <w:rFonts w:ascii="Arial" w:cs="Arial" w:eastAsia="Arial" w:hAnsi="Arial"/>
@@ -24541,7 +24541,7 @@
               <w:spacing w:after="10" w:before="0"/>
               <w:ind w:left="120"/>
             </w:pPr>
-            <w:hyperlink w:history="1" r:id="rIdefo-ak5knrximqofa-n8z">
+            <w:hyperlink w:history="1" r:id="rId1bpdtfplqr-q3qcwv2e94">
               <w:r>
                 <w:rPr>
                   <w:rFonts w:ascii="Arial" w:cs="Arial" w:eastAsia="Arial" w:hAnsi="Arial"/>
@@ -24603,7 +24603,7 @@
               <w:spacing w:after="10" w:before="0"/>
               <w:ind w:left="120"/>
             </w:pPr>
-            <w:hyperlink w:history="1" r:id="rId9axwdr7pkmtqft9na7dle">
+            <w:hyperlink w:history="1" r:id="rIdjtrcwmlwwoq-qao2s4hjt">
               <w:r>
                 <w:rPr>
                   <w:rFonts w:ascii="Arial" w:cs="Arial" w:eastAsia="Arial" w:hAnsi="Arial"/>
@@ -24813,7 +24813,7 @@
             <w:pPr>
               <w:spacing w:after="20" w:before="0"/>
             </w:pPr>
-            <w:hyperlink w:history="1" r:id="rIdbisud_gs1_c8enohbzrbk">
+            <w:hyperlink w:history="1" r:id="rIdplxf2fjeris3qllhswykt">
               <w:r>
                 <w:rPr>
                   <w:rFonts w:ascii="Arial" w:cs="Arial" w:eastAsia="Arial" w:hAnsi="Arial"/>
@@ -24822,7 +24822,7 @@
                   <w:szCs w:val="16"/>
                   <w:u w:val="single" w:color="2E75B6"/>
                 </w:rPr>
-                <w:t xml:space="preserve">Electric potential energy (part 2-- involves calculus)</w:t>
+                <w:t xml:space="preserve">Capacitance</w:t>
               </w:r>
             </w:hyperlink>
           </w:p>
@@ -24846,7 +24846,7 @@
               <w:spacing w:after="10" w:before="0"/>
               <w:ind w:left="120"/>
             </w:pPr>
-            <w:hyperlink w:history="1" r:id="rIdd51uclgzjhg-xas-jxr4l">
+            <w:hyperlink w:history="1" r:id="rIdvvtqfhdholyauirtlaxak">
               <w:r>
                 <w:rPr>
                   <w:rFonts w:ascii="Arial" w:cs="Arial" w:eastAsia="Arial" w:hAnsi="Arial"/>
@@ -24908,7 +24908,7 @@
               <w:spacing w:after="10" w:before="0"/>
               <w:ind w:left="120"/>
             </w:pPr>
-            <w:hyperlink w:history="1" r:id="rId0sdy7nxzsrk7k8kbryvve">
+            <w:hyperlink w:history="1" r:id="rIdacimdpqabauomv-7dvskk">
               <w:r>
                 <w:rPr>
                   <w:rFonts w:ascii="Arial" w:cs="Arial" w:eastAsia="Arial" w:hAnsi="Arial"/>
@@ -25118,7 +25118,7 @@
             <w:pPr>
               <w:spacing w:after="20" w:before="0"/>
             </w:pPr>
-            <w:hyperlink w:history="1" r:id="rIdgxapztuv5slnq5bbuljua">
+            <w:hyperlink w:history="1" r:id="rIdqalcx9fenaqojehgx-gu2">
               <w:r>
                 <w:rPr>
                   <w:rFonts w:ascii="Arial" w:cs="Arial" w:eastAsia="Arial" w:hAnsi="Arial"/>
@@ -25127,7 +25127,7 @@
                   <w:szCs w:val="16"/>
                   <w:u w:val="single" w:color="2E75B6"/>
                 </w:rPr>
-                <w:t xml:space="preserve">Capacitance</w:t>
+                <w:t xml:space="preserve">Capacitance -dubbed(KY)</w:t>
               </w:r>
             </w:hyperlink>
           </w:p>
@@ -25143,7 +25143,7 @@
                 <w:sz w:val="14"/>
                 <w:szCs w:val="14"/>
               </w:rPr>
-              <w:t xml:space="preserve">Source: Khan Academy (English - US curriculum)</w:t>
+              <w:t xml:space="preserve">Source: Khan Academy (Kiswahili)</w:t>
             </w:r>
           </w:p>
           <w:p>
@@ -25151,7 +25151,7 @@
               <w:spacing w:after="10" w:before="0"/>
               <w:ind w:left="120"/>
             </w:pPr>
-            <w:hyperlink w:history="1" r:id="rIdt1wpbm3hteaon9t_68jxa">
+            <w:hyperlink w:history="1" r:id="rId73myv4wpsk8pvdujycqpb">
               <w:r>
                 <w:rPr>
                   <w:rFonts w:ascii="Arial" w:cs="Arial" w:eastAsia="Arial" w:hAnsi="Arial"/>
@@ -25213,7 +25213,7 @@
               <w:spacing w:after="10" w:before="0"/>
               <w:ind w:left="120"/>
             </w:pPr>
-            <w:hyperlink w:history="1" r:id="rIdpxah1q2e0smkhaigdqa8m">
+            <w:hyperlink w:history="1" r:id="rIdn9hod52gbcpbl59wm929-">
               <w:r>
                 <w:rPr>
                   <w:rFonts w:ascii="Arial" w:cs="Arial" w:eastAsia="Arial" w:hAnsi="Arial"/>
@@ -26715,7 +26715,7 @@
             <w:pPr>
               <w:spacing w:after="20" w:before="0"/>
             </w:pPr>
-            <w:hyperlink w:history="1" r:id="rIdfpzahrwnwz1z36p3rjpue">
+            <w:hyperlink w:history="1" r:id="rId3ldulp4lsi3_ad64g5a5z">
               <w:r>
                 <w:rPr>
                   <w:rFonts w:ascii="Arial" w:cs="Arial" w:eastAsia="Arial" w:hAnsi="Arial"/>
@@ -26748,7 +26748,7 @@
               <w:spacing w:after="10" w:before="0"/>
               <w:ind w:left="120"/>
             </w:pPr>
-            <w:hyperlink w:history="1" r:id="rIdihb5wvlp92kxtq3vvq-dn">
+            <w:hyperlink w:history="1" r:id="rIdshxynwtsbbdbr4qw9bhpm">
               <w:r>
                 <w:rPr>
                   <w:rFonts w:ascii="Arial" w:cs="Arial" w:eastAsia="Arial" w:hAnsi="Arial"/>
@@ -26793,7 +26793,7 @@
             <w:pPr>
               <w:spacing w:after="20" w:before="0"/>
             </w:pPr>
-            <w:hyperlink w:history="1" r:id="rIdj3tgxqp5cbmajj9-erbfk">
+            <w:hyperlink w:history="1" r:id="rIdoajse0xiezm0hihn3ibj4">
               <w:r>
                 <w:rPr>
                   <w:rFonts w:ascii="Arial" w:cs="Arial" w:eastAsia="Arial" w:hAnsi="Arial"/>
@@ -26826,7 +26826,7 @@
               <w:spacing w:after="10" w:before="0"/>
               <w:ind w:left="120"/>
             </w:pPr>
-            <w:hyperlink w:history="1" r:id="rIda7de2n8yo3y2qublzv3tz">
+            <w:hyperlink w:history="1" r:id="rIdradrdz4lckmsb6rsmpgfd">
               <w:r>
                 <w:rPr>
                   <w:rFonts w:ascii="Arial" w:cs="Arial" w:eastAsia="Arial" w:hAnsi="Arial"/>
@@ -27021,7 +27021,7 @@
             <w:pPr>
               <w:spacing w:after="20" w:before="0"/>
             </w:pPr>
-            <w:hyperlink w:history="1" r:id="rIdoptny1glqy0x6llml9wx0">
+            <w:hyperlink w:history="1" r:id="rIdxt2onryg40ajy5a-pirgd">
               <w:r>
                 <w:rPr>
                   <w:rFonts w:ascii="Arial" w:cs="Arial" w:eastAsia="Arial" w:hAnsi="Arial"/>
@@ -27054,7 +27054,7 @@
               <w:spacing w:after="10" w:before="0"/>
               <w:ind w:left="120"/>
             </w:pPr>
-            <w:hyperlink w:history="1" r:id="rIdkaqsy_k4abixxlwgde88h">
+            <w:hyperlink w:history="1" r:id="rIdhldjlxsrdiayfd7tfgrjo">
               <w:r>
                 <w:rPr>
                   <w:rFonts w:ascii="Arial" w:cs="Arial" w:eastAsia="Arial" w:hAnsi="Arial"/>
@@ -27099,7 +27099,7 @@
             <w:pPr>
               <w:spacing w:after="20" w:before="0"/>
             </w:pPr>
-            <w:hyperlink w:history="1" r:id="rIdqnkvznp24cu6snsf1ffu_">
+            <w:hyperlink w:history="1" r:id="rIdl9mrb0vyd0pvofyuwppmw">
               <w:r>
                 <w:rPr>
                   <w:rFonts w:ascii="Arial" w:cs="Arial" w:eastAsia="Arial" w:hAnsi="Arial"/>
@@ -27132,7 +27132,7 @@
               <w:spacing w:after="10" w:before="0"/>
               <w:ind w:left="120"/>
             </w:pPr>
-            <w:hyperlink w:history="1" r:id="rId-niwf_kk3gtnkgfjb7_qc">
+            <w:hyperlink w:history="1" r:id="rIdtx8wtbvuus_t0sayvff9e">
               <w:r>
                 <w:rPr>
                   <w:rFonts w:ascii="Arial" w:cs="Arial" w:eastAsia="Arial" w:hAnsi="Arial"/>
@@ -27327,7 +27327,7 @@
             <w:pPr>
               <w:spacing w:after="20" w:before="0"/>
             </w:pPr>
-            <w:hyperlink w:history="1" r:id="rId6miysy2q_w3l6oco20cvm">
+            <w:hyperlink w:history="1" r:id="rIdzqwtsx6pz86iz0nbfiqx2">
               <w:r>
                 <w:rPr>
                   <w:rFonts w:ascii="Arial" w:cs="Arial" w:eastAsia="Arial" w:hAnsi="Arial"/>
@@ -27360,7 +27360,7 @@
               <w:spacing w:after="10" w:before="0"/>
               <w:ind w:left="120"/>
             </w:pPr>
-            <w:hyperlink w:history="1" r:id="rId2sexqs_lzfajjan4o-lpp">
+            <w:hyperlink w:history="1" r:id="rIdzeijmcabzlaqjr0wamkzy">
               <w:r>
                 <w:rPr>
                   <w:rFonts w:ascii="Arial" w:cs="Arial" w:eastAsia="Arial" w:hAnsi="Arial"/>
@@ -27405,7 +27405,7 @@
             <w:pPr>
               <w:spacing w:after="20" w:before="0"/>
             </w:pPr>
-            <w:hyperlink w:history="1" r:id="rIds0ppl1trmdtxwdjor3wnd">
+            <w:hyperlink w:history="1" r:id="rIdazmjdjh7hgmyzzkiblbt4">
               <w:r>
                 <w:rPr>
                   <w:rFonts w:ascii="Arial" w:cs="Arial" w:eastAsia="Arial" w:hAnsi="Arial"/>
@@ -27438,7 +27438,7 @@
               <w:spacing w:after="10" w:before="0"/>
               <w:ind w:left="120"/>
             </w:pPr>
-            <w:hyperlink w:history="1" r:id="rIdkz6tfcc6scgvh_rvbdd6o">
+            <w:hyperlink w:history="1" r:id="rIdo-2k9n_gen5lrtymkftyj">
               <w:r>
                 <w:rPr>
                   <w:rFonts w:ascii="Arial" w:cs="Arial" w:eastAsia="Arial" w:hAnsi="Arial"/>
@@ -27633,7 +27633,7 @@
             <w:pPr>
               <w:spacing w:after="20" w:before="0"/>
             </w:pPr>
-            <w:hyperlink w:history="1" r:id="rIdsznnyzxcu-y_a6big0fuq">
+            <w:hyperlink w:history="1" r:id="rIdyyqw-ni_haepy-qxjnvkb">
               <w:r>
                 <w:rPr>
                   <w:rFonts w:ascii="Arial" w:cs="Arial" w:eastAsia="Arial" w:hAnsi="Arial"/>
@@ -27666,7 +27666,7 @@
               <w:spacing w:after="10" w:before="0"/>
               <w:ind w:left="120"/>
             </w:pPr>
-            <w:hyperlink w:history="1" r:id="rIdbuzixp3z1ptobs1qhe2si">
+            <w:hyperlink w:history="1" r:id="rIdutw5xhvgtgkrlkbbxykvl">
               <w:r>
                 <w:rPr>
                   <w:rFonts w:ascii="Arial" w:cs="Arial" w:eastAsia="Arial" w:hAnsi="Arial"/>
@@ -27711,7 +27711,7 @@
             <w:pPr>
               <w:spacing w:after="20" w:before="0"/>
             </w:pPr>
-            <w:hyperlink w:history="1" r:id="rIdogxjzmncud8nhtdawwyfu">
+            <w:hyperlink w:history="1" r:id="rIdpdv367sgfvvorbynrvh1l">
               <w:r>
                 <w:rPr>
                   <w:rFonts w:ascii="Arial" w:cs="Arial" w:eastAsia="Arial" w:hAnsi="Arial"/>
@@ -27744,7 +27744,7 @@
               <w:spacing w:after="10" w:before="0"/>
               <w:ind w:left="120"/>
             </w:pPr>
-            <w:hyperlink w:history="1" r:id="rIdqbiyk4mmkxfeh7a8nndqq">
+            <w:hyperlink w:history="1" r:id="rId0lqzcqgqoh9balo8dgkof">
               <w:r>
                 <w:rPr>
                   <w:rFonts w:ascii="Arial" w:cs="Arial" w:eastAsia="Arial" w:hAnsi="Arial"/>
@@ -27939,7 +27939,7 @@
             <w:pPr>
               <w:spacing w:after="20" w:before="0"/>
             </w:pPr>
-            <w:hyperlink w:history="1" r:id="rId-kj2gzuymtjn75zp5kdiy">
+            <w:hyperlink w:history="1" r:id="rIdnqa1r7y3lkbcvvgguct3v">
               <w:r>
                 <w:rPr>
                   <w:rFonts w:ascii="Arial" w:cs="Arial" w:eastAsia="Arial" w:hAnsi="Arial"/>
@@ -27972,7 +27972,7 @@
               <w:spacing w:after="10" w:before="0"/>
               <w:ind w:left="120"/>
             </w:pPr>
-            <w:hyperlink w:history="1" r:id="rId6zj9roeya7mg4qbmrgkjl">
+            <w:hyperlink w:history="1" r:id="rIdgwpmi1zio8yxc63ksiway">
               <w:r>
                 <w:rPr>
                   <w:rFonts w:ascii="Arial" w:cs="Arial" w:eastAsia="Arial" w:hAnsi="Arial"/>
@@ -28017,7 +28017,7 @@
             <w:pPr>
               <w:spacing w:after="20" w:before="0"/>
             </w:pPr>
-            <w:hyperlink w:history="1" r:id="rIde_re_hwwlf8-sils5alzv">
+            <w:hyperlink w:history="1" r:id="rIdtc9-1le6b1_mgjxxf0xwr">
               <w:r>
                 <w:rPr>
                   <w:rFonts w:ascii="Arial" w:cs="Arial" w:eastAsia="Arial" w:hAnsi="Arial"/>
@@ -28050,7 +28050,7 @@
               <w:spacing w:after="10" w:before="0"/>
               <w:ind w:left="120"/>
             </w:pPr>
-            <w:hyperlink w:history="1" r:id="rId-dd2jij7ah2uydsduzzee">
+            <w:hyperlink w:history="1" r:id="rIdix_weiaxkostg7ajyvcmp">
               <w:r>
                 <w:rPr>
                   <w:rFonts w:ascii="Arial" w:cs="Arial" w:eastAsia="Arial" w:hAnsi="Arial"/>

--- a/data/outputs/v2/Physics/SS3.4_Electrostatics/Physics_Electrostatics_CBE_LessonSequence.docx
+++ b/data/outputs/v2/Physics/SS3.4_Electrostatics/Physics_Electrostatics_CBE_LessonSequence.docx
@@ -42,6 +42,177 @@
     </w:p>
     <w:p>
       <w:pPr>
+        <w:spacing w:after="80" w:before="120"/>
+      </w:pPr>
+      <w:r>
+        <w:rPr>
+          <w:rFonts w:ascii="Arial" w:cs="Arial" w:eastAsia="Arial" w:hAnsi="Arial"/>
+          <w:b/>
+          <w:bCs/>
+          <w:color w:val="1F3864"/>
+          <w:sz w:val="20"/>
+          <w:szCs w:val="20"/>
+        </w:rPr>
+        <w:t xml:space="preserve">ATTRIBUTION AND LICENSING</w:t>
+      </w:r>
+    </w:p>
+    <w:p>
+      <w:pPr>
+        <w:spacing w:after="60" w:before="0"/>
+      </w:pPr>
+      <w:r>
+        <w:rPr>
+          <w:rFonts w:ascii="Arial" w:cs="Arial" w:eastAsia="Arial" w:hAnsi="Arial"/>
+          <w:b/>
+          <w:bCs/>
+          <w:sz w:val="17"/>
+          <w:szCs w:val="17"/>
+        </w:rPr>
+        <w:t xml:space="preserve">Curriculum Alignment: </w:t>
+      </w:r>
+      <w:r>
+        <w:rPr>
+          <w:rFonts w:ascii="Arial" w:cs="Arial" w:eastAsia="Arial" w:hAnsi="Arial"/>
+          <w:sz w:val="17"/>
+          <w:szCs w:val="17"/>
+        </w:rPr>
+        <w:t xml:space="preserve">Structured in pedagogical alignment with the competence-based curriculum format and learning outcomes established by the Kenya Institute of Curriculum Development (KICD). This material is independently developed and is not officially endorsed or published by KICD.</w:t>
+      </w:r>
+    </w:p>
+    <w:p>
+      <w:pPr>
+        <w:spacing w:after="60" w:before="0"/>
+      </w:pPr>
+      <w:r>
+        <w:rPr>
+          <w:rFonts w:ascii="Arial" w:cs="Arial" w:eastAsia="Arial" w:hAnsi="Arial"/>
+          <w:b/>
+          <w:bCs/>
+          <w:sz w:val="17"/>
+          <w:szCs w:val="17"/>
+        </w:rPr>
+        <w:t xml:space="preserve">Content &amp; Pedagogy: </w:t>
+      </w:r>
+      <w:r>
+        <w:rPr>
+          <w:rFonts w:ascii="Arial" w:cs="Arial" w:eastAsia="Arial" w:hAnsi="Arial"/>
+          <w:sz w:val="17"/>
+          <w:szCs w:val="17"/>
+        </w:rPr>
+        <w:t xml:space="preserve">Developed and adapted by the educator team at SeaVuria (registered 501(c)(3) in the United States and registered NGO in Kenya, No. 872-850A-BF11), who designed the pedagogical framework, lesson templates and exemplar lessons on which this material is based.</w:t>
+      </w:r>
+    </w:p>
+    <w:p>
+      <w:pPr>
+        <w:spacing w:after="60" w:before="0"/>
+      </w:pPr>
+      <w:r>
+        <w:rPr>
+          <w:rFonts w:ascii="Arial" w:cs="Arial" w:eastAsia="Arial" w:hAnsi="Arial"/>
+          <w:b/>
+          <w:bCs/>
+          <w:sz w:val="17"/>
+          <w:szCs w:val="17"/>
+        </w:rPr>
+        <w:t xml:space="preserve">Production &amp; Layout: </w:t>
+      </w:r>
+      <w:r>
+        <w:rPr>
+          <w:rFonts w:ascii="Arial" w:cs="Arial" w:eastAsia="Arial" w:hAnsi="Arial"/>
+          <w:sz w:val="17"/>
+          <w:szCs w:val="17"/>
+        </w:rPr>
+        <w:t xml:space="preserve">Educational design and curriculum sequencing by SeaVuria. Technical layout, structural formatting, and digital optimization/implementation executed in partnership with ARES Education (registered 501(c)(3) in the United States and Canada (as Afretech Aid) and registered NGO in Kenya), with lesson drafting and compilation assisted by AI (Claude, Anthropic).</w:t>
+      </w:r>
+    </w:p>
+    <w:p>
+      <w:pPr>
+        <w:pBdr>
+          <w:bottom w:val="single" w:color="1F3864" w:sz="6" w:space="6"/>
+        </w:pBdr>
+        <w:spacing w:after="60" w:before="0"/>
+      </w:pPr>
+      <w:r>
+        <w:rPr>
+          <w:rFonts w:ascii="Arial" w:cs="Arial" w:eastAsia="Arial" w:hAnsi="Arial"/>
+          <w:b/>
+          <w:bCs/>
+          <w:sz w:val="17"/>
+          <w:szCs w:val="17"/>
+        </w:rPr>
+        <w:t xml:space="preserve">Licensing &amp; Copyright: </w:t>
+      </w:r>
+      <w:r>
+        <w:rPr>
+          <w:rFonts w:ascii="Arial" w:cs="Arial" w:eastAsia="Arial" w:hAnsi="Arial"/>
+          <w:sz w:val="17"/>
+          <w:szCs w:val="17"/>
+        </w:rPr>
+        <w:t xml:space="preserve">© 2026 SeaVuria and ARES. This work is licensed under a </w:t>
+      </w:r>
+      <w:hyperlink w:history="1" r:id="rIdsuapea8js0cyjegsfbivm">
+        <w:r>
+          <w:rPr>
+            <w:rFonts w:ascii="Arial" w:cs="Arial" w:eastAsia="Arial" w:hAnsi="Arial"/>
+            <w:color w:val="1F6B75"/>
+            <w:sz w:val="17"/>
+            <w:szCs w:val="17"/>
+            <w:u w:val="single" w:color="1F6B75"/>
+          </w:rPr>
+          <w:t xml:space="preserve">Creative Commons Attribution-NonCommercial 4.0 International License</w:t>
+        </w:r>
+      </w:hyperlink>
+      <w:r>
+        <w:rPr>
+          <w:rFonts w:ascii="Arial" w:cs="Arial" w:eastAsia="Arial" w:hAnsi="Arial"/>
+          <w:sz w:val="17"/>
+          <w:szCs w:val="17"/>
+        </w:rPr>
+        <w:t xml:space="preserve"> (</w:t>
+      </w:r>
+      <w:hyperlink w:history="1" r:id="rIdqhlxmvl10l9zgh7wm2dqz">
+        <w:r>
+          <w:rPr>
+            <w:rFonts w:ascii="Arial" w:cs="Arial" w:eastAsia="Arial" w:hAnsi="Arial"/>
+            <w:color w:val="1F6B75"/>
+            <w:sz w:val="17"/>
+            <w:szCs w:val="17"/>
+            <w:u w:val="single" w:color="1F6B75"/>
+          </w:rPr>
+          <w:t xml:space="preserve">CC BY-NC 4.0</w:t>
+        </w:r>
+      </w:hyperlink>
+      <w:r>
+        <w:rPr>
+          <w:rFonts w:ascii="Arial" w:cs="Arial" w:eastAsia="Arial" w:hAnsi="Arial"/>
+          <w:sz w:val="17"/>
+          <w:szCs w:val="17"/>
+        </w:rPr>
+        <w:t xml:space="preserve">). To view a copy of this license, visit </w:t>
+      </w:r>
+      <w:hyperlink w:history="1" r:id="rId97lrdzvubx_y8qrts3clf">
+        <w:r>
+          <w:rPr>
+            <w:rFonts w:ascii="Arial" w:cs="Arial" w:eastAsia="Arial" w:hAnsi="Arial"/>
+            <w:color w:val="1F6B75"/>
+            <w:sz w:val="17"/>
+            <w:szCs w:val="17"/>
+            <w:u w:val="single" w:color="1F6B75"/>
+          </w:rPr>
+          <w:t xml:space="preserve">https://creativecommons.org/licenses/by-nc/4.0/</w:t>
+        </w:r>
+      </w:hyperlink>
+      <w:r>
+        <w:rPr>
+          <w:rFonts w:ascii="Arial" w:cs="Arial" w:eastAsia="Arial" w:hAnsi="Arial"/>
+          <w:sz w:val="17"/>
+          <w:szCs w:val="17"/>
+        </w:rPr>
+        <w:t xml:space="preserve">. You are free to copy, redistribute, and adapt this material in any medium or format, provided appropriate credit is given and the material is not used for commercial purposes. KICD learning outcomes and curriculum designations reproduced here for alignment purposes remain the property of KICD and are not covered by this license. Linked external resources (e.g. CK-12, Khan Academy, PhET) are subject to their own licenses.</w:t>
+      </w:r>
+    </w:p>
+    <w:p>
+      <w:pPr>
         <w:spacing w:after="120"/>
       </w:pPr>
       <w:r>
@@ -3571,7 +3742,7 @@
             <w:pPr>
               <w:spacing w:after="20" w:before="0"/>
             </w:pPr>
-            <w:hyperlink w:history="1" r:id="rIdivetb6ydn8o4ce8fijlm5">
+            <w:hyperlink w:history="1" r:id="rIdvp8svnjmnrrxq-9q6kkwy">
               <w:r>
                 <w:rPr>
                   <w:rFonts w:ascii="Arial" w:cs="Arial" w:eastAsia="Arial" w:hAnsi="Arial"/>
@@ -3604,7 +3775,7 @@
               <w:spacing w:after="10" w:before="0"/>
               <w:ind w:left="120"/>
             </w:pPr>
-            <w:hyperlink w:history="1" r:id="rIddb1ogfyem4yl0dqnrkf8i">
+            <w:hyperlink w:history="1" r:id="rId3k7gf0dxnq1dp8naokd2g">
               <w:r>
                 <w:rPr>
                   <w:rFonts w:ascii="Arial" w:cs="Arial" w:eastAsia="Arial" w:hAnsi="Arial"/>
@@ -3649,7 +3820,7 @@
             <w:pPr>
               <w:spacing w:after="20" w:before="0"/>
             </w:pPr>
-            <w:hyperlink w:history="1" r:id="rId7-epd8lpvdxlxcytzk2bh">
+            <w:hyperlink w:history="1" r:id="rIdkdqeyafmo5krwadotu1hh">
               <w:r>
                 <w:rPr>
                   <w:rFonts w:ascii="Arial" w:cs="Arial" w:eastAsia="Arial" w:hAnsi="Arial"/>
@@ -3682,7 +3853,7 @@
               <w:spacing w:after="10" w:before="0"/>
               <w:ind w:left="120"/>
             </w:pPr>
-            <w:hyperlink w:history="1" r:id="rIdboqlrpzpxgp7dyzurombl">
+            <w:hyperlink w:history="1" r:id="rIdrlmdo07nhd5q3m4xhmm6b">
               <w:r>
                 <w:rPr>
                   <w:rFonts w:ascii="Arial" w:cs="Arial" w:eastAsia="Arial" w:hAnsi="Arial"/>
@@ -3877,7 +4048,7 @@
             <w:pPr>
               <w:spacing w:after="20" w:before="0"/>
             </w:pPr>
-            <w:hyperlink w:history="1" r:id="rIdlezbuazqlqrgxpcdtgiju">
+            <w:hyperlink w:history="1" r:id="rIdadtn6tb6qwuw35aba9izw">
               <w:r>
                 <w:rPr>
                   <w:rFonts w:ascii="Arial" w:cs="Arial" w:eastAsia="Arial" w:hAnsi="Arial"/>
@@ -3910,7 +4081,7 @@
               <w:spacing w:after="10" w:before="0"/>
               <w:ind w:left="120"/>
             </w:pPr>
-            <w:hyperlink w:history="1" r:id="rId6l9aotwpkmtcuszpnxfrc">
+            <w:hyperlink w:history="1" r:id="rIdz4jdh2ligkd-wvgcd8pr8">
               <w:r>
                 <w:rPr>
                   <w:rFonts w:ascii="Arial" w:cs="Arial" w:eastAsia="Arial" w:hAnsi="Arial"/>
@@ -3955,7 +4126,7 @@
             <w:pPr>
               <w:spacing w:after="20" w:before="0"/>
             </w:pPr>
-            <w:hyperlink w:history="1" r:id="rId8ixljzgjvjaiblqm7mvdz">
+            <w:hyperlink w:history="1" r:id="rIdswdoaxnykv8ll0h_2wof6">
               <w:r>
                 <w:rPr>
                   <w:rFonts w:ascii="Arial" w:cs="Arial" w:eastAsia="Arial" w:hAnsi="Arial"/>
@@ -3988,7 +4159,7 @@
               <w:spacing w:after="10" w:before="0"/>
               <w:ind w:left="120"/>
             </w:pPr>
-            <w:hyperlink w:history="1" r:id="rIdmw6xbejtrt6yw4q_h4h9t">
+            <w:hyperlink w:history="1" r:id="rIdvhhdfjumr0ocdxmuzpzdi">
               <w:r>
                 <w:rPr>
                   <w:rFonts w:ascii="Arial" w:cs="Arial" w:eastAsia="Arial" w:hAnsi="Arial"/>
@@ -4357,7 +4528,7 @@
             <w:pPr>
               <w:spacing w:after="20" w:before="0"/>
             </w:pPr>
-            <w:hyperlink w:history="1" r:id="rIdo6pdli9evmqxy_ldyapha">
+            <w:hyperlink w:history="1" r:id="rIdl0cf21kvr4oeutcaszmvs">
               <w:r>
                 <w:rPr>
                   <w:rFonts w:ascii="Arial" w:cs="Arial" w:eastAsia="Arial" w:hAnsi="Arial"/>
@@ -4390,7 +4561,7 @@
               <w:spacing w:after="10" w:before="0"/>
               <w:ind w:left="120"/>
             </w:pPr>
-            <w:hyperlink w:history="1" r:id="rIdslroadheqdaencstab9qt">
+            <w:hyperlink w:history="1" r:id="rId34rgj9ynan2hjchunzojz">
               <w:r>
                 <w:rPr>
                   <w:rFonts w:ascii="Arial" w:cs="Arial" w:eastAsia="Arial" w:hAnsi="Arial"/>
@@ -4435,7 +4606,7 @@
             <w:pPr>
               <w:spacing w:after="20" w:before="0"/>
             </w:pPr>
-            <w:hyperlink w:history="1" r:id="rIdtfyctw-_ic9rgja00bz8h">
+            <w:hyperlink w:history="1" r:id="rIddmlp4g4kz1whoofli0ql8">
               <w:r>
                 <w:rPr>
                   <w:rFonts w:ascii="Arial" w:cs="Arial" w:eastAsia="Arial" w:hAnsi="Arial"/>
@@ -4468,7 +4639,7 @@
               <w:spacing w:after="10" w:before="0"/>
               <w:ind w:left="120"/>
             </w:pPr>
-            <w:hyperlink w:history="1" r:id="rIdwwvlcc07yh4ljpsne7z7r">
+            <w:hyperlink w:history="1" r:id="rId-x68zwribuojna-eo9cgq">
               <w:r>
                 <w:rPr>
                   <w:rFonts w:ascii="Arial" w:cs="Arial" w:eastAsia="Arial" w:hAnsi="Arial"/>
@@ -4739,7 +4910,7 @@
             <w:pPr>
               <w:spacing w:after="20" w:before="0"/>
             </w:pPr>
-            <w:hyperlink w:history="1" r:id="rIdtupwte8p-gxszw1kl_vm4">
+            <w:hyperlink w:history="1" r:id="rIdkjixmo2kxvmoij2lorhye">
               <w:r>
                 <w:rPr>
                   <w:rFonts w:ascii="Arial" w:cs="Arial" w:eastAsia="Arial" w:hAnsi="Arial"/>
@@ -4772,7 +4943,7 @@
               <w:spacing w:after="10" w:before="0"/>
               <w:ind w:left="120"/>
             </w:pPr>
-            <w:hyperlink w:history="1" r:id="rIdt-3gunn7ict0wuuyag4qk">
+            <w:hyperlink w:history="1" r:id="rIdx4_yvih78tqjgxn6g_4q1">
               <w:r>
                 <w:rPr>
                   <w:rFonts w:ascii="Arial" w:cs="Arial" w:eastAsia="Arial" w:hAnsi="Arial"/>
@@ -4817,7 +4988,7 @@
             <w:pPr>
               <w:spacing w:after="20" w:before="0"/>
             </w:pPr>
-            <w:hyperlink w:history="1" r:id="rIdembtjgfw3a_rcc2jaapua">
+            <w:hyperlink w:history="1" r:id="rIdxofph3gxpgtexd2potgj6">
               <w:r>
                 <w:rPr>
                   <w:rFonts w:ascii="Arial" w:cs="Arial" w:eastAsia="Arial" w:hAnsi="Arial"/>
@@ -4850,7 +5021,7 @@
               <w:spacing w:after="10" w:before="0"/>
               <w:ind w:left="120"/>
             </w:pPr>
-            <w:hyperlink w:history="1" r:id="rIdg81lxslsflfmq49szbtqd">
+            <w:hyperlink w:history="1" r:id="rIdxujttqpgizhjmi4cbcedb">
               <w:r>
                 <w:rPr>
                   <w:rFonts w:ascii="Arial" w:cs="Arial" w:eastAsia="Arial" w:hAnsi="Arial"/>
@@ -5045,7 +5216,7 @@
             <w:pPr>
               <w:spacing w:after="20" w:before="0"/>
             </w:pPr>
-            <w:hyperlink w:history="1" r:id="rIdmquazxddo2xnekztdg36c">
+            <w:hyperlink w:history="1" r:id="rIdxqqkexys8g73abi408nu5">
               <w:r>
                 <w:rPr>
                   <w:rFonts w:ascii="Arial" w:cs="Arial" w:eastAsia="Arial" w:hAnsi="Arial"/>
@@ -5078,7 +5249,7 @@
               <w:spacing w:after="10" w:before="0"/>
               <w:ind w:left="120"/>
             </w:pPr>
-            <w:hyperlink w:history="1" r:id="rIdw6hbma79blcfrfxlmsso4">
+            <w:hyperlink w:history="1" r:id="rIdaxsxawzn6lz4a-mhioxtk">
               <w:r>
                 <w:rPr>
                   <w:rFonts w:ascii="Arial" w:cs="Arial" w:eastAsia="Arial" w:hAnsi="Arial"/>
@@ -5123,7 +5294,7 @@
             <w:pPr>
               <w:spacing w:after="20" w:before="0"/>
             </w:pPr>
-            <w:hyperlink w:history="1" r:id="rIdg8rkngg82iyd8_krwwlj9">
+            <w:hyperlink w:history="1" r:id="rIdrfkpxwrwjdbfju0vmbw_v">
               <w:r>
                 <w:rPr>
                   <w:rFonts w:ascii="Arial" w:cs="Arial" w:eastAsia="Arial" w:hAnsi="Arial"/>
@@ -5156,7 +5327,7 @@
               <w:spacing w:after="10" w:before="0"/>
               <w:ind w:left="120"/>
             </w:pPr>
-            <w:hyperlink w:history="1" r:id="rIdbr4l5wldd3xirhfuhxmk5">
+            <w:hyperlink w:history="1" r:id="rId29lrfaa0qejwyi9g9n4on">
               <w:r>
                 <w:rPr>
                   <w:rFonts w:ascii="Arial" w:cs="Arial" w:eastAsia="Arial" w:hAnsi="Arial"/>
@@ -5880,6 +6051,65 @@
         </w:tc>
       </w:tr>
     </w:tbl>
+    <w:p>
+      <w:pPr>
+        <w:pBdr>
+          <w:top w:val="single" w:color="BBBBBB" w:sz="4" w:space="4"/>
+        </w:pBdr>
+        <w:spacing w:after="0" w:before="160"/>
+      </w:pPr>
+      <w:r>
+        <w:rPr>
+          <w:rFonts w:ascii="Arial" w:cs="Arial" w:eastAsia="Arial" w:hAnsi="Arial"/>
+          <w:color w:val="666666"/>
+          <w:sz w:val="14"/>
+          <w:szCs w:val="14"/>
+        </w:rPr>
+        <w:t xml:space="preserve">© 2026 SeaVuria and ARES. Aligned with KICD objectives. Developed by SeaVuria; technical implementation by ARES (with AI assistance from Claude). Licensed under </w:t>
+      </w:r>
+      <w:hyperlink w:history="1" r:id="rIdfvakwkh_g4stydnukhrrb">
+        <w:r>
+          <w:rPr>
+            <w:rFonts w:ascii="Arial" w:cs="Arial" w:eastAsia="Arial" w:hAnsi="Arial"/>
+            <w:color w:val="1F6B75"/>
+            <w:sz w:val="14"/>
+            <w:szCs w:val="14"/>
+            <w:u w:val="single" w:color="1F6B75"/>
+          </w:rPr>
+          <w:t xml:space="preserve">CC BY-NC 4.0</w:t>
+        </w:r>
+      </w:hyperlink>
+      <w:r>
+        <w:rPr>
+          <w:rFonts w:ascii="Arial" w:cs="Arial" w:eastAsia="Arial" w:hAnsi="Arial"/>
+          <w:color w:val="666666"/>
+          <w:sz w:val="14"/>
+          <w:szCs w:val="14"/>
+        </w:rPr>
+        <w:t xml:space="preserve"> (</w:t>
+      </w:r>
+      <w:hyperlink w:history="1" r:id="rId0sj80cdvrgarp8xxrpi3n">
+        <w:r>
+          <w:rPr>
+            <w:rFonts w:ascii="Arial" w:cs="Arial" w:eastAsia="Arial" w:hAnsi="Arial"/>
+            <w:color w:val="1F6B75"/>
+            <w:sz w:val="14"/>
+            <w:szCs w:val="14"/>
+            <w:u w:val="single" w:color="1F6B75"/>
+          </w:rPr>
+          <w:t xml:space="preserve">https://creativecommons.org/licenses/by-nc/4.0/</w:t>
+        </w:r>
+      </w:hyperlink>
+      <w:r>
+        <w:rPr>
+          <w:rFonts w:ascii="Arial" w:cs="Arial" w:eastAsia="Arial" w:hAnsi="Arial"/>
+          <w:color w:val="666666"/>
+          <w:sz w:val="14"/>
+          <w:szCs w:val="14"/>
+        </w:rPr>
+        <w:t xml:space="preserve">).</w:t>
+      </w:r>
+    </w:p>
     <w:p>
       <w:r>
         <w:br w:type="page"/>
@@ -6871,7 +7101,7 @@
             <w:pPr>
               <w:spacing w:after="20" w:before="0"/>
             </w:pPr>
-            <w:hyperlink w:history="1" r:id="rIddfmnyaummym_k1gaazwtk">
+            <w:hyperlink w:history="1" r:id="rIdkm7cphwhydg2qs4-2zb5p">
               <w:r>
                 <w:rPr>
                   <w:rFonts w:ascii="Arial" w:cs="Arial" w:eastAsia="Arial" w:hAnsi="Arial"/>
@@ -6904,7 +7134,7 @@
               <w:spacing w:after="10" w:before="0"/>
               <w:ind w:left="120"/>
             </w:pPr>
-            <w:hyperlink w:history="1" r:id="rIdgyd93b_iopsm1ligypslj">
+            <w:hyperlink w:history="1" r:id="rId3tzw_ja55i_kktqyg1ydc">
               <w:r>
                 <w:rPr>
                   <w:rFonts w:ascii="Arial" w:cs="Arial" w:eastAsia="Arial" w:hAnsi="Arial"/>
@@ -6949,7 +7179,7 @@
             <w:pPr>
               <w:spacing w:after="20" w:before="0"/>
             </w:pPr>
-            <w:hyperlink w:history="1" r:id="rIdx31ktfig8ekkgpg11qzyj">
+            <w:hyperlink w:history="1" r:id="rIdmyeqzuh_cu7zzmzmrxldh">
               <w:r>
                 <w:rPr>
                   <w:rFonts w:ascii="Arial" w:cs="Arial" w:eastAsia="Arial" w:hAnsi="Arial"/>
@@ -6982,7 +7212,7 @@
               <w:spacing w:after="10" w:before="0"/>
               <w:ind w:left="120"/>
             </w:pPr>
-            <w:hyperlink w:history="1" r:id="rIdd3w0gtsr5kfiygdot4nlk">
+            <w:hyperlink w:history="1" r:id="rIdt-uduugtuu7vewdkgrbq_">
               <w:r>
                 <w:rPr>
                   <w:rFonts w:ascii="Arial" w:cs="Arial" w:eastAsia="Arial" w:hAnsi="Arial"/>
@@ -7177,7 +7407,7 @@
             <w:pPr>
               <w:spacing w:after="20" w:before="0"/>
             </w:pPr>
-            <w:hyperlink w:history="1" r:id="rIdskzosto4tsxh_trtx2xgs">
+            <w:hyperlink w:history="1" r:id="rIddmfqge8aouotqwwyp9xpj">
               <w:r>
                 <w:rPr>
                   <w:rFonts w:ascii="Arial" w:cs="Arial" w:eastAsia="Arial" w:hAnsi="Arial"/>
@@ -7210,7 +7440,7 @@
               <w:spacing w:after="10" w:before="0"/>
               <w:ind w:left="120"/>
             </w:pPr>
-            <w:hyperlink w:history="1" r:id="rIdu_zkequr8w6j0tk19a-gs">
+            <w:hyperlink w:history="1" r:id="rIdc9xq-zlsv9l6vy1b_enw1">
               <w:r>
                 <w:rPr>
                   <w:rFonts w:ascii="Arial" w:cs="Arial" w:eastAsia="Arial" w:hAnsi="Arial"/>
@@ -7255,7 +7485,7 @@
             <w:pPr>
               <w:spacing w:after="20" w:before="0"/>
             </w:pPr>
-            <w:hyperlink w:history="1" r:id="rIdpo8byasbt_dsxzv8gkstg">
+            <w:hyperlink w:history="1" r:id="rIdia5fnu7sxmqyt7lhrwrg1">
               <w:r>
                 <w:rPr>
                   <w:rFonts w:ascii="Arial" w:cs="Arial" w:eastAsia="Arial" w:hAnsi="Arial"/>
@@ -7288,7 +7518,7 @@
               <w:spacing w:after="10" w:before="0"/>
               <w:ind w:left="120"/>
             </w:pPr>
-            <w:hyperlink w:history="1" r:id="rIdsxrwvcx-ukizpmdevk1r7">
+            <w:hyperlink w:history="1" r:id="rIdqgwtod4dvffbp_xclng1r">
               <w:r>
                 <w:rPr>
                   <w:rFonts w:ascii="Arial" w:cs="Arial" w:eastAsia="Arial" w:hAnsi="Arial"/>
@@ -7483,7 +7713,7 @@
             <w:pPr>
               <w:spacing w:after="20" w:before="0"/>
             </w:pPr>
-            <w:hyperlink w:history="1" r:id="rId-pffovhlg7ko_fxx6a8rl">
+            <w:hyperlink w:history="1" r:id="rIdglhrnjttee_sid4zmbwbq">
               <w:r>
                 <w:rPr>
                   <w:rFonts w:ascii="Arial" w:cs="Arial" w:eastAsia="Arial" w:hAnsi="Arial"/>
@@ -7516,7 +7746,7 @@
               <w:spacing w:after="10" w:before="0"/>
               <w:ind w:left="120"/>
             </w:pPr>
-            <w:hyperlink w:history="1" r:id="rIddbkx_9wi5myli72b-2l35">
+            <w:hyperlink w:history="1" r:id="rIdob5oeszpw7zpaccj5vdew">
               <w:r>
                 <w:rPr>
                   <w:rFonts w:ascii="Arial" w:cs="Arial" w:eastAsia="Arial" w:hAnsi="Arial"/>
@@ -7561,7 +7791,7 @@
             <w:pPr>
               <w:spacing w:after="20" w:before="0"/>
             </w:pPr>
-            <w:hyperlink w:history="1" r:id="rIderrgg6vse2kia4qeru7fa">
+            <w:hyperlink w:history="1" r:id="rIdvpgyk4my4a85b2bsbxotk">
               <w:r>
                 <w:rPr>
                   <w:rFonts w:ascii="Arial" w:cs="Arial" w:eastAsia="Arial" w:hAnsi="Arial"/>
@@ -7594,7 +7824,7 @@
               <w:spacing w:after="10" w:before="0"/>
               <w:ind w:left="120"/>
             </w:pPr>
-            <w:hyperlink w:history="1" r:id="rId2_ocx-thyfy9qkh4xowfd">
+            <w:hyperlink w:history="1" r:id="rIdzgvhbdbjp9nqy4zror1-a">
               <w:r>
                 <w:rPr>
                   <w:rFonts w:ascii="Arial" w:cs="Arial" w:eastAsia="Arial" w:hAnsi="Arial"/>
@@ -7789,7 +8019,7 @@
             <w:pPr>
               <w:spacing w:after="20" w:before="0"/>
             </w:pPr>
-            <w:hyperlink w:history="1" r:id="rIdldkyuj9epkgqmf5i15ttx">
+            <w:hyperlink w:history="1" r:id="rId2vq2rjk02u6slshgl9xgc">
               <w:r>
                 <w:rPr>
                   <w:rFonts w:ascii="Arial" w:cs="Arial" w:eastAsia="Arial" w:hAnsi="Arial"/>
@@ -7822,7 +8052,7 @@
               <w:spacing w:after="10" w:before="0"/>
               <w:ind w:left="120"/>
             </w:pPr>
-            <w:hyperlink w:history="1" r:id="rId0ts5gsszgbu3u94bhgdv5">
+            <w:hyperlink w:history="1" r:id="rIdropjqgdn6we1pokxsx4py">
               <w:r>
                 <w:rPr>
                   <w:rFonts w:ascii="Arial" w:cs="Arial" w:eastAsia="Arial" w:hAnsi="Arial"/>
@@ -7867,7 +8097,7 @@
             <w:pPr>
               <w:spacing w:after="20" w:before="0"/>
             </w:pPr>
-            <w:hyperlink w:history="1" r:id="rIdtt-w_x4hw2qezojzmn9ct">
+            <w:hyperlink w:history="1" r:id="rIdhzv5c-wskrdhcp3ipry3j">
               <w:r>
                 <w:rPr>
                   <w:rFonts w:ascii="Arial" w:cs="Arial" w:eastAsia="Arial" w:hAnsi="Arial"/>
@@ -7900,7 +8130,7 @@
               <w:spacing w:after="10" w:before="0"/>
               <w:ind w:left="120"/>
             </w:pPr>
-            <w:hyperlink w:history="1" r:id="rId9lpw-nmpbze9-0z1btklw">
+            <w:hyperlink w:history="1" r:id="rIdtyjwy7quneh2zy4-0sqn8">
               <w:r>
                 <w:rPr>
                   <w:rFonts w:ascii="Arial" w:cs="Arial" w:eastAsia="Arial" w:hAnsi="Arial"/>
@@ -8095,7 +8325,7 @@
             <w:pPr>
               <w:spacing w:after="20" w:before="0"/>
             </w:pPr>
-            <w:hyperlink w:history="1" r:id="rIdzjn7s3r7rxyg_xrxpowjl">
+            <w:hyperlink w:history="1" r:id="rId7iyh8uyx-je8gxvjl8r0a">
               <w:r>
                 <w:rPr>
                   <w:rFonts w:ascii="Arial" w:cs="Arial" w:eastAsia="Arial" w:hAnsi="Arial"/>
@@ -8128,7 +8358,7 @@
               <w:spacing w:after="10" w:before="0"/>
               <w:ind w:left="120"/>
             </w:pPr>
-            <w:hyperlink w:history="1" r:id="rIdxnhep6mflehcypbfewutf">
+            <w:hyperlink w:history="1" r:id="rIdz3kxipxn6dzhux51yo9g1">
               <w:r>
                 <w:rPr>
                   <w:rFonts w:ascii="Arial" w:cs="Arial" w:eastAsia="Arial" w:hAnsi="Arial"/>
@@ -8173,7 +8403,7 @@
             <w:pPr>
               <w:spacing w:after="20" w:before="0"/>
             </w:pPr>
-            <w:hyperlink w:history="1" r:id="rId4m66piump_e8bxcjf0hrt">
+            <w:hyperlink w:history="1" r:id="rIdinrsrqoglhmkqp9hl0x07">
               <w:r>
                 <w:rPr>
                   <w:rFonts w:ascii="Arial" w:cs="Arial" w:eastAsia="Arial" w:hAnsi="Arial"/>
@@ -8206,7 +8436,7 @@
               <w:spacing w:after="10" w:before="0"/>
               <w:ind w:left="120"/>
             </w:pPr>
-            <w:hyperlink w:history="1" r:id="rIdin8cjs6njj9orzximtiru">
+            <w:hyperlink w:history="1" r:id="rIdjwtq2flsoytnaoctzhqgc">
               <w:r>
                 <w:rPr>
                   <w:rFonts w:ascii="Arial" w:cs="Arial" w:eastAsia="Arial" w:hAnsi="Arial"/>
@@ -8702,6 +8932,65 @@
         </w:tc>
       </w:tr>
     </w:tbl>
+    <w:p>
+      <w:pPr>
+        <w:pBdr>
+          <w:top w:val="single" w:color="BBBBBB" w:sz="4" w:space="4"/>
+        </w:pBdr>
+        <w:spacing w:after="0" w:before="160"/>
+      </w:pPr>
+      <w:r>
+        <w:rPr>
+          <w:rFonts w:ascii="Arial" w:cs="Arial" w:eastAsia="Arial" w:hAnsi="Arial"/>
+          <w:color w:val="666666"/>
+          <w:sz w:val="14"/>
+          <w:szCs w:val="14"/>
+        </w:rPr>
+        <w:t xml:space="preserve">© 2026 SeaVuria and ARES. Aligned with KICD objectives. Developed by SeaVuria; technical implementation by ARES (with AI assistance from Claude). Licensed under </w:t>
+      </w:r>
+      <w:hyperlink w:history="1" r:id="rIduidqksdnlqb1zyfbjdgmo">
+        <w:r>
+          <w:rPr>
+            <w:rFonts w:ascii="Arial" w:cs="Arial" w:eastAsia="Arial" w:hAnsi="Arial"/>
+            <w:color w:val="1F6B75"/>
+            <w:sz w:val="14"/>
+            <w:szCs w:val="14"/>
+            <w:u w:val="single" w:color="1F6B75"/>
+          </w:rPr>
+          <w:t xml:space="preserve">CC BY-NC 4.0</w:t>
+        </w:r>
+      </w:hyperlink>
+      <w:r>
+        <w:rPr>
+          <w:rFonts w:ascii="Arial" w:cs="Arial" w:eastAsia="Arial" w:hAnsi="Arial"/>
+          <w:color w:val="666666"/>
+          <w:sz w:val="14"/>
+          <w:szCs w:val="14"/>
+        </w:rPr>
+        <w:t xml:space="preserve"> (</w:t>
+      </w:r>
+      <w:hyperlink w:history="1" r:id="rId1hfnaouytnhz4-u0t2c4e">
+        <w:r>
+          <w:rPr>
+            <w:rFonts w:ascii="Arial" w:cs="Arial" w:eastAsia="Arial" w:hAnsi="Arial"/>
+            <w:color w:val="1F6B75"/>
+            <w:sz w:val="14"/>
+            <w:szCs w:val="14"/>
+            <w:u w:val="single" w:color="1F6B75"/>
+          </w:rPr>
+          <w:t xml:space="preserve">https://creativecommons.org/licenses/by-nc/4.0/</w:t>
+        </w:r>
+      </w:hyperlink>
+      <w:r>
+        <w:rPr>
+          <w:rFonts w:ascii="Arial" w:cs="Arial" w:eastAsia="Arial" w:hAnsi="Arial"/>
+          <w:color w:val="666666"/>
+          <w:sz w:val="14"/>
+          <w:szCs w:val="14"/>
+        </w:rPr>
+        <w:t xml:space="preserve">).</w:t>
+      </w:r>
+    </w:p>
     <w:p>
       <w:r>
         <w:br w:type="page"/>
@@ -9693,7 +9982,7 @@
             <w:pPr>
               <w:spacing w:after="20" w:before="0"/>
             </w:pPr>
-            <w:hyperlink w:history="1" r:id="rIdqci783mn26wks3zhsp9u-">
+            <w:hyperlink w:history="1" r:id="rIdlref0pnkptqpbkzkkpo44">
               <w:r>
                 <w:rPr>
                   <w:rFonts w:ascii="Arial" w:cs="Arial" w:eastAsia="Arial" w:hAnsi="Arial"/>
@@ -9726,7 +10015,7 @@
               <w:spacing w:after="10" w:before="0"/>
               <w:ind w:left="120"/>
             </w:pPr>
-            <w:hyperlink w:history="1" r:id="rIdf-cmc-poimyhxgbmoko3g">
+            <w:hyperlink w:history="1" r:id="rIdrx5wmmxy4wr7lcsujn8kf">
               <w:r>
                 <w:rPr>
                   <w:rFonts w:ascii="Arial" w:cs="Arial" w:eastAsia="Arial" w:hAnsi="Arial"/>
@@ -9771,7 +10060,7 @@
             <w:pPr>
               <w:spacing w:after="20" w:before="0"/>
             </w:pPr>
-            <w:hyperlink w:history="1" r:id="rIdosef-duxw7m-epzpa1ecn">
+            <w:hyperlink w:history="1" r:id="rIdubf3xphv7dso2u-hpsdyb">
               <w:r>
                 <w:rPr>
                   <w:rFonts w:ascii="Arial" w:cs="Arial" w:eastAsia="Arial" w:hAnsi="Arial"/>
@@ -9804,7 +10093,7 @@
               <w:spacing w:after="10" w:before="0"/>
               <w:ind w:left="120"/>
             </w:pPr>
-            <w:hyperlink w:history="1" r:id="rIdfmfm3oy4kwkcy-y52tnzd">
+            <w:hyperlink w:history="1" r:id="rIdrulsi53fmum8i9frfnvnd">
               <w:r>
                 <w:rPr>
                   <w:rFonts w:ascii="Arial" w:cs="Arial" w:eastAsia="Arial" w:hAnsi="Arial"/>
@@ -9999,7 +10288,7 @@
             <w:pPr>
               <w:spacing w:after="20" w:before="0"/>
             </w:pPr>
-            <w:hyperlink w:history="1" r:id="rIdamyvzwjnorjn4vo_qxhtp">
+            <w:hyperlink w:history="1" r:id="rIdsmuyh2fsdcdihflrxsnna">
               <w:r>
                 <w:rPr>
                   <w:rFonts w:ascii="Arial" w:cs="Arial" w:eastAsia="Arial" w:hAnsi="Arial"/>
@@ -10032,7 +10321,7 @@
               <w:spacing w:after="10" w:before="0"/>
               <w:ind w:left="120"/>
             </w:pPr>
-            <w:hyperlink w:history="1" r:id="rIdxrm3tkqa9j9kbkc6tx9w2">
+            <w:hyperlink w:history="1" r:id="rIdmoypv0y__2oznyxps41x2">
               <w:r>
                 <w:rPr>
                   <w:rFonts w:ascii="Arial" w:cs="Arial" w:eastAsia="Arial" w:hAnsi="Arial"/>
@@ -10077,7 +10366,7 @@
             <w:pPr>
               <w:spacing w:after="20" w:before="0"/>
             </w:pPr>
-            <w:hyperlink w:history="1" r:id="rIdhw1qh7dkozf4crhl6zcdm">
+            <w:hyperlink w:history="1" r:id="rIdvk6igiihuixcqe5jmucth">
               <w:r>
                 <w:rPr>
                   <w:rFonts w:ascii="Arial" w:cs="Arial" w:eastAsia="Arial" w:hAnsi="Arial"/>
@@ -10110,7 +10399,7 @@
               <w:spacing w:after="10" w:before="0"/>
               <w:ind w:left="120"/>
             </w:pPr>
-            <w:hyperlink w:history="1" r:id="rId_bbflmtd1ht2bwzlkhgc6">
+            <w:hyperlink w:history="1" r:id="rId9ymzwcjlreuiw87ur8kxl">
               <w:r>
                 <w:rPr>
                   <w:rFonts w:ascii="Arial" w:cs="Arial" w:eastAsia="Arial" w:hAnsi="Arial"/>
@@ -10305,7 +10594,7 @@
             <w:pPr>
               <w:spacing w:after="20" w:before="0"/>
             </w:pPr>
-            <w:hyperlink w:history="1" r:id="rIdh6ti8f_xlh66e-bqamx0t">
+            <w:hyperlink w:history="1" r:id="rIdrbyxki41bpkvktbiowtch">
               <w:r>
                 <w:rPr>
                   <w:rFonts w:ascii="Arial" w:cs="Arial" w:eastAsia="Arial" w:hAnsi="Arial"/>
@@ -10338,7 +10627,7 @@
               <w:spacing w:after="10" w:before="0"/>
               <w:ind w:left="120"/>
             </w:pPr>
-            <w:hyperlink w:history="1" r:id="rIdsvs_nkdleb3vg7y6ehwhn">
+            <w:hyperlink w:history="1" r:id="rIdg4iw53e90wrnwbpr9amgm">
               <w:r>
                 <w:rPr>
                   <w:rFonts w:ascii="Arial" w:cs="Arial" w:eastAsia="Arial" w:hAnsi="Arial"/>
@@ -10383,7 +10672,7 @@
             <w:pPr>
               <w:spacing w:after="20" w:before="0"/>
             </w:pPr>
-            <w:hyperlink w:history="1" r:id="rIdf7r0qz6k_wrzgbko77wfd">
+            <w:hyperlink w:history="1" r:id="rId0umspl3nsbuy64izftgfe">
               <w:r>
                 <w:rPr>
                   <w:rFonts w:ascii="Arial" w:cs="Arial" w:eastAsia="Arial" w:hAnsi="Arial"/>
@@ -10416,7 +10705,7 @@
               <w:spacing w:after="10" w:before="0"/>
               <w:ind w:left="120"/>
             </w:pPr>
-            <w:hyperlink w:history="1" r:id="rIdd3i9ynbkiayrq8uqznyug">
+            <w:hyperlink w:history="1" r:id="rIdq_ugxbkwbezplog5rrwpz">
               <w:r>
                 <w:rPr>
                   <w:rFonts w:ascii="Arial" w:cs="Arial" w:eastAsia="Arial" w:hAnsi="Arial"/>
@@ -10611,7 +10900,7 @@
             <w:pPr>
               <w:spacing w:after="20" w:before="0"/>
             </w:pPr>
-            <w:hyperlink w:history="1" r:id="rIdgyi79fhpgp5z-qzisjll6">
+            <w:hyperlink w:history="1" r:id="rIdj0qel8_f-uyjihxt7nyj5">
               <w:r>
                 <w:rPr>
                   <w:rFonts w:ascii="Arial" w:cs="Arial" w:eastAsia="Arial" w:hAnsi="Arial"/>
@@ -10644,7 +10933,7 @@
               <w:spacing w:after="10" w:before="0"/>
               <w:ind w:left="120"/>
             </w:pPr>
-            <w:hyperlink w:history="1" r:id="rId3mvk3vnjtu_lrsvepyexy">
+            <w:hyperlink w:history="1" r:id="rIdd9w4cltfntknguwafo6sv">
               <w:r>
                 <w:rPr>
                   <w:rFonts w:ascii="Arial" w:cs="Arial" w:eastAsia="Arial" w:hAnsi="Arial"/>
@@ -10689,7 +10978,7 @@
             <w:pPr>
               <w:spacing w:after="20" w:before="0"/>
             </w:pPr>
-            <w:hyperlink w:history="1" r:id="rIdzuduoznewoyt5se1fy6bc">
+            <w:hyperlink w:history="1" r:id="rId7xarxskfiglxe0idcqze7">
               <w:r>
                 <w:rPr>
                   <w:rFonts w:ascii="Arial" w:cs="Arial" w:eastAsia="Arial" w:hAnsi="Arial"/>
@@ -10722,7 +11011,7 @@
               <w:spacing w:after="10" w:before="0"/>
               <w:ind w:left="120"/>
             </w:pPr>
-            <w:hyperlink w:history="1" r:id="rIdn8elkg5qyjjmkr8rbbxx7">
+            <w:hyperlink w:history="1" r:id="rId-x_3hnzrzruyc_3da3ouf">
               <w:r>
                 <w:rPr>
                   <w:rFonts w:ascii="Arial" w:cs="Arial" w:eastAsia="Arial" w:hAnsi="Arial"/>
@@ -10917,7 +11206,7 @@
             <w:pPr>
               <w:spacing w:after="20" w:before="0"/>
             </w:pPr>
-            <w:hyperlink w:history="1" r:id="rIdyway-lfxoinnyu1pffytf">
+            <w:hyperlink w:history="1" r:id="rIdb5unkvcpitdgayi24d6tp">
               <w:r>
                 <w:rPr>
                   <w:rFonts w:ascii="Arial" w:cs="Arial" w:eastAsia="Arial" w:hAnsi="Arial"/>
@@ -10950,7 +11239,7 @@
               <w:spacing w:after="10" w:before="0"/>
               <w:ind w:left="120"/>
             </w:pPr>
-            <w:hyperlink w:history="1" r:id="rIdj2jrebobk3qkcebjpty9u">
+            <w:hyperlink w:history="1" r:id="rIdympnolat9740fusm4jgj-">
               <w:r>
                 <w:rPr>
                   <w:rFonts w:ascii="Arial" w:cs="Arial" w:eastAsia="Arial" w:hAnsi="Arial"/>
@@ -10995,7 +11284,7 @@
             <w:pPr>
               <w:spacing w:after="20" w:before="0"/>
             </w:pPr>
-            <w:hyperlink w:history="1" r:id="rIdktttqchcmusm-emggik92">
+            <w:hyperlink w:history="1" r:id="rIdvcfgb-mlay1pshx2vor2m">
               <w:r>
                 <w:rPr>
                   <w:rFonts w:ascii="Arial" w:cs="Arial" w:eastAsia="Arial" w:hAnsi="Arial"/>
@@ -11028,7 +11317,7 @@
               <w:spacing w:after="10" w:before="0"/>
               <w:ind w:left="120"/>
             </w:pPr>
-            <w:hyperlink w:history="1" r:id="rIdicb4277g-rjneilblsggf">
+            <w:hyperlink w:history="1" r:id="rIdmm5z3mtxjbt4onw2jrvns">
               <w:r>
                 <w:rPr>
                   <w:rFonts w:ascii="Arial" w:cs="Arial" w:eastAsia="Arial" w:hAnsi="Arial"/>
@@ -11524,6 +11813,65 @@
         </w:tc>
       </w:tr>
     </w:tbl>
+    <w:p>
+      <w:pPr>
+        <w:pBdr>
+          <w:top w:val="single" w:color="BBBBBB" w:sz="4" w:space="4"/>
+        </w:pBdr>
+        <w:spacing w:after="0" w:before="160"/>
+      </w:pPr>
+      <w:r>
+        <w:rPr>
+          <w:rFonts w:ascii="Arial" w:cs="Arial" w:eastAsia="Arial" w:hAnsi="Arial"/>
+          <w:color w:val="666666"/>
+          <w:sz w:val="14"/>
+          <w:szCs w:val="14"/>
+        </w:rPr>
+        <w:t xml:space="preserve">© 2026 SeaVuria and ARES. Aligned with KICD objectives. Developed by SeaVuria; technical implementation by ARES (with AI assistance from Claude). Licensed under </w:t>
+      </w:r>
+      <w:hyperlink w:history="1" r:id="rId5xm2kutgicxl_r7hfm6ci">
+        <w:r>
+          <w:rPr>
+            <w:rFonts w:ascii="Arial" w:cs="Arial" w:eastAsia="Arial" w:hAnsi="Arial"/>
+            <w:color w:val="1F6B75"/>
+            <w:sz w:val="14"/>
+            <w:szCs w:val="14"/>
+            <w:u w:val="single" w:color="1F6B75"/>
+          </w:rPr>
+          <w:t xml:space="preserve">CC BY-NC 4.0</w:t>
+        </w:r>
+      </w:hyperlink>
+      <w:r>
+        <w:rPr>
+          <w:rFonts w:ascii="Arial" w:cs="Arial" w:eastAsia="Arial" w:hAnsi="Arial"/>
+          <w:color w:val="666666"/>
+          <w:sz w:val="14"/>
+          <w:szCs w:val="14"/>
+        </w:rPr>
+        <w:t xml:space="preserve"> (</w:t>
+      </w:r>
+      <w:hyperlink w:history="1" r:id="rIddaxa07tnah-i0tmo2z0ob">
+        <w:r>
+          <w:rPr>
+            <w:rFonts w:ascii="Arial" w:cs="Arial" w:eastAsia="Arial" w:hAnsi="Arial"/>
+            <w:color w:val="1F6B75"/>
+            <w:sz w:val="14"/>
+            <w:szCs w:val="14"/>
+            <w:u w:val="single" w:color="1F6B75"/>
+          </w:rPr>
+          <w:t xml:space="preserve">https://creativecommons.org/licenses/by-nc/4.0/</w:t>
+        </w:r>
+      </w:hyperlink>
+      <w:r>
+        <w:rPr>
+          <w:rFonts w:ascii="Arial" w:cs="Arial" w:eastAsia="Arial" w:hAnsi="Arial"/>
+          <w:color w:val="666666"/>
+          <w:sz w:val="14"/>
+          <w:szCs w:val="14"/>
+        </w:rPr>
+        <w:t xml:space="preserve">).</w:t>
+      </w:r>
+    </w:p>
     <w:p>
       <w:r>
         <w:br w:type="page"/>
@@ -12515,7 +12863,7 @@
             <w:pPr>
               <w:spacing w:after="20" w:before="0"/>
             </w:pPr>
-            <w:hyperlink w:history="1" r:id="rIddqqohehh5kbgz3jqng9r3">
+            <w:hyperlink w:history="1" r:id="rId9olles9qso1qbvz7khxzq">
               <w:r>
                 <w:rPr>
                   <w:rFonts w:ascii="Arial" w:cs="Arial" w:eastAsia="Arial" w:hAnsi="Arial"/>
@@ -12548,7 +12896,7 @@
               <w:spacing w:after="10" w:before="0"/>
               <w:ind w:left="120"/>
             </w:pPr>
-            <w:hyperlink w:history="1" r:id="rIdxfhibfdjagmccmzxq7mi1">
+            <w:hyperlink w:history="1" r:id="rIdrcjj8cdj1r-k1mzdgr6ll">
               <w:r>
                 <w:rPr>
                   <w:rFonts w:ascii="Arial" w:cs="Arial" w:eastAsia="Arial" w:hAnsi="Arial"/>
@@ -12593,7 +12941,7 @@
             <w:pPr>
               <w:spacing w:after="20" w:before="0"/>
             </w:pPr>
-            <w:hyperlink w:history="1" r:id="rIdbcljiipantaloyroyqm88">
+            <w:hyperlink w:history="1" r:id="rIda4csfeomzfkdcgspsenbj">
               <w:r>
                 <w:rPr>
                   <w:rFonts w:ascii="Arial" w:cs="Arial" w:eastAsia="Arial" w:hAnsi="Arial"/>
@@ -12626,7 +12974,7 @@
               <w:spacing w:after="10" w:before="0"/>
               <w:ind w:left="120"/>
             </w:pPr>
-            <w:hyperlink w:history="1" r:id="rIdraxohwbc5rim9hsj17e7a">
+            <w:hyperlink w:history="1" r:id="rIdf93qljyqou8j5_bxdutnm">
               <w:r>
                 <w:rPr>
                   <w:rFonts w:ascii="Arial" w:cs="Arial" w:eastAsia="Arial" w:hAnsi="Arial"/>
@@ -12821,7 +13169,7 @@
             <w:pPr>
               <w:spacing w:after="20" w:before="0"/>
             </w:pPr>
-            <w:hyperlink w:history="1" r:id="rIdyp__qlt_zh7zfed51ixhl">
+            <w:hyperlink w:history="1" r:id="rIdiw51iiz4y1pcciuip9e5x">
               <w:r>
                 <w:rPr>
                   <w:rFonts w:ascii="Arial" w:cs="Arial" w:eastAsia="Arial" w:hAnsi="Arial"/>
@@ -12854,7 +13202,7 @@
               <w:spacing w:after="10" w:before="0"/>
               <w:ind w:left="120"/>
             </w:pPr>
-            <w:hyperlink w:history="1" r:id="rIde9c97xzopwj8_l3qetytk">
+            <w:hyperlink w:history="1" r:id="rIdnyu-95-g-b2zhjwgrkmnb">
               <w:r>
                 <w:rPr>
                   <w:rFonts w:ascii="Arial" w:cs="Arial" w:eastAsia="Arial" w:hAnsi="Arial"/>
@@ -12899,7 +13247,7 @@
             <w:pPr>
               <w:spacing w:after="20" w:before="0"/>
             </w:pPr>
-            <w:hyperlink w:history="1" r:id="rIdbyp-c5xxvwvkufjfvlnnn">
+            <w:hyperlink w:history="1" r:id="rIddwwp3o_009bnr_93wzmbx">
               <w:r>
                 <w:rPr>
                   <w:rFonts w:ascii="Arial" w:cs="Arial" w:eastAsia="Arial" w:hAnsi="Arial"/>
@@ -12932,7 +13280,7 @@
               <w:spacing w:after="10" w:before="0"/>
               <w:ind w:left="120"/>
             </w:pPr>
-            <w:hyperlink w:history="1" r:id="rIdfknov3oi71l9tpuy6m1o-">
+            <w:hyperlink w:history="1" r:id="rIdklbrqathrnn58xgzo1n7s">
               <w:r>
                 <w:rPr>
                   <w:rFonts w:ascii="Arial" w:cs="Arial" w:eastAsia="Arial" w:hAnsi="Arial"/>
@@ -13127,7 +13475,7 @@
             <w:pPr>
               <w:spacing w:after="20" w:before="0"/>
             </w:pPr>
-            <w:hyperlink w:history="1" r:id="rIddbqhluvrv-entrbefla2u">
+            <w:hyperlink w:history="1" r:id="rIdf0_merxr3sadoe2mcd0ya">
               <w:r>
                 <w:rPr>
                   <w:rFonts w:ascii="Arial" w:cs="Arial" w:eastAsia="Arial" w:hAnsi="Arial"/>
@@ -13160,7 +13508,7 @@
               <w:spacing w:after="10" w:before="0"/>
               <w:ind w:left="120"/>
             </w:pPr>
-            <w:hyperlink w:history="1" r:id="rId90tvfjahhkgbz3xhpomfv">
+            <w:hyperlink w:history="1" r:id="rIdnpcyamu9oszo4vjmpw1fn">
               <w:r>
                 <w:rPr>
                   <w:rFonts w:ascii="Arial" w:cs="Arial" w:eastAsia="Arial" w:hAnsi="Arial"/>
@@ -13205,7 +13553,7 @@
             <w:pPr>
               <w:spacing w:after="20" w:before="0"/>
             </w:pPr>
-            <w:hyperlink w:history="1" r:id="rIdek-0ddbr4nmhog7xz-s52">
+            <w:hyperlink w:history="1" r:id="rIdzwvlxzlox298u9o9ne_ss">
               <w:r>
                 <w:rPr>
                   <w:rFonts w:ascii="Arial" w:cs="Arial" w:eastAsia="Arial" w:hAnsi="Arial"/>
@@ -13238,7 +13586,7 @@
               <w:spacing w:after="10" w:before="0"/>
               <w:ind w:left="120"/>
             </w:pPr>
-            <w:hyperlink w:history="1" r:id="rIdzlopyqsgtfnanadnlfinx">
+            <w:hyperlink w:history="1" r:id="rId_zv5tkg2th0dkm4b5w2go">
               <w:r>
                 <w:rPr>
                   <w:rFonts w:ascii="Arial" w:cs="Arial" w:eastAsia="Arial" w:hAnsi="Arial"/>
@@ -13433,7 +13781,7 @@
             <w:pPr>
               <w:spacing w:after="20" w:before="0"/>
             </w:pPr>
-            <w:hyperlink w:history="1" r:id="rIdis0pvc2zlnsz3m_bycvos">
+            <w:hyperlink w:history="1" r:id="rIdrmkeg5z0ljxiwjpohjq2h">
               <w:r>
                 <w:rPr>
                   <w:rFonts w:ascii="Arial" w:cs="Arial" w:eastAsia="Arial" w:hAnsi="Arial"/>
@@ -13466,7 +13814,7 @@
               <w:spacing w:after="10" w:before="0"/>
               <w:ind w:left="120"/>
             </w:pPr>
-            <w:hyperlink w:history="1" r:id="rIdi6-vhifijbc1-dtgq50ir">
+            <w:hyperlink w:history="1" r:id="rIdm75jelllzr0s-dmkqron9">
               <w:r>
                 <w:rPr>
                   <w:rFonts w:ascii="Arial" w:cs="Arial" w:eastAsia="Arial" w:hAnsi="Arial"/>
@@ -13511,7 +13859,7 @@
             <w:pPr>
               <w:spacing w:after="20" w:before="0"/>
             </w:pPr>
-            <w:hyperlink w:history="1" r:id="rIdt_k1g-ixvd_5ra13cuhpj">
+            <w:hyperlink w:history="1" r:id="rIdafl-b0jx_enpt6-39gwct">
               <w:r>
                 <w:rPr>
                   <w:rFonts w:ascii="Arial" w:cs="Arial" w:eastAsia="Arial" w:hAnsi="Arial"/>
@@ -13544,7 +13892,7 @@
               <w:spacing w:after="10" w:before="0"/>
               <w:ind w:left="120"/>
             </w:pPr>
-            <w:hyperlink w:history="1" r:id="rIda7nd4m3r7fjkzb45prig7">
+            <w:hyperlink w:history="1" r:id="rIdqh6ejynkpuemlaayg44tw">
               <w:r>
                 <w:rPr>
                   <w:rFonts w:ascii="Arial" w:cs="Arial" w:eastAsia="Arial" w:hAnsi="Arial"/>
@@ -13739,7 +14087,7 @@
             <w:pPr>
               <w:spacing w:after="20" w:before="0"/>
             </w:pPr>
-            <w:hyperlink w:history="1" r:id="rId6swcdvcyabl9mmya0pc2o">
+            <w:hyperlink w:history="1" r:id="rIdrcbdm9gtgaiv6j7jhm3v4">
               <w:r>
                 <w:rPr>
                   <w:rFonts w:ascii="Arial" w:cs="Arial" w:eastAsia="Arial" w:hAnsi="Arial"/>
@@ -13772,7 +14120,7 @@
               <w:spacing w:after="10" w:before="0"/>
               <w:ind w:left="120"/>
             </w:pPr>
-            <w:hyperlink w:history="1" r:id="rIdpcpxv0tmnikdysbifgap7">
+            <w:hyperlink w:history="1" r:id="rIda7dzta0lzpn_ao7vseo6z">
               <w:r>
                 <w:rPr>
                   <w:rFonts w:ascii="Arial" w:cs="Arial" w:eastAsia="Arial" w:hAnsi="Arial"/>
@@ -13817,7 +14165,7 @@
             <w:pPr>
               <w:spacing w:after="20" w:before="0"/>
             </w:pPr>
-            <w:hyperlink w:history="1" r:id="rIdp-iv1k21w0_ncw6zlygem">
+            <w:hyperlink w:history="1" r:id="rIdndhnpezqrbeov5mqyxd8a">
               <w:r>
                 <w:rPr>
                   <w:rFonts w:ascii="Arial" w:cs="Arial" w:eastAsia="Arial" w:hAnsi="Arial"/>
@@ -13850,7 +14198,7 @@
               <w:spacing w:after="10" w:before="0"/>
               <w:ind w:left="120"/>
             </w:pPr>
-            <w:hyperlink w:history="1" r:id="rIdpkwfjk6fhnplznd47jjrh">
+            <w:hyperlink w:history="1" r:id="rIdw-zylehz6uxm6va59j8uw">
               <w:r>
                 <w:rPr>
                   <w:rFonts w:ascii="Arial" w:cs="Arial" w:eastAsia="Arial" w:hAnsi="Arial"/>
@@ -14346,6 +14694,65 @@
         </w:tc>
       </w:tr>
     </w:tbl>
+    <w:p>
+      <w:pPr>
+        <w:pBdr>
+          <w:top w:val="single" w:color="BBBBBB" w:sz="4" w:space="4"/>
+        </w:pBdr>
+        <w:spacing w:after="0" w:before="160"/>
+      </w:pPr>
+      <w:r>
+        <w:rPr>
+          <w:rFonts w:ascii="Arial" w:cs="Arial" w:eastAsia="Arial" w:hAnsi="Arial"/>
+          <w:color w:val="666666"/>
+          <w:sz w:val="14"/>
+          <w:szCs w:val="14"/>
+        </w:rPr>
+        <w:t xml:space="preserve">© 2026 SeaVuria and ARES. Aligned with KICD objectives. Developed by SeaVuria; technical implementation by ARES (with AI assistance from Claude). Licensed under </w:t>
+      </w:r>
+      <w:hyperlink w:history="1" r:id="rIdhcukqwcfyise1tqnvrvyw">
+        <w:r>
+          <w:rPr>
+            <w:rFonts w:ascii="Arial" w:cs="Arial" w:eastAsia="Arial" w:hAnsi="Arial"/>
+            <w:color w:val="1F6B75"/>
+            <w:sz w:val="14"/>
+            <w:szCs w:val="14"/>
+            <w:u w:val="single" w:color="1F6B75"/>
+          </w:rPr>
+          <w:t xml:space="preserve">CC BY-NC 4.0</w:t>
+        </w:r>
+      </w:hyperlink>
+      <w:r>
+        <w:rPr>
+          <w:rFonts w:ascii="Arial" w:cs="Arial" w:eastAsia="Arial" w:hAnsi="Arial"/>
+          <w:color w:val="666666"/>
+          <w:sz w:val="14"/>
+          <w:szCs w:val="14"/>
+        </w:rPr>
+        <w:t xml:space="preserve"> (</w:t>
+      </w:r>
+      <w:hyperlink w:history="1" r:id="rIdvby7sk3g6ljyfutn5zwbn">
+        <w:r>
+          <w:rPr>
+            <w:rFonts w:ascii="Arial" w:cs="Arial" w:eastAsia="Arial" w:hAnsi="Arial"/>
+            <w:color w:val="1F6B75"/>
+            <w:sz w:val="14"/>
+            <w:szCs w:val="14"/>
+            <w:u w:val="single" w:color="1F6B75"/>
+          </w:rPr>
+          <w:t xml:space="preserve">https://creativecommons.org/licenses/by-nc/4.0/</w:t>
+        </w:r>
+      </w:hyperlink>
+      <w:r>
+        <w:rPr>
+          <w:rFonts w:ascii="Arial" w:cs="Arial" w:eastAsia="Arial" w:hAnsi="Arial"/>
+          <w:color w:val="666666"/>
+          <w:sz w:val="14"/>
+          <w:szCs w:val="14"/>
+        </w:rPr>
+        <w:t xml:space="preserve">).</w:t>
+      </w:r>
+    </w:p>
     <w:p>
       <w:r>
         <w:br w:type="page"/>
@@ -15337,7 +15744,7 @@
             <w:pPr>
               <w:spacing w:after="20" w:before="0"/>
             </w:pPr>
-            <w:hyperlink w:history="1" r:id="rIdyicp7wje0x6serzv8qire">
+            <w:hyperlink w:history="1" r:id="rId5egfzbvkdc6csnmin7nyw">
               <w:r>
                 <w:rPr>
                   <w:rFonts w:ascii="Arial" w:cs="Arial" w:eastAsia="Arial" w:hAnsi="Arial"/>
@@ -15370,7 +15777,7 @@
               <w:spacing w:after="10" w:before="0"/>
               <w:ind w:left="120"/>
             </w:pPr>
-            <w:hyperlink w:history="1" r:id="rId0to03yiwt_p9fzweizmxx">
+            <w:hyperlink w:history="1" r:id="rIdk7cqvicbwmy3o1hec-5xb">
               <w:r>
                 <w:rPr>
                   <w:rFonts w:ascii="Arial" w:cs="Arial" w:eastAsia="Arial" w:hAnsi="Arial"/>
@@ -15415,7 +15822,7 @@
             <w:pPr>
               <w:spacing w:after="20" w:before="0"/>
             </w:pPr>
-            <w:hyperlink w:history="1" r:id="rId3nmopnttttkszdgbxxyue">
+            <w:hyperlink w:history="1" r:id="rId5vwokfgnxnlb0b-bvk4bx">
               <w:r>
                 <w:rPr>
                   <w:rFonts w:ascii="Arial" w:cs="Arial" w:eastAsia="Arial" w:hAnsi="Arial"/>
@@ -15448,7 +15855,7 @@
               <w:spacing w:after="10" w:before="0"/>
               <w:ind w:left="120"/>
             </w:pPr>
-            <w:hyperlink w:history="1" r:id="rIdcpvw8roy_jxkovm-hcqgd">
+            <w:hyperlink w:history="1" r:id="rIdobx8_s8qmbbrtykujrhs9">
               <w:r>
                 <w:rPr>
                   <w:rFonts w:ascii="Arial" w:cs="Arial" w:eastAsia="Arial" w:hAnsi="Arial"/>
@@ -15643,7 +16050,7 @@
             <w:pPr>
               <w:spacing w:after="20" w:before="0"/>
             </w:pPr>
-            <w:hyperlink w:history="1" r:id="rIduad-ajplgi8dlr7hm3mhl">
+            <w:hyperlink w:history="1" r:id="rIdvolwfbc6iuravfohsiqvv">
               <w:r>
                 <w:rPr>
                   <w:rFonts w:ascii="Arial" w:cs="Arial" w:eastAsia="Arial" w:hAnsi="Arial"/>
@@ -15676,7 +16083,7 @@
               <w:spacing w:after="10" w:before="0"/>
               <w:ind w:left="120"/>
             </w:pPr>
-            <w:hyperlink w:history="1" r:id="rIdj0ypa11s1laxq50-own4d">
+            <w:hyperlink w:history="1" r:id="rIdbkpffqm59zbuvsmut4usi">
               <w:r>
                 <w:rPr>
                   <w:rFonts w:ascii="Arial" w:cs="Arial" w:eastAsia="Arial" w:hAnsi="Arial"/>
@@ -15721,7 +16128,7 @@
             <w:pPr>
               <w:spacing w:after="20" w:before="0"/>
             </w:pPr>
-            <w:hyperlink w:history="1" r:id="rIdxcojlgcyqk1j1ncfg9akf">
+            <w:hyperlink w:history="1" r:id="rIdfd7xc0xjjck7r3iphg6qz">
               <w:r>
                 <w:rPr>
                   <w:rFonts w:ascii="Arial" w:cs="Arial" w:eastAsia="Arial" w:hAnsi="Arial"/>
@@ -15754,7 +16161,7 @@
               <w:spacing w:after="10" w:before="0"/>
               <w:ind w:left="120"/>
             </w:pPr>
-            <w:hyperlink w:history="1" r:id="rIdk6njdtrdc-4evahwpymsw">
+            <w:hyperlink w:history="1" r:id="rIdugofo4-iwsa3q3vbl-bbu">
               <w:r>
                 <w:rPr>
                   <w:rFonts w:ascii="Arial" w:cs="Arial" w:eastAsia="Arial" w:hAnsi="Arial"/>
@@ -15949,7 +16356,7 @@
             <w:pPr>
               <w:spacing w:after="20" w:before="0"/>
             </w:pPr>
-            <w:hyperlink w:history="1" r:id="rIdvrxrl2kpekqzoqbfzbgqs">
+            <w:hyperlink w:history="1" r:id="rIdoyg1ie2eibgn5b9t5w5hd">
               <w:r>
                 <w:rPr>
                   <w:rFonts w:ascii="Arial" w:cs="Arial" w:eastAsia="Arial" w:hAnsi="Arial"/>
@@ -15982,7 +16389,7 @@
               <w:spacing w:after="10" w:before="0"/>
               <w:ind w:left="120"/>
             </w:pPr>
-            <w:hyperlink w:history="1" r:id="rIdgge2utdqwweuh86lod4yb">
+            <w:hyperlink w:history="1" r:id="rIdjupynvooxfuz20awxvj_f">
               <w:r>
                 <w:rPr>
                   <w:rFonts w:ascii="Arial" w:cs="Arial" w:eastAsia="Arial" w:hAnsi="Arial"/>
@@ -16027,7 +16434,7 @@
             <w:pPr>
               <w:spacing w:after="20" w:before="0"/>
             </w:pPr>
-            <w:hyperlink w:history="1" r:id="rIdryn5kxihgi0ek9ktd4qzj">
+            <w:hyperlink w:history="1" r:id="rIdcjmliro0znbyk2y3iweqo">
               <w:r>
                 <w:rPr>
                   <w:rFonts w:ascii="Arial" w:cs="Arial" w:eastAsia="Arial" w:hAnsi="Arial"/>
@@ -16060,7 +16467,7 @@
               <w:spacing w:after="10" w:before="0"/>
               <w:ind w:left="120"/>
             </w:pPr>
-            <w:hyperlink w:history="1" r:id="rId2ufxxwhe2oj9oat51awi7">
+            <w:hyperlink w:history="1" r:id="rIdhkxx2lnyjf3clndr8-xh4">
               <w:r>
                 <w:rPr>
                   <w:rFonts w:ascii="Arial" w:cs="Arial" w:eastAsia="Arial" w:hAnsi="Arial"/>
@@ -16255,7 +16662,7 @@
             <w:pPr>
               <w:spacing w:after="20" w:before="0"/>
             </w:pPr>
-            <w:hyperlink w:history="1" r:id="rIdyyadhuhlotpyos91idoju">
+            <w:hyperlink w:history="1" r:id="rIdxkny5q16s8lzgb5lcxgpz">
               <w:r>
                 <w:rPr>
                   <w:rFonts w:ascii="Arial" w:cs="Arial" w:eastAsia="Arial" w:hAnsi="Arial"/>
@@ -16288,7 +16695,7 @@
               <w:spacing w:after="10" w:before="0"/>
               <w:ind w:left="120"/>
             </w:pPr>
-            <w:hyperlink w:history="1" r:id="rIdgc873hd3oe6x8exljnuj7">
+            <w:hyperlink w:history="1" r:id="rIddhbxxkbw3aoistiz3p2rf">
               <w:r>
                 <w:rPr>
                   <w:rFonts w:ascii="Arial" w:cs="Arial" w:eastAsia="Arial" w:hAnsi="Arial"/>
@@ -16333,7 +16740,7 @@
             <w:pPr>
               <w:spacing w:after="20" w:before="0"/>
             </w:pPr>
-            <w:hyperlink w:history="1" r:id="rIdgu1vcm_t8ibmy3xb7je6s">
+            <w:hyperlink w:history="1" r:id="rId2qajpa3x1zdymaoxkrac5">
               <w:r>
                 <w:rPr>
                   <w:rFonts w:ascii="Arial" w:cs="Arial" w:eastAsia="Arial" w:hAnsi="Arial"/>
@@ -16366,7 +16773,7 @@
               <w:spacing w:after="10" w:before="0"/>
               <w:ind w:left="120"/>
             </w:pPr>
-            <w:hyperlink w:history="1" r:id="rIdbtjcutkfysmhgdf7cd381">
+            <w:hyperlink w:history="1" r:id="rIdsdyz-uhj-nfvergd1-lng">
               <w:r>
                 <w:rPr>
                   <w:rFonts w:ascii="Arial" w:cs="Arial" w:eastAsia="Arial" w:hAnsi="Arial"/>
@@ -16561,7 +16968,7 @@
             <w:pPr>
               <w:spacing w:after="20" w:before="0"/>
             </w:pPr>
-            <w:hyperlink w:history="1" r:id="rIdligushtht6anrm9r-vnqh">
+            <w:hyperlink w:history="1" r:id="rId7ny0d1sharwdjj03gc_ro">
               <w:r>
                 <w:rPr>
                   <w:rFonts w:ascii="Arial" w:cs="Arial" w:eastAsia="Arial" w:hAnsi="Arial"/>
@@ -16594,7 +17001,7 @@
               <w:spacing w:after="10" w:before="0"/>
               <w:ind w:left="120"/>
             </w:pPr>
-            <w:hyperlink w:history="1" r:id="rIdnp60mw3braganmfoyy0li">
+            <w:hyperlink w:history="1" r:id="rIdkorjtrrvbfy2nam5a24qr">
               <w:r>
                 <w:rPr>
                   <w:rFonts w:ascii="Arial" w:cs="Arial" w:eastAsia="Arial" w:hAnsi="Arial"/>
@@ -16639,7 +17046,7 @@
             <w:pPr>
               <w:spacing w:after="20" w:before="0"/>
             </w:pPr>
-            <w:hyperlink w:history="1" r:id="rIdctht9delnituhiadwhtkr">
+            <w:hyperlink w:history="1" r:id="rIdk_rqgwyn6n3jemi4pujol">
               <w:r>
                 <w:rPr>
                   <w:rFonts w:ascii="Arial" w:cs="Arial" w:eastAsia="Arial" w:hAnsi="Arial"/>
@@ -16672,7 +17079,7 @@
               <w:spacing w:after="10" w:before="0"/>
               <w:ind w:left="120"/>
             </w:pPr>
-            <w:hyperlink w:history="1" r:id="rIdn2hznjp8nvgkn4f_kooie">
+            <w:hyperlink w:history="1" r:id="rId31b-o7qovdkoncvsjfkot">
               <w:r>
                 <w:rPr>
                   <w:rFonts w:ascii="Arial" w:cs="Arial" w:eastAsia="Arial" w:hAnsi="Arial"/>
@@ -17168,6 +17575,65 @@
         </w:tc>
       </w:tr>
     </w:tbl>
+    <w:p>
+      <w:pPr>
+        <w:pBdr>
+          <w:top w:val="single" w:color="BBBBBB" w:sz="4" w:space="4"/>
+        </w:pBdr>
+        <w:spacing w:after="0" w:before="160"/>
+      </w:pPr>
+      <w:r>
+        <w:rPr>
+          <w:rFonts w:ascii="Arial" w:cs="Arial" w:eastAsia="Arial" w:hAnsi="Arial"/>
+          <w:color w:val="666666"/>
+          <w:sz w:val="14"/>
+          <w:szCs w:val="14"/>
+        </w:rPr>
+        <w:t xml:space="preserve">© 2026 SeaVuria and ARES. Aligned with KICD objectives. Developed by SeaVuria; technical implementation by ARES (with AI assistance from Claude). Licensed under </w:t>
+      </w:r>
+      <w:hyperlink w:history="1" r:id="rIdzlgzljm0j9ies1zkvcjhr">
+        <w:r>
+          <w:rPr>
+            <w:rFonts w:ascii="Arial" w:cs="Arial" w:eastAsia="Arial" w:hAnsi="Arial"/>
+            <w:color w:val="1F6B75"/>
+            <w:sz w:val="14"/>
+            <w:szCs w:val="14"/>
+            <w:u w:val="single" w:color="1F6B75"/>
+          </w:rPr>
+          <w:t xml:space="preserve">CC BY-NC 4.0</w:t>
+        </w:r>
+      </w:hyperlink>
+      <w:r>
+        <w:rPr>
+          <w:rFonts w:ascii="Arial" w:cs="Arial" w:eastAsia="Arial" w:hAnsi="Arial"/>
+          <w:color w:val="666666"/>
+          <w:sz w:val="14"/>
+          <w:szCs w:val="14"/>
+        </w:rPr>
+        <w:t xml:space="preserve"> (</w:t>
+      </w:r>
+      <w:hyperlink w:history="1" r:id="rIdevbr3d7vhkevgsuwdlnsq">
+        <w:r>
+          <w:rPr>
+            <w:rFonts w:ascii="Arial" w:cs="Arial" w:eastAsia="Arial" w:hAnsi="Arial"/>
+            <w:color w:val="1F6B75"/>
+            <w:sz w:val="14"/>
+            <w:szCs w:val="14"/>
+            <w:u w:val="single" w:color="1F6B75"/>
+          </w:rPr>
+          <w:t xml:space="preserve">https://creativecommons.org/licenses/by-nc/4.0/</w:t>
+        </w:r>
+      </w:hyperlink>
+      <w:r>
+        <w:rPr>
+          <w:rFonts w:ascii="Arial" w:cs="Arial" w:eastAsia="Arial" w:hAnsi="Arial"/>
+          <w:color w:val="666666"/>
+          <w:sz w:val="14"/>
+          <w:szCs w:val="14"/>
+        </w:rPr>
+        <w:t xml:space="preserve">).</w:t>
+      </w:r>
+    </w:p>
     <w:p>
       <w:r>
         <w:br w:type="page"/>
@@ -18159,7 +18625,7 @@
             <w:pPr>
               <w:spacing w:after="20" w:before="0"/>
             </w:pPr>
-            <w:hyperlink w:history="1" r:id="rId390hdp1hotw-oov2rptpw">
+            <w:hyperlink w:history="1" r:id="rId8ipipmgsmbd5h6kcqvkzo">
               <w:r>
                 <w:rPr>
                   <w:rFonts w:ascii="Arial" w:cs="Arial" w:eastAsia="Arial" w:hAnsi="Arial"/>
@@ -18192,7 +18658,7 @@
               <w:spacing w:after="10" w:before="0"/>
               <w:ind w:left="120"/>
             </w:pPr>
-            <w:hyperlink w:history="1" r:id="rIdbyzjp5virnd5ttwutiwm_">
+            <w:hyperlink w:history="1" r:id="rIdk_5eggd_9vcs715yi676m">
               <w:r>
                 <w:rPr>
                   <w:rFonts w:ascii="Arial" w:cs="Arial" w:eastAsia="Arial" w:hAnsi="Arial"/>
@@ -18237,7 +18703,7 @@
             <w:pPr>
               <w:spacing w:after="20" w:before="0"/>
             </w:pPr>
-            <w:hyperlink w:history="1" r:id="rIdpqzuv1lmn8xfh4efqpy-k">
+            <w:hyperlink w:history="1" r:id="rId2re1lawp-6pig0ahoyb1e">
               <w:r>
                 <w:rPr>
                   <w:rFonts w:ascii="Arial" w:cs="Arial" w:eastAsia="Arial" w:hAnsi="Arial"/>
@@ -18270,7 +18736,7 @@
               <w:spacing w:after="10" w:before="0"/>
               <w:ind w:left="120"/>
             </w:pPr>
-            <w:hyperlink w:history="1" r:id="rId2psysv6gahyphwifjteq1">
+            <w:hyperlink w:history="1" r:id="rId9cte0brzwg6qexnjnwmjk">
               <w:r>
                 <w:rPr>
                   <w:rFonts w:ascii="Arial" w:cs="Arial" w:eastAsia="Arial" w:hAnsi="Arial"/>
@@ -18465,7 +18931,7 @@
             <w:pPr>
               <w:spacing w:after="20" w:before="0"/>
             </w:pPr>
-            <w:hyperlink w:history="1" r:id="rId-ziy_xdtrswuhpw83q0oc">
+            <w:hyperlink w:history="1" r:id="rIdch7bmokj-tkmctd_hhrpc">
               <w:r>
                 <w:rPr>
                   <w:rFonts w:ascii="Arial" w:cs="Arial" w:eastAsia="Arial" w:hAnsi="Arial"/>
@@ -18498,7 +18964,7 @@
               <w:spacing w:after="10" w:before="0"/>
               <w:ind w:left="120"/>
             </w:pPr>
-            <w:hyperlink w:history="1" r:id="rIdsx9rjxnmzumjb7xxza-ct">
+            <w:hyperlink w:history="1" r:id="rIduo9zadnbpigzhohcroxyo">
               <w:r>
                 <w:rPr>
                   <w:rFonts w:ascii="Arial" w:cs="Arial" w:eastAsia="Arial" w:hAnsi="Arial"/>
@@ -18543,7 +19009,7 @@
             <w:pPr>
               <w:spacing w:after="20" w:before="0"/>
             </w:pPr>
-            <w:hyperlink w:history="1" r:id="rIdb6jtytis6lvbyg0k1-4lc">
+            <w:hyperlink w:history="1" r:id="rIdluqpl_3chxpeahsjsodnv">
               <w:r>
                 <w:rPr>
                   <w:rFonts w:ascii="Arial" w:cs="Arial" w:eastAsia="Arial" w:hAnsi="Arial"/>
@@ -18576,7 +19042,7 @@
               <w:spacing w:after="10" w:before="0"/>
               <w:ind w:left="120"/>
             </w:pPr>
-            <w:hyperlink w:history="1" r:id="rIdroomb4efo3igoby19_b5t">
+            <w:hyperlink w:history="1" r:id="rIdxl_4hnocm9tvxyqxcbxa_">
               <w:r>
                 <w:rPr>
                   <w:rFonts w:ascii="Arial" w:cs="Arial" w:eastAsia="Arial" w:hAnsi="Arial"/>
@@ -18771,7 +19237,7 @@
             <w:pPr>
               <w:spacing w:after="20" w:before="0"/>
             </w:pPr>
-            <w:hyperlink w:history="1" r:id="rIdxqman5iblrrysbh5uwji3">
+            <w:hyperlink w:history="1" r:id="rIdhdrjdz1fkak4olpumbu_0">
               <w:r>
                 <w:rPr>
                   <w:rFonts w:ascii="Arial" w:cs="Arial" w:eastAsia="Arial" w:hAnsi="Arial"/>
@@ -18804,7 +19270,7 @@
               <w:spacing w:after="10" w:before="0"/>
               <w:ind w:left="120"/>
             </w:pPr>
-            <w:hyperlink w:history="1" r:id="rIdqemf8rgial41zdtwn4bkb">
+            <w:hyperlink w:history="1" r:id="rId3qlcaeu-rpaqiybineskk">
               <w:r>
                 <w:rPr>
                   <w:rFonts w:ascii="Arial" w:cs="Arial" w:eastAsia="Arial" w:hAnsi="Arial"/>
@@ -18849,7 +19315,7 @@
             <w:pPr>
               <w:spacing w:after="20" w:before="0"/>
             </w:pPr>
-            <w:hyperlink w:history="1" r:id="rIdhhwaupki_a7gcwmznnmnj">
+            <w:hyperlink w:history="1" r:id="rIdixkuqzqk1sji2vd9ro-7q">
               <w:r>
                 <w:rPr>
                   <w:rFonts w:ascii="Arial" w:cs="Arial" w:eastAsia="Arial" w:hAnsi="Arial"/>
@@ -18882,7 +19348,7 @@
               <w:spacing w:after="10" w:before="0"/>
               <w:ind w:left="120"/>
             </w:pPr>
-            <w:hyperlink w:history="1" r:id="rIdhrkgsovsrzb_cqpynaq_v">
+            <w:hyperlink w:history="1" r:id="rIducbnqkkpdfneveba58lrt">
               <w:r>
                 <w:rPr>
                   <w:rFonts w:ascii="Arial" w:cs="Arial" w:eastAsia="Arial" w:hAnsi="Arial"/>
@@ -19077,7 +19543,7 @@
             <w:pPr>
               <w:spacing w:after="20" w:before="0"/>
             </w:pPr>
-            <w:hyperlink w:history="1" r:id="rIdecs7hqofz8bwxpvydvq81">
+            <w:hyperlink w:history="1" r:id="rIdab469tqfyucbb4xeoqrup">
               <w:r>
                 <w:rPr>
                   <w:rFonts w:ascii="Arial" w:cs="Arial" w:eastAsia="Arial" w:hAnsi="Arial"/>
@@ -19110,7 +19576,7 @@
               <w:spacing w:after="10" w:before="0"/>
               <w:ind w:left="120"/>
             </w:pPr>
-            <w:hyperlink w:history="1" r:id="rId3rtb-zdjo6ha5lfi4d19m">
+            <w:hyperlink w:history="1" r:id="rIdrh5x_jwkk8wuyds5eabf_">
               <w:r>
                 <w:rPr>
                   <w:rFonts w:ascii="Arial" w:cs="Arial" w:eastAsia="Arial" w:hAnsi="Arial"/>
@@ -19155,7 +19621,7 @@
             <w:pPr>
               <w:spacing w:after="20" w:before="0"/>
             </w:pPr>
-            <w:hyperlink w:history="1" r:id="rId4yh-fjaw3uc3quxshqslv">
+            <w:hyperlink w:history="1" r:id="rIdz7qfnuqwst1cgtxw6gyuw">
               <w:r>
                 <w:rPr>
                   <w:rFonts w:ascii="Arial" w:cs="Arial" w:eastAsia="Arial" w:hAnsi="Arial"/>
@@ -19188,7 +19654,7 @@
               <w:spacing w:after="10" w:before="0"/>
               <w:ind w:left="120"/>
             </w:pPr>
-            <w:hyperlink w:history="1" r:id="rIdlagmr-4oidjt7uzmy274d">
+            <w:hyperlink w:history="1" r:id="rIdweukbbltvnyrwwpp2stu9">
               <w:r>
                 <w:rPr>
                   <w:rFonts w:ascii="Arial" w:cs="Arial" w:eastAsia="Arial" w:hAnsi="Arial"/>
@@ -19383,7 +19849,7 @@
             <w:pPr>
               <w:spacing w:after="20" w:before="0"/>
             </w:pPr>
-            <w:hyperlink w:history="1" r:id="rIdugoc8yfnbin0fxttwrs6r">
+            <w:hyperlink w:history="1" r:id="rId_bxnoyrqahiwg9b6_9cjz">
               <w:r>
                 <w:rPr>
                   <w:rFonts w:ascii="Arial" w:cs="Arial" w:eastAsia="Arial" w:hAnsi="Arial"/>
@@ -19416,7 +19882,7 @@
               <w:spacing w:after="10" w:before="0"/>
               <w:ind w:left="120"/>
             </w:pPr>
-            <w:hyperlink w:history="1" r:id="rIdg16hwklsm_7eqayiwhzzz">
+            <w:hyperlink w:history="1" r:id="rIdxmbxvnkgothkwosbwejqc">
               <w:r>
                 <w:rPr>
                   <w:rFonts w:ascii="Arial" w:cs="Arial" w:eastAsia="Arial" w:hAnsi="Arial"/>
@@ -19461,7 +19927,7 @@
             <w:pPr>
               <w:spacing w:after="20" w:before="0"/>
             </w:pPr>
-            <w:hyperlink w:history="1" r:id="rIdlfqycfgpbztj1604rsq3m">
+            <w:hyperlink w:history="1" r:id="rIdrakk62sad_y_aft91we3z">
               <w:r>
                 <w:rPr>
                   <w:rFonts w:ascii="Arial" w:cs="Arial" w:eastAsia="Arial" w:hAnsi="Arial"/>
@@ -19494,7 +19960,7 @@
               <w:spacing w:after="10" w:before="0"/>
               <w:ind w:left="120"/>
             </w:pPr>
-            <w:hyperlink w:history="1" r:id="rId4rlb-ljn-apwfzs13hcfh">
+            <w:hyperlink w:history="1" r:id="rIdqa9k11j16h9xuzh0_vnib">
               <w:r>
                 <w:rPr>
                   <w:rFonts w:ascii="Arial" w:cs="Arial" w:eastAsia="Arial" w:hAnsi="Arial"/>
@@ -19990,6 +20456,65 @@
         </w:tc>
       </w:tr>
     </w:tbl>
+    <w:p>
+      <w:pPr>
+        <w:pBdr>
+          <w:top w:val="single" w:color="BBBBBB" w:sz="4" w:space="4"/>
+        </w:pBdr>
+        <w:spacing w:after="0" w:before="160"/>
+      </w:pPr>
+      <w:r>
+        <w:rPr>
+          <w:rFonts w:ascii="Arial" w:cs="Arial" w:eastAsia="Arial" w:hAnsi="Arial"/>
+          <w:color w:val="666666"/>
+          <w:sz w:val="14"/>
+          <w:szCs w:val="14"/>
+        </w:rPr>
+        <w:t xml:space="preserve">© 2026 SeaVuria and ARES. Aligned with KICD objectives. Developed by SeaVuria; technical implementation by ARES (with AI assistance from Claude). Licensed under </w:t>
+      </w:r>
+      <w:hyperlink w:history="1" r:id="rIdsyoqc48unbxer7wlndu_u">
+        <w:r>
+          <w:rPr>
+            <w:rFonts w:ascii="Arial" w:cs="Arial" w:eastAsia="Arial" w:hAnsi="Arial"/>
+            <w:color w:val="1F6B75"/>
+            <w:sz w:val="14"/>
+            <w:szCs w:val="14"/>
+            <w:u w:val="single" w:color="1F6B75"/>
+          </w:rPr>
+          <w:t xml:space="preserve">CC BY-NC 4.0</w:t>
+        </w:r>
+      </w:hyperlink>
+      <w:r>
+        <w:rPr>
+          <w:rFonts w:ascii="Arial" w:cs="Arial" w:eastAsia="Arial" w:hAnsi="Arial"/>
+          <w:color w:val="666666"/>
+          <w:sz w:val="14"/>
+          <w:szCs w:val="14"/>
+        </w:rPr>
+        <w:t xml:space="preserve"> (</w:t>
+      </w:r>
+      <w:hyperlink w:history="1" r:id="rIdubcexjdphgulr58nuczcf">
+        <w:r>
+          <w:rPr>
+            <w:rFonts w:ascii="Arial" w:cs="Arial" w:eastAsia="Arial" w:hAnsi="Arial"/>
+            <w:color w:val="1F6B75"/>
+            <w:sz w:val="14"/>
+            <w:szCs w:val="14"/>
+            <w:u w:val="single" w:color="1F6B75"/>
+          </w:rPr>
+          <w:t xml:space="preserve">https://creativecommons.org/licenses/by-nc/4.0/</w:t>
+        </w:r>
+      </w:hyperlink>
+      <w:r>
+        <w:rPr>
+          <w:rFonts w:ascii="Arial" w:cs="Arial" w:eastAsia="Arial" w:hAnsi="Arial"/>
+          <w:color w:val="666666"/>
+          <w:sz w:val="14"/>
+          <w:szCs w:val="14"/>
+        </w:rPr>
+        <w:t xml:space="preserve">).</w:t>
+      </w:r>
+    </w:p>
     <w:p>
       <w:r>
         <w:br w:type="page"/>
@@ -20981,7 +21506,7 @@
             <w:pPr>
               <w:spacing w:after="20" w:before="0"/>
             </w:pPr>
-            <w:hyperlink w:history="1" r:id="rId7ii2k9vkxtoab45vkycdu">
+            <w:hyperlink w:history="1" r:id="rIdq4penj5hh3mfelbwql2d0">
               <w:r>
                 <w:rPr>
                   <w:rFonts w:ascii="Arial" w:cs="Arial" w:eastAsia="Arial" w:hAnsi="Arial"/>
@@ -21014,7 +21539,7 @@
               <w:spacing w:after="10" w:before="0"/>
               <w:ind w:left="120"/>
             </w:pPr>
-            <w:hyperlink w:history="1" r:id="rIdsxkcazagp3alk3naoboki">
+            <w:hyperlink w:history="1" r:id="rIdc8b9ixgjap3h7pmwxzirx">
               <w:r>
                 <w:rPr>
                   <w:rFonts w:ascii="Arial" w:cs="Arial" w:eastAsia="Arial" w:hAnsi="Arial"/>
@@ -21059,7 +21584,7 @@
             <w:pPr>
               <w:spacing w:after="20" w:before="0"/>
             </w:pPr>
-            <w:hyperlink w:history="1" r:id="rIdv_lp4u6dmx84bloyntjx6">
+            <w:hyperlink w:history="1" r:id="rIdlgr7xr1tleyc7xk4uopyy">
               <w:r>
                 <w:rPr>
                   <w:rFonts w:ascii="Arial" w:cs="Arial" w:eastAsia="Arial" w:hAnsi="Arial"/>
@@ -21092,7 +21617,7 @@
               <w:spacing w:after="10" w:before="0"/>
               <w:ind w:left="120"/>
             </w:pPr>
-            <w:hyperlink w:history="1" r:id="rIde2wdrhel8ysvhnnbbdwhn">
+            <w:hyperlink w:history="1" r:id="rIdi6830-dpfxtwyoehcadp8">
               <w:r>
                 <w:rPr>
                   <w:rFonts w:ascii="Arial" w:cs="Arial" w:eastAsia="Arial" w:hAnsi="Arial"/>
@@ -21287,7 +21812,7 @@
             <w:pPr>
               <w:spacing w:after="20" w:before="0"/>
             </w:pPr>
-            <w:hyperlink w:history="1" r:id="rIdn2viqh8bgnacaiwwhto9x">
+            <w:hyperlink w:history="1" r:id="rId7jrlihki6a-trzebul4za">
               <w:r>
                 <w:rPr>
                   <w:rFonts w:ascii="Arial" w:cs="Arial" w:eastAsia="Arial" w:hAnsi="Arial"/>
@@ -21320,7 +21845,7 @@
               <w:spacing w:after="10" w:before="0"/>
               <w:ind w:left="120"/>
             </w:pPr>
-            <w:hyperlink w:history="1" r:id="rIdekrvfdlhchztaopf37clk">
+            <w:hyperlink w:history="1" r:id="rIdkao7mhjoousjsdkgsaae1">
               <w:r>
                 <w:rPr>
                   <w:rFonts w:ascii="Arial" w:cs="Arial" w:eastAsia="Arial" w:hAnsi="Arial"/>
@@ -21365,7 +21890,7 @@
             <w:pPr>
               <w:spacing w:after="20" w:before="0"/>
             </w:pPr>
-            <w:hyperlink w:history="1" r:id="rIdphfyqzowbzglzplr1jf-_">
+            <w:hyperlink w:history="1" r:id="rIda8pa2emwmt7vzdv8kxykr">
               <w:r>
                 <w:rPr>
                   <w:rFonts w:ascii="Arial" w:cs="Arial" w:eastAsia="Arial" w:hAnsi="Arial"/>
@@ -21398,7 +21923,7 @@
               <w:spacing w:after="10" w:before="0"/>
               <w:ind w:left="120"/>
             </w:pPr>
-            <w:hyperlink w:history="1" r:id="rIdnkndil0rr_uod9q7fa71r">
+            <w:hyperlink w:history="1" r:id="rIdyxf4jcbm9iwmqheesioo_">
               <w:r>
                 <w:rPr>
                   <w:rFonts w:ascii="Arial" w:cs="Arial" w:eastAsia="Arial" w:hAnsi="Arial"/>
@@ -21593,7 +22118,7 @@
             <w:pPr>
               <w:spacing w:after="20" w:before="0"/>
             </w:pPr>
-            <w:hyperlink w:history="1" r:id="rIdhzaapvptzqvggbrep_v4n">
+            <w:hyperlink w:history="1" r:id="rIdp4ltq7fb324fvn32cb2_q">
               <w:r>
                 <w:rPr>
                   <w:rFonts w:ascii="Arial" w:cs="Arial" w:eastAsia="Arial" w:hAnsi="Arial"/>
@@ -21626,7 +22151,7 @@
               <w:spacing w:after="10" w:before="0"/>
               <w:ind w:left="120"/>
             </w:pPr>
-            <w:hyperlink w:history="1" r:id="rIdl3dp_dqbq66v4ccjv0uwo">
+            <w:hyperlink w:history="1" r:id="rIdcyz8grypse7nctlgbksr6">
               <w:r>
                 <w:rPr>
                   <w:rFonts w:ascii="Arial" w:cs="Arial" w:eastAsia="Arial" w:hAnsi="Arial"/>
@@ -21671,7 +22196,7 @@
             <w:pPr>
               <w:spacing w:after="20" w:before="0"/>
             </w:pPr>
-            <w:hyperlink w:history="1" r:id="rIdx2l9gzxmhcgj8ftrxkmga">
+            <w:hyperlink w:history="1" r:id="rIdxdz4a6kotexytzcyalkgp">
               <w:r>
                 <w:rPr>
                   <w:rFonts w:ascii="Arial" w:cs="Arial" w:eastAsia="Arial" w:hAnsi="Arial"/>
@@ -21704,7 +22229,7 @@
               <w:spacing w:after="10" w:before="0"/>
               <w:ind w:left="120"/>
             </w:pPr>
-            <w:hyperlink w:history="1" r:id="rId_zpimvr6o53yoletc23-m">
+            <w:hyperlink w:history="1" r:id="rIdowdztlghayc7cbsqcj1q0">
               <w:r>
                 <w:rPr>
                   <w:rFonts w:ascii="Arial" w:cs="Arial" w:eastAsia="Arial" w:hAnsi="Arial"/>
@@ -21899,7 +22424,7 @@
             <w:pPr>
               <w:spacing w:after="20" w:before="0"/>
             </w:pPr>
-            <w:hyperlink w:history="1" r:id="rId19a9ctfjb6emtzbk77sy7">
+            <w:hyperlink w:history="1" r:id="rId3mm8ohtprdoou60dne3dn">
               <w:r>
                 <w:rPr>
                   <w:rFonts w:ascii="Arial" w:cs="Arial" w:eastAsia="Arial" w:hAnsi="Arial"/>
@@ -21932,7 +22457,7 @@
               <w:spacing w:after="10" w:before="0"/>
               <w:ind w:left="120"/>
             </w:pPr>
-            <w:hyperlink w:history="1" r:id="rIdmohxyjt57fgsh72sat0hp">
+            <w:hyperlink w:history="1" r:id="rId6dhbtcuccpxizokpeu6cf">
               <w:r>
                 <w:rPr>
                   <w:rFonts w:ascii="Arial" w:cs="Arial" w:eastAsia="Arial" w:hAnsi="Arial"/>
@@ -21977,7 +22502,7 @@
             <w:pPr>
               <w:spacing w:after="20" w:before="0"/>
             </w:pPr>
-            <w:hyperlink w:history="1" r:id="rId7bp1juuquca4vcpuuf33r">
+            <w:hyperlink w:history="1" r:id="rIdzwiazt4lj40en-tuek933">
               <w:r>
                 <w:rPr>
                   <w:rFonts w:ascii="Arial" w:cs="Arial" w:eastAsia="Arial" w:hAnsi="Arial"/>
@@ -22010,7 +22535,7 @@
               <w:spacing w:after="10" w:before="0"/>
               <w:ind w:left="120"/>
             </w:pPr>
-            <w:hyperlink w:history="1" r:id="rIdchymtzc37bhk1ir4yqow3">
+            <w:hyperlink w:history="1" r:id="rIdn8wujhcd5ia8pys_3xpml">
               <w:r>
                 <w:rPr>
                   <w:rFonts w:ascii="Arial" w:cs="Arial" w:eastAsia="Arial" w:hAnsi="Arial"/>
@@ -22205,7 +22730,7 @@
             <w:pPr>
               <w:spacing w:after="20" w:before="0"/>
             </w:pPr>
-            <w:hyperlink w:history="1" r:id="rIdtbk_ret8ite7zv7pfdyzh">
+            <w:hyperlink w:history="1" r:id="rId5fewjeqsy01iuv6qglpc6">
               <w:r>
                 <w:rPr>
                   <w:rFonts w:ascii="Arial" w:cs="Arial" w:eastAsia="Arial" w:hAnsi="Arial"/>
@@ -22238,7 +22763,7 @@
               <w:spacing w:after="10" w:before="0"/>
               <w:ind w:left="120"/>
             </w:pPr>
-            <w:hyperlink w:history="1" r:id="rId1-4_bjurh5dom5qpzszak">
+            <w:hyperlink w:history="1" r:id="rIdtctqusw_jkpwxfcqqk7cr">
               <w:r>
                 <w:rPr>
                   <w:rFonts w:ascii="Arial" w:cs="Arial" w:eastAsia="Arial" w:hAnsi="Arial"/>
@@ -22283,7 +22808,7 @@
             <w:pPr>
               <w:spacing w:after="20" w:before="0"/>
             </w:pPr>
-            <w:hyperlink w:history="1" r:id="rIdnvadayue4mdmu-k1qri05">
+            <w:hyperlink w:history="1" r:id="rId-tsnadjxzcw0j8t2u2_i5">
               <w:r>
                 <w:rPr>
                   <w:rFonts w:ascii="Arial" w:cs="Arial" w:eastAsia="Arial" w:hAnsi="Arial"/>
@@ -22316,7 +22841,7 @@
               <w:spacing w:after="10" w:before="0"/>
               <w:ind w:left="120"/>
             </w:pPr>
-            <w:hyperlink w:history="1" r:id="rId3tteqqhzmsbcp9hjwjist">
+            <w:hyperlink w:history="1" r:id="rIdhfizwinwgxffktgspejve">
               <w:r>
                 <w:rPr>
                   <w:rFonts w:ascii="Arial" w:cs="Arial" w:eastAsia="Arial" w:hAnsi="Arial"/>
@@ -22907,6 +23432,65 @@
         </w:tc>
       </w:tr>
     </w:tbl>
+    <w:p>
+      <w:pPr>
+        <w:pBdr>
+          <w:top w:val="single" w:color="BBBBBB" w:sz="4" w:space="4"/>
+        </w:pBdr>
+        <w:spacing w:after="0" w:before="160"/>
+      </w:pPr>
+      <w:r>
+        <w:rPr>
+          <w:rFonts w:ascii="Arial" w:cs="Arial" w:eastAsia="Arial" w:hAnsi="Arial"/>
+          <w:color w:val="666666"/>
+          <w:sz w:val="14"/>
+          <w:szCs w:val="14"/>
+        </w:rPr>
+        <w:t xml:space="preserve">© 2026 SeaVuria and ARES. Aligned with KICD objectives. Developed by SeaVuria; technical implementation by ARES (with AI assistance from Claude). Licensed under </w:t>
+      </w:r>
+      <w:hyperlink w:history="1" r:id="rIdzvatw3nkfy7vnaoege0ol">
+        <w:r>
+          <w:rPr>
+            <w:rFonts w:ascii="Arial" w:cs="Arial" w:eastAsia="Arial" w:hAnsi="Arial"/>
+            <w:color w:val="1F6B75"/>
+            <w:sz w:val="14"/>
+            <w:szCs w:val="14"/>
+            <w:u w:val="single" w:color="1F6B75"/>
+          </w:rPr>
+          <w:t xml:space="preserve">CC BY-NC 4.0</w:t>
+        </w:r>
+      </w:hyperlink>
+      <w:r>
+        <w:rPr>
+          <w:rFonts w:ascii="Arial" w:cs="Arial" w:eastAsia="Arial" w:hAnsi="Arial"/>
+          <w:color w:val="666666"/>
+          <w:sz w:val="14"/>
+          <w:szCs w:val="14"/>
+        </w:rPr>
+        <w:t xml:space="preserve"> (</w:t>
+      </w:r>
+      <w:hyperlink w:history="1" r:id="rId3fpzonptktibv4fxeb4mu">
+        <w:r>
+          <w:rPr>
+            <w:rFonts w:ascii="Arial" w:cs="Arial" w:eastAsia="Arial" w:hAnsi="Arial"/>
+            <w:color w:val="1F6B75"/>
+            <w:sz w:val="14"/>
+            <w:szCs w:val="14"/>
+            <w:u w:val="single" w:color="1F6B75"/>
+          </w:rPr>
+          <w:t xml:space="preserve">https://creativecommons.org/licenses/by-nc/4.0/</w:t>
+        </w:r>
+      </w:hyperlink>
+      <w:r>
+        <w:rPr>
+          <w:rFonts w:ascii="Arial" w:cs="Arial" w:eastAsia="Arial" w:hAnsi="Arial"/>
+          <w:color w:val="666666"/>
+          <w:sz w:val="14"/>
+          <w:szCs w:val="14"/>
+        </w:rPr>
+        <w:t xml:space="preserve">).</w:t>
+      </w:r>
+    </w:p>
     <w:p>
       <w:r>
         <w:br w:type="page"/>
@@ -23898,7 +24482,7 @@
             <w:pPr>
               <w:spacing w:after="20" w:before="0"/>
             </w:pPr>
-            <w:hyperlink w:history="1" r:id="rIdjfxya4q_pkluqvg_capwa">
+            <w:hyperlink w:history="1" r:id="rIdp5tocf_5bpq7z9rtznl8g">
               <w:r>
                 <w:rPr>
                   <w:rFonts w:ascii="Arial" w:cs="Arial" w:eastAsia="Arial" w:hAnsi="Arial"/>
@@ -23931,7 +24515,7 @@
               <w:spacing w:after="10" w:before="0"/>
               <w:ind w:left="120"/>
             </w:pPr>
-            <w:hyperlink w:history="1" r:id="rIdwfifcxfjeoegaq7yweqhw">
+            <w:hyperlink w:history="1" r:id="rIdfxa2fgacsy_aco0kdjsi2">
               <w:r>
                 <w:rPr>
                   <w:rFonts w:ascii="Arial" w:cs="Arial" w:eastAsia="Arial" w:hAnsi="Arial"/>
@@ -23993,7 +24577,7 @@
               <w:spacing w:after="10" w:before="0"/>
               <w:ind w:left="120"/>
             </w:pPr>
-            <w:hyperlink w:history="1" r:id="rIdo4bi6hm0gwdxb--dx4ned">
+            <w:hyperlink w:history="1" r:id="rIdrnpmtdcpaqrjazt-5jg4x">
               <w:r>
                 <w:rPr>
                   <w:rFonts w:ascii="Arial" w:cs="Arial" w:eastAsia="Arial" w:hAnsi="Arial"/>
@@ -24203,7 +24787,7 @@
             <w:pPr>
               <w:spacing w:after="20" w:before="0"/>
             </w:pPr>
-            <w:hyperlink w:history="1" r:id="rIdu0ekn0fhlbq5t0ikqmpev">
+            <w:hyperlink w:history="1" r:id="rIdhrwtdxr-vbfule6dxctby">
               <w:r>
                 <w:rPr>
                   <w:rFonts w:ascii="Arial" w:cs="Arial" w:eastAsia="Arial" w:hAnsi="Arial"/>
@@ -24236,7 +24820,7 @@
               <w:spacing w:after="10" w:before="0"/>
               <w:ind w:left="120"/>
             </w:pPr>
-            <w:hyperlink w:history="1" r:id="rIdxyjdjcbyoxprlvdxlmfyz">
+            <w:hyperlink w:history="1" r:id="rIdwy8yijppefs3rme4dakgv">
               <w:r>
                 <w:rPr>
                   <w:rFonts w:ascii="Arial" w:cs="Arial" w:eastAsia="Arial" w:hAnsi="Arial"/>
@@ -24298,7 +24882,7 @@
               <w:spacing w:after="10" w:before="0"/>
               <w:ind w:left="120"/>
             </w:pPr>
-            <w:hyperlink w:history="1" r:id="rIdsrf6nkrt9rvwtff1dt1jg">
+            <w:hyperlink w:history="1" r:id="rIdoydvwzoloueadn4avjnhj">
               <w:r>
                 <w:rPr>
                   <w:rFonts w:ascii="Arial" w:cs="Arial" w:eastAsia="Arial" w:hAnsi="Arial"/>
@@ -24508,7 +25092,7 @@
             <w:pPr>
               <w:spacing w:after="20" w:before="0"/>
             </w:pPr>
-            <w:hyperlink w:history="1" r:id="rIdfrcx1uvjhufdjdh7inann">
+            <w:hyperlink w:history="1" r:id="rIdb38llhbpt2kv3135kbibm">
               <w:r>
                 <w:rPr>
                   <w:rFonts w:ascii="Arial" w:cs="Arial" w:eastAsia="Arial" w:hAnsi="Arial"/>
@@ -24541,7 +25125,7 @@
               <w:spacing w:after="10" w:before="0"/>
               <w:ind w:left="120"/>
             </w:pPr>
-            <w:hyperlink w:history="1" r:id="rId1bpdtfplqr-q3qcwv2e94">
+            <w:hyperlink w:history="1" r:id="rIdymaj4fauoo3z8zzrqxmbq">
               <w:r>
                 <w:rPr>
                   <w:rFonts w:ascii="Arial" w:cs="Arial" w:eastAsia="Arial" w:hAnsi="Arial"/>
@@ -24603,7 +25187,7 @@
               <w:spacing w:after="10" w:before="0"/>
               <w:ind w:left="120"/>
             </w:pPr>
-            <w:hyperlink w:history="1" r:id="rIdjtrcwmlwwoq-qao2s4hjt">
+            <w:hyperlink w:history="1" r:id="rId7_ya_cav5nsajzfjd4mmv">
               <w:r>
                 <w:rPr>
                   <w:rFonts w:ascii="Arial" w:cs="Arial" w:eastAsia="Arial" w:hAnsi="Arial"/>
@@ -24813,7 +25397,7 @@
             <w:pPr>
               <w:spacing w:after="20" w:before="0"/>
             </w:pPr>
-            <w:hyperlink w:history="1" r:id="rIdplxf2fjeris3qllhswykt">
+            <w:hyperlink w:history="1" r:id="rIdhesqligi3ee4rfpjrtz83">
               <w:r>
                 <w:rPr>
                   <w:rFonts w:ascii="Arial" w:cs="Arial" w:eastAsia="Arial" w:hAnsi="Arial"/>
@@ -24846,7 +25430,7 @@
               <w:spacing w:after="10" w:before="0"/>
               <w:ind w:left="120"/>
             </w:pPr>
-            <w:hyperlink w:history="1" r:id="rIdvvtqfhdholyauirtlaxak">
+            <w:hyperlink w:history="1" r:id="rIde1bfg6r5ecqze5o754zyy">
               <w:r>
                 <w:rPr>
                   <w:rFonts w:ascii="Arial" w:cs="Arial" w:eastAsia="Arial" w:hAnsi="Arial"/>
@@ -24908,7 +25492,7 @@
               <w:spacing w:after="10" w:before="0"/>
               <w:ind w:left="120"/>
             </w:pPr>
-            <w:hyperlink w:history="1" r:id="rIdacimdpqabauomv-7dvskk">
+            <w:hyperlink w:history="1" r:id="rIdqfyqz1aeo2dylgvttolv4">
               <w:r>
                 <w:rPr>
                   <w:rFonts w:ascii="Arial" w:cs="Arial" w:eastAsia="Arial" w:hAnsi="Arial"/>
@@ -25118,7 +25702,7 @@
             <w:pPr>
               <w:spacing w:after="20" w:before="0"/>
             </w:pPr>
-            <w:hyperlink w:history="1" r:id="rIdqalcx9fenaqojehgx-gu2">
+            <w:hyperlink w:history="1" r:id="rIdxryqmnzirdjrxevgljac1">
               <w:r>
                 <w:rPr>
                   <w:rFonts w:ascii="Arial" w:cs="Arial" w:eastAsia="Arial" w:hAnsi="Arial"/>
@@ -25151,7 +25735,7 @@
               <w:spacing w:after="10" w:before="0"/>
               <w:ind w:left="120"/>
             </w:pPr>
-            <w:hyperlink w:history="1" r:id="rId73myv4wpsk8pvdujycqpb">
+            <w:hyperlink w:history="1" r:id="rIdl8y0lkn4n01u-kpolwmdt">
               <w:r>
                 <w:rPr>
                   <w:rFonts w:ascii="Arial" w:cs="Arial" w:eastAsia="Arial" w:hAnsi="Arial"/>
@@ -25213,7 +25797,7 @@
               <w:spacing w:after="10" w:before="0"/>
               <w:ind w:left="120"/>
             </w:pPr>
-            <w:hyperlink w:history="1" r:id="rIdn9hod52gbcpbl59wm929-">
+            <w:hyperlink w:history="1" r:id="rId6rtmr9zagr71mojjbryiq">
               <w:r>
                 <w:rPr>
                   <w:rFonts w:ascii="Arial" w:cs="Arial" w:eastAsia="Arial" w:hAnsi="Arial"/>
@@ -25724,6 +26308,65 @@
         </w:tc>
       </w:tr>
     </w:tbl>
+    <w:p>
+      <w:pPr>
+        <w:pBdr>
+          <w:top w:val="single" w:color="BBBBBB" w:sz="4" w:space="4"/>
+        </w:pBdr>
+        <w:spacing w:after="0" w:before="160"/>
+      </w:pPr>
+      <w:r>
+        <w:rPr>
+          <w:rFonts w:ascii="Arial" w:cs="Arial" w:eastAsia="Arial" w:hAnsi="Arial"/>
+          <w:color w:val="666666"/>
+          <w:sz w:val="14"/>
+          <w:szCs w:val="14"/>
+        </w:rPr>
+        <w:t xml:space="preserve">© 2026 SeaVuria and ARES. Aligned with KICD objectives. Developed by SeaVuria; technical implementation by ARES (with AI assistance from Claude). Licensed under </w:t>
+      </w:r>
+      <w:hyperlink w:history="1" r:id="rIdknnz-y0gd2qm1a87j0ofa">
+        <w:r>
+          <w:rPr>
+            <w:rFonts w:ascii="Arial" w:cs="Arial" w:eastAsia="Arial" w:hAnsi="Arial"/>
+            <w:color w:val="1F6B75"/>
+            <w:sz w:val="14"/>
+            <w:szCs w:val="14"/>
+            <w:u w:val="single" w:color="1F6B75"/>
+          </w:rPr>
+          <w:t xml:space="preserve">CC BY-NC 4.0</w:t>
+        </w:r>
+      </w:hyperlink>
+      <w:r>
+        <w:rPr>
+          <w:rFonts w:ascii="Arial" w:cs="Arial" w:eastAsia="Arial" w:hAnsi="Arial"/>
+          <w:color w:val="666666"/>
+          <w:sz w:val="14"/>
+          <w:szCs w:val="14"/>
+        </w:rPr>
+        <w:t xml:space="preserve"> (</w:t>
+      </w:r>
+      <w:hyperlink w:history="1" r:id="rIdbpovqrkifbxvxibwkj6qt">
+        <w:r>
+          <w:rPr>
+            <w:rFonts w:ascii="Arial" w:cs="Arial" w:eastAsia="Arial" w:hAnsi="Arial"/>
+            <w:color w:val="1F6B75"/>
+            <w:sz w:val="14"/>
+            <w:szCs w:val="14"/>
+            <w:u w:val="single" w:color="1F6B75"/>
+          </w:rPr>
+          <w:t xml:space="preserve">https://creativecommons.org/licenses/by-nc/4.0/</w:t>
+        </w:r>
+      </w:hyperlink>
+      <w:r>
+        <w:rPr>
+          <w:rFonts w:ascii="Arial" w:cs="Arial" w:eastAsia="Arial" w:hAnsi="Arial"/>
+          <w:color w:val="666666"/>
+          <w:sz w:val="14"/>
+          <w:szCs w:val="14"/>
+        </w:rPr>
+        <w:t xml:space="preserve">).</w:t>
+      </w:r>
+    </w:p>
     <w:p>
       <w:r>
         <w:br w:type="page"/>
@@ -26715,7 +27358,7 @@
             <w:pPr>
               <w:spacing w:after="20" w:before="0"/>
             </w:pPr>
-            <w:hyperlink w:history="1" r:id="rId3ldulp4lsi3_ad64g5a5z">
+            <w:hyperlink w:history="1" r:id="rId50in5th3stbxshz6tydjz">
               <w:r>
                 <w:rPr>
                   <w:rFonts w:ascii="Arial" w:cs="Arial" w:eastAsia="Arial" w:hAnsi="Arial"/>
@@ -26748,7 +27391,7 @@
               <w:spacing w:after="10" w:before="0"/>
               <w:ind w:left="120"/>
             </w:pPr>
-            <w:hyperlink w:history="1" r:id="rIdshxynwtsbbdbr4qw9bhpm">
+            <w:hyperlink w:history="1" r:id="rIdu8mvmcmquq6kobtavkyye">
               <w:r>
                 <w:rPr>
                   <w:rFonts w:ascii="Arial" w:cs="Arial" w:eastAsia="Arial" w:hAnsi="Arial"/>
@@ -26793,7 +27436,7 @@
             <w:pPr>
               <w:spacing w:after="20" w:before="0"/>
             </w:pPr>
-            <w:hyperlink w:history="1" r:id="rIdoajse0xiezm0hihn3ibj4">
+            <w:hyperlink w:history="1" r:id="rIduiy-aso5yy7rtaiftz7ys">
               <w:r>
                 <w:rPr>
                   <w:rFonts w:ascii="Arial" w:cs="Arial" w:eastAsia="Arial" w:hAnsi="Arial"/>
@@ -26826,7 +27469,7 @@
               <w:spacing w:after="10" w:before="0"/>
               <w:ind w:left="120"/>
             </w:pPr>
-            <w:hyperlink w:history="1" r:id="rIdradrdz4lckmsb6rsmpgfd">
+            <w:hyperlink w:history="1" r:id="rIdb8_dvveomzfarshg-z6nd">
               <w:r>
                 <w:rPr>
                   <w:rFonts w:ascii="Arial" w:cs="Arial" w:eastAsia="Arial" w:hAnsi="Arial"/>
@@ -27021,7 +27664,7 @@
             <w:pPr>
               <w:spacing w:after="20" w:before="0"/>
             </w:pPr>
-            <w:hyperlink w:history="1" r:id="rIdxt2onryg40ajy5a-pirgd">
+            <w:hyperlink w:history="1" r:id="rIdvhtw8nbhuhlczvhffh2su">
               <w:r>
                 <w:rPr>
                   <w:rFonts w:ascii="Arial" w:cs="Arial" w:eastAsia="Arial" w:hAnsi="Arial"/>
@@ -27054,7 +27697,7 @@
               <w:spacing w:after="10" w:before="0"/>
               <w:ind w:left="120"/>
             </w:pPr>
-            <w:hyperlink w:history="1" r:id="rIdhldjlxsrdiayfd7tfgrjo">
+            <w:hyperlink w:history="1" r:id="rIdmcp4_yejb6exk060wjnqj">
               <w:r>
                 <w:rPr>
                   <w:rFonts w:ascii="Arial" w:cs="Arial" w:eastAsia="Arial" w:hAnsi="Arial"/>
@@ -27099,7 +27742,7 @@
             <w:pPr>
               <w:spacing w:after="20" w:before="0"/>
             </w:pPr>
-            <w:hyperlink w:history="1" r:id="rIdl9mrb0vyd0pvofyuwppmw">
+            <w:hyperlink w:history="1" r:id="rIdpe4hpu8e00rnqq5p3a_ju">
               <w:r>
                 <w:rPr>
                   <w:rFonts w:ascii="Arial" w:cs="Arial" w:eastAsia="Arial" w:hAnsi="Arial"/>
@@ -27132,7 +27775,7 @@
               <w:spacing w:after="10" w:before="0"/>
               <w:ind w:left="120"/>
             </w:pPr>
-            <w:hyperlink w:history="1" r:id="rIdtx8wtbvuus_t0sayvff9e">
+            <w:hyperlink w:history="1" r:id="rIdcmnpeleq-xzjdg6m02yaq">
               <w:r>
                 <w:rPr>
                   <w:rFonts w:ascii="Arial" w:cs="Arial" w:eastAsia="Arial" w:hAnsi="Arial"/>
@@ -27327,7 +27970,7 @@
             <w:pPr>
               <w:spacing w:after="20" w:before="0"/>
             </w:pPr>
-            <w:hyperlink w:history="1" r:id="rIdzqwtsx6pz86iz0nbfiqx2">
+            <w:hyperlink w:history="1" r:id="rId75exzjjrw5_01ylq590ja">
               <w:r>
                 <w:rPr>
                   <w:rFonts w:ascii="Arial" w:cs="Arial" w:eastAsia="Arial" w:hAnsi="Arial"/>
@@ -27360,7 +28003,7 @@
               <w:spacing w:after="10" w:before="0"/>
               <w:ind w:left="120"/>
             </w:pPr>
-            <w:hyperlink w:history="1" r:id="rIdzeijmcabzlaqjr0wamkzy">
+            <w:hyperlink w:history="1" r:id="rIdhx8se1qjpmyumd2gq_y0a">
               <w:r>
                 <w:rPr>
                   <w:rFonts w:ascii="Arial" w:cs="Arial" w:eastAsia="Arial" w:hAnsi="Arial"/>
@@ -27405,7 +28048,7 @@
             <w:pPr>
               <w:spacing w:after="20" w:before="0"/>
             </w:pPr>
-            <w:hyperlink w:history="1" r:id="rIdazmjdjh7hgmyzzkiblbt4">
+            <w:hyperlink w:history="1" r:id="rIdhpzmdkpceogwn_ed6wz3w">
               <w:r>
                 <w:rPr>
                   <w:rFonts w:ascii="Arial" w:cs="Arial" w:eastAsia="Arial" w:hAnsi="Arial"/>
@@ -27438,7 +28081,7 @@
               <w:spacing w:after="10" w:before="0"/>
               <w:ind w:left="120"/>
             </w:pPr>
-            <w:hyperlink w:history="1" r:id="rIdo-2k9n_gen5lrtymkftyj">
+            <w:hyperlink w:history="1" r:id="rId_b0qv2vhvlj174xu64zja">
               <w:r>
                 <w:rPr>
                   <w:rFonts w:ascii="Arial" w:cs="Arial" w:eastAsia="Arial" w:hAnsi="Arial"/>
@@ -27633,7 +28276,7 @@
             <w:pPr>
               <w:spacing w:after="20" w:before="0"/>
             </w:pPr>
-            <w:hyperlink w:history="1" r:id="rIdyyqw-ni_haepy-qxjnvkb">
+            <w:hyperlink w:history="1" r:id="rIdgpu9urpcq8jgmghitpqij">
               <w:r>
                 <w:rPr>
                   <w:rFonts w:ascii="Arial" w:cs="Arial" w:eastAsia="Arial" w:hAnsi="Arial"/>
@@ -27666,7 +28309,7 @@
               <w:spacing w:after="10" w:before="0"/>
               <w:ind w:left="120"/>
             </w:pPr>
-            <w:hyperlink w:history="1" r:id="rIdutw5xhvgtgkrlkbbxykvl">
+            <w:hyperlink w:history="1" r:id="rId1rux2rfpdlz5aryet558i">
               <w:r>
                 <w:rPr>
                   <w:rFonts w:ascii="Arial" w:cs="Arial" w:eastAsia="Arial" w:hAnsi="Arial"/>
@@ -27711,7 +28354,7 @@
             <w:pPr>
               <w:spacing w:after="20" w:before="0"/>
             </w:pPr>
-            <w:hyperlink w:history="1" r:id="rIdpdv367sgfvvorbynrvh1l">
+            <w:hyperlink w:history="1" r:id="rIdiyv-sxrxtwlblrrohtcaw">
               <w:r>
                 <w:rPr>
                   <w:rFonts w:ascii="Arial" w:cs="Arial" w:eastAsia="Arial" w:hAnsi="Arial"/>
@@ -27744,7 +28387,7 @@
               <w:spacing w:after="10" w:before="0"/>
               <w:ind w:left="120"/>
             </w:pPr>
-            <w:hyperlink w:history="1" r:id="rId0lqzcqgqoh9balo8dgkof">
+            <w:hyperlink w:history="1" r:id="rIdpymwugjrjr2lpomuwxeih">
               <w:r>
                 <w:rPr>
                   <w:rFonts w:ascii="Arial" w:cs="Arial" w:eastAsia="Arial" w:hAnsi="Arial"/>
@@ -27939,7 +28582,7 @@
             <w:pPr>
               <w:spacing w:after="20" w:before="0"/>
             </w:pPr>
-            <w:hyperlink w:history="1" r:id="rIdnqa1r7y3lkbcvvgguct3v">
+            <w:hyperlink w:history="1" r:id="rIdbqawjnxvywypkyhwpbwdb">
               <w:r>
                 <w:rPr>
                   <w:rFonts w:ascii="Arial" w:cs="Arial" w:eastAsia="Arial" w:hAnsi="Arial"/>
@@ -27972,7 +28615,7 @@
               <w:spacing w:after="10" w:before="0"/>
               <w:ind w:left="120"/>
             </w:pPr>
-            <w:hyperlink w:history="1" r:id="rIdgwpmi1zio8yxc63ksiway">
+            <w:hyperlink w:history="1" r:id="rIdnum2abe2jxkofb0sgf5zh">
               <w:r>
                 <w:rPr>
                   <w:rFonts w:ascii="Arial" w:cs="Arial" w:eastAsia="Arial" w:hAnsi="Arial"/>
@@ -28017,7 +28660,7 @@
             <w:pPr>
               <w:spacing w:after="20" w:before="0"/>
             </w:pPr>
-            <w:hyperlink w:history="1" r:id="rIdtc9-1le6b1_mgjxxf0xwr">
+            <w:hyperlink w:history="1" r:id="rIdjs4mfbbsdwbp6itv8bikd">
               <w:r>
                 <w:rPr>
                   <w:rFonts w:ascii="Arial" w:cs="Arial" w:eastAsia="Arial" w:hAnsi="Arial"/>
@@ -28050,7 +28693,7 @@
               <w:spacing w:after="10" w:before="0"/>
               <w:ind w:left="120"/>
             </w:pPr>
-            <w:hyperlink w:history="1" r:id="rIdix_weiaxkostg7ajyvcmp">
+            <w:hyperlink w:history="1" r:id="rIdzjqk3ml7_myf5c7ysu1cv">
               <w:r>
                 <w:rPr>
                   <w:rFonts w:ascii="Arial" w:cs="Arial" w:eastAsia="Arial" w:hAnsi="Arial"/>
@@ -28546,6 +29189,65 @@
         </w:tc>
       </w:tr>
     </w:tbl>
+    <w:p>
+      <w:pPr>
+        <w:pBdr>
+          <w:top w:val="single" w:color="BBBBBB" w:sz="4" w:space="4"/>
+        </w:pBdr>
+        <w:spacing w:after="0" w:before="160"/>
+      </w:pPr>
+      <w:r>
+        <w:rPr>
+          <w:rFonts w:ascii="Arial" w:cs="Arial" w:eastAsia="Arial" w:hAnsi="Arial"/>
+          <w:color w:val="666666"/>
+          <w:sz w:val="14"/>
+          <w:szCs w:val="14"/>
+        </w:rPr>
+        <w:t xml:space="preserve">© 2026 SeaVuria and ARES. Aligned with KICD objectives. Developed by SeaVuria; technical implementation by ARES (with AI assistance from Claude). Licensed under </w:t>
+      </w:r>
+      <w:hyperlink w:history="1" r:id="rIdsbk7eiwqud9rkefj3fwgh">
+        <w:r>
+          <w:rPr>
+            <w:rFonts w:ascii="Arial" w:cs="Arial" w:eastAsia="Arial" w:hAnsi="Arial"/>
+            <w:color w:val="1F6B75"/>
+            <w:sz w:val="14"/>
+            <w:szCs w:val="14"/>
+            <w:u w:val="single" w:color="1F6B75"/>
+          </w:rPr>
+          <w:t xml:space="preserve">CC BY-NC 4.0</w:t>
+        </w:r>
+      </w:hyperlink>
+      <w:r>
+        <w:rPr>
+          <w:rFonts w:ascii="Arial" w:cs="Arial" w:eastAsia="Arial" w:hAnsi="Arial"/>
+          <w:color w:val="666666"/>
+          <w:sz w:val="14"/>
+          <w:szCs w:val="14"/>
+        </w:rPr>
+        <w:t xml:space="preserve"> (</w:t>
+      </w:r>
+      <w:hyperlink w:history="1" r:id="rId157qdjvahsxvmo_xw4-ng">
+        <w:r>
+          <w:rPr>
+            <w:rFonts w:ascii="Arial" w:cs="Arial" w:eastAsia="Arial" w:hAnsi="Arial"/>
+            <w:color w:val="1F6B75"/>
+            <w:sz w:val="14"/>
+            <w:szCs w:val="14"/>
+            <w:u w:val="single" w:color="1F6B75"/>
+          </w:rPr>
+          <w:t xml:space="preserve">https://creativecommons.org/licenses/by-nc/4.0/</w:t>
+        </w:r>
+      </w:hyperlink>
+      <w:r>
+        <w:rPr>
+          <w:rFonts w:ascii="Arial" w:cs="Arial" w:eastAsia="Arial" w:hAnsi="Arial"/>
+          <w:color w:val="666666"/>
+          <w:sz w:val="14"/>
+          <w:szCs w:val="14"/>
+        </w:rPr>
+        <w:t xml:space="preserve">).</w:t>
+      </w:r>
+    </w:p>
     <w:p>
       <w:r>
         <w:br w:type="page"/>

--- a/data/outputs/v2/Physics/SS3.4_Electrostatics/Physics_Electrostatics_CBE_LessonSequence.docx
+++ b/data/outputs/v2/Physics/SS3.4_Electrostatics/Physics_Electrostatics_CBE_LessonSequence.docx
@@ -38,6 +38,2546 @@
           <w:szCs w:val="22"/>
         </w:rPr>
         <w:t xml:space="preserve">CBE Phenomenon-Driven Lesson Sequence — Sub-Strand 3.4 (9 Lessons)</w:t>
+      </w:r>
+    </w:p>
+    <w:p>
+      <w:pPr>
+        <w:spacing w:after="120"/>
+      </w:pPr>
+      <w:r>
+        <w:t xml:space="preserve"/>
+      </w:r>
+    </w:p>
+    <w:tbl>
+      <w:tblPr>
+        <w:tblW w:type="dxa" w:w="13680"/>
+        <w:tblBorders>
+          <w:top w:val="single" w:color="AAAAAA" w:sz="4"/>
+          <w:left w:val="single" w:color="AAAAAA" w:sz="4"/>
+          <w:bottom w:val="single" w:color="AAAAAA" w:sz="4"/>
+          <w:right w:val="single" w:color="AAAAAA" w:sz="4"/>
+          <w:insideH w:val="single" w:color="auto" w:sz="4"/>
+          <w:insideV w:val="single" w:color="auto" w:sz="4"/>
+        </w:tblBorders>
+        <w:tblLayout w:type="fixed"/>
+      </w:tblPr>
+      <w:tblGrid>
+        <w:gridCol w:w="3000"/>
+        <w:gridCol w:w="10680"/>
+      </w:tblGrid>
+      <w:tr>
+        <w:tc>
+          <w:tcPr>
+            <w:tcW w:type="dxa" w:w="13680"/>
+            <w:gridSpan w:val="2"/>
+            <w:shd w:fill="1F3864" w:color="auto" w:val="clear"/>
+            <w:tcMar>
+              <w:top w:type="dxa" w:w="60"/>
+              <w:left w:type="dxa" w:w="120"/>
+              <w:bottom w:type="dxa" w:w="60"/>
+              <w:right w:type="dxa" w:w="120"/>
+            </w:tcMar>
+            <w:vAlign w:val="top"/>
+          </w:tcPr>
+          <w:p>
+            <w:pPr>
+              <w:spacing w:after="40" w:before="0"/>
+              <w:jc w:val="center"/>
+            </w:pPr>
+            <w:r>
+              <w:rPr>
+                <w:rFonts w:ascii="Arial" w:cs="Arial" w:eastAsia="Arial" w:hAnsi="Arial"/>
+                <w:b/>
+                <w:bCs/>
+                <w:i w:val="false"/>
+                <w:iCs w:val="false"/>
+                <w:color w:val="FFFFFF"/>
+                <w:sz w:val="22"/>
+                <w:szCs w:val="22"/>
+              </w:rPr>
+              <w:t xml:space="preserve">SUB-STRAND OVERVIEW</w:t>
+            </w:r>
+          </w:p>
+        </w:tc>
+      </w:tr>
+      <w:tr>
+        <w:tc>
+          <w:tcPr>
+            <w:tcW w:type="dxa" w:w="3000"/>
+            <w:shd w:fill="D5E8F0" w:color="auto" w:val="clear"/>
+            <w:tcMar>
+              <w:top w:type="dxa" w:w="60"/>
+              <w:left w:type="dxa" w:w="120"/>
+              <w:bottom w:type="dxa" w:w="60"/>
+              <w:right w:type="dxa" w:w="120"/>
+            </w:tcMar>
+            <w:vAlign w:val="top"/>
+          </w:tcPr>
+          <w:p>
+            <w:pPr>
+              <w:spacing w:after="40" w:before="0"/>
+              <w:jc w:val="left"/>
+            </w:pPr>
+            <w:r>
+              <w:rPr>
+                <w:rFonts w:ascii="Arial" w:cs="Arial" w:eastAsia="Arial" w:hAnsi="Arial"/>
+                <w:b/>
+                <w:bCs/>
+                <w:i w:val="false"/>
+                <w:iCs w:val="false"/>
+                <w:color w:val="000000"/>
+                <w:sz w:val="18"/>
+                <w:szCs w:val="18"/>
+              </w:rPr>
+              <w:t xml:space="preserve">Grade Level</w:t>
+            </w:r>
+          </w:p>
+        </w:tc>
+        <w:tc>
+          <w:tcPr>
+            <w:tcW w:type="dxa" w:w="10680"/>
+            <w:shd w:fill="FFFFFF" w:color="auto" w:val="clear"/>
+            <w:tcMar>
+              <w:top w:type="dxa" w:w="60"/>
+              <w:left w:type="dxa" w:w="120"/>
+              <w:bottom w:type="dxa" w:w="60"/>
+              <w:right w:type="dxa" w:w="120"/>
+            </w:tcMar>
+            <w:vAlign w:val="top"/>
+          </w:tcPr>
+          <w:p>
+            <w:pPr>
+              <w:spacing w:after="40" w:before="0"/>
+              <w:jc w:val="left"/>
+            </w:pPr>
+            <w:r>
+              <w:rPr>
+                <w:rFonts w:ascii="Arial" w:cs="Arial" w:eastAsia="Arial" w:hAnsi="Arial"/>
+                <w:b w:val="false"/>
+                <w:bCs w:val="false"/>
+                <w:i w:val="false"/>
+                <w:iCs w:val="false"/>
+                <w:color w:val="000000"/>
+                <w:sz w:val="18"/>
+                <w:szCs w:val="18"/>
+              </w:rPr>
+              <w:t xml:space="preserve">10</w:t>
+            </w:r>
+          </w:p>
+        </w:tc>
+      </w:tr>
+      <w:tr>
+        <w:tc>
+          <w:tcPr>
+            <w:tcW w:type="dxa" w:w="3000"/>
+            <w:shd w:fill="D5E8F0" w:color="auto" w:val="clear"/>
+            <w:tcMar>
+              <w:top w:type="dxa" w:w="60"/>
+              <w:left w:type="dxa" w:w="120"/>
+              <w:bottom w:type="dxa" w:w="60"/>
+              <w:right w:type="dxa" w:w="120"/>
+            </w:tcMar>
+            <w:vAlign w:val="top"/>
+          </w:tcPr>
+          <w:p>
+            <w:pPr>
+              <w:spacing w:after="40" w:before="0"/>
+              <w:jc w:val="left"/>
+            </w:pPr>
+            <w:r>
+              <w:rPr>
+                <w:rFonts w:ascii="Arial" w:cs="Arial" w:eastAsia="Arial" w:hAnsi="Arial"/>
+                <w:b/>
+                <w:bCs/>
+                <w:i w:val="false"/>
+                <w:iCs w:val="false"/>
+                <w:color w:val="000000"/>
+                <w:sz w:val="18"/>
+                <w:szCs w:val="18"/>
+              </w:rPr>
+              <w:t xml:space="preserve">Subject</w:t>
+            </w:r>
+          </w:p>
+        </w:tc>
+        <w:tc>
+          <w:tcPr>
+            <w:tcW w:type="dxa" w:w="10680"/>
+            <w:shd w:fill="FFFFFF" w:color="auto" w:val="clear"/>
+            <w:tcMar>
+              <w:top w:type="dxa" w:w="60"/>
+              <w:left w:type="dxa" w:w="120"/>
+              <w:bottom w:type="dxa" w:w="60"/>
+              <w:right w:type="dxa" w:w="120"/>
+            </w:tcMar>
+            <w:vAlign w:val="top"/>
+          </w:tcPr>
+          <w:p>
+            <w:pPr>
+              <w:spacing w:after="40" w:before="0"/>
+              <w:jc w:val="left"/>
+            </w:pPr>
+            <w:r>
+              <w:rPr>
+                <w:rFonts w:ascii="Arial" w:cs="Arial" w:eastAsia="Arial" w:hAnsi="Arial"/>
+                <w:b w:val="false"/>
+                <w:bCs w:val="false"/>
+                <w:i w:val="false"/>
+                <w:iCs w:val="false"/>
+                <w:color w:val="000000"/>
+                <w:sz w:val="18"/>
+                <w:szCs w:val="18"/>
+              </w:rPr>
+              <w:t xml:space="preserve">Physics</w:t>
+            </w:r>
+          </w:p>
+        </w:tc>
+      </w:tr>
+      <w:tr>
+        <w:tc>
+          <w:tcPr>
+            <w:tcW w:type="dxa" w:w="3000"/>
+            <w:shd w:fill="D5E8F0" w:color="auto" w:val="clear"/>
+            <w:tcMar>
+              <w:top w:type="dxa" w:w="60"/>
+              <w:left w:type="dxa" w:w="120"/>
+              <w:bottom w:type="dxa" w:w="60"/>
+              <w:right w:type="dxa" w:w="120"/>
+            </w:tcMar>
+            <w:vAlign w:val="top"/>
+          </w:tcPr>
+          <w:p>
+            <w:pPr>
+              <w:spacing w:after="40" w:before="0"/>
+              <w:jc w:val="left"/>
+            </w:pPr>
+            <w:r>
+              <w:rPr>
+                <w:rFonts w:ascii="Arial" w:cs="Arial" w:eastAsia="Arial" w:hAnsi="Arial"/>
+                <w:b/>
+                <w:bCs/>
+                <w:i w:val="false"/>
+                <w:iCs w:val="false"/>
+                <w:color w:val="000000"/>
+                <w:sz w:val="18"/>
+                <w:szCs w:val="18"/>
+              </w:rPr>
+              <w:t xml:space="preserve">Strand</w:t>
+            </w:r>
+          </w:p>
+        </w:tc>
+        <w:tc>
+          <w:tcPr>
+            <w:tcW w:type="dxa" w:w="10680"/>
+            <w:shd w:fill="FFFFFF" w:color="auto" w:val="clear"/>
+            <w:tcMar>
+              <w:top w:type="dxa" w:w="60"/>
+              <w:left w:type="dxa" w:w="120"/>
+              <w:bottom w:type="dxa" w:w="60"/>
+              <w:right w:type="dxa" w:w="120"/>
+            </w:tcMar>
+            <w:vAlign w:val="top"/>
+          </w:tcPr>
+          <w:p>
+            <w:pPr>
+              <w:spacing w:after="40" w:before="0"/>
+              <w:jc w:val="left"/>
+            </w:pPr>
+            <w:r>
+              <w:rPr>
+                <w:rFonts w:ascii="Arial" w:cs="Arial" w:eastAsia="Arial" w:hAnsi="Arial"/>
+                <w:b w:val="false"/>
+                <w:bCs w:val="false"/>
+                <w:i w:val="false"/>
+                <w:iCs w:val="false"/>
+                <w:color w:val="000000"/>
+                <w:sz w:val="18"/>
+                <w:szCs w:val="18"/>
+              </w:rPr>
+              <w:t xml:space="preserve">Strand 3.0: Electricity</w:t>
+            </w:r>
+          </w:p>
+        </w:tc>
+      </w:tr>
+      <w:tr>
+        <w:tc>
+          <w:tcPr>
+            <w:tcW w:type="dxa" w:w="3000"/>
+            <w:shd w:fill="D5E8F0" w:color="auto" w:val="clear"/>
+            <w:tcMar>
+              <w:top w:type="dxa" w:w="60"/>
+              <w:left w:type="dxa" w:w="120"/>
+              <w:bottom w:type="dxa" w:w="60"/>
+              <w:right w:type="dxa" w:w="120"/>
+            </w:tcMar>
+            <w:vAlign w:val="top"/>
+          </w:tcPr>
+          <w:p>
+            <w:pPr>
+              <w:spacing w:after="40" w:before="0"/>
+              <w:jc w:val="left"/>
+            </w:pPr>
+            <w:r>
+              <w:rPr>
+                <w:rFonts w:ascii="Arial" w:cs="Arial" w:eastAsia="Arial" w:hAnsi="Arial"/>
+                <w:b/>
+                <w:bCs/>
+                <w:i w:val="false"/>
+                <w:iCs w:val="false"/>
+                <w:color w:val="000000"/>
+                <w:sz w:val="18"/>
+                <w:szCs w:val="18"/>
+              </w:rPr>
+              <w:t xml:space="preserve">Sub-Strand</w:t>
+            </w:r>
+          </w:p>
+        </w:tc>
+        <w:tc>
+          <w:tcPr>
+            <w:tcW w:type="dxa" w:w="10680"/>
+            <w:shd w:fill="FFFFFF" w:color="auto" w:val="clear"/>
+            <w:tcMar>
+              <w:top w:type="dxa" w:w="60"/>
+              <w:left w:type="dxa" w:w="120"/>
+              <w:bottom w:type="dxa" w:w="60"/>
+              <w:right w:type="dxa" w:w="120"/>
+            </w:tcMar>
+            <w:vAlign w:val="top"/>
+          </w:tcPr>
+          <w:p>
+            <w:pPr>
+              <w:spacing w:after="40" w:before="0"/>
+              <w:jc w:val="left"/>
+            </w:pPr>
+            <w:r>
+              <w:rPr>
+                <w:rFonts w:ascii="Arial" w:cs="Arial" w:eastAsia="Arial" w:hAnsi="Arial"/>
+                <w:b w:val="false"/>
+                <w:bCs w:val="false"/>
+                <w:i w:val="false"/>
+                <w:iCs w:val="false"/>
+                <w:color w:val="000000"/>
+                <w:sz w:val="18"/>
+                <w:szCs w:val="18"/>
+              </w:rPr>
+              <w:t xml:space="preserve">Sub-Strand 3.4: Electrostatics</w:t>
+            </w:r>
+          </w:p>
+        </w:tc>
+      </w:tr>
+      <w:tr>
+        <w:tc>
+          <w:tcPr>
+            <w:tcW w:type="dxa" w:w="3000"/>
+            <w:shd w:fill="D5E8F0" w:color="auto" w:val="clear"/>
+            <w:tcMar>
+              <w:top w:type="dxa" w:w="60"/>
+              <w:left w:type="dxa" w:w="120"/>
+              <w:bottom w:type="dxa" w:w="60"/>
+              <w:right w:type="dxa" w:w="120"/>
+            </w:tcMar>
+            <w:vAlign w:val="top"/>
+          </w:tcPr>
+          <w:p>
+            <w:pPr>
+              <w:spacing w:after="40" w:before="0"/>
+              <w:jc w:val="left"/>
+            </w:pPr>
+            <w:r>
+              <w:rPr>
+                <w:rFonts w:ascii="Arial" w:cs="Arial" w:eastAsia="Arial" w:hAnsi="Arial"/>
+                <w:b/>
+                <w:bCs/>
+                <w:i w:val="false"/>
+                <w:iCs w:val="false"/>
+                <w:color w:val="000000"/>
+                <w:sz w:val="18"/>
+                <w:szCs w:val="18"/>
+              </w:rPr>
+              <w:t xml:space="preserve">Total Duration</w:t>
+            </w:r>
+          </w:p>
+        </w:tc>
+        <w:tc>
+          <w:tcPr>
+            <w:tcW w:type="dxa" w:w="10680"/>
+            <w:shd w:fill="FFFFFF" w:color="auto" w:val="clear"/>
+            <w:tcMar>
+              <w:top w:type="dxa" w:w="60"/>
+              <w:left w:type="dxa" w:w="120"/>
+              <w:bottom w:type="dxa" w:w="60"/>
+              <w:right w:type="dxa" w:w="120"/>
+            </w:tcMar>
+            <w:vAlign w:val="top"/>
+          </w:tcPr>
+          <w:p>
+            <w:pPr>
+              <w:spacing w:after="40" w:before="0"/>
+              <w:jc w:val="left"/>
+            </w:pPr>
+            <w:r>
+              <w:rPr>
+                <w:rFonts w:ascii="Arial" w:cs="Arial" w:eastAsia="Arial" w:hAnsi="Arial"/>
+                <w:b w:val="false"/>
+                <w:bCs w:val="false"/>
+                <w:i w:val="false"/>
+                <w:iCs w:val="false"/>
+                <w:color w:val="000000"/>
+                <w:sz w:val="18"/>
+                <w:szCs w:val="18"/>
+              </w:rPr>
+              <w:t xml:space="preserve">9 lessons × 40 minutes = 360 minutes total</w:t>
+            </w:r>
+          </w:p>
+        </w:tc>
+      </w:tr>
+      <w:tr>
+        <w:tc>
+          <w:tcPr>
+            <w:tcW w:type="dxa" w:w="3000"/>
+            <w:shd w:fill="D5E8F0" w:color="auto" w:val="clear"/>
+            <w:tcMar>
+              <w:top w:type="dxa" w:w="60"/>
+              <w:left w:type="dxa" w:w="120"/>
+              <w:bottom w:type="dxa" w:w="60"/>
+              <w:right w:type="dxa" w:w="120"/>
+            </w:tcMar>
+            <w:vAlign w:val="top"/>
+          </w:tcPr>
+          <w:p>
+            <w:pPr>
+              <w:spacing w:after="40" w:before="0"/>
+              <w:jc w:val="left"/>
+            </w:pPr>
+            <w:r>
+              <w:rPr>
+                <w:rFonts w:ascii="Arial" w:cs="Arial" w:eastAsia="Arial" w:hAnsi="Arial"/>
+                <w:b/>
+                <w:bCs/>
+                <w:i w:val="false"/>
+                <w:iCs w:val="false"/>
+                <w:color w:val="000000"/>
+                <w:sz w:val="18"/>
+                <w:szCs w:val="18"/>
+              </w:rPr>
+              <w:t xml:space="preserve">Sub-Strand Content</w:t>
+            </w:r>
+          </w:p>
+        </w:tc>
+        <w:tc>
+          <w:tcPr>
+            <w:tcW w:type="dxa" w:w="10680"/>
+            <w:shd w:fill="FFFFFF" w:color="auto" w:val="clear"/>
+            <w:tcMar>
+              <w:top w:type="dxa" w:w="60"/>
+              <w:left w:type="dxa" w:w="120"/>
+              <w:bottom w:type="dxa" w:w="60"/>
+              <w:right w:type="dxa" w:w="120"/>
+            </w:tcMar>
+            <w:vAlign w:val="top"/>
+          </w:tcPr>
+          <w:p>
+            <w:pPr>
+              <w:spacing w:after="30" w:before="0"/>
+              <w:ind w:left="360" w:hanging="180"/>
+              <w:jc w:val="left"/>
+            </w:pPr>
+            <w:r>
+              <w:rPr>
+                <w:rFonts w:ascii="Arial" w:cs="Arial" w:eastAsia="Arial" w:hAnsi="Arial"/>
+                <w:b w:val="false"/>
+                <w:bCs w:val="false"/>
+                <w:i w:val="false"/>
+                <w:iCs w:val="false"/>
+                <w:color w:val="000000"/>
+                <w:sz w:val="18"/>
+                <w:szCs w:val="18"/>
+              </w:rPr>
+              <w:t xml:space="preserve">–  Electric charge: types (positive and negative), properties, and the concept of charge conservation</w:t>
+            </w:r>
+          </w:p>
+          <w:p>
+            <w:pPr>
+              <w:spacing w:after="30" w:before="0"/>
+              <w:ind w:left="360" w:hanging="180"/>
+              <w:jc w:val="left"/>
+            </w:pPr>
+            <w:r>
+              <w:rPr>
+                <w:rFonts w:ascii="Arial" w:cs="Arial" w:eastAsia="Arial" w:hAnsi="Arial"/>
+                <w:b w:val="false"/>
+                <w:bCs w:val="false"/>
+                <w:i w:val="false"/>
+                <w:iCs w:val="false"/>
+                <w:color w:val="000000"/>
+                <w:sz w:val="18"/>
+                <w:szCs w:val="18"/>
+              </w:rPr>
+              <w:t xml:space="preserve">–  Methods of charging: friction, contact (conduction), and induction</w:t>
+            </w:r>
+          </w:p>
+          <w:p>
+            <w:pPr>
+              <w:spacing w:after="30" w:before="0"/>
+              <w:ind w:left="360" w:hanging="180"/>
+              <w:jc w:val="left"/>
+            </w:pPr>
+            <w:r>
+              <w:rPr>
+                <w:rFonts w:ascii="Arial" w:cs="Arial" w:eastAsia="Arial" w:hAnsi="Arial"/>
+                <w:b w:val="false"/>
+                <w:bCs w:val="false"/>
+                <w:i w:val="false"/>
+                <w:iCs w:val="false"/>
+                <w:color w:val="000000"/>
+                <w:sz w:val="18"/>
+                <w:szCs w:val="18"/>
+              </w:rPr>
+              <w:t xml:space="preserve">–  Coulomb's Law: the force between point charges, mathematical expression, and calculations</w:t>
+            </w:r>
+          </w:p>
+          <w:p>
+            <w:pPr>
+              <w:spacing w:after="30" w:before="0"/>
+              <w:ind w:left="360" w:hanging="180"/>
+              <w:jc w:val="left"/>
+            </w:pPr>
+            <w:r>
+              <w:rPr>
+                <w:rFonts w:ascii="Arial" w:cs="Arial" w:eastAsia="Arial" w:hAnsi="Arial"/>
+                <w:b w:val="false"/>
+                <w:bCs w:val="false"/>
+                <w:i w:val="false"/>
+                <w:iCs w:val="false"/>
+                <w:color w:val="000000"/>
+                <w:sz w:val="18"/>
+                <w:szCs w:val="18"/>
+              </w:rPr>
+              <w:t xml:space="preserve">–  Electric field: definition, field lines, field patterns around point charges and between parallel plates</w:t>
+            </w:r>
+          </w:p>
+          <w:p>
+            <w:pPr>
+              <w:spacing w:after="30" w:before="0"/>
+              <w:ind w:left="360" w:hanging="180"/>
+              <w:jc w:val="left"/>
+            </w:pPr>
+            <w:r>
+              <w:rPr>
+                <w:rFonts w:ascii="Arial" w:cs="Arial" w:eastAsia="Arial" w:hAnsi="Arial"/>
+                <w:b w:val="false"/>
+                <w:bCs w:val="false"/>
+                <w:i w:val="false"/>
+                <w:iCs w:val="false"/>
+                <w:color w:val="000000"/>
+                <w:sz w:val="18"/>
+                <w:szCs w:val="18"/>
+              </w:rPr>
+              <w:t xml:space="preserve">–  Electric potential and potential difference: definitions, units, and relationship to work done</w:t>
+            </w:r>
+          </w:p>
+          <w:p>
+            <w:pPr>
+              <w:spacing w:after="30" w:before="0"/>
+              <w:ind w:left="360" w:hanging="180"/>
+              <w:jc w:val="left"/>
+            </w:pPr>
+            <w:r>
+              <w:rPr>
+                <w:rFonts w:ascii="Arial" w:cs="Arial" w:eastAsia="Arial" w:hAnsi="Arial"/>
+                <w:b w:val="false"/>
+                <w:bCs w:val="false"/>
+                <w:i w:val="false"/>
+                <w:iCs w:val="false"/>
+                <w:color w:val="000000"/>
+                <w:sz w:val="18"/>
+                <w:szCs w:val="18"/>
+              </w:rPr>
+              <w:t xml:space="preserve">–  Capacitance: definition, the capacitor, factors affecting capacitance, and the capacitance formula (C = Q/V)</w:t>
+            </w:r>
+          </w:p>
+          <w:p>
+            <w:pPr>
+              <w:spacing w:after="30" w:before="0"/>
+              <w:ind w:left="360" w:hanging="180"/>
+              <w:jc w:val="left"/>
+            </w:pPr>
+            <w:r>
+              <w:rPr>
+                <w:rFonts w:ascii="Arial" w:cs="Arial" w:eastAsia="Arial" w:hAnsi="Arial"/>
+                <w:b w:val="false"/>
+                <w:bCs w:val="false"/>
+                <w:i w:val="false"/>
+                <w:iCs w:val="false"/>
+                <w:color w:val="000000"/>
+                <w:sz w:val="18"/>
+                <w:szCs w:val="18"/>
+              </w:rPr>
+              <w:t xml:space="preserve">–  Capacitors in series and parallel: combined capacitance calculations</w:t>
+            </w:r>
+          </w:p>
+          <w:p>
+            <w:pPr>
+              <w:spacing w:after="30" w:before="0"/>
+              <w:ind w:left="360" w:hanging="180"/>
+              <w:jc w:val="left"/>
+            </w:pPr>
+            <w:r>
+              <w:rPr>
+                <w:rFonts w:ascii="Arial" w:cs="Arial" w:eastAsia="Arial" w:hAnsi="Arial"/>
+                <w:b w:val="false"/>
+                <w:bCs w:val="false"/>
+                <w:i w:val="false"/>
+                <w:iCs w:val="false"/>
+                <w:color w:val="000000"/>
+                <w:sz w:val="18"/>
+                <w:szCs w:val="18"/>
+              </w:rPr>
+              <w:t xml:space="preserve">–  Energy stored in a capacitor: formula derivation and calculations</w:t>
+            </w:r>
+          </w:p>
+          <w:p>
+            <w:pPr>
+              <w:spacing w:after="30" w:before="0"/>
+              <w:ind w:left="360" w:hanging="180"/>
+              <w:jc w:val="left"/>
+            </w:pPr>
+            <w:r>
+              <w:rPr>
+                <w:rFonts w:ascii="Arial" w:cs="Arial" w:eastAsia="Arial" w:hAnsi="Arial"/>
+                <w:b w:val="false"/>
+                <w:bCs w:val="false"/>
+                <w:i w:val="false"/>
+                <w:iCs w:val="false"/>
+                <w:color w:val="000000"/>
+                <w:sz w:val="18"/>
+                <w:szCs w:val="18"/>
+              </w:rPr>
+              <w:t xml:space="preserve">–  Applications of electrostatics: lightning conductors, photocopiers, electrostatic precipitators, spray painting</w:t>
+            </w:r>
+          </w:p>
+        </w:tc>
+      </w:tr>
+      <w:tr>
+        <w:tc>
+          <w:tcPr>
+            <w:tcW w:type="dxa" w:w="3000"/>
+            <w:shd w:fill="D5E8F0" w:color="auto" w:val="clear"/>
+            <w:tcMar>
+              <w:top w:type="dxa" w:w="60"/>
+              <w:left w:type="dxa" w:w="120"/>
+              <w:bottom w:type="dxa" w:w="60"/>
+              <w:right w:type="dxa" w:w="120"/>
+            </w:tcMar>
+            <w:vAlign w:val="top"/>
+          </w:tcPr>
+          <w:p>
+            <w:pPr>
+              <w:spacing w:after="40" w:before="0"/>
+              <w:jc w:val="left"/>
+            </w:pPr>
+            <w:r>
+              <w:rPr>
+                <w:rFonts w:ascii="Arial" w:cs="Arial" w:eastAsia="Arial" w:hAnsi="Arial"/>
+                <w:b/>
+                <w:bCs/>
+                <w:i w:val="false"/>
+                <w:iCs w:val="false"/>
+                <w:color w:val="000000"/>
+                <w:sz w:val="18"/>
+                <w:szCs w:val="18"/>
+              </w:rPr>
+              <w:t xml:space="preserve">Learning Outcomes</w:t>
+            </w:r>
+          </w:p>
+        </w:tc>
+        <w:tc>
+          <w:tcPr>
+            <w:tcW w:type="dxa" w:w="10680"/>
+            <w:shd w:fill="FFFFFF" w:color="auto" w:val="clear"/>
+            <w:tcMar>
+              <w:top w:type="dxa" w:w="60"/>
+              <w:left w:type="dxa" w:w="120"/>
+              <w:bottom w:type="dxa" w:w="60"/>
+              <w:right w:type="dxa" w:w="120"/>
+            </w:tcMar>
+            <w:vAlign w:val="top"/>
+          </w:tcPr>
+          <w:p>
+            <w:pPr>
+              <w:spacing w:after="40" w:before="0"/>
+              <w:jc w:val="left"/>
+            </w:pPr>
+            <w:r>
+              <w:rPr>
+                <w:rFonts w:ascii="Arial" w:cs="Arial" w:eastAsia="Arial" w:hAnsi="Arial"/>
+                <w:b w:val="false"/>
+                <w:bCs w:val="false"/>
+                <w:i w:val="false"/>
+                <w:iCs w:val="false"/>
+                <w:color w:val="000000"/>
+                <w:sz w:val="18"/>
+                <w:szCs w:val="18"/>
+              </w:rPr>
+              <w:t xml:space="preserve">By the end of the sub-strand, the learner should be able to:</w:t>
+            </w:r>
+          </w:p>
+          <w:p>
+            <w:pPr>
+              <w:spacing w:after="40" w:before="0"/>
+              <w:jc w:val="left"/>
+            </w:pPr>
+            <w:r>
+              <w:rPr>
+                <w:rFonts w:ascii="Arial" w:cs="Arial" w:eastAsia="Arial" w:hAnsi="Arial"/>
+                <w:b w:val="false"/>
+                <w:bCs w:val="false"/>
+                <w:i w:val="false"/>
+                <w:iCs w:val="false"/>
+                <w:color w:val="000000"/>
+                <w:sz w:val="18"/>
+                <w:szCs w:val="18"/>
+              </w:rPr>
+              <w:t xml:space="preserve">a) explain the concept of electric charge and the methods by which objects can be charged</w:t>
+            </w:r>
+          </w:p>
+          <w:p>
+            <w:pPr>
+              <w:spacing w:after="40" w:before="0"/>
+              <w:jc w:val="left"/>
+            </w:pPr>
+            <w:r>
+              <w:rPr>
+                <w:rFonts w:ascii="Arial" w:cs="Arial" w:eastAsia="Arial" w:hAnsi="Arial"/>
+                <w:b w:val="false"/>
+                <w:bCs w:val="false"/>
+                <w:i w:val="false"/>
+                <w:iCs w:val="false"/>
+                <w:color w:val="000000"/>
+                <w:sz w:val="18"/>
+                <w:szCs w:val="18"/>
+              </w:rPr>
+              <w:t xml:space="preserve">b) state and apply Coulomb's Law to calculate the electrostatic force between point charges</w:t>
+            </w:r>
+          </w:p>
+          <w:p>
+            <w:pPr>
+              <w:spacing w:after="40" w:before="0"/>
+              <w:jc w:val="left"/>
+            </w:pPr>
+            <w:r>
+              <w:rPr>
+                <w:rFonts w:ascii="Arial" w:cs="Arial" w:eastAsia="Arial" w:hAnsi="Arial"/>
+                <w:b w:val="false"/>
+                <w:bCs w:val="false"/>
+                <w:i w:val="false"/>
+                <w:iCs w:val="false"/>
+                <w:color w:val="000000"/>
+                <w:sz w:val="18"/>
+                <w:szCs w:val="18"/>
+              </w:rPr>
+              <w:t xml:space="preserve">c) describe electric fields and electric potential, and draw field line patterns for various charge configurations</w:t>
+            </w:r>
+          </w:p>
+          <w:p>
+            <w:pPr>
+              <w:spacing w:after="40" w:before="0"/>
+              <w:jc w:val="left"/>
+            </w:pPr>
+            <w:r>
+              <w:rPr>
+                <w:rFonts w:ascii="Arial" w:cs="Arial" w:eastAsia="Arial" w:hAnsi="Arial"/>
+                <w:b w:val="false"/>
+                <w:bCs w:val="false"/>
+                <w:i w:val="false"/>
+                <w:iCs w:val="false"/>
+                <w:color w:val="000000"/>
+                <w:sz w:val="18"/>
+                <w:szCs w:val="18"/>
+              </w:rPr>
+              <w:t xml:space="preserve">d) define capacitance and solve problems involving capacitors in series and parallel circuits</w:t>
+            </w:r>
+          </w:p>
+          <w:p>
+            <w:pPr>
+              <w:spacing w:after="40" w:before="0"/>
+              <w:jc w:val="left"/>
+            </w:pPr>
+            <w:r>
+              <w:rPr>
+                <w:rFonts w:ascii="Arial" w:cs="Arial" w:eastAsia="Arial" w:hAnsi="Arial"/>
+                <w:b w:val="false"/>
+                <w:bCs w:val="false"/>
+                <w:i w:val="false"/>
+                <w:iCs w:val="false"/>
+                <w:color w:val="000000"/>
+                <w:sz w:val="18"/>
+                <w:szCs w:val="18"/>
+              </w:rPr>
+              <w:t xml:space="preserve">e) explain applications of electrostatics in everyday life and evaluate their benefits and risks to society and the environment</w:t>
+            </w:r>
+          </w:p>
+        </w:tc>
+      </w:tr>
+      <w:tr>
+        <w:tc>
+          <w:tcPr>
+            <w:tcW w:type="dxa" w:w="3000"/>
+            <w:shd w:fill="D5E8F0" w:color="auto" w:val="clear"/>
+            <w:tcMar>
+              <w:top w:type="dxa" w:w="60"/>
+              <w:left w:type="dxa" w:w="120"/>
+              <w:bottom w:type="dxa" w:w="60"/>
+              <w:right w:type="dxa" w:w="120"/>
+            </w:tcMar>
+            <w:vAlign w:val="top"/>
+          </w:tcPr>
+          <w:p>
+            <w:pPr>
+              <w:spacing w:after="40" w:before="0"/>
+              <w:jc w:val="left"/>
+            </w:pPr>
+            <w:r>
+              <w:rPr>
+                <w:rFonts w:ascii="Arial" w:cs="Arial" w:eastAsia="Arial" w:hAnsi="Arial"/>
+                <w:b/>
+                <w:bCs/>
+                <w:i w:val="false"/>
+                <w:iCs w:val="false"/>
+                <w:color w:val="000000"/>
+                <w:sz w:val="18"/>
+                <w:szCs w:val="18"/>
+              </w:rPr>
+              <w:t xml:space="preserve">Core Competencies</w:t>
+            </w:r>
+          </w:p>
+        </w:tc>
+        <w:tc>
+          <w:tcPr>
+            <w:tcW w:type="dxa" w:w="10680"/>
+            <w:shd w:fill="FFFFFF" w:color="auto" w:val="clear"/>
+            <w:tcMar>
+              <w:top w:type="dxa" w:w="60"/>
+              <w:left w:type="dxa" w:w="120"/>
+              <w:bottom w:type="dxa" w:w="60"/>
+              <w:right w:type="dxa" w:w="120"/>
+            </w:tcMar>
+            <w:vAlign w:val="top"/>
+          </w:tcPr>
+          <w:p>
+            <w:pPr>
+              <w:spacing w:after="30" w:before="0"/>
+              <w:ind w:left="360" w:hanging="180"/>
+              <w:jc w:val="left"/>
+            </w:pPr>
+            <w:r>
+              <w:rPr>
+                <w:rFonts w:ascii="Arial" w:cs="Arial" w:eastAsia="Arial" w:hAnsi="Arial"/>
+                <w:b w:val="false"/>
+                <w:bCs w:val="false"/>
+                <w:i w:val="false"/>
+                <w:iCs w:val="false"/>
+                <w:color w:val="000000"/>
+                <w:sz w:val="18"/>
+                <w:szCs w:val="18"/>
+              </w:rPr>
+              <w:t xml:space="preserve">–  Communication and Collaboration: Learners discuss and present findings on charge behaviour and field patterns in group investigations, building scientific discourse and peer learning skills</w:t>
+            </w:r>
+          </w:p>
+          <w:p>
+            <w:pPr>
+              <w:spacing w:after="30" w:before="0"/>
+              <w:ind w:left="360" w:hanging="180"/>
+              <w:jc w:val="left"/>
+            </w:pPr>
+            <w:r>
+              <w:rPr>
+                <w:rFonts w:ascii="Arial" w:cs="Arial" w:eastAsia="Arial" w:hAnsi="Arial"/>
+                <w:b w:val="false"/>
+                <w:bCs w:val="false"/>
+                <w:i w:val="false"/>
+                <w:iCs w:val="false"/>
+                <w:color w:val="000000"/>
+                <w:sz w:val="18"/>
+                <w:szCs w:val="18"/>
+              </w:rPr>
+              <w:t xml:space="preserve">–  Critical Thinking and Problem Solving: Learners analyse Coulomb's Law, derive capacitance relationships, and solve quantitative problems requiring logical reasoning and mathematical application</w:t>
+            </w:r>
+          </w:p>
+          <w:p>
+            <w:pPr>
+              <w:spacing w:after="30" w:before="0"/>
+              <w:ind w:left="360" w:hanging="180"/>
+              <w:jc w:val="left"/>
+            </w:pPr>
+            <w:r>
+              <w:rPr>
+                <w:rFonts w:ascii="Arial" w:cs="Arial" w:eastAsia="Arial" w:hAnsi="Arial"/>
+                <w:b w:val="false"/>
+                <w:bCs w:val="false"/>
+                <w:i w:val="false"/>
+                <w:iCs w:val="false"/>
+                <w:color w:val="000000"/>
+                <w:sz w:val="18"/>
+                <w:szCs w:val="18"/>
+              </w:rPr>
+              <w:t xml:space="preserve">–  Learning to Learn: Learners revise and update their conceptual models of electrostatic phenomena across lessons, developing metacognitive awareness of how their understanding grows</w:t>
+            </w:r>
+          </w:p>
+          <w:p>
+            <w:pPr>
+              <w:spacing w:after="30" w:before="0"/>
+              <w:ind w:left="360" w:hanging="180"/>
+              <w:jc w:val="left"/>
+            </w:pPr>
+            <w:r>
+              <w:rPr>
+                <w:rFonts w:ascii="Arial" w:cs="Arial" w:eastAsia="Arial" w:hAnsi="Arial"/>
+                <w:b w:val="false"/>
+                <w:bCs w:val="false"/>
+                <w:i w:val="false"/>
+                <w:iCs w:val="false"/>
+                <w:color w:val="000000"/>
+                <w:sz w:val="18"/>
+                <w:szCs w:val="18"/>
+              </w:rPr>
+              <w:t xml:space="preserve">–  Digital Literacy: Learners use simulations (e.g., PhET Electric Field Hockey) to visualise invisible electric fields, interpreting digital representations of physical phenomena</w:t>
+            </w:r>
+          </w:p>
+          <w:p>
+            <w:pPr>
+              <w:spacing w:after="30" w:before="0"/>
+              <w:ind w:left="360" w:hanging="180"/>
+              <w:jc w:val="left"/>
+            </w:pPr>
+            <w:r>
+              <w:rPr>
+                <w:rFonts w:ascii="Arial" w:cs="Arial" w:eastAsia="Arial" w:hAnsi="Arial"/>
+                <w:b w:val="false"/>
+                <w:bCs w:val="false"/>
+                <w:i w:val="false"/>
+                <w:iCs w:val="false"/>
+                <w:color w:val="000000"/>
+                <w:sz w:val="18"/>
+                <w:szCs w:val="18"/>
+              </w:rPr>
+              <w:t xml:space="preserve">–  Self-Efficacy: Learners build confidence by successfully predicting, testing, and explaining electrostatic interactions using both hands-on materials and mathematical tools</w:t>
+            </w:r>
+          </w:p>
+        </w:tc>
+      </w:tr>
+      <w:tr>
+        <w:tc>
+          <w:tcPr>
+            <w:tcW w:type="dxa" w:w="3000"/>
+            <w:shd w:fill="E2EFDA" w:color="auto" w:val="clear"/>
+            <w:tcMar>
+              <w:top w:type="dxa" w:w="60"/>
+              <w:left w:type="dxa" w:w="120"/>
+              <w:bottom w:type="dxa" w:w="60"/>
+              <w:right w:type="dxa" w:w="120"/>
+            </w:tcMar>
+            <w:vAlign w:val="top"/>
+          </w:tcPr>
+          <w:p>
+            <w:pPr>
+              <w:spacing w:after="40" w:before="0"/>
+              <w:jc w:val="left"/>
+            </w:pPr>
+            <w:r>
+              <w:rPr>
+                <w:rFonts w:ascii="Arial" w:cs="Arial" w:eastAsia="Arial" w:hAnsi="Arial"/>
+                <w:b/>
+                <w:bCs/>
+                <w:i w:val="false"/>
+                <w:iCs w:val="false"/>
+                <w:color w:val="000000"/>
+                <w:sz w:val="18"/>
+                <w:szCs w:val="18"/>
+              </w:rPr>
+              <w:t xml:space="preserve">Core Values</w:t>
+            </w:r>
+          </w:p>
+        </w:tc>
+        <w:tc>
+          <w:tcPr>
+            <w:tcW w:type="dxa" w:w="10680"/>
+            <w:shd w:fill="FFFFFF" w:color="auto" w:val="clear"/>
+            <w:tcMar>
+              <w:top w:type="dxa" w:w="60"/>
+              <w:left w:type="dxa" w:w="120"/>
+              <w:bottom w:type="dxa" w:w="60"/>
+              <w:right w:type="dxa" w:w="120"/>
+            </w:tcMar>
+            <w:vAlign w:val="top"/>
+          </w:tcPr>
+          <w:p>
+            <w:pPr>
+              <w:spacing w:after="30" w:before="0"/>
+              <w:ind w:left="360" w:hanging="180"/>
+              <w:jc w:val="left"/>
+            </w:pPr>
+            <w:r>
+              <w:rPr>
+                <w:rFonts w:ascii="Arial" w:cs="Arial" w:eastAsia="Arial" w:hAnsi="Arial"/>
+                <w:b w:val="false"/>
+                <w:bCs w:val="false"/>
+                <w:i w:val="false"/>
+                <w:iCs w:val="false"/>
+                <w:color w:val="000000"/>
+                <w:sz w:val="18"/>
+                <w:szCs w:val="18"/>
+              </w:rPr>
+              <w:t xml:space="preserve">–  Responsibility: Learners consider the responsible use of electrostatic technology (e.g., safe handling of capacitors, grounding to prevent static shocks) and its implications for personal and community safety</w:t>
+            </w:r>
+          </w:p>
+          <w:p>
+            <w:pPr>
+              <w:spacing w:after="30" w:before="0"/>
+              <w:ind w:left="360" w:hanging="180"/>
+              <w:jc w:val="left"/>
+            </w:pPr>
+            <w:r>
+              <w:rPr>
+                <w:rFonts w:ascii="Arial" w:cs="Arial" w:eastAsia="Arial" w:hAnsi="Arial"/>
+                <w:b w:val="false"/>
+                <w:bCs w:val="false"/>
+                <w:i w:val="false"/>
+                <w:iCs w:val="false"/>
+                <w:color w:val="000000"/>
+                <w:sz w:val="18"/>
+                <w:szCs w:val="18"/>
+              </w:rPr>
+              <w:t xml:space="preserve">–  Respect: Learners respect diverse contributions during group investigations and appreciate the work of scientists — including African researchers — who advanced understanding of electricity</w:t>
+            </w:r>
+          </w:p>
+          <w:p>
+            <w:pPr>
+              <w:spacing w:after="30" w:before="0"/>
+              <w:ind w:left="360" w:hanging="180"/>
+              <w:jc w:val="left"/>
+            </w:pPr>
+            <w:r>
+              <w:rPr>
+                <w:rFonts w:ascii="Arial" w:cs="Arial" w:eastAsia="Arial" w:hAnsi="Arial"/>
+                <w:b w:val="false"/>
+                <w:bCs w:val="false"/>
+                <w:i w:val="false"/>
+                <w:iCs w:val="false"/>
+                <w:color w:val="000000"/>
+                <w:sz w:val="18"/>
+                <w:szCs w:val="18"/>
+              </w:rPr>
+              <w:t xml:space="preserve">–  Unity: Learners collaborate in investigative teams, recognising that shared inquiry produces stronger scientific understanding than individual effort alone</w:t>
+            </w:r>
+          </w:p>
+          <w:p>
+            <w:pPr>
+              <w:spacing w:after="30" w:before="0"/>
+              <w:ind w:left="360" w:hanging="180"/>
+              <w:jc w:val="left"/>
+            </w:pPr>
+            <w:r>
+              <w:rPr>
+                <w:rFonts w:ascii="Arial" w:cs="Arial" w:eastAsia="Arial" w:hAnsi="Arial"/>
+                <w:b w:val="false"/>
+                <w:bCs w:val="false"/>
+                <w:i w:val="false"/>
+                <w:iCs w:val="false"/>
+                <w:color w:val="000000"/>
+                <w:sz w:val="18"/>
+                <w:szCs w:val="18"/>
+              </w:rPr>
+              <w:t xml:space="preserve">–  Social Justice: Learners evaluate how access to electrostatic applications (e.g., electrostatic precipitators reducing air pollution near Nairobi's industrial areas) can address environmental inequalities in Kenyan communities</w:t>
+            </w:r>
+          </w:p>
+          <w:p>
+            <w:pPr>
+              <w:spacing w:after="30" w:before="0"/>
+              <w:ind w:left="360" w:hanging="180"/>
+              <w:jc w:val="left"/>
+            </w:pPr>
+            <w:r>
+              <w:rPr>
+                <w:rFonts w:ascii="Arial" w:cs="Arial" w:eastAsia="Arial" w:hAnsi="Arial"/>
+                <w:b w:val="false"/>
+                <w:bCs w:val="false"/>
+                <w:i w:val="false"/>
+                <w:iCs w:val="false"/>
+                <w:color w:val="000000"/>
+                <w:sz w:val="18"/>
+                <w:szCs w:val="18"/>
+              </w:rPr>
+              <w:t xml:space="preserve">–  Patriotism: Learners connect electrostatics to Kenya's development goals, including safer electrical infrastructure and cleaner industrial processes supporting Vision 2030</w:t>
+            </w:r>
+          </w:p>
+        </w:tc>
+      </w:tr>
+      <w:tr>
+        <w:tc>
+          <w:tcPr>
+            <w:tcW w:type="dxa" w:w="3000"/>
+            <w:shd w:fill="D5E8F0" w:color="auto" w:val="clear"/>
+            <w:tcMar>
+              <w:top w:type="dxa" w:w="60"/>
+              <w:left w:type="dxa" w:w="120"/>
+              <w:bottom w:type="dxa" w:w="60"/>
+              <w:right w:type="dxa" w:w="120"/>
+            </w:tcMar>
+            <w:vAlign w:val="top"/>
+          </w:tcPr>
+          <w:p>
+            <w:pPr>
+              <w:spacing w:after="40" w:before="0"/>
+              <w:jc w:val="left"/>
+            </w:pPr>
+            <w:r>
+              <w:rPr>
+                <w:rFonts w:ascii="Arial" w:cs="Arial" w:eastAsia="Arial" w:hAnsi="Arial"/>
+                <w:b/>
+                <w:bCs/>
+                <w:i w:val="false"/>
+                <w:iCs w:val="false"/>
+                <w:color w:val="000000"/>
+                <w:sz w:val="18"/>
+                <w:szCs w:val="18"/>
+              </w:rPr>
+              <w:t xml:space="preserve">Science &amp; Engineering Practices</w:t>
+            </w:r>
+          </w:p>
+        </w:tc>
+        <w:tc>
+          <w:tcPr>
+            <w:tcW w:type="dxa" w:w="10680"/>
+            <w:shd w:fill="FFFFFF" w:color="auto" w:val="clear"/>
+            <w:tcMar>
+              <w:top w:type="dxa" w:w="60"/>
+              <w:left w:type="dxa" w:w="120"/>
+              <w:bottom w:type="dxa" w:w="60"/>
+              <w:right w:type="dxa" w:w="120"/>
+            </w:tcMar>
+            <w:vAlign w:val="top"/>
+          </w:tcPr>
+          <w:p>
+            <w:pPr>
+              <w:spacing w:after="30" w:before="0"/>
+              <w:ind w:left="360" w:hanging="180"/>
+              <w:jc w:val="left"/>
+            </w:pPr>
+            <w:r>
+              <w:rPr>
+                <w:rFonts w:ascii="Arial" w:cs="Arial" w:eastAsia="Arial" w:hAnsi="Arial"/>
+                <w:b w:val="false"/>
+                <w:bCs w:val="false"/>
+                <w:i w:val="false"/>
+                <w:iCs w:val="false"/>
+                <w:color w:val="000000"/>
+                <w:sz w:val="18"/>
+                <w:szCs w:val="18"/>
+              </w:rPr>
+              <w:t xml:space="preserve">–  Asking Questions and Defining Problems: Learners generate and refine questions about observed electrostatic phenomena (e.g., why a charged balloon repels another balloon) to drive investigation</w:t>
+            </w:r>
+          </w:p>
+          <w:p>
+            <w:pPr>
+              <w:spacing w:after="30" w:before="0"/>
+              <w:ind w:left="360" w:hanging="180"/>
+              <w:jc w:val="left"/>
+            </w:pPr>
+            <w:r>
+              <w:rPr>
+                <w:rFonts w:ascii="Arial" w:cs="Arial" w:eastAsia="Arial" w:hAnsi="Arial"/>
+                <w:b w:val="false"/>
+                <w:bCs w:val="false"/>
+                <w:i w:val="false"/>
+                <w:iCs w:val="false"/>
+                <w:color w:val="000000"/>
+                <w:sz w:val="18"/>
+                <w:szCs w:val="18"/>
+              </w:rPr>
+              <w:t xml:space="preserve">–  Planning and Carrying Out Investigations: Learners design and conduct controlled experiments on charging by friction, contact, and induction using locally available materials (plastic rulers, wool cloth, paper scraps)</w:t>
+            </w:r>
+          </w:p>
+          <w:p>
+            <w:pPr>
+              <w:spacing w:after="30" w:before="0"/>
+              <w:ind w:left="360" w:hanging="180"/>
+              <w:jc w:val="left"/>
+            </w:pPr>
+            <w:r>
+              <w:rPr>
+                <w:rFonts w:ascii="Arial" w:cs="Arial" w:eastAsia="Arial" w:hAnsi="Arial"/>
+                <w:b w:val="false"/>
+                <w:bCs w:val="false"/>
+                <w:i w:val="false"/>
+                <w:iCs w:val="false"/>
+                <w:color w:val="000000"/>
+                <w:sz w:val="18"/>
+                <w:szCs w:val="18"/>
+              </w:rPr>
+              <w:t xml:space="preserve">–  Analysing and Interpreting Data: Learners record and interpret data from electroscope deflections and capacitor charge/discharge measurements, identifying patterns and anomalies</w:t>
+            </w:r>
+          </w:p>
+          <w:p>
+            <w:pPr>
+              <w:spacing w:after="30" w:before="0"/>
+              <w:ind w:left="360" w:hanging="180"/>
+              <w:jc w:val="left"/>
+            </w:pPr>
+            <w:r>
+              <w:rPr>
+                <w:rFonts w:ascii="Arial" w:cs="Arial" w:eastAsia="Arial" w:hAnsi="Arial"/>
+                <w:b w:val="false"/>
+                <w:bCs w:val="false"/>
+                <w:i w:val="false"/>
+                <w:iCs w:val="false"/>
+                <w:color w:val="000000"/>
+                <w:sz w:val="18"/>
+                <w:szCs w:val="18"/>
+              </w:rPr>
+              <w:t xml:space="preserve">–  Using Mathematics and Computational Thinking: Learners apply Coulomb's Law and capacitance formulae to solve quantitative problems, using proportional reasoning to predict the effect of changing variables</w:t>
+            </w:r>
+          </w:p>
+          <w:p>
+            <w:pPr>
+              <w:spacing w:after="30" w:before="0"/>
+              <w:ind w:left="360" w:hanging="180"/>
+              <w:jc w:val="left"/>
+            </w:pPr>
+            <w:r>
+              <w:rPr>
+                <w:rFonts w:ascii="Arial" w:cs="Arial" w:eastAsia="Arial" w:hAnsi="Arial"/>
+                <w:b w:val="false"/>
+                <w:bCs w:val="false"/>
+                <w:i w:val="false"/>
+                <w:iCs w:val="false"/>
+                <w:color w:val="000000"/>
+                <w:sz w:val="18"/>
+                <w:szCs w:val="18"/>
+              </w:rPr>
+              <w:t xml:space="preserve">–  Constructing Explanations: Learners build evidence-based written and diagrammatic explanations of electrostatic behaviour, linking macroscopic observations to microscopic charge models</w:t>
+            </w:r>
+          </w:p>
+          <w:p>
+            <w:pPr>
+              <w:spacing w:after="30" w:before="0"/>
+              <w:ind w:left="360" w:hanging="180"/>
+              <w:jc w:val="left"/>
+            </w:pPr>
+            <w:r>
+              <w:rPr>
+                <w:rFonts w:ascii="Arial" w:cs="Arial" w:eastAsia="Arial" w:hAnsi="Arial"/>
+                <w:b w:val="false"/>
+                <w:bCs w:val="false"/>
+                <w:i w:val="false"/>
+                <w:iCs w:val="false"/>
+                <w:color w:val="000000"/>
+                <w:sz w:val="18"/>
+                <w:szCs w:val="18"/>
+              </w:rPr>
+              <w:t xml:space="preserve">–  Obtaining, Evaluating, and Communicating Information: Learners research and present real-world electrostatic applications, evaluating source credibility and communicating findings clearly to peers</w:t>
+            </w:r>
+          </w:p>
+        </w:tc>
+      </w:tr>
+      <w:tr>
+        <w:tc>
+          <w:tcPr>
+            <w:tcW w:type="dxa" w:w="3000"/>
+            <w:shd w:fill="FCE4D6" w:color="auto" w:val="clear"/>
+            <w:tcMar>
+              <w:top w:type="dxa" w:w="60"/>
+              <w:left w:type="dxa" w:w="120"/>
+              <w:bottom w:type="dxa" w:w="60"/>
+              <w:right w:type="dxa" w:w="120"/>
+            </w:tcMar>
+            <w:vAlign w:val="top"/>
+          </w:tcPr>
+          <w:p>
+            <w:pPr>
+              <w:spacing w:after="40" w:before="0"/>
+              <w:jc w:val="left"/>
+            </w:pPr>
+            <w:r>
+              <w:rPr>
+                <w:rFonts w:ascii="Arial" w:cs="Arial" w:eastAsia="Arial" w:hAnsi="Arial"/>
+                <w:b/>
+                <w:bCs/>
+                <w:i w:val="false"/>
+                <w:iCs w:val="false"/>
+                <w:color w:val="000000"/>
+                <w:sz w:val="18"/>
+                <w:szCs w:val="18"/>
+              </w:rPr>
+              <w:t xml:space="preserve">Pertinent &amp; Contemporary Issues (PCIs)</w:t>
+            </w:r>
+          </w:p>
+        </w:tc>
+        <w:tc>
+          <w:tcPr>
+            <w:tcW w:type="dxa" w:w="10680"/>
+            <w:shd w:fill="FFFFFF" w:color="auto" w:val="clear"/>
+            <w:tcMar>
+              <w:top w:type="dxa" w:w="60"/>
+              <w:left w:type="dxa" w:w="120"/>
+              <w:bottom w:type="dxa" w:w="60"/>
+              <w:right w:type="dxa" w:w="120"/>
+            </w:tcMar>
+            <w:vAlign w:val="top"/>
+          </w:tcPr>
+          <w:p>
+            <w:pPr>
+              <w:spacing w:after="30" w:before="0"/>
+              <w:ind w:left="360" w:hanging="180"/>
+              <w:jc w:val="left"/>
+            </w:pPr>
+            <w:r>
+              <w:rPr>
+                <w:rFonts w:ascii="Arial" w:cs="Arial" w:eastAsia="Arial" w:hAnsi="Arial"/>
+                <w:b w:val="false"/>
+                <w:bCs w:val="false"/>
+                <w:i w:val="false"/>
+                <w:iCs w:val="false"/>
+                <w:color w:val="000000"/>
+                <w:sz w:val="18"/>
+                <w:szCs w:val="18"/>
+              </w:rPr>
+              <w:t xml:space="preserve">–  Safety: Learners are taught safe practices around static electricity and high-voltage equipment, linking to personal and community safety in electrical environments</w:t>
+            </w:r>
+          </w:p>
+          <w:p>
+            <w:pPr>
+              <w:spacing w:after="30" w:before="0"/>
+              <w:ind w:left="360" w:hanging="180"/>
+              <w:jc w:val="left"/>
+            </w:pPr>
+            <w:r>
+              <w:rPr>
+                <w:rFonts w:ascii="Arial" w:cs="Arial" w:eastAsia="Arial" w:hAnsi="Arial"/>
+                <w:b w:val="false"/>
+                <w:bCs w:val="false"/>
+                <w:i w:val="false"/>
+                <w:iCs w:val="false"/>
+                <w:color w:val="000000"/>
+                <w:sz w:val="18"/>
+                <w:szCs w:val="18"/>
+              </w:rPr>
+              <w:t xml:space="preserve">–  Environmental Education: Learners explore how electrostatic precipitators reduce particulate pollution from factories (e.g., cement plants in Athi River), connecting physics to environmental conservation</w:t>
+            </w:r>
+          </w:p>
+          <w:p>
+            <w:pPr>
+              <w:spacing w:after="30" w:before="0"/>
+              <w:ind w:left="360" w:hanging="180"/>
+              <w:jc w:val="left"/>
+            </w:pPr>
+            <w:r>
+              <w:rPr>
+                <w:rFonts w:ascii="Arial" w:cs="Arial" w:eastAsia="Arial" w:hAnsi="Arial"/>
+                <w:b w:val="false"/>
+                <w:bCs w:val="false"/>
+                <w:i w:val="false"/>
+                <w:iCs w:val="false"/>
+                <w:color w:val="000000"/>
+                <w:sz w:val="18"/>
+                <w:szCs w:val="18"/>
+              </w:rPr>
+              <w:t xml:space="preserve">–  Financial Literacy: Learners consider the economic value of electrostatic applications — such as efficient spray painting in manufacturing — and evaluate cost-benefit trade-offs of technology adoption</w:t>
+            </w:r>
+          </w:p>
+          <w:p>
+            <w:pPr>
+              <w:spacing w:after="30" w:before="0"/>
+              <w:ind w:left="360" w:hanging="180"/>
+              <w:jc w:val="left"/>
+            </w:pPr>
+            <w:r>
+              <w:rPr>
+                <w:rFonts w:ascii="Arial" w:cs="Arial" w:eastAsia="Arial" w:hAnsi="Arial"/>
+                <w:b w:val="false"/>
+                <w:bCs w:val="false"/>
+                <w:i w:val="false"/>
+                <w:iCs w:val="false"/>
+                <w:color w:val="000000"/>
+                <w:sz w:val="18"/>
+                <w:szCs w:val="18"/>
+              </w:rPr>
+              <w:t xml:space="preserve">–  Life Skills: Learners develop critical thinking and decision-making skills when evaluating risks of static discharge in fuel handling (e.g., petrol stations in Mombasa) and when proposing safety measures</w:t>
+            </w:r>
+          </w:p>
+        </w:tc>
+      </w:tr>
+      <w:tr>
+        <w:tc>
+          <w:tcPr>
+            <w:tcW w:type="dxa" w:w="3000"/>
+            <w:shd w:fill="D9EEF1" w:color="auto" w:val="clear"/>
+            <w:tcMar>
+              <w:top w:type="dxa" w:w="60"/>
+              <w:left w:type="dxa" w:w="120"/>
+              <w:bottom w:type="dxa" w:w="60"/>
+              <w:right w:type="dxa" w:w="120"/>
+            </w:tcMar>
+            <w:vAlign w:val="top"/>
+          </w:tcPr>
+          <w:p>
+            <w:pPr>
+              <w:spacing w:after="40" w:before="0"/>
+              <w:jc w:val="left"/>
+            </w:pPr>
+            <w:r>
+              <w:rPr>
+                <w:rFonts w:ascii="Arial" w:cs="Arial" w:eastAsia="Arial" w:hAnsi="Arial"/>
+                <w:b/>
+                <w:bCs/>
+                <w:i w:val="false"/>
+                <w:iCs w:val="false"/>
+                <w:color w:val="000000"/>
+                <w:sz w:val="18"/>
+                <w:szCs w:val="18"/>
+              </w:rPr>
+              <w:t xml:space="preserve">Career Connections</w:t>
+            </w:r>
+          </w:p>
+        </w:tc>
+        <w:tc>
+          <w:tcPr>
+            <w:tcW w:type="dxa" w:w="10680"/>
+            <w:shd w:fill="FFFFFF" w:color="auto" w:val="clear"/>
+            <w:tcMar>
+              <w:top w:type="dxa" w:w="60"/>
+              <w:left w:type="dxa" w:w="120"/>
+              <w:bottom w:type="dxa" w:w="60"/>
+              <w:right w:type="dxa" w:w="120"/>
+            </w:tcMar>
+            <w:vAlign w:val="top"/>
+          </w:tcPr>
+          <w:p>
+            <w:pPr>
+              <w:spacing w:after="30" w:before="0"/>
+              <w:ind w:left="360" w:hanging="180"/>
+              <w:jc w:val="left"/>
+            </w:pPr>
+            <w:r>
+              <w:rPr>
+                <w:rFonts w:ascii="Arial" w:cs="Arial" w:eastAsia="Arial" w:hAnsi="Arial"/>
+                <w:b w:val="false"/>
+                <w:bCs w:val="false"/>
+                <w:i w:val="false"/>
+                <w:iCs w:val="false"/>
+                <w:color w:val="000000"/>
+                <w:sz w:val="18"/>
+                <w:szCs w:val="18"/>
+              </w:rPr>
+              <w:t xml:space="preserve">–  Electrical and Electronics Engineer: This sub-strand introduces charge, capacitance, and electric fields — foundational concepts for designing circuits, sensors, and communication devices</w:t>
+            </w:r>
+          </w:p>
+          <w:p>
+            <w:pPr>
+              <w:spacing w:after="30" w:before="0"/>
+              <w:ind w:left="360" w:hanging="180"/>
+              <w:jc w:val="left"/>
+            </w:pPr>
+            <w:r>
+              <w:rPr>
+                <w:rFonts w:ascii="Arial" w:cs="Arial" w:eastAsia="Arial" w:hAnsi="Arial"/>
+                <w:b w:val="false"/>
+                <w:bCs w:val="false"/>
+                <w:i w:val="false"/>
+                <w:iCs w:val="false"/>
+                <w:color w:val="000000"/>
+                <w:sz w:val="18"/>
+                <w:szCs w:val="18"/>
+              </w:rPr>
+              <w:t xml:space="preserve">–  Atmospheric and Environmental Scientist: Understanding lightning and charge separation in clouds connects directly to meteorological research and weather monitoring at Kenya Meteorological Department stations</w:t>
+            </w:r>
+          </w:p>
+          <w:p>
+            <w:pPr>
+              <w:spacing w:after="30" w:before="0"/>
+              <w:ind w:left="360" w:hanging="180"/>
+              <w:jc w:val="left"/>
+            </w:pPr>
+            <w:r>
+              <w:rPr>
+                <w:rFonts w:ascii="Arial" w:cs="Arial" w:eastAsia="Arial" w:hAnsi="Arial"/>
+                <w:b w:val="false"/>
+                <w:bCs w:val="false"/>
+                <w:i w:val="false"/>
+                <w:iCs w:val="false"/>
+                <w:color w:val="000000"/>
+                <w:sz w:val="18"/>
+                <w:szCs w:val="18"/>
+              </w:rPr>
+              <w:t xml:space="preserve">–  Medical Physicist / Biomedical Engineer: Electrostatic principles underpin technologies such as defibrillators, electrocardiograms (ECGs), and electrostatic drug-delivery inhalers used in Kenyan hospitals</w:t>
+            </w:r>
+          </w:p>
+          <w:p>
+            <w:pPr>
+              <w:spacing w:after="30" w:before="0"/>
+              <w:ind w:left="360" w:hanging="180"/>
+              <w:jc w:val="left"/>
+            </w:pPr>
+            <w:r>
+              <w:rPr>
+                <w:rFonts w:ascii="Arial" w:cs="Arial" w:eastAsia="Arial" w:hAnsi="Arial"/>
+                <w:b w:val="false"/>
+                <w:bCs w:val="false"/>
+                <w:i w:val="false"/>
+                <w:iCs w:val="false"/>
+                <w:color w:val="000000"/>
+                <w:sz w:val="18"/>
+                <w:szCs w:val="18"/>
+              </w:rPr>
+              <w:t xml:space="preserve">–  Industrial Technician: Knowledge of electrostatic spray painting, powder coating, and precipitators is directly applicable to manufacturing and quality-control roles in Kenyan industries</w:t>
+            </w:r>
+          </w:p>
+          <w:p>
+            <w:pPr>
+              <w:spacing w:after="30" w:before="0"/>
+              <w:ind w:left="360" w:hanging="180"/>
+              <w:jc w:val="left"/>
+            </w:pPr>
+            <w:r>
+              <w:rPr>
+                <w:rFonts w:ascii="Arial" w:cs="Arial" w:eastAsia="Arial" w:hAnsi="Arial"/>
+                <w:b w:val="false"/>
+                <w:bCs w:val="false"/>
+                <w:i w:val="false"/>
+                <w:iCs w:val="false"/>
+                <w:color w:val="000000"/>
+                <w:sz w:val="18"/>
+                <w:szCs w:val="18"/>
+              </w:rPr>
+              <w:t xml:space="preserve">–  Telecommunications Engineer: Electric field and capacitance concepts are essential in the design of antennas, signal transmission lines, and network infrastructure supporting Kenya's fibre-optic expansion</w:t>
+            </w:r>
+          </w:p>
+        </w:tc>
+      </w:tr>
+      <w:tr>
+        <w:tc>
+          <w:tcPr>
+            <w:tcW w:type="dxa" w:w="3000"/>
+            <w:shd w:fill="D5E8F0" w:color="auto" w:val="clear"/>
+            <w:tcMar>
+              <w:top w:type="dxa" w:w="60"/>
+              <w:left w:type="dxa" w:w="120"/>
+              <w:bottom w:type="dxa" w:w="60"/>
+              <w:right w:type="dxa" w:w="120"/>
+            </w:tcMar>
+            <w:vAlign w:val="top"/>
+          </w:tcPr>
+          <w:p>
+            <w:pPr>
+              <w:spacing w:after="40" w:before="0"/>
+              <w:jc w:val="left"/>
+            </w:pPr>
+            <w:r>
+              <w:rPr>
+                <w:rFonts w:ascii="Arial" w:cs="Arial" w:eastAsia="Arial" w:hAnsi="Arial"/>
+                <w:b/>
+                <w:bCs/>
+                <w:i w:val="false"/>
+                <w:iCs w:val="false"/>
+                <w:color w:val="000000"/>
+                <w:sz w:val="18"/>
+                <w:szCs w:val="18"/>
+              </w:rPr>
+              <w:t xml:space="preserve">Focus for Lessons</w:t>
+            </w:r>
+          </w:p>
+        </w:tc>
+        <w:tc>
+          <w:tcPr>
+            <w:tcW w:type="dxa" w:w="10680"/>
+            <w:shd w:fill="FFFFFF" w:color="auto" w:val="clear"/>
+            <w:tcMar>
+              <w:top w:type="dxa" w:w="60"/>
+              <w:left w:type="dxa" w:w="120"/>
+              <w:bottom w:type="dxa" w:w="60"/>
+              <w:right w:type="dxa" w:w="120"/>
+            </w:tcMar>
+            <w:vAlign w:val="top"/>
+          </w:tcPr>
+          <w:p>
+            <w:pPr>
+              <w:spacing w:after="40" w:before="0"/>
+              <w:jc w:val="left"/>
+            </w:pPr>
+            <w:r>
+              <w:rPr>
+                <w:rFonts w:ascii="Arial" w:cs="Arial" w:eastAsia="Arial" w:hAnsi="Arial"/>
+                <w:b w:val="false"/>
+                <w:bCs w:val="false"/>
+                <w:i w:val="false"/>
+                <w:iCs w:val="false"/>
+                <w:color w:val="000000"/>
+                <w:sz w:val="18"/>
+                <w:szCs w:val="18"/>
+              </w:rPr>
+              <w:t xml:space="preserve">This unit investigates electrostatics — the behaviour of stationary electric charges — progressing from the nature of charge itself through forces, fields, and potential, to the practical technology of capacitors. Learners in Kenyan Grade 10 classrooms use locally available materials (plastic combs, wool cloth, aluminium foil) alongside mathematical modelling to build a coherent particle-level explanation of phenomena they have experienced but never fully explained. The unit is anchored in a puzzling real-world phenomenon and maintained through a storyline that continuously asks: how do invisible charges produce the forces and effects we observe every day?</w:t>
+            </w:r>
+          </w:p>
+        </w:tc>
+      </w:tr>
+      <w:tr>
+        <w:tc>
+          <w:tcPr>
+            <w:tcW w:type="dxa" w:w="3000"/>
+            <w:shd w:fill="EAD1F5" w:color="auto" w:val="clear"/>
+            <w:tcMar>
+              <w:top w:type="dxa" w:w="60"/>
+              <w:left w:type="dxa" w:w="120"/>
+              <w:bottom w:type="dxa" w:w="60"/>
+              <w:right w:type="dxa" w:w="120"/>
+            </w:tcMar>
+            <w:vAlign w:val="top"/>
+          </w:tcPr>
+          <w:p>
+            <w:pPr>
+              <w:spacing w:after="40" w:before="0"/>
+              <w:jc w:val="left"/>
+            </w:pPr>
+            <w:r>
+              <w:rPr>
+                <w:rFonts w:ascii="Arial" w:cs="Arial" w:eastAsia="Arial" w:hAnsi="Arial"/>
+                <w:b/>
+                <w:bCs/>
+                <w:i w:val="false"/>
+                <w:iCs w:val="false"/>
+                <w:color w:val="000000"/>
+                <w:sz w:val="18"/>
+                <w:szCs w:val="18"/>
+              </w:rPr>
+              <w:t xml:space="preserve">Driving Question / Key Inquiry Questions</w:t>
+            </w:r>
+          </w:p>
+        </w:tc>
+        <w:tc>
+          <w:tcPr>
+            <w:tcW w:type="dxa" w:w="10680"/>
+            <w:shd w:fill="FFFFFF" w:color="auto" w:val="clear"/>
+            <w:tcMar>
+              <w:top w:type="dxa" w:w="60"/>
+              <w:left w:type="dxa" w:w="120"/>
+              <w:bottom w:type="dxa" w:w="60"/>
+              <w:right w:type="dxa" w:w="120"/>
+            </w:tcMar>
+            <w:vAlign w:val="top"/>
+          </w:tcPr>
+          <w:p>
+            <w:pPr>
+              <w:spacing w:after="40" w:before="0"/>
+              <w:jc w:val="left"/>
+            </w:pPr>
+            <w:r>
+              <w:rPr>
+                <w:rFonts w:ascii="Arial" w:cs="Arial" w:eastAsia="Arial" w:hAnsi="Arial"/>
+                <w:b w:val="false"/>
+                <w:bCs w:val="false"/>
+                <w:i w:val="false"/>
+                <w:iCs w:val="false"/>
+                <w:color w:val="000000"/>
+                <w:sz w:val="18"/>
+                <w:szCs w:val="18"/>
+              </w:rPr>
+              <w:t xml:space="preserve">DRIVING QUESTION: How do invisible electric charges build up, exert forces across empty space, and store energy — and how can we harness these abilities to protect communities and power technology in Kenya?</w:t>
+            </w:r>
+          </w:p>
+          <w:p>
+            <w:pPr>
+              <w:spacing w:after="40" w:before="0"/>
+              <w:jc w:val="left"/>
+            </w:pPr>
+            <w:r>
+              <w:rPr>
+                <w:rFonts w:ascii="Arial" w:cs="Arial" w:eastAsia="Arial" w:hAnsi="Arial"/>
+                <w:b w:val="false"/>
+                <w:bCs w:val="false"/>
+                <w:i w:val="false"/>
+                <w:iCs w:val="false"/>
+                <w:color w:val="000000"/>
+                <w:sz w:val="18"/>
+                <w:szCs w:val="18"/>
+              </w:rPr>
+              <w:t xml:space="preserve"/>
+            </w:r>
+          </w:p>
+          <w:p>
+            <w:pPr>
+              <w:spacing w:after="40" w:before="0"/>
+              <w:jc w:val="left"/>
+            </w:pPr>
+            <w:r>
+              <w:rPr>
+                <w:rFonts w:ascii="Arial" w:cs="Arial" w:eastAsia="Arial" w:hAnsi="Arial"/>
+                <w:b w:val="false"/>
+                <w:bCs w:val="false"/>
+                <w:i w:val="false"/>
+                <w:iCs w:val="false"/>
+                <w:color w:val="000000"/>
+                <w:sz w:val="18"/>
+                <w:szCs w:val="18"/>
+              </w:rPr>
+              <w:t xml:space="preserve">KICD KEY INQUIRY QUESTIONS:</w:t>
+            </w:r>
+          </w:p>
+          <w:p>
+            <w:pPr>
+              <w:spacing w:after="40" w:before="0"/>
+              <w:jc w:val="left"/>
+            </w:pPr>
+            <w:r>
+              <w:rPr>
+                <w:rFonts w:ascii="Arial" w:cs="Arial" w:eastAsia="Arial" w:hAnsi="Arial"/>
+                <w:b w:val="false"/>
+                <w:bCs w:val="false"/>
+                <w:i w:val="false"/>
+                <w:iCs w:val="false"/>
+                <w:color w:val="000000"/>
+                <w:sz w:val="18"/>
+                <w:szCs w:val="18"/>
+              </w:rPr>
+              <w:t xml:space="preserve">1. How do objects acquire electric charge and how does charge behave on different materials?</w:t>
+            </w:r>
+          </w:p>
+          <w:p>
+            <w:pPr>
+              <w:spacing w:after="40" w:before="0"/>
+              <w:jc w:val="left"/>
+            </w:pPr>
+            <w:r>
+              <w:rPr>
+                <w:rFonts w:ascii="Arial" w:cs="Arial" w:eastAsia="Arial" w:hAnsi="Arial"/>
+                <w:b w:val="false"/>
+                <w:bCs w:val="false"/>
+                <w:i w:val="false"/>
+                <w:iCs w:val="false"/>
+                <w:color w:val="000000"/>
+                <w:sz w:val="18"/>
+                <w:szCs w:val="18"/>
+              </w:rPr>
+              <w:t xml:space="preserve">2. How do charged objects exert forces on one another and on neutral objects at a distance?</w:t>
+            </w:r>
+          </w:p>
+        </w:tc>
+      </w:tr>
+      <w:tr>
+        <w:tc>
+          <w:tcPr>
+            <w:tcW w:type="dxa" w:w="3000"/>
+            <w:shd w:fill="EAD1F5" w:color="auto" w:val="clear"/>
+            <w:tcMar>
+              <w:top w:type="dxa" w:w="60"/>
+              <w:left w:type="dxa" w:w="120"/>
+              <w:bottom w:type="dxa" w:w="60"/>
+              <w:right w:type="dxa" w:w="120"/>
+            </w:tcMar>
+            <w:vAlign w:val="top"/>
+          </w:tcPr>
+          <w:p>
+            <w:pPr>
+              <w:spacing w:after="40" w:before="0"/>
+              <w:jc w:val="left"/>
+            </w:pPr>
+            <w:r>
+              <w:rPr>
+                <w:rFonts w:ascii="Arial" w:cs="Arial" w:eastAsia="Arial" w:hAnsi="Arial"/>
+                <w:b/>
+                <w:bCs/>
+                <w:i w:val="false"/>
+                <w:iCs w:val="false"/>
+                <w:color w:val="000000"/>
+                <w:sz w:val="18"/>
+                <w:szCs w:val="18"/>
+              </w:rPr>
+              <w:t xml:space="preserve">Anchoring Phenomenon</w:t>
+            </w:r>
+          </w:p>
+        </w:tc>
+        <w:tc>
+          <w:tcPr>
+            <w:tcW w:type="dxa" w:w="10680"/>
+            <w:shd w:fill="FFFFFF" w:color="auto" w:val="clear"/>
+            <w:tcMar>
+              <w:top w:type="dxa" w:w="60"/>
+              <w:left w:type="dxa" w:w="120"/>
+              <w:bottom w:type="dxa" w:w="60"/>
+              <w:right w:type="dxa" w:w="120"/>
+            </w:tcMar>
+            <w:vAlign w:val="top"/>
+          </w:tcPr>
+          <w:p>
+            <w:pPr>
+              <w:spacing w:after="40" w:before="0"/>
+              <w:jc w:val="left"/>
+            </w:pPr>
+            <w:r>
+              <w:rPr>
+                <w:rFonts w:ascii="Arial" w:cs="Arial" w:eastAsia="Arial" w:hAnsi="Arial"/>
+                <w:b w:val="false"/>
+                <w:bCs w:val="false"/>
+                <w:i w:val="false"/>
+                <w:iCs w:val="false"/>
+                <w:color w:val="000000"/>
+                <w:sz w:val="18"/>
+                <w:szCs w:val="18"/>
+              </w:rPr>
+              <w:t xml:space="preserve">ANCHORING PHENOMENON — The Lightning Strike at Ol Kalou Market</w:t>
+            </w:r>
+          </w:p>
+          <w:p>
+            <w:pPr>
+              <w:spacing w:after="40" w:before="0"/>
+              <w:jc w:val="left"/>
+            </w:pPr>
+            <w:r>
+              <w:rPr>
+                <w:rFonts w:ascii="Arial" w:cs="Arial" w:eastAsia="Arial" w:hAnsi="Arial"/>
+                <w:b w:val="false"/>
+                <w:bCs w:val="false"/>
+                <w:i w:val="false"/>
+                <w:iCs w:val="false"/>
+                <w:color w:val="000000"/>
+                <w:sz w:val="18"/>
+                <w:szCs w:val="18"/>
+              </w:rPr>
+              <w:t xml:space="preserve"/>
+            </w:r>
+          </w:p>
+          <w:p>
+            <w:pPr>
+              <w:spacing w:after="40" w:before="0"/>
+              <w:jc w:val="left"/>
+            </w:pPr>
+            <w:r>
+              <w:rPr>
+                <w:rFonts w:ascii="Arial" w:cs="Arial" w:eastAsia="Arial" w:hAnsi="Arial"/>
+                <w:b w:val="false"/>
+                <w:bCs w:val="false"/>
+                <w:i w:val="false"/>
+                <w:iCs w:val="false"/>
+                <w:color w:val="000000"/>
+                <w:sz w:val="18"/>
+                <w:szCs w:val="18"/>
+              </w:rPr>
+              <w:t xml:space="preserve">During a heavy afternoon storm in Ol Kalou, Nyandarua County, a bolt of lightning strikes a metal-roofed market stall, leaving a scorch mark and melting a section of iron sheet — yet the wooden stall next to it is completely untouched. Traders report that just before the strike, the hairs on their arms stood on end and a nearby transistor radio crackled with static. A metal lightning conductor on the district offices 30 metres away directed the discharge safely into the ground with no damage.</w:t>
+            </w:r>
+          </w:p>
+          <w:p>
+            <w:pPr>
+              <w:spacing w:after="40" w:before="0"/>
+              <w:jc w:val="left"/>
+            </w:pPr>
+            <w:r>
+              <w:rPr>
+                <w:rFonts w:ascii="Arial" w:cs="Arial" w:eastAsia="Arial" w:hAnsi="Arial"/>
+                <w:b w:val="false"/>
+                <w:bCs w:val="false"/>
+                <w:i w:val="false"/>
+                <w:iCs w:val="false"/>
+                <w:color w:val="000000"/>
+                <w:sz w:val="18"/>
+                <w:szCs w:val="18"/>
+              </w:rPr>
+              <w:t xml:space="preserve"/>
+            </w:r>
+          </w:p>
+          <w:p>
+            <w:pPr>
+              <w:spacing w:after="40" w:before="0"/>
+              <w:jc w:val="left"/>
+            </w:pPr>
+            <w:r>
+              <w:rPr>
+                <w:rFonts w:ascii="Arial" w:cs="Arial" w:eastAsia="Arial" w:hAnsi="Arial"/>
+                <w:b w:val="false"/>
+                <w:bCs w:val="false"/>
+                <w:i w:val="false"/>
+                <w:iCs w:val="false"/>
+                <w:color w:val="000000"/>
+                <w:sz w:val="18"/>
+                <w:szCs w:val="18"/>
+              </w:rPr>
+              <w:t xml:space="preserve">Students observe a short video reconstruction and a set of photographs showing: (1) the scorch pattern on the iron roof, (2) a leaf electroscope's gold leaves diverging when a charged rod is brought near, and (3) a Van de Graaff generator making hair stand on end. The puzzle is multi-layered — What invisible "thing" built up in the cloud and in the iron roof? Why did the wooden stall survive? How did the lightning conductor "know" where to send the charge? Why did the radio crackle before the strike? Students cannot yet answer these questions; they carry the phenomenon as the engine of inquiry through all nine lessons.</w:t>
+            </w:r>
+          </w:p>
+        </w:tc>
+      </w:tr>
+      <w:tr>
+        <w:tc>
+          <w:tcPr>
+            <w:tcW w:type="dxa" w:w="3000"/>
+            <w:shd w:fill="D9EEF1" w:color="auto" w:val="clear"/>
+            <w:tcMar>
+              <w:top w:type="dxa" w:w="60"/>
+              <w:left w:type="dxa" w:w="120"/>
+              <w:bottom w:type="dxa" w:w="60"/>
+              <w:right w:type="dxa" w:w="120"/>
+            </w:tcMar>
+            <w:vAlign w:val="top"/>
+          </w:tcPr>
+          <w:p>
+            <w:pPr>
+              <w:spacing w:after="40" w:before="0"/>
+              <w:jc w:val="left"/>
+            </w:pPr>
+            <w:r>
+              <w:rPr>
+                <w:rFonts w:ascii="Arial" w:cs="Arial" w:eastAsia="Arial" w:hAnsi="Arial"/>
+                <w:b/>
+                <w:bCs/>
+                <w:i w:val="false"/>
+                <w:iCs w:val="false"/>
+                <w:color w:val="000000"/>
+                <w:sz w:val="18"/>
+                <w:szCs w:val="18"/>
+              </w:rPr>
+              <w:t xml:space="preserve">Storyline Thread</w:t>
+            </w:r>
+          </w:p>
+        </w:tc>
+        <w:tc>
+          <w:tcPr>
+            <w:tcW w:type="dxa" w:w="10680"/>
+            <w:shd w:fill="FFFFFF" w:color="auto" w:val="clear"/>
+            <w:tcMar>
+              <w:top w:type="dxa" w:w="60"/>
+              <w:left w:type="dxa" w:w="120"/>
+              <w:bottom w:type="dxa" w:w="60"/>
+              <w:right w:type="dxa" w:w="120"/>
+            </w:tcMar>
+            <w:vAlign w:val="top"/>
+          </w:tcPr>
+          <w:p>
+            <w:pPr>
+              <w:spacing w:after="40" w:before="0"/>
+              <w:jc w:val="left"/>
+            </w:pPr>
+            <w:r>
+              <w:rPr>
+                <w:rFonts w:ascii="Arial" w:cs="Arial" w:eastAsia="Arial" w:hAnsi="Arial"/>
+                <w:b w:val="false"/>
+                <w:bCs w:val="false"/>
+                <w:i w:val="false"/>
+                <w:iCs w:val="false"/>
+                <w:color w:val="000000"/>
+                <w:sz w:val="18"/>
+                <w:szCs w:val="18"/>
+              </w:rPr>
+              <w:t xml:space="preserve">Lesson 1 — What Is Happening Before the Lightning Strikes? (Introducing Charge)</w:t>
+            </w:r>
+          </w:p>
+          <w:p>
+            <w:pPr>
+              <w:spacing w:after="40" w:before="0"/>
+              <w:jc w:val="left"/>
+            </w:pPr>
+            <w:r>
+              <w:rPr>
+                <w:rFonts w:ascii="Arial" w:cs="Arial" w:eastAsia="Arial" w:hAnsi="Arial"/>
+                <w:b w:val="false"/>
+                <w:bCs w:val="false"/>
+                <w:i w:val="false"/>
+                <w:iCs w:val="false"/>
+                <w:color w:val="000000"/>
+                <w:sz w:val="18"/>
+                <w:szCs w:val="18"/>
+              </w:rPr>
+              <w:t xml:space="preserve">Students observe the anchoring phenomenon video and photographs of the Ol Kalou lightning event. They record initial predictions on sticky notes for the Driving Question Board (DQB). Through a hands-on friction activity (combs, wool, paper scraps), learners identify two types of charge, the law of charges, and the distinction between conductors and insulators — building the first layer of the particle model.</w:t>
+            </w:r>
+          </w:p>
+          <w:p>
+            <w:pPr>
+              <w:spacing w:after="40" w:before="0"/>
+              <w:jc w:val="left"/>
+            </w:pPr>
+            <w:r>
+              <w:rPr>
+                <w:rFonts w:ascii="Arial" w:cs="Arial" w:eastAsia="Arial" w:hAnsi="Arial"/>
+                <w:b w:val="false"/>
+                <w:bCs w:val="false"/>
+                <w:i w:val="false"/>
+                <w:iCs w:val="false"/>
+                <w:color w:val="000000"/>
+                <w:sz w:val="18"/>
+                <w:szCs w:val="18"/>
+              </w:rPr>
+              <w:t xml:space="preserve"/>
+            </w:r>
+          </w:p>
+          <w:p>
+            <w:pPr>
+              <w:spacing w:after="40" w:before="0"/>
+              <w:jc w:val="left"/>
+            </w:pPr>
+            <w:r>
+              <w:rPr>
+                <w:rFonts w:ascii="Arial" w:cs="Arial" w:eastAsia="Arial" w:hAnsi="Arial"/>
+                <w:b w:val="false"/>
+                <w:bCs w:val="false"/>
+                <w:i w:val="false"/>
+                <w:iCs w:val="false"/>
+                <w:color w:val="000000"/>
+                <w:sz w:val="18"/>
+                <w:szCs w:val="18"/>
+              </w:rPr>
+              <w:t xml:space="preserve">Lesson 2 — How Do Objects Share or Gain Charge Without Rubbing? (Methods of Charging)</w:t>
+            </w:r>
+          </w:p>
+          <w:p>
+            <w:pPr>
+              <w:spacing w:after="40" w:before="0"/>
+              <w:jc w:val="left"/>
+            </w:pPr>
+            <w:r>
+              <w:rPr>
+                <w:rFonts w:ascii="Arial" w:cs="Arial" w:eastAsia="Arial" w:hAnsi="Arial"/>
+                <w:b w:val="false"/>
+                <w:bCs w:val="false"/>
+                <w:i w:val="false"/>
+                <w:iCs w:val="false"/>
+                <w:color w:val="000000"/>
+                <w:sz w:val="18"/>
+                <w:szCs w:val="18"/>
+              </w:rPr>
+              <w:t xml:space="preserve">Learners investigate charging by contact and induction using an electroscope made from aluminium foil and a glass jar. They compare the three methods systematically, construct data tables, and update the DQB: "The iron roof gained charge by induction from the charged cloud — without touching it." The concept of earthing/grounding is introduced using the tanker-chain supporting phenomenon.</w:t>
+            </w:r>
+          </w:p>
+          <w:p>
+            <w:pPr>
+              <w:spacing w:after="40" w:before="0"/>
+              <w:jc w:val="left"/>
+            </w:pPr>
+            <w:r>
+              <w:rPr>
+                <w:rFonts w:ascii="Arial" w:cs="Arial" w:eastAsia="Arial" w:hAnsi="Arial"/>
+                <w:b w:val="false"/>
+                <w:bCs w:val="false"/>
+                <w:i w:val="false"/>
+                <w:iCs w:val="false"/>
+                <w:color w:val="000000"/>
+                <w:sz w:val="18"/>
+                <w:szCs w:val="18"/>
+              </w:rPr>
+              <w:t xml:space="preserve"/>
+            </w:r>
+          </w:p>
+          <w:p>
+            <w:pPr>
+              <w:spacing w:after="40" w:before="0"/>
+              <w:jc w:val="left"/>
+            </w:pPr>
+            <w:r>
+              <w:rPr>
+                <w:rFonts w:ascii="Arial" w:cs="Arial" w:eastAsia="Arial" w:hAnsi="Arial"/>
+                <w:b w:val="false"/>
+                <w:bCs w:val="false"/>
+                <w:i w:val="false"/>
+                <w:iCs w:val="false"/>
+                <w:color w:val="000000"/>
+                <w:sz w:val="18"/>
+                <w:szCs w:val="18"/>
+              </w:rPr>
+              <w:t xml:space="preserve">Lesson 3 — How Strong Is the Push or Pull Between Charges? (Coulomb's Law)</w:t>
+            </w:r>
+          </w:p>
+          <w:p>
+            <w:pPr>
+              <w:spacing w:after="40" w:before="0"/>
+              <w:jc w:val="left"/>
+            </w:pPr>
+            <w:r>
+              <w:rPr>
+                <w:rFonts w:ascii="Arial" w:cs="Arial" w:eastAsia="Arial" w:hAnsi="Arial"/>
+                <w:b w:val="false"/>
+                <w:bCs w:val="false"/>
+                <w:i w:val="false"/>
+                <w:iCs w:val="false"/>
+                <w:color w:val="000000"/>
+                <w:sz w:val="18"/>
+                <w:szCs w:val="18"/>
+              </w:rPr>
+              <w:t xml:space="preserve">Students predict how the force between two charged balloons changes as they are moved apart, then use a torsion-balance demonstration and published data sets to plot F vs. 1/r² graphs. Coulomb's Law is derived from the graph and expressed mathematically. Learners solve problems using Kenyan contexts (e.g., charge separation distance in a storm cloud above the Rift Valley Escarpment).</w:t>
+            </w:r>
+          </w:p>
+          <w:p>
+            <w:pPr>
+              <w:spacing w:after="40" w:before="0"/>
+              <w:jc w:val="left"/>
+            </w:pPr>
+            <w:r>
+              <w:rPr>
+                <w:rFonts w:ascii="Arial" w:cs="Arial" w:eastAsia="Arial" w:hAnsi="Arial"/>
+                <w:b w:val="false"/>
+                <w:bCs w:val="false"/>
+                <w:i w:val="false"/>
+                <w:iCs w:val="false"/>
+                <w:color w:val="000000"/>
+                <w:sz w:val="18"/>
+                <w:szCs w:val="18"/>
+              </w:rPr>
+              <w:t xml:space="preserve"/>
+            </w:r>
+          </w:p>
+          <w:p>
+            <w:pPr>
+              <w:spacing w:after="40" w:before="0"/>
+              <w:jc w:val="left"/>
+            </w:pPr>
+            <w:r>
+              <w:rPr>
+                <w:rFonts w:ascii="Arial" w:cs="Arial" w:eastAsia="Arial" w:hAnsi="Arial"/>
+                <w:b w:val="false"/>
+                <w:bCs w:val="false"/>
+                <w:i w:val="false"/>
+                <w:iCs w:val="false"/>
+                <w:color w:val="000000"/>
+                <w:sz w:val="18"/>
+                <w:szCs w:val="18"/>
+              </w:rPr>
+              <w:t xml:space="preserve">Lesson 4 — How Does a Charge Affect the Space Around It? (Electric Fields and Field Lines)</w:t>
+            </w:r>
+          </w:p>
+          <w:p>
+            <w:pPr>
+              <w:spacing w:after="40" w:before="0"/>
+              <w:jc w:val="left"/>
+            </w:pPr>
+            <w:r>
+              <w:rPr>
+                <w:rFonts w:ascii="Arial" w:cs="Arial" w:eastAsia="Arial" w:hAnsi="Arial"/>
+                <w:b w:val="false"/>
+                <w:bCs w:val="false"/>
+                <w:i w:val="false"/>
+                <w:iCs w:val="false"/>
+                <w:color w:val="000000"/>
+                <w:sz w:val="18"/>
+                <w:szCs w:val="18"/>
+              </w:rPr>
+              <w:t xml:space="preserve">Using iron filings on acetate sheets around charged conductors and a PhET simulation, learners map electric field patterns around point charges, dipoles, and parallel plates. They define electric field strength (E = F/Q) and connect field line density to force magnitude. The DQB is updated: "The lightning conductor works because it creates a very strong, concentrated field at its pointed tip."</w:t>
+            </w:r>
+          </w:p>
+          <w:p>
+            <w:pPr>
+              <w:spacing w:after="40" w:before="0"/>
+              <w:jc w:val="left"/>
+            </w:pPr>
+            <w:r>
+              <w:rPr>
+                <w:rFonts w:ascii="Arial" w:cs="Arial" w:eastAsia="Arial" w:hAnsi="Arial"/>
+                <w:b w:val="false"/>
+                <w:bCs w:val="false"/>
+                <w:i w:val="false"/>
+                <w:iCs w:val="false"/>
+                <w:color w:val="000000"/>
+                <w:sz w:val="18"/>
+                <w:szCs w:val="18"/>
+              </w:rPr>
+              <w:t xml:space="preserve"/>
+            </w:r>
+          </w:p>
+          <w:p>
+            <w:pPr>
+              <w:spacing w:after="40" w:before="0"/>
+              <w:jc w:val="left"/>
+            </w:pPr>
+            <w:r>
+              <w:rPr>
+                <w:rFonts w:ascii="Arial" w:cs="Arial" w:eastAsia="Arial" w:hAnsi="Arial"/>
+                <w:b w:val="false"/>
+                <w:bCs w:val="false"/>
+                <w:i w:val="false"/>
+                <w:iCs w:val="false"/>
+                <w:color w:val="000000"/>
+                <w:sz w:val="18"/>
+                <w:szCs w:val="18"/>
+              </w:rPr>
+              <w:t xml:space="preserve">Lesson 5 — What Is Electric Potential and Why Does It Matter? (Electric Potential and Potential Difference)</w:t>
+            </w:r>
+          </w:p>
+          <w:p>
+            <w:pPr>
+              <w:spacing w:after="40" w:before="0"/>
+              <w:jc w:val="left"/>
+            </w:pPr>
+            <w:r>
+              <w:rPr>
+                <w:rFonts w:ascii="Arial" w:cs="Arial" w:eastAsia="Arial" w:hAnsi="Arial"/>
+                <w:b w:val="false"/>
+                <w:bCs w:val="false"/>
+                <w:i w:val="false"/>
+                <w:iCs w:val="false"/>
+                <w:color w:val="000000"/>
+                <w:sz w:val="18"/>
+                <w:szCs w:val="18"/>
+              </w:rPr>
+              <w:t xml:space="preserve">Learners use a gravitational analogy (water flowing downhill from the Aberdare Range to the Tana River) to build intuition for potential difference. They define electric potential, potential difference, and the unit (volt), and derive the relationship between work done, charge, and potential difference (W = QV). Problem-solving consolidates understanding; the DQB connects potential difference to the "electrical pressure" that drives the lightning bolt.</w:t>
+            </w:r>
+          </w:p>
+          <w:p>
+            <w:pPr>
+              <w:spacing w:after="40" w:before="0"/>
+              <w:jc w:val="left"/>
+            </w:pPr>
+            <w:r>
+              <w:rPr>
+                <w:rFonts w:ascii="Arial" w:cs="Arial" w:eastAsia="Arial" w:hAnsi="Arial"/>
+                <w:b w:val="false"/>
+                <w:bCs w:val="false"/>
+                <w:i w:val="false"/>
+                <w:iCs w:val="false"/>
+                <w:color w:val="000000"/>
+                <w:sz w:val="18"/>
+                <w:szCs w:val="18"/>
+              </w:rPr>
+              <w:t xml:space="preserve"/>
+            </w:r>
+          </w:p>
+          <w:p>
+            <w:pPr>
+              <w:spacing w:after="40" w:before="0"/>
+              <w:jc w:val="left"/>
+            </w:pPr>
+            <w:r>
+              <w:rPr>
+                <w:rFonts w:ascii="Arial" w:cs="Arial" w:eastAsia="Arial" w:hAnsi="Arial"/>
+                <w:b w:val="false"/>
+                <w:bCs w:val="false"/>
+                <w:i w:val="false"/>
+                <w:iCs w:val="false"/>
+                <w:color w:val="000000"/>
+                <w:sz w:val="18"/>
+                <w:szCs w:val="18"/>
+              </w:rPr>
+              <w:t xml:space="preserve">Lesson 6 — What Is a Capacitor and How Does It Store Charge? (Capacitance and the Capacitor)</w:t>
+            </w:r>
+          </w:p>
+          <w:p>
+            <w:pPr>
+              <w:spacing w:after="40" w:before="0"/>
+              <w:jc w:val="left"/>
+            </w:pPr>
+            <w:r>
+              <w:rPr>
+                <w:rFonts w:ascii="Arial" w:cs="Arial" w:eastAsia="Arial" w:hAnsi="Arial"/>
+                <w:b w:val="false"/>
+                <w:bCs w:val="false"/>
+                <w:i w:val="false"/>
+                <w:iCs w:val="false"/>
+                <w:color w:val="000000"/>
+                <w:sz w:val="18"/>
+                <w:szCs w:val="18"/>
+              </w:rPr>
+              <w:t xml:space="preserve">Students construct a simple parallel-plate capacitor from two aluminium foil sheets separated by a plastic bag. They charge it from a 9 V battery, then connect it to an LED to observe discharge. Capacitance is defined (C = Q/V), units introduced (farads), and factors affecting capacitance (plate area, separation, dielectric) are investigated systematically. The photocopier supporting phenomenon is revisited.</w:t>
+            </w:r>
+          </w:p>
+          <w:p>
+            <w:pPr>
+              <w:spacing w:after="40" w:before="0"/>
+              <w:jc w:val="left"/>
+            </w:pPr>
+            <w:r>
+              <w:rPr>
+                <w:rFonts w:ascii="Arial" w:cs="Arial" w:eastAsia="Arial" w:hAnsi="Arial"/>
+                <w:b w:val="false"/>
+                <w:bCs w:val="false"/>
+                <w:i w:val="false"/>
+                <w:iCs w:val="false"/>
+                <w:color w:val="000000"/>
+                <w:sz w:val="18"/>
+                <w:szCs w:val="18"/>
+              </w:rPr>
+              <w:t xml:space="preserve"/>
+            </w:r>
+          </w:p>
+          <w:p>
+            <w:pPr>
+              <w:spacing w:after="40" w:before="0"/>
+              <w:jc w:val="left"/>
+            </w:pPr>
+            <w:r>
+              <w:rPr>
+                <w:rFonts w:ascii="Arial" w:cs="Arial" w:eastAsia="Arial" w:hAnsi="Arial"/>
+                <w:b w:val="false"/>
+                <w:bCs w:val="false"/>
+                <w:i w:val="false"/>
+                <w:iCs w:val="false"/>
+                <w:color w:val="000000"/>
+                <w:sz w:val="18"/>
+                <w:szCs w:val="18"/>
+              </w:rPr>
+              <w:t xml:space="preserve">Lesson 7 — How Do Capacitors Behave in Circuits? (Capacitors in Series and Parallel)</w:t>
+            </w:r>
+          </w:p>
+          <w:p>
+            <w:pPr>
+              <w:spacing w:after="40" w:before="0"/>
+              <w:jc w:val="left"/>
+            </w:pPr>
+            <w:r>
+              <w:rPr>
+                <w:rFonts w:ascii="Arial" w:cs="Arial" w:eastAsia="Arial" w:hAnsi="Arial"/>
+                <w:b w:val="false"/>
+                <w:bCs w:val="false"/>
+                <w:i w:val="false"/>
+                <w:iCs w:val="false"/>
+                <w:color w:val="000000"/>
+                <w:sz w:val="18"/>
+                <w:szCs w:val="18"/>
+              </w:rPr>
+              <w:t xml:space="preserve">Learners predict, then verify, how total capacitance changes when capacitors are connected in series versus parallel using a prepared circuit board with known capacitors and a multimeter. They derive the series and parallel formulae through guided mathematical reasoning and solve multi-step problems. The DQB is updated with a circuit diagram showing how capacitor banks store energy in camera flash units and cardiac defibrillators.</w:t>
+            </w:r>
+          </w:p>
+          <w:p>
+            <w:pPr>
+              <w:spacing w:after="40" w:before="0"/>
+              <w:jc w:val="left"/>
+            </w:pPr>
+            <w:r>
+              <w:rPr>
+                <w:rFonts w:ascii="Arial" w:cs="Arial" w:eastAsia="Arial" w:hAnsi="Arial"/>
+                <w:b w:val="false"/>
+                <w:bCs w:val="false"/>
+                <w:i w:val="false"/>
+                <w:iCs w:val="false"/>
+                <w:color w:val="000000"/>
+                <w:sz w:val="18"/>
+                <w:szCs w:val="18"/>
+              </w:rPr>
+              <w:t xml:space="preserve"/>
+            </w:r>
+          </w:p>
+          <w:p>
+            <w:pPr>
+              <w:spacing w:after="40" w:before="0"/>
+              <w:jc w:val="left"/>
+            </w:pPr>
+            <w:r>
+              <w:rPr>
+                <w:rFonts w:ascii="Arial" w:cs="Arial" w:eastAsia="Arial" w:hAnsi="Arial"/>
+                <w:b w:val="false"/>
+                <w:bCs w:val="false"/>
+                <w:i w:val="false"/>
+                <w:iCs w:val="false"/>
+                <w:color w:val="000000"/>
+                <w:sz w:val="18"/>
+                <w:szCs w:val="18"/>
+              </w:rPr>
+              <w:t xml:space="preserve">Lesson 8 — How Much Energy Can a Capacitor Store? (Energy Stored in a Capacitor)</w:t>
+            </w:r>
+          </w:p>
+          <w:p>
+            <w:pPr>
+              <w:spacing w:after="40" w:before="0"/>
+              <w:jc w:val="left"/>
+            </w:pPr>
+            <w:r>
+              <w:rPr>
+                <w:rFonts w:ascii="Arial" w:cs="Arial" w:eastAsia="Arial" w:hAnsi="Arial"/>
+                <w:b w:val="false"/>
+                <w:bCs w:val="false"/>
+                <w:i w:val="false"/>
+                <w:iCs w:val="false"/>
+                <w:color w:val="000000"/>
+                <w:sz w:val="18"/>
+                <w:szCs w:val="18"/>
+              </w:rPr>
+              <w:t xml:space="preserve">Using the charged foil capacitor from Lesson 6 and measured discharge data, learners derive the energy-storage formula (E = ½CV²). They calculate energy stored in different capacitor configurations and compare this to the energy in a lightning bolt (estimated from current and duration), grounding the abstract formula in the anchoring phenomenon. The precipitator supporting phenomenon is used to calculate the energy input required for industrial air cleaning.</w:t>
+            </w:r>
+          </w:p>
+          <w:p>
+            <w:pPr>
+              <w:spacing w:after="40" w:before="0"/>
+              <w:jc w:val="left"/>
+            </w:pPr>
+            <w:r>
+              <w:rPr>
+                <w:rFonts w:ascii="Arial" w:cs="Arial" w:eastAsia="Arial" w:hAnsi="Arial"/>
+                <w:b w:val="false"/>
+                <w:bCs w:val="false"/>
+                <w:i w:val="false"/>
+                <w:iCs w:val="false"/>
+                <w:color w:val="000000"/>
+                <w:sz w:val="18"/>
+                <w:szCs w:val="18"/>
+              </w:rPr>
+              <w:t xml:space="preserve"/>
+            </w:r>
+          </w:p>
+          <w:p>
+            <w:pPr>
+              <w:spacing w:after="40" w:before="0"/>
+              <w:jc w:val="left"/>
+            </w:pPr>
+            <w:r>
+              <w:rPr>
+                <w:rFonts w:ascii="Arial" w:cs="Arial" w:eastAsia="Arial" w:hAnsi="Arial"/>
+                <w:b w:val="false"/>
+                <w:bCs w:val="false"/>
+                <w:i w:val="false"/>
+                <w:iCs w:val="false"/>
+                <w:color w:val="000000"/>
+                <w:sz w:val="18"/>
+                <w:szCs w:val="18"/>
+              </w:rPr>
+              <w:t xml:space="preserve">Lesson 9 — How Do We Use Electrostatics to Solve Real Problems? (Applications and Unit Synthesis)</w:t>
+            </w:r>
+          </w:p>
+          <w:p>
+            <w:pPr>
+              <w:spacing w:after="40" w:before="0"/>
+              <w:jc w:val="left"/>
+            </w:pPr>
+            <w:r>
+              <w:rPr>
+                <w:rFonts w:ascii="Arial" w:cs="Arial" w:eastAsia="Arial" w:hAnsi="Arial"/>
+                <w:b w:val="false"/>
+                <w:bCs w:val="false"/>
+                <w:i w:val="false"/>
+                <w:iCs w:val="false"/>
+                <w:color w:val="000000"/>
+                <w:sz w:val="18"/>
+                <w:szCs w:val="18"/>
+              </w:rPr>
+              <w:t xml:space="preserve">Student groups research and present one electrostatic application relevant to Kenya (lightning conductors, electrostatic precipitators at Athi River, photocopiers in Kisumu offices, electrostatic spray painting in Nairobi factories, or inkjet printers). Each group updates the class DQB with their application and revises their cumulative particle/field model to show how charge behaviour underpins their chosen technology. A summative written explanation task (using the phenomenon writing rubric) assesses the full unit learning journey.</w:t>
+            </w:r>
+          </w:p>
+        </w:tc>
+      </w:tr>
+      <w:tr>
+        <w:tc>
+          <w:tcPr>
+            <w:tcW w:type="dxa" w:w="3000"/>
+            <w:shd w:fill="EAD1F5" w:color="auto" w:val="clear"/>
+            <w:tcMar>
+              <w:top w:type="dxa" w:w="60"/>
+              <w:left w:type="dxa" w:w="120"/>
+              <w:bottom w:type="dxa" w:w="60"/>
+              <w:right w:type="dxa" w:w="120"/>
+            </w:tcMar>
+            <w:vAlign w:val="top"/>
+          </w:tcPr>
+          <w:p>
+            <w:pPr>
+              <w:spacing w:after="40" w:before="0"/>
+              <w:jc w:val="left"/>
+            </w:pPr>
+            <w:r>
+              <w:rPr>
+                <w:rFonts w:ascii="Arial" w:cs="Arial" w:eastAsia="Arial" w:hAnsi="Arial"/>
+                <w:b/>
+                <w:bCs/>
+                <w:i w:val="false"/>
+                <w:iCs w:val="false"/>
+                <w:color w:val="000000"/>
+                <w:sz w:val="18"/>
+                <w:szCs w:val="18"/>
+              </w:rPr>
+              <w:t xml:space="preserve">Supporting Phenomena</w:t>
+            </w:r>
+          </w:p>
+        </w:tc>
+        <w:tc>
+          <w:tcPr>
+            <w:tcW w:type="dxa" w:w="10680"/>
+            <w:shd w:fill="FFFFFF" w:color="auto" w:val="clear"/>
+            <w:tcMar>
+              <w:top w:type="dxa" w:w="60"/>
+              <w:left w:type="dxa" w:w="120"/>
+              <w:bottom w:type="dxa" w:w="60"/>
+              <w:right w:type="dxa" w:w="120"/>
+            </w:tcMar>
+            <w:vAlign w:val="top"/>
+          </w:tcPr>
+          <w:p>
+            <w:pPr>
+              <w:spacing w:after="30" w:before="0"/>
+              <w:ind w:left="360" w:hanging="180"/>
+              <w:jc w:val="left"/>
+            </w:pPr>
+            <w:r>
+              <w:rPr>
+                <w:rFonts w:ascii="Arial" w:cs="Arial" w:eastAsia="Arial" w:hAnsi="Arial"/>
+                <w:b w:val="false"/>
+                <w:bCs w:val="false"/>
+                <w:i w:val="false"/>
+                <w:iCs w:val="false"/>
+                <w:color w:val="000000"/>
+                <w:sz w:val="18"/>
+                <w:szCs w:val="18"/>
+              </w:rPr>
+              <w:t xml:space="preserve">–  A plastic comb drawn through dry hair in Nairobi's cool highland morning picks up tiny torn pieces of paper — yet the same comb fails to pick up paper after the student washes and wets their hair (supporting charge-by-friction and the role of insulators/conductors)</w:t>
+            </w:r>
+          </w:p>
+          <w:p>
+            <w:pPr>
+              <w:spacing w:after="30" w:before="0"/>
+              <w:ind w:left="360" w:hanging="180"/>
+              <w:jc w:val="left"/>
+            </w:pPr>
+            <w:r>
+              <w:rPr>
+                <w:rFonts w:ascii="Arial" w:cs="Arial" w:eastAsia="Arial" w:hAnsi="Arial"/>
+                <w:b w:val="false"/>
+                <w:bCs w:val="false"/>
+                <w:i w:val="false"/>
+                <w:iCs w:val="false"/>
+                <w:color w:val="000000"/>
+                <w:sz w:val="18"/>
+                <w:szCs w:val="18"/>
+              </w:rPr>
+              <w:t xml:space="preserve">–  Petrol tanker trucks on the Nairobi–Mombasa highway trail a metal chain that drags along the tarmac — a safety measure that puzzles many road users who do not understand static discharge risks in fuel handling (supporting grounding and charge dissipation)</w:t>
+            </w:r>
+          </w:p>
+          <w:p>
+            <w:pPr>
+              <w:spacing w:after="30" w:before="0"/>
+              <w:ind w:left="360" w:hanging="180"/>
+              <w:jc w:val="left"/>
+            </w:pPr>
+            <w:r>
+              <w:rPr>
+                <w:rFonts w:ascii="Arial" w:cs="Arial" w:eastAsia="Arial" w:hAnsi="Arial"/>
+                <w:b w:val="false"/>
+                <w:bCs w:val="false"/>
+                <w:i w:val="false"/>
+                <w:iCs w:val="false"/>
+                <w:color w:val="000000"/>
+                <w:sz w:val="18"/>
+                <w:szCs w:val="18"/>
+              </w:rPr>
+              <w:t xml:space="preserve">–  Inside a photocopier at a Kisumu office, a drum coated with a photoconductor material selectively attracts black toner powder to reproduce an image — an invisible electrostatic "printing press" operating silently inside a familiar machine (supporting electric field patterns and charge distribution)</w:t>
+            </w:r>
+          </w:p>
+          <w:p>
+            <w:pPr>
+              <w:spacing w:after="30" w:before="0"/>
+              <w:ind w:left="360" w:hanging="180"/>
+              <w:jc w:val="left"/>
+            </w:pPr>
+            <w:r>
+              <w:rPr>
+                <w:rFonts w:ascii="Arial" w:cs="Arial" w:eastAsia="Arial" w:hAnsi="Arial"/>
+                <w:b w:val="false"/>
+                <w:bCs w:val="false"/>
+                <w:i w:val="false"/>
+                <w:iCs w:val="false"/>
+                <w:color w:val="000000"/>
+                <w:sz w:val="18"/>
+                <w:szCs w:val="18"/>
+              </w:rPr>
+              <w:t xml:space="preserve">–  Smoke and dust particles are removed from the exhaust of the Athi River cement factory by a large metal grid connected to a high-voltage supply — the precipitator cleans air that would otherwise choke nearby Mavoko residents (supporting charge induction, electric fields between plates, and real-world capacitor-like geometry)</w:t>
+            </w:r>
+          </w:p>
+        </w:tc>
+      </w:tr>
+    </w:tbl>
+    <w:p>
+      <w:pPr>
+        <w:spacing w:after="120"/>
+      </w:pPr>
+      <w:r>
+        <w:t xml:space="preserve"/>
       </w:r>
     </w:p>
     <w:p>
@@ -150,7 +2690,7 @@
         </w:rPr>
         <w:t xml:space="preserve">© 2026 SeaVuria and ARES. This work is licensed under a </w:t>
       </w:r>
-      <w:hyperlink w:history="1" r:id="rIdsuapea8js0cyjegsfbivm">
+      <w:hyperlink w:history="1" r:id="rIdm9wpdczt41ysqwel8brwv">
         <w:r>
           <w:rPr>
             <w:rFonts w:ascii="Arial" w:cs="Arial" w:eastAsia="Arial" w:hAnsi="Arial"/>
@@ -170,7 +2710,7 @@
         </w:rPr>
         <w:t xml:space="preserve"> (</w:t>
       </w:r>
-      <w:hyperlink w:history="1" r:id="rIdqhlxmvl10l9zgh7wm2dqz">
+      <w:hyperlink w:history="1" r:id="rIdnkijevmj7e61vtr6zmlls">
         <w:r>
           <w:rPr>
             <w:rFonts w:ascii="Arial" w:cs="Arial" w:eastAsia="Arial" w:hAnsi="Arial"/>
@@ -190,7 +2730,7 @@
         </w:rPr>
         <w:t xml:space="preserve">). To view a copy of this license, visit </w:t>
       </w:r>
-      <w:hyperlink w:history="1" r:id="rId97lrdzvubx_y8qrts3clf">
+      <w:hyperlink w:history="1" r:id="rIdv9halabcdkvkfjjfhd2mb">
         <w:r>
           <w:rPr>
             <w:rFonts w:ascii="Arial" w:cs="Arial" w:eastAsia="Arial" w:hAnsi="Arial"/>
@@ -209,2546 +2749,6 @@
           <w:szCs w:val="17"/>
         </w:rPr>
         <w:t xml:space="preserve">. You are free to copy, redistribute, and adapt this material in any medium or format, provided appropriate credit is given and the material is not used for commercial purposes. KICD learning outcomes and curriculum designations reproduced here for alignment purposes remain the property of KICD and are not covered by this license. Linked external resources (e.g. CK-12, Khan Academy, PhET) are subject to their own licenses.</w:t>
-      </w:r>
-    </w:p>
-    <w:p>
-      <w:pPr>
-        <w:spacing w:after="120"/>
-      </w:pPr>
-      <w:r>
-        <w:t xml:space="preserve"/>
-      </w:r>
-    </w:p>
-    <w:tbl>
-      <w:tblPr>
-        <w:tblW w:type="dxa" w:w="13680"/>
-        <w:tblBorders>
-          <w:top w:val="single" w:color="AAAAAA" w:sz="4"/>
-          <w:left w:val="single" w:color="AAAAAA" w:sz="4"/>
-          <w:bottom w:val="single" w:color="AAAAAA" w:sz="4"/>
-          <w:right w:val="single" w:color="AAAAAA" w:sz="4"/>
-          <w:insideH w:val="single" w:color="auto" w:sz="4"/>
-          <w:insideV w:val="single" w:color="auto" w:sz="4"/>
-        </w:tblBorders>
-        <w:tblLayout w:type="fixed"/>
-      </w:tblPr>
-      <w:tblGrid>
-        <w:gridCol w:w="3000"/>
-        <w:gridCol w:w="10680"/>
-      </w:tblGrid>
-      <w:tr>
-        <w:tc>
-          <w:tcPr>
-            <w:tcW w:type="dxa" w:w="13680"/>
-            <w:gridSpan w:val="2"/>
-            <w:shd w:fill="1F3864" w:color="auto" w:val="clear"/>
-            <w:tcMar>
-              <w:top w:type="dxa" w:w="60"/>
-              <w:left w:type="dxa" w:w="120"/>
-              <w:bottom w:type="dxa" w:w="60"/>
-              <w:right w:type="dxa" w:w="120"/>
-            </w:tcMar>
-            <w:vAlign w:val="top"/>
-          </w:tcPr>
-          <w:p>
-            <w:pPr>
-              <w:spacing w:after="40" w:before="0"/>
-              <w:jc w:val="center"/>
-            </w:pPr>
-            <w:r>
-              <w:rPr>
-                <w:rFonts w:ascii="Arial" w:cs="Arial" w:eastAsia="Arial" w:hAnsi="Arial"/>
-                <w:b/>
-                <w:bCs/>
-                <w:i w:val="false"/>
-                <w:iCs w:val="false"/>
-                <w:color w:val="FFFFFF"/>
-                <w:sz w:val="22"/>
-                <w:szCs w:val="22"/>
-              </w:rPr>
-              <w:t xml:space="preserve">SUB-STRAND OVERVIEW</w:t>
-            </w:r>
-          </w:p>
-        </w:tc>
-      </w:tr>
-      <w:tr>
-        <w:tc>
-          <w:tcPr>
-            <w:tcW w:type="dxa" w:w="3000"/>
-            <w:shd w:fill="D5E8F0" w:color="auto" w:val="clear"/>
-            <w:tcMar>
-              <w:top w:type="dxa" w:w="60"/>
-              <w:left w:type="dxa" w:w="120"/>
-              <w:bottom w:type="dxa" w:w="60"/>
-              <w:right w:type="dxa" w:w="120"/>
-            </w:tcMar>
-            <w:vAlign w:val="top"/>
-          </w:tcPr>
-          <w:p>
-            <w:pPr>
-              <w:spacing w:after="40" w:before="0"/>
-              <w:jc w:val="left"/>
-            </w:pPr>
-            <w:r>
-              <w:rPr>
-                <w:rFonts w:ascii="Arial" w:cs="Arial" w:eastAsia="Arial" w:hAnsi="Arial"/>
-                <w:b/>
-                <w:bCs/>
-                <w:i w:val="false"/>
-                <w:iCs w:val="false"/>
-                <w:color w:val="000000"/>
-                <w:sz w:val="18"/>
-                <w:szCs w:val="18"/>
-              </w:rPr>
-              <w:t xml:space="preserve">Grade Level</w:t>
-            </w:r>
-          </w:p>
-        </w:tc>
-        <w:tc>
-          <w:tcPr>
-            <w:tcW w:type="dxa" w:w="10680"/>
-            <w:shd w:fill="FFFFFF" w:color="auto" w:val="clear"/>
-            <w:tcMar>
-              <w:top w:type="dxa" w:w="60"/>
-              <w:left w:type="dxa" w:w="120"/>
-              <w:bottom w:type="dxa" w:w="60"/>
-              <w:right w:type="dxa" w:w="120"/>
-            </w:tcMar>
-            <w:vAlign w:val="top"/>
-          </w:tcPr>
-          <w:p>
-            <w:pPr>
-              <w:spacing w:after="40" w:before="0"/>
-              <w:jc w:val="left"/>
-            </w:pPr>
-            <w:r>
-              <w:rPr>
-                <w:rFonts w:ascii="Arial" w:cs="Arial" w:eastAsia="Arial" w:hAnsi="Arial"/>
-                <w:b w:val="false"/>
-                <w:bCs w:val="false"/>
-                <w:i w:val="false"/>
-                <w:iCs w:val="false"/>
-                <w:color w:val="000000"/>
-                <w:sz w:val="18"/>
-                <w:szCs w:val="18"/>
-              </w:rPr>
-              <w:t xml:space="preserve">10</w:t>
-            </w:r>
-          </w:p>
-        </w:tc>
-      </w:tr>
-      <w:tr>
-        <w:tc>
-          <w:tcPr>
-            <w:tcW w:type="dxa" w:w="3000"/>
-            <w:shd w:fill="D5E8F0" w:color="auto" w:val="clear"/>
-            <w:tcMar>
-              <w:top w:type="dxa" w:w="60"/>
-              <w:left w:type="dxa" w:w="120"/>
-              <w:bottom w:type="dxa" w:w="60"/>
-              <w:right w:type="dxa" w:w="120"/>
-            </w:tcMar>
-            <w:vAlign w:val="top"/>
-          </w:tcPr>
-          <w:p>
-            <w:pPr>
-              <w:spacing w:after="40" w:before="0"/>
-              <w:jc w:val="left"/>
-            </w:pPr>
-            <w:r>
-              <w:rPr>
-                <w:rFonts w:ascii="Arial" w:cs="Arial" w:eastAsia="Arial" w:hAnsi="Arial"/>
-                <w:b/>
-                <w:bCs/>
-                <w:i w:val="false"/>
-                <w:iCs w:val="false"/>
-                <w:color w:val="000000"/>
-                <w:sz w:val="18"/>
-                <w:szCs w:val="18"/>
-              </w:rPr>
-              <w:t xml:space="preserve">Subject</w:t>
-            </w:r>
-          </w:p>
-        </w:tc>
-        <w:tc>
-          <w:tcPr>
-            <w:tcW w:type="dxa" w:w="10680"/>
-            <w:shd w:fill="FFFFFF" w:color="auto" w:val="clear"/>
-            <w:tcMar>
-              <w:top w:type="dxa" w:w="60"/>
-              <w:left w:type="dxa" w:w="120"/>
-              <w:bottom w:type="dxa" w:w="60"/>
-              <w:right w:type="dxa" w:w="120"/>
-            </w:tcMar>
-            <w:vAlign w:val="top"/>
-          </w:tcPr>
-          <w:p>
-            <w:pPr>
-              <w:spacing w:after="40" w:before="0"/>
-              <w:jc w:val="left"/>
-            </w:pPr>
-            <w:r>
-              <w:rPr>
-                <w:rFonts w:ascii="Arial" w:cs="Arial" w:eastAsia="Arial" w:hAnsi="Arial"/>
-                <w:b w:val="false"/>
-                <w:bCs w:val="false"/>
-                <w:i w:val="false"/>
-                <w:iCs w:val="false"/>
-                <w:color w:val="000000"/>
-                <w:sz w:val="18"/>
-                <w:szCs w:val="18"/>
-              </w:rPr>
-              <w:t xml:space="preserve">Physics</w:t>
-            </w:r>
-          </w:p>
-        </w:tc>
-      </w:tr>
-      <w:tr>
-        <w:tc>
-          <w:tcPr>
-            <w:tcW w:type="dxa" w:w="3000"/>
-            <w:shd w:fill="D5E8F0" w:color="auto" w:val="clear"/>
-            <w:tcMar>
-              <w:top w:type="dxa" w:w="60"/>
-              <w:left w:type="dxa" w:w="120"/>
-              <w:bottom w:type="dxa" w:w="60"/>
-              <w:right w:type="dxa" w:w="120"/>
-            </w:tcMar>
-            <w:vAlign w:val="top"/>
-          </w:tcPr>
-          <w:p>
-            <w:pPr>
-              <w:spacing w:after="40" w:before="0"/>
-              <w:jc w:val="left"/>
-            </w:pPr>
-            <w:r>
-              <w:rPr>
-                <w:rFonts w:ascii="Arial" w:cs="Arial" w:eastAsia="Arial" w:hAnsi="Arial"/>
-                <w:b/>
-                <w:bCs/>
-                <w:i w:val="false"/>
-                <w:iCs w:val="false"/>
-                <w:color w:val="000000"/>
-                <w:sz w:val="18"/>
-                <w:szCs w:val="18"/>
-              </w:rPr>
-              <w:t xml:space="preserve">Strand</w:t>
-            </w:r>
-          </w:p>
-        </w:tc>
-        <w:tc>
-          <w:tcPr>
-            <w:tcW w:type="dxa" w:w="10680"/>
-            <w:shd w:fill="FFFFFF" w:color="auto" w:val="clear"/>
-            <w:tcMar>
-              <w:top w:type="dxa" w:w="60"/>
-              <w:left w:type="dxa" w:w="120"/>
-              <w:bottom w:type="dxa" w:w="60"/>
-              <w:right w:type="dxa" w:w="120"/>
-            </w:tcMar>
-            <w:vAlign w:val="top"/>
-          </w:tcPr>
-          <w:p>
-            <w:pPr>
-              <w:spacing w:after="40" w:before="0"/>
-              <w:jc w:val="left"/>
-            </w:pPr>
-            <w:r>
-              <w:rPr>
-                <w:rFonts w:ascii="Arial" w:cs="Arial" w:eastAsia="Arial" w:hAnsi="Arial"/>
-                <w:b w:val="false"/>
-                <w:bCs w:val="false"/>
-                <w:i w:val="false"/>
-                <w:iCs w:val="false"/>
-                <w:color w:val="000000"/>
-                <w:sz w:val="18"/>
-                <w:szCs w:val="18"/>
-              </w:rPr>
-              <w:t xml:space="preserve">Strand 3.0: Electricity</w:t>
-            </w:r>
-          </w:p>
-        </w:tc>
-      </w:tr>
-      <w:tr>
-        <w:tc>
-          <w:tcPr>
-            <w:tcW w:type="dxa" w:w="3000"/>
-            <w:shd w:fill="D5E8F0" w:color="auto" w:val="clear"/>
-            <w:tcMar>
-              <w:top w:type="dxa" w:w="60"/>
-              <w:left w:type="dxa" w:w="120"/>
-              <w:bottom w:type="dxa" w:w="60"/>
-              <w:right w:type="dxa" w:w="120"/>
-            </w:tcMar>
-            <w:vAlign w:val="top"/>
-          </w:tcPr>
-          <w:p>
-            <w:pPr>
-              <w:spacing w:after="40" w:before="0"/>
-              <w:jc w:val="left"/>
-            </w:pPr>
-            <w:r>
-              <w:rPr>
-                <w:rFonts w:ascii="Arial" w:cs="Arial" w:eastAsia="Arial" w:hAnsi="Arial"/>
-                <w:b/>
-                <w:bCs/>
-                <w:i w:val="false"/>
-                <w:iCs w:val="false"/>
-                <w:color w:val="000000"/>
-                <w:sz w:val="18"/>
-                <w:szCs w:val="18"/>
-              </w:rPr>
-              <w:t xml:space="preserve">Sub-Strand</w:t>
-            </w:r>
-          </w:p>
-        </w:tc>
-        <w:tc>
-          <w:tcPr>
-            <w:tcW w:type="dxa" w:w="10680"/>
-            <w:shd w:fill="FFFFFF" w:color="auto" w:val="clear"/>
-            <w:tcMar>
-              <w:top w:type="dxa" w:w="60"/>
-              <w:left w:type="dxa" w:w="120"/>
-              <w:bottom w:type="dxa" w:w="60"/>
-              <w:right w:type="dxa" w:w="120"/>
-            </w:tcMar>
-            <w:vAlign w:val="top"/>
-          </w:tcPr>
-          <w:p>
-            <w:pPr>
-              <w:spacing w:after="40" w:before="0"/>
-              <w:jc w:val="left"/>
-            </w:pPr>
-            <w:r>
-              <w:rPr>
-                <w:rFonts w:ascii="Arial" w:cs="Arial" w:eastAsia="Arial" w:hAnsi="Arial"/>
-                <w:b w:val="false"/>
-                <w:bCs w:val="false"/>
-                <w:i w:val="false"/>
-                <w:iCs w:val="false"/>
-                <w:color w:val="000000"/>
-                <w:sz w:val="18"/>
-                <w:szCs w:val="18"/>
-              </w:rPr>
-              <w:t xml:space="preserve">Sub-Strand 3.4: Electrostatics</w:t>
-            </w:r>
-          </w:p>
-        </w:tc>
-      </w:tr>
-      <w:tr>
-        <w:tc>
-          <w:tcPr>
-            <w:tcW w:type="dxa" w:w="3000"/>
-            <w:shd w:fill="D5E8F0" w:color="auto" w:val="clear"/>
-            <w:tcMar>
-              <w:top w:type="dxa" w:w="60"/>
-              <w:left w:type="dxa" w:w="120"/>
-              <w:bottom w:type="dxa" w:w="60"/>
-              <w:right w:type="dxa" w:w="120"/>
-            </w:tcMar>
-            <w:vAlign w:val="top"/>
-          </w:tcPr>
-          <w:p>
-            <w:pPr>
-              <w:spacing w:after="40" w:before="0"/>
-              <w:jc w:val="left"/>
-            </w:pPr>
-            <w:r>
-              <w:rPr>
-                <w:rFonts w:ascii="Arial" w:cs="Arial" w:eastAsia="Arial" w:hAnsi="Arial"/>
-                <w:b/>
-                <w:bCs/>
-                <w:i w:val="false"/>
-                <w:iCs w:val="false"/>
-                <w:color w:val="000000"/>
-                <w:sz w:val="18"/>
-                <w:szCs w:val="18"/>
-              </w:rPr>
-              <w:t xml:space="preserve">Total Duration</w:t>
-            </w:r>
-          </w:p>
-        </w:tc>
-        <w:tc>
-          <w:tcPr>
-            <w:tcW w:type="dxa" w:w="10680"/>
-            <w:shd w:fill="FFFFFF" w:color="auto" w:val="clear"/>
-            <w:tcMar>
-              <w:top w:type="dxa" w:w="60"/>
-              <w:left w:type="dxa" w:w="120"/>
-              <w:bottom w:type="dxa" w:w="60"/>
-              <w:right w:type="dxa" w:w="120"/>
-            </w:tcMar>
-            <w:vAlign w:val="top"/>
-          </w:tcPr>
-          <w:p>
-            <w:pPr>
-              <w:spacing w:after="40" w:before="0"/>
-              <w:jc w:val="left"/>
-            </w:pPr>
-            <w:r>
-              <w:rPr>
-                <w:rFonts w:ascii="Arial" w:cs="Arial" w:eastAsia="Arial" w:hAnsi="Arial"/>
-                <w:b w:val="false"/>
-                <w:bCs w:val="false"/>
-                <w:i w:val="false"/>
-                <w:iCs w:val="false"/>
-                <w:color w:val="000000"/>
-                <w:sz w:val="18"/>
-                <w:szCs w:val="18"/>
-              </w:rPr>
-              <w:t xml:space="preserve">9 lessons × 40 minutes = 360 minutes total</w:t>
-            </w:r>
-          </w:p>
-        </w:tc>
-      </w:tr>
-      <w:tr>
-        <w:tc>
-          <w:tcPr>
-            <w:tcW w:type="dxa" w:w="3000"/>
-            <w:shd w:fill="D5E8F0" w:color="auto" w:val="clear"/>
-            <w:tcMar>
-              <w:top w:type="dxa" w:w="60"/>
-              <w:left w:type="dxa" w:w="120"/>
-              <w:bottom w:type="dxa" w:w="60"/>
-              <w:right w:type="dxa" w:w="120"/>
-            </w:tcMar>
-            <w:vAlign w:val="top"/>
-          </w:tcPr>
-          <w:p>
-            <w:pPr>
-              <w:spacing w:after="40" w:before="0"/>
-              <w:jc w:val="left"/>
-            </w:pPr>
-            <w:r>
-              <w:rPr>
-                <w:rFonts w:ascii="Arial" w:cs="Arial" w:eastAsia="Arial" w:hAnsi="Arial"/>
-                <w:b/>
-                <w:bCs/>
-                <w:i w:val="false"/>
-                <w:iCs w:val="false"/>
-                <w:color w:val="000000"/>
-                <w:sz w:val="18"/>
-                <w:szCs w:val="18"/>
-              </w:rPr>
-              <w:t xml:space="preserve">Sub-Strand Content</w:t>
-            </w:r>
-          </w:p>
-        </w:tc>
-        <w:tc>
-          <w:tcPr>
-            <w:tcW w:type="dxa" w:w="10680"/>
-            <w:shd w:fill="FFFFFF" w:color="auto" w:val="clear"/>
-            <w:tcMar>
-              <w:top w:type="dxa" w:w="60"/>
-              <w:left w:type="dxa" w:w="120"/>
-              <w:bottom w:type="dxa" w:w="60"/>
-              <w:right w:type="dxa" w:w="120"/>
-            </w:tcMar>
-            <w:vAlign w:val="top"/>
-          </w:tcPr>
-          <w:p>
-            <w:pPr>
-              <w:spacing w:after="30" w:before="0"/>
-              <w:ind w:left="360" w:hanging="180"/>
-              <w:jc w:val="left"/>
-            </w:pPr>
-            <w:r>
-              <w:rPr>
-                <w:rFonts w:ascii="Arial" w:cs="Arial" w:eastAsia="Arial" w:hAnsi="Arial"/>
-                <w:b w:val="false"/>
-                <w:bCs w:val="false"/>
-                <w:i w:val="false"/>
-                <w:iCs w:val="false"/>
-                <w:color w:val="000000"/>
-                <w:sz w:val="18"/>
-                <w:szCs w:val="18"/>
-              </w:rPr>
-              <w:t xml:space="preserve">–  Electric charge: types (positive and negative), properties, and the concept of charge conservation</w:t>
-            </w:r>
-          </w:p>
-          <w:p>
-            <w:pPr>
-              <w:spacing w:after="30" w:before="0"/>
-              <w:ind w:left="360" w:hanging="180"/>
-              <w:jc w:val="left"/>
-            </w:pPr>
-            <w:r>
-              <w:rPr>
-                <w:rFonts w:ascii="Arial" w:cs="Arial" w:eastAsia="Arial" w:hAnsi="Arial"/>
-                <w:b w:val="false"/>
-                <w:bCs w:val="false"/>
-                <w:i w:val="false"/>
-                <w:iCs w:val="false"/>
-                <w:color w:val="000000"/>
-                <w:sz w:val="18"/>
-                <w:szCs w:val="18"/>
-              </w:rPr>
-              <w:t xml:space="preserve">–  Methods of charging: friction, contact (conduction), and induction</w:t>
-            </w:r>
-          </w:p>
-          <w:p>
-            <w:pPr>
-              <w:spacing w:after="30" w:before="0"/>
-              <w:ind w:left="360" w:hanging="180"/>
-              <w:jc w:val="left"/>
-            </w:pPr>
-            <w:r>
-              <w:rPr>
-                <w:rFonts w:ascii="Arial" w:cs="Arial" w:eastAsia="Arial" w:hAnsi="Arial"/>
-                <w:b w:val="false"/>
-                <w:bCs w:val="false"/>
-                <w:i w:val="false"/>
-                <w:iCs w:val="false"/>
-                <w:color w:val="000000"/>
-                <w:sz w:val="18"/>
-                <w:szCs w:val="18"/>
-              </w:rPr>
-              <w:t xml:space="preserve">–  Coulomb's Law: the force between point charges, mathematical expression, and calculations</w:t>
-            </w:r>
-          </w:p>
-          <w:p>
-            <w:pPr>
-              <w:spacing w:after="30" w:before="0"/>
-              <w:ind w:left="360" w:hanging="180"/>
-              <w:jc w:val="left"/>
-            </w:pPr>
-            <w:r>
-              <w:rPr>
-                <w:rFonts w:ascii="Arial" w:cs="Arial" w:eastAsia="Arial" w:hAnsi="Arial"/>
-                <w:b w:val="false"/>
-                <w:bCs w:val="false"/>
-                <w:i w:val="false"/>
-                <w:iCs w:val="false"/>
-                <w:color w:val="000000"/>
-                <w:sz w:val="18"/>
-                <w:szCs w:val="18"/>
-              </w:rPr>
-              <w:t xml:space="preserve">–  Electric field: definition, field lines, field patterns around point charges and between parallel plates</w:t>
-            </w:r>
-          </w:p>
-          <w:p>
-            <w:pPr>
-              <w:spacing w:after="30" w:before="0"/>
-              <w:ind w:left="360" w:hanging="180"/>
-              <w:jc w:val="left"/>
-            </w:pPr>
-            <w:r>
-              <w:rPr>
-                <w:rFonts w:ascii="Arial" w:cs="Arial" w:eastAsia="Arial" w:hAnsi="Arial"/>
-                <w:b w:val="false"/>
-                <w:bCs w:val="false"/>
-                <w:i w:val="false"/>
-                <w:iCs w:val="false"/>
-                <w:color w:val="000000"/>
-                <w:sz w:val="18"/>
-                <w:szCs w:val="18"/>
-              </w:rPr>
-              <w:t xml:space="preserve">–  Electric potential and potential difference: definitions, units, and relationship to work done</w:t>
-            </w:r>
-          </w:p>
-          <w:p>
-            <w:pPr>
-              <w:spacing w:after="30" w:before="0"/>
-              <w:ind w:left="360" w:hanging="180"/>
-              <w:jc w:val="left"/>
-            </w:pPr>
-            <w:r>
-              <w:rPr>
-                <w:rFonts w:ascii="Arial" w:cs="Arial" w:eastAsia="Arial" w:hAnsi="Arial"/>
-                <w:b w:val="false"/>
-                <w:bCs w:val="false"/>
-                <w:i w:val="false"/>
-                <w:iCs w:val="false"/>
-                <w:color w:val="000000"/>
-                <w:sz w:val="18"/>
-                <w:szCs w:val="18"/>
-              </w:rPr>
-              <w:t xml:space="preserve">–  Capacitance: definition, the capacitor, factors affecting capacitance, and the capacitance formula (C = Q/V)</w:t>
-            </w:r>
-          </w:p>
-          <w:p>
-            <w:pPr>
-              <w:spacing w:after="30" w:before="0"/>
-              <w:ind w:left="360" w:hanging="180"/>
-              <w:jc w:val="left"/>
-            </w:pPr>
-            <w:r>
-              <w:rPr>
-                <w:rFonts w:ascii="Arial" w:cs="Arial" w:eastAsia="Arial" w:hAnsi="Arial"/>
-                <w:b w:val="false"/>
-                <w:bCs w:val="false"/>
-                <w:i w:val="false"/>
-                <w:iCs w:val="false"/>
-                <w:color w:val="000000"/>
-                <w:sz w:val="18"/>
-                <w:szCs w:val="18"/>
-              </w:rPr>
-              <w:t xml:space="preserve">–  Capacitors in series and parallel: combined capacitance calculations</w:t>
-            </w:r>
-          </w:p>
-          <w:p>
-            <w:pPr>
-              <w:spacing w:after="30" w:before="0"/>
-              <w:ind w:left="360" w:hanging="180"/>
-              <w:jc w:val="left"/>
-            </w:pPr>
-            <w:r>
-              <w:rPr>
-                <w:rFonts w:ascii="Arial" w:cs="Arial" w:eastAsia="Arial" w:hAnsi="Arial"/>
-                <w:b w:val="false"/>
-                <w:bCs w:val="false"/>
-                <w:i w:val="false"/>
-                <w:iCs w:val="false"/>
-                <w:color w:val="000000"/>
-                <w:sz w:val="18"/>
-                <w:szCs w:val="18"/>
-              </w:rPr>
-              <w:t xml:space="preserve">–  Energy stored in a capacitor: formula derivation and calculations</w:t>
-            </w:r>
-          </w:p>
-          <w:p>
-            <w:pPr>
-              <w:spacing w:after="30" w:before="0"/>
-              <w:ind w:left="360" w:hanging="180"/>
-              <w:jc w:val="left"/>
-            </w:pPr>
-            <w:r>
-              <w:rPr>
-                <w:rFonts w:ascii="Arial" w:cs="Arial" w:eastAsia="Arial" w:hAnsi="Arial"/>
-                <w:b w:val="false"/>
-                <w:bCs w:val="false"/>
-                <w:i w:val="false"/>
-                <w:iCs w:val="false"/>
-                <w:color w:val="000000"/>
-                <w:sz w:val="18"/>
-                <w:szCs w:val="18"/>
-              </w:rPr>
-              <w:t xml:space="preserve">–  Applications of electrostatics: lightning conductors, photocopiers, electrostatic precipitators, spray painting</w:t>
-            </w:r>
-          </w:p>
-        </w:tc>
-      </w:tr>
-      <w:tr>
-        <w:tc>
-          <w:tcPr>
-            <w:tcW w:type="dxa" w:w="3000"/>
-            <w:shd w:fill="D5E8F0" w:color="auto" w:val="clear"/>
-            <w:tcMar>
-              <w:top w:type="dxa" w:w="60"/>
-              <w:left w:type="dxa" w:w="120"/>
-              <w:bottom w:type="dxa" w:w="60"/>
-              <w:right w:type="dxa" w:w="120"/>
-            </w:tcMar>
-            <w:vAlign w:val="top"/>
-          </w:tcPr>
-          <w:p>
-            <w:pPr>
-              <w:spacing w:after="40" w:before="0"/>
-              <w:jc w:val="left"/>
-            </w:pPr>
-            <w:r>
-              <w:rPr>
-                <w:rFonts w:ascii="Arial" w:cs="Arial" w:eastAsia="Arial" w:hAnsi="Arial"/>
-                <w:b/>
-                <w:bCs/>
-                <w:i w:val="false"/>
-                <w:iCs w:val="false"/>
-                <w:color w:val="000000"/>
-                <w:sz w:val="18"/>
-                <w:szCs w:val="18"/>
-              </w:rPr>
-              <w:t xml:space="preserve">Learning Outcomes</w:t>
-            </w:r>
-          </w:p>
-        </w:tc>
-        <w:tc>
-          <w:tcPr>
-            <w:tcW w:type="dxa" w:w="10680"/>
-            <w:shd w:fill="FFFFFF" w:color="auto" w:val="clear"/>
-            <w:tcMar>
-              <w:top w:type="dxa" w:w="60"/>
-              <w:left w:type="dxa" w:w="120"/>
-              <w:bottom w:type="dxa" w:w="60"/>
-              <w:right w:type="dxa" w:w="120"/>
-            </w:tcMar>
-            <w:vAlign w:val="top"/>
-          </w:tcPr>
-          <w:p>
-            <w:pPr>
-              <w:spacing w:after="40" w:before="0"/>
-              <w:jc w:val="left"/>
-            </w:pPr>
-            <w:r>
-              <w:rPr>
-                <w:rFonts w:ascii="Arial" w:cs="Arial" w:eastAsia="Arial" w:hAnsi="Arial"/>
-                <w:b w:val="false"/>
-                <w:bCs w:val="false"/>
-                <w:i w:val="false"/>
-                <w:iCs w:val="false"/>
-                <w:color w:val="000000"/>
-                <w:sz w:val="18"/>
-                <w:szCs w:val="18"/>
-              </w:rPr>
-              <w:t xml:space="preserve">By the end of the sub-strand, the learner should be able to:</w:t>
-            </w:r>
-          </w:p>
-          <w:p>
-            <w:pPr>
-              <w:spacing w:after="40" w:before="0"/>
-              <w:jc w:val="left"/>
-            </w:pPr>
-            <w:r>
-              <w:rPr>
-                <w:rFonts w:ascii="Arial" w:cs="Arial" w:eastAsia="Arial" w:hAnsi="Arial"/>
-                <w:b w:val="false"/>
-                <w:bCs w:val="false"/>
-                <w:i w:val="false"/>
-                <w:iCs w:val="false"/>
-                <w:color w:val="000000"/>
-                <w:sz w:val="18"/>
-                <w:szCs w:val="18"/>
-              </w:rPr>
-              <w:t xml:space="preserve">a) explain the concept of electric charge and the methods by which objects can be charged</w:t>
-            </w:r>
-          </w:p>
-          <w:p>
-            <w:pPr>
-              <w:spacing w:after="40" w:before="0"/>
-              <w:jc w:val="left"/>
-            </w:pPr>
-            <w:r>
-              <w:rPr>
-                <w:rFonts w:ascii="Arial" w:cs="Arial" w:eastAsia="Arial" w:hAnsi="Arial"/>
-                <w:b w:val="false"/>
-                <w:bCs w:val="false"/>
-                <w:i w:val="false"/>
-                <w:iCs w:val="false"/>
-                <w:color w:val="000000"/>
-                <w:sz w:val="18"/>
-                <w:szCs w:val="18"/>
-              </w:rPr>
-              <w:t xml:space="preserve">b) state and apply Coulomb's Law to calculate the electrostatic force between point charges</w:t>
-            </w:r>
-          </w:p>
-          <w:p>
-            <w:pPr>
-              <w:spacing w:after="40" w:before="0"/>
-              <w:jc w:val="left"/>
-            </w:pPr>
-            <w:r>
-              <w:rPr>
-                <w:rFonts w:ascii="Arial" w:cs="Arial" w:eastAsia="Arial" w:hAnsi="Arial"/>
-                <w:b w:val="false"/>
-                <w:bCs w:val="false"/>
-                <w:i w:val="false"/>
-                <w:iCs w:val="false"/>
-                <w:color w:val="000000"/>
-                <w:sz w:val="18"/>
-                <w:szCs w:val="18"/>
-              </w:rPr>
-              <w:t xml:space="preserve">c) describe electric fields and electric potential, and draw field line patterns for various charge configurations</w:t>
-            </w:r>
-          </w:p>
-          <w:p>
-            <w:pPr>
-              <w:spacing w:after="40" w:before="0"/>
-              <w:jc w:val="left"/>
-            </w:pPr>
-            <w:r>
-              <w:rPr>
-                <w:rFonts w:ascii="Arial" w:cs="Arial" w:eastAsia="Arial" w:hAnsi="Arial"/>
-                <w:b w:val="false"/>
-                <w:bCs w:val="false"/>
-                <w:i w:val="false"/>
-                <w:iCs w:val="false"/>
-                <w:color w:val="000000"/>
-                <w:sz w:val="18"/>
-                <w:szCs w:val="18"/>
-              </w:rPr>
-              <w:t xml:space="preserve">d) define capacitance and solve problems involving capacitors in series and parallel circuits</w:t>
-            </w:r>
-          </w:p>
-          <w:p>
-            <w:pPr>
-              <w:spacing w:after="40" w:before="0"/>
-              <w:jc w:val="left"/>
-            </w:pPr>
-            <w:r>
-              <w:rPr>
-                <w:rFonts w:ascii="Arial" w:cs="Arial" w:eastAsia="Arial" w:hAnsi="Arial"/>
-                <w:b w:val="false"/>
-                <w:bCs w:val="false"/>
-                <w:i w:val="false"/>
-                <w:iCs w:val="false"/>
-                <w:color w:val="000000"/>
-                <w:sz w:val="18"/>
-                <w:szCs w:val="18"/>
-              </w:rPr>
-              <w:t xml:space="preserve">e) explain applications of electrostatics in everyday life and evaluate their benefits and risks to society and the environment</w:t>
-            </w:r>
-          </w:p>
-        </w:tc>
-      </w:tr>
-      <w:tr>
-        <w:tc>
-          <w:tcPr>
-            <w:tcW w:type="dxa" w:w="3000"/>
-            <w:shd w:fill="D5E8F0" w:color="auto" w:val="clear"/>
-            <w:tcMar>
-              <w:top w:type="dxa" w:w="60"/>
-              <w:left w:type="dxa" w:w="120"/>
-              <w:bottom w:type="dxa" w:w="60"/>
-              <w:right w:type="dxa" w:w="120"/>
-            </w:tcMar>
-            <w:vAlign w:val="top"/>
-          </w:tcPr>
-          <w:p>
-            <w:pPr>
-              <w:spacing w:after="40" w:before="0"/>
-              <w:jc w:val="left"/>
-            </w:pPr>
-            <w:r>
-              <w:rPr>
-                <w:rFonts w:ascii="Arial" w:cs="Arial" w:eastAsia="Arial" w:hAnsi="Arial"/>
-                <w:b/>
-                <w:bCs/>
-                <w:i w:val="false"/>
-                <w:iCs w:val="false"/>
-                <w:color w:val="000000"/>
-                <w:sz w:val="18"/>
-                <w:szCs w:val="18"/>
-              </w:rPr>
-              <w:t xml:space="preserve">Core Competencies</w:t>
-            </w:r>
-          </w:p>
-        </w:tc>
-        <w:tc>
-          <w:tcPr>
-            <w:tcW w:type="dxa" w:w="10680"/>
-            <w:shd w:fill="FFFFFF" w:color="auto" w:val="clear"/>
-            <w:tcMar>
-              <w:top w:type="dxa" w:w="60"/>
-              <w:left w:type="dxa" w:w="120"/>
-              <w:bottom w:type="dxa" w:w="60"/>
-              <w:right w:type="dxa" w:w="120"/>
-            </w:tcMar>
-            <w:vAlign w:val="top"/>
-          </w:tcPr>
-          <w:p>
-            <w:pPr>
-              <w:spacing w:after="30" w:before="0"/>
-              <w:ind w:left="360" w:hanging="180"/>
-              <w:jc w:val="left"/>
-            </w:pPr>
-            <w:r>
-              <w:rPr>
-                <w:rFonts w:ascii="Arial" w:cs="Arial" w:eastAsia="Arial" w:hAnsi="Arial"/>
-                <w:b w:val="false"/>
-                <w:bCs w:val="false"/>
-                <w:i w:val="false"/>
-                <w:iCs w:val="false"/>
-                <w:color w:val="000000"/>
-                <w:sz w:val="18"/>
-                <w:szCs w:val="18"/>
-              </w:rPr>
-              <w:t xml:space="preserve">–  Communication and Collaboration: Learners discuss and present findings on charge behaviour and field patterns in group investigations, building scientific discourse and peer learning skills</w:t>
-            </w:r>
-          </w:p>
-          <w:p>
-            <w:pPr>
-              <w:spacing w:after="30" w:before="0"/>
-              <w:ind w:left="360" w:hanging="180"/>
-              <w:jc w:val="left"/>
-            </w:pPr>
-            <w:r>
-              <w:rPr>
-                <w:rFonts w:ascii="Arial" w:cs="Arial" w:eastAsia="Arial" w:hAnsi="Arial"/>
-                <w:b w:val="false"/>
-                <w:bCs w:val="false"/>
-                <w:i w:val="false"/>
-                <w:iCs w:val="false"/>
-                <w:color w:val="000000"/>
-                <w:sz w:val="18"/>
-                <w:szCs w:val="18"/>
-              </w:rPr>
-              <w:t xml:space="preserve">–  Critical Thinking and Problem Solving: Learners analyse Coulomb's Law, derive capacitance relationships, and solve quantitative problems requiring logical reasoning and mathematical application</w:t>
-            </w:r>
-          </w:p>
-          <w:p>
-            <w:pPr>
-              <w:spacing w:after="30" w:before="0"/>
-              <w:ind w:left="360" w:hanging="180"/>
-              <w:jc w:val="left"/>
-            </w:pPr>
-            <w:r>
-              <w:rPr>
-                <w:rFonts w:ascii="Arial" w:cs="Arial" w:eastAsia="Arial" w:hAnsi="Arial"/>
-                <w:b w:val="false"/>
-                <w:bCs w:val="false"/>
-                <w:i w:val="false"/>
-                <w:iCs w:val="false"/>
-                <w:color w:val="000000"/>
-                <w:sz w:val="18"/>
-                <w:szCs w:val="18"/>
-              </w:rPr>
-              <w:t xml:space="preserve">–  Learning to Learn: Learners revise and update their conceptual models of electrostatic phenomena across lessons, developing metacognitive awareness of how their understanding grows</w:t>
-            </w:r>
-          </w:p>
-          <w:p>
-            <w:pPr>
-              <w:spacing w:after="30" w:before="0"/>
-              <w:ind w:left="360" w:hanging="180"/>
-              <w:jc w:val="left"/>
-            </w:pPr>
-            <w:r>
-              <w:rPr>
-                <w:rFonts w:ascii="Arial" w:cs="Arial" w:eastAsia="Arial" w:hAnsi="Arial"/>
-                <w:b w:val="false"/>
-                <w:bCs w:val="false"/>
-                <w:i w:val="false"/>
-                <w:iCs w:val="false"/>
-                <w:color w:val="000000"/>
-                <w:sz w:val="18"/>
-                <w:szCs w:val="18"/>
-              </w:rPr>
-              <w:t xml:space="preserve">–  Digital Literacy: Learners use simulations (e.g., PhET Electric Field Hockey) to visualise invisible electric fields, interpreting digital representations of physical phenomena</w:t>
-            </w:r>
-          </w:p>
-          <w:p>
-            <w:pPr>
-              <w:spacing w:after="30" w:before="0"/>
-              <w:ind w:left="360" w:hanging="180"/>
-              <w:jc w:val="left"/>
-            </w:pPr>
-            <w:r>
-              <w:rPr>
-                <w:rFonts w:ascii="Arial" w:cs="Arial" w:eastAsia="Arial" w:hAnsi="Arial"/>
-                <w:b w:val="false"/>
-                <w:bCs w:val="false"/>
-                <w:i w:val="false"/>
-                <w:iCs w:val="false"/>
-                <w:color w:val="000000"/>
-                <w:sz w:val="18"/>
-                <w:szCs w:val="18"/>
-              </w:rPr>
-              <w:t xml:space="preserve">–  Self-Efficacy: Learners build confidence by successfully predicting, testing, and explaining electrostatic interactions using both hands-on materials and mathematical tools</w:t>
-            </w:r>
-          </w:p>
-        </w:tc>
-      </w:tr>
-      <w:tr>
-        <w:tc>
-          <w:tcPr>
-            <w:tcW w:type="dxa" w:w="3000"/>
-            <w:shd w:fill="E2EFDA" w:color="auto" w:val="clear"/>
-            <w:tcMar>
-              <w:top w:type="dxa" w:w="60"/>
-              <w:left w:type="dxa" w:w="120"/>
-              <w:bottom w:type="dxa" w:w="60"/>
-              <w:right w:type="dxa" w:w="120"/>
-            </w:tcMar>
-            <w:vAlign w:val="top"/>
-          </w:tcPr>
-          <w:p>
-            <w:pPr>
-              <w:spacing w:after="40" w:before="0"/>
-              <w:jc w:val="left"/>
-            </w:pPr>
-            <w:r>
-              <w:rPr>
-                <w:rFonts w:ascii="Arial" w:cs="Arial" w:eastAsia="Arial" w:hAnsi="Arial"/>
-                <w:b/>
-                <w:bCs/>
-                <w:i w:val="false"/>
-                <w:iCs w:val="false"/>
-                <w:color w:val="000000"/>
-                <w:sz w:val="18"/>
-                <w:szCs w:val="18"/>
-              </w:rPr>
-              <w:t xml:space="preserve">Core Values</w:t>
-            </w:r>
-          </w:p>
-        </w:tc>
-        <w:tc>
-          <w:tcPr>
-            <w:tcW w:type="dxa" w:w="10680"/>
-            <w:shd w:fill="FFFFFF" w:color="auto" w:val="clear"/>
-            <w:tcMar>
-              <w:top w:type="dxa" w:w="60"/>
-              <w:left w:type="dxa" w:w="120"/>
-              <w:bottom w:type="dxa" w:w="60"/>
-              <w:right w:type="dxa" w:w="120"/>
-            </w:tcMar>
-            <w:vAlign w:val="top"/>
-          </w:tcPr>
-          <w:p>
-            <w:pPr>
-              <w:spacing w:after="30" w:before="0"/>
-              <w:ind w:left="360" w:hanging="180"/>
-              <w:jc w:val="left"/>
-            </w:pPr>
-            <w:r>
-              <w:rPr>
-                <w:rFonts w:ascii="Arial" w:cs="Arial" w:eastAsia="Arial" w:hAnsi="Arial"/>
-                <w:b w:val="false"/>
-                <w:bCs w:val="false"/>
-                <w:i w:val="false"/>
-                <w:iCs w:val="false"/>
-                <w:color w:val="000000"/>
-                <w:sz w:val="18"/>
-                <w:szCs w:val="18"/>
-              </w:rPr>
-              <w:t xml:space="preserve">–  Responsibility: Learners consider the responsible use of electrostatic technology (e.g., safe handling of capacitors, grounding to prevent static shocks) and its implications for personal and community safety</w:t>
-            </w:r>
-          </w:p>
-          <w:p>
-            <w:pPr>
-              <w:spacing w:after="30" w:before="0"/>
-              <w:ind w:left="360" w:hanging="180"/>
-              <w:jc w:val="left"/>
-            </w:pPr>
-            <w:r>
-              <w:rPr>
-                <w:rFonts w:ascii="Arial" w:cs="Arial" w:eastAsia="Arial" w:hAnsi="Arial"/>
-                <w:b w:val="false"/>
-                <w:bCs w:val="false"/>
-                <w:i w:val="false"/>
-                <w:iCs w:val="false"/>
-                <w:color w:val="000000"/>
-                <w:sz w:val="18"/>
-                <w:szCs w:val="18"/>
-              </w:rPr>
-              <w:t xml:space="preserve">–  Respect: Learners respect diverse contributions during group investigations and appreciate the work of scientists — including African researchers — who advanced understanding of electricity</w:t>
-            </w:r>
-          </w:p>
-          <w:p>
-            <w:pPr>
-              <w:spacing w:after="30" w:before="0"/>
-              <w:ind w:left="360" w:hanging="180"/>
-              <w:jc w:val="left"/>
-            </w:pPr>
-            <w:r>
-              <w:rPr>
-                <w:rFonts w:ascii="Arial" w:cs="Arial" w:eastAsia="Arial" w:hAnsi="Arial"/>
-                <w:b w:val="false"/>
-                <w:bCs w:val="false"/>
-                <w:i w:val="false"/>
-                <w:iCs w:val="false"/>
-                <w:color w:val="000000"/>
-                <w:sz w:val="18"/>
-                <w:szCs w:val="18"/>
-              </w:rPr>
-              <w:t xml:space="preserve">–  Unity: Learners collaborate in investigative teams, recognising that shared inquiry produces stronger scientific understanding than individual effort alone</w:t>
-            </w:r>
-          </w:p>
-          <w:p>
-            <w:pPr>
-              <w:spacing w:after="30" w:before="0"/>
-              <w:ind w:left="360" w:hanging="180"/>
-              <w:jc w:val="left"/>
-            </w:pPr>
-            <w:r>
-              <w:rPr>
-                <w:rFonts w:ascii="Arial" w:cs="Arial" w:eastAsia="Arial" w:hAnsi="Arial"/>
-                <w:b w:val="false"/>
-                <w:bCs w:val="false"/>
-                <w:i w:val="false"/>
-                <w:iCs w:val="false"/>
-                <w:color w:val="000000"/>
-                <w:sz w:val="18"/>
-                <w:szCs w:val="18"/>
-              </w:rPr>
-              <w:t xml:space="preserve">–  Social Justice: Learners evaluate how access to electrostatic applications (e.g., electrostatic precipitators reducing air pollution near Nairobi's industrial areas) can address environmental inequalities in Kenyan communities</w:t>
-            </w:r>
-          </w:p>
-          <w:p>
-            <w:pPr>
-              <w:spacing w:after="30" w:before="0"/>
-              <w:ind w:left="360" w:hanging="180"/>
-              <w:jc w:val="left"/>
-            </w:pPr>
-            <w:r>
-              <w:rPr>
-                <w:rFonts w:ascii="Arial" w:cs="Arial" w:eastAsia="Arial" w:hAnsi="Arial"/>
-                <w:b w:val="false"/>
-                <w:bCs w:val="false"/>
-                <w:i w:val="false"/>
-                <w:iCs w:val="false"/>
-                <w:color w:val="000000"/>
-                <w:sz w:val="18"/>
-                <w:szCs w:val="18"/>
-              </w:rPr>
-              <w:t xml:space="preserve">–  Patriotism: Learners connect electrostatics to Kenya's development goals, including safer electrical infrastructure and cleaner industrial processes supporting Vision 2030</w:t>
-            </w:r>
-          </w:p>
-        </w:tc>
-      </w:tr>
-      <w:tr>
-        <w:tc>
-          <w:tcPr>
-            <w:tcW w:type="dxa" w:w="3000"/>
-            <w:shd w:fill="D5E8F0" w:color="auto" w:val="clear"/>
-            <w:tcMar>
-              <w:top w:type="dxa" w:w="60"/>
-              <w:left w:type="dxa" w:w="120"/>
-              <w:bottom w:type="dxa" w:w="60"/>
-              <w:right w:type="dxa" w:w="120"/>
-            </w:tcMar>
-            <w:vAlign w:val="top"/>
-          </w:tcPr>
-          <w:p>
-            <w:pPr>
-              <w:spacing w:after="40" w:before="0"/>
-              <w:jc w:val="left"/>
-            </w:pPr>
-            <w:r>
-              <w:rPr>
-                <w:rFonts w:ascii="Arial" w:cs="Arial" w:eastAsia="Arial" w:hAnsi="Arial"/>
-                <w:b/>
-                <w:bCs/>
-                <w:i w:val="false"/>
-                <w:iCs w:val="false"/>
-                <w:color w:val="000000"/>
-                <w:sz w:val="18"/>
-                <w:szCs w:val="18"/>
-              </w:rPr>
-              <w:t xml:space="preserve">Science &amp; Engineering Practices</w:t>
-            </w:r>
-          </w:p>
-        </w:tc>
-        <w:tc>
-          <w:tcPr>
-            <w:tcW w:type="dxa" w:w="10680"/>
-            <w:shd w:fill="FFFFFF" w:color="auto" w:val="clear"/>
-            <w:tcMar>
-              <w:top w:type="dxa" w:w="60"/>
-              <w:left w:type="dxa" w:w="120"/>
-              <w:bottom w:type="dxa" w:w="60"/>
-              <w:right w:type="dxa" w:w="120"/>
-            </w:tcMar>
-            <w:vAlign w:val="top"/>
-          </w:tcPr>
-          <w:p>
-            <w:pPr>
-              <w:spacing w:after="30" w:before="0"/>
-              <w:ind w:left="360" w:hanging="180"/>
-              <w:jc w:val="left"/>
-            </w:pPr>
-            <w:r>
-              <w:rPr>
-                <w:rFonts w:ascii="Arial" w:cs="Arial" w:eastAsia="Arial" w:hAnsi="Arial"/>
-                <w:b w:val="false"/>
-                <w:bCs w:val="false"/>
-                <w:i w:val="false"/>
-                <w:iCs w:val="false"/>
-                <w:color w:val="000000"/>
-                <w:sz w:val="18"/>
-                <w:szCs w:val="18"/>
-              </w:rPr>
-              <w:t xml:space="preserve">–  Asking Questions and Defining Problems: Learners generate and refine questions about observed electrostatic phenomena (e.g., why a charged balloon repels another balloon) to drive investigation</w:t>
-            </w:r>
-          </w:p>
-          <w:p>
-            <w:pPr>
-              <w:spacing w:after="30" w:before="0"/>
-              <w:ind w:left="360" w:hanging="180"/>
-              <w:jc w:val="left"/>
-            </w:pPr>
-            <w:r>
-              <w:rPr>
-                <w:rFonts w:ascii="Arial" w:cs="Arial" w:eastAsia="Arial" w:hAnsi="Arial"/>
-                <w:b w:val="false"/>
-                <w:bCs w:val="false"/>
-                <w:i w:val="false"/>
-                <w:iCs w:val="false"/>
-                <w:color w:val="000000"/>
-                <w:sz w:val="18"/>
-                <w:szCs w:val="18"/>
-              </w:rPr>
-              <w:t xml:space="preserve">–  Planning and Carrying Out Investigations: Learners design and conduct controlled experiments on charging by friction, contact, and induction using locally available materials (plastic rulers, wool cloth, paper scraps)</w:t>
-            </w:r>
-          </w:p>
-          <w:p>
-            <w:pPr>
-              <w:spacing w:after="30" w:before="0"/>
-              <w:ind w:left="360" w:hanging="180"/>
-              <w:jc w:val="left"/>
-            </w:pPr>
-            <w:r>
-              <w:rPr>
-                <w:rFonts w:ascii="Arial" w:cs="Arial" w:eastAsia="Arial" w:hAnsi="Arial"/>
-                <w:b w:val="false"/>
-                <w:bCs w:val="false"/>
-                <w:i w:val="false"/>
-                <w:iCs w:val="false"/>
-                <w:color w:val="000000"/>
-                <w:sz w:val="18"/>
-                <w:szCs w:val="18"/>
-              </w:rPr>
-              <w:t xml:space="preserve">–  Analysing and Interpreting Data: Learners record and interpret data from electroscope deflections and capacitor charge/discharge measurements, identifying patterns and anomalies</w:t>
-            </w:r>
-          </w:p>
-          <w:p>
-            <w:pPr>
-              <w:spacing w:after="30" w:before="0"/>
-              <w:ind w:left="360" w:hanging="180"/>
-              <w:jc w:val="left"/>
-            </w:pPr>
-            <w:r>
-              <w:rPr>
-                <w:rFonts w:ascii="Arial" w:cs="Arial" w:eastAsia="Arial" w:hAnsi="Arial"/>
-                <w:b w:val="false"/>
-                <w:bCs w:val="false"/>
-                <w:i w:val="false"/>
-                <w:iCs w:val="false"/>
-                <w:color w:val="000000"/>
-                <w:sz w:val="18"/>
-                <w:szCs w:val="18"/>
-              </w:rPr>
-              <w:t xml:space="preserve">–  Using Mathematics and Computational Thinking: Learners apply Coulomb's Law and capacitance formulae to solve quantitative problems, using proportional reasoning to predict the effect of changing variables</w:t>
-            </w:r>
-          </w:p>
-          <w:p>
-            <w:pPr>
-              <w:spacing w:after="30" w:before="0"/>
-              <w:ind w:left="360" w:hanging="180"/>
-              <w:jc w:val="left"/>
-            </w:pPr>
-            <w:r>
-              <w:rPr>
-                <w:rFonts w:ascii="Arial" w:cs="Arial" w:eastAsia="Arial" w:hAnsi="Arial"/>
-                <w:b w:val="false"/>
-                <w:bCs w:val="false"/>
-                <w:i w:val="false"/>
-                <w:iCs w:val="false"/>
-                <w:color w:val="000000"/>
-                <w:sz w:val="18"/>
-                <w:szCs w:val="18"/>
-              </w:rPr>
-              <w:t xml:space="preserve">–  Constructing Explanations: Learners build evidence-based written and diagrammatic explanations of electrostatic behaviour, linking macroscopic observations to microscopic charge models</w:t>
-            </w:r>
-          </w:p>
-          <w:p>
-            <w:pPr>
-              <w:spacing w:after="30" w:before="0"/>
-              <w:ind w:left="360" w:hanging="180"/>
-              <w:jc w:val="left"/>
-            </w:pPr>
-            <w:r>
-              <w:rPr>
-                <w:rFonts w:ascii="Arial" w:cs="Arial" w:eastAsia="Arial" w:hAnsi="Arial"/>
-                <w:b w:val="false"/>
-                <w:bCs w:val="false"/>
-                <w:i w:val="false"/>
-                <w:iCs w:val="false"/>
-                <w:color w:val="000000"/>
-                <w:sz w:val="18"/>
-                <w:szCs w:val="18"/>
-              </w:rPr>
-              <w:t xml:space="preserve">–  Obtaining, Evaluating, and Communicating Information: Learners research and present real-world electrostatic applications, evaluating source credibility and communicating findings clearly to peers</w:t>
-            </w:r>
-          </w:p>
-        </w:tc>
-      </w:tr>
-      <w:tr>
-        <w:tc>
-          <w:tcPr>
-            <w:tcW w:type="dxa" w:w="3000"/>
-            <w:shd w:fill="FCE4D6" w:color="auto" w:val="clear"/>
-            <w:tcMar>
-              <w:top w:type="dxa" w:w="60"/>
-              <w:left w:type="dxa" w:w="120"/>
-              <w:bottom w:type="dxa" w:w="60"/>
-              <w:right w:type="dxa" w:w="120"/>
-            </w:tcMar>
-            <w:vAlign w:val="top"/>
-          </w:tcPr>
-          <w:p>
-            <w:pPr>
-              <w:spacing w:after="40" w:before="0"/>
-              <w:jc w:val="left"/>
-            </w:pPr>
-            <w:r>
-              <w:rPr>
-                <w:rFonts w:ascii="Arial" w:cs="Arial" w:eastAsia="Arial" w:hAnsi="Arial"/>
-                <w:b/>
-                <w:bCs/>
-                <w:i w:val="false"/>
-                <w:iCs w:val="false"/>
-                <w:color w:val="000000"/>
-                <w:sz w:val="18"/>
-                <w:szCs w:val="18"/>
-              </w:rPr>
-              <w:t xml:space="preserve">Pertinent &amp; Contemporary Issues (PCIs)</w:t>
-            </w:r>
-          </w:p>
-        </w:tc>
-        <w:tc>
-          <w:tcPr>
-            <w:tcW w:type="dxa" w:w="10680"/>
-            <w:shd w:fill="FFFFFF" w:color="auto" w:val="clear"/>
-            <w:tcMar>
-              <w:top w:type="dxa" w:w="60"/>
-              <w:left w:type="dxa" w:w="120"/>
-              <w:bottom w:type="dxa" w:w="60"/>
-              <w:right w:type="dxa" w:w="120"/>
-            </w:tcMar>
-            <w:vAlign w:val="top"/>
-          </w:tcPr>
-          <w:p>
-            <w:pPr>
-              <w:spacing w:after="30" w:before="0"/>
-              <w:ind w:left="360" w:hanging="180"/>
-              <w:jc w:val="left"/>
-            </w:pPr>
-            <w:r>
-              <w:rPr>
-                <w:rFonts w:ascii="Arial" w:cs="Arial" w:eastAsia="Arial" w:hAnsi="Arial"/>
-                <w:b w:val="false"/>
-                <w:bCs w:val="false"/>
-                <w:i w:val="false"/>
-                <w:iCs w:val="false"/>
-                <w:color w:val="000000"/>
-                <w:sz w:val="18"/>
-                <w:szCs w:val="18"/>
-              </w:rPr>
-              <w:t xml:space="preserve">–  Safety: Learners are taught safe practices around static electricity and high-voltage equipment, linking to personal and community safety in electrical environments</w:t>
-            </w:r>
-          </w:p>
-          <w:p>
-            <w:pPr>
-              <w:spacing w:after="30" w:before="0"/>
-              <w:ind w:left="360" w:hanging="180"/>
-              <w:jc w:val="left"/>
-            </w:pPr>
-            <w:r>
-              <w:rPr>
-                <w:rFonts w:ascii="Arial" w:cs="Arial" w:eastAsia="Arial" w:hAnsi="Arial"/>
-                <w:b w:val="false"/>
-                <w:bCs w:val="false"/>
-                <w:i w:val="false"/>
-                <w:iCs w:val="false"/>
-                <w:color w:val="000000"/>
-                <w:sz w:val="18"/>
-                <w:szCs w:val="18"/>
-              </w:rPr>
-              <w:t xml:space="preserve">–  Environmental Education: Learners explore how electrostatic precipitators reduce particulate pollution from factories (e.g., cement plants in Athi River), connecting physics to environmental conservation</w:t>
-            </w:r>
-          </w:p>
-          <w:p>
-            <w:pPr>
-              <w:spacing w:after="30" w:before="0"/>
-              <w:ind w:left="360" w:hanging="180"/>
-              <w:jc w:val="left"/>
-            </w:pPr>
-            <w:r>
-              <w:rPr>
-                <w:rFonts w:ascii="Arial" w:cs="Arial" w:eastAsia="Arial" w:hAnsi="Arial"/>
-                <w:b w:val="false"/>
-                <w:bCs w:val="false"/>
-                <w:i w:val="false"/>
-                <w:iCs w:val="false"/>
-                <w:color w:val="000000"/>
-                <w:sz w:val="18"/>
-                <w:szCs w:val="18"/>
-              </w:rPr>
-              <w:t xml:space="preserve">–  Financial Literacy: Learners consider the economic value of electrostatic applications — such as efficient spray painting in manufacturing — and evaluate cost-benefit trade-offs of technology adoption</w:t>
-            </w:r>
-          </w:p>
-          <w:p>
-            <w:pPr>
-              <w:spacing w:after="30" w:before="0"/>
-              <w:ind w:left="360" w:hanging="180"/>
-              <w:jc w:val="left"/>
-            </w:pPr>
-            <w:r>
-              <w:rPr>
-                <w:rFonts w:ascii="Arial" w:cs="Arial" w:eastAsia="Arial" w:hAnsi="Arial"/>
-                <w:b w:val="false"/>
-                <w:bCs w:val="false"/>
-                <w:i w:val="false"/>
-                <w:iCs w:val="false"/>
-                <w:color w:val="000000"/>
-                <w:sz w:val="18"/>
-                <w:szCs w:val="18"/>
-              </w:rPr>
-              <w:t xml:space="preserve">–  Life Skills: Learners develop critical thinking and decision-making skills when evaluating risks of static discharge in fuel handling (e.g., petrol stations in Mombasa) and when proposing safety measures</w:t>
-            </w:r>
-          </w:p>
-        </w:tc>
-      </w:tr>
-      <w:tr>
-        <w:tc>
-          <w:tcPr>
-            <w:tcW w:type="dxa" w:w="3000"/>
-            <w:shd w:fill="D9EEF1" w:color="auto" w:val="clear"/>
-            <w:tcMar>
-              <w:top w:type="dxa" w:w="60"/>
-              <w:left w:type="dxa" w:w="120"/>
-              <w:bottom w:type="dxa" w:w="60"/>
-              <w:right w:type="dxa" w:w="120"/>
-            </w:tcMar>
-            <w:vAlign w:val="top"/>
-          </w:tcPr>
-          <w:p>
-            <w:pPr>
-              <w:spacing w:after="40" w:before="0"/>
-              <w:jc w:val="left"/>
-            </w:pPr>
-            <w:r>
-              <w:rPr>
-                <w:rFonts w:ascii="Arial" w:cs="Arial" w:eastAsia="Arial" w:hAnsi="Arial"/>
-                <w:b/>
-                <w:bCs/>
-                <w:i w:val="false"/>
-                <w:iCs w:val="false"/>
-                <w:color w:val="000000"/>
-                <w:sz w:val="18"/>
-                <w:szCs w:val="18"/>
-              </w:rPr>
-              <w:t xml:space="preserve">Career Connections</w:t>
-            </w:r>
-          </w:p>
-        </w:tc>
-        <w:tc>
-          <w:tcPr>
-            <w:tcW w:type="dxa" w:w="10680"/>
-            <w:shd w:fill="FFFFFF" w:color="auto" w:val="clear"/>
-            <w:tcMar>
-              <w:top w:type="dxa" w:w="60"/>
-              <w:left w:type="dxa" w:w="120"/>
-              <w:bottom w:type="dxa" w:w="60"/>
-              <w:right w:type="dxa" w:w="120"/>
-            </w:tcMar>
-            <w:vAlign w:val="top"/>
-          </w:tcPr>
-          <w:p>
-            <w:pPr>
-              <w:spacing w:after="30" w:before="0"/>
-              <w:ind w:left="360" w:hanging="180"/>
-              <w:jc w:val="left"/>
-            </w:pPr>
-            <w:r>
-              <w:rPr>
-                <w:rFonts w:ascii="Arial" w:cs="Arial" w:eastAsia="Arial" w:hAnsi="Arial"/>
-                <w:b w:val="false"/>
-                <w:bCs w:val="false"/>
-                <w:i w:val="false"/>
-                <w:iCs w:val="false"/>
-                <w:color w:val="000000"/>
-                <w:sz w:val="18"/>
-                <w:szCs w:val="18"/>
-              </w:rPr>
-              <w:t xml:space="preserve">–  Electrical and Electronics Engineer: This sub-strand introduces charge, capacitance, and electric fields — foundational concepts for designing circuits, sensors, and communication devices</w:t>
-            </w:r>
-          </w:p>
-          <w:p>
-            <w:pPr>
-              <w:spacing w:after="30" w:before="0"/>
-              <w:ind w:left="360" w:hanging="180"/>
-              <w:jc w:val="left"/>
-            </w:pPr>
-            <w:r>
-              <w:rPr>
-                <w:rFonts w:ascii="Arial" w:cs="Arial" w:eastAsia="Arial" w:hAnsi="Arial"/>
-                <w:b w:val="false"/>
-                <w:bCs w:val="false"/>
-                <w:i w:val="false"/>
-                <w:iCs w:val="false"/>
-                <w:color w:val="000000"/>
-                <w:sz w:val="18"/>
-                <w:szCs w:val="18"/>
-              </w:rPr>
-              <w:t xml:space="preserve">–  Atmospheric and Environmental Scientist: Understanding lightning and charge separation in clouds connects directly to meteorological research and weather monitoring at Kenya Meteorological Department stations</w:t>
-            </w:r>
-          </w:p>
-          <w:p>
-            <w:pPr>
-              <w:spacing w:after="30" w:before="0"/>
-              <w:ind w:left="360" w:hanging="180"/>
-              <w:jc w:val="left"/>
-            </w:pPr>
-            <w:r>
-              <w:rPr>
-                <w:rFonts w:ascii="Arial" w:cs="Arial" w:eastAsia="Arial" w:hAnsi="Arial"/>
-                <w:b w:val="false"/>
-                <w:bCs w:val="false"/>
-                <w:i w:val="false"/>
-                <w:iCs w:val="false"/>
-                <w:color w:val="000000"/>
-                <w:sz w:val="18"/>
-                <w:szCs w:val="18"/>
-              </w:rPr>
-              <w:t xml:space="preserve">–  Medical Physicist / Biomedical Engineer: Electrostatic principles underpin technologies such as defibrillators, electrocardiograms (ECGs), and electrostatic drug-delivery inhalers used in Kenyan hospitals</w:t>
-            </w:r>
-          </w:p>
-          <w:p>
-            <w:pPr>
-              <w:spacing w:after="30" w:before="0"/>
-              <w:ind w:left="360" w:hanging="180"/>
-              <w:jc w:val="left"/>
-            </w:pPr>
-            <w:r>
-              <w:rPr>
-                <w:rFonts w:ascii="Arial" w:cs="Arial" w:eastAsia="Arial" w:hAnsi="Arial"/>
-                <w:b w:val="false"/>
-                <w:bCs w:val="false"/>
-                <w:i w:val="false"/>
-                <w:iCs w:val="false"/>
-                <w:color w:val="000000"/>
-                <w:sz w:val="18"/>
-                <w:szCs w:val="18"/>
-              </w:rPr>
-              <w:t xml:space="preserve">–  Industrial Technician: Knowledge of electrostatic spray painting, powder coating, and precipitators is directly applicable to manufacturing and quality-control roles in Kenyan industries</w:t>
-            </w:r>
-          </w:p>
-          <w:p>
-            <w:pPr>
-              <w:spacing w:after="30" w:before="0"/>
-              <w:ind w:left="360" w:hanging="180"/>
-              <w:jc w:val="left"/>
-            </w:pPr>
-            <w:r>
-              <w:rPr>
-                <w:rFonts w:ascii="Arial" w:cs="Arial" w:eastAsia="Arial" w:hAnsi="Arial"/>
-                <w:b w:val="false"/>
-                <w:bCs w:val="false"/>
-                <w:i w:val="false"/>
-                <w:iCs w:val="false"/>
-                <w:color w:val="000000"/>
-                <w:sz w:val="18"/>
-                <w:szCs w:val="18"/>
-              </w:rPr>
-              <w:t xml:space="preserve">–  Telecommunications Engineer: Electric field and capacitance concepts are essential in the design of antennas, signal transmission lines, and network infrastructure supporting Kenya's fibre-optic expansion</w:t>
-            </w:r>
-          </w:p>
-        </w:tc>
-      </w:tr>
-      <w:tr>
-        <w:tc>
-          <w:tcPr>
-            <w:tcW w:type="dxa" w:w="3000"/>
-            <w:shd w:fill="D5E8F0" w:color="auto" w:val="clear"/>
-            <w:tcMar>
-              <w:top w:type="dxa" w:w="60"/>
-              <w:left w:type="dxa" w:w="120"/>
-              <w:bottom w:type="dxa" w:w="60"/>
-              <w:right w:type="dxa" w:w="120"/>
-            </w:tcMar>
-            <w:vAlign w:val="top"/>
-          </w:tcPr>
-          <w:p>
-            <w:pPr>
-              <w:spacing w:after="40" w:before="0"/>
-              <w:jc w:val="left"/>
-            </w:pPr>
-            <w:r>
-              <w:rPr>
-                <w:rFonts w:ascii="Arial" w:cs="Arial" w:eastAsia="Arial" w:hAnsi="Arial"/>
-                <w:b/>
-                <w:bCs/>
-                <w:i w:val="false"/>
-                <w:iCs w:val="false"/>
-                <w:color w:val="000000"/>
-                <w:sz w:val="18"/>
-                <w:szCs w:val="18"/>
-              </w:rPr>
-              <w:t xml:space="preserve">Focus for Lessons</w:t>
-            </w:r>
-          </w:p>
-        </w:tc>
-        <w:tc>
-          <w:tcPr>
-            <w:tcW w:type="dxa" w:w="10680"/>
-            <w:shd w:fill="FFFFFF" w:color="auto" w:val="clear"/>
-            <w:tcMar>
-              <w:top w:type="dxa" w:w="60"/>
-              <w:left w:type="dxa" w:w="120"/>
-              <w:bottom w:type="dxa" w:w="60"/>
-              <w:right w:type="dxa" w:w="120"/>
-            </w:tcMar>
-            <w:vAlign w:val="top"/>
-          </w:tcPr>
-          <w:p>
-            <w:pPr>
-              <w:spacing w:after="40" w:before="0"/>
-              <w:jc w:val="left"/>
-            </w:pPr>
-            <w:r>
-              <w:rPr>
-                <w:rFonts w:ascii="Arial" w:cs="Arial" w:eastAsia="Arial" w:hAnsi="Arial"/>
-                <w:b w:val="false"/>
-                <w:bCs w:val="false"/>
-                <w:i w:val="false"/>
-                <w:iCs w:val="false"/>
-                <w:color w:val="000000"/>
-                <w:sz w:val="18"/>
-                <w:szCs w:val="18"/>
-              </w:rPr>
-              <w:t xml:space="preserve">This unit investigates electrostatics — the behaviour of stationary electric charges — progressing from the nature of charge itself through forces, fields, and potential, to the practical technology of capacitors. Learners in Kenyan Grade 10 classrooms use locally available materials (plastic combs, wool cloth, aluminium foil) alongside mathematical modelling to build a coherent particle-level explanation of phenomena they have experienced but never fully explained. The unit is anchored in a puzzling real-world phenomenon and maintained through a storyline that continuously asks: how do invisible charges produce the forces and effects we observe every day?</w:t>
-            </w:r>
-          </w:p>
-        </w:tc>
-      </w:tr>
-      <w:tr>
-        <w:tc>
-          <w:tcPr>
-            <w:tcW w:type="dxa" w:w="3000"/>
-            <w:shd w:fill="EAD1F5" w:color="auto" w:val="clear"/>
-            <w:tcMar>
-              <w:top w:type="dxa" w:w="60"/>
-              <w:left w:type="dxa" w:w="120"/>
-              <w:bottom w:type="dxa" w:w="60"/>
-              <w:right w:type="dxa" w:w="120"/>
-            </w:tcMar>
-            <w:vAlign w:val="top"/>
-          </w:tcPr>
-          <w:p>
-            <w:pPr>
-              <w:spacing w:after="40" w:before="0"/>
-              <w:jc w:val="left"/>
-            </w:pPr>
-            <w:r>
-              <w:rPr>
-                <w:rFonts w:ascii="Arial" w:cs="Arial" w:eastAsia="Arial" w:hAnsi="Arial"/>
-                <w:b/>
-                <w:bCs/>
-                <w:i w:val="false"/>
-                <w:iCs w:val="false"/>
-                <w:color w:val="000000"/>
-                <w:sz w:val="18"/>
-                <w:szCs w:val="18"/>
-              </w:rPr>
-              <w:t xml:space="preserve">Driving Question / Key Inquiry Questions</w:t>
-            </w:r>
-          </w:p>
-        </w:tc>
-        <w:tc>
-          <w:tcPr>
-            <w:tcW w:type="dxa" w:w="10680"/>
-            <w:shd w:fill="FFFFFF" w:color="auto" w:val="clear"/>
-            <w:tcMar>
-              <w:top w:type="dxa" w:w="60"/>
-              <w:left w:type="dxa" w:w="120"/>
-              <w:bottom w:type="dxa" w:w="60"/>
-              <w:right w:type="dxa" w:w="120"/>
-            </w:tcMar>
-            <w:vAlign w:val="top"/>
-          </w:tcPr>
-          <w:p>
-            <w:pPr>
-              <w:spacing w:after="40" w:before="0"/>
-              <w:jc w:val="left"/>
-            </w:pPr>
-            <w:r>
-              <w:rPr>
-                <w:rFonts w:ascii="Arial" w:cs="Arial" w:eastAsia="Arial" w:hAnsi="Arial"/>
-                <w:b w:val="false"/>
-                <w:bCs w:val="false"/>
-                <w:i w:val="false"/>
-                <w:iCs w:val="false"/>
-                <w:color w:val="000000"/>
-                <w:sz w:val="18"/>
-                <w:szCs w:val="18"/>
-              </w:rPr>
-              <w:t xml:space="preserve">DRIVING QUESTION: How do invisible electric charges build up, exert forces across empty space, and store energy — and how can we harness these abilities to protect communities and power technology in Kenya?</w:t>
-            </w:r>
-          </w:p>
-          <w:p>
-            <w:pPr>
-              <w:spacing w:after="40" w:before="0"/>
-              <w:jc w:val="left"/>
-            </w:pPr>
-            <w:r>
-              <w:rPr>
-                <w:rFonts w:ascii="Arial" w:cs="Arial" w:eastAsia="Arial" w:hAnsi="Arial"/>
-                <w:b w:val="false"/>
-                <w:bCs w:val="false"/>
-                <w:i w:val="false"/>
-                <w:iCs w:val="false"/>
-                <w:color w:val="000000"/>
-                <w:sz w:val="18"/>
-                <w:szCs w:val="18"/>
-              </w:rPr>
-              <w:t xml:space="preserve"/>
-            </w:r>
-          </w:p>
-          <w:p>
-            <w:pPr>
-              <w:spacing w:after="40" w:before="0"/>
-              <w:jc w:val="left"/>
-            </w:pPr>
-            <w:r>
-              <w:rPr>
-                <w:rFonts w:ascii="Arial" w:cs="Arial" w:eastAsia="Arial" w:hAnsi="Arial"/>
-                <w:b w:val="false"/>
-                <w:bCs w:val="false"/>
-                <w:i w:val="false"/>
-                <w:iCs w:val="false"/>
-                <w:color w:val="000000"/>
-                <w:sz w:val="18"/>
-                <w:szCs w:val="18"/>
-              </w:rPr>
-              <w:t xml:space="preserve">KICD KEY INQUIRY QUESTIONS:</w:t>
-            </w:r>
-          </w:p>
-          <w:p>
-            <w:pPr>
-              <w:spacing w:after="40" w:before="0"/>
-              <w:jc w:val="left"/>
-            </w:pPr>
-            <w:r>
-              <w:rPr>
-                <w:rFonts w:ascii="Arial" w:cs="Arial" w:eastAsia="Arial" w:hAnsi="Arial"/>
-                <w:b w:val="false"/>
-                <w:bCs w:val="false"/>
-                <w:i w:val="false"/>
-                <w:iCs w:val="false"/>
-                <w:color w:val="000000"/>
-                <w:sz w:val="18"/>
-                <w:szCs w:val="18"/>
-              </w:rPr>
-              <w:t xml:space="preserve">1. How do objects acquire electric charge and how does charge behave on different materials?</w:t>
-            </w:r>
-          </w:p>
-          <w:p>
-            <w:pPr>
-              <w:spacing w:after="40" w:before="0"/>
-              <w:jc w:val="left"/>
-            </w:pPr>
-            <w:r>
-              <w:rPr>
-                <w:rFonts w:ascii="Arial" w:cs="Arial" w:eastAsia="Arial" w:hAnsi="Arial"/>
-                <w:b w:val="false"/>
-                <w:bCs w:val="false"/>
-                <w:i w:val="false"/>
-                <w:iCs w:val="false"/>
-                <w:color w:val="000000"/>
-                <w:sz w:val="18"/>
-                <w:szCs w:val="18"/>
-              </w:rPr>
-              <w:t xml:space="preserve">2. How do charged objects exert forces on one another and on neutral objects at a distance?</w:t>
-            </w:r>
-          </w:p>
-        </w:tc>
-      </w:tr>
-      <w:tr>
-        <w:tc>
-          <w:tcPr>
-            <w:tcW w:type="dxa" w:w="3000"/>
-            <w:shd w:fill="EAD1F5" w:color="auto" w:val="clear"/>
-            <w:tcMar>
-              <w:top w:type="dxa" w:w="60"/>
-              <w:left w:type="dxa" w:w="120"/>
-              <w:bottom w:type="dxa" w:w="60"/>
-              <w:right w:type="dxa" w:w="120"/>
-            </w:tcMar>
-            <w:vAlign w:val="top"/>
-          </w:tcPr>
-          <w:p>
-            <w:pPr>
-              <w:spacing w:after="40" w:before="0"/>
-              <w:jc w:val="left"/>
-            </w:pPr>
-            <w:r>
-              <w:rPr>
-                <w:rFonts w:ascii="Arial" w:cs="Arial" w:eastAsia="Arial" w:hAnsi="Arial"/>
-                <w:b/>
-                <w:bCs/>
-                <w:i w:val="false"/>
-                <w:iCs w:val="false"/>
-                <w:color w:val="000000"/>
-                <w:sz w:val="18"/>
-                <w:szCs w:val="18"/>
-              </w:rPr>
-              <w:t xml:space="preserve">Anchoring Phenomenon</w:t>
-            </w:r>
-          </w:p>
-        </w:tc>
-        <w:tc>
-          <w:tcPr>
-            <w:tcW w:type="dxa" w:w="10680"/>
-            <w:shd w:fill="FFFFFF" w:color="auto" w:val="clear"/>
-            <w:tcMar>
-              <w:top w:type="dxa" w:w="60"/>
-              <w:left w:type="dxa" w:w="120"/>
-              <w:bottom w:type="dxa" w:w="60"/>
-              <w:right w:type="dxa" w:w="120"/>
-            </w:tcMar>
-            <w:vAlign w:val="top"/>
-          </w:tcPr>
-          <w:p>
-            <w:pPr>
-              <w:spacing w:after="40" w:before="0"/>
-              <w:jc w:val="left"/>
-            </w:pPr>
-            <w:r>
-              <w:rPr>
-                <w:rFonts w:ascii="Arial" w:cs="Arial" w:eastAsia="Arial" w:hAnsi="Arial"/>
-                <w:b w:val="false"/>
-                <w:bCs w:val="false"/>
-                <w:i w:val="false"/>
-                <w:iCs w:val="false"/>
-                <w:color w:val="000000"/>
-                <w:sz w:val="18"/>
-                <w:szCs w:val="18"/>
-              </w:rPr>
-              <w:t xml:space="preserve">ANCHORING PHENOMENON — The Lightning Strike at Ol Kalou Market</w:t>
-            </w:r>
-          </w:p>
-          <w:p>
-            <w:pPr>
-              <w:spacing w:after="40" w:before="0"/>
-              <w:jc w:val="left"/>
-            </w:pPr>
-            <w:r>
-              <w:rPr>
-                <w:rFonts w:ascii="Arial" w:cs="Arial" w:eastAsia="Arial" w:hAnsi="Arial"/>
-                <w:b w:val="false"/>
-                <w:bCs w:val="false"/>
-                <w:i w:val="false"/>
-                <w:iCs w:val="false"/>
-                <w:color w:val="000000"/>
-                <w:sz w:val="18"/>
-                <w:szCs w:val="18"/>
-              </w:rPr>
-              <w:t xml:space="preserve"/>
-            </w:r>
-          </w:p>
-          <w:p>
-            <w:pPr>
-              <w:spacing w:after="40" w:before="0"/>
-              <w:jc w:val="left"/>
-            </w:pPr>
-            <w:r>
-              <w:rPr>
-                <w:rFonts w:ascii="Arial" w:cs="Arial" w:eastAsia="Arial" w:hAnsi="Arial"/>
-                <w:b w:val="false"/>
-                <w:bCs w:val="false"/>
-                <w:i w:val="false"/>
-                <w:iCs w:val="false"/>
-                <w:color w:val="000000"/>
-                <w:sz w:val="18"/>
-                <w:szCs w:val="18"/>
-              </w:rPr>
-              <w:t xml:space="preserve">During a heavy afternoon storm in Ol Kalou, Nyandarua County, a bolt of lightning strikes a metal-roofed market stall, leaving a scorch mark and melting a section of iron sheet — yet the wooden stall next to it is completely untouched. Traders report that just before the strike, the hairs on their arms stood on end and a nearby transistor radio crackled with static. A metal lightning conductor on the district offices 30 metres away directed the discharge safely into the ground with no damage.</w:t>
-            </w:r>
-          </w:p>
-          <w:p>
-            <w:pPr>
-              <w:spacing w:after="40" w:before="0"/>
-              <w:jc w:val="left"/>
-            </w:pPr>
-            <w:r>
-              <w:rPr>
-                <w:rFonts w:ascii="Arial" w:cs="Arial" w:eastAsia="Arial" w:hAnsi="Arial"/>
-                <w:b w:val="false"/>
-                <w:bCs w:val="false"/>
-                <w:i w:val="false"/>
-                <w:iCs w:val="false"/>
-                <w:color w:val="000000"/>
-                <w:sz w:val="18"/>
-                <w:szCs w:val="18"/>
-              </w:rPr>
-              <w:t xml:space="preserve"/>
-            </w:r>
-          </w:p>
-          <w:p>
-            <w:pPr>
-              <w:spacing w:after="40" w:before="0"/>
-              <w:jc w:val="left"/>
-            </w:pPr>
-            <w:r>
-              <w:rPr>
-                <w:rFonts w:ascii="Arial" w:cs="Arial" w:eastAsia="Arial" w:hAnsi="Arial"/>
-                <w:b w:val="false"/>
-                <w:bCs w:val="false"/>
-                <w:i w:val="false"/>
-                <w:iCs w:val="false"/>
-                <w:color w:val="000000"/>
-                <w:sz w:val="18"/>
-                <w:szCs w:val="18"/>
-              </w:rPr>
-              <w:t xml:space="preserve">Students observe a short video reconstruction and a set of photographs showing: (1) the scorch pattern on the iron roof, (2) a leaf electroscope's gold leaves diverging when a charged rod is brought near, and (3) a Van de Graaff generator making hair stand on end. The puzzle is multi-layered — What invisible "thing" built up in the cloud and in the iron roof? Why did the wooden stall survive? How did the lightning conductor "know" where to send the charge? Why did the radio crackle before the strike? Students cannot yet answer these questions; they carry the phenomenon as the engine of inquiry through all nine lessons.</w:t>
-            </w:r>
-          </w:p>
-        </w:tc>
-      </w:tr>
-      <w:tr>
-        <w:tc>
-          <w:tcPr>
-            <w:tcW w:type="dxa" w:w="3000"/>
-            <w:shd w:fill="D9EEF1" w:color="auto" w:val="clear"/>
-            <w:tcMar>
-              <w:top w:type="dxa" w:w="60"/>
-              <w:left w:type="dxa" w:w="120"/>
-              <w:bottom w:type="dxa" w:w="60"/>
-              <w:right w:type="dxa" w:w="120"/>
-            </w:tcMar>
-            <w:vAlign w:val="top"/>
-          </w:tcPr>
-          <w:p>
-            <w:pPr>
-              <w:spacing w:after="40" w:before="0"/>
-              <w:jc w:val="left"/>
-            </w:pPr>
-            <w:r>
-              <w:rPr>
-                <w:rFonts w:ascii="Arial" w:cs="Arial" w:eastAsia="Arial" w:hAnsi="Arial"/>
-                <w:b/>
-                <w:bCs/>
-                <w:i w:val="false"/>
-                <w:iCs w:val="false"/>
-                <w:color w:val="000000"/>
-                <w:sz w:val="18"/>
-                <w:szCs w:val="18"/>
-              </w:rPr>
-              <w:t xml:space="preserve">Storyline Thread</w:t>
-            </w:r>
-          </w:p>
-        </w:tc>
-        <w:tc>
-          <w:tcPr>
-            <w:tcW w:type="dxa" w:w="10680"/>
-            <w:shd w:fill="FFFFFF" w:color="auto" w:val="clear"/>
-            <w:tcMar>
-              <w:top w:type="dxa" w:w="60"/>
-              <w:left w:type="dxa" w:w="120"/>
-              <w:bottom w:type="dxa" w:w="60"/>
-              <w:right w:type="dxa" w:w="120"/>
-            </w:tcMar>
-            <w:vAlign w:val="top"/>
-          </w:tcPr>
-          <w:p>
-            <w:pPr>
-              <w:spacing w:after="40" w:before="0"/>
-              <w:jc w:val="left"/>
-            </w:pPr>
-            <w:r>
-              <w:rPr>
-                <w:rFonts w:ascii="Arial" w:cs="Arial" w:eastAsia="Arial" w:hAnsi="Arial"/>
-                <w:b w:val="false"/>
-                <w:bCs w:val="false"/>
-                <w:i w:val="false"/>
-                <w:iCs w:val="false"/>
-                <w:color w:val="000000"/>
-                <w:sz w:val="18"/>
-                <w:szCs w:val="18"/>
-              </w:rPr>
-              <w:t xml:space="preserve">Lesson 1 — What Is Happening Before the Lightning Strikes? (Introducing Charge)</w:t>
-            </w:r>
-          </w:p>
-          <w:p>
-            <w:pPr>
-              <w:spacing w:after="40" w:before="0"/>
-              <w:jc w:val="left"/>
-            </w:pPr>
-            <w:r>
-              <w:rPr>
-                <w:rFonts w:ascii="Arial" w:cs="Arial" w:eastAsia="Arial" w:hAnsi="Arial"/>
-                <w:b w:val="false"/>
-                <w:bCs w:val="false"/>
-                <w:i w:val="false"/>
-                <w:iCs w:val="false"/>
-                <w:color w:val="000000"/>
-                <w:sz w:val="18"/>
-                <w:szCs w:val="18"/>
-              </w:rPr>
-              <w:t xml:space="preserve">Students observe the anchoring phenomenon video and photographs of the Ol Kalou lightning event. They record initial predictions on sticky notes for the Driving Question Board (DQB). Through a hands-on friction activity (combs, wool, paper scraps), learners identify two types of charge, the law of charges, and the distinction between conductors and insulators — building the first layer of the particle model.</w:t>
-            </w:r>
-          </w:p>
-          <w:p>
-            <w:pPr>
-              <w:spacing w:after="40" w:before="0"/>
-              <w:jc w:val="left"/>
-            </w:pPr>
-            <w:r>
-              <w:rPr>
-                <w:rFonts w:ascii="Arial" w:cs="Arial" w:eastAsia="Arial" w:hAnsi="Arial"/>
-                <w:b w:val="false"/>
-                <w:bCs w:val="false"/>
-                <w:i w:val="false"/>
-                <w:iCs w:val="false"/>
-                <w:color w:val="000000"/>
-                <w:sz w:val="18"/>
-                <w:szCs w:val="18"/>
-              </w:rPr>
-              <w:t xml:space="preserve"/>
-            </w:r>
-          </w:p>
-          <w:p>
-            <w:pPr>
-              <w:spacing w:after="40" w:before="0"/>
-              <w:jc w:val="left"/>
-            </w:pPr>
-            <w:r>
-              <w:rPr>
-                <w:rFonts w:ascii="Arial" w:cs="Arial" w:eastAsia="Arial" w:hAnsi="Arial"/>
-                <w:b w:val="false"/>
-                <w:bCs w:val="false"/>
-                <w:i w:val="false"/>
-                <w:iCs w:val="false"/>
-                <w:color w:val="000000"/>
-                <w:sz w:val="18"/>
-                <w:szCs w:val="18"/>
-              </w:rPr>
-              <w:t xml:space="preserve">Lesson 2 — How Do Objects Share or Gain Charge Without Rubbing? (Methods of Charging)</w:t>
-            </w:r>
-          </w:p>
-          <w:p>
-            <w:pPr>
-              <w:spacing w:after="40" w:before="0"/>
-              <w:jc w:val="left"/>
-            </w:pPr>
-            <w:r>
-              <w:rPr>
-                <w:rFonts w:ascii="Arial" w:cs="Arial" w:eastAsia="Arial" w:hAnsi="Arial"/>
-                <w:b w:val="false"/>
-                <w:bCs w:val="false"/>
-                <w:i w:val="false"/>
-                <w:iCs w:val="false"/>
-                <w:color w:val="000000"/>
-                <w:sz w:val="18"/>
-                <w:szCs w:val="18"/>
-              </w:rPr>
-              <w:t xml:space="preserve">Learners investigate charging by contact and induction using an electroscope made from aluminium foil and a glass jar. They compare the three methods systematically, construct data tables, and update the DQB: "The iron roof gained charge by induction from the charged cloud — without touching it." The concept of earthing/grounding is introduced using the tanker-chain supporting phenomenon.</w:t>
-            </w:r>
-          </w:p>
-          <w:p>
-            <w:pPr>
-              <w:spacing w:after="40" w:before="0"/>
-              <w:jc w:val="left"/>
-            </w:pPr>
-            <w:r>
-              <w:rPr>
-                <w:rFonts w:ascii="Arial" w:cs="Arial" w:eastAsia="Arial" w:hAnsi="Arial"/>
-                <w:b w:val="false"/>
-                <w:bCs w:val="false"/>
-                <w:i w:val="false"/>
-                <w:iCs w:val="false"/>
-                <w:color w:val="000000"/>
-                <w:sz w:val="18"/>
-                <w:szCs w:val="18"/>
-              </w:rPr>
-              <w:t xml:space="preserve"/>
-            </w:r>
-          </w:p>
-          <w:p>
-            <w:pPr>
-              <w:spacing w:after="40" w:before="0"/>
-              <w:jc w:val="left"/>
-            </w:pPr>
-            <w:r>
-              <w:rPr>
-                <w:rFonts w:ascii="Arial" w:cs="Arial" w:eastAsia="Arial" w:hAnsi="Arial"/>
-                <w:b w:val="false"/>
-                <w:bCs w:val="false"/>
-                <w:i w:val="false"/>
-                <w:iCs w:val="false"/>
-                <w:color w:val="000000"/>
-                <w:sz w:val="18"/>
-                <w:szCs w:val="18"/>
-              </w:rPr>
-              <w:t xml:space="preserve">Lesson 3 — How Strong Is the Push or Pull Between Charges? (Coulomb's Law)</w:t>
-            </w:r>
-          </w:p>
-          <w:p>
-            <w:pPr>
-              <w:spacing w:after="40" w:before="0"/>
-              <w:jc w:val="left"/>
-            </w:pPr>
-            <w:r>
-              <w:rPr>
-                <w:rFonts w:ascii="Arial" w:cs="Arial" w:eastAsia="Arial" w:hAnsi="Arial"/>
-                <w:b w:val="false"/>
-                <w:bCs w:val="false"/>
-                <w:i w:val="false"/>
-                <w:iCs w:val="false"/>
-                <w:color w:val="000000"/>
-                <w:sz w:val="18"/>
-                <w:szCs w:val="18"/>
-              </w:rPr>
-              <w:t xml:space="preserve">Students predict how the force between two charged balloons changes as they are moved apart, then use a torsion-balance demonstration and published data sets to plot F vs. 1/r² graphs. Coulomb's Law is derived from the graph and expressed mathematically. Learners solve problems using Kenyan contexts (e.g., charge separation distance in a storm cloud above the Rift Valley Escarpment).</w:t>
-            </w:r>
-          </w:p>
-          <w:p>
-            <w:pPr>
-              <w:spacing w:after="40" w:before="0"/>
-              <w:jc w:val="left"/>
-            </w:pPr>
-            <w:r>
-              <w:rPr>
-                <w:rFonts w:ascii="Arial" w:cs="Arial" w:eastAsia="Arial" w:hAnsi="Arial"/>
-                <w:b w:val="false"/>
-                <w:bCs w:val="false"/>
-                <w:i w:val="false"/>
-                <w:iCs w:val="false"/>
-                <w:color w:val="000000"/>
-                <w:sz w:val="18"/>
-                <w:szCs w:val="18"/>
-              </w:rPr>
-              <w:t xml:space="preserve"/>
-            </w:r>
-          </w:p>
-          <w:p>
-            <w:pPr>
-              <w:spacing w:after="40" w:before="0"/>
-              <w:jc w:val="left"/>
-            </w:pPr>
-            <w:r>
-              <w:rPr>
-                <w:rFonts w:ascii="Arial" w:cs="Arial" w:eastAsia="Arial" w:hAnsi="Arial"/>
-                <w:b w:val="false"/>
-                <w:bCs w:val="false"/>
-                <w:i w:val="false"/>
-                <w:iCs w:val="false"/>
-                <w:color w:val="000000"/>
-                <w:sz w:val="18"/>
-                <w:szCs w:val="18"/>
-              </w:rPr>
-              <w:t xml:space="preserve">Lesson 4 — How Does a Charge Affect the Space Around It? (Electric Fields and Field Lines)</w:t>
-            </w:r>
-          </w:p>
-          <w:p>
-            <w:pPr>
-              <w:spacing w:after="40" w:before="0"/>
-              <w:jc w:val="left"/>
-            </w:pPr>
-            <w:r>
-              <w:rPr>
-                <w:rFonts w:ascii="Arial" w:cs="Arial" w:eastAsia="Arial" w:hAnsi="Arial"/>
-                <w:b w:val="false"/>
-                <w:bCs w:val="false"/>
-                <w:i w:val="false"/>
-                <w:iCs w:val="false"/>
-                <w:color w:val="000000"/>
-                <w:sz w:val="18"/>
-                <w:szCs w:val="18"/>
-              </w:rPr>
-              <w:t xml:space="preserve">Using iron filings on acetate sheets around charged conductors and a PhET simulation, learners map electric field patterns around point charges, dipoles, and parallel plates. They define electric field strength (E = F/Q) and connect field line density to force magnitude. The DQB is updated: "The lightning conductor works because it creates a very strong, concentrated field at its pointed tip."</w:t>
-            </w:r>
-          </w:p>
-          <w:p>
-            <w:pPr>
-              <w:spacing w:after="40" w:before="0"/>
-              <w:jc w:val="left"/>
-            </w:pPr>
-            <w:r>
-              <w:rPr>
-                <w:rFonts w:ascii="Arial" w:cs="Arial" w:eastAsia="Arial" w:hAnsi="Arial"/>
-                <w:b w:val="false"/>
-                <w:bCs w:val="false"/>
-                <w:i w:val="false"/>
-                <w:iCs w:val="false"/>
-                <w:color w:val="000000"/>
-                <w:sz w:val="18"/>
-                <w:szCs w:val="18"/>
-              </w:rPr>
-              <w:t xml:space="preserve"/>
-            </w:r>
-          </w:p>
-          <w:p>
-            <w:pPr>
-              <w:spacing w:after="40" w:before="0"/>
-              <w:jc w:val="left"/>
-            </w:pPr>
-            <w:r>
-              <w:rPr>
-                <w:rFonts w:ascii="Arial" w:cs="Arial" w:eastAsia="Arial" w:hAnsi="Arial"/>
-                <w:b w:val="false"/>
-                <w:bCs w:val="false"/>
-                <w:i w:val="false"/>
-                <w:iCs w:val="false"/>
-                <w:color w:val="000000"/>
-                <w:sz w:val="18"/>
-                <w:szCs w:val="18"/>
-              </w:rPr>
-              <w:t xml:space="preserve">Lesson 5 — What Is Electric Potential and Why Does It Matter? (Electric Potential and Potential Difference)</w:t>
-            </w:r>
-          </w:p>
-          <w:p>
-            <w:pPr>
-              <w:spacing w:after="40" w:before="0"/>
-              <w:jc w:val="left"/>
-            </w:pPr>
-            <w:r>
-              <w:rPr>
-                <w:rFonts w:ascii="Arial" w:cs="Arial" w:eastAsia="Arial" w:hAnsi="Arial"/>
-                <w:b w:val="false"/>
-                <w:bCs w:val="false"/>
-                <w:i w:val="false"/>
-                <w:iCs w:val="false"/>
-                <w:color w:val="000000"/>
-                <w:sz w:val="18"/>
-                <w:szCs w:val="18"/>
-              </w:rPr>
-              <w:t xml:space="preserve">Learners use a gravitational analogy (water flowing downhill from the Aberdare Range to the Tana River) to build intuition for potential difference. They define electric potential, potential difference, and the unit (volt), and derive the relationship between work done, charge, and potential difference (W = QV). Problem-solving consolidates understanding; the DQB connects potential difference to the "electrical pressure" that drives the lightning bolt.</w:t>
-            </w:r>
-          </w:p>
-          <w:p>
-            <w:pPr>
-              <w:spacing w:after="40" w:before="0"/>
-              <w:jc w:val="left"/>
-            </w:pPr>
-            <w:r>
-              <w:rPr>
-                <w:rFonts w:ascii="Arial" w:cs="Arial" w:eastAsia="Arial" w:hAnsi="Arial"/>
-                <w:b w:val="false"/>
-                <w:bCs w:val="false"/>
-                <w:i w:val="false"/>
-                <w:iCs w:val="false"/>
-                <w:color w:val="000000"/>
-                <w:sz w:val="18"/>
-                <w:szCs w:val="18"/>
-              </w:rPr>
-              <w:t xml:space="preserve"/>
-            </w:r>
-          </w:p>
-          <w:p>
-            <w:pPr>
-              <w:spacing w:after="40" w:before="0"/>
-              <w:jc w:val="left"/>
-            </w:pPr>
-            <w:r>
-              <w:rPr>
-                <w:rFonts w:ascii="Arial" w:cs="Arial" w:eastAsia="Arial" w:hAnsi="Arial"/>
-                <w:b w:val="false"/>
-                <w:bCs w:val="false"/>
-                <w:i w:val="false"/>
-                <w:iCs w:val="false"/>
-                <w:color w:val="000000"/>
-                <w:sz w:val="18"/>
-                <w:szCs w:val="18"/>
-              </w:rPr>
-              <w:t xml:space="preserve">Lesson 6 — What Is a Capacitor and How Does It Store Charge? (Capacitance and the Capacitor)</w:t>
-            </w:r>
-          </w:p>
-          <w:p>
-            <w:pPr>
-              <w:spacing w:after="40" w:before="0"/>
-              <w:jc w:val="left"/>
-            </w:pPr>
-            <w:r>
-              <w:rPr>
-                <w:rFonts w:ascii="Arial" w:cs="Arial" w:eastAsia="Arial" w:hAnsi="Arial"/>
-                <w:b w:val="false"/>
-                <w:bCs w:val="false"/>
-                <w:i w:val="false"/>
-                <w:iCs w:val="false"/>
-                <w:color w:val="000000"/>
-                <w:sz w:val="18"/>
-                <w:szCs w:val="18"/>
-              </w:rPr>
-              <w:t xml:space="preserve">Students construct a simple parallel-plate capacitor from two aluminium foil sheets separated by a plastic bag. They charge it from a 9 V battery, then connect it to an LED to observe discharge. Capacitance is defined (C = Q/V), units introduced (farads), and factors affecting capacitance (plate area, separation, dielectric) are investigated systematically. The photocopier supporting phenomenon is revisited.</w:t>
-            </w:r>
-          </w:p>
-          <w:p>
-            <w:pPr>
-              <w:spacing w:after="40" w:before="0"/>
-              <w:jc w:val="left"/>
-            </w:pPr>
-            <w:r>
-              <w:rPr>
-                <w:rFonts w:ascii="Arial" w:cs="Arial" w:eastAsia="Arial" w:hAnsi="Arial"/>
-                <w:b w:val="false"/>
-                <w:bCs w:val="false"/>
-                <w:i w:val="false"/>
-                <w:iCs w:val="false"/>
-                <w:color w:val="000000"/>
-                <w:sz w:val="18"/>
-                <w:szCs w:val="18"/>
-              </w:rPr>
-              <w:t xml:space="preserve"/>
-            </w:r>
-          </w:p>
-          <w:p>
-            <w:pPr>
-              <w:spacing w:after="40" w:before="0"/>
-              <w:jc w:val="left"/>
-            </w:pPr>
-            <w:r>
-              <w:rPr>
-                <w:rFonts w:ascii="Arial" w:cs="Arial" w:eastAsia="Arial" w:hAnsi="Arial"/>
-                <w:b w:val="false"/>
-                <w:bCs w:val="false"/>
-                <w:i w:val="false"/>
-                <w:iCs w:val="false"/>
-                <w:color w:val="000000"/>
-                <w:sz w:val="18"/>
-                <w:szCs w:val="18"/>
-              </w:rPr>
-              <w:t xml:space="preserve">Lesson 7 — How Do Capacitors Behave in Circuits? (Capacitors in Series and Parallel)</w:t>
-            </w:r>
-          </w:p>
-          <w:p>
-            <w:pPr>
-              <w:spacing w:after="40" w:before="0"/>
-              <w:jc w:val="left"/>
-            </w:pPr>
-            <w:r>
-              <w:rPr>
-                <w:rFonts w:ascii="Arial" w:cs="Arial" w:eastAsia="Arial" w:hAnsi="Arial"/>
-                <w:b w:val="false"/>
-                <w:bCs w:val="false"/>
-                <w:i w:val="false"/>
-                <w:iCs w:val="false"/>
-                <w:color w:val="000000"/>
-                <w:sz w:val="18"/>
-                <w:szCs w:val="18"/>
-              </w:rPr>
-              <w:t xml:space="preserve">Learners predict, then verify, how total capacitance changes when capacitors are connected in series versus parallel using a prepared circuit board with known capacitors and a multimeter. They derive the series and parallel formulae through guided mathematical reasoning and solve multi-step problems. The DQB is updated with a circuit diagram showing how capacitor banks store energy in camera flash units and cardiac defibrillators.</w:t>
-            </w:r>
-          </w:p>
-          <w:p>
-            <w:pPr>
-              <w:spacing w:after="40" w:before="0"/>
-              <w:jc w:val="left"/>
-            </w:pPr>
-            <w:r>
-              <w:rPr>
-                <w:rFonts w:ascii="Arial" w:cs="Arial" w:eastAsia="Arial" w:hAnsi="Arial"/>
-                <w:b w:val="false"/>
-                <w:bCs w:val="false"/>
-                <w:i w:val="false"/>
-                <w:iCs w:val="false"/>
-                <w:color w:val="000000"/>
-                <w:sz w:val="18"/>
-                <w:szCs w:val="18"/>
-              </w:rPr>
-              <w:t xml:space="preserve"/>
-            </w:r>
-          </w:p>
-          <w:p>
-            <w:pPr>
-              <w:spacing w:after="40" w:before="0"/>
-              <w:jc w:val="left"/>
-            </w:pPr>
-            <w:r>
-              <w:rPr>
-                <w:rFonts w:ascii="Arial" w:cs="Arial" w:eastAsia="Arial" w:hAnsi="Arial"/>
-                <w:b w:val="false"/>
-                <w:bCs w:val="false"/>
-                <w:i w:val="false"/>
-                <w:iCs w:val="false"/>
-                <w:color w:val="000000"/>
-                <w:sz w:val="18"/>
-                <w:szCs w:val="18"/>
-              </w:rPr>
-              <w:t xml:space="preserve">Lesson 8 — How Much Energy Can a Capacitor Store? (Energy Stored in a Capacitor)</w:t>
-            </w:r>
-          </w:p>
-          <w:p>
-            <w:pPr>
-              <w:spacing w:after="40" w:before="0"/>
-              <w:jc w:val="left"/>
-            </w:pPr>
-            <w:r>
-              <w:rPr>
-                <w:rFonts w:ascii="Arial" w:cs="Arial" w:eastAsia="Arial" w:hAnsi="Arial"/>
-                <w:b w:val="false"/>
-                <w:bCs w:val="false"/>
-                <w:i w:val="false"/>
-                <w:iCs w:val="false"/>
-                <w:color w:val="000000"/>
-                <w:sz w:val="18"/>
-                <w:szCs w:val="18"/>
-              </w:rPr>
-              <w:t xml:space="preserve">Using the charged foil capacitor from Lesson 6 and measured discharge data, learners derive the energy-storage formula (E = ½CV²). They calculate energy stored in different capacitor configurations and compare this to the energy in a lightning bolt (estimated from current and duration), grounding the abstract formula in the anchoring phenomenon. The precipitator supporting phenomenon is used to calculate the energy input required for industrial air cleaning.</w:t>
-            </w:r>
-          </w:p>
-          <w:p>
-            <w:pPr>
-              <w:spacing w:after="40" w:before="0"/>
-              <w:jc w:val="left"/>
-            </w:pPr>
-            <w:r>
-              <w:rPr>
-                <w:rFonts w:ascii="Arial" w:cs="Arial" w:eastAsia="Arial" w:hAnsi="Arial"/>
-                <w:b w:val="false"/>
-                <w:bCs w:val="false"/>
-                <w:i w:val="false"/>
-                <w:iCs w:val="false"/>
-                <w:color w:val="000000"/>
-                <w:sz w:val="18"/>
-                <w:szCs w:val="18"/>
-              </w:rPr>
-              <w:t xml:space="preserve"/>
-            </w:r>
-          </w:p>
-          <w:p>
-            <w:pPr>
-              <w:spacing w:after="40" w:before="0"/>
-              <w:jc w:val="left"/>
-            </w:pPr>
-            <w:r>
-              <w:rPr>
-                <w:rFonts w:ascii="Arial" w:cs="Arial" w:eastAsia="Arial" w:hAnsi="Arial"/>
-                <w:b w:val="false"/>
-                <w:bCs w:val="false"/>
-                <w:i w:val="false"/>
-                <w:iCs w:val="false"/>
-                <w:color w:val="000000"/>
-                <w:sz w:val="18"/>
-                <w:szCs w:val="18"/>
-              </w:rPr>
-              <w:t xml:space="preserve">Lesson 9 — How Do We Use Electrostatics to Solve Real Problems? (Applications and Unit Synthesis)</w:t>
-            </w:r>
-          </w:p>
-          <w:p>
-            <w:pPr>
-              <w:spacing w:after="40" w:before="0"/>
-              <w:jc w:val="left"/>
-            </w:pPr>
-            <w:r>
-              <w:rPr>
-                <w:rFonts w:ascii="Arial" w:cs="Arial" w:eastAsia="Arial" w:hAnsi="Arial"/>
-                <w:b w:val="false"/>
-                <w:bCs w:val="false"/>
-                <w:i w:val="false"/>
-                <w:iCs w:val="false"/>
-                <w:color w:val="000000"/>
-                <w:sz w:val="18"/>
-                <w:szCs w:val="18"/>
-              </w:rPr>
-              <w:t xml:space="preserve">Student groups research and present one electrostatic application relevant to Kenya (lightning conductors, electrostatic precipitators at Athi River, photocopiers in Kisumu offices, electrostatic spray painting in Nairobi factories, or inkjet printers). Each group updates the class DQB with their application and revises their cumulative particle/field model to show how charge behaviour underpins their chosen technology. A summative written explanation task (using the phenomenon writing rubric) assesses the full unit learning journey.</w:t>
-            </w:r>
-          </w:p>
-        </w:tc>
-      </w:tr>
-      <w:tr>
-        <w:tc>
-          <w:tcPr>
-            <w:tcW w:type="dxa" w:w="3000"/>
-            <w:shd w:fill="EAD1F5" w:color="auto" w:val="clear"/>
-            <w:tcMar>
-              <w:top w:type="dxa" w:w="60"/>
-              <w:left w:type="dxa" w:w="120"/>
-              <w:bottom w:type="dxa" w:w="60"/>
-              <w:right w:type="dxa" w:w="120"/>
-            </w:tcMar>
-            <w:vAlign w:val="top"/>
-          </w:tcPr>
-          <w:p>
-            <w:pPr>
-              <w:spacing w:after="40" w:before="0"/>
-              <w:jc w:val="left"/>
-            </w:pPr>
-            <w:r>
-              <w:rPr>
-                <w:rFonts w:ascii="Arial" w:cs="Arial" w:eastAsia="Arial" w:hAnsi="Arial"/>
-                <w:b/>
-                <w:bCs/>
-                <w:i w:val="false"/>
-                <w:iCs w:val="false"/>
-                <w:color w:val="000000"/>
-                <w:sz w:val="18"/>
-                <w:szCs w:val="18"/>
-              </w:rPr>
-              <w:t xml:space="preserve">Supporting Phenomena</w:t>
-            </w:r>
-          </w:p>
-        </w:tc>
-        <w:tc>
-          <w:tcPr>
-            <w:tcW w:type="dxa" w:w="10680"/>
-            <w:shd w:fill="FFFFFF" w:color="auto" w:val="clear"/>
-            <w:tcMar>
-              <w:top w:type="dxa" w:w="60"/>
-              <w:left w:type="dxa" w:w="120"/>
-              <w:bottom w:type="dxa" w:w="60"/>
-              <w:right w:type="dxa" w:w="120"/>
-            </w:tcMar>
-            <w:vAlign w:val="top"/>
-          </w:tcPr>
-          <w:p>
-            <w:pPr>
-              <w:spacing w:after="30" w:before="0"/>
-              <w:ind w:left="360" w:hanging="180"/>
-              <w:jc w:val="left"/>
-            </w:pPr>
-            <w:r>
-              <w:rPr>
-                <w:rFonts w:ascii="Arial" w:cs="Arial" w:eastAsia="Arial" w:hAnsi="Arial"/>
-                <w:b w:val="false"/>
-                <w:bCs w:val="false"/>
-                <w:i w:val="false"/>
-                <w:iCs w:val="false"/>
-                <w:color w:val="000000"/>
-                <w:sz w:val="18"/>
-                <w:szCs w:val="18"/>
-              </w:rPr>
-              <w:t xml:space="preserve">–  A plastic comb drawn through dry hair in Nairobi's cool highland morning picks up tiny torn pieces of paper — yet the same comb fails to pick up paper after the student washes and wets their hair (supporting charge-by-friction and the role of insulators/conductors)</w:t>
-            </w:r>
-          </w:p>
-          <w:p>
-            <w:pPr>
-              <w:spacing w:after="30" w:before="0"/>
-              <w:ind w:left="360" w:hanging="180"/>
-              <w:jc w:val="left"/>
-            </w:pPr>
-            <w:r>
-              <w:rPr>
-                <w:rFonts w:ascii="Arial" w:cs="Arial" w:eastAsia="Arial" w:hAnsi="Arial"/>
-                <w:b w:val="false"/>
-                <w:bCs w:val="false"/>
-                <w:i w:val="false"/>
-                <w:iCs w:val="false"/>
-                <w:color w:val="000000"/>
-                <w:sz w:val="18"/>
-                <w:szCs w:val="18"/>
-              </w:rPr>
-              <w:t xml:space="preserve">–  Petrol tanker trucks on the Nairobi–Mombasa highway trail a metal chain that drags along the tarmac — a safety measure that puzzles many road users who do not understand static discharge risks in fuel handling (supporting grounding and charge dissipation)</w:t>
-            </w:r>
-          </w:p>
-          <w:p>
-            <w:pPr>
-              <w:spacing w:after="30" w:before="0"/>
-              <w:ind w:left="360" w:hanging="180"/>
-              <w:jc w:val="left"/>
-            </w:pPr>
-            <w:r>
-              <w:rPr>
-                <w:rFonts w:ascii="Arial" w:cs="Arial" w:eastAsia="Arial" w:hAnsi="Arial"/>
-                <w:b w:val="false"/>
-                <w:bCs w:val="false"/>
-                <w:i w:val="false"/>
-                <w:iCs w:val="false"/>
-                <w:color w:val="000000"/>
-                <w:sz w:val="18"/>
-                <w:szCs w:val="18"/>
-              </w:rPr>
-              <w:t xml:space="preserve">–  Inside a photocopier at a Kisumu office, a drum coated with a photoconductor material selectively attracts black toner powder to reproduce an image — an invisible electrostatic "printing press" operating silently inside a familiar machine (supporting electric field patterns and charge distribution)</w:t>
-            </w:r>
-          </w:p>
-          <w:p>
-            <w:pPr>
-              <w:spacing w:after="30" w:before="0"/>
-              <w:ind w:left="360" w:hanging="180"/>
-              <w:jc w:val="left"/>
-            </w:pPr>
-            <w:r>
-              <w:rPr>
-                <w:rFonts w:ascii="Arial" w:cs="Arial" w:eastAsia="Arial" w:hAnsi="Arial"/>
-                <w:b w:val="false"/>
-                <w:bCs w:val="false"/>
-                <w:i w:val="false"/>
-                <w:iCs w:val="false"/>
-                <w:color w:val="000000"/>
-                <w:sz w:val="18"/>
-                <w:szCs w:val="18"/>
-              </w:rPr>
-              <w:t xml:space="preserve">–  Smoke and dust particles are removed from the exhaust of the Athi River cement factory by a large metal grid connected to a high-voltage supply — the precipitator cleans air that would otherwise choke nearby Mavoko residents (supporting charge induction, electric fields between plates, and real-world capacitor-like geometry)</w:t>
-            </w:r>
-          </w:p>
-        </w:tc>
-      </w:tr>
-    </w:tbl>
-    <w:p>
-      <w:pPr>
-        <w:spacing w:after="120"/>
-      </w:pPr>
-      <w:r>
-        <w:t xml:space="preserve"/>
       </w:r>
     </w:p>
     <w:p>
@@ -3742,7 +3742,7 @@
             <w:pPr>
               <w:spacing w:after="20" w:before="0"/>
             </w:pPr>
-            <w:hyperlink w:history="1" r:id="rIdvp8svnjmnrrxq-9q6kkwy">
+            <w:hyperlink w:history="1" r:id="rIdtfx8mwbtdvhqyammmvqwz">
               <w:r>
                 <w:rPr>
                   <w:rFonts w:ascii="Arial" w:cs="Arial" w:eastAsia="Arial" w:hAnsi="Arial"/>
@@ -3775,7 +3775,7 @@
               <w:spacing w:after="10" w:before="0"/>
               <w:ind w:left="120"/>
             </w:pPr>
-            <w:hyperlink w:history="1" r:id="rId3k7gf0dxnq1dp8naokd2g">
+            <w:hyperlink w:history="1" r:id="rIdlrw8betrgvnsh7ocyuty8">
               <w:r>
                 <w:rPr>
                   <w:rFonts w:ascii="Arial" w:cs="Arial" w:eastAsia="Arial" w:hAnsi="Arial"/>
@@ -3820,7 +3820,7 @@
             <w:pPr>
               <w:spacing w:after="20" w:before="0"/>
             </w:pPr>
-            <w:hyperlink w:history="1" r:id="rIdkdqeyafmo5krwadotu1hh">
+            <w:hyperlink w:history="1" r:id="rIdt7gezo_15zjd-nekovhxh">
               <w:r>
                 <w:rPr>
                   <w:rFonts w:ascii="Arial" w:cs="Arial" w:eastAsia="Arial" w:hAnsi="Arial"/>
@@ -3853,7 +3853,7 @@
               <w:spacing w:after="10" w:before="0"/>
               <w:ind w:left="120"/>
             </w:pPr>
-            <w:hyperlink w:history="1" r:id="rIdrlmdo07nhd5q3m4xhmm6b">
+            <w:hyperlink w:history="1" r:id="rIdnamv_j71uoocajau9hmhb">
               <w:r>
                 <w:rPr>
                   <w:rFonts w:ascii="Arial" w:cs="Arial" w:eastAsia="Arial" w:hAnsi="Arial"/>
@@ -4048,7 +4048,7 @@
             <w:pPr>
               <w:spacing w:after="20" w:before="0"/>
             </w:pPr>
-            <w:hyperlink w:history="1" r:id="rIdadtn6tb6qwuw35aba9izw">
+            <w:hyperlink w:history="1" r:id="rIdki8wxomeks138bu20tz3x">
               <w:r>
                 <w:rPr>
                   <w:rFonts w:ascii="Arial" w:cs="Arial" w:eastAsia="Arial" w:hAnsi="Arial"/>
@@ -4081,7 +4081,7 @@
               <w:spacing w:after="10" w:before="0"/>
               <w:ind w:left="120"/>
             </w:pPr>
-            <w:hyperlink w:history="1" r:id="rIdz4jdh2ligkd-wvgcd8pr8">
+            <w:hyperlink w:history="1" r:id="rIdi_cerbc9fse6fdwpr9hbs">
               <w:r>
                 <w:rPr>
                   <w:rFonts w:ascii="Arial" w:cs="Arial" w:eastAsia="Arial" w:hAnsi="Arial"/>
@@ -4126,7 +4126,7 @@
             <w:pPr>
               <w:spacing w:after="20" w:before="0"/>
             </w:pPr>
-            <w:hyperlink w:history="1" r:id="rIdswdoaxnykv8ll0h_2wof6">
+            <w:hyperlink w:history="1" r:id="rIdpuz4ny8xfwio7xcm48psb">
               <w:r>
                 <w:rPr>
                   <w:rFonts w:ascii="Arial" w:cs="Arial" w:eastAsia="Arial" w:hAnsi="Arial"/>
@@ -4159,7 +4159,7 @@
               <w:spacing w:after="10" w:before="0"/>
               <w:ind w:left="120"/>
             </w:pPr>
-            <w:hyperlink w:history="1" r:id="rIdvhhdfjumr0ocdxmuzpzdi">
+            <w:hyperlink w:history="1" r:id="rIdvinwyxvuqwtev6nzyc6uz">
               <w:r>
                 <w:rPr>
                   <w:rFonts w:ascii="Arial" w:cs="Arial" w:eastAsia="Arial" w:hAnsi="Arial"/>
@@ -4528,7 +4528,7 @@
             <w:pPr>
               <w:spacing w:after="20" w:before="0"/>
             </w:pPr>
-            <w:hyperlink w:history="1" r:id="rIdl0cf21kvr4oeutcaszmvs">
+            <w:hyperlink w:history="1" r:id="rIdlaidetsnszionp1aebekv">
               <w:r>
                 <w:rPr>
                   <w:rFonts w:ascii="Arial" w:cs="Arial" w:eastAsia="Arial" w:hAnsi="Arial"/>
@@ -4561,7 +4561,7 @@
               <w:spacing w:after="10" w:before="0"/>
               <w:ind w:left="120"/>
             </w:pPr>
-            <w:hyperlink w:history="1" r:id="rId34rgj9ynan2hjchunzojz">
+            <w:hyperlink w:history="1" r:id="rIdqighham1snemshihr0oal">
               <w:r>
                 <w:rPr>
                   <w:rFonts w:ascii="Arial" w:cs="Arial" w:eastAsia="Arial" w:hAnsi="Arial"/>
@@ -4606,7 +4606,7 @@
             <w:pPr>
               <w:spacing w:after="20" w:before="0"/>
             </w:pPr>
-            <w:hyperlink w:history="1" r:id="rIddmlp4g4kz1whoofli0ql8">
+            <w:hyperlink w:history="1" r:id="rIdu6iw4qmlydvnmyi9gbjxe">
               <w:r>
                 <w:rPr>
                   <w:rFonts w:ascii="Arial" w:cs="Arial" w:eastAsia="Arial" w:hAnsi="Arial"/>
@@ -4639,7 +4639,7 @@
               <w:spacing w:after="10" w:before="0"/>
               <w:ind w:left="120"/>
             </w:pPr>
-            <w:hyperlink w:history="1" r:id="rId-x68zwribuojna-eo9cgq">
+            <w:hyperlink w:history="1" r:id="rIdpnxrzog3vk-cb8oafnggk">
               <w:r>
                 <w:rPr>
                   <w:rFonts w:ascii="Arial" w:cs="Arial" w:eastAsia="Arial" w:hAnsi="Arial"/>
@@ -4910,7 +4910,7 @@
             <w:pPr>
               <w:spacing w:after="20" w:before="0"/>
             </w:pPr>
-            <w:hyperlink w:history="1" r:id="rIdkjixmo2kxvmoij2lorhye">
+            <w:hyperlink w:history="1" r:id="rIdjik1w4kifuvnv6j2jqb5x">
               <w:r>
                 <w:rPr>
                   <w:rFonts w:ascii="Arial" w:cs="Arial" w:eastAsia="Arial" w:hAnsi="Arial"/>
@@ -4943,7 +4943,7 @@
               <w:spacing w:after="10" w:before="0"/>
               <w:ind w:left="120"/>
             </w:pPr>
-            <w:hyperlink w:history="1" r:id="rIdx4_yvih78tqjgxn6g_4q1">
+            <w:hyperlink w:history="1" r:id="rIdy-zee5gxavf3_esytl20s">
               <w:r>
                 <w:rPr>
                   <w:rFonts w:ascii="Arial" w:cs="Arial" w:eastAsia="Arial" w:hAnsi="Arial"/>
@@ -4988,7 +4988,7 @@
             <w:pPr>
               <w:spacing w:after="20" w:before="0"/>
             </w:pPr>
-            <w:hyperlink w:history="1" r:id="rIdxofph3gxpgtexd2potgj6">
+            <w:hyperlink w:history="1" r:id="rIdku08xftj0cdwye8kmu7aw">
               <w:r>
                 <w:rPr>
                   <w:rFonts w:ascii="Arial" w:cs="Arial" w:eastAsia="Arial" w:hAnsi="Arial"/>
@@ -5021,7 +5021,7 @@
               <w:spacing w:after="10" w:before="0"/>
               <w:ind w:left="120"/>
             </w:pPr>
-            <w:hyperlink w:history="1" r:id="rIdxujttqpgizhjmi4cbcedb">
+            <w:hyperlink w:history="1" r:id="rIdscu5by4iot3hijhdnv1uu">
               <w:r>
                 <w:rPr>
                   <w:rFonts w:ascii="Arial" w:cs="Arial" w:eastAsia="Arial" w:hAnsi="Arial"/>
@@ -5216,7 +5216,7 @@
             <w:pPr>
               <w:spacing w:after="20" w:before="0"/>
             </w:pPr>
-            <w:hyperlink w:history="1" r:id="rIdxqqkexys8g73abi408nu5">
+            <w:hyperlink w:history="1" r:id="rIdl9yp3r39wgnkybmt6ezhn">
               <w:r>
                 <w:rPr>
                   <w:rFonts w:ascii="Arial" w:cs="Arial" w:eastAsia="Arial" w:hAnsi="Arial"/>
@@ -5249,7 +5249,7 @@
               <w:spacing w:after="10" w:before="0"/>
               <w:ind w:left="120"/>
             </w:pPr>
-            <w:hyperlink w:history="1" r:id="rIdaxsxawzn6lz4a-mhioxtk">
+            <w:hyperlink w:history="1" r:id="rIdogliqrpra2jktrrmtbxte">
               <w:r>
                 <w:rPr>
                   <w:rFonts w:ascii="Arial" w:cs="Arial" w:eastAsia="Arial" w:hAnsi="Arial"/>
@@ -5294,7 +5294,7 @@
             <w:pPr>
               <w:spacing w:after="20" w:before="0"/>
             </w:pPr>
-            <w:hyperlink w:history="1" r:id="rIdrfkpxwrwjdbfju0vmbw_v">
+            <w:hyperlink w:history="1" r:id="rId8ic8zdxnl6bhi-kvzhw6g">
               <w:r>
                 <w:rPr>
                   <w:rFonts w:ascii="Arial" w:cs="Arial" w:eastAsia="Arial" w:hAnsi="Arial"/>
@@ -5327,7 +5327,7 @@
               <w:spacing w:after="10" w:before="0"/>
               <w:ind w:left="120"/>
             </w:pPr>
-            <w:hyperlink w:history="1" r:id="rId29lrfaa0qejwyi9g9n4on">
+            <w:hyperlink w:history="1" r:id="rIdewsqjwhtbnxxk1skdh-md">
               <w:r>
                 <w:rPr>
                   <w:rFonts w:ascii="Arial" w:cs="Arial" w:eastAsia="Arial" w:hAnsi="Arial"/>
@@ -6067,7 +6067,7 @@
         </w:rPr>
         <w:t xml:space="preserve">© 2026 SeaVuria and ARES. Aligned with KICD objectives. Developed by SeaVuria; technical implementation by ARES (with AI assistance from Claude). Licensed under </w:t>
       </w:r>
-      <w:hyperlink w:history="1" r:id="rIdfvakwkh_g4stydnukhrrb">
+      <w:hyperlink w:history="1" r:id="rId25x4vp6mpwuog14a2wu6s">
         <w:r>
           <w:rPr>
             <w:rFonts w:ascii="Arial" w:cs="Arial" w:eastAsia="Arial" w:hAnsi="Arial"/>
@@ -6088,7 +6088,7 @@
         </w:rPr>
         <w:t xml:space="preserve"> (</w:t>
       </w:r>
-      <w:hyperlink w:history="1" r:id="rId0sj80cdvrgarp8xxrpi3n">
+      <w:hyperlink w:history="1" r:id="rIdtdsvk4wfmbft8lt63cehf">
         <w:r>
           <w:rPr>
             <w:rFonts w:ascii="Arial" w:cs="Arial" w:eastAsia="Arial" w:hAnsi="Arial"/>
@@ -7101,7 +7101,7 @@
             <w:pPr>
               <w:spacing w:after="20" w:before="0"/>
             </w:pPr>
-            <w:hyperlink w:history="1" r:id="rIdkm7cphwhydg2qs4-2zb5p">
+            <w:hyperlink w:history="1" r:id="rIdpk4v7vxdlvamr4xbfj_zq">
               <w:r>
                 <w:rPr>
                   <w:rFonts w:ascii="Arial" w:cs="Arial" w:eastAsia="Arial" w:hAnsi="Arial"/>
@@ -7134,7 +7134,7 @@
               <w:spacing w:after="10" w:before="0"/>
               <w:ind w:left="120"/>
             </w:pPr>
-            <w:hyperlink w:history="1" r:id="rId3tzw_ja55i_kktqyg1ydc">
+            <w:hyperlink w:history="1" r:id="rId6wcytntiu80xl7k8gmbuy">
               <w:r>
                 <w:rPr>
                   <w:rFonts w:ascii="Arial" w:cs="Arial" w:eastAsia="Arial" w:hAnsi="Arial"/>
@@ -7179,7 +7179,7 @@
             <w:pPr>
               <w:spacing w:after="20" w:before="0"/>
             </w:pPr>
-            <w:hyperlink w:history="1" r:id="rIdmyeqzuh_cu7zzmzmrxldh">
+            <w:hyperlink w:history="1" r:id="rIdc5jugxv1_h6udgrxj8a1t">
               <w:r>
                 <w:rPr>
                   <w:rFonts w:ascii="Arial" w:cs="Arial" w:eastAsia="Arial" w:hAnsi="Arial"/>
@@ -7212,7 +7212,7 @@
               <w:spacing w:after="10" w:before="0"/>
               <w:ind w:left="120"/>
             </w:pPr>
-            <w:hyperlink w:history="1" r:id="rIdt-uduugtuu7vewdkgrbq_">
+            <w:hyperlink w:history="1" r:id="rIdw8qh80clxlhilejtzeuyx">
               <w:r>
                 <w:rPr>
                   <w:rFonts w:ascii="Arial" w:cs="Arial" w:eastAsia="Arial" w:hAnsi="Arial"/>
@@ -7407,7 +7407,7 @@
             <w:pPr>
               <w:spacing w:after="20" w:before="0"/>
             </w:pPr>
-            <w:hyperlink w:history="1" r:id="rIddmfqge8aouotqwwyp9xpj">
+            <w:hyperlink w:history="1" r:id="rIdmw0w1snjoahwekwdv6ann">
               <w:r>
                 <w:rPr>
                   <w:rFonts w:ascii="Arial" w:cs="Arial" w:eastAsia="Arial" w:hAnsi="Arial"/>
@@ -7440,7 +7440,7 @@
               <w:spacing w:after="10" w:before="0"/>
               <w:ind w:left="120"/>
             </w:pPr>
-            <w:hyperlink w:history="1" r:id="rIdc9xq-zlsv9l6vy1b_enw1">
+            <w:hyperlink w:history="1" r:id="rIdklkt33pubbxl25onhigah">
               <w:r>
                 <w:rPr>
                   <w:rFonts w:ascii="Arial" w:cs="Arial" w:eastAsia="Arial" w:hAnsi="Arial"/>
@@ -7485,7 +7485,7 @@
             <w:pPr>
               <w:spacing w:after="20" w:before="0"/>
             </w:pPr>
-            <w:hyperlink w:history="1" r:id="rIdia5fnu7sxmqyt7lhrwrg1">
+            <w:hyperlink w:history="1" r:id="rId4haxlvp2ptjyz6e_4owsi">
               <w:r>
                 <w:rPr>
                   <w:rFonts w:ascii="Arial" w:cs="Arial" w:eastAsia="Arial" w:hAnsi="Arial"/>
@@ -7518,7 +7518,7 @@
               <w:spacing w:after="10" w:before="0"/>
               <w:ind w:left="120"/>
             </w:pPr>
-            <w:hyperlink w:history="1" r:id="rIdqgwtod4dvffbp_xclng1r">
+            <w:hyperlink w:history="1" r:id="rIdehc2l9tm0y5drwvsluzdn">
               <w:r>
                 <w:rPr>
                   <w:rFonts w:ascii="Arial" w:cs="Arial" w:eastAsia="Arial" w:hAnsi="Arial"/>
@@ -7713,7 +7713,7 @@
             <w:pPr>
               <w:spacing w:after="20" w:before="0"/>
             </w:pPr>
-            <w:hyperlink w:history="1" r:id="rIdglhrnjttee_sid4zmbwbq">
+            <w:hyperlink w:history="1" r:id="rIdta3v4w1hgtyl8kaztc7qb">
               <w:r>
                 <w:rPr>
                   <w:rFonts w:ascii="Arial" w:cs="Arial" w:eastAsia="Arial" w:hAnsi="Arial"/>
@@ -7746,7 +7746,7 @@
               <w:spacing w:after="10" w:before="0"/>
               <w:ind w:left="120"/>
             </w:pPr>
-            <w:hyperlink w:history="1" r:id="rIdob5oeszpw7zpaccj5vdew">
+            <w:hyperlink w:history="1" r:id="rIdqlslljmlkw3g2beyxfcuw">
               <w:r>
                 <w:rPr>
                   <w:rFonts w:ascii="Arial" w:cs="Arial" w:eastAsia="Arial" w:hAnsi="Arial"/>
@@ -7791,7 +7791,7 @@
             <w:pPr>
               <w:spacing w:after="20" w:before="0"/>
             </w:pPr>
-            <w:hyperlink w:history="1" r:id="rIdvpgyk4my4a85b2bsbxotk">
+            <w:hyperlink w:history="1" r:id="rIdz3jowd2lyfzvhvpakooef">
               <w:r>
                 <w:rPr>
                   <w:rFonts w:ascii="Arial" w:cs="Arial" w:eastAsia="Arial" w:hAnsi="Arial"/>
@@ -7824,7 +7824,7 @@
               <w:spacing w:after="10" w:before="0"/>
               <w:ind w:left="120"/>
             </w:pPr>
-            <w:hyperlink w:history="1" r:id="rIdzgvhbdbjp9nqy4zror1-a">
+            <w:hyperlink w:history="1" r:id="rId7juve4wmfoz28jv1zi_jf">
               <w:r>
                 <w:rPr>
                   <w:rFonts w:ascii="Arial" w:cs="Arial" w:eastAsia="Arial" w:hAnsi="Arial"/>
@@ -8019,7 +8019,7 @@
             <w:pPr>
               <w:spacing w:after="20" w:before="0"/>
             </w:pPr>
-            <w:hyperlink w:history="1" r:id="rId2vq2rjk02u6slshgl9xgc">
+            <w:hyperlink w:history="1" r:id="rIddgsitincysmmkrhahpjil">
               <w:r>
                 <w:rPr>
                   <w:rFonts w:ascii="Arial" w:cs="Arial" w:eastAsia="Arial" w:hAnsi="Arial"/>
@@ -8052,7 +8052,7 @@
               <w:spacing w:after="10" w:before="0"/>
               <w:ind w:left="120"/>
             </w:pPr>
-            <w:hyperlink w:history="1" r:id="rIdropjqgdn6we1pokxsx4py">
+            <w:hyperlink w:history="1" r:id="rIdixcpk4vpjrdvbn7_jrui5">
               <w:r>
                 <w:rPr>
                   <w:rFonts w:ascii="Arial" w:cs="Arial" w:eastAsia="Arial" w:hAnsi="Arial"/>
@@ -8097,7 +8097,7 @@
             <w:pPr>
               <w:spacing w:after="20" w:before="0"/>
             </w:pPr>
-            <w:hyperlink w:history="1" r:id="rIdhzv5c-wskrdhcp3ipry3j">
+            <w:hyperlink w:history="1" r:id="rIdz-vutexd4-ekx0qbidq81">
               <w:r>
                 <w:rPr>
                   <w:rFonts w:ascii="Arial" w:cs="Arial" w:eastAsia="Arial" w:hAnsi="Arial"/>
@@ -8130,7 +8130,7 @@
               <w:spacing w:after="10" w:before="0"/>
               <w:ind w:left="120"/>
             </w:pPr>
-            <w:hyperlink w:history="1" r:id="rIdtyjwy7quneh2zy4-0sqn8">
+            <w:hyperlink w:history="1" r:id="rId0fyjio-smb-dbpxv2efkl">
               <w:r>
                 <w:rPr>
                   <w:rFonts w:ascii="Arial" w:cs="Arial" w:eastAsia="Arial" w:hAnsi="Arial"/>
@@ -8325,7 +8325,7 @@
             <w:pPr>
               <w:spacing w:after="20" w:before="0"/>
             </w:pPr>
-            <w:hyperlink w:history="1" r:id="rId7iyh8uyx-je8gxvjl8r0a">
+            <w:hyperlink w:history="1" r:id="rIdj5g5wf_okj_mi1kyzvd6w">
               <w:r>
                 <w:rPr>
                   <w:rFonts w:ascii="Arial" w:cs="Arial" w:eastAsia="Arial" w:hAnsi="Arial"/>
@@ -8358,7 +8358,7 @@
               <w:spacing w:after="10" w:before="0"/>
               <w:ind w:left="120"/>
             </w:pPr>
-            <w:hyperlink w:history="1" r:id="rIdz3kxipxn6dzhux51yo9g1">
+            <w:hyperlink w:history="1" r:id="rIdydqrjctrygzsoagcdcvme">
               <w:r>
                 <w:rPr>
                   <w:rFonts w:ascii="Arial" w:cs="Arial" w:eastAsia="Arial" w:hAnsi="Arial"/>
@@ -8403,7 +8403,7 @@
             <w:pPr>
               <w:spacing w:after="20" w:before="0"/>
             </w:pPr>
-            <w:hyperlink w:history="1" r:id="rIdinrsrqoglhmkqp9hl0x07">
+            <w:hyperlink w:history="1" r:id="rIdyh8hxszeanvykj-xaq-8w">
               <w:r>
                 <w:rPr>
                   <w:rFonts w:ascii="Arial" w:cs="Arial" w:eastAsia="Arial" w:hAnsi="Arial"/>
@@ -8436,7 +8436,7 @@
               <w:spacing w:after="10" w:before="0"/>
               <w:ind w:left="120"/>
             </w:pPr>
-            <w:hyperlink w:history="1" r:id="rIdjwtq2flsoytnaoctzhqgc">
+            <w:hyperlink w:history="1" r:id="rId8a_o9sh0tczhpft7su6dc">
               <w:r>
                 <w:rPr>
                   <w:rFonts w:ascii="Arial" w:cs="Arial" w:eastAsia="Arial" w:hAnsi="Arial"/>
@@ -8948,7 +8948,7 @@
         </w:rPr>
         <w:t xml:space="preserve">© 2026 SeaVuria and ARES. Aligned with KICD objectives. Developed by SeaVuria; technical implementation by ARES (with AI assistance from Claude). Licensed under </w:t>
       </w:r>
-      <w:hyperlink w:history="1" r:id="rIduidqksdnlqb1zyfbjdgmo">
+      <w:hyperlink w:history="1" r:id="rIdyc8i5ii3rjge_e22bmcri">
         <w:r>
           <w:rPr>
             <w:rFonts w:ascii="Arial" w:cs="Arial" w:eastAsia="Arial" w:hAnsi="Arial"/>
@@ -8969,7 +8969,7 @@
         </w:rPr>
         <w:t xml:space="preserve"> (</w:t>
       </w:r>
-      <w:hyperlink w:history="1" r:id="rId1hfnaouytnhz4-u0t2c4e">
+      <w:hyperlink w:history="1" r:id="rIdshrbokfvmq8nvsgrfqnap">
         <w:r>
           <w:rPr>
             <w:rFonts w:ascii="Arial" w:cs="Arial" w:eastAsia="Arial" w:hAnsi="Arial"/>
@@ -9982,7 +9982,7 @@
             <w:pPr>
               <w:spacing w:after="20" w:before="0"/>
             </w:pPr>
-            <w:hyperlink w:history="1" r:id="rIdlref0pnkptqpbkzkkpo44">
+            <w:hyperlink w:history="1" r:id="rIdgykkkd-uvp0fs8btbxwj-">
               <w:r>
                 <w:rPr>
                   <w:rFonts w:ascii="Arial" w:cs="Arial" w:eastAsia="Arial" w:hAnsi="Arial"/>
@@ -10015,7 +10015,7 @@
               <w:spacing w:after="10" w:before="0"/>
               <w:ind w:left="120"/>
             </w:pPr>
-            <w:hyperlink w:history="1" r:id="rIdrx5wmmxy4wr7lcsujn8kf">
+            <w:hyperlink w:history="1" r:id="rIdqx7z_gu3if2omy8uflhia">
               <w:r>
                 <w:rPr>
                   <w:rFonts w:ascii="Arial" w:cs="Arial" w:eastAsia="Arial" w:hAnsi="Arial"/>
@@ -10060,7 +10060,7 @@
             <w:pPr>
               <w:spacing w:after="20" w:before="0"/>
             </w:pPr>
-            <w:hyperlink w:history="1" r:id="rIdubf3xphv7dso2u-hpsdyb">
+            <w:hyperlink w:history="1" r:id="rIdxhmighau4jhbpvlzysx6f">
               <w:r>
                 <w:rPr>
                   <w:rFonts w:ascii="Arial" w:cs="Arial" w:eastAsia="Arial" w:hAnsi="Arial"/>
@@ -10093,7 +10093,7 @@
               <w:spacing w:after="10" w:before="0"/>
               <w:ind w:left="120"/>
             </w:pPr>
-            <w:hyperlink w:history="1" r:id="rIdrulsi53fmum8i9frfnvnd">
+            <w:hyperlink w:history="1" r:id="rIdbuwphwm1rallhdnrdovyy">
               <w:r>
                 <w:rPr>
                   <w:rFonts w:ascii="Arial" w:cs="Arial" w:eastAsia="Arial" w:hAnsi="Arial"/>
@@ -10288,7 +10288,7 @@
             <w:pPr>
               <w:spacing w:after="20" w:before="0"/>
             </w:pPr>
-            <w:hyperlink w:history="1" r:id="rIdsmuyh2fsdcdihflrxsnna">
+            <w:hyperlink w:history="1" r:id="rIdy92dxifacdln4o5e83dtl">
               <w:r>
                 <w:rPr>
                   <w:rFonts w:ascii="Arial" w:cs="Arial" w:eastAsia="Arial" w:hAnsi="Arial"/>
@@ -10321,7 +10321,7 @@
               <w:spacing w:after="10" w:before="0"/>
               <w:ind w:left="120"/>
             </w:pPr>
-            <w:hyperlink w:history="1" r:id="rIdmoypv0y__2oznyxps41x2">
+            <w:hyperlink w:history="1" r:id="rId_klzb8eh783guqvrb4jer">
               <w:r>
                 <w:rPr>
                   <w:rFonts w:ascii="Arial" w:cs="Arial" w:eastAsia="Arial" w:hAnsi="Arial"/>
@@ -10366,7 +10366,7 @@
             <w:pPr>
               <w:spacing w:after="20" w:before="0"/>
             </w:pPr>
-            <w:hyperlink w:history="1" r:id="rIdvk6igiihuixcqe5jmucth">
+            <w:hyperlink w:history="1" r:id="rId2bpjw-pdbmtzlqsau-sbs">
               <w:r>
                 <w:rPr>
                   <w:rFonts w:ascii="Arial" w:cs="Arial" w:eastAsia="Arial" w:hAnsi="Arial"/>
@@ -10399,7 +10399,7 @@
               <w:spacing w:after="10" w:before="0"/>
               <w:ind w:left="120"/>
             </w:pPr>
-            <w:hyperlink w:history="1" r:id="rId9ymzwcjlreuiw87ur8kxl">
+            <w:hyperlink w:history="1" r:id="rIdcqng1ssmtdwlfygdwlsir">
               <w:r>
                 <w:rPr>
                   <w:rFonts w:ascii="Arial" w:cs="Arial" w:eastAsia="Arial" w:hAnsi="Arial"/>
@@ -10594,7 +10594,7 @@
             <w:pPr>
               <w:spacing w:after="20" w:before="0"/>
             </w:pPr>
-            <w:hyperlink w:history="1" r:id="rIdrbyxki41bpkvktbiowtch">
+            <w:hyperlink w:history="1" r:id="rIdmm18ur1mljj8fd-oh3n0o">
               <w:r>
                 <w:rPr>
                   <w:rFonts w:ascii="Arial" w:cs="Arial" w:eastAsia="Arial" w:hAnsi="Arial"/>
@@ -10627,7 +10627,7 @@
               <w:spacing w:after="10" w:before="0"/>
               <w:ind w:left="120"/>
             </w:pPr>
-            <w:hyperlink w:history="1" r:id="rIdg4iw53e90wrnwbpr9amgm">
+            <w:hyperlink w:history="1" r:id="rIdxspbzlhb5usdjgz0qcqcf">
               <w:r>
                 <w:rPr>
                   <w:rFonts w:ascii="Arial" w:cs="Arial" w:eastAsia="Arial" w:hAnsi="Arial"/>
@@ -10672,7 +10672,7 @@
             <w:pPr>
               <w:spacing w:after="20" w:before="0"/>
             </w:pPr>
-            <w:hyperlink w:history="1" r:id="rId0umspl3nsbuy64izftgfe">
+            <w:hyperlink w:history="1" r:id="rId_tn_htmm9el4imo7biac_">
               <w:r>
                 <w:rPr>
                   <w:rFonts w:ascii="Arial" w:cs="Arial" w:eastAsia="Arial" w:hAnsi="Arial"/>
@@ -10705,7 +10705,7 @@
               <w:spacing w:after="10" w:before="0"/>
               <w:ind w:left="120"/>
             </w:pPr>
-            <w:hyperlink w:history="1" r:id="rIdq_ugxbkwbezplog5rrwpz">
+            <w:hyperlink w:history="1" r:id="rIdx6zc-daz2qxa7kzjs73fy">
               <w:r>
                 <w:rPr>
                   <w:rFonts w:ascii="Arial" w:cs="Arial" w:eastAsia="Arial" w:hAnsi="Arial"/>
@@ -10900,7 +10900,7 @@
             <w:pPr>
               <w:spacing w:after="20" w:before="0"/>
             </w:pPr>
-            <w:hyperlink w:history="1" r:id="rIdj0qel8_f-uyjihxt7nyj5">
+            <w:hyperlink w:history="1" r:id="rIdveler5pcy0t3dk7rcnrbg">
               <w:r>
                 <w:rPr>
                   <w:rFonts w:ascii="Arial" w:cs="Arial" w:eastAsia="Arial" w:hAnsi="Arial"/>
@@ -10933,7 +10933,7 @@
               <w:spacing w:after="10" w:before="0"/>
               <w:ind w:left="120"/>
             </w:pPr>
-            <w:hyperlink w:history="1" r:id="rIdd9w4cltfntknguwafo6sv">
+            <w:hyperlink w:history="1" r:id="rIdwkcc3p_7ozhxbng4jzzna">
               <w:r>
                 <w:rPr>
                   <w:rFonts w:ascii="Arial" w:cs="Arial" w:eastAsia="Arial" w:hAnsi="Arial"/>
@@ -10978,7 +10978,7 @@
             <w:pPr>
               <w:spacing w:after="20" w:before="0"/>
             </w:pPr>
-            <w:hyperlink w:history="1" r:id="rId7xarxskfiglxe0idcqze7">
+            <w:hyperlink w:history="1" r:id="rIdloh_hgvhqgcns46w2sntj">
               <w:r>
                 <w:rPr>
                   <w:rFonts w:ascii="Arial" w:cs="Arial" w:eastAsia="Arial" w:hAnsi="Arial"/>
@@ -11011,7 +11011,7 @@
               <w:spacing w:after="10" w:before="0"/>
               <w:ind w:left="120"/>
             </w:pPr>
-            <w:hyperlink w:history="1" r:id="rId-x_3hnzrzruyc_3da3ouf">
+            <w:hyperlink w:history="1" r:id="rId001-g50_sytwas7vyyt89">
               <w:r>
                 <w:rPr>
                   <w:rFonts w:ascii="Arial" w:cs="Arial" w:eastAsia="Arial" w:hAnsi="Arial"/>
@@ -11206,7 +11206,7 @@
             <w:pPr>
               <w:spacing w:after="20" w:before="0"/>
             </w:pPr>
-            <w:hyperlink w:history="1" r:id="rIdb5unkvcpitdgayi24d6tp">
+            <w:hyperlink w:history="1" r:id="rId_zupmmsw-g8vkpxqajuph">
               <w:r>
                 <w:rPr>
                   <w:rFonts w:ascii="Arial" w:cs="Arial" w:eastAsia="Arial" w:hAnsi="Arial"/>
@@ -11239,7 +11239,7 @@
               <w:spacing w:after="10" w:before="0"/>
               <w:ind w:left="120"/>
             </w:pPr>
-            <w:hyperlink w:history="1" r:id="rIdympnolat9740fusm4jgj-">
+            <w:hyperlink w:history="1" r:id="rIdheu-cdrbtz7jwbtyfx9rw">
               <w:r>
                 <w:rPr>
                   <w:rFonts w:ascii="Arial" w:cs="Arial" w:eastAsia="Arial" w:hAnsi="Arial"/>
@@ -11284,7 +11284,7 @@
             <w:pPr>
               <w:spacing w:after="20" w:before="0"/>
             </w:pPr>
-            <w:hyperlink w:history="1" r:id="rIdvcfgb-mlay1pshx2vor2m">
+            <w:hyperlink w:history="1" r:id="rIdpcvkkt2phzjl4ian4qvk9">
               <w:r>
                 <w:rPr>
                   <w:rFonts w:ascii="Arial" w:cs="Arial" w:eastAsia="Arial" w:hAnsi="Arial"/>
@@ -11317,7 +11317,7 @@
               <w:spacing w:after="10" w:before="0"/>
               <w:ind w:left="120"/>
             </w:pPr>
-            <w:hyperlink w:history="1" r:id="rIdmm5z3mtxjbt4onw2jrvns">
+            <w:hyperlink w:history="1" r:id="rIdrvkp491mtqjc7ipegidst">
               <w:r>
                 <w:rPr>
                   <w:rFonts w:ascii="Arial" w:cs="Arial" w:eastAsia="Arial" w:hAnsi="Arial"/>
@@ -11829,7 +11829,7 @@
         </w:rPr>
         <w:t xml:space="preserve">© 2026 SeaVuria and ARES. Aligned with KICD objectives. Developed by SeaVuria; technical implementation by ARES (with AI assistance from Claude). Licensed under </w:t>
       </w:r>
-      <w:hyperlink w:history="1" r:id="rId5xm2kutgicxl_r7hfm6ci">
+      <w:hyperlink w:history="1" r:id="rIdqoqu9a2fevvdmdvta7nw8">
         <w:r>
           <w:rPr>
             <w:rFonts w:ascii="Arial" w:cs="Arial" w:eastAsia="Arial" w:hAnsi="Arial"/>
@@ -11850,7 +11850,7 @@
         </w:rPr>
         <w:t xml:space="preserve"> (</w:t>
       </w:r>
-      <w:hyperlink w:history="1" r:id="rIddaxa07tnah-i0tmo2z0ob">
+      <w:hyperlink w:history="1" r:id="rIdrpdm7mop0rln3bjmqo7tm">
         <w:r>
           <w:rPr>
             <w:rFonts w:ascii="Arial" w:cs="Arial" w:eastAsia="Arial" w:hAnsi="Arial"/>
@@ -12863,7 +12863,7 @@
             <w:pPr>
               <w:spacing w:after="20" w:before="0"/>
             </w:pPr>
-            <w:hyperlink w:history="1" r:id="rId9olles9qso1qbvz7khxzq">
+            <w:hyperlink w:history="1" r:id="rIdm7fpw1igqyxs8-jylpxig">
               <w:r>
                 <w:rPr>
                   <w:rFonts w:ascii="Arial" w:cs="Arial" w:eastAsia="Arial" w:hAnsi="Arial"/>
@@ -12896,7 +12896,7 @@
               <w:spacing w:after="10" w:before="0"/>
               <w:ind w:left="120"/>
             </w:pPr>
-            <w:hyperlink w:history="1" r:id="rIdrcjj8cdj1r-k1mzdgr6ll">
+            <w:hyperlink w:history="1" r:id="rIdobeor0qacb6gwc3smihbs">
               <w:r>
                 <w:rPr>
                   <w:rFonts w:ascii="Arial" w:cs="Arial" w:eastAsia="Arial" w:hAnsi="Arial"/>
@@ -12941,7 +12941,7 @@
             <w:pPr>
               <w:spacing w:after="20" w:before="0"/>
             </w:pPr>
-            <w:hyperlink w:history="1" r:id="rIda4csfeomzfkdcgspsenbj">
+            <w:hyperlink w:history="1" r:id="rId_puwdncl_f_br49h7vfpb">
               <w:r>
                 <w:rPr>
                   <w:rFonts w:ascii="Arial" w:cs="Arial" w:eastAsia="Arial" w:hAnsi="Arial"/>
@@ -12974,7 +12974,7 @@
               <w:spacing w:after="10" w:before="0"/>
               <w:ind w:left="120"/>
             </w:pPr>
-            <w:hyperlink w:history="1" r:id="rIdf93qljyqou8j5_bxdutnm">
+            <w:hyperlink w:history="1" r:id="rIdnqmssc8km8chqjplklsun">
               <w:r>
                 <w:rPr>
                   <w:rFonts w:ascii="Arial" w:cs="Arial" w:eastAsia="Arial" w:hAnsi="Arial"/>
@@ -13169,7 +13169,7 @@
             <w:pPr>
               <w:spacing w:after="20" w:before="0"/>
             </w:pPr>
-            <w:hyperlink w:history="1" r:id="rIdiw51iiz4y1pcciuip9e5x">
+            <w:hyperlink w:history="1" r:id="rIdhy8icyxbghfsk-k4xodcy">
               <w:r>
                 <w:rPr>
                   <w:rFonts w:ascii="Arial" w:cs="Arial" w:eastAsia="Arial" w:hAnsi="Arial"/>
@@ -13202,7 +13202,7 @@
               <w:spacing w:after="10" w:before="0"/>
               <w:ind w:left="120"/>
             </w:pPr>
-            <w:hyperlink w:history="1" r:id="rIdnyu-95-g-b2zhjwgrkmnb">
+            <w:hyperlink w:history="1" r:id="rIdbuml7wslykb3ela40ekh7">
               <w:r>
                 <w:rPr>
                   <w:rFonts w:ascii="Arial" w:cs="Arial" w:eastAsia="Arial" w:hAnsi="Arial"/>
@@ -13247,7 +13247,7 @@
             <w:pPr>
               <w:spacing w:after="20" w:before="0"/>
             </w:pPr>
-            <w:hyperlink w:history="1" r:id="rIddwwp3o_009bnr_93wzmbx">
+            <w:hyperlink w:history="1" r:id="rId-dyfxrjuiiu6h37a1jvs7">
               <w:r>
                 <w:rPr>
                   <w:rFonts w:ascii="Arial" w:cs="Arial" w:eastAsia="Arial" w:hAnsi="Arial"/>
@@ -13280,7 +13280,7 @@
               <w:spacing w:after="10" w:before="0"/>
               <w:ind w:left="120"/>
             </w:pPr>
-            <w:hyperlink w:history="1" r:id="rIdklbrqathrnn58xgzo1n7s">
+            <w:hyperlink w:history="1" r:id="rIdzbildcakzamxpsyms76ak">
               <w:r>
                 <w:rPr>
                   <w:rFonts w:ascii="Arial" w:cs="Arial" w:eastAsia="Arial" w:hAnsi="Arial"/>
@@ -13475,7 +13475,7 @@
             <w:pPr>
               <w:spacing w:after="20" w:before="0"/>
             </w:pPr>
-            <w:hyperlink w:history="1" r:id="rIdf0_merxr3sadoe2mcd0ya">
+            <w:hyperlink w:history="1" r:id="rIdhk3nbz5dngu2vz-qkj8lk">
               <w:r>
                 <w:rPr>
                   <w:rFonts w:ascii="Arial" w:cs="Arial" w:eastAsia="Arial" w:hAnsi="Arial"/>
@@ -13508,7 +13508,7 @@
               <w:spacing w:after="10" w:before="0"/>
               <w:ind w:left="120"/>
             </w:pPr>
-            <w:hyperlink w:history="1" r:id="rIdnpcyamu9oszo4vjmpw1fn">
+            <w:hyperlink w:history="1" r:id="rIdbyh0xdgxaeykdwyzrux2d">
               <w:r>
                 <w:rPr>
                   <w:rFonts w:ascii="Arial" w:cs="Arial" w:eastAsia="Arial" w:hAnsi="Arial"/>
@@ -13553,7 +13553,7 @@
             <w:pPr>
               <w:spacing w:after="20" w:before="0"/>
             </w:pPr>
-            <w:hyperlink w:history="1" r:id="rIdzwvlxzlox298u9o9ne_ss">
+            <w:hyperlink w:history="1" r:id="rIdu4_i9tdml7_gkdicnov7x">
               <w:r>
                 <w:rPr>
                   <w:rFonts w:ascii="Arial" w:cs="Arial" w:eastAsia="Arial" w:hAnsi="Arial"/>
@@ -13586,7 +13586,7 @@
               <w:spacing w:after="10" w:before="0"/>
               <w:ind w:left="120"/>
             </w:pPr>
-            <w:hyperlink w:history="1" r:id="rId_zv5tkg2th0dkm4b5w2go">
+            <w:hyperlink w:history="1" r:id="rIdsv4fipjxds0ek41kysgpl">
               <w:r>
                 <w:rPr>
                   <w:rFonts w:ascii="Arial" w:cs="Arial" w:eastAsia="Arial" w:hAnsi="Arial"/>
@@ -13781,7 +13781,7 @@
             <w:pPr>
               <w:spacing w:after="20" w:before="0"/>
             </w:pPr>
-            <w:hyperlink w:history="1" r:id="rIdrmkeg5z0ljxiwjpohjq2h">
+            <w:hyperlink w:history="1" r:id="rIdaiwscumi9wflkshgue0nk">
               <w:r>
                 <w:rPr>
                   <w:rFonts w:ascii="Arial" w:cs="Arial" w:eastAsia="Arial" w:hAnsi="Arial"/>
@@ -13814,7 +13814,7 @@
               <w:spacing w:after="10" w:before="0"/>
               <w:ind w:left="120"/>
             </w:pPr>
-            <w:hyperlink w:history="1" r:id="rIdm75jelllzr0s-dmkqron9">
+            <w:hyperlink w:history="1" r:id="rIdaww8qj-pi3amzn175zy1r">
               <w:r>
                 <w:rPr>
                   <w:rFonts w:ascii="Arial" w:cs="Arial" w:eastAsia="Arial" w:hAnsi="Arial"/>
@@ -13859,7 +13859,7 @@
             <w:pPr>
               <w:spacing w:after="20" w:before="0"/>
             </w:pPr>
-            <w:hyperlink w:history="1" r:id="rIdafl-b0jx_enpt6-39gwct">
+            <w:hyperlink w:history="1" r:id="rIdvwofg-2gwmmurdgikyye-">
               <w:r>
                 <w:rPr>
                   <w:rFonts w:ascii="Arial" w:cs="Arial" w:eastAsia="Arial" w:hAnsi="Arial"/>
@@ -13892,7 +13892,7 @@
               <w:spacing w:after="10" w:before="0"/>
               <w:ind w:left="120"/>
             </w:pPr>
-            <w:hyperlink w:history="1" r:id="rIdqh6ejynkpuemlaayg44tw">
+            <w:hyperlink w:history="1" r:id="rIdmqu2em-blsyb7jshodx2l">
               <w:r>
                 <w:rPr>
                   <w:rFonts w:ascii="Arial" w:cs="Arial" w:eastAsia="Arial" w:hAnsi="Arial"/>
@@ -14087,7 +14087,7 @@
             <w:pPr>
               <w:spacing w:after="20" w:before="0"/>
             </w:pPr>
-            <w:hyperlink w:history="1" r:id="rIdrcbdm9gtgaiv6j7jhm3v4">
+            <w:hyperlink w:history="1" r:id="rIdkg3bpi6jlbmyim3qyvc3m">
               <w:r>
                 <w:rPr>
                   <w:rFonts w:ascii="Arial" w:cs="Arial" w:eastAsia="Arial" w:hAnsi="Arial"/>
@@ -14120,7 +14120,7 @@
               <w:spacing w:after="10" w:before="0"/>
               <w:ind w:left="120"/>
             </w:pPr>
-            <w:hyperlink w:history="1" r:id="rIda7dzta0lzpn_ao7vseo6z">
+            <w:hyperlink w:history="1" r:id="rIdiinhovmdalhi99085slcg">
               <w:r>
                 <w:rPr>
                   <w:rFonts w:ascii="Arial" w:cs="Arial" w:eastAsia="Arial" w:hAnsi="Arial"/>
@@ -14165,7 +14165,7 @@
             <w:pPr>
               <w:spacing w:after="20" w:before="0"/>
             </w:pPr>
-            <w:hyperlink w:history="1" r:id="rIdndhnpezqrbeov5mqyxd8a">
+            <w:hyperlink w:history="1" r:id="rIdfirgjf7xrrtnb7azg8sa2">
               <w:r>
                 <w:rPr>
                   <w:rFonts w:ascii="Arial" w:cs="Arial" w:eastAsia="Arial" w:hAnsi="Arial"/>
@@ -14198,7 +14198,7 @@
               <w:spacing w:after="10" w:before="0"/>
               <w:ind w:left="120"/>
             </w:pPr>
-            <w:hyperlink w:history="1" r:id="rIdw-zylehz6uxm6va59j8uw">
+            <w:hyperlink w:history="1" r:id="rIdmrmmwowqyyhlasrijcagv">
               <w:r>
                 <w:rPr>
                   <w:rFonts w:ascii="Arial" w:cs="Arial" w:eastAsia="Arial" w:hAnsi="Arial"/>
@@ -14710,7 +14710,7 @@
         </w:rPr>
         <w:t xml:space="preserve">© 2026 SeaVuria and ARES. Aligned with KICD objectives. Developed by SeaVuria; technical implementation by ARES (with AI assistance from Claude). Licensed under </w:t>
       </w:r>
-      <w:hyperlink w:history="1" r:id="rIdhcukqwcfyise1tqnvrvyw">
+      <w:hyperlink w:history="1" r:id="rId3xzq1b3toijxce-8l-2cq">
         <w:r>
           <w:rPr>
             <w:rFonts w:ascii="Arial" w:cs="Arial" w:eastAsia="Arial" w:hAnsi="Arial"/>
@@ -14731,7 +14731,7 @@
         </w:rPr>
         <w:t xml:space="preserve"> (</w:t>
       </w:r>
-      <w:hyperlink w:history="1" r:id="rIdvby7sk3g6ljyfutn5zwbn">
+      <w:hyperlink w:history="1" r:id="rIdnyt5vorseq-n5spt-oevg">
         <w:r>
           <w:rPr>
             <w:rFonts w:ascii="Arial" w:cs="Arial" w:eastAsia="Arial" w:hAnsi="Arial"/>
@@ -15744,7 +15744,7 @@
             <w:pPr>
               <w:spacing w:after="20" w:before="0"/>
             </w:pPr>
-            <w:hyperlink w:history="1" r:id="rId5egfzbvkdc6csnmin7nyw">
+            <w:hyperlink w:history="1" r:id="rIdrew5apgpla8daje2cf-wq">
               <w:r>
                 <w:rPr>
                   <w:rFonts w:ascii="Arial" w:cs="Arial" w:eastAsia="Arial" w:hAnsi="Arial"/>
@@ -15777,7 +15777,7 @@
               <w:spacing w:after="10" w:before="0"/>
               <w:ind w:left="120"/>
             </w:pPr>
-            <w:hyperlink w:history="1" r:id="rIdk7cqvicbwmy3o1hec-5xb">
+            <w:hyperlink w:history="1" r:id="rId41zxbt3oouwovyrwp5csl">
               <w:r>
                 <w:rPr>
                   <w:rFonts w:ascii="Arial" w:cs="Arial" w:eastAsia="Arial" w:hAnsi="Arial"/>
@@ -15822,7 +15822,7 @@
             <w:pPr>
               <w:spacing w:after="20" w:before="0"/>
             </w:pPr>
-            <w:hyperlink w:history="1" r:id="rId5vwokfgnxnlb0b-bvk4bx">
+            <w:hyperlink w:history="1" r:id="rIddygfh2ir5dqasg1c7anqp">
               <w:r>
                 <w:rPr>
                   <w:rFonts w:ascii="Arial" w:cs="Arial" w:eastAsia="Arial" w:hAnsi="Arial"/>
@@ -15855,7 +15855,7 @@
               <w:spacing w:after="10" w:before="0"/>
               <w:ind w:left="120"/>
             </w:pPr>
-            <w:hyperlink w:history="1" r:id="rIdobx8_s8qmbbrtykujrhs9">
+            <w:hyperlink w:history="1" r:id="rIdd5jutequ-rl1x-lt1evrk">
               <w:r>
                 <w:rPr>
                   <w:rFonts w:ascii="Arial" w:cs="Arial" w:eastAsia="Arial" w:hAnsi="Arial"/>
@@ -16050,7 +16050,7 @@
             <w:pPr>
               <w:spacing w:after="20" w:before="0"/>
             </w:pPr>
-            <w:hyperlink w:history="1" r:id="rIdvolwfbc6iuravfohsiqvv">
+            <w:hyperlink w:history="1" r:id="rId6gfsazrlebeubpvdpalma">
               <w:r>
                 <w:rPr>
                   <w:rFonts w:ascii="Arial" w:cs="Arial" w:eastAsia="Arial" w:hAnsi="Arial"/>
@@ -16083,7 +16083,7 @@
               <w:spacing w:after="10" w:before="0"/>
               <w:ind w:left="120"/>
             </w:pPr>
-            <w:hyperlink w:history="1" r:id="rIdbkpffqm59zbuvsmut4usi">
+            <w:hyperlink w:history="1" r:id="rIdzf2ybmjkdlzzx98_dwh6p">
               <w:r>
                 <w:rPr>
                   <w:rFonts w:ascii="Arial" w:cs="Arial" w:eastAsia="Arial" w:hAnsi="Arial"/>
@@ -16128,7 +16128,7 @@
             <w:pPr>
               <w:spacing w:after="20" w:before="0"/>
             </w:pPr>
-            <w:hyperlink w:history="1" r:id="rIdfd7xc0xjjck7r3iphg6qz">
+            <w:hyperlink w:history="1" r:id="rId4dkkclu0dzct3zg5_vm-o">
               <w:r>
                 <w:rPr>
                   <w:rFonts w:ascii="Arial" w:cs="Arial" w:eastAsia="Arial" w:hAnsi="Arial"/>
@@ -16161,7 +16161,7 @@
               <w:spacing w:after="10" w:before="0"/>
               <w:ind w:left="120"/>
             </w:pPr>
-            <w:hyperlink w:history="1" r:id="rIdugofo4-iwsa3q3vbl-bbu">
+            <w:hyperlink w:history="1" r:id="rIdhgqezfdotz50uvkr21knb">
               <w:r>
                 <w:rPr>
                   <w:rFonts w:ascii="Arial" w:cs="Arial" w:eastAsia="Arial" w:hAnsi="Arial"/>
@@ -16356,7 +16356,7 @@
             <w:pPr>
               <w:spacing w:after="20" w:before="0"/>
             </w:pPr>
-            <w:hyperlink w:history="1" r:id="rIdoyg1ie2eibgn5b9t5w5hd">
+            <w:hyperlink w:history="1" r:id="rIdlhxvqn3olizr3cgspoxwv">
               <w:r>
                 <w:rPr>
                   <w:rFonts w:ascii="Arial" w:cs="Arial" w:eastAsia="Arial" w:hAnsi="Arial"/>
@@ -16389,7 +16389,7 @@
               <w:spacing w:after="10" w:before="0"/>
               <w:ind w:left="120"/>
             </w:pPr>
-            <w:hyperlink w:history="1" r:id="rIdjupynvooxfuz20awxvj_f">
+            <w:hyperlink w:history="1" r:id="rIdpcs9dvwix9mlmvt1htoyk">
               <w:r>
                 <w:rPr>
                   <w:rFonts w:ascii="Arial" w:cs="Arial" w:eastAsia="Arial" w:hAnsi="Arial"/>
@@ -16434,7 +16434,7 @@
             <w:pPr>
               <w:spacing w:after="20" w:before="0"/>
             </w:pPr>
-            <w:hyperlink w:history="1" r:id="rIdcjmliro0znbyk2y3iweqo">
+            <w:hyperlink w:history="1" r:id="rIdd4svtinxrz8zvgwolssff">
               <w:r>
                 <w:rPr>
                   <w:rFonts w:ascii="Arial" w:cs="Arial" w:eastAsia="Arial" w:hAnsi="Arial"/>
@@ -16467,7 +16467,7 @@
               <w:spacing w:after="10" w:before="0"/>
               <w:ind w:left="120"/>
             </w:pPr>
-            <w:hyperlink w:history="1" r:id="rIdhkxx2lnyjf3clndr8-xh4">
+            <w:hyperlink w:history="1" r:id="rId7qhi9cdwbu6uof1wih5lq">
               <w:r>
                 <w:rPr>
                   <w:rFonts w:ascii="Arial" w:cs="Arial" w:eastAsia="Arial" w:hAnsi="Arial"/>
@@ -16662,7 +16662,7 @@
             <w:pPr>
               <w:spacing w:after="20" w:before="0"/>
             </w:pPr>
-            <w:hyperlink w:history="1" r:id="rIdxkny5q16s8lzgb5lcxgpz">
+            <w:hyperlink w:history="1" r:id="rId8hrfn4vfdquk1tmsweo9b">
               <w:r>
                 <w:rPr>
                   <w:rFonts w:ascii="Arial" w:cs="Arial" w:eastAsia="Arial" w:hAnsi="Arial"/>
@@ -16695,7 +16695,7 @@
               <w:spacing w:after="10" w:before="0"/>
               <w:ind w:left="120"/>
             </w:pPr>
-            <w:hyperlink w:history="1" r:id="rIddhbxxkbw3aoistiz3p2rf">
+            <w:hyperlink w:history="1" r:id="rIdb9u1u7xlql2fuvfbl-qug">
               <w:r>
                 <w:rPr>
                   <w:rFonts w:ascii="Arial" w:cs="Arial" w:eastAsia="Arial" w:hAnsi="Arial"/>
@@ -16740,7 +16740,7 @@
             <w:pPr>
               <w:spacing w:after="20" w:before="0"/>
             </w:pPr>
-            <w:hyperlink w:history="1" r:id="rId2qajpa3x1zdymaoxkrac5">
+            <w:hyperlink w:history="1" r:id="rIdofbxl4cshw9apdursln7o">
               <w:r>
                 <w:rPr>
                   <w:rFonts w:ascii="Arial" w:cs="Arial" w:eastAsia="Arial" w:hAnsi="Arial"/>
@@ -16773,7 +16773,7 @@
               <w:spacing w:after="10" w:before="0"/>
               <w:ind w:left="120"/>
             </w:pPr>
-            <w:hyperlink w:history="1" r:id="rIdsdyz-uhj-nfvergd1-lng">
+            <w:hyperlink w:history="1" r:id="rIddlcrz-wb3avaiaqmq5izw">
               <w:r>
                 <w:rPr>
                   <w:rFonts w:ascii="Arial" w:cs="Arial" w:eastAsia="Arial" w:hAnsi="Arial"/>
@@ -16968,7 +16968,7 @@
             <w:pPr>
               <w:spacing w:after="20" w:before="0"/>
             </w:pPr>
-            <w:hyperlink w:history="1" r:id="rId7ny0d1sharwdjj03gc_ro">
+            <w:hyperlink w:history="1" r:id="rIdka6ms9p1u8gqth722k3k7">
               <w:r>
                 <w:rPr>
                   <w:rFonts w:ascii="Arial" w:cs="Arial" w:eastAsia="Arial" w:hAnsi="Arial"/>
@@ -17001,7 +17001,7 @@
               <w:spacing w:after="10" w:before="0"/>
               <w:ind w:left="120"/>
             </w:pPr>
-            <w:hyperlink w:history="1" r:id="rIdkorjtrrvbfy2nam5a24qr">
+            <w:hyperlink w:history="1" r:id="rIdv6b4yy3fkl7tqetnvqegm">
               <w:r>
                 <w:rPr>
                   <w:rFonts w:ascii="Arial" w:cs="Arial" w:eastAsia="Arial" w:hAnsi="Arial"/>
@@ -17046,7 +17046,7 @@
             <w:pPr>
               <w:spacing w:after="20" w:before="0"/>
             </w:pPr>
-            <w:hyperlink w:history="1" r:id="rIdk_rqgwyn6n3jemi4pujol">
+            <w:hyperlink w:history="1" r:id="rIdm-zjecn3xxziom_gdlq56">
               <w:r>
                 <w:rPr>
                   <w:rFonts w:ascii="Arial" w:cs="Arial" w:eastAsia="Arial" w:hAnsi="Arial"/>
@@ -17079,7 +17079,7 @@
               <w:spacing w:after="10" w:before="0"/>
               <w:ind w:left="120"/>
             </w:pPr>
-            <w:hyperlink w:history="1" r:id="rId31b-o7qovdkoncvsjfkot">
+            <w:hyperlink w:history="1" r:id="rIdzlzxsu1vpbrmfbjupdlxk">
               <w:r>
                 <w:rPr>
                   <w:rFonts w:ascii="Arial" w:cs="Arial" w:eastAsia="Arial" w:hAnsi="Arial"/>
@@ -17591,7 +17591,7 @@
         </w:rPr>
         <w:t xml:space="preserve">© 2026 SeaVuria and ARES. Aligned with KICD objectives. Developed by SeaVuria; technical implementation by ARES (with AI assistance from Claude). Licensed under </w:t>
       </w:r>
-      <w:hyperlink w:history="1" r:id="rIdzlgzljm0j9ies1zkvcjhr">
+      <w:hyperlink w:history="1" r:id="rId0tf9v0zk9m2serbpmiwgv">
         <w:r>
           <w:rPr>
             <w:rFonts w:ascii="Arial" w:cs="Arial" w:eastAsia="Arial" w:hAnsi="Arial"/>
@@ -17612,7 +17612,7 @@
         </w:rPr>
         <w:t xml:space="preserve"> (</w:t>
       </w:r>
-      <w:hyperlink w:history="1" r:id="rIdevbr3d7vhkevgsuwdlnsq">
+      <w:hyperlink w:history="1" r:id="rIdcofivr6vgdhquu5bahvzw">
         <w:r>
           <w:rPr>
             <w:rFonts w:ascii="Arial" w:cs="Arial" w:eastAsia="Arial" w:hAnsi="Arial"/>
@@ -18625,7 +18625,7 @@
             <w:pPr>
               <w:spacing w:after="20" w:before="0"/>
             </w:pPr>
-            <w:hyperlink w:history="1" r:id="rId8ipipmgsmbd5h6kcqvkzo">
+            <w:hyperlink w:history="1" r:id="rIdizcgzv-zwimq-ruk4lbmp">
               <w:r>
                 <w:rPr>
                   <w:rFonts w:ascii="Arial" w:cs="Arial" w:eastAsia="Arial" w:hAnsi="Arial"/>
@@ -18658,7 +18658,7 @@
               <w:spacing w:after="10" w:before="0"/>
               <w:ind w:left="120"/>
             </w:pPr>
-            <w:hyperlink w:history="1" r:id="rIdk_5eggd_9vcs715yi676m">
+            <w:hyperlink w:history="1" r:id="rId2vpxcoqqwtyncea78qsfj">
               <w:r>
                 <w:rPr>
                   <w:rFonts w:ascii="Arial" w:cs="Arial" w:eastAsia="Arial" w:hAnsi="Arial"/>
@@ -18703,7 +18703,7 @@
             <w:pPr>
               <w:spacing w:after="20" w:before="0"/>
             </w:pPr>
-            <w:hyperlink w:history="1" r:id="rId2re1lawp-6pig0ahoyb1e">
+            <w:hyperlink w:history="1" r:id="rIdxc7chkp0olaulbuxnbn3q">
               <w:r>
                 <w:rPr>
                   <w:rFonts w:ascii="Arial" w:cs="Arial" w:eastAsia="Arial" w:hAnsi="Arial"/>
@@ -18736,7 +18736,7 @@
               <w:spacing w:after="10" w:before="0"/>
               <w:ind w:left="120"/>
             </w:pPr>
-            <w:hyperlink w:history="1" r:id="rId9cte0brzwg6qexnjnwmjk">
+            <w:hyperlink w:history="1" r:id="rIdmvzla0quiyxsqnhb_koz4">
               <w:r>
                 <w:rPr>
                   <w:rFonts w:ascii="Arial" w:cs="Arial" w:eastAsia="Arial" w:hAnsi="Arial"/>
@@ -18931,7 +18931,7 @@
             <w:pPr>
               <w:spacing w:after="20" w:before="0"/>
             </w:pPr>
-            <w:hyperlink w:history="1" r:id="rIdch7bmokj-tkmctd_hhrpc">
+            <w:hyperlink w:history="1" r:id="rIdomunym4zmwvc6wthhybag">
               <w:r>
                 <w:rPr>
                   <w:rFonts w:ascii="Arial" w:cs="Arial" w:eastAsia="Arial" w:hAnsi="Arial"/>
@@ -18964,7 +18964,7 @@
               <w:spacing w:after="10" w:before="0"/>
               <w:ind w:left="120"/>
             </w:pPr>
-            <w:hyperlink w:history="1" r:id="rIduo9zadnbpigzhohcroxyo">
+            <w:hyperlink w:history="1" r:id="rIdxyckj_zrycshbbqap6jr5">
               <w:r>
                 <w:rPr>
                   <w:rFonts w:ascii="Arial" w:cs="Arial" w:eastAsia="Arial" w:hAnsi="Arial"/>
@@ -19009,7 +19009,7 @@
             <w:pPr>
               <w:spacing w:after="20" w:before="0"/>
             </w:pPr>
-            <w:hyperlink w:history="1" r:id="rIdluqpl_3chxpeahsjsodnv">
+            <w:hyperlink w:history="1" r:id="rIdyhjrfirfy1j72wdgkgulr">
               <w:r>
                 <w:rPr>
                   <w:rFonts w:ascii="Arial" w:cs="Arial" w:eastAsia="Arial" w:hAnsi="Arial"/>
@@ -19042,7 +19042,7 @@
               <w:spacing w:after="10" w:before="0"/>
               <w:ind w:left="120"/>
             </w:pPr>
-            <w:hyperlink w:history="1" r:id="rIdxl_4hnocm9tvxyqxcbxa_">
+            <w:hyperlink w:history="1" r:id="rIdefxer0ssiumvpmaq9ciz6">
               <w:r>
                 <w:rPr>
                   <w:rFonts w:ascii="Arial" w:cs="Arial" w:eastAsia="Arial" w:hAnsi="Arial"/>
@@ -19237,7 +19237,7 @@
             <w:pPr>
               <w:spacing w:after="20" w:before="0"/>
             </w:pPr>
-            <w:hyperlink w:history="1" r:id="rIdhdrjdz1fkak4olpumbu_0">
+            <w:hyperlink w:history="1" r:id="rIdsbcavmh9kxi-5yazbfq0g">
               <w:r>
                 <w:rPr>
                   <w:rFonts w:ascii="Arial" w:cs="Arial" w:eastAsia="Arial" w:hAnsi="Arial"/>
@@ -19270,7 +19270,7 @@
               <w:spacing w:after="10" w:before="0"/>
               <w:ind w:left="120"/>
             </w:pPr>
-            <w:hyperlink w:history="1" r:id="rId3qlcaeu-rpaqiybineskk">
+            <w:hyperlink w:history="1" r:id="rId0nejcnhkxkmc12y0mfezm">
               <w:r>
                 <w:rPr>
                   <w:rFonts w:ascii="Arial" w:cs="Arial" w:eastAsia="Arial" w:hAnsi="Arial"/>
@@ -19315,7 +19315,7 @@
             <w:pPr>
               <w:spacing w:after="20" w:before="0"/>
             </w:pPr>
-            <w:hyperlink w:history="1" r:id="rIdixkuqzqk1sji2vd9ro-7q">
+            <w:hyperlink w:history="1" r:id="rId-uhyxgka3rqrpxal_6kso">
               <w:r>
                 <w:rPr>
                   <w:rFonts w:ascii="Arial" w:cs="Arial" w:eastAsia="Arial" w:hAnsi="Arial"/>
@@ -19348,7 +19348,7 @@
               <w:spacing w:after="10" w:before="0"/>
               <w:ind w:left="120"/>
             </w:pPr>
-            <w:hyperlink w:history="1" r:id="rIducbnqkkpdfneveba58lrt">
+            <w:hyperlink w:history="1" r:id="rIdymymuxmabqwnk7khtadu6">
               <w:r>
                 <w:rPr>
                   <w:rFonts w:ascii="Arial" w:cs="Arial" w:eastAsia="Arial" w:hAnsi="Arial"/>
@@ -19543,7 +19543,7 @@
             <w:pPr>
               <w:spacing w:after="20" w:before="0"/>
             </w:pPr>
-            <w:hyperlink w:history="1" r:id="rIdab469tqfyucbb4xeoqrup">
+            <w:hyperlink w:history="1" r:id="rIdklgtq0hoeejz7qnjfsjm6">
               <w:r>
                 <w:rPr>
                   <w:rFonts w:ascii="Arial" w:cs="Arial" w:eastAsia="Arial" w:hAnsi="Arial"/>
@@ -19576,7 +19576,7 @@
               <w:spacing w:after="10" w:before="0"/>
               <w:ind w:left="120"/>
             </w:pPr>
-            <w:hyperlink w:history="1" r:id="rIdrh5x_jwkk8wuyds5eabf_">
+            <w:hyperlink w:history="1" r:id="rIdrcqz9oemq6g99mhyod4b1">
               <w:r>
                 <w:rPr>
                   <w:rFonts w:ascii="Arial" w:cs="Arial" w:eastAsia="Arial" w:hAnsi="Arial"/>
@@ -19621,7 +19621,7 @@
             <w:pPr>
               <w:spacing w:after="20" w:before="0"/>
             </w:pPr>
-            <w:hyperlink w:history="1" r:id="rIdz7qfnuqwst1cgtxw6gyuw">
+            <w:hyperlink w:history="1" r:id="rIdufwly9xpgpryc9_nod7f_">
               <w:r>
                 <w:rPr>
                   <w:rFonts w:ascii="Arial" w:cs="Arial" w:eastAsia="Arial" w:hAnsi="Arial"/>
@@ -19654,7 +19654,7 @@
               <w:spacing w:after="10" w:before="0"/>
               <w:ind w:left="120"/>
             </w:pPr>
-            <w:hyperlink w:history="1" r:id="rIdweukbbltvnyrwwpp2stu9">
+            <w:hyperlink w:history="1" r:id="rIdffbozc0p7kkoju5qsqjlt">
               <w:r>
                 <w:rPr>
                   <w:rFonts w:ascii="Arial" w:cs="Arial" w:eastAsia="Arial" w:hAnsi="Arial"/>
@@ -19849,7 +19849,7 @@
             <w:pPr>
               <w:spacing w:after="20" w:before="0"/>
             </w:pPr>
-            <w:hyperlink w:history="1" r:id="rId_bxnoyrqahiwg9b6_9cjz">
+            <w:hyperlink w:history="1" r:id="rId7-jzbxmodbb8ft0mxsafu">
               <w:r>
                 <w:rPr>
                   <w:rFonts w:ascii="Arial" w:cs="Arial" w:eastAsia="Arial" w:hAnsi="Arial"/>
@@ -19882,7 +19882,7 @@
               <w:spacing w:after="10" w:before="0"/>
               <w:ind w:left="120"/>
             </w:pPr>
-            <w:hyperlink w:history="1" r:id="rIdxmbxvnkgothkwosbwejqc">
+            <w:hyperlink w:history="1" r:id="rIdth9pxy0nzoma1v6zauwfc">
               <w:r>
                 <w:rPr>
                   <w:rFonts w:ascii="Arial" w:cs="Arial" w:eastAsia="Arial" w:hAnsi="Arial"/>
@@ -19927,7 +19927,7 @@
             <w:pPr>
               <w:spacing w:after="20" w:before="0"/>
             </w:pPr>
-            <w:hyperlink w:history="1" r:id="rIdrakk62sad_y_aft91we3z">
+            <w:hyperlink w:history="1" r:id="rIdjsniifazq7ptkch_m0rav">
               <w:r>
                 <w:rPr>
                   <w:rFonts w:ascii="Arial" w:cs="Arial" w:eastAsia="Arial" w:hAnsi="Arial"/>
@@ -19960,7 +19960,7 @@
               <w:spacing w:after="10" w:before="0"/>
               <w:ind w:left="120"/>
             </w:pPr>
-            <w:hyperlink w:history="1" r:id="rIdqa9k11j16h9xuzh0_vnib">
+            <w:hyperlink w:history="1" r:id="rIdjhobgcpqfi8qil4ku4tas">
               <w:r>
                 <w:rPr>
                   <w:rFonts w:ascii="Arial" w:cs="Arial" w:eastAsia="Arial" w:hAnsi="Arial"/>
@@ -20472,7 +20472,7 @@
         </w:rPr>
         <w:t xml:space="preserve">© 2026 SeaVuria and ARES. Aligned with KICD objectives. Developed by SeaVuria; technical implementation by ARES (with AI assistance from Claude). Licensed under </w:t>
       </w:r>
-      <w:hyperlink w:history="1" r:id="rIdsyoqc48unbxer7wlndu_u">
+      <w:hyperlink w:history="1" r:id="rIdc9p1lqdhnydswwozrxjfv">
         <w:r>
           <w:rPr>
             <w:rFonts w:ascii="Arial" w:cs="Arial" w:eastAsia="Arial" w:hAnsi="Arial"/>
@@ -20493,7 +20493,7 @@
         </w:rPr>
         <w:t xml:space="preserve"> (</w:t>
       </w:r>
-      <w:hyperlink w:history="1" r:id="rIdubcexjdphgulr58nuczcf">
+      <w:hyperlink w:history="1" r:id="rIdvllboknc6pqnzsutk83ie">
         <w:r>
           <w:rPr>
             <w:rFonts w:ascii="Arial" w:cs="Arial" w:eastAsia="Arial" w:hAnsi="Arial"/>
@@ -21506,7 +21506,7 @@
             <w:pPr>
               <w:spacing w:after="20" w:before="0"/>
             </w:pPr>
-            <w:hyperlink w:history="1" r:id="rIdq4penj5hh3mfelbwql2d0">
+            <w:hyperlink w:history="1" r:id="rIdlhupdrsoi9ojs6yklrcxf">
               <w:r>
                 <w:rPr>
                   <w:rFonts w:ascii="Arial" w:cs="Arial" w:eastAsia="Arial" w:hAnsi="Arial"/>
@@ -21539,7 +21539,7 @@
               <w:spacing w:after="10" w:before="0"/>
               <w:ind w:left="120"/>
             </w:pPr>
-            <w:hyperlink w:history="1" r:id="rIdc8b9ixgjap3h7pmwxzirx">
+            <w:hyperlink w:history="1" r:id="rIdkr2xaeem_ibgq6a_ioxxz">
               <w:r>
                 <w:rPr>
                   <w:rFonts w:ascii="Arial" w:cs="Arial" w:eastAsia="Arial" w:hAnsi="Arial"/>
@@ -21584,7 +21584,7 @@
             <w:pPr>
               <w:spacing w:after="20" w:before="0"/>
             </w:pPr>
-            <w:hyperlink w:history="1" r:id="rIdlgr7xr1tleyc7xk4uopyy">
+            <w:hyperlink w:history="1" r:id="rIdfl2cdnz28dac6fsrkw4th">
               <w:r>
                 <w:rPr>
                   <w:rFonts w:ascii="Arial" w:cs="Arial" w:eastAsia="Arial" w:hAnsi="Arial"/>
@@ -21617,7 +21617,7 @@
               <w:spacing w:after="10" w:before="0"/>
               <w:ind w:left="120"/>
             </w:pPr>
-            <w:hyperlink w:history="1" r:id="rIdi6830-dpfxtwyoehcadp8">
+            <w:hyperlink w:history="1" r:id="rId6r7brk0xy4dnxgtyfjf88">
               <w:r>
                 <w:rPr>
                   <w:rFonts w:ascii="Arial" w:cs="Arial" w:eastAsia="Arial" w:hAnsi="Arial"/>
@@ -21812,7 +21812,7 @@
             <w:pPr>
               <w:spacing w:after="20" w:before="0"/>
             </w:pPr>
-            <w:hyperlink w:history="1" r:id="rId7jrlihki6a-trzebul4za">
+            <w:hyperlink w:history="1" r:id="rIdy14z9csn4s-0kxskcstqg">
               <w:r>
                 <w:rPr>
                   <w:rFonts w:ascii="Arial" w:cs="Arial" w:eastAsia="Arial" w:hAnsi="Arial"/>
@@ -21845,7 +21845,7 @@
               <w:spacing w:after="10" w:before="0"/>
               <w:ind w:left="120"/>
             </w:pPr>
-            <w:hyperlink w:history="1" r:id="rIdkao7mhjoousjsdkgsaae1">
+            <w:hyperlink w:history="1" r:id="rIdq5hmpybwvvqwruhziooel">
               <w:r>
                 <w:rPr>
                   <w:rFonts w:ascii="Arial" w:cs="Arial" w:eastAsia="Arial" w:hAnsi="Arial"/>
@@ -21890,7 +21890,7 @@
             <w:pPr>
               <w:spacing w:after="20" w:before="0"/>
             </w:pPr>
-            <w:hyperlink w:history="1" r:id="rIda8pa2emwmt7vzdv8kxykr">
+            <w:hyperlink w:history="1" r:id="rIdwc5onnh094vkunkplbhvp">
               <w:r>
                 <w:rPr>
                   <w:rFonts w:ascii="Arial" w:cs="Arial" w:eastAsia="Arial" w:hAnsi="Arial"/>
@@ -21923,7 +21923,7 @@
               <w:spacing w:after="10" w:before="0"/>
               <w:ind w:left="120"/>
             </w:pPr>
-            <w:hyperlink w:history="1" r:id="rIdyxf4jcbm9iwmqheesioo_">
+            <w:hyperlink w:history="1" r:id="rIdaqo9fse1lh66s7jngkdyf">
               <w:r>
                 <w:rPr>
                   <w:rFonts w:ascii="Arial" w:cs="Arial" w:eastAsia="Arial" w:hAnsi="Arial"/>
@@ -22118,7 +22118,7 @@
             <w:pPr>
               <w:spacing w:after="20" w:before="0"/>
             </w:pPr>
-            <w:hyperlink w:history="1" r:id="rIdp4ltq7fb324fvn32cb2_q">
+            <w:hyperlink w:history="1" r:id="rIdsymhczqll8vz-so8v7ff2">
               <w:r>
                 <w:rPr>
                   <w:rFonts w:ascii="Arial" w:cs="Arial" w:eastAsia="Arial" w:hAnsi="Arial"/>
@@ -22151,7 +22151,7 @@
               <w:spacing w:after="10" w:before="0"/>
               <w:ind w:left="120"/>
             </w:pPr>
-            <w:hyperlink w:history="1" r:id="rIdcyz8grypse7nctlgbksr6">
+            <w:hyperlink w:history="1" r:id="rIdwnvgteq6cg4gx6_pkz0mw">
               <w:r>
                 <w:rPr>
                   <w:rFonts w:ascii="Arial" w:cs="Arial" w:eastAsia="Arial" w:hAnsi="Arial"/>
@@ -22196,7 +22196,7 @@
             <w:pPr>
               <w:spacing w:after="20" w:before="0"/>
             </w:pPr>
-            <w:hyperlink w:history="1" r:id="rIdxdz4a6kotexytzcyalkgp">
+            <w:hyperlink w:history="1" r:id="rIdglgwfgtczkduddjfjn869">
               <w:r>
                 <w:rPr>
                   <w:rFonts w:ascii="Arial" w:cs="Arial" w:eastAsia="Arial" w:hAnsi="Arial"/>
@@ -22229,7 +22229,7 @@
               <w:spacing w:after="10" w:before="0"/>
               <w:ind w:left="120"/>
             </w:pPr>
-            <w:hyperlink w:history="1" r:id="rIdowdztlghayc7cbsqcj1q0">
+            <w:hyperlink w:history="1" r:id="rIdbwobpvorwf1r4gw3oce-x">
               <w:r>
                 <w:rPr>
                   <w:rFonts w:ascii="Arial" w:cs="Arial" w:eastAsia="Arial" w:hAnsi="Arial"/>
@@ -22424,7 +22424,7 @@
             <w:pPr>
               <w:spacing w:after="20" w:before="0"/>
             </w:pPr>
-            <w:hyperlink w:history="1" r:id="rId3mm8ohtprdoou60dne3dn">
+            <w:hyperlink w:history="1" r:id="rIdowyyb8kyz4ly4gnycaa3u">
               <w:r>
                 <w:rPr>
                   <w:rFonts w:ascii="Arial" w:cs="Arial" w:eastAsia="Arial" w:hAnsi="Arial"/>
@@ -22457,7 +22457,7 @@
               <w:spacing w:after="10" w:before="0"/>
               <w:ind w:left="120"/>
             </w:pPr>
-            <w:hyperlink w:history="1" r:id="rId6dhbtcuccpxizokpeu6cf">
+            <w:hyperlink w:history="1" r:id="rIdunsuu0tj27ciup2p2ak4-">
               <w:r>
                 <w:rPr>
                   <w:rFonts w:ascii="Arial" w:cs="Arial" w:eastAsia="Arial" w:hAnsi="Arial"/>
@@ -22502,7 +22502,7 @@
             <w:pPr>
               <w:spacing w:after="20" w:before="0"/>
             </w:pPr>
-            <w:hyperlink w:history="1" r:id="rIdzwiazt4lj40en-tuek933">
+            <w:hyperlink w:history="1" r:id="rIdn54a9lvwvtrh-h3vtu2-f">
               <w:r>
                 <w:rPr>
                   <w:rFonts w:ascii="Arial" w:cs="Arial" w:eastAsia="Arial" w:hAnsi="Arial"/>
@@ -22535,7 +22535,7 @@
               <w:spacing w:after="10" w:before="0"/>
               <w:ind w:left="120"/>
             </w:pPr>
-            <w:hyperlink w:history="1" r:id="rIdn8wujhcd5ia8pys_3xpml">
+            <w:hyperlink w:history="1" r:id="rId1wd8ycc1ktnqv01yjzswr">
               <w:r>
                 <w:rPr>
                   <w:rFonts w:ascii="Arial" w:cs="Arial" w:eastAsia="Arial" w:hAnsi="Arial"/>
@@ -22730,7 +22730,7 @@
             <w:pPr>
               <w:spacing w:after="20" w:before="0"/>
             </w:pPr>
-            <w:hyperlink w:history="1" r:id="rId5fewjeqsy01iuv6qglpc6">
+            <w:hyperlink w:history="1" r:id="rIddijlfbmhpy0dty1pnczdk">
               <w:r>
                 <w:rPr>
                   <w:rFonts w:ascii="Arial" w:cs="Arial" w:eastAsia="Arial" w:hAnsi="Arial"/>
@@ -22763,7 +22763,7 @@
               <w:spacing w:after="10" w:before="0"/>
               <w:ind w:left="120"/>
             </w:pPr>
-            <w:hyperlink w:history="1" r:id="rIdtctqusw_jkpwxfcqqk7cr">
+            <w:hyperlink w:history="1" r:id="rIdulifbbnokojhlrrzceohz">
               <w:r>
                 <w:rPr>
                   <w:rFonts w:ascii="Arial" w:cs="Arial" w:eastAsia="Arial" w:hAnsi="Arial"/>
@@ -22808,7 +22808,7 @@
             <w:pPr>
               <w:spacing w:after="20" w:before="0"/>
             </w:pPr>
-            <w:hyperlink w:history="1" r:id="rId-tsnadjxzcw0j8t2u2_i5">
+            <w:hyperlink w:history="1" r:id="rIdes8tjhfl2bdkf8mysizzv">
               <w:r>
                 <w:rPr>
                   <w:rFonts w:ascii="Arial" w:cs="Arial" w:eastAsia="Arial" w:hAnsi="Arial"/>
@@ -22841,7 +22841,7 @@
               <w:spacing w:after="10" w:before="0"/>
               <w:ind w:left="120"/>
             </w:pPr>
-            <w:hyperlink w:history="1" r:id="rIdhfizwinwgxffktgspejve">
+            <w:hyperlink w:history="1" r:id="rId4zrwin2jm2kq_eyhmh5xq">
               <w:r>
                 <w:rPr>
                   <w:rFonts w:ascii="Arial" w:cs="Arial" w:eastAsia="Arial" w:hAnsi="Arial"/>
@@ -23448,7 +23448,7 @@
         </w:rPr>
         <w:t xml:space="preserve">© 2026 SeaVuria and ARES. Aligned with KICD objectives. Developed by SeaVuria; technical implementation by ARES (with AI assistance from Claude). Licensed under </w:t>
       </w:r>
-      <w:hyperlink w:history="1" r:id="rIdzvatw3nkfy7vnaoege0ol">
+      <w:hyperlink w:history="1" r:id="rIdzqyxxs4cdry1wodbgsqmj">
         <w:r>
           <w:rPr>
             <w:rFonts w:ascii="Arial" w:cs="Arial" w:eastAsia="Arial" w:hAnsi="Arial"/>
@@ -23469,7 +23469,7 @@
         </w:rPr>
         <w:t xml:space="preserve"> (</w:t>
       </w:r>
-      <w:hyperlink w:history="1" r:id="rId3fpzonptktibv4fxeb4mu">
+      <w:hyperlink w:history="1" r:id="rIdio0zwp14lwhbsr180spxz">
         <w:r>
           <w:rPr>
             <w:rFonts w:ascii="Arial" w:cs="Arial" w:eastAsia="Arial" w:hAnsi="Arial"/>
@@ -24482,7 +24482,7 @@
             <w:pPr>
               <w:spacing w:after="20" w:before="0"/>
             </w:pPr>
-            <w:hyperlink w:history="1" r:id="rIdp5tocf_5bpq7z9rtznl8g">
+            <w:hyperlink w:history="1" r:id="rIdemnrbbohtr8sge32lvffl">
               <w:r>
                 <w:rPr>
                   <w:rFonts w:ascii="Arial" w:cs="Arial" w:eastAsia="Arial" w:hAnsi="Arial"/>
@@ -24515,7 +24515,7 @@
               <w:spacing w:after="10" w:before="0"/>
               <w:ind w:left="120"/>
             </w:pPr>
-            <w:hyperlink w:history="1" r:id="rIdfxa2fgacsy_aco0kdjsi2">
+            <w:hyperlink w:history="1" r:id="rIdpemokm1bgeyjyzryinrpj">
               <w:r>
                 <w:rPr>
                   <w:rFonts w:ascii="Arial" w:cs="Arial" w:eastAsia="Arial" w:hAnsi="Arial"/>
@@ -24577,7 +24577,7 @@
               <w:spacing w:after="10" w:before="0"/>
               <w:ind w:left="120"/>
             </w:pPr>
-            <w:hyperlink w:history="1" r:id="rIdrnpmtdcpaqrjazt-5jg4x">
+            <w:hyperlink w:history="1" r:id="rIdkhzzvi42ezrnhrj0-ij9t">
               <w:r>
                 <w:rPr>
                   <w:rFonts w:ascii="Arial" w:cs="Arial" w:eastAsia="Arial" w:hAnsi="Arial"/>
@@ -24787,7 +24787,7 @@
             <w:pPr>
               <w:spacing w:after="20" w:before="0"/>
             </w:pPr>
-            <w:hyperlink w:history="1" r:id="rIdhrwtdxr-vbfule6dxctby">
+            <w:hyperlink w:history="1" r:id="rId9hnz4lxwyj2byx4gzgple">
               <w:r>
                 <w:rPr>
                   <w:rFonts w:ascii="Arial" w:cs="Arial" w:eastAsia="Arial" w:hAnsi="Arial"/>
@@ -24820,7 +24820,7 @@
               <w:spacing w:after="10" w:before="0"/>
               <w:ind w:left="120"/>
             </w:pPr>
-            <w:hyperlink w:history="1" r:id="rIdwy8yijppefs3rme4dakgv">
+            <w:hyperlink w:history="1" r:id="rId2_sw46ljz9aoksoeiuzcj">
               <w:r>
                 <w:rPr>
                   <w:rFonts w:ascii="Arial" w:cs="Arial" w:eastAsia="Arial" w:hAnsi="Arial"/>
@@ -24882,7 +24882,7 @@
               <w:spacing w:after="10" w:before="0"/>
               <w:ind w:left="120"/>
             </w:pPr>
-            <w:hyperlink w:history="1" r:id="rIdoydvwzoloueadn4avjnhj">
+            <w:hyperlink w:history="1" r:id="rIddn8j75zgq3lcc8jsbzal0">
               <w:r>
                 <w:rPr>
                   <w:rFonts w:ascii="Arial" w:cs="Arial" w:eastAsia="Arial" w:hAnsi="Arial"/>
@@ -25092,7 +25092,7 @@
             <w:pPr>
               <w:spacing w:after="20" w:before="0"/>
             </w:pPr>
-            <w:hyperlink w:history="1" r:id="rIdb38llhbpt2kv3135kbibm">
+            <w:hyperlink w:history="1" r:id="rIdmip-ngozwnzp5bwvcxnsu">
               <w:r>
                 <w:rPr>
                   <w:rFonts w:ascii="Arial" w:cs="Arial" w:eastAsia="Arial" w:hAnsi="Arial"/>
@@ -25125,7 +25125,7 @@
               <w:spacing w:after="10" w:before="0"/>
               <w:ind w:left="120"/>
             </w:pPr>
-            <w:hyperlink w:history="1" r:id="rIdymaj4fauoo3z8zzrqxmbq">
+            <w:hyperlink w:history="1" r:id="rIdzujuw3wrbgnaqd5iqhuf0">
               <w:r>
                 <w:rPr>
                   <w:rFonts w:ascii="Arial" w:cs="Arial" w:eastAsia="Arial" w:hAnsi="Arial"/>
@@ -25187,7 +25187,7 @@
               <w:spacing w:after="10" w:before="0"/>
               <w:ind w:left="120"/>
             </w:pPr>
-            <w:hyperlink w:history="1" r:id="rId7_ya_cav5nsajzfjd4mmv">
+            <w:hyperlink w:history="1" r:id="rIdqgnrmxppno7q1p6vygqvh">
               <w:r>
                 <w:rPr>
                   <w:rFonts w:ascii="Arial" w:cs="Arial" w:eastAsia="Arial" w:hAnsi="Arial"/>
@@ -25397,7 +25397,7 @@
             <w:pPr>
               <w:spacing w:after="20" w:before="0"/>
             </w:pPr>
-            <w:hyperlink w:history="1" r:id="rIdhesqligi3ee4rfpjrtz83">
+            <w:hyperlink w:history="1" r:id="rIdiggf_rkpbcvuu7aw143ci">
               <w:r>
                 <w:rPr>
                   <w:rFonts w:ascii="Arial" w:cs="Arial" w:eastAsia="Arial" w:hAnsi="Arial"/>
@@ -25430,7 +25430,7 @@
               <w:spacing w:after="10" w:before="0"/>
               <w:ind w:left="120"/>
             </w:pPr>
-            <w:hyperlink w:history="1" r:id="rIde1bfg6r5ecqze5o754zyy">
+            <w:hyperlink w:history="1" r:id="rIdq1o_1wlzxabdfkrs8z67a">
               <w:r>
                 <w:rPr>
                   <w:rFonts w:ascii="Arial" w:cs="Arial" w:eastAsia="Arial" w:hAnsi="Arial"/>
@@ -25492,7 +25492,7 @@
               <w:spacing w:after="10" w:before="0"/>
               <w:ind w:left="120"/>
             </w:pPr>
-            <w:hyperlink w:history="1" r:id="rIdqfyqz1aeo2dylgvttolv4">
+            <w:hyperlink w:history="1" r:id="rIdr4tamzzqlahrjzduwp1hw">
               <w:r>
                 <w:rPr>
                   <w:rFonts w:ascii="Arial" w:cs="Arial" w:eastAsia="Arial" w:hAnsi="Arial"/>
@@ -25702,7 +25702,7 @@
             <w:pPr>
               <w:spacing w:after="20" w:before="0"/>
             </w:pPr>
-            <w:hyperlink w:history="1" r:id="rIdxryqmnzirdjrxevgljac1">
+            <w:hyperlink w:history="1" r:id="rIdhlhqoce_5viye2pcb10dl">
               <w:r>
                 <w:rPr>
                   <w:rFonts w:ascii="Arial" w:cs="Arial" w:eastAsia="Arial" w:hAnsi="Arial"/>
@@ -25735,7 +25735,7 @@
               <w:spacing w:after="10" w:before="0"/>
               <w:ind w:left="120"/>
             </w:pPr>
-            <w:hyperlink w:history="1" r:id="rIdl8y0lkn4n01u-kpolwmdt">
+            <w:hyperlink w:history="1" r:id="rIdpuha2eivz_7ctinltjs9h">
               <w:r>
                 <w:rPr>
                   <w:rFonts w:ascii="Arial" w:cs="Arial" w:eastAsia="Arial" w:hAnsi="Arial"/>
@@ -25797,7 +25797,7 @@
               <w:spacing w:after="10" w:before="0"/>
               <w:ind w:left="120"/>
             </w:pPr>
-            <w:hyperlink w:history="1" r:id="rId6rtmr9zagr71mojjbryiq">
+            <w:hyperlink w:history="1" r:id="rIdn_0fvwwt3mgbnu-rnqycj">
               <w:r>
                 <w:rPr>
                   <w:rFonts w:ascii="Arial" w:cs="Arial" w:eastAsia="Arial" w:hAnsi="Arial"/>
@@ -26324,7 +26324,7 @@
         </w:rPr>
         <w:t xml:space="preserve">© 2026 SeaVuria and ARES. Aligned with KICD objectives. Developed by SeaVuria; technical implementation by ARES (with AI assistance from Claude). Licensed under </w:t>
       </w:r>
-      <w:hyperlink w:history="1" r:id="rIdknnz-y0gd2qm1a87j0ofa">
+      <w:hyperlink w:history="1" r:id="rId8esbv3rpuut0ngvtjnshh">
         <w:r>
           <w:rPr>
             <w:rFonts w:ascii="Arial" w:cs="Arial" w:eastAsia="Arial" w:hAnsi="Arial"/>
@@ -26345,7 +26345,7 @@
         </w:rPr>
         <w:t xml:space="preserve"> (</w:t>
       </w:r>
-      <w:hyperlink w:history="1" r:id="rIdbpovqrkifbxvxibwkj6qt">
+      <w:hyperlink w:history="1" r:id="rIdhnbf5xwxvadkedm87uiq6">
         <w:r>
           <w:rPr>
             <w:rFonts w:ascii="Arial" w:cs="Arial" w:eastAsia="Arial" w:hAnsi="Arial"/>
@@ -27358,7 +27358,7 @@
             <w:pPr>
               <w:spacing w:after="20" w:before="0"/>
             </w:pPr>
-            <w:hyperlink w:history="1" r:id="rId50in5th3stbxshz6tydjz">
+            <w:hyperlink w:history="1" r:id="rIdqtd-jzyyokayqkf6dshfm">
               <w:r>
                 <w:rPr>
                   <w:rFonts w:ascii="Arial" w:cs="Arial" w:eastAsia="Arial" w:hAnsi="Arial"/>
@@ -27391,7 +27391,7 @@
               <w:spacing w:after="10" w:before="0"/>
               <w:ind w:left="120"/>
             </w:pPr>
-            <w:hyperlink w:history="1" r:id="rIdu8mvmcmquq6kobtavkyye">
+            <w:hyperlink w:history="1" r:id="rIdtxj7l6okkep1smy8zn1fe">
               <w:r>
                 <w:rPr>
                   <w:rFonts w:ascii="Arial" w:cs="Arial" w:eastAsia="Arial" w:hAnsi="Arial"/>
@@ -27436,7 +27436,7 @@
             <w:pPr>
               <w:spacing w:after="20" w:before="0"/>
             </w:pPr>
-            <w:hyperlink w:history="1" r:id="rIduiy-aso5yy7rtaiftz7ys">
+            <w:hyperlink w:history="1" r:id="rId0tvsm0gwmznra5inh7ebm">
               <w:r>
                 <w:rPr>
                   <w:rFonts w:ascii="Arial" w:cs="Arial" w:eastAsia="Arial" w:hAnsi="Arial"/>
@@ -27469,7 +27469,7 @@
               <w:spacing w:after="10" w:before="0"/>
               <w:ind w:left="120"/>
             </w:pPr>
-            <w:hyperlink w:history="1" r:id="rIdb8_dvveomzfarshg-z6nd">
+            <w:hyperlink w:history="1" r:id="rIdwlkhecbrlqb6p3jgmxefo">
               <w:r>
                 <w:rPr>
                   <w:rFonts w:ascii="Arial" w:cs="Arial" w:eastAsia="Arial" w:hAnsi="Arial"/>
@@ -27664,7 +27664,7 @@
             <w:pPr>
               <w:spacing w:after="20" w:before="0"/>
             </w:pPr>
-            <w:hyperlink w:history="1" r:id="rIdvhtw8nbhuhlczvhffh2su">
+            <w:hyperlink w:history="1" r:id="rIdw5ntnrbfw3ociefnzwlqg">
               <w:r>
                 <w:rPr>
                   <w:rFonts w:ascii="Arial" w:cs="Arial" w:eastAsia="Arial" w:hAnsi="Arial"/>
@@ -27697,7 +27697,7 @@
               <w:spacing w:after="10" w:before="0"/>
               <w:ind w:left="120"/>
             </w:pPr>
-            <w:hyperlink w:history="1" r:id="rIdmcp4_yejb6exk060wjnqj">
+            <w:hyperlink w:history="1" r:id="rId3sohkchwislrbjjnibwwr">
               <w:r>
                 <w:rPr>
                   <w:rFonts w:ascii="Arial" w:cs="Arial" w:eastAsia="Arial" w:hAnsi="Arial"/>
@@ -27742,7 +27742,7 @@
             <w:pPr>
               <w:spacing w:after="20" w:before="0"/>
             </w:pPr>
-            <w:hyperlink w:history="1" r:id="rIdpe4hpu8e00rnqq5p3a_ju">
+            <w:hyperlink w:history="1" r:id="rId34tcj1hg8rninqzjxs7tq">
               <w:r>
                 <w:rPr>
                   <w:rFonts w:ascii="Arial" w:cs="Arial" w:eastAsia="Arial" w:hAnsi="Arial"/>
@@ -27775,7 +27775,7 @@
               <w:spacing w:after="10" w:before="0"/>
               <w:ind w:left="120"/>
             </w:pPr>
-            <w:hyperlink w:history="1" r:id="rIdcmnpeleq-xzjdg6m02yaq">
+            <w:hyperlink w:history="1" r:id="rIdtvwmpw5pkeor5umuyzbfq">
               <w:r>
                 <w:rPr>
                   <w:rFonts w:ascii="Arial" w:cs="Arial" w:eastAsia="Arial" w:hAnsi="Arial"/>
@@ -27970,7 +27970,7 @@
             <w:pPr>
               <w:spacing w:after="20" w:before="0"/>
             </w:pPr>
-            <w:hyperlink w:history="1" r:id="rId75exzjjrw5_01ylq590ja">
+            <w:hyperlink w:history="1" r:id="rIddb_vnaruuj-9_48jjl8fd">
               <w:r>
                 <w:rPr>
                   <w:rFonts w:ascii="Arial" w:cs="Arial" w:eastAsia="Arial" w:hAnsi="Arial"/>
@@ -28003,7 +28003,7 @@
               <w:spacing w:after="10" w:before="0"/>
               <w:ind w:left="120"/>
             </w:pPr>
-            <w:hyperlink w:history="1" r:id="rIdhx8se1qjpmyumd2gq_y0a">
+            <w:hyperlink w:history="1" r:id="rIdn2qe-qirfuilqczfyxhne">
               <w:r>
                 <w:rPr>
                   <w:rFonts w:ascii="Arial" w:cs="Arial" w:eastAsia="Arial" w:hAnsi="Arial"/>
@@ -28048,7 +28048,7 @@
             <w:pPr>
               <w:spacing w:after="20" w:before="0"/>
             </w:pPr>
-            <w:hyperlink w:history="1" r:id="rIdhpzmdkpceogwn_ed6wz3w">
+            <w:hyperlink w:history="1" r:id="rIduzmpoakg1gc_clvfkveoh">
               <w:r>
                 <w:rPr>
                   <w:rFonts w:ascii="Arial" w:cs="Arial" w:eastAsia="Arial" w:hAnsi="Arial"/>
@@ -28081,7 +28081,7 @@
               <w:spacing w:after="10" w:before="0"/>
               <w:ind w:left="120"/>
             </w:pPr>
-            <w:hyperlink w:history="1" r:id="rId_b0qv2vhvlj174xu64zja">
+            <w:hyperlink w:history="1" r:id="rIdxrcoeboifac4ntlan8boc">
               <w:r>
                 <w:rPr>
                   <w:rFonts w:ascii="Arial" w:cs="Arial" w:eastAsia="Arial" w:hAnsi="Arial"/>
@@ -28276,7 +28276,7 @@
             <w:pPr>
               <w:spacing w:after="20" w:before="0"/>
             </w:pPr>
-            <w:hyperlink w:history="1" r:id="rIdgpu9urpcq8jgmghitpqij">
+            <w:hyperlink w:history="1" r:id="rId5mtn1nnwdfzui2vmqswo_">
               <w:r>
                 <w:rPr>
                   <w:rFonts w:ascii="Arial" w:cs="Arial" w:eastAsia="Arial" w:hAnsi="Arial"/>
@@ -28309,7 +28309,7 @@
               <w:spacing w:after="10" w:before="0"/>
               <w:ind w:left="120"/>
             </w:pPr>
-            <w:hyperlink w:history="1" r:id="rId1rux2rfpdlz5aryet558i">
+            <w:hyperlink w:history="1" r:id="rId7-h0dylaqmpjprb3qhg67">
               <w:r>
                 <w:rPr>
                   <w:rFonts w:ascii="Arial" w:cs="Arial" w:eastAsia="Arial" w:hAnsi="Arial"/>
@@ -28354,7 +28354,7 @@
             <w:pPr>
               <w:spacing w:after="20" w:before="0"/>
             </w:pPr>
-            <w:hyperlink w:history="1" r:id="rIdiyv-sxrxtwlblrrohtcaw">
+            <w:hyperlink w:history="1" r:id="rIdjtdajsewhropnqu9uz9zm">
               <w:r>
                 <w:rPr>
                   <w:rFonts w:ascii="Arial" w:cs="Arial" w:eastAsia="Arial" w:hAnsi="Arial"/>
@@ -28387,7 +28387,7 @@
               <w:spacing w:after="10" w:before="0"/>
               <w:ind w:left="120"/>
             </w:pPr>
-            <w:hyperlink w:history="1" r:id="rIdpymwugjrjr2lpomuwxeih">
+            <w:hyperlink w:history="1" r:id="rIdi22x-dygg-rdvko0irqdj">
               <w:r>
                 <w:rPr>
                   <w:rFonts w:ascii="Arial" w:cs="Arial" w:eastAsia="Arial" w:hAnsi="Arial"/>
@@ -28582,7 +28582,7 @@
             <w:pPr>
               <w:spacing w:after="20" w:before="0"/>
             </w:pPr>
-            <w:hyperlink w:history="1" r:id="rIdbqawjnxvywypkyhwpbwdb">
+            <w:hyperlink w:history="1" r:id="rIdujhge3xmatldomdzn-oh_">
               <w:r>
                 <w:rPr>
                   <w:rFonts w:ascii="Arial" w:cs="Arial" w:eastAsia="Arial" w:hAnsi="Arial"/>
@@ -28615,7 +28615,7 @@
               <w:spacing w:after="10" w:before="0"/>
               <w:ind w:left="120"/>
             </w:pPr>
-            <w:hyperlink w:history="1" r:id="rIdnum2abe2jxkofb0sgf5zh">
+            <w:hyperlink w:history="1" r:id="rId8odrbuyhucxjjcsmrvbuy">
               <w:r>
                 <w:rPr>
                   <w:rFonts w:ascii="Arial" w:cs="Arial" w:eastAsia="Arial" w:hAnsi="Arial"/>
@@ -28660,7 +28660,7 @@
             <w:pPr>
               <w:spacing w:after="20" w:before="0"/>
             </w:pPr>
-            <w:hyperlink w:history="1" r:id="rIdjs4mfbbsdwbp6itv8bikd">
+            <w:hyperlink w:history="1" r:id="rId2zthi2rtmq337xcrmcpmb">
               <w:r>
                 <w:rPr>
                   <w:rFonts w:ascii="Arial" w:cs="Arial" w:eastAsia="Arial" w:hAnsi="Arial"/>
@@ -28693,7 +28693,7 @@
               <w:spacing w:after="10" w:before="0"/>
               <w:ind w:left="120"/>
             </w:pPr>
-            <w:hyperlink w:history="1" r:id="rIdzjqk3ml7_myf5c7ysu1cv">
+            <w:hyperlink w:history="1" r:id="rIdncxarxi9xjetxc9gkwz2p">
               <w:r>
                 <w:rPr>
                   <w:rFonts w:ascii="Arial" w:cs="Arial" w:eastAsia="Arial" w:hAnsi="Arial"/>
@@ -29205,7 +29205,7 @@
         </w:rPr>
         <w:t xml:space="preserve">© 2026 SeaVuria and ARES. Aligned with KICD objectives. Developed by SeaVuria; technical implementation by ARES (with AI assistance from Claude). Licensed under </w:t>
       </w:r>
-      <w:hyperlink w:history="1" r:id="rIdsbk7eiwqud9rkefj3fwgh">
+      <w:hyperlink w:history="1" r:id="rId9xzr6x3clk3d-hw6koobv">
         <w:r>
           <w:rPr>
             <w:rFonts w:ascii="Arial" w:cs="Arial" w:eastAsia="Arial" w:hAnsi="Arial"/>
@@ -29226,7 +29226,7 @@
         </w:rPr>
         <w:t xml:space="preserve"> (</w:t>
       </w:r>
-      <w:hyperlink w:history="1" r:id="rId157qdjvahsxvmo_xw4-ng">
+      <w:hyperlink w:history="1" r:id="rIdchunrbhrccmulqeopy2by">
         <w:r>
           <w:rPr>
             <w:rFonts w:ascii="Arial" w:cs="Arial" w:eastAsia="Arial" w:hAnsi="Arial"/>

--- a/data/outputs/v2/Physics/SS3.4_Electrostatics/Physics_Electrostatics_CBE_LessonSequence.docx
+++ b/data/outputs/v2/Physics/SS3.4_Electrostatics/Physics_Electrostatics_CBE_LessonSequence.docx
@@ -2690,7 +2690,7 @@
         </w:rPr>
         <w:t xml:space="preserve">© 2026 SeaVuria and ARES. This work is licensed under a </w:t>
       </w:r>
-      <w:hyperlink w:history="1" r:id="rIdsybuup5d7gwwysxaojzi4">
+      <w:hyperlink w:history="1" r:id="rIdgspazur-6ray64vw2aw3f">
         <w:r>
           <w:rPr>
             <w:rFonts w:ascii="Arial" w:cs="Arial" w:eastAsia="Arial" w:hAnsi="Arial"/>
@@ -2710,7 +2710,7 @@
         </w:rPr>
         <w:t xml:space="preserve"> (</w:t>
       </w:r>
-      <w:hyperlink w:history="1" r:id="rIdrp8eaymnl5pgpgcwem-4o">
+      <w:hyperlink w:history="1" r:id="rIdbiacwii3cqsoyxrnfayzz">
         <w:r>
           <w:rPr>
             <w:rFonts w:ascii="Arial" w:cs="Arial" w:eastAsia="Arial" w:hAnsi="Arial"/>
@@ -2730,7 +2730,7 @@
         </w:rPr>
         <w:t xml:space="preserve">). To view a copy of this license, visit </w:t>
       </w:r>
-      <w:hyperlink w:history="1" r:id="rIdi3-fnktcmhgf5d2gjq2ak">
+      <w:hyperlink w:history="1" r:id="rId2mwjc738cwucj5o3uuizq">
         <w:r>
           <w:rPr>
             <w:rFonts w:ascii="Arial" w:cs="Arial" w:eastAsia="Arial" w:hAnsi="Arial"/>
@@ -3742,7 +3742,7 @@
             <w:pPr>
               <w:spacing w:after="20" w:before="0"/>
             </w:pPr>
-            <w:hyperlink w:history="1" r:id="rIdtemvsgcq09t1p6i1fyi2c">
+            <w:hyperlink w:history="1" r:id="rIdm0mlejtmsmnjdzqviwh5m">
               <w:r>
                 <w:rPr>
                   <w:rFonts w:ascii="Arial" w:cs="Arial" w:eastAsia="Arial" w:hAnsi="Arial"/>
@@ -3775,7 +3775,7 @@
               <w:spacing w:after="10" w:before="0"/>
               <w:ind w:left="120"/>
             </w:pPr>
-            <w:hyperlink w:history="1" r:id="rIdijgokqbdnbvbvop-yakyw">
+            <w:hyperlink w:history="1" r:id="rIdyi1mjt53ae-6bywn2htqm">
               <w:r>
                 <w:rPr>
                   <w:rFonts w:ascii="Arial" w:cs="Arial" w:eastAsia="Arial" w:hAnsi="Arial"/>
@@ -3820,7 +3820,7 @@
             <w:pPr>
               <w:spacing w:after="20" w:before="0"/>
             </w:pPr>
-            <w:hyperlink w:history="1" r:id="rIdik2auvcpb48b58ek1byzl">
+            <w:hyperlink w:history="1" r:id="rId0appt_runjoj5dzstznxn">
               <w:r>
                 <w:rPr>
                   <w:rFonts w:ascii="Arial" w:cs="Arial" w:eastAsia="Arial" w:hAnsi="Arial"/>
@@ -3853,7 +3853,7 @@
               <w:spacing w:after="10" w:before="0"/>
               <w:ind w:left="120"/>
             </w:pPr>
-            <w:hyperlink w:history="1" r:id="rIdjrzns82iwj4eivyrbg0-1">
+            <w:hyperlink w:history="1" r:id="rIdj2mmauepszc842o2nse_q">
               <w:r>
                 <w:rPr>
                   <w:rFonts w:ascii="Arial" w:cs="Arial" w:eastAsia="Arial" w:hAnsi="Arial"/>
@@ -4048,7 +4048,7 @@
             <w:pPr>
               <w:spacing w:after="20" w:before="0"/>
             </w:pPr>
-            <w:hyperlink w:history="1" r:id="rIdgjooy84dutufu6krvk6bg">
+            <w:hyperlink w:history="1" r:id="rIdybfm4wcdog-cwiquk-phc">
               <w:r>
                 <w:rPr>
                   <w:rFonts w:ascii="Arial" w:cs="Arial" w:eastAsia="Arial" w:hAnsi="Arial"/>
@@ -4081,7 +4081,7 @@
               <w:spacing w:after="10" w:before="0"/>
               <w:ind w:left="120"/>
             </w:pPr>
-            <w:hyperlink w:history="1" r:id="rIdcolp0myunh811tfkgayo6">
+            <w:hyperlink w:history="1" r:id="rIdd1vemndc9zpwzbl_v1x2f">
               <w:r>
                 <w:rPr>
                   <w:rFonts w:ascii="Arial" w:cs="Arial" w:eastAsia="Arial" w:hAnsi="Arial"/>
@@ -4126,7 +4126,7 @@
             <w:pPr>
               <w:spacing w:after="20" w:before="0"/>
             </w:pPr>
-            <w:hyperlink w:history="1" r:id="rId4qtmsbtnhfr-dnqnvn0mb">
+            <w:hyperlink w:history="1" r:id="rIdd-3gppkcr6kj_pav0qd_r">
               <w:r>
                 <w:rPr>
                   <w:rFonts w:ascii="Arial" w:cs="Arial" w:eastAsia="Arial" w:hAnsi="Arial"/>
@@ -4159,7 +4159,7 @@
               <w:spacing w:after="10" w:before="0"/>
               <w:ind w:left="120"/>
             </w:pPr>
-            <w:hyperlink w:history="1" r:id="rIds1pcwsnng8vhfme8myft3">
+            <w:hyperlink w:history="1" r:id="rIdrldwnwaxa0idzhhaillmc">
               <w:r>
                 <w:rPr>
                   <w:rFonts w:ascii="Arial" w:cs="Arial" w:eastAsia="Arial" w:hAnsi="Arial"/>
@@ -4528,7 +4528,7 @@
             <w:pPr>
               <w:spacing w:after="20" w:before="0"/>
             </w:pPr>
-            <w:hyperlink w:history="1" r:id="rIdq2jwfacpjua7jh8jdtqal">
+            <w:hyperlink w:history="1" r:id="rIdnxzy_tmspfllovp2pylgl">
               <w:r>
                 <w:rPr>
                   <w:rFonts w:ascii="Arial" w:cs="Arial" w:eastAsia="Arial" w:hAnsi="Arial"/>
@@ -4577,7 +4577,7 @@
               <w:spacing w:after="10" w:before="0"/>
               <w:ind w:left="120"/>
             </w:pPr>
-            <w:hyperlink w:history="1" r:id="rIdhufkalafnyenzcm6sov4t">
+            <w:hyperlink w:history="1" r:id="rId8fwcqpwc_11vwykd2bkkt">
               <w:r>
                 <w:rPr>
                   <w:rFonts w:ascii="Arial" w:cs="Arial" w:eastAsia="Arial" w:hAnsi="Arial"/>
@@ -4622,7 +4622,7 @@
             <w:pPr>
               <w:spacing w:after="20" w:before="0"/>
             </w:pPr>
-            <w:hyperlink w:history="1" r:id="rIdldootefok87_25gcn_joi">
+            <w:hyperlink w:history="1" r:id="rId2fxxtaa3c1_ztwtfsxbus">
               <w:r>
                 <w:rPr>
                   <w:rFonts w:ascii="Arial" w:cs="Arial" w:eastAsia="Arial" w:hAnsi="Arial"/>
@@ -4655,7 +4655,7 @@
               <w:spacing w:after="10" w:before="0"/>
               <w:ind w:left="120"/>
             </w:pPr>
-            <w:hyperlink w:history="1" r:id="rIdce-hopg8yiqlaaekdi5ms">
+            <w:hyperlink w:history="1" r:id="rIdspzqgpucdzpubt5erswnk">
               <w:r>
                 <w:rPr>
                   <w:rFonts w:ascii="Arial" w:cs="Arial" w:eastAsia="Arial" w:hAnsi="Arial"/>
@@ -4926,7 +4926,7 @@
             <w:pPr>
               <w:spacing w:after="20" w:before="0"/>
             </w:pPr>
-            <w:hyperlink w:history="1" r:id="rIdn1vgwjiyq8cpzsy7nung9">
+            <w:hyperlink w:history="1" r:id="rId8hitq5dyuydv8_mceouni">
               <w:r>
                 <w:rPr>
                   <w:rFonts w:ascii="Arial" w:cs="Arial" w:eastAsia="Arial" w:hAnsi="Arial"/>
@@ -4975,7 +4975,7 @@
               <w:spacing w:after="10" w:before="0"/>
               <w:ind w:left="120"/>
             </w:pPr>
-            <w:hyperlink w:history="1" r:id="rId7w_w9llw5gm-w5ccd_iuq">
+            <w:hyperlink w:history="1" r:id="rIdo6x8gbjuqhrz1pin5wqar">
               <w:r>
                 <w:rPr>
                   <w:rFonts w:ascii="Arial" w:cs="Arial" w:eastAsia="Arial" w:hAnsi="Arial"/>
@@ -5020,7 +5020,7 @@
             <w:pPr>
               <w:spacing w:after="20" w:before="0"/>
             </w:pPr>
-            <w:hyperlink w:history="1" r:id="rIdhlydtuprxkdplnkl2pmj1">
+            <w:hyperlink w:history="1" r:id="rIdfs7sb7y86zvlyqfj37hsm">
               <w:r>
                 <w:rPr>
                   <w:rFonts w:ascii="Arial" w:cs="Arial" w:eastAsia="Arial" w:hAnsi="Arial"/>
@@ -5053,7 +5053,7 @@
               <w:spacing w:after="10" w:before="0"/>
               <w:ind w:left="120"/>
             </w:pPr>
-            <w:hyperlink w:history="1" r:id="rIdn0hpb51i4vywpr26ryhmo">
+            <w:hyperlink w:history="1" r:id="rIdxwwbym9oqbvxlgjx7wjj4">
               <w:r>
                 <w:rPr>
                   <w:rFonts w:ascii="Arial" w:cs="Arial" w:eastAsia="Arial" w:hAnsi="Arial"/>
@@ -5248,7 +5248,7 @@
             <w:pPr>
               <w:spacing w:after="20" w:before="0"/>
             </w:pPr>
-            <w:hyperlink w:history="1" r:id="rId8uy0duwlpljw9spicp_0p">
+            <w:hyperlink w:history="1" r:id="rIdeuqntnxlz3pap5sfno0ef">
               <w:r>
                 <w:rPr>
                   <w:rFonts w:ascii="Arial" w:cs="Arial" w:eastAsia="Arial" w:hAnsi="Arial"/>
@@ -5297,7 +5297,7 @@
               <w:spacing w:after="10" w:before="0"/>
               <w:ind w:left="120"/>
             </w:pPr>
-            <w:hyperlink w:history="1" r:id="rId8lwohwuzj2fr2biv_ua_p">
+            <w:hyperlink w:history="1" r:id="rIdjceocblyvgo0_hpkp2_an">
               <w:r>
                 <w:rPr>
                   <w:rFonts w:ascii="Arial" w:cs="Arial" w:eastAsia="Arial" w:hAnsi="Arial"/>
@@ -5342,7 +5342,7 @@
             <w:pPr>
               <w:spacing w:after="20" w:before="0"/>
             </w:pPr>
-            <w:hyperlink w:history="1" r:id="rIdop8u9kyfuutmqq4mbgjhw">
+            <w:hyperlink w:history="1" r:id="rIdkm0f4wo6erh4mc1zubpzq">
               <w:r>
                 <w:rPr>
                   <w:rFonts w:ascii="Arial" w:cs="Arial" w:eastAsia="Arial" w:hAnsi="Arial"/>
@@ -5375,7 +5375,7 @@
               <w:spacing w:after="10" w:before="0"/>
               <w:ind w:left="120"/>
             </w:pPr>
-            <w:hyperlink w:history="1" r:id="rIdpf8p-gu9yq-16v8si8guq">
+            <w:hyperlink w:history="1" r:id="rIdm8_4lhozwlbwh9h83bqbv">
               <w:r>
                 <w:rPr>
                   <w:rFonts w:ascii="Arial" w:cs="Arial" w:eastAsia="Arial" w:hAnsi="Arial"/>
@@ -6115,7 +6115,7 @@
         </w:rPr>
         <w:t xml:space="preserve">© 2026 SeaVuria and ARES. Aligned with KICD objectives. Developed by SeaVuria; technical implementation by ARES (with AI assistance from Claude). Licensed under </w:t>
       </w:r>
-      <w:hyperlink w:history="1" r:id="rIdsvufz1vywrlhsuqozmdqn">
+      <w:hyperlink w:history="1" r:id="rIdo-eecuhbpsrnwuia-dk9_">
         <w:r>
           <w:rPr>
             <w:rFonts w:ascii="Arial" w:cs="Arial" w:eastAsia="Arial" w:hAnsi="Arial"/>
@@ -6136,7 +6136,7 @@
         </w:rPr>
         <w:t xml:space="preserve"> (</w:t>
       </w:r>
-      <w:hyperlink w:history="1" r:id="rIdhjylwetnbaehbbb3ly479">
+      <w:hyperlink w:history="1" r:id="rIdbbwwi8aafxq5up76ukowq">
         <w:r>
           <w:rPr>
             <w:rFonts w:ascii="Arial" w:cs="Arial" w:eastAsia="Arial" w:hAnsi="Arial"/>
@@ -7149,7 +7149,7 @@
             <w:pPr>
               <w:spacing w:after="20" w:before="0"/>
             </w:pPr>
-            <w:hyperlink w:history="1" r:id="rIdilckfddy57z83motaom_y">
+            <w:hyperlink w:history="1" r:id="rIdurmdd4vyme0uoevarprlm">
               <w:r>
                 <w:rPr>
                   <w:rFonts w:ascii="Arial" w:cs="Arial" w:eastAsia="Arial" w:hAnsi="Arial"/>
@@ -7182,7 +7182,7 @@
               <w:spacing w:after="10" w:before="0"/>
               <w:ind w:left="120"/>
             </w:pPr>
-            <w:hyperlink w:history="1" r:id="rIdqygfk9zekqj0ohfs3flrb">
+            <w:hyperlink w:history="1" r:id="rIdcw2w1lilqplfxmddpbwjm">
               <w:r>
                 <w:rPr>
                   <w:rFonts w:ascii="Arial" w:cs="Arial" w:eastAsia="Arial" w:hAnsi="Arial"/>
@@ -7227,7 +7227,7 @@
             <w:pPr>
               <w:spacing w:after="20" w:before="0"/>
             </w:pPr>
-            <w:hyperlink w:history="1" r:id="rIdzi6l9ifingtemd99cueqt">
+            <w:hyperlink w:history="1" r:id="rId8gahrfijqpelhh0i_q20z">
               <w:r>
                 <w:rPr>
                   <w:rFonts w:ascii="Arial" w:cs="Arial" w:eastAsia="Arial" w:hAnsi="Arial"/>
@@ -7260,7 +7260,7 @@
               <w:spacing w:after="10" w:before="0"/>
               <w:ind w:left="120"/>
             </w:pPr>
-            <w:hyperlink w:history="1" r:id="rIdqcukcpcfe57e8-c7rwqwt">
+            <w:hyperlink w:history="1" r:id="rIdthk9nmwbcbsuwyc6wnldu">
               <w:r>
                 <w:rPr>
                   <w:rFonts w:ascii="Arial" w:cs="Arial" w:eastAsia="Arial" w:hAnsi="Arial"/>
@@ -7455,7 +7455,7 @@
             <w:pPr>
               <w:spacing w:after="20" w:before="0"/>
             </w:pPr>
-            <w:hyperlink w:history="1" r:id="rId8jotar9gmrua4urfbzur2">
+            <w:hyperlink w:history="1" r:id="rId9ef-cvlceewvvk6irj9d_">
               <w:r>
                 <w:rPr>
                   <w:rFonts w:ascii="Arial" w:cs="Arial" w:eastAsia="Arial" w:hAnsi="Arial"/>
@@ -7488,7 +7488,7 @@
               <w:spacing w:after="10" w:before="0"/>
               <w:ind w:left="120"/>
             </w:pPr>
-            <w:hyperlink w:history="1" r:id="rId8vdscpezhzyqie6_msjm1">
+            <w:hyperlink w:history="1" r:id="rIdcg6fje7dft81dvze2c1st">
               <w:r>
                 <w:rPr>
                   <w:rFonts w:ascii="Arial" w:cs="Arial" w:eastAsia="Arial" w:hAnsi="Arial"/>
@@ -7533,7 +7533,7 @@
             <w:pPr>
               <w:spacing w:after="20" w:before="0"/>
             </w:pPr>
-            <w:hyperlink w:history="1" r:id="rIdyvdxsyrhulhi9picw-n6m">
+            <w:hyperlink w:history="1" r:id="rIdh8558n0zv6jwj4a9vxmal">
               <w:r>
                 <w:rPr>
                   <w:rFonts w:ascii="Arial" w:cs="Arial" w:eastAsia="Arial" w:hAnsi="Arial"/>
@@ -7566,7 +7566,7 @@
               <w:spacing w:after="10" w:before="0"/>
               <w:ind w:left="120"/>
             </w:pPr>
-            <w:hyperlink w:history="1" r:id="rIdudsibgdkwhzwkknvytjc1">
+            <w:hyperlink w:history="1" r:id="rIdmqxkdcle0kv8svkj1gywi">
               <w:r>
                 <w:rPr>
                   <w:rFonts w:ascii="Arial" w:cs="Arial" w:eastAsia="Arial" w:hAnsi="Arial"/>
@@ -7761,7 +7761,7 @@
             <w:pPr>
               <w:spacing w:after="20" w:before="0"/>
             </w:pPr>
-            <w:hyperlink w:history="1" r:id="rId3mjhz1eluhga3h5gfkmjr">
+            <w:hyperlink w:history="1" r:id="rId2en2q8ygdlvzqqbpuxioe">
               <w:r>
                 <w:rPr>
                   <w:rFonts w:ascii="Arial" w:cs="Arial" w:eastAsia="Arial" w:hAnsi="Arial"/>
@@ -7810,7 +7810,7 @@
               <w:spacing w:after="10" w:before="0"/>
               <w:ind w:left="120"/>
             </w:pPr>
-            <w:hyperlink w:history="1" r:id="rIdl2i8wk_b9zsmcz-rynjkn">
+            <w:hyperlink w:history="1" r:id="rIdnirz0xua7jkby2o5lcxei">
               <w:r>
                 <w:rPr>
                   <w:rFonts w:ascii="Arial" w:cs="Arial" w:eastAsia="Arial" w:hAnsi="Arial"/>
@@ -7855,7 +7855,7 @@
             <w:pPr>
               <w:spacing w:after="20" w:before="0"/>
             </w:pPr>
-            <w:hyperlink w:history="1" r:id="rIdtotvmog-bpytfb0iisfcn">
+            <w:hyperlink w:history="1" r:id="rIdyxtsurqvyxhhas_qxzo_i">
               <w:r>
                 <w:rPr>
                   <w:rFonts w:ascii="Arial" w:cs="Arial" w:eastAsia="Arial" w:hAnsi="Arial"/>
@@ -7888,7 +7888,7 @@
               <w:spacing w:after="10" w:before="0"/>
               <w:ind w:left="120"/>
             </w:pPr>
-            <w:hyperlink w:history="1" r:id="rIdedynbrm9lryx6slm_bfug">
+            <w:hyperlink w:history="1" r:id="rIdgeekxeph_ar7cmaacjkco">
               <w:r>
                 <w:rPr>
                   <w:rFonts w:ascii="Arial" w:cs="Arial" w:eastAsia="Arial" w:hAnsi="Arial"/>
@@ -8083,7 +8083,7 @@
             <w:pPr>
               <w:spacing w:after="20" w:before="0"/>
             </w:pPr>
-            <w:hyperlink w:history="1" r:id="rIdg74ghbsvnnhtt0oqyoplg">
+            <w:hyperlink w:history="1" r:id="rId7tiuqr9edl_c6qgtpitsc">
               <w:r>
                 <w:rPr>
                   <w:rFonts w:ascii="Arial" w:cs="Arial" w:eastAsia="Arial" w:hAnsi="Arial"/>
@@ -8132,7 +8132,7 @@
               <w:spacing w:after="10" w:before="0"/>
               <w:ind w:left="120"/>
             </w:pPr>
-            <w:hyperlink w:history="1" r:id="rId6dsyss9p5vvk9x_tpqggh">
+            <w:hyperlink w:history="1" r:id="rId2lunqs5bduprewatq9e0z">
               <w:r>
                 <w:rPr>
                   <w:rFonts w:ascii="Arial" w:cs="Arial" w:eastAsia="Arial" w:hAnsi="Arial"/>
@@ -8177,7 +8177,7 @@
             <w:pPr>
               <w:spacing w:after="20" w:before="0"/>
             </w:pPr>
-            <w:hyperlink w:history="1" r:id="rIdk0410a9ujdxt3icls0cfr">
+            <w:hyperlink w:history="1" r:id="rIdyz5npgu2x5vgpl7iyewrs">
               <w:r>
                 <w:rPr>
                   <w:rFonts w:ascii="Arial" w:cs="Arial" w:eastAsia="Arial" w:hAnsi="Arial"/>
@@ -8210,7 +8210,7 @@
               <w:spacing w:after="10" w:before="0"/>
               <w:ind w:left="120"/>
             </w:pPr>
-            <w:hyperlink w:history="1" r:id="rIdvsse8xuq78ewabwkys-r8">
+            <w:hyperlink w:history="1" r:id="rIdtcv77dze9rvkppch5kzal">
               <w:r>
                 <w:rPr>
                   <w:rFonts w:ascii="Arial" w:cs="Arial" w:eastAsia="Arial" w:hAnsi="Arial"/>
@@ -8405,7 +8405,7 @@
             <w:pPr>
               <w:spacing w:after="20" w:before="0"/>
             </w:pPr>
-            <w:hyperlink w:history="1" r:id="rIdlb9fhfv8pbf2q1vuxs3zd">
+            <w:hyperlink w:history="1" r:id="rId11lfuo6ob9sqitqg0htdu">
               <w:r>
                 <w:rPr>
                   <w:rFonts w:ascii="Arial" w:cs="Arial" w:eastAsia="Arial" w:hAnsi="Arial"/>
@@ -8454,7 +8454,7 @@
               <w:spacing w:after="10" w:before="0"/>
               <w:ind w:left="120"/>
             </w:pPr>
-            <w:hyperlink w:history="1" r:id="rIdq89pplldatiy7lhjrv7ft">
+            <w:hyperlink w:history="1" r:id="rIddzhydm7_f3x2wk2thowo7">
               <w:r>
                 <w:rPr>
                   <w:rFonts w:ascii="Arial" w:cs="Arial" w:eastAsia="Arial" w:hAnsi="Arial"/>
@@ -8499,7 +8499,7 @@
             <w:pPr>
               <w:spacing w:after="20" w:before="0"/>
             </w:pPr>
-            <w:hyperlink w:history="1" r:id="rIduhpu4zfutsb71suz5yirb">
+            <w:hyperlink w:history="1" r:id="rIdnoov9hyhkaiwn8hvldsy5">
               <w:r>
                 <w:rPr>
                   <w:rFonts w:ascii="Arial" w:cs="Arial" w:eastAsia="Arial" w:hAnsi="Arial"/>
@@ -8532,7 +8532,7 @@
               <w:spacing w:after="10" w:before="0"/>
               <w:ind w:left="120"/>
             </w:pPr>
-            <w:hyperlink w:history="1" r:id="rIdt9j8thvdvvmeq4xferpbr">
+            <w:hyperlink w:history="1" r:id="rIdd642tyoo-k7yv6y44mxfc">
               <w:r>
                 <w:rPr>
                   <w:rFonts w:ascii="Arial" w:cs="Arial" w:eastAsia="Arial" w:hAnsi="Arial"/>
@@ -9044,7 +9044,7 @@
         </w:rPr>
         <w:t xml:space="preserve">© 2026 SeaVuria and ARES. Aligned with KICD objectives. Developed by SeaVuria; technical implementation by ARES (with AI assistance from Claude). Licensed under </w:t>
       </w:r>
-      <w:hyperlink w:history="1" r:id="rIdg_woconnhxuwxjsvqjjs2">
+      <w:hyperlink w:history="1" r:id="rId9rgb6xcsgxpj4umhsjbka">
         <w:r>
           <w:rPr>
             <w:rFonts w:ascii="Arial" w:cs="Arial" w:eastAsia="Arial" w:hAnsi="Arial"/>
@@ -9065,7 +9065,7 @@
         </w:rPr>
         <w:t xml:space="preserve"> (</w:t>
       </w:r>
-      <w:hyperlink w:history="1" r:id="rIdurbpjfnufxpq-6o9zp-ux">
+      <w:hyperlink w:history="1" r:id="rId8juizvz8depyeyd4w6sbx">
         <w:r>
           <w:rPr>
             <w:rFonts w:ascii="Arial" w:cs="Arial" w:eastAsia="Arial" w:hAnsi="Arial"/>
@@ -10078,7 +10078,7 @@
             <w:pPr>
               <w:spacing w:after="20" w:before="0"/>
             </w:pPr>
-            <w:hyperlink w:history="1" r:id="rIddtp_e-uzdxgsg1kufsbgd">
+            <w:hyperlink w:history="1" r:id="rIddbxl1vtw_usqm4iqe4tqe">
               <w:r>
                 <w:rPr>
                   <w:rFonts w:ascii="Arial" w:cs="Arial" w:eastAsia="Arial" w:hAnsi="Arial"/>
@@ -10111,7 +10111,7 @@
               <w:spacing w:after="10" w:before="0"/>
               <w:ind w:left="120"/>
             </w:pPr>
-            <w:hyperlink w:history="1" r:id="rIdv3sngt_za1li3rcggwlqb">
+            <w:hyperlink w:history="1" r:id="rIdvg1lksrwaygrdygtjmi7g">
               <w:r>
                 <w:rPr>
                   <w:rFonts w:ascii="Arial" w:cs="Arial" w:eastAsia="Arial" w:hAnsi="Arial"/>
@@ -10156,7 +10156,7 @@
             <w:pPr>
               <w:spacing w:after="20" w:before="0"/>
             </w:pPr>
-            <w:hyperlink w:history="1" r:id="rId_cxppwnr8p7xw1ueckp-k">
+            <w:hyperlink w:history="1" r:id="rIdfj6bkwqakkvxvk0bh1gjk">
               <w:r>
                 <w:rPr>
                   <w:rFonts w:ascii="Arial" w:cs="Arial" w:eastAsia="Arial" w:hAnsi="Arial"/>
@@ -10189,7 +10189,7 @@
               <w:spacing w:after="10" w:before="0"/>
               <w:ind w:left="120"/>
             </w:pPr>
-            <w:hyperlink w:history="1" r:id="rIdu8awntqjbjqnt7umck2_h">
+            <w:hyperlink w:history="1" r:id="rIdrapinbwxoyra-av_h-xpv">
               <w:r>
                 <w:rPr>
                   <w:rFonts w:ascii="Arial" w:cs="Arial" w:eastAsia="Arial" w:hAnsi="Arial"/>
@@ -10384,7 +10384,7 @@
             <w:pPr>
               <w:spacing w:after="20" w:before="0"/>
             </w:pPr>
-            <w:hyperlink w:history="1" r:id="rIdziym7lixsatk3yep_nfkz">
+            <w:hyperlink w:history="1" r:id="rIdraiegi_sklba4bytgvppc">
               <w:r>
                 <w:rPr>
                   <w:rFonts w:ascii="Arial" w:cs="Arial" w:eastAsia="Arial" w:hAnsi="Arial"/>
@@ -10417,7 +10417,7 @@
               <w:spacing w:after="10" w:before="0"/>
               <w:ind w:left="120"/>
             </w:pPr>
-            <w:hyperlink w:history="1" r:id="rId0ocxn-vy1omuvy5prvs71">
+            <w:hyperlink w:history="1" r:id="rIdg_fee_p2mkhy4mchkiozh">
               <w:r>
                 <w:rPr>
                   <w:rFonts w:ascii="Arial" w:cs="Arial" w:eastAsia="Arial" w:hAnsi="Arial"/>
@@ -10462,7 +10462,7 @@
             <w:pPr>
               <w:spacing w:after="20" w:before="0"/>
             </w:pPr>
-            <w:hyperlink w:history="1" r:id="rIdlmrlyiuodww7bxwka2v8l">
+            <w:hyperlink w:history="1" r:id="rIdiqdnowtbcwlkqp8lo27nr">
               <w:r>
                 <w:rPr>
                   <w:rFonts w:ascii="Arial" w:cs="Arial" w:eastAsia="Arial" w:hAnsi="Arial"/>
@@ -10495,7 +10495,7 @@
               <w:spacing w:after="10" w:before="0"/>
               <w:ind w:left="120"/>
             </w:pPr>
-            <w:hyperlink w:history="1" r:id="rIdvga-efptjboere2pc3i5n">
+            <w:hyperlink w:history="1" r:id="rIdefxyjlv-a7izmk7sbc-0g">
               <w:r>
                 <w:rPr>
                   <w:rFonts w:ascii="Arial" w:cs="Arial" w:eastAsia="Arial" w:hAnsi="Arial"/>
@@ -10690,7 +10690,7 @@
             <w:pPr>
               <w:spacing w:after="20" w:before="0"/>
             </w:pPr>
-            <w:hyperlink w:history="1" r:id="rIdqmcluu4g9dgssegg4didk">
+            <w:hyperlink w:history="1" r:id="rIddsk3ly3rymve9ka_nhmh1">
               <w:r>
                 <w:rPr>
                   <w:rFonts w:ascii="Arial" w:cs="Arial" w:eastAsia="Arial" w:hAnsi="Arial"/>
@@ -10723,7 +10723,7 @@
               <w:spacing w:after="10" w:before="0"/>
               <w:ind w:left="120"/>
             </w:pPr>
-            <w:hyperlink w:history="1" r:id="rIdq6sjfzv2qyvxeebp7ph2w">
+            <w:hyperlink w:history="1" r:id="rIdkhby5emwol9_yxzkywiux">
               <w:r>
                 <w:rPr>
                   <w:rFonts w:ascii="Arial" w:cs="Arial" w:eastAsia="Arial" w:hAnsi="Arial"/>
@@ -10768,7 +10768,7 @@
             <w:pPr>
               <w:spacing w:after="20" w:before="0"/>
             </w:pPr>
-            <w:hyperlink w:history="1" r:id="rIdqn_dmzdauoxjvxvadz9la">
+            <w:hyperlink w:history="1" r:id="rIdsvmvjivujn_wjenmdmyy9">
               <w:r>
                 <w:rPr>
                   <w:rFonts w:ascii="Arial" w:cs="Arial" w:eastAsia="Arial" w:hAnsi="Arial"/>
@@ -10817,7 +10817,7 @@
               <w:spacing w:after="10" w:before="0"/>
               <w:ind w:left="120"/>
             </w:pPr>
-            <w:hyperlink w:history="1" r:id="rIdbcanh_khgpy_tlbfe2r8-">
+            <w:hyperlink w:history="1" r:id="rIdgqa7x1mq3w-rn-muo5dek">
               <w:r>
                 <w:rPr>
                   <w:rFonts w:ascii="Arial" w:cs="Arial" w:eastAsia="Arial" w:hAnsi="Arial"/>
@@ -10859,7 +10859,7 @@
                 <w:sz w:val="18"/>
                 <w:szCs w:val="18"/>
               </w:rPr>
-              <w:t xml:space="preserve">A whole-class discussion synthesises the graph results. The teacher writes the gradient equation on the board: gradient = F / (1/r^2) = F x r^2. Since Q1 and Q2 were held constant in the data, the gradient equals kQ1Q2. Learners calculate k from their own gradient and the given charge values, arriving at approximately 9.0e9 N m^2 C^-2. The teacher then writes the full Coulomb equation: F = kQ1Q2 / r^2, and learners annotate each symbol in their notebooks. Three worked examples follow in increasing complexity: Example 1 — two charges of 1 C separated by 1 m (to confirm k numerically); Example 2 — two charges of 2.0e-6 C and 3.0e-6 C separated by 0.05 m (a bench-scale problem); Example 3 — a Kenyan storm context: a cumulonimbus cloud above the Rift Valley Escarpment carries a positive charge of 20 C at an altitude of 800 m above an iron-roofed market. An equal negative charge has accumulated on the roof below. What is the electrostatic force between them? Learners solve Example 3 independently, then compare with a partner before a class check.</w:t>
+              <w:t xml:space="preserve">A whole-class discussion synthesises the graph results. The teacher writes the gradient equation on the board: gradient = F / (1/r^2) = F x r^2. Since Q1 and Q2 were held constant in the data, the gradient equals kQ1Q2. Learners calculate k from their own gradient and the given charge values, arriving at approximately 9.0e9 N m^2 C^-2. The teacher then writes the full Coulomb equation: F = kQ1Q2 / r^2, and learners annotate each symbol in their notebooks. Three worked examples follow in increasing complexity: Example 1 — two charges of 1 C separated by 1 m (to confirm k numerically); Example 2 — two charges of 2.0e-6 C and 3.0e-6 C separated by 0.05 m (a bench-scale problem); Example 3 — a Kenyan storm context: a cumulonimbus cloud above the Rift Valley Escarpment carries a negative charge of 20 C at an altitude of 800 m above an iron-roofed market. An equal positive charge has accumulated on the roof below. What is the electrostatic force between them? Learners solve Example 3 independently, then compare with a partner before a class check.</w:t>
             </w:r>
           </w:p>
         </w:tc>
@@ -11012,7 +11012,7 @@
             <w:pPr>
               <w:spacing w:after="20" w:before="0"/>
             </w:pPr>
-            <w:hyperlink w:history="1" r:id="rIdruuroc8ejx1vvxenkdqm5">
+            <w:hyperlink w:history="1" r:id="rIdoh3ukwojra1w0al_dqf9l">
               <w:r>
                 <w:rPr>
                   <w:rFonts w:ascii="Arial" w:cs="Arial" w:eastAsia="Arial" w:hAnsi="Arial"/>
@@ -11045,7 +11045,7 @@
               <w:spacing w:after="10" w:before="0"/>
               <w:ind w:left="120"/>
             </w:pPr>
-            <w:hyperlink w:history="1" r:id="rId008zcdk_pcw4x6_7hkwwn">
+            <w:hyperlink w:history="1" r:id="rIdljdpcxaxryn6rdgan4ior">
               <w:r>
                 <w:rPr>
                   <w:rFonts w:ascii="Arial" w:cs="Arial" w:eastAsia="Arial" w:hAnsi="Arial"/>
@@ -11090,7 +11090,7 @@
             <w:pPr>
               <w:spacing w:after="20" w:before="0"/>
             </w:pPr>
-            <w:hyperlink w:history="1" r:id="rIdmb4qmnjfcp8xjjjmrqvx0">
+            <w:hyperlink w:history="1" r:id="rIdy1pubuqlhwinbuf_fopgp">
               <w:r>
                 <w:rPr>
                   <w:rFonts w:ascii="Arial" w:cs="Arial" w:eastAsia="Arial" w:hAnsi="Arial"/>
@@ -11123,7 +11123,7 @@
               <w:spacing w:after="10" w:before="0"/>
               <w:ind w:left="120"/>
             </w:pPr>
-            <w:hyperlink w:history="1" r:id="rIdl8_a8okvk49eobv-fyuwi">
+            <w:hyperlink w:history="1" r:id="rIdcgdsbha7ey6b-x556dwto">
               <w:r>
                 <w:rPr>
                   <w:rFonts w:ascii="Arial" w:cs="Arial" w:eastAsia="Arial" w:hAnsi="Arial"/>
@@ -11197,7 +11197,7 @@
                 <w:sz w:val="18"/>
                 <w:szCs w:val="18"/>
               </w:rPr>
-              <w:t xml:space="preserve">Say: Look at the DQB. In Lesson 1 we said something invisible was building up in the cloud. In Lesson 2 we said the roof gained charge by induction. Today you can say how strong the pull was — put a number on it. Write your green note and add it. [WAIT 60 seconds for writing.] After notes are placed, read two or three aloud and comment: This group has written a number — 4.5 times 10 to the 9 newtons. That is an enormous force. No wonder the air broke down and we got a lightning bolt. Now read one orange note aloud: This group is asking about the pointed tip. That is exactly where we are heading in Lesson 4. [WAIT 10 seconds.] Keep that question alive.</w:t>
+              <w:t xml:space="preserve">Say: Look at the DQB. In Lesson 1 we said something invisible was building up in the cloud. In Lesson 2 we said the iron roof is a conductor. Today you can say how strong the pull was — put a number on it. Write your green note and add it. [WAIT 60 seconds for writing.] After notes are placed, read two or three aloud and comment: This group has written a number — 4.5 times 10 to the 9 newtons. That is an enormous force. No wonder the air broke down and we got a lightning bolt. Now read one orange note aloud: This group is asking about the pointed tip. That is exactly where we are heading in Lesson 4. [WAIT 10 seconds.] Keep that question alive.</w:t>
             </w:r>
           </w:p>
         </w:tc>
@@ -11318,7 +11318,7 @@
             <w:pPr>
               <w:spacing w:after="20" w:before="0"/>
             </w:pPr>
-            <w:hyperlink w:history="1" r:id="rIdakocpwnybwksqs5essj09">
+            <w:hyperlink w:history="1" r:id="rIdqz1fhvt5d0vczivfkgud8">
               <w:r>
                 <w:rPr>
                   <w:rFonts w:ascii="Arial" w:cs="Arial" w:eastAsia="Arial" w:hAnsi="Arial"/>
@@ -11367,7 +11367,7 @@
               <w:spacing w:after="10" w:before="0"/>
               <w:ind w:left="120"/>
             </w:pPr>
-            <w:hyperlink w:history="1" r:id="rIdfmw1razpurmvz0bkp_r7p">
+            <w:hyperlink w:history="1" r:id="rIddjztmedmif9v39cux5bmk">
               <w:r>
                 <w:rPr>
                   <w:rFonts w:ascii="Arial" w:cs="Arial" w:eastAsia="Arial" w:hAnsi="Arial"/>
@@ -11412,7 +11412,7 @@
             <w:pPr>
               <w:spacing w:after="20" w:before="0"/>
             </w:pPr>
-            <w:hyperlink w:history="1" r:id="rIdynnmeajp4equsia6flcbd">
+            <w:hyperlink w:history="1" r:id="rIdv6hs43mitf3cxy47z54ds">
               <w:r>
                 <w:rPr>
                   <w:rFonts w:ascii="Arial" w:cs="Arial" w:eastAsia="Arial" w:hAnsi="Arial"/>
@@ -11445,7 +11445,7 @@
               <w:spacing w:after="10" w:before="0"/>
               <w:ind w:left="120"/>
             </w:pPr>
-            <w:hyperlink w:history="1" r:id="rIdb6uzkhkgsm1clvbz6hm2c">
+            <w:hyperlink w:history="1" r:id="rIde9lql3nodykoi7inhhytm">
               <w:r>
                 <w:rPr>
                   <w:rFonts w:ascii="Arial" w:cs="Arial" w:eastAsia="Arial" w:hAnsi="Arial"/>
@@ -11487,7 +11487,7 @@
                 <w:sz w:val="18"/>
                 <w:szCs w:val="18"/>
               </w:rPr>
-              <w:t xml:space="preserve">In the final five minutes, learners update their cumulative particle model (begun in Lesson 1 and extended in Lesson 2). They draw a cross-section diagram showing: (1) the storm cloud with a cluster of positive charges at its base, (2) the iron roof with induced negative charges on its upper surface, (3) a double-headed arrow labelled r between cloud and roof, and (4) force arrows labelled F = kQ1Q2/r^2 pointing toward each other on both objects. They annotate: What happens to F as the storm moves closer? and write the answer as a mathematical statement (r decreases, 1/r^2 increases, F increases). Learners store this model page in their science portfolios for use in every subsequent lesson.</w:t>
+              <w:t xml:space="preserve">In the final five minutes, learners update their cumulative particle model (begun in Lesson 1 and extended in Lesson 2). They draw a cross-section diagram showing: (1) the storm cloud with a cluster of negative charges at its base, (2) the iron roof with induced positive charges on its upper surface, (3) a double-headed arrow labelled r between cloud and roof, and (4) force arrows labelled F = kQ1Q2/r^2 pointing toward each other on both objects. They annotate: What happens to F as the storm moves closer? and write the answer as a mathematical statement (r decreases, 1/r^2 increases, F increases). Learners store this model page in their science portfolios for use in every subsequent lesson.</w:t>
             </w:r>
           </w:p>
         </w:tc>
@@ -11957,7 +11957,7 @@
         </w:rPr>
         <w:t xml:space="preserve">© 2026 SeaVuria and ARES. Aligned with KICD objectives. Developed by SeaVuria; technical implementation by ARES (with AI assistance from Claude). Licensed under </w:t>
       </w:r>
-      <w:hyperlink w:history="1" r:id="rIdpcxcpoime704wfzg5iljw">
+      <w:hyperlink w:history="1" r:id="rId5l0_lihngs6suephjowgv">
         <w:r>
           <w:rPr>
             <w:rFonts w:ascii="Arial" w:cs="Arial" w:eastAsia="Arial" w:hAnsi="Arial"/>
@@ -11978,7 +11978,7 @@
         </w:rPr>
         <w:t xml:space="preserve"> (</w:t>
       </w:r>
-      <w:hyperlink w:history="1" r:id="rId5jov3scnvyga353qwsbnd">
+      <w:hyperlink w:history="1" r:id="rId91ysagxe8lexapbuktbtr">
         <w:r>
           <w:rPr>
             <w:rFonts w:ascii="Arial" w:cs="Arial" w:eastAsia="Arial" w:hAnsi="Arial"/>
@@ -12991,7 +12991,7 @@
             <w:pPr>
               <w:spacing w:after="20" w:before="0"/>
             </w:pPr>
-            <w:hyperlink w:history="1" r:id="rIdx3n9dplkjlgy9dvec_nst">
+            <w:hyperlink w:history="1" r:id="rIdljtu2gvn4-f1aysfqqjgx">
               <w:r>
                 <w:rPr>
                   <w:rFonts w:ascii="Arial" w:cs="Arial" w:eastAsia="Arial" w:hAnsi="Arial"/>
@@ -13024,7 +13024,7 @@
               <w:spacing w:after="10" w:before="0"/>
               <w:ind w:left="120"/>
             </w:pPr>
-            <w:hyperlink w:history="1" r:id="rIdb8yrun9eyf7la7ti5mmjq">
+            <w:hyperlink w:history="1" r:id="rIdlegm3qxy5hwqitfghnm0v">
               <w:r>
                 <w:rPr>
                   <w:rFonts w:ascii="Arial" w:cs="Arial" w:eastAsia="Arial" w:hAnsi="Arial"/>
@@ -13069,7 +13069,7 @@
             <w:pPr>
               <w:spacing w:after="20" w:before="0"/>
             </w:pPr>
-            <w:hyperlink w:history="1" r:id="rIdx7ank5iy_cz_py5uwkbg4">
+            <w:hyperlink w:history="1" r:id="rIdtkkv88qg9asjlroekhevh">
               <w:r>
                 <w:rPr>
                   <w:rFonts w:ascii="Arial" w:cs="Arial" w:eastAsia="Arial" w:hAnsi="Arial"/>
@@ -13118,7 +13118,7 @@
               <w:spacing w:after="10" w:before="0"/>
               <w:ind w:left="120"/>
             </w:pPr>
-            <w:hyperlink w:history="1" r:id="rIduhgpfax_oc--lxsxfzicn">
+            <w:hyperlink w:history="1" r:id="rIdax5w0glquxfq4lolvtprw">
               <w:r>
                 <w:rPr>
                   <w:rFonts w:ascii="Arial" w:cs="Arial" w:eastAsia="Arial" w:hAnsi="Arial"/>
@@ -13313,7 +13313,7 @@
             <w:pPr>
               <w:spacing w:after="20" w:before="0"/>
             </w:pPr>
-            <w:hyperlink w:history="1" r:id="rIdeuz-230sgw6agd88t-rzd">
+            <w:hyperlink w:history="1" r:id="rIdadeps6kcvvaikuvgs1_rr">
               <w:r>
                 <w:rPr>
                   <w:rFonts w:ascii="Arial" w:cs="Arial" w:eastAsia="Arial" w:hAnsi="Arial"/>
@@ -13346,7 +13346,7 @@
               <w:spacing w:after="10" w:before="0"/>
               <w:ind w:left="120"/>
             </w:pPr>
-            <w:hyperlink w:history="1" r:id="rIdnvx6kyxteq0mgxx0nf4a9">
+            <w:hyperlink w:history="1" r:id="rIdcfeyd8rf8ltzfwgdfrxvc">
               <w:r>
                 <w:rPr>
                   <w:rFonts w:ascii="Arial" w:cs="Arial" w:eastAsia="Arial" w:hAnsi="Arial"/>
@@ -13391,7 +13391,7 @@
             <w:pPr>
               <w:spacing w:after="20" w:before="0"/>
             </w:pPr>
-            <w:hyperlink w:history="1" r:id="rIdrztyrqfmnglsrb9zcfsbw">
+            <w:hyperlink w:history="1" r:id="rIdizh9ssh8tofiqtmdxe1-q">
               <w:r>
                 <w:rPr>
                   <w:rFonts w:ascii="Arial" w:cs="Arial" w:eastAsia="Arial" w:hAnsi="Arial"/>
@@ -13440,7 +13440,7 @@
               <w:spacing w:after="10" w:before="0"/>
               <w:ind w:left="120"/>
             </w:pPr>
-            <w:hyperlink w:history="1" r:id="rIdtqt-vgkwnl4riodzptp2x">
+            <w:hyperlink w:history="1" r:id="rIda_d6susj3rstjkd7lewgt">
               <w:r>
                 <w:rPr>
                   <w:rFonts w:ascii="Arial" w:cs="Arial" w:eastAsia="Arial" w:hAnsi="Arial"/>
@@ -13635,7 +13635,7 @@
             <w:pPr>
               <w:spacing w:after="20" w:before="0"/>
             </w:pPr>
-            <w:hyperlink w:history="1" r:id="rIdgax6rbwjbogrbhyr7cq19">
+            <w:hyperlink w:history="1" r:id="rIdh6-t5lk_f8ousfup5ihgc">
               <w:r>
                 <w:rPr>
                   <w:rFonts w:ascii="Arial" w:cs="Arial" w:eastAsia="Arial" w:hAnsi="Arial"/>
@@ -13668,7 +13668,7 @@
               <w:spacing w:after="10" w:before="0"/>
               <w:ind w:left="120"/>
             </w:pPr>
-            <w:hyperlink w:history="1" r:id="rIdwgm2hjbn3mqbh6okglqht">
+            <w:hyperlink w:history="1" r:id="rId4jlioufyh1hqdccvx3dpr">
               <w:r>
                 <w:rPr>
                   <w:rFonts w:ascii="Arial" w:cs="Arial" w:eastAsia="Arial" w:hAnsi="Arial"/>
@@ -13713,7 +13713,7 @@
             <w:pPr>
               <w:spacing w:after="20" w:before="0"/>
             </w:pPr>
-            <w:hyperlink w:history="1" r:id="rIdzz0e8wg5dlr8ti3uzprk9">
+            <w:hyperlink w:history="1" r:id="rId7my3mldexksuizhokfiur">
               <w:r>
                 <w:rPr>
                   <w:rFonts w:ascii="Arial" w:cs="Arial" w:eastAsia="Arial" w:hAnsi="Arial"/>
@@ -13762,7 +13762,7 @@
               <w:spacing w:after="10" w:before="0"/>
               <w:ind w:left="120"/>
             </w:pPr>
-            <w:hyperlink w:history="1" r:id="rIdcxmbujwpsvau4rz8ksh_j">
+            <w:hyperlink w:history="1" r:id="rIdl9stoubjwypj2m2zbrjud">
               <w:r>
                 <w:rPr>
                   <w:rFonts w:ascii="Arial" w:cs="Arial" w:eastAsia="Arial" w:hAnsi="Arial"/>
@@ -13957,7 +13957,7 @@
             <w:pPr>
               <w:spacing w:after="20" w:before="0"/>
             </w:pPr>
-            <w:hyperlink w:history="1" r:id="rIdrktdh4tfozdsezx5gz7g3">
+            <w:hyperlink w:history="1" r:id="rIde4ae5htiymj376ft8agod">
               <w:r>
                 <w:rPr>
                   <w:rFonts w:ascii="Arial" w:cs="Arial" w:eastAsia="Arial" w:hAnsi="Arial"/>
@@ -13990,7 +13990,7 @@
               <w:spacing w:after="10" w:before="0"/>
               <w:ind w:left="120"/>
             </w:pPr>
-            <w:hyperlink w:history="1" r:id="rIdehkiyccdehqesf6g1d4xd">
+            <w:hyperlink w:history="1" r:id="rId409nsjsffh6noylsjz_wp">
               <w:r>
                 <w:rPr>
                   <w:rFonts w:ascii="Arial" w:cs="Arial" w:eastAsia="Arial" w:hAnsi="Arial"/>
@@ -14035,7 +14035,7 @@
             <w:pPr>
               <w:spacing w:after="20" w:before="0"/>
             </w:pPr>
-            <w:hyperlink w:history="1" r:id="rIdvrhgb5doyt8rn_u_1zazu">
+            <w:hyperlink w:history="1" r:id="rIde0ssxpeifd6cccf08xxgx">
               <w:r>
                 <w:rPr>
                   <w:rFonts w:ascii="Arial" w:cs="Arial" w:eastAsia="Arial" w:hAnsi="Arial"/>
@@ -14084,7 +14084,7 @@
               <w:spacing w:after="10" w:before="0"/>
               <w:ind w:left="120"/>
             </w:pPr>
-            <w:hyperlink w:history="1" r:id="rIdlrqk-qyjzibzr5jvsgsxz">
+            <w:hyperlink w:history="1" r:id="rIdum0rtmhqtat8fclmkpeol">
               <w:r>
                 <w:rPr>
                   <w:rFonts w:ascii="Arial" w:cs="Arial" w:eastAsia="Arial" w:hAnsi="Arial"/>
@@ -14279,7 +14279,7 @@
             <w:pPr>
               <w:spacing w:after="20" w:before="0"/>
             </w:pPr>
-            <w:hyperlink w:history="1" r:id="rIdolsgpetlc7uinbhwikonf">
+            <w:hyperlink w:history="1" r:id="rIdujm_dva4kbst9aosuz1zn">
               <w:r>
                 <w:rPr>
                   <w:rFonts w:ascii="Arial" w:cs="Arial" w:eastAsia="Arial" w:hAnsi="Arial"/>
@@ -14312,7 +14312,7 @@
               <w:spacing w:after="10" w:before="0"/>
               <w:ind w:left="120"/>
             </w:pPr>
-            <w:hyperlink w:history="1" r:id="rIdhwdgl_4mpndg5z2b7s6xf">
+            <w:hyperlink w:history="1" r:id="rIddpemirok9pr3rl0y3adti">
               <w:r>
                 <w:rPr>
                   <w:rFonts w:ascii="Arial" w:cs="Arial" w:eastAsia="Arial" w:hAnsi="Arial"/>
@@ -14357,7 +14357,7 @@
             <w:pPr>
               <w:spacing w:after="20" w:before="0"/>
             </w:pPr>
-            <w:hyperlink w:history="1" r:id="rIdwaugq4k8jdbmekwq-1m4p">
+            <w:hyperlink w:history="1" r:id="rIdvwd4-hnpni4yghun3x5ug">
               <w:r>
                 <w:rPr>
                   <w:rFonts w:ascii="Arial" w:cs="Arial" w:eastAsia="Arial" w:hAnsi="Arial"/>
@@ -14406,7 +14406,7 @@
               <w:spacing w:after="10" w:before="0"/>
               <w:ind w:left="120"/>
             </w:pPr>
-            <w:hyperlink w:history="1" r:id="rIdzr4yxkt14ztpqfct1ni4h">
+            <w:hyperlink w:history="1" r:id="rIdyqktnwfuzsd7kr3krioau">
               <w:r>
                 <w:rPr>
                   <w:rFonts w:ascii="Arial" w:cs="Arial" w:eastAsia="Arial" w:hAnsi="Arial"/>
@@ -14918,7 +14918,7 @@
         </w:rPr>
         <w:t xml:space="preserve">© 2026 SeaVuria and ARES. Aligned with KICD objectives. Developed by SeaVuria; technical implementation by ARES (with AI assistance from Claude). Licensed under </w:t>
       </w:r>
-      <w:hyperlink w:history="1" r:id="rIdw5qen9auxfd7ehrduoc02">
+      <w:hyperlink w:history="1" r:id="rIdn-d3jlx7psceoxp4lorte">
         <w:r>
           <w:rPr>
             <w:rFonts w:ascii="Arial" w:cs="Arial" w:eastAsia="Arial" w:hAnsi="Arial"/>
@@ -14939,7 +14939,7 @@
         </w:rPr>
         <w:t xml:space="preserve"> (</w:t>
       </w:r>
-      <w:hyperlink w:history="1" r:id="rIdldmvnowjudr_mf2seoqbb">
+      <w:hyperlink w:history="1" r:id="rIdruv0jvg35cg0-us8jn0os">
         <w:r>
           <w:rPr>
             <w:rFonts w:ascii="Arial" w:cs="Arial" w:eastAsia="Arial" w:hAnsi="Arial"/>
@@ -15952,7 +15952,7 @@
             <w:pPr>
               <w:spacing w:after="20" w:before="0"/>
             </w:pPr>
-            <w:hyperlink w:history="1" r:id="rId6yvc0dvqhrkpjfhrlvnd8">
+            <w:hyperlink w:history="1" r:id="rIdarg3yxr5vjyhodrzwdzfn">
               <w:r>
                 <w:rPr>
                   <w:rFonts w:ascii="Arial" w:cs="Arial" w:eastAsia="Arial" w:hAnsi="Arial"/>
@@ -15985,7 +15985,7 @@
               <w:spacing w:after="10" w:before="0"/>
               <w:ind w:left="120"/>
             </w:pPr>
-            <w:hyperlink w:history="1" r:id="rIdb8x82e5zzmq92dobs_xgm">
+            <w:hyperlink w:history="1" r:id="rIdrf2foi4jp0qthxh9vkwtk">
               <w:r>
                 <w:rPr>
                   <w:rFonts w:ascii="Arial" w:cs="Arial" w:eastAsia="Arial" w:hAnsi="Arial"/>
@@ -16030,7 +16030,7 @@
             <w:pPr>
               <w:spacing w:after="20" w:before="0"/>
             </w:pPr>
-            <w:hyperlink w:history="1" r:id="rIdgaq8re46vtdnusrsnjp93">
+            <w:hyperlink w:history="1" r:id="rId_4h7xigb5qtj7skn52h4_">
               <w:r>
                 <w:rPr>
                   <w:rFonts w:ascii="Arial" w:cs="Arial" w:eastAsia="Arial" w:hAnsi="Arial"/>
@@ -16063,7 +16063,7 @@
               <w:spacing w:after="10" w:before="0"/>
               <w:ind w:left="120"/>
             </w:pPr>
-            <w:hyperlink w:history="1" r:id="rIdk9hzckjfwlesuod707luo">
+            <w:hyperlink w:history="1" r:id="rIdfunn2jrh0othzdsbhsbbc">
               <w:r>
                 <w:rPr>
                   <w:rFonts w:ascii="Arial" w:cs="Arial" w:eastAsia="Arial" w:hAnsi="Arial"/>
@@ -16258,7 +16258,7 @@
             <w:pPr>
               <w:spacing w:after="20" w:before="0"/>
             </w:pPr>
-            <w:hyperlink w:history="1" r:id="rId7xkrml2a4m8na0huyruuu">
+            <w:hyperlink w:history="1" r:id="rId37rlj3v8nzmgaqxv5qwlh">
               <w:r>
                 <w:rPr>
                   <w:rFonts w:ascii="Arial" w:cs="Arial" w:eastAsia="Arial" w:hAnsi="Arial"/>
@@ -16291,7 +16291,7 @@
               <w:spacing w:after="10" w:before="0"/>
               <w:ind w:left="120"/>
             </w:pPr>
-            <w:hyperlink w:history="1" r:id="rIdsjlo8-qzo_tajax7d-sve">
+            <w:hyperlink w:history="1" r:id="rId00aimrw6l3z6s-7peqn1i">
               <w:r>
                 <w:rPr>
                   <w:rFonts w:ascii="Arial" w:cs="Arial" w:eastAsia="Arial" w:hAnsi="Arial"/>
@@ -16336,7 +16336,7 @@
             <w:pPr>
               <w:spacing w:after="20" w:before="0"/>
             </w:pPr>
-            <w:hyperlink w:history="1" r:id="rId6v5wifflplwhdfxduglpi">
+            <w:hyperlink w:history="1" r:id="rIdmaiaqkaxu97wqke_flr_a">
               <w:r>
                 <w:rPr>
                   <w:rFonts w:ascii="Arial" w:cs="Arial" w:eastAsia="Arial" w:hAnsi="Arial"/>
@@ -16369,7 +16369,7 @@
               <w:spacing w:after="10" w:before="0"/>
               <w:ind w:left="120"/>
             </w:pPr>
-            <w:hyperlink w:history="1" r:id="rIdbwneydsvx8rflzirk-1zx">
+            <w:hyperlink w:history="1" r:id="rIdrb808gyt5h0w4ojjb0wlt">
               <w:r>
                 <w:rPr>
                   <w:rFonts w:ascii="Arial" w:cs="Arial" w:eastAsia="Arial" w:hAnsi="Arial"/>
@@ -16564,7 +16564,7 @@
             <w:pPr>
               <w:spacing w:after="20" w:before="0"/>
             </w:pPr>
-            <w:hyperlink w:history="1" r:id="rIdjinfpvdmaucttoliotquo">
+            <w:hyperlink w:history="1" r:id="rIdrbtjbdabbkqv7d-bzrqrs">
               <w:r>
                 <w:rPr>
                   <w:rFonts w:ascii="Arial" w:cs="Arial" w:eastAsia="Arial" w:hAnsi="Arial"/>
@@ -16613,7 +16613,7 @@
               <w:spacing w:after="10" w:before="0"/>
               <w:ind w:left="120"/>
             </w:pPr>
-            <w:hyperlink w:history="1" r:id="rIdwwasfuko3pewy-hxbqsu2">
+            <w:hyperlink w:history="1" r:id="rIdysybcv1tzbmw-jxyjmuy1">
               <w:r>
                 <w:rPr>
                   <w:rFonts w:ascii="Arial" w:cs="Arial" w:eastAsia="Arial" w:hAnsi="Arial"/>
@@ -16658,7 +16658,7 @@
             <w:pPr>
               <w:spacing w:after="20" w:before="0"/>
             </w:pPr>
-            <w:hyperlink w:history="1" r:id="rIdulnzbombkr0fu9zvsvoyk">
+            <w:hyperlink w:history="1" r:id="rIdpsc7pt7tyhj_g888owlt4">
               <w:r>
                 <w:rPr>
                   <w:rFonts w:ascii="Arial" w:cs="Arial" w:eastAsia="Arial" w:hAnsi="Arial"/>
@@ -16707,7 +16707,7 @@
               <w:spacing w:after="10" w:before="0"/>
               <w:ind w:left="120"/>
             </w:pPr>
-            <w:hyperlink w:history="1" r:id="rIdag1tms34clvds_02ae4dd">
+            <w:hyperlink w:history="1" r:id="rId7cgkwj1a9lx__icy2ckeh">
               <w:r>
                 <w:rPr>
                   <w:rFonts w:ascii="Arial" w:cs="Arial" w:eastAsia="Arial" w:hAnsi="Arial"/>
@@ -16902,7 +16902,7 @@
             <w:pPr>
               <w:spacing w:after="20" w:before="0"/>
             </w:pPr>
-            <w:hyperlink w:history="1" r:id="rIdkfwknl7wbeswkwvu07a_i">
+            <w:hyperlink w:history="1" r:id="rIdzwkh4xsltmx-fbmkbes9b">
               <w:r>
                 <w:rPr>
                   <w:rFonts w:ascii="Arial" w:cs="Arial" w:eastAsia="Arial" w:hAnsi="Arial"/>
@@ -16951,7 +16951,7 @@
               <w:spacing w:after="10" w:before="0"/>
               <w:ind w:left="120"/>
             </w:pPr>
-            <w:hyperlink w:history="1" r:id="rId-9ndem68hfihsz7dx-cph">
+            <w:hyperlink w:history="1" r:id="rIdfs-_vz-zfp5h76nhezgkr">
               <w:r>
                 <w:rPr>
                   <w:rFonts w:ascii="Arial" w:cs="Arial" w:eastAsia="Arial" w:hAnsi="Arial"/>
@@ -16996,7 +16996,7 @@
             <w:pPr>
               <w:spacing w:after="20" w:before="0"/>
             </w:pPr>
-            <w:hyperlink w:history="1" r:id="rIdkiwd54dsaxnlpdgypc6e2">
+            <w:hyperlink w:history="1" r:id="rIdn8079qaxdhhyn649vu_fn">
               <w:r>
                 <w:rPr>
                   <w:rFonts w:ascii="Arial" w:cs="Arial" w:eastAsia="Arial" w:hAnsi="Arial"/>
@@ -17029,7 +17029,7 @@
               <w:spacing w:after="10" w:before="0"/>
               <w:ind w:left="120"/>
             </w:pPr>
-            <w:hyperlink w:history="1" r:id="rIdljsngbnilgvo8-fntwfmp">
+            <w:hyperlink w:history="1" r:id="rIdllmzilof71dgwk7v2raam">
               <w:r>
                 <w:rPr>
                   <w:rFonts w:ascii="Arial" w:cs="Arial" w:eastAsia="Arial" w:hAnsi="Arial"/>
@@ -17224,7 +17224,7 @@
             <w:pPr>
               <w:spacing w:after="20" w:before="0"/>
             </w:pPr>
-            <w:hyperlink w:history="1" r:id="rIde5kzjdmyngl1zkn9dgzpt">
+            <w:hyperlink w:history="1" r:id="rIdcuouxyr81sx4acmlhxalj">
               <w:r>
                 <w:rPr>
                   <w:rFonts w:ascii="Arial" w:cs="Arial" w:eastAsia="Arial" w:hAnsi="Arial"/>
@@ -17273,7 +17273,7 @@
               <w:spacing w:after="10" w:before="0"/>
               <w:ind w:left="120"/>
             </w:pPr>
-            <w:hyperlink w:history="1" r:id="rId4mhj7y3xi_touni27tgin">
+            <w:hyperlink w:history="1" r:id="rIdd2ku-gfhrmmrq7npfwj9w">
               <w:r>
                 <w:rPr>
                   <w:rFonts w:ascii="Arial" w:cs="Arial" w:eastAsia="Arial" w:hAnsi="Arial"/>
@@ -17318,7 +17318,7 @@
             <w:pPr>
               <w:spacing w:after="20" w:before="0"/>
             </w:pPr>
-            <w:hyperlink w:history="1" r:id="rId7_ceti0mcrmmxgnnehruo">
+            <w:hyperlink w:history="1" r:id="rIdg-exnbavkpcn8t7fbwsew">
               <w:r>
                 <w:rPr>
                   <w:rFonts w:ascii="Arial" w:cs="Arial" w:eastAsia="Arial" w:hAnsi="Arial"/>
@@ -17351,7 +17351,7 @@
               <w:spacing w:after="10" w:before="0"/>
               <w:ind w:left="120"/>
             </w:pPr>
-            <w:hyperlink w:history="1" r:id="rIdx-zo7twjny25uqnvky6gh">
+            <w:hyperlink w:history="1" r:id="rIdane_s1ujzt_x1a5981w6c">
               <w:r>
                 <w:rPr>
                   <w:rFonts w:ascii="Arial" w:cs="Arial" w:eastAsia="Arial" w:hAnsi="Arial"/>
@@ -17863,7 +17863,7 @@
         </w:rPr>
         <w:t xml:space="preserve">© 2026 SeaVuria and ARES. Aligned with KICD objectives. Developed by SeaVuria; technical implementation by ARES (with AI assistance from Claude). Licensed under </w:t>
       </w:r>
-      <w:hyperlink w:history="1" r:id="rIdrs6yuvnxlmctyn3qgtmla">
+      <w:hyperlink w:history="1" r:id="rIde02nmp33-jef5g7rakv51">
         <w:r>
           <w:rPr>
             <w:rFonts w:ascii="Arial" w:cs="Arial" w:eastAsia="Arial" w:hAnsi="Arial"/>
@@ -17884,7 +17884,7 @@
         </w:rPr>
         <w:t xml:space="preserve"> (</w:t>
       </w:r>
-      <w:hyperlink w:history="1" r:id="rIdq1qeqvgtocebdjpy-jzrh">
+      <w:hyperlink w:history="1" r:id="rIdpemvg_teqkxveh6gquaie">
         <w:r>
           <w:rPr>
             <w:rFonts w:ascii="Arial" w:cs="Arial" w:eastAsia="Arial" w:hAnsi="Arial"/>
@@ -18897,7 +18897,7 @@
             <w:pPr>
               <w:spacing w:after="20" w:before="0"/>
             </w:pPr>
-            <w:hyperlink w:history="1" r:id="rIducxw0bdinsdu50m-jy4l_">
+            <w:hyperlink w:history="1" r:id="rIdnx9ahbnszc8lps5uv24vw">
               <w:r>
                 <w:rPr>
                   <w:rFonts w:ascii="Arial" w:cs="Arial" w:eastAsia="Arial" w:hAnsi="Arial"/>
@@ -18930,7 +18930,7 @@
               <w:spacing w:after="10" w:before="0"/>
               <w:ind w:left="120"/>
             </w:pPr>
-            <w:hyperlink w:history="1" r:id="rId0ybbgcac3k4rvlpmnzb24">
+            <w:hyperlink w:history="1" r:id="rIdn5g-vgyoto-_cnxqsyz5x">
               <w:r>
                 <w:rPr>
                   <w:rFonts w:ascii="Arial" w:cs="Arial" w:eastAsia="Arial" w:hAnsi="Arial"/>
@@ -18975,7 +18975,7 @@
             <w:pPr>
               <w:spacing w:after="20" w:before="0"/>
             </w:pPr>
-            <w:hyperlink w:history="1" r:id="rIdjo1ntxr784wx80gylp5mh">
+            <w:hyperlink w:history="1" r:id="rIds--lrfwgjecdphd52uidv">
               <w:r>
                 <w:rPr>
                   <w:rFonts w:ascii="Arial" w:cs="Arial" w:eastAsia="Arial" w:hAnsi="Arial"/>
@@ -19008,7 +19008,7 @@
               <w:spacing w:after="10" w:before="0"/>
               <w:ind w:left="120"/>
             </w:pPr>
-            <w:hyperlink w:history="1" r:id="rIdjwiieit9uc88gy6cjofso">
+            <w:hyperlink w:history="1" r:id="rId9l0bvx0tkb06wylgc8pvv">
               <w:r>
                 <w:rPr>
                   <w:rFonts w:ascii="Arial" w:cs="Arial" w:eastAsia="Arial" w:hAnsi="Arial"/>
@@ -19203,7 +19203,7 @@
             <w:pPr>
               <w:spacing w:after="20" w:before="0"/>
             </w:pPr>
-            <w:hyperlink w:history="1" r:id="rIdyyjliysgl1xm3rtjmum9r">
+            <w:hyperlink w:history="1" r:id="rId-0pvxe5ovj86-7hmr_niv">
               <w:r>
                 <w:rPr>
                   <w:rFonts w:ascii="Arial" w:cs="Arial" w:eastAsia="Arial" w:hAnsi="Arial"/>
@@ -19236,7 +19236,7 @@
               <w:spacing w:after="10" w:before="0"/>
               <w:ind w:left="120"/>
             </w:pPr>
-            <w:hyperlink w:history="1" r:id="rId-j9knycvkguiyooxjsmmg">
+            <w:hyperlink w:history="1" r:id="rIdgonenclrmmv2vb3qfkhew">
               <w:r>
                 <w:rPr>
                   <w:rFonts w:ascii="Arial" w:cs="Arial" w:eastAsia="Arial" w:hAnsi="Arial"/>
@@ -19281,7 +19281,7 @@
             <w:pPr>
               <w:spacing w:after="20" w:before="0"/>
             </w:pPr>
-            <w:hyperlink w:history="1" r:id="rIdm_fujfvy3_zs4u-3su3xd">
+            <w:hyperlink w:history="1" r:id="rIdz3nnk4fpy9yhdl0x3_yte">
               <w:r>
                 <w:rPr>
                   <w:rFonts w:ascii="Arial" w:cs="Arial" w:eastAsia="Arial" w:hAnsi="Arial"/>
@@ -19314,7 +19314,7 @@
               <w:spacing w:after="10" w:before="0"/>
               <w:ind w:left="120"/>
             </w:pPr>
-            <w:hyperlink w:history="1" r:id="rIdf36np8umwozbtg6eiksxh">
+            <w:hyperlink w:history="1" r:id="rIddrz4lo6q30qlfvu2vvqfq">
               <w:r>
                 <w:rPr>
                   <w:rFonts w:ascii="Arial" w:cs="Arial" w:eastAsia="Arial" w:hAnsi="Arial"/>
@@ -19509,7 +19509,7 @@
             <w:pPr>
               <w:spacing w:after="20" w:before="0"/>
             </w:pPr>
-            <w:hyperlink w:history="1" r:id="rId5c278lpbwi9sspetz1pnz">
+            <w:hyperlink w:history="1" r:id="rIddhcwn0eje8m-nzmiepeqk">
               <w:r>
                 <w:rPr>
                   <w:rFonts w:ascii="Arial" w:cs="Arial" w:eastAsia="Arial" w:hAnsi="Arial"/>
@@ -19542,7 +19542,7 @@
               <w:spacing w:after="10" w:before="0"/>
               <w:ind w:left="120"/>
             </w:pPr>
-            <w:hyperlink w:history="1" r:id="rId1autpuqnno4ib1ulg7397">
+            <w:hyperlink w:history="1" r:id="rIdpxd2lptxnkmeuhpxji0qf">
               <w:r>
                 <w:rPr>
                   <w:rFonts w:ascii="Arial" w:cs="Arial" w:eastAsia="Arial" w:hAnsi="Arial"/>
@@ -19587,7 +19587,7 @@
             <w:pPr>
               <w:spacing w:after="20" w:before="0"/>
             </w:pPr>
-            <w:hyperlink w:history="1" r:id="rIdilf7qinmfu8ncowtw9tsw">
+            <w:hyperlink w:history="1" r:id="rIdb1v5xa7ntv2ginobi4n2x">
               <w:r>
                 <w:rPr>
                   <w:rFonts w:ascii="Arial" w:cs="Arial" w:eastAsia="Arial" w:hAnsi="Arial"/>
@@ -19636,7 +19636,7 @@
               <w:spacing w:after="10" w:before="0"/>
               <w:ind w:left="120"/>
             </w:pPr>
-            <w:hyperlink w:history="1" r:id="rIdwh2teafulf1pmrvo_rpw2">
+            <w:hyperlink w:history="1" r:id="rIddell0gu4d6nzt8xvqk8rm">
               <w:r>
                 <w:rPr>
                   <w:rFonts w:ascii="Arial" w:cs="Arial" w:eastAsia="Arial" w:hAnsi="Arial"/>
@@ -19831,7 +19831,7 @@
             <w:pPr>
               <w:spacing w:after="20" w:before="0"/>
             </w:pPr>
-            <w:hyperlink w:history="1" r:id="rIdnthuupkzyz8qf5dtomiwp">
+            <w:hyperlink w:history="1" r:id="rIdk0ay_noxe1eio7ops1uej">
               <w:r>
                 <w:rPr>
                   <w:rFonts w:ascii="Arial" w:cs="Arial" w:eastAsia="Arial" w:hAnsi="Arial"/>
@@ -19864,7 +19864,7 @@
               <w:spacing w:after="10" w:before="0"/>
               <w:ind w:left="120"/>
             </w:pPr>
-            <w:hyperlink w:history="1" r:id="rIdhu072zc94g1klrfraqya3">
+            <w:hyperlink w:history="1" r:id="rIdcdjggejy3em0j_cr6xtlk">
               <w:r>
                 <w:rPr>
                   <w:rFonts w:ascii="Arial" w:cs="Arial" w:eastAsia="Arial" w:hAnsi="Arial"/>
@@ -19909,7 +19909,7 @@
             <w:pPr>
               <w:spacing w:after="20" w:before="0"/>
             </w:pPr>
-            <w:hyperlink w:history="1" r:id="rId3xqgew2gwddyrq9qg6410">
+            <w:hyperlink w:history="1" r:id="rIdo_xw3nqwoaxja4zzrs0zi">
               <w:r>
                 <w:rPr>
                   <w:rFonts w:ascii="Arial" w:cs="Arial" w:eastAsia="Arial" w:hAnsi="Arial"/>
@@ -19958,7 +19958,7 @@
               <w:spacing w:after="10" w:before="0"/>
               <w:ind w:left="120"/>
             </w:pPr>
-            <w:hyperlink w:history="1" r:id="rIdllv7gvvqzsnotgrphxy7o">
+            <w:hyperlink w:history="1" r:id="rIdqfzdexbsnnzxtmkei7ply">
               <w:r>
                 <w:rPr>
                   <w:rFonts w:ascii="Arial" w:cs="Arial" w:eastAsia="Arial" w:hAnsi="Arial"/>
@@ -20153,7 +20153,7 @@
             <w:pPr>
               <w:spacing w:after="20" w:before="0"/>
             </w:pPr>
-            <w:hyperlink w:history="1" r:id="rIduysl_nwmoinfsrrjdkfvp">
+            <w:hyperlink w:history="1" r:id="rIdim2tcyqv1ao-kkixlisrk">
               <w:r>
                 <w:rPr>
                   <w:rFonts w:ascii="Arial" w:cs="Arial" w:eastAsia="Arial" w:hAnsi="Arial"/>
@@ -20186,7 +20186,7 @@
               <w:spacing w:after="10" w:before="0"/>
               <w:ind w:left="120"/>
             </w:pPr>
-            <w:hyperlink w:history="1" r:id="rIdt5axd5bizqjsfpvjxlggk">
+            <w:hyperlink w:history="1" r:id="rIdwoqwkqbsnmvbzfokcqxn0">
               <w:r>
                 <w:rPr>
                   <w:rFonts w:ascii="Arial" w:cs="Arial" w:eastAsia="Arial" w:hAnsi="Arial"/>
@@ -20231,7 +20231,7 @@
             <w:pPr>
               <w:spacing w:after="20" w:before="0"/>
             </w:pPr>
-            <w:hyperlink w:history="1" r:id="rId6b1rbrno0lwa8dkxf7yh-">
+            <w:hyperlink w:history="1" r:id="rIdfupa8dwasfdthsxlcp9f8">
               <w:r>
                 <w:rPr>
                   <w:rFonts w:ascii="Arial" w:cs="Arial" w:eastAsia="Arial" w:hAnsi="Arial"/>
@@ -20264,7 +20264,7 @@
               <w:spacing w:after="10" w:before="0"/>
               <w:ind w:left="120"/>
             </w:pPr>
-            <w:hyperlink w:history="1" r:id="rId534bgayyijg4gxncfril-">
+            <w:hyperlink w:history="1" r:id="rIdatovug4bj_t5ophifx90y">
               <w:r>
                 <w:rPr>
                   <w:rFonts w:ascii="Arial" w:cs="Arial" w:eastAsia="Arial" w:hAnsi="Arial"/>
@@ -20776,7 +20776,7 @@
         </w:rPr>
         <w:t xml:space="preserve">© 2026 SeaVuria and ARES. Aligned with KICD objectives. Developed by SeaVuria; technical implementation by ARES (with AI assistance from Claude). Licensed under </w:t>
       </w:r>
-      <w:hyperlink w:history="1" r:id="rIdamukhyi_autsfrihe1bbc">
+      <w:hyperlink w:history="1" r:id="rIdiksd4tzrvn5eqw-vik0q-">
         <w:r>
           <w:rPr>
             <w:rFonts w:ascii="Arial" w:cs="Arial" w:eastAsia="Arial" w:hAnsi="Arial"/>
@@ -20797,7 +20797,7 @@
         </w:rPr>
         <w:t xml:space="preserve"> (</w:t>
       </w:r>
-      <w:hyperlink w:history="1" r:id="rIdjoj_iaxondvo4q8fe-wsx">
+      <w:hyperlink w:history="1" r:id="rIdx_5lomjfqpnupabcqjupp">
         <w:r>
           <w:rPr>
             <w:rFonts w:ascii="Arial" w:cs="Arial" w:eastAsia="Arial" w:hAnsi="Arial"/>
@@ -21810,7 +21810,7 @@
             <w:pPr>
               <w:spacing w:after="20" w:before="0"/>
             </w:pPr>
-            <w:hyperlink w:history="1" r:id="rIdv4z3ripd-49uefsjgr_ny">
+            <w:hyperlink w:history="1" r:id="rIdbjvb18pxhm850yve9yqgf">
               <w:r>
                 <w:rPr>
                   <w:rFonts w:ascii="Arial" w:cs="Arial" w:eastAsia="Arial" w:hAnsi="Arial"/>
@@ -21843,7 +21843,7 @@
               <w:spacing w:after="10" w:before="0"/>
               <w:ind w:left="120"/>
             </w:pPr>
-            <w:hyperlink w:history="1" r:id="rIdzae3p4w_ph726j1kdde0n">
+            <w:hyperlink w:history="1" r:id="rIdyq7bpeyj1ibbqka8yy-eh">
               <w:r>
                 <w:rPr>
                   <w:rFonts w:ascii="Arial" w:cs="Arial" w:eastAsia="Arial" w:hAnsi="Arial"/>
@@ -21888,7 +21888,7 @@
             <w:pPr>
               <w:spacing w:after="20" w:before="0"/>
             </w:pPr>
-            <w:hyperlink w:history="1" r:id="rIdwdin2yewksslelhqe7sxr">
+            <w:hyperlink w:history="1" r:id="rIdle17mctzvv1yjbfszyolx">
               <w:r>
                 <w:rPr>
                   <w:rFonts w:ascii="Arial" w:cs="Arial" w:eastAsia="Arial" w:hAnsi="Arial"/>
@@ -21921,7 +21921,7 @@
               <w:spacing w:after="10" w:before="0"/>
               <w:ind w:left="120"/>
             </w:pPr>
-            <w:hyperlink w:history="1" r:id="rIdwkuykqcywczazdmtwhcya">
+            <w:hyperlink w:history="1" r:id="rIdlc0nm5w0uwv3gdg6qw50l">
               <w:r>
                 <w:rPr>
                   <w:rFonts w:ascii="Arial" w:cs="Arial" w:eastAsia="Arial" w:hAnsi="Arial"/>
@@ -22116,7 +22116,7 @@
             <w:pPr>
               <w:spacing w:after="20" w:before="0"/>
             </w:pPr>
-            <w:hyperlink w:history="1" r:id="rId_mcufhemuf0sg8ojq8blt">
+            <w:hyperlink w:history="1" r:id="rIdujspb9ldavljvdldbyvvx">
               <w:r>
                 <w:rPr>
                   <w:rFonts w:ascii="Arial" w:cs="Arial" w:eastAsia="Arial" w:hAnsi="Arial"/>
@@ -22149,7 +22149,7 @@
               <w:spacing w:after="10" w:before="0"/>
               <w:ind w:left="120"/>
             </w:pPr>
-            <w:hyperlink w:history="1" r:id="rIdpdnoriue1naytrda9gzja">
+            <w:hyperlink w:history="1" r:id="rIdcyqdzvtewzdqmrtrpa3w1">
               <w:r>
                 <w:rPr>
                   <w:rFonts w:ascii="Arial" w:cs="Arial" w:eastAsia="Arial" w:hAnsi="Arial"/>
@@ -22194,7 +22194,7 @@
             <w:pPr>
               <w:spacing w:after="20" w:before="0"/>
             </w:pPr>
-            <w:hyperlink w:history="1" r:id="rIdrj1vms6v065solak8qvpp">
+            <w:hyperlink w:history="1" r:id="rIdhdm4ryni3fwkczgz0qyeg">
               <w:r>
                 <w:rPr>
                   <w:rFonts w:ascii="Arial" w:cs="Arial" w:eastAsia="Arial" w:hAnsi="Arial"/>
@@ -22227,7 +22227,7 @@
               <w:spacing w:after="10" w:before="0"/>
               <w:ind w:left="120"/>
             </w:pPr>
-            <w:hyperlink w:history="1" r:id="rIdehctsxqd69jdrkieyokax">
+            <w:hyperlink w:history="1" r:id="rIdxf2v6fnnk7vblmbiwvd_w">
               <w:r>
                 <w:rPr>
                   <w:rFonts w:ascii="Arial" w:cs="Arial" w:eastAsia="Arial" w:hAnsi="Arial"/>
@@ -22422,7 +22422,7 @@
             <w:pPr>
               <w:spacing w:after="20" w:before="0"/>
             </w:pPr>
-            <w:hyperlink w:history="1" r:id="rId7hsd4op6ifezyrbjkqqqf">
+            <w:hyperlink w:history="1" r:id="rIdz53_ke3vafjoambxbtc9a">
               <w:r>
                 <w:rPr>
                   <w:rFonts w:ascii="Arial" w:cs="Arial" w:eastAsia="Arial" w:hAnsi="Arial"/>
@@ -22455,7 +22455,7 @@
               <w:spacing w:after="10" w:before="0"/>
               <w:ind w:left="120"/>
             </w:pPr>
-            <w:hyperlink w:history="1" r:id="rIdygfzlhmhw6zny_bwtekvc">
+            <w:hyperlink w:history="1" r:id="rId62219x7usrdfuytnijzni">
               <w:r>
                 <w:rPr>
                   <w:rFonts w:ascii="Arial" w:cs="Arial" w:eastAsia="Arial" w:hAnsi="Arial"/>
@@ -22500,7 +22500,7 @@
             <w:pPr>
               <w:spacing w:after="20" w:before="0"/>
             </w:pPr>
-            <w:hyperlink w:history="1" r:id="rIdpucijgpzgjhkbcjubuycw">
+            <w:hyperlink w:history="1" r:id="rIdsvmdgm2t2vj3rvqmc3fmr">
               <w:r>
                 <w:rPr>
                   <w:rFonts w:ascii="Arial" w:cs="Arial" w:eastAsia="Arial" w:hAnsi="Arial"/>
@@ -22549,7 +22549,7 @@
               <w:spacing w:after="10" w:before="0"/>
               <w:ind w:left="120"/>
             </w:pPr>
-            <w:hyperlink w:history="1" r:id="rIdgy2j6uwewl5nnoz-bgng6">
+            <w:hyperlink w:history="1" r:id="rIdhbnfue53sd08nnnw8a8rt">
               <w:r>
                 <w:rPr>
                   <w:rFonts w:ascii="Arial" w:cs="Arial" w:eastAsia="Arial" w:hAnsi="Arial"/>
@@ -22744,7 +22744,7 @@
             <w:pPr>
               <w:spacing w:after="20" w:before="0"/>
             </w:pPr>
-            <w:hyperlink w:history="1" r:id="rIdjalpjgaa9mdrssswhnrgh">
+            <w:hyperlink w:history="1" r:id="rIdnryqkahsiubjrovueqeaa">
               <w:r>
                 <w:rPr>
                   <w:rFonts w:ascii="Arial" w:cs="Arial" w:eastAsia="Arial" w:hAnsi="Arial"/>
@@ -22777,7 +22777,7 @@
               <w:spacing w:after="10" w:before="0"/>
               <w:ind w:left="120"/>
             </w:pPr>
-            <w:hyperlink w:history="1" r:id="rIdt2gjlyk4ojutzsmyw7_tz">
+            <w:hyperlink w:history="1" r:id="rIdt6uguyh1y6t5kinlcdng1">
               <w:r>
                 <w:rPr>
                   <w:rFonts w:ascii="Arial" w:cs="Arial" w:eastAsia="Arial" w:hAnsi="Arial"/>
@@ -22822,7 +22822,7 @@
             <w:pPr>
               <w:spacing w:after="20" w:before="0"/>
             </w:pPr>
-            <w:hyperlink w:history="1" r:id="rIdmutazq9jkywlmw67fkpk8">
+            <w:hyperlink w:history="1" r:id="rIdrisv07dvkj5mk1af9fcrk">
               <w:r>
                 <w:rPr>
                   <w:rFonts w:ascii="Arial" w:cs="Arial" w:eastAsia="Arial" w:hAnsi="Arial"/>
@@ -22871,7 +22871,7 @@
               <w:spacing w:after="10" w:before="0"/>
               <w:ind w:left="120"/>
             </w:pPr>
-            <w:hyperlink w:history="1" r:id="rIdimgwzmbvmzyk2ftgu4icm">
+            <w:hyperlink w:history="1" r:id="rIduuock_o-68likrdsyeb7v">
               <w:r>
                 <w:rPr>
                   <w:rFonts w:ascii="Arial" w:cs="Arial" w:eastAsia="Arial" w:hAnsi="Arial"/>
@@ -23066,7 +23066,7 @@
             <w:pPr>
               <w:spacing w:after="20" w:before="0"/>
             </w:pPr>
-            <w:hyperlink w:history="1" r:id="rIdm9h7egepuv6qylxsxizxo">
+            <w:hyperlink w:history="1" r:id="rIdhdfw3ceyaou8ocmids91n">
               <w:r>
                 <w:rPr>
                   <w:rFonts w:ascii="Arial" w:cs="Arial" w:eastAsia="Arial" w:hAnsi="Arial"/>
@@ -23099,7 +23099,7 @@
               <w:spacing w:after="10" w:before="0"/>
               <w:ind w:left="120"/>
             </w:pPr>
-            <w:hyperlink w:history="1" r:id="rIddzdk96ihjn1nqfn79wzo-">
+            <w:hyperlink w:history="1" r:id="rIdi6uyklzxgsxogjqj8f8b-">
               <w:r>
                 <w:rPr>
                   <w:rFonts w:ascii="Arial" w:cs="Arial" w:eastAsia="Arial" w:hAnsi="Arial"/>
@@ -23144,7 +23144,7 @@
             <w:pPr>
               <w:spacing w:after="20" w:before="0"/>
             </w:pPr>
-            <w:hyperlink w:history="1" r:id="rIdldwzmlxeuhaehi4plmuzh">
+            <w:hyperlink w:history="1" r:id="rIdfekiyn17rnq1iszbebs5v">
               <w:r>
                 <w:rPr>
                   <w:rFonts w:ascii="Arial" w:cs="Arial" w:eastAsia="Arial" w:hAnsi="Arial"/>
@@ -23177,7 +23177,7 @@
               <w:spacing w:after="10" w:before="0"/>
               <w:ind w:left="120"/>
             </w:pPr>
-            <w:hyperlink w:history="1" r:id="rId_b5sel9yko7gbrpnyni-1">
+            <w:hyperlink w:history="1" r:id="rIdnesf7ainc2urhnz9pxlkx">
               <w:r>
                 <w:rPr>
                   <w:rFonts w:ascii="Arial" w:cs="Arial" w:eastAsia="Arial" w:hAnsi="Arial"/>
@@ -23784,7 +23784,7 @@
         </w:rPr>
         <w:t xml:space="preserve">© 2026 SeaVuria and ARES. Aligned with KICD objectives. Developed by SeaVuria; technical implementation by ARES (with AI assistance from Claude). Licensed under </w:t>
       </w:r>
-      <w:hyperlink w:history="1" r:id="rIdy4jaambm9s6crbvnwbrhh">
+      <w:hyperlink w:history="1" r:id="rId7hdluvg9jymsucqzfcow3">
         <w:r>
           <w:rPr>
             <w:rFonts w:ascii="Arial" w:cs="Arial" w:eastAsia="Arial" w:hAnsi="Arial"/>
@@ -23805,7 +23805,7 @@
         </w:rPr>
         <w:t xml:space="preserve"> (</w:t>
       </w:r>
-      <w:hyperlink w:history="1" r:id="rIdicfe0llldqelvkwig7iwy">
+      <w:hyperlink w:history="1" r:id="rIdvob_sc7vrbf66vex-vdla">
         <w:r>
           <w:rPr>
             <w:rFonts w:ascii="Arial" w:cs="Arial" w:eastAsia="Arial" w:hAnsi="Arial"/>
@@ -24535,7 +24535,7 @@
                 <w:sz w:val="18"/>
                 <w:szCs w:val="18"/>
               </w:rPr>
-              <w:t xml:space="preserve">Learners open with a phenomenon reconnect: the teacher replays the 30-second Ol Kalou video clip and asks one question — how much energy did that bolt carry? In the Predict phase, groups use their Q-V graph knowledge (Lesson 5 and 6) to predict the formula for stored energy by reasoning about the triangular area under a Q-V graph. In the Observe phase, they analyse discharge data from the foil capacitor charged to 9 V and plot a Q-V graph, measuring the triangular area to extract stored energy, then verify with E = half CV squared. In the Explain phase, the class derives E = half CV squared algebraically from W = QV and Q = CV, solves graded Kenya-context problems including an Athi River electrostatic precipitator calculation, and estimates the Ol Kalou lightning bolt energy from given current and duration data. The DQB Creation phase adds a quantitative evidence card. The Model Building phase updates group particle-field-energy models to show energy as stored work done against the electric field between capacitor plates.</w:t>
+              <w:t xml:space="preserve">Learners open with a phenomenon reconnect: the teacher replays the 30-second Ol Kalou video clip and asks one question — how much energy did that bolt carry? In the Predict phase, groups use their Q-V graph knowledge (Lessons 6 and 7) to predict the formula for stored energy by reasoning about the triangular area under a Q-V graph. In the Observe phase, they analyse discharge data from the foil capacitor charged to 9 V and plot a Q-V graph, measuring the triangular area to extract stored energy, then verify with E = half CV squared. In the Explain phase, the class derives E = half CV squared algebraically from W = QV and Q = CV, solves graded Kenya-context problems including an Athi River electrostatic precipitator calculation, and estimates the Ol Kalou lightning bolt energy from given current and duration data. The DQB Creation phase adds a quantitative evidence card. The Model Building phase updates group particle-field-energy models to show energy as stored work done against the electric field between capacitor plates.</w:t>
             </w:r>
           </w:p>
         </w:tc>
@@ -24818,7 +24818,7 @@
             <w:pPr>
               <w:spacing w:after="20" w:before="0"/>
             </w:pPr>
-            <w:hyperlink w:history="1" r:id="rIdqk2m5x1mjd4yuaximcsx3">
+            <w:hyperlink w:history="1" r:id="rId8tyv-yemhrvbfkapxuyje">
               <w:r>
                 <w:rPr>
                   <w:rFonts w:ascii="Arial" w:cs="Arial" w:eastAsia="Arial" w:hAnsi="Arial"/>
@@ -24867,7 +24867,7 @@
               <w:spacing w:after="10" w:before="0"/>
               <w:ind w:left="120"/>
             </w:pPr>
-            <w:hyperlink w:history="1" r:id="rId2ap3avlwe-lyf5oyuabds">
+            <w:hyperlink w:history="1" r:id="rIdr1appryz-kgb1qkvv3x4e">
               <w:r>
                 <w:rPr>
                   <w:rFonts w:ascii="Arial" w:cs="Arial" w:eastAsia="Arial" w:hAnsi="Arial"/>
@@ -24929,7 +24929,7 @@
               <w:spacing w:after="10" w:before="0"/>
               <w:ind w:left="120"/>
             </w:pPr>
-            <w:hyperlink w:history="1" r:id="rIdzqdu6wrw70r0gsjm-tt3z">
+            <w:hyperlink w:history="1" r:id="rIdk--tzr0uvm_7qkqe3_ojm">
               <w:r>
                 <w:rPr>
                   <w:rFonts w:ascii="Arial" w:cs="Arial" w:eastAsia="Arial" w:hAnsi="Arial"/>
@@ -25050,7 +25050,7 @@
                 <w:sz w:val="18"/>
                 <w:szCs w:val="18"/>
               </w:rPr>
-              <w:t xml:space="preserve">Sticky-note energy estimation activates prior intuition and creates a public record for later revision. The Q-V area task bridges Lesson 5 graphical work to today's formula, using geometric reasoning before algebra. The deliberate silence after the video allows every learner to form an independent prior belief, which increases cognitive engagement during observation.</w:t>
+              <w:t xml:space="preserve">Sticky-note energy estimation activates prior intuition and creates a public record for later revision. The Q-V area task bridges Lesson 7 graphical work to today's formula, using geometric reasoning before algebra. The deliberate silence after the video allows every learner to form an independent prior belief, which increases cognitive engagement during observation.</w:t>
             </w:r>
           </w:p>
         </w:tc>
@@ -25082,7 +25082,7 @@
                 <w:sz w:val="18"/>
                 <w:szCs w:val="18"/>
               </w:rPr>
-              <w:t xml:space="preserve">Teacher scans sticky-note energy estimates to gauge the range of prior knowledge (expected range: 1 J to 1 000 000 J, showing wide uncertainty). Teacher listens to group discussions of Q-V area and notes whether learners distinguish rectangle from triangle, which reveals whether the concept of incremental work (W = QV only when Q is constant) has been consolidated from Lesson 5.</w:t>
+              <w:t xml:space="preserve">Teacher scans sticky-note energy estimates to gauge the range of prior knowledge (expected range: 1 J to 1 000 000 J, showing wide uncertainty). Teacher listens to group discussions of Q-V area and notes whether learners distinguish rectangle from triangle, which reveals whether the concept of incremental work (W = QV only when Q is constant) has been consolidated from Lesson 7.</w:t>
             </w:r>
           </w:p>
         </w:tc>
@@ -25139,7 +25139,7 @@
             <w:pPr>
               <w:spacing w:after="20" w:before="0"/>
             </w:pPr>
-            <w:hyperlink w:history="1" r:id="rIdzzsaat8-gtgep0f6vhthl">
+            <w:hyperlink w:history="1" r:id="rIdfdmhm56hhwlegacjmvwqh">
               <w:r>
                 <w:rPr>
                   <w:rFonts w:ascii="Arial" w:cs="Arial" w:eastAsia="Arial" w:hAnsi="Arial"/>
@@ -25188,7 +25188,7 @@
               <w:spacing w:after="10" w:before="0"/>
               <w:ind w:left="120"/>
             </w:pPr>
-            <w:hyperlink w:history="1" r:id="rIde4dqylh9lmqowevqgomhj">
+            <w:hyperlink w:history="1" r:id="rIdx4yzxwj_zvws7audkvo5p">
               <w:r>
                 <w:rPr>
                   <w:rFonts w:ascii="Arial" w:cs="Arial" w:eastAsia="Arial" w:hAnsi="Arial"/>
@@ -25250,7 +25250,7 @@
               <w:spacing w:after="10" w:before="0"/>
               <w:ind w:left="120"/>
             </w:pPr>
-            <w:hyperlink w:history="1" r:id="rId7q4ybiglnq7fe692o0gro">
+            <w:hyperlink w:history="1" r:id="rIdiq5jlchv3jbgc-shnjvlk">
               <w:r>
                 <w:rPr>
                   <w:rFonts w:ascii="Arial" w:cs="Arial" w:eastAsia="Arial" w:hAnsi="Arial"/>
@@ -25307,7 +25307,7 @@
                 <w:sz w:val="18"/>
                 <w:szCs w:val="18"/>
               </w:rPr>
-              <w:t xml:space="preserve">(10 minutes) Each group receives: (1) a data table of eight (Q, V) pairs recorded during the discharge of the foil capacitor from Lesson 6 (charged to 9 V, C = 470 microfarads), (2) a pre-printed graph grid, and (3) a ruler. Task 1 — learners plot the Q-V points, draw the best-fit straight line through the origin, and shade the triangular area. Task 2 — they calculate the area of the triangle using Area = half times base times height, recording their answer in microjoules. Task 3 — they independently calculate E using E = half times C times V squared with the given values (expected: E = half times 470 times 10 to the power negative 6 times 9 squared = approximately 19 mJ) and compare the two answers. Task 4 — they record whether the two methods agree and write one sentence explaining what the triangle represents physically (stored work done by the battery in separating charges onto the plates).</w:t>
+              <w:t xml:space="preserve">(10 minutes) Each group receives: (1) a data table of eight (Q, V) pairs recorded during the discharge of the foil capacitor from Lesson 6 (charged to 9 V, C = 470 picofarads), (2) a pre-printed graph grid, and (3) a ruler. Task 1 — learners plot the Q-V points, draw the best-fit straight line through the origin, and shade the triangular area. Task 2 — they calculate the area of the triangle using Area = half times base times height, recording their answer in nanojoules. Task 3 — they independently calculate E using E = half times C times V squared with the given values (expected: E = half times 470 times 10 to the power negative 12 times 9 squared = approximately 19 nJ, i.e. 1.9 times 10 to the power negative 8 J) and compare the two answers. Task 4 — they record whether the two methods agree and write one sentence explaining what the triangle represents physically (stored work done by the battery in separating charges onto the plates).</w:t>
             </w:r>
           </w:p>
         </w:tc>
@@ -25403,7 +25403,7 @@
                 <w:sz w:val="18"/>
                 <w:szCs w:val="18"/>
               </w:rPr>
-              <w:t xml:space="preserve">Teacher checks whether both methods give approximately 19 mJ (tolerance of plus or minus 2 mJ is acceptable given graph-reading error). If groups get discrepant values, this diagnoses either: graph plotted incorrectly (check axis labels and scale), incorrect triangle area formula (rectangle error), or unit conversion error (microfarads not converted). Teacher notes these for targeted support during the Explain phase.</w:t>
+              <w:t xml:space="preserve">Teacher checks whether both methods give approximately 19 nJ (tolerance of plus or minus 2 nJ is acceptable given graph-reading error). If groups get discrepant values, this diagnoses either: graph plotted incorrectly (check axis labels and scale), incorrect triangle area formula (rectangle error), or unit conversion error (microfarads not converted). Teacher notes these for targeted support during the Explain phase.</w:t>
             </w:r>
           </w:p>
         </w:tc>
@@ -25460,7 +25460,7 @@
             <w:pPr>
               <w:spacing w:after="20" w:before="0"/>
             </w:pPr>
-            <w:hyperlink w:history="1" r:id="rIdythnlx0s9n3i6spef09nx">
+            <w:hyperlink w:history="1" r:id="rIduqhvrs6gdyvgepl9deczp">
               <w:r>
                 <w:rPr>
                   <w:rFonts w:ascii="Arial" w:cs="Arial" w:eastAsia="Arial" w:hAnsi="Arial"/>
@@ -25509,7 +25509,7 @@
               <w:spacing w:after="10" w:before="0"/>
               <w:ind w:left="120"/>
             </w:pPr>
-            <w:hyperlink w:history="1" r:id="rIdpswx4nxtgv7wntygys_yh">
+            <w:hyperlink w:history="1" r:id="rIdu2dpcgxyzt_bbedwp4ckw">
               <w:r>
                 <w:rPr>
                   <w:rFonts w:ascii="Arial" w:cs="Arial" w:eastAsia="Arial" w:hAnsi="Arial"/>
@@ -25571,7 +25571,7 @@
               <w:spacing w:after="10" w:before="0"/>
               <w:ind w:left="120"/>
             </w:pPr>
-            <w:hyperlink w:history="1" r:id="rIddr3cwbbyi8rvljnhfv5tg">
+            <w:hyperlink w:history="1" r:id="rIdxz4cim6xmf3wmb_2pjov6">
               <w:r>
                 <w:rPr>
                   <w:rFonts w:ascii="Arial" w:cs="Arial" w:eastAsia="Arial" w:hAnsi="Arial"/>
@@ -25781,7 +25781,7 @@
             <w:pPr>
               <w:spacing w:after="20" w:before="0"/>
             </w:pPr>
-            <w:hyperlink w:history="1" r:id="rIduwxxbrmlu8goame_d678a">
+            <w:hyperlink w:history="1" r:id="rIdgkugehe2bdcxcnzisuvjn">
               <w:r>
                 <w:rPr>
                   <w:rFonts w:ascii="Arial" w:cs="Arial" w:eastAsia="Arial" w:hAnsi="Arial"/>
@@ -25830,7 +25830,7 @@
               <w:spacing w:after="10" w:before="0"/>
               <w:ind w:left="120"/>
             </w:pPr>
-            <w:hyperlink w:history="1" r:id="rIdxxcz8w_n9vhz77uza6w7x">
+            <w:hyperlink w:history="1" r:id="rIdm8su-nzbc3yy2fcu771yt">
               <w:r>
                 <w:rPr>
                   <w:rFonts w:ascii="Arial" w:cs="Arial" w:eastAsia="Arial" w:hAnsi="Arial"/>
@@ -25892,7 +25892,7 @@
               <w:spacing w:after="10" w:before="0"/>
               <w:ind w:left="120"/>
             </w:pPr>
-            <w:hyperlink w:history="1" r:id="rIdb7qqbioavx2vw7hqbeeix">
+            <w:hyperlink w:history="1" r:id="rIdjycf6repckgsgncnax_qh">
               <w:r>
                 <w:rPr>
                   <w:rFonts w:ascii="Arial" w:cs="Arial" w:eastAsia="Arial" w:hAnsi="Arial"/>
@@ -25949,7 +25949,7 @@
                 <w:sz w:val="18"/>
                 <w:szCs w:val="18"/>
               </w:rPr>
-              <w:t xml:space="preserve">(5 minutes) Each group receives one large index card. They write a DQB evidence card with four elements: (1) the formula E = half CV squared with a labelled diagram of the triangle area on a Q-V graph; (2) the energy stored in the Ol Kalou storm-cloud capacitor (from Lesson 5: E = approximately 1.5 times 10 to the power 9 J); (3) the energy stored in the Athi River precipitator bank (approximately 6.25 times 10 to the power 4 J); (4) one sentence connecting energy storage to the Driving Question. Groups post their cards in the Energy column of the DQB. The teacher invites one group to read their connecting sentence aloud and asks the class: Has this formula helped us explain why the Ol Kalou bolt was so destructive and why the lightning conductor needed to redirect it safely? What part of the Driving Question can we now answer more completely?</w:t>
+              <w:t xml:space="preserve">(5 minutes) Each group receives one large index card. They write a DQB evidence card with four elements: (1) the formula E = half CV squared with a labelled diagram of the triangle area on a Q-V graph; (2) the energy stored in the Ol Kalou storm-cloud capacitor (from Lesson 7: E = approximately 1.5 times 10 to the power 9 J); (3) the energy stored in the Athi River precipitator bank (approximately 6.25 times 10 to the power 4 J); (4) one sentence connecting energy storage to the Driving Question. Groups post their cards in the Energy column of the DQB. The teacher invites one group to read their connecting sentence aloud and asks the class: Has this formula helped us explain why the Ol Kalou bolt was so destructive and why the lightning conductor needed to redirect it safely? What part of the Driving Question can we now answer more completely?</w:t>
             </w:r>
           </w:p>
         </w:tc>
@@ -26045,7 +26045,7 @@
                 <w:sz w:val="18"/>
                 <w:szCs w:val="18"/>
               </w:rPr>
-              <w:t xml:space="preserve">Teacher checks each card before posting. Cards that only contain the formula without numbers or context reveal that the learner has not yet connected the mathematics to the phenomenon — these learners are identified for targeted questioning during Model Building. Cards with incorrect energy values for the storm cloud (not consistent with Lesson 5 value) reveal that lesson-to-lesson knowledge transfer needs reinforcement.</w:t>
+              <w:t xml:space="preserve">Teacher checks each card before posting. Cards that only contain the formula without numbers or context reveal that the learner has not yet connected the mathematics to the phenomenon — these learners are identified for targeted questioning during Model Building. Cards with incorrect energy values for the storm cloud (not consistent with Lesson 7 value) reveal that lesson-to-lesson knowledge transfer needs reinforcement.</w:t>
             </w:r>
           </w:p>
         </w:tc>
@@ -26102,7 +26102,7 @@
             <w:pPr>
               <w:spacing w:after="20" w:before="0"/>
             </w:pPr>
-            <w:hyperlink w:history="1" r:id="rIdrws4nvjj3bhdl_sjmnidr">
+            <w:hyperlink w:history="1" r:id="rIdux6-5mpz70mzyx1v22bmw">
               <w:r>
                 <w:rPr>
                   <w:rFonts w:ascii="Arial" w:cs="Arial" w:eastAsia="Arial" w:hAnsi="Arial"/>
@@ -26151,7 +26151,7 @@
               <w:spacing w:after="10" w:before="0"/>
               <w:ind w:left="120"/>
             </w:pPr>
-            <w:hyperlink w:history="1" r:id="rIdtuvh4-1l1a0jds8tltflx">
+            <w:hyperlink w:history="1" r:id="rIdcvk25stdwsgf9fehptdce">
               <w:r>
                 <w:rPr>
                   <w:rFonts w:ascii="Arial" w:cs="Arial" w:eastAsia="Arial" w:hAnsi="Arial"/>
@@ -26213,7 +26213,7 @@
               <w:spacing w:after="10" w:before="0"/>
               <w:ind w:left="120"/>
             </w:pPr>
-            <w:hyperlink w:history="1" r:id="rId6m2nkhqvdftsx3s1hg_ip">
+            <w:hyperlink w:history="1" r:id="rId43rppjxlk2pf_yusi4e-2">
               <w:r>
                 <w:rPr>
                   <w:rFonts w:ascii="Arial" w:cs="Arial" w:eastAsia="Arial" w:hAnsi="Arial"/>
@@ -26740,7 +26740,7 @@
         </w:rPr>
         <w:t xml:space="preserve">© 2026 SeaVuria and ARES. Aligned with KICD objectives. Developed by SeaVuria; technical implementation by ARES (with AI assistance from Claude). Licensed under </w:t>
       </w:r>
-      <w:hyperlink w:history="1" r:id="rIdgcv8-pqbzr7vfekf6hur3">
+      <w:hyperlink w:history="1" r:id="rIdlhyem43kjwxk-1t3wwf9k">
         <w:r>
           <w:rPr>
             <w:rFonts w:ascii="Arial" w:cs="Arial" w:eastAsia="Arial" w:hAnsi="Arial"/>
@@ -26761,7 +26761,7 @@
         </w:rPr>
         <w:t xml:space="preserve"> (</w:t>
       </w:r>
-      <w:hyperlink w:history="1" r:id="rIdrfoca8xczrssi5kqzzjh-">
+      <w:hyperlink w:history="1" r:id="rIdfrmtck0rkv2uki7-02gb1">
         <w:r>
           <w:rPr>
             <w:rFonts w:ascii="Arial" w:cs="Arial" w:eastAsia="Arial" w:hAnsi="Arial"/>
@@ -27774,7 +27774,7 @@
             <w:pPr>
               <w:spacing w:after="20" w:before="0"/>
             </w:pPr>
-            <w:hyperlink w:history="1" r:id="rIdm5eh6d7jeazxcldtvtsah">
+            <w:hyperlink w:history="1" r:id="rIdkqta0yw-jsiarydosxlgd">
               <w:r>
                 <w:rPr>
                   <w:rFonts w:ascii="Arial" w:cs="Arial" w:eastAsia="Arial" w:hAnsi="Arial"/>
@@ -27807,7 +27807,7 @@
               <w:spacing w:after="10" w:before="0"/>
               <w:ind w:left="120"/>
             </w:pPr>
-            <w:hyperlink w:history="1" r:id="rIdubuo-po2irecwt5ic6jug">
+            <w:hyperlink w:history="1" r:id="rIdiongus5_ip2ugm8j4_x3z">
               <w:r>
                 <w:rPr>
                   <w:rFonts w:ascii="Arial" w:cs="Arial" w:eastAsia="Arial" w:hAnsi="Arial"/>
@@ -27852,7 +27852,7 @@
             <w:pPr>
               <w:spacing w:after="20" w:before="0"/>
             </w:pPr>
-            <w:hyperlink w:history="1" r:id="rIdtrlfjf2kjjfsfwm2lxcd7">
+            <w:hyperlink w:history="1" r:id="rIdy4h5fzmhfdhh8mneaosar">
               <w:r>
                 <w:rPr>
                   <w:rFonts w:ascii="Arial" w:cs="Arial" w:eastAsia="Arial" w:hAnsi="Arial"/>
@@ -27901,7 +27901,7 @@
               <w:spacing w:after="10" w:before="0"/>
               <w:ind w:left="120"/>
             </w:pPr>
-            <w:hyperlink w:history="1" r:id="rIde9ljqx5zif4izzlnxqwf9">
+            <w:hyperlink w:history="1" r:id="rId2ze4gimwhmf3ohicuvign">
               <w:r>
                 <w:rPr>
                   <w:rFonts w:ascii="Arial" w:cs="Arial" w:eastAsia="Arial" w:hAnsi="Arial"/>
@@ -28096,7 +28096,7 @@
             <w:pPr>
               <w:spacing w:after="20" w:before="0"/>
             </w:pPr>
-            <w:hyperlink w:history="1" r:id="rIdd2dakm5gjb9962nhhxfat">
+            <w:hyperlink w:history="1" r:id="rId-is6uskjuslgpouhtxp9k">
               <w:r>
                 <w:rPr>
                   <w:rFonts w:ascii="Arial" w:cs="Arial" w:eastAsia="Arial" w:hAnsi="Arial"/>
@@ -28129,7 +28129,7 @@
               <w:spacing w:after="10" w:before="0"/>
               <w:ind w:left="120"/>
             </w:pPr>
-            <w:hyperlink w:history="1" r:id="rIdhfofec39fmrebkdtz2aiv">
+            <w:hyperlink w:history="1" r:id="rIdpydzywnehl2_lp1rstw9y">
               <w:r>
                 <w:rPr>
                   <w:rFonts w:ascii="Arial" w:cs="Arial" w:eastAsia="Arial" w:hAnsi="Arial"/>
@@ -28174,7 +28174,7 @@
             <w:pPr>
               <w:spacing w:after="20" w:before="0"/>
             </w:pPr>
-            <w:hyperlink w:history="1" r:id="rIdw75kazszjdjoamcnnkqmk">
+            <w:hyperlink w:history="1" r:id="rIdug2vbgnu-2k9temm1mjta">
               <w:r>
                 <w:rPr>
                   <w:rFonts w:ascii="Arial" w:cs="Arial" w:eastAsia="Arial" w:hAnsi="Arial"/>
@@ -28223,7 +28223,7 @@
               <w:spacing w:after="10" w:before="0"/>
               <w:ind w:left="120"/>
             </w:pPr>
-            <w:hyperlink w:history="1" r:id="rIddbles8dhdl5r6a5ezxsls">
+            <w:hyperlink w:history="1" r:id="rIdw4pkgohxzl_dpfv3q_pcf">
               <w:r>
                 <w:rPr>
                   <w:rFonts w:ascii="Arial" w:cs="Arial" w:eastAsia="Arial" w:hAnsi="Arial"/>
@@ -28265,7 +28265,7 @@
                 <w:sz w:val="18"/>
                 <w:szCs w:val="18"/>
               </w:rPr>
-              <w:t xml:space="preserve">Duration: 14 minutes. Each group has 2.5 minutes to present their application, followed by 20 seconds of peer questions. Groups use their application card, their mini-whiteboard prediction (now updated or confirmed), and any hand-drawn diagrams they prepared. Presentations follow a strict three-part structure written on the board: (1) Name and describe the application in a Kenyan context — one sentence. (2) Explain the physics — which concepts from our unit make this work? (3) Show the Ol Kalou connection — how does your application share the same underlying physics as the lightning event? Group A (lightning conductor): Describes how the pointed rod on the Ol Kalou District Offices building concentrates the electric field at its tip (Lesson 4), lowers the potential difference gradually rather than allowing sudden discharge (Lesson 5), and safely conducts charge to earth (Lesson 2 earthing concept). Group B (electrostatic precipitator): Describes how charged plates inside the Athi River factory chimney attract oppositely charged dust particles (Lessons 1 and 2), reducing air pollution — learners recall from Lesson 8 the energy cost calculation. Group C (photocopier): Describes the selenium drum acquiring charge by the corona wire (Lesson 2), the image creating a field pattern (Lesson 4), toner particles attracted by the field (Lessons 3 and 4). Group D (electrostatic spray painting): Describes how the spray nozzle charges droplets, the grounded car body creates an attractive field (Lessons 1, 2, 3), achieving even coating and reducing waste. Group E (inkjet printer): Describes how droplets are charged and deflected by electric fields between deflection plates (Lesson 4), controlled by potential difference (Lesson 5) to place ink precisely. After all five presentations, the teacher projects a comparison table on the board with columns: Application, Method of charging used, Role of electric field, Role of potential difference, Energy concept involved, Ol Kalou connection. Learners call out entries while the teacher fills the table in real time.</w:t>
+              <w:t xml:space="preserve">Duration: 14 minutes. Each group has 2.5 minutes to present their application, followed by 20 seconds of peer questions. Groups use their application card, their mini-whiteboard prediction (now updated or confirmed), and any hand-drawn diagrams they prepared. Presentations follow a strict three-part structure written on the board: (1) Name and describe the application in a Kenyan context — one sentence. (2) Explain the physics — which concepts from our unit make this work? (3) Show the Ol Kalou connection — how does your application share the same underlying physics as the lightning event? Group A (lightning conductor): Describes how the pointed rod on the Ol Kalou District Offices building concentrates the electric field at its tip (Lesson 4), lowers the potential difference gradually rather than allowing sudden discharge (Lesson 5), and safely conducts charge to earth (Lesson 4 earthing concept). Group B (electrostatic precipitator): Describes how charged plates inside the Athi River factory chimney attract oppositely charged dust particles (Lessons 1 and 2), reducing air pollution — learners recall from Lesson 8 the energy cost calculation. Group C (photocopier): Describes the selenium drum acquiring charge by the corona wire (Lesson 2), the image creating a field pattern (Lesson 4), toner particles attracted by the field (Lessons 3 and 4). Group D (electrostatic spray painting): Describes how the spray nozzle charges droplets, the grounded car body creates an attractive field (Lessons 1, 2, 3), achieving even coating and reducing waste. Group E (inkjet printer): Describes how droplets are charged and deflected by electric fields between deflection plates (Lesson 4), controlled by potential difference (Lesson 5) to place ink precisely. After all five presentations, the teacher projects a comparison table on the board with columns: Application, Method of charging used, Role of electric field, Role of potential difference, Energy concept involved, Ol Kalou connection. Learners call out entries while the teacher fills the table in real time.</w:t>
             </w:r>
           </w:p>
         </w:tc>
@@ -28418,7 +28418,7 @@
             <w:pPr>
               <w:spacing w:after="20" w:before="0"/>
             </w:pPr>
-            <w:hyperlink w:history="1" r:id="rId2cfcgeoqkhsllb7eksgit">
+            <w:hyperlink w:history="1" r:id="rIdwrozgcb2ate6u91o8fkvz">
               <w:r>
                 <w:rPr>
                   <w:rFonts w:ascii="Arial" w:cs="Arial" w:eastAsia="Arial" w:hAnsi="Arial"/>
@@ -28467,7 +28467,7 @@
               <w:spacing w:after="10" w:before="0"/>
               <w:ind w:left="120"/>
             </w:pPr>
-            <w:hyperlink w:history="1" r:id="rIdduinettlnf1mpdo9yml3b">
+            <w:hyperlink w:history="1" r:id="rIda_viw6sx4bde1wjo4efxe">
               <w:r>
                 <w:rPr>
                   <w:rFonts w:ascii="Arial" w:cs="Arial" w:eastAsia="Arial" w:hAnsi="Arial"/>
@@ -28512,7 +28512,7 @@
             <w:pPr>
               <w:spacing w:after="20" w:before="0"/>
             </w:pPr>
-            <w:hyperlink w:history="1" r:id="rIdatsdvsjnalr6eo4poc52n">
+            <w:hyperlink w:history="1" r:id="rIdp0qbe7g1dmbsxq58ssu-j">
               <w:r>
                 <w:rPr>
                   <w:rFonts w:ascii="Arial" w:cs="Arial" w:eastAsia="Arial" w:hAnsi="Arial"/>
@@ -28561,7 +28561,7 @@
               <w:spacing w:after="10" w:before="0"/>
               <w:ind w:left="120"/>
             </w:pPr>
-            <w:hyperlink w:history="1" r:id="rIdtvcyag2e4tw8chyw2ign-">
+            <w:hyperlink w:history="1" r:id="rIdbgjqc1twbkz3fayrvury9">
               <w:r>
                 <w:rPr>
                   <w:rFonts w:ascii="Arial" w:cs="Arial" w:eastAsia="Arial" w:hAnsi="Arial"/>
@@ -28603,7 +28603,7 @@
                 <w:sz w:val="18"/>
                 <w:szCs w:val="18"/>
               </w:rPr>
-              <w:t xml:space="preserve">Duration: 8 minutes. The teacher facilitates a whole-class synthesis conversation using the completed comparison table and the DQB. The teacher reads aloud the original driving question — How do invisible electric charges build up, exert forces across empty space, and store energy, and how can we harness these abilities to protect communities and power technology in Kenya? — and asks learners to respond using evidence from the table. The teacher then walks through the Ol Kalou event one final time as a complete narrative: (1) Charge separation inside the cumulonimbus cloud above Nyandarua builds by friction between ice crystals and water droplets (Lesson 1). (2) The negatively charged cloud base induces positive charge on the iron roof by induction without contact (Lesson 2). (3) The Coulomb force between the cloud and roof intensifies as separation decreases with the descending stepped leader (Lesson 3). (4) The electric field between cloud and earth becomes extremely strong; the lightning conductor tip concentrates this field further (Lesson 4). (5) The potential difference between cloud and earth reaches tens of millions of volts — the air ionises and conducts (Lesson 5). (6) The cloud-earth system acts as a giant capacitor discharging rapidly (Lesson 6). (7) In the conductor network, the discharge path is equivalent to capacitors in parallel delivering maximum current (Lesson 7). (8) The energy released equals one half times C times V squared — enough to melt the iron sheet and scorch the wood (Lesson 8). (9) The applications we have just presented all harness these same processes safely and productively (Lesson 9). Learners annotate their science notebooks with this nine-step narrative, numbering each step and writing the corresponding lesson number in the margin.</w:t>
+              <w:t xml:space="preserve">Duration: 8 minutes. The teacher facilitates a whole-class synthesis conversation using the completed comparison table and the DQB. The teacher reads aloud the original driving question — How do invisible electric charges build up, exert forces across empty space, and store energy, and how can we harness these abilities to protect communities and power technology in Kenya? — and asks learners to respond using evidence from the table. The teacher then walks through the Ol Kalou event one final time as a complete narrative: (1) Charge separation inside the cumulonimbus cloud above Nyandarua builds by friction between ice crystals and water droplets (Lesson 1). (2) The negatively charged cloud base induces positive charge on the iron roof by induction without contact (Lesson 4). (3) The Coulomb force between the cloud and roof intensifies as separation decreases with the descending stepped leader (Lesson 3). (4) The electric field between cloud and earth becomes extremely strong; the lightning conductor tip concentrates this field further (Lesson 4). (5) The potential difference between cloud and earth reaches tens of millions of volts — the air ionises and conducts (Lesson 5). (6) The cloud-earth system acts as a giant capacitor discharging rapidly (Lesson 6). (7) In the conductor network, the discharge path is equivalent to capacitors in parallel delivering maximum current (Lesson 7). (8) The energy released equals one half times C times V squared — enough to melt the iron sheet and scorch the wood (Lesson 8). (9) The applications we have just presented all harness these same processes safely and productively (Lesson 9). Learners annotate their science notebooks with this nine-step narrative, numbering each step and writing the corresponding lesson number in the margin.</w:t>
             </w:r>
           </w:p>
         </w:tc>
@@ -28756,7 +28756,7 @@
             <w:pPr>
               <w:spacing w:after="20" w:before="0"/>
             </w:pPr>
-            <w:hyperlink w:history="1" r:id="rIdwjlrzpqy5eahpyfelbr32">
+            <w:hyperlink w:history="1" r:id="rIdy7r--xoccv0d9sdssxbjn">
               <w:r>
                 <w:rPr>
                   <w:rFonts w:ascii="Arial" w:cs="Arial" w:eastAsia="Arial" w:hAnsi="Arial"/>
@@ -28789,7 +28789,7 @@
               <w:spacing w:after="10" w:before="0"/>
               <w:ind w:left="120"/>
             </w:pPr>
-            <w:hyperlink w:history="1" r:id="rId6zaya7ysuoy-okv40ea93">
+            <w:hyperlink w:history="1" r:id="rIdlvketq_b31gfqmjjpkptx">
               <w:r>
                 <w:rPr>
                   <w:rFonts w:ascii="Arial" w:cs="Arial" w:eastAsia="Arial" w:hAnsi="Arial"/>
@@ -28834,7 +28834,7 @@
             <w:pPr>
               <w:spacing w:after="20" w:before="0"/>
             </w:pPr>
-            <w:hyperlink w:history="1" r:id="rIdonmcvhohrgd9az1rmsnik">
+            <w:hyperlink w:history="1" r:id="rIdjx5gmjocke0wzvsfryen1">
               <w:r>
                 <w:rPr>
                   <w:rFonts w:ascii="Arial" w:cs="Arial" w:eastAsia="Arial" w:hAnsi="Arial"/>
@@ -28883,7 +28883,7 @@
               <w:spacing w:after="10" w:before="0"/>
               <w:ind w:left="120"/>
             </w:pPr>
-            <w:hyperlink w:history="1" r:id="rIdlzoextn9unn367pdkdj5s">
+            <w:hyperlink w:history="1" r:id="rIdvfok6uthqwaawbkzvxjh9">
               <w:r>
                 <w:rPr>
                   <w:rFonts w:ascii="Arial" w:cs="Arial" w:eastAsia="Arial" w:hAnsi="Arial"/>
@@ -29078,7 +29078,7 @@
             <w:pPr>
               <w:spacing w:after="20" w:before="0"/>
             </w:pPr>
-            <w:hyperlink w:history="1" r:id="rId3vrp5ni-zgobmsv4hk49h">
+            <w:hyperlink w:history="1" r:id="rId04knjfrftpxb1bwfhoo4s">
               <w:r>
                 <w:rPr>
                   <w:rFonts w:ascii="Arial" w:cs="Arial" w:eastAsia="Arial" w:hAnsi="Arial"/>
@@ -29111,7 +29111,7 @@
               <w:spacing w:after="10" w:before="0"/>
               <w:ind w:left="120"/>
             </w:pPr>
-            <w:hyperlink w:history="1" r:id="rIdhtytr5qk4_48dcbt6jpgr">
+            <w:hyperlink w:history="1" r:id="rId1yce7xve-8szgc-44whyv">
               <w:r>
                 <w:rPr>
                   <w:rFonts w:ascii="Arial" w:cs="Arial" w:eastAsia="Arial" w:hAnsi="Arial"/>
@@ -29156,7 +29156,7 @@
             <w:pPr>
               <w:spacing w:after="20" w:before="0"/>
             </w:pPr>
-            <w:hyperlink w:history="1" r:id="rIdslarxuop94pwlh7envdgw">
+            <w:hyperlink w:history="1" r:id="rId_k_w2ztrw-o4qsc8txrcp">
               <w:r>
                 <w:rPr>
                   <w:rFonts w:ascii="Arial" w:cs="Arial" w:eastAsia="Arial" w:hAnsi="Arial"/>
@@ -29205,7 +29205,7 @@
               <w:spacing w:after="10" w:before="0"/>
               <w:ind w:left="120"/>
             </w:pPr>
-            <w:hyperlink w:history="1" r:id="rIdiyzarkooaqtzyjjfkvcth">
+            <w:hyperlink w:history="1" r:id="rId9ax2b6e7br06zxvftzvpf">
               <w:r>
                 <w:rPr>
                   <w:rFonts w:ascii="Arial" w:cs="Arial" w:eastAsia="Arial" w:hAnsi="Arial"/>
@@ -29343,7 +29343,7 @@
                 <w:sz w:val="18"/>
                 <w:szCs w:val="18"/>
               </w:rPr>
-              <w:t xml:space="preserve">The written explanations are collected at the end of the lesson and marked against the four-point rubric. Teachers look specifically for: correct use of charging by induction (Lesson 2) to explain the iron roof; field concentration at the conductor tip (Lesson 4); use of W equals QV or E equals half CV squared with numbers (Lessons 5 and 8); conductor-insulator distinction for the wooden stall (Lesson 1); and connection of at least one application to the underlying physics (Lesson 9). Self-assessed levels are compared against teacher-assessed levels to identify learners with significant overestimation or underestimation of their own understanding for follow-up.</w:t>
+              <w:t xml:space="preserve">The written explanations are collected at the end of the lesson and marked against the four-point rubric. Teachers look specifically for: correct use of charging by induction (Lesson 4) to explain the iron roof; field concentration at the conductor tip (Lesson 4); use of W equals QV or E equals half CV squared with numbers (Lessons 5 and 8); conductor-insulator distinction for the wooden stall (Lesson 1); and connection of at least one application to the underlying physics (Lesson 9). Self-assessed levels are compared against teacher-assessed levels to identify learners with significant overestimation or underestimation of their own understanding for follow-up.</w:t>
             </w:r>
           </w:p>
         </w:tc>
@@ -29717,7 +29717,7 @@
         </w:rPr>
         <w:t xml:space="preserve">© 2026 SeaVuria and ARES. Aligned with KICD objectives. Developed by SeaVuria; technical implementation by ARES (with AI assistance from Claude). Licensed under </w:t>
       </w:r>
-      <w:hyperlink w:history="1" r:id="rIdllrblug_wmm72gbscd71v">
+      <w:hyperlink w:history="1" r:id="rId1div6mjk0bqbaf3iuzhv-">
         <w:r>
           <w:rPr>
             <w:rFonts w:ascii="Arial" w:cs="Arial" w:eastAsia="Arial" w:hAnsi="Arial"/>
@@ -29738,7 +29738,7 @@
         </w:rPr>
         <w:t xml:space="preserve"> (</w:t>
       </w:r>
-      <w:hyperlink w:history="1" r:id="rIdxdxiv_fhyxpgla88whmko">
+      <w:hyperlink w:history="1" r:id="rIdzqccd3cjut2koxxmqhl2e">
         <w:r>
           <w:rPr>
             <w:rFonts w:ascii="Arial" w:cs="Arial" w:eastAsia="Arial" w:hAnsi="Arial"/>

--- a/data/outputs/v2/Physics/SS3.4_Electrostatics/Physics_Electrostatics_CBE_LessonSequence.docx
+++ b/data/outputs/v2/Physics/SS3.4_Electrostatics/Physics_Electrostatics_CBE_LessonSequence.docx
@@ -2690,7 +2690,7 @@
         </w:rPr>
         <w:t xml:space="preserve">© 2026 SeaVuria and ARES. This work is licensed under a </w:t>
       </w:r>
-      <w:hyperlink w:history="1" r:id="rIdgspazur-6ray64vw2aw3f">
+      <w:hyperlink w:history="1" r:id="rIdktwn1n28pntm-ayy8luhg">
         <w:r>
           <w:rPr>
             <w:rFonts w:ascii="Arial" w:cs="Arial" w:eastAsia="Arial" w:hAnsi="Arial"/>
@@ -2710,7 +2710,7 @@
         </w:rPr>
         <w:t xml:space="preserve"> (</w:t>
       </w:r>
-      <w:hyperlink w:history="1" r:id="rIdbiacwii3cqsoyxrnfayzz">
+      <w:hyperlink w:history="1" r:id="rId5kiu83mpgrqciqsszvp4u">
         <w:r>
           <w:rPr>
             <w:rFonts w:ascii="Arial" w:cs="Arial" w:eastAsia="Arial" w:hAnsi="Arial"/>
@@ -2730,7 +2730,7 @@
         </w:rPr>
         <w:t xml:space="preserve">). To view a copy of this license, visit </w:t>
       </w:r>
-      <w:hyperlink w:history="1" r:id="rId2mwjc738cwucj5o3uuizq">
+      <w:hyperlink w:history="1" r:id="rIdfvjfkxbz0k7skguhbvl0d">
         <w:r>
           <w:rPr>
             <w:rFonts w:ascii="Arial" w:cs="Arial" w:eastAsia="Arial" w:hAnsi="Arial"/>
@@ -3742,7 +3742,7 @@
             <w:pPr>
               <w:spacing w:after="20" w:before="0"/>
             </w:pPr>
-            <w:hyperlink w:history="1" r:id="rIdm0mlejtmsmnjdzqviwh5m">
+            <w:hyperlink w:history="1" r:id="rId4jye3atc_xojvgkcb8hgx">
               <w:r>
                 <w:rPr>
                   <w:rFonts w:ascii="Arial" w:cs="Arial" w:eastAsia="Arial" w:hAnsi="Arial"/>
@@ -3775,7 +3775,7 @@
               <w:spacing w:after="10" w:before="0"/>
               <w:ind w:left="120"/>
             </w:pPr>
-            <w:hyperlink w:history="1" r:id="rIdyi1mjt53ae-6bywn2htqm">
+            <w:hyperlink w:history="1" r:id="rId5-1nydmzuchnoodyjrewf">
               <w:r>
                 <w:rPr>
                   <w:rFonts w:ascii="Arial" w:cs="Arial" w:eastAsia="Arial" w:hAnsi="Arial"/>
@@ -3820,7 +3820,7 @@
             <w:pPr>
               <w:spacing w:after="20" w:before="0"/>
             </w:pPr>
-            <w:hyperlink w:history="1" r:id="rId0appt_runjoj5dzstznxn">
+            <w:hyperlink w:history="1" r:id="rIdrz-l7ptfk6u1uidaqtwf6">
               <w:r>
                 <w:rPr>
                   <w:rFonts w:ascii="Arial" w:cs="Arial" w:eastAsia="Arial" w:hAnsi="Arial"/>
@@ -3853,7 +3853,7 @@
               <w:spacing w:after="10" w:before="0"/>
               <w:ind w:left="120"/>
             </w:pPr>
-            <w:hyperlink w:history="1" r:id="rIdj2mmauepszc842o2nse_q">
+            <w:hyperlink w:history="1" r:id="rIdrsyipordwsvohhh4n_2_9">
               <w:r>
                 <w:rPr>
                   <w:rFonts w:ascii="Arial" w:cs="Arial" w:eastAsia="Arial" w:hAnsi="Arial"/>
@@ -4048,7 +4048,7 @@
             <w:pPr>
               <w:spacing w:after="20" w:before="0"/>
             </w:pPr>
-            <w:hyperlink w:history="1" r:id="rIdybfm4wcdog-cwiquk-phc">
+            <w:hyperlink w:history="1" r:id="rIdpxawk2e1bwacataadiu97">
               <w:r>
                 <w:rPr>
                   <w:rFonts w:ascii="Arial" w:cs="Arial" w:eastAsia="Arial" w:hAnsi="Arial"/>
@@ -4081,7 +4081,7 @@
               <w:spacing w:after="10" w:before="0"/>
               <w:ind w:left="120"/>
             </w:pPr>
-            <w:hyperlink w:history="1" r:id="rIdd1vemndc9zpwzbl_v1x2f">
+            <w:hyperlink w:history="1" r:id="rId0_de_qvwo7dgyjeowyx50">
               <w:r>
                 <w:rPr>
                   <w:rFonts w:ascii="Arial" w:cs="Arial" w:eastAsia="Arial" w:hAnsi="Arial"/>
@@ -4126,7 +4126,7 @@
             <w:pPr>
               <w:spacing w:after="20" w:before="0"/>
             </w:pPr>
-            <w:hyperlink w:history="1" r:id="rIdd-3gppkcr6kj_pav0qd_r">
+            <w:hyperlink w:history="1" r:id="rId1xssjlqpbkbqwzk4elnbh">
               <w:r>
                 <w:rPr>
                   <w:rFonts w:ascii="Arial" w:cs="Arial" w:eastAsia="Arial" w:hAnsi="Arial"/>
@@ -4159,7 +4159,7 @@
               <w:spacing w:after="10" w:before="0"/>
               <w:ind w:left="120"/>
             </w:pPr>
-            <w:hyperlink w:history="1" r:id="rIdrldwnwaxa0idzhhaillmc">
+            <w:hyperlink w:history="1" r:id="rIdp_dc_cbq3nltidpf-nxp0">
               <w:r>
                 <w:rPr>
                   <w:rFonts w:ascii="Arial" w:cs="Arial" w:eastAsia="Arial" w:hAnsi="Arial"/>
@@ -4528,7 +4528,7 @@
             <w:pPr>
               <w:spacing w:after="20" w:before="0"/>
             </w:pPr>
-            <w:hyperlink w:history="1" r:id="rIdnxzy_tmspfllovp2pylgl">
+            <w:hyperlink w:history="1" r:id="rIdktw9zrs8jkaedgixsh_bu">
               <w:r>
                 <w:rPr>
                   <w:rFonts w:ascii="Arial" w:cs="Arial" w:eastAsia="Arial" w:hAnsi="Arial"/>
@@ -4577,7 +4577,7 @@
               <w:spacing w:after="10" w:before="0"/>
               <w:ind w:left="120"/>
             </w:pPr>
-            <w:hyperlink w:history="1" r:id="rId8fwcqpwc_11vwykd2bkkt">
+            <w:hyperlink w:history="1" r:id="rIdfkjmbruwdx6rbw3pgbp00">
               <w:r>
                 <w:rPr>
                   <w:rFonts w:ascii="Arial" w:cs="Arial" w:eastAsia="Arial" w:hAnsi="Arial"/>
@@ -4622,7 +4622,7 @@
             <w:pPr>
               <w:spacing w:after="20" w:before="0"/>
             </w:pPr>
-            <w:hyperlink w:history="1" r:id="rId2fxxtaa3c1_ztwtfsxbus">
+            <w:hyperlink w:history="1" r:id="rIdqbmsvdbwev75fwtjjslop">
               <w:r>
                 <w:rPr>
                   <w:rFonts w:ascii="Arial" w:cs="Arial" w:eastAsia="Arial" w:hAnsi="Arial"/>
@@ -4655,7 +4655,7 @@
               <w:spacing w:after="10" w:before="0"/>
               <w:ind w:left="120"/>
             </w:pPr>
-            <w:hyperlink w:history="1" r:id="rIdspzqgpucdzpubt5erswnk">
+            <w:hyperlink w:history="1" r:id="rIdompugsogbzqbfdvjxuwai">
               <w:r>
                 <w:rPr>
                   <w:rFonts w:ascii="Arial" w:cs="Arial" w:eastAsia="Arial" w:hAnsi="Arial"/>
@@ -4926,7 +4926,7 @@
             <w:pPr>
               <w:spacing w:after="20" w:before="0"/>
             </w:pPr>
-            <w:hyperlink w:history="1" r:id="rId8hitq5dyuydv8_mceouni">
+            <w:hyperlink w:history="1" r:id="rIdw4w_wjr_dh98z8h7ne3rm">
               <w:r>
                 <w:rPr>
                   <w:rFonts w:ascii="Arial" w:cs="Arial" w:eastAsia="Arial" w:hAnsi="Arial"/>
@@ -4975,7 +4975,7 @@
               <w:spacing w:after="10" w:before="0"/>
               <w:ind w:left="120"/>
             </w:pPr>
-            <w:hyperlink w:history="1" r:id="rIdo6x8gbjuqhrz1pin5wqar">
+            <w:hyperlink w:history="1" r:id="rIdn5ukf9vj6zebh7yatcith">
               <w:r>
                 <w:rPr>
                   <w:rFonts w:ascii="Arial" w:cs="Arial" w:eastAsia="Arial" w:hAnsi="Arial"/>
@@ -5020,7 +5020,7 @@
             <w:pPr>
               <w:spacing w:after="20" w:before="0"/>
             </w:pPr>
-            <w:hyperlink w:history="1" r:id="rIdfs7sb7y86zvlyqfj37hsm">
+            <w:hyperlink w:history="1" r:id="rId3em-zpx9irwvjdrq4z7ol">
               <w:r>
                 <w:rPr>
                   <w:rFonts w:ascii="Arial" w:cs="Arial" w:eastAsia="Arial" w:hAnsi="Arial"/>
@@ -5053,7 +5053,7 @@
               <w:spacing w:after="10" w:before="0"/>
               <w:ind w:left="120"/>
             </w:pPr>
-            <w:hyperlink w:history="1" r:id="rIdxwwbym9oqbvxlgjx7wjj4">
+            <w:hyperlink w:history="1" r:id="rIde0-tbnlpxmbrfshqbtsex">
               <w:r>
                 <w:rPr>
                   <w:rFonts w:ascii="Arial" w:cs="Arial" w:eastAsia="Arial" w:hAnsi="Arial"/>
@@ -5248,7 +5248,7 @@
             <w:pPr>
               <w:spacing w:after="20" w:before="0"/>
             </w:pPr>
-            <w:hyperlink w:history="1" r:id="rIdeuqntnxlz3pap5sfno0ef">
+            <w:hyperlink w:history="1" r:id="rIdp-rzaba8tsma-szl3aahv">
               <w:r>
                 <w:rPr>
                   <w:rFonts w:ascii="Arial" w:cs="Arial" w:eastAsia="Arial" w:hAnsi="Arial"/>
@@ -5297,7 +5297,7 @@
               <w:spacing w:after="10" w:before="0"/>
               <w:ind w:left="120"/>
             </w:pPr>
-            <w:hyperlink w:history="1" r:id="rIdjceocblyvgo0_hpkp2_an">
+            <w:hyperlink w:history="1" r:id="rIdrgwfsqnv_olx992u_jlnh">
               <w:r>
                 <w:rPr>
                   <w:rFonts w:ascii="Arial" w:cs="Arial" w:eastAsia="Arial" w:hAnsi="Arial"/>
@@ -5342,7 +5342,7 @@
             <w:pPr>
               <w:spacing w:after="20" w:before="0"/>
             </w:pPr>
-            <w:hyperlink w:history="1" r:id="rIdkm0f4wo6erh4mc1zubpzq">
+            <w:hyperlink w:history="1" r:id="rIdxwmrmkd-z1f7sih652bz6">
               <w:r>
                 <w:rPr>
                   <w:rFonts w:ascii="Arial" w:cs="Arial" w:eastAsia="Arial" w:hAnsi="Arial"/>
@@ -5375,7 +5375,7 @@
               <w:spacing w:after="10" w:before="0"/>
               <w:ind w:left="120"/>
             </w:pPr>
-            <w:hyperlink w:history="1" r:id="rIdm8_4lhozwlbwh9h83bqbv">
+            <w:hyperlink w:history="1" r:id="rIdhga9kwftok7h3b81lnen_">
               <w:r>
                 <w:rPr>
                   <w:rFonts w:ascii="Arial" w:cs="Arial" w:eastAsia="Arial" w:hAnsi="Arial"/>
@@ -6115,7 +6115,7 @@
         </w:rPr>
         <w:t xml:space="preserve">© 2026 SeaVuria and ARES. Aligned with KICD objectives. Developed by SeaVuria; technical implementation by ARES (with AI assistance from Claude). Licensed under </w:t>
       </w:r>
-      <w:hyperlink w:history="1" r:id="rIdo-eecuhbpsrnwuia-dk9_">
+      <w:hyperlink w:history="1" r:id="rIdvkfspqq4jdrn64ogklban">
         <w:r>
           <w:rPr>
             <w:rFonts w:ascii="Arial" w:cs="Arial" w:eastAsia="Arial" w:hAnsi="Arial"/>
@@ -6136,7 +6136,7 @@
         </w:rPr>
         <w:t xml:space="preserve"> (</w:t>
       </w:r>
-      <w:hyperlink w:history="1" r:id="rIdbbwwi8aafxq5up76ukowq">
+      <w:hyperlink w:history="1" r:id="rIdh6jnu1sa2vlgjryvadrh8">
         <w:r>
           <w:rPr>
             <w:rFonts w:ascii="Arial" w:cs="Arial" w:eastAsia="Arial" w:hAnsi="Arial"/>
@@ -7149,7 +7149,7 @@
             <w:pPr>
               <w:spacing w:after="20" w:before="0"/>
             </w:pPr>
-            <w:hyperlink w:history="1" r:id="rIdurmdd4vyme0uoevarprlm">
+            <w:hyperlink w:history="1" r:id="rId_dbilb5otyx821ijaudtd">
               <w:r>
                 <w:rPr>
                   <w:rFonts w:ascii="Arial" w:cs="Arial" w:eastAsia="Arial" w:hAnsi="Arial"/>
@@ -7182,7 +7182,7 @@
               <w:spacing w:after="10" w:before="0"/>
               <w:ind w:left="120"/>
             </w:pPr>
-            <w:hyperlink w:history="1" r:id="rIdcw2w1lilqplfxmddpbwjm">
+            <w:hyperlink w:history="1" r:id="rIdxxqnpvb34zzr7zz-a5wlg">
               <w:r>
                 <w:rPr>
                   <w:rFonts w:ascii="Arial" w:cs="Arial" w:eastAsia="Arial" w:hAnsi="Arial"/>
@@ -7227,7 +7227,7 @@
             <w:pPr>
               <w:spacing w:after="20" w:before="0"/>
             </w:pPr>
-            <w:hyperlink w:history="1" r:id="rId8gahrfijqpelhh0i_q20z">
+            <w:hyperlink w:history="1" r:id="rIdtyp99zofeinsfa1yz013-">
               <w:r>
                 <w:rPr>
                   <w:rFonts w:ascii="Arial" w:cs="Arial" w:eastAsia="Arial" w:hAnsi="Arial"/>
@@ -7260,7 +7260,7 @@
               <w:spacing w:after="10" w:before="0"/>
               <w:ind w:left="120"/>
             </w:pPr>
-            <w:hyperlink w:history="1" r:id="rIdthk9nmwbcbsuwyc6wnldu">
+            <w:hyperlink w:history="1" r:id="rIdcnv74fm2lcda-ymbcyp83">
               <w:r>
                 <w:rPr>
                   <w:rFonts w:ascii="Arial" w:cs="Arial" w:eastAsia="Arial" w:hAnsi="Arial"/>
@@ -7455,7 +7455,7 @@
             <w:pPr>
               <w:spacing w:after="20" w:before="0"/>
             </w:pPr>
-            <w:hyperlink w:history="1" r:id="rId9ef-cvlceewvvk6irj9d_">
+            <w:hyperlink w:history="1" r:id="rId2ss7gdmz34qwmqu73mwcc">
               <w:r>
                 <w:rPr>
                   <w:rFonts w:ascii="Arial" w:cs="Arial" w:eastAsia="Arial" w:hAnsi="Arial"/>
@@ -7488,7 +7488,7 @@
               <w:spacing w:after="10" w:before="0"/>
               <w:ind w:left="120"/>
             </w:pPr>
-            <w:hyperlink w:history="1" r:id="rIdcg6fje7dft81dvze2c1st">
+            <w:hyperlink w:history="1" r:id="rIdocjy_xltpca7ywmk_k4z0">
               <w:r>
                 <w:rPr>
                   <w:rFonts w:ascii="Arial" w:cs="Arial" w:eastAsia="Arial" w:hAnsi="Arial"/>
@@ -7533,7 +7533,7 @@
             <w:pPr>
               <w:spacing w:after="20" w:before="0"/>
             </w:pPr>
-            <w:hyperlink w:history="1" r:id="rIdh8558n0zv6jwj4a9vxmal">
+            <w:hyperlink w:history="1" r:id="rIdobuz6cugwmqn_ecflwg6_">
               <w:r>
                 <w:rPr>
                   <w:rFonts w:ascii="Arial" w:cs="Arial" w:eastAsia="Arial" w:hAnsi="Arial"/>
@@ -7566,7 +7566,7 @@
               <w:spacing w:after="10" w:before="0"/>
               <w:ind w:left="120"/>
             </w:pPr>
-            <w:hyperlink w:history="1" r:id="rIdmqxkdcle0kv8svkj1gywi">
+            <w:hyperlink w:history="1" r:id="rIdxjmghlmfbsyslob1swqlh">
               <w:r>
                 <w:rPr>
                   <w:rFonts w:ascii="Arial" w:cs="Arial" w:eastAsia="Arial" w:hAnsi="Arial"/>
@@ -7761,7 +7761,7 @@
             <w:pPr>
               <w:spacing w:after="20" w:before="0"/>
             </w:pPr>
-            <w:hyperlink w:history="1" r:id="rId2en2q8ygdlvzqqbpuxioe">
+            <w:hyperlink w:history="1" r:id="rIdbkzhjlnfm7ioqjkxz_vzd">
               <w:r>
                 <w:rPr>
                   <w:rFonts w:ascii="Arial" w:cs="Arial" w:eastAsia="Arial" w:hAnsi="Arial"/>
@@ -7810,7 +7810,7 @@
               <w:spacing w:after="10" w:before="0"/>
               <w:ind w:left="120"/>
             </w:pPr>
-            <w:hyperlink w:history="1" r:id="rIdnirz0xua7jkby2o5lcxei">
+            <w:hyperlink w:history="1" r:id="rId3jocessugxtsl9drp51dh">
               <w:r>
                 <w:rPr>
                   <w:rFonts w:ascii="Arial" w:cs="Arial" w:eastAsia="Arial" w:hAnsi="Arial"/>
@@ -7855,7 +7855,7 @@
             <w:pPr>
               <w:spacing w:after="20" w:before="0"/>
             </w:pPr>
-            <w:hyperlink w:history="1" r:id="rIdyxtsurqvyxhhas_qxzo_i">
+            <w:hyperlink w:history="1" r:id="rIdglnal3wzpxvy3ks9ryw1z">
               <w:r>
                 <w:rPr>
                   <w:rFonts w:ascii="Arial" w:cs="Arial" w:eastAsia="Arial" w:hAnsi="Arial"/>
@@ -7888,7 +7888,7 @@
               <w:spacing w:after="10" w:before="0"/>
               <w:ind w:left="120"/>
             </w:pPr>
-            <w:hyperlink w:history="1" r:id="rIdgeekxeph_ar7cmaacjkco">
+            <w:hyperlink w:history="1" r:id="rId5s0u5_vfecyddyxxqu8e7">
               <w:r>
                 <w:rPr>
                   <w:rFonts w:ascii="Arial" w:cs="Arial" w:eastAsia="Arial" w:hAnsi="Arial"/>
@@ -8083,7 +8083,7 @@
             <w:pPr>
               <w:spacing w:after="20" w:before="0"/>
             </w:pPr>
-            <w:hyperlink w:history="1" r:id="rId7tiuqr9edl_c6qgtpitsc">
+            <w:hyperlink w:history="1" r:id="rIdhj48ivgvvsv3llurwkdxf">
               <w:r>
                 <w:rPr>
                   <w:rFonts w:ascii="Arial" w:cs="Arial" w:eastAsia="Arial" w:hAnsi="Arial"/>
@@ -8132,7 +8132,7 @@
               <w:spacing w:after="10" w:before="0"/>
               <w:ind w:left="120"/>
             </w:pPr>
-            <w:hyperlink w:history="1" r:id="rId2lunqs5bduprewatq9e0z">
+            <w:hyperlink w:history="1" r:id="rIdtsm3y7pinvhk5aeehgpkt">
               <w:r>
                 <w:rPr>
                   <w:rFonts w:ascii="Arial" w:cs="Arial" w:eastAsia="Arial" w:hAnsi="Arial"/>
@@ -8177,7 +8177,7 @@
             <w:pPr>
               <w:spacing w:after="20" w:before="0"/>
             </w:pPr>
-            <w:hyperlink w:history="1" r:id="rIdyz5npgu2x5vgpl7iyewrs">
+            <w:hyperlink w:history="1" r:id="rIdv9pgkccin1hkch0pbbdku">
               <w:r>
                 <w:rPr>
                   <w:rFonts w:ascii="Arial" w:cs="Arial" w:eastAsia="Arial" w:hAnsi="Arial"/>
@@ -8210,7 +8210,7 @@
               <w:spacing w:after="10" w:before="0"/>
               <w:ind w:left="120"/>
             </w:pPr>
-            <w:hyperlink w:history="1" r:id="rIdtcv77dze9rvkppch5kzal">
+            <w:hyperlink w:history="1" r:id="rId6lhdkx7afwjol4ct3mkpc">
               <w:r>
                 <w:rPr>
                   <w:rFonts w:ascii="Arial" w:cs="Arial" w:eastAsia="Arial" w:hAnsi="Arial"/>
@@ -8405,7 +8405,7 @@
             <w:pPr>
               <w:spacing w:after="20" w:before="0"/>
             </w:pPr>
-            <w:hyperlink w:history="1" r:id="rId11lfuo6ob9sqitqg0htdu">
+            <w:hyperlink w:history="1" r:id="rIduobrtzl2tfw8_8udqbesd">
               <w:r>
                 <w:rPr>
                   <w:rFonts w:ascii="Arial" w:cs="Arial" w:eastAsia="Arial" w:hAnsi="Arial"/>
@@ -8454,7 +8454,7 @@
               <w:spacing w:after="10" w:before="0"/>
               <w:ind w:left="120"/>
             </w:pPr>
-            <w:hyperlink w:history="1" r:id="rIddzhydm7_f3x2wk2thowo7">
+            <w:hyperlink w:history="1" r:id="rIddqz6qaysdpgksarhhbmao">
               <w:r>
                 <w:rPr>
                   <w:rFonts w:ascii="Arial" w:cs="Arial" w:eastAsia="Arial" w:hAnsi="Arial"/>
@@ -8499,7 +8499,7 @@
             <w:pPr>
               <w:spacing w:after="20" w:before="0"/>
             </w:pPr>
-            <w:hyperlink w:history="1" r:id="rIdnoov9hyhkaiwn8hvldsy5">
+            <w:hyperlink w:history="1" r:id="rIdeevxnvvdrfcef2o7e0f3o">
               <w:r>
                 <w:rPr>
                   <w:rFonts w:ascii="Arial" w:cs="Arial" w:eastAsia="Arial" w:hAnsi="Arial"/>
@@ -8532,7 +8532,7 @@
               <w:spacing w:after="10" w:before="0"/>
               <w:ind w:left="120"/>
             </w:pPr>
-            <w:hyperlink w:history="1" r:id="rIdd642tyoo-k7yv6y44mxfc">
+            <w:hyperlink w:history="1" r:id="rIdnzgaajng7ifkmgj_io8dp">
               <w:r>
                 <w:rPr>
                   <w:rFonts w:ascii="Arial" w:cs="Arial" w:eastAsia="Arial" w:hAnsi="Arial"/>
@@ -9044,7 +9044,7 @@
         </w:rPr>
         <w:t xml:space="preserve">© 2026 SeaVuria and ARES. Aligned with KICD objectives. Developed by SeaVuria; technical implementation by ARES (with AI assistance from Claude). Licensed under </w:t>
       </w:r>
-      <w:hyperlink w:history="1" r:id="rId9rgb6xcsgxpj4umhsjbka">
+      <w:hyperlink w:history="1" r:id="rIdyliqmkp8gqho6owpemfoh">
         <w:r>
           <w:rPr>
             <w:rFonts w:ascii="Arial" w:cs="Arial" w:eastAsia="Arial" w:hAnsi="Arial"/>
@@ -9065,7 +9065,7 @@
         </w:rPr>
         <w:t xml:space="preserve"> (</w:t>
       </w:r>
-      <w:hyperlink w:history="1" r:id="rId8juizvz8depyeyd4w6sbx">
+      <w:hyperlink w:history="1" r:id="rIdsiijc4pu517zdwnz6c3fb">
         <w:r>
           <w:rPr>
             <w:rFonts w:ascii="Arial" w:cs="Arial" w:eastAsia="Arial" w:hAnsi="Arial"/>
@@ -10078,7 +10078,7 @@
             <w:pPr>
               <w:spacing w:after="20" w:before="0"/>
             </w:pPr>
-            <w:hyperlink w:history="1" r:id="rIddbxl1vtw_usqm4iqe4tqe">
+            <w:hyperlink w:history="1" r:id="rIdrr_ogstdn4dbn_wkry9cp">
               <w:r>
                 <w:rPr>
                   <w:rFonts w:ascii="Arial" w:cs="Arial" w:eastAsia="Arial" w:hAnsi="Arial"/>
@@ -10111,7 +10111,7 @@
               <w:spacing w:after="10" w:before="0"/>
               <w:ind w:left="120"/>
             </w:pPr>
-            <w:hyperlink w:history="1" r:id="rIdvg1lksrwaygrdygtjmi7g">
+            <w:hyperlink w:history="1" r:id="rIdfqlusdb-jvsydvpovgbzy">
               <w:r>
                 <w:rPr>
                   <w:rFonts w:ascii="Arial" w:cs="Arial" w:eastAsia="Arial" w:hAnsi="Arial"/>
@@ -10156,7 +10156,7 @@
             <w:pPr>
               <w:spacing w:after="20" w:before="0"/>
             </w:pPr>
-            <w:hyperlink w:history="1" r:id="rIdfj6bkwqakkvxvk0bh1gjk">
+            <w:hyperlink w:history="1" r:id="rIdhi4ell7lt4cxhv87vlyl1">
               <w:r>
                 <w:rPr>
                   <w:rFonts w:ascii="Arial" w:cs="Arial" w:eastAsia="Arial" w:hAnsi="Arial"/>
@@ -10189,7 +10189,7 @@
               <w:spacing w:after="10" w:before="0"/>
               <w:ind w:left="120"/>
             </w:pPr>
-            <w:hyperlink w:history="1" r:id="rIdrapinbwxoyra-av_h-xpv">
+            <w:hyperlink w:history="1" r:id="rIdunktqhnmgdeqedyblukws">
               <w:r>
                 <w:rPr>
                   <w:rFonts w:ascii="Arial" w:cs="Arial" w:eastAsia="Arial" w:hAnsi="Arial"/>
@@ -10384,7 +10384,7 @@
             <w:pPr>
               <w:spacing w:after="20" w:before="0"/>
             </w:pPr>
-            <w:hyperlink w:history="1" r:id="rIdraiegi_sklba4bytgvppc">
+            <w:hyperlink w:history="1" r:id="rIdp5tzn__tzapsa8cq0ttda">
               <w:r>
                 <w:rPr>
                   <w:rFonts w:ascii="Arial" w:cs="Arial" w:eastAsia="Arial" w:hAnsi="Arial"/>
@@ -10417,7 +10417,7 @@
               <w:spacing w:after="10" w:before="0"/>
               <w:ind w:left="120"/>
             </w:pPr>
-            <w:hyperlink w:history="1" r:id="rIdg_fee_p2mkhy4mchkiozh">
+            <w:hyperlink w:history="1" r:id="rIddyntrqzmtn2nks9gvfxqf">
               <w:r>
                 <w:rPr>
                   <w:rFonts w:ascii="Arial" w:cs="Arial" w:eastAsia="Arial" w:hAnsi="Arial"/>
@@ -10462,7 +10462,7 @@
             <w:pPr>
               <w:spacing w:after="20" w:before="0"/>
             </w:pPr>
-            <w:hyperlink w:history="1" r:id="rIdiqdnowtbcwlkqp8lo27nr">
+            <w:hyperlink w:history="1" r:id="rIdzhtwqgfztmtcajdrxru_a">
               <w:r>
                 <w:rPr>
                   <w:rFonts w:ascii="Arial" w:cs="Arial" w:eastAsia="Arial" w:hAnsi="Arial"/>
@@ -10495,7 +10495,7 @@
               <w:spacing w:after="10" w:before="0"/>
               <w:ind w:left="120"/>
             </w:pPr>
-            <w:hyperlink w:history="1" r:id="rIdefxyjlv-a7izmk7sbc-0g">
+            <w:hyperlink w:history="1" r:id="rIdnk5zyp7gxsere2x5ppxko">
               <w:r>
                 <w:rPr>
                   <w:rFonts w:ascii="Arial" w:cs="Arial" w:eastAsia="Arial" w:hAnsi="Arial"/>
@@ -10690,7 +10690,7 @@
             <w:pPr>
               <w:spacing w:after="20" w:before="0"/>
             </w:pPr>
-            <w:hyperlink w:history="1" r:id="rIddsk3ly3rymve9ka_nhmh1">
+            <w:hyperlink w:history="1" r:id="rIdi95hcnnjfo-5_bfhti4qo">
               <w:r>
                 <w:rPr>
                   <w:rFonts w:ascii="Arial" w:cs="Arial" w:eastAsia="Arial" w:hAnsi="Arial"/>
@@ -10723,7 +10723,7 @@
               <w:spacing w:after="10" w:before="0"/>
               <w:ind w:left="120"/>
             </w:pPr>
-            <w:hyperlink w:history="1" r:id="rIdkhby5emwol9_yxzkywiux">
+            <w:hyperlink w:history="1" r:id="rIddiuqjhgkvst21vzopdqco">
               <w:r>
                 <w:rPr>
                   <w:rFonts w:ascii="Arial" w:cs="Arial" w:eastAsia="Arial" w:hAnsi="Arial"/>
@@ -10768,7 +10768,7 @@
             <w:pPr>
               <w:spacing w:after="20" w:before="0"/>
             </w:pPr>
-            <w:hyperlink w:history="1" r:id="rIdsvmvjivujn_wjenmdmyy9">
+            <w:hyperlink w:history="1" r:id="rIdcgb60rewqwudzdngf7o03">
               <w:r>
                 <w:rPr>
                   <w:rFonts w:ascii="Arial" w:cs="Arial" w:eastAsia="Arial" w:hAnsi="Arial"/>
@@ -10817,7 +10817,7 @@
               <w:spacing w:after="10" w:before="0"/>
               <w:ind w:left="120"/>
             </w:pPr>
-            <w:hyperlink w:history="1" r:id="rIdgqa7x1mq3w-rn-muo5dek">
+            <w:hyperlink w:history="1" r:id="rIdhleclqmbugixxfwxskxpk">
               <w:r>
                 <w:rPr>
                   <w:rFonts w:ascii="Arial" w:cs="Arial" w:eastAsia="Arial" w:hAnsi="Arial"/>
@@ -11012,7 +11012,7 @@
             <w:pPr>
               <w:spacing w:after="20" w:before="0"/>
             </w:pPr>
-            <w:hyperlink w:history="1" r:id="rIdoh3ukwojra1w0al_dqf9l">
+            <w:hyperlink w:history="1" r:id="rId99a23dsua8m6stkymz06x">
               <w:r>
                 <w:rPr>
                   <w:rFonts w:ascii="Arial" w:cs="Arial" w:eastAsia="Arial" w:hAnsi="Arial"/>
@@ -11045,7 +11045,7 @@
               <w:spacing w:after="10" w:before="0"/>
               <w:ind w:left="120"/>
             </w:pPr>
-            <w:hyperlink w:history="1" r:id="rIdljdpcxaxryn6rdgan4ior">
+            <w:hyperlink w:history="1" r:id="rIdhjaitvkxlmjjbupin1hcb">
               <w:r>
                 <w:rPr>
                   <w:rFonts w:ascii="Arial" w:cs="Arial" w:eastAsia="Arial" w:hAnsi="Arial"/>
@@ -11090,7 +11090,7 @@
             <w:pPr>
               <w:spacing w:after="20" w:before="0"/>
             </w:pPr>
-            <w:hyperlink w:history="1" r:id="rIdy1pubuqlhwinbuf_fopgp">
+            <w:hyperlink w:history="1" r:id="rIdn3uopwk0l8iqsxlgdfb4p">
               <w:r>
                 <w:rPr>
                   <w:rFonts w:ascii="Arial" w:cs="Arial" w:eastAsia="Arial" w:hAnsi="Arial"/>
@@ -11123,7 +11123,7 @@
               <w:spacing w:after="10" w:before="0"/>
               <w:ind w:left="120"/>
             </w:pPr>
-            <w:hyperlink w:history="1" r:id="rIdcgdsbha7ey6b-x556dwto">
+            <w:hyperlink w:history="1" r:id="rIdecvwj5ehlxfokwglfw1dq">
               <w:r>
                 <w:rPr>
                   <w:rFonts w:ascii="Arial" w:cs="Arial" w:eastAsia="Arial" w:hAnsi="Arial"/>
@@ -11318,7 +11318,7 @@
             <w:pPr>
               <w:spacing w:after="20" w:before="0"/>
             </w:pPr>
-            <w:hyperlink w:history="1" r:id="rIdqz1fhvt5d0vczivfkgud8">
+            <w:hyperlink w:history="1" r:id="rIdkz3efb1h0lk7xkqyofdmq">
               <w:r>
                 <w:rPr>
                   <w:rFonts w:ascii="Arial" w:cs="Arial" w:eastAsia="Arial" w:hAnsi="Arial"/>
@@ -11367,7 +11367,7 @@
               <w:spacing w:after="10" w:before="0"/>
               <w:ind w:left="120"/>
             </w:pPr>
-            <w:hyperlink w:history="1" r:id="rIddjztmedmif9v39cux5bmk">
+            <w:hyperlink w:history="1" r:id="rId-acifkrbeu3r0pprn_mc9">
               <w:r>
                 <w:rPr>
                   <w:rFonts w:ascii="Arial" w:cs="Arial" w:eastAsia="Arial" w:hAnsi="Arial"/>
@@ -11412,7 +11412,7 @@
             <w:pPr>
               <w:spacing w:after="20" w:before="0"/>
             </w:pPr>
-            <w:hyperlink w:history="1" r:id="rIdv6hs43mitf3cxy47z54ds">
+            <w:hyperlink w:history="1" r:id="rIdado5owk9bgcx-pb9ixol5">
               <w:r>
                 <w:rPr>
                   <w:rFonts w:ascii="Arial" w:cs="Arial" w:eastAsia="Arial" w:hAnsi="Arial"/>
@@ -11445,7 +11445,7 @@
               <w:spacing w:after="10" w:before="0"/>
               <w:ind w:left="120"/>
             </w:pPr>
-            <w:hyperlink w:history="1" r:id="rIde9lql3nodykoi7inhhytm">
+            <w:hyperlink w:history="1" r:id="rIdwgqlkv10f7og_kdgg33cr">
               <w:r>
                 <w:rPr>
                   <w:rFonts w:ascii="Arial" w:cs="Arial" w:eastAsia="Arial" w:hAnsi="Arial"/>
@@ -11957,7 +11957,7 @@
         </w:rPr>
         <w:t xml:space="preserve">© 2026 SeaVuria and ARES. Aligned with KICD objectives. Developed by SeaVuria; technical implementation by ARES (with AI assistance from Claude). Licensed under </w:t>
       </w:r>
-      <w:hyperlink w:history="1" r:id="rId5l0_lihngs6suephjowgv">
+      <w:hyperlink w:history="1" r:id="rIdp7-kzptgjlsdltuiwgwmt">
         <w:r>
           <w:rPr>
             <w:rFonts w:ascii="Arial" w:cs="Arial" w:eastAsia="Arial" w:hAnsi="Arial"/>
@@ -11978,7 +11978,7 @@
         </w:rPr>
         <w:t xml:space="preserve"> (</w:t>
       </w:r>
-      <w:hyperlink w:history="1" r:id="rId91ysagxe8lexapbuktbtr">
+      <w:hyperlink w:history="1" r:id="rIdoyfxhkwpc4dd6d316rihv">
         <w:r>
           <w:rPr>
             <w:rFonts w:ascii="Arial" w:cs="Arial" w:eastAsia="Arial" w:hAnsi="Arial"/>
@@ -12991,7 +12991,7 @@
             <w:pPr>
               <w:spacing w:after="20" w:before="0"/>
             </w:pPr>
-            <w:hyperlink w:history="1" r:id="rIdljtu2gvn4-f1aysfqqjgx">
+            <w:hyperlink w:history="1" r:id="rId_cq14jmrdqzcr7nvcjqzm">
               <w:r>
                 <w:rPr>
                   <w:rFonts w:ascii="Arial" w:cs="Arial" w:eastAsia="Arial" w:hAnsi="Arial"/>
@@ -13024,7 +13024,7 @@
               <w:spacing w:after="10" w:before="0"/>
               <w:ind w:left="120"/>
             </w:pPr>
-            <w:hyperlink w:history="1" r:id="rIdlegm3qxy5hwqitfghnm0v">
+            <w:hyperlink w:history="1" r:id="rIdmrebdxvddidm-pmhqzjtf">
               <w:r>
                 <w:rPr>
                   <w:rFonts w:ascii="Arial" w:cs="Arial" w:eastAsia="Arial" w:hAnsi="Arial"/>
@@ -13069,7 +13069,7 @@
             <w:pPr>
               <w:spacing w:after="20" w:before="0"/>
             </w:pPr>
-            <w:hyperlink w:history="1" r:id="rIdtkkv88qg9asjlroekhevh">
+            <w:hyperlink w:history="1" r:id="rIdlrdq1t6eci4n_fdhkk75c">
               <w:r>
                 <w:rPr>
                   <w:rFonts w:ascii="Arial" w:cs="Arial" w:eastAsia="Arial" w:hAnsi="Arial"/>
@@ -13118,7 +13118,7 @@
               <w:spacing w:after="10" w:before="0"/>
               <w:ind w:left="120"/>
             </w:pPr>
-            <w:hyperlink w:history="1" r:id="rIdax5w0glquxfq4lolvtprw">
+            <w:hyperlink w:history="1" r:id="rIdj00e_y7em0gvawrjsya_4">
               <w:r>
                 <w:rPr>
                   <w:rFonts w:ascii="Arial" w:cs="Arial" w:eastAsia="Arial" w:hAnsi="Arial"/>
@@ -13313,7 +13313,7 @@
             <w:pPr>
               <w:spacing w:after="20" w:before="0"/>
             </w:pPr>
-            <w:hyperlink w:history="1" r:id="rIdadeps6kcvvaikuvgs1_rr">
+            <w:hyperlink w:history="1" r:id="rIdmuoui8gxi96jilnt5zzoy">
               <w:r>
                 <w:rPr>
                   <w:rFonts w:ascii="Arial" w:cs="Arial" w:eastAsia="Arial" w:hAnsi="Arial"/>
@@ -13346,7 +13346,7 @@
               <w:spacing w:after="10" w:before="0"/>
               <w:ind w:left="120"/>
             </w:pPr>
-            <w:hyperlink w:history="1" r:id="rIdcfeyd8rf8ltzfwgdfrxvc">
+            <w:hyperlink w:history="1" r:id="rId4_jcpmqitln6qpt1srg2y">
               <w:r>
                 <w:rPr>
                   <w:rFonts w:ascii="Arial" w:cs="Arial" w:eastAsia="Arial" w:hAnsi="Arial"/>
@@ -13391,7 +13391,7 @@
             <w:pPr>
               <w:spacing w:after="20" w:before="0"/>
             </w:pPr>
-            <w:hyperlink w:history="1" r:id="rIdizh9ssh8tofiqtmdxe1-q">
+            <w:hyperlink w:history="1" r:id="rIdtfjc585e5hwfatwisr_-e">
               <w:r>
                 <w:rPr>
                   <w:rFonts w:ascii="Arial" w:cs="Arial" w:eastAsia="Arial" w:hAnsi="Arial"/>
@@ -13440,7 +13440,7 @@
               <w:spacing w:after="10" w:before="0"/>
               <w:ind w:left="120"/>
             </w:pPr>
-            <w:hyperlink w:history="1" r:id="rIda_d6susj3rstjkd7lewgt">
+            <w:hyperlink w:history="1" r:id="rIds0pehs4qtav6wdjahfzgb">
               <w:r>
                 <w:rPr>
                   <w:rFonts w:ascii="Arial" w:cs="Arial" w:eastAsia="Arial" w:hAnsi="Arial"/>
@@ -13635,7 +13635,7 @@
             <w:pPr>
               <w:spacing w:after="20" w:before="0"/>
             </w:pPr>
-            <w:hyperlink w:history="1" r:id="rIdh6-t5lk_f8ousfup5ihgc">
+            <w:hyperlink w:history="1" r:id="rIdr7kklc5sbjun-nsj-pfyf">
               <w:r>
                 <w:rPr>
                   <w:rFonts w:ascii="Arial" w:cs="Arial" w:eastAsia="Arial" w:hAnsi="Arial"/>
@@ -13668,7 +13668,7 @@
               <w:spacing w:after="10" w:before="0"/>
               <w:ind w:left="120"/>
             </w:pPr>
-            <w:hyperlink w:history="1" r:id="rId4jlioufyh1hqdccvx3dpr">
+            <w:hyperlink w:history="1" r:id="rIdj-p2m7ibauxcc_rwznxx0">
               <w:r>
                 <w:rPr>
                   <w:rFonts w:ascii="Arial" w:cs="Arial" w:eastAsia="Arial" w:hAnsi="Arial"/>
@@ -13713,7 +13713,7 @@
             <w:pPr>
               <w:spacing w:after="20" w:before="0"/>
             </w:pPr>
-            <w:hyperlink w:history="1" r:id="rId7my3mldexksuizhokfiur">
+            <w:hyperlink w:history="1" r:id="rIdshmclaqqesgstcvgzknhn">
               <w:r>
                 <w:rPr>
                   <w:rFonts w:ascii="Arial" w:cs="Arial" w:eastAsia="Arial" w:hAnsi="Arial"/>
@@ -13762,7 +13762,7 @@
               <w:spacing w:after="10" w:before="0"/>
               <w:ind w:left="120"/>
             </w:pPr>
-            <w:hyperlink w:history="1" r:id="rIdl9stoubjwypj2m2zbrjud">
+            <w:hyperlink w:history="1" r:id="rIdqwpsp_yvoppbc6pzrlqai">
               <w:r>
                 <w:rPr>
                   <w:rFonts w:ascii="Arial" w:cs="Arial" w:eastAsia="Arial" w:hAnsi="Arial"/>
@@ -13957,7 +13957,7 @@
             <w:pPr>
               <w:spacing w:after="20" w:before="0"/>
             </w:pPr>
-            <w:hyperlink w:history="1" r:id="rIde4ae5htiymj376ft8agod">
+            <w:hyperlink w:history="1" r:id="rIdstz8ra2bqp1inq_ffwm4e">
               <w:r>
                 <w:rPr>
                   <w:rFonts w:ascii="Arial" w:cs="Arial" w:eastAsia="Arial" w:hAnsi="Arial"/>
@@ -13990,7 +13990,7 @@
               <w:spacing w:after="10" w:before="0"/>
               <w:ind w:left="120"/>
             </w:pPr>
-            <w:hyperlink w:history="1" r:id="rId409nsjsffh6noylsjz_wp">
+            <w:hyperlink w:history="1" r:id="rIdbmzzp_ju4pyswend7n8yh">
               <w:r>
                 <w:rPr>
                   <w:rFonts w:ascii="Arial" w:cs="Arial" w:eastAsia="Arial" w:hAnsi="Arial"/>
@@ -14035,7 +14035,7 @@
             <w:pPr>
               <w:spacing w:after="20" w:before="0"/>
             </w:pPr>
-            <w:hyperlink w:history="1" r:id="rIde0ssxpeifd6cccf08xxgx">
+            <w:hyperlink w:history="1" r:id="rId8mryrhytjv57rwwixxf2p">
               <w:r>
                 <w:rPr>
                   <w:rFonts w:ascii="Arial" w:cs="Arial" w:eastAsia="Arial" w:hAnsi="Arial"/>
@@ -14084,7 +14084,7 @@
               <w:spacing w:after="10" w:before="0"/>
               <w:ind w:left="120"/>
             </w:pPr>
-            <w:hyperlink w:history="1" r:id="rIdum0rtmhqtat8fclmkpeol">
+            <w:hyperlink w:history="1" r:id="rIdwddrbzfsubwqwj8r7qck3">
               <w:r>
                 <w:rPr>
                   <w:rFonts w:ascii="Arial" w:cs="Arial" w:eastAsia="Arial" w:hAnsi="Arial"/>
@@ -14279,7 +14279,7 @@
             <w:pPr>
               <w:spacing w:after="20" w:before="0"/>
             </w:pPr>
-            <w:hyperlink w:history="1" r:id="rIdujm_dva4kbst9aosuz1zn">
+            <w:hyperlink w:history="1" r:id="rIdjvn55l0fsejjydu6pha5q">
               <w:r>
                 <w:rPr>
                   <w:rFonts w:ascii="Arial" w:cs="Arial" w:eastAsia="Arial" w:hAnsi="Arial"/>
@@ -14312,7 +14312,7 @@
               <w:spacing w:after="10" w:before="0"/>
               <w:ind w:left="120"/>
             </w:pPr>
-            <w:hyperlink w:history="1" r:id="rIddpemirok9pr3rl0y3adti">
+            <w:hyperlink w:history="1" r:id="rIdi8gclz6isjjgtkivlofki">
               <w:r>
                 <w:rPr>
                   <w:rFonts w:ascii="Arial" w:cs="Arial" w:eastAsia="Arial" w:hAnsi="Arial"/>
@@ -14357,7 +14357,7 @@
             <w:pPr>
               <w:spacing w:after="20" w:before="0"/>
             </w:pPr>
-            <w:hyperlink w:history="1" r:id="rIdvwd4-hnpni4yghun3x5ug">
+            <w:hyperlink w:history="1" r:id="rIdurfeocn5-usdxoj2igfva">
               <w:r>
                 <w:rPr>
                   <w:rFonts w:ascii="Arial" w:cs="Arial" w:eastAsia="Arial" w:hAnsi="Arial"/>
@@ -14406,7 +14406,7 @@
               <w:spacing w:after="10" w:before="0"/>
               <w:ind w:left="120"/>
             </w:pPr>
-            <w:hyperlink w:history="1" r:id="rIdyqktnwfuzsd7kr3krioau">
+            <w:hyperlink w:history="1" r:id="rIdwyfojxndc4x2yur6zsrhh">
               <w:r>
                 <w:rPr>
                   <w:rFonts w:ascii="Arial" w:cs="Arial" w:eastAsia="Arial" w:hAnsi="Arial"/>
@@ -14918,7 +14918,7 @@
         </w:rPr>
         <w:t xml:space="preserve">© 2026 SeaVuria and ARES. Aligned with KICD objectives. Developed by SeaVuria; technical implementation by ARES (with AI assistance from Claude). Licensed under </w:t>
       </w:r>
-      <w:hyperlink w:history="1" r:id="rIdn-d3jlx7psceoxp4lorte">
+      <w:hyperlink w:history="1" r:id="rIdmvbugeccsmp4ubvra2w7a">
         <w:r>
           <w:rPr>
             <w:rFonts w:ascii="Arial" w:cs="Arial" w:eastAsia="Arial" w:hAnsi="Arial"/>
@@ -14939,7 +14939,7 @@
         </w:rPr>
         <w:t xml:space="preserve"> (</w:t>
       </w:r>
-      <w:hyperlink w:history="1" r:id="rIdruv0jvg35cg0-us8jn0os">
+      <w:hyperlink w:history="1" r:id="rId9_2gkcivf-fndedzmhev_">
         <w:r>
           <w:rPr>
             <w:rFonts w:ascii="Arial" w:cs="Arial" w:eastAsia="Arial" w:hAnsi="Arial"/>
@@ -15952,7 +15952,7 @@
             <w:pPr>
               <w:spacing w:after="20" w:before="0"/>
             </w:pPr>
-            <w:hyperlink w:history="1" r:id="rIdarg3yxr5vjyhodrzwdzfn">
+            <w:hyperlink w:history="1" r:id="rId5lqgvbx63styu5vqagp7f">
               <w:r>
                 <w:rPr>
                   <w:rFonts w:ascii="Arial" w:cs="Arial" w:eastAsia="Arial" w:hAnsi="Arial"/>
@@ -15985,7 +15985,7 @@
               <w:spacing w:after="10" w:before="0"/>
               <w:ind w:left="120"/>
             </w:pPr>
-            <w:hyperlink w:history="1" r:id="rIdrf2foi4jp0qthxh9vkwtk">
+            <w:hyperlink w:history="1" r:id="rIdycp8oucerk7qj7oj-zy9o">
               <w:r>
                 <w:rPr>
                   <w:rFonts w:ascii="Arial" w:cs="Arial" w:eastAsia="Arial" w:hAnsi="Arial"/>
@@ -16030,7 +16030,7 @@
             <w:pPr>
               <w:spacing w:after="20" w:before="0"/>
             </w:pPr>
-            <w:hyperlink w:history="1" r:id="rId_4h7xigb5qtj7skn52h4_">
+            <w:hyperlink w:history="1" r:id="rIdklq6xxh0v8cj1q0jut2ng">
               <w:r>
                 <w:rPr>
                   <w:rFonts w:ascii="Arial" w:cs="Arial" w:eastAsia="Arial" w:hAnsi="Arial"/>
@@ -16063,7 +16063,7 @@
               <w:spacing w:after="10" w:before="0"/>
               <w:ind w:left="120"/>
             </w:pPr>
-            <w:hyperlink w:history="1" r:id="rIdfunn2jrh0othzdsbhsbbc">
+            <w:hyperlink w:history="1" r:id="rIdgmefvh1ggolcdgbpx-fdd">
               <w:r>
                 <w:rPr>
                   <w:rFonts w:ascii="Arial" w:cs="Arial" w:eastAsia="Arial" w:hAnsi="Arial"/>
@@ -16258,7 +16258,7 @@
             <w:pPr>
               <w:spacing w:after="20" w:before="0"/>
             </w:pPr>
-            <w:hyperlink w:history="1" r:id="rId37rlj3v8nzmgaqxv5qwlh">
+            <w:hyperlink w:history="1" r:id="rId_qqshv1yxn0z_nkm3_obc">
               <w:r>
                 <w:rPr>
                   <w:rFonts w:ascii="Arial" w:cs="Arial" w:eastAsia="Arial" w:hAnsi="Arial"/>
@@ -16291,7 +16291,7 @@
               <w:spacing w:after="10" w:before="0"/>
               <w:ind w:left="120"/>
             </w:pPr>
-            <w:hyperlink w:history="1" r:id="rId00aimrw6l3z6s-7peqn1i">
+            <w:hyperlink w:history="1" r:id="rIdyikt_pkev5b15ue0cjqe4">
               <w:r>
                 <w:rPr>
                   <w:rFonts w:ascii="Arial" w:cs="Arial" w:eastAsia="Arial" w:hAnsi="Arial"/>
@@ -16336,7 +16336,7 @@
             <w:pPr>
               <w:spacing w:after="20" w:before="0"/>
             </w:pPr>
-            <w:hyperlink w:history="1" r:id="rIdmaiaqkaxu97wqke_flr_a">
+            <w:hyperlink w:history="1" r:id="rIdpgjjtmuqoawpcqnxxqjhm">
               <w:r>
                 <w:rPr>
                   <w:rFonts w:ascii="Arial" w:cs="Arial" w:eastAsia="Arial" w:hAnsi="Arial"/>
@@ -16369,7 +16369,7 @@
               <w:spacing w:after="10" w:before="0"/>
               <w:ind w:left="120"/>
             </w:pPr>
-            <w:hyperlink w:history="1" r:id="rIdrb808gyt5h0w4ojjb0wlt">
+            <w:hyperlink w:history="1" r:id="rId5yrurlypopmttbvnxi3lw">
               <w:r>
                 <w:rPr>
                   <w:rFonts w:ascii="Arial" w:cs="Arial" w:eastAsia="Arial" w:hAnsi="Arial"/>
@@ -16564,7 +16564,7 @@
             <w:pPr>
               <w:spacing w:after="20" w:before="0"/>
             </w:pPr>
-            <w:hyperlink w:history="1" r:id="rIdrbtjbdabbkqv7d-bzrqrs">
+            <w:hyperlink w:history="1" r:id="rId5yszf4b-10kjno_prywso">
               <w:r>
                 <w:rPr>
                   <w:rFonts w:ascii="Arial" w:cs="Arial" w:eastAsia="Arial" w:hAnsi="Arial"/>
@@ -16613,7 +16613,7 @@
               <w:spacing w:after="10" w:before="0"/>
               <w:ind w:left="120"/>
             </w:pPr>
-            <w:hyperlink w:history="1" r:id="rIdysybcv1tzbmw-jxyjmuy1">
+            <w:hyperlink w:history="1" r:id="rId-tdq_yuj0lrykahymylde">
               <w:r>
                 <w:rPr>
                   <w:rFonts w:ascii="Arial" w:cs="Arial" w:eastAsia="Arial" w:hAnsi="Arial"/>
@@ -16658,7 +16658,7 @@
             <w:pPr>
               <w:spacing w:after="20" w:before="0"/>
             </w:pPr>
-            <w:hyperlink w:history="1" r:id="rIdpsc7pt7tyhj_g888owlt4">
+            <w:hyperlink w:history="1" r:id="rIddvj2wwrlif_t32nkraslz">
               <w:r>
                 <w:rPr>
                   <w:rFonts w:ascii="Arial" w:cs="Arial" w:eastAsia="Arial" w:hAnsi="Arial"/>
@@ -16707,7 +16707,7 @@
               <w:spacing w:after="10" w:before="0"/>
               <w:ind w:left="120"/>
             </w:pPr>
-            <w:hyperlink w:history="1" r:id="rId7cgkwj1a9lx__icy2ckeh">
+            <w:hyperlink w:history="1" r:id="rId0xhxky_mc2fg_0ix_3mah">
               <w:r>
                 <w:rPr>
                   <w:rFonts w:ascii="Arial" w:cs="Arial" w:eastAsia="Arial" w:hAnsi="Arial"/>
@@ -16902,7 +16902,7 @@
             <w:pPr>
               <w:spacing w:after="20" w:before="0"/>
             </w:pPr>
-            <w:hyperlink w:history="1" r:id="rIdzwkh4xsltmx-fbmkbes9b">
+            <w:hyperlink w:history="1" r:id="rIdbojguchvujk12qkcstbbs">
               <w:r>
                 <w:rPr>
                   <w:rFonts w:ascii="Arial" w:cs="Arial" w:eastAsia="Arial" w:hAnsi="Arial"/>
@@ -16951,7 +16951,7 @@
               <w:spacing w:after="10" w:before="0"/>
               <w:ind w:left="120"/>
             </w:pPr>
-            <w:hyperlink w:history="1" r:id="rIdfs-_vz-zfp5h76nhezgkr">
+            <w:hyperlink w:history="1" r:id="rIduoxfqqp7ln3_mun5lfm5u">
               <w:r>
                 <w:rPr>
                   <w:rFonts w:ascii="Arial" w:cs="Arial" w:eastAsia="Arial" w:hAnsi="Arial"/>
@@ -16996,7 +16996,7 @@
             <w:pPr>
               <w:spacing w:after="20" w:before="0"/>
             </w:pPr>
-            <w:hyperlink w:history="1" r:id="rIdn8079qaxdhhyn649vu_fn">
+            <w:hyperlink w:history="1" r:id="rIdhcmo8x-plwtvsmhw-kied">
               <w:r>
                 <w:rPr>
                   <w:rFonts w:ascii="Arial" w:cs="Arial" w:eastAsia="Arial" w:hAnsi="Arial"/>
@@ -17029,7 +17029,7 @@
               <w:spacing w:after="10" w:before="0"/>
               <w:ind w:left="120"/>
             </w:pPr>
-            <w:hyperlink w:history="1" r:id="rIdllmzilof71dgwk7v2raam">
+            <w:hyperlink w:history="1" r:id="rIdgcz4kpvks5eww6i1sxmyh">
               <w:r>
                 <w:rPr>
                   <w:rFonts w:ascii="Arial" w:cs="Arial" w:eastAsia="Arial" w:hAnsi="Arial"/>
@@ -17224,7 +17224,7 @@
             <w:pPr>
               <w:spacing w:after="20" w:before="0"/>
             </w:pPr>
-            <w:hyperlink w:history="1" r:id="rIdcuouxyr81sx4acmlhxalj">
+            <w:hyperlink w:history="1" r:id="rIdrjhv7avht_9wsr5zdlvar">
               <w:r>
                 <w:rPr>
                   <w:rFonts w:ascii="Arial" w:cs="Arial" w:eastAsia="Arial" w:hAnsi="Arial"/>
@@ -17273,7 +17273,7 @@
               <w:spacing w:after="10" w:before="0"/>
               <w:ind w:left="120"/>
             </w:pPr>
-            <w:hyperlink w:history="1" r:id="rIdd2ku-gfhrmmrq7npfwj9w">
+            <w:hyperlink w:history="1" r:id="rId0sojyt7kquj04ohamtesw">
               <w:r>
                 <w:rPr>
                   <w:rFonts w:ascii="Arial" w:cs="Arial" w:eastAsia="Arial" w:hAnsi="Arial"/>
@@ -17318,7 +17318,7 @@
             <w:pPr>
               <w:spacing w:after="20" w:before="0"/>
             </w:pPr>
-            <w:hyperlink w:history="1" r:id="rIdg-exnbavkpcn8t7fbwsew">
+            <w:hyperlink w:history="1" r:id="rIdnubxwixjm0btkdi2xwodu">
               <w:r>
                 <w:rPr>
                   <w:rFonts w:ascii="Arial" w:cs="Arial" w:eastAsia="Arial" w:hAnsi="Arial"/>
@@ -17351,7 +17351,7 @@
               <w:spacing w:after="10" w:before="0"/>
               <w:ind w:left="120"/>
             </w:pPr>
-            <w:hyperlink w:history="1" r:id="rIdane_s1ujzt_x1a5981w6c">
+            <w:hyperlink w:history="1" r:id="rIdfuspxlz1ksmi8xx-psnqe">
               <w:r>
                 <w:rPr>
                   <w:rFonts w:ascii="Arial" w:cs="Arial" w:eastAsia="Arial" w:hAnsi="Arial"/>
@@ -17863,7 +17863,7 @@
         </w:rPr>
         <w:t xml:space="preserve">© 2026 SeaVuria and ARES. Aligned with KICD objectives. Developed by SeaVuria; technical implementation by ARES (with AI assistance from Claude). Licensed under </w:t>
       </w:r>
-      <w:hyperlink w:history="1" r:id="rIde02nmp33-jef5g7rakv51">
+      <w:hyperlink w:history="1" r:id="rId9avwqjbgniegdusssicmo">
         <w:r>
           <w:rPr>
             <w:rFonts w:ascii="Arial" w:cs="Arial" w:eastAsia="Arial" w:hAnsi="Arial"/>
@@ -17884,7 +17884,7 @@
         </w:rPr>
         <w:t xml:space="preserve"> (</w:t>
       </w:r>
-      <w:hyperlink w:history="1" r:id="rIdpemvg_teqkxveh6gquaie">
+      <w:hyperlink w:history="1" r:id="rIdmkgkkkmkpsplos5rsqek1">
         <w:r>
           <w:rPr>
             <w:rFonts w:ascii="Arial" w:cs="Arial" w:eastAsia="Arial" w:hAnsi="Arial"/>
@@ -18897,7 +18897,7 @@
             <w:pPr>
               <w:spacing w:after="20" w:before="0"/>
             </w:pPr>
-            <w:hyperlink w:history="1" r:id="rIdnx9ahbnszc8lps5uv24vw">
+            <w:hyperlink w:history="1" r:id="rIdp-znbmxvvuv28r2kzdzwl">
               <w:r>
                 <w:rPr>
                   <w:rFonts w:ascii="Arial" w:cs="Arial" w:eastAsia="Arial" w:hAnsi="Arial"/>
@@ -18930,7 +18930,7 @@
               <w:spacing w:after="10" w:before="0"/>
               <w:ind w:left="120"/>
             </w:pPr>
-            <w:hyperlink w:history="1" r:id="rIdn5g-vgyoto-_cnxqsyz5x">
+            <w:hyperlink w:history="1" r:id="rIdi54o81jzesvdksnuypd6y">
               <w:r>
                 <w:rPr>
                   <w:rFonts w:ascii="Arial" w:cs="Arial" w:eastAsia="Arial" w:hAnsi="Arial"/>
@@ -18975,7 +18975,7 @@
             <w:pPr>
               <w:spacing w:after="20" w:before="0"/>
             </w:pPr>
-            <w:hyperlink w:history="1" r:id="rIds--lrfwgjecdphd52uidv">
+            <w:hyperlink w:history="1" r:id="rIddlqomlsodrw3osxd4zz_8">
               <w:r>
                 <w:rPr>
                   <w:rFonts w:ascii="Arial" w:cs="Arial" w:eastAsia="Arial" w:hAnsi="Arial"/>
@@ -19008,7 +19008,7 @@
               <w:spacing w:after="10" w:before="0"/>
               <w:ind w:left="120"/>
             </w:pPr>
-            <w:hyperlink w:history="1" r:id="rId9l0bvx0tkb06wylgc8pvv">
+            <w:hyperlink w:history="1" r:id="rIdxqw6ym-5d-b9kmjafamiv">
               <w:r>
                 <w:rPr>
                   <w:rFonts w:ascii="Arial" w:cs="Arial" w:eastAsia="Arial" w:hAnsi="Arial"/>
@@ -19203,7 +19203,7 @@
             <w:pPr>
               <w:spacing w:after="20" w:before="0"/>
             </w:pPr>
-            <w:hyperlink w:history="1" r:id="rId-0pvxe5ovj86-7hmr_niv">
+            <w:hyperlink w:history="1" r:id="rId1hndhkcz3xoaeha_gb_lo">
               <w:r>
                 <w:rPr>
                   <w:rFonts w:ascii="Arial" w:cs="Arial" w:eastAsia="Arial" w:hAnsi="Arial"/>
@@ -19236,7 +19236,7 @@
               <w:spacing w:after="10" w:before="0"/>
               <w:ind w:left="120"/>
             </w:pPr>
-            <w:hyperlink w:history="1" r:id="rIdgonenclrmmv2vb3qfkhew">
+            <w:hyperlink w:history="1" r:id="rIdprkhgdtvb-yavyysjzadt">
               <w:r>
                 <w:rPr>
                   <w:rFonts w:ascii="Arial" w:cs="Arial" w:eastAsia="Arial" w:hAnsi="Arial"/>
@@ -19281,7 +19281,7 @@
             <w:pPr>
               <w:spacing w:after="20" w:before="0"/>
             </w:pPr>
-            <w:hyperlink w:history="1" r:id="rIdz3nnk4fpy9yhdl0x3_yte">
+            <w:hyperlink w:history="1" r:id="rIdo11gqkihone5eoagqpwre">
               <w:r>
                 <w:rPr>
                   <w:rFonts w:ascii="Arial" w:cs="Arial" w:eastAsia="Arial" w:hAnsi="Arial"/>
@@ -19314,7 +19314,7 @@
               <w:spacing w:after="10" w:before="0"/>
               <w:ind w:left="120"/>
             </w:pPr>
-            <w:hyperlink w:history="1" r:id="rIddrz4lo6q30qlfvu2vvqfq">
+            <w:hyperlink w:history="1" r:id="rId07wyh3tyykieqfzmndffm">
               <w:r>
                 <w:rPr>
                   <w:rFonts w:ascii="Arial" w:cs="Arial" w:eastAsia="Arial" w:hAnsi="Arial"/>
@@ -19509,7 +19509,7 @@
             <w:pPr>
               <w:spacing w:after="20" w:before="0"/>
             </w:pPr>
-            <w:hyperlink w:history="1" r:id="rIddhcwn0eje8m-nzmiepeqk">
+            <w:hyperlink w:history="1" r:id="rIdctjykhbscd4g3zf9nzs8u">
               <w:r>
                 <w:rPr>
                   <w:rFonts w:ascii="Arial" w:cs="Arial" w:eastAsia="Arial" w:hAnsi="Arial"/>
@@ -19542,7 +19542,7 @@
               <w:spacing w:after="10" w:before="0"/>
               <w:ind w:left="120"/>
             </w:pPr>
-            <w:hyperlink w:history="1" r:id="rIdpxd2lptxnkmeuhpxji0qf">
+            <w:hyperlink w:history="1" r:id="rId0msbnw9dqzsaclsgx7eel">
               <w:r>
                 <w:rPr>
                   <w:rFonts w:ascii="Arial" w:cs="Arial" w:eastAsia="Arial" w:hAnsi="Arial"/>
@@ -19587,7 +19587,7 @@
             <w:pPr>
               <w:spacing w:after="20" w:before="0"/>
             </w:pPr>
-            <w:hyperlink w:history="1" r:id="rIdb1v5xa7ntv2ginobi4n2x">
+            <w:hyperlink w:history="1" r:id="rIdx1dwwvluhn3x4fgotpsxl">
               <w:r>
                 <w:rPr>
                   <w:rFonts w:ascii="Arial" w:cs="Arial" w:eastAsia="Arial" w:hAnsi="Arial"/>
@@ -19636,7 +19636,7 @@
               <w:spacing w:after="10" w:before="0"/>
               <w:ind w:left="120"/>
             </w:pPr>
-            <w:hyperlink w:history="1" r:id="rIddell0gu4d6nzt8xvqk8rm">
+            <w:hyperlink w:history="1" r:id="rId4k-xqem8ib0y_1wg-vxpp">
               <w:r>
                 <w:rPr>
                   <w:rFonts w:ascii="Arial" w:cs="Arial" w:eastAsia="Arial" w:hAnsi="Arial"/>
@@ -19831,7 +19831,7 @@
             <w:pPr>
               <w:spacing w:after="20" w:before="0"/>
             </w:pPr>
-            <w:hyperlink w:history="1" r:id="rIdk0ay_noxe1eio7ops1uej">
+            <w:hyperlink w:history="1" r:id="rIdf9uygnvbxalh5_b7t0mii">
               <w:r>
                 <w:rPr>
                   <w:rFonts w:ascii="Arial" w:cs="Arial" w:eastAsia="Arial" w:hAnsi="Arial"/>
@@ -19864,7 +19864,7 @@
               <w:spacing w:after="10" w:before="0"/>
               <w:ind w:left="120"/>
             </w:pPr>
-            <w:hyperlink w:history="1" r:id="rIdcdjggejy3em0j_cr6xtlk">
+            <w:hyperlink w:history="1" r:id="rId_g9zbpog8sj3epq3qsk2n">
               <w:r>
                 <w:rPr>
                   <w:rFonts w:ascii="Arial" w:cs="Arial" w:eastAsia="Arial" w:hAnsi="Arial"/>
@@ -19909,7 +19909,7 @@
             <w:pPr>
               <w:spacing w:after="20" w:before="0"/>
             </w:pPr>
-            <w:hyperlink w:history="1" r:id="rIdo_xw3nqwoaxja4zzrs0zi">
+            <w:hyperlink w:history="1" r:id="rIdq1wb9paphchelc4c0m1dl">
               <w:r>
                 <w:rPr>
                   <w:rFonts w:ascii="Arial" w:cs="Arial" w:eastAsia="Arial" w:hAnsi="Arial"/>
@@ -19958,7 +19958,7 @@
               <w:spacing w:after="10" w:before="0"/>
               <w:ind w:left="120"/>
             </w:pPr>
-            <w:hyperlink w:history="1" r:id="rIdqfzdexbsnnzxtmkei7ply">
+            <w:hyperlink w:history="1" r:id="rId4yyaij0n868d0ffaaib-n">
               <w:r>
                 <w:rPr>
                   <w:rFonts w:ascii="Arial" w:cs="Arial" w:eastAsia="Arial" w:hAnsi="Arial"/>
@@ -20153,7 +20153,7 @@
             <w:pPr>
               <w:spacing w:after="20" w:before="0"/>
             </w:pPr>
-            <w:hyperlink w:history="1" r:id="rIdim2tcyqv1ao-kkixlisrk">
+            <w:hyperlink w:history="1" r:id="rId0r-pt2ylslssul3juhtlg">
               <w:r>
                 <w:rPr>
                   <w:rFonts w:ascii="Arial" w:cs="Arial" w:eastAsia="Arial" w:hAnsi="Arial"/>
@@ -20186,7 +20186,7 @@
               <w:spacing w:after="10" w:before="0"/>
               <w:ind w:left="120"/>
             </w:pPr>
-            <w:hyperlink w:history="1" r:id="rIdwoqwkqbsnmvbzfokcqxn0">
+            <w:hyperlink w:history="1" r:id="rIdatkdny6k3kx1vk1mcisk3">
               <w:r>
                 <w:rPr>
                   <w:rFonts w:ascii="Arial" w:cs="Arial" w:eastAsia="Arial" w:hAnsi="Arial"/>
@@ -20231,7 +20231,7 @@
             <w:pPr>
               <w:spacing w:after="20" w:before="0"/>
             </w:pPr>
-            <w:hyperlink w:history="1" r:id="rIdfupa8dwasfdthsxlcp9f8">
+            <w:hyperlink w:history="1" r:id="rIdub2mycninvgxultud2y6m">
               <w:r>
                 <w:rPr>
                   <w:rFonts w:ascii="Arial" w:cs="Arial" w:eastAsia="Arial" w:hAnsi="Arial"/>
@@ -20264,7 +20264,7 @@
               <w:spacing w:after="10" w:before="0"/>
               <w:ind w:left="120"/>
             </w:pPr>
-            <w:hyperlink w:history="1" r:id="rIdatovug4bj_t5ophifx90y">
+            <w:hyperlink w:history="1" r:id="rIdyvik_n9b91y9v0rjovz5_">
               <w:r>
                 <w:rPr>
                   <w:rFonts w:ascii="Arial" w:cs="Arial" w:eastAsia="Arial" w:hAnsi="Arial"/>
@@ -20776,7 +20776,7 @@
         </w:rPr>
         <w:t xml:space="preserve">© 2026 SeaVuria and ARES. Aligned with KICD objectives. Developed by SeaVuria; technical implementation by ARES (with AI assistance from Claude). Licensed under </w:t>
       </w:r>
-      <w:hyperlink w:history="1" r:id="rIdiksd4tzrvn5eqw-vik0q-">
+      <w:hyperlink w:history="1" r:id="rId3uvao5k42cntqmixbmdco">
         <w:r>
           <w:rPr>
             <w:rFonts w:ascii="Arial" w:cs="Arial" w:eastAsia="Arial" w:hAnsi="Arial"/>
@@ -20797,7 +20797,7 @@
         </w:rPr>
         <w:t xml:space="preserve"> (</w:t>
       </w:r>
-      <w:hyperlink w:history="1" r:id="rIdx_5lomjfqpnupabcqjupp">
+      <w:hyperlink w:history="1" r:id="rIdsqttcupxf9akxyedz2ygx">
         <w:r>
           <w:rPr>
             <w:rFonts w:ascii="Arial" w:cs="Arial" w:eastAsia="Arial" w:hAnsi="Arial"/>
@@ -21810,7 +21810,7 @@
             <w:pPr>
               <w:spacing w:after="20" w:before="0"/>
             </w:pPr>
-            <w:hyperlink w:history="1" r:id="rIdbjvb18pxhm850yve9yqgf">
+            <w:hyperlink w:history="1" r:id="rIdwivppsc-8r1tbsol3xcrt">
               <w:r>
                 <w:rPr>
                   <w:rFonts w:ascii="Arial" w:cs="Arial" w:eastAsia="Arial" w:hAnsi="Arial"/>
@@ -21843,7 +21843,7 @@
               <w:spacing w:after="10" w:before="0"/>
               <w:ind w:left="120"/>
             </w:pPr>
-            <w:hyperlink w:history="1" r:id="rIdyq7bpeyj1ibbqka8yy-eh">
+            <w:hyperlink w:history="1" r:id="rIdkupwkkxgjmt9uuat29p5v">
               <w:r>
                 <w:rPr>
                   <w:rFonts w:ascii="Arial" w:cs="Arial" w:eastAsia="Arial" w:hAnsi="Arial"/>
@@ -21888,7 +21888,7 @@
             <w:pPr>
               <w:spacing w:after="20" w:before="0"/>
             </w:pPr>
-            <w:hyperlink w:history="1" r:id="rIdle17mctzvv1yjbfszyolx">
+            <w:hyperlink w:history="1" r:id="rIdfs6u5mub1y0lwnllkuca3">
               <w:r>
                 <w:rPr>
                   <w:rFonts w:ascii="Arial" w:cs="Arial" w:eastAsia="Arial" w:hAnsi="Arial"/>
@@ -21921,7 +21921,7 @@
               <w:spacing w:after="10" w:before="0"/>
               <w:ind w:left="120"/>
             </w:pPr>
-            <w:hyperlink w:history="1" r:id="rIdlc0nm5w0uwv3gdg6qw50l">
+            <w:hyperlink w:history="1" r:id="rIdroncqnohfloxfwkkcxwmn">
               <w:r>
                 <w:rPr>
                   <w:rFonts w:ascii="Arial" w:cs="Arial" w:eastAsia="Arial" w:hAnsi="Arial"/>
@@ -22116,7 +22116,7 @@
             <w:pPr>
               <w:spacing w:after="20" w:before="0"/>
             </w:pPr>
-            <w:hyperlink w:history="1" r:id="rIdujspb9ldavljvdldbyvvx">
+            <w:hyperlink w:history="1" r:id="rIdvbvtd2rb1luhgy1xmyj2g">
               <w:r>
                 <w:rPr>
                   <w:rFonts w:ascii="Arial" w:cs="Arial" w:eastAsia="Arial" w:hAnsi="Arial"/>
@@ -22149,7 +22149,7 @@
               <w:spacing w:after="10" w:before="0"/>
               <w:ind w:left="120"/>
             </w:pPr>
-            <w:hyperlink w:history="1" r:id="rIdcyqdzvtewzdqmrtrpa3w1">
+            <w:hyperlink w:history="1" r:id="rIdl5ezrw6iykyckupehgj61">
               <w:r>
                 <w:rPr>
                   <w:rFonts w:ascii="Arial" w:cs="Arial" w:eastAsia="Arial" w:hAnsi="Arial"/>
@@ -22194,7 +22194,7 @@
             <w:pPr>
               <w:spacing w:after="20" w:before="0"/>
             </w:pPr>
-            <w:hyperlink w:history="1" r:id="rIdhdm4ryni3fwkczgz0qyeg">
+            <w:hyperlink w:history="1" r:id="rIdgmdjg1t0s9tgm7narndme">
               <w:r>
                 <w:rPr>
                   <w:rFonts w:ascii="Arial" w:cs="Arial" w:eastAsia="Arial" w:hAnsi="Arial"/>
@@ -22227,7 +22227,7 @@
               <w:spacing w:after="10" w:before="0"/>
               <w:ind w:left="120"/>
             </w:pPr>
-            <w:hyperlink w:history="1" r:id="rIdxf2v6fnnk7vblmbiwvd_w">
+            <w:hyperlink w:history="1" r:id="rIdc4hu60tfstjkxjygnau2o">
               <w:r>
                 <w:rPr>
                   <w:rFonts w:ascii="Arial" w:cs="Arial" w:eastAsia="Arial" w:hAnsi="Arial"/>
@@ -22422,7 +22422,7 @@
             <w:pPr>
               <w:spacing w:after="20" w:before="0"/>
             </w:pPr>
-            <w:hyperlink w:history="1" r:id="rIdz53_ke3vafjoambxbtc9a">
+            <w:hyperlink w:history="1" r:id="rIdo-y1opgpjytsiklyksvaa">
               <w:r>
                 <w:rPr>
                   <w:rFonts w:ascii="Arial" w:cs="Arial" w:eastAsia="Arial" w:hAnsi="Arial"/>
@@ -22455,7 +22455,7 @@
               <w:spacing w:after="10" w:before="0"/>
               <w:ind w:left="120"/>
             </w:pPr>
-            <w:hyperlink w:history="1" r:id="rId62219x7usrdfuytnijzni">
+            <w:hyperlink w:history="1" r:id="rIdlssd4av6m8qc-f30lug-e">
               <w:r>
                 <w:rPr>
                   <w:rFonts w:ascii="Arial" w:cs="Arial" w:eastAsia="Arial" w:hAnsi="Arial"/>
@@ -22500,7 +22500,7 @@
             <w:pPr>
               <w:spacing w:after="20" w:before="0"/>
             </w:pPr>
-            <w:hyperlink w:history="1" r:id="rIdsvmdgm2t2vj3rvqmc3fmr">
+            <w:hyperlink w:history="1" r:id="rIdy-9kvqhktkel4t2gjjw4g">
               <w:r>
                 <w:rPr>
                   <w:rFonts w:ascii="Arial" w:cs="Arial" w:eastAsia="Arial" w:hAnsi="Arial"/>
@@ -22549,7 +22549,7 @@
               <w:spacing w:after="10" w:before="0"/>
               <w:ind w:left="120"/>
             </w:pPr>
-            <w:hyperlink w:history="1" r:id="rIdhbnfue53sd08nnnw8a8rt">
+            <w:hyperlink w:history="1" r:id="rId3x3ormzupk7ekvvi1orxm">
               <w:r>
                 <w:rPr>
                   <w:rFonts w:ascii="Arial" w:cs="Arial" w:eastAsia="Arial" w:hAnsi="Arial"/>
@@ -22744,7 +22744,7 @@
             <w:pPr>
               <w:spacing w:after="20" w:before="0"/>
             </w:pPr>
-            <w:hyperlink w:history="1" r:id="rIdnryqkahsiubjrovueqeaa">
+            <w:hyperlink w:history="1" r:id="rId70j3fyfvtbxebltjyv83-">
               <w:r>
                 <w:rPr>
                   <w:rFonts w:ascii="Arial" w:cs="Arial" w:eastAsia="Arial" w:hAnsi="Arial"/>
@@ -22777,7 +22777,7 @@
               <w:spacing w:after="10" w:before="0"/>
               <w:ind w:left="120"/>
             </w:pPr>
-            <w:hyperlink w:history="1" r:id="rIdt6uguyh1y6t5kinlcdng1">
+            <w:hyperlink w:history="1" r:id="rId-gvqforl_mvcqzkpcnozy">
               <w:r>
                 <w:rPr>
                   <w:rFonts w:ascii="Arial" w:cs="Arial" w:eastAsia="Arial" w:hAnsi="Arial"/>
@@ -22822,7 +22822,7 @@
             <w:pPr>
               <w:spacing w:after="20" w:before="0"/>
             </w:pPr>
-            <w:hyperlink w:history="1" r:id="rIdrisv07dvkj5mk1af9fcrk">
+            <w:hyperlink w:history="1" r:id="rIdgmattircrposmozuq77ar">
               <w:r>
                 <w:rPr>
                   <w:rFonts w:ascii="Arial" w:cs="Arial" w:eastAsia="Arial" w:hAnsi="Arial"/>
@@ -22871,7 +22871,7 @@
               <w:spacing w:after="10" w:before="0"/>
               <w:ind w:left="120"/>
             </w:pPr>
-            <w:hyperlink w:history="1" r:id="rIduuock_o-68likrdsyeb7v">
+            <w:hyperlink w:history="1" r:id="rIdwyrniepcmu3w32sk-o1is">
               <w:r>
                 <w:rPr>
                   <w:rFonts w:ascii="Arial" w:cs="Arial" w:eastAsia="Arial" w:hAnsi="Arial"/>
@@ -23066,7 +23066,7 @@
             <w:pPr>
               <w:spacing w:after="20" w:before="0"/>
             </w:pPr>
-            <w:hyperlink w:history="1" r:id="rIdhdfw3ceyaou8ocmids91n">
+            <w:hyperlink w:history="1" r:id="rId7j_oldng2jw3siweflp2v">
               <w:r>
                 <w:rPr>
                   <w:rFonts w:ascii="Arial" w:cs="Arial" w:eastAsia="Arial" w:hAnsi="Arial"/>
@@ -23099,7 +23099,7 @@
               <w:spacing w:after="10" w:before="0"/>
               <w:ind w:left="120"/>
             </w:pPr>
-            <w:hyperlink w:history="1" r:id="rIdi6uyklzxgsxogjqj8f8b-">
+            <w:hyperlink w:history="1" r:id="rIdodhepuwdjndsndlpe1rry">
               <w:r>
                 <w:rPr>
                   <w:rFonts w:ascii="Arial" w:cs="Arial" w:eastAsia="Arial" w:hAnsi="Arial"/>
@@ -23144,7 +23144,7 @@
             <w:pPr>
               <w:spacing w:after="20" w:before="0"/>
             </w:pPr>
-            <w:hyperlink w:history="1" r:id="rIdfekiyn17rnq1iszbebs5v">
+            <w:hyperlink w:history="1" r:id="rIdowpt6p7txo5fx7uedt13w">
               <w:r>
                 <w:rPr>
                   <w:rFonts w:ascii="Arial" w:cs="Arial" w:eastAsia="Arial" w:hAnsi="Arial"/>
@@ -23177,7 +23177,7 @@
               <w:spacing w:after="10" w:before="0"/>
               <w:ind w:left="120"/>
             </w:pPr>
-            <w:hyperlink w:history="1" r:id="rIdnesf7ainc2urhnz9pxlkx">
+            <w:hyperlink w:history="1" r:id="rIdl6s14jlfrtbh2eu9igxay">
               <w:r>
                 <w:rPr>
                   <w:rFonts w:ascii="Arial" w:cs="Arial" w:eastAsia="Arial" w:hAnsi="Arial"/>
@@ -23784,7 +23784,7 @@
         </w:rPr>
         <w:t xml:space="preserve">© 2026 SeaVuria and ARES. Aligned with KICD objectives. Developed by SeaVuria; technical implementation by ARES (with AI assistance from Claude). Licensed under </w:t>
       </w:r>
-      <w:hyperlink w:history="1" r:id="rId7hdluvg9jymsucqzfcow3">
+      <w:hyperlink w:history="1" r:id="rIdw1ba72pkk1lfeuuh952pg">
         <w:r>
           <w:rPr>
             <w:rFonts w:ascii="Arial" w:cs="Arial" w:eastAsia="Arial" w:hAnsi="Arial"/>
@@ -23805,7 +23805,7 @@
         </w:rPr>
         <w:t xml:space="preserve"> (</w:t>
       </w:r>
-      <w:hyperlink w:history="1" r:id="rIdvob_sc7vrbf66vex-vdla">
+      <w:hyperlink w:history="1" r:id="rId9cwldds_wxeyy6wmynbtl">
         <w:r>
           <w:rPr>
             <w:rFonts w:ascii="Arial" w:cs="Arial" w:eastAsia="Arial" w:hAnsi="Arial"/>
@@ -24818,7 +24818,7 @@
             <w:pPr>
               <w:spacing w:after="20" w:before="0"/>
             </w:pPr>
-            <w:hyperlink w:history="1" r:id="rId8tyv-yemhrvbfkapxuyje">
+            <w:hyperlink w:history="1" r:id="rIdkxmeonceyzidataj8zgow">
               <w:r>
                 <w:rPr>
                   <w:rFonts w:ascii="Arial" w:cs="Arial" w:eastAsia="Arial" w:hAnsi="Arial"/>
@@ -24867,7 +24867,7 @@
               <w:spacing w:after="10" w:before="0"/>
               <w:ind w:left="120"/>
             </w:pPr>
-            <w:hyperlink w:history="1" r:id="rIdr1appryz-kgb1qkvv3x4e">
+            <w:hyperlink w:history="1" r:id="rIdbjchxaqivxozyyngtzpds">
               <w:r>
                 <w:rPr>
                   <w:rFonts w:ascii="Arial" w:cs="Arial" w:eastAsia="Arial" w:hAnsi="Arial"/>
@@ -24929,7 +24929,7 @@
               <w:spacing w:after="10" w:before="0"/>
               <w:ind w:left="120"/>
             </w:pPr>
-            <w:hyperlink w:history="1" r:id="rIdk--tzr0uvm_7qkqe3_ojm">
+            <w:hyperlink w:history="1" r:id="rIdhqqo_tukqcy1zndx-eozk">
               <w:r>
                 <w:rPr>
                   <w:rFonts w:ascii="Arial" w:cs="Arial" w:eastAsia="Arial" w:hAnsi="Arial"/>
@@ -25139,7 +25139,7 @@
             <w:pPr>
               <w:spacing w:after="20" w:before="0"/>
             </w:pPr>
-            <w:hyperlink w:history="1" r:id="rIdfdmhm56hhwlegacjmvwqh">
+            <w:hyperlink w:history="1" r:id="rIdrpcrxhmi8cgx3wfrjchs3">
               <w:r>
                 <w:rPr>
                   <w:rFonts w:ascii="Arial" w:cs="Arial" w:eastAsia="Arial" w:hAnsi="Arial"/>
@@ -25188,7 +25188,7 @@
               <w:spacing w:after="10" w:before="0"/>
               <w:ind w:left="120"/>
             </w:pPr>
-            <w:hyperlink w:history="1" r:id="rIdx4yzxwj_zvws7audkvo5p">
+            <w:hyperlink w:history="1" r:id="rIdr9n2p37w2hs3f6kocg6fs">
               <w:r>
                 <w:rPr>
                   <w:rFonts w:ascii="Arial" w:cs="Arial" w:eastAsia="Arial" w:hAnsi="Arial"/>
@@ -25250,7 +25250,7 @@
               <w:spacing w:after="10" w:before="0"/>
               <w:ind w:left="120"/>
             </w:pPr>
-            <w:hyperlink w:history="1" r:id="rIdiq5jlchv3jbgc-shnjvlk">
+            <w:hyperlink w:history="1" r:id="rIdkskzd5v34ii0quwn-zt2b">
               <w:r>
                 <w:rPr>
                   <w:rFonts w:ascii="Arial" w:cs="Arial" w:eastAsia="Arial" w:hAnsi="Arial"/>
@@ -25460,7 +25460,7 @@
             <w:pPr>
               <w:spacing w:after="20" w:before="0"/>
             </w:pPr>
-            <w:hyperlink w:history="1" r:id="rIduqhvrs6gdyvgepl9deczp">
+            <w:hyperlink w:history="1" r:id="rIdpqljtug38b_cjrx_okm9d">
               <w:r>
                 <w:rPr>
                   <w:rFonts w:ascii="Arial" w:cs="Arial" w:eastAsia="Arial" w:hAnsi="Arial"/>
@@ -25509,7 +25509,7 @@
               <w:spacing w:after="10" w:before="0"/>
               <w:ind w:left="120"/>
             </w:pPr>
-            <w:hyperlink w:history="1" r:id="rIdu2dpcgxyzt_bbedwp4ckw">
+            <w:hyperlink w:history="1" r:id="rIdmptb3psbrptrsr4q7qspr">
               <w:r>
                 <w:rPr>
                   <w:rFonts w:ascii="Arial" w:cs="Arial" w:eastAsia="Arial" w:hAnsi="Arial"/>
@@ -25571,7 +25571,7 @@
               <w:spacing w:after="10" w:before="0"/>
               <w:ind w:left="120"/>
             </w:pPr>
-            <w:hyperlink w:history="1" r:id="rIdxz4cim6xmf3wmb_2pjov6">
+            <w:hyperlink w:history="1" r:id="rId0mstgyv_7mv9f6lcwkzdj">
               <w:r>
                 <w:rPr>
                   <w:rFonts w:ascii="Arial" w:cs="Arial" w:eastAsia="Arial" w:hAnsi="Arial"/>
@@ -25781,7 +25781,7 @@
             <w:pPr>
               <w:spacing w:after="20" w:before="0"/>
             </w:pPr>
-            <w:hyperlink w:history="1" r:id="rIdgkugehe2bdcxcnzisuvjn">
+            <w:hyperlink w:history="1" r:id="rIdh_jdht6ekazlk4zylofsn">
               <w:r>
                 <w:rPr>
                   <w:rFonts w:ascii="Arial" w:cs="Arial" w:eastAsia="Arial" w:hAnsi="Arial"/>
@@ -25830,7 +25830,7 @@
               <w:spacing w:after="10" w:before="0"/>
               <w:ind w:left="120"/>
             </w:pPr>
-            <w:hyperlink w:history="1" r:id="rIdm8su-nzbc3yy2fcu771yt">
+            <w:hyperlink w:history="1" r:id="rIdt3t4hpfidks-dhu4hvz2t">
               <w:r>
                 <w:rPr>
                   <w:rFonts w:ascii="Arial" w:cs="Arial" w:eastAsia="Arial" w:hAnsi="Arial"/>
@@ -25892,7 +25892,7 @@
               <w:spacing w:after="10" w:before="0"/>
               <w:ind w:left="120"/>
             </w:pPr>
-            <w:hyperlink w:history="1" r:id="rIdjycf6repckgsgncnax_qh">
+            <w:hyperlink w:history="1" r:id="rId6sc-qdzu2npactgzgppbd">
               <w:r>
                 <w:rPr>
                   <w:rFonts w:ascii="Arial" w:cs="Arial" w:eastAsia="Arial" w:hAnsi="Arial"/>
@@ -26102,7 +26102,7 @@
             <w:pPr>
               <w:spacing w:after="20" w:before="0"/>
             </w:pPr>
-            <w:hyperlink w:history="1" r:id="rIdux6-5mpz70mzyx1v22bmw">
+            <w:hyperlink w:history="1" r:id="rId6_zo_89wr1ukvqb8_pnfg">
               <w:r>
                 <w:rPr>
                   <w:rFonts w:ascii="Arial" w:cs="Arial" w:eastAsia="Arial" w:hAnsi="Arial"/>
@@ -26151,7 +26151,7 @@
               <w:spacing w:after="10" w:before="0"/>
               <w:ind w:left="120"/>
             </w:pPr>
-            <w:hyperlink w:history="1" r:id="rIdcvk25stdwsgf9fehptdce">
+            <w:hyperlink w:history="1" r:id="rIdatf8cbpdpbn8yelp4s8gg">
               <w:r>
                 <w:rPr>
                   <w:rFonts w:ascii="Arial" w:cs="Arial" w:eastAsia="Arial" w:hAnsi="Arial"/>
@@ -26213,7 +26213,7 @@
               <w:spacing w:after="10" w:before="0"/>
               <w:ind w:left="120"/>
             </w:pPr>
-            <w:hyperlink w:history="1" r:id="rId43rppjxlk2pf_yusi4e-2">
+            <w:hyperlink w:history="1" r:id="rId8101sgpxxmw5cpy1-grvb">
               <w:r>
                 <w:rPr>
                   <w:rFonts w:ascii="Arial" w:cs="Arial" w:eastAsia="Arial" w:hAnsi="Arial"/>
@@ -26740,7 +26740,7 @@
         </w:rPr>
         <w:t xml:space="preserve">© 2026 SeaVuria and ARES. Aligned with KICD objectives. Developed by SeaVuria; technical implementation by ARES (with AI assistance from Claude). Licensed under </w:t>
       </w:r>
-      <w:hyperlink w:history="1" r:id="rIdlhyem43kjwxk-1t3wwf9k">
+      <w:hyperlink w:history="1" r:id="rIdafokdok4kuisg0pdukguy">
         <w:r>
           <w:rPr>
             <w:rFonts w:ascii="Arial" w:cs="Arial" w:eastAsia="Arial" w:hAnsi="Arial"/>
@@ -26761,7 +26761,7 @@
         </w:rPr>
         <w:t xml:space="preserve"> (</w:t>
       </w:r>
-      <w:hyperlink w:history="1" r:id="rIdfrmtck0rkv2uki7-02gb1">
+      <w:hyperlink w:history="1" r:id="rId9xreyjkybuet284fooknk">
         <w:r>
           <w:rPr>
             <w:rFonts w:ascii="Arial" w:cs="Arial" w:eastAsia="Arial" w:hAnsi="Arial"/>
@@ -27774,7 +27774,7 @@
             <w:pPr>
               <w:spacing w:after="20" w:before="0"/>
             </w:pPr>
-            <w:hyperlink w:history="1" r:id="rIdkqta0yw-jsiarydosxlgd">
+            <w:hyperlink w:history="1" r:id="rIdnzqb0eo6f7x-3zrpoeals">
               <w:r>
                 <w:rPr>
                   <w:rFonts w:ascii="Arial" w:cs="Arial" w:eastAsia="Arial" w:hAnsi="Arial"/>
@@ -27807,7 +27807,7 @@
               <w:spacing w:after="10" w:before="0"/>
               <w:ind w:left="120"/>
             </w:pPr>
-            <w:hyperlink w:history="1" r:id="rIdiongus5_ip2ugm8j4_x3z">
+            <w:hyperlink w:history="1" r:id="rId0m9ukisotgyl1gjvldaou">
               <w:r>
                 <w:rPr>
                   <w:rFonts w:ascii="Arial" w:cs="Arial" w:eastAsia="Arial" w:hAnsi="Arial"/>
@@ -27852,7 +27852,7 @@
             <w:pPr>
               <w:spacing w:after="20" w:before="0"/>
             </w:pPr>
-            <w:hyperlink w:history="1" r:id="rIdy4h5fzmhfdhh8mneaosar">
+            <w:hyperlink w:history="1" r:id="rIdlbhali65ghpwvptpykzvj">
               <w:r>
                 <w:rPr>
                   <w:rFonts w:ascii="Arial" w:cs="Arial" w:eastAsia="Arial" w:hAnsi="Arial"/>
@@ -27901,7 +27901,7 @@
               <w:spacing w:after="10" w:before="0"/>
               <w:ind w:left="120"/>
             </w:pPr>
-            <w:hyperlink w:history="1" r:id="rId2ze4gimwhmf3ohicuvign">
+            <w:hyperlink w:history="1" r:id="rId2yrl1scm-9rsrsqdbsga_">
               <w:r>
                 <w:rPr>
                   <w:rFonts w:ascii="Arial" w:cs="Arial" w:eastAsia="Arial" w:hAnsi="Arial"/>
@@ -28096,7 +28096,7 @@
             <w:pPr>
               <w:spacing w:after="20" w:before="0"/>
             </w:pPr>
-            <w:hyperlink w:history="1" r:id="rId-is6uskjuslgpouhtxp9k">
+            <w:hyperlink w:history="1" r:id="rIdztfsxb73-nrdjda6zzt3n">
               <w:r>
                 <w:rPr>
                   <w:rFonts w:ascii="Arial" w:cs="Arial" w:eastAsia="Arial" w:hAnsi="Arial"/>
@@ -28129,7 +28129,7 @@
               <w:spacing w:after="10" w:before="0"/>
               <w:ind w:left="120"/>
             </w:pPr>
-            <w:hyperlink w:history="1" r:id="rIdpydzywnehl2_lp1rstw9y">
+            <w:hyperlink w:history="1" r:id="rIdvdklkrbrfc4sgbhx3fllf">
               <w:r>
                 <w:rPr>
                   <w:rFonts w:ascii="Arial" w:cs="Arial" w:eastAsia="Arial" w:hAnsi="Arial"/>
@@ -28174,7 +28174,7 @@
             <w:pPr>
               <w:spacing w:after="20" w:before="0"/>
             </w:pPr>
-            <w:hyperlink w:history="1" r:id="rIdug2vbgnu-2k9temm1mjta">
+            <w:hyperlink w:history="1" r:id="rIdt5eoep5iopbzv9o7-nioi">
               <w:r>
                 <w:rPr>
                   <w:rFonts w:ascii="Arial" w:cs="Arial" w:eastAsia="Arial" w:hAnsi="Arial"/>
@@ -28223,7 +28223,7 @@
               <w:spacing w:after="10" w:before="0"/>
               <w:ind w:left="120"/>
             </w:pPr>
-            <w:hyperlink w:history="1" r:id="rIdw4pkgohxzl_dpfv3q_pcf">
+            <w:hyperlink w:history="1" r:id="rIdxtaovewpyaeqpm_7tll_w">
               <w:r>
                 <w:rPr>
                   <w:rFonts w:ascii="Arial" w:cs="Arial" w:eastAsia="Arial" w:hAnsi="Arial"/>
@@ -28418,7 +28418,7 @@
             <w:pPr>
               <w:spacing w:after="20" w:before="0"/>
             </w:pPr>
-            <w:hyperlink w:history="1" r:id="rIdwrozgcb2ate6u91o8fkvz">
+            <w:hyperlink w:history="1" r:id="rIdjsv9iheomq8yalbt8mhoz">
               <w:r>
                 <w:rPr>
                   <w:rFonts w:ascii="Arial" w:cs="Arial" w:eastAsia="Arial" w:hAnsi="Arial"/>
@@ -28467,7 +28467,7 @@
               <w:spacing w:after="10" w:before="0"/>
               <w:ind w:left="120"/>
             </w:pPr>
-            <w:hyperlink w:history="1" r:id="rIda_viw6sx4bde1wjo4efxe">
+            <w:hyperlink w:history="1" r:id="rIdi97cr0rhohbespcuygcrc">
               <w:r>
                 <w:rPr>
                   <w:rFonts w:ascii="Arial" w:cs="Arial" w:eastAsia="Arial" w:hAnsi="Arial"/>
@@ -28512,7 +28512,7 @@
             <w:pPr>
               <w:spacing w:after="20" w:before="0"/>
             </w:pPr>
-            <w:hyperlink w:history="1" r:id="rIdp0qbe7g1dmbsxq58ssu-j">
+            <w:hyperlink w:history="1" r:id="rId-qeaebzd-grhp2bcnzjrt">
               <w:r>
                 <w:rPr>
                   <w:rFonts w:ascii="Arial" w:cs="Arial" w:eastAsia="Arial" w:hAnsi="Arial"/>
@@ -28561,7 +28561,7 @@
               <w:spacing w:after="10" w:before="0"/>
               <w:ind w:left="120"/>
             </w:pPr>
-            <w:hyperlink w:history="1" r:id="rIdbgjqc1twbkz3fayrvury9">
+            <w:hyperlink w:history="1" r:id="rIdzgwbzf6alwr39tyuamzdw">
               <w:r>
                 <w:rPr>
                   <w:rFonts w:ascii="Arial" w:cs="Arial" w:eastAsia="Arial" w:hAnsi="Arial"/>
@@ -28756,7 +28756,7 @@
             <w:pPr>
               <w:spacing w:after="20" w:before="0"/>
             </w:pPr>
-            <w:hyperlink w:history="1" r:id="rIdy7r--xoccv0d9sdssxbjn">
+            <w:hyperlink w:history="1" r:id="rIdb5em3x66j9sfqi-mryab2">
               <w:r>
                 <w:rPr>
                   <w:rFonts w:ascii="Arial" w:cs="Arial" w:eastAsia="Arial" w:hAnsi="Arial"/>
@@ -28789,7 +28789,7 @@
               <w:spacing w:after="10" w:before="0"/>
               <w:ind w:left="120"/>
             </w:pPr>
-            <w:hyperlink w:history="1" r:id="rIdlvketq_b31gfqmjjpkptx">
+            <w:hyperlink w:history="1" r:id="rIdkfkrohcjxmtah3fooxjhl">
               <w:r>
                 <w:rPr>
                   <w:rFonts w:ascii="Arial" w:cs="Arial" w:eastAsia="Arial" w:hAnsi="Arial"/>
@@ -28834,7 +28834,7 @@
             <w:pPr>
               <w:spacing w:after="20" w:before="0"/>
             </w:pPr>
-            <w:hyperlink w:history="1" r:id="rIdjx5gmjocke0wzvsfryen1">
+            <w:hyperlink w:history="1" r:id="rIdtspry0mi4vgme4xm90qy-">
               <w:r>
                 <w:rPr>
                   <w:rFonts w:ascii="Arial" w:cs="Arial" w:eastAsia="Arial" w:hAnsi="Arial"/>
@@ -28883,7 +28883,7 @@
               <w:spacing w:after="10" w:before="0"/>
               <w:ind w:left="120"/>
             </w:pPr>
-            <w:hyperlink w:history="1" r:id="rIdvfok6uthqwaawbkzvxjh9">
+            <w:hyperlink w:history="1" r:id="rIduib9-frr9urdoqda7jbka">
               <w:r>
                 <w:rPr>
                   <w:rFonts w:ascii="Arial" w:cs="Arial" w:eastAsia="Arial" w:hAnsi="Arial"/>
@@ -29078,7 +29078,7 @@
             <w:pPr>
               <w:spacing w:after="20" w:before="0"/>
             </w:pPr>
-            <w:hyperlink w:history="1" r:id="rId04knjfrftpxb1bwfhoo4s">
+            <w:hyperlink w:history="1" r:id="rIdc0wjx2kanhxlvrvlgniqx">
               <w:r>
                 <w:rPr>
                   <w:rFonts w:ascii="Arial" w:cs="Arial" w:eastAsia="Arial" w:hAnsi="Arial"/>
@@ -29111,7 +29111,7 @@
               <w:spacing w:after="10" w:before="0"/>
               <w:ind w:left="120"/>
             </w:pPr>
-            <w:hyperlink w:history="1" r:id="rId1yce7xve-8szgc-44whyv">
+            <w:hyperlink w:history="1" r:id="rIdofwnangcmqetrzegl3njo">
               <w:r>
                 <w:rPr>
                   <w:rFonts w:ascii="Arial" w:cs="Arial" w:eastAsia="Arial" w:hAnsi="Arial"/>
@@ -29156,7 +29156,7 @@
             <w:pPr>
               <w:spacing w:after="20" w:before="0"/>
             </w:pPr>
-            <w:hyperlink w:history="1" r:id="rId_k_w2ztrw-o4qsc8txrcp">
+            <w:hyperlink w:history="1" r:id="rIdrhkz2ogxsl366jt3a0t3s">
               <w:r>
                 <w:rPr>
                   <w:rFonts w:ascii="Arial" w:cs="Arial" w:eastAsia="Arial" w:hAnsi="Arial"/>
@@ -29205,7 +29205,7 @@
               <w:spacing w:after="10" w:before="0"/>
               <w:ind w:left="120"/>
             </w:pPr>
-            <w:hyperlink w:history="1" r:id="rId9ax2b6e7br06zxvftzvpf">
+            <w:hyperlink w:history="1" r:id="rIdh_t5jc-es4k8j1wkfambn">
               <w:r>
                 <w:rPr>
                   <w:rFonts w:ascii="Arial" w:cs="Arial" w:eastAsia="Arial" w:hAnsi="Arial"/>
@@ -29717,7 +29717,7 @@
         </w:rPr>
         <w:t xml:space="preserve">© 2026 SeaVuria and ARES. Aligned with KICD objectives. Developed by SeaVuria; technical implementation by ARES (with AI assistance from Claude). Licensed under </w:t>
       </w:r>
-      <w:hyperlink w:history="1" r:id="rId1div6mjk0bqbaf3iuzhv-">
+      <w:hyperlink w:history="1" r:id="rIdz2qkqqq8vw272igmd-an6">
         <w:r>
           <w:rPr>
             <w:rFonts w:ascii="Arial" w:cs="Arial" w:eastAsia="Arial" w:hAnsi="Arial"/>
@@ -29738,7 +29738,7 @@
         </w:rPr>
         <w:t xml:space="preserve"> (</w:t>
       </w:r>
-      <w:hyperlink w:history="1" r:id="rIdzqccd3cjut2koxxmqhl2e">
+      <w:hyperlink w:history="1" r:id="rIdmo7jjof_x_labg_ewvamd">
         <w:r>
           <w:rPr>
             <w:rFonts w:ascii="Arial" w:cs="Arial" w:eastAsia="Arial" w:hAnsi="Arial"/>

--- a/data/outputs/v2/Physics/SS3.4_Electrostatics/Physics_Electrostatics_CBE_LessonSequence.docx
+++ b/data/outputs/v2/Physics/SS3.4_Electrostatics/Physics_Electrostatics_CBE_LessonSequence.docx
@@ -2690,7 +2690,7 @@
         </w:rPr>
         <w:t xml:space="preserve">© 2026 SeaVuria and ARES. This work is licensed under a </w:t>
       </w:r>
-      <w:hyperlink w:history="1" r:id="rIdktwn1n28pntm-ayy8luhg">
+      <w:hyperlink w:history="1" r:id="rId9dg50j_kfsdkqelenrkfe">
         <w:r>
           <w:rPr>
             <w:rFonts w:ascii="Arial" w:cs="Arial" w:eastAsia="Arial" w:hAnsi="Arial"/>
@@ -2710,7 +2710,7 @@
         </w:rPr>
         <w:t xml:space="preserve"> (</w:t>
       </w:r>
-      <w:hyperlink w:history="1" r:id="rId5kiu83mpgrqciqsszvp4u">
+      <w:hyperlink w:history="1" r:id="rIdhfv-qsibrmisyg4p4k8yx">
         <w:r>
           <w:rPr>
             <w:rFonts w:ascii="Arial" w:cs="Arial" w:eastAsia="Arial" w:hAnsi="Arial"/>
@@ -2730,7 +2730,7 @@
         </w:rPr>
         <w:t xml:space="preserve">). To view a copy of this license, visit </w:t>
       </w:r>
-      <w:hyperlink w:history="1" r:id="rIdfvjfkxbz0k7skguhbvl0d">
+      <w:hyperlink w:history="1" r:id="rId88z2x-mtrkuecaqfakbgj">
         <w:r>
           <w:rPr>
             <w:rFonts w:ascii="Arial" w:cs="Arial" w:eastAsia="Arial" w:hAnsi="Arial"/>
@@ -3742,7 +3742,7 @@
             <w:pPr>
               <w:spacing w:after="20" w:before="0"/>
             </w:pPr>
-            <w:hyperlink w:history="1" r:id="rId4jye3atc_xojvgkcb8hgx">
+            <w:hyperlink w:history="1" r:id="rIdbjojcyrlgf6si6zzvzbgv">
               <w:r>
                 <w:rPr>
                   <w:rFonts w:ascii="Arial" w:cs="Arial" w:eastAsia="Arial" w:hAnsi="Arial"/>
@@ -3775,7 +3775,7 @@
               <w:spacing w:after="10" w:before="0"/>
               <w:ind w:left="120"/>
             </w:pPr>
-            <w:hyperlink w:history="1" r:id="rId5-1nydmzuchnoodyjrewf">
+            <w:hyperlink w:history="1" r:id="rId4bze9ytgqub0bdl5au7no">
               <w:r>
                 <w:rPr>
                   <w:rFonts w:ascii="Arial" w:cs="Arial" w:eastAsia="Arial" w:hAnsi="Arial"/>
@@ -3820,7 +3820,7 @@
             <w:pPr>
               <w:spacing w:after="20" w:before="0"/>
             </w:pPr>
-            <w:hyperlink w:history="1" r:id="rIdrz-l7ptfk6u1uidaqtwf6">
+            <w:hyperlink w:history="1" r:id="rIdsbx-hmfsnd99b6faugo15">
               <w:r>
                 <w:rPr>
                   <w:rFonts w:ascii="Arial" w:cs="Arial" w:eastAsia="Arial" w:hAnsi="Arial"/>
@@ -3853,7 +3853,7 @@
               <w:spacing w:after="10" w:before="0"/>
               <w:ind w:left="120"/>
             </w:pPr>
-            <w:hyperlink w:history="1" r:id="rIdrsyipordwsvohhh4n_2_9">
+            <w:hyperlink w:history="1" r:id="rIdu8pu_qcij0cfwgcs4ite4">
               <w:r>
                 <w:rPr>
                   <w:rFonts w:ascii="Arial" w:cs="Arial" w:eastAsia="Arial" w:hAnsi="Arial"/>
@@ -4048,7 +4048,7 @@
             <w:pPr>
               <w:spacing w:after="20" w:before="0"/>
             </w:pPr>
-            <w:hyperlink w:history="1" r:id="rIdpxawk2e1bwacataadiu97">
+            <w:hyperlink w:history="1" r:id="rIddq5xm75c6kwbagovmjp8f">
               <w:r>
                 <w:rPr>
                   <w:rFonts w:ascii="Arial" w:cs="Arial" w:eastAsia="Arial" w:hAnsi="Arial"/>
@@ -4081,7 +4081,7 @@
               <w:spacing w:after="10" w:before="0"/>
               <w:ind w:left="120"/>
             </w:pPr>
-            <w:hyperlink w:history="1" r:id="rId0_de_qvwo7dgyjeowyx50">
+            <w:hyperlink w:history="1" r:id="rIdmikatexyj4cslpouw8spd">
               <w:r>
                 <w:rPr>
                   <w:rFonts w:ascii="Arial" w:cs="Arial" w:eastAsia="Arial" w:hAnsi="Arial"/>
@@ -4126,7 +4126,7 @@
             <w:pPr>
               <w:spacing w:after="20" w:before="0"/>
             </w:pPr>
-            <w:hyperlink w:history="1" r:id="rId1xssjlqpbkbqwzk4elnbh">
+            <w:hyperlink w:history="1" r:id="rId1talfju8tbwumjzu4zkrz">
               <w:r>
                 <w:rPr>
                   <w:rFonts w:ascii="Arial" w:cs="Arial" w:eastAsia="Arial" w:hAnsi="Arial"/>
@@ -4159,7 +4159,7 @@
               <w:spacing w:after="10" w:before="0"/>
               <w:ind w:left="120"/>
             </w:pPr>
-            <w:hyperlink w:history="1" r:id="rIdp_dc_cbq3nltidpf-nxp0">
+            <w:hyperlink w:history="1" r:id="rIdgfjc9xh4bzykptdvn8vtz">
               <w:r>
                 <w:rPr>
                   <w:rFonts w:ascii="Arial" w:cs="Arial" w:eastAsia="Arial" w:hAnsi="Arial"/>
@@ -4528,7 +4528,7 @@
             <w:pPr>
               <w:spacing w:after="20" w:before="0"/>
             </w:pPr>
-            <w:hyperlink w:history="1" r:id="rIdktw9zrs8jkaedgixsh_bu">
+            <w:hyperlink w:history="1" r:id="rIdhg7oky32z6hmdcdbgabby">
               <w:r>
                 <w:rPr>
                   <w:rFonts w:ascii="Arial" w:cs="Arial" w:eastAsia="Arial" w:hAnsi="Arial"/>
@@ -4577,7 +4577,7 @@
               <w:spacing w:after="10" w:before="0"/>
               <w:ind w:left="120"/>
             </w:pPr>
-            <w:hyperlink w:history="1" r:id="rIdfkjmbruwdx6rbw3pgbp00">
+            <w:hyperlink w:history="1" r:id="rIdolz3xcqe_exi3eetr0fkb">
               <w:r>
                 <w:rPr>
                   <w:rFonts w:ascii="Arial" w:cs="Arial" w:eastAsia="Arial" w:hAnsi="Arial"/>
@@ -4622,7 +4622,7 @@
             <w:pPr>
               <w:spacing w:after="20" w:before="0"/>
             </w:pPr>
-            <w:hyperlink w:history="1" r:id="rIdqbmsvdbwev75fwtjjslop">
+            <w:hyperlink w:history="1" r:id="rId2ok0p38asiqdru-lyhird">
               <w:r>
                 <w:rPr>
                   <w:rFonts w:ascii="Arial" w:cs="Arial" w:eastAsia="Arial" w:hAnsi="Arial"/>
@@ -4655,7 +4655,7 @@
               <w:spacing w:after="10" w:before="0"/>
               <w:ind w:left="120"/>
             </w:pPr>
-            <w:hyperlink w:history="1" r:id="rIdompugsogbzqbfdvjxuwai">
+            <w:hyperlink w:history="1" r:id="rIdk6-gt5bkqnxqovydd8hg4">
               <w:r>
                 <w:rPr>
                   <w:rFonts w:ascii="Arial" w:cs="Arial" w:eastAsia="Arial" w:hAnsi="Arial"/>
@@ -4926,7 +4926,7 @@
             <w:pPr>
               <w:spacing w:after="20" w:before="0"/>
             </w:pPr>
-            <w:hyperlink w:history="1" r:id="rIdw4w_wjr_dh98z8h7ne3rm">
+            <w:hyperlink w:history="1" r:id="rId5gcdhhudw4y6ep6cwvkip">
               <w:r>
                 <w:rPr>
                   <w:rFonts w:ascii="Arial" w:cs="Arial" w:eastAsia="Arial" w:hAnsi="Arial"/>
@@ -4975,7 +4975,7 @@
               <w:spacing w:after="10" w:before="0"/>
               <w:ind w:left="120"/>
             </w:pPr>
-            <w:hyperlink w:history="1" r:id="rIdn5ukf9vj6zebh7yatcith">
+            <w:hyperlink w:history="1" r:id="rIdpwsem-gfmsoiv59xn9bth">
               <w:r>
                 <w:rPr>
                   <w:rFonts w:ascii="Arial" w:cs="Arial" w:eastAsia="Arial" w:hAnsi="Arial"/>
@@ -5020,7 +5020,7 @@
             <w:pPr>
               <w:spacing w:after="20" w:before="0"/>
             </w:pPr>
-            <w:hyperlink w:history="1" r:id="rId3em-zpx9irwvjdrq4z7ol">
+            <w:hyperlink w:history="1" r:id="rIdey39qu2f6ea4vbw3vgtay">
               <w:r>
                 <w:rPr>
                   <w:rFonts w:ascii="Arial" w:cs="Arial" w:eastAsia="Arial" w:hAnsi="Arial"/>
@@ -5053,7 +5053,7 @@
               <w:spacing w:after="10" w:before="0"/>
               <w:ind w:left="120"/>
             </w:pPr>
-            <w:hyperlink w:history="1" r:id="rIde0-tbnlpxmbrfshqbtsex">
+            <w:hyperlink w:history="1" r:id="rIdr8sl778fvgzi-wclchfuw">
               <w:r>
                 <w:rPr>
                   <w:rFonts w:ascii="Arial" w:cs="Arial" w:eastAsia="Arial" w:hAnsi="Arial"/>
@@ -5248,7 +5248,7 @@
             <w:pPr>
               <w:spacing w:after="20" w:before="0"/>
             </w:pPr>
-            <w:hyperlink w:history="1" r:id="rIdp-rzaba8tsma-szl3aahv">
+            <w:hyperlink w:history="1" r:id="rIdjaavjcnzznfatlygtrnhu">
               <w:r>
                 <w:rPr>
                   <w:rFonts w:ascii="Arial" w:cs="Arial" w:eastAsia="Arial" w:hAnsi="Arial"/>
@@ -5297,7 +5297,7 @@
               <w:spacing w:after="10" w:before="0"/>
               <w:ind w:left="120"/>
             </w:pPr>
-            <w:hyperlink w:history="1" r:id="rIdrgwfsqnv_olx992u_jlnh">
+            <w:hyperlink w:history="1" r:id="rIddoxtb7wbbdpr-o9h_rl8t">
               <w:r>
                 <w:rPr>
                   <w:rFonts w:ascii="Arial" w:cs="Arial" w:eastAsia="Arial" w:hAnsi="Arial"/>
@@ -5342,7 +5342,7 @@
             <w:pPr>
               <w:spacing w:after="20" w:before="0"/>
             </w:pPr>
-            <w:hyperlink w:history="1" r:id="rIdxwmrmkd-z1f7sih652bz6">
+            <w:hyperlink w:history="1" r:id="rIdhlfwerqqfktsmeu_k6cmb">
               <w:r>
                 <w:rPr>
                   <w:rFonts w:ascii="Arial" w:cs="Arial" w:eastAsia="Arial" w:hAnsi="Arial"/>
@@ -5375,7 +5375,7 @@
               <w:spacing w:after="10" w:before="0"/>
               <w:ind w:left="120"/>
             </w:pPr>
-            <w:hyperlink w:history="1" r:id="rIdhga9kwftok7h3b81lnen_">
+            <w:hyperlink w:history="1" r:id="rIditsbkvlzcwns0tgkl1xvn">
               <w:r>
                 <w:rPr>
                   <w:rFonts w:ascii="Arial" w:cs="Arial" w:eastAsia="Arial" w:hAnsi="Arial"/>
@@ -6115,7 +6115,7 @@
         </w:rPr>
         <w:t xml:space="preserve">© 2026 SeaVuria and ARES. Aligned with KICD objectives. Developed by SeaVuria; technical implementation by ARES (with AI assistance from Claude). Licensed under </w:t>
       </w:r>
-      <w:hyperlink w:history="1" r:id="rIdvkfspqq4jdrn64ogklban">
+      <w:hyperlink w:history="1" r:id="rIdh9bbn-te_i69ozhgwnte4">
         <w:r>
           <w:rPr>
             <w:rFonts w:ascii="Arial" w:cs="Arial" w:eastAsia="Arial" w:hAnsi="Arial"/>
@@ -6136,7 +6136,7 @@
         </w:rPr>
         <w:t xml:space="preserve"> (</w:t>
       </w:r>
-      <w:hyperlink w:history="1" r:id="rIdh6jnu1sa2vlgjryvadrh8">
+      <w:hyperlink w:history="1" r:id="rIdvvpt4ie_mjlj6rojyh4lm">
         <w:r>
           <w:rPr>
             <w:rFonts w:ascii="Arial" w:cs="Arial" w:eastAsia="Arial" w:hAnsi="Arial"/>
@@ -7149,7 +7149,7 @@
             <w:pPr>
               <w:spacing w:after="20" w:before="0"/>
             </w:pPr>
-            <w:hyperlink w:history="1" r:id="rId_dbilb5otyx821ijaudtd">
+            <w:hyperlink w:history="1" r:id="rId11gbmxt7pil621apmyqu8">
               <w:r>
                 <w:rPr>
                   <w:rFonts w:ascii="Arial" w:cs="Arial" w:eastAsia="Arial" w:hAnsi="Arial"/>
@@ -7182,7 +7182,7 @@
               <w:spacing w:after="10" w:before="0"/>
               <w:ind w:left="120"/>
             </w:pPr>
-            <w:hyperlink w:history="1" r:id="rIdxxqnpvb34zzr7zz-a5wlg">
+            <w:hyperlink w:history="1" r:id="rIdafjsmqo0vvdplfv_ltnq9">
               <w:r>
                 <w:rPr>
                   <w:rFonts w:ascii="Arial" w:cs="Arial" w:eastAsia="Arial" w:hAnsi="Arial"/>
@@ -7227,7 +7227,7 @@
             <w:pPr>
               <w:spacing w:after="20" w:before="0"/>
             </w:pPr>
-            <w:hyperlink w:history="1" r:id="rIdtyp99zofeinsfa1yz013-">
+            <w:hyperlink w:history="1" r:id="rIdtkx64bde6gb2cfmf_oxi1">
               <w:r>
                 <w:rPr>
                   <w:rFonts w:ascii="Arial" w:cs="Arial" w:eastAsia="Arial" w:hAnsi="Arial"/>
@@ -7260,7 +7260,7 @@
               <w:spacing w:after="10" w:before="0"/>
               <w:ind w:left="120"/>
             </w:pPr>
-            <w:hyperlink w:history="1" r:id="rIdcnv74fm2lcda-ymbcyp83">
+            <w:hyperlink w:history="1" r:id="rIdlh0uopxigjzzbbeefsvyo">
               <w:r>
                 <w:rPr>
                   <w:rFonts w:ascii="Arial" w:cs="Arial" w:eastAsia="Arial" w:hAnsi="Arial"/>
@@ -7455,7 +7455,7 @@
             <w:pPr>
               <w:spacing w:after="20" w:before="0"/>
             </w:pPr>
-            <w:hyperlink w:history="1" r:id="rId2ss7gdmz34qwmqu73mwcc">
+            <w:hyperlink w:history="1" r:id="rIdz4fzqsggrwavx77gd2eac">
               <w:r>
                 <w:rPr>
                   <w:rFonts w:ascii="Arial" w:cs="Arial" w:eastAsia="Arial" w:hAnsi="Arial"/>
@@ -7488,7 +7488,7 @@
               <w:spacing w:after="10" w:before="0"/>
               <w:ind w:left="120"/>
             </w:pPr>
-            <w:hyperlink w:history="1" r:id="rIdocjy_xltpca7ywmk_k4z0">
+            <w:hyperlink w:history="1" r:id="rId67ocbwkahcxz0nuhttllh">
               <w:r>
                 <w:rPr>
                   <w:rFonts w:ascii="Arial" w:cs="Arial" w:eastAsia="Arial" w:hAnsi="Arial"/>
@@ -7533,7 +7533,7 @@
             <w:pPr>
               <w:spacing w:after="20" w:before="0"/>
             </w:pPr>
-            <w:hyperlink w:history="1" r:id="rIdobuz6cugwmqn_ecflwg6_">
+            <w:hyperlink w:history="1" r:id="rId1i7qmqm87aqtvcusxlngx">
               <w:r>
                 <w:rPr>
                   <w:rFonts w:ascii="Arial" w:cs="Arial" w:eastAsia="Arial" w:hAnsi="Arial"/>
@@ -7566,7 +7566,7 @@
               <w:spacing w:after="10" w:before="0"/>
               <w:ind w:left="120"/>
             </w:pPr>
-            <w:hyperlink w:history="1" r:id="rIdxjmghlmfbsyslob1swqlh">
+            <w:hyperlink w:history="1" r:id="rIdqcrehq1odoh_s4xbvv7vc">
               <w:r>
                 <w:rPr>
                   <w:rFonts w:ascii="Arial" w:cs="Arial" w:eastAsia="Arial" w:hAnsi="Arial"/>
@@ -7761,7 +7761,7 @@
             <w:pPr>
               <w:spacing w:after="20" w:before="0"/>
             </w:pPr>
-            <w:hyperlink w:history="1" r:id="rIdbkzhjlnfm7ioqjkxz_vzd">
+            <w:hyperlink w:history="1" r:id="rId6klqqduewbct_fh-vuhzi">
               <w:r>
                 <w:rPr>
                   <w:rFonts w:ascii="Arial" w:cs="Arial" w:eastAsia="Arial" w:hAnsi="Arial"/>
@@ -7810,7 +7810,7 @@
               <w:spacing w:after="10" w:before="0"/>
               <w:ind w:left="120"/>
             </w:pPr>
-            <w:hyperlink w:history="1" r:id="rId3jocessugxtsl9drp51dh">
+            <w:hyperlink w:history="1" r:id="rIdyrrnkbppgqz7esutg_2rd">
               <w:r>
                 <w:rPr>
                   <w:rFonts w:ascii="Arial" w:cs="Arial" w:eastAsia="Arial" w:hAnsi="Arial"/>
@@ -7855,7 +7855,7 @@
             <w:pPr>
               <w:spacing w:after="20" w:before="0"/>
             </w:pPr>
-            <w:hyperlink w:history="1" r:id="rIdglnal3wzpxvy3ks9ryw1z">
+            <w:hyperlink w:history="1" r:id="rIduvwel-finyjomyhkdpsz0">
               <w:r>
                 <w:rPr>
                   <w:rFonts w:ascii="Arial" w:cs="Arial" w:eastAsia="Arial" w:hAnsi="Arial"/>
@@ -7888,7 +7888,7 @@
               <w:spacing w:after="10" w:before="0"/>
               <w:ind w:left="120"/>
             </w:pPr>
-            <w:hyperlink w:history="1" r:id="rId5s0u5_vfecyddyxxqu8e7">
+            <w:hyperlink w:history="1" r:id="rIdwedwg4_6zfjita_4hv2lx">
               <w:r>
                 <w:rPr>
                   <w:rFonts w:ascii="Arial" w:cs="Arial" w:eastAsia="Arial" w:hAnsi="Arial"/>
@@ -8083,7 +8083,7 @@
             <w:pPr>
               <w:spacing w:after="20" w:before="0"/>
             </w:pPr>
-            <w:hyperlink w:history="1" r:id="rIdhj48ivgvvsv3llurwkdxf">
+            <w:hyperlink w:history="1" r:id="rIdpfqhfk4trg7mbj5t9jfe7">
               <w:r>
                 <w:rPr>
                   <w:rFonts w:ascii="Arial" w:cs="Arial" w:eastAsia="Arial" w:hAnsi="Arial"/>
@@ -8132,7 +8132,7 @@
               <w:spacing w:after="10" w:before="0"/>
               <w:ind w:left="120"/>
             </w:pPr>
-            <w:hyperlink w:history="1" r:id="rIdtsm3y7pinvhk5aeehgpkt">
+            <w:hyperlink w:history="1" r:id="rIdcubwszkiitl-xhlikzk4p">
               <w:r>
                 <w:rPr>
                   <w:rFonts w:ascii="Arial" w:cs="Arial" w:eastAsia="Arial" w:hAnsi="Arial"/>
@@ -8177,7 +8177,7 @@
             <w:pPr>
               <w:spacing w:after="20" w:before="0"/>
             </w:pPr>
-            <w:hyperlink w:history="1" r:id="rIdv9pgkccin1hkch0pbbdku">
+            <w:hyperlink w:history="1" r:id="rIdzhlk_appafk51avnxsmdh">
               <w:r>
                 <w:rPr>
                   <w:rFonts w:ascii="Arial" w:cs="Arial" w:eastAsia="Arial" w:hAnsi="Arial"/>
@@ -8210,7 +8210,7 @@
               <w:spacing w:after="10" w:before="0"/>
               <w:ind w:left="120"/>
             </w:pPr>
-            <w:hyperlink w:history="1" r:id="rId6lhdkx7afwjol4ct3mkpc">
+            <w:hyperlink w:history="1" r:id="rIdm_02vjlsr5vtc-gju9ze5">
               <w:r>
                 <w:rPr>
                   <w:rFonts w:ascii="Arial" w:cs="Arial" w:eastAsia="Arial" w:hAnsi="Arial"/>
@@ -8405,7 +8405,7 @@
             <w:pPr>
               <w:spacing w:after="20" w:before="0"/>
             </w:pPr>
-            <w:hyperlink w:history="1" r:id="rIduobrtzl2tfw8_8udqbesd">
+            <w:hyperlink w:history="1" r:id="rIdmuzqsnuhm4bhtigivn-el">
               <w:r>
                 <w:rPr>
                   <w:rFonts w:ascii="Arial" w:cs="Arial" w:eastAsia="Arial" w:hAnsi="Arial"/>
@@ -8454,7 +8454,7 @@
               <w:spacing w:after="10" w:before="0"/>
               <w:ind w:left="120"/>
             </w:pPr>
-            <w:hyperlink w:history="1" r:id="rIddqz6qaysdpgksarhhbmao">
+            <w:hyperlink w:history="1" r:id="rIduzgpcbbroigh8w6qibpuj">
               <w:r>
                 <w:rPr>
                   <w:rFonts w:ascii="Arial" w:cs="Arial" w:eastAsia="Arial" w:hAnsi="Arial"/>
@@ -8499,7 +8499,7 @@
             <w:pPr>
               <w:spacing w:after="20" w:before="0"/>
             </w:pPr>
-            <w:hyperlink w:history="1" r:id="rIdeevxnvvdrfcef2o7e0f3o">
+            <w:hyperlink w:history="1" r:id="rIdtajrsu_vq_bjqm1qvbdvj">
               <w:r>
                 <w:rPr>
                   <w:rFonts w:ascii="Arial" w:cs="Arial" w:eastAsia="Arial" w:hAnsi="Arial"/>
@@ -8532,7 +8532,7 @@
               <w:spacing w:after="10" w:before="0"/>
               <w:ind w:left="120"/>
             </w:pPr>
-            <w:hyperlink w:history="1" r:id="rIdnzgaajng7ifkmgj_io8dp">
+            <w:hyperlink w:history="1" r:id="rId8ielwiz0cy2t4nsoafg4n">
               <w:r>
                 <w:rPr>
                   <w:rFonts w:ascii="Arial" w:cs="Arial" w:eastAsia="Arial" w:hAnsi="Arial"/>
@@ -9044,7 +9044,7 @@
         </w:rPr>
         <w:t xml:space="preserve">© 2026 SeaVuria and ARES. Aligned with KICD objectives. Developed by SeaVuria; technical implementation by ARES (with AI assistance from Claude). Licensed under </w:t>
       </w:r>
-      <w:hyperlink w:history="1" r:id="rIdyliqmkp8gqho6owpemfoh">
+      <w:hyperlink w:history="1" r:id="rId8updjw1ouakiivyp8wqz4">
         <w:r>
           <w:rPr>
             <w:rFonts w:ascii="Arial" w:cs="Arial" w:eastAsia="Arial" w:hAnsi="Arial"/>
@@ -9065,7 +9065,7 @@
         </w:rPr>
         <w:t xml:space="preserve"> (</w:t>
       </w:r>
-      <w:hyperlink w:history="1" r:id="rIdsiijc4pu517zdwnz6c3fb">
+      <w:hyperlink w:history="1" r:id="rIdoilqye-t3w1fi6s5-cfj9">
         <w:r>
           <w:rPr>
             <w:rFonts w:ascii="Arial" w:cs="Arial" w:eastAsia="Arial" w:hAnsi="Arial"/>
@@ -10078,7 +10078,7 @@
             <w:pPr>
               <w:spacing w:after="20" w:before="0"/>
             </w:pPr>
-            <w:hyperlink w:history="1" r:id="rIdrr_ogstdn4dbn_wkry9cp">
+            <w:hyperlink w:history="1" r:id="rId_-dzn7cz6enqv5fg-t164">
               <w:r>
                 <w:rPr>
                   <w:rFonts w:ascii="Arial" w:cs="Arial" w:eastAsia="Arial" w:hAnsi="Arial"/>
@@ -10111,7 +10111,7 @@
               <w:spacing w:after="10" w:before="0"/>
               <w:ind w:left="120"/>
             </w:pPr>
-            <w:hyperlink w:history="1" r:id="rIdfqlusdb-jvsydvpovgbzy">
+            <w:hyperlink w:history="1" r:id="rIdeipy9tegu9i3gaucbynpv">
               <w:r>
                 <w:rPr>
                   <w:rFonts w:ascii="Arial" w:cs="Arial" w:eastAsia="Arial" w:hAnsi="Arial"/>
@@ -10156,7 +10156,7 @@
             <w:pPr>
               <w:spacing w:after="20" w:before="0"/>
             </w:pPr>
-            <w:hyperlink w:history="1" r:id="rIdhi4ell7lt4cxhv87vlyl1">
+            <w:hyperlink w:history="1" r:id="rId2cdgtbfx5kvlddhhnnhsp">
               <w:r>
                 <w:rPr>
                   <w:rFonts w:ascii="Arial" w:cs="Arial" w:eastAsia="Arial" w:hAnsi="Arial"/>
@@ -10189,7 +10189,7 @@
               <w:spacing w:after="10" w:before="0"/>
               <w:ind w:left="120"/>
             </w:pPr>
-            <w:hyperlink w:history="1" r:id="rIdunktqhnmgdeqedyblukws">
+            <w:hyperlink w:history="1" r:id="rIdr_td2d9ygxpjukuyaldvu">
               <w:r>
                 <w:rPr>
                   <w:rFonts w:ascii="Arial" w:cs="Arial" w:eastAsia="Arial" w:hAnsi="Arial"/>
@@ -10384,7 +10384,7 @@
             <w:pPr>
               <w:spacing w:after="20" w:before="0"/>
             </w:pPr>
-            <w:hyperlink w:history="1" r:id="rIdp5tzn__tzapsa8cq0ttda">
+            <w:hyperlink w:history="1" r:id="rIdaoyapypxax_dthwzkvcaj">
               <w:r>
                 <w:rPr>
                   <w:rFonts w:ascii="Arial" w:cs="Arial" w:eastAsia="Arial" w:hAnsi="Arial"/>
@@ -10417,7 +10417,7 @@
               <w:spacing w:after="10" w:before="0"/>
               <w:ind w:left="120"/>
             </w:pPr>
-            <w:hyperlink w:history="1" r:id="rIddyntrqzmtn2nks9gvfxqf">
+            <w:hyperlink w:history="1" r:id="rIdamonmz2yj2dlohssyjbmj">
               <w:r>
                 <w:rPr>
                   <w:rFonts w:ascii="Arial" w:cs="Arial" w:eastAsia="Arial" w:hAnsi="Arial"/>
@@ -10462,7 +10462,7 @@
             <w:pPr>
               <w:spacing w:after="20" w:before="0"/>
             </w:pPr>
-            <w:hyperlink w:history="1" r:id="rIdzhtwqgfztmtcajdrxru_a">
+            <w:hyperlink w:history="1" r:id="rIdeae7fy0i2ncc5d_hzqmwu">
               <w:r>
                 <w:rPr>
                   <w:rFonts w:ascii="Arial" w:cs="Arial" w:eastAsia="Arial" w:hAnsi="Arial"/>
@@ -10495,7 +10495,7 @@
               <w:spacing w:after="10" w:before="0"/>
               <w:ind w:left="120"/>
             </w:pPr>
-            <w:hyperlink w:history="1" r:id="rIdnk5zyp7gxsere2x5ppxko">
+            <w:hyperlink w:history="1" r:id="rIdmkqg5bxb4zpbbr7rir454">
               <w:r>
                 <w:rPr>
                   <w:rFonts w:ascii="Arial" w:cs="Arial" w:eastAsia="Arial" w:hAnsi="Arial"/>
@@ -10690,7 +10690,7 @@
             <w:pPr>
               <w:spacing w:after="20" w:before="0"/>
             </w:pPr>
-            <w:hyperlink w:history="1" r:id="rIdi95hcnnjfo-5_bfhti4qo">
+            <w:hyperlink w:history="1" r:id="rId0nnxm504u9rcmlm_2udcs">
               <w:r>
                 <w:rPr>
                   <w:rFonts w:ascii="Arial" w:cs="Arial" w:eastAsia="Arial" w:hAnsi="Arial"/>
@@ -10723,7 +10723,7 @@
               <w:spacing w:after="10" w:before="0"/>
               <w:ind w:left="120"/>
             </w:pPr>
-            <w:hyperlink w:history="1" r:id="rIddiuqjhgkvst21vzopdqco">
+            <w:hyperlink w:history="1" r:id="rIdthfikydvwsqhlkqmoib0y">
               <w:r>
                 <w:rPr>
                   <w:rFonts w:ascii="Arial" w:cs="Arial" w:eastAsia="Arial" w:hAnsi="Arial"/>
@@ -10768,7 +10768,7 @@
             <w:pPr>
               <w:spacing w:after="20" w:before="0"/>
             </w:pPr>
-            <w:hyperlink w:history="1" r:id="rIdcgb60rewqwudzdngf7o03">
+            <w:hyperlink w:history="1" r:id="rIdbiiiiswjycju8_sldoprb">
               <w:r>
                 <w:rPr>
                   <w:rFonts w:ascii="Arial" w:cs="Arial" w:eastAsia="Arial" w:hAnsi="Arial"/>
@@ -10817,7 +10817,7 @@
               <w:spacing w:after="10" w:before="0"/>
               <w:ind w:left="120"/>
             </w:pPr>
-            <w:hyperlink w:history="1" r:id="rIdhleclqmbugixxfwxskxpk">
+            <w:hyperlink w:history="1" r:id="rIdwagurodgwh_bas2jf95ch">
               <w:r>
                 <w:rPr>
                   <w:rFonts w:ascii="Arial" w:cs="Arial" w:eastAsia="Arial" w:hAnsi="Arial"/>
@@ -11012,7 +11012,7 @@
             <w:pPr>
               <w:spacing w:after="20" w:before="0"/>
             </w:pPr>
-            <w:hyperlink w:history="1" r:id="rId99a23dsua8m6stkymz06x">
+            <w:hyperlink w:history="1" r:id="rIdjlp_-8nvxqt0qipdanfny">
               <w:r>
                 <w:rPr>
                   <w:rFonts w:ascii="Arial" w:cs="Arial" w:eastAsia="Arial" w:hAnsi="Arial"/>
@@ -11045,7 +11045,7 @@
               <w:spacing w:after="10" w:before="0"/>
               <w:ind w:left="120"/>
             </w:pPr>
-            <w:hyperlink w:history="1" r:id="rIdhjaitvkxlmjjbupin1hcb">
+            <w:hyperlink w:history="1" r:id="rIdgwjc6omd12-fzrnw5hhcb">
               <w:r>
                 <w:rPr>
                   <w:rFonts w:ascii="Arial" w:cs="Arial" w:eastAsia="Arial" w:hAnsi="Arial"/>
@@ -11090,7 +11090,7 @@
             <w:pPr>
               <w:spacing w:after="20" w:before="0"/>
             </w:pPr>
-            <w:hyperlink w:history="1" r:id="rIdn3uopwk0l8iqsxlgdfb4p">
+            <w:hyperlink w:history="1" r:id="rIdw0_ipb8ggpj8slu8g56ua">
               <w:r>
                 <w:rPr>
                   <w:rFonts w:ascii="Arial" w:cs="Arial" w:eastAsia="Arial" w:hAnsi="Arial"/>
@@ -11123,7 +11123,7 @@
               <w:spacing w:after="10" w:before="0"/>
               <w:ind w:left="120"/>
             </w:pPr>
-            <w:hyperlink w:history="1" r:id="rIdecvwj5ehlxfokwglfw1dq">
+            <w:hyperlink w:history="1" r:id="rIdzn_5bmnk8rgqvrkfugzhg">
               <w:r>
                 <w:rPr>
                   <w:rFonts w:ascii="Arial" w:cs="Arial" w:eastAsia="Arial" w:hAnsi="Arial"/>
@@ -11318,7 +11318,7 @@
             <w:pPr>
               <w:spacing w:after="20" w:before="0"/>
             </w:pPr>
-            <w:hyperlink w:history="1" r:id="rIdkz3efb1h0lk7xkqyofdmq">
+            <w:hyperlink w:history="1" r:id="rIdvlyz1xbpx4egqgs6oggvg">
               <w:r>
                 <w:rPr>
                   <w:rFonts w:ascii="Arial" w:cs="Arial" w:eastAsia="Arial" w:hAnsi="Arial"/>
@@ -11367,7 +11367,7 @@
               <w:spacing w:after="10" w:before="0"/>
               <w:ind w:left="120"/>
             </w:pPr>
-            <w:hyperlink w:history="1" r:id="rId-acifkrbeu3r0pprn_mc9">
+            <w:hyperlink w:history="1" r:id="rIdg1mdspdeocp4-8fywmtxd">
               <w:r>
                 <w:rPr>
                   <w:rFonts w:ascii="Arial" w:cs="Arial" w:eastAsia="Arial" w:hAnsi="Arial"/>
@@ -11412,7 +11412,7 @@
             <w:pPr>
               <w:spacing w:after="20" w:before="0"/>
             </w:pPr>
-            <w:hyperlink w:history="1" r:id="rIdado5owk9bgcx-pb9ixol5">
+            <w:hyperlink w:history="1" r:id="rIdstkmorlejshxprzi4d1wf">
               <w:r>
                 <w:rPr>
                   <w:rFonts w:ascii="Arial" w:cs="Arial" w:eastAsia="Arial" w:hAnsi="Arial"/>
@@ -11445,7 +11445,7 @@
               <w:spacing w:after="10" w:before="0"/>
               <w:ind w:left="120"/>
             </w:pPr>
-            <w:hyperlink w:history="1" r:id="rIdwgqlkv10f7og_kdgg33cr">
+            <w:hyperlink w:history="1" r:id="rIde0cqv3-mitp8lkd6nluff">
               <w:r>
                 <w:rPr>
                   <w:rFonts w:ascii="Arial" w:cs="Arial" w:eastAsia="Arial" w:hAnsi="Arial"/>
@@ -11957,7 +11957,7 @@
         </w:rPr>
         <w:t xml:space="preserve">© 2026 SeaVuria and ARES. Aligned with KICD objectives. Developed by SeaVuria; technical implementation by ARES (with AI assistance from Claude). Licensed under </w:t>
       </w:r>
-      <w:hyperlink w:history="1" r:id="rIdp7-kzptgjlsdltuiwgwmt">
+      <w:hyperlink w:history="1" r:id="rIdhxpxlfrcdwvmx0wvw7emz">
         <w:r>
           <w:rPr>
             <w:rFonts w:ascii="Arial" w:cs="Arial" w:eastAsia="Arial" w:hAnsi="Arial"/>
@@ -11978,7 +11978,7 @@
         </w:rPr>
         <w:t xml:space="preserve"> (</w:t>
       </w:r>
-      <w:hyperlink w:history="1" r:id="rIdoyfxhkwpc4dd6d316rihv">
+      <w:hyperlink w:history="1" r:id="rIdrfw1ivq1_pvtw0pgzviog">
         <w:r>
           <w:rPr>
             <w:rFonts w:ascii="Arial" w:cs="Arial" w:eastAsia="Arial" w:hAnsi="Arial"/>
@@ -12991,7 +12991,7 @@
             <w:pPr>
               <w:spacing w:after="20" w:before="0"/>
             </w:pPr>
-            <w:hyperlink w:history="1" r:id="rId_cq14jmrdqzcr7nvcjqzm">
+            <w:hyperlink w:history="1" r:id="rIdckv5tfsiktbgwcuc29anm">
               <w:r>
                 <w:rPr>
                   <w:rFonts w:ascii="Arial" w:cs="Arial" w:eastAsia="Arial" w:hAnsi="Arial"/>
@@ -13024,7 +13024,7 @@
               <w:spacing w:after="10" w:before="0"/>
               <w:ind w:left="120"/>
             </w:pPr>
-            <w:hyperlink w:history="1" r:id="rIdmrebdxvddidm-pmhqzjtf">
+            <w:hyperlink w:history="1" r:id="rIdwuyoxghn9-2niwbzxckk4">
               <w:r>
                 <w:rPr>
                   <w:rFonts w:ascii="Arial" w:cs="Arial" w:eastAsia="Arial" w:hAnsi="Arial"/>
@@ -13069,7 +13069,7 @@
             <w:pPr>
               <w:spacing w:after="20" w:before="0"/>
             </w:pPr>
-            <w:hyperlink w:history="1" r:id="rIdlrdq1t6eci4n_fdhkk75c">
+            <w:hyperlink w:history="1" r:id="rIdr0z9h011abfcmfojui68k">
               <w:r>
                 <w:rPr>
                   <w:rFonts w:ascii="Arial" w:cs="Arial" w:eastAsia="Arial" w:hAnsi="Arial"/>
@@ -13118,7 +13118,7 @@
               <w:spacing w:after="10" w:before="0"/>
               <w:ind w:left="120"/>
             </w:pPr>
-            <w:hyperlink w:history="1" r:id="rIdj00e_y7em0gvawrjsya_4">
+            <w:hyperlink w:history="1" r:id="rIdrtdsxtgkqsw9hneye_ebk">
               <w:r>
                 <w:rPr>
                   <w:rFonts w:ascii="Arial" w:cs="Arial" w:eastAsia="Arial" w:hAnsi="Arial"/>
@@ -13313,7 +13313,7 @@
             <w:pPr>
               <w:spacing w:after="20" w:before="0"/>
             </w:pPr>
-            <w:hyperlink w:history="1" r:id="rIdmuoui8gxi96jilnt5zzoy">
+            <w:hyperlink w:history="1" r:id="rIdn-tmpdgc-dj_0uoqyqycl">
               <w:r>
                 <w:rPr>
                   <w:rFonts w:ascii="Arial" w:cs="Arial" w:eastAsia="Arial" w:hAnsi="Arial"/>
@@ -13346,7 +13346,7 @@
               <w:spacing w:after="10" w:before="0"/>
               <w:ind w:left="120"/>
             </w:pPr>
-            <w:hyperlink w:history="1" r:id="rId4_jcpmqitln6qpt1srg2y">
+            <w:hyperlink w:history="1" r:id="rIdh6unkkzpcbdxy0tzil-jj">
               <w:r>
                 <w:rPr>
                   <w:rFonts w:ascii="Arial" w:cs="Arial" w:eastAsia="Arial" w:hAnsi="Arial"/>
@@ -13391,7 +13391,7 @@
             <w:pPr>
               <w:spacing w:after="20" w:before="0"/>
             </w:pPr>
-            <w:hyperlink w:history="1" r:id="rIdtfjc585e5hwfatwisr_-e">
+            <w:hyperlink w:history="1" r:id="rIdgjl44bbchj4ohpcqmuys8">
               <w:r>
                 <w:rPr>
                   <w:rFonts w:ascii="Arial" w:cs="Arial" w:eastAsia="Arial" w:hAnsi="Arial"/>
@@ -13440,7 +13440,7 @@
               <w:spacing w:after="10" w:before="0"/>
               <w:ind w:left="120"/>
             </w:pPr>
-            <w:hyperlink w:history="1" r:id="rIds0pehs4qtav6wdjahfzgb">
+            <w:hyperlink w:history="1" r:id="rIdwwllfs4qtri5xh-rvwtik">
               <w:r>
                 <w:rPr>
                   <w:rFonts w:ascii="Arial" w:cs="Arial" w:eastAsia="Arial" w:hAnsi="Arial"/>
@@ -13635,7 +13635,7 @@
             <w:pPr>
               <w:spacing w:after="20" w:before="0"/>
             </w:pPr>
-            <w:hyperlink w:history="1" r:id="rIdr7kklc5sbjun-nsj-pfyf">
+            <w:hyperlink w:history="1" r:id="rIdvl-e9iqlag1icytswdony">
               <w:r>
                 <w:rPr>
                   <w:rFonts w:ascii="Arial" w:cs="Arial" w:eastAsia="Arial" w:hAnsi="Arial"/>
@@ -13668,7 +13668,7 @@
               <w:spacing w:after="10" w:before="0"/>
               <w:ind w:left="120"/>
             </w:pPr>
-            <w:hyperlink w:history="1" r:id="rIdj-p2m7ibauxcc_rwznxx0">
+            <w:hyperlink w:history="1" r:id="rIdcgnnga1y4iafij_98ntey">
               <w:r>
                 <w:rPr>
                   <w:rFonts w:ascii="Arial" w:cs="Arial" w:eastAsia="Arial" w:hAnsi="Arial"/>
@@ -13713,7 +13713,7 @@
             <w:pPr>
               <w:spacing w:after="20" w:before="0"/>
             </w:pPr>
-            <w:hyperlink w:history="1" r:id="rIdshmclaqqesgstcvgzknhn">
+            <w:hyperlink w:history="1" r:id="rIdjelfejxk7lvn5r3lpxrgi">
               <w:r>
                 <w:rPr>
                   <w:rFonts w:ascii="Arial" w:cs="Arial" w:eastAsia="Arial" w:hAnsi="Arial"/>
@@ -13762,7 +13762,7 @@
               <w:spacing w:after="10" w:before="0"/>
               <w:ind w:left="120"/>
             </w:pPr>
-            <w:hyperlink w:history="1" r:id="rIdqwpsp_yvoppbc6pzrlqai">
+            <w:hyperlink w:history="1" r:id="rIdoc2udxqyad28nhswmwq00">
               <w:r>
                 <w:rPr>
                   <w:rFonts w:ascii="Arial" w:cs="Arial" w:eastAsia="Arial" w:hAnsi="Arial"/>
@@ -13957,7 +13957,7 @@
             <w:pPr>
               <w:spacing w:after="20" w:before="0"/>
             </w:pPr>
-            <w:hyperlink w:history="1" r:id="rIdstz8ra2bqp1inq_ffwm4e">
+            <w:hyperlink w:history="1" r:id="rIdwu0no9-5crqdyqecu8jxo">
               <w:r>
                 <w:rPr>
                   <w:rFonts w:ascii="Arial" w:cs="Arial" w:eastAsia="Arial" w:hAnsi="Arial"/>
@@ -13990,7 +13990,7 @@
               <w:spacing w:after="10" w:before="0"/>
               <w:ind w:left="120"/>
             </w:pPr>
-            <w:hyperlink w:history="1" r:id="rIdbmzzp_ju4pyswend7n8yh">
+            <w:hyperlink w:history="1" r:id="rIdzu-994-nsl9oieceoslam">
               <w:r>
                 <w:rPr>
                   <w:rFonts w:ascii="Arial" w:cs="Arial" w:eastAsia="Arial" w:hAnsi="Arial"/>
@@ -14035,7 +14035,7 @@
             <w:pPr>
               <w:spacing w:after="20" w:before="0"/>
             </w:pPr>
-            <w:hyperlink w:history="1" r:id="rId8mryrhytjv57rwwixxf2p">
+            <w:hyperlink w:history="1" r:id="rIdcjkmo-a-zf-h0mszhhu7g">
               <w:r>
                 <w:rPr>
                   <w:rFonts w:ascii="Arial" w:cs="Arial" w:eastAsia="Arial" w:hAnsi="Arial"/>
@@ -14084,7 +14084,7 @@
               <w:spacing w:after="10" w:before="0"/>
               <w:ind w:left="120"/>
             </w:pPr>
-            <w:hyperlink w:history="1" r:id="rIdwddrbzfsubwqwj8r7qck3">
+            <w:hyperlink w:history="1" r:id="rIdjlbgbb6hymu3pzezodras">
               <w:r>
                 <w:rPr>
                   <w:rFonts w:ascii="Arial" w:cs="Arial" w:eastAsia="Arial" w:hAnsi="Arial"/>
@@ -14279,7 +14279,7 @@
             <w:pPr>
               <w:spacing w:after="20" w:before="0"/>
             </w:pPr>
-            <w:hyperlink w:history="1" r:id="rIdjvn55l0fsejjydu6pha5q">
+            <w:hyperlink w:history="1" r:id="rIdgergnuupzdhm166t6gxht">
               <w:r>
                 <w:rPr>
                   <w:rFonts w:ascii="Arial" w:cs="Arial" w:eastAsia="Arial" w:hAnsi="Arial"/>
@@ -14312,7 +14312,7 @@
               <w:spacing w:after="10" w:before="0"/>
               <w:ind w:left="120"/>
             </w:pPr>
-            <w:hyperlink w:history="1" r:id="rIdi8gclz6isjjgtkivlofki">
+            <w:hyperlink w:history="1" r:id="rIdxtwvsypyca-sezwtaekah">
               <w:r>
                 <w:rPr>
                   <w:rFonts w:ascii="Arial" w:cs="Arial" w:eastAsia="Arial" w:hAnsi="Arial"/>
@@ -14357,7 +14357,7 @@
             <w:pPr>
               <w:spacing w:after="20" w:before="0"/>
             </w:pPr>
-            <w:hyperlink w:history="1" r:id="rIdurfeocn5-usdxoj2igfva">
+            <w:hyperlink w:history="1" r:id="rId697yjrx86zf1hiehmrz76">
               <w:r>
                 <w:rPr>
                   <w:rFonts w:ascii="Arial" w:cs="Arial" w:eastAsia="Arial" w:hAnsi="Arial"/>
@@ -14406,7 +14406,7 @@
               <w:spacing w:after="10" w:before="0"/>
               <w:ind w:left="120"/>
             </w:pPr>
-            <w:hyperlink w:history="1" r:id="rIdwyfojxndc4x2yur6zsrhh">
+            <w:hyperlink w:history="1" r:id="rIdrtcfusa3gazoedpeqaz9l">
               <w:r>
                 <w:rPr>
                   <w:rFonts w:ascii="Arial" w:cs="Arial" w:eastAsia="Arial" w:hAnsi="Arial"/>
@@ -14918,7 +14918,7 @@
         </w:rPr>
         <w:t xml:space="preserve">© 2026 SeaVuria and ARES. Aligned with KICD objectives. Developed by SeaVuria; technical implementation by ARES (with AI assistance from Claude). Licensed under </w:t>
       </w:r>
-      <w:hyperlink w:history="1" r:id="rIdmvbugeccsmp4ubvra2w7a">
+      <w:hyperlink w:history="1" r:id="rIdvb0ststwbix2tk4fefhd6">
         <w:r>
           <w:rPr>
             <w:rFonts w:ascii="Arial" w:cs="Arial" w:eastAsia="Arial" w:hAnsi="Arial"/>
@@ -14939,7 +14939,7 @@
         </w:rPr>
         <w:t xml:space="preserve"> (</w:t>
       </w:r>
-      <w:hyperlink w:history="1" r:id="rId9_2gkcivf-fndedzmhev_">
+      <w:hyperlink w:history="1" r:id="rIdrz_eukln6zc8mswwpchn1">
         <w:r>
           <w:rPr>
             <w:rFonts w:ascii="Arial" w:cs="Arial" w:eastAsia="Arial" w:hAnsi="Arial"/>
@@ -15952,7 +15952,7 @@
             <w:pPr>
               <w:spacing w:after="20" w:before="0"/>
             </w:pPr>
-            <w:hyperlink w:history="1" r:id="rId5lqgvbx63styu5vqagp7f">
+            <w:hyperlink w:history="1" r:id="rIdvba9dpv4l3z7ewbcb5ndv">
               <w:r>
                 <w:rPr>
                   <w:rFonts w:ascii="Arial" w:cs="Arial" w:eastAsia="Arial" w:hAnsi="Arial"/>
@@ -15985,7 +15985,7 @@
               <w:spacing w:after="10" w:before="0"/>
               <w:ind w:left="120"/>
             </w:pPr>
-            <w:hyperlink w:history="1" r:id="rIdycp8oucerk7qj7oj-zy9o">
+            <w:hyperlink w:history="1" r:id="rIdbcyndnaanlqdaaz4capvr">
               <w:r>
                 <w:rPr>
                   <w:rFonts w:ascii="Arial" w:cs="Arial" w:eastAsia="Arial" w:hAnsi="Arial"/>
@@ -16030,7 +16030,7 @@
             <w:pPr>
               <w:spacing w:after="20" w:before="0"/>
             </w:pPr>
-            <w:hyperlink w:history="1" r:id="rIdklq6xxh0v8cj1q0jut2ng">
+            <w:hyperlink w:history="1" r:id="rIdqxf52iqwa81m3fqmwee8v">
               <w:r>
                 <w:rPr>
                   <w:rFonts w:ascii="Arial" w:cs="Arial" w:eastAsia="Arial" w:hAnsi="Arial"/>
@@ -16063,7 +16063,7 @@
               <w:spacing w:after="10" w:before="0"/>
               <w:ind w:left="120"/>
             </w:pPr>
-            <w:hyperlink w:history="1" r:id="rIdgmefvh1ggolcdgbpx-fdd">
+            <w:hyperlink w:history="1" r:id="rIdbkuctgprlyj_zos4l3icx">
               <w:r>
                 <w:rPr>
                   <w:rFonts w:ascii="Arial" w:cs="Arial" w:eastAsia="Arial" w:hAnsi="Arial"/>
@@ -16258,7 +16258,7 @@
             <w:pPr>
               <w:spacing w:after="20" w:before="0"/>
             </w:pPr>
-            <w:hyperlink w:history="1" r:id="rId_qqshv1yxn0z_nkm3_obc">
+            <w:hyperlink w:history="1" r:id="rIdbxmlak0xi3tchnnjbrsfk">
               <w:r>
                 <w:rPr>
                   <w:rFonts w:ascii="Arial" w:cs="Arial" w:eastAsia="Arial" w:hAnsi="Arial"/>
@@ -16291,7 +16291,7 @@
               <w:spacing w:after="10" w:before="0"/>
               <w:ind w:left="120"/>
             </w:pPr>
-            <w:hyperlink w:history="1" r:id="rIdyikt_pkev5b15ue0cjqe4">
+            <w:hyperlink w:history="1" r:id="rIdkjo4kyo4eqmhcp6gity7n">
               <w:r>
                 <w:rPr>
                   <w:rFonts w:ascii="Arial" w:cs="Arial" w:eastAsia="Arial" w:hAnsi="Arial"/>
@@ -16336,7 +16336,7 @@
             <w:pPr>
               <w:spacing w:after="20" w:before="0"/>
             </w:pPr>
-            <w:hyperlink w:history="1" r:id="rIdpgjjtmuqoawpcqnxxqjhm">
+            <w:hyperlink w:history="1" r:id="rIdckzwevu1kysimf4roc68l">
               <w:r>
                 <w:rPr>
                   <w:rFonts w:ascii="Arial" w:cs="Arial" w:eastAsia="Arial" w:hAnsi="Arial"/>
@@ -16369,7 +16369,7 @@
               <w:spacing w:after="10" w:before="0"/>
               <w:ind w:left="120"/>
             </w:pPr>
-            <w:hyperlink w:history="1" r:id="rId5yrurlypopmttbvnxi3lw">
+            <w:hyperlink w:history="1" r:id="rId9cdott9g95t6yccqjandm">
               <w:r>
                 <w:rPr>
                   <w:rFonts w:ascii="Arial" w:cs="Arial" w:eastAsia="Arial" w:hAnsi="Arial"/>
@@ -16564,7 +16564,7 @@
             <w:pPr>
               <w:spacing w:after="20" w:before="0"/>
             </w:pPr>
-            <w:hyperlink w:history="1" r:id="rId5yszf4b-10kjno_prywso">
+            <w:hyperlink w:history="1" r:id="rIdsbxurd5i2orrcn6gtvtpy">
               <w:r>
                 <w:rPr>
                   <w:rFonts w:ascii="Arial" w:cs="Arial" w:eastAsia="Arial" w:hAnsi="Arial"/>
@@ -16613,7 +16613,7 @@
               <w:spacing w:after="10" w:before="0"/>
               <w:ind w:left="120"/>
             </w:pPr>
-            <w:hyperlink w:history="1" r:id="rId-tdq_yuj0lrykahymylde">
+            <w:hyperlink w:history="1" r:id="rIda0xceciou1sn9rnlotbns">
               <w:r>
                 <w:rPr>
                   <w:rFonts w:ascii="Arial" w:cs="Arial" w:eastAsia="Arial" w:hAnsi="Arial"/>
@@ -16658,7 +16658,7 @@
             <w:pPr>
               <w:spacing w:after="20" w:before="0"/>
             </w:pPr>
-            <w:hyperlink w:history="1" r:id="rIddvj2wwrlif_t32nkraslz">
+            <w:hyperlink w:history="1" r:id="rIdr8pqkp83vnnxduq-3flsx">
               <w:r>
                 <w:rPr>
                   <w:rFonts w:ascii="Arial" w:cs="Arial" w:eastAsia="Arial" w:hAnsi="Arial"/>
@@ -16707,7 +16707,7 @@
               <w:spacing w:after="10" w:before="0"/>
               <w:ind w:left="120"/>
             </w:pPr>
-            <w:hyperlink w:history="1" r:id="rId0xhxky_mc2fg_0ix_3mah">
+            <w:hyperlink w:history="1" r:id="rIdiqeie0oh3pwr8ddxijwwr">
               <w:r>
                 <w:rPr>
                   <w:rFonts w:ascii="Arial" w:cs="Arial" w:eastAsia="Arial" w:hAnsi="Arial"/>
@@ -16902,7 +16902,7 @@
             <w:pPr>
               <w:spacing w:after="20" w:before="0"/>
             </w:pPr>
-            <w:hyperlink w:history="1" r:id="rIdbojguchvujk12qkcstbbs">
+            <w:hyperlink w:history="1" r:id="rIddjpju3n3x4ecsr9bvyuri">
               <w:r>
                 <w:rPr>
                   <w:rFonts w:ascii="Arial" w:cs="Arial" w:eastAsia="Arial" w:hAnsi="Arial"/>
@@ -16951,7 +16951,7 @@
               <w:spacing w:after="10" w:before="0"/>
               <w:ind w:left="120"/>
             </w:pPr>
-            <w:hyperlink w:history="1" r:id="rIduoxfqqp7ln3_mun5lfm5u">
+            <w:hyperlink w:history="1" r:id="rIdmaqtaw97peeizsk3y0-cq">
               <w:r>
                 <w:rPr>
                   <w:rFonts w:ascii="Arial" w:cs="Arial" w:eastAsia="Arial" w:hAnsi="Arial"/>
@@ -16996,7 +16996,7 @@
             <w:pPr>
               <w:spacing w:after="20" w:before="0"/>
             </w:pPr>
-            <w:hyperlink w:history="1" r:id="rIdhcmo8x-plwtvsmhw-kied">
+            <w:hyperlink w:history="1" r:id="rIdjvvoubu6qtj-lqigkpmca">
               <w:r>
                 <w:rPr>
                   <w:rFonts w:ascii="Arial" w:cs="Arial" w:eastAsia="Arial" w:hAnsi="Arial"/>
@@ -17029,7 +17029,7 @@
               <w:spacing w:after="10" w:before="0"/>
               <w:ind w:left="120"/>
             </w:pPr>
-            <w:hyperlink w:history="1" r:id="rIdgcz4kpvks5eww6i1sxmyh">
+            <w:hyperlink w:history="1" r:id="rIdr_vchireynhg4xonkjvfx">
               <w:r>
                 <w:rPr>
                   <w:rFonts w:ascii="Arial" w:cs="Arial" w:eastAsia="Arial" w:hAnsi="Arial"/>
@@ -17224,7 +17224,7 @@
             <w:pPr>
               <w:spacing w:after="20" w:before="0"/>
             </w:pPr>
-            <w:hyperlink w:history="1" r:id="rIdrjhv7avht_9wsr5zdlvar">
+            <w:hyperlink w:history="1" r:id="rIdadtu0znxalnvibz6fxhjw">
               <w:r>
                 <w:rPr>
                   <w:rFonts w:ascii="Arial" w:cs="Arial" w:eastAsia="Arial" w:hAnsi="Arial"/>
@@ -17273,7 +17273,7 @@
               <w:spacing w:after="10" w:before="0"/>
               <w:ind w:left="120"/>
             </w:pPr>
-            <w:hyperlink w:history="1" r:id="rId0sojyt7kquj04ohamtesw">
+            <w:hyperlink w:history="1" r:id="rIdplwk-g-gfxqop-z83uvhi">
               <w:r>
                 <w:rPr>
                   <w:rFonts w:ascii="Arial" w:cs="Arial" w:eastAsia="Arial" w:hAnsi="Arial"/>
@@ -17318,7 +17318,7 @@
             <w:pPr>
               <w:spacing w:after="20" w:before="0"/>
             </w:pPr>
-            <w:hyperlink w:history="1" r:id="rIdnubxwixjm0btkdi2xwodu">
+            <w:hyperlink w:history="1" r:id="rIdtbe4anwyxoz1tjwvp71d9">
               <w:r>
                 <w:rPr>
                   <w:rFonts w:ascii="Arial" w:cs="Arial" w:eastAsia="Arial" w:hAnsi="Arial"/>
@@ -17351,7 +17351,7 @@
               <w:spacing w:after="10" w:before="0"/>
               <w:ind w:left="120"/>
             </w:pPr>
-            <w:hyperlink w:history="1" r:id="rIdfuspxlz1ksmi8xx-psnqe">
+            <w:hyperlink w:history="1" r:id="rId7oq3vqxtsjauz3xvvkbh6">
               <w:r>
                 <w:rPr>
                   <w:rFonts w:ascii="Arial" w:cs="Arial" w:eastAsia="Arial" w:hAnsi="Arial"/>
@@ -17863,7 +17863,7 @@
         </w:rPr>
         <w:t xml:space="preserve">© 2026 SeaVuria and ARES. Aligned with KICD objectives. Developed by SeaVuria; technical implementation by ARES (with AI assistance from Claude). Licensed under </w:t>
       </w:r>
-      <w:hyperlink w:history="1" r:id="rId9avwqjbgniegdusssicmo">
+      <w:hyperlink w:history="1" r:id="rIdz3uycgoia7thehsgaxyq0">
         <w:r>
           <w:rPr>
             <w:rFonts w:ascii="Arial" w:cs="Arial" w:eastAsia="Arial" w:hAnsi="Arial"/>
@@ -17884,7 +17884,7 @@
         </w:rPr>
         <w:t xml:space="preserve"> (</w:t>
       </w:r>
-      <w:hyperlink w:history="1" r:id="rIdmkgkkkmkpsplos5rsqek1">
+      <w:hyperlink w:history="1" r:id="rIdo6h_dpskegy9ikpkcu3ro">
         <w:r>
           <w:rPr>
             <w:rFonts w:ascii="Arial" w:cs="Arial" w:eastAsia="Arial" w:hAnsi="Arial"/>
@@ -18897,7 +18897,7 @@
             <w:pPr>
               <w:spacing w:after="20" w:before="0"/>
             </w:pPr>
-            <w:hyperlink w:history="1" r:id="rIdp-znbmxvvuv28r2kzdzwl">
+            <w:hyperlink w:history="1" r:id="rId2fg_q62edofcduc9mjifs">
               <w:r>
                 <w:rPr>
                   <w:rFonts w:ascii="Arial" w:cs="Arial" w:eastAsia="Arial" w:hAnsi="Arial"/>
@@ -18930,7 +18930,7 @@
               <w:spacing w:after="10" w:before="0"/>
               <w:ind w:left="120"/>
             </w:pPr>
-            <w:hyperlink w:history="1" r:id="rIdi54o81jzesvdksnuypd6y">
+            <w:hyperlink w:history="1" r:id="rIdscw5k9qbuu4is9rdwgakj">
               <w:r>
                 <w:rPr>
                   <w:rFonts w:ascii="Arial" w:cs="Arial" w:eastAsia="Arial" w:hAnsi="Arial"/>
@@ -18975,7 +18975,7 @@
             <w:pPr>
               <w:spacing w:after="20" w:before="0"/>
             </w:pPr>
-            <w:hyperlink w:history="1" r:id="rIddlqomlsodrw3osxd4zz_8">
+            <w:hyperlink w:history="1" r:id="rIdsmcindrjjoa7vcapghyh4">
               <w:r>
                 <w:rPr>
                   <w:rFonts w:ascii="Arial" w:cs="Arial" w:eastAsia="Arial" w:hAnsi="Arial"/>
@@ -19008,7 +19008,7 @@
               <w:spacing w:after="10" w:before="0"/>
               <w:ind w:left="120"/>
             </w:pPr>
-            <w:hyperlink w:history="1" r:id="rIdxqw6ym-5d-b9kmjafamiv">
+            <w:hyperlink w:history="1" r:id="rIdoab53cruprcocoxzs6-jh">
               <w:r>
                 <w:rPr>
                   <w:rFonts w:ascii="Arial" w:cs="Arial" w:eastAsia="Arial" w:hAnsi="Arial"/>
@@ -19203,7 +19203,7 @@
             <w:pPr>
               <w:spacing w:after="20" w:before="0"/>
             </w:pPr>
-            <w:hyperlink w:history="1" r:id="rId1hndhkcz3xoaeha_gb_lo">
+            <w:hyperlink w:history="1" r:id="rIddhin1egobxvn-r4esr2da">
               <w:r>
                 <w:rPr>
                   <w:rFonts w:ascii="Arial" w:cs="Arial" w:eastAsia="Arial" w:hAnsi="Arial"/>
@@ -19236,7 +19236,7 @@
               <w:spacing w:after="10" w:before="0"/>
               <w:ind w:left="120"/>
             </w:pPr>
-            <w:hyperlink w:history="1" r:id="rIdprkhgdtvb-yavyysjzadt">
+            <w:hyperlink w:history="1" r:id="rIdjgrhe-s1rdrt0chopct1t">
               <w:r>
                 <w:rPr>
                   <w:rFonts w:ascii="Arial" w:cs="Arial" w:eastAsia="Arial" w:hAnsi="Arial"/>
@@ -19281,7 +19281,7 @@
             <w:pPr>
               <w:spacing w:after="20" w:before="0"/>
             </w:pPr>
-            <w:hyperlink w:history="1" r:id="rIdo11gqkihone5eoagqpwre">
+            <w:hyperlink w:history="1" r:id="rIdtydmz8u1uvlqzzph-0-_b">
               <w:r>
                 <w:rPr>
                   <w:rFonts w:ascii="Arial" w:cs="Arial" w:eastAsia="Arial" w:hAnsi="Arial"/>
@@ -19314,7 +19314,7 @@
               <w:spacing w:after="10" w:before="0"/>
               <w:ind w:left="120"/>
             </w:pPr>
-            <w:hyperlink w:history="1" r:id="rId07wyh3tyykieqfzmndffm">
+            <w:hyperlink w:history="1" r:id="rIdr4vmtxcvdpq-fpagses3p">
               <w:r>
                 <w:rPr>
                   <w:rFonts w:ascii="Arial" w:cs="Arial" w:eastAsia="Arial" w:hAnsi="Arial"/>
@@ -19509,7 +19509,7 @@
             <w:pPr>
               <w:spacing w:after="20" w:before="0"/>
             </w:pPr>
-            <w:hyperlink w:history="1" r:id="rIdctjykhbscd4g3zf9nzs8u">
+            <w:hyperlink w:history="1" r:id="rId2daqyb-iyiaagnrcwbl8o">
               <w:r>
                 <w:rPr>
                   <w:rFonts w:ascii="Arial" w:cs="Arial" w:eastAsia="Arial" w:hAnsi="Arial"/>
@@ -19542,7 +19542,7 @@
               <w:spacing w:after="10" w:before="0"/>
               <w:ind w:left="120"/>
             </w:pPr>
-            <w:hyperlink w:history="1" r:id="rId0msbnw9dqzsaclsgx7eel">
+            <w:hyperlink w:history="1" r:id="rIdbajcckiyttsiyw7ivlur3">
               <w:r>
                 <w:rPr>
                   <w:rFonts w:ascii="Arial" w:cs="Arial" w:eastAsia="Arial" w:hAnsi="Arial"/>
@@ -19587,7 +19587,7 @@
             <w:pPr>
               <w:spacing w:after="20" w:before="0"/>
             </w:pPr>
-            <w:hyperlink w:history="1" r:id="rIdx1dwwvluhn3x4fgotpsxl">
+            <w:hyperlink w:history="1" r:id="rIdf8qmkvp-uhsq1cjgnp7pw">
               <w:r>
                 <w:rPr>
                   <w:rFonts w:ascii="Arial" w:cs="Arial" w:eastAsia="Arial" w:hAnsi="Arial"/>
@@ -19636,7 +19636,7 @@
               <w:spacing w:after="10" w:before="0"/>
               <w:ind w:left="120"/>
             </w:pPr>
-            <w:hyperlink w:history="1" r:id="rId4k-xqem8ib0y_1wg-vxpp">
+            <w:hyperlink w:history="1" r:id="rIdtweq7orydovxyksvohayz">
               <w:r>
                 <w:rPr>
                   <w:rFonts w:ascii="Arial" w:cs="Arial" w:eastAsia="Arial" w:hAnsi="Arial"/>
@@ -19831,7 +19831,7 @@
             <w:pPr>
               <w:spacing w:after="20" w:before="0"/>
             </w:pPr>
-            <w:hyperlink w:history="1" r:id="rIdf9uygnvbxalh5_b7t0mii">
+            <w:hyperlink w:history="1" r:id="rId8q0dqgbfdj7kcahbehdyc">
               <w:r>
                 <w:rPr>
                   <w:rFonts w:ascii="Arial" w:cs="Arial" w:eastAsia="Arial" w:hAnsi="Arial"/>
@@ -19864,7 +19864,7 @@
               <w:spacing w:after="10" w:before="0"/>
               <w:ind w:left="120"/>
             </w:pPr>
-            <w:hyperlink w:history="1" r:id="rId_g9zbpog8sj3epq3qsk2n">
+            <w:hyperlink w:history="1" r:id="rIdildswvr9ecnsfvxc0mwul">
               <w:r>
                 <w:rPr>
                   <w:rFonts w:ascii="Arial" w:cs="Arial" w:eastAsia="Arial" w:hAnsi="Arial"/>
@@ -19909,7 +19909,7 @@
             <w:pPr>
               <w:spacing w:after="20" w:before="0"/>
             </w:pPr>
-            <w:hyperlink w:history="1" r:id="rIdq1wb9paphchelc4c0m1dl">
+            <w:hyperlink w:history="1" r:id="rIdlj3kbhr9ngikysqhwajby">
               <w:r>
                 <w:rPr>
                   <w:rFonts w:ascii="Arial" w:cs="Arial" w:eastAsia="Arial" w:hAnsi="Arial"/>
@@ -19958,7 +19958,7 @@
               <w:spacing w:after="10" w:before="0"/>
               <w:ind w:left="120"/>
             </w:pPr>
-            <w:hyperlink w:history="1" r:id="rId4yyaij0n868d0ffaaib-n">
+            <w:hyperlink w:history="1" r:id="rIdynqqmwip7tv8-hb2reiyq">
               <w:r>
                 <w:rPr>
                   <w:rFonts w:ascii="Arial" w:cs="Arial" w:eastAsia="Arial" w:hAnsi="Arial"/>
@@ -20153,7 +20153,7 @@
             <w:pPr>
               <w:spacing w:after="20" w:before="0"/>
             </w:pPr>
-            <w:hyperlink w:history="1" r:id="rId0r-pt2ylslssul3juhtlg">
+            <w:hyperlink w:history="1" r:id="rIdnw2tuukpceqbffqbbmpvz">
               <w:r>
                 <w:rPr>
                   <w:rFonts w:ascii="Arial" w:cs="Arial" w:eastAsia="Arial" w:hAnsi="Arial"/>
@@ -20186,7 +20186,7 @@
               <w:spacing w:after="10" w:before="0"/>
               <w:ind w:left="120"/>
             </w:pPr>
-            <w:hyperlink w:history="1" r:id="rIdatkdny6k3kx1vk1mcisk3">
+            <w:hyperlink w:history="1" r:id="rIdtq36hev4ojggc_m9hamru">
               <w:r>
                 <w:rPr>
                   <w:rFonts w:ascii="Arial" w:cs="Arial" w:eastAsia="Arial" w:hAnsi="Arial"/>
@@ -20231,7 +20231,7 @@
             <w:pPr>
               <w:spacing w:after="20" w:before="0"/>
             </w:pPr>
-            <w:hyperlink w:history="1" r:id="rIdub2mycninvgxultud2y6m">
+            <w:hyperlink w:history="1" r:id="rIdihz2g2-mendtub36wkeaw">
               <w:r>
                 <w:rPr>
                   <w:rFonts w:ascii="Arial" w:cs="Arial" w:eastAsia="Arial" w:hAnsi="Arial"/>
@@ -20264,7 +20264,7 @@
               <w:spacing w:after="10" w:before="0"/>
               <w:ind w:left="120"/>
             </w:pPr>
-            <w:hyperlink w:history="1" r:id="rIdyvik_n9b91y9v0rjovz5_">
+            <w:hyperlink w:history="1" r:id="rIdptiwnru3vv4s3vj68uhg7">
               <w:r>
                 <w:rPr>
                   <w:rFonts w:ascii="Arial" w:cs="Arial" w:eastAsia="Arial" w:hAnsi="Arial"/>
@@ -20776,7 +20776,7 @@
         </w:rPr>
         <w:t xml:space="preserve">© 2026 SeaVuria and ARES. Aligned with KICD objectives. Developed by SeaVuria; technical implementation by ARES (with AI assistance from Claude). Licensed under </w:t>
       </w:r>
-      <w:hyperlink w:history="1" r:id="rId3uvao5k42cntqmixbmdco">
+      <w:hyperlink w:history="1" r:id="rIdhayvrtctefnzbgtkvyd6l">
         <w:r>
           <w:rPr>
             <w:rFonts w:ascii="Arial" w:cs="Arial" w:eastAsia="Arial" w:hAnsi="Arial"/>
@@ -20797,7 +20797,7 @@
         </w:rPr>
         <w:t xml:space="preserve"> (</w:t>
       </w:r>
-      <w:hyperlink w:history="1" r:id="rIdsqttcupxf9akxyedz2ygx">
+      <w:hyperlink w:history="1" r:id="rIdqqb67wsq_n67zvzhrc2cl">
         <w:r>
           <w:rPr>
             <w:rFonts w:ascii="Arial" w:cs="Arial" w:eastAsia="Arial" w:hAnsi="Arial"/>
@@ -21810,7 +21810,7 @@
             <w:pPr>
               <w:spacing w:after="20" w:before="0"/>
             </w:pPr>
-            <w:hyperlink w:history="1" r:id="rIdwivppsc-8r1tbsol3xcrt">
+            <w:hyperlink w:history="1" r:id="rIdvpaorafj2dtjrqjw3q9uj">
               <w:r>
                 <w:rPr>
                   <w:rFonts w:ascii="Arial" w:cs="Arial" w:eastAsia="Arial" w:hAnsi="Arial"/>
@@ -21843,7 +21843,7 @@
               <w:spacing w:after="10" w:before="0"/>
               <w:ind w:left="120"/>
             </w:pPr>
-            <w:hyperlink w:history="1" r:id="rIdkupwkkxgjmt9uuat29p5v">
+            <w:hyperlink w:history="1" r:id="rId0uoyvvxsqkrzfls4ve9nk">
               <w:r>
                 <w:rPr>
                   <w:rFonts w:ascii="Arial" w:cs="Arial" w:eastAsia="Arial" w:hAnsi="Arial"/>
@@ -21888,7 +21888,7 @@
             <w:pPr>
               <w:spacing w:after="20" w:before="0"/>
             </w:pPr>
-            <w:hyperlink w:history="1" r:id="rIdfs6u5mub1y0lwnllkuca3">
+            <w:hyperlink w:history="1" r:id="rId-o2v11dnfw9ufubrd_z9j">
               <w:r>
                 <w:rPr>
                   <w:rFonts w:ascii="Arial" w:cs="Arial" w:eastAsia="Arial" w:hAnsi="Arial"/>
@@ -21921,7 +21921,7 @@
               <w:spacing w:after="10" w:before="0"/>
               <w:ind w:left="120"/>
             </w:pPr>
-            <w:hyperlink w:history="1" r:id="rIdroncqnohfloxfwkkcxwmn">
+            <w:hyperlink w:history="1" r:id="rIdsbtg48nqa-m-psiukd--z">
               <w:r>
                 <w:rPr>
                   <w:rFonts w:ascii="Arial" w:cs="Arial" w:eastAsia="Arial" w:hAnsi="Arial"/>
@@ -22116,7 +22116,7 @@
             <w:pPr>
               <w:spacing w:after="20" w:before="0"/>
             </w:pPr>
-            <w:hyperlink w:history="1" r:id="rIdvbvtd2rb1luhgy1xmyj2g">
+            <w:hyperlink w:history="1" r:id="rIdac8finf0p8jg00icua4fq">
               <w:r>
                 <w:rPr>
                   <w:rFonts w:ascii="Arial" w:cs="Arial" w:eastAsia="Arial" w:hAnsi="Arial"/>
@@ -22149,7 +22149,7 @@
               <w:spacing w:after="10" w:before="0"/>
               <w:ind w:left="120"/>
             </w:pPr>
-            <w:hyperlink w:history="1" r:id="rIdl5ezrw6iykyckupehgj61">
+            <w:hyperlink w:history="1" r:id="rId7jixjbty5cth90ql9iwhc">
               <w:r>
                 <w:rPr>
                   <w:rFonts w:ascii="Arial" w:cs="Arial" w:eastAsia="Arial" w:hAnsi="Arial"/>
@@ -22194,7 +22194,7 @@
             <w:pPr>
               <w:spacing w:after="20" w:before="0"/>
             </w:pPr>
-            <w:hyperlink w:history="1" r:id="rIdgmdjg1t0s9tgm7narndme">
+            <w:hyperlink w:history="1" r:id="rIdy1dfpg8ljypxi8ri3qm0f">
               <w:r>
                 <w:rPr>
                   <w:rFonts w:ascii="Arial" w:cs="Arial" w:eastAsia="Arial" w:hAnsi="Arial"/>
@@ -22227,7 +22227,7 @@
               <w:spacing w:after="10" w:before="0"/>
               <w:ind w:left="120"/>
             </w:pPr>
-            <w:hyperlink w:history="1" r:id="rIdc4hu60tfstjkxjygnau2o">
+            <w:hyperlink w:history="1" r:id="rIdwragdwqj3rmbflbv9s8xh">
               <w:r>
                 <w:rPr>
                   <w:rFonts w:ascii="Arial" w:cs="Arial" w:eastAsia="Arial" w:hAnsi="Arial"/>
@@ -22422,7 +22422,7 @@
             <w:pPr>
               <w:spacing w:after="20" w:before="0"/>
             </w:pPr>
-            <w:hyperlink w:history="1" r:id="rIdo-y1opgpjytsiklyksvaa">
+            <w:hyperlink w:history="1" r:id="rIdlyc6vddfc1p9gcg21_hln">
               <w:r>
                 <w:rPr>
                   <w:rFonts w:ascii="Arial" w:cs="Arial" w:eastAsia="Arial" w:hAnsi="Arial"/>
@@ -22455,7 +22455,7 @@
               <w:spacing w:after="10" w:before="0"/>
               <w:ind w:left="120"/>
             </w:pPr>
-            <w:hyperlink w:history="1" r:id="rIdlssd4av6m8qc-f30lug-e">
+            <w:hyperlink w:history="1" r:id="rIdhwi3vbrmmnmj2teb70kik">
               <w:r>
                 <w:rPr>
                   <w:rFonts w:ascii="Arial" w:cs="Arial" w:eastAsia="Arial" w:hAnsi="Arial"/>
@@ -22500,7 +22500,7 @@
             <w:pPr>
               <w:spacing w:after="20" w:before="0"/>
             </w:pPr>
-            <w:hyperlink w:history="1" r:id="rIdy-9kvqhktkel4t2gjjw4g">
+            <w:hyperlink w:history="1" r:id="rIdjruij54fgyg7j4w3pcatu">
               <w:r>
                 <w:rPr>
                   <w:rFonts w:ascii="Arial" w:cs="Arial" w:eastAsia="Arial" w:hAnsi="Arial"/>
@@ -22549,7 +22549,7 @@
               <w:spacing w:after="10" w:before="0"/>
               <w:ind w:left="120"/>
             </w:pPr>
-            <w:hyperlink w:history="1" r:id="rId3x3ormzupk7ekvvi1orxm">
+            <w:hyperlink w:history="1" r:id="rIdyljsuv4wum9o7ftidlzdc">
               <w:r>
                 <w:rPr>
                   <w:rFonts w:ascii="Arial" w:cs="Arial" w:eastAsia="Arial" w:hAnsi="Arial"/>
@@ -22744,7 +22744,7 @@
             <w:pPr>
               <w:spacing w:after="20" w:before="0"/>
             </w:pPr>
-            <w:hyperlink w:history="1" r:id="rId70j3fyfvtbxebltjyv83-">
+            <w:hyperlink w:history="1" r:id="rId63lftq2nhfbokop4zn2g7">
               <w:r>
                 <w:rPr>
                   <w:rFonts w:ascii="Arial" w:cs="Arial" w:eastAsia="Arial" w:hAnsi="Arial"/>
@@ -22777,7 +22777,7 @@
               <w:spacing w:after="10" w:before="0"/>
               <w:ind w:left="120"/>
             </w:pPr>
-            <w:hyperlink w:history="1" r:id="rId-gvqforl_mvcqzkpcnozy">
+            <w:hyperlink w:history="1" r:id="rIdjsw5ciofbrbanpppdv6m6">
               <w:r>
                 <w:rPr>
                   <w:rFonts w:ascii="Arial" w:cs="Arial" w:eastAsia="Arial" w:hAnsi="Arial"/>
@@ -22822,7 +22822,7 @@
             <w:pPr>
               <w:spacing w:after="20" w:before="0"/>
             </w:pPr>
-            <w:hyperlink w:history="1" r:id="rIdgmattircrposmozuq77ar">
+            <w:hyperlink w:history="1" r:id="rIdgomc2tjt2hdsgdfsmiaz0">
               <w:r>
                 <w:rPr>
                   <w:rFonts w:ascii="Arial" w:cs="Arial" w:eastAsia="Arial" w:hAnsi="Arial"/>
@@ -22871,7 +22871,7 @@
               <w:spacing w:after="10" w:before="0"/>
               <w:ind w:left="120"/>
             </w:pPr>
-            <w:hyperlink w:history="1" r:id="rIdwyrniepcmu3w32sk-o1is">
+            <w:hyperlink w:history="1" r:id="rIdg6czxmxyej4cb15a7mnrp">
               <w:r>
                 <w:rPr>
                   <w:rFonts w:ascii="Arial" w:cs="Arial" w:eastAsia="Arial" w:hAnsi="Arial"/>
@@ -23066,7 +23066,7 @@
             <w:pPr>
               <w:spacing w:after="20" w:before="0"/>
             </w:pPr>
-            <w:hyperlink w:history="1" r:id="rId7j_oldng2jw3siweflp2v">
+            <w:hyperlink w:history="1" r:id="rIdidjxwjjamim7oplwum-yg">
               <w:r>
                 <w:rPr>
                   <w:rFonts w:ascii="Arial" w:cs="Arial" w:eastAsia="Arial" w:hAnsi="Arial"/>
@@ -23099,7 +23099,7 @@
               <w:spacing w:after="10" w:before="0"/>
               <w:ind w:left="120"/>
             </w:pPr>
-            <w:hyperlink w:history="1" r:id="rIdodhepuwdjndsndlpe1rry">
+            <w:hyperlink w:history="1" r:id="rIdrk216hvkjm-uksfu12-kw">
               <w:r>
                 <w:rPr>
                   <w:rFonts w:ascii="Arial" w:cs="Arial" w:eastAsia="Arial" w:hAnsi="Arial"/>
@@ -23144,7 +23144,7 @@
             <w:pPr>
               <w:spacing w:after="20" w:before="0"/>
             </w:pPr>
-            <w:hyperlink w:history="1" r:id="rIdowpt6p7txo5fx7uedt13w">
+            <w:hyperlink w:history="1" r:id="rId3ts4p6g6qk5we_y9qryit">
               <w:r>
                 <w:rPr>
                   <w:rFonts w:ascii="Arial" w:cs="Arial" w:eastAsia="Arial" w:hAnsi="Arial"/>
@@ -23177,7 +23177,7 @@
               <w:spacing w:after="10" w:before="0"/>
               <w:ind w:left="120"/>
             </w:pPr>
-            <w:hyperlink w:history="1" r:id="rIdl6s14jlfrtbh2eu9igxay">
+            <w:hyperlink w:history="1" r:id="rIdnpnhwh5tvnegubmstae5m">
               <w:r>
                 <w:rPr>
                   <w:rFonts w:ascii="Arial" w:cs="Arial" w:eastAsia="Arial" w:hAnsi="Arial"/>
@@ -23784,7 +23784,7 @@
         </w:rPr>
         <w:t xml:space="preserve">© 2026 SeaVuria and ARES. Aligned with KICD objectives. Developed by SeaVuria; technical implementation by ARES (with AI assistance from Claude). Licensed under </w:t>
       </w:r>
-      <w:hyperlink w:history="1" r:id="rIdw1ba72pkk1lfeuuh952pg">
+      <w:hyperlink w:history="1" r:id="rIdsvyjkvdvtoo1fth7e0d4h">
         <w:r>
           <w:rPr>
             <w:rFonts w:ascii="Arial" w:cs="Arial" w:eastAsia="Arial" w:hAnsi="Arial"/>
@@ -23805,7 +23805,7 @@
         </w:rPr>
         <w:t xml:space="preserve"> (</w:t>
       </w:r>
-      <w:hyperlink w:history="1" r:id="rId9cwldds_wxeyy6wmynbtl">
+      <w:hyperlink w:history="1" r:id="rIdvox4wd3hr751-kva3ngac">
         <w:r>
           <w:rPr>
             <w:rFonts w:ascii="Arial" w:cs="Arial" w:eastAsia="Arial" w:hAnsi="Arial"/>
@@ -24818,7 +24818,7 @@
             <w:pPr>
               <w:spacing w:after="20" w:before="0"/>
             </w:pPr>
-            <w:hyperlink w:history="1" r:id="rIdkxmeonceyzidataj8zgow">
+            <w:hyperlink w:history="1" r:id="rIdx-5drmiw1g-ed8svuqn2t">
               <w:r>
                 <w:rPr>
                   <w:rFonts w:ascii="Arial" w:cs="Arial" w:eastAsia="Arial" w:hAnsi="Arial"/>
@@ -24867,7 +24867,7 @@
               <w:spacing w:after="10" w:before="0"/>
               <w:ind w:left="120"/>
             </w:pPr>
-            <w:hyperlink w:history="1" r:id="rIdbjchxaqivxozyyngtzpds">
+            <w:hyperlink w:history="1" r:id="rIdyr-suz9s9yuc-vlwy4ooj">
               <w:r>
                 <w:rPr>
                   <w:rFonts w:ascii="Arial" w:cs="Arial" w:eastAsia="Arial" w:hAnsi="Arial"/>
@@ -24929,7 +24929,7 @@
               <w:spacing w:after="10" w:before="0"/>
               <w:ind w:left="120"/>
             </w:pPr>
-            <w:hyperlink w:history="1" r:id="rIdhqqo_tukqcy1zndx-eozk">
+            <w:hyperlink w:history="1" r:id="rIdva4yg2yjlyndxmexujodc">
               <w:r>
                 <w:rPr>
                   <w:rFonts w:ascii="Arial" w:cs="Arial" w:eastAsia="Arial" w:hAnsi="Arial"/>
@@ -25139,7 +25139,7 @@
             <w:pPr>
               <w:spacing w:after="20" w:before="0"/>
             </w:pPr>
-            <w:hyperlink w:history="1" r:id="rIdrpcrxhmi8cgx3wfrjchs3">
+            <w:hyperlink w:history="1" r:id="rIdugud90kim_q9jfzhsimml">
               <w:r>
                 <w:rPr>
                   <w:rFonts w:ascii="Arial" w:cs="Arial" w:eastAsia="Arial" w:hAnsi="Arial"/>
@@ -25188,7 +25188,7 @@
               <w:spacing w:after="10" w:before="0"/>
               <w:ind w:left="120"/>
             </w:pPr>
-            <w:hyperlink w:history="1" r:id="rIdr9n2p37w2hs3f6kocg6fs">
+            <w:hyperlink w:history="1" r:id="rIdrm7omfrtd93jzorihrg_i">
               <w:r>
                 <w:rPr>
                   <w:rFonts w:ascii="Arial" w:cs="Arial" w:eastAsia="Arial" w:hAnsi="Arial"/>
@@ -25250,7 +25250,7 @@
               <w:spacing w:after="10" w:before="0"/>
               <w:ind w:left="120"/>
             </w:pPr>
-            <w:hyperlink w:history="1" r:id="rIdkskzd5v34ii0quwn-zt2b">
+            <w:hyperlink w:history="1" r:id="rId_5q49j5qgrakz61a597eg">
               <w:r>
                 <w:rPr>
                   <w:rFonts w:ascii="Arial" w:cs="Arial" w:eastAsia="Arial" w:hAnsi="Arial"/>
@@ -25460,7 +25460,7 @@
             <w:pPr>
               <w:spacing w:after="20" w:before="0"/>
             </w:pPr>
-            <w:hyperlink w:history="1" r:id="rIdpqljtug38b_cjrx_okm9d">
+            <w:hyperlink w:history="1" r:id="rIdk82lwebujjh0ezt0493oe">
               <w:r>
                 <w:rPr>
                   <w:rFonts w:ascii="Arial" w:cs="Arial" w:eastAsia="Arial" w:hAnsi="Arial"/>
@@ -25509,7 +25509,7 @@
               <w:spacing w:after="10" w:before="0"/>
               <w:ind w:left="120"/>
             </w:pPr>
-            <w:hyperlink w:history="1" r:id="rIdmptb3psbrptrsr4q7qspr">
+            <w:hyperlink w:history="1" r:id="rIdpbfl9uvbmfr1k1om3r37r">
               <w:r>
                 <w:rPr>
                   <w:rFonts w:ascii="Arial" w:cs="Arial" w:eastAsia="Arial" w:hAnsi="Arial"/>
@@ -25571,7 +25571,7 @@
               <w:spacing w:after="10" w:before="0"/>
               <w:ind w:left="120"/>
             </w:pPr>
-            <w:hyperlink w:history="1" r:id="rId0mstgyv_7mv9f6lcwkzdj">
+            <w:hyperlink w:history="1" r:id="rId5oipjx-fehh5gooef9ulr">
               <w:r>
                 <w:rPr>
                   <w:rFonts w:ascii="Arial" w:cs="Arial" w:eastAsia="Arial" w:hAnsi="Arial"/>
@@ -25781,7 +25781,7 @@
             <w:pPr>
               <w:spacing w:after="20" w:before="0"/>
             </w:pPr>
-            <w:hyperlink w:history="1" r:id="rIdh_jdht6ekazlk4zylofsn">
+            <w:hyperlink w:history="1" r:id="rIdutwvcels2lrry0-_fcmhj">
               <w:r>
                 <w:rPr>
                   <w:rFonts w:ascii="Arial" w:cs="Arial" w:eastAsia="Arial" w:hAnsi="Arial"/>
@@ -25830,7 +25830,7 @@
               <w:spacing w:after="10" w:before="0"/>
               <w:ind w:left="120"/>
             </w:pPr>
-            <w:hyperlink w:history="1" r:id="rIdt3t4hpfidks-dhu4hvz2t">
+            <w:hyperlink w:history="1" r:id="rIdpbe45g2a6q7fzcj0k5jbc">
               <w:r>
                 <w:rPr>
                   <w:rFonts w:ascii="Arial" w:cs="Arial" w:eastAsia="Arial" w:hAnsi="Arial"/>
@@ -25892,7 +25892,7 @@
               <w:spacing w:after="10" w:before="0"/>
               <w:ind w:left="120"/>
             </w:pPr>
-            <w:hyperlink w:history="1" r:id="rId6sc-qdzu2npactgzgppbd">
+            <w:hyperlink w:history="1" r:id="rIdim0i6de-anj_td-1qlgc4">
               <w:r>
                 <w:rPr>
                   <w:rFonts w:ascii="Arial" w:cs="Arial" w:eastAsia="Arial" w:hAnsi="Arial"/>
@@ -26102,7 +26102,7 @@
             <w:pPr>
               <w:spacing w:after="20" w:before="0"/>
             </w:pPr>
-            <w:hyperlink w:history="1" r:id="rId6_zo_89wr1ukvqb8_pnfg">
+            <w:hyperlink w:history="1" r:id="rId8btymahvz6sgmonmms-92">
               <w:r>
                 <w:rPr>
                   <w:rFonts w:ascii="Arial" w:cs="Arial" w:eastAsia="Arial" w:hAnsi="Arial"/>
@@ -26151,7 +26151,7 @@
               <w:spacing w:after="10" w:before="0"/>
               <w:ind w:left="120"/>
             </w:pPr>
-            <w:hyperlink w:history="1" r:id="rIdatf8cbpdpbn8yelp4s8gg">
+            <w:hyperlink w:history="1" r:id="rIdjystjo_0j6engkeyajutf">
               <w:r>
                 <w:rPr>
                   <w:rFonts w:ascii="Arial" w:cs="Arial" w:eastAsia="Arial" w:hAnsi="Arial"/>
@@ -26213,7 +26213,7 @@
               <w:spacing w:after="10" w:before="0"/>
               <w:ind w:left="120"/>
             </w:pPr>
-            <w:hyperlink w:history="1" r:id="rId8101sgpxxmw5cpy1-grvb">
+            <w:hyperlink w:history="1" r:id="rIda5-dd8dfhwf-cqou_jy8f">
               <w:r>
                 <w:rPr>
                   <w:rFonts w:ascii="Arial" w:cs="Arial" w:eastAsia="Arial" w:hAnsi="Arial"/>
@@ -26740,7 +26740,7 @@
         </w:rPr>
         <w:t xml:space="preserve">© 2026 SeaVuria and ARES. Aligned with KICD objectives. Developed by SeaVuria; technical implementation by ARES (with AI assistance from Claude). Licensed under </w:t>
       </w:r>
-      <w:hyperlink w:history="1" r:id="rIdafokdok4kuisg0pdukguy">
+      <w:hyperlink w:history="1" r:id="rIdqgp4pzi05efwmx4im9xbh">
         <w:r>
           <w:rPr>
             <w:rFonts w:ascii="Arial" w:cs="Arial" w:eastAsia="Arial" w:hAnsi="Arial"/>
@@ -26761,7 +26761,7 @@
         </w:rPr>
         <w:t xml:space="preserve"> (</w:t>
       </w:r>
-      <w:hyperlink w:history="1" r:id="rId9xreyjkybuet284fooknk">
+      <w:hyperlink w:history="1" r:id="rIdqhqdcoypklxusus_abxil">
         <w:r>
           <w:rPr>
             <w:rFonts w:ascii="Arial" w:cs="Arial" w:eastAsia="Arial" w:hAnsi="Arial"/>
@@ -27774,7 +27774,7 @@
             <w:pPr>
               <w:spacing w:after="20" w:before="0"/>
             </w:pPr>
-            <w:hyperlink w:history="1" r:id="rIdnzqb0eo6f7x-3zrpoeals">
+            <w:hyperlink w:history="1" r:id="rIdkkbpyqdhkyno-mepezkbw">
               <w:r>
                 <w:rPr>
                   <w:rFonts w:ascii="Arial" w:cs="Arial" w:eastAsia="Arial" w:hAnsi="Arial"/>
@@ -27807,7 +27807,7 @@
               <w:spacing w:after="10" w:before="0"/>
               <w:ind w:left="120"/>
             </w:pPr>
-            <w:hyperlink w:history="1" r:id="rId0m9ukisotgyl1gjvldaou">
+            <w:hyperlink w:history="1" r:id="rIdqsp8l4fmktw-t1c49lfwd">
               <w:r>
                 <w:rPr>
                   <w:rFonts w:ascii="Arial" w:cs="Arial" w:eastAsia="Arial" w:hAnsi="Arial"/>
@@ -27852,7 +27852,7 @@
             <w:pPr>
               <w:spacing w:after="20" w:before="0"/>
             </w:pPr>
-            <w:hyperlink w:history="1" r:id="rIdlbhali65ghpwvptpykzvj">
+            <w:hyperlink w:history="1" r:id="rIdemvmqfud7nlky5e_thpsn">
               <w:r>
                 <w:rPr>
                   <w:rFonts w:ascii="Arial" w:cs="Arial" w:eastAsia="Arial" w:hAnsi="Arial"/>
@@ -27901,7 +27901,7 @@
               <w:spacing w:after="10" w:before="0"/>
               <w:ind w:left="120"/>
             </w:pPr>
-            <w:hyperlink w:history="1" r:id="rId2yrl1scm-9rsrsqdbsga_">
+            <w:hyperlink w:history="1" r:id="rId_mc_vwcon7mkilqzuj1nv">
               <w:r>
                 <w:rPr>
                   <w:rFonts w:ascii="Arial" w:cs="Arial" w:eastAsia="Arial" w:hAnsi="Arial"/>
@@ -28096,7 +28096,7 @@
             <w:pPr>
               <w:spacing w:after="20" w:before="0"/>
             </w:pPr>
-            <w:hyperlink w:history="1" r:id="rIdztfsxb73-nrdjda6zzt3n">
+            <w:hyperlink w:history="1" r:id="rIdls3-c4-glle5f7yyfacvm">
               <w:r>
                 <w:rPr>
                   <w:rFonts w:ascii="Arial" w:cs="Arial" w:eastAsia="Arial" w:hAnsi="Arial"/>
@@ -28129,7 +28129,7 @@
               <w:spacing w:after="10" w:before="0"/>
               <w:ind w:left="120"/>
             </w:pPr>
-            <w:hyperlink w:history="1" r:id="rIdvdklkrbrfc4sgbhx3fllf">
+            <w:hyperlink w:history="1" r:id="rIdm8ufoav4oki2ex-ysasi2">
               <w:r>
                 <w:rPr>
                   <w:rFonts w:ascii="Arial" w:cs="Arial" w:eastAsia="Arial" w:hAnsi="Arial"/>
@@ -28174,7 +28174,7 @@
             <w:pPr>
               <w:spacing w:after="20" w:before="0"/>
             </w:pPr>
-            <w:hyperlink w:history="1" r:id="rIdt5eoep5iopbzv9o7-nioi">
+            <w:hyperlink w:history="1" r:id="rId3aq5b6swjgt1xo3lymshp">
               <w:r>
                 <w:rPr>
                   <w:rFonts w:ascii="Arial" w:cs="Arial" w:eastAsia="Arial" w:hAnsi="Arial"/>
@@ -28223,7 +28223,7 @@
               <w:spacing w:after="10" w:before="0"/>
               <w:ind w:left="120"/>
             </w:pPr>
-            <w:hyperlink w:history="1" r:id="rIdxtaovewpyaeqpm_7tll_w">
+            <w:hyperlink w:history="1" r:id="rIdouazlxsq3pbqafgyti1fv">
               <w:r>
                 <w:rPr>
                   <w:rFonts w:ascii="Arial" w:cs="Arial" w:eastAsia="Arial" w:hAnsi="Arial"/>
@@ -28418,7 +28418,7 @@
             <w:pPr>
               <w:spacing w:after="20" w:before="0"/>
             </w:pPr>
-            <w:hyperlink w:history="1" r:id="rIdjsv9iheomq8yalbt8mhoz">
+            <w:hyperlink w:history="1" r:id="rIddkxgppfahq84cnfib5qjs">
               <w:r>
                 <w:rPr>
                   <w:rFonts w:ascii="Arial" w:cs="Arial" w:eastAsia="Arial" w:hAnsi="Arial"/>
@@ -28467,7 +28467,7 @@
               <w:spacing w:after="10" w:before="0"/>
               <w:ind w:left="120"/>
             </w:pPr>
-            <w:hyperlink w:history="1" r:id="rIdi97cr0rhohbespcuygcrc">
+            <w:hyperlink w:history="1" r:id="rIdnu5_bj2fkd57u8mog1vpv">
               <w:r>
                 <w:rPr>
                   <w:rFonts w:ascii="Arial" w:cs="Arial" w:eastAsia="Arial" w:hAnsi="Arial"/>
@@ -28512,7 +28512,7 @@
             <w:pPr>
               <w:spacing w:after="20" w:before="0"/>
             </w:pPr>
-            <w:hyperlink w:history="1" r:id="rId-qeaebzd-grhp2bcnzjrt">
+            <w:hyperlink w:history="1" r:id="rIdovgy0qc8wtyon_sa0ziso">
               <w:r>
                 <w:rPr>
                   <w:rFonts w:ascii="Arial" w:cs="Arial" w:eastAsia="Arial" w:hAnsi="Arial"/>
@@ -28561,7 +28561,7 @@
               <w:spacing w:after="10" w:before="0"/>
               <w:ind w:left="120"/>
             </w:pPr>
-            <w:hyperlink w:history="1" r:id="rIdzgwbzf6alwr39tyuamzdw">
+            <w:hyperlink w:history="1" r:id="rIdzxphnv92llclpqli2fhku">
               <w:r>
                 <w:rPr>
                   <w:rFonts w:ascii="Arial" w:cs="Arial" w:eastAsia="Arial" w:hAnsi="Arial"/>
@@ -28756,7 +28756,7 @@
             <w:pPr>
               <w:spacing w:after="20" w:before="0"/>
             </w:pPr>
-            <w:hyperlink w:history="1" r:id="rIdb5em3x66j9sfqi-mryab2">
+            <w:hyperlink w:history="1" r:id="rIdsp--uenu-drxdnvvxiald">
               <w:r>
                 <w:rPr>
                   <w:rFonts w:ascii="Arial" w:cs="Arial" w:eastAsia="Arial" w:hAnsi="Arial"/>
@@ -28789,7 +28789,7 @@
               <w:spacing w:after="10" w:before="0"/>
               <w:ind w:left="120"/>
             </w:pPr>
-            <w:hyperlink w:history="1" r:id="rIdkfkrohcjxmtah3fooxjhl">
+            <w:hyperlink w:history="1" r:id="rIdhzhzxbzhrfrwftb1ebjb1">
               <w:r>
                 <w:rPr>
                   <w:rFonts w:ascii="Arial" w:cs="Arial" w:eastAsia="Arial" w:hAnsi="Arial"/>
@@ -28834,7 +28834,7 @@
             <w:pPr>
               <w:spacing w:after="20" w:before="0"/>
             </w:pPr>
-            <w:hyperlink w:history="1" r:id="rIdtspry0mi4vgme4xm90qy-">
+            <w:hyperlink w:history="1" r:id="rIdaugeq6k6ihrz9n2dhczqf">
               <w:r>
                 <w:rPr>
                   <w:rFonts w:ascii="Arial" w:cs="Arial" w:eastAsia="Arial" w:hAnsi="Arial"/>
@@ -28883,7 +28883,7 @@
               <w:spacing w:after="10" w:before="0"/>
               <w:ind w:left="120"/>
             </w:pPr>
-            <w:hyperlink w:history="1" r:id="rIduib9-frr9urdoqda7jbka">
+            <w:hyperlink w:history="1" r:id="rIdgpeb7of0od52oma-ev99l">
               <w:r>
                 <w:rPr>
                   <w:rFonts w:ascii="Arial" w:cs="Arial" w:eastAsia="Arial" w:hAnsi="Arial"/>
@@ -29078,7 +29078,7 @@
             <w:pPr>
               <w:spacing w:after="20" w:before="0"/>
             </w:pPr>
-            <w:hyperlink w:history="1" r:id="rIdc0wjx2kanhxlvrvlgniqx">
+            <w:hyperlink w:history="1" r:id="rId--uc0bhu_e-flbhxbxdm3">
               <w:r>
                 <w:rPr>
                   <w:rFonts w:ascii="Arial" w:cs="Arial" w:eastAsia="Arial" w:hAnsi="Arial"/>
@@ -29111,7 +29111,7 @@
               <w:spacing w:after="10" w:before="0"/>
               <w:ind w:left="120"/>
             </w:pPr>
-            <w:hyperlink w:history="1" r:id="rIdofwnangcmqetrzegl3njo">
+            <w:hyperlink w:history="1" r:id="rIdigxlwm4zif0zqoelvtvdl">
               <w:r>
                 <w:rPr>
                   <w:rFonts w:ascii="Arial" w:cs="Arial" w:eastAsia="Arial" w:hAnsi="Arial"/>
@@ -29156,7 +29156,7 @@
             <w:pPr>
               <w:spacing w:after="20" w:before="0"/>
             </w:pPr>
-            <w:hyperlink w:history="1" r:id="rIdrhkz2ogxsl366jt3a0t3s">
+            <w:hyperlink w:history="1" r:id="rIdnzgo_fagmqome94fqhf34">
               <w:r>
                 <w:rPr>
                   <w:rFonts w:ascii="Arial" w:cs="Arial" w:eastAsia="Arial" w:hAnsi="Arial"/>
@@ -29205,7 +29205,7 @@
               <w:spacing w:after="10" w:before="0"/>
               <w:ind w:left="120"/>
             </w:pPr>
-            <w:hyperlink w:history="1" r:id="rIdh_t5jc-es4k8j1wkfambn">
+            <w:hyperlink w:history="1" r:id="rIdxwmwoulerqp4o-wgyit_j">
               <w:r>
                 <w:rPr>
                   <w:rFonts w:ascii="Arial" w:cs="Arial" w:eastAsia="Arial" w:hAnsi="Arial"/>
@@ -29717,7 +29717,7 @@
         </w:rPr>
         <w:t xml:space="preserve">© 2026 SeaVuria and ARES. Aligned with KICD objectives. Developed by SeaVuria; technical implementation by ARES (with AI assistance from Claude). Licensed under </w:t>
       </w:r>
-      <w:hyperlink w:history="1" r:id="rIdz2qkqqq8vw272igmd-an6">
+      <w:hyperlink w:history="1" r:id="rIdphz-lzdx3xkezmxvzdvx9">
         <w:r>
           <w:rPr>
             <w:rFonts w:ascii="Arial" w:cs="Arial" w:eastAsia="Arial" w:hAnsi="Arial"/>
@@ -29738,7 +29738,7 @@
         </w:rPr>
         <w:t xml:space="preserve"> (</w:t>
       </w:r>
-      <w:hyperlink w:history="1" r:id="rIdmo7jjof_x_labg_ewvamd">
+      <w:hyperlink w:history="1" r:id="rIdw_gysyfeil4hn1zjnbmoz">
         <w:r>
           <w:rPr>
             <w:rFonts w:ascii="Arial" w:cs="Arial" w:eastAsia="Arial" w:hAnsi="Arial"/>

--- a/data/outputs/v2/Physics/SS3.4_Electrostatics/Physics_Electrostatics_CBE_LessonSequence.docx
+++ b/data/outputs/v2/Physics/SS3.4_Electrostatics/Physics_Electrostatics_CBE_LessonSequence.docx
@@ -4,6 +4,7 @@
   <w:body>
     <w:p>
       <w:pPr>
+        <w:keepNext w:val="false"/>
         <w:spacing w:after="30" w:before="0"/>
         <w:jc w:val="center"/>
       </w:pPr>
@@ -23,6 +24,7 @@
     </w:p>
     <w:p>
       <w:pPr>
+        <w:keepNext w:val="false"/>
         <w:spacing w:after="60" w:before="0"/>
         <w:jc w:val="center"/>
       </w:pPr>
@@ -81,6 +83,7 @@
           </w:tcPr>
           <w:p>
             <w:pPr>
+              <w:keepNext w:val="false"/>
               <w:spacing w:after="40" w:before="0"/>
               <w:jc w:val="center"/>
             </w:pPr>
@@ -115,6 +118,7 @@
           </w:tcPr>
           <w:p>
             <w:pPr>
+              <w:keepNext w:val="false"/>
               <w:spacing w:after="40" w:before="0"/>
               <w:jc w:val="left"/>
             </w:pPr>
@@ -147,6 +151,7 @@
           </w:tcPr>
           <w:p>
             <w:pPr>
+              <w:keepNext w:val="false"/>
               <w:spacing w:after="40" w:before="0"/>
               <w:jc w:val="left"/>
             </w:pPr>
@@ -181,6 +186,7 @@
           </w:tcPr>
           <w:p>
             <w:pPr>
+              <w:keepNext w:val="false"/>
               <w:spacing w:after="40" w:before="0"/>
               <w:jc w:val="left"/>
             </w:pPr>
@@ -213,6 +219,7 @@
           </w:tcPr>
           <w:p>
             <w:pPr>
+              <w:keepNext w:val="false"/>
               <w:spacing w:after="40" w:before="0"/>
               <w:jc w:val="left"/>
             </w:pPr>
@@ -247,6 +254,7 @@
           </w:tcPr>
           <w:p>
             <w:pPr>
+              <w:keepNext w:val="false"/>
               <w:spacing w:after="40" w:before="0"/>
               <w:jc w:val="left"/>
             </w:pPr>
@@ -279,6 +287,7 @@
           </w:tcPr>
           <w:p>
             <w:pPr>
+              <w:keepNext w:val="false"/>
               <w:spacing w:after="40" w:before="0"/>
               <w:jc w:val="left"/>
             </w:pPr>
@@ -313,6 +322,7 @@
           </w:tcPr>
           <w:p>
             <w:pPr>
+              <w:keepNext w:val="false"/>
               <w:spacing w:after="40" w:before="0"/>
               <w:jc w:val="left"/>
             </w:pPr>
@@ -345,6 +355,7 @@
           </w:tcPr>
           <w:p>
             <w:pPr>
+              <w:keepNext w:val="false"/>
               <w:spacing w:after="40" w:before="0"/>
               <w:jc w:val="left"/>
             </w:pPr>
@@ -379,6 +390,7 @@
           </w:tcPr>
           <w:p>
             <w:pPr>
+              <w:keepNext w:val="false"/>
               <w:spacing w:after="40" w:before="0"/>
               <w:jc w:val="left"/>
             </w:pPr>
@@ -411,6 +423,7 @@
           </w:tcPr>
           <w:p>
             <w:pPr>
+              <w:keepNext w:val="false"/>
               <w:spacing w:after="40" w:before="0"/>
               <w:jc w:val="left"/>
             </w:pPr>
@@ -445,6 +458,7 @@
           </w:tcPr>
           <w:p>
             <w:pPr>
+              <w:keepNext w:val="false"/>
               <w:spacing w:after="40" w:before="0"/>
               <w:jc w:val="left"/>
             </w:pPr>
@@ -672,6 +686,7 @@
           </w:tcPr>
           <w:p>
             <w:pPr>
+              <w:keepNext w:val="false"/>
               <w:spacing w:after="40" w:before="0"/>
               <w:jc w:val="left"/>
             </w:pPr>
@@ -704,6 +719,7 @@
           </w:tcPr>
           <w:p>
             <w:pPr>
+              <w:keepNext w:val="false"/>
               <w:spacing w:after="40" w:before="0"/>
               <w:jc w:val="left"/>
             </w:pPr>
@@ -723,6 +739,7 @@
           </w:p>
           <w:p>
             <w:pPr>
+              <w:keepNext w:val="false"/>
               <w:spacing w:after="40" w:before="0"/>
               <w:jc w:val="left"/>
             </w:pPr>
@@ -742,6 +759,7 @@
           </w:p>
           <w:p>
             <w:pPr>
+              <w:keepNext w:val="false"/>
               <w:spacing w:after="40" w:before="0"/>
               <w:jc w:val="left"/>
             </w:pPr>
@@ -761,6 +779,7 @@
           </w:p>
           <w:p>
             <w:pPr>
+              <w:keepNext w:val="false"/>
               <w:spacing w:after="40" w:before="0"/>
               <w:jc w:val="left"/>
             </w:pPr>
@@ -780,6 +799,7 @@
           </w:p>
           <w:p>
             <w:pPr>
+              <w:keepNext w:val="false"/>
               <w:spacing w:after="40" w:before="0"/>
               <w:jc w:val="left"/>
             </w:pPr>
@@ -799,6 +819,7 @@
           </w:p>
           <w:p>
             <w:pPr>
+              <w:keepNext w:val="false"/>
               <w:spacing w:after="40" w:before="0"/>
               <w:jc w:val="left"/>
             </w:pPr>
@@ -818,6 +839,7 @@
           </w:p>
           <w:p>
             <w:pPr>
+              <w:keepNext w:val="false"/>
               <w:spacing w:after="40" w:before="0"/>
               <w:jc w:val="left"/>
             </w:pPr>
@@ -852,6 +874,7 @@
           </w:tcPr>
           <w:p>
             <w:pPr>
+              <w:keepNext w:val="false"/>
               <w:spacing w:after="40" w:before="0"/>
               <w:jc w:val="left"/>
             </w:pPr>
@@ -999,6 +1022,7 @@
           </w:tcPr>
           <w:p>
             <w:pPr>
+              <w:keepNext w:val="false"/>
               <w:spacing w:after="40" w:before="0"/>
               <w:jc w:val="left"/>
             </w:pPr>
@@ -1126,6 +1150,7 @@
           </w:tcPr>
           <w:p>
             <w:pPr>
+              <w:keepNext w:val="false"/>
               <w:spacing w:after="40" w:before="0"/>
               <w:jc w:val="left"/>
             </w:pPr>
@@ -1293,6 +1318,7 @@
           </w:tcPr>
           <w:p>
             <w:pPr>
+              <w:keepNext w:val="false"/>
               <w:spacing w:after="40" w:before="0"/>
               <w:jc w:val="left"/>
             </w:pPr>
@@ -1420,6 +1446,7 @@
           </w:tcPr>
           <w:p>
             <w:pPr>
+              <w:keepNext w:val="false"/>
               <w:spacing w:after="40" w:before="0"/>
               <w:jc w:val="left"/>
             </w:pPr>
@@ -1587,6 +1614,7 @@
           </w:tcPr>
           <w:p>
             <w:pPr>
+              <w:keepNext w:val="false"/>
               <w:spacing w:after="40" w:before="0"/>
               <w:jc w:val="left"/>
             </w:pPr>
@@ -1619,6 +1647,7 @@
           </w:tcPr>
           <w:p>
             <w:pPr>
+              <w:keepNext w:val="false"/>
               <w:spacing w:after="40" w:before="0"/>
               <w:jc w:val="left"/>
             </w:pPr>
@@ -1653,6 +1682,7 @@
           </w:tcPr>
           <w:p>
             <w:pPr>
+              <w:keepNext w:val="false"/>
               <w:spacing w:after="40" w:before="0"/>
               <w:jc w:val="left"/>
             </w:pPr>
@@ -1685,6 +1715,7 @@
           </w:tcPr>
           <w:p>
             <w:pPr>
+              <w:keepNext w:val="false"/>
               <w:spacing w:after="40" w:before="0"/>
               <w:jc w:val="left"/>
             </w:pPr>
@@ -1704,6 +1735,7 @@
           </w:p>
           <w:p>
             <w:pPr>
+              <w:keepNext w:val="false"/>
               <w:spacing w:after="40" w:before="0"/>
               <w:jc w:val="left"/>
             </w:pPr>
@@ -1723,6 +1755,7 @@
           </w:p>
           <w:p>
             <w:pPr>
+              <w:keepNext w:val="false"/>
               <w:spacing w:after="40" w:before="0"/>
               <w:jc w:val="left"/>
             </w:pPr>
@@ -1742,6 +1775,7 @@
           </w:p>
           <w:p>
             <w:pPr>
+              <w:keepNext w:val="false"/>
               <w:spacing w:after="40" w:before="0"/>
               <w:jc w:val="left"/>
             </w:pPr>
@@ -1761,6 +1795,7 @@
           </w:p>
           <w:p>
             <w:pPr>
+              <w:keepNext w:val="false"/>
               <w:spacing w:after="40" w:before="0"/>
               <w:jc w:val="left"/>
             </w:pPr>
@@ -1780,6 +1815,7 @@
           </w:p>
           <w:p>
             <w:pPr>
+              <w:keepNext w:val="false"/>
               <w:spacing w:after="40" w:before="0"/>
               <w:jc w:val="left"/>
             </w:pPr>
@@ -1799,6 +1835,7 @@
           </w:p>
           <w:p>
             <w:pPr>
+              <w:keepNext w:val="false"/>
               <w:spacing w:after="40" w:before="0"/>
               <w:jc w:val="left"/>
             </w:pPr>
@@ -1818,6 +1855,7 @@
           </w:p>
           <w:p>
             <w:pPr>
+              <w:keepNext w:val="false"/>
               <w:spacing w:after="40" w:before="0"/>
               <w:jc w:val="left"/>
             </w:pPr>
@@ -1837,6 +1875,7 @@
           </w:p>
           <w:p>
             <w:pPr>
+              <w:keepNext w:val="false"/>
               <w:spacing w:after="40" w:before="0"/>
               <w:jc w:val="left"/>
             </w:pPr>
@@ -1856,6 +1895,7 @@
           </w:p>
           <w:p>
             <w:pPr>
+              <w:keepNext w:val="false"/>
               <w:spacing w:after="40" w:before="0"/>
               <w:jc w:val="left"/>
             </w:pPr>
@@ -1890,6 +1930,7 @@
           </w:tcPr>
           <w:p>
             <w:pPr>
+              <w:keepNext w:val="false"/>
               <w:spacing w:after="40" w:before="0"/>
               <w:jc w:val="left"/>
             </w:pPr>
@@ -1922,6 +1963,7 @@
           </w:tcPr>
           <w:p>
             <w:pPr>
+              <w:keepNext w:val="false"/>
               <w:spacing w:after="40" w:before="0"/>
               <w:jc w:val="left"/>
             </w:pPr>
@@ -1956,6 +1998,7 @@
           </w:tcPr>
           <w:p>
             <w:pPr>
+              <w:keepNext w:val="false"/>
               <w:spacing w:after="40" w:before="0"/>
               <w:jc w:val="left"/>
             </w:pPr>
@@ -1988,6 +2031,7 @@
           </w:tcPr>
           <w:p>
             <w:pPr>
+              <w:keepNext w:val="false"/>
               <w:spacing w:after="40" w:before="0"/>
               <w:jc w:val="left"/>
             </w:pPr>
@@ -2007,6 +2051,7 @@
           </w:p>
           <w:p>
             <w:pPr>
+              <w:keepNext w:val="false"/>
               <w:spacing w:after="40" w:before="0"/>
               <w:jc w:val="left"/>
             </w:pPr>
@@ -2026,6 +2071,7 @@
           </w:p>
           <w:p>
             <w:pPr>
+              <w:keepNext w:val="false"/>
               <w:spacing w:after="40" w:before="0"/>
               <w:jc w:val="left"/>
             </w:pPr>
@@ -2045,6 +2091,7 @@
           </w:p>
           <w:p>
             <w:pPr>
+              <w:keepNext w:val="false"/>
               <w:spacing w:after="40" w:before="0"/>
               <w:jc w:val="left"/>
             </w:pPr>
@@ -2064,6 +2111,7 @@
           </w:p>
           <w:p>
             <w:pPr>
+              <w:keepNext w:val="false"/>
               <w:spacing w:after="40" w:before="0"/>
               <w:jc w:val="left"/>
             </w:pPr>
@@ -2083,6 +2131,7 @@
           </w:p>
           <w:p>
             <w:pPr>
+              <w:keepNext w:val="false"/>
               <w:spacing w:after="40" w:before="0"/>
               <w:jc w:val="left"/>
             </w:pPr>
@@ -2102,6 +2151,7 @@
           </w:p>
           <w:p>
             <w:pPr>
+              <w:keepNext w:val="false"/>
               <w:spacing w:after="40" w:before="0"/>
               <w:jc w:val="left"/>
             </w:pPr>
@@ -2121,6 +2171,7 @@
           </w:p>
           <w:p>
             <w:pPr>
+              <w:keepNext w:val="false"/>
               <w:spacing w:after="40" w:before="0"/>
               <w:jc w:val="left"/>
             </w:pPr>
@@ -2140,6 +2191,7 @@
           </w:p>
           <w:p>
             <w:pPr>
+              <w:keepNext w:val="false"/>
               <w:spacing w:after="40" w:before="0"/>
               <w:jc w:val="left"/>
             </w:pPr>
@@ -2174,6 +2226,7 @@
           </w:tcPr>
           <w:p>
             <w:pPr>
+              <w:keepNext w:val="false"/>
               <w:spacing w:after="40" w:before="0"/>
               <w:jc w:val="left"/>
             </w:pPr>
@@ -2425,7 +2478,7 @@
         </w:rPr>
         <w:t xml:space="preserve">© 2026 SeaVuria and ARES. This work is licensed under a </w:t>
       </w:r>
-      <w:hyperlink w:history="1" r:id="rIdabyti53niute7_b9lwf7b">
+      <w:hyperlink w:history="1" r:id="rIdxsmujkztj0am9-sad6lvw">
         <w:r>
           <w:rPr>
             <w:rFonts w:ascii="Arial" w:cs="Arial" w:eastAsia="Arial" w:hAnsi="Arial"/>
@@ -2445,7 +2498,7 @@
         </w:rPr>
         <w:t xml:space="preserve"> (</w:t>
       </w:r>
-      <w:hyperlink w:history="1" r:id="rId6n3kmeptzhozyzrg8ncqv">
+      <w:hyperlink w:history="1" r:id="rIdf-ctbovwzofjrj5e_iwos">
         <w:r>
           <w:rPr>
             <w:rFonts w:ascii="Arial" w:cs="Arial" w:eastAsia="Arial" w:hAnsi="Arial"/>
@@ -2465,7 +2518,7 @@
         </w:rPr>
         <w:t xml:space="preserve">). To view a copy of this license, visit </w:t>
       </w:r>
-      <w:hyperlink w:history="1" r:id="rIdkh5uqtvteuwgawpgawmjb">
+      <w:hyperlink w:history="1" r:id="rId2ill0veq80wybcdhgmqpg">
         <w:r>
           <w:rPr>
             <w:rFonts w:ascii="Arial" w:cs="Arial" w:eastAsia="Arial" w:hAnsi="Arial"/>
@@ -2524,6 +2577,7 @@
           </w:tcPr>
           <w:p>
             <w:pPr>
+              <w:keepNext w:val="false"/>
               <w:spacing w:after="40" w:before="0"/>
               <w:jc w:val="center"/>
             </w:pPr>
@@ -2559,6 +2613,7 @@
           </w:tcPr>
           <w:p>
             <w:pPr>
+              <w:keepNext w:val="false"/>
               <w:spacing w:after="40" w:before="0"/>
               <w:jc w:val="center"/>
             </w:pPr>
@@ -2593,6 +2648,7 @@
           </w:tcPr>
           <w:p>
             <w:pPr>
+              <w:keepNext w:val="false"/>
               <w:spacing w:after="40" w:before="0"/>
               <w:jc w:val="left"/>
             </w:pPr>
@@ -2625,6 +2681,7 @@
           </w:tcPr>
           <w:p>
             <w:pPr>
+              <w:keepNext w:val="false"/>
               <w:spacing w:after="40" w:before="0"/>
               <w:jc w:val="left"/>
             </w:pPr>
@@ -2659,6 +2716,7 @@
           </w:tcPr>
           <w:p>
             <w:pPr>
+              <w:keepNext w:val="false"/>
               <w:spacing w:after="40" w:before="0"/>
               <w:jc w:val="left"/>
             </w:pPr>
@@ -2691,6 +2749,7 @@
           </w:tcPr>
           <w:p>
             <w:pPr>
+              <w:keepNext w:val="false"/>
               <w:spacing w:after="40" w:before="0"/>
               <w:jc w:val="left"/>
             </w:pPr>
@@ -2725,6 +2784,7 @@
           </w:tcPr>
           <w:p>
             <w:pPr>
+              <w:keepNext w:val="false"/>
               <w:spacing w:after="40" w:before="0"/>
               <w:jc w:val="left"/>
             </w:pPr>
@@ -2757,6 +2817,7 @@
           </w:tcPr>
           <w:p>
             <w:pPr>
+              <w:keepNext w:val="false"/>
               <w:spacing w:after="40" w:before="0"/>
               <w:jc w:val="left"/>
             </w:pPr>
@@ -2791,6 +2852,7 @@
           </w:tcPr>
           <w:p>
             <w:pPr>
+              <w:keepNext w:val="false"/>
               <w:spacing w:after="40" w:before="0"/>
               <w:jc w:val="left"/>
             </w:pPr>
@@ -2823,6 +2885,7 @@
           </w:tcPr>
           <w:p>
             <w:pPr>
+              <w:keepNext w:val="false"/>
               <w:spacing w:after="40" w:before="0"/>
               <w:jc w:val="left"/>
             </w:pPr>
@@ -2857,6 +2920,7 @@
           </w:tcPr>
           <w:p>
             <w:pPr>
+              <w:keepNext w:val="false"/>
               <w:spacing w:after="40" w:before="0"/>
               <w:jc w:val="left"/>
             </w:pPr>
@@ -2889,6 +2953,7 @@
           </w:tcPr>
           <w:p>
             <w:pPr>
+              <w:keepNext w:val="false"/>
               <w:spacing w:after="40" w:before="0"/>
               <w:jc w:val="left"/>
             </w:pPr>
@@ -2923,6 +2988,7 @@
           </w:tcPr>
           <w:p>
             <w:pPr>
+              <w:keepNext w:val="false"/>
               <w:spacing w:after="40" w:before="0"/>
               <w:jc w:val="left"/>
             </w:pPr>
@@ -2955,6 +3021,7 @@
           </w:tcPr>
           <w:p>
             <w:pPr>
+              <w:keepNext w:val="false"/>
               <w:spacing w:after="40" w:before="0"/>
               <w:jc w:val="left"/>
             </w:pPr>
@@ -2989,6 +3056,7 @@
           </w:tcPr>
           <w:p>
             <w:pPr>
+              <w:keepNext w:val="false"/>
               <w:spacing w:after="40" w:before="0"/>
               <w:jc w:val="left"/>
             </w:pPr>
@@ -3021,6 +3089,7 @@
           </w:tcPr>
           <w:p>
             <w:pPr>
+              <w:keepNext w:val="false"/>
               <w:spacing w:after="40" w:before="0"/>
               <w:jc w:val="left"/>
             </w:pPr>
@@ -3055,6 +3124,7 @@
           </w:tcPr>
           <w:p>
             <w:pPr>
+              <w:keepNext w:val="false"/>
               <w:spacing w:after="40" w:before="0"/>
               <w:jc w:val="left"/>
             </w:pPr>
@@ -3087,6 +3157,7 @@
           </w:tcPr>
           <w:p>
             <w:pPr>
+              <w:keepNext w:val="false"/>
               <w:spacing w:after="40" w:before="0"/>
               <w:jc w:val="left"/>
             </w:pPr>
@@ -3146,6 +3217,7 @@
           </w:tcPr>
           <w:p>
             <w:pPr>
+              <w:keepNext w:val="false"/>
               <w:spacing w:after="40" w:before="0"/>
               <w:jc w:val="center"/>
             </w:pPr>
@@ -3180,6 +3252,7 @@
           </w:tcPr>
           <w:p>
             <w:pPr>
+              <w:keepNext w:val="false"/>
               <w:spacing w:after="40" w:before="0"/>
               <w:jc w:val="left"/>
             </w:pPr>
@@ -3244,6 +3317,7 @@
           </w:tcPr>
           <w:p>
             <w:pPr>
+              <w:keepNext w:val="false"/>
               <w:spacing w:after="40" w:before="0"/>
               <w:jc w:val="center"/>
             </w:pPr>
@@ -3278,6 +3352,7 @@
           </w:tcPr>
           <w:p>
             <w:pPr>
+              <w:keepNext w:val="false"/>
               <w:spacing w:after="40" w:before="0"/>
               <w:jc w:val="left"/>
             </w:pPr>
@@ -3310,6 +3385,7 @@
           </w:tcPr>
           <w:p>
             <w:pPr>
+              <w:keepNext w:val="false"/>
               <w:spacing w:after="40" w:before="0"/>
               <w:jc w:val="left"/>
             </w:pPr>
@@ -3342,6 +3418,7 @@
           </w:tcPr>
           <w:p>
             <w:pPr>
+              <w:keepNext w:val="false"/>
               <w:spacing w:after="40" w:before="0"/>
               <w:jc w:val="left"/>
             </w:pPr>
@@ -3374,6 +3451,7 @@
           </w:tcPr>
           <w:p>
             <w:pPr>
+              <w:keepNext w:val="false"/>
               <w:spacing w:after="40" w:before="0"/>
               <w:jc w:val="left"/>
             </w:pPr>
@@ -3406,6 +3484,7 @@
           </w:tcPr>
           <w:p>
             <w:pPr>
+              <w:keepNext w:val="false"/>
               <w:spacing w:after="40" w:before="0"/>
               <w:jc w:val="left"/>
             </w:pPr>
@@ -3440,6 +3519,7 @@
           </w:tcPr>
           <w:p>
             <w:pPr>
+              <w:keepNext w:val="false"/>
               <w:spacing w:after="40" w:before="0"/>
               <w:jc w:val="left"/>
             </w:pPr>
@@ -3477,7 +3557,7 @@
             <w:pPr>
               <w:spacing w:after="20" w:before="0"/>
             </w:pPr>
-            <w:hyperlink w:history="1" r:id="rIdg-t9hs_2ymp0ga7larirt">
+            <w:hyperlink w:history="1" r:id="rIda1aspwfajrnkgckh766f7">
               <w:r>
                 <w:rPr>
                   <w:rFonts w:ascii="Arial" w:cs="Arial" w:eastAsia="Arial" w:hAnsi="Arial"/>
@@ -3510,7 +3590,7 @@
               <w:spacing w:after="10" w:before="0"/>
               <w:ind w:left="120"/>
             </w:pPr>
-            <w:hyperlink w:history="1" r:id="rId4x7aqn22be72wg3-amk8f">
+            <w:hyperlink w:history="1" r:id="rId6aqoyxi7mld2jxcpjfbdy">
               <w:r>
                 <w:rPr>
                   <w:rFonts w:ascii="Arial" w:cs="Arial" w:eastAsia="Arial" w:hAnsi="Arial"/>
@@ -3555,7 +3635,7 @@
             <w:pPr>
               <w:spacing w:after="20" w:before="0"/>
             </w:pPr>
-            <w:hyperlink w:history="1" r:id="rIdiqq8rwjv8zgmbuyqi3iht">
+            <w:hyperlink w:history="1" r:id="rId18zmex6o4xqcrdyedejmx">
               <w:r>
                 <w:rPr>
                   <w:rFonts w:ascii="Arial" w:cs="Arial" w:eastAsia="Arial" w:hAnsi="Arial"/>
@@ -3588,7 +3668,7 @@
               <w:spacing w:after="10" w:before="0"/>
               <w:ind w:left="120"/>
             </w:pPr>
-            <w:hyperlink w:history="1" r:id="rIdubr6vhe2qtk6nof6kzlnu">
+            <w:hyperlink w:history="1" r:id="rIdsltxfy6qj_z104lmhiubc">
               <w:r>
                 <w:rPr>
                   <w:rFonts w:ascii="Arial" w:cs="Arial" w:eastAsia="Arial" w:hAnsi="Arial"/>
@@ -3616,6 +3696,7 @@
           </w:tcPr>
           <w:p>
             <w:pPr>
+              <w:keepNext w:val="false"/>
               <w:spacing w:after="40" w:before="0"/>
               <w:jc w:val="left"/>
             </w:pPr>
@@ -3648,6 +3729,7 @@
           </w:tcPr>
           <w:p>
             <w:pPr>
+              <w:keepNext w:val="false"/>
               <w:spacing w:after="40" w:before="0"/>
               <w:jc w:val="left"/>
             </w:pPr>
@@ -3680,6 +3762,7 @@
           </w:tcPr>
           <w:p>
             <w:pPr>
+              <w:keepNext w:val="false"/>
               <w:spacing w:after="40" w:before="0"/>
               <w:jc w:val="left"/>
             </w:pPr>
@@ -3712,6 +3795,7 @@
           </w:tcPr>
           <w:p>
             <w:pPr>
+              <w:keepNext w:val="false"/>
               <w:spacing w:after="40" w:before="0"/>
               <w:jc w:val="left"/>
             </w:pPr>
@@ -3746,6 +3830,7 @@
           </w:tcPr>
           <w:p>
             <w:pPr>
+              <w:keepNext w:val="false"/>
               <w:spacing w:after="40" w:before="0"/>
               <w:jc w:val="left"/>
             </w:pPr>
@@ -3783,7 +3868,7 @@
             <w:pPr>
               <w:spacing w:after="20" w:before="0"/>
             </w:pPr>
-            <w:hyperlink w:history="1" r:id="rIdev5ad1ucltcdtewmuosrx">
+            <w:hyperlink w:history="1" r:id="rId9w9-ad3pti914z1j_phdd">
               <w:r>
                 <w:rPr>
                   <w:rFonts w:ascii="Arial" w:cs="Arial" w:eastAsia="Arial" w:hAnsi="Arial"/>
@@ -3816,7 +3901,7 @@
               <w:spacing w:after="10" w:before="0"/>
               <w:ind w:left="120"/>
             </w:pPr>
-            <w:hyperlink w:history="1" r:id="rIdak95vstszydvw-d6-w5cd">
+            <w:hyperlink w:history="1" r:id="rIdwpgu-mfg2iaej7lfqglq0">
               <w:r>
                 <w:rPr>
                   <w:rFonts w:ascii="Arial" w:cs="Arial" w:eastAsia="Arial" w:hAnsi="Arial"/>
@@ -3861,7 +3946,7 @@
             <w:pPr>
               <w:spacing w:after="20" w:before="0"/>
             </w:pPr>
-            <w:hyperlink w:history="1" r:id="rId7qs_tpkl3eu102hzip9ek">
+            <w:hyperlink w:history="1" r:id="rIdffhaxk0xefix-iogiuh83">
               <w:r>
                 <w:rPr>
                   <w:rFonts w:ascii="Arial" w:cs="Arial" w:eastAsia="Arial" w:hAnsi="Arial"/>
@@ -3894,7 +3979,7 @@
               <w:spacing w:after="10" w:before="0"/>
               <w:ind w:left="120"/>
             </w:pPr>
-            <w:hyperlink w:history="1" r:id="rId0aa1bisoflbmmfhwjzild">
+            <w:hyperlink w:history="1" r:id="rIdrr-_lcsg63m9szibuz4ey">
               <w:r>
                 <w:rPr>
                   <w:rFonts w:ascii="Arial" w:cs="Arial" w:eastAsia="Arial" w:hAnsi="Arial"/>
@@ -3922,6 +4007,7 @@
           </w:tcPr>
           <w:p>
             <w:pPr>
+              <w:keepNext w:val="false"/>
               <w:spacing w:after="40" w:before="0"/>
               <w:jc w:val="left"/>
             </w:pPr>
@@ -3954,6 +4040,7 @@
           </w:tcPr>
           <w:p>
             <w:pPr>
+              <w:keepNext w:val="false"/>
               <w:spacing w:after="40" w:before="0"/>
               <w:jc w:val="left"/>
             </w:pPr>
@@ -3986,6 +4073,7 @@
           </w:tcPr>
           <w:p>
             <w:pPr>
+              <w:keepNext w:val="false"/>
               <w:spacing w:after="40" w:before="0"/>
               <w:jc w:val="left"/>
             </w:pPr>
@@ -4018,6 +4106,7 @@
           </w:tcPr>
           <w:p>
             <w:pPr>
+              <w:keepNext w:val="false"/>
               <w:spacing w:after="40" w:before="0"/>
               <w:jc w:val="left"/>
             </w:pPr>
@@ -4052,6 +4141,7 @@
           </w:tcPr>
           <w:p>
             <w:pPr>
+              <w:keepNext w:val="false"/>
               <w:spacing w:after="40" w:before="0"/>
               <w:jc w:val="left"/>
             </w:pPr>
@@ -4089,7 +4179,7 @@
             <w:pPr>
               <w:spacing w:after="20" w:before="0"/>
             </w:pPr>
-            <w:hyperlink w:history="1" r:id="rId1gby3tgiwawllcfc4wphb">
+            <w:hyperlink w:history="1" r:id="rId3lf5xdhxuggo3f0hrlb_k">
               <w:r>
                 <w:rPr>
                   <w:rFonts w:ascii="Arial" w:cs="Arial" w:eastAsia="Arial" w:hAnsi="Arial"/>
@@ -4122,7 +4212,7 @@
               <w:spacing w:after="10" w:before="0"/>
               <w:ind w:left="120"/>
             </w:pPr>
-            <w:hyperlink w:history="1" r:id="rIddfcf04k0f1odi525vfgkz">
+            <w:hyperlink w:history="1" r:id="rIdriyczqhmxa65jow96wifw">
               <w:r>
                 <w:rPr>
                   <w:rFonts w:ascii="Arial" w:cs="Arial" w:eastAsia="Arial" w:hAnsi="Arial"/>
@@ -4167,7 +4257,7 @@
             <w:pPr>
               <w:spacing w:after="20" w:before="0"/>
             </w:pPr>
-            <w:hyperlink w:history="1" r:id="rIdffufh2pmzod1taaajcac_">
+            <w:hyperlink w:history="1" r:id="rIdnebrvpgx8qyujipdn9-iv">
               <w:r>
                 <w:rPr>
                   <w:rFonts w:ascii="Arial" w:cs="Arial" w:eastAsia="Arial" w:hAnsi="Arial"/>
@@ -4216,7 +4306,7 @@
               <w:spacing w:after="10" w:before="0"/>
               <w:ind w:left="120"/>
             </w:pPr>
-            <w:hyperlink w:history="1" r:id="rIdrjw9452esq132rdevd3zj">
+            <w:hyperlink w:history="1" r:id="rId51cjixlxdkikndw1ytgza">
               <w:r>
                 <w:rPr>
                   <w:rFonts w:ascii="Arial" w:cs="Arial" w:eastAsia="Arial" w:hAnsi="Arial"/>
@@ -4244,6 +4334,7 @@
           </w:tcPr>
           <w:p>
             <w:pPr>
+              <w:keepNext w:val="false"/>
               <w:spacing w:after="40" w:before="0"/>
               <w:jc w:val="left"/>
             </w:pPr>
@@ -4276,6 +4367,7 @@
           </w:tcPr>
           <w:p>
             <w:pPr>
+              <w:keepNext w:val="false"/>
               <w:spacing w:after="40" w:before="0"/>
               <w:jc w:val="left"/>
             </w:pPr>
@@ -4308,6 +4400,7 @@
           </w:tcPr>
           <w:p>
             <w:pPr>
+              <w:keepNext w:val="false"/>
               <w:spacing w:after="40" w:before="0"/>
               <w:jc w:val="left"/>
             </w:pPr>
@@ -4340,6 +4433,7 @@
           </w:tcPr>
           <w:p>
             <w:pPr>
+              <w:keepNext w:val="false"/>
               <w:spacing w:after="40" w:before="0"/>
               <w:jc w:val="left"/>
             </w:pPr>
@@ -4374,6 +4468,7 @@
           </w:tcPr>
           <w:p>
             <w:pPr>
+              <w:keepNext w:val="false"/>
               <w:spacing w:after="40" w:before="0"/>
               <w:jc w:val="left"/>
             </w:pPr>
@@ -4411,7 +4506,7 @@
             <w:pPr>
               <w:spacing w:after="20" w:before="0"/>
             </w:pPr>
-            <w:hyperlink w:history="1" r:id="rId8nrajgnt56bhapgu8slse">
+            <w:hyperlink w:history="1" r:id="rIdxqnwq2mnaenis_zjp34oe">
               <w:r>
                 <w:rPr>
                   <w:rFonts w:ascii="Arial" w:cs="Arial" w:eastAsia="Arial" w:hAnsi="Arial"/>
@@ -4444,7 +4539,7 @@
               <w:spacing w:after="10" w:before="0"/>
               <w:ind w:left="120"/>
             </w:pPr>
-            <w:hyperlink w:history="1" r:id="rIdfsxgtiyxe6igcunjr9_an">
+            <w:hyperlink w:history="1" r:id="rId7h1-8r69wypsxzuekjdpx">
               <w:r>
                 <w:rPr>
                   <w:rFonts w:ascii="Arial" w:cs="Arial" w:eastAsia="Arial" w:hAnsi="Arial"/>
@@ -4489,7 +4584,7 @@
             <w:pPr>
               <w:spacing w:after="20" w:before="0"/>
             </w:pPr>
-            <w:hyperlink w:history="1" r:id="rIdb1dx_-jjb6vjzrsdtp7fg">
+            <w:hyperlink w:history="1" r:id="rIdlafkeaxml93hoyorq4ohs">
               <w:r>
                 <w:rPr>
                   <w:rFonts w:ascii="Arial" w:cs="Arial" w:eastAsia="Arial" w:hAnsi="Arial"/>
@@ -4538,7 +4633,7 @@
               <w:spacing w:after="10" w:before="0"/>
               <w:ind w:left="120"/>
             </w:pPr>
-            <w:hyperlink w:history="1" r:id="rIdyjk-hxgdhpuasx6b6te_u">
+            <w:hyperlink w:history="1" r:id="rIdhkgsme6ukhgtl9jsomzyx">
               <w:r>
                 <w:rPr>
                   <w:rFonts w:ascii="Arial" w:cs="Arial" w:eastAsia="Arial" w:hAnsi="Arial"/>
@@ -4566,6 +4661,7 @@
           </w:tcPr>
           <w:p>
             <w:pPr>
+              <w:keepNext w:val="false"/>
               <w:spacing w:after="40" w:before="0"/>
               <w:jc w:val="left"/>
             </w:pPr>
@@ -4598,6 +4694,7 @@
           </w:tcPr>
           <w:p>
             <w:pPr>
+              <w:keepNext w:val="false"/>
               <w:spacing w:after="40" w:before="0"/>
               <w:jc w:val="left"/>
             </w:pPr>
@@ -4630,6 +4727,7 @@
           </w:tcPr>
           <w:p>
             <w:pPr>
+              <w:keepNext w:val="false"/>
               <w:spacing w:after="40" w:before="0"/>
               <w:jc w:val="left"/>
             </w:pPr>
@@ -4662,6 +4760,7 @@
           </w:tcPr>
           <w:p>
             <w:pPr>
+              <w:keepNext w:val="false"/>
               <w:spacing w:after="40" w:before="0"/>
               <w:jc w:val="left"/>
             </w:pPr>
@@ -4696,6 +4795,7 @@
           </w:tcPr>
           <w:p>
             <w:pPr>
+              <w:keepNext w:val="false"/>
               <w:spacing w:after="40" w:before="0"/>
               <w:jc w:val="left"/>
             </w:pPr>
@@ -4733,7 +4833,7 @@
             <w:pPr>
               <w:spacing w:after="20" w:before="0"/>
             </w:pPr>
-            <w:hyperlink w:history="1" r:id="rIdlg0mvasfbvhsgvythtkyh">
+            <w:hyperlink w:history="1" r:id="rIdg2zenyjapxuwiwb5zajwf">
               <w:r>
                 <w:rPr>
                   <w:rFonts w:ascii="Arial" w:cs="Arial" w:eastAsia="Arial" w:hAnsi="Arial"/>
@@ -4782,7 +4882,7 @@
               <w:spacing w:after="10" w:before="0"/>
               <w:ind w:left="120"/>
             </w:pPr>
-            <w:hyperlink w:history="1" r:id="rId0e_cnd14looerw09-oyd-">
+            <w:hyperlink w:history="1" r:id="rId1iocazi5yjtpslvks8m55">
               <w:r>
                 <w:rPr>
                   <w:rFonts w:ascii="Arial" w:cs="Arial" w:eastAsia="Arial" w:hAnsi="Arial"/>
@@ -4827,7 +4927,7 @@
             <w:pPr>
               <w:spacing w:after="20" w:before="0"/>
             </w:pPr>
-            <w:hyperlink w:history="1" r:id="rId5p_khkx-z_b6uaqpl_pog">
+            <w:hyperlink w:history="1" r:id="rIdkmznlnc2utwuenfluefev">
               <w:r>
                 <w:rPr>
                   <w:rFonts w:ascii="Arial" w:cs="Arial" w:eastAsia="Arial" w:hAnsi="Arial"/>
@@ -4860,7 +4960,7 @@
               <w:spacing w:after="10" w:before="0"/>
               <w:ind w:left="120"/>
             </w:pPr>
-            <w:hyperlink w:history="1" r:id="rIdour82geh1-61crmjouler">
+            <w:hyperlink w:history="1" r:id="rId7abqbanokqsnfr6lnxu-f">
               <w:r>
                 <w:rPr>
                   <w:rFonts w:ascii="Arial" w:cs="Arial" w:eastAsia="Arial" w:hAnsi="Arial"/>
@@ -4888,6 +4988,7 @@
           </w:tcPr>
           <w:p>
             <w:pPr>
+              <w:keepNext w:val="false"/>
               <w:spacing w:after="40" w:before="0"/>
               <w:jc w:val="left"/>
             </w:pPr>
@@ -4920,6 +5021,7 @@
           </w:tcPr>
           <w:p>
             <w:pPr>
+              <w:keepNext w:val="false"/>
               <w:spacing w:after="40" w:before="0"/>
               <w:jc w:val="left"/>
             </w:pPr>
@@ -4952,6 +5054,7 @@
           </w:tcPr>
           <w:p>
             <w:pPr>
+              <w:keepNext w:val="false"/>
               <w:spacing w:after="40" w:before="0"/>
               <w:jc w:val="left"/>
             </w:pPr>
@@ -4984,6 +5087,7 @@
           </w:tcPr>
           <w:p>
             <w:pPr>
+              <w:keepNext w:val="false"/>
               <w:spacing w:after="40" w:before="0"/>
               <w:jc w:val="left"/>
             </w:pPr>
@@ -5043,6 +5147,7 @@
           </w:tcPr>
           <w:p>
             <w:pPr>
+              <w:keepNext w:val="false"/>
               <w:spacing w:after="40" w:before="0"/>
               <w:jc w:val="center"/>
             </w:pPr>
@@ -5077,6 +5182,7 @@
           </w:tcPr>
           <w:p>
             <w:pPr>
+              <w:keepNext w:val="false"/>
               <w:spacing w:after="40" w:before="0"/>
               <w:jc w:val="left"/>
             </w:pPr>
@@ -5138,6 +5244,7 @@
           </w:tcPr>
           <w:p>
             <w:pPr>
+              <w:keepNext w:val="false"/>
               <w:spacing w:after="40" w:before="0"/>
               <w:jc w:val="center"/>
             </w:pPr>
@@ -5172,6 +5279,7 @@
           </w:tcPr>
           <w:p>
             <w:pPr>
+              <w:keepNext w:val="false"/>
               <w:spacing w:after="40" w:before="0"/>
               <w:jc w:val="left"/>
             </w:pPr>
@@ -5204,6 +5312,7 @@
           </w:tcPr>
           <w:p>
             <w:pPr>
+              <w:keepNext w:val="false"/>
               <w:spacing w:after="40" w:before="0"/>
               <w:jc w:val="left"/>
             </w:pPr>
@@ -5238,6 +5347,7 @@
           </w:tcPr>
           <w:p>
             <w:pPr>
+              <w:keepNext w:val="false"/>
               <w:spacing w:after="40" w:before="0"/>
               <w:jc w:val="left"/>
             </w:pPr>
@@ -5270,6 +5380,7 @@
           </w:tcPr>
           <w:p>
             <w:pPr>
+              <w:keepNext w:val="false"/>
               <w:spacing w:after="40" w:before="0"/>
               <w:jc w:val="left"/>
             </w:pPr>
@@ -5304,6 +5415,7 @@
           </w:tcPr>
           <w:p>
             <w:pPr>
+              <w:keepNext w:val="false"/>
               <w:spacing w:after="40" w:before="0"/>
               <w:jc w:val="left"/>
             </w:pPr>
@@ -5336,6 +5448,7 @@
           </w:tcPr>
           <w:p>
             <w:pPr>
+              <w:keepNext w:val="false"/>
               <w:spacing w:after="40" w:before="0"/>
               <w:jc w:val="left"/>
             </w:pPr>
@@ -5372,7 +5485,7 @@
         </w:rPr>
         <w:t xml:space="preserve">© 2026 SeaVuria and ARES. Aligned with KICD objectives. Developed by SeaVuria; technical implementation by ARES (with AI assistance from Claude). Licensed under </w:t>
       </w:r>
-      <w:hyperlink w:history="1" r:id="rIdgdy9nmk5is1g1xvxefv-c">
+      <w:hyperlink w:history="1" r:id="rIdbvmc2zo-0c-4uy03u__8n">
         <w:r>
           <w:rPr>
             <w:rFonts w:ascii="Arial" w:cs="Arial" w:eastAsia="Arial" w:hAnsi="Arial"/>
@@ -5393,7 +5506,7 @@
         </w:rPr>
         <w:t xml:space="preserve"> (</w:t>
       </w:r>
-      <w:hyperlink w:history="1" r:id="rIdjw8mmzw8aqsdhif48ooec">
+      <w:hyperlink w:history="1" r:id="rIdkdejvavca0afb-21ifbr0">
         <w:r>
           <w:rPr>
             <w:rFonts w:ascii="Arial" w:cs="Arial" w:eastAsia="Arial" w:hAnsi="Arial"/>
@@ -5453,6 +5566,7 @@
           </w:tcPr>
           <w:p>
             <w:pPr>
+              <w:keepNext w:val="false"/>
               <w:spacing w:after="40" w:before="0"/>
               <w:jc w:val="center"/>
             </w:pPr>
@@ -5488,6 +5602,7 @@
           </w:tcPr>
           <w:p>
             <w:pPr>
+              <w:keepNext w:val="false"/>
               <w:spacing w:after="40" w:before="0"/>
               <w:jc w:val="center"/>
             </w:pPr>
@@ -5522,6 +5637,7 @@
           </w:tcPr>
           <w:p>
             <w:pPr>
+              <w:keepNext w:val="false"/>
               <w:spacing w:after="40" w:before="0"/>
               <w:jc w:val="left"/>
             </w:pPr>
@@ -5554,6 +5670,7 @@
           </w:tcPr>
           <w:p>
             <w:pPr>
+              <w:keepNext w:val="false"/>
               <w:spacing w:after="40" w:before="0"/>
               <w:jc w:val="left"/>
             </w:pPr>
@@ -5588,6 +5705,7 @@
           </w:tcPr>
           <w:p>
             <w:pPr>
+              <w:keepNext w:val="false"/>
               <w:spacing w:after="40" w:before="0"/>
               <w:jc w:val="left"/>
             </w:pPr>
@@ -5620,6 +5738,7 @@
           </w:tcPr>
           <w:p>
             <w:pPr>
+              <w:keepNext w:val="false"/>
               <w:spacing w:after="40" w:before="0"/>
               <w:jc w:val="left"/>
             </w:pPr>
@@ -5654,6 +5773,7 @@
           </w:tcPr>
           <w:p>
             <w:pPr>
+              <w:keepNext w:val="false"/>
               <w:spacing w:after="40" w:before="0"/>
               <w:jc w:val="left"/>
             </w:pPr>
@@ -5686,6 +5806,7 @@
           </w:tcPr>
           <w:p>
             <w:pPr>
+              <w:keepNext w:val="false"/>
               <w:spacing w:after="40" w:before="0"/>
               <w:jc w:val="left"/>
             </w:pPr>
@@ -5720,6 +5841,7 @@
           </w:tcPr>
           <w:p>
             <w:pPr>
+              <w:keepNext w:val="false"/>
               <w:spacing w:after="40" w:before="0"/>
               <w:jc w:val="left"/>
             </w:pPr>
@@ -5752,6 +5874,7 @@
           </w:tcPr>
           <w:p>
             <w:pPr>
+              <w:keepNext w:val="false"/>
               <w:spacing w:after="40" w:before="0"/>
               <w:jc w:val="left"/>
             </w:pPr>
@@ -5786,6 +5909,7 @@
           </w:tcPr>
           <w:p>
             <w:pPr>
+              <w:keepNext w:val="false"/>
               <w:spacing w:after="40" w:before="0"/>
               <w:jc w:val="left"/>
             </w:pPr>
@@ -5818,6 +5942,7 @@
           </w:tcPr>
           <w:p>
             <w:pPr>
+              <w:keepNext w:val="false"/>
               <w:spacing w:after="40" w:before="0"/>
               <w:jc w:val="left"/>
             </w:pPr>
@@ -5852,6 +5977,7 @@
           </w:tcPr>
           <w:p>
             <w:pPr>
+              <w:keepNext w:val="false"/>
               <w:spacing w:after="40" w:before="0"/>
               <w:jc w:val="left"/>
             </w:pPr>
@@ -5884,6 +6010,7 @@
           </w:tcPr>
           <w:p>
             <w:pPr>
+              <w:keepNext w:val="false"/>
               <w:spacing w:after="40" w:before="0"/>
               <w:jc w:val="left"/>
             </w:pPr>
@@ -5918,6 +6045,7 @@
           </w:tcPr>
           <w:p>
             <w:pPr>
+              <w:keepNext w:val="false"/>
               <w:spacing w:after="40" w:before="0"/>
               <w:jc w:val="left"/>
             </w:pPr>
@@ -5950,6 +6078,7 @@
           </w:tcPr>
           <w:p>
             <w:pPr>
+              <w:keepNext w:val="false"/>
               <w:spacing w:after="40" w:before="0"/>
               <w:jc w:val="left"/>
             </w:pPr>
@@ -5984,6 +6113,7 @@
           </w:tcPr>
           <w:p>
             <w:pPr>
+              <w:keepNext w:val="false"/>
               <w:spacing w:after="40" w:before="0"/>
               <w:jc w:val="left"/>
             </w:pPr>
@@ -6016,6 +6146,7 @@
           </w:tcPr>
           <w:p>
             <w:pPr>
+              <w:keepNext w:val="false"/>
               <w:spacing w:after="40" w:before="0"/>
               <w:jc w:val="left"/>
             </w:pPr>
@@ -6075,6 +6206,7 @@
           </w:tcPr>
           <w:p>
             <w:pPr>
+              <w:keepNext w:val="false"/>
               <w:spacing w:after="40" w:before="0"/>
               <w:jc w:val="center"/>
             </w:pPr>
@@ -6109,6 +6241,7 @@
           </w:tcPr>
           <w:p>
             <w:pPr>
+              <w:keepNext w:val="false"/>
               <w:spacing w:after="40" w:before="0"/>
               <w:jc w:val="left"/>
             </w:pPr>
@@ -6173,6 +6306,7 @@
           </w:tcPr>
           <w:p>
             <w:pPr>
+              <w:keepNext w:val="false"/>
               <w:spacing w:after="40" w:before="0"/>
               <w:jc w:val="center"/>
             </w:pPr>
@@ -6207,6 +6341,7 @@
           </w:tcPr>
           <w:p>
             <w:pPr>
+              <w:keepNext w:val="false"/>
               <w:spacing w:after="40" w:before="0"/>
               <w:jc w:val="left"/>
             </w:pPr>
@@ -6239,6 +6374,7 @@
           </w:tcPr>
           <w:p>
             <w:pPr>
+              <w:keepNext w:val="false"/>
               <w:spacing w:after="40" w:before="0"/>
               <w:jc w:val="left"/>
             </w:pPr>
@@ -6271,6 +6407,7 @@
           </w:tcPr>
           <w:p>
             <w:pPr>
+              <w:keepNext w:val="false"/>
               <w:spacing w:after="40" w:before="0"/>
               <w:jc w:val="left"/>
             </w:pPr>
@@ -6303,6 +6440,7 @@
           </w:tcPr>
           <w:p>
             <w:pPr>
+              <w:keepNext w:val="false"/>
               <w:spacing w:after="40" w:before="0"/>
               <w:jc w:val="left"/>
             </w:pPr>
@@ -6335,6 +6473,7 @@
           </w:tcPr>
           <w:p>
             <w:pPr>
+              <w:keepNext w:val="false"/>
               <w:spacing w:after="40" w:before="0"/>
               <w:jc w:val="left"/>
             </w:pPr>
@@ -6369,6 +6508,7 @@
           </w:tcPr>
           <w:p>
             <w:pPr>
+              <w:keepNext w:val="false"/>
               <w:spacing w:after="40" w:before="0"/>
               <w:jc w:val="left"/>
             </w:pPr>
@@ -6406,7 +6546,7 @@
             <w:pPr>
               <w:spacing w:after="20" w:before="0"/>
             </w:pPr>
-            <w:hyperlink w:history="1" r:id="rIdonnxqxdr2wifgzc7yivr7">
+            <w:hyperlink w:history="1" r:id="rIdrilkmfpevsifck4rxl7k4">
               <w:r>
                 <w:rPr>
                   <w:rFonts w:ascii="Arial" w:cs="Arial" w:eastAsia="Arial" w:hAnsi="Arial"/>
@@ -6439,7 +6579,7 @@
               <w:spacing w:after="10" w:before="0"/>
               <w:ind w:left="120"/>
             </w:pPr>
-            <w:hyperlink w:history="1" r:id="rIdyy2678lmv2a790ltwpanf">
+            <w:hyperlink w:history="1" r:id="rIdu1eivfsnouqkbky2wqddh">
               <w:r>
                 <w:rPr>
                   <w:rFonts w:ascii="Arial" w:cs="Arial" w:eastAsia="Arial" w:hAnsi="Arial"/>
@@ -6484,7 +6624,7 @@
             <w:pPr>
               <w:spacing w:after="20" w:before="0"/>
             </w:pPr>
-            <w:hyperlink w:history="1" r:id="rIdiafznd87du2urqctgmjwk">
+            <w:hyperlink w:history="1" r:id="rIdbvy3cejfbii28tb5bokda">
               <w:r>
                 <w:rPr>
                   <w:rFonts w:ascii="Arial" w:cs="Arial" w:eastAsia="Arial" w:hAnsi="Arial"/>
@@ -6517,7 +6657,7 @@
               <w:spacing w:after="10" w:before="0"/>
               <w:ind w:left="120"/>
             </w:pPr>
-            <w:hyperlink w:history="1" r:id="rId7rgbspof_sbamcsfhyzgh">
+            <w:hyperlink w:history="1" r:id="rIdeyci79riig3bz9xuo8uhs">
               <w:r>
                 <w:rPr>
                   <w:rFonts w:ascii="Arial" w:cs="Arial" w:eastAsia="Arial" w:hAnsi="Arial"/>
@@ -6545,6 +6685,7 @@
           </w:tcPr>
           <w:p>
             <w:pPr>
+              <w:keepNext w:val="false"/>
               <w:spacing w:after="40" w:before="0"/>
               <w:jc w:val="left"/>
             </w:pPr>
@@ -6577,6 +6718,7 @@
           </w:tcPr>
           <w:p>
             <w:pPr>
+              <w:keepNext w:val="false"/>
               <w:spacing w:after="40" w:before="0"/>
               <w:jc w:val="left"/>
             </w:pPr>
@@ -6609,6 +6751,7 @@
           </w:tcPr>
           <w:p>
             <w:pPr>
+              <w:keepNext w:val="false"/>
               <w:spacing w:after="40" w:before="0"/>
               <w:jc w:val="left"/>
             </w:pPr>
@@ -6641,6 +6784,7 @@
           </w:tcPr>
           <w:p>
             <w:pPr>
+              <w:keepNext w:val="false"/>
               <w:spacing w:after="40" w:before="0"/>
               <w:jc w:val="left"/>
             </w:pPr>
@@ -6675,6 +6819,7 @@
           </w:tcPr>
           <w:p>
             <w:pPr>
+              <w:keepNext w:val="false"/>
               <w:spacing w:after="40" w:before="0"/>
               <w:jc w:val="left"/>
             </w:pPr>
@@ -6712,7 +6857,7 @@
             <w:pPr>
               <w:spacing w:after="20" w:before="0"/>
             </w:pPr>
-            <w:hyperlink w:history="1" r:id="rId23qfok6pj75l0hqglzzkh">
+            <w:hyperlink w:history="1" r:id="rId74kfr1y-aoz19zgzrknt2">
               <w:r>
                 <w:rPr>
                   <w:rFonts w:ascii="Arial" w:cs="Arial" w:eastAsia="Arial" w:hAnsi="Arial"/>
@@ -6745,7 +6890,7 @@
               <w:spacing w:after="10" w:before="0"/>
               <w:ind w:left="120"/>
             </w:pPr>
-            <w:hyperlink w:history="1" r:id="rIdk_feeyqshd7ppqkztyfpm">
+            <w:hyperlink w:history="1" r:id="rIdilxbvdnqlx5_mbvn0icbd">
               <w:r>
                 <w:rPr>
                   <w:rFonts w:ascii="Arial" w:cs="Arial" w:eastAsia="Arial" w:hAnsi="Arial"/>
@@ -6790,7 +6935,7 @@
             <w:pPr>
               <w:spacing w:after="20" w:before="0"/>
             </w:pPr>
-            <w:hyperlink w:history="1" r:id="rIdde6hirw09smbuzm4jw9ll">
+            <w:hyperlink w:history="1" r:id="rIddtpm47_gweclza7on-srk">
               <w:r>
                 <w:rPr>
                   <w:rFonts w:ascii="Arial" w:cs="Arial" w:eastAsia="Arial" w:hAnsi="Arial"/>
@@ -6823,7 +6968,7 @@
               <w:spacing w:after="10" w:before="0"/>
               <w:ind w:left="120"/>
             </w:pPr>
-            <w:hyperlink w:history="1" r:id="rIdmogz2am2znpok4oom1pd3">
+            <w:hyperlink w:history="1" r:id="rIdqto-rsot1llx9zurf7fo2">
               <w:r>
                 <w:rPr>
                   <w:rFonts w:ascii="Arial" w:cs="Arial" w:eastAsia="Arial" w:hAnsi="Arial"/>
@@ -6851,6 +6996,7 @@
           </w:tcPr>
           <w:p>
             <w:pPr>
+              <w:keepNext w:val="false"/>
               <w:spacing w:after="40" w:before="0"/>
               <w:jc w:val="left"/>
             </w:pPr>
@@ -6883,6 +7029,7 @@
           </w:tcPr>
           <w:p>
             <w:pPr>
+              <w:keepNext w:val="false"/>
               <w:spacing w:after="40" w:before="0"/>
               <w:jc w:val="left"/>
             </w:pPr>
@@ -6915,6 +7062,7 @@
           </w:tcPr>
           <w:p>
             <w:pPr>
+              <w:keepNext w:val="false"/>
               <w:spacing w:after="40" w:before="0"/>
               <w:jc w:val="left"/>
             </w:pPr>
@@ -6947,6 +7095,7 @@
           </w:tcPr>
           <w:p>
             <w:pPr>
+              <w:keepNext w:val="false"/>
               <w:spacing w:after="40" w:before="0"/>
               <w:jc w:val="left"/>
             </w:pPr>
@@ -6981,6 +7130,7 @@
           </w:tcPr>
           <w:p>
             <w:pPr>
+              <w:keepNext w:val="false"/>
               <w:spacing w:after="40" w:before="0"/>
               <w:jc w:val="left"/>
             </w:pPr>
@@ -7018,7 +7168,7 @@
             <w:pPr>
               <w:spacing w:after="20" w:before="0"/>
             </w:pPr>
-            <w:hyperlink w:history="1" r:id="rIdwzsmutqelwfjbqklte0me">
+            <w:hyperlink w:history="1" r:id="rIduwqjnyn0v66axtmqcdpzv">
               <w:r>
                 <w:rPr>
                   <w:rFonts w:ascii="Arial" w:cs="Arial" w:eastAsia="Arial" w:hAnsi="Arial"/>
@@ -7051,7 +7201,7 @@
               <w:spacing w:after="10" w:before="0"/>
               <w:ind w:left="120"/>
             </w:pPr>
-            <w:hyperlink w:history="1" r:id="rId3outh-d_vmja7p1am7nul">
+            <w:hyperlink w:history="1" r:id="rIdioat6mcci6uf1gbtuyer2">
               <w:r>
                 <w:rPr>
                   <w:rFonts w:ascii="Arial" w:cs="Arial" w:eastAsia="Arial" w:hAnsi="Arial"/>
@@ -7096,7 +7246,7 @@
             <w:pPr>
               <w:spacing w:after="20" w:before="0"/>
             </w:pPr>
-            <w:hyperlink w:history="1" r:id="rIdu8-f_wpqew2xbibap1ix7">
+            <w:hyperlink w:history="1" r:id="rIdnvqz-xblx4haib_jryhpy">
               <w:r>
                 <w:rPr>
                   <w:rFonts w:ascii="Arial" w:cs="Arial" w:eastAsia="Arial" w:hAnsi="Arial"/>
@@ -7129,7 +7279,7 @@
               <w:spacing w:after="10" w:before="0"/>
               <w:ind w:left="120"/>
             </w:pPr>
-            <w:hyperlink w:history="1" r:id="rIdewogdbwdeqtgcyupzgydy">
+            <w:hyperlink w:history="1" r:id="rIdbwciilsfvr0rwvp2jbtpn">
               <w:r>
                 <w:rPr>
                   <w:rFonts w:ascii="Arial" w:cs="Arial" w:eastAsia="Arial" w:hAnsi="Arial"/>
@@ -7157,6 +7307,7 @@
           </w:tcPr>
           <w:p>
             <w:pPr>
+              <w:keepNext w:val="false"/>
               <w:spacing w:after="40" w:before="0"/>
               <w:jc w:val="left"/>
             </w:pPr>
@@ -7189,6 +7340,7 @@
           </w:tcPr>
           <w:p>
             <w:pPr>
+              <w:keepNext w:val="false"/>
               <w:spacing w:after="40" w:before="0"/>
               <w:jc w:val="left"/>
             </w:pPr>
@@ -7221,6 +7373,7 @@
           </w:tcPr>
           <w:p>
             <w:pPr>
+              <w:keepNext w:val="false"/>
               <w:spacing w:after="40" w:before="0"/>
               <w:jc w:val="left"/>
             </w:pPr>
@@ -7253,6 +7406,7 @@
           </w:tcPr>
           <w:p>
             <w:pPr>
+              <w:keepNext w:val="false"/>
               <w:spacing w:after="40" w:before="0"/>
               <w:jc w:val="left"/>
             </w:pPr>
@@ -7287,6 +7441,7 @@
           </w:tcPr>
           <w:p>
             <w:pPr>
+              <w:keepNext w:val="false"/>
               <w:spacing w:after="40" w:before="0"/>
               <w:jc w:val="left"/>
             </w:pPr>
@@ -7324,7 +7479,7 @@
             <w:pPr>
               <w:spacing w:after="20" w:before="0"/>
             </w:pPr>
-            <w:hyperlink w:history="1" r:id="rIdmyyynjuovongknj8vaiqn">
+            <w:hyperlink w:history="1" r:id="rIdjxm9wk7ddoac7kcbpo7ac">
               <w:r>
                 <w:rPr>
                   <w:rFonts w:ascii="Arial" w:cs="Arial" w:eastAsia="Arial" w:hAnsi="Arial"/>
@@ -7357,7 +7512,7 @@
               <w:spacing w:after="10" w:before="0"/>
               <w:ind w:left="120"/>
             </w:pPr>
-            <w:hyperlink w:history="1" r:id="rId89mky77qjuqywt57hn1gg">
+            <w:hyperlink w:history="1" r:id="rIdcz8wlkzo0cvpeu03omr9l">
               <w:r>
                 <w:rPr>
                   <w:rFonts w:ascii="Arial" w:cs="Arial" w:eastAsia="Arial" w:hAnsi="Arial"/>
@@ -7402,7 +7557,7 @@
             <w:pPr>
               <w:spacing w:after="20" w:before="0"/>
             </w:pPr>
-            <w:hyperlink w:history="1" r:id="rIdjq1j8bh_w3spr2ggu6vu-">
+            <w:hyperlink w:history="1" r:id="rIdne1ru6txed2budh39g8kr">
               <w:r>
                 <w:rPr>
                   <w:rFonts w:ascii="Arial" w:cs="Arial" w:eastAsia="Arial" w:hAnsi="Arial"/>
@@ -7435,7 +7590,7 @@
               <w:spacing w:after="10" w:before="0"/>
               <w:ind w:left="120"/>
             </w:pPr>
-            <w:hyperlink w:history="1" r:id="rIdxcpw2fl-jvcwhvk_huvry">
+            <w:hyperlink w:history="1" r:id="rIdkw7xxo9kesxps9pfyahfa">
               <w:r>
                 <w:rPr>
                   <w:rFonts w:ascii="Arial" w:cs="Arial" w:eastAsia="Arial" w:hAnsi="Arial"/>
@@ -7463,6 +7618,7 @@
           </w:tcPr>
           <w:p>
             <w:pPr>
+              <w:keepNext w:val="false"/>
               <w:spacing w:after="40" w:before="0"/>
               <w:jc w:val="left"/>
             </w:pPr>
@@ -7495,6 +7651,7 @@
           </w:tcPr>
           <w:p>
             <w:pPr>
+              <w:keepNext w:val="false"/>
               <w:spacing w:after="40" w:before="0"/>
               <w:jc w:val="left"/>
             </w:pPr>
@@ -7527,6 +7684,7 @@
           </w:tcPr>
           <w:p>
             <w:pPr>
+              <w:keepNext w:val="false"/>
               <w:spacing w:after="40" w:before="0"/>
               <w:jc w:val="left"/>
             </w:pPr>
@@ -7559,6 +7717,7 @@
           </w:tcPr>
           <w:p>
             <w:pPr>
+              <w:keepNext w:val="false"/>
               <w:spacing w:after="40" w:before="0"/>
               <w:jc w:val="left"/>
             </w:pPr>
@@ -7593,6 +7752,7 @@
           </w:tcPr>
           <w:p>
             <w:pPr>
+              <w:keepNext w:val="false"/>
               <w:spacing w:after="40" w:before="0"/>
               <w:jc w:val="left"/>
             </w:pPr>
@@ -7630,7 +7790,7 @@
             <w:pPr>
               <w:spacing w:after="20" w:before="0"/>
             </w:pPr>
-            <w:hyperlink w:history="1" r:id="rIdtjlzcb5fzzkuwvfxfcpgg">
+            <w:hyperlink w:history="1" r:id="rIdquhwlrv9saz1cphr3g6vf">
               <w:r>
                 <w:rPr>
                   <w:rFonts w:ascii="Arial" w:cs="Arial" w:eastAsia="Arial" w:hAnsi="Arial"/>
@@ -7663,7 +7823,7 @@
               <w:spacing w:after="10" w:before="0"/>
               <w:ind w:left="120"/>
             </w:pPr>
-            <w:hyperlink w:history="1" r:id="rIdp2ui1amzbi9tluslclxin">
+            <w:hyperlink w:history="1" r:id="rId4nyavirag7r38n8xifwv2">
               <w:r>
                 <w:rPr>
                   <w:rFonts w:ascii="Arial" w:cs="Arial" w:eastAsia="Arial" w:hAnsi="Arial"/>
@@ -7708,7 +7868,7 @@
             <w:pPr>
               <w:spacing w:after="20" w:before="0"/>
             </w:pPr>
-            <w:hyperlink w:history="1" r:id="rIdlo9dlpdiodrrzqaub7-3s">
+            <w:hyperlink w:history="1" r:id="rIdhhxf_wnocgx0yfre8d1ng">
               <w:r>
                 <w:rPr>
                   <w:rFonts w:ascii="Arial" w:cs="Arial" w:eastAsia="Arial" w:hAnsi="Arial"/>
@@ -7741,7 +7901,7 @@
               <w:spacing w:after="10" w:before="0"/>
               <w:ind w:left="120"/>
             </w:pPr>
-            <w:hyperlink w:history="1" r:id="rIdaotihbcjf4niqjilrmln4">
+            <w:hyperlink w:history="1" r:id="rIdms9e1oyve5ukkiv7n6evj">
               <w:r>
                 <w:rPr>
                   <w:rFonts w:ascii="Arial" w:cs="Arial" w:eastAsia="Arial" w:hAnsi="Arial"/>
@@ -7769,6 +7929,7 @@
           </w:tcPr>
           <w:p>
             <w:pPr>
+              <w:keepNext w:val="false"/>
               <w:spacing w:after="40" w:before="0"/>
               <w:jc w:val="left"/>
             </w:pPr>
@@ -7801,6 +7962,7 @@
           </w:tcPr>
           <w:p>
             <w:pPr>
+              <w:keepNext w:val="false"/>
               <w:spacing w:after="40" w:before="0"/>
               <w:jc w:val="left"/>
             </w:pPr>
@@ -7833,6 +7995,7 @@
           </w:tcPr>
           <w:p>
             <w:pPr>
+              <w:keepNext w:val="false"/>
               <w:spacing w:after="40" w:before="0"/>
               <w:jc w:val="left"/>
             </w:pPr>
@@ -7865,6 +8028,7 @@
           </w:tcPr>
           <w:p>
             <w:pPr>
+              <w:keepNext w:val="false"/>
               <w:spacing w:after="40" w:before="0"/>
               <w:jc w:val="left"/>
             </w:pPr>
@@ -7924,6 +8088,7 @@
           </w:tcPr>
           <w:p>
             <w:pPr>
+              <w:keepNext w:val="false"/>
               <w:spacing w:after="40" w:before="0"/>
               <w:jc w:val="center"/>
             </w:pPr>
@@ -7958,6 +8123,7 @@
           </w:tcPr>
           <w:p>
             <w:pPr>
+              <w:keepNext w:val="false"/>
               <w:spacing w:after="40" w:before="0"/>
               <w:jc w:val="left"/>
             </w:pPr>
@@ -8019,6 +8185,7 @@
           </w:tcPr>
           <w:p>
             <w:pPr>
+              <w:keepNext w:val="false"/>
               <w:spacing w:after="40" w:before="0"/>
               <w:jc w:val="center"/>
             </w:pPr>
@@ -8053,6 +8220,7 @@
           </w:tcPr>
           <w:p>
             <w:pPr>
+              <w:keepNext w:val="false"/>
               <w:spacing w:after="40" w:before="0"/>
               <w:jc w:val="left"/>
             </w:pPr>
@@ -8085,6 +8253,7 @@
           </w:tcPr>
           <w:p>
             <w:pPr>
+              <w:keepNext w:val="false"/>
               <w:spacing w:after="40" w:before="0"/>
               <w:jc w:val="left"/>
             </w:pPr>
@@ -8119,6 +8288,7 @@
           </w:tcPr>
           <w:p>
             <w:pPr>
+              <w:keepNext w:val="false"/>
               <w:spacing w:after="40" w:before="0"/>
               <w:jc w:val="left"/>
             </w:pPr>
@@ -8151,6 +8321,7 @@
           </w:tcPr>
           <w:p>
             <w:pPr>
+              <w:keepNext w:val="false"/>
               <w:spacing w:after="40" w:before="0"/>
               <w:jc w:val="left"/>
             </w:pPr>
@@ -8185,6 +8356,7 @@
           </w:tcPr>
           <w:p>
             <w:pPr>
+              <w:keepNext w:val="false"/>
               <w:spacing w:after="40" w:before="0"/>
               <w:jc w:val="left"/>
             </w:pPr>
@@ -8217,6 +8389,7 @@
           </w:tcPr>
           <w:p>
             <w:pPr>
+              <w:keepNext w:val="false"/>
               <w:spacing w:after="40" w:before="0"/>
               <w:jc w:val="left"/>
             </w:pPr>
@@ -8253,7 +8426,7 @@
         </w:rPr>
         <w:t xml:space="preserve">© 2026 SeaVuria and ARES. Aligned with KICD objectives. Developed by SeaVuria; technical implementation by ARES (with AI assistance from Claude). Licensed under </w:t>
       </w:r>
-      <w:hyperlink w:history="1" r:id="rIdt6ocxvagxy11wdd2kjfo7">
+      <w:hyperlink w:history="1" r:id="rIdidzqkrmn8ot15dxj6yf2k">
         <w:r>
           <w:rPr>
             <w:rFonts w:ascii="Arial" w:cs="Arial" w:eastAsia="Arial" w:hAnsi="Arial"/>
@@ -8274,7 +8447,7 @@
         </w:rPr>
         <w:t xml:space="preserve"> (</w:t>
       </w:r>
-      <w:hyperlink w:history="1" r:id="rIdb1f4zllytihx9wo-g3fwy">
+      <w:hyperlink w:history="1" r:id="rIdiu38sbddprac0n_ia8n9o">
         <w:r>
           <w:rPr>
             <w:rFonts w:ascii="Arial" w:cs="Arial" w:eastAsia="Arial" w:hAnsi="Arial"/>
@@ -8334,6 +8507,7 @@
           </w:tcPr>
           <w:p>
             <w:pPr>
+              <w:keepNext w:val="false"/>
               <w:spacing w:after="40" w:before="0"/>
               <w:jc w:val="center"/>
             </w:pPr>
@@ -8369,6 +8543,7 @@
           </w:tcPr>
           <w:p>
             <w:pPr>
+              <w:keepNext w:val="false"/>
               <w:spacing w:after="40" w:before="0"/>
               <w:jc w:val="center"/>
             </w:pPr>
@@ -8403,6 +8578,7 @@
           </w:tcPr>
           <w:p>
             <w:pPr>
+              <w:keepNext w:val="false"/>
               <w:spacing w:after="40" w:before="0"/>
               <w:jc w:val="left"/>
             </w:pPr>
@@ -8435,6 +8611,7 @@
           </w:tcPr>
           <w:p>
             <w:pPr>
+              <w:keepNext w:val="false"/>
               <w:spacing w:after="40" w:before="0"/>
               <w:jc w:val="left"/>
             </w:pPr>
@@ -8469,6 +8646,7 @@
           </w:tcPr>
           <w:p>
             <w:pPr>
+              <w:keepNext w:val="false"/>
               <w:spacing w:after="40" w:before="0"/>
               <w:jc w:val="left"/>
             </w:pPr>
@@ -8501,6 +8679,7 @@
           </w:tcPr>
           <w:p>
             <w:pPr>
+              <w:keepNext w:val="false"/>
               <w:spacing w:after="40" w:before="0"/>
               <w:jc w:val="left"/>
             </w:pPr>
@@ -8535,6 +8714,7 @@
           </w:tcPr>
           <w:p>
             <w:pPr>
+              <w:keepNext w:val="false"/>
               <w:spacing w:after="40" w:before="0"/>
               <w:jc w:val="left"/>
             </w:pPr>
@@ -8567,6 +8747,7 @@
           </w:tcPr>
           <w:p>
             <w:pPr>
+              <w:keepNext w:val="false"/>
               <w:spacing w:after="40" w:before="0"/>
               <w:jc w:val="left"/>
             </w:pPr>
@@ -8601,6 +8782,7 @@
           </w:tcPr>
           <w:p>
             <w:pPr>
+              <w:keepNext w:val="false"/>
               <w:spacing w:after="40" w:before="0"/>
               <w:jc w:val="left"/>
             </w:pPr>
@@ -8633,6 +8815,7 @@
           </w:tcPr>
           <w:p>
             <w:pPr>
+              <w:keepNext w:val="false"/>
               <w:spacing w:after="40" w:before="0"/>
               <w:jc w:val="left"/>
             </w:pPr>
@@ -8667,6 +8850,7 @@
           </w:tcPr>
           <w:p>
             <w:pPr>
+              <w:keepNext w:val="false"/>
               <w:spacing w:after="40" w:before="0"/>
               <w:jc w:val="left"/>
             </w:pPr>
@@ -8699,6 +8883,7 @@
           </w:tcPr>
           <w:p>
             <w:pPr>
+              <w:keepNext w:val="false"/>
               <w:spacing w:after="40" w:before="0"/>
               <w:jc w:val="left"/>
             </w:pPr>
@@ -8733,6 +8918,7 @@
           </w:tcPr>
           <w:p>
             <w:pPr>
+              <w:keepNext w:val="false"/>
               <w:spacing w:after="40" w:before="0"/>
               <w:jc w:val="left"/>
             </w:pPr>
@@ -8765,6 +8951,7 @@
           </w:tcPr>
           <w:p>
             <w:pPr>
+              <w:keepNext w:val="false"/>
               <w:spacing w:after="40" w:before="0"/>
               <w:jc w:val="left"/>
             </w:pPr>
@@ -8799,6 +8986,7 @@
           </w:tcPr>
           <w:p>
             <w:pPr>
+              <w:keepNext w:val="false"/>
               <w:spacing w:after="40" w:before="0"/>
               <w:jc w:val="left"/>
             </w:pPr>
@@ -8831,6 +9019,7 @@
           </w:tcPr>
           <w:p>
             <w:pPr>
+              <w:keepNext w:val="false"/>
               <w:spacing w:after="40" w:before="0"/>
               <w:jc w:val="left"/>
             </w:pPr>
@@ -8865,6 +9054,7 @@
           </w:tcPr>
           <w:p>
             <w:pPr>
+              <w:keepNext w:val="false"/>
               <w:spacing w:after="40" w:before="0"/>
               <w:jc w:val="left"/>
             </w:pPr>
@@ -8897,6 +9087,7 @@
           </w:tcPr>
           <w:p>
             <w:pPr>
+              <w:keepNext w:val="false"/>
               <w:spacing w:after="40" w:before="0"/>
               <w:jc w:val="left"/>
             </w:pPr>
@@ -8956,6 +9147,7 @@
           </w:tcPr>
           <w:p>
             <w:pPr>
+              <w:keepNext w:val="false"/>
               <w:spacing w:after="40" w:before="0"/>
               <w:jc w:val="center"/>
             </w:pPr>
@@ -8990,6 +9182,7 @@
           </w:tcPr>
           <w:p>
             <w:pPr>
+              <w:keepNext w:val="false"/>
               <w:spacing w:after="40" w:before="0"/>
               <w:jc w:val="left"/>
             </w:pPr>
@@ -9054,6 +9247,7 @@
           </w:tcPr>
           <w:p>
             <w:pPr>
+              <w:keepNext w:val="false"/>
               <w:spacing w:after="40" w:before="0"/>
               <w:jc w:val="center"/>
             </w:pPr>
@@ -9088,6 +9282,7 @@
           </w:tcPr>
           <w:p>
             <w:pPr>
+              <w:keepNext w:val="false"/>
               <w:spacing w:after="40" w:before="0"/>
               <w:jc w:val="left"/>
             </w:pPr>
@@ -9120,6 +9315,7 @@
           </w:tcPr>
           <w:p>
             <w:pPr>
+              <w:keepNext w:val="false"/>
               <w:spacing w:after="40" w:before="0"/>
               <w:jc w:val="left"/>
             </w:pPr>
@@ -9152,6 +9348,7 @@
           </w:tcPr>
           <w:p>
             <w:pPr>
+              <w:keepNext w:val="false"/>
               <w:spacing w:after="40" w:before="0"/>
               <w:jc w:val="left"/>
             </w:pPr>
@@ -9184,6 +9381,7 @@
           </w:tcPr>
           <w:p>
             <w:pPr>
+              <w:keepNext w:val="false"/>
               <w:spacing w:after="40" w:before="0"/>
               <w:jc w:val="left"/>
             </w:pPr>
@@ -9216,6 +9414,7 @@
           </w:tcPr>
           <w:p>
             <w:pPr>
+              <w:keepNext w:val="false"/>
               <w:spacing w:after="40" w:before="0"/>
               <w:jc w:val="left"/>
             </w:pPr>
@@ -9250,6 +9449,7 @@
           </w:tcPr>
           <w:p>
             <w:pPr>
+              <w:keepNext w:val="false"/>
               <w:spacing w:after="40" w:before="0"/>
               <w:jc w:val="left"/>
             </w:pPr>
@@ -9287,7 +9487,7 @@
             <w:pPr>
               <w:spacing w:after="20" w:before="0"/>
             </w:pPr>
-            <w:hyperlink w:history="1" r:id="rIdxogyor0ta1bfdkswu26ej">
+            <w:hyperlink w:history="1" r:id="rIdptkatu096matu8d-nukvy">
               <w:r>
                 <w:rPr>
                   <w:rFonts w:ascii="Arial" w:cs="Arial" w:eastAsia="Arial" w:hAnsi="Arial"/>
@@ -9320,7 +9520,7 @@
               <w:spacing w:after="10" w:before="0"/>
               <w:ind w:left="120"/>
             </w:pPr>
-            <w:hyperlink w:history="1" r:id="rId0-0hhlcaroziuskqq2ktr">
+            <w:hyperlink w:history="1" r:id="rIduwir3jjayig53acjrjvxa">
               <w:r>
                 <w:rPr>
                   <w:rFonts w:ascii="Arial" w:cs="Arial" w:eastAsia="Arial" w:hAnsi="Arial"/>
@@ -9365,7 +9565,7 @@
             <w:pPr>
               <w:spacing w:after="20" w:before="0"/>
             </w:pPr>
-            <w:hyperlink w:history="1" r:id="rIdgf6rjlnnc7opxezkucvqm">
+            <w:hyperlink w:history="1" r:id="rIdzrmr9fwbp4nskjowkpuvs">
               <w:r>
                 <w:rPr>
                   <w:rFonts w:ascii="Arial" w:cs="Arial" w:eastAsia="Arial" w:hAnsi="Arial"/>
@@ -9414,7 +9614,7 @@
               <w:spacing w:after="10" w:before="0"/>
               <w:ind w:left="120"/>
             </w:pPr>
-            <w:hyperlink w:history="1" r:id="rIdagmaag3afixs5ysacn_1l">
+            <w:hyperlink w:history="1" r:id="rIdjizwupse_8iu5smdft7kc">
               <w:r>
                 <w:rPr>
                   <w:rFonts w:ascii="Arial" w:cs="Arial" w:eastAsia="Arial" w:hAnsi="Arial"/>
@@ -9442,6 +9642,7 @@
           </w:tcPr>
           <w:p>
             <w:pPr>
+              <w:keepNext w:val="false"/>
               <w:spacing w:after="40" w:before="0"/>
               <w:jc w:val="left"/>
             </w:pPr>
@@ -9474,6 +9675,7 @@
           </w:tcPr>
           <w:p>
             <w:pPr>
+              <w:keepNext w:val="false"/>
               <w:spacing w:after="40" w:before="0"/>
               <w:jc w:val="left"/>
             </w:pPr>
@@ -9506,6 +9708,7 @@
           </w:tcPr>
           <w:p>
             <w:pPr>
+              <w:keepNext w:val="false"/>
               <w:spacing w:after="40" w:before="0"/>
               <w:jc w:val="left"/>
             </w:pPr>
@@ -9538,6 +9741,7 @@
           </w:tcPr>
           <w:p>
             <w:pPr>
+              <w:keepNext w:val="false"/>
               <w:spacing w:after="40" w:before="0"/>
               <w:jc w:val="left"/>
             </w:pPr>
@@ -9572,6 +9776,7 @@
           </w:tcPr>
           <w:p>
             <w:pPr>
+              <w:keepNext w:val="false"/>
               <w:spacing w:after="40" w:before="0"/>
               <w:jc w:val="left"/>
             </w:pPr>
@@ -9609,7 +9814,7 @@
             <w:pPr>
               <w:spacing w:after="20" w:before="0"/>
             </w:pPr>
-            <w:hyperlink w:history="1" r:id="rIdryipoipsb_wzvzrc6rfoq">
+            <w:hyperlink w:history="1" r:id="rIdkwz_osecompqiokrszjbv">
               <w:r>
                 <w:rPr>
                   <w:rFonts w:ascii="Arial" w:cs="Arial" w:eastAsia="Arial" w:hAnsi="Arial"/>
@@ -9642,7 +9847,7 @@
               <w:spacing w:after="10" w:before="0"/>
               <w:ind w:left="120"/>
             </w:pPr>
-            <w:hyperlink w:history="1" r:id="rIdj1elwanii4p_ap02rarh_">
+            <w:hyperlink w:history="1" r:id="rIdxz2exm4aaetbpnlcqxq6x">
               <w:r>
                 <w:rPr>
                   <w:rFonts w:ascii="Arial" w:cs="Arial" w:eastAsia="Arial" w:hAnsi="Arial"/>
@@ -9687,7 +9892,7 @@
             <w:pPr>
               <w:spacing w:after="20" w:before="0"/>
             </w:pPr>
-            <w:hyperlink w:history="1" r:id="rIdljlo27vlsqm9mnca73ghm">
+            <w:hyperlink w:history="1" r:id="rIdod9khu0qlyeewxtxleflx">
               <w:r>
                 <w:rPr>
                   <w:rFonts w:ascii="Arial" w:cs="Arial" w:eastAsia="Arial" w:hAnsi="Arial"/>
@@ -9736,7 +9941,7 @@
               <w:spacing w:after="10" w:before="0"/>
               <w:ind w:left="120"/>
             </w:pPr>
-            <w:hyperlink w:history="1" r:id="rIdxvhyv3k045ynleaxnq0m1">
+            <w:hyperlink w:history="1" r:id="rIdm8u7pgcogqmaozksawouf">
               <w:r>
                 <w:rPr>
                   <w:rFonts w:ascii="Arial" w:cs="Arial" w:eastAsia="Arial" w:hAnsi="Arial"/>
@@ -9764,6 +9969,7 @@
           </w:tcPr>
           <w:p>
             <w:pPr>
+              <w:keepNext w:val="false"/>
               <w:spacing w:after="40" w:before="0"/>
               <w:jc w:val="left"/>
             </w:pPr>
@@ -9796,6 +10002,7 @@
           </w:tcPr>
           <w:p>
             <w:pPr>
+              <w:keepNext w:val="false"/>
               <w:spacing w:after="40" w:before="0"/>
               <w:jc w:val="left"/>
             </w:pPr>
@@ -9828,6 +10035,7 @@
           </w:tcPr>
           <w:p>
             <w:pPr>
+              <w:keepNext w:val="false"/>
               <w:spacing w:after="40" w:before="0"/>
               <w:jc w:val="left"/>
             </w:pPr>
@@ -9860,6 +10068,7 @@
           </w:tcPr>
           <w:p>
             <w:pPr>
+              <w:keepNext w:val="false"/>
               <w:spacing w:after="40" w:before="0"/>
               <w:jc w:val="left"/>
             </w:pPr>
@@ -9894,6 +10103,7 @@
           </w:tcPr>
           <w:p>
             <w:pPr>
+              <w:keepNext w:val="false"/>
               <w:spacing w:after="40" w:before="0"/>
               <w:jc w:val="left"/>
             </w:pPr>
@@ -9931,7 +10141,7 @@
             <w:pPr>
               <w:spacing w:after="20" w:before="0"/>
             </w:pPr>
-            <w:hyperlink w:history="1" r:id="rIdxxwpjhhzn1b3hvzpfxlbj">
+            <w:hyperlink w:history="1" r:id="rIdazymmhdstf4qm2hjsvw71">
               <w:r>
                 <w:rPr>
                   <w:rFonts w:ascii="Arial" w:cs="Arial" w:eastAsia="Arial" w:hAnsi="Arial"/>
@@ -9964,7 +10174,7 @@
               <w:spacing w:after="10" w:before="0"/>
               <w:ind w:left="120"/>
             </w:pPr>
-            <w:hyperlink w:history="1" r:id="rId8i0y6xzpxew1pviyd9luz">
+            <w:hyperlink w:history="1" r:id="rIdrn7oaveemxfa7cma7wgmm">
               <w:r>
                 <w:rPr>
                   <w:rFonts w:ascii="Arial" w:cs="Arial" w:eastAsia="Arial" w:hAnsi="Arial"/>
@@ -10009,7 +10219,7 @@
             <w:pPr>
               <w:spacing w:after="20" w:before="0"/>
             </w:pPr>
-            <w:hyperlink w:history="1" r:id="rIdbfcbpmw_5ghpt48zakjoq">
+            <w:hyperlink w:history="1" r:id="rIdwsnz2oayegs6c8uzq439r">
               <w:r>
                 <w:rPr>
                   <w:rFonts w:ascii="Arial" w:cs="Arial" w:eastAsia="Arial" w:hAnsi="Arial"/>
@@ -10058,7 +10268,7 @@
               <w:spacing w:after="10" w:before="0"/>
               <w:ind w:left="120"/>
             </w:pPr>
-            <w:hyperlink w:history="1" r:id="rIdwkvuibckwbuakkbrhpaou">
+            <w:hyperlink w:history="1" r:id="rIdkyiqopvdkxs3gpdk6zw2d">
               <w:r>
                 <w:rPr>
                   <w:rFonts w:ascii="Arial" w:cs="Arial" w:eastAsia="Arial" w:hAnsi="Arial"/>
@@ -10086,6 +10296,7 @@
           </w:tcPr>
           <w:p>
             <w:pPr>
+              <w:keepNext w:val="false"/>
               <w:spacing w:after="40" w:before="0"/>
               <w:jc w:val="left"/>
             </w:pPr>
@@ -10118,6 +10329,7 @@
           </w:tcPr>
           <w:p>
             <w:pPr>
+              <w:keepNext w:val="false"/>
               <w:spacing w:after="40" w:before="0"/>
               <w:jc w:val="left"/>
             </w:pPr>
@@ -10150,6 +10362,7 @@
           </w:tcPr>
           <w:p>
             <w:pPr>
+              <w:keepNext w:val="false"/>
               <w:spacing w:after="40" w:before="0"/>
               <w:jc w:val="left"/>
             </w:pPr>
@@ -10182,6 +10395,7 @@
           </w:tcPr>
           <w:p>
             <w:pPr>
+              <w:keepNext w:val="false"/>
               <w:spacing w:after="40" w:before="0"/>
               <w:jc w:val="left"/>
             </w:pPr>
@@ -10216,6 +10430,7 @@
           </w:tcPr>
           <w:p>
             <w:pPr>
+              <w:keepNext w:val="false"/>
               <w:spacing w:after="40" w:before="0"/>
               <w:jc w:val="left"/>
             </w:pPr>
@@ -10253,7 +10468,7 @@
             <w:pPr>
               <w:spacing w:after="20" w:before="0"/>
             </w:pPr>
-            <w:hyperlink w:history="1" r:id="rIdg4sggq30yqex5qbszcfbw">
+            <w:hyperlink w:history="1" r:id="rIdptgxbe7pmrifncbnecslg">
               <w:r>
                 <w:rPr>
                   <w:rFonts w:ascii="Arial" w:cs="Arial" w:eastAsia="Arial" w:hAnsi="Arial"/>
@@ -10286,7 +10501,7 @@
               <w:spacing w:after="10" w:before="0"/>
               <w:ind w:left="120"/>
             </w:pPr>
-            <w:hyperlink w:history="1" r:id="rId68dcopa4pnqf5mf9figue">
+            <w:hyperlink w:history="1" r:id="rIdykbutvsdf12f3enijs4yc">
               <w:r>
                 <w:rPr>
                   <w:rFonts w:ascii="Arial" w:cs="Arial" w:eastAsia="Arial" w:hAnsi="Arial"/>
@@ -10331,7 +10546,7 @@
             <w:pPr>
               <w:spacing w:after="20" w:before="0"/>
             </w:pPr>
-            <w:hyperlink w:history="1" r:id="rIdib6hc3uwwc4b6dh2ypcxs">
+            <w:hyperlink w:history="1" r:id="rIdpnhlwsslsm1i_xh2b17c8">
               <w:r>
                 <w:rPr>
                   <w:rFonts w:ascii="Arial" w:cs="Arial" w:eastAsia="Arial" w:hAnsi="Arial"/>
@@ -10380,7 +10595,7 @@
               <w:spacing w:after="10" w:before="0"/>
               <w:ind w:left="120"/>
             </w:pPr>
-            <w:hyperlink w:history="1" r:id="rId7zmzltbtlxxbdho_bsx-o">
+            <w:hyperlink w:history="1" r:id="rId8gn2ihymdkpurazbhockx">
               <w:r>
                 <w:rPr>
                   <w:rFonts w:ascii="Arial" w:cs="Arial" w:eastAsia="Arial" w:hAnsi="Arial"/>
@@ -10408,6 +10623,7 @@
           </w:tcPr>
           <w:p>
             <w:pPr>
+              <w:keepNext w:val="false"/>
               <w:spacing w:after="40" w:before="0"/>
               <w:jc w:val="left"/>
             </w:pPr>
@@ -10440,6 +10656,7 @@
           </w:tcPr>
           <w:p>
             <w:pPr>
+              <w:keepNext w:val="false"/>
               <w:spacing w:after="40" w:before="0"/>
               <w:jc w:val="left"/>
             </w:pPr>
@@ -10472,6 +10689,7 @@
           </w:tcPr>
           <w:p>
             <w:pPr>
+              <w:keepNext w:val="false"/>
               <w:spacing w:after="40" w:before="0"/>
               <w:jc w:val="left"/>
             </w:pPr>
@@ -10504,6 +10722,7 @@
           </w:tcPr>
           <w:p>
             <w:pPr>
+              <w:keepNext w:val="false"/>
               <w:spacing w:after="40" w:before="0"/>
               <w:jc w:val="left"/>
             </w:pPr>
@@ -10538,6 +10757,7 @@
           </w:tcPr>
           <w:p>
             <w:pPr>
+              <w:keepNext w:val="false"/>
               <w:spacing w:after="40" w:before="0"/>
               <w:jc w:val="left"/>
             </w:pPr>
@@ -10575,7 +10795,7 @@
             <w:pPr>
               <w:spacing w:after="20" w:before="0"/>
             </w:pPr>
-            <w:hyperlink w:history="1" r:id="rId8ebcbcxipqhutvx4zuhlp">
+            <w:hyperlink w:history="1" r:id="rIddjckhcomwf8tgkjqlpfz7">
               <w:r>
                 <w:rPr>
                   <w:rFonts w:ascii="Arial" w:cs="Arial" w:eastAsia="Arial" w:hAnsi="Arial"/>
@@ -10608,7 +10828,7 @@
               <w:spacing w:after="10" w:before="0"/>
               <w:ind w:left="120"/>
             </w:pPr>
-            <w:hyperlink w:history="1" r:id="rIdfppingcciea592qccct9k">
+            <w:hyperlink w:history="1" r:id="rIdbclhh_ckvf4o7qq5pcomz">
               <w:r>
                 <w:rPr>
                   <w:rFonts w:ascii="Arial" w:cs="Arial" w:eastAsia="Arial" w:hAnsi="Arial"/>
@@ -10653,7 +10873,7 @@
             <w:pPr>
               <w:spacing w:after="20" w:before="0"/>
             </w:pPr>
-            <w:hyperlink w:history="1" r:id="rIdfj18fogrzzbjqaauypgfi">
+            <w:hyperlink w:history="1" r:id="rIdqti9bwpmtb86g3mim-uij">
               <w:r>
                 <w:rPr>
                   <w:rFonts w:ascii="Arial" w:cs="Arial" w:eastAsia="Arial" w:hAnsi="Arial"/>
@@ -10702,7 +10922,7 @@
               <w:spacing w:after="10" w:before="0"/>
               <w:ind w:left="120"/>
             </w:pPr>
-            <w:hyperlink w:history="1" r:id="rIdz8o8duni60dfyvnfmb6p7">
+            <w:hyperlink w:history="1" r:id="rIdwoib2bopyhm3rqoht-sj5">
               <w:r>
                 <w:rPr>
                   <w:rFonts w:ascii="Arial" w:cs="Arial" w:eastAsia="Arial" w:hAnsi="Arial"/>
@@ -10730,6 +10950,7 @@
           </w:tcPr>
           <w:p>
             <w:pPr>
+              <w:keepNext w:val="false"/>
               <w:spacing w:after="40" w:before="0"/>
               <w:jc w:val="left"/>
             </w:pPr>
@@ -10762,6 +10983,7 @@
           </w:tcPr>
           <w:p>
             <w:pPr>
+              <w:keepNext w:val="false"/>
               <w:spacing w:after="40" w:before="0"/>
               <w:jc w:val="left"/>
             </w:pPr>
@@ -10794,6 +11016,7 @@
           </w:tcPr>
           <w:p>
             <w:pPr>
+              <w:keepNext w:val="false"/>
               <w:spacing w:after="40" w:before="0"/>
               <w:jc w:val="left"/>
             </w:pPr>
@@ -10826,6 +11049,7 @@
           </w:tcPr>
           <w:p>
             <w:pPr>
+              <w:keepNext w:val="false"/>
               <w:spacing w:after="40" w:before="0"/>
               <w:jc w:val="left"/>
             </w:pPr>
@@ -10885,6 +11109,7 @@
           </w:tcPr>
           <w:p>
             <w:pPr>
+              <w:keepNext w:val="false"/>
               <w:spacing w:after="40" w:before="0"/>
               <w:jc w:val="center"/>
             </w:pPr>
@@ -10919,6 +11144,7 @@
           </w:tcPr>
           <w:p>
             <w:pPr>
+              <w:keepNext w:val="false"/>
               <w:spacing w:after="40" w:before="0"/>
               <w:jc w:val="left"/>
             </w:pPr>
@@ -10980,6 +11206,7 @@
           </w:tcPr>
           <w:p>
             <w:pPr>
+              <w:keepNext w:val="false"/>
               <w:spacing w:after="40" w:before="0"/>
               <w:jc w:val="center"/>
             </w:pPr>
@@ -11014,6 +11241,7 @@
           </w:tcPr>
           <w:p>
             <w:pPr>
+              <w:keepNext w:val="false"/>
               <w:spacing w:after="40" w:before="0"/>
               <w:jc w:val="left"/>
             </w:pPr>
@@ -11046,6 +11274,7 @@
           </w:tcPr>
           <w:p>
             <w:pPr>
+              <w:keepNext w:val="false"/>
               <w:spacing w:after="40" w:before="0"/>
               <w:jc w:val="left"/>
             </w:pPr>
@@ -11080,6 +11309,7 @@
           </w:tcPr>
           <w:p>
             <w:pPr>
+              <w:keepNext w:val="false"/>
               <w:spacing w:after="40" w:before="0"/>
               <w:jc w:val="left"/>
             </w:pPr>
@@ -11112,6 +11342,7 @@
           </w:tcPr>
           <w:p>
             <w:pPr>
+              <w:keepNext w:val="false"/>
               <w:spacing w:after="40" w:before="0"/>
               <w:jc w:val="left"/>
             </w:pPr>
@@ -11146,6 +11377,7 @@
           </w:tcPr>
           <w:p>
             <w:pPr>
+              <w:keepNext w:val="false"/>
               <w:spacing w:after="40" w:before="0"/>
               <w:jc w:val="left"/>
             </w:pPr>
@@ -11178,6 +11410,7 @@
           </w:tcPr>
           <w:p>
             <w:pPr>
+              <w:keepNext w:val="false"/>
               <w:spacing w:after="40" w:before="0"/>
               <w:jc w:val="left"/>
             </w:pPr>
@@ -11214,7 +11447,7 @@
         </w:rPr>
         <w:t xml:space="preserve">© 2026 SeaVuria and ARES. Aligned with KICD objectives. Developed by SeaVuria; technical implementation by ARES (with AI assistance from Claude). Licensed under </w:t>
       </w:r>
-      <w:hyperlink w:history="1" r:id="rIdntbo50he0srx6alu51fu5">
+      <w:hyperlink w:history="1" r:id="rIdtve3dlbtfnmr1b73jsvt4">
         <w:r>
           <w:rPr>
             <w:rFonts w:ascii="Arial" w:cs="Arial" w:eastAsia="Arial" w:hAnsi="Arial"/>
@@ -11235,7 +11468,7 @@
         </w:rPr>
         <w:t xml:space="preserve"> (</w:t>
       </w:r>
-      <w:hyperlink w:history="1" r:id="rIds52de9om7jqfimihkrhur">
+      <w:hyperlink w:history="1" r:id="rIdnajkw-spqgnpcumpbxqn2">
         <w:r>
           <w:rPr>
             <w:rFonts w:ascii="Arial" w:cs="Arial" w:eastAsia="Arial" w:hAnsi="Arial"/>
@@ -11295,6 +11528,7 @@
           </w:tcPr>
           <w:p>
             <w:pPr>
+              <w:keepNext w:val="false"/>
               <w:spacing w:after="40" w:before="0"/>
               <w:jc w:val="center"/>
             </w:pPr>
@@ -11330,6 +11564,7 @@
           </w:tcPr>
           <w:p>
             <w:pPr>
+              <w:keepNext w:val="false"/>
               <w:spacing w:after="40" w:before="0"/>
               <w:jc w:val="center"/>
             </w:pPr>
@@ -11364,6 +11599,7 @@
           </w:tcPr>
           <w:p>
             <w:pPr>
+              <w:keepNext w:val="false"/>
               <w:spacing w:after="40" w:before="0"/>
               <w:jc w:val="left"/>
             </w:pPr>
@@ -11396,6 +11632,7 @@
           </w:tcPr>
           <w:p>
             <w:pPr>
+              <w:keepNext w:val="false"/>
               <w:spacing w:after="40" w:before="0"/>
               <w:jc w:val="left"/>
             </w:pPr>
@@ -11430,6 +11667,7 @@
           </w:tcPr>
           <w:p>
             <w:pPr>
+              <w:keepNext w:val="false"/>
               <w:spacing w:after="40" w:before="0"/>
               <w:jc w:val="left"/>
             </w:pPr>
@@ -11462,6 +11700,7 @@
           </w:tcPr>
           <w:p>
             <w:pPr>
+              <w:keepNext w:val="false"/>
               <w:spacing w:after="40" w:before="0"/>
               <w:jc w:val="left"/>
             </w:pPr>
@@ -11496,6 +11735,7 @@
           </w:tcPr>
           <w:p>
             <w:pPr>
+              <w:keepNext w:val="false"/>
               <w:spacing w:after="40" w:before="0"/>
               <w:jc w:val="left"/>
             </w:pPr>
@@ -11528,6 +11768,7 @@
           </w:tcPr>
           <w:p>
             <w:pPr>
+              <w:keepNext w:val="false"/>
               <w:spacing w:after="40" w:before="0"/>
               <w:jc w:val="left"/>
             </w:pPr>
@@ -11562,6 +11803,7 @@
           </w:tcPr>
           <w:p>
             <w:pPr>
+              <w:keepNext w:val="false"/>
               <w:spacing w:after="40" w:before="0"/>
               <w:jc w:val="left"/>
             </w:pPr>
@@ -11594,6 +11836,7 @@
           </w:tcPr>
           <w:p>
             <w:pPr>
+              <w:keepNext w:val="false"/>
               <w:spacing w:after="40" w:before="0"/>
               <w:jc w:val="left"/>
             </w:pPr>
@@ -11628,6 +11871,7 @@
           </w:tcPr>
           <w:p>
             <w:pPr>
+              <w:keepNext w:val="false"/>
               <w:spacing w:after="40" w:before="0"/>
               <w:jc w:val="left"/>
             </w:pPr>
@@ -11660,6 +11904,7 @@
           </w:tcPr>
           <w:p>
             <w:pPr>
+              <w:keepNext w:val="false"/>
               <w:spacing w:after="40" w:before="0"/>
               <w:jc w:val="left"/>
             </w:pPr>
@@ -11694,6 +11939,7 @@
           </w:tcPr>
           <w:p>
             <w:pPr>
+              <w:keepNext w:val="false"/>
               <w:spacing w:after="40" w:before="0"/>
               <w:jc w:val="left"/>
             </w:pPr>
@@ -11726,6 +11972,7 @@
           </w:tcPr>
           <w:p>
             <w:pPr>
+              <w:keepNext w:val="false"/>
               <w:spacing w:after="40" w:before="0"/>
               <w:jc w:val="left"/>
             </w:pPr>
@@ -11760,6 +12007,7 @@
           </w:tcPr>
           <w:p>
             <w:pPr>
+              <w:keepNext w:val="false"/>
               <w:spacing w:after="40" w:before="0"/>
               <w:jc w:val="left"/>
             </w:pPr>
@@ -11792,6 +12040,7 @@
           </w:tcPr>
           <w:p>
             <w:pPr>
+              <w:keepNext w:val="false"/>
               <w:spacing w:after="40" w:before="0"/>
               <w:jc w:val="left"/>
             </w:pPr>
@@ -11826,6 +12075,7 @@
           </w:tcPr>
           <w:p>
             <w:pPr>
+              <w:keepNext w:val="false"/>
               <w:spacing w:after="40" w:before="0"/>
               <w:jc w:val="left"/>
             </w:pPr>
@@ -11858,6 +12108,7 @@
           </w:tcPr>
           <w:p>
             <w:pPr>
+              <w:keepNext w:val="false"/>
               <w:spacing w:after="40" w:before="0"/>
               <w:jc w:val="left"/>
             </w:pPr>
@@ -11917,6 +12168,7 @@
           </w:tcPr>
           <w:p>
             <w:pPr>
+              <w:keepNext w:val="false"/>
               <w:spacing w:after="40" w:before="0"/>
               <w:jc w:val="center"/>
             </w:pPr>
@@ -11951,6 +12203,7 @@
           </w:tcPr>
           <w:p>
             <w:pPr>
+              <w:keepNext w:val="false"/>
               <w:spacing w:after="40" w:before="0"/>
               <w:jc w:val="left"/>
             </w:pPr>
@@ -12015,6 +12268,7 @@
           </w:tcPr>
           <w:p>
             <w:pPr>
+              <w:keepNext w:val="false"/>
               <w:spacing w:after="40" w:before="0"/>
               <w:jc w:val="center"/>
             </w:pPr>
@@ -12049,6 +12303,7 @@
           </w:tcPr>
           <w:p>
             <w:pPr>
+              <w:keepNext w:val="false"/>
               <w:spacing w:after="40" w:before="0"/>
               <w:jc w:val="left"/>
             </w:pPr>
@@ -12081,6 +12336,7 @@
           </w:tcPr>
           <w:p>
             <w:pPr>
+              <w:keepNext w:val="false"/>
               <w:spacing w:after="40" w:before="0"/>
               <w:jc w:val="left"/>
             </w:pPr>
@@ -12113,6 +12369,7 @@
           </w:tcPr>
           <w:p>
             <w:pPr>
+              <w:keepNext w:val="false"/>
               <w:spacing w:after="40" w:before="0"/>
               <w:jc w:val="left"/>
             </w:pPr>
@@ -12145,6 +12402,7 @@
           </w:tcPr>
           <w:p>
             <w:pPr>
+              <w:keepNext w:val="false"/>
               <w:spacing w:after="40" w:before="0"/>
               <w:jc w:val="left"/>
             </w:pPr>
@@ -12177,6 +12435,7 @@
           </w:tcPr>
           <w:p>
             <w:pPr>
+              <w:keepNext w:val="false"/>
               <w:spacing w:after="40" w:before="0"/>
               <w:jc w:val="left"/>
             </w:pPr>
@@ -12211,6 +12470,7 @@
           </w:tcPr>
           <w:p>
             <w:pPr>
+              <w:keepNext w:val="false"/>
               <w:spacing w:after="40" w:before="0"/>
               <w:jc w:val="left"/>
             </w:pPr>
@@ -12248,7 +12508,7 @@
             <w:pPr>
               <w:spacing w:after="20" w:before="0"/>
             </w:pPr>
-            <w:hyperlink w:history="1" r:id="rIdutzctx5hnvlrsluntv_cy">
+            <w:hyperlink w:history="1" r:id="rIdkvp1jgcg_agdn7vbaqhxc">
               <w:r>
                 <w:rPr>
                   <w:rFonts w:ascii="Arial" w:cs="Arial" w:eastAsia="Arial" w:hAnsi="Arial"/>
@@ -12281,7 +12541,7 @@
               <w:spacing w:after="10" w:before="0"/>
               <w:ind w:left="120"/>
             </w:pPr>
-            <w:hyperlink w:history="1" r:id="rIdm8julb9o2yexsww95wmjg">
+            <w:hyperlink w:history="1" r:id="rIdfhj5jsffhq-cig4pprdh9">
               <w:r>
                 <w:rPr>
                   <w:rFonts w:ascii="Arial" w:cs="Arial" w:eastAsia="Arial" w:hAnsi="Arial"/>
@@ -12326,7 +12586,7 @@
             <w:pPr>
               <w:spacing w:after="20" w:before="0"/>
             </w:pPr>
-            <w:hyperlink w:history="1" r:id="rIdeuqmp9wbp1km6ysbdfn_h">
+            <w:hyperlink w:history="1" r:id="rIdzzs6oyw6pr1exgrq3qqod">
               <w:r>
                 <w:rPr>
                   <w:rFonts w:ascii="Arial" w:cs="Arial" w:eastAsia="Arial" w:hAnsi="Arial"/>
@@ -12359,7 +12619,7 @@
               <w:spacing w:after="10" w:before="0"/>
               <w:ind w:left="120"/>
             </w:pPr>
-            <w:hyperlink w:history="1" r:id="rIdlwxbrikg8ds86jeqa_aqz">
+            <w:hyperlink w:history="1" r:id="rIdbjdfxtrf0zpfr9-s_egve">
               <w:r>
                 <w:rPr>
                   <w:rFonts w:ascii="Arial" w:cs="Arial" w:eastAsia="Arial" w:hAnsi="Arial"/>
@@ -12387,6 +12647,7 @@
           </w:tcPr>
           <w:p>
             <w:pPr>
+              <w:keepNext w:val="false"/>
               <w:spacing w:after="40" w:before="0"/>
               <w:jc w:val="left"/>
             </w:pPr>
@@ -12419,6 +12680,7 @@
           </w:tcPr>
           <w:p>
             <w:pPr>
+              <w:keepNext w:val="false"/>
               <w:spacing w:after="40" w:before="0"/>
               <w:jc w:val="left"/>
             </w:pPr>
@@ -12451,6 +12713,7 @@
           </w:tcPr>
           <w:p>
             <w:pPr>
+              <w:keepNext w:val="false"/>
               <w:spacing w:after="40" w:before="0"/>
               <w:jc w:val="left"/>
             </w:pPr>
@@ -12483,6 +12746,7 @@
           </w:tcPr>
           <w:p>
             <w:pPr>
+              <w:keepNext w:val="false"/>
               <w:spacing w:after="40" w:before="0"/>
               <w:jc w:val="left"/>
             </w:pPr>
@@ -12517,6 +12781,7 @@
           </w:tcPr>
           <w:p>
             <w:pPr>
+              <w:keepNext w:val="false"/>
               <w:spacing w:after="40" w:before="0"/>
               <w:jc w:val="left"/>
             </w:pPr>
@@ -12554,7 +12819,7 @@
             <w:pPr>
               <w:spacing w:after="20" w:before="0"/>
             </w:pPr>
-            <w:hyperlink w:history="1" r:id="rIdvhejrgpsskbztn4fsi6qs">
+            <w:hyperlink w:history="1" r:id="rIdfs2bo-qxfom1gakhhtujv">
               <w:r>
                 <w:rPr>
                   <w:rFonts w:ascii="Arial" w:cs="Arial" w:eastAsia="Arial" w:hAnsi="Arial"/>
@@ -12587,7 +12852,7 @@
               <w:spacing w:after="10" w:before="0"/>
               <w:ind w:left="120"/>
             </w:pPr>
-            <w:hyperlink w:history="1" r:id="rIdmpjynuilnjy020oponcb8">
+            <w:hyperlink w:history="1" r:id="rId51klalhfuzxtxofpwras9">
               <w:r>
                 <w:rPr>
                   <w:rFonts w:ascii="Arial" w:cs="Arial" w:eastAsia="Arial" w:hAnsi="Arial"/>
@@ -12632,7 +12897,7 @@
             <w:pPr>
               <w:spacing w:after="20" w:before="0"/>
             </w:pPr>
-            <w:hyperlink w:history="1" r:id="rId-qkcgosw3y964356n3rko">
+            <w:hyperlink w:history="1" r:id="rIdgwmztdtcqkw66zbawdr_d">
               <w:r>
                 <w:rPr>
                   <w:rFonts w:ascii="Arial" w:cs="Arial" w:eastAsia="Arial" w:hAnsi="Arial"/>
@@ -12665,7 +12930,7 @@
               <w:spacing w:after="10" w:before="0"/>
               <w:ind w:left="120"/>
             </w:pPr>
-            <w:hyperlink w:history="1" r:id="rId2cjxdv3otgzq2tlnjhoy5">
+            <w:hyperlink w:history="1" r:id="rIde3x0aqqlisehqtwgxyoa0">
               <w:r>
                 <w:rPr>
                   <w:rFonts w:ascii="Arial" w:cs="Arial" w:eastAsia="Arial" w:hAnsi="Arial"/>
@@ -12693,6 +12958,7 @@
           </w:tcPr>
           <w:p>
             <w:pPr>
+              <w:keepNext w:val="false"/>
               <w:spacing w:after="40" w:before="0"/>
               <w:jc w:val="left"/>
             </w:pPr>
@@ -12725,6 +12991,7 @@
           </w:tcPr>
           <w:p>
             <w:pPr>
+              <w:keepNext w:val="false"/>
               <w:spacing w:after="40" w:before="0"/>
               <w:jc w:val="left"/>
             </w:pPr>
@@ -12757,6 +13024,7 @@
           </w:tcPr>
           <w:p>
             <w:pPr>
+              <w:keepNext w:val="false"/>
               <w:spacing w:after="40" w:before="0"/>
               <w:jc w:val="left"/>
             </w:pPr>
@@ -12789,6 +13057,7 @@
           </w:tcPr>
           <w:p>
             <w:pPr>
+              <w:keepNext w:val="false"/>
               <w:spacing w:after="40" w:before="0"/>
               <w:jc w:val="left"/>
             </w:pPr>
@@ -12823,6 +13092,7 @@
           </w:tcPr>
           <w:p>
             <w:pPr>
+              <w:keepNext w:val="false"/>
               <w:spacing w:after="40" w:before="0"/>
               <w:jc w:val="left"/>
             </w:pPr>
@@ -12860,7 +13130,7 @@
             <w:pPr>
               <w:spacing w:after="20" w:before="0"/>
             </w:pPr>
-            <w:hyperlink w:history="1" r:id="rIdyvu0wpdn_nj6vhhptnie2">
+            <w:hyperlink w:history="1" r:id="rIdccvu9zzukumeleqcrctr0">
               <w:r>
                 <w:rPr>
                   <w:rFonts w:ascii="Arial" w:cs="Arial" w:eastAsia="Arial" w:hAnsi="Arial"/>
@@ -12909,7 +13179,7 @@
               <w:spacing w:after="10" w:before="0"/>
               <w:ind w:left="120"/>
             </w:pPr>
-            <w:hyperlink w:history="1" r:id="rIdoeyieqfswkvtnadeiosrf">
+            <w:hyperlink w:history="1" r:id="rId1zmycisks4ezdstrwxre8">
               <w:r>
                 <w:rPr>
                   <w:rFonts w:ascii="Arial" w:cs="Arial" w:eastAsia="Arial" w:hAnsi="Arial"/>
@@ -12954,7 +13224,7 @@
             <w:pPr>
               <w:spacing w:after="20" w:before="0"/>
             </w:pPr>
-            <w:hyperlink w:history="1" r:id="rIdnrd8v2hmoi6hssromldu6">
+            <w:hyperlink w:history="1" r:id="rIdjdtn8odljrfu3n6x0msit">
               <w:r>
                 <w:rPr>
                   <w:rFonts w:ascii="Arial" w:cs="Arial" w:eastAsia="Arial" w:hAnsi="Arial"/>
@@ -12987,7 +13257,7 @@
               <w:spacing w:after="10" w:before="0"/>
               <w:ind w:left="120"/>
             </w:pPr>
-            <w:hyperlink w:history="1" r:id="rIdqa0v1vl2upmm2acnn-ecd">
+            <w:hyperlink w:history="1" r:id="rIdcmvjygzjuz3dxpf3hp4re">
               <w:r>
                 <w:rPr>
                   <w:rFonts w:ascii="Arial" w:cs="Arial" w:eastAsia="Arial" w:hAnsi="Arial"/>
@@ -13015,6 +13285,7 @@
           </w:tcPr>
           <w:p>
             <w:pPr>
+              <w:keepNext w:val="false"/>
               <w:spacing w:after="40" w:before="0"/>
               <w:jc w:val="left"/>
             </w:pPr>
@@ -13047,6 +13318,7 @@
           </w:tcPr>
           <w:p>
             <w:pPr>
+              <w:keepNext w:val="false"/>
               <w:spacing w:after="40" w:before="0"/>
               <w:jc w:val="left"/>
             </w:pPr>
@@ -13079,6 +13351,7 @@
           </w:tcPr>
           <w:p>
             <w:pPr>
+              <w:keepNext w:val="false"/>
               <w:spacing w:after="40" w:before="0"/>
               <w:jc w:val="left"/>
             </w:pPr>
@@ -13111,6 +13384,7 @@
           </w:tcPr>
           <w:p>
             <w:pPr>
+              <w:keepNext w:val="false"/>
               <w:spacing w:after="40" w:before="0"/>
               <w:jc w:val="left"/>
             </w:pPr>
@@ -13145,6 +13419,7 @@
           </w:tcPr>
           <w:p>
             <w:pPr>
+              <w:keepNext w:val="false"/>
               <w:spacing w:after="40" w:before="0"/>
               <w:jc w:val="left"/>
             </w:pPr>
@@ -13182,7 +13457,7 @@
             <w:pPr>
               <w:spacing w:after="20" w:before="0"/>
             </w:pPr>
-            <w:hyperlink w:history="1" r:id="rIdtsysrrj-5erosxywsmvev">
+            <w:hyperlink w:history="1" r:id="rId9ji3l9ux7t6bhm4m10q8t">
               <w:r>
                 <w:rPr>
                   <w:rFonts w:ascii="Arial" w:cs="Arial" w:eastAsia="Arial" w:hAnsi="Arial"/>
@@ -13231,7 +13506,7 @@
               <w:spacing w:after="10" w:before="0"/>
               <w:ind w:left="120"/>
             </w:pPr>
-            <w:hyperlink w:history="1" r:id="rIdh7dunkznwvsjuqhxb5ztn">
+            <w:hyperlink w:history="1" r:id="rId3djzpervv9suyprcmsyrc">
               <w:r>
                 <w:rPr>
                   <w:rFonts w:ascii="Arial" w:cs="Arial" w:eastAsia="Arial" w:hAnsi="Arial"/>
@@ -13276,7 +13551,7 @@
             <w:pPr>
               <w:spacing w:after="20" w:before="0"/>
             </w:pPr>
-            <w:hyperlink w:history="1" r:id="rIdvttaozarize_qbrmhcw-q">
+            <w:hyperlink w:history="1" r:id="rId_wtrv1tkejrtqoiwrxcpk">
               <w:r>
                 <w:rPr>
                   <w:rFonts w:ascii="Arial" w:cs="Arial" w:eastAsia="Arial" w:hAnsi="Arial"/>
@@ -13309,7 +13584,7 @@
               <w:spacing w:after="10" w:before="0"/>
               <w:ind w:left="120"/>
             </w:pPr>
-            <w:hyperlink w:history="1" r:id="rIdk5haqqhy98lruydzw23js">
+            <w:hyperlink w:history="1" r:id="rIdjzpg8opubyeuifl02x_r3">
               <w:r>
                 <w:rPr>
                   <w:rFonts w:ascii="Arial" w:cs="Arial" w:eastAsia="Arial" w:hAnsi="Arial"/>
@@ -13337,6 +13612,7 @@
           </w:tcPr>
           <w:p>
             <w:pPr>
+              <w:keepNext w:val="false"/>
               <w:spacing w:after="40" w:before="0"/>
               <w:jc w:val="left"/>
             </w:pPr>
@@ -13369,6 +13645,7 @@
           </w:tcPr>
           <w:p>
             <w:pPr>
+              <w:keepNext w:val="false"/>
               <w:spacing w:after="40" w:before="0"/>
               <w:jc w:val="left"/>
             </w:pPr>
@@ -13401,6 +13678,7 @@
           </w:tcPr>
           <w:p>
             <w:pPr>
+              <w:keepNext w:val="false"/>
               <w:spacing w:after="40" w:before="0"/>
               <w:jc w:val="left"/>
             </w:pPr>
@@ -13433,6 +13711,7 @@
           </w:tcPr>
           <w:p>
             <w:pPr>
+              <w:keepNext w:val="false"/>
               <w:spacing w:after="40" w:before="0"/>
               <w:jc w:val="left"/>
             </w:pPr>
@@ -13467,6 +13746,7 @@
           </w:tcPr>
           <w:p>
             <w:pPr>
+              <w:keepNext w:val="false"/>
               <w:spacing w:after="40" w:before="0"/>
               <w:jc w:val="left"/>
             </w:pPr>
@@ -13504,7 +13784,7 @@
             <w:pPr>
               <w:spacing w:after="20" w:before="0"/>
             </w:pPr>
-            <w:hyperlink w:history="1" r:id="rId66e6qydmzzkbshb-llc4c">
+            <w:hyperlink w:history="1" r:id="rIdepsxwvgybznekdoaucvwt">
               <w:r>
                 <w:rPr>
                   <w:rFonts w:ascii="Arial" w:cs="Arial" w:eastAsia="Arial" w:hAnsi="Arial"/>
@@ -13553,7 +13833,7 @@
               <w:spacing w:after="10" w:before="0"/>
               <w:ind w:left="120"/>
             </w:pPr>
-            <w:hyperlink w:history="1" r:id="rIdgnncjxf4ho7eie5je2dqh">
+            <w:hyperlink w:history="1" r:id="rIdl0auxddarijzjsptakqzq">
               <w:r>
                 <w:rPr>
                   <w:rFonts w:ascii="Arial" w:cs="Arial" w:eastAsia="Arial" w:hAnsi="Arial"/>
@@ -13598,7 +13878,7 @@
             <w:pPr>
               <w:spacing w:after="20" w:before="0"/>
             </w:pPr>
-            <w:hyperlink w:history="1" r:id="rIdh2uzmb4v797e7ebfh0et2">
+            <w:hyperlink w:history="1" r:id="rIdhy9angoeeeuvh4oqrxm0k">
               <w:r>
                 <w:rPr>
                   <w:rFonts w:ascii="Arial" w:cs="Arial" w:eastAsia="Arial" w:hAnsi="Arial"/>
@@ -13631,7 +13911,7 @@
               <w:spacing w:after="10" w:before="0"/>
               <w:ind w:left="120"/>
             </w:pPr>
-            <w:hyperlink w:history="1" r:id="rId0c2cc4oyprt-eqp6emaza">
+            <w:hyperlink w:history="1" r:id="rIdyecpqnxjfxahu8dom2qzs">
               <w:r>
                 <w:rPr>
                   <w:rFonts w:ascii="Arial" w:cs="Arial" w:eastAsia="Arial" w:hAnsi="Arial"/>
@@ -13659,6 +13939,7 @@
           </w:tcPr>
           <w:p>
             <w:pPr>
+              <w:keepNext w:val="false"/>
               <w:spacing w:after="40" w:before="0"/>
               <w:jc w:val="left"/>
             </w:pPr>
@@ -13691,6 +13972,7 @@
           </w:tcPr>
           <w:p>
             <w:pPr>
+              <w:keepNext w:val="false"/>
               <w:spacing w:after="40" w:before="0"/>
               <w:jc w:val="left"/>
             </w:pPr>
@@ -13723,6 +14005,7 @@
           </w:tcPr>
           <w:p>
             <w:pPr>
+              <w:keepNext w:val="false"/>
               <w:spacing w:after="40" w:before="0"/>
               <w:jc w:val="left"/>
             </w:pPr>
@@ -13755,6 +14038,7 @@
           </w:tcPr>
           <w:p>
             <w:pPr>
+              <w:keepNext w:val="false"/>
               <w:spacing w:after="40" w:before="0"/>
               <w:jc w:val="left"/>
             </w:pPr>
@@ -13814,6 +14098,7 @@
           </w:tcPr>
           <w:p>
             <w:pPr>
+              <w:keepNext w:val="false"/>
               <w:spacing w:after="40" w:before="0"/>
               <w:jc w:val="center"/>
             </w:pPr>
@@ -13848,6 +14133,7 @@
           </w:tcPr>
           <w:p>
             <w:pPr>
+              <w:keepNext w:val="false"/>
               <w:spacing w:after="40" w:before="0"/>
               <w:jc w:val="left"/>
             </w:pPr>
@@ -13909,6 +14195,7 @@
           </w:tcPr>
           <w:p>
             <w:pPr>
+              <w:keepNext w:val="false"/>
               <w:spacing w:after="40" w:before="0"/>
               <w:jc w:val="center"/>
             </w:pPr>
@@ -13943,6 +14230,7 @@
           </w:tcPr>
           <w:p>
             <w:pPr>
+              <w:keepNext w:val="false"/>
               <w:spacing w:after="40" w:before="0"/>
               <w:jc w:val="left"/>
             </w:pPr>
@@ -13975,6 +14263,7 @@
           </w:tcPr>
           <w:p>
             <w:pPr>
+              <w:keepNext w:val="false"/>
               <w:spacing w:after="40" w:before="0"/>
               <w:jc w:val="left"/>
             </w:pPr>
@@ -14009,6 +14298,7 @@
           </w:tcPr>
           <w:p>
             <w:pPr>
+              <w:keepNext w:val="false"/>
               <w:spacing w:after="40" w:before="0"/>
               <w:jc w:val="left"/>
             </w:pPr>
@@ -14041,6 +14331,7 @@
           </w:tcPr>
           <w:p>
             <w:pPr>
+              <w:keepNext w:val="false"/>
               <w:spacing w:after="40" w:before="0"/>
               <w:jc w:val="left"/>
             </w:pPr>
@@ -14075,6 +14366,7 @@
           </w:tcPr>
           <w:p>
             <w:pPr>
+              <w:keepNext w:val="false"/>
               <w:spacing w:after="40" w:before="0"/>
               <w:jc w:val="left"/>
             </w:pPr>
@@ -14107,6 +14399,7 @@
           </w:tcPr>
           <w:p>
             <w:pPr>
+              <w:keepNext w:val="false"/>
               <w:spacing w:after="40" w:before="0"/>
               <w:jc w:val="left"/>
             </w:pPr>
@@ -14143,7 +14436,7 @@
         </w:rPr>
         <w:t xml:space="preserve">© 2026 SeaVuria and ARES. Aligned with KICD objectives. Developed by SeaVuria; technical implementation by ARES (with AI assistance from Claude). Licensed under </w:t>
       </w:r>
-      <w:hyperlink w:history="1" r:id="rIdno3g9xrvx6mfdoirnz91z">
+      <w:hyperlink w:history="1" r:id="rIdxhrltpq_ixuzapyoqnhxb">
         <w:r>
           <w:rPr>
             <w:rFonts w:ascii="Arial" w:cs="Arial" w:eastAsia="Arial" w:hAnsi="Arial"/>
@@ -14164,7 +14457,7 @@
         </w:rPr>
         <w:t xml:space="preserve"> (</w:t>
       </w:r>
-      <w:hyperlink w:history="1" r:id="rIdylsytmr57biqckefastpb">
+      <w:hyperlink w:history="1" r:id="rIdyc6f52wu_jq5vtczpjucm">
         <w:r>
           <w:rPr>
             <w:rFonts w:ascii="Arial" w:cs="Arial" w:eastAsia="Arial" w:hAnsi="Arial"/>
@@ -14224,6 +14517,7 @@
           </w:tcPr>
           <w:p>
             <w:pPr>
+              <w:keepNext w:val="false"/>
               <w:spacing w:after="40" w:before="0"/>
               <w:jc w:val="center"/>
             </w:pPr>
@@ -14259,6 +14553,7 @@
           </w:tcPr>
           <w:p>
             <w:pPr>
+              <w:keepNext w:val="false"/>
               <w:spacing w:after="40" w:before="0"/>
               <w:jc w:val="center"/>
             </w:pPr>
@@ -14293,6 +14588,7 @@
           </w:tcPr>
           <w:p>
             <w:pPr>
+              <w:keepNext w:val="false"/>
               <w:spacing w:after="40" w:before="0"/>
               <w:jc w:val="left"/>
             </w:pPr>
@@ -14325,6 +14621,7 @@
           </w:tcPr>
           <w:p>
             <w:pPr>
+              <w:keepNext w:val="false"/>
               <w:spacing w:after="40" w:before="0"/>
               <w:jc w:val="left"/>
             </w:pPr>
@@ -14359,6 +14656,7 @@
           </w:tcPr>
           <w:p>
             <w:pPr>
+              <w:keepNext w:val="false"/>
               <w:spacing w:after="40" w:before="0"/>
               <w:jc w:val="left"/>
             </w:pPr>
@@ -14391,6 +14689,7 @@
           </w:tcPr>
           <w:p>
             <w:pPr>
+              <w:keepNext w:val="false"/>
               <w:spacing w:after="40" w:before="0"/>
               <w:jc w:val="left"/>
             </w:pPr>
@@ -14425,6 +14724,7 @@
           </w:tcPr>
           <w:p>
             <w:pPr>
+              <w:keepNext w:val="false"/>
               <w:spacing w:after="40" w:before="0"/>
               <w:jc w:val="left"/>
             </w:pPr>
@@ -14457,6 +14757,7 @@
           </w:tcPr>
           <w:p>
             <w:pPr>
+              <w:keepNext w:val="false"/>
               <w:spacing w:after="40" w:before="0"/>
               <w:jc w:val="left"/>
             </w:pPr>
@@ -14491,6 +14792,7 @@
           </w:tcPr>
           <w:p>
             <w:pPr>
+              <w:keepNext w:val="false"/>
               <w:spacing w:after="40" w:before="0"/>
               <w:jc w:val="left"/>
             </w:pPr>
@@ -14523,6 +14825,7 @@
           </w:tcPr>
           <w:p>
             <w:pPr>
+              <w:keepNext w:val="false"/>
               <w:spacing w:after="40" w:before="0"/>
               <w:jc w:val="left"/>
             </w:pPr>
@@ -14557,6 +14860,7 @@
           </w:tcPr>
           <w:p>
             <w:pPr>
+              <w:keepNext w:val="false"/>
               <w:spacing w:after="40" w:before="0"/>
               <w:jc w:val="left"/>
             </w:pPr>
@@ -14589,6 +14893,7 @@
           </w:tcPr>
           <w:p>
             <w:pPr>
+              <w:keepNext w:val="false"/>
               <w:spacing w:after="40" w:before="0"/>
               <w:jc w:val="left"/>
             </w:pPr>
@@ -14623,6 +14928,7 @@
           </w:tcPr>
           <w:p>
             <w:pPr>
+              <w:keepNext w:val="false"/>
               <w:spacing w:after="40" w:before="0"/>
               <w:jc w:val="left"/>
             </w:pPr>
@@ -14655,6 +14961,7 @@
           </w:tcPr>
           <w:p>
             <w:pPr>
+              <w:keepNext w:val="false"/>
               <w:spacing w:after="40" w:before="0"/>
               <w:jc w:val="left"/>
             </w:pPr>
@@ -14689,6 +14996,7 @@
           </w:tcPr>
           <w:p>
             <w:pPr>
+              <w:keepNext w:val="false"/>
               <w:spacing w:after="40" w:before="0"/>
               <w:jc w:val="left"/>
             </w:pPr>
@@ -14721,6 +15029,7 @@
           </w:tcPr>
           <w:p>
             <w:pPr>
+              <w:keepNext w:val="false"/>
               <w:spacing w:after="40" w:before="0"/>
               <w:jc w:val="left"/>
             </w:pPr>
@@ -14755,6 +15064,7 @@
           </w:tcPr>
           <w:p>
             <w:pPr>
+              <w:keepNext w:val="false"/>
               <w:spacing w:after="40" w:before="0"/>
               <w:jc w:val="left"/>
             </w:pPr>
@@ -14787,6 +15097,7 @@
           </w:tcPr>
           <w:p>
             <w:pPr>
+              <w:keepNext w:val="false"/>
               <w:spacing w:after="40" w:before="0"/>
               <w:jc w:val="left"/>
             </w:pPr>
@@ -14846,6 +15157,7 @@
           </w:tcPr>
           <w:p>
             <w:pPr>
+              <w:keepNext w:val="false"/>
               <w:spacing w:after="40" w:before="0"/>
               <w:jc w:val="center"/>
             </w:pPr>
@@ -14880,6 +15192,7 @@
           </w:tcPr>
           <w:p>
             <w:pPr>
+              <w:keepNext w:val="false"/>
               <w:spacing w:after="40" w:before="0"/>
               <w:jc w:val="left"/>
             </w:pPr>
@@ -14944,6 +15257,7 @@
           </w:tcPr>
           <w:p>
             <w:pPr>
+              <w:keepNext w:val="false"/>
               <w:spacing w:after="40" w:before="0"/>
               <w:jc w:val="center"/>
             </w:pPr>
@@ -14978,6 +15292,7 @@
           </w:tcPr>
           <w:p>
             <w:pPr>
+              <w:keepNext w:val="false"/>
               <w:spacing w:after="40" w:before="0"/>
               <w:jc w:val="left"/>
             </w:pPr>
@@ -15010,6 +15325,7 @@
           </w:tcPr>
           <w:p>
             <w:pPr>
+              <w:keepNext w:val="false"/>
               <w:spacing w:after="40" w:before="0"/>
               <w:jc w:val="left"/>
             </w:pPr>
@@ -15042,6 +15358,7 @@
           </w:tcPr>
           <w:p>
             <w:pPr>
+              <w:keepNext w:val="false"/>
               <w:spacing w:after="40" w:before="0"/>
               <w:jc w:val="left"/>
             </w:pPr>
@@ -15074,6 +15391,7 @@
           </w:tcPr>
           <w:p>
             <w:pPr>
+              <w:keepNext w:val="false"/>
               <w:spacing w:after="40" w:before="0"/>
               <w:jc w:val="left"/>
             </w:pPr>
@@ -15106,6 +15424,7 @@
           </w:tcPr>
           <w:p>
             <w:pPr>
+              <w:keepNext w:val="false"/>
               <w:spacing w:after="40" w:before="0"/>
               <w:jc w:val="left"/>
             </w:pPr>
@@ -15140,6 +15459,7 @@
           </w:tcPr>
           <w:p>
             <w:pPr>
+              <w:keepNext w:val="false"/>
               <w:spacing w:after="40" w:before="0"/>
               <w:jc w:val="left"/>
             </w:pPr>
@@ -15177,7 +15497,7 @@
             <w:pPr>
               <w:spacing w:after="20" w:before="0"/>
             </w:pPr>
-            <w:hyperlink w:history="1" r:id="rId8ioiu97wosq7gr3ycd4tp">
+            <w:hyperlink w:history="1" r:id="rIdnwlgbxsp7xs-m3exw2shl">
               <w:r>
                 <w:rPr>
                   <w:rFonts w:ascii="Arial" w:cs="Arial" w:eastAsia="Arial" w:hAnsi="Arial"/>
@@ -15210,7 +15530,7 @@
               <w:spacing w:after="10" w:before="0"/>
               <w:ind w:left="120"/>
             </w:pPr>
-            <w:hyperlink w:history="1" r:id="rIdwxuwcwknots6ar2jjgy9r">
+            <w:hyperlink w:history="1" r:id="rIdjv8qxavjsi9uh_reurgsd">
               <w:r>
                 <w:rPr>
                   <w:rFonts w:ascii="Arial" w:cs="Arial" w:eastAsia="Arial" w:hAnsi="Arial"/>
@@ -15255,7 +15575,7 @@
             <w:pPr>
               <w:spacing w:after="20" w:before="0"/>
             </w:pPr>
-            <w:hyperlink w:history="1" r:id="rId0mwsnjhtmpeqvlch4svrc">
+            <w:hyperlink w:history="1" r:id="rId_tczgokxcji1m1ybqg3_y">
               <w:r>
                 <w:rPr>
                   <w:rFonts w:ascii="Arial" w:cs="Arial" w:eastAsia="Arial" w:hAnsi="Arial"/>
@@ -15304,7 +15624,7 @@
               <w:spacing w:after="10" w:before="0"/>
               <w:ind w:left="120"/>
             </w:pPr>
-            <w:hyperlink w:history="1" r:id="rIdhxw13qoraugc82jiyaoaa">
+            <w:hyperlink w:history="1" r:id="rIdyy90izossurps-6ljfda_">
               <w:r>
                 <w:rPr>
                   <w:rFonts w:ascii="Arial" w:cs="Arial" w:eastAsia="Arial" w:hAnsi="Arial"/>
@@ -15332,6 +15652,7 @@
           </w:tcPr>
           <w:p>
             <w:pPr>
+              <w:keepNext w:val="false"/>
               <w:spacing w:after="40" w:before="0"/>
               <w:jc w:val="left"/>
             </w:pPr>
@@ -15364,6 +15685,7 @@
           </w:tcPr>
           <w:p>
             <w:pPr>
+              <w:keepNext w:val="false"/>
               <w:spacing w:after="40" w:before="0"/>
               <w:jc w:val="left"/>
             </w:pPr>
@@ -15396,6 +15718,7 @@
           </w:tcPr>
           <w:p>
             <w:pPr>
+              <w:keepNext w:val="false"/>
               <w:spacing w:after="40" w:before="0"/>
               <w:jc w:val="left"/>
             </w:pPr>
@@ -15428,6 +15751,7 @@
           </w:tcPr>
           <w:p>
             <w:pPr>
+              <w:keepNext w:val="false"/>
               <w:spacing w:after="40" w:before="0"/>
               <w:jc w:val="left"/>
             </w:pPr>
@@ -15462,6 +15786,7 @@
           </w:tcPr>
           <w:p>
             <w:pPr>
+              <w:keepNext w:val="false"/>
               <w:spacing w:after="40" w:before="0"/>
               <w:jc w:val="left"/>
             </w:pPr>
@@ -15499,7 +15824,7 @@
             <w:pPr>
               <w:spacing w:after="20" w:before="0"/>
             </w:pPr>
-            <w:hyperlink w:history="1" r:id="rIdyv3u4yrssu3xwljpu7c01">
+            <w:hyperlink w:history="1" r:id="rIdukngpmdjbitfjkiayp9pv">
               <w:r>
                 <w:rPr>
                   <w:rFonts w:ascii="Arial" w:cs="Arial" w:eastAsia="Arial" w:hAnsi="Arial"/>
@@ -15532,7 +15857,7 @@
               <w:spacing w:after="10" w:before="0"/>
               <w:ind w:left="120"/>
             </w:pPr>
-            <w:hyperlink w:history="1" r:id="rId0gptffkykgwu5744fzofz">
+            <w:hyperlink w:history="1" r:id="rId2ynxu_8qybbgwqpatr4td">
               <w:r>
                 <w:rPr>
                   <w:rFonts w:ascii="Arial" w:cs="Arial" w:eastAsia="Arial" w:hAnsi="Arial"/>
@@ -15577,7 +15902,7 @@
             <w:pPr>
               <w:spacing w:after="20" w:before="0"/>
             </w:pPr>
-            <w:hyperlink w:history="1" r:id="rId-wh1ntxcmv8meytip3g9x">
+            <w:hyperlink w:history="1" r:id="rId_oj1vy-ko7oxjotjzsl-f">
               <w:r>
                 <w:rPr>
                   <w:rFonts w:ascii="Arial" w:cs="Arial" w:eastAsia="Arial" w:hAnsi="Arial"/>
@@ -15626,7 +15951,7 @@
               <w:spacing w:after="10" w:before="0"/>
               <w:ind w:left="120"/>
             </w:pPr>
-            <w:hyperlink w:history="1" r:id="rIdwdcc6gk5tcjx1exgsgppv">
+            <w:hyperlink w:history="1" r:id="rIdziyoyonk67sls6dvdzoaa">
               <w:r>
                 <w:rPr>
                   <w:rFonts w:ascii="Arial" w:cs="Arial" w:eastAsia="Arial" w:hAnsi="Arial"/>
@@ -15654,6 +15979,7 @@
           </w:tcPr>
           <w:p>
             <w:pPr>
+              <w:keepNext w:val="false"/>
               <w:spacing w:after="40" w:before="0"/>
               <w:jc w:val="left"/>
             </w:pPr>
@@ -15686,6 +16012,7 @@
           </w:tcPr>
           <w:p>
             <w:pPr>
+              <w:keepNext w:val="false"/>
               <w:spacing w:after="40" w:before="0"/>
               <w:jc w:val="left"/>
             </w:pPr>
@@ -15718,6 +16045,7 @@
           </w:tcPr>
           <w:p>
             <w:pPr>
+              <w:keepNext w:val="false"/>
               <w:spacing w:after="40" w:before="0"/>
               <w:jc w:val="left"/>
             </w:pPr>
@@ -15750,6 +16078,7 @@
           </w:tcPr>
           <w:p>
             <w:pPr>
+              <w:keepNext w:val="false"/>
               <w:spacing w:after="40" w:before="0"/>
               <w:jc w:val="left"/>
             </w:pPr>
@@ -15784,6 +16113,7 @@
           </w:tcPr>
           <w:p>
             <w:pPr>
+              <w:keepNext w:val="false"/>
               <w:spacing w:after="40" w:before="0"/>
               <w:jc w:val="left"/>
             </w:pPr>
@@ -15821,7 +16151,7 @@
             <w:pPr>
               <w:spacing w:after="20" w:before="0"/>
             </w:pPr>
-            <w:hyperlink w:history="1" r:id="rIdyciif6ae8fnmhbyh3tnde">
+            <w:hyperlink w:history="1" r:id="rIdeazrlotrowfqhubll_std">
               <w:r>
                 <w:rPr>
                   <w:rFonts w:ascii="Arial" w:cs="Arial" w:eastAsia="Arial" w:hAnsi="Arial"/>
@@ -15870,7 +16200,7 @@
               <w:spacing w:after="10" w:before="0"/>
               <w:ind w:left="120"/>
             </w:pPr>
-            <w:hyperlink w:history="1" r:id="rIdbcdtyso-brgs4ldzbrsfj">
+            <w:hyperlink w:history="1" r:id="rId8re9esv6nmyoimq9v7ra2">
               <w:r>
                 <w:rPr>
                   <w:rFonts w:ascii="Arial" w:cs="Arial" w:eastAsia="Arial" w:hAnsi="Arial"/>
@@ -15915,7 +16245,7 @@
             <w:pPr>
               <w:spacing w:after="20" w:before="0"/>
             </w:pPr>
-            <w:hyperlink w:history="1" r:id="rIdxroiuqhrbmnziwlnzaq04">
+            <w:hyperlink w:history="1" r:id="rIdqtiqzw30ans2f50s9nuxw">
               <w:r>
                 <w:rPr>
                   <w:rFonts w:ascii="Arial" w:cs="Arial" w:eastAsia="Arial" w:hAnsi="Arial"/>
@@ -15964,7 +16294,7 @@
               <w:spacing w:after="10" w:before="0"/>
               <w:ind w:left="120"/>
             </w:pPr>
-            <w:hyperlink w:history="1" r:id="rIdxufqwi5mnbkbriml37vin">
+            <w:hyperlink w:history="1" r:id="rIdktdk_hw6afvulqlrohl4h">
               <w:r>
                 <w:rPr>
                   <w:rFonts w:ascii="Arial" w:cs="Arial" w:eastAsia="Arial" w:hAnsi="Arial"/>
@@ -15992,6 +16322,7 @@
           </w:tcPr>
           <w:p>
             <w:pPr>
+              <w:keepNext w:val="false"/>
               <w:spacing w:after="40" w:before="0"/>
               <w:jc w:val="left"/>
             </w:pPr>
@@ -16024,6 +16355,7 @@
           </w:tcPr>
           <w:p>
             <w:pPr>
+              <w:keepNext w:val="false"/>
               <w:spacing w:after="40" w:before="0"/>
               <w:jc w:val="left"/>
             </w:pPr>
@@ -16056,6 +16388,7 @@
           </w:tcPr>
           <w:p>
             <w:pPr>
+              <w:keepNext w:val="false"/>
               <w:spacing w:after="40" w:before="0"/>
               <w:jc w:val="left"/>
             </w:pPr>
@@ -16088,6 +16421,7 @@
           </w:tcPr>
           <w:p>
             <w:pPr>
+              <w:keepNext w:val="false"/>
               <w:spacing w:after="40" w:before="0"/>
               <w:jc w:val="left"/>
             </w:pPr>
@@ -16122,6 +16456,7 @@
           </w:tcPr>
           <w:p>
             <w:pPr>
+              <w:keepNext w:val="false"/>
               <w:spacing w:after="40" w:before="0"/>
               <w:jc w:val="left"/>
             </w:pPr>
@@ -16159,7 +16494,7 @@
             <w:pPr>
               <w:spacing w:after="20" w:before="0"/>
             </w:pPr>
-            <w:hyperlink w:history="1" r:id="rIdeq1lykrq6i8bzhknpdume">
+            <w:hyperlink w:history="1" r:id="rIdtbqz0nz6hrnkg5xv8zbuy">
               <w:r>
                 <w:rPr>
                   <w:rFonts w:ascii="Arial" w:cs="Arial" w:eastAsia="Arial" w:hAnsi="Arial"/>
@@ -16208,7 +16543,7 @@
               <w:spacing w:after="10" w:before="0"/>
               <w:ind w:left="120"/>
             </w:pPr>
-            <w:hyperlink w:history="1" r:id="rIdf-uwntajdfwboiq6t9aaa">
+            <w:hyperlink w:history="1" r:id="rId9mu-0-r7aeiclcgmpt24-">
               <w:r>
                 <w:rPr>
                   <w:rFonts w:ascii="Arial" w:cs="Arial" w:eastAsia="Arial" w:hAnsi="Arial"/>
@@ -16253,7 +16588,7 @@
             <w:pPr>
               <w:spacing w:after="20" w:before="0"/>
             </w:pPr>
-            <w:hyperlink w:history="1" r:id="rIdyqezucnqzpgdxmg3fi8od">
+            <w:hyperlink w:history="1" r:id="rIdb_zahyhcwy5gv75fgn_8r">
               <w:r>
                 <w:rPr>
                   <w:rFonts w:ascii="Arial" w:cs="Arial" w:eastAsia="Arial" w:hAnsi="Arial"/>
@@ -16302,7 +16637,7 @@
               <w:spacing w:after="10" w:before="0"/>
               <w:ind w:left="120"/>
             </w:pPr>
-            <w:hyperlink w:history="1" r:id="rIdrkti7ikfww4dezjztlaym">
+            <w:hyperlink w:history="1" r:id="rIduh0ehfajuxwgjrog1os-l">
               <w:r>
                 <w:rPr>
                   <w:rFonts w:ascii="Arial" w:cs="Arial" w:eastAsia="Arial" w:hAnsi="Arial"/>
@@ -16330,6 +16665,7 @@
           </w:tcPr>
           <w:p>
             <w:pPr>
+              <w:keepNext w:val="false"/>
               <w:spacing w:after="40" w:before="0"/>
               <w:jc w:val="left"/>
             </w:pPr>
@@ -16362,6 +16698,7 @@
           </w:tcPr>
           <w:p>
             <w:pPr>
+              <w:keepNext w:val="false"/>
               <w:spacing w:after="40" w:before="0"/>
               <w:jc w:val="left"/>
             </w:pPr>
@@ -16394,6 +16731,7 @@
           </w:tcPr>
           <w:p>
             <w:pPr>
+              <w:keepNext w:val="false"/>
               <w:spacing w:after="40" w:before="0"/>
               <w:jc w:val="left"/>
             </w:pPr>
@@ -16426,6 +16764,7 @@
           </w:tcPr>
           <w:p>
             <w:pPr>
+              <w:keepNext w:val="false"/>
               <w:spacing w:after="40" w:before="0"/>
               <w:jc w:val="left"/>
             </w:pPr>
@@ -16460,6 +16799,7 @@
           </w:tcPr>
           <w:p>
             <w:pPr>
+              <w:keepNext w:val="false"/>
               <w:spacing w:after="40" w:before="0"/>
               <w:jc w:val="left"/>
             </w:pPr>
@@ -16497,7 +16837,7 @@
             <w:pPr>
               <w:spacing w:after="20" w:before="0"/>
             </w:pPr>
-            <w:hyperlink w:history="1" r:id="rIda-shafdbkwbjqi5shfmf-">
+            <w:hyperlink w:history="1" r:id="rId4k9n064wclfeeqvibzxb-">
               <w:r>
                 <w:rPr>
                   <w:rFonts w:ascii="Arial" w:cs="Arial" w:eastAsia="Arial" w:hAnsi="Arial"/>
@@ -16546,7 +16886,7 @@
               <w:spacing w:after="10" w:before="0"/>
               <w:ind w:left="120"/>
             </w:pPr>
-            <w:hyperlink w:history="1" r:id="rIdhsr6vr9srgfz8ktbkdp-w">
+            <w:hyperlink w:history="1" r:id="rIdqijffxdffj3tiu1_bqkjr">
               <w:r>
                 <w:rPr>
                   <w:rFonts w:ascii="Arial" w:cs="Arial" w:eastAsia="Arial" w:hAnsi="Arial"/>
@@ -16591,7 +16931,7 @@
             <w:pPr>
               <w:spacing w:after="20" w:before="0"/>
             </w:pPr>
-            <w:hyperlink w:history="1" r:id="rIdfjlbi-o-dqkvm75g-vzuo">
+            <w:hyperlink w:history="1" r:id="rId2mzxyhehtchzfm_u8plhk">
               <w:r>
                 <w:rPr>
                   <w:rFonts w:ascii="Arial" w:cs="Arial" w:eastAsia="Arial" w:hAnsi="Arial"/>
@@ -16640,7 +16980,7 @@
               <w:spacing w:after="10" w:before="0"/>
               <w:ind w:left="120"/>
             </w:pPr>
-            <w:hyperlink w:history="1" r:id="rIdffpwnihtj3ouj2d_aerqm">
+            <w:hyperlink w:history="1" r:id="rIdiemulsacasf3bzshb9yls">
               <w:r>
                 <w:rPr>
                   <w:rFonts w:ascii="Arial" w:cs="Arial" w:eastAsia="Arial" w:hAnsi="Arial"/>
@@ -16668,6 +17008,7 @@
           </w:tcPr>
           <w:p>
             <w:pPr>
+              <w:keepNext w:val="false"/>
               <w:spacing w:after="40" w:before="0"/>
               <w:jc w:val="left"/>
             </w:pPr>
@@ -16700,6 +17041,7 @@
           </w:tcPr>
           <w:p>
             <w:pPr>
+              <w:keepNext w:val="false"/>
               <w:spacing w:after="40" w:before="0"/>
               <w:jc w:val="left"/>
             </w:pPr>
@@ -16732,6 +17074,7 @@
           </w:tcPr>
           <w:p>
             <w:pPr>
+              <w:keepNext w:val="false"/>
               <w:spacing w:after="40" w:before="0"/>
               <w:jc w:val="left"/>
             </w:pPr>
@@ -16764,6 +17107,7 @@
           </w:tcPr>
           <w:p>
             <w:pPr>
+              <w:keepNext w:val="false"/>
               <w:spacing w:after="40" w:before="0"/>
               <w:jc w:val="left"/>
             </w:pPr>
@@ -16823,6 +17167,7 @@
           </w:tcPr>
           <w:p>
             <w:pPr>
+              <w:keepNext w:val="false"/>
               <w:spacing w:after="40" w:before="0"/>
               <w:jc w:val="center"/>
             </w:pPr>
@@ -16857,6 +17202,7 @@
           </w:tcPr>
           <w:p>
             <w:pPr>
+              <w:keepNext w:val="false"/>
               <w:spacing w:after="40" w:before="0"/>
               <w:jc w:val="left"/>
             </w:pPr>
@@ -16918,6 +17264,7 @@
           </w:tcPr>
           <w:p>
             <w:pPr>
+              <w:keepNext w:val="false"/>
               <w:spacing w:after="40" w:before="0"/>
               <w:jc w:val="center"/>
             </w:pPr>
@@ -16952,6 +17299,7 @@
           </w:tcPr>
           <w:p>
             <w:pPr>
+              <w:keepNext w:val="false"/>
               <w:spacing w:after="40" w:before="0"/>
               <w:jc w:val="left"/>
             </w:pPr>
@@ -16984,6 +17332,7 @@
           </w:tcPr>
           <w:p>
             <w:pPr>
+              <w:keepNext w:val="false"/>
               <w:spacing w:after="40" w:before="0"/>
               <w:jc w:val="left"/>
             </w:pPr>
@@ -17018,6 +17367,7 @@
           </w:tcPr>
           <w:p>
             <w:pPr>
+              <w:keepNext w:val="false"/>
               <w:spacing w:after="40" w:before="0"/>
               <w:jc w:val="left"/>
             </w:pPr>
@@ -17050,6 +17400,7 @@
           </w:tcPr>
           <w:p>
             <w:pPr>
+              <w:keepNext w:val="false"/>
               <w:spacing w:after="40" w:before="0"/>
               <w:jc w:val="left"/>
             </w:pPr>
@@ -17084,6 +17435,7 @@
           </w:tcPr>
           <w:p>
             <w:pPr>
+              <w:keepNext w:val="false"/>
               <w:spacing w:after="40" w:before="0"/>
               <w:jc w:val="left"/>
             </w:pPr>
@@ -17116,6 +17468,7 @@
           </w:tcPr>
           <w:p>
             <w:pPr>
+              <w:keepNext w:val="false"/>
               <w:spacing w:after="40" w:before="0"/>
               <w:jc w:val="left"/>
             </w:pPr>
@@ -17152,7 +17505,7 @@
         </w:rPr>
         <w:t xml:space="preserve">© 2026 SeaVuria and ARES. Aligned with KICD objectives. Developed by SeaVuria; technical implementation by ARES (with AI assistance from Claude). Licensed under </w:t>
       </w:r>
-      <w:hyperlink w:history="1" r:id="rId4pb-iy8f0ryofqyiwk58q">
+      <w:hyperlink w:history="1" r:id="rIdnhgh4yjdjqz69bpecyror">
         <w:r>
           <w:rPr>
             <w:rFonts w:ascii="Arial" w:cs="Arial" w:eastAsia="Arial" w:hAnsi="Arial"/>
@@ -17173,7 +17526,7 @@
         </w:rPr>
         <w:t xml:space="preserve"> (</w:t>
       </w:r>
-      <w:hyperlink w:history="1" r:id="rIdpqmypreydmfw1n6jyw8gf">
+      <w:hyperlink w:history="1" r:id="rIddg_qbn2wzbwneqnywvj_z">
         <w:r>
           <w:rPr>
             <w:rFonts w:ascii="Arial" w:cs="Arial" w:eastAsia="Arial" w:hAnsi="Arial"/>
@@ -17233,6 +17586,7 @@
           </w:tcPr>
           <w:p>
             <w:pPr>
+              <w:keepNext w:val="false"/>
               <w:spacing w:after="40" w:before="0"/>
               <w:jc w:val="center"/>
             </w:pPr>
@@ -17268,6 +17622,7 @@
           </w:tcPr>
           <w:p>
             <w:pPr>
+              <w:keepNext w:val="false"/>
               <w:spacing w:after="40" w:before="0"/>
               <w:jc w:val="center"/>
             </w:pPr>
@@ -17302,6 +17657,7 @@
           </w:tcPr>
           <w:p>
             <w:pPr>
+              <w:keepNext w:val="false"/>
               <w:spacing w:after="40" w:before="0"/>
               <w:jc w:val="left"/>
             </w:pPr>
@@ -17334,6 +17690,7 @@
           </w:tcPr>
           <w:p>
             <w:pPr>
+              <w:keepNext w:val="false"/>
               <w:spacing w:after="40" w:before="0"/>
               <w:jc w:val="left"/>
             </w:pPr>
@@ -17368,6 +17725,7 @@
           </w:tcPr>
           <w:p>
             <w:pPr>
+              <w:keepNext w:val="false"/>
               <w:spacing w:after="40" w:before="0"/>
               <w:jc w:val="left"/>
             </w:pPr>
@@ -17400,6 +17758,7 @@
           </w:tcPr>
           <w:p>
             <w:pPr>
+              <w:keepNext w:val="false"/>
               <w:spacing w:after="40" w:before="0"/>
               <w:jc w:val="left"/>
             </w:pPr>
@@ -17434,6 +17793,7 @@
           </w:tcPr>
           <w:p>
             <w:pPr>
+              <w:keepNext w:val="false"/>
               <w:spacing w:after="40" w:before="0"/>
               <w:jc w:val="left"/>
             </w:pPr>
@@ -17466,6 +17826,7 @@
           </w:tcPr>
           <w:p>
             <w:pPr>
+              <w:keepNext w:val="false"/>
               <w:spacing w:after="40" w:before="0"/>
               <w:jc w:val="left"/>
             </w:pPr>
@@ -17500,6 +17861,7 @@
           </w:tcPr>
           <w:p>
             <w:pPr>
+              <w:keepNext w:val="false"/>
               <w:spacing w:after="40" w:before="0"/>
               <w:jc w:val="left"/>
             </w:pPr>
@@ -17532,6 +17894,7 @@
           </w:tcPr>
           <w:p>
             <w:pPr>
+              <w:keepNext w:val="false"/>
               <w:spacing w:after="40" w:before="0"/>
               <w:jc w:val="left"/>
             </w:pPr>
@@ -17566,6 +17929,7 @@
           </w:tcPr>
           <w:p>
             <w:pPr>
+              <w:keepNext w:val="false"/>
               <w:spacing w:after="40" w:before="0"/>
               <w:jc w:val="left"/>
             </w:pPr>
@@ -17598,6 +17962,7 @@
           </w:tcPr>
           <w:p>
             <w:pPr>
+              <w:keepNext w:val="false"/>
               <w:spacing w:after="40" w:before="0"/>
               <w:jc w:val="left"/>
             </w:pPr>
@@ -17632,6 +17997,7 @@
           </w:tcPr>
           <w:p>
             <w:pPr>
+              <w:keepNext w:val="false"/>
               <w:spacing w:after="40" w:before="0"/>
               <w:jc w:val="left"/>
             </w:pPr>
@@ -17664,6 +18030,7 @@
           </w:tcPr>
           <w:p>
             <w:pPr>
+              <w:keepNext w:val="false"/>
               <w:spacing w:after="40" w:before="0"/>
               <w:jc w:val="left"/>
             </w:pPr>
@@ -17698,6 +18065,7 @@
           </w:tcPr>
           <w:p>
             <w:pPr>
+              <w:keepNext w:val="false"/>
               <w:spacing w:after="40" w:before="0"/>
               <w:jc w:val="left"/>
             </w:pPr>
@@ -17730,6 +18098,7 @@
           </w:tcPr>
           <w:p>
             <w:pPr>
+              <w:keepNext w:val="false"/>
               <w:spacing w:after="40" w:before="0"/>
               <w:jc w:val="left"/>
             </w:pPr>
@@ -17764,6 +18133,7 @@
           </w:tcPr>
           <w:p>
             <w:pPr>
+              <w:keepNext w:val="false"/>
               <w:spacing w:after="40" w:before="0"/>
               <w:jc w:val="left"/>
             </w:pPr>
@@ -17796,6 +18166,7 @@
           </w:tcPr>
           <w:p>
             <w:pPr>
+              <w:keepNext w:val="false"/>
               <w:spacing w:after="40" w:before="0"/>
               <w:jc w:val="left"/>
             </w:pPr>
@@ -17855,6 +18226,7 @@
           </w:tcPr>
           <w:p>
             <w:pPr>
+              <w:keepNext w:val="false"/>
               <w:spacing w:after="40" w:before="0"/>
               <w:jc w:val="center"/>
             </w:pPr>
@@ -17889,6 +18261,7 @@
           </w:tcPr>
           <w:p>
             <w:pPr>
+              <w:keepNext w:val="false"/>
               <w:spacing w:after="40" w:before="0"/>
               <w:jc w:val="left"/>
             </w:pPr>
@@ -17953,6 +18326,7 @@
           </w:tcPr>
           <w:p>
             <w:pPr>
+              <w:keepNext w:val="false"/>
               <w:spacing w:after="40" w:before="0"/>
               <w:jc w:val="center"/>
             </w:pPr>
@@ -17987,6 +18361,7 @@
           </w:tcPr>
           <w:p>
             <w:pPr>
+              <w:keepNext w:val="false"/>
               <w:spacing w:after="40" w:before="0"/>
               <w:jc w:val="left"/>
             </w:pPr>
@@ -18019,6 +18394,7 @@
           </w:tcPr>
           <w:p>
             <w:pPr>
+              <w:keepNext w:val="false"/>
               <w:spacing w:after="40" w:before="0"/>
               <w:jc w:val="left"/>
             </w:pPr>
@@ -18051,6 +18427,7 @@
           </w:tcPr>
           <w:p>
             <w:pPr>
+              <w:keepNext w:val="false"/>
               <w:spacing w:after="40" w:before="0"/>
               <w:jc w:val="left"/>
             </w:pPr>
@@ -18083,6 +18460,7 @@
           </w:tcPr>
           <w:p>
             <w:pPr>
+              <w:keepNext w:val="false"/>
               <w:spacing w:after="40" w:before="0"/>
               <w:jc w:val="left"/>
             </w:pPr>
@@ -18115,6 +18493,7 @@
           </w:tcPr>
           <w:p>
             <w:pPr>
+              <w:keepNext w:val="false"/>
               <w:spacing w:after="40" w:before="0"/>
               <w:jc w:val="left"/>
             </w:pPr>
@@ -18149,6 +18528,7 @@
           </w:tcPr>
           <w:p>
             <w:pPr>
+              <w:keepNext w:val="false"/>
               <w:spacing w:after="40" w:before="0"/>
               <w:jc w:val="left"/>
             </w:pPr>
@@ -18186,7 +18566,7 @@
             <w:pPr>
               <w:spacing w:after="20" w:before="0"/>
             </w:pPr>
-            <w:hyperlink w:history="1" r:id="rId20bmnqkwnduokkaxgzwy4">
+            <w:hyperlink w:history="1" r:id="rId6unswjhfp6qsxe582rk_u">
               <w:r>
                 <w:rPr>
                   <w:rFonts w:ascii="Arial" w:cs="Arial" w:eastAsia="Arial" w:hAnsi="Arial"/>
@@ -18219,7 +18599,7 @@
               <w:spacing w:after="10" w:before="0"/>
               <w:ind w:left="120"/>
             </w:pPr>
-            <w:hyperlink w:history="1" r:id="rIddaqw512do0hm2azx4ghru">
+            <w:hyperlink w:history="1" r:id="rIdo1ogft-tixgfh1pjp8io0">
               <w:r>
                 <w:rPr>
                   <w:rFonts w:ascii="Arial" w:cs="Arial" w:eastAsia="Arial" w:hAnsi="Arial"/>
@@ -18281,7 +18661,7 @@
               <w:spacing w:after="10" w:before="0"/>
               <w:ind w:left="120"/>
             </w:pPr>
-            <w:hyperlink w:history="1" r:id="rIdtpjfapx3g2zoclgiwqiv5">
+            <w:hyperlink w:history="1" r:id="rIdlsrls9jefez9y4o2ck_yi">
               <w:r>
                 <w:rPr>
                   <w:rFonts w:ascii="Arial" w:cs="Arial" w:eastAsia="Arial" w:hAnsi="Arial"/>
@@ -18324,6 +18704,7 @@
           </w:tcPr>
           <w:p>
             <w:pPr>
+              <w:keepNext w:val="false"/>
               <w:spacing w:after="40" w:before="0"/>
               <w:jc w:val="left"/>
             </w:pPr>
@@ -18356,6 +18737,7 @@
           </w:tcPr>
           <w:p>
             <w:pPr>
+              <w:keepNext w:val="false"/>
               <w:spacing w:after="40" w:before="0"/>
               <w:jc w:val="left"/>
             </w:pPr>
@@ -18388,6 +18770,7 @@
           </w:tcPr>
           <w:p>
             <w:pPr>
+              <w:keepNext w:val="false"/>
               <w:spacing w:after="40" w:before="0"/>
               <w:jc w:val="left"/>
             </w:pPr>
@@ -18420,6 +18803,7 @@
           </w:tcPr>
           <w:p>
             <w:pPr>
+              <w:keepNext w:val="false"/>
               <w:spacing w:after="40" w:before="0"/>
               <w:jc w:val="left"/>
             </w:pPr>
@@ -18454,6 +18838,7 @@
           </w:tcPr>
           <w:p>
             <w:pPr>
+              <w:keepNext w:val="false"/>
               <w:spacing w:after="40" w:before="0"/>
               <w:jc w:val="left"/>
             </w:pPr>
@@ -18491,7 +18876,7 @@
             <w:pPr>
               <w:spacing w:after="20" w:before="0"/>
             </w:pPr>
-            <w:hyperlink w:history="1" r:id="rIdvncut7ommficvhz9ygfzz">
+            <w:hyperlink w:history="1" r:id="rIdfnwx4oztfxvd0rm4pqhtu">
               <w:r>
                 <w:rPr>
                   <w:rFonts w:ascii="Arial" w:cs="Arial" w:eastAsia="Arial" w:hAnsi="Arial"/>
@@ -18524,7 +18909,7 @@
               <w:spacing w:after="10" w:before="0"/>
               <w:ind w:left="120"/>
             </w:pPr>
-            <w:hyperlink w:history="1" r:id="rIdybk5kzecnkremdph8rp9o">
+            <w:hyperlink w:history="1" r:id="rIdftlvqxjkzsytescmy5r7t">
               <w:r>
                 <w:rPr>
                   <w:rFonts w:ascii="Arial" w:cs="Arial" w:eastAsia="Arial" w:hAnsi="Arial"/>
@@ -18586,7 +18971,7 @@
               <w:spacing w:after="10" w:before="0"/>
               <w:ind w:left="120"/>
             </w:pPr>
-            <w:hyperlink w:history="1" r:id="rIdesa0kzcub0tcec9hd4ear">
+            <w:hyperlink w:history="1" r:id="rIdacjnlget7vdjxfnb9_nye">
               <w:r>
                 <w:rPr>
                   <w:rFonts w:ascii="Arial" w:cs="Arial" w:eastAsia="Arial" w:hAnsi="Arial"/>
@@ -18629,6 +19014,7 @@
           </w:tcPr>
           <w:p>
             <w:pPr>
+              <w:keepNext w:val="false"/>
               <w:spacing w:after="40" w:before="0"/>
               <w:jc w:val="left"/>
             </w:pPr>
@@ -18661,6 +19047,7 @@
           </w:tcPr>
           <w:p>
             <w:pPr>
+              <w:keepNext w:val="false"/>
               <w:spacing w:after="40" w:before="0"/>
               <w:jc w:val="left"/>
             </w:pPr>
@@ -18693,6 +19080,7 @@
           </w:tcPr>
           <w:p>
             <w:pPr>
+              <w:keepNext w:val="false"/>
               <w:spacing w:after="40" w:before="0"/>
               <w:jc w:val="left"/>
             </w:pPr>
@@ -18725,6 +19113,7 @@
           </w:tcPr>
           <w:p>
             <w:pPr>
+              <w:keepNext w:val="false"/>
               <w:spacing w:after="40" w:before="0"/>
               <w:jc w:val="left"/>
             </w:pPr>
@@ -18759,6 +19148,7 @@
           </w:tcPr>
           <w:p>
             <w:pPr>
+              <w:keepNext w:val="false"/>
               <w:spacing w:after="40" w:before="0"/>
               <w:jc w:val="left"/>
             </w:pPr>
@@ -18796,7 +19186,7 @@
             <w:pPr>
               <w:spacing w:after="20" w:before="0"/>
             </w:pPr>
-            <w:hyperlink w:history="1" r:id="rIdyjkgcrmst1qs8garxmasm">
+            <w:hyperlink w:history="1" r:id="rId2xjydxctopbjpcrvolffj">
               <w:r>
                 <w:rPr>
                   <w:rFonts w:ascii="Arial" w:cs="Arial" w:eastAsia="Arial" w:hAnsi="Arial"/>
@@ -18845,7 +19235,7 @@
               <w:spacing w:after="10" w:before="0"/>
               <w:ind w:left="120"/>
             </w:pPr>
-            <w:hyperlink w:history="1" r:id="rIdjiu1vflebddr1t0srq4ii">
+            <w:hyperlink w:history="1" r:id="rIdtjoyg9c3j-pqchtorqpc-">
               <w:r>
                 <w:rPr>
                   <w:rFonts w:ascii="Arial" w:cs="Arial" w:eastAsia="Arial" w:hAnsi="Arial"/>
@@ -18907,7 +19297,7 @@
               <w:spacing w:after="10" w:before="0"/>
               <w:ind w:left="120"/>
             </w:pPr>
-            <w:hyperlink w:history="1" r:id="rId76nufwe1mwisbsaomwms4">
+            <w:hyperlink w:history="1" r:id="rIdtj6tvz8wzbfjxncllntey">
               <w:r>
                 <w:rPr>
                   <w:rFonts w:ascii="Arial" w:cs="Arial" w:eastAsia="Arial" w:hAnsi="Arial"/>
@@ -18950,6 +19340,7 @@
           </w:tcPr>
           <w:p>
             <w:pPr>
+              <w:keepNext w:val="false"/>
               <w:spacing w:after="40" w:before="0"/>
               <w:jc w:val="left"/>
             </w:pPr>
@@ -18982,6 +19373,7 @@
           </w:tcPr>
           <w:p>
             <w:pPr>
+              <w:keepNext w:val="false"/>
               <w:spacing w:after="40" w:before="0"/>
               <w:jc w:val="left"/>
             </w:pPr>
@@ -19014,6 +19406,7 @@
           </w:tcPr>
           <w:p>
             <w:pPr>
+              <w:keepNext w:val="false"/>
               <w:spacing w:after="40" w:before="0"/>
               <w:jc w:val="left"/>
             </w:pPr>
@@ -19046,6 +19439,7 @@
           </w:tcPr>
           <w:p>
             <w:pPr>
+              <w:keepNext w:val="false"/>
               <w:spacing w:after="40" w:before="0"/>
               <w:jc w:val="left"/>
             </w:pPr>
@@ -19080,6 +19474,7 @@
           </w:tcPr>
           <w:p>
             <w:pPr>
+              <w:keepNext w:val="false"/>
               <w:spacing w:after="40" w:before="0"/>
               <w:jc w:val="left"/>
             </w:pPr>
@@ -19117,7 +19512,7 @@
             <w:pPr>
               <w:spacing w:after="20" w:before="0"/>
             </w:pPr>
-            <w:hyperlink w:history="1" r:id="rIds7lu63gd80invws4u2dgw">
+            <w:hyperlink w:history="1" r:id="rIdjk-amxromvnhnjhat9xkr">
               <w:r>
                 <w:rPr>
                   <w:rFonts w:ascii="Arial" w:cs="Arial" w:eastAsia="Arial" w:hAnsi="Arial"/>
@@ -19150,7 +19545,7 @@
               <w:spacing w:after="10" w:before="0"/>
               <w:ind w:left="120"/>
             </w:pPr>
-            <w:hyperlink w:history="1" r:id="rIdpmahcxexvjw0suszdnpc4">
+            <w:hyperlink w:history="1" r:id="rIde-ughvkc9c45uap6pflpk">
               <w:r>
                 <w:rPr>
                   <w:rFonts w:ascii="Arial" w:cs="Arial" w:eastAsia="Arial" w:hAnsi="Arial"/>
@@ -19212,7 +19607,7 @@
               <w:spacing w:after="10" w:before="0"/>
               <w:ind w:left="120"/>
             </w:pPr>
-            <w:hyperlink w:history="1" r:id="rIdutkcvs3y1bqasncguttqu">
+            <w:hyperlink w:history="1" r:id="rIdiook7cfdd7avnzh7mh_uj">
               <w:r>
                 <w:rPr>
                   <w:rFonts w:ascii="Arial" w:cs="Arial" w:eastAsia="Arial" w:hAnsi="Arial"/>
@@ -19255,6 +19650,7 @@
           </w:tcPr>
           <w:p>
             <w:pPr>
+              <w:keepNext w:val="false"/>
               <w:spacing w:after="40" w:before="0"/>
               <w:jc w:val="left"/>
             </w:pPr>
@@ -19287,6 +19683,7 @@
           </w:tcPr>
           <w:p>
             <w:pPr>
+              <w:keepNext w:val="false"/>
               <w:spacing w:after="40" w:before="0"/>
               <w:jc w:val="left"/>
             </w:pPr>
@@ -19319,6 +19716,7 @@
           </w:tcPr>
           <w:p>
             <w:pPr>
+              <w:keepNext w:val="false"/>
               <w:spacing w:after="40" w:before="0"/>
               <w:jc w:val="left"/>
             </w:pPr>
@@ -19351,6 +19749,7 @@
           </w:tcPr>
           <w:p>
             <w:pPr>
+              <w:keepNext w:val="false"/>
               <w:spacing w:after="40" w:before="0"/>
               <w:jc w:val="left"/>
             </w:pPr>
@@ -19385,6 +19784,7 @@
           </w:tcPr>
           <w:p>
             <w:pPr>
+              <w:keepNext w:val="false"/>
               <w:spacing w:after="40" w:before="0"/>
               <w:jc w:val="left"/>
             </w:pPr>
@@ -19422,7 +19822,7 @@
             <w:pPr>
               <w:spacing w:after="20" w:before="0"/>
             </w:pPr>
-            <w:hyperlink w:history="1" r:id="rIdalmnuwz5ebh2fhqz4du82">
+            <w:hyperlink w:history="1" r:id="rId-j6mqlt5pc57fstz1hgbt">
               <w:r>
                 <w:rPr>
                   <w:rFonts w:ascii="Arial" w:cs="Arial" w:eastAsia="Arial" w:hAnsi="Arial"/>
@@ -19455,7 +19855,7 @@
               <w:spacing w:after="10" w:before="0"/>
               <w:ind w:left="120"/>
             </w:pPr>
-            <w:hyperlink w:history="1" r:id="rIdbyd3hgekoveb9mk4chywa">
+            <w:hyperlink w:history="1" r:id="rIdxbvp2dcu5ei4d65dprjyd">
               <w:r>
                 <w:rPr>
                   <w:rFonts w:ascii="Arial" w:cs="Arial" w:eastAsia="Arial" w:hAnsi="Arial"/>
@@ -19517,7 +19917,7 @@
               <w:spacing w:after="10" w:before="0"/>
               <w:ind w:left="120"/>
             </w:pPr>
-            <w:hyperlink w:history="1" r:id="rIdmecbejae82ie71ubqugcb">
+            <w:hyperlink w:history="1" r:id="rIdyilvyei2cpjl4z3o80ltj">
               <w:r>
                 <w:rPr>
                   <w:rFonts w:ascii="Arial" w:cs="Arial" w:eastAsia="Arial" w:hAnsi="Arial"/>
@@ -19560,6 +19960,7 @@
           </w:tcPr>
           <w:p>
             <w:pPr>
+              <w:keepNext w:val="false"/>
               <w:spacing w:after="40" w:before="0"/>
               <w:jc w:val="left"/>
             </w:pPr>
@@ -19592,6 +19993,7 @@
           </w:tcPr>
           <w:p>
             <w:pPr>
+              <w:keepNext w:val="false"/>
               <w:spacing w:after="40" w:before="0"/>
               <w:jc w:val="left"/>
             </w:pPr>
@@ -19624,6 +20026,7 @@
           </w:tcPr>
           <w:p>
             <w:pPr>
+              <w:keepNext w:val="false"/>
               <w:spacing w:after="40" w:before="0"/>
               <w:jc w:val="left"/>
             </w:pPr>
@@ -19656,6 +20059,7 @@
           </w:tcPr>
           <w:p>
             <w:pPr>
+              <w:keepNext w:val="false"/>
               <w:spacing w:after="40" w:before="0"/>
               <w:jc w:val="left"/>
             </w:pPr>
@@ -19715,6 +20119,7 @@
           </w:tcPr>
           <w:p>
             <w:pPr>
+              <w:keepNext w:val="false"/>
               <w:spacing w:after="40" w:before="0"/>
               <w:jc w:val="center"/>
             </w:pPr>
@@ -19749,6 +20154,7 @@
           </w:tcPr>
           <w:p>
             <w:pPr>
+              <w:keepNext w:val="false"/>
               <w:spacing w:after="40" w:before="0"/>
               <w:jc w:val="left"/>
             </w:pPr>
@@ -19810,6 +20216,7 @@
           </w:tcPr>
           <w:p>
             <w:pPr>
+              <w:keepNext w:val="false"/>
               <w:spacing w:after="40" w:before="0"/>
               <w:jc w:val="center"/>
             </w:pPr>
@@ -19844,6 +20251,7 @@
           </w:tcPr>
           <w:p>
             <w:pPr>
+              <w:keepNext w:val="false"/>
               <w:spacing w:after="40" w:before="0"/>
               <w:jc w:val="left"/>
             </w:pPr>
@@ -19876,6 +20284,7 @@
           </w:tcPr>
           <w:p>
             <w:pPr>
+              <w:keepNext w:val="false"/>
               <w:spacing w:after="40" w:before="0"/>
               <w:jc w:val="left"/>
             </w:pPr>
@@ -19910,6 +20319,7 @@
           </w:tcPr>
           <w:p>
             <w:pPr>
+              <w:keepNext w:val="false"/>
               <w:spacing w:after="40" w:before="0"/>
               <w:jc w:val="left"/>
             </w:pPr>
@@ -19942,6 +20352,7 @@
           </w:tcPr>
           <w:p>
             <w:pPr>
+              <w:keepNext w:val="false"/>
               <w:spacing w:after="40" w:before="0"/>
               <w:jc w:val="left"/>
             </w:pPr>
@@ -19976,6 +20387,7 @@
           </w:tcPr>
           <w:p>
             <w:pPr>
+              <w:keepNext w:val="false"/>
               <w:spacing w:after="40" w:before="0"/>
               <w:jc w:val="left"/>
             </w:pPr>
@@ -20008,6 +20420,7 @@
           </w:tcPr>
           <w:p>
             <w:pPr>
+              <w:keepNext w:val="false"/>
               <w:spacing w:after="40" w:before="0"/>
               <w:jc w:val="left"/>
             </w:pPr>
@@ -20044,7 +20457,7 @@
         </w:rPr>
         <w:t xml:space="preserve">© 2026 SeaVuria and ARES. Aligned with KICD objectives. Developed by SeaVuria; technical implementation by ARES (with AI assistance from Claude). Licensed under </w:t>
       </w:r>
-      <w:hyperlink w:history="1" r:id="rIdcskdgpmu0temnjrqetyiv">
+      <w:hyperlink w:history="1" r:id="rIdht-g3bsuszl507lincvc0">
         <w:r>
           <w:rPr>
             <w:rFonts w:ascii="Arial" w:cs="Arial" w:eastAsia="Arial" w:hAnsi="Arial"/>
@@ -20065,7 +20478,7 @@
         </w:rPr>
         <w:t xml:space="preserve"> (</w:t>
       </w:r>
-      <w:hyperlink w:history="1" r:id="rIdq3ygkrj-cxghs2jes9kbu">
+      <w:hyperlink w:history="1" r:id="rIdidme5auhw_memmxpehzst">
         <w:r>
           <w:rPr>
             <w:rFonts w:ascii="Arial" w:cs="Arial" w:eastAsia="Arial" w:hAnsi="Arial"/>
@@ -20125,6 +20538,7 @@
           </w:tcPr>
           <w:p>
             <w:pPr>
+              <w:keepNext w:val="false"/>
               <w:spacing w:after="40" w:before="0"/>
               <w:jc w:val="center"/>
             </w:pPr>
@@ -20160,6 +20574,7 @@
           </w:tcPr>
           <w:p>
             <w:pPr>
+              <w:keepNext w:val="false"/>
               <w:spacing w:after="40" w:before="0"/>
               <w:jc w:val="center"/>
             </w:pPr>
@@ -20194,6 +20609,7 @@
           </w:tcPr>
           <w:p>
             <w:pPr>
+              <w:keepNext w:val="false"/>
               <w:spacing w:after="40" w:before="0"/>
               <w:jc w:val="left"/>
             </w:pPr>
@@ -20226,6 +20642,7 @@
           </w:tcPr>
           <w:p>
             <w:pPr>
+              <w:keepNext w:val="false"/>
               <w:spacing w:after="40" w:before="0"/>
               <w:jc w:val="left"/>
             </w:pPr>
@@ -20260,6 +20677,7 @@
           </w:tcPr>
           <w:p>
             <w:pPr>
+              <w:keepNext w:val="false"/>
               <w:spacing w:after="40" w:before="0"/>
               <w:jc w:val="left"/>
             </w:pPr>
@@ -20292,6 +20710,7 @@
           </w:tcPr>
           <w:p>
             <w:pPr>
+              <w:keepNext w:val="false"/>
               <w:spacing w:after="40" w:before="0"/>
               <w:jc w:val="left"/>
             </w:pPr>
@@ -20326,6 +20745,7 @@
           </w:tcPr>
           <w:p>
             <w:pPr>
+              <w:keepNext w:val="false"/>
               <w:spacing w:after="40" w:before="0"/>
               <w:jc w:val="left"/>
             </w:pPr>
@@ -20358,6 +20778,7 @@
           </w:tcPr>
           <w:p>
             <w:pPr>
+              <w:keepNext w:val="false"/>
               <w:spacing w:after="40" w:before="0"/>
               <w:jc w:val="left"/>
             </w:pPr>
@@ -20392,6 +20813,7 @@
           </w:tcPr>
           <w:p>
             <w:pPr>
+              <w:keepNext w:val="false"/>
               <w:spacing w:after="40" w:before="0"/>
               <w:jc w:val="left"/>
             </w:pPr>
@@ -20424,6 +20846,7 @@
           </w:tcPr>
           <w:p>
             <w:pPr>
+              <w:keepNext w:val="false"/>
               <w:spacing w:after="40" w:before="0"/>
               <w:jc w:val="left"/>
             </w:pPr>
@@ -20458,6 +20881,7 @@
           </w:tcPr>
           <w:p>
             <w:pPr>
+              <w:keepNext w:val="false"/>
               <w:spacing w:after="40" w:before="0"/>
               <w:jc w:val="left"/>
             </w:pPr>
@@ -20490,6 +20914,7 @@
           </w:tcPr>
           <w:p>
             <w:pPr>
+              <w:keepNext w:val="false"/>
               <w:spacing w:after="40" w:before="0"/>
               <w:jc w:val="left"/>
             </w:pPr>
@@ -20524,6 +20949,7 @@
           </w:tcPr>
           <w:p>
             <w:pPr>
+              <w:keepNext w:val="false"/>
               <w:spacing w:after="40" w:before="0"/>
               <w:jc w:val="left"/>
             </w:pPr>
@@ -20556,6 +20982,7 @@
           </w:tcPr>
           <w:p>
             <w:pPr>
+              <w:keepNext w:val="false"/>
               <w:spacing w:after="40" w:before="0"/>
               <w:jc w:val="left"/>
             </w:pPr>
@@ -20590,6 +21017,7 @@
           </w:tcPr>
           <w:p>
             <w:pPr>
+              <w:keepNext w:val="false"/>
               <w:spacing w:after="40" w:before="0"/>
               <w:jc w:val="left"/>
             </w:pPr>
@@ -20622,6 +21050,7 @@
           </w:tcPr>
           <w:p>
             <w:pPr>
+              <w:keepNext w:val="false"/>
               <w:spacing w:after="40" w:before="0"/>
               <w:jc w:val="left"/>
             </w:pPr>
@@ -20656,6 +21085,7 @@
           </w:tcPr>
           <w:p>
             <w:pPr>
+              <w:keepNext w:val="false"/>
               <w:spacing w:after="40" w:before="0"/>
               <w:jc w:val="left"/>
             </w:pPr>
@@ -20688,6 +21118,7 @@
           </w:tcPr>
           <w:p>
             <w:pPr>
+              <w:keepNext w:val="false"/>
               <w:spacing w:after="40" w:before="0"/>
               <w:jc w:val="left"/>
             </w:pPr>
@@ -20747,6 +21178,7 @@
           </w:tcPr>
           <w:p>
             <w:pPr>
+              <w:keepNext w:val="false"/>
               <w:spacing w:after="40" w:before="0"/>
               <w:jc w:val="center"/>
             </w:pPr>
@@ -20781,6 +21213,7 @@
           </w:tcPr>
           <w:p>
             <w:pPr>
+              <w:keepNext w:val="false"/>
               <w:spacing w:after="40" w:before="0"/>
               <w:jc w:val="left"/>
             </w:pPr>
@@ -20845,6 +21278,7 @@
           </w:tcPr>
           <w:p>
             <w:pPr>
+              <w:keepNext w:val="false"/>
               <w:spacing w:after="40" w:before="0"/>
               <w:jc w:val="center"/>
             </w:pPr>
@@ -20879,6 +21313,7 @@
           </w:tcPr>
           <w:p>
             <w:pPr>
+              <w:keepNext w:val="false"/>
               <w:spacing w:after="40" w:before="0"/>
               <w:jc w:val="left"/>
             </w:pPr>
@@ -20911,6 +21346,7 @@
           </w:tcPr>
           <w:p>
             <w:pPr>
+              <w:keepNext w:val="false"/>
               <w:spacing w:after="40" w:before="0"/>
               <w:jc w:val="left"/>
             </w:pPr>
@@ -20943,6 +21379,7 @@
           </w:tcPr>
           <w:p>
             <w:pPr>
+              <w:keepNext w:val="false"/>
               <w:spacing w:after="40" w:before="0"/>
               <w:jc w:val="left"/>
             </w:pPr>
@@ -20975,6 +21412,7 @@
           </w:tcPr>
           <w:p>
             <w:pPr>
+              <w:keepNext w:val="false"/>
               <w:spacing w:after="40" w:before="0"/>
               <w:jc w:val="left"/>
             </w:pPr>
@@ -21007,6 +21445,7 @@
           </w:tcPr>
           <w:p>
             <w:pPr>
+              <w:keepNext w:val="false"/>
               <w:spacing w:after="40" w:before="0"/>
               <w:jc w:val="left"/>
             </w:pPr>
@@ -21041,6 +21480,7 @@
           </w:tcPr>
           <w:p>
             <w:pPr>
+              <w:keepNext w:val="false"/>
               <w:spacing w:after="40" w:before="0"/>
               <w:jc w:val="left"/>
             </w:pPr>
@@ -21078,7 +21518,7 @@
             <w:pPr>
               <w:spacing w:after="20" w:before="0"/>
             </w:pPr>
-            <w:hyperlink w:history="1" r:id="rId-epquc_0if8edcfkctwbt">
+            <w:hyperlink w:history="1" r:id="rIdnn2ycnufxxtyt0_o1w1fn">
               <w:r>
                 <w:rPr>
                   <w:rFonts w:ascii="Arial" w:cs="Arial" w:eastAsia="Arial" w:hAnsi="Arial"/>
@@ -21111,7 +21551,7 @@
               <w:spacing w:after="10" w:before="0"/>
               <w:ind w:left="120"/>
             </w:pPr>
-            <w:hyperlink w:history="1" r:id="rId4tzn5uioh6b5f7xwbk5rg">
+            <w:hyperlink w:history="1" r:id="rIdjnang907cm9j7ftwb6gno">
               <w:r>
                 <w:rPr>
                   <w:rFonts w:ascii="Arial" w:cs="Arial" w:eastAsia="Arial" w:hAnsi="Arial"/>
@@ -21156,7 +21596,7 @@
             <w:pPr>
               <w:spacing w:after="20" w:before="0"/>
             </w:pPr>
-            <w:hyperlink w:history="1" r:id="rIdeo5uoinpvhen9t-a4ac77">
+            <w:hyperlink w:history="1" r:id="rIdjvdl_vsjxwcfiqxuhucp4">
               <w:r>
                 <w:rPr>
                   <w:rFonts w:ascii="Arial" w:cs="Arial" w:eastAsia="Arial" w:hAnsi="Arial"/>
@@ -21205,7 +21645,7 @@
               <w:spacing w:after="10" w:before="0"/>
               <w:ind w:left="120"/>
             </w:pPr>
-            <w:hyperlink w:history="1" r:id="rIdz5uajlsmj-nemculzxrf5">
+            <w:hyperlink w:history="1" r:id="rIdgcnjnar_y3lfauswujtvr">
               <w:r>
                 <w:rPr>
                   <w:rFonts w:ascii="Arial" w:cs="Arial" w:eastAsia="Arial" w:hAnsi="Arial"/>
@@ -21233,6 +21673,7 @@
           </w:tcPr>
           <w:p>
             <w:pPr>
+              <w:keepNext w:val="false"/>
               <w:spacing w:after="40" w:before="0"/>
               <w:jc w:val="left"/>
             </w:pPr>
@@ -21265,6 +21706,7 @@
           </w:tcPr>
           <w:p>
             <w:pPr>
+              <w:keepNext w:val="false"/>
               <w:spacing w:after="40" w:before="0"/>
               <w:jc w:val="left"/>
             </w:pPr>
@@ -21297,6 +21739,7 @@
           </w:tcPr>
           <w:p>
             <w:pPr>
+              <w:keepNext w:val="false"/>
               <w:spacing w:after="40" w:before="0"/>
               <w:jc w:val="left"/>
             </w:pPr>
@@ -21329,6 +21772,7 @@
           </w:tcPr>
           <w:p>
             <w:pPr>
+              <w:keepNext w:val="false"/>
               <w:spacing w:after="40" w:before="0"/>
               <w:jc w:val="left"/>
             </w:pPr>
@@ -21363,6 +21807,7 @@
           </w:tcPr>
           <w:p>
             <w:pPr>
+              <w:keepNext w:val="false"/>
               <w:spacing w:after="40" w:before="0"/>
               <w:jc w:val="left"/>
             </w:pPr>
@@ -21400,7 +21845,7 @@
             <w:pPr>
               <w:spacing w:after="20" w:before="0"/>
             </w:pPr>
-            <w:hyperlink w:history="1" r:id="rId9krpvhj42pmhnyra0osbv">
+            <w:hyperlink w:history="1" r:id="rId6rf0rsnsyjhwtorrvwaik">
               <w:r>
                 <w:rPr>
                   <w:rFonts w:ascii="Arial" w:cs="Arial" w:eastAsia="Arial" w:hAnsi="Arial"/>
@@ -21433,7 +21878,7 @@
               <w:spacing w:after="10" w:before="0"/>
               <w:ind w:left="120"/>
             </w:pPr>
-            <w:hyperlink w:history="1" r:id="rIdwzcri_w6d2fsrsw1nxj14">
+            <w:hyperlink w:history="1" r:id="rIdtrkxicoq2qk-jkyt5ql2g">
               <w:r>
                 <w:rPr>
                   <w:rFonts w:ascii="Arial" w:cs="Arial" w:eastAsia="Arial" w:hAnsi="Arial"/>
@@ -21478,7 +21923,7 @@
             <w:pPr>
               <w:spacing w:after="20" w:before="0"/>
             </w:pPr>
-            <w:hyperlink w:history="1" r:id="rIdvfo5qh4phmfs0aav4xprv">
+            <w:hyperlink w:history="1" r:id="rIdk1zorkkfegnsp5kxbbuy9">
               <w:r>
                 <w:rPr>
                   <w:rFonts w:ascii="Arial" w:cs="Arial" w:eastAsia="Arial" w:hAnsi="Arial"/>
@@ -21527,7 +21972,7 @@
               <w:spacing w:after="10" w:before="0"/>
               <w:ind w:left="120"/>
             </w:pPr>
-            <w:hyperlink w:history="1" r:id="rIdl1latvnvfybaotwcl1wpw">
+            <w:hyperlink w:history="1" r:id="rIduxy4252ury9ako5io04sp">
               <w:r>
                 <w:rPr>
                   <w:rFonts w:ascii="Arial" w:cs="Arial" w:eastAsia="Arial" w:hAnsi="Arial"/>
@@ -21555,6 +22000,7 @@
           </w:tcPr>
           <w:p>
             <w:pPr>
+              <w:keepNext w:val="false"/>
               <w:spacing w:after="40" w:before="0"/>
               <w:jc w:val="left"/>
             </w:pPr>
@@ -21587,6 +22033,7 @@
           </w:tcPr>
           <w:p>
             <w:pPr>
+              <w:keepNext w:val="false"/>
               <w:spacing w:after="40" w:before="0"/>
               <w:jc w:val="left"/>
             </w:pPr>
@@ -21619,6 +22066,7 @@
           </w:tcPr>
           <w:p>
             <w:pPr>
+              <w:keepNext w:val="false"/>
               <w:spacing w:after="40" w:before="0"/>
               <w:jc w:val="left"/>
             </w:pPr>
@@ -21651,6 +22099,7 @@
           </w:tcPr>
           <w:p>
             <w:pPr>
+              <w:keepNext w:val="false"/>
               <w:spacing w:after="40" w:before="0"/>
               <w:jc w:val="left"/>
             </w:pPr>
@@ -21685,6 +22134,7 @@
           </w:tcPr>
           <w:p>
             <w:pPr>
+              <w:keepNext w:val="false"/>
               <w:spacing w:after="40" w:before="0"/>
               <w:jc w:val="left"/>
             </w:pPr>
@@ -21722,7 +22172,7 @@
             <w:pPr>
               <w:spacing w:after="20" w:before="0"/>
             </w:pPr>
-            <w:hyperlink w:history="1" r:id="rIdamql0qeokpmnnkkdjnpcm">
+            <w:hyperlink w:history="1" r:id="rIdtru6wak5lj7ea5wlj4vbj">
               <w:r>
                 <w:rPr>
                   <w:rFonts w:ascii="Arial" w:cs="Arial" w:eastAsia="Arial" w:hAnsi="Arial"/>
@@ -21755,7 +22205,7 @@
               <w:spacing w:after="10" w:before="0"/>
               <w:ind w:left="120"/>
             </w:pPr>
-            <w:hyperlink w:history="1" r:id="rIdmlzmrtba8tpttramklehe">
+            <w:hyperlink w:history="1" r:id="rIdm6idj9z6_aklliivgo1tj">
               <w:r>
                 <w:rPr>
                   <w:rFonts w:ascii="Arial" w:cs="Arial" w:eastAsia="Arial" w:hAnsi="Arial"/>
@@ -21800,7 +22250,7 @@
             <w:pPr>
               <w:spacing w:after="20" w:before="0"/>
             </w:pPr>
-            <w:hyperlink w:history="1" r:id="rIdaq8vogxnhxn_zux9bnpyt">
+            <w:hyperlink w:history="1" r:id="rIdke46ouwqbeute-ybf9qle">
               <w:r>
                 <w:rPr>
                   <w:rFonts w:ascii="Arial" w:cs="Arial" w:eastAsia="Arial" w:hAnsi="Arial"/>
@@ -21849,7 +22299,7 @@
               <w:spacing w:after="10" w:before="0"/>
               <w:ind w:left="120"/>
             </w:pPr>
-            <w:hyperlink w:history="1" r:id="rIdfxhn8-_6jpuoxortyxiez">
+            <w:hyperlink w:history="1" r:id="rId_xlyaqx0op3cywt4oiej7">
               <w:r>
                 <w:rPr>
                   <w:rFonts w:ascii="Arial" w:cs="Arial" w:eastAsia="Arial" w:hAnsi="Arial"/>
@@ -21877,6 +22327,7 @@
           </w:tcPr>
           <w:p>
             <w:pPr>
+              <w:keepNext w:val="false"/>
               <w:spacing w:after="40" w:before="0"/>
               <w:jc w:val="left"/>
             </w:pPr>
@@ -21909,6 +22360,7 @@
           </w:tcPr>
           <w:p>
             <w:pPr>
+              <w:keepNext w:val="false"/>
               <w:spacing w:after="40" w:before="0"/>
               <w:jc w:val="left"/>
             </w:pPr>
@@ -21941,6 +22393,7 @@
           </w:tcPr>
           <w:p>
             <w:pPr>
+              <w:keepNext w:val="false"/>
               <w:spacing w:after="40" w:before="0"/>
               <w:jc w:val="left"/>
             </w:pPr>
@@ -21973,6 +22426,7 @@
           </w:tcPr>
           <w:p>
             <w:pPr>
+              <w:keepNext w:val="false"/>
               <w:spacing w:after="40" w:before="0"/>
               <w:jc w:val="left"/>
             </w:pPr>
@@ -22007,6 +22461,7 @@
           </w:tcPr>
           <w:p>
             <w:pPr>
+              <w:keepNext w:val="false"/>
               <w:spacing w:after="40" w:before="0"/>
               <w:jc w:val="left"/>
             </w:pPr>
@@ -22044,7 +22499,7 @@
             <w:pPr>
               <w:spacing w:after="20" w:before="0"/>
             </w:pPr>
-            <w:hyperlink w:history="1" r:id="rIdtoivhcqgjws15c4sooj5g">
+            <w:hyperlink w:history="1" r:id="rIdlf7wuk7hempn3mnmq1lwm">
               <w:r>
                 <w:rPr>
                   <w:rFonts w:ascii="Arial" w:cs="Arial" w:eastAsia="Arial" w:hAnsi="Arial"/>
@@ -22077,7 +22532,7 @@
               <w:spacing w:after="10" w:before="0"/>
               <w:ind w:left="120"/>
             </w:pPr>
-            <w:hyperlink w:history="1" r:id="rId0wiw4e8jjovlwcyc_ltho">
+            <w:hyperlink w:history="1" r:id="rIdbe6fnhjk8pt1l4m-bvivc">
               <w:r>
                 <w:rPr>
                   <w:rFonts w:ascii="Arial" w:cs="Arial" w:eastAsia="Arial" w:hAnsi="Arial"/>
@@ -22122,7 +22577,7 @@
             <w:pPr>
               <w:spacing w:after="20" w:before="0"/>
             </w:pPr>
-            <w:hyperlink w:history="1" r:id="rIdfzky8gbpijo6n1ooke9dk">
+            <w:hyperlink w:history="1" r:id="rIdtg3s1j_yxoofy28fnhrmv">
               <w:r>
                 <w:rPr>
                   <w:rFonts w:ascii="Arial" w:cs="Arial" w:eastAsia="Arial" w:hAnsi="Arial"/>
@@ -22171,7 +22626,7 @@
               <w:spacing w:after="10" w:before="0"/>
               <w:ind w:left="120"/>
             </w:pPr>
-            <w:hyperlink w:history="1" r:id="rIdlkaev0cxlrhy16ke0k7um">
+            <w:hyperlink w:history="1" r:id="rIdmd1ttedajj9hnsuam57np">
               <w:r>
                 <w:rPr>
                   <w:rFonts w:ascii="Arial" w:cs="Arial" w:eastAsia="Arial" w:hAnsi="Arial"/>
@@ -22199,6 +22654,7 @@
           </w:tcPr>
           <w:p>
             <w:pPr>
+              <w:keepNext w:val="false"/>
               <w:spacing w:after="40" w:before="0"/>
               <w:jc w:val="left"/>
             </w:pPr>
@@ -22231,6 +22687,7 @@
           </w:tcPr>
           <w:p>
             <w:pPr>
+              <w:keepNext w:val="false"/>
               <w:spacing w:after="40" w:before="0"/>
               <w:jc w:val="left"/>
             </w:pPr>
@@ -22263,6 +22720,7 @@
           </w:tcPr>
           <w:p>
             <w:pPr>
+              <w:keepNext w:val="false"/>
               <w:spacing w:after="40" w:before="0"/>
               <w:jc w:val="left"/>
             </w:pPr>
@@ -22295,6 +22753,7 @@
           </w:tcPr>
           <w:p>
             <w:pPr>
+              <w:keepNext w:val="false"/>
               <w:spacing w:after="40" w:before="0"/>
               <w:jc w:val="left"/>
             </w:pPr>
@@ -22329,6 +22788,7 @@
           </w:tcPr>
           <w:p>
             <w:pPr>
+              <w:keepNext w:val="false"/>
               <w:spacing w:after="40" w:before="0"/>
               <w:jc w:val="left"/>
             </w:pPr>
@@ -22366,7 +22826,7 @@
             <w:pPr>
               <w:spacing w:after="20" w:before="0"/>
             </w:pPr>
-            <w:hyperlink w:history="1" r:id="rIdmaxw-byj8mrmqkdqf2nru">
+            <w:hyperlink w:history="1" r:id="rId8xgjrx9t8p4wxf1fouc67">
               <w:r>
                 <w:rPr>
                   <w:rFonts w:ascii="Arial" w:cs="Arial" w:eastAsia="Arial" w:hAnsi="Arial"/>
@@ -22415,7 +22875,7 @@
               <w:spacing w:after="10" w:before="0"/>
               <w:ind w:left="120"/>
             </w:pPr>
-            <w:hyperlink w:history="1" r:id="rIdpquf7e1ygjbtz--h9xc1j">
+            <w:hyperlink w:history="1" r:id="rIdicmg_fx3hnrkrja3rdyem">
               <w:r>
                 <w:rPr>
                   <w:rFonts w:ascii="Arial" w:cs="Arial" w:eastAsia="Arial" w:hAnsi="Arial"/>
@@ -22460,7 +22920,7 @@
             <w:pPr>
               <w:spacing w:after="20" w:before="0"/>
             </w:pPr>
-            <w:hyperlink w:history="1" r:id="rIdg5ttyvlgwtjgmz5fe3nes">
+            <w:hyperlink w:history="1" r:id="rIdyvcuuqm2w6ds9kcfnbrbe">
               <w:r>
                 <w:rPr>
                   <w:rFonts w:ascii="Arial" w:cs="Arial" w:eastAsia="Arial" w:hAnsi="Arial"/>
@@ -22509,7 +22969,7 @@
               <w:spacing w:after="10" w:before="0"/>
               <w:ind w:left="120"/>
             </w:pPr>
-            <w:hyperlink w:history="1" r:id="rIdgycffydnpuj_h20bag5ad">
+            <w:hyperlink w:history="1" r:id="rIdxku-nziysnnneqhwjpkrm">
               <w:r>
                 <w:rPr>
                   <w:rFonts w:ascii="Arial" w:cs="Arial" w:eastAsia="Arial" w:hAnsi="Arial"/>
@@ -22537,6 +22997,7 @@
           </w:tcPr>
           <w:p>
             <w:pPr>
+              <w:keepNext w:val="false"/>
               <w:spacing w:after="40" w:before="0"/>
               <w:jc w:val="left"/>
             </w:pPr>
@@ -22569,6 +23030,7 @@
           </w:tcPr>
           <w:p>
             <w:pPr>
+              <w:keepNext w:val="false"/>
               <w:spacing w:after="40" w:before="0"/>
               <w:jc w:val="left"/>
             </w:pPr>
@@ -22601,6 +23063,7 @@
           </w:tcPr>
           <w:p>
             <w:pPr>
+              <w:keepNext w:val="false"/>
               <w:spacing w:after="40" w:before="0"/>
               <w:jc w:val="left"/>
             </w:pPr>
@@ -22633,6 +23096,7 @@
           </w:tcPr>
           <w:p>
             <w:pPr>
+              <w:keepNext w:val="false"/>
               <w:spacing w:after="40" w:before="0"/>
               <w:jc w:val="left"/>
             </w:pPr>
@@ -22692,6 +23156,7 @@
           </w:tcPr>
           <w:p>
             <w:pPr>
+              <w:keepNext w:val="false"/>
               <w:spacing w:after="40" w:before="0"/>
               <w:jc w:val="center"/>
             </w:pPr>
@@ -22726,6 +23191,7 @@
           </w:tcPr>
           <w:p>
             <w:pPr>
+              <w:keepNext w:val="false"/>
               <w:spacing w:after="40" w:before="0"/>
               <w:jc w:val="left"/>
             </w:pPr>
@@ -22787,6 +23253,7 @@
           </w:tcPr>
           <w:p>
             <w:pPr>
+              <w:keepNext w:val="false"/>
               <w:spacing w:after="40" w:before="0"/>
               <w:jc w:val="center"/>
             </w:pPr>
@@ -22821,6 +23288,7 @@
           </w:tcPr>
           <w:p>
             <w:pPr>
+              <w:keepNext w:val="false"/>
               <w:spacing w:after="40" w:before="0"/>
               <w:jc w:val="left"/>
             </w:pPr>
@@ -22853,6 +23321,7 @@
           </w:tcPr>
           <w:p>
             <w:pPr>
+              <w:keepNext w:val="false"/>
               <w:spacing w:after="40" w:before="0"/>
               <w:jc w:val="left"/>
             </w:pPr>
@@ -22887,6 +23356,7 @@
           </w:tcPr>
           <w:p>
             <w:pPr>
+              <w:keepNext w:val="false"/>
               <w:spacing w:after="40" w:before="0"/>
               <w:jc w:val="left"/>
             </w:pPr>
@@ -22919,6 +23389,7 @@
           </w:tcPr>
           <w:p>
             <w:pPr>
+              <w:keepNext w:val="false"/>
               <w:spacing w:after="40" w:before="0"/>
               <w:jc w:val="left"/>
             </w:pPr>
@@ -22953,6 +23424,7 @@
           </w:tcPr>
           <w:p>
             <w:pPr>
+              <w:keepNext w:val="false"/>
               <w:spacing w:after="40" w:before="0"/>
               <w:jc w:val="left"/>
             </w:pPr>
@@ -22985,6 +23457,7 @@
           </w:tcPr>
           <w:p>
             <w:pPr>
+              <w:keepNext w:val="false"/>
               <w:spacing w:after="40" w:before="0"/>
               <w:jc w:val="left"/>
             </w:pPr>
@@ -23021,7 +23494,7 @@
         </w:rPr>
         <w:t xml:space="preserve">© 2026 SeaVuria and ARES. Aligned with KICD objectives. Developed by SeaVuria; technical implementation by ARES (with AI assistance from Claude). Licensed under </w:t>
       </w:r>
-      <w:hyperlink w:history="1" r:id="rIdlfwqeymitswmia3bik5h1">
+      <w:hyperlink w:history="1" r:id="rId61uypfe88vuia8rjli4dq">
         <w:r>
           <w:rPr>
             <w:rFonts w:ascii="Arial" w:cs="Arial" w:eastAsia="Arial" w:hAnsi="Arial"/>
@@ -23042,7 +23515,7 @@
         </w:rPr>
         <w:t xml:space="preserve"> (</w:t>
       </w:r>
-      <w:hyperlink w:history="1" r:id="rIdaibxde4z0qu2ppvao8_4z">
+      <w:hyperlink w:history="1" r:id="rIdbfnqdrbfgkhmdpyans69w">
         <w:r>
           <w:rPr>
             <w:rFonts w:ascii="Arial" w:cs="Arial" w:eastAsia="Arial" w:hAnsi="Arial"/>
@@ -23102,6 +23575,7 @@
           </w:tcPr>
           <w:p>
             <w:pPr>
+              <w:keepNext w:val="false"/>
               <w:spacing w:after="40" w:before="0"/>
               <w:jc w:val="center"/>
             </w:pPr>
@@ -23137,6 +23611,7 @@
           </w:tcPr>
           <w:p>
             <w:pPr>
+              <w:keepNext w:val="false"/>
               <w:spacing w:after="40" w:before="0"/>
               <w:jc w:val="center"/>
             </w:pPr>
@@ -23171,6 +23646,7 @@
           </w:tcPr>
           <w:p>
             <w:pPr>
+              <w:keepNext w:val="false"/>
               <w:spacing w:after="40" w:before="0"/>
               <w:jc w:val="left"/>
             </w:pPr>
@@ -23203,6 +23679,7 @@
           </w:tcPr>
           <w:p>
             <w:pPr>
+              <w:keepNext w:val="false"/>
               <w:spacing w:after="40" w:before="0"/>
               <w:jc w:val="left"/>
             </w:pPr>
@@ -23237,6 +23714,7 @@
           </w:tcPr>
           <w:p>
             <w:pPr>
+              <w:keepNext w:val="false"/>
               <w:spacing w:after="40" w:before="0"/>
               <w:jc w:val="left"/>
             </w:pPr>
@@ -23269,6 +23747,7 @@
           </w:tcPr>
           <w:p>
             <w:pPr>
+              <w:keepNext w:val="false"/>
               <w:spacing w:after="40" w:before="0"/>
               <w:jc w:val="left"/>
             </w:pPr>
@@ -23303,6 +23782,7 @@
           </w:tcPr>
           <w:p>
             <w:pPr>
+              <w:keepNext w:val="false"/>
               <w:spacing w:after="40" w:before="0"/>
               <w:jc w:val="left"/>
             </w:pPr>
@@ -23335,6 +23815,7 @@
           </w:tcPr>
           <w:p>
             <w:pPr>
+              <w:keepNext w:val="false"/>
               <w:spacing w:after="40" w:before="0"/>
               <w:jc w:val="left"/>
             </w:pPr>
@@ -23369,6 +23850,7 @@
           </w:tcPr>
           <w:p>
             <w:pPr>
+              <w:keepNext w:val="false"/>
               <w:spacing w:after="40" w:before="0"/>
               <w:jc w:val="left"/>
             </w:pPr>
@@ -23401,6 +23883,7 @@
           </w:tcPr>
           <w:p>
             <w:pPr>
+              <w:keepNext w:val="false"/>
               <w:spacing w:after="40" w:before="0"/>
               <w:jc w:val="left"/>
             </w:pPr>
@@ -23435,6 +23918,7 @@
           </w:tcPr>
           <w:p>
             <w:pPr>
+              <w:keepNext w:val="false"/>
               <w:spacing w:after="40" w:before="0"/>
               <w:jc w:val="left"/>
             </w:pPr>
@@ -23467,6 +23951,7 @@
           </w:tcPr>
           <w:p>
             <w:pPr>
+              <w:keepNext w:val="false"/>
               <w:spacing w:after="40" w:before="0"/>
               <w:jc w:val="left"/>
             </w:pPr>
@@ -23501,6 +23986,7 @@
           </w:tcPr>
           <w:p>
             <w:pPr>
+              <w:keepNext w:val="false"/>
               <w:spacing w:after="40" w:before="0"/>
               <w:jc w:val="left"/>
             </w:pPr>
@@ -23533,6 +24019,7 @@
           </w:tcPr>
           <w:p>
             <w:pPr>
+              <w:keepNext w:val="false"/>
               <w:spacing w:after="40" w:before="0"/>
               <w:jc w:val="left"/>
             </w:pPr>
@@ -23567,6 +24054,7 @@
           </w:tcPr>
           <w:p>
             <w:pPr>
+              <w:keepNext w:val="false"/>
               <w:spacing w:after="40" w:before="0"/>
               <w:jc w:val="left"/>
             </w:pPr>
@@ -23599,6 +24087,7 @@
           </w:tcPr>
           <w:p>
             <w:pPr>
+              <w:keepNext w:val="false"/>
               <w:spacing w:after="40" w:before="0"/>
               <w:jc w:val="left"/>
             </w:pPr>
@@ -23633,6 +24122,7 @@
           </w:tcPr>
           <w:p>
             <w:pPr>
+              <w:keepNext w:val="false"/>
               <w:spacing w:after="40" w:before="0"/>
               <w:jc w:val="left"/>
             </w:pPr>
@@ -23665,6 +24155,7 @@
           </w:tcPr>
           <w:p>
             <w:pPr>
+              <w:keepNext w:val="false"/>
               <w:spacing w:after="40" w:before="0"/>
               <w:jc w:val="left"/>
             </w:pPr>
@@ -23724,6 +24215,7 @@
           </w:tcPr>
           <w:p>
             <w:pPr>
+              <w:keepNext w:val="false"/>
               <w:spacing w:after="40" w:before="0"/>
               <w:jc w:val="center"/>
             </w:pPr>
@@ -23758,6 +24250,7 @@
           </w:tcPr>
           <w:p>
             <w:pPr>
+              <w:keepNext w:val="false"/>
               <w:spacing w:after="40" w:before="0"/>
               <w:jc w:val="left"/>
             </w:pPr>
@@ -23822,6 +24315,7 @@
           </w:tcPr>
           <w:p>
             <w:pPr>
+              <w:keepNext w:val="false"/>
               <w:spacing w:after="40" w:before="0"/>
               <w:jc w:val="center"/>
             </w:pPr>
@@ -23856,6 +24350,7 @@
           </w:tcPr>
           <w:p>
             <w:pPr>
+              <w:keepNext w:val="false"/>
               <w:spacing w:after="40" w:before="0"/>
               <w:jc w:val="left"/>
             </w:pPr>
@@ -23888,6 +24383,7 @@
           </w:tcPr>
           <w:p>
             <w:pPr>
+              <w:keepNext w:val="false"/>
               <w:spacing w:after="40" w:before="0"/>
               <w:jc w:val="left"/>
             </w:pPr>
@@ -23920,6 +24416,7 @@
           </w:tcPr>
           <w:p>
             <w:pPr>
+              <w:keepNext w:val="false"/>
               <w:spacing w:after="40" w:before="0"/>
               <w:jc w:val="left"/>
             </w:pPr>
@@ -23952,6 +24449,7 @@
           </w:tcPr>
           <w:p>
             <w:pPr>
+              <w:keepNext w:val="false"/>
               <w:spacing w:after="40" w:before="0"/>
               <w:jc w:val="left"/>
             </w:pPr>
@@ -23984,6 +24482,7 @@
           </w:tcPr>
           <w:p>
             <w:pPr>
+              <w:keepNext w:val="false"/>
               <w:spacing w:after="40" w:before="0"/>
               <w:jc w:val="left"/>
             </w:pPr>
@@ -24018,6 +24517,7 @@
           </w:tcPr>
           <w:p>
             <w:pPr>
+              <w:keepNext w:val="false"/>
               <w:spacing w:after="40" w:before="0"/>
               <w:jc w:val="left"/>
             </w:pPr>
@@ -24055,7 +24555,7 @@
             <w:pPr>
               <w:spacing w:after="20" w:before="0"/>
             </w:pPr>
-            <w:hyperlink w:history="1" r:id="rIdvjk0y6-onfbzgkpigdc1-">
+            <w:hyperlink w:history="1" r:id="rIdtnn5vuxjav3mfps27wnxb">
               <w:r>
                 <w:rPr>
                   <w:rFonts w:ascii="Arial" w:cs="Arial" w:eastAsia="Arial" w:hAnsi="Arial"/>
@@ -24088,7 +24588,7 @@
               <w:spacing w:after="10" w:before="0"/>
               <w:ind w:left="120"/>
             </w:pPr>
-            <w:hyperlink w:history="1" r:id="rIdu7rntd0mmwyecuwo6hon1">
+            <w:hyperlink w:history="1" r:id="rId_qaa78j3mwihfrj3xmjyc">
               <w:r>
                 <w:rPr>
                   <w:rFonts w:ascii="Arial" w:cs="Arial" w:eastAsia="Arial" w:hAnsi="Arial"/>
@@ -24133,7 +24633,7 @@
             <w:pPr>
               <w:spacing w:after="20" w:before="0"/>
             </w:pPr>
-            <w:hyperlink w:history="1" r:id="rIddmirhf-7qge80ukuveyrb">
+            <w:hyperlink w:history="1" r:id="rIdc7dno8isa3gb6jjcfdrw1">
               <w:r>
                 <w:rPr>
                   <w:rFonts w:ascii="Arial" w:cs="Arial" w:eastAsia="Arial" w:hAnsi="Arial"/>
@@ -24182,7 +24682,7 @@
               <w:spacing w:after="10" w:before="0"/>
               <w:ind w:left="120"/>
             </w:pPr>
-            <w:hyperlink w:history="1" r:id="rIdjzpg-zmfnumrsa2yxy6st">
+            <w:hyperlink w:history="1" r:id="rIde9bycgwc4opv6fmjcq2vj">
               <w:r>
                 <w:rPr>
                   <w:rFonts w:ascii="Arial" w:cs="Arial" w:eastAsia="Arial" w:hAnsi="Arial"/>
@@ -24210,6 +24710,7 @@
           </w:tcPr>
           <w:p>
             <w:pPr>
+              <w:keepNext w:val="false"/>
               <w:spacing w:after="40" w:before="0"/>
               <w:jc w:val="left"/>
             </w:pPr>
@@ -24242,6 +24743,7 @@
           </w:tcPr>
           <w:p>
             <w:pPr>
+              <w:keepNext w:val="false"/>
               <w:spacing w:after="40" w:before="0"/>
               <w:jc w:val="left"/>
             </w:pPr>
@@ -24274,6 +24776,7 @@
           </w:tcPr>
           <w:p>
             <w:pPr>
+              <w:keepNext w:val="false"/>
               <w:spacing w:after="40" w:before="0"/>
               <w:jc w:val="left"/>
             </w:pPr>
@@ -24306,6 +24809,7 @@
           </w:tcPr>
           <w:p>
             <w:pPr>
+              <w:keepNext w:val="false"/>
               <w:spacing w:after="40" w:before="0"/>
               <w:jc w:val="left"/>
             </w:pPr>
@@ -24340,6 +24844,7 @@
           </w:tcPr>
           <w:p>
             <w:pPr>
+              <w:keepNext w:val="false"/>
               <w:spacing w:after="40" w:before="0"/>
               <w:jc w:val="left"/>
             </w:pPr>
@@ -24377,7 +24882,7 @@
             <w:pPr>
               <w:spacing w:after="20" w:before="0"/>
             </w:pPr>
-            <w:hyperlink w:history="1" r:id="rIdhvuvuaizdlww2dt_m9uuc">
+            <w:hyperlink w:history="1" r:id="rIdyqao_os3bdhmt3brccuha">
               <w:r>
                 <w:rPr>
                   <w:rFonts w:ascii="Arial" w:cs="Arial" w:eastAsia="Arial" w:hAnsi="Arial"/>
@@ -24410,7 +24915,7 @@
               <w:spacing w:after="10" w:before="0"/>
               <w:ind w:left="120"/>
             </w:pPr>
-            <w:hyperlink w:history="1" r:id="rIdobw4v2rty3gboiqliqasr">
+            <w:hyperlink w:history="1" r:id="rIdpumaocbseoxfdjr8v5yop">
               <w:r>
                 <w:rPr>
                   <w:rFonts w:ascii="Arial" w:cs="Arial" w:eastAsia="Arial" w:hAnsi="Arial"/>
@@ -24455,7 +24960,7 @@
             <w:pPr>
               <w:spacing w:after="20" w:before="0"/>
             </w:pPr>
-            <w:hyperlink w:history="1" r:id="rIdpfg9-lm6jhkzshwijx8sh">
+            <w:hyperlink w:history="1" r:id="rId2qr--kvmgiwhysancnfvg">
               <w:r>
                 <w:rPr>
                   <w:rFonts w:ascii="Arial" w:cs="Arial" w:eastAsia="Arial" w:hAnsi="Arial"/>
@@ -24504,7 +25009,7 @@
               <w:spacing w:after="10" w:before="0"/>
               <w:ind w:left="120"/>
             </w:pPr>
-            <w:hyperlink w:history="1" r:id="rIdxcqnr7bece7unkonhiqu0">
+            <w:hyperlink w:history="1" r:id="rIdn2ewvjvzpsae9dn2vw7kt">
               <w:r>
                 <w:rPr>
                   <w:rFonts w:ascii="Arial" w:cs="Arial" w:eastAsia="Arial" w:hAnsi="Arial"/>
@@ -24532,6 +25037,7 @@
           </w:tcPr>
           <w:p>
             <w:pPr>
+              <w:keepNext w:val="false"/>
               <w:spacing w:after="40" w:before="0"/>
               <w:jc w:val="left"/>
             </w:pPr>
@@ -24564,6 +25070,7 @@
           </w:tcPr>
           <w:p>
             <w:pPr>
+              <w:keepNext w:val="false"/>
               <w:spacing w:after="40" w:before="0"/>
               <w:jc w:val="left"/>
             </w:pPr>
@@ -24596,6 +25103,7 @@
           </w:tcPr>
           <w:p>
             <w:pPr>
+              <w:keepNext w:val="false"/>
               <w:spacing w:after="40" w:before="0"/>
               <w:jc w:val="left"/>
             </w:pPr>
@@ -24628,6 +25136,7 @@
           </w:tcPr>
           <w:p>
             <w:pPr>
+              <w:keepNext w:val="false"/>
               <w:spacing w:after="40" w:before="0"/>
               <w:jc w:val="left"/>
             </w:pPr>
@@ -24662,6 +25171,7 @@
           </w:tcPr>
           <w:p>
             <w:pPr>
+              <w:keepNext w:val="false"/>
               <w:spacing w:after="40" w:before="0"/>
               <w:jc w:val="left"/>
             </w:pPr>
@@ -24699,7 +25209,7 @@
             <w:pPr>
               <w:spacing w:after="20" w:before="0"/>
             </w:pPr>
-            <w:hyperlink w:history="1" r:id="rId9mfbn4yxfdxsmuvbvt4dy">
+            <w:hyperlink w:history="1" r:id="rIdoaoqmt4oetecvpvxq2-l6">
               <w:r>
                 <w:rPr>
                   <w:rFonts w:ascii="Arial" w:cs="Arial" w:eastAsia="Arial" w:hAnsi="Arial"/>
@@ -24748,7 +25258,7 @@
               <w:spacing w:after="10" w:before="0"/>
               <w:ind w:left="120"/>
             </w:pPr>
-            <w:hyperlink w:history="1" r:id="rIdn6zc1tuqvzsbtbzuhrxrc">
+            <w:hyperlink w:history="1" r:id="rIdv3qloc_ob-zxmsphbrslp">
               <w:r>
                 <w:rPr>
                   <w:rFonts w:ascii="Arial" w:cs="Arial" w:eastAsia="Arial" w:hAnsi="Arial"/>
@@ -24793,7 +25303,7 @@
             <w:pPr>
               <w:spacing w:after="20" w:before="0"/>
             </w:pPr>
-            <w:hyperlink w:history="1" r:id="rId0itpa5sefrnanzwhjejdv">
+            <w:hyperlink w:history="1" r:id="rIdc_llzpil5emifp7zbh1ym">
               <w:r>
                 <w:rPr>
                   <w:rFonts w:ascii="Arial" w:cs="Arial" w:eastAsia="Arial" w:hAnsi="Arial"/>
@@ -24842,7 +25352,7 @@
               <w:spacing w:after="10" w:before="0"/>
               <w:ind w:left="120"/>
             </w:pPr>
-            <w:hyperlink w:history="1" r:id="rIdx2d3-j4-iyfb9aip8rwpc">
+            <w:hyperlink w:history="1" r:id="rIdifjumhemtgsurupn5qlbq">
               <w:r>
                 <w:rPr>
                   <w:rFonts w:ascii="Arial" w:cs="Arial" w:eastAsia="Arial" w:hAnsi="Arial"/>
@@ -24870,6 +25380,7 @@
           </w:tcPr>
           <w:p>
             <w:pPr>
+              <w:keepNext w:val="false"/>
               <w:spacing w:after="40" w:before="0"/>
               <w:jc w:val="left"/>
             </w:pPr>
@@ -24902,6 +25413,7 @@
           </w:tcPr>
           <w:p>
             <w:pPr>
+              <w:keepNext w:val="false"/>
               <w:spacing w:after="40" w:before="0"/>
               <w:jc w:val="left"/>
             </w:pPr>
@@ -24934,6 +25446,7 @@
           </w:tcPr>
           <w:p>
             <w:pPr>
+              <w:keepNext w:val="false"/>
               <w:spacing w:after="40" w:before="0"/>
               <w:jc w:val="left"/>
             </w:pPr>
@@ -24966,6 +25479,7 @@
           </w:tcPr>
           <w:p>
             <w:pPr>
+              <w:keepNext w:val="false"/>
               <w:spacing w:after="40" w:before="0"/>
               <w:jc w:val="left"/>
             </w:pPr>
@@ -25000,6 +25514,7 @@
           </w:tcPr>
           <w:p>
             <w:pPr>
+              <w:keepNext w:val="false"/>
               <w:spacing w:after="40" w:before="0"/>
               <w:jc w:val="left"/>
             </w:pPr>
@@ -25037,7 +25552,7 @@
             <w:pPr>
               <w:spacing w:after="20" w:before="0"/>
             </w:pPr>
-            <w:hyperlink w:history="1" r:id="rIdo809hrwu9gfa9v3yue7ma">
+            <w:hyperlink w:history="1" r:id="rIdnem1pyemjg0somo9yjkyg">
               <w:r>
                 <w:rPr>
                   <w:rFonts w:ascii="Arial" w:cs="Arial" w:eastAsia="Arial" w:hAnsi="Arial"/>
@@ -25070,7 +25585,7 @@
               <w:spacing w:after="10" w:before="0"/>
               <w:ind w:left="120"/>
             </w:pPr>
-            <w:hyperlink w:history="1" r:id="rIdmsjupkn3yt2zgcfwquxjx">
+            <w:hyperlink w:history="1" r:id="rIdcrxw8amyj4xyvdp9yjq6z">
               <w:r>
                 <w:rPr>
                   <w:rFonts w:ascii="Arial" w:cs="Arial" w:eastAsia="Arial" w:hAnsi="Arial"/>
@@ -25115,7 +25630,7 @@
             <w:pPr>
               <w:spacing w:after="20" w:before="0"/>
             </w:pPr>
-            <w:hyperlink w:history="1" r:id="rIdhxopffap0h8zgn5saulcj">
+            <w:hyperlink w:history="1" r:id="rIdn0cxbtdhtkmb6k-dipcsh">
               <w:r>
                 <w:rPr>
                   <w:rFonts w:ascii="Arial" w:cs="Arial" w:eastAsia="Arial" w:hAnsi="Arial"/>
@@ -25164,7 +25679,7 @@
               <w:spacing w:after="10" w:before="0"/>
               <w:ind w:left="120"/>
             </w:pPr>
-            <w:hyperlink w:history="1" r:id="rIdgujwk0rxwzgvvicc4f6zg">
+            <w:hyperlink w:history="1" r:id="rId_rfucdpjdkqoezucgitqk">
               <w:r>
                 <w:rPr>
                   <w:rFonts w:ascii="Arial" w:cs="Arial" w:eastAsia="Arial" w:hAnsi="Arial"/>
@@ -25192,6 +25707,7 @@
           </w:tcPr>
           <w:p>
             <w:pPr>
+              <w:keepNext w:val="false"/>
               <w:spacing w:after="40" w:before="0"/>
               <w:jc w:val="left"/>
             </w:pPr>
@@ -25224,6 +25740,7 @@
           </w:tcPr>
           <w:p>
             <w:pPr>
+              <w:keepNext w:val="false"/>
               <w:spacing w:after="40" w:before="0"/>
               <w:jc w:val="left"/>
             </w:pPr>
@@ -25256,6 +25773,7 @@
           </w:tcPr>
           <w:p>
             <w:pPr>
+              <w:keepNext w:val="false"/>
               <w:spacing w:after="40" w:before="0"/>
               <w:jc w:val="left"/>
             </w:pPr>
@@ -25288,6 +25806,7 @@
           </w:tcPr>
           <w:p>
             <w:pPr>
+              <w:keepNext w:val="false"/>
               <w:spacing w:after="40" w:before="0"/>
               <w:jc w:val="left"/>
             </w:pPr>
@@ -25322,6 +25841,7 @@
           </w:tcPr>
           <w:p>
             <w:pPr>
+              <w:keepNext w:val="false"/>
               <w:spacing w:after="40" w:before="0"/>
               <w:jc w:val="left"/>
             </w:pPr>
@@ -25359,7 +25879,7 @@
             <w:pPr>
               <w:spacing w:after="20" w:before="0"/>
             </w:pPr>
-            <w:hyperlink w:history="1" r:id="rIdz2crkorce45u0r_gkkqe1">
+            <w:hyperlink w:history="1" r:id="rId-b5knfyxc1ri35bii507e">
               <w:r>
                 <w:rPr>
                   <w:rFonts w:ascii="Arial" w:cs="Arial" w:eastAsia="Arial" w:hAnsi="Arial"/>
@@ -25392,7 +25912,7 @@
               <w:spacing w:after="10" w:before="0"/>
               <w:ind w:left="120"/>
             </w:pPr>
-            <w:hyperlink w:history="1" r:id="rId2sijay-sscyez3uv1_ilw">
+            <w:hyperlink w:history="1" r:id="rIdie7zupqafyrlqnndvygrm">
               <w:r>
                 <w:rPr>
                   <w:rFonts w:ascii="Arial" w:cs="Arial" w:eastAsia="Arial" w:hAnsi="Arial"/>
@@ -25437,7 +25957,7 @@
             <w:pPr>
               <w:spacing w:after="20" w:before="0"/>
             </w:pPr>
-            <w:hyperlink w:history="1" r:id="rIdxhq3isfolgbugdphv4orq">
+            <w:hyperlink w:history="1" r:id="rIdatutbj0dblhhb_89io4o4">
               <w:r>
                 <w:rPr>
                   <w:rFonts w:ascii="Arial" w:cs="Arial" w:eastAsia="Arial" w:hAnsi="Arial"/>
@@ -25486,7 +26006,7 @@
               <w:spacing w:after="10" w:before="0"/>
               <w:ind w:left="120"/>
             </w:pPr>
-            <w:hyperlink w:history="1" r:id="rIdv8r1xvtvdg7y2aofhz0z2">
+            <w:hyperlink w:history="1" r:id="rIdc5eunggba8ccfbf3dctsx">
               <w:r>
                 <w:rPr>
                   <w:rFonts w:ascii="Arial" w:cs="Arial" w:eastAsia="Arial" w:hAnsi="Arial"/>
@@ -25514,6 +26034,7 @@
           </w:tcPr>
           <w:p>
             <w:pPr>
+              <w:keepNext w:val="false"/>
               <w:spacing w:after="40" w:before="0"/>
               <w:jc w:val="left"/>
             </w:pPr>
@@ -25546,6 +26067,7 @@
           </w:tcPr>
           <w:p>
             <w:pPr>
+              <w:keepNext w:val="false"/>
               <w:spacing w:after="40" w:before="0"/>
               <w:jc w:val="left"/>
             </w:pPr>
@@ -25578,6 +26100,7 @@
           </w:tcPr>
           <w:p>
             <w:pPr>
+              <w:keepNext w:val="false"/>
               <w:spacing w:after="40" w:before="0"/>
               <w:jc w:val="left"/>
             </w:pPr>
@@ -25610,6 +26133,7 @@
           </w:tcPr>
           <w:p>
             <w:pPr>
+              <w:keepNext w:val="false"/>
               <w:spacing w:after="40" w:before="0"/>
               <w:jc w:val="left"/>
             </w:pPr>
@@ -25669,6 +26193,7 @@
           </w:tcPr>
           <w:p>
             <w:pPr>
+              <w:keepNext w:val="false"/>
               <w:spacing w:after="40" w:before="0"/>
               <w:jc w:val="center"/>
             </w:pPr>
@@ -25703,6 +26228,7 @@
           </w:tcPr>
           <w:p>
             <w:pPr>
+              <w:keepNext w:val="false"/>
               <w:spacing w:after="40" w:before="0"/>
               <w:jc w:val="left"/>
             </w:pPr>
@@ -25764,6 +26290,7 @@
           </w:tcPr>
           <w:p>
             <w:pPr>
+              <w:keepNext w:val="false"/>
               <w:spacing w:after="40" w:before="0"/>
               <w:jc w:val="center"/>
             </w:pPr>
@@ -25798,6 +26325,7 @@
           </w:tcPr>
           <w:p>
             <w:pPr>
+              <w:keepNext w:val="false"/>
               <w:spacing w:after="40" w:before="0"/>
               <w:jc w:val="left"/>
             </w:pPr>
@@ -25830,6 +26358,7 @@
           </w:tcPr>
           <w:p>
             <w:pPr>
+              <w:keepNext w:val="false"/>
               <w:spacing w:after="40" w:before="0"/>
               <w:jc w:val="left"/>
             </w:pPr>
@@ -25864,6 +26393,7 @@
           </w:tcPr>
           <w:p>
             <w:pPr>
+              <w:keepNext w:val="false"/>
               <w:spacing w:after="40" w:before="0"/>
               <w:jc w:val="left"/>
             </w:pPr>
@@ -25896,6 +26426,7 @@
           </w:tcPr>
           <w:p>
             <w:pPr>
+              <w:keepNext w:val="false"/>
               <w:spacing w:after="40" w:before="0"/>
               <w:jc w:val="left"/>
             </w:pPr>
@@ -25930,6 +26461,7 @@
           </w:tcPr>
           <w:p>
             <w:pPr>
+              <w:keepNext w:val="false"/>
               <w:spacing w:after="40" w:before="0"/>
               <w:jc w:val="left"/>
             </w:pPr>
@@ -25962,6 +26494,7 @@
           </w:tcPr>
           <w:p>
             <w:pPr>
+              <w:keepNext w:val="false"/>
               <w:spacing w:after="40" w:before="0"/>
               <w:jc w:val="left"/>
             </w:pPr>
@@ -25998,7 +26531,7 @@
         </w:rPr>
         <w:t xml:space="preserve">© 2026 SeaVuria and ARES. Aligned with KICD objectives. Developed by SeaVuria; technical implementation by ARES (with AI assistance from Claude). Licensed under </w:t>
       </w:r>
-      <w:hyperlink w:history="1" r:id="rId9xetkolrfrd-lgq5v7vrp">
+      <w:hyperlink w:history="1" r:id="rIdeuhtekg7b0yab3wypjrxg">
         <w:r>
           <w:rPr>
             <w:rFonts w:ascii="Arial" w:cs="Arial" w:eastAsia="Arial" w:hAnsi="Arial"/>
@@ -26019,7 +26552,7 @@
         </w:rPr>
         <w:t xml:space="preserve"> (</w:t>
       </w:r>
-      <w:hyperlink w:history="1" r:id="rIdfwty6rakspqhqy-cruat6">
+      <w:hyperlink w:history="1" r:id="rIdasxvgtetqm7ol0b1eijxh">
         <w:r>
           <w:rPr>
             <w:rFonts w:ascii="Arial" w:cs="Arial" w:eastAsia="Arial" w:hAnsi="Arial"/>
@@ -26079,6 +26612,7 @@
           </w:tcPr>
           <w:p>
             <w:pPr>
+              <w:keepNext w:val="false"/>
               <w:spacing w:after="40" w:before="0"/>
               <w:jc w:val="center"/>
             </w:pPr>
@@ -26114,6 +26648,7 @@
           </w:tcPr>
           <w:p>
             <w:pPr>
+              <w:keepNext w:val="false"/>
               <w:spacing w:after="40" w:before="0"/>
               <w:jc w:val="center"/>
             </w:pPr>
@@ -26148,6 +26683,7 @@
           </w:tcPr>
           <w:p>
             <w:pPr>
+              <w:keepNext w:val="false"/>
               <w:spacing w:after="40" w:before="0"/>
               <w:jc w:val="left"/>
             </w:pPr>
@@ -26180,6 +26716,7 @@
           </w:tcPr>
           <w:p>
             <w:pPr>
+              <w:keepNext w:val="false"/>
               <w:spacing w:after="40" w:before="0"/>
               <w:jc w:val="left"/>
             </w:pPr>
@@ -26214,6 +26751,7 @@
           </w:tcPr>
           <w:p>
             <w:pPr>
+              <w:keepNext w:val="false"/>
               <w:spacing w:after="40" w:before="0"/>
               <w:jc w:val="left"/>
             </w:pPr>
@@ -26246,6 +26784,7 @@
           </w:tcPr>
           <w:p>
             <w:pPr>
+              <w:keepNext w:val="false"/>
               <w:spacing w:after="40" w:before="0"/>
               <w:jc w:val="left"/>
             </w:pPr>
@@ -26280,6 +26819,7 @@
           </w:tcPr>
           <w:p>
             <w:pPr>
+              <w:keepNext w:val="false"/>
               <w:spacing w:after="40" w:before="0"/>
               <w:jc w:val="left"/>
             </w:pPr>
@@ -26312,6 +26852,7 @@
           </w:tcPr>
           <w:p>
             <w:pPr>
+              <w:keepNext w:val="false"/>
               <w:spacing w:after="40" w:before="0"/>
               <w:jc w:val="left"/>
             </w:pPr>
@@ -26346,6 +26887,7 @@
           </w:tcPr>
           <w:p>
             <w:pPr>
+              <w:keepNext w:val="false"/>
               <w:spacing w:after="40" w:before="0"/>
               <w:jc w:val="left"/>
             </w:pPr>
@@ -26378,6 +26920,7 @@
           </w:tcPr>
           <w:p>
             <w:pPr>
+              <w:keepNext w:val="false"/>
               <w:spacing w:after="40" w:before="0"/>
               <w:jc w:val="left"/>
             </w:pPr>
@@ -26412,6 +26955,7 @@
           </w:tcPr>
           <w:p>
             <w:pPr>
+              <w:keepNext w:val="false"/>
               <w:spacing w:after="40" w:before="0"/>
               <w:jc w:val="left"/>
             </w:pPr>
@@ -26444,6 +26988,7 @@
           </w:tcPr>
           <w:p>
             <w:pPr>
+              <w:keepNext w:val="false"/>
               <w:spacing w:after="40" w:before="0"/>
               <w:jc w:val="left"/>
             </w:pPr>
@@ -26478,6 +27023,7 @@
           </w:tcPr>
           <w:p>
             <w:pPr>
+              <w:keepNext w:val="false"/>
               <w:spacing w:after="40" w:before="0"/>
               <w:jc w:val="left"/>
             </w:pPr>
@@ -26510,6 +27056,7 @@
           </w:tcPr>
           <w:p>
             <w:pPr>
+              <w:keepNext w:val="false"/>
               <w:spacing w:after="40" w:before="0"/>
               <w:jc w:val="left"/>
             </w:pPr>
@@ -26544,6 +27091,7 @@
           </w:tcPr>
           <w:p>
             <w:pPr>
+              <w:keepNext w:val="false"/>
               <w:spacing w:after="40" w:before="0"/>
               <w:jc w:val="left"/>
             </w:pPr>
@@ -26576,6 +27124,7 @@
           </w:tcPr>
           <w:p>
             <w:pPr>
+              <w:keepNext w:val="false"/>
               <w:spacing w:after="40" w:before="0"/>
               <w:jc w:val="left"/>
             </w:pPr>
@@ -26610,6 +27159,7 @@
           </w:tcPr>
           <w:p>
             <w:pPr>
+              <w:keepNext w:val="false"/>
               <w:spacing w:after="40" w:before="0"/>
               <w:jc w:val="left"/>
             </w:pPr>
@@ -26642,6 +27192,7 @@
           </w:tcPr>
           <w:p>
             <w:pPr>
+              <w:keepNext w:val="false"/>
               <w:spacing w:after="40" w:before="0"/>
               <w:jc w:val="left"/>
             </w:pPr>
@@ -26701,6 +27252,7 @@
           </w:tcPr>
           <w:p>
             <w:pPr>
+              <w:keepNext w:val="false"/>
               <w:spacing w:after="40" w:before="0"/>
               <w:jc w:val="center"/>
             </w:pPr>
@@ -26735,6 +27287,7 @@
           </w:tcPr>
           <w:p>
             <w:pPr>
+              <w:keepNext w:val="false"/>
               <w:spacing w:after="40" w:before="0"/>
               <w:jc w:val="left"/>
             </w:pPr>
@@ -26799,6 +27352,7 @@
           </w:tcPr>
           <w:p>
             <w:pPr>
+              <w:keepNext w:val="false"/>
               <w:spacing w:after="40" w:before="0"/>
               <w:jc w:val="center"/>
             </w:pPr>
@@ -26833,6 +27387,7 @@
           </w:tcPr>
           <w:p>
             <w:pPr>
+              <w:keepNext w:val="false"/>
               <w:spacing w:after="40" w:before="0"/>
               <w:jc w:val="left"/>
             </w:pPr>
@@ -26865,6 +27420,7 @@
           </w:tcPr>
           <w:p>
             <w:pPr>
+              <w:keepNext w:val="false"/>
               <w:spacing w:after="40" w:before="0"/>
               <w:jc w:val="left"/>
             </w:pPr>
@@ -26897,6 +27453,7 @@
           </w:tcPr>
           <w:p>
             <w:pPr>
+              <w:keepNext w:val="false"/>
               <w:spacing w:after="40" w:before="0"/>
               <w:jc w:val="left"/>
             </w:pPr>
@@ -26929,6 +27486,7 @@
           </w:tcPr>
           <w:p>
             <w:pPr>
+              <w:keepNext w:val="false"/>
               <w:spacing w:after="40" w:before="0"/>
               <w:jc w:val="left"/>
             </w:pPr>
@@ -26961,6 +27519,7 @@
           </w:tcPr>
           <w:p>
             <w:pPr>
+              <w:keepNext w:val="false"/>
               <w:spacing w:after="40" w:before="0"/>
               <w:jc w:val="left"/>
             </w:pPr>
@@ -26995,6 +27554,7 @@
           </w:tcPr>
           <w:p>
             <w:pPr>
+              <w:keepNext w:val="false"/>
               <w:spacing w:after="40" w:before="0"/>
               <w:jc w:val="left"/>
             </w:pPr>
@@ -27032,7 +27592,7 @@
             <w:pPr>
               <w:spacing w:after="20" w:before="0"/>
             </w:pPr>
-            <w:hyperlink w:history="1" r:id="rIdd2afvjfvxwm6o6gczjewa">
+            <w:hyperlink w:history="1" r:id="rId9cdglg4dcnotg7wsjvc5m">
               <w:r>
                 <w:rPr>
                   <w:rFonts w:ascii="Arial" w:cs="Arial" w:eastAsia="Arial" w:hAnsi="Arial"/>
@@ -27065,7 +27625,7 @@
               <w:spacing w:after="10" w:before="0"/>
               <w:ind w:left="120"/>
             </w:pPr>
-            <w:hyperlink w:history="1" r:id="rIdzr0ymdxrmqsm63ht8yel8">
+            <w:hyperlink w:history="1" r:id="rId-sh0z3_a0ual4d20z1b8w">
               <w:r>
                 <w:rPr>
                   <w:rFonts w:ascii="Arial" w:cs="Arial" w:eastAsia="Arial" w:hAnsi="Arial"/>
@@ -27127,7 +27687,7 @@
               <w:spacing w:after="10" w:before="0"/>
               <w:ind w:left="120"/>
             </w:pPr>
-            <w:hyperlink w:history="1" r:id="rIdcyxqc5zxu3d21veqoindm">
+            <w:hyperlink w:history="1" r:id="rId2dwyzp6_ff63lvp_ymvsr">
               <w:r>
                 <w:rPr>
                   <w:rFonts w:ascii="Arial" w:cs="Arial" w:eastAsia="Arial" w:hAnsi="Arial"/>
@@ -27170,6 +27730,7 @@
           </w:tcPr>
           <w:p>
             <w:pPr>
+              <w:keepNext w:val="false"/>
               <w:spacing w:after="40" w:before="0"/>
               <w:jc w:val="left"/>
             </w:pPr>
@@ -27202,6 +27763,7 @@
           </w:tcPr>
           <w:p>
             <w:pPr>
+              <w:keepNext w:val="false"/>
               <w:spacing w:after="40" w:before="0"/>
               <w:jc w:val="left"/>
             </w:pPr>
@@ -27234,6 +27796,7 @@
           </w:tcPr>
           <w:p>
             <w:pPr>
+              <w:keepNext w:val="false"/>
               <w:spacing w:after="40" w:before="0"/>
               <w:jc w:val="left"/>
             </w:pPr>
@@ -27266,6 +27829,7 @@
           </w:tcPr>
           <w:p>
             <w:pPr>
+              <w:keepNext w:val="false"/>
               <w:spacing w:after="40" w:before="0"/>
               <w:jc w:val="left"/>
             </w:pPr>
@@ -27300,6 +27864,7 @@
           </w:tcPr>
           <w:p>
             <w:pPr>
+              <w:keepNext w:val="false"/>
               <w:spacing w:after="40" w:before="0"/>
               <w:jc w:val="left"/>
             </w:pPr>
@@ -27337,7 +27902,7 @@
             <w:pPr>
               <w:spacing w:after="20" w:before="0"/>
             </w:pPr>
-            <w:hyperlink w:history="1" r:id="rIdee2erg6hr3ikhzkhfplwr">
+            <w:hyperlink w:history="1" r:id="rIdh067idsvykwoia9lds8te">
               <w:r>
                 <w:rPr>
                   <w:rFonts w:ascii="Arial" w:cs="Arial" w:eastAsia="Arial" w:hAnsi="Arial"/>
@@ -27370,7 +27935,7 @@
               <w:spacing w:after="10" w:before="0"/>
               <w:ind w:left="120"/>
             </w:pPr>
-            <w:hyperlink w:history="1" r:id="rIdppjhfifgwji1vea_z6x-c">
+            <w:hyperlink w:history="1" r:id="rIdgvcecz_f8uu1qouwmo4ud">
               <w:r>
                 <w:rPr>
                   <w:rFonts w:ascii="Arial" w:cs="Arial" w:eastAsia="Arial" w:hAnsi="Arial"/>
@@ -27432,7 +27997,7 @@
               <w:spacing w:after="10" w:before="0"/>
               <w:ind w:left="120"/>
             </w:pPr>
-            <w:hyperlink w:history="1" r:id="rIdjabxhseihjorp7avpnh7n">
+            <w:hyperlink w:history="1" r:id="rIdbqmx8k0xt48cquikdoj8s">
               <w:r>
                 <w:rPr>
                   <w:rFonts w:ascii="Arial" w:cs="Arial" w:eastAsia="Arial" w:hAnsi="Arial"/>
@@ -27475,6 +28040,7 @@
           </w:tcPr>
           <w:p>
             <w:pPr>
+              <w:keepNext w:val="false"/>
               <w:spacing w:after="40" w:before="0"/>
               <w:jc w:val="left"/>
             </w:pPr>
@@ -27507,6 +28073,7 @@
           </w:tcPr>
           <w:p>
             <w:pPr>
+              <w:keepNext w:val="false"/>
               <w:spacing w:after="40" w:before="0"/>
               <w:jc w:val="left"/>
             </w:pPr>
@@ -27539,6 +28106,7 @@
           </w:tcPr>
           <w:p>
             <w:pPr>
+              <w:keepNext w:val="false"/>
               <w:spacing w:after="40" w:before="0"/>
               <w:jc w:val="left"/>
             </w:pPr>
@@ -27571,6 +28139,7 @@
           </w:tcPr>
           <w:p>
             <w:pPr>
+              <w:keepNext w:val="false"/>
               <w:spacing w:after="40" w:before="0"/>
               <w:jc w:val="left"/>
             </w:pPr>
@@ -27605,6 +28174,7 @@
           </w:tcPr>
           <w:p>
             <w:pPr>
+              <w:keepNext w:val="false"/>
               <w:spacing w:after="40" w:before="0"/>
               <w:jc w:val="left"/>
             </w:pPr>
@@ -27642,7 +28212,7 @@
             <w:pPr>
               <w:spacing w:after="20" w:before="0"/>
             </w:pPr>
-            <w:hyperlink w:history="1" r:id="rIdyqcbnvbd9g-d8vptjyz3k">
+            <w:hyperlink w:history="1" r:id="rIdienqnr2e4gnmkjnmgtzyk">
               <w:r>
                 <w:rPr>
                   <w:rFonts w:ascii="Arial" w:cs="Arial" w:eastAsia="Arial" w:hAnsi="Arial"/>
@@ -27675,7 +28245,7 @@
               <w:spacing w:after="10" w:before="0"/>
               <w:ind w:left="120"/>
             </w:pPr>
-            <w:hyperlink w:history="1" r:id="rIdkmq4kveukraotnfsirmp6">
+            <w:hyperlink w:history="1" r:id="rIdazv6vdzpg0tgil2hb5hh-">
               <w:r>
                 <w:rPr>
                   <w:rFonts w:ascii="Arial" w:cs="Arial" w:eastAsia="Arial" w:hAnsi="Arial"/>
@@ -27737,7 +28307,7 @@
               <w:spacing w:after="10" w:before="0"/>
               <w:ind w:left="120"/>
             </w:pPr>
-            <w:hyperlink w:history="1" r:id="rIdla6h3l87ffeqmkctuupwh">
+            <w:hyperlink w:history="1" r:id="rId7h-eijrvw9tt0130zjsbr">
               <w:r>
                 <w:rPr>
                   <w:rFonts w:ascii="Arial" w:cs="Arial" w:eastAsia="Arial" w:hAnsi="Arial"/>
@@ -27780,6 +28350,7 @@
           </w:tcPr>
           <w:p>
             <w:pPr>
+              <w:keepNext w:val="false"/>
               <w:spacing w:after="40" w:before="0"/>
               <w:jc w:val="left"/>
             </w:pPr>
@@ -27812,6 +28383,7 @@
           </w:tcPr>
           <w:p>
             <w:pPr>
+              <w:keepNext w:val="false"/>
               <w:spacing w:after="40" w:before="0"/>
               <w:jc w:val="left"/>
             </w:pPr>
@@ -27844,6 +28416,7 @@
           </w:tcPr>
           <w:p>
             <w:pPr>
+              <w:keepNext w:val="false"/>
               <w:spacing w:after="40" w:before="0"/>
               <w:jc w:val="left"/>
             </w:pPr>
@@ -27876,6 +28449,7 @@
           </w:tcPr>
           <w:p>
             <w:pPr>
+              <w:keepNext w:val="false"/>
               <w:spacing w:after="40" w:before="0"/>
               <w:jc w:val="left"/>
             </w:pPr>
@@ -27910,6 +28484,7 @@
           </w:tcPr>
           <w:p>
             <w:pPr>
+              <w:keepNext w:val="false"/>
               <w:spacing w:after="40" w:before="0"/>
               <w:jc w:val="left"/>
             </w:pPr>
@@ -27947,7 +28522,7 @@
             <w:pPr>
               <w:spacing w:after="20" w:before="0"/>
             </w:pPr>
-            <w:hyperlink w:history="1" r:id="rId24uj5hnpeckkmj55icxr4">
+            <w:hyperlink w:history="1" r:id="rIdcwwbiv2ukw3v1u-m5piqp">
               <w:r>
                 <w:rPr>
                   <w:rFonts w:ascii="Arial" w:cs="Arial" w:eastAsia="Arial" w:hAnsi="Arial"/>
@@ -27980,7 +28555,7 @@
               <w:spacing w:after="10" w:before="0"/>
               <w:ind w:left="120"/>
             </w:pPr>
-            <w:hyperlink w:history="1" r:id="rIdqwwheapqvhglsvrf5iguy">
+            <w:hyperlink w:history="1" r:id="rIda2cftujt8z-tdwih3xpn0">
               <w:r>
                 <w:rPr>
                   <w:rFonts w:ascii="Arial" w:cs="Arial" w:eastAsia="Arial" w:hAnsi="Arial"/>
@@ -28042,7 +28617,7 @@
               <w:spacing w:after="10" w:before="0"/>
               <w:ind w:left="120"/>
             </w:pPr>
-            <w:hyperlink w:history="1" r:id="rIdxtexceexxjeiqc552i9xd">
+            <w:hyperlink w:history="1" r:id="rId-0ykhvjkhndxzuawnvcy8">
               <w:r>
                 <w:rPr>
                   <w:rFonts w:ascii="Arial" w:cs="Arial" w:eastAsia="Arial" w:hAnsi="Arial"/>
@@ -28085,6 +28660,7 @@
           </w:tcPr>
           <w:p>
             <w:pPr>
+              <w:keepNext w:val="false"/>
               <w:spacing w:after="40" w:before="0"/>
               <w:jc w:val="left"/>
             </w:pPr>
@@ -28117,6 +28693,7 @@
           </w:tcPr>
           <w:p>
             <w:pPr>
+              <w:keepNext w:val="false"/>
               <w:spacing w:after="40" w:before="0"/>
               <w:jc w:val="left"/>
             </w:pPr>
@@ -28149,6 +28726,7 @@
           </w:tcPr>
           <w:p>
             <w:pPr>
+              <w:keepNext w:val="false"/>
               <w:spacing w:after="40" w:before="0"/>
               <w:jc w:val="left"/>
             </w:pPr>
@@ -28181,6 +28759,7 @@
           </w:tcPr>
           <w:p>
             <w:pPr>
+              <w:keepNext w:val="false"/>
               <w:spacing w:after="40" w:before="0"/>
               <w:jc w:val="left"/>
             </w:pPr>
@@ -28215,6 +28794,7 @@
           </w:tcPr>
           <w:p>
             <w:pPr>
+              <w:keepNext w:val="false"/>
               <w:spacing w:after="40" w:before="0"/>
               <w:jc w:val="left"/>
             </w:pPr>
@@ -28252,7 +28832,7 @@
             <w:pPr>
               <w:spacing w:after="20" w:before="0"/>
             </w:pPr>
-            <w:hyperlink w:history="1" r:id="rIdd0xujyrbvnnq7lopb6o6z">
+            <w:hyperlink w:history="1" r:id="rIdzyh4v15wjxzkmdebzshms">
               <w:r>
                 <w:rPr>
                   <w:rFonts w:ascii="Arial" w:cs="Arial" w:eastAsia="Arial" w:hAnsi="Arial"/>
@@ -28285,7 +28865,7 @@
               <w:spacing w:after="10" w:before="0"/>
               <w:ind w:left="120"/>
             </w:pPr>
-            <w:hyperlink w:history="1" r:id="rIdiejyf-np7vuyblkn9eiji">
+            <w:hyperlink w:history="1" r:id="rIdriokxr1bzhwgcmwkvhdkz">
               <w:r>
                 <w:rPr>
                   <w:rFonts w:ascii="Arial" w:cs="Arial" w:eastAsia="Arial" w:hAnsi="Arial"/>
@@ -28347,7 +28927,7 @@
               <w:spacing w:after="10" w:before="0"/>
               <w:ind w:left="120"/>
             </w:pPr>
-            <w:hyperlink w:history="1" r:id="rIdv2emq78ql313fa7_aujfe">
+            <w:hyperlink w:history="1" r:id="rIdfeewccpyeqtm8jn-mvk_w">
               <w:r>
                 <w:rPr>
                   <w:rFonts w:ascii="Arial" w:cs="Arial" w:eastAsia="Arial" w:hAnsi="Arial"/>
@@ -28390,6 +28970,7 @@
           </w:tcPr>
           <w:p>
             <w:pPr>
+              <w:keepNext w:val="false"/>
               <w:spacing w:after="40" w:before="0"/>
               <w:jc w:val="left"/>
             </w:pPr>
@@ -28422,6 +29003,7 @@
           </w:tcPr>
           <w:p>
             <w:pPr>
+              <w:keepNext w:val="false"/>
               <w:spacing w:after="40" w:before="0"/>
               <w:jc w:val="left"/>
             </w:pPr>
@@ -28454,6 +29036,7 @@
           </w:tcPr>
           <w:p>
             <w:pPr>
+              <w:keepNext w:val="false"/>
               <w:spacing w:after="40" w:before="0"/>
               <w:jc w:val="left"/>
             </w:pPr>
@@ -28486,6 +29069,7 @@
           </w:tcPr>
           <w:p>
             <w:pPr>
+              <w:keepNext w:val="false"/>
               <w:spacing w:after="40" w:before="0"/>
               <w:jc w:val="left"/>
             </w:pPr>
@@ -28545,6 +29129,7 @@
           </w:tcPr>
           <w:p>
             <w:pPr>
+              <w:keepNext w:val="false"/>
               <w:spacing w:after="40" w:before="0"/>
               <w:jc w:val="center"/>
             </w:pPr>
@@ -28579,6 +29164,7 @@
           </w:tcPr>
           <w:p>
             <w:pPr>
+              <w:keepNext w:val="false"/>
               <w:spacing w:after="40" w:before="0"/>
               <w:jc w:val="left"/>
             </w:pPr>
@@ -28640,6 +29226,7 @@
           </w:tcPr>
           <w:p>
             <w:pPr>
+              <w:keepNext w:val="false"/>
               <w:spacing w:after="40" w:before="0"/>
               <w:jc w:val="center"/>
             </w:pPr>
@@ -28674,6 +29261,7 @@
           </w:tcPr>
           <w:p>
             <w:pPr>
+              <w:keepNext w:val="false"/>
               <w:spacing w:after="40" w:before="0"/>
               <w:jc w:val="left"/>
             </w:pPr>
@@ -28706,6 +29294,7 @@
           </w:tcPr>
           <w:p>
             <w:pPr>
+              <w:keepNext w:val="false"/>
               <w:spacing w:after="40" w:before="0"/>
               <w:jc w:val="left"/>
             </w:pPr>
@@ -28740,6 +29329,7 @@
           </w:tcPr>
           <w:p>
             <w:pPr>
+              <w:keepNext w:val="false"/>
               <w:spacing w:after="40" w:before="0"/>
               <w:jc w:val="left"/>
             </w:pPr>
@@ -28772,6 +29362,7 @@
           </w:tcPr>
           <w:p>
             <w:pPr>
+              <w:keepNext w:val="false"/>
               <w:spacing w:after="40" w:before="0"/>
               <w:jc w:val="left"/>
             </w:pPr>
@@ -28806,6 +29397,7 @@
           </w:tcPr>
           <w:p>
             <w:pPr>
+              <w:keepNext w:val="false"/>
               <w:spacing w:after="40" w:before="0"/>
               <w:jc w:val="left"/>
             </w:pPr>
@@ -28838,6 +29430,7 @@
           </w:tcPr>
           <w:p>
             <w:pPr>
+              <w:keepNext w:val="false"/>
               <w:spacing w:after="40" w:before="0"/>
               <w:jc w:val="left"/>
             </w:pPr>
@@ -28874,7 +29467,7 @@
         </w:rPr>
         <w:t xml:space="preserve">© 2026 SeaVuria and ARES. Aligned with KICD objectives. Developed by SeaVuria; technical implementation by ARES (with AI assistance from Claude). Licensed under </w:t>
       </w:r>
-      <w:hyperlink w:history="1" r:id="rIdfgqfg8t3f_qwwcddv8w6f">
+      <w:hyperlink w:history="1" r:id="rIdqnfbxhspbd4i_opeu20he">
         <w:r>
           <w:rPr>
             <w:rFonts w:ascii="Arial" w:cs="Arial" w:eastAsia="Arial" w:hAnsi="Arial"/>
@@ -28895,7 +29488,7 @@
         </w:rPr>
         <w:t xml:space="preserve"> (</w:t>
       </w:r>
-      <w:hyperlink w:history="1" r:id="rIdnbbwvf4m2uzjm2ialveyz">
+      <w:hyperlink w:history="1" r:id="rId_tgwfwos3cvzc4nnrbuza">
         <w:r>
           <w:rPr>
             <w:rFonts w:ascii="Arial" w:cs="Arial" w:eastAsia="Arial" w:hAnsi="Arial"/>
@@ -28956,6 +29549,7 @@
           </w:tcPr>
           <w:p>
             <w:pPr>
+              <w:keepNext w:val="false"/>
               <w:spacing w:after="40" w:before="0"/>
               <w:jc w:val="center"/>
             </w:pPr>
@@ -28990,6 +29584,7 @@
           </w:tcPr>
           <w:p>
             <w:pPr>
+              <w:keepNext w:val="false"/>
               <w:spacing w:after="40" w:before="0"/>
               <w:jc w:val="left"/>
             </w:pPr>
@@ -29022,6 +29617,7 @@
           </w:tcPr>
           <w:p>
             <w:pPr>
+              <w:keepNext w:val="false"/>
               <w:spacing w:after="40" w:before="0"/>
               <w:jc w:val="left"/>
             </w:pPr>
@@ -29054,6 +29650,7 @@
           </w:tcPr>
           <w:p>
             <w:pPr>
+              <w:keepNext w:val="false"/>
               <w:spacing w:after="40" w:before="0"/>
               <w:jc w:val="left"/>
             </w:pPr>
@@ -29088,6 +29685,7 @@
           </w:tcPr>
           <w:p>
             <w:pPr>
+              <w:keepNext w:val="false"/>
               <w:spacing w:after="40" w:before="0"/>
               <w:jc w:val="left"/>
             </w:pPr>
@@ -29120,6 +29718,7 @@
           </w:tcPr>
           <w:p>
             <w:pPr>
+              <w:keepNext w:val="false"/>
               <w:spacing w:after="40" w:before="0"/>
               <w:jc w:val="left"/>
             </w:pPr>
@@ -29152,6 +29751,7 @@
           </w:tcPr>
           <w:p>
             <w:pPr>
+              <w:keepNext w:val="false"/>
               <w:spacing w:after="40" w:before="0"/>
               <w:jc w:val="left"/>
             </w:pPr>
@@ -29186,6 +29786,7 @@
           </w:tcPr>
           <w:p>
             <w:pPr>
+              <w:keepNext w:val="false"/>
               <w:spacing w:after="40" w:before="0"/>
               <w:jc w:val="left"/>
             </w:pPr>
@@ -29218,6 +29819,7 @@
           </w:tcPr>
           <w:p>
             <w:pPr>
+              <w:keepNext w:val="false"/>
               <w:spacing w:after="40" w:before="0"/>
               <w:jc w:val="left"/>
             </w:pPr>
@@ -29250,6 +29852,7 @@
           </w:tcPr>
           <w:p>
             <w:pPr>
+              <w:keepNext w:val="false"/>
               <w:spacing w:after="40" w:before="0"/>
               <w:jc w:val="left"/>
             </w:pPr>
@@ -29284,6 +29887,7 @@
           </w:tcPr>
           <w:p>
             <w:pPr>
+              <w:keepNext w:val="false"/>
               <w:spacing w:after="40" w:before="0"/>
               <w:jc w:val="left"/>
             </w:pPr>
@@ -29316,6 +29920,7 @@
           </w:tcPr>
           <w:p>
             <w:pPr>
+              <w:keepNext w:val="false"/>
               <w:spacing w:after="40" w:before="0"/>
               <w:jc w:val="left"/>
             </w:pPr>
@@ -29348,6 +29953,7 @@
           </w:tcPr>
           <w:p>
             <w:pPr>
+              <w:keepNext w:val="false"/>
               <w:spacing w:after="40" w:before="0"/>
               <w:jc w:val="left"/>
             </w:pPr>

--- a/data/outputs/v2/Physics/SS3.4_Electrostatics/Physics_Electrostatics_CBE_LessonSequence.docx
+++ b/data/outputs/v2/Physics/SS3.4_Electrostatics/Physics_Electrostatics_CBE_LessonSequence.docx
@@ -2478,7 +2478,7 @@
         </w:rPr>
         <w:t xml:space="preserve">© 2026 SeaVuria and ARES. This work is licensed under a </w:t>
       </w:r>
-      <w:hyperlink w:history="1" r:id="rIdxsmujkztj0am9-sad6lvw">
+      <w:hyperlink w:history="1" r:id="rIdruweptkmhdov8rvycjzbc">
         <w:r>
           <w:rPr>
             <w:rFonts w:ascii="Arial" w:cs="Arial" w:eastAsia="Arial" w:hAnsi="Arial"/>
@@ -2498,7 +2498,7 @@
         </w:rPr>
         <w:t xml:space="preserve"> (</w:t>
       </w:r>
-      <w:hyperlink w:history="1" r:id="rIdf-ctbovwzofjrj5e_iwos">
+      <w:hyperlink w:history="1" r:id="rIdanynyq8ntaj6at5yus5gc">
         <w:r>
           <w:rPr>
             <w:rFonts w:ascii="Arial" w:cs="Arial" w:eastAsia="Arial" w:hAnsi="Arial"/>
@@ -2518,7 +2518,7 @@
         </w:rPr>
         <w:t xml:space="preserve">). To view a copy of this license, visit </w:t>
       </w:r>
-      <w:hyperlink w:history="1" r:id="rId2ill0veq80wybcdhgmqpg">
+      <w:hyperlink w:history="1" r:id="rIdwegzpjl7n5gnxypvapvou">
         <w:r>
           <w:rPr>
             <w:rFonts w:ascii="Arial" w:cs="Arial" w:eastAsia="Arial" w:hAnsi="Arial"/>
@@ -3557,7 +3557,7 @@
             <w:pPr>
               <w:spacing w:after="20" w:before="0"/>
             </w:pPr>
-            <w:hyperlink w:history="1" r:id="rIda1aspwfajrnkgckh766f7">
+            <w:hyperlink w:history="1" r:id="rId4bvw4bnx_fr6rm0fev4fm">
               <w:r>
                 <w:rPr>
                   <w:rFonts w:ascii="Arial" w:cs="Arial" w:eastAsia="Arial" w:hAnsi="Arial"/>
@@ -3590,7 +3590,7 @@
               <w:spacing w:after="10" w:before="0"/>
               <w:ind w:left="120"/>
             </w:pPr>
-            <w:hyperlink w:history="1" r:id="rId6aqoyxi7mld2jxcpjfbdy">
+            <w:hyperlink w:history="1" r:id="rIdu3dvaawksm5harryc6yqm">
               <w:r>
                 <w:rPr>
                   <w:rFonts w:ascii="Arial" w:cs="Arial" w:eastAsia="Arial" w:hAnsi="Arial"/>
@@ -3635,7 +3635,7 @@
             <w:pPr>
               <w:spacing w:after="20" w:before="0"/>
             </w:pPr>
-            <w:hyperlink w:history="1" r:id="rId18zmex6o4xqcrdyedejmx">
+            <w:hyperlink w:history="1" r:id="rIdqmb8sw8eubxgcco9nrqfq">
               <w:r>
                 <w:rPr>
                   <w:rFonts w:ascii="Arial" w:cs="Arial" w:eastAsia="Arial" w:hAnsi="Arial"/>
@@ -3668,7 +3668,7 @@
               <w:spacing w:after="10" w:before="0"/>
               <w:ind w:left="120"/>
             </w:pPr>
-            <w:hyperlink w:history="1" r:id="rIdsltxfy6qj_z104lmhiubc">
+            <w:hyperlink w:history="1" r:id="rIdflylrfcl_yu9dnjsfw7jz">
               <w:r>
                 <w:rPr>
                   <w:rFonts w:ascii="Arial" w:cs="Arial" w:eastAsia="Arial" w:hAnsi="Arial"/>
@@ -3868,7 +3868,7 @@
             <w:pPr>
               <w:spacing w:after="20" w:before="0"/>
             </w:pPr>
-            <w:hyperlink w:history="1" r:id="rId9w9-ad3pti914z1j_phdd">
+            <w:hyperlink w:history="1" r:id="rId8psehstugsnd1ci97kdos">
               <w:r>
                 <w:rPr>
                   <w:rFonts w:ascii="Arial" w:cs="Arial" w:eastAsia="Arial" w:hAnsi="Arial"/>
@@ -3901,7 +3901,7 @@
               <w:spacing w:after="10" w:before="0"/>
               <w:ind w:left="120"/>
             </w:pPr>
-            <w:hyperlink w:history="1" r:id="rIdwpgu-mfg2iaej7lfqglq0">
+            <w:hyperlink w:history="1" r:id="rIdayhpknk1e-whccsixtlln">
               <w:r>
                 <w:rPr>
                   <w:rFonts w:ascii="Arial" w:cs="Arial" w:eastAsia="Arial" w:hAnsi="Arial"/>
@@ -3946,7 +3946,7 @@
             <w:pPr>
               <w:spacing w:after="20" w:before="0"/>
             </w:pPr>
-            <w:hyperlink w:history="1" r:id="rIdffhaxk0xefix-iogiuh83">
+            <w:hyperlink w:history="1" r:id="rIdkxcojsg1pv5q7li10pims">
               <w:r>
                 <w:rPr>
                   <w:rFonts w:ascii="Arial" w:cs="Arial" w:eastAsia="Arial" w:hAnsi="Arial"/>
@@ -3979,7 +3979,7 @@
               <w:spacing w:after="10" w:before="0"/>
               <w:ind w:left="120"/>
             </w:pPr>
-            <w:hyperlink w:history="1" r:id="rIdrr-_lcsg63m9szibuz4ey">
+            <w:hyperlink w:history="1" r:id="rIdinsqp-vihvl0jh3v2byoj">
               <w:r>
                 <w:rPr>
                   <w:rFonts w:ascii="Arial" w:cs="Arial" w:eastAsia="Arial" w:hAnsi="Arial"/>
@@ -4179,7 +4179,7 @@
             <w:pPr>
               <w:spacing w:after="20" w:before="0"/>
             </w:pPr>
-            <w:hyperlink w:history="1" r:id="rId3lf5xdhxuggo3f0hrlb_k">
+            <w:hyperlink w:history="1" r:id="rId-wehpx0iz1h9ivx7hvrbq">
               <w:r>
                 <w:rPr>
                   <w:rFonts w:ascii="Arial" w:cs="Arial" w:eastAsia="Arial" w:hAnsi="Arial"/>
@@ -4212,7 +4212,7 @@
               <w:spacing w:after="10" w:before="0"/>
               <w:ind w:left="120"/>
             </w:pPr>
-            <w:hyperlink w:history="1" r:id="rIdriyczqhmxa65jow96wifw">
+            <w:hyperlink w:history="1" r:id="rIdoflxxgasusaf9nnxocu9e">
               <w:r>
                 <w:rPr>
                   <w:rFonts w:ascii="Arial" w:cs="Arial" w:eastAsia="Arial" w:hAnsi="Arial"/>
@@ -4257,7 +4257,7 @@
             <w:pPr>
               <w:spacing w:after="20" w:before="0"/>
             </w:pPr>
-            <w:hyperlink w:history="1" r:id="rIdnebrvpgx8qyujipdn9-iv">
+            <w:hyperlink w:history="1" r:id="rIdvwtz2bi0uubtzsxaal8eg">
               <w:r>
                 <w:rPr>
                   <w:rFonts w:ascii="Arial" w:cs="Arial" w:eastAsia="Arial" w:hAnsi="Arial"/>
@@ -4306,7 +4306,7 @@
               <w:spacing w:after="10" w:before="0"/>
               <w:ind w:left="120"/>
             </w:pPr>
-            <w:hyperlink w:history="1" r:id="rId51cjixlxdkikndw1ytgza">
+            <w:hyperlink w:history="1" r:id="rIdlnumpqtnliyn5kg8jfxrd">
               <w:r>
                 <w:rPr>
                   <w:rFonts w:ascii="Arial" w:cs="Arial" w:eastAsia="Arial" w:hAnsi="Arial"/>
@@ -4506,7 +4506,7 @@
             <w:pPr>
               <w:spacing w:after="20" w:before="0"/>
             </w:pPr>
-            <w:hyperlink w:history="1" r:id="rIdxqnwq2mnaenis_zjp34oe">
+            <w:hyperlink w:history="1" r:id="rIdx3k2wwnbugae-fbz1xrwu">
               <w:r>
                 <w:rPr>
                   <w:rFonts w:ascii="Arial" w:cs="Arial" w:eastAsia="Arial" w:hAnsi="Arial"/>
@@ -4539,7 +4539,7 @@
               <w:spacing w:after="10" w:before="0"/>
               <w:ind w:left="120"/>
             </w:pPr>
-            <w:hyperlink w:history="1" r:id="rId7h1-8r69wypsxzuekjdpx">
+            <w:hyperlink w:history="1" r:id="rIdu2-seqoeuurzlcmdsyb-r">
               <w:r>
                 <w:rPr>
                   <w:rFonts w:ascii="Arial" w:cs="Arial" w:eastAsia="Arial" w:hAnsi="Arial"/>
@@ -4584,7 +4584,7 @@
             <w:pPr>
               <w:spacing w:after="20" w:before="0"/>
             </w:pPr>
-            <w:hyperlink w:history="1" r:id="rIdlafkeaxml93hoyorq4ohs">
+            <w:hyperlink w:history="1" r:id="rIdc-qlluf_dkwzv8yrmsaks">
               <w:r>
                 <w:rPr>
                   <w:rFonts w:ascii="Arial" w:cs="Arial" w:eastAsia="Arial" w:hAnsi="Arial"/>
@@ -4633,7 +4633,7 @@
               <w:spacing w:after="10" w:before="0"/>
               <w:ind w:left="120"/>
             </w:pPr>
-            <w:hyperlink w:history="1" r:id="rIdhkgsme6ukhgtl9jsomzyx">
+            <w:hyperlink w:history="1" r:id="rIdbrlz-k5p-nttb_on-iat0">
               <w:r>
                 <w:rPr>
                   <w:rFonts w:ascii="Arial" w:cs="Arial" w:eastAsia="Arial" w:hAnsi="Arial"/>
@@ -4833,7 +4833,7 @@
             <w:pPr>
               <w:spacing w:after="20" w:before="0"/>
             </w:pPr>
-            <w:hyperlink w:history="1" r:id="rIdg2zenyjapxuwiwb5zajwf">
+            <w:hyperlink w:history="1" r:id="rIdayfdo8nzestkbc0dqhxi3">
               <w:r>
                 <w:rPr>
                   <w:rFonts w:ascii="Arial" w:cs="Arial" w:eastAsia="Arial" w:hAnsi="Arial"/>
@@ -4882,7 +4882,7 @@
               <w:spacing w:after="10" w:before="0"/>
               <w:ind w:left="120"/>
             </w:pPr>
-            <w:hyperlink w:history="1" r:id="rId1iocazi5yjtpslvks8m55">
+            <w:hyperlink w:history="1" r:id="rIdo3jy4dhhmhgmtlw9ea8ti">
               <w:r>
                 <w:rPr>
                   <w:rFonts w:ascii="Arial" w:cs="Arial" w:eastAsia="Arial" w:hAnsi="Arial"/>
@@ -4927,7 +4927,7 @@
             <w:pPr>
               <w:spacing w:after="20" w:before="0"/>
             </w:pPr>
-            <w:hyperlink w:history="1" r:id="rIdkmznlnc2utwuenfluefev">
+            <w:hyperlink w:history="1" r:id="rIdghghvy2sgsbavoc31svg-">
               <w:r>
                 <w:rPr>
                   <w:rFonts w:ascii="Arial" w:cs="Arial" w:eastAsia="Arial" w:hAnsi="Arial"/>
@@ -4960,7 +4960,7 @@
               <w:spacing w:after="10" w:before="0"/>
               <w:ind w:left="120"/>
             </w:pPr>
-            <w:hyperlink w:history="1" r:id="rId7abqbanokqsnfr6lnxu-f">
+            <w:hyperlink w:history="1" r:id="rIdbxxmcximec-uf190scv-p">
               <w:r>
                 <w:rPr>
                   <w:rFonts w:ascii="Arial" w:cs="Arial" w:eastAsia="Arial" w:hAnsi="Arial"/>
@@ -5485,7 +5485,7 @@
         </w:rPr>
         <w:t xml:space="preserve">© 2026 SeaVuria and ARES. Aligned with KICD objectives. Developed by SeaVuria; technical implementation by ARES (with AI assistance from Claude). Licensed under </w:t>
       </w:r>
-      <w:hyperlink w:history="1" r:id="rIdbvmc2zo-0c-4uy03u__8n">
+      <w:hyperlink w:history="1" r:id="rIdd3qvaq3cwqqflhnerwkkn">
         <w:r>
           <w:rPr>
             <w:rFonts w:ascii="Arial" w:cs="Arial" w:eastAsia="Arial" w:hAnsi="Arial"/>
@@ -5506,7 +5506,7 @@
         </w:rPr>
         <w:t xml:space="preserve"> (</w:t>
       </w:r>
-      <w:hyperlink w:history="1" r:id="rIdkdejvavca0afb-21ifbr0">
+      <w:hyperlink w:history="1" r:id="rIdxrpniyqr6j5ysg4mtkwwj">
         <w:r>
           <w:rPr>
             <w:rFonts w:ascii="Arial" w:cs="Arial" w:eastAsia="Arial" w:hAnsi="Arial"/>
@@ -6546,7 +6546,7 @@
             <w:pPr>
               <w:spacing w:after="20" w:before="0"/>
             </w:pPr>
-            <w:hyperlink w:history="1" r:id="rIdrilkmfpevsifck4rxl7k4">
+            <w:hyperlink w:history="1" r:id="rId4hwm2luakvzai5fxsdult">
               <w:r>
                 <w:rPr>
                   <w:rFonts w:ascii="Arial" w:cs="Arial" w:eastAsia="Arial" w:hAnsi="Arial"/>
@@ -6579,7 +6579,7 @@
               <w:spacing w:after="10" w:before="0"/>
               <w:ind w:left="120"/>
             </w:pPr>
-            <w:hyperlink w:history="1" r:id="rIdu1eivfsnouqkbky2wqddh">
+            <w:hyperlink w:history="1" r:id="rIdgchshbrnj1rgqfspqydh0">
               <w:r>
                 <w:rPr>
                   <w:rFonts w:ascii="Arial" w:cs="Arial" w:eastAsia="Arial" w:hAnsi="Arial"/>
@@ -6624,7 +6624,7 @@
             <w:pPr>
               <w:spacing w:after="20" w:before="0"/>
             </w:pPr>
-            <w:hyperlink w:history="1" r:id="rIdbvy3cejfbii28tb5bokda">
+            <w:hyperlink w:history="1" r:id="rIdb4ximhmtcwf7z1_zyddm2">
               <w:r>
                 <w:rPr>
                   <w:rFonts w:ascii="Arial" w:cs="Arial" w:eastAsia="Arial" w:hAnsi="Arial"/>
@@ -6657,7 +6657,7 @@
               <w:spacing w:after="10" w:before="0"/>
               <w:ind w:left="120"/>
             </w:pPr>
-            <w:hyperlink w:history="1" r:id="rIdeyci79riig3bz9xuo8uhs">
+            <w:hyperlink w:history="1" r:id="rIdl5ejssjzojvaqfvqbiqsk">
               <w:r>
                 <w:rPr>
                   <w:rFonts w:ascii="Arial" w:cs="Arial" w:eastAsia="Arial" w:hAnsi="Arial"/>
@@ -6857,7 +6857,7 @@
             <w:pPr>
               <w:spacing w:after="20" w:before="0"/>
             </w:pPr>
-            <w:hyperlink w:history="1" r:id="rId74kfr1y-aoz19zgzrknt2">
+            <w:hyperlink w:history="1" r:id="rIdfgmr9xcdsgy4iui5xi4yn">
               <w:r>
                 <w:rPr>
                   <w:rFonts w:ascii="Arial" w:cs="Arial" w:eastAsia="Arial" w:hAnsi="Arial"/>
@@ -6890,7 +6890,7 @@
               <w:spacing w:after="10" w:before="0"/>
               <w:ind w:left="120"/>
             </w:pPr>
-            <w:hyperlink w:history="1" r:id="rIdilxbvdnqlx5_mbvn0icbd">
+            <w:hyperlink w:history="1" r:id="rIdqzrjfe8yltfuau4zqewuk">
               <w:r>
                 <w:rPr>
                   <w:rFonts w:ascii="Arial" w:cs="Arial" w:eastAsia="Arial" w:hAnsi="Arial"/>
@@ -6935,7 +6935,7 @@
             <w:pPr>
               <w:spacing w:after="20" w:before="0"/>
             </w:pPr>
-            <w:hyperlink w:history="1" r:id="rIddtpm47_gweclza7on-srk">
+            <w:hyperlink w:history="1" r:id="rIdi9_hdy5fgibtie7y4_fii">
               <w:r>
                 <w:rPr>
                   <w:rFonts w:ascii="Arial" w:cs="Arial" w:eastAsia="Arial" w:hAnsi="Arial"/>
@@ -6968,7 +6968,7 @@
               <w:spacing w:after="10" w:before="0"/>
               <w:ind w:left="120"/>
             </w:pPr>
-            <w:hyperlink w:history="1" r:id="rIdqto-rsot1llx9zurf7fo2">
+            <w:hyperlink w:history="1" r:id="rIdur7xp1yjnv4gxq_1q3qek">
               <w:r>
                 <w:rPr>
                   <w:rFonts w:ascii="Arial" w:cs="Arial" w:eastAsia="Arial" w:hAnsi="Arial"/>
@@ -7168,7 +7168,7 @@
             <w:pPr>
               <w:spacing w:after="20" w:before="0"/>
             </w:pPr>
-            <w:hyperlink w:history="1" r:id="rIduwqjnyn0v66axtmqcdpzv">
+            <w:hyperlink w:history="1" r:id="rIdiftm4r8-9junlu40holtz">
               <w:r>
                 <w:rPr>
                   <w:rFonts w:ascii="Arial" w:cs="Arial" w:eastAsia="Arial" w:hAnsi="Arial"/>
@@ -7201,7 +7201,7 @@
               <w:spacing w:after="10" w:before="0"/>
               <w:ind w:left="120"/>
             </w:pPr>
-            <w:hyperlink w:history="1" r:id="rIdioat6mcci6uf1gbtuyer2">
+            <w:hyperlink w:history="1" r:id="rIdvtdvcotrgkvclx-hsfbif">
               <w:r>
                 <w:rPr>
                   <w:rFonts w:ascii="Arial" w:cs="Arial" w:eastAsia="Arial" w:hAnsi="Arial"/>
@@ -7246,7 +7246,7 @@
             <w:pPr>
               <w:spacing w:after="20" w:before="0"/>
             </w:pPr>
-            <w:hyperlink w:history="1" r:id="rIdnvqz-xblx4haib_jryhpy">
+            <w:hyperlink w:history="1" r:id="rIdsxxfkr17mkuv9xdj6ly56">
               <w:r>
                 <w:rPr>
                   <w:rFonts w:ascii="Arial" w:cs="Arial" w:eastAsia="Arial" w:hAnsi="Arial"/>
@@ -7279,7 +7279,7 @@
               <w:spacing w:after="10" w:before="0"/>
               <w:ind w:left="120"/>
             </w:pPr>
-            <w:hyperlink w:history="1" r:id="rIdbwciilsfvr0rwvp2jbtpn">
+            <w:hyperlink w:history="1" r:id="rId4-6ystvkrvwc1x71fmnfl">
               <w:r>
                 <w:rPr>
                   <w:rFonts w:ascii="Arial" w:cs="Arial" w:eastAsia="Arial" w:hAnsi="Arial"/>
@@ -7479,7 +7479,7 @@
             <w:pPr>
               <w:spacing w:after="20" w:before="0"/>
             </w:pPr>
-            <w:hyperlink w:history="1" r:id="rIdjxm9wk7ddoac7kcbpo7ac">
+            <w:hyperlink w:history="1" r:id="rIdx0qvqocypvcfe87pc4syz">
               <w:r>
                 <w:rPr>
                   <w:rFonts w:ascii="Arial" w:cs="Arial" w:eastAsia="Arial" w:hAnsi="Arial"/>
@@ -7512,7 +7512,7 @@
               <w:spacing w:after="10" w:before="0"/>
               <w:ind w:left="120"/>
             </w:pPr>
-            <w:hyperlink w:history="1" r:id="rIdcz8wlkzo0cvpeu03omr9l">
+            <w:hyperlink w:history="1" r:id="rIdhydrotamp9ddzpjcu3fov">
               <w:r>
                 <w:rPr>
                   <w:rFonts w:ascii="Arial" w:cs="Arial" w:eastAsia="Arial" w:hAnsi="Arial"/>
@@ -7557,7 +7557,7 @@
             <w:pPr>
               <w:spacing w:after="20" w:before="0"/>
             </w:pPr>
-            <w:hyperlink w:history="1" r:id="rIdne1ru6txed2budh39g8kr">
+            <w:hyperlink w:history="1" r:id="rIdyucnuwtwdyxvpxp57edus">
               <w:r>
                 <w:rPr>
                   <w:rFonts w:ascii="Arial" w:cs="Arial" w:eastAsia="Arial" w:hAnsi="Arial"/>
@@ -7590,7 +7590,7 @@
               <w:spacing w:after="10" w:before="0"/>
               <w:ind w:left="120"/>
             </w:pPr>
-            <w:hyperlink w:history="1" r:id="rIdkw7xxo9kesxps9pfyahfa">
+            <w:hyperlink w:history="1" r:id="rIds9kml_tn6qoksn2xgozyj">
               <w:r>
                 <w:rPr>
                   <w:rFonts w:ascii="Arial" w:cs="Arial" w:eastAsia="Arial" w:hAnsi="Arial"/>
@@ -7790,7 +7790,7 @@
             <w:pPr>
               <w:spacing w:after="20" w:before="0"/>
             </w:pPr>
-            <w:hyperlink w:history="1" r:id="rIdquhwlrv9saz1cphr3g6vf">
+            <w:hyperlink w:history="1" r:id="rIdih-tmtks70odlztteftef">
               <w:r>
                 <w:rPr>
                   <w:rFonts w:ascii="Arial" w:cs="Arial" w:eastAsia="Arial" w:hAnsi="Arial"/>
@@ -7823,7 +7823,7 @@
               <w:spacing w:after="10" w:before="0"/>
               <w:ind w:left="120"/>
             </w:pPr>
-            <w:hyperlink w:history="1" r:id="rId4nyavirag7r38n8xifwv2">
+            <w:hyperlink w:history="1" r:id="rIdig3pdc-etzji106u2lyeq">
               <w:r>
                 <w:rPr>
                   <w:rFonts w:ascii="Arial" w:cs="Arial" w:eastAsia="Arial" w:hAnsi="Arial"/>
@@ -7868,7 +7868,7 @@
             <w:pPr>
               <w:spacing w:after="20" w:before="0"/>
             </w:pPr>
-            <w:hyperlink w:history="1" r:id="rIdhhxf_wnocgx0yfre8d1ng">
+            <w:hyperlink w:history="1" r:id="rIdtd9l295d6mnqq7dlrex6p">
               <w:r>
                 <w:rPr>
                   <w:rFonts w:ascii="Arial" w:cs="Arial" w:eastAsia="Arial" w:hAnsi="Arial"/>
@@ -7901,7 +7901,7 @@
               <w:spacing w:after="10" w:before="0"/>
               <w:ind w:left="120"/>
             </w:pPr>
-            <w:hyperlink w:history="1" r:id="rIdms9e1oyve5ukkiv7n6evj">
+            <w:hyperlink w:history="1" r:id="rIdk0jppzm7vnyt7dzy-oreh">
               <w:r>
                 <w:rPr>
                   <w:rFonts w:ascii="Arial" w:cs="Arial" w:eastAsia="Arial" w:hAnsi="Arial"/>
@@ -8426,7 +8426,7 @@
         </w:rPr>
         <w:t xml:space="preserve">© 2026 SeaVuria and ARES. Aligned with KICD objectives. Developed by SeaVuria; technical implementation by ARES (with AI assistance from Claude). Licensed under </w:t>
       </w:r>
-      <w:hyperlink w:history="1" r:id="rIdidzqkrmn8ot15dxj6yf2k">
+      <w:hyperlink w:history="1" r:id="rIdkqypm-rhyrn4nzfo6ndac">
         <w:r>
           <w:rPr>
             <w:rFonts w:ascii="Arial" w:cs="Arial" w:eastAsia="Arial" w:hAnsi="Arial"/>
@@ -8447,7 +8447,7 @@
         </w:rPr>
         <w:t xml:space="preserve"> (</w:t>
       </w:r>
-      <w:hyperlink w:history="1" r:id="rIdiu38sbddprac0n_ia8n9o">
+      <w:hyperlink w:history="1" r:id="rId5xp0b_c36i572qh9kjyai">
         <w:r>
           <w:rPr>
             <w:rFonts w:ascii="Arial" w:cs="Arial" w:eastAsia="Arial" w:hAnsi="Arial"/>
@@ -9487,7 +9487,7 @@
             <w:pPr>
               <w:spacing w:after="20" w:before="0"/>
             </w:pPr>
-            <w:hyperlink w:history="1" r:id="rIdptkatu096matu8d-nukvy">
+            <w:hyperlink w:history="1" r:id="rIdqksjibnssfrpkw94miyuz">
               <w:r>
                 <w:rPr>
                   <w:rFonts w:ascii="Arial" w:cs="Arial" w:eastAsia="Arial" w:hAnsi="Arial"/>
@@ -9520,7 +9520,7 @@
               <w:spacing w:after="10" w:before="0"/>
               <w:ind w:left="120"/>
             </w:pPr>
-            <w:hyperlink w:history="1" r:id="rIduwir3jjayig53acjrjvxa">
+            <w:hyperlink w:history="1" r:id="rIdatklisolha8k5whudcxya">
               <w:r>
                 <w:rPr>
                   <w:rFonts w:ascii="Arial" w:cs="Arial" w:eastAsia="Arial" w:hAnsi="Arial"/>
@@ -9565,7 +9565,7 @@
             <w:pPr>
               <w:spacing w:after="20" w:before="0"/>
             </w:pPr>
-            <w:hyperlink w:history="1" r:id="rIdzrmr9fwbp4nskjowkpuvs">
+            <w:hyperlink w:history="1" r:id="rIdtnr8eti4jv4ujgus6vgti">
               <w:r>
                 <w:rPr>
                   <w:rFonts w:ascii="Arial" w:cs="Arial" w:eastAsia="Arial" w:hAnsi="Arial"/>
@@ -9614,7 +9614,7 @@
               <w:spacing w:after="10" w:before="0"/>
               <w:ind w:left="120"/>
             </w:pPr>
-            <w:hyperlink w:history="1" r:id="rIdjizwupse_8iu5smdft7kc">
+            <w:hyperlink w:history="1" r:id="rIdirej7mqprg1xyomguawm4">
               <w:r>
                 <w:rPr>
                   <w:rFonts w:ascii="Arial" w:cs="Arial" w:eastAsia="Arial" w:hAnsi="Arial"/>
@@ -9814,7 +9814,7 @@
             <w:pPr>
               <w:spacing w:after="20" w:before="0"/>
             </w:pPr>
-            <w:hyperlink w:history="1" r:id="rIdkwz_osecompqiokrszjbv">
+            <w:hyperlink w:history="1" r:id="rId4mmxl5puj1hizxeii5oen">
               <w:r>
                 <w:rPr>
                   <w:rFonts w:ascii="Arial" w:cs="Arial" w:eastAsia="Arial" w:hAnsi="Arial"/>
@@ -9847,7 +9847,7 @@
               <w:spacing w:after="10" w:before="0"/>
               <w:ind w:left="120"/>
             </w:pPr>
-            <w:hyperlink w:history="1" r:id="rIdxz2exm4aaetbpnlcqxq6x">
+            <w:hyperlink w:history="1" r:id="rIdznhmt1zu8clxd3gx26uwl">
               <w:r>
                 <w:rPr>
                   <w:rFonts w:ascii="Arial" w:cs="Arial" w:eastAsia="Arial" w:hAnsi="Arial"/>
@@ -9892,7 +9892,7 @@
             <w:pPr>
               <w:spacing w:after="20" w:before="0"/>
             </w:pPr>
-            <w:hyperlink w:history="1" r:id="rIdod9khu0qlyeewxtxleflx">
+            <w:hyperlink w:history="1" r:id="rId7v7mxipg8ue5xooaeaz5a">
               <w:r>
                 <w:rPr>
                   <w:rFonts w:ascii="Arial" w:cs="Arial" w:eastAsia="Arial" w:hAnsi="Arial"/>
@@ -9941,7 +9941,7 @@
               <w:spacing w:after="10" w:before="0"/>
               <w:ind w:left="120"/>
             </w:pPr>
-            <w:hyperlink w:history="1" r:id="rIdm8u7pgcogqmaozksawouf">
+            <w:hyperlink w:history="1" r:id="rIdvmsx5m41ylkgsdvwoxzmq">
               <w:r>
                 <w:rPr>
                   <w:rFonts w:ascii="Arial" w:cs="Arial" w:eastAsia="Arial" w:hAnsi="Arial"/>
@@ -10141,7 +10141,7 @@
             <w:pPr>
               <w:spacing w:after="20" w:before="0"/>
             </w:pPr>
-            <w:hyperlink w:history="1" r:id="rIdazymmhdstf4qm2hjsvw71">
+            <w:hyperlink w:history="1" r:id="rId50dr_6s45mbrkxpuljcsn">
               <w:r>
                 <w:rPr>
                   <w:rFonts w:ascii="Arial" w:cs="Arial" w:eastAsia="Arial" w:hAnsi="Arial"/>
@@ -10174,7 +10174,7 @@
               <w:spacing w:after="10" w:before="0"/>
               <w:ind w:left="120"/>
             </w:pPr>
-            <w:hyperlink w:history="1" r:id="rIdrn7oaveemxfa7cma7wgmm">
+            <w:hyperlink w:history="1" r:id="rIdesjmhktcdc4upiesjtbpb">
               <w:r>
                 <w:rPr>
                   <w:rFonts w:ascii="Arial" w:cs="Arial" w:eastAsia="Arial" w:hAnsi="Arial"/>
@@ -10219,7 +10219,7 @@
             <w:pPr>
               <w:spacing w:after="20" w:before="0"/>
             </w:pPr>
-            <w:hyperlink w:history="1" r:id="rIdwsnz2oayegs6c8uzq439r">
+            <w:hyperlink w:history="1" r:id="rId60pj_tadkqntl0_w8llqy">
               <w:r>
                 <w:rPr>
                   <w:rFonts w:ascii="Arial" w:cs="Arial" w:eastAsia="Arial" w:hAnsi="Arial"/>
@@ -10268,7 +10268,7 @@
               <w:spacing w:after="10" w:before="0"/>
               <w:ind w:left="120"/>
             </w:pPr>
-            <w:hyperlink w:history="1" r:id="rIdkyiqopvdkxs3gpdk6zw2d">
+            <w:hyperlink w:history="1" r:id="rIdbhka7csrlzzcpnvdylknk">
               <w:r>
                 <w:rPr>
                   <w:rFonts w:ascii="Arial" w:cs="Arial" w:eastAsia="Arial" w:hAnsi="Arial"/>
@@ -10468,7 +10468,7 @@
             <w:pPr>
               <w:spacing w:after="20" w:before="0"/>
             </w:pPr>
-            <w:hyperlink w:history="1" r:id="rIdptgxbe7pmrifncbnecslg">
+            <w:hyperlink w:history="1" r:id="rIdhqgq303s579dzugdbjif7">
               <w:r>
                 <w:rPr>
                   <w:rFonts w:ascii="Arial" w:cs="Arial" w:eastAsia="Arial" w:hAnsi="Arial"/>
@@ -10501,7 +10501,7 @@
               <w:spacing w:after="10" w:before="0"/>
               <w:ind w:left="120"/>
             </w:pPr>
-            <w:hyperlink w:history="1" r:id="rIdykbutvsdf12f3enijs4yc">
+            <w:hyperlink w:history="1" r:id="rIddl-lxzos2p4oifuhhnzz0">
               <w:r>
                 <w:rPr>
                   <w:rFonts w:ascii="Arial" w:cs="Arial" w:eastAsia="Arial" w:hAnsi="Arial"/>
@@ -10546,7 +10546,7 @@
             <w:pPr>
               <w:spacing w:after="20" w:before="0"/>
             </w:pPr>
-            <w:hyperlink w:history="1" r:id="rIdpnhlwsslsm1i_xh2b17c8">
+            <w:hyperlink w:history="1" r:id="rIdndstonhppfo6noi9bp74u">
               <w:r>
                 <w:rPr>
                   <w:rFonts w:ascii="Arial" w:cs="Arial" w:eastAsia="Arial" w:hAnsi="Arial"/>
@@ -10595,7 +10595,7 @@
               <w:spacing w:after="10" w:before="0"/>
               <w:ind w:left="120"/>
             </w:pPr>
-            <w:hyperlink w:history="1" r:id="rId8gn2ihymdkpurazbhockx">
+            <w:hyperlink w:history="1" r:id="rIdqwsdopnzgrccnnplooeff">
               <w:r>
                 <w:rPr>
                   <w:rFonts w:ascii="Arial" w:cs="Arial" w:eastAsia="Arial" w:hAnsi="Arial"/>
@@ -10795,7 +10795,7 @@
             <w:pPr>
               <w:spacing w:after="20" w:before="0"/>
             </w:pPr>
-            <w:hyperlink w:history="1" r:id="rIddjckhcomwf8tgkjqlpfz7">
+            <w:hyperlink w:history="1" r:id="rIdzu9ysemdzblraidkin476">
               <w:r>
                 <w:rPr>
                   <w:rFonts w:ascii="Arial" w:cs="Arial" w:eastAsia="Arial" w:hAnsi="Arial"/>
@@ -10828,7 +10828,7 @@
               <w:spacing w:after="10" w:before="0"/>
               <w:ind w:left="120"/>
             </w:pPr>
-            <w:hyperlink w:history="1" r:id="rIdbclhh_ckvf4o7qq5pcomz">
+            <w:hyperlink w:history="1" r:id="rId7ueddzt-0ro5ctervvjhg">
               <w:r>
                 <w:rPr>
                   <w:rFonts w:ascii="Arial" w:cs="Arial" w:eastAsia="Arial" w:hAnsi="Arial"/>
@@ -10873,7 +10873,7 @@
             <w:pPr>
               <w:spacing w:after="20" w:before="0"/>
             </w:pPr>
-            <w:hyperlink w:history="1" r:id="rIdqti9bwpmtb86g3mim-uij">
+            <w:hyperlink w:history="1" r:id="rIdcrpqnb3uwhhcq_9czoqmy">
               <w:r>
                 <w:rPr>
                   <w:rFonts w:ascii="Arial" w:cs="Arial" w:eastAsia="Arial" w:hAnsi="Arial"/>
@@ -10922,7 +10922,7 @@
               <w:spacing w:after="10" w:before="0"/>
               <w:ind w:left="120"/>
             </w:pPr>
-            <w:hyperlink w:history="1" r:id="rIdwoib2bopyhm3rqoht-sj5">
+            <w:hyperlink w:history="1" r:id="rIdrnckvqoy5wnhfy5eepbng">
               <w:r>
                 <w:rPr>
                   <w:rFonts w:ascii="Arial" w:cs="Arial" w:eastAsia="Arial" w:hAnsi="Arial"/>
@@ -11447,7 +11447,7 @@
         </w:rPr>
         <w:t xml:space="preserve">© 2026 SeaVuria and ARES. Aligned with KICD objectives. Developed by SeaVuria; technical implementation by ARES (with AI assistance from Claude). Licensed under </w:t>
       </w:r>
-      <w:hyperlink w:history="1" r:id="rIdtve3dlbtfnmr1b73jsvt4">
+      <w:hyperlink w:history="1" r:id="rIdwhungsirsybfpq6z6vuz5">
         <w:r>
           <w:rPr>
             <w:rFonts w:ascii="Arial" w:cs="Arial" w:eastAsia="Arial" w:hAnsi="Arial"/>
@@ -11468,7 +11468,7 @@
         </w:rPr>
         <w:t xml:space="preserve"> (</w:t>
       </w:r>
-      <w:hyperlink w:history="1" r:id="rIdnajkw-spqgnpcumpbxqn2">
+      <w:hyperlink w:history="1" r:id="rId8jyoo7c84pg4amade0ows">
         <w:r>
           <w:rPr>
             <w:rFonts w:ascii="Arial" w:cs="Arial" w:eastAsia="Arial" w:hAnsi="Arial"/>
@@ -12508,7 +12508,7 @@
             <w:pPr>
               <w:spacing w:after="20" w:before="0"/>
             </w:pPr>
-            <w:hyperlink w:history="1" r:id="rIdkvp1jgcg_agdn7vbaqhxc">
+            <w:hyperlink w:history="1" r:id="rIdavfd9twubj_ikxgetnrts">
               <w:r>
                 <w:rPr>
                   <w:rFonts w:ascii="Arial" w:cs="Arial" w:eastAsia="Arial" w:hAnsi="Arial"/>
@@ -12541,7 +12541,7 @@
               <w:spacing w:after="10" w:before="0"/>
               <w:ind w:left="120"/>
             </w:pPr>
-            <w:hyperlink w:history="1" r:id="rIdfhj5jsffhq-cig4pprdh9">
+            <w:hyperlink w:history="1" r:id="rIdkb1epby5v0verbxcoorog">
               <w:r>
                 <w:rPr>
                   <w:rFonts w:ascii="Arial" w:cs="Arial" w:eastAsia="Arial" w:hAnsi="Arial"/>
@@ -12586,7 +12586,7 @@
             <w:pPr>
               <w:spacing w:after="20" w:before="0"/>
             </w:pPr>
-            <w:hyperlink w:history="1" r:id="rIdzzs6oyw6pr1exgrq3qqod">
+            <w:hyperlink w:history="1" r:id="rIdalta5cbef00ptnlal_jht">
               <w:r>
                 <w:rPr>
                   <w:rFonts w:ascii="Arial" w:cs="Arial" w:eastAsia="Arial" w:hAnsi="Arial"/>
@@ -12619,7 +12619,7 @@
               <w:spacing w:after="10" w:before="0"/>
               <w:ind w:left="120"/>
             </w:pPr>
-            <w:hyperlink w:history="1" r:id="rIdbjdfxtrf0zpfr9-s_egve">
+            <w:hyperlink w:history="1" r:id="rIdolu4n2unbg97zqdlnweoq">
               <w:r>
                 <w:rPr>
                   <w:rFonts w:ascii="Arial" w:cs="Arial" w:eastAsia="Arial" w:hAnsi="Arial"/>
@@ -12819,7 +12819,7 @@
             <w:pPr>
               <w:spacing w:after="20" w:before="0"/>
             </w:pPr>
-            <w:hyperlink w:history="1" r:id="rIdfs2bo-qxfom1gakhhtujv">
+            <w:hyperlink w:history="1" r:id="rIdfaeuly1xov_acon7ss3he">
               <w:r>
                 <w:rPr>
                   <w:rFonts w:ascii="Arial" w:cs="Arial" w:eastAsia="Arial" w:hAnsi="Arial"/>
@@ -12852,7 +12852,7 @@
               <w:spacing w:after="10" w:before="0"/>
               <w:ind w:left="120"/>
             </w:pPr>
-            <w:hyperlink w:history="1" r:id="rId51klalhfuzxtxofpwras9">
+            <w:hyperlink w:history="1" r:id="rId0lowcivxo9fzdcpedh2ap">
               <w:r>
                 <w:rPr>
                   <w:rFonts w:ascii="Arial" w:cs="Arial" w:eastAsia="Arial" w:hAnsi="Arial"/>
@@ -12897,7 +12897,7 @@
             <w:pPr>
               <w:spacing w:after="20" w:before="0"/>
             </w:pPr>
-            <w:hyperlink w:history="1" r:id="rIdgwmztdtcqkw66zbawdr_d">
+            <w:hyperlink w:history="1" r:id="rIdbckjsu1hswssgp86carfw">
               <w:r>
                 <w:rPr>
                   <w:rFonts w:ascii="Arial" w:cs="Arial" w:eastAsia="Arial" w:hAnsi="Arial"/>
@@ -12930,7 +12930,7 @@
               <w:spacing w:after="10" w:before="0"/>
               <w:ind w:left="120"/>
             </w:pPr>
-            <w:hyperlink w:history="1" r:id="rIde3x0aqqlisehqtwgxyoa0">
+            <w:hyperlink w:history="1" r:id="rIdy1gdisrdm2y30xmfzygf3">
               <w:r>
                 <w:rPr>
                   <w:rFonts w:ascii="Arial" w:cs="Arial" w:eastAsia="Arial" w:hAnsi="Arial"/>
@@ -13130,7 +13130,7 @@
             <w:pPr>
               <w:spacing w:after="20" w:before="0"/>
             </w:pPr>
-            <w:hyperlink w:history="1" r:id="rIdccvu9zzukumeleqcrctr0">
+            <w:hyperlink w:history="1" r:id="rIdgxtrohjbjll60fbpofkjk">
               <w:r>
                 <w:rPr>
                   <w:rFonts w:ascii="Arial" w:cs="Arial" w:eastAsia="Arial" w:hAnsi="Arial"/>
@@ -13179,7 +13179,7 @@
               <w:spacing w:after="10" w:before="0"/>
               <w:ind w:left="120"/>
             </w:pPr>
-            <w:hyperlink w:history="1" r:id="rId1zmycisks4ezdstrwxre8">
+            <w:hyperlink w:history="1" r:id="rIdnuo_e8mwfmnwtsg0qal6y">
               <w:r>
                 <w:rPr>
                   <w:rFonts w:ascii="Arial" w:cs="Arial" w:eastAsia="Arial" w:hAnsi="Arial"/>
@@ -13224,7 +13224,7 @@
             <w:pPr>
               <w:spacing w:after="20" w:before="0"/>
             </w:pPr>
-            <w:hyperlink w:history="1" r:id="rIdjdtn8odljrfu3n6x0msit">
+            <w:hyperlink w:history="1" r:id="rIdvapmll5vonsa1pczekqai">
               <w:r>
                 <w:rPr>
                   <w:rFonts w:ascii="Arial" w:cs="Arial" w:eastAsia="Arial" w:hAnsi="Arial"/>
@@ -13257,7 +13257,7 @@
               <w:spacing w:after="10" w:before="0"/>
               <w:ind w:left="120"/>
             </w:pPr>
-            <w:hyperlink w:history="1" r:id="rIdcmvjygzjuz3dxpf3hp4re">
+            <w:hyperlink w:history="1" r:id="rIdohptzlkp_w7bceb4__dbl">
               <w:r>
                 <w:rPr>
                   <w:rFonts w:ascii="Arial" w:cs="Arial" w:eastAsia="Arial" w:hAnsi="Arial"/>
@@ -13457,7 +13457,7 @@
             <w:pPr>
               <w:spacing w:after="20" w:before="0"/>
             </w:pPr>
-            <w:hyperlink w:history="1" r:id="rId9ji3l9ux7t6bhm4m10q8t">
+            <w:hyperlink w:history="1" r:id="rIdayuk_ne9lgajzbnmz9ocv">
               <w:r>
                 <w:rPr>
                   <w:rFonts w:ascii="Arial" w:cs="Arial" w:eastAsia="Arial" w:hAnsi="Arial"/>
@@ -13506,7 +13506,7 @@
               <w:spacing w:after="10" w:before="0"/>
               <w:ind w:left="120"/>
             </w:pPr>
-            <w:hyperlink w:history="1" r:id="rId3djzpervv9suyprcmsyrc">
+            <w:hyperlink w:history="1" r:id="rId1s2jlbutq9i1dvgbrgkfq">
               <w:r>
                 <w:rPr>
                   <w:rFonts w:ascii="Arial" w:cs="Arial" w:eastAsia="Arial" w:hAnsi="Arial"/>
@@ -13551,7 +13551,7 @@
             <w:pPr>
               <w:spacing w:after="20" w:before="0"/>
             </w:pPr>
-            <w:hyperlink w:history="1" r:id="rId_wtrv1tkejrtqoiwrxcpk">
+            <w:hyperlink w:history="1" r:id="rIded5qfs619-v_btx_spshp">
               <w:r>
                 <w:rPr>
                   <w:rFonts w:ascii="Arial" w:cs="Arial" w:eastAsia="Arial" w:hAnsi="Arial"/>
@@ -13584,7 +13584,7 @@
               <w:spacing w:after="10" w:before="0"/>
               <w:ind w:left="120"/>
             </w:pPr>
-            <w:hyperlink w:history="1" r:id="rIdjzpg8opubyeuifl02x_r3">
+            <w:hyperlink w:history="1" r:id="rIdt9q6negkzxtk7enfyyzh3">
               <w:r>
                 <w:rPr>
                   <w:rFonts w:ascii="Arial" w:cs="Arial" w:eastAsia="Arial" w:hAnsi="Arial"/>
@@ -13784,7 +13784,7 @@
             <w:pPr>
               <w:spacing w:after="20" w:before="0"/>
             </w:pPr>
-            <w:hyperlink w:history="1" r:id="rIdepsxwvgybznekdoaucvwt">
+            <w:hyperlink w:history="1" r:id="rId_xkzxnbv6dooehxdzl4fc">
               <w:r>
                 <w:rPr>
                   <w:rFonts w:ascii="Arial" w:cs="Arial" w:eastAsia="Arial" w:hAnsi="Arial"/>
@@ -13833,7 +13833,7 @@
               <w:spacing w:after="10" w:before="0"/>
               <w:ind w:left="120"/>
             </w:pPr>
-            <w:hyperlink w:history="1" r:id="rIdl0auxddarijzjsptakqzq">
+            <w:hyperlink w:history="1" r:id="rIdxs0cr9jrwbinr24mrtpl5">
               <w:r>
                 <w:rPr>
                   <w:rFonts w:ascii="Arial" w:cs="Arial" w:eastAsia="Arial" w:hAnsi="Arial"/>
@@ -13878,7 +13878,7 @@
             <w:pPr>
               <w:spacing w:after="20" w:before="0"/>
             </w:pPr>
-            <w:hyperlink w:history="1" r:id="rIdhy9angoeeeuvh4oqrxm0k">
+            <w:hyperlink w:history="1" r:id="rIdampt-tuea31dbjanungp8">
               <w:r>
                 <w:rPr>
                   <w:rFonts w:ascii="Arial" w:cs="Arial" w:eastAsia="Arial" w:hAnsi="Arial"/>
@@ -13911,7 +13911,7 @@
               <w:spacing w:after="10" w:before="0"/>
               <w:ind w:left="120"/>
             </w:pPr>
-            <w:hyperlink w:history="1" r:id="rIdyecpqnxjfxahu8dom2qzs">
+            <w:hyperlink w:history="1" r:id="rId6wsysbmqh7iabvc7yqbc1">
               <w:r>
                 <w:rPr>
                   <w:rFonts w:ascii="Arial" w:cs="Arial" w:eastAsia="Arial" w:hAnsi="Arial"/>
@@ -14436,7 +14436,7 @@
         </w:rPr>
         <w:t xml:space="preserve">© 2026 SeaVuria and ARES. Aligned with KICD objectives. Developed by SeaVuria; technical implementation by ARES (with AI assistance from Claude). Licensed under </w:t>
       </w:r>
-      <w:hyperlink w:history="1" r:id="rIdxhrltpq_ixuzapyoqnhxb">
+      <w:hyperlink w:history="1" r:id="rId4eorrfuyu3afstvusf0np">
         <w:r>
           <w:rPr>
             <w:rFonts w:ascii="Arial" w:cs="Arial" w:eastAsia="Arial" w:hAnsi="Arial"/>
@@ -14457,7 +14457,7 @@
         </w:rPr>
         <w:t xml:space="preserve"> (</w:t>
       </w:r>
-      <w:hyperlink w:history="1" r:id="rIdyc6f52wu_jq5vtczpjucm">
+      <w:hyperlink w:history="1" r:id="rIdys14q_nmwsulvus66xdto">
         <w:r>
           <w:rPr>
             <w:rFonts w:ascii="Arial" w:cs="Arial" w:eastAsia="Arial" w:hAnsi="Arial"/>
@@ -15497,7 +15497,7 @@
             <w:pPr>
               <w:spacing w:after="20" w:before="0"/>
             </w:pPr>
-            <w:hyperlink w:history="1" r:id="rIdnwlgbxsp7xs-m3exw2shl">
+            <w:hyperlink w:history="1" r:id="rIdaugqyglbrusquu0p9x9it">
               <w:r>
                 <w:rPr>
                   <w:rFonts w:ascii="Arial" w:cs="Arial" w:eastAsia="Arial" w:hAnsi="Arial"/>
@@ -15530,7 +15530,7 @@
               <w:spacing w:after="10" w:before="0"/>
               <w:ind w:left="120"/>
             </w:pPr>
-            <w:hyperlink w:history="1" r:id="rIdjv8qxavjsi9uh_reurgsd">
+            <w:hyperlink w:history="1" r:id="rIdk-m2uhnhptblzywso8yx3">
               <w:r>
                 <w:rPr>
                   <w:rFonts w:ascii="Arial" w:cs="Arial" w:eastAsia="Arial" w:hAnsi="Arial"/>
@@ -15575,7 +15575,7 @@
             <w:pPr>
               <w:spacing w:after="20" w:before="0"/>
             </w:pPr>
-            <w:hyperlink w:history="1" r:id="rId_tczgokxcji1m1ybqg3_y">
+            <w:hyperlink w:history="1" r:id="rIdldsrurkambcw9q3jeblah">
               <w:r>
                 <w:rPr>
                   <w:rFonts w:ascii="Arial" w:cs="Arial" w:eastAsia="Arial" w:hAnsi="Arial"/>
@@ -15624,7 +15624,7 @@
               <w:spacing w:after="10" w:before="0"/>
               <w:ind w:left="120"/>
             </w:pPr>
-            <w:hyperlink w:history="1" r:id="rIdyy90izossurps-6ljfda_">
+            <w:hyperlink w:history="1" r:id="rIdk7ntm7bn50pjgzoptohpd">
               <w:r>
                 <w:rPr>
                   <w:rFonts w:ascii="Arial" w:cs="Arial" w:eastAsia="Arial" w:hAnsi="Arial"/>
@@ -15824,7 +15824,7 @@
             <w:pPr>
               <w:spacing w:after="20" w:before="0"/>
             </w:pPr>
-            <w:hyperlink w:history="1" r:id="rIdukngpmdjbitfjkiayp9pv">
+            <w:hyperlink w:history="1" r:id="rId5krvafpilfexr-uba9gat">
               <w:r>
                 <w:rPr>
                   <w:rFonts w:ascii="Arial" w:cs="Arial" w:eastAsia="Arial" w:hAnsi="Arial"/>
@@ -15857,7 +15857,7 @@
               <w:spacing w:after="10" w:before="0"/>
               <w:ind w:left="120"/>
             </w:pPr>
-            <w:hyperlink w:history="1" r:id="rId2ynxu_8qybbgwqpatr4td">
+            <w:hyperlink w:history="1" r:id="rIdu2razhbhckusngtqmwtfm">
               <w:r>
                 <w:rPr>
                   <w:rFonts w:ascii="Arial" w:cs="Arial" w:eastAsia="Arial" w:hAnsi="Arial"/>
@@ -15902,7 +15902,7 @@
             <w:pPr>
               <w:spacing w:after="20" w:before="0"/>
             </w:pPr>
-            <w:hyperlink w:history="1" r:id="rId_oj1vy-ko7oxjotjzsl-f">
+            <w:hyperlink w:history="1" r:id="rIdjloxixxw5_-zdjaifrlig">
               <w:r>
                 <w:rPr>
                   <w:rFonts w:ascii="Arial" w:cs="Arial" w:eastAsia="Arial" w:hAnsi="Arial"/>
@@ -15951,7 +15951,7 @@
               <w:spacing w:after="10" w:before="0"/>
               <w:ind w:left="120"/>
             </w:pPr>
-            <w:hyperlink w:history="1" r:id="rIdziyoyonk67sls6dvdzoaa">
+            <w:hyperlink w:history="1" r:id="rId7wjavpotb6xoeligi8poj">
               <w:r>
                 <w:rPr>
                   <w:rFonts w:ascii="Arial" w:cs="Arial" w:eastAsia="Arial" w:hAnsi="Arial"/>
@@ -16151,7 +16151,7 @@
             <w:pPr>
               <w:spacing w:after="20" w:before="0"/>
             </w:pPr>
-            <w:hyperlink w:history="1" r:id="rIdeazrlotrowfqhubll_std">
+            <w:hyperlink w:history="1" r:id="rIdhkzajq6q9ftbq31ql8nyt">
               <w:r>
                 <w:rPr>
                   <w:rFonts w:ascii="Arial" w:cs="Arial" w:eastAsia="Arial" w:hAnsi="Arial"/>
@@ -16200,7 +16200,7 @@
               <w:spacing w:after="10" w:before="0"/>
               <w:ind w:left="120"/>
             </w:pPr>
-            <w:hyperlink w:history="1" r:id="rId8re9esv6nmyoimq9v7ra2">
+            <w:hyperlink w:history="1" r:id="rIdz04oepufgt-cac4zjvmbm">
               <w:r>
                 <w:rPr>
                   <w:rFonts w:ascii="Arial" w:cs="Arial" w:eastAsia="Arial" w:hAnsi="Arial"/>
@@ -16245,7 +16245,7 @@
             <w:pPr>
               <w:spacing w:after="20" w:before="0"/>
             </w:pPr>
-            <w:hyperlink w:history="1" r:id="rIdqtiqzw30ans2f50s9nuxw">
+            <w:hyperlink w:history="1" r:id="rIdu1i7obhweom8sn8txfujz">
               <w:r>
                 <w:rPr>
                   <w:rFonts w:ascii="Arial" w:cs="Arial" w:eastAsia="Arial" w:hAnsi="Arial"/>
@@ -16294,7 +16294,7 @@
               <w:spacing w:after="10" w:before="0"/>
               <w:ind w:left="120"/>
             </w:pPr>
-            <w:hyperlink w:history="1" r:id="rIdktdk_hw6afvulqlrohl4h">
+            <w:hyperlink w:history="1" r:id="rIdpemqgld51q421dwavtxva">
               <w:r>
                 <w:rPr>
                   <w:rFonts w:ascii="Arial" w:cs="Arial" w:eastAsia="Arial" w:hAnsi="Arial"/>
@@ -16494,7 +16494,7 @@
             <w:pPr>
               <w:spacing w:after="20" w:before="0"/>
             </w:pPr>
-            <w:hyperlink w:history="1" r:id="rIdtbqz0nz6hrnkg5xv8zbuy">
+            <w:hyperlink w:history="1" r:id="rId5w4lioc2j5oyq8qbvv-nv">
               <w:r>
                 <w:rPr>
                   <w:rFonts w:ascii="Arial" w:cs="Arial" w:eastAsia="Arial" w:hAnsi="Arial"/>
@@ -16543,7 +16543,7 @@
               <w:spacing w:after="10" w:before="0"/>
               <w:ind w:left="120"/>
             </w:pPr>
-            <w:hyperlink w:history="1" r:id="rId9mu-0-r7aeiclcgmpt24-">
+            <w:hyperlink w:history="1" r:id="rIdl5gioskvfkxo6rk3agprv">
               <w:r>
                 <w:rPr>
                   <w:rFonts w:ascii="Arial" w:cs="Arial" w:eastAsia="Arial" w:hAnsi="Arial"/>
@@ -16588,7 +16588,7 @@
             <w:pPr>
               <w:spacing w:after="20" w:before="0"/>
             </w:pPr>
-            <w:hyperlink w:history="1" r:id="rIdb_zahyhcwy5gv75fgn_8r">
+            <w:hyperlink w:history="1" r:id="rIdkvw0h7a0n9wfo8s1easou">
               <w:r>
                 <w:rPr>
                   <w:rFonts w:ascii="Arial" w:cs="Arial" w:eastAsia="Arial" w:hAnsi="Arial"/>
@@ -16637,7 +16637,7 @@
               <w:spacing w:after="10" w:before="0"/>
               <w:ind w:left="120"/>
             </w:pPr>
-            <w:hyperlink w:history="1" r:id="rIduh0ehfajuxwgjrog1os-l">
+            <w:hyperlink w:history="1" r:id="rId9wh5hu-bqrnnldxzy-a7h">
               <w:r>
                 <w:rPr>
                   <w:rFonts w:ascii="Arial" w:cs="Arial" w:eastAsia="Arial" w:hAnsi="Arial"/>
@@ -16837,7 +16837,7 @@
             <w:pPr>
               <w:spacing w:after="20" w:before="0"/>
             </w:pPr>
-            <w:hyperlink w:history="1" r:id="rId4k9n064wclfeeqvibzxb-">
+            <w:hyperlink w:history="1" r:id="rIdvllvym8zjzha0yzyb6nez">
               <w:r>
                 <w:rPr>
                   <w:rFonts w:ascii="Arial" w:cs="Arial" w:eastAsia="Arial" w:hAnsi="Arial"/>
@@ -16886,7 +16886,7 @@
               <w:spacing w:after="10" w:before="0"/>
               <w:ind w:left="120"/>
             </w:pPr>
-            <w:hyperlink w:history="1" r:id="rIdqijffxdffj3tiu1_bqkjr">
+            <w:hyperlink w:history="1" r:id="rIdrxkc8rsvlziobippuky2a">
               <w:r>
                 <w:rPr>
                   <w:rFonts w:ascii="Arial" w:cs="Arial" w:eastAsia="Arial" w:hAnsi="Arial"/>
@@ -16931,7 +16931,7 @@
             <w:pPr>
               <w:spacing w:after="20" w:before="0"/>
             </w:pPr>
-            <w:hyperlink w:history="1" r:id="rId2mzxyhehtchzfm_u8plhk">
+            <w:hyperlink w:history="1" r:id="rIddnjclypttkk1y3gdjyncc">
               <w:r>
                 <w:rPr>
                   <w:rFonts w:ascii="Arial" w:cs="Arial" w:eastAsia="Arial" w:hAnsi="Arial"/>
@@ -16980,7 +16980,7 @@
               <w:spacing w:after="10" w:before="0"/>
               <w:ind w:left="120"/>
             </w:pPr>
-            <w:hyperlink w:history="1" r:id="rIdiemulsacasf3bzshb9yls">
+            <w:hyperlink w:history="1" r:id="rId3to1gtlmwbvj3eqm3w9ua">
               <w:r>
                 <w:rPr>
                   <w:rFonts w:ascii="Arial" w:cs="Arial" w:eastAsia="Arial" w:hAnsi="Arial"/>
@@ -17505,7 +17505,7 @@
         </w:rPr>
         <w:t xml:space="preserve">© 2026 SeaVuria and ARES. Aligned with KICD objectives. Developed by SeaVuria; technical implementation by ARES (with AI assistance from Claude). Licensed under </w:t>
       </w:r>
-      <w:hyperlink w:history="1" r:id="rIdnhgh4yjdjqz69bpecyror">
+      <w:hyperlink w:history="1" r:id="rIdve7gdxmzpyjuxky-erysw">
         <w:r>
           <w:rPr>
             <w:rFonts w:ascii="Arial" w:cs="Arial" w:eastAsia="Arial" w:hAnsi="Arial"/>
@@ -17526,7 +17526,7 @@
         </w:rPr>
         <w:t xml:space="preserve"> (</w:t>
       </w:r>
-      <w:hyperlink w:history="1" r:id="rIddg_qbn2wzbwneqnywvj_z">
+      <w:hyperlink w:history="1" r:id="rIdscggmqxokx5kphlmlbvie">
         <w:r>
           <w:rPr>
             <w:rFonts w:ascii="Arial" w:cs="Arial" w:eastAsia="Arial" w:hAnsi="Arial"/>
@@ -18566,7 +18566,7 @@
             <w:pPr>
               <w:spacing w:after="20" w:before="0"/>
             </w:pPr>
-            <w:hyperlink w:history="1" r:id="rId6unswjhfp6qsxe582rk_u">
+            <w:hyperlink w:history="1" r:id="rId-u8_fmmcw5zdas5484hw4">
               <w:r>
                 <w:rPr>
                   <w:rFonts w:ascii="Arial" w:cs="Arial" w:eastAsia="Arial" w:hAnsi="Arial"/>
@@ -18599,7 +18599,7 @@
               <w:spacing w:after="10" w:before="0"/>
               <w:ind w:left="120"/>
             </w:pPr>
-            <w:hyperlink w:history="1" r:id="rIdo1ogft-tixgfh1pjp8io0">
+            <w:hyperlink w:history="1" r:id="rIdbp-ofslrssqwamwdu0hx8">
               <w:r>
                 <w:rPr>
                   <w:rFonts w:ascii="Arial" w:cs="Arial" w:eastAsia="Arial" w:hAnsi="Arial"/>
@@ -18661,7 +18661,7 @@
               <w:spacing w:after="10" w:before="0"/>
               <w:ind w:left="120"/>
             </w:pPr>
-            <w:hyperlink w:history="1" r:id="rIdlsrls9jefez9y4o2ck_yi">
+            <w:hyperlink w:history="1" r:id="rIdenl9yu9ax3s8uvgafuacj">
               <w:r>
                 <w:rPr>
                   <w:rFonts w:ascii="Arial" w:cs="Arial" w:eastAsia="Arial" w:hAnsi="Arial"/>
@@ -18876,7 +18876,7 @@
             <w:pPr>
               <w:spacing w:after="20" w:before="0"/>
             </w:pPr>
-            <w:hyperlink w:history="1" r:id="rIdfnwx4oztfxvd0rm4pqhtu">
+            <w:hyperlink w:history="1" r:id="rIdszzjqcb4x_dvnohdtwe4c">
               <w:r>
                 <w:rPr>
                   <w:rFonts w:ascii="Arial" w:cs="Arial" w:eastAsia="Arial" w:hAnsi="Arial"/>
@@ -18909,7 +18909,7 @@
               <w:spacing w:after="10" w:before="0"/>
               <w:ind w:left="120"/>
             </w:pPr>
-            <w:hyperlink w:history="1" r:id="rIdftlvqxjkzsytescmy5r7t">
+            <w:hyperlink w:history="1" r:id="rIdvlgftdlqsrrgc7ynaoyyk">
               <w:r>
                 <w:rPr>
                   <w:rFonts w:ascii="Arial" w:cs="Arial" w:eastAsia="Arial" w:hAnsi="Arial"/>
@@ -18971,7 +18971,7 @@
               <w:spacing w:after="10" w:before="0"/>
               <w:ind w:left="120"/>
             </w:pPr>
-            <w:hyperlink w:history="1" r:id="rIdacjnlget7vdjxfnb9_nye">
+            <w:hyperlink w:history="1" r:id="rIdv1ygegih990kzi-mouqfo">
               <w:r>
                 <w:rPr>
                   <w:rFonts w:ascii="Arial" w:cs="Arial" w:eastAsia="Arial" w:hAnsi="Arial"/>
@@ -19186,7 +19186,7 @@
             <w:pPr>
               <w:spacing w:after="20" w:before="0"/>
             </w:pPr>
-            <w:hyperlink w:history="1" r:id="rId2xjydxctopbjpcrvolffj">
+            <w:hyperlink w:history="1" r:id="rIdxh4fhm8lwpgmnp_zux_s9">
               <w:r>
                 <w:rPr>
                   <w:rFonts w:ascii="Arial" w:cs="Arial" w:eastAsia="Arial" w:hAnsi="Arial"/>
@@ -19235,7 +19235,7 @@
               <w:spacing w:after="10" w:before="0"/>
               <w:ind w:left="120"/>
             </w:pPr>
-            <w:hyperlink w:history="1" r:id="rIdtjoyg9c3j-pqchtorqpc-">
+            <w:hyperlink w:history="1" r:id="rId6ckgixrdd7hw09y-hj7fl">
               <w:r>
                 <w:rPr>
                   <w:rFonts w:ascii="Arial" w:cs="Arial" w:eastAsia="Arial" w:hAnsi="Arial"/>
@@ -19297,7 +19297,7 @@
               <w:spacing w:after="10" w:before="0"/>
               <w:ind w:left="120"/>
             </w:pPr>
-            <w:hyperlink w:history="1" r:id="rIdtj6tvz8wzbfjxncllntey">
+            <w:hyperlink w:history="1" r:id="rIds-rwqqx0v03z-ilhd69hj">
               <w:r>
                 <w:rPr>
                   <w:rFonts w:ascii="Arial" w:cs="Arial" w:eastAsia="Arial" w:hAnsi="Arial"/>
@@ -19512,7 +19512,7 @@
             <w:pPr>
               <w:spacing w:after="20" w:before="0"/>
             </w:pPr>
-            <w:hyperlink w:history="1" r:id="rIdjk-amxromvnhnjhat9xkr">
+            <w:hyperlink w:history="1" r:id="rId6hcjcrojlmm73-wbyyl8v">
               <w:r>
                 <w:rPr>
                   <w:rFonts w:ascii="Arial" w:cs="Arial" w:eastAsia="Arial" w:hAnsi="Arial"/>
@@ -19545,7 +19545,7 @@
               <w:spacing w:after="10" w:before="0"/>
               <w:ind w:left="120"/>
             </w:pPr>
-            <w:hyperlink w:history="1" r:id="rIde-ughvkc9c45uap6pflpk">
+            <w:hyperlink w:history="1" r:id="rId8ylohmt4cbvupokfpqvzm">
               <w:r>
                 <w:rPr>
                   <w:rFonts w:ascii="Arial" w:cs="Arial" w:eastAsia="Arial" w:hAnsi="Arial"/>
@@ -19607,7 +19607,7 @@
               <w:spacing w:after="10" w:before="0"/>
               <w:ind w:left="120"/>
             </w:pPr>
-            <w:hyperlink w:history="1" r:id="rIdiook7cfdd7avnzh7mh_uj">
+            <w:hyperlink w:history="1" r:id="rIdbw3lypf6-pkm-wjrtw-gl">
               <w:r>
                 <w:rPr>
                   <w:rFonts w:ascii="Arial" w:cs="Arial" w:eastAsia="Arial" w:hAnsi="Arial"/>
@@ -19822,7 +19822,7 @@
             <w:pPr>
               <w:spacing w:after="20" w:before="0"/>
             </w:pPr>
-            <w:hyperlink w:history="1" r:id="rId-j6mqlt5pc57fstz1hgbt">
+            <w:hyperlink w:history="1" r:id="rIdox7jwn3z03wu6df4mfn_b">
               <w:r>
                 <w:rPr>
                   <w:rFonts w:ascii="Arial" w:cs="Arial" w:eastAsia="Arial" w:hAnsi="Arial"/>
@@ -19855,7 +19855,7 @@
               <w:spacing w:after="10" w:before="0"/>
               <w:ind w:left="120"/>
             </w:pPr>
-            <w:hyperlink w:history="1" r:id="rIdxbvp2dcu5ei4d65dprjyd">
+            <w:hyperlink w:history="1" r:id="rIda6yjekehvjjfequo9wcu3">
               <w:r>
                 <w:rPr>
                   <w:rFonts w:ascii="Arial" w:cs="Arial" w:eastAsia="Arial" w:hAnsi="Arial"/>
@@ -19917,7 +19917,7 @@
               <w:spacing w:after="10" w:before="0"/>
               <w:ind w:left="120"/>
             </w:pPr>
-            <w:hyperlink w:history="1" r:id="rIdyilvyei2cpjl4z3o80ltj">
+            <w:hyperlink w:history="1" r:id="rIdjawmxarngtqmoxlzkqqt9">
               <w:r>
                 <w:rPr>
                   <w:rFonts w:ascii="Arial" w:cs="Arial" w:eastAsia="Arial" w:hAnsi="Arial"/>
@@ -20457,7 +20457,7 @@
         </w:rPr>
         <w:t xml:space="preserve">© 2026 SeaVuria and ARES. Aligned with KICD objectives. Developed by SeaVuria; technical implementation by ARES (with AI assistance from Claude). Licensed under </w:t>
       </w:r>
-      <w:hyperlink w:history="1" r:id="rIdht-g3bsuszl507lincvc0">
+      <w:hyperlink w:history="1" r:id="rIdq1hbwcypgaimuf6gkva_e">
         <w:r>
           <w:rPr>
             <w:rFonts w:ascii="Arial" w:cs="Arial" w:eastAsia="Arial" w:hAnsi="Arial"/>
@@ -20478,7 +20478,7 @@
         </w:rPr>
         <w:t xml:space="preserve"> (</w:t>
       </w:r>
-      <w:hyperlink w:history="1" r:id="rIdidme5auhw_memmxpehzst">
+      <w:hyperlink w:history="1" r:id="rId9t_qgjpyjg6e9qrmeqods">
         <w:r>
           <w:rPr>
             <w:rFonts w:ascii="Arial" w:cs="Arial" w:eastAsia="Arial" w:hAnsi="Arial"/>
@@ -21518,7 +21518,7 @@
             <w:pPr>
               <w:spacing w:after="20" w:before="0"/>
             </w:pPr>
-            <w:hyperlink w:history="1" r:id="rIdnn2ycnufxxtyt0_o1w1fn">
+            <w:hyperlink w:history="1" r:id="rIda-j026ljvtrn8-qi4unz2">
               <w:r>
                 <w:rPr>
                   <w:rFonts w:ascii="Arial" w:cs="Arial" w:eastAsia="Arial" w:hAnsi="Arial"/>
@@ -21551,7 +21551,7 @@
               <w:spacing w:after="10" w:before="0"/>
               <w:ind w:left="120"/>
             </w:pPr>
-            <w:hyperlink w:history="1" r:id="rIdjnang907cm9j7ftwb6gno">
+            <w:hyperlink w:history="1" r:id="rIdn0jg9uynsd96ntkmse1pb">
               <w:r>
                 <w:rPr>
                   <w:rFonts w:ascii="Arial" w:cs="Arial" w:eastAsia="Arial" w:hAnsi="Arial"/>
@@ -21596,7 +21596,7 @@
             <w:pPr>
               <w:spacing w:after="20" w:before="0"/>
             </w:pPr>
-            <w:hyperlink w:history="1" r:id="rIdjvdl_vsjxwcfiqxuhucp4">
+            <w:hyperlink w:history="1" r:id="rIdvupee5wfwcjzeqn4ywfbq">
               <w:r>
                 <w:rPr>
                   <w:rFonts w:ascii="Arial" w:cs="Arial" w:eastAsia="Arial" w:hAnsi="Arial"/>
@@ -21645,7 +21645,7 @@
               <w:spacing w:after="10" w:before="0"/>
               <w:ind w:left="120"/>
             </w:pPr>
-            <w:hyperlink w:history="1" r:id="rIdgcnjnar_y3lfauswujtvr">
+            <w:hyperlink w:history="1" r:id="rId5fc7szoloxeil3tzdl8zb">
               <w:r>
                 <w:rPr>
                   <w:rFonts w:ascii="Arial" w:cs="Arial" w:eastAsia="Arial" w:hAnsi="Arial"/>
@@ -21845,7 +21845,7 @@
             <w:pPr>
               <w:spacing w:after="20" w:before="0"/>
             </w:pPr>
-            <w:hyperlink w:history="1" r:id="rId6rf0rsnsyjhwtorrvwaik">
+            <w:hyperlink w:history="1" r:id="rIdjzqkpj3nnvscpmnmst78x">
               <w:r>
                 <w:rPr>
                   <w:rFonts w:ascii="Arial" w:cs="Arial" w:eastAsia="Arial" w:hAnsi="Arial"/>
@@ -21878,7 +21878,7 @@
               <w:spacing w:after="10" w:before="0"/>
               <w:ind w:left="120"/>
             </w:pPr>
-            <w:hyperlink w:history="1" r:id="rIdtrkxicoq2qk-jkyt5ql2g">
+            <w:hyperlink w:history="1" r:id="rIds1amubjh41g6ivlp7t9oh">
               <w:r>
                 <w:rPr>
                   <w:rFonts w:ascii="Arial" w:cs="Arial" w:eastAsia="Arial" w:hAnsi="Arial"/>
@@ -21923,7 +21923,7 @@
             <w:pPr>
               <w:spacing w:after="20" w:before="0"/>
             </w:pPr>
-            <w:hyperlink w:history="1" r:id="rIdk1zorkkfegnsp5kxbbuy9">
+            <w:hyperlink w:history="1" r:id="rIdttut7ovl6rqoyr3-lwyql">
               <w:r>
                 <w:rPr>
                   <w:rFonts w:ascii="Arial" w:cs="Arial" w:eastAsia="Arial" w:hAnsi="Arial"/>
@@ -21972,7 +21972,7 @@
               <w:spacing w:after="10" w:before="0"/>
               <w:ind w:left="120"/>
             </w:pPr>
-            <w:hyperlink w:history="1" r:id="rIduxy4252ury9ako5io04sp">
+            <w:hyperlink w:history="1" r:id="rIdhp6-zxes14ykajd3kkala">
               <w:r>
                 <w:rPr>
                   <w:rFonts w:ascii="Arial" w:cs="Arial" w:eastAsia="Arial" w:hAnsi="Arial"/>
@@ -22172,7 +22172,7 @@
             <w:pPr>
               <w:spacing w:after="20" w:before="0"/>
             </w:pPr>
-            <w:hyperlink w:history="1" r:id="rIdtru6wak5lj7ea5wlj4vbj">
+            <w:hyperlink w:history="1" r:id="rIduafcss6aaf0smq8_h4sdw">
               <w:r>
                 <w:rPr>
                   <w:rFonts w:ascii="Arial" w:cs="Arial" w:eastAsia="Arial" w:hAnsi="Arial"/>
@@ -22205,7 +22205,7 @@
               <w:spacing w:after="10" w:before="0"/>
               <w:ind w:left="120"/>
             </w:pPr>
-            <w:hyperlink w:history="1" r:id="rIdm6idj9z6_aklliivgo1tj">
+            <w:hyperlink w:history="1" r:id="rId3boiuvhr3971ncakhopm3">
               <w:r>
                 <w:rPr>
                   <w:rFonts w:ascii="Arial" w:cs="Arial" w:eastAsia="Arial" w:hAnsi="Arial"/>
@@ -22250,7 +22250,7 @@
             <w:pPr>
               <w:spacing w:after="20" w:before="0"/>
             </w:pPr>
-            <w:hyperlink w:history="1" r:id="rIdke46ouwqbeute-ybf9qle">
+            <w:hyperlink w:history="1" r:id="rIdckxsb_qxwbpmsxffzteug">
               <w:r>
                 <w:rPr>
                   <w:rFonts w:ascii="Arial" w:cs="Arial" w:eastAsia="Arial" w:hAnsi="Arial"/>
@@ -22299,7 +22299,7 @@
               <w:spacing w:after="10" w:before="0"/>
               <w:ind w:left="120"/>
             </w:pPr>
-            <w:hyperlink w:history="1" r:id="rId_xlyaqx0op3cywt4oiej7">
+            <w:hyperlink w:history="1" r:id="rIdoujrvnzanxgr8ip3zfc5g">
               <w:r>
                 <w:rPr>
                   <w:rFonts w:ascii="Arial" w:cs="Arial" w:eastAsia="Arial" w:hAnsi="Arial"/>
@@ -22499,7 +22499,7 @@
             <w:pPr>
               <w:spacing w:after="20" w:before="0"/>
             </w:pPr>
-            <w:hyperlink w:history="1" r:id="rIdlf7wuk7hempn3mnmq1lwm">
+            <w:hyperlink w:history="1" r:id="rIdxshyuj_4022m-omtpvea2">
               <w:r>
                 <w:rPr>
                   <w:rFonts w:ascii="Arial" w:cs="Arial" w:eastAsia="Arial" w:hAnsi="Arial"/>
@@ -22532,7 +22532,7 @@
               <w:spacing w:after="10" w:before="0"/>
               <w:ind w:left="120"/>
             </w:pPr>
-            <w:hyperlink w:history="1" r:id="rIdbe6fnhjk8pt1l4m-bvivc">
+            <w:hyperlink w:history="1" r:id="rIdtzyarzxnyxcb6hnsoco-o">
               <w:r>
                 <w:rPr>
                   <w:rFonts w:ascii="Arial" w:cs="Arial" w:eastAsia="Arial" w:hAnsi="Arial"/>
@@ -22577,7 +22577,7 @@
             <w:pPr>
               <w:spacing w:after="20" w:before="0"/>
             </w:pPr>
-            <w:hyperlink w:history="1" r:id="rIdtg3s1j_yxoofy28fnhrmv">
+            <w:hyperlink w:history="1" r:id="rIdensuwle1fkexpnj9qmir3">
               <w:r>
                 <w:rPr>
                   <w:rFonts w:ascii="Arial" w:cs="Arial" w:eastAsia="Arial" w:hAnsi="Arial"/>
@@ -22626,7 +22626,7 @@
               <w:spacing w:after="10" w:before="0"/>
               <w:ind w:left="120"/>
             </w:pPr>
-            <w:hyperlink w:history="1" r:id="rIdmd1ttedajj9hnsuam57np">
+            <w:hyperlink w:history="1" r:id="rIdj4bk0e-_zfb8d7ur7fnmu">
               <w:r>
                 <w:rPr>
                   <w:rFonts w:ascii="Arial" w:cs="Arial" w:eastAsia="Arial" w:hAnsi="Arial"/>
@@ -22826,7 +22826,7 @@
             <w:pPr>
               <w:spacing w:after="20" w:before="0"/>
             </w:pPr>
-            <w:hyperlink w:history="1" r:id="rId8xgjrx9t8p4wxf1fouc67">
+            <w:hyperlink w:history="1" r:id="rId24jt939uejq5ufv72csdu">
               <w:r>
                 <w:rPr>
                   <w:rFonts w:ascii="Arial" w:cs="Arial" w:eastAsia="Arial" w:hAnsi="Arial"/>
@@ -22875,7 +22875,7 @@
               <w:spacing w:after="10" w:before="0"/>
               <w:ind w:left="120"/>
             </w:pPr>
-            <w:hyperlink w:history="1" r:id="rIdicmg_fx3hnrkrja3rdyem">
+            <w:hyperlink w:history="1" r:id="rIdqxpsy6k6uf_sihclaol6u">
               <w:r>
                 <w:rPr>
                   <w:rFonts w:ascii="Arial" w:cs="Arial" w:eastAsia="Arial" w:hAnsi="Arial"/>
@@ -22920,7 +22920,7 @@
             <w:pPr>
               <w:spacing w:after="20" w:before="0"/>
             </w:pPr>
-            <w:hyperlink w:history="1" r:id="rIdyvcuuqm2w6ds9kcfnbrbe">
+            <w:hyperlink w:history="1" r:id="rIdpogz_npanb6nl89oqgb4s">
               <w:r>
                 <w:rPr>
                   <w:rFonts w:ascii="Arial" w:cs="Arial" w:eastAsia="Arial" w:hAnsi="Arial"/>
@@ -22969,7 +22969,7 @@
               <w:spacing w:after="10" w:before="0"/>
               <w:ind w:left="120"/>
             </w:pPr>
-            <w:hyperlink w:history="1" r:id="rIdxku-nziysnnneqhwjpkrm">
+            <w:hyperlink w:history="1" r:id="rIdtt6uzajmqzp0vl8tsjgwn">
               <w:r>
                 <w:rPr>
                   <w:rFonts w:ascii="Arial" w:cs="Arial" w:eastAsia="Arial" w:hAnsi="Arial"/>
@@ -23494,7 +23494,7 @@
         </w:rPr>
         <w:t xml:space="preserve">© 2026 SeaVuria and ARES. Aligned with KICD objectives. Developed by SeaVuria; technical implementation by ARES (with AI assistance from Claude). Licensed under </w:t>
       </w:r>
-      <w:hyperlink w:history="1" r:id="rId61uypfe88vuia8rjli4dq">
+      <w:hyperlink w:history="1" r:id="rIdntdooxkawze8tul9lz1v3">
         <w:r>
           <w:rPr>
             <w:rFonts w:ascii="Arial" w:cs="Arial" w:eastAsia="Arial" w:hAnsi="Arial"/>
@@ -23515,7 +23515,7 @@
         </w:rPr>
         <w:t xml:space="preserve"> (</w:t>
       </w:r>
-      <w:hyperlink w:history="1" r:id="rIdbfnqdrbfgkhmdpyans69w">
+      <w:hyperlink w:history="1" r:id="rIdubmjwhytx-pczh0o7kehu">
         <w:r>
           <w:rPr>
             <w:rFonts w:ascii="Arial" w:cs="Arial" w:eastAsia="Arial" w:hAnsi="Arial"/>
@@ -24555,7 +24555,7 @@
             <w:pPr>
               <w:spacing w:after="20" w:before="0"/>
             </w:pPr>
-            <w:hyperlink w:history="1" r:id="rIdtnn5vuxjav3mfps27wnxb">
+            <w:hyperlink w:history="1" r:id="rIdjeh6jkw_pxexm0uxmgp--">
               <w:r>
                 <w:rPr>
                   <w:rFonts w:ascii="Arial" w:cs="Arial" w:eastAsia="Arial" w:hAnsi="Arial"/>
@@ -24588,7 +24588,7 @@
               <w:spacing w:after="10" w:before="0"/>
               <w:ind w:left="120"/>
             </w:pPr>
-            <w:hyperlink w:history="1" r:id="rId_qaa78j3mwihfrj3xmjyc">
+            <w:hyperlink w:history="1" r:id="rIdqdwqg0ln166bnyeropws6">
               <w:r>
                 <w:rPr>
                   <w:rFonts w:ascii="Arial" w:cs="Arial" w:eastAsia="Arial" w:hAnsi="Arial"/>
@@ -24633,7 +24633,7 @@
             <w:pPr>
               <w:spacing w:after="20" w:before="0"/>
             </w:pPr>
-            <w:hyperlink w:history="1" r:id="rIdc7dno8isa3gb6jjcfdrw1">
+            <w:hyperlink w:history="1" r:id="rIdss1bgr5wqescx-d7xfpdy">
               <w:r>
                 <w:rPr>
                   <w:rFonts w:ascii="Arial" w:cs="Arial" w:eastAsia="Arial" w:hAnsi="Arial"/>
@@ -24682,7 +24682,7 @@
               <w:spacing w:after="10" w:before="0"/>
               <w:ind w:left="120"/>
             </w:pPr>
-            <w:hyperlink w:history="1" r:id="rIde9bycgwc4opv6fmjcq2vj">
+            <w:hyperlink w:history="1" r:id="rIdfkra_xtqhlrwwemugicyu">
               <w:r>
                 <w:rPr>
                   <w:rFonts w:ascii="Arial" w:cs="Arial" w:eastAsia="Arial" w:hAnsi="Arial"/>
@@ -24882,7 +24882,7 @@
             <w:pPr>
               <w:spacing w:after="20" w:before="0"/>
             </w:pPr>
-            <w:hyperlink w:history="1" r:id="rIdyqao_os3bdhmt3brccuha">
+            <w:hyperlink w:history="1" r:id="rIdrjnmkvghspxwl1ebq-d0z">
               <w:r>
                 <w:rPr>
                   <w:rFonts w:ascii="Arial" w:cs="Arial" w:eastAsia="Arial" w:hAnsi="Arial"/>
@@ -24915,7 +24915,7 @@
               <w:spacing w:after="10" w:before="0"/>
               <w:ind w:left="120"/>
             </w:pPr>
-            <w:hyperlink w:history="1" r:id="rIdpumaocbseoxfdjr8v5yop">
+            <w:hyperlink w:history="1" r:id="rIdx5ut7zkbruqsakgse6vh5">
               <w:r>
                 <w:rPr>
                   <w:rFonts w:ascii="Arial" w:cs="Arial" w:eastAsia="Arial" w:hAnsi="Arial"/>
@@ -24960,7 +24960,7 @@
             <w:pPr>
               <w:spacing w:after="20" w:before="0"/>
             </w:pPr>
-            <w:hyperlink w:history="1" r:id="rId2qr--kvmgiwhysancnfvg">
+            <w:hyperlink w:history="1" r:id="rIdtmq_s7pc2tnwrqavh1gfy">
               <w:r>
                 <w:rPr>
                   <w:rFonts w:ascii="Arial" w:cs="Arial" w:eastAsia="Arial" w:hAnsi="Arial"/>
@@ -25009,7 +25009,7 @@
               <w:spacing w:after="10" w:before="0"/>
               <w:ind w:left="120"/>
             </w:pPr>
-            <w:hyperlink w:history="1" r:id="rIdn2ewvjvzpsae9dn2vw7kt">
+            <w:hyperlink w:history="1" r:id="rIdaorzoo9btyhabpqibgpjd">
               <w:r>
                 <w:rPr>
                   <w:rFonts w:ascii="Arial" w:cs="Arial" w:eastAsia="Arial" w:hAnsi="Arial"/>
@@ -25209,7 +25209,7 @@
             <w:pPr>
               <w:spacing w:after="20" w:before="0"/>
             </w:pPr>
-            <w:hyperlink w:history="1" r:id="rIdoaoqmt4oetecvpvxq2-l6">
+            <w:hyperlink w:history="1" r:id="rIdzskhssograt-f-vyy7vip">
               <w:r>
                 <w:rPr>
                   <w:rFonts w:ascii="Arial" w:cs="Arial" w:eastAsia="Arial" w:hAnsi="Arial"/>
@@ -25258,7 +25258,7 @@
               <w:spacing w:after="10" w:before="0"/>
               <w:ind w:left="120"/>
             </w:pPr>
-            <w:hyperlink w:history="1" r:id="rIdv3qloc_ob-zxmsphbrslp">
+            <w:hyperlink w:history="1" r:id="rIdsvfkbhgdl1ftfjkvhclv4">
               <w:r>
                 <w:rPr>
                   <w:rFonts w:ascii="Arial" w:cs="Arial" w:eastAsia="Arial" w:hAnsi="Arial"/>
@@ -25303,7 +25303,7 @@
             <w:pPr>
               <w:spacing w:after="20" w:before="0"/>
             </w:pPr>
-            <w:hyperlink w:history="1" r:id="rIdc_llzpil5emifp7zbh1ym">
+            <w:hyperlink w:history="1" r:id="rIdphjropodhyxuo5opyzxgf">
               <w:r>
                 <w:rPr>
                   <w:rFonts w:ascii="Arial" w:cs="Arial" w:eastAsia="Arial" w:hAnsi="Arial"/>
@@ -25352,7 +25352,7 @@
               <w:spacing w:after="10" w:before="0"/>
               <w:ind w:left="120"/>
             </w:pPr>
-            <w:hyperlink w:history="1" r:id="rIdifjumhemtgsurupn5qlbq">
+            <w:hyperlink w:history="1" r:id="rIdszasi23qc2go6uweoufkq">
               <w:r>
                 <w:rPr>
                   <w:rFonts w:ascii="Arial" w:cs="Arial" w:eastAsia="Arial" w:hAnsi="Arial"/>
@@ -25552,7 +25552,7 @@
             <w:pPr>
               <w:spacing w:after="20" w:before="0"/>
             </w:pPr>
-            <w:hyperlink w:history="1" r:id="rIdnem1pyemjg0somo9yjkyg">
+            <w:hyperlink w:history="1" r:id="rIdp2119t79wlehjeeprs5_k">
               <w:r>
                 <w:rPr>
                   <w:rFonts w:ascii="Arial" w:cs="Arial" w:eastAsia="Arial" w:hAnsi="Arial"/>
@@ -25585,7 +25585,7 @@
               <w:spacing w:after="10" w:before="0"/>
               <w:ind w:left="120"/>
             </w:pPr>
-            <w:hyperlink w:history="1" r:id="rIdcrxw8amyj4xyvdp9yjq6z">
+            <w:hyperlink w:history="1" r:id="rIdrlddgitvydoyy3ok7tmzd">
               <w:r>
                 <w:rPr>
                   <w:rFonts w:ascii="Arial" w:cs="Arial" w:eastAsia="Arial" w:hAnsi="Arial"/>
@@ -25630,7 +25630,7 @@
             <w:pPr>
               <w:spacing w:after="20" w:before="0"/>
             </w:pPr>
-            <w:hyperlink w:history="1" r:id="rIdn0cxbtdhtkmb6k-dipcsh">
+            <w:hyperlink w:history="1" r:id="rIdy-pga4dgvsty_-cbopmhr">
               <w:r>
                 <w:rPr>
                   <w:rFonts w:ascii="Arial" w:cs="Arial" w:eastAsia="Arial" w:hAnsi="Arial"/>
@@ -25679,7 +25679,7 @@
               <w:spacing w:after="10" w:before="0"/>
               <w:ind w:left="120"/>
             </w:pPr>
-            <w:hyperlink w:history="1" r:id="rId_rfucdpjdkqoezucgitqk">
+            <w:hyperlink w:history="1" r:id="rIdy0ntrlreqsqpkmm16o5ce">
               <w:r>
                 <w:rPr>
                   <w:rFonts w:ascii="Arial" w:cs="Arial" w:eastAsia="Arial" w:hAnsi="Arial"/>
@@ -25879,7 +25879,7 @@
             <w:pPr>
               <w:spacing w:after="20" w:before="0"/>
             </w:pPr>
-            <w:hyperlink w:history="1" r:id="rId-b5knfyxc1ri35bii507e">
+            <w:hyperlink w:history="1" r:id="rIdoielccr3kqz6xaqv_lskm">
               <w:r>
                 <w:rPr>
                   <w:rFonts w:ascii="Arial" w:cs="Arial" w:eastAsia="Arial" w:hAnsi="Arial"/>
@@ -25912,7 +25912,7 @@
               <w:spacing w:after="10" w:before="0"/>
               <w:ind w:left="120"/>
             </w:pPr>
-            <w:hyperlink w:history="1" r:id="rIdie7zupqafyrlqnndvygrm">
+            <w:hyperlink w:history="1" r:id="rIdrrl8np40zyblemwpyxnax">
               <w:r>
                 <w:rPr>
                   <w:rFonts w:ascii="Arial" w:cs="Arial" w:eastAsia="Arial" w:hAnsi="Arial"/>
@@ -25957,7 +25957,7 @@
             <w:pPr>
               <w:spacing w:after="20" w:before="0"/>
             </w:pPr>
-            <w:hyperlink w:history="1" r:id="rIdatutbj0dblhhb_89io4o4">
+            <w:hyperlink w:history="1" r:id="rId6g1q7dpgl5rfxwszhmazw">
               <w:r>
                 <w:rPr>
                   <w:rFonts w:ascii="Arial" w:cs="Arial" w:eastAsia="Arial" w:hAnsi="Arial"/>
@@ -26006,7 +26006,7 @@
               <w:spacing w:after="10" w:before="0"/>
               <w:ind w:left="120"/>
             </w:pPr>
-            <w:hyperlink w:history="1" r:id="rIdc5eunggba8ccfbf3dctsx">
+            <w:hyperlink w:history="1" r:id="rIdjda-js2kpiojbgubtc-z0">
               <w:r>
                 <w:rPr>
                   <w:rFonts w:ascii="Arial" w:cs="Arial" w:eastAsia="Arial" w:hAnsi="Arial"/>
@@ -26531,7 +26531,7 @@
         </w:rPr>
         <w:t xml:space="preserve">© 2026 SeaVuria and ARES. Aligned with KICD objectives. Developed by SeaVuria; technical implementation by ARES (with AI assistance from Claude). Licensed under </w:t>
       </w:r>
-      <w:hyperlink w:history="1" r:id="rIdeuhtekg7b0yab3wypjrxg">
+      <w:hyperlink w:history="1" r:id="rIdbdvzjcgtyffrw-v5j9mzp">
         <w:r>
           <w:rPr>
             <w:rFonts w:ascii="Arial" w:cs="Arial" w:eastAsia="Arial" w:hAnsi="Arial"/>
@@ -26552,7 +26552,7 @@
         </w:rPr>
         <w:t xml:space="preserve"> (</w:t>
       </w:r>
-      <w:hyperlink w:history="1" r:id="rIdasxvgtetqm7ol0b1eijxh">
+      <w:hyperlink w:history="1" r:id="rIdxcphbznks5wih0_semkku">
         <w:r>
           <w:rPr>
             <w:rFonts w:ascii="Arial" w:cs="Arial" w:eastAsia="Arial" w:hAnsi="Arial"/>
@@ -27592,7 +27592,7 @@
             <w:pPr>
               <w:spacing w:after="20" w:before="0"/>
             </w:pPr>
-            <w:hyperlink w:history="1" r:id="rId9cdglg4dcnotg7wsjvc5m">
+            <w:hyperlink w:history="1" r:id="rIdsn3tbl56buchtydm5s3h5">
               <w:r>
                 <w:rPr>
                   <w:rFonts w:ascii="Arial" w:cs="Arial" w:eastAsia="Arial" w:hAnsi="Arial"/>
@@ -27625,7 +27625,7 @@
               <w:spacing w:after="10" w:before="0"/>
               <w:ind w:left="120"/>
             </w:pPr>
-            <w:hyperlink w:history="1" r:id="rId-sh0z3_a0ual4d20z1b8w">
+            <w:hyperlink w:history="1" r:id="rIdya82sdd4iph2slgchtxoz">
               <w:r>
                 <w:rPr>
                   <w:rFonts w:ascii="Arial" w:cs="Arial" w:eastAsia="Arial" w:hAnsi="Arial"/>
@@ -27687,7 +27687,7 @@
               <w:spacing w:after="10" w:before="0"/>
               <w:ind w:left="120"/>
             </w:pPr>
-            <w:hyperlink w:history="1" r:id="rId2dwyzp6_ff63lvp_ymvsr">
+            <w:hyperlink w:history="1" r:id="rIdpswcuhzbrwkmbcjfiauzr">
               <w:r>
                 <w:rPr>
                   <w:rFonts w:ascii="Arial" w:cs="Arial" w:eastAsia="Arial" w:hAnsi="Arial"/>
@@ -27902,7 +27902,7 @@
             <w:pPr>
               <w:spacing w:after="20" w:before="0"/>
             </w:pPr>
-            <w:hyperlink w:history="1" r:id="rIdh067idsvykwoia9lds8te">
+            <w:hyperlink w:history="1" r:id="rIdbkj1j8fwj77j8haoepnhv">
               <w:r>
                 <w:rPr>
                   <w:rFonts w:ascii="Arial" w:cs="Arial" w:eastAsia="Arial" w:hAnsi="Arial"/>
@@ -27935,7 +27935,7 @@
               <w:spacing w:after="10" w:before="0"/>
               <w:ind w:left="120"/>
             </w:pPr>
-            <w:hyperlink w:history="1" r:id="rIdgvcecz_f8uu1qouwmo4ud">
+            <w:hyperlink w:history="1" r:id="rIdtqytipe3cuk_s94_8_xti">
               <w:r>
                 <w:rPr>
                   <w:rFonts w:ascii="Arial" w:cs="Arial" w:eastAsia="Arial" w:hAnsi="Arial"/>
@@ -27997,7 +27997,7 @@
               <w:spacing w:after="10" w:before="0"/>
               <w:ind w:left="120"/>
             </w:pPr>
-            <w:hyperlink w:history="1" r:id="rIdbqmx8k0xt48cquikdoj8s">
+            <w:hyperlink w:history="1" r:id="rIdenj1vpm6ckb-mncxajth3">
               <w:r>
                 <w:rPr>
                   <w:rFonts w:ascii="Arial" w:cs="Arial" w:eastAsia="Arial" w:hAnsi="Arial"/>
@@ -28212,7 +28212,7 @@
             <w:pPr>
               <w:spacing w:after="20" w:before="0"/>
             </w:pPr>
-            <w:hyperlink w:history="1" r:id="rIdienqnr2e4gnmkjnmgtzyk">
+            <w:hyperlink w:history="1" r:id="rIdqhbfenxafwwpmg8cmxumi">
               <w:r>
                 <w:rPr>
                   <w:rFonts w:ascii="Arial" w:cs="Arial" w:eastAsia="Arial" w:hAnsi="Arial"/>
@@ -28245,7 +28245,7 @@
               <w:spacing w:after="10" w:before="0"/>
               <w:ind w:left="120"/>
             </w:pPr>
-            <w:hyperlink w:history="1" r:id="rIdazv6vdzpg0tgil2hb5hh-">
+            <w:hyperlink w:history="1" r:id="rId51xv3j1nslq98fybicbdx">
               <w:r>
                 <w:rPr>
                   <w:rFonts w:ascii="Arial" w:cs="Arial" w:eastAsia="Arial" w:hAnsi="Arial"/>
@@ -28307,7 +28307,7 @@
               <w:spacing w:after="10" w:before="0"/>
               <w:ind w:left="120"/>
             </w:pPr>
-            <w:hyperlink w:history="1" r:id="rId7h-eijrvw9tt0130zjsbr">
+            <w:hyperlink w:history="1" r:id="rIdpnrcwt4u8qzfihrndt64f">
               <w:r>
                 <w:rPr>
                   <w:rFonts w:ascii="Arial" w:cs="Arial" w:eastAsia="Arial" w:hAnsi="Arial"/>
@@ -28522,7 +28522,7 @@
             <w:pPr>
               <w:spacing w:after="20" w:before="0"/>
             </w:pPr>
-            <w:hyperlink w:history="1" r:id="rIdcwwbiv2ukw3v1u-m5piqp">
+            <w:hyperlink w:history="1" r:id="rId_gez0fggl7zz9pmqq7uzv">
               <w:r>
                 <w:rPr>
                   <w:rFonts w:ascii="Arial" w:cs="Arial" w:eastAsia="Arial" w:hAnsi="Arial"/>
@@ -28555,7 +28555,7 @@
               <w:spacing w:after="10" w:before="0"/>
               <w:ind w:left="120"/>
             </w:pPr>
-            <w:hyperlink w:history="1" r:id="rIda2cftujt8z-tdwih3xpn0">
+            <w:hyperlink w:history="1" r:id="rIdyybve6-h4hj-8pgrevl2u">
               <w:r>
                 <w:rPr>
                   <w:rFonts w:ascii="Arial" w:cs="Arial" w:eastAsia="Arial" w:hAnsi="Arial"/>
@@ -28617,7 +28617,7 @@
               <w:spacing w:after="10" w:before="0"/>
               <w:ind w:left="120"/>
             </w:pPr>
-            <w:hyperlink w:history="1" r:id="rId-0ykhvjkhndxzuawnvcy8">
+            <w:hyperlink w:history="1" r:id="rIdwsyyquppyvliqducrduv8">
               <w:r>
                 <w:rPr>
                   <w:rFonts w:ascii="Arial" w:cs="Arial" w:eastAsia="Arial" w:hAnsi="Arial"/>
@@ -28832,7 +28832,7 @@
             <w:pPr>
               <w:spacing w:after="20" w:before="0"/>
             </w:pPr>
-            <w:hyperlink w:history="1" r:id="rIdzyh4v15wjxzkmdebzshms">
+            <w:hyperlink w:history="1" r:id="rIds9_eqfm32mxrfqlerjdoy">
               <w:r>
                 <w:rPr>
                   <w:rFonts w:ascii="Arial" w:cs="Arial" w:eastAsia="Arial" w:hAnsi="Arial"/>
@@ -28865,7 +28865,7 @@
               <w:spacing w:after="10" w:before="0"/>
               <w:ind w:left="120"/>
             </w:pPr>
-            <w:hyperlink w:history="1" r:id="rIdriokxr1bzhwgcmwkvhdkz">
+            <w:hyperlink w:history="1" r:id="rId30ef64iu6dzwjk2iavkjg">
               <w:r>
                 <w:rPr>
                   <w:rFonts w:ascii="Arial" w:cs="Arial" w:eastAsia="Arial" w:hAnsi="Arial"/>
@@ -28927,7 +28927,7 @@
               <w:spacing w:after="10" w:before="0"/>
               <w:ind w:left="120"/>
             </w:pPr>
-            <w:hyperlink w:history="1" r:id="rIdfeewccpyeqtm8jn-mvk_w">
+            <w:hyperlink w:history="1" r:id="rIdjauxfistuu-rclf6k-p2e">
               <w:r>
                 <w:rPr>
                   <w:rFonts w:ascii="Arial" w:cs="Arial" w:eastAsia="Arial" w:hAnsi="Arial"/>
@@ -29467,7 +29467,7 @@
         </w:rPr>
         <w:t xml:space="preserve">© 2026 SeaVuria and ARES. Aligned with KICD objectives. Developed by SeaVuria; technical implementation by ARES (with AI assistance from Claude). Licensed under </w:t>
       </w:r>
-      <w:hyperlink w:history="1" r:id="rIdqnfbxhspbd4i_opeu20he">
+      <w:hyperlink w:history="1" r:id="rIdi2qz8gtizxc6y3ox4oy-e">
         <w:r>
           <w:rPr>
             <w:rFonts w:ascii="Arial" w:cs="Arial" w:eastAsia="Arial" w:hAnsi="Arial"/>
@@ -29488,7 +29488,7 @@
         </w:rPr>
         <w:t xml:space="preserve"> (</w:t>
       </w:r>
-      <w:hyperlink w:history="1" r:id="rId_tgwfwos3cvzc4nnrbuza">
+      <w:hyperlink w:history="1" r:id="rIdjrn2afhlnoytgdx_1bvk3">
         <w:r>
           <w:rPr>
             <w:rFonts w:ascii="Arial" w:cs="Arial" w:eastAsia="Arial" w:hAnsi="Arial"/>
